--- a/Docs/Run_timing_manuscript.docx
+++ b/Docs/Run_timing_manuscript.docx
@@ -5176,73 +5176,81 @@
           <w:sz w:val="20"/>
           <w:szCs w:val="20"/>
         </w:rPr>
-        <w:t xml:space="preserve">Across all years of our dataset (2017-2021), returns </w:t>
-      </w:r>
+        <w:t xml:space="preserve">Across all years of our dataset (2017-2021), returns to the 21 stock units exhibited distinct temporal patterns in contribution and </w:t>
+      </w:r>
+      <w:proofErr w:type="gramStart"/>
       <w:r>
         <w:rPr>
           <w:rFonts w:ascii="Garamond" w:hAnsi="Garamond"/>
           <w:sz w:val="20"/>
           <w:szCs w:val="20"/>
         </w:rPr>
-        <w:t>to the</w:t>
-      </w:r>
+        <w:t>an</w:t>
+      </w:r>
+      <w:proofErr w:type="gramEnd"/>
       <w:r>
         <w:rPr>
           <w:rFonts w:ascii="Garamond" w:hAnsi="Garamond"/>
           <w:sz w:val="20"/>
           <w:szCs w:val="20"/>
         </w:rPr>
-        <w:t xml:space="preserve"> </w:t>
-      </w:r>
+        <w:t xml:space="preserve"> progression from upstream to downstream stock as the season progressed. Early season returns (Q1: start of run through June 11) were dominated by stocks from the upper portions of the watershed. The largest contributors were Big River (median: ~12%, range: 8-18%), Upper Kusko Main (median: ~10%, range: 6-16%), and Swift (median: ~8%, range: 4-14%), with moderate contributions from </w:t>
+      </w:r>
+      <w:proofErr w:type="spellStart"/>
       <w:r>
         <w:rPr>
           <w:rFonts w:ascii="Garamond" w:hAnsi="Garamond"/>
           <w:sz w:val="20"/>
           <w:szCs w:val="20"/>
         </w:rPr>
-        <w:t>21</w:t>
-      </w:r>
+        <w:t>Takotna</w:t>
+      </w:r>
+      <w:proofErr w:type="spellEnd"/>
       <w:r>
         <w:rPr>
           <w:rFonts w:ascii="Garamond" w:hAnsi="Garamond"/>
           <w:sz w:val="20"/>
           <w:szCs w:val="20"/>
         </w:rPr>
-        <w:t xml:space="preserve"> </w:t>
-      </w:r>
+        <w:t xml:space="preserve"> and Nixon Fork (~8%) and some middle-watershed stocks including Stony (~6%) and </w:t>
+      </w:r>
+      <w:proofErr w:type="spellStart"/>
       <w:r>
         <w:rPr>
           <w:rFonts w:ascii="Garamond" w:hAnsi="Garamond"/>
           <w:sz w:val="20"/>
           <w:szCs w:val="20"/>
         </w:rPr>
-        <w:t xml:space="preserve">stock </w:t>
-      </w:r>
+        <w:t>Holitna</w:t>
+      </w:r>
+      <w:proofErr w:type="spellEnd"/>
       <w:r>
         <w:rPr>
           <w:rFonts w:ascii="Garamond" w:hAnsi="Garamond"/>
           <w:sz w:val="20"/>
           <w:szCs w:val="20"/>
         </w:rPr>
-        <w:t>units exhibited distinct temporal patterns in contribution</w:t>
-      </w:r>
+        <w:t xml:space="preserve"> (~5%). Upper watershed stocks exhibited substantially higher inter-annual variability during Q1 as compared to the other three </w:t>
+      </w:r>
+      <w:proofErr w:type="spellStart"/>
+      <w:proofErr w:type="gramStart"/>
       <w:r>
         <w:rPr>
           <w:rFonts w:ascii="Garamond" w:hAnsi="Garamond"/>
           <w:sz w:val="20"/>
           <w:szCs w:val="20"/>
         </w:rPr>
-        <w:t xml:space="preserve"> and </w:t>
-      </w:r>
-      <w:proofErr w:type="gramStart"/>
+        <w:t>quartiles.</w:t>
+      </w:r>
       <w:r>
         <w:rPr>
           <w:rFonts w:ascii="Garamond" w:hAnsi="Garamond"/>
           <w:sz w:val="20"/>
           <w:szCs w:val="20"/>
         </w:rPr>
-        <w:t>an</w:t>
-      </w:r>
+        <w:t>The</w:t>
+      </w:r>
+      <w:proofErr w:type="spellEnd"/>
       <w:proofErr w:type="gramEnd"/>
       <w:r>
         <w:rPr>
@@ -5250,137 +5258,25 @@
           <w:sz w:val="20"/>
           <w:szCs w:val="20"/>
         </w:rPr>
-        <w:t xml:space="preserve"> </w:t>
-      </w:r>
+        <w:t xml:space="preserve"> distribution of returns became more balanced across the watershed during Q2 (June 12-21), with contributions more evenly distributed among management units compared to the upper-watershed dominance of Q1. Upper watershed contributions remained important but began declining: Big River decreased from 12% to 10%, Upper Kusko Main from 10% to 9%, and Swift from 8% to 7%. Simultaneously, middle-watershed stocks increased their relative importance, with </w:t>
+      </w:r>
+      <w:proofErr w:type="spellStart"/>
       <w:r>
         <w:rPr>
           <w:rFonts w:ascii="Garamond" w:hAnsi="Garamond"/>
           <w:sz w:val="20"/>
           <w:szCs w:val="20"/>
         </w:rPr>
-        <w:t xml:space="preserve">progression </w:t>
-      </w:r>
+        <w:t>Holitna</w:t>
+      </w:r>
+      <w:proofErr w:type="spellEnd"/>
       <w:r>
         <w:rPr>
           <w:rFonts w:ascii="Garamond" w:hAnsi="Garamond"/>
           <w:sz w:val="20"/>
           <w:szCs w:val="20"/>
         </w:rPr>
-        <w:t xml:space="preserve">from upstream to downstream stock as the season progressed. </w:t>
-      </w:r>
-      <w:r>
-        <w:rPr>
-          <w:rFonts w:ascii="Garamond" w:hAnsi="Garamond"/>
-          <w:sz w:val="20"/>
-          <w:szCs w:val="20"/>
-        </w:rPr>
-        <w:t xml:space="preserve">Early season returns (Q1: start of run through June 11) were dominated by stocks from the upper portions of the watershed. The largest contributors were Big River (median: ~12%, range: 8-18%), Upper Kusko Main (median: ~10%, range: 6-16%), and Swift (median: ~8%, range: 4-14%), with moderate contributions from </w:t>
-      </w:r>
-      <w:proofErr w:type="spellStart"/>
-      <w:r>
-        <w:rPr>
-          <w:rFonts w:ascii="Garamond" w:hAnsi="Garamond"/>
-          <w:sz w:val="20"/>
-          <w:szCs w:val="20"/>
-        </w:rPr>
-        <w:t>Takotna</w:t>
-      </w:r>
-      <w:proofErr w:type="spellEnd"/>
-      <w:r>
-        <w:rPr>
-          <w:rFonts w:ascii="Garamond" w:hAnsi="Garamond"/>
-          <w:sz w:val="20"/>
-          <w:szCs w:val="20"/>
-        </w:rPr>
-        <w:t xml:space="preserve"> and Nixon Fork (~8%) and some middle-watershed stocks including Stony (~6%) and </w:t>
-      </w:r>
-      <w:proofErr w:type="spellStart"/>
-      <w:r>
-        <w:rPr>
-          <w:rFonts w:ascii="Garamond" w:hAnsi="Garamond"/>
-          <w:sz w:val="20"/>
-          <w:szCs w:val="20"/>
-        </w:rPr>
-        <w:t>Holitna</w:t>
-      </w:r>
-      <w:proofErr w:type="spellEnd"/>
-      <w:r>
-        <w:rPr>
-          <w:rFonts w:ascii="Garamond" w:hAnsi="Garamond"/>
-          <w:sz w:val="20"/>
-          <w:szCs w:val="20"/>
-        </w:rPr>
-        <w:t xml:space="preserve"> (~5%). Upper watershed stocks exhibited substantially higher inter-annual variability during Q1</w:t>
-      </w:r>
-      <w:r>
-        <w:rPr>
-          <w:rFonts w:ascii="Garamond" w:hAnsi="Garamond"/>
-          <w:sz w:val="20"/>
-          <w:szCs w:val="20"/>
-        </w:rPr>
-        <w:t xml:space="preserve"> as compared to the other three </w:t>
-      </w:r>
-      <w:proofErr w:type="spellStart"/>
-      <w:proofErr w:type="gramStart"/>
-      <w:r>
-        <w:rPr>
-          <w:rFonts w:ascii="Garamond" w:hAnsi="Garamond"/>
-          <w:sz w:val="20"/>
-          <w:szCs w:val="20"/>
-        </w:rPr>
-        <w:t>quartiles</w:t>
-      </w:r>
-      <w:r>
-        <w:rPr>
-          <w:rFonts w:ascii="Garamond" w:hAnsi="Garamond"/>
-          <w:sz w:val="20"/>
-          <w:szCs w:val="20"/>
-        </w:rPr>
-        <w:t>.</w:t>
-      </w:r>
-      <w:r>
-        <w:rPr>
-          <w:rFonts w:ascii="Garamond" w:hAnsi="Garamond"/>
-          <w:sz w:val="20"/>
-          <w:szCs w:val="20"/>
-        </w:rPr>
-        <w:t>The</w:t>
-      </w:r>
-      <w:proofErr w:type="spellEnd"/>
-      <w:proofErr w:type="gramEnd"/>
-      <w:r>
-        <w:rPr>
-          <w:rFonts w:ascii="Garamond" w:hAnsi="Garamond"/>
-          <w:sz w:val="20"/>
-          <w:szCs w:val="20"/>
-        </w:rPr>
-        <w:t xml:space="preserve"> distribution of returns became more balanced across the watershed during Q2 (June 12-21), with contributions more evenly distributed among management units compared to the upper-watershed dominance of Q1. Upper watershed contributions remained important but began declining: Big River decreased from 12% to 10%, Upper Kusko Main from 10% to 9%, and Swift from 8% to 7%. Simultaneously, middle-watershed stocks increased their relative importance, with </w:t>
-      </w:r>
-      <w:proofErr w:type="spellStart"/>
-      <w:r>
-        <w:rPr>
-          <w:rFonts w:ascii="Garamond" w:hAnsi="Garamond"/>
-          <w:sz w:val="20"/>
-          <w:szCs w:val="20"/>
-        </w:rPr>
-        <w:t>Holitna</w:t>
-      </w:r>
-      <w:proofErr w:type="spellEnd"/>
-      <w:r>
-        <w:rPr>
-          <w:rFonts w:ascii="Garamond" w:hAnsi="Garamond"/>
-          <w:sz w:val="20"/>
-          <w:szCs w:val="20"/>
-        </w:rPr>
-        <w:t xml:space="preserve"> rising from 5% to 7%, Middle Kusko Main from 4% to 6%, and Aniak from 3% to 5%. Stony River emerged as a consistently strong contributor (median: ~8%, range: 6-10%) with reduced variability compared to Q1 patterns (range: 4-12%)</w:t>
-      </w:r>
-      <w:r>
-        <w:rPr>
-          <w:rFonts w:ascii="Garamond" w:hAnsi="Garamond"/>
-          <w:sz w:val="20"/>
-          <w:szCs w:val="20"/>
-        </w:rPr>
-        <w:t xml:space="preserve">. </w:t>
+        <w:t xml:space="preserve"> rising from 5% to 7%, Middle Kusko Main from 4% to 6%, and Aniak from 3% to 5%. Stony River emerged as a consistently strong contributor (median: ~8%, range: 6-10%) with reduced variability compared to Q1 patterns (range: 4-12%). </w:t>
       </w:r>
       <w:r>
         <w:rPr>
@@ -5634,23 +5530,23 @@
           <w:sz w:val="22"/>
           <w:szCs w:val="22"/>
         </w:rPr>
-        <w:t xml:space="preserve">Cumulative distribution plots further illustrate the pattern of consistently </w:t>
-      </w:r>
-      <w:r>
-        <w:rPr>
-          <w:rFonts w:ascii="Garamond" w:hAnsi="Garamond"/>
-          <w:sz w:val="22"/>
-          <w:szCs w:val="22"/>
-        </w:rPr>
-        <w:t>early returning</w:t>
-      </w:r>
-      <w:r>
-        <w:rPr>
-          <w:rFonts w:ascii="Garamond" w:hAnsi="Garamond"/>
-          <w:sz w:val="22"/>
-          <w:szCs w:val="22"/>
-        </w:rPr>
-        <w:t xml:space="preserve"> upper Kuskokwim stocks and late-returning lower Kuskokwim stocks. As compared to the relatively coarse spatial scale of quartile analysis, these data illustrate variation in run timing among stocks at a finer spatial scale that is independent of the binning of values into quartiles based on consistent dates. This analysis reveals whether the timing of stock contribution varies based on the relative timing of the run (i.e. early returning vs late returning or short vs long run), and is independent of the total contribution of the stock to the overall </w:t>
+        <w:t>Cumulative distribution plots further illustrate the pattern of consistently early returning upper Kuskokwim stocks and late-returning lower Kuskokwim stocks. As compared to the relatively coarse spatial scale of quartile analysis, these data illustrate variation in run timing among stocks at a finer spatial scale that is independent of the quartile</w:t>
+      </w:r>
+      <w:r>
+        <w:rPr>
+          <w:rFonts w:ascii="Garamond" w:hAnsi="Garamond"/>
+          <w:sz w:val="22"/>
+          <w:szCs w:val="22"/>
+        </w:rPr>
+        <w:t xml:space="preserve"> cutoff dates. </w:t>
+      </w:r>
+      <w:r>
+        <w:rPr>
+          <w:rFonts w:ascii="Garamond" w:hAnsi="Garamond"/>
+          <w:sz w:val="22"/>
+          <w:szCs w:val="22"/>
+        </w:rPr>
+        <w:t xml:space="preserve">This analysis reveals whether the timing of stock contribution varies based on the relative timing of the run (i.e. early returning vs late returning or short vs long run), and is independent of the total contribution of the stock to the overall </w:t>
       </w:r>
       <w:proofErr w:type="spellStart"/>
       <w:r>
@@ -5668,163 +5564,34 @@
           <w:sz w:val="22"/>
           <w:szCs w:val="22"/>
         </w:rPr>
-        <w:t xml:space="preserve"> watershed stocks demonstrated characteristically steep early-season curves, with populations like Big River, Swift, and Upper Kusko Main</w:t>
-      </w:r>
-      <w:r>
-        <w:rPr>
-          <w:rFonts w:ascii="Garamond" w:hAnsi="Garamond"/>
-          <w:sz w:val="22"/>
-          <w:szCs w:val="22"/>
-        </w:rPr>
-        <w:t xml:space="preserve"> (</w:t>
-      </w:r>
-      <w:r>
-        <w:rPr>
-          <w:rFonts w:ascii="Garamond" w:hAnsi="Garamond"/>
-          <w:sz w:val="22"/>
-          <w:szCs w:val="22"/>
-        </w:rPr>
-        <w:t xml:space="preserve">Figure 4, </w:t>
-      </w:r>
-      <w:r>
-        <w:rPr>
-          <w:rFonts w:ascii="Garamond" w:hAnsi="Garamond"/>
-          <w:sz w:val="22"/>
-          <w:szCs w:val="22"/>
-        </w:rPr>
-        <w:t>Dark red)</w:t>
-      </w:r>
-      <w:r>
-        <w:rPr>
-          <w:rFonts w:ascii="Garamond" w:hAnsi="Garamond"/>
-          <w:sz w:val="22"/>
-          <w:szCs w:val="22"/>
-        </w:rPr>
-        <w:t xml:space="preserve"> reaching 50% of their annual contribution </w:t>
-      </w:r>
-      <w:r>
-        <w:rPr>
-          <w:rFonts w:ascii="Garamond" w:hAnsi="Garamond"/>
-          <w:sz w:val="22"/>
-          <w:szCs w:val="22"/>
-        </w:rPr>
-        <w:t>more quickly than lower stocks</w:t>
-      </w:r>
-      <w:r>
-        <w:rPr>
-          <w:rFonts w:ascii="Garamond" w:hAnsi="Garamond"/>
-          <w:sz w:val="22"/>
-          <w:szCs w:val="22"/>
-        </w:rPr>
-        <w:t xml:space="preserve"> (Figure 4, Blue). </w:t>
-      </w:r>
-      <w:r>
-        <w:rPr>
-          <w:rFonts w:ascii="Garamond" w:hAnsi="Garamond"/>
-          <w:sz w:val="22"/>
-          <w:szCs w:val="22"/>
-        </w:rPr>
-        <w:t xml:space="preserve">The steepness of these curves </w:t>
-      </w:r>
-      <w:r>
-        <w:rPr>
-          <w:rFonts w:ascii="Garamond" w:hAnsi="Garamond"/>
-          <w:sz w:val="22"/>
-          <w:szCs w:val="22"/>
-        </w:rPr>
-        <w:t>indicates</w:t>
-      </w:r>
-      <w:r>
-        <w:rPr>
-          <w:rFonts w:ascii="Garamond" w:hAnsi="Garamond"/>
-          <w:sz w:val="22"/>
-          <w:szCs w:val="22"/>
-        </w:rPr>
-        <w:t xml:space="preserve"> highly </w:t>
-      </w:r>
-      <w:r>
-        <w:rPr>
-          <w:rFonts w:ascii="Garamond" w:hAnsi="Garamond"/>
-          <w:sz w:val="22"/>
-          <w:szCs w:val="22"/>
-        </w:rPr>
-        <w:t xml:space="preserve">predictable and concentrated returns for upper Kuskokwim stocks within a relatively narrow window. In most years, fish are predictably arriving within a narrow </w:t>
-      </w:r>
-      <w:proofErr w:type="gramStart"/>
-      <w:r>
-        <w:rPr>
-          <w:rFonts w:ascii="Garamond" w:hAnsi="Garamond"/>
-          <w:sz w:val="22"/>
-          <w:szCs w:val="22"/>
-        </w:rPr>
-        <w:t>10-15 day</w:t>
-      </w:r>
-      <w:proofErr w:type="gramEnd"/>
-      <w:r>
-        <w:rPr>
-          <w:rFonts w:ascii="Garamond" w:hAnsi="Garamond"/>
-          <w:sz w:val="22"/>
-          <w:szCs w:val="22"/>
-        </w:rPr>
-        <w:t xml:space="preserve"> window at the start of the season. As compared to the quartile analysis, cumulative distribution plots also reveal subtle differences at finer temporal scales. For example, </w:t>
-      </w:r>
-      <w:proofErr w:type="gramStart"/>
-      <w:r>
-        <w:rPr>
-          <w:rFonts w:ascii="Garamond" w:hAnsi="Garamond"/>
-          <w:sz w:val="22"/>
-          <w:szCs w:val="22"/>
-        </w:rPr>
-        <w:t>Big</w:t>
-      </w:r>
-      <w:proofErr w:type="gramEnd"/>
-      <w:r>
-        <w:rPr>
-          <w:rFonts w:ascii="Garamond" w:hAnsi="Garamond"/>
-          <w:sz w:val="22"/>
-          <w:szCs w:val="22"/>
-        </w:rPr>
-        <w:t xml:space="preserve"> river stocks consistently peak 2-3 days before Swift, indicating predictable fine-scale differences in stock contribution timing. L</w:t>
-      </w:r>
-      <w:r>
-        <w:rPr>
-          <w:rFonts w:ascii="Garamond" w:hAnsi="Garamond"/>
-          <w:sz w:val="22"/>
-          <w:szCs w:val="22"/>
-        </w:rPr>
-        <w:t>ower watershed stocks</w:t>
-      </w:r>
-      <w:r>
-        <w:rPr>
-          <w:rFonts w:ascii="Garamond" w:hAnsi="Garamond"/>
-          <w:sz w:val="22"/>
-          <w:szCs w:val="22"/>
-        </w:rPr>
-        <w:t>, in contrast,</w:t>
-      </w:r>
-      <w:r>
-        <w:rPr>
-          <w:rFonts w:ascii="Garamond" w:hAnsi="Garamond"/>
-          <w:sz w:val="22"/>
-          <w:szCs w:val="22"/>
-        </w:rPr>
-        <w:t xml:space="preserve"> exhibited markedly different cumulative patterns with gradual, extended curves reflecting protracted run timing that spans </w:t>
-      </w:r>
-      <w:r>
-        <w:rPr>
-          <w:rFonts w:ascii="Garamond" w:hAnsi="Garamond"/>
-          <w:sz w:val="22"/>
-          <w:szCs w:val="22"/>
-        </w:rPr>
-        <w:t xml:space="preserve">the entirety of the run. </w:t>
-      </w:r>
-      <w:r>
-        <w:rPr>
-          <w:rFonts w:ascii="Garamond" w:hAnsi="Garamond"/>
-          <w:sz w:val="22"/>
-          <w:szCs w:val="22"/>
-        </w:rPr>
-        <w:t xml:space="preserve">Populations such as Aniak, Kwethluk, and </w:t>
+        <w:t xml:space="preserve"> watershed stocks demonstrated characteristically steep early-season curves, with populations like Big River, Swift, and Upper Kusko Main reaching 50% of their annual contribution more quickly than lower stocks. In most years, these populations arrive within a predictable window during the early portion of the season, </w:t>
+      </w:r>
+      <w:r>
+        <w:rPr>
+          <w:rStyle w:val="Strong"/>
+          <w:rFonts w:ascii="Garamond" w:eastAsiaTheme="majorEastAsia" w:hAnsi="Garamond"/>
+          <w:b w:val="0"/>
+          <w:bCs w:val="0"/>
+          <w:sz w:val="22"/>
+          <w:szCs w:val="22"/>
+        </w:rPr>
+        <w:t>with most upper watershed stocks reaching the majority (&gt;50%) of their annual contribution within the first three weeks of the run</w:t>
+      </w:r>
+      <w:r>
+        <w:rPr>
+          <w:rFonts w:ascii="Garamond" w:hAnsi="Garamond"/>
+          <w:sz w:val="22"/>
+          <w:szCs w:val="22"/>
+        </w:rPr>
+        <w:t xml:space="preserve">. </w:t>
+      </w:r>
+      <w:r>
+        <w:rPr>
+          <w:rFonts w:ascii="Garamond" w:hAnsi="Garamond"/>
+          <w:sz w:val="22"/>
+          <w:szCs w:val="22"/>
+        </w:rPr>
+        <w:t xml:space="preserve">Lower watershed stocks exhibited markedly different cumulative patterns with gradual, extended curves reflecting protracted run timing that spans the entirety of the run. Populations such as Aniak, Kwethluk, and </w:t>
       </w:r>
       <w:proofErr w:type="spellStart"/>
       <w:r>
@@ -5842,49 +5609,47 @@
           <w:sz w:val="22"/>
           <w:szCs w:val="22"/>
         </w:rPr>
-        <w:t xml:space="preserve"> showed minimal contributions (0-10%) through mid-June, with their steepest accumulation occurring after DOY 180. </w:t>
-      </w:r>
-      <w:r>
-        <w:rPr>
-          <w:rFonts w:ascii="Garamond" w:hAnsi="Garamond"/>
-          <w:sz w:val="22"/>
-          <w:szCs w:val="22"/>
-        </w:rPr>
-        <w:t>Typically, t</w:t>
-      </w:r>
-      <w:r>
-        <w:rPr>
-          <w:rFonts w:ascii="Garamond" w:hAnsi="Garamond"/>
-          <w:sz w:val="22"/>
-          <w:szCs w:val="22"/>
-        </w:rPr>
-        <w:t>hese stocks reach 50% of their annual contribution 10-15 days later than upper watershed populations, with some continuing substantial contributions through DOY 200</w:t>
-      </w:r>
-      <w:proofErr w:type="gramStart"/>
-      <w:r>
-        <w:rPr>
-          <w:rFonts w:ascii="Garamond" w:hAnsi="Garamond"/>
-          <w:sz w:val="22"/>
-          <w:szCs w:val="22"/>
-        </w:rPr>
-        <w:t xml:space="preserve">+ </w:t>
-      </w:r>
-      <w:r>
-        <w:rPr>
-          <w:rFonts w:ascii="Garamond" w:hAnsi="Garamond"/>
-          <w:sz w:val="22"/>
-          <w:szCs w:val="22"/>
-        </w:rPr>
-        <w:t>.</w:t>
-      </w:r>
-      <w:proofErr w:type="gramEnd"/>
-      <w:r>
-        <w:rPr>
-          <w:rFonts w:ascii="Garamond" w:hAnsi="Garamond"/>
-          <w:sz w:val="22"/>
-          <w:szCs w:val="22"/>
-        </w:rPr>
-        <w:t xml:space="preserve"> </w:t>
+        <w:t xml:space="preserve"> showed substantially lower early-season contributions, with their steepest accumulation occurring later in the season</w:t>
+      </w:r>
+      <w:r>
+        <w:rPr>
+          <w:rFonts w:ascii="Garamond" w:hAnsi="Garamond"/>
+          <w:sz w:val="22"/>
+          <w:szCs w:val="22"/>
+        </w:rPr>
+        <w:t xml:space="preserve">, a pattern that further supports the average higher contribution of these stocks in the fourth quartile of our dataset. </w:t>
+      </w:r>
+      <w:r>
+        <w:rPr>
+          <w:rFonts w:ascii="Garamond" w:hAnsi="Garamond"/>
+          <w:sz w:val="22"/>
+          <w:szCs w:val="22"/>
+        </w:rPr>
+        <w:t xml:space="preserve"> Despite varying total run size</w:t>
+      </w:r>
+      <w:r>
+        <w:rPr>
+          <w:rFonts w:ascii="Garamond" w:hAnsi="Garamond"/>
+          <w:sz w:val="22"/>
+          <w:szCs w:val="22"/>
+        </w:rPr>
+        <w:t xml:space="preserve">, timing, and duration, the relative timing patterns among management units remained consistent among all years of our dataset </w:t>
+      </w:r>
+      <w:r>
+        <w:rPr>
+          <w:rFonts w:ascii="Garamond" w:hAnsi="Garamond"/>
+          <w:sz w:val="22"/>
+          <w:szCs w:val="22"/>
+        </w:rPr>
+        <w:t xml:space="preserve">with the timing offset between upper and lower stocks persisting regardless </w:t>
+      </w:r>
+      <w:r>
+        <w:rPr>
+          <w:rFonts w:ascii="Garamond" w:hAnsi="Garamond"/>
+          <w:sz w:val="22"/>
+          <w:szCs w:val="22"/>
+        </w:rPr>
+        <w:t>of the run dynamics.</w:t>
       </w:r>
     </w:p>
     <w:p>
@@ -5895,45 +5660,18 @@
           <w:rFonts w:ascii="Garamond" w:hAnsi="Garamond"/>
           <w:b/>
           <w:bCs/>
-          <w:sz w:val="22"/>
-          <w:szCs w:val="22"/>
-        </w:rPr>
-      </w:pPr>
-    </w:p>
-    <w:p>
-      <w:pPr>
-        <w:pStyle w:val="whitespace-normal"/>
-        <w:spacing w:line="480" w:lineRule="auto"/>
+          <w:sz w:val="20"/>
+          <w:szCs w:val="20"/>
+        </w:rPr>
+      </w:pPr>
+      <w:r>
         <w:rPr>
           <w:rFonts w:ascii="Garamond" w:hAnsi="Garamond"/>
           <w:b/>
           <w:bCs/>
-          <w:sz w:val="22"/>
-          <w:szCs w:val="22"/>
-        </w:rPr>
-      </w:pPr>
-    </w:p>
-    <w:p>
-      <w:pPr>
-        <w:pStyle w:val="whitespace-normal"/>
-        <w:spacing w:line="480" w:lineRule="auto"/>
-        <w:rPr>
-          <w:rFonts w:ascii="Garamond" w:hAnsi="Garamond"/>
-          <w:b/>
-          <w:bCs/>
-          <w:sz w:val="22"/>
-          <w:szCs w:val="22"/>
-        </w:rPr>
-      </w:pPr>
-      <w:r>
-        <w:rPr>
-          <w:rFonts w:ascii="Garamond" w:hAnsi="Garamond"/>
-          <w:b/>
-          <w:bCs/>
-          <w:sz w:val="22"/>
-          <w:szCs w:val="22"/>
-        </w:rPr>
-        <w:lastRenderedPageBreak/>
+          <w:sz w:val="20"/>
+          <w:szCs w:val="20"/>
+        </w:rPr>
         <w:t xml:space="preserve">Front end closure protections </w:t>
       </w:r>
     </w:p>
@@ -5944,30 +5682,65 @@
         <w:ind w:firstLine="720"/>
         <w:rPr>
           <w:rFonts w:ascii="Garamond" w:hAnsi="Garamond"/>
-        </w:rPr>
-      </w:pPr>
-      <w:r>
-        <w:rPr>
-          <w:rFonts w:ascii="Garamond" w:hAnsi="Garamond"/>
-        </w:rPr>
-        <w:t>Analysis of the protection offered to stocks across the basin based on a front-end closure illustrated a range of protection across stocks</w:t>
-      </w:r>
-      <w:r>
-        <w:rPr>
-          <w:rFonts w:ascii="Garamond" w:hAnsi="Garamond"/>
+          <w:sz w:val="20"/>
+          <w:szCs w:val="20"/>
+        </w:rPr>
+      </w:pPr>
+      <w:r>
+        <w:rPr>
+          <w:rFonts w:ascii="Garamond" w:hAnsi="Garamond"/>
+          <w:sz w:val="20"/>
+          <w:szCs w:val="20"/>
+        </w:rPr>
+        <w:t xml:space="preserve">Analysis of the protection offered to stocks across the basin based on a front-end closure illustrated a range of protection across stocks with clearly higher protection afforded to upper Kuskokwim stocks. Upper watershed stocks showed the highest closure protection rates, with East Fork Kuskokwim receiving the greatest benefit (median: 21.3%, range: 9.9-45.3%). Despite East Fork Kuskokwim contributing minimally to the total watershed run (~2-3% annually), </w:t>
+      </w:r>
+      <w:r>
+        <w:rPr>
+          <w:rFonts w:ascii="Garamond" w:hAnsi="Garamond"/>
+          <w:sz w:val="20"/>
+          <w:szCs w:val="20"/>
+        </w:rPr>
+        <w:lastRenderedPageBreak/>
+        <w:t xml:space="preserve">approximately one-quarter of </w:t>
+      </w:r>
+      <w:r>
+        <w:rPr>
+          <w:rFonts w:ascii="Garamond" w:hAnsi="Garamond"/>
+          <w:sz w:val="20"/>
+          <w:szCs w:val="20"/>
+        </w:rPr>
+        <w:t>its total</w:t>
+      </w:r>
+      <w:r>
+        <w:rPr>
+          <w:rFonts w:ascii="Garamond" w:hAnsi="Garamond"/>
+          <w:sz w:val="20"/>
+          <w:szCs w:val="20"/>
         </w:rPr>
         <w:t xml:space="preserve"> </w:t>
       </w:r>
       <w:r>
         <w:rPr>
           <w:rFonts w:ascii="Garamond" w:hAnsi="Garamond"/>
-        </w:rPr>
-        <w:t xml:space="preserve">with clearly higher protection afforded to upper Kuskokwim stocks Upper watershed stocks showed the highest closure protection rates, with North Fork Kusko receiving the greatest benefit (median: ~25%, range: 20-35%). Despite North Fork Kusko contributing minimally to the total watershed run (~2-3% annually), approximately 25-35% of the production it does contribute occurs during the Q1 closure window. Several populations showed similarly high proportional protection including the East Fork Kuskokwim (median: ~20%, range: 15-30%), South Fork Kusko (median: ~15%, range: 10-25%), Upper Kusko Main (median: ~15%, range: 10-20%), </w:t>
+          <w:sz w:val="20"/>
+          <w:szCs w:val="20"/>
+        </w:rPr>
+        <w:t>returns are protected by a front-end closure. Several other upper Kuskokwim stocks showed similarly high proportional protection, including the North Fork</w:t>
+      </w:r>
+      <w:r>
+        <w:rPr>
+          <w:rFonts w:ascii="Garamond" w:hAnsi="Garamond"/>
+          <w:sz w:val="20"/>
+          <w:szCs w:val="20"/>
+        </w:rPr>
+        <w:t xml:space="preserve"> (median: 22.5%, range: 5.8-31.0%), </w:t>
       </w:r>
       <w:proofErr w:type="spellStart"/>
       <w:r>
         <w:rPr>
           <w:rFonts w:ascii="Garamond" w:hAnsi="Garamond"/>
+          <w:sz w:val="20"/>
+          <w:szCs w:val="20"/>
         </w:rPr>
         <w:t>Tatlawiksuk</w:t>
       </w:r>
@@ -5975,25 +5748,399 @@
       <w:r>
         <w:rPr>
           <w:rFonts w:ascii="Garamond" w:hAnsi="Garamond"/>
-        </w:rPr>
-        <w:t xml:space="preserve"> (median: ~15%, range: 10-25%), and Swift (median: ~12%, range: 8-18%). Of the stocks with the highest protection (&gt;10% median), all were found in the upper portions of the watershed. Several upper watershed stocks also exhibited notable outliers, with Big River, Swift, and East Fork Kuskokwim showing years where protection exceeded 25-30%, suggesting occasional years with exceptionally early timing for these </w:t>
+          <w:sz w:val="20"/>
+          <w:szCs w:val="20"/>
+        </w:rPr>
+        <w:t xml:space="preserve"> (median: 17.2%, range: 3.1-39.5%), Big River (median: 15.9%, range: 2.4-41.3%), Swift (median: 14.9%, range: 2.9-36.2%), South Fork (median: 12.3%, range: 2.7-31.7%), and Upper Kusko</w:t>
+      </w:r>
+      <w:r>
+        <w:rPr>
+          <w:rFonts w:ascii="Garamond" w:hAnsi="Garamond"/>
+          <w:sz w:val="20"/>
+          <w:szCs w:val="20"/>
+        </w:rPr>
+        <w:t>kwim</w:t>
+      </w:r>
+      <w:r>
+        <w:rPr>
+          <w:rFonts w:ascii="Garamond" w:hAnsi="Garamond"/>
+          <w:sz w:val="20"/>
+          <w:szCs w:val="20"/>
+        </w:rPr>
+        <w:t xml:space="preserve"> (median: 11.4%, range: 2.8-27.4%). Of the stocks with the highest protection (&gt;11% median), all were found in the upper portions of the watershed.</w:t>
+      </w:r>
+      <w:r>
+        <w:rPr>
+          <w:rFonts w:ascii="Garamond" w:hAnsi="Garamond"/>
+          <w:sz w:val="20"/>
+          <w:szCs w:val="20"/>
+        </w:rPr>
+        <w:t xml:space="preserve"> </w:t>
+      </w:r>
+      <w:r>
+        <w:rPr>
+          <w:rFonts w:ascii="Garamond" w:hAnsi="Garamond"/>
+          <w:sz w:val="20"/>
+          <w:szCs w:val="20"/>
+        </w:rPr>
+        <w:t xml:space="preserve">Notably, </w:t>
       </w:r>
       <w:proofErr w:type="spellStart"/>
+      <w:r>
+        <w:rPr>
+          <w:rFonts w:ascii="Garamond" w:hAnsi="Garamond"/>
+          <w:sz w:val="20"/>
+          <w:szCs w:val="20"/>
+        </w:rPr>
+        <w:t>Takotna</w:t>
+      </w:r>
+      <w:proofErr w:type="spellEnd"/>
+      <w:r>
+        <w:rPr>
+          <w:rFonts w:ascii="Garamond" w:hAnsi="Garamond"/>
+          <w:sz w:val="20"/>
+          <w:szCs w:val="20"/>
+        </w:rPr>
+        <w:t xml:space="preserve"> and Nixon Fork received relatively modest protection (median: 6.6%, range: 0.9-18.3%) despite its position at the top of the watershed</w:t>
+      </w:r>
+      <w:r>
+        <w:rPr>
+          <w:rFonts w:ascii="Garamond" w:hAnsi="Garamond"/>
+          <w:sz w:val="20"/>
+          <w:szCs w:val="20"/>
+        </w:rPr>
+        <w:t xml:space="preserve">. </w:t>
+      </w:r>
+      <w:r>
+        <w:rPr>
+          <w:rFonts w:ascii="Garamond" w:hAnsi="Garamond"/>
+          <w:sz w:val="20"/>
+          <w:szCs w:val="20"/>
+        </w:rPr>
+        <w:t>In contrast, stocks positioned lower in the watershed received less protection from the front-end closure. Middle watershed stocks including Stony (median: 7.6%, range: 2.9-22.1</w:t>
+      </w:r>
       <w:proofErr w:type="gramStart"/>
       <w:r>
         <w:rPr>
           <w:rFonts w:ascii="Garamond" w:hAnsi="Garamond"/>
-        </w:rPr>
-        <w:t>populations.Notably</w:t>
+          <w:sz w:val="20"/>
+          <w:szCs w:val="20"/>
+        </w:rPr>
+        <w:t>%)  Middle</w:t>
+      </w:r>
+      <w:proofErr w:type="gramEnd"/>
+      <w:r>
+        <w:rPr>
+          <w:rFonts w:ascii="Garamond" w:hAnsi="Garamond"/>
+          <w:sz w:val="20"/>
+          <w:szCs w:val="20"/>
+        </w:rPr>
+        <w:t xml:space="preserve"> Kusko Main (median: 5.5%, range: 4.7-17.7%</w:t>
+      </w:r>
+      <w:proofErr w:type="gramStart"/>
+      <w:r>
+        <w:rPr>
+          <w:rFonts w:ascii="Garamond" w:hAnsi="Garamond"/>
+          <w:sz w:val="20"/>
+          <w:szCs w:val="20"/>
+        </w:rPr>
+        <w:t xml:space="preserve">) </w:t>
+      </w:r>
+      <w:r>
+        <w:rPr>
+          <w:rFonts w:ascii="Garamond" w:hAnsi="Garamond"/>
+          <w:sz w:val="20"/>
+          <w:szCs w:val="20"/>
+        </w:rPr>
+        <w:t>,</w:t>
+      </w:r>
+      <w:proofErr w:type="gramEnd"/>
+      <w:r>
+        <w:rPr>
+          <w:rFonts w:ascii="Garamond" w:hAnsi="Garamond"/>
+          <w:sz w:val="20"/>
+          <w:szCs w:val="20"/>
+        </w:rPr>
+        <w:t xml:space="preserve"> and </w:t>
+      </w:r>
+      <w:proofErr w:type="spellStart"/>
+      <w:r>
+        <w:rPr>
+          <w:rFonts w:ascii="Garamond" w:hAnsi="Garamond"/>
+          <w:sz w:val="20"/>
+          <w:szCs w:val="20"/>
+        </w:rPr>
+        <w:t>Hohlitna</w:t>
       </w:r>
       <w:proofErr w:type="spellEnd"/>
+      <w:r>
+        <w:rPr>
+          <w:rFonts w:ascii="Garamond" w:hAnsi="Garamond"/>
+          <w:sz w:val="20"/>
+          <w:szCs w:val="20"/>
+        </w:rPr>
+        <w:t xml:space="preserve"> </w:t>
+      </w:r>
+      <w:proofErr w:type="gramStart"/>
+      <w:r>
+        <w:rPr>
+          <w:rFonts w:ascii="Garamond" w:hAnsi="Garamond"/>
+          <w:sz w:val="20"/>
+          <w:szCs w:val="20"/>
+        </w:rPr>
+        <w:t>( median</w:t>
+      </w:r>
       <w:proofErr w:type="gramEnd"/>
       <w:r>
         <w:rPr>
           <w:rFonts w:ascii="Garamond" w:hAnsi="Garamond"/>
-        </w:rPr>
-        <w:t>, Takotna and Nixon Fork received relatively little protection (median: ~8%, range: 5-12%) despite its position at the top of the watershed</w:t>
-      </w:r>
+          <w:sz w:val="20"/>
+          <w:szCs w:val="20"/>
+        </w:rPr>
+        <w:t>: 5.6%, range: 2.7 – 18.4%) showed modest median protection, but with ranges that indicate a high level of protection in at least one year of our dataset. Several stocks lower in the watershed</w:t>
+      </w:r>
+      <w:r>
+        <w:rPr>
+          <w:rFonts w:ascii="Garamond" w:hAnsi="Garamond"/>
+          <w:sz w:val="20"/>
+          <w:szCs w:val="20"/>
+        </w:rPr>
+        <w:t xml:space="preserve">, however, received consistently minimal protection. Lower Kusko, </w:t>
+      </w:r>
+      <w:proofErr w:type="spellStart"/>
+      <w:r>
+        <w:rPr>
+          <w:rFonts w:ascii="Garamond" w:hAnsi="Garamond"/>
+          <w:sz w:val="20"/>
+          <w:szCs w:val="20"/>
+        </w:rPr>
+        <w:t>Kisaralik</w:t>
+      </w:r>
+      <w:proofErr w:type="spellEnd"/>
+      <w:r>
+        <w:rPr>
+          <w:rFonts w:ascii="Garamond" w:hAnsi="Garamond"/>
+          <w:sz w:val="20"/>
+          <w:szCs w:val="20"/>
+        </w:rPr>
+        <w:t xml:space="preserve">, Aniak, </w:t>
+      </w:r>
+      <w:proofErr w:type="spellStart"/>
+      <w:r>
+        <w:rPr>
+          <w:rFonts w:ascii="Garamond" w:hAnsi="Garamond"/>
+          <w:sz w:val="20"/>
+          <w:szCs w:val="20"/>
+        </w:rPr>
+        <w:t>Tuluksak</w:t>
+      </w:r>
+      <w:proofErr w:type="spellEnd"/>
+      <w:r>
+        <w:rPr>
+          <w:rFonts w:ascii="Garamond" w:hAnsi="Garamond"/>
+          <w:sz w:val="20"/>
+          <w:szCs w:val="20"/>
+        </w:rPr>
+        <w:t xml:space="preserve">, </w:t>
+      </w:r>
+      <w:proofErr w:type="spellStart"/>
+      <w:r>
+        <w:rPr>
+          <w:rFonts w:ascii="Garamond" w:hAnsi="Garamond"/>
+          <w:sz w:val="20"/>
+          <w:szCs w:val="20"/>
+        </w:rPr>
+        <w:t>Oskakawlik</w:t>
+      </w:r>
+      <w:proofErr w:type="spellEnd"/>
+      <w:r>
+        <w:rPr>
+          <w:rFonts w:ascii="Garamond" w:hAnsi="Garamond"/>
+          <w:sz w:val="20"/>
+          <w:szCs w:val="20"/>
+        </w:rPr>
+        <w:t xml:space="preserve">, Kwethluk, and </w:t>
+      </w:r>
+      <w:proofErr w:type="spellStart"/>
+      <w:r>
+        <w:rPr>
+          <w:rFonts w:ascii="Garamond" w:hAnsi="Garamond"/>
+          <w:sz w:val="20"/>
+          <w:szCs w:val="20"/>
+        </w:rPr>
+        <w:t>Holitna</w:t>
+      </w:r>
+      <w:proofErr w:type="spellEnd"/>
+      <w:r>
+        <w:rPr>
+          <w:rFonts w:ascii="Garamond" w:hAnsi="Garamond"/>
+          <w:sz w:val="20"/>
+          <w:szCs w:val="20"/>
+        </w:rPr>
+        <w:t xml:space="preserve"> all demonstrated low protection rates (medians: 2.9-8.0%), with George River showing the lowest protection of all stocks (median: 3.9%, range: 1.7-8.4%), indicating that the vast majority of these stocks' contributions occur outside of the front-end closure window and are therefore subject to fishing pressure during the open fishing period.</w:t>
+      </w:r>
+    </w:p>
+    <w:p>
+      <w:pPr>
+        <w:pStyle w:val="whitespace-normal"/>
+        <w:spacing w:line="480" w:lineRule="auto"/>
+        <w:rPr>
+          <w:rFonts w:ascii="Garamond" w:hAnsi="Garamond"/>
+          <w:b/>
+          <w:bCs/>
+          <w:u w:val="single"/>
+        </w:rPr>
+      </w:pPr>
+      <w:r>
+        <w:rPr>
+          <w:rFonts w:ascii="Garamond" w:hAnsi="Garamond"/>
+          <w:b/>
+          <w:bCs/>
+          <w:u w:val="single"/>
+        </w:rPr>
+        <w:t>Discussion</w:t>
+      </w:r>
+    </w:p>
+    <w:p>
+      <w:pPr>
+        <w:pStyle w:val="whitespace-normal"/>
+        <w:spacing w:line="480" w:lineRule="auto"/>
+        <w:rPr>
+          <w:rFonts w:ascii="Garamond" w:hAnsi="Garamond"/>
+        </w:rPr>
+      </w:pPr>
+      <w:r>
+        <w:rPr>
+          <w:rFonts w:ascii="Garamond" w:hAnsi="Garamond"/>
+          <w:b/>
+          <w:bCs/>
+        </w:rPr>
+        <w:tab/>
+      </w:r>
+      <w:r>
+        <w:rPr>
+          <w:rFonts w:ascii="Garamond" w:hAnsi="Garamond"/>
+        </w:rPr>
+        <w:t xml:space="preserve">Understanding the spatial and temporal patterns governing salmon metapopulation dynamics is critical to developing management strategies which stabilize resource availability for downstream fisheries and build resilience to future perturbations. Here, we illustrate the spatiotemporal patterns of Chinook salmon in the Kuskokwim River-Basin, one of the largest salmon bearing watersheds in Alaska, over several years and at a finer spatial scale than is previously available. The results of our analysis demonstrate clear and consistent patterns of early return timing in stocks at the upper portion of the watershed, which has been observed in other salmon ecosystems (cite) and has been anecdotally observed in the basin. Our analysis quantifies the progression of run timing from upper Kuskokwim stocks such as Big River, Upper Kusko Main, </w:t>
+      </w:r>
+      <w:r>
+        <w:rPr>
+          <w:rFonts w:ascii="Garamond" w:hAnsi="Garamond"/>
+        </w:rPr>
+        <w:lastRenderedPageBreak/>
+        <w:t xml:space="preserve">and Swift in the earliest portions of the season to middle Kuskokwim stocks such as Stony, </w:t>
+      </w:r>
+      <w:proofErr w:type="spellStart"/>
+      <w:r>
+        <w:rPr>
+          <w:rFonts w:ascii="Garamond" w:hAnsi="Garamond"/>
+        </w:rPr>
+        <w:t>Holitna</w:t>
+      </w:r>
+      <w:proofErr w:type="spellEnd"/>
+      <w:r>
+        <w:rPr>
+          <w:rFonts w:ascii="Garamond" w:hAnsi="Garamond"/>
+        </w:rPr>
+        <w:t xml:space="preserve">, and Middle Kusko Main in the middle portion of the season, and finally to stocks at the lowest portions of the watershed (Aniak, Kwethluk, </w:t>
+      </w:r>
+      <w:proofErr w:type="spellStart"/>
+      <w:r>
+        <w:rPr>
+          <w:rFonts w:ascii="Garamond" w:hAnsi="Garamond"/>
+        </w:rPr>
+        <w:t>Kisaralik</w:t>
+      </w:r>
+      <w:proofErr w:type="spellEnd"/>
+      <w:r>
+        <w:rPr>
+          <w:rFonts w:ascii="Garamond" w:hAnsi="Garamond"/>
+        </w:rPr>
+        <w:t>) in the final portion of the run. In addition, our results highlight variability in returns among stocks at several spatial scales. For example, some stocks such as Big River contributed a consistently significant portion of the run across all years of our dataset. However, the relative contribution among stocks varies among years. For example, stocks such as East Fork Kuskokwim contributed significantly in some years and much lower in others.</w:t>
+      </w:r>
+      <w:r>
+        <w:rPr>
+          <w:rFonts w:ascii="Garamond" w:hAnsi="Garamond"/>
+        </w:rPr>
+        <w:t xml:space="preserve"> Given the dynamic nature of salmon ecosystems and well-established patterns of distributed risk across several year classes and life histories, variability in relative stock contribution among years is expected.  </w:t>
+      </w:r>
+    </w:p>
+    <w:p>
+      <w:pPr>
+        <w:pStyle w:val="whitespace-normal"/>
+        <w:spacing w:line="480" w:lineRule="auto"/>
+        <w:rPr>
+          <w:rFonts w:ascii="Garamond" w:hAnsi="Garamond"/>
+        </w:rPr>
+      </w:pPr>
+      <w:r>
+        <w:rPr>
+          <w:rFonts w:ascii="Garamond" w:hAnsi="Garamond"/>
+        </w:rPr>
+        <w:tab/>
+        <w:t xml:space="preserve">A gradient of return timing from the upper to lower stocks was further corroborated by cumulative distribution function analysis, which displays </w:t>
+      </w:r>
+      <w:r>
+        <w:rPr>
+          <w:rFonts w:ascii="Garamond" w:hAnsi="Garamond"/>
+        </w:rPr>
+        <w:t>return timing as a portion of each stock's total returns irrespective of its significance to the overall run. This analysis is also independent of</w:t>
+      </w:r>
+      <w:r>
+        <w:rPr>
+          <w:rFonts w:ascii="Garamond" w:hAnsi="Garamond"/>
+        </w:rPr>
+        <w:t xml:space="preserve"> the timing and duration of the overall returns to the basin</w:t>
+      </w:r>
+      <w:r>
+        <w:rPr>
+          <w:rFonts w:ascii="Garamond" w:hAnsi="Garamond"/>
+        </w:rPr>
+        <w:t>, which may influence the proportion of CPUE within each quartile bin. Upper watershed stocks demonstrated characteristically steep early-season curves, with</w:t>
+      </w:r>
+      <w:r>
+        <w:rPr>
+          <w:rFonts w:ascii="Garamond" w:hAnsi="Garamond"/>
+        </w:rPr>
+        <w:t xml:space="preserve"> a pattern towards upper river stocks reaching </w:t>
+      </w:r>
+      <w:proofErr w:type="gramStart"/>
+      <w:r>
+        <w:rPr>
+          <w:rFonts w:ascii="Garamond" w:hAnsi="Garamond"/>
+        </w:rPr>
+        <w:t>the majority of</w:t>
+      </w:r>
+      <w:proofErr w:type="gramEnd"/>
+      <w:r>
+        <w:rPr>
+          <w:rFonts w:ascii="Garamond" w:hAnsi="Garamond"/>
+        </w:rPr>
+        <w:t xml:space="preserve"> the overall returns more quickly than middle and lower stocks, which tended to have more protracted return timing and later return timing. Interestingly, this pattern means that although middle and lower run stocks do not reach </w:t>
+      </w:r>
+      <w:proofErr w:type="gramStart"/>
+      <w:r>
+        <w:rPr>
+          <w:rFonts w:ascii="Garamond" w:hAnsi="Garamond"/>
+        </w:rPr>
+        <w:t>the majority of</w:t>
+      </w:r>
+      <w:proofErr w:type="gramEnd"/>
+      <w:r>
+        <w:rPr>
+          <w:rFonts w:ascii="Garamond" w:hAnsi="Garamond"/>
+        </w:rPr>
+        <w:t xml:space="preserve"> their run until later in the season, they contributed modestly throughout the full duration of the run in many cases. </w:t>
+      </w:r>
+    </w:p>
+    <w:p>
+      <w:pPr>
+        <w:pStyle w:val="whitespace-normal"/>
+        <w:spacing w:line="480" w:lineRule="auto"/>
+        <w:rPr>
+          <w:rFonts w:ascii="Garamond" w:hAnsi="Garamond"/>
+        </w:rPr>
+      </w:pPr>
     </w:p>
     <w:p>
       <w:pPr>
@@ -6008,131 +6155,20 @@
         <w:rPr>
           <w:rFonts w:ascii="Garamond" w:hAnsi="Garamond"/>
         </w:rPr>
-        <w:t xml:space="preserve">In contrast, stocks positioned lower in the watershed received less protection from the </w:t>
-      </w:r>
-      <w:proofErr w:type="gramStart"/>
-      <w:r>
-        <w:rPr>
-          <w:rFonts w:ascii="Garamond" w:hAnsi="Garamond"/>
-        </w:rPr>
-        <w:t>front end</w:t>
-      </w:r>
-      <w:proofErr w:type="gramEnd"/>
-      <w:r>
-        <w:rPr>
-          <w:rFonts w:ascii="Garamond" w:hAnsi="Garamond"/>
-        </w:rPr>
-        <w:t xml:space="preserve"> closure. Stony and </w:t>
-      </w:r>
-      <w:proofErr w:type="spellStart"/>
-      <w:r>
-        <w:rPr>
-          <w:rFonts w:ascii="Garamond" w:hAnsi="Garamond"/>
-        </w:rPr>
-        <w:t>Holitna</w:t>
-      </w:r>
-      <w:proofErr w:type="spellEnd"/>
-      <w:r>
-        <w:rPr>
-          <w:rFonts w:ascii="Garamond" w:hAnsi="Garamond"/>
-        </w:rPr>
-        <w:t xml:space="preserve"> river stocks, which are positioned in the middle of the watershed, show low median protection (~5% and ~3% respectively), but with outliers reaching ~</w:t>
-      </w:r>
-      <w:r>
-        <w:rPr>
-          <w:rFonts w:ascii="Garamond" w:hAnsi="Garamond"/>
-        </w:rPr>
-        <w:t>22</w:t>
-      </w:r>
-      <w:r>
-        <w:rPr>
-          <w:rFonts w:ascii="Garamond" w:hAnsi="Garamond"/>
-        </w:rPr>
-        <w:t>% and ~1</w:t>
-      </w:r>
-      <w:r>
-        <w:rPr>
-          <w:rFonts w:ascii="Garamond" w:hAnsi="Garamond"/>
-        </w:rPr>
-        <w:t>9</w:t>
-      </w:r>
-      <w:r>
-        <w:rPr>
-          <w:rFonts w:ascii="Garamond" w:hAnsi="Garamond"/>
-        </w:rPr>
-        <w:t xml:space="preserve">% respectively, indicating generally low protection but occasionally higher protection in years with particularly early returns for these stocks. Lower watershed stocks, however, received consistently minimal protection. Aniak, </w:t>
-      </w:r>
-      <w:proofErr w:type="spellStart"/>
-      <w:r>
-        <w:rPr>
-          <w:rFonts w:ascii="Garamond" w:hAnsi="Garamond"/>
-        </w:rPr>
-        <w:t>Tuluksak</w:t>
-      </w:r>
-      <w:proofErr w:type="spellEnd"/>
-      <w:r>
-        <w:rPr>
-          <w:rFonts w:ascii="Garamond" w:hAnsi="Garamond"/>
-        </w:rPr>
-        <w:t xml:space="preserve">, </w:t>
-      </w:r>
-      <w:proofErr w:type="spellStart"/>
-      <w:r>
-        <w:rPr>
-          <w:rFonts w:ascii="Garamond" w:hAnsi="Garamond"/>
-        </w:rPr>
-        <w:t>Kisaralik</w:t>
-      </w:r>
-      <w:proofErr w:type="spellEnd"/>
-      <w:r>
-        <w:rPr>
-          <w:rFonts w:ascii="Garamond" w:hAnsi="Garamond"/>
-        </w:rPr>
-        <w:t xml:space="preserve">, Kwethluk, and Lower Kusko all demonstrated consistently low protection rates (medians: 2-5%, ranges: 1-8%), indicating that </w:t>
-      </w:r>
-      <w:proofErr w:type="gramStart"/>
-      <w:r>
-        <w:rPr>
-          <w:rFonts w:ascii="Garamond" w:hAnsi="Garamond"/>
-        </w:rPr>
-        <w:t xml:space="preserve">the </w:t>
-      </w:r>
-      <w:r>
-        <w:rPr>
-          <w:rFonts w:ascii="Garamond" w:hAnsi="Garamond"/>
-        </w:rPr>
         <w:lastRenderedPageBreak/>
-        <w:t>vast majority of</w:t>
-      </w:r>
-      <w:proofErr w:type="gramEnd"/>
-      <w:r>
-        <w:rPr>
-          <w:rFonts w:ascii="Garamond" w:hAnsi="Garamond"/>
-        </w:rPr>
-        <w:t xml:space="preserve"> these stocks' contributions are subject to fishing pressure outside of the front-end closure window.</w:t>
-      </w:r>
-    </w:p>
-    <w:p>
-      <w:pPr>
-        <w:pStyle w:val="whitespace-normal"/>
-        <w:spacing w:line="480" w:lineRule="auto"/>
-        <w:rPr>
-          <w:rFonts w:ascii="Garamond" w:hAnsi="Garamond"/>
-          <w:b/>
-          <w:bCs/>
-          <w:sz w:val="22"/>
-          <w:szCs w:val="22"/>
-          <w:u w:val="single"/>
-        </w:rPr>
-      </w:pPr>
-      <w:r>
-        <w:rPr>
-          <w:rFonts w:ascii="Garamond" w:hAnsi="Garamond"/>
-          <w:b/>
-          <w:bCs/>
-          <w:u w:val="single"/>
-        </w:rPr>
-        <w:t>Discussion</w:t>
+        <w:t>Despite varying total run size, timing, and duration, the relative timing patterns among management units remained consistent among all years of our dataset with the timing offset between upper and lower stocks persisting regardless of the run dynamics.</w:t>
+      </w:r>
+      <w:r>
+        <w:rPr>
+          <w:rFonts w:ascii="Garamond" w:hAnsi="Garamond"/>
+        </w:rPr>
+        <w:t xml:space="preserve"> Interestingly, this pattern held throughout all years of our dataset despite significant differences in both the duration, magnitude, and timing of the total return. This suggests that shifts to the timing of basin-wide returns (i.e. an anomalously early run) may be the result of </w:t>
+      </w:r>
+      <w:r>
+        <w:rPr>
+          <w:rFonts w:ascii="Garamond" w:hAnsi="Garamond"/>
+        </w:rPr>
+        <w:t xml:space="preserve">a shift in the phenology of all stocks rather than a changes to a single stock or series of stocks. </w:t>
       </w:r>
     </w:p>
     <w:p>
@@ -6140,22 +6176,80 @@
         <w:pStyle w:val="whitespace-normal"/>
         <w:numPr>
           <w:ilvl w:val="0"/>
-          <w:numId w:val="7"/>
+          <w:numId w:val="8"/>
         </w:numPr>
         <w:spacing w:line="480" w:lineRule="auto"/>
-        <w:rPr>
-          <w:rFonts w:ascii="Garamond" w:hAnsi="Garamond"/>
-          <w:sz w:val="22"/>
-          <w:szCs w:val="22"/>
-        </w:rPr>
-      </w:pPr>
-      <w:r>
-        <w:rPr>
-          <w:rFonts w:ascii="Garamond" w:hAnsi="Garamond"/>
-          <w:sz w:val="22"/>
-          <w:szCs w:val="22"/>
-        </w:rPr>
-        <w:t xml:space="preserve">We provided an estimate of spatiotemporal patterns over a longer timescale and at a finer spatial resolution than previously available </w:t>
+      </w:pPr>
+      <w:r>
+        <w:t xml:space="preserve">Front end Closure </w:t>
+      </w:r>
+    </w:p>
+    <w:p>
+      <w:pPr>
+        <w:pStyle w:val="whitespace-normal"/>
+        <w:numPr>
+          <w:ilvl w:val="1"/>
+          <w:numId w:val="8"/>
+        </w:numPr>
+        <w:spacing w:line="480" w:lineRule="auto"/>
+      </w:pPr>
+      <w:r>
+        <w:t xml:space="preserve">The highest median contribution was all Upper Kuskokwim stocks. </w:t>
+      </w:r>
+      <w:proofErr w:type="spellStart"/>
+      <w:r>
+        <w:t>Takotna</w:t>
+      </w:r>
+      <w:proofErr w:type="spellEnd"/>
+      <w:r>
+        <w:t xml:space="preserve"> and Nixon fork are an exception.</w:t>
+      </w:r>
+    </w:p>
+    <w:p>
+      <w:pPr>
+        <w:pStyle w:val="whitespace-normal"/>
+        <w:numPr>
+          <w:ilvl w:val="1"/>
+          <w:numId w:val="8"/>
+        </w:numPr>
+        <w:spacing w:line="480" w:lineRule="auto"/>
+      </w:pPr>
+      <w:r>
+        <w:t xml:space="preserve">Big range and outliers, indicating variability among years in the protection afforded, which may be the result of differences in total run timing or big contribution years for a given stock. </w:t>
+      </w:r>
+    </w:p>
+    <w:p>
+      <w:pPr>
+        <w:pStyle w:val="whitespace-normal"/>
+        <w:numPr>
+          <w:ilvl w:val="1"/>
+          <w:numId w:val="8"/>
+        </w:numPr>
+        <w:spacing w:line="480" w:lineRule="auto"/>
+      </w:pPr>
+      <w:r>
+        <w:t xml:space="preserve">Front end closure appears to successfully protect upper Kuskokwim stocks </w:t>
+      </w:r>
+    </w:p>
+    <w:p>
+      <w:pPr>
+        <w:pStyle w:val="whitespace-normal"/>
+        <w:numPr>
+          <w:ilvl w:val="2"/>
+          <w:numId w:val="8"/>
+        </w:numPr>
+        <w:spacing w:line="480" w:lineRule="auto"/>
+      </w:pPr>
+      <w:r>
+        <w:t xml:space="preserve">Connect to intro discussion about </w:t>
+      </w:r>
+      <w:proofErr w:type="gramStart"/>
+      <w:r>
+        <w:t>this stabilizing downstream dynamics</w:t>
+      </w:r>
+      <w:proofErr w:type="gramEnd"/>
+      <w:r>
+        <w:t xml:space="preserve"> + extending timing of fishing opp.</w:t>
       </w:r>
     </w:p>
     <w:p>
@@ -6163,61 +6257,173 @@
         <w:pStyle w:val="whitespace-normal"/>
         <w:numPr>
           <w:ilvl w:val="0"/>
-          <w:numId w:val="7"/>
+          <w:numId w:val="8"/>
         </w:numPr>
         <w:spacing w:line="480" w:lineRule="auto"/>
-        <w:rPr>
-          <w:rFonts w:ascii="Garamond" w:hAnsi="Garamond"/>
-          <w:sz w:val="22"/>
-          <w:szCs w:val="22"/>
-        </w:rPr>
-      </w:pPr>
-      <w:r>
-        <w:rPr>
-          <w:rFonts w:ascii="Garamond" w:hAnsi="Garamond"/>
-          <w:sz w:val="22"/>
-          <w:szCs w:val="22"/>
-        </w:rPr>
-        <w:t xml:space="preserve">Clear and </w:t>
-      </w:r>
-      <w:r>
-        <w:rPr>
-          <w:rFonts w:ascii="Garamond" w:hAnsi="Garamond"/>
-          <w:sz w:val="22"/>
-          <w:szCs w:val="22"/>
-        </w:rPr>
-        <w:t>consistent</w:t>
-      </w:r>
-      <w:r>
-        <w:rPr>
-          <w:rFonts w:ascii="Garamond" w:hAnsi="Garamond"/>
-          <w:sz w:val="22"/>
-          <w:szCs w:val="22"/>
-        </w:rPr>
-        <w:t xml:space="preserve"> pattern of early returning stocks to the upper portion of the watershed </w:t>
-      </w:r>
+      </w:pPr>
+      <w:proofErr w:type="spellStart"/>
+      <w:r>
+        <w:t>Agnowleding</w:t>
+      </w:r>
+      <w:proofErr w:type="spellEnd"/>
+      <w:r>
+        <w:t xml:space="preserve"> limitations and assumptions. </w:t>
+      </w:r>
+    </w:p>
+    <w:p>
+      <w:pPr>
+        <w:pStyle w:val="whitespace-normal"/>
+        <w:numPr>
+          <w:ilvl w:val="1"/>
+          <w:numId w:val="8"/>
+        </w:numPr>
+        <w:spacing w:line="480" w:lineRule="auto"/>
+      </w:pPr>
+      <w:r>
+        <w:rPr>
+          <w:rFonts w:ascii="Garamond" w:hAnsi="Garamond"/>
+          <w:sz w:val="22"/>
+          <w:szCs w:val="22"/>
+        </w:rPr>
+        <w:t xml:space="preserve">lack of verification </w:t>
+      </w:r>
+    </w:p>
+    <w:p>
+      <w:pPr>
+        <w:pStyle w:val="whitespace-normal"/>
+        <w:numPr>
+          <w:ilvl w:val="1"/>
+          <w:numId w:val="8"/>
+        </w:numPr>
+        <w:spacing w:line="480" w:lineRule="auto"/>
+      </w:pPr>
+      <w:r>
+        <w:rPr>
+          <w:rFonts w:ascii="Garamond" w:hAnsi="Garamond"/>
+          <w:sz w:val="22"/>
+          <w:szCs w:val="22"/>
+        </w:rPr>
+        <w:t xml:space="preserve">Extrapolation of sample size </w:t>
+      </w:r>
+    </w:p>
+    <w:p>
+      <w:pPr>
+        <w:pStyle w:val="whitespace-normal"/>
+        <w:numPr>
+          <w:ilvl w:val="1"/>
+          <w:numId w:val="8"/>
+        </w:numPr>
+        <w:spacing w:line="480" w:lineRule="auto"/>
+      </w:pPr>
+      <w:r>
+        <w:rPr>
+          <w:rFonts w:ascii="Garamond" w:hAnsi="Garamond"/>
+          <w:sz w:val="22"/>
+          <w:szCs w:val="22"/>
+        </w:rPr>
+        <w:t xml:space="preserve">Differences in run timing, resulting in </w:t>
+      </w:r>
+      <w:r>
+        <w:rPr>
+          <w:rFonts w:ascii="Garamond" w:hAnsi="Garamond"/>
+          <w:sz w:val="22"/>
+          <w:szCs w:val="22"/>
+        </w:rPr>
+        <w:t xml:space="preserve">inconsistent binning proportions </w:t>
+      </w:r>
+    </w:p>
+    <w:p>
+      <w:pPr>
+        <w:pStyle w:val="whitespace-normal"/>
+        <w:numPr>
+          <w:ilvl w:val="1"/>
+          <w:numId w:val="8"/>
+        </w:numPr>
+        <w:spacing w:line="480" w:lineRule="auto"/>
+      </w:pPr>
+      <w:r>
+        <w:rPr>
+          <w:rFonts w:ascii="Garamond" w:hAnsi="Garamond"/>
+          <w:sz w:val="22"/>
+          <w:szCs w:val="22"/>
+        </w:rPr>
+        <w:t xml:space="preserve">However, clear and </w:t>
+      </w:r>
+      <w:proofErr w:type="spellStart"/>
+      <w:r>
+        <w:rPr>
+          <w:rFonts w:ascii="Garamond" w:hAnsi="Garamond"/>
+          <w:sz w:val="22"/>
+          <w:szCs w:val="22"/>
+        </w:rPr>
+        <w:t>consistant</w:t>
+      </w:r>
+      <w:proofErr w:type="spellEnd"/>
+      <w:r>
+        <w:rPr>
+          <w:rFonts w:ascii="Garamond" w:hAnsi="Garamond"/>
+          <w:sz w:val="22"/>
+          <w:szCs w:val="22"/>
+        </w:rPr>
+        <w:t xml:space="preserve"> patterns follow what we expect based on anecdotal evidence and other studies </w:t>
+      </w:r>
+      <w:proofErr w:type="spellStart"/>
+      <w:r>
+        <w:rPr>
+          <w:rFonts w:ascii="Garamond" w:hAnsi="Garamond"/>
+          <w:sz w:val="22"/>
+          <w:szCs w:val="22"/>
+        </w:rPr>
+        <w:t>snd</w:t>
+      </w:r>
+      <w:proofErr w:type="spellEnd"/>
+      <w:r>
+        <w:rPr>
+          <w:rFonts w:ascii="Garamond" w:hAnsi="Garamond"/>
+          <w:sz w:val="22"/>
+          <w:szCs w:val="22"/>
+        </w:rPr>
+        <w:t xml:space="preserve"> provides a finer and more complete estimate than is available. </w:t>
+      </w:r>
+    </w:p>
+    <w:p>
+      <w:pPr>
+        <w:pStyle w:val="whitespace-normal"/>
+        <w:spacing w:line="480" w:lineRule="auto"/>
+        <w:ind w:left="360"/>
+        <w:rPr>
+          <w:rFonts w:ascii="Garamond" w:hAnsi="Garamond"/>
+          <w:sz w:val="22"/>
+          <w:szCs w:val="22"/>
+        </w:rPr>
+      </w:pPr>
     </w:p>
     <w:p>
       <w:pPr>
         <w:pStyle w:val="whitespace-normal"/>
         <w:numPr>
           <w:ilvl w:val="0"/>
-          <w:numId w:val="7"/>
+          <w:numId w:val="8"/>
         </w:numPr>
         <w:spacing w:line="480" w:lineRule="auto"/>
         <w:rPr>
           <w:rFonts w:ascii="Garamond" w:hAnsi="Garamond"/>
-          <w:sz w:val="22"/>
-          <w:szCs w:val="22"/>
-        </w:rPr>
-      </w:pPr>
-      <w:r>
-        <w:rPr>
-          <w:rFonts w:ascii="Garamond" w:hAnsi="Garamond"/>
-          <w:sz w:val="22"/>
-          <w:szCs w:val="22"/>
-        </w:rPr>
-        <w:t xml:space="preserve">Variation among upper river stocks at finer temporal scales via cumulative distribution </w:t>
+          <w:b/>
+          <w:bCs/>
+          <w:sz w:val="22"/>
+          <w:szCs w:val="22"/>
+        </w:rPr>
+      </w:pPr>
+      <w:r>
+        <w:rPr>
+          <w:rFonts w:ascii="Garamond" w:hAnsi="Garamond"/>
+          <w:b/>
+          <w:bCs/>
+          <w:sz w:val="22"/>
+          <w:szCs w:val="22"/>
+        </w:rPr>
+        <w:lastRenderedPageBreak/>
+        <w:t>Generally, understanding spatial ecology is key to maintaining diversity through harvest and conservation strategies</w:t>
       </w:r>
     </w:p>
     <w:p>
@@ -6225,436 +6431,49 @@
         <w:pStyle w:val="whitespace-normal"/>
         <w:numPr>
           <w:ilvl w:val="0"/>
-          <w:numId w:val="7"/>
+          <w:numId w:val="8"/>
         </w:numPr>
         <w:spacing w:line="480" w:lineRule="auto"/>
         <w:rPr>
           <w:rFonts w:ascii="Garamond" w:hAnsi="Garamond"/>
-          <w:sz w:val="22"/>
-          <w:szCs w:val="22"/>
-        </w:rPr>
-      </w:pPr>
-      <w:r>
-        <w:rPr>
-          <w:rFonts w:ascii="Garamond" w:hAnsi="Garamond"/>
-          <w:sz w:val="22"/>
-          <w:szCs w:val="22"/>
-        </w:rPr>
-        <w:t xml:space="preserve">Pattern holds regardless of the timing (early vs late) or duration of the run. </w:t>
-      </w:r>
-    </w:p>
-    <w:p>
-      <w:pPr>
-        <w:pStyle w:val="whitespace-normal"/>
-        <w:numPr>
-          <w:ilvl w:val="0"/>
-          <w:numId w:val="7"/>
-        </w:numPr>
-        <w:spacing w:line="480" w:lineRule="auto"/>
-        <w:rPr>
-          <w:rFonts w:ascii="Garamond" w:hAnsi="Garamond"/>
-          <w:sz w:val="22"/>
-          <w:szCs w:val="22"/>
-        </w:rPr>
-      </w:pPr>
-      <w:r>
-        <w:rPr>
-          <w:rFonts w:ascii="Garamond" w:hAnsi="Garamond"/>
-          <w:sz w:val="22"/>
-          <w:szCs w:val="22"/>
-        </w:rPr>
-        <w:t xml:space="preserve">Early returning to the upper </w:t>
-      </w:r>
-      <w:proofErr w:type="spellStart"/>
-      <w:r>
-        <w:rPr>
-          <w:rFonts w:ascii="Garamond" w:hAnsi="Garamond"/>
-          <w:sz w:val="22"/>
-          <w:szCs w:val="22"/>
-        </w:rPr>
-        <w:t>kusko</w:t>
-      </w:r>
-      <w:proofErr w:type="spellEnd"/>
-      <w:r>
-        <w:rPr>
-          <w:rFonts w:ascii="Garamond" w:hAnsi="Garamond"/>
+          <w:b/>
+          <w:bCs/>
+          <w:sz w:val="22"/>
+          <w:szCs w:val="22"/>
+        </w:rPr>
+      </w:pPr>
+      <w:r>
+        <w:rPr>
+          <w:rFonts w:ascii="Garamond" w:hAnsi="Garamond"/>
+          <w:b/>
+          <w:bCs/>
+          <w:sz w:val="22"/>
+          <w:szCs w:val="22"/>
+        </w:rPr>
+        <w:t xml:space="preserve">Thoughts on how to finish this </w:t>
+      </w:r>
+      <w:proofErr w:type="gramStart"/>
+      <w:r>
+        <w:rPr>
+          <w:rFonts w:ascii="Garamond" w:hAnsi="Garamond"/>
+          <w:b/>
+          <w:bCs/>
+          <w:sz w:val="22"/>
+          <w:szCs w:val="22"/>
+        </w:rPr>
+        <w:t>up?</w:t>
+      </w:r>
+      <w:proofErr w:type="gramEnd"/>
+      <w:r>
+        <w:rPr>
+          <w:rFonts w:ascii="Garamond" w:hAnsi="Garamond"/>
+          <w:b/>
+          <w:bCs/>
           <w:sz w:val="22"/>
           <w:szCs w:val="22"/>
         </w:rPr>
         <w:t xml:space="preserve"> </w:t>
       </w:r>
-      <w:r>
-        <w:rPr>
-          <w:rFonts w:ascii="Garamond" w:hAnsi="Garamond"/>
-          <w:sz w:val="22"/>
-          <w:szCs w:val="22"/>
-        </w:rPr>
-        <w:t xml:space="preserve">contain both high contributors (i.e. Big River) and low contributors (i.e. north fork Kuskokwim). </w:t>
-      </w:r>
-    </w:p>
-    <w:p>
-      <w:pPr>
-        <w:pStyle w:val="whitespace-normal"/>
-        <w:numPr>
-          <w:ilvl w:val="0"/>
-          <w:numId w:val="7"/>
-        </w:numPr>
-        <w:spacing w:line="480" w:lineRule="auto"/>
-        <w:rPr>
-          <w:rFonts w:ascii="Garamond" w:hAnsi="Garamond"/>
-          <w:sz w:val="22"/>
-          <w:szCs w:val="22"/>
-        </w:rPr>
-      </w:pPr>
-      <w:r>
-        <w:rPr>
-          <w:rFonts w:ascii="Garamond" w:hAnsi="Garamond"/>
-          <w:sz w:val="22"/>
-          <w:szCs w:val="22"/>
-        </w:rPr>
-        <w:t>However</w:t>
-      </w:r>
-      <w:r>
-        <w:rPr>
-          <w:rFonts w:ascii="Garamond" w:hAnsi="Garamond"/>
-          <w:sz w:val="22"/>
-          <w:szCs w:val="22"/>
-        </w:rPr>
-        <w:t xml:space="preserve">, all upper stocks were most protected by the </w:t>
-      </w:r>
-      <w:proofErr w:type="gramStart"/>
-      <w:r>
-        <w:rPr>
-          <w:rFonts w:ascii="Garamond" w:hAnsi="Garamond"/>
-          <w:sz w:val="22"/>
-          <w:szCs w:val="22"/>
-        </w:rPr>
-        <w:t>front end</w:t>
-      </w:r>
-      <w:proofErr w:type="gramEnd"/>
-      <w:r>
-        <w:rPr>
-          <w:rFonts w:ascii="Garamond" w:hAnsi="Garamond"/>
-          <w:sz w:val="22"/>
-          <w:szCs w:val="22"/>
-        </w:rPr>
-        <w:t xml:space="preserve"> closure </w:t>
-      </w:r>
-    </w:p>
-    <w:p>
-      <w:pPr>
-        <w:pStyle w:val="whitespace-normal"/>
-        <w:numPr>
-          <w:ilvl w:val="0"/>
-          <w:numId w:val="7"/>
-        </w:numPr>
-        <w:spacing w:line="480" w:lineRule="auto"/>
-        <w:rPr>
-          <w:rFonts w:ascii="Garamond" w:hAnsi="Garamond"/>
-          <w:sz w:val="22"/>
-          <w:szCs w:val="22"/>
-        </w:rPr>
-      </w:pPr>
-      <w:r>
-        <w:rPr>
-          <w:rFonts w:ascii="Garamond" w:hAnsi="Garamond"/>
-          <w:sz w:val="22"/>
-          <w:szCs w:val="22"/>
-        </w:rPr>
-        <w:t xml:space="preserve">Limitations and assumptions of data collection and assignments using otoliths </w:t>
-      </w:r>
-    </w:p>
-    <w:p>
-      <w:pPr>
-        <w:pStyle w:val="whitespace-normal"/>
-        <w:numPr>
-          <w:ilvl w:val="1"/>
-          <w:numId w:val="7"/>
-        </w:numPr>
-        <w:spacing w:line="480" w:lineRule="auto"/>
-        <w:rPr>
-          <w:rFonts w:ascii="Garamond" w:hAnsi="Garamond"/>
-          <w:sz w:val="22"/>
-          <w:szCs w:val="22"/>
-        </w:rPr>
-      </w:pPr>
-      <w:r>
-        <w:rPr>
-          <w:rFonts w:ascii="Garamond" w:hAnsi="Garamond"/>
-          <w:sz w:val="22"/>
-          <w:szCs w:val="22"/>
-        </w:rPr>
-        <w:t xml:space="preserve">Including lack of verification </w:t>
-      </w:r>
-    </w:p>
-    <w:p>
-      <w:pPr>
-        <w:pStyle w:val="whitespace-normal"/>
-        <w:numPr>
-          <w:ilvl w:val="1"/>
-          <w:numId w:val="7"/>
-        </w:numPr>
-        <w:spacing w:line="480" w:lineRule="auto"/>
-        <w:rPr>
-          <w:rFonts w:ascii="Garamond" w:hAnsi="Garamond"/>
-          <w:sz w:val="22"/>
-          <w:szCs w:val="22"/>
-        </w:rPr>
-      </w:pPr>
-      <w:r>
-        <w:rPr>
-          <w:rFonts w:ascii="Garamond" w:hAnsi="Garamond"/>
-          <w:sz w:val="22"/>
-          <w:szCs w:val="22"/>
-        </w:rPr>
-        <w:t xml:space="preserve">Extrapolation of sample size </w:t>
-      </w:r>
-    </w:p>
-    <w:p>
-      <w:pPr>
-        <w:pStyle w:val="whitespace-normal"/>
-        <w:numPr>
-          <w:ilvl w:val="1"/>
-          <w:numId w:val="7"/>
-        </w:numPr>
-        <w:spacing w:line="480" w:lineRule="auto"/>
-        <w:rPr>
-          <w:rFonts w:ascii="Garamond" w:hAnsi="Garamond"/>
-          <w:sz w:val="22"/>
-          <w:szCs w:val="22"/>
-        </w:rPr>
-      </w:pPr>
-      <w:r>
-        <w:rPr>
-          <w:rFonts w:ascii="Garamond" w:hAnsi="Garamond"/>
-          <w:sz w:val="22"/>
-          <w:szCs w:val="22"/>
-        </w:rPr>
-        <w:t xml:space="preserve">Binning of Quartiles creating </w:t>
-      </w:r>
-      <w:proofErr w:type="spellStart"/>
-      <w:r>
-        <w:rPr>
-          <w:rFonts w:ascii="Garamond" w:hAnsi="Garamond"/>
-          <w:sz w:val="22"/>
-          <w:szCs w:val="22"/>
-        </w:rPr>
-        <w:t>inconsistancies</w:t>
-      </w:r>
-      <w:proofErr w:type="spellEnd"/>
-      <w:r>
-        <w:rPr>
-          <w:rFonts w:ascii="Garamond" w:hAnsi="Garamond"/>
-          <w:sz w:val="22"/>
-          <w:szCs w:val="22"/>
-        </w:rPr>
-        <w:t xml:space="preserve"> among years</w:t>
-      </w:r>
-    </w:p>
-    <w:p>
-      <w:pPr>
-        <w:pStyle w:val="whitespace-normal"/>
-        <w:numPr>
-          <w:ilvl w:val="0"/>
-          <w:numId w:val="7"/>
-        </w:numPr>
-        <w:spacing w:line="480" w:lineRule="auto"/>
-        <w:rPr>
-          <w:rFonts w:ascii="Garamond" w:hAnsi="Garamond"/>
-          <w:sz w:val="22"/>
-          <w:szCs w:val="22"/>
-        </w:rPr>
-      </w:pPr>
-      <w:r>
-        <w:rPr>
-          <w:rFonts w:ascii="Garamond" w:hAnsi="Garamond"/>
-          <w:sz w:val="22"/>
-          <w:szCs w:val="22"/>
-        </w:rPr>
-        <w:t xml:space="preserve">However, clear and </w:t>
-      </w:r>
-      <w:proofErr w:type="spellStart"/>
-      <w:r>
-        <w:rPr>
-          <w:rFonts w:ascii="Garamond" w:hAnsi="Garamond"/>
-          <w:sz w:val="22"/>
-          <w:szCs w:val="22"/>
-        </w:rPr>
-        <w:t>consistant</w:t>
-      </w:r>
-      <w:proofErr w:type="spellEnd"/>
-      <w:r>
-        <w:rPr>
-          <w:rFonts w:ascii="Garamond" w:hAnsi="Garamond"/>
-          <w:sz w:val="22"/>
-          <w:szCs w:val="22"/>
-        </w:rPr>
-        <w:t xml:space="preserve"> patterns follow what we expect based on anecdotal evidence and other studies </w:t>
-      </w:r>
-    </w:p>
-    <w:p>
-      <w:pPr>
-        <w:pStyle w:val="whitespace-normal"/>
-        <w:numPr>
-          <w:ilvl w:val="0"/>
-          <w:numId w:val="7"/>
-        </w:numPr>
-        <w:spacing w:line="480" w:lineRule="auto"/>
-        <w:rPr>
-          <w:rFonts w:ascii="Garamond" w:hAnsi="Garamond"/>
-          <w:sz w:val="22"/>
-          <w:szCs w:val="22"/>
-        </w:rPr>
-      </w:pPr>
-      <w:r>
-        <w:rPr>
-          <w:rFonts w:ascii="Garamond" w:hAnsi="Garamond"/>
-          <w:sz w:val="22"/>
-          <w:szCs w:val="22"/>
-        </w:rPr>
-        <w:t xml:space="preserve">These data provide a tool to assess the impact of a front-end closure and to continue to develop strategies to conserve stock diversity </w:t>
-      </w:r>
-    </w:p>
-    <w:p>
-      <w:pPr>
-        <w:pStyle w:val="whitespace-normal"/>
-        <w:numPr>
-          <w:ilvl w:val="0"/>
-          <w:numId w:val="7"/>
-        </w:numPr>
-        <w:spacing w:line="480" w:lineRule="auto"/>
-        <w:rPr>
-          <w:rFonts w:ascii="Garamond" w:hAnsi="Garamond"/>
-          <w:sz w:val="22"/>
-          <w:szCs w:val="22"/>
-        </w:rPr>
-      </w:pPr>
-      <w:r>
-        <w:rPr>
-          <w:rFonts w:ascii="Garamond" w:hAnsi="Garamond"/>
-          <w:sz w:val="22"/>
-          <w:szCs w:val="22"/>
-        </w:rPr>
-        <w:t xml:space="preserve">Front end closure protection to upper stocks </w:t>
-      </w:r>
-    </w:p>
-    <w:p>
-      <w:pPr>
-        <w:pStyle w:val="whitespace-normal"/>
-        <w:numPr>
-          <w:ilvl w:val="1"/>
-          <w:numId w:val="7"/>
-        </w:numPr>
-        <w:spacing w:line="480" w:lineRule="auto"/>
-        <w:rPr>
-          <w:rFonts w:ascii="Garamond" w:hAnsi="Garamond"/>
-          <w:sz w:val="22"/>
-          <w:szCs w:val="22"/>
-        </w:rPr>
-      </w:pPr>
-      <w:r>
-        <w:rPr>
-          <w:rFonts w:ascii="Garamond" w:hAnsi="Garamond"/>
-          <w:sz w:val="22"/>
-          <w:szCs w:val="22"/>
-        </w:rPr>
-        <w:t xml:space="preserve">helps guarantee resources to upper </w:t>
-      </w:r>
-      <w:proofErr w:type="spellStart"/>
-      <w:r>
-        <w:rPr>
-          <w:rFonts w:ascii="Garamond" w:hAnsi="Garamond"/>
-          <w:sz w:val="22"/>
-          <w:szCs w:val="22"/>
-        </w:rPr>
-        <w:t>kusko</w:t>
-      </w:r>
-      <w:proofErr w:type="spellEnd"/>
-      <w:r>
-        <w:rPr>
-          <w:rFonts w:ascii="Garamond" w:hAnsi="Garamond"/>
-          <w:sz w:val="22"/>
-          <w:szCs w:val="22"/>
-        </w:rPr>
-        <w:t xml:space="preserve"> communities </w:t>
-      </w:r>
-    </w:p>
-    <w:p>
-      <w:pPr>
-        <w:pStyle w:val="whitespace-normal"/>
-        <w:numPr>
-          <w:ilvl w:val="1"/>
-          <w:numId w:val="7"/>
-        </w:numPr>
-        <w:spacing w:line="480" w:lineRule="auto"/>
-        <w:rPr>
-          <w:rFonts w:ascii="Garamond" w:hAnsi="Garamond"/>
-          <w:sz w:val="22"/>
-          <w:szCs w:val="22"/>
-        </w:rPr>
-      </w:pPr>
-      <w:r>
-        <w:rPr>
-          <w:rFonts w:ascii="Garamond" w:hAnsi="Garamond"/>
-          <w:sz w:val="22"/>
-          <w:szCs w:val="22"/>
-        </w:rPr>
-        <w:t xml:space="preserve">Protects stock diversity and stabilizes downstream fisheries </w:t>
-      </w:r>
-    </w:p>
-    <w:p>
-      <w:pPr>
-        <w:pStyle w:val="whitespace-normal"/>
-        <w:spacing w:line="480" w:lineRule="auto"/>
-        <w:ind w:left="360"/>
-        <w:rPr>
-          <w:rFonts w:ascii="Garamond" w:hAnsi="Garamond"/>
-          <w:sz w:val="22"/>
-          <w:szCs w:val="22"/>
-        </w:rPr>
-      </w:pPr>
-    </w:p>
-    <w:p>
-      <w:pPr>
-        <w:pStyle w:val="whitespace-normal"/>
-        <w:numPr>
-          <w:ilvl w:val="0"/>
-          <w:numId w:val="7"/>
-        </w:numPr>
-        <w:spacing w:line="480" w:lineRule="auto"/>
-        <w:rPr>
-          <w:rFonts w:ascii="Garamond" w:hAnsi="Garamond"/>
-          <w:sz w:val="22"/>
-          <w:szCs w:val="22"/>
-        </w:rPr>
-      </w:pPr>
-      <w:r>
-        <w:rPr>
-          <w:rFonts w:ascii="Garamond" w:hAnsi="Garamond"/>
-          <w:sz w:val="22"/>
-          <w:szCs w:val="22"/>
-        </w:rPr>
-        <w:lastRenderedPageBreak/>
-        <w:t xml:space="preserve">Generally, understanding </w:t>
-      </w:r>
-      <w:r>
-        <w:rPr>
-          <w:rFonts w:ascii="Garamond" w:hAnsi="Garamond"/>
-          <w:sz w:val="22"/>
-          <w:szCs w:val="22"/>
-        </w:rPr>
-        <w:t xml:space="preserve">spatial ecology is key to maintaining diversity through harvest and conservation strategies </w:t>
-      </w:r>
-    </w:p>
-    <w:p>
-      <w:pPr>
-        <w:spacing w:line="480" w:lineRule="auto"/>
-        <w:rPr>
-          <w:rFonts w:ascii="Garamond" w:hAnsi="Garamond"/>
-          <w:sz w:val="22"/>
-          <w:szCs w:val="22"/>
-        </w:rPr>
-      </w:pPr>
     </w:p>
     <w:sectPr>
       <w:footerReference w:type="even" r:id="rId11"/>
@@ -6962,6 +6781,118 @@
 <file path=word/numbering.xml><?xml version="1.0" encoding="utf-8"?>
 <w:numbering xmlns:wpc="http://schemas.microsoft.com/office/word/2010/wordprocessingCanvas" xmlns:cx="http://schemas.microsoft.com/office/drawing/2014/chartex" xmlns:cx1="http://schemas.microsoft.com/office/drawing/2015/9/8/chartex" xmlns:cx2="http://schemas.microsoft.com/office/drawing/2015/10/21/chartex" xmlns:cx3="http://schemas.microsoft.com/office/drawing/2016/5/9/chartex" xmlns:cx4="http://schemas.microsoft.com/office/drawing/2016/5/10/chartex" xmlns:cx5="http://schemas.microsoft.com/office/drawing/2016/5/11/chartex" xmlns:cx6="http://schemas.microsoft.com/office/drawing/2016/5/12/chartex" xmlns:cx7="http://schemas.microsoft.com/office/drawing/2016/5/13/chartex" xmlns:cx8="http://schemas.microsoft.com/office/drawing/2016/5/14/chartex" xmlns:mc="http://schemas.openxmlformats.org/markup-compatibility/2006" xmlns:aink="http://schemas.microsoft.com/office/drawing/2016/ink" xmlns:am3d="http://schemas.microsoft.com/office/drawing/2017/model3d" xmlns:o="urn:schemas-microsoft-com:office:office" xmlns:oel="http://schemas.microsoft.com/office/2019/extlst" xmlns:r="http://schemas.openxmlformats.org/officeDocument/2006/relationships" xmlns:m="http://schemas.openxmlformats.org/officeDocument/2006/math" xmlns:v="urn:schemas-microsoft-com:vml" xmlns:wp14="http://schemas.microsoft.com/office/word/2010/wordprocessingDrawing" xmlns:wp="http://schemas.openxmlformats.org/drawingml/2006/wordprocessingDrawing" xmlns:w10="urn:schemas-microsoft-com:office:word" xmlns:w="http://schemas.openxmlformats.org/wordprocessingml/2006/main" xmlns:w14="http://schemas.microsoft.com/office/word/2010/wordml" xmlns:w15="http://schemas.microsoft.com/office/word/2012/wordml" xmlns:w16cex="http://schemas.microsoft.com/office/word/2018/wordml/cex" xmlns:w16cid="http://schemas.microsoft.com/office/word/2016/wordml/cid" xmlns:w16="http://schemas.microsoft.com/office/word/2018/wordml" xmlns:w16du="http://schemas.microsoft.com/office/word/2023/wordml/word16du" xmlns:w16sdtdh="http://schemas.microsoft.com/office/word/2020/wordml/sdtdatahash" xmlns:w16sdtfl="http://schemas.microsoft.com/office/word/2024/wordml/sdtformatlock" xmlns:w16se="http://schemas.microsoft.com/office/word/2015/wordml/symex" xmlns:wpg="http://schemas.microsoft.com/office/word/2010/wordprocessingGroup" xmlns:wpi="http://schemas.microsoft.com/office/word/2010/wordprocessingInk" xmlns:wne="http://schemas.microsoft.com/office/word/2006/wordml" xmlns:wps="http://schemas.microsoft.com/office/word/2010/wordprocessingShape" mc:Ignorable="w14 w15 w16se w16cid w16 w16cex w16sdtdh w16sdtfl w16du wp14">
   <w:abstractNum w:abstractNumId="0" w15:restartNumberingAfterBreak="0">
+    <w:nsid w:val="0F9904CD"/>
+    <w:multiLevelType w:val="hybridMultilevel"/>
+    <w:tmpl w:val="BC360582"/>
+    <w:lvl w:ilvl="0" w:tplc="87E0FF16">
+      <w:numFmt w:val="bullet"/>
+      <w:lvlText w:val="-"/>
+      <w:lvlJc w:val="left"/>
+      <w:pPr>
+        <w:ind w:left="720" w:hanging="360"/>
+      </w:pPr>
+      <w:rPr>
+        <w:rFonts w:ascii="Times New Roman" w:eastAsia="Times New Roman" w:hAnsi="Times New Roman" w:cs="Times New Roman" w:hint="default"/>
+      </w:rPr>
+    </w:lvl>
+    <w:lvl w:ilvl="1" w:tplc="04090003">
+      <w:start w:val="1"/>
+      <w:numFmt w:val="bullet"/>
+      <w:lvlText w:val="o"/>
+      <w:lvlJc w:val="left"/>
+      <w:pPr>
+        <w:ind w:left="1440" w:hanging="360"/>
+      </w:pPr>
+      <w:rPr>
+        <w:rFonts w:ascii="Courier New" w:hAnsi="Courier New" w:cs="Courier New" w:hint="default"/>
+      </w:rPr>
+    </w:lvl>
+    <w:lvl w:ilvl="2" w:tplc="04090005">
+      <w:start w:val="1"/>
+      <w:numFmt w:val="bullet"/>
+      <w:lvlText w:val=""/>
+      <w:lvlJc w:val="left"/>
+      <w:pPr>
+        <w:ind w:left="2160" w:hanging="360"/>
+      </w:pPr>
+      <w:rPr>
+        <w:rFonts w:ascii="Wingdings" w:hAnsi="Wingdings" w:hint="default"/>
+      </w:rPr>
+    </w:lvl>
+    <w:lvl w:ilvl="3" w:tplc="04090001" w:tentative="1">
+      <w:start w:val="1"/>
+      <w:numFmt w:val="bullet"/>
+      <w:lvlText w:val=""/>
+      <w:lvlJc w:val="left"/>
+      <w:pPr>
+        <w:ind w:left="2880" w:hanging="360"/>
+      </w:pPr>
+      <w:rPr>
+        <w:rFonts w:ascii="Symbol" w:hAnsi="Symbol" w:hint="default"/>
+      </w:rPr>
+    </w:lvl>
+    <w:lvl w:ilvl="4" w:tplc="04090003" w:tentative="1">
+      <w:start w:val="1"/>
+      <w:numFmt w:val="bullet"/>
+      <w:lvlText w:val="o"/>
+      <w:lvlJc w:val="left"/>
+      <w:pPr>
+        <w:ind w:left="3600" w:hanging="360"/>
+      </w:pPr>
+      <w:rPr>
+        <w:rFonts w:ascii="Courier New" w:hAnsi="Courier New" w:cs="Courier New" w:hint="default"/>
+      </w:rPr>
+    </w:lvl>
+    <w:lvl w:ilvl="5" w:tplc="04090005" w:tentative="1">
+      <w:start w:val="1"/>
+      <w:numFmt w:val="bullet"/>
+      <w:lvlText w:val=""/>
+      <w:lvlJc w:val="left"/>
+      <w:pPr>
+        <w:ind w:left="4320" w:hanging="360"/>
+      </w:pPr>
+      <w:rPr>
+        <w:rFonts w:ascii="Wingdings" w:hAnsi="Wingdings" w:hint="default"/>
+      </w:rPr>
+    </w:lvl>
+    <w:lvl w:ilvl="6" w:tplc="04090001" w:tentative="1">
+      <w:start w:val="1"/>
+      <w:numFmt w:val="bullet"/>
+      <w:lvlText w:val=""/>
+      <w:lvlJc w:val="left"/>
+      <w:pPr>
+        <w:ind w:left="5040" w:hanging="360"/>
+      </w:pPr>
+      <w:rPr>
+        <w:rFonts w:ascii="Symbol" w:hAnsi="Symbol" w:hint="default"/>
+      </w:rPr>
+    </w:lvl>
+    <w:lvl w:ilvl="7" w:tplc="04090003" w:tentative="1">
+      <w:start w:val="1"/>
+      <w:numFmt w:val="bullet"/>
+      <w:lvlText w:val="o"/>
+      <w:lvlJc w:val="left"/>
+      <w:pPr>
+        <w:ind w:left="5760" w:hanging="360"/>
+      </w:pPr>
+      <w:rPr>
+        <w:rFonts w:ascii="Courier New" w:hAnsi="Courier New" w:cs="Courier New" w:hint="default"/>
+      </w:rPr>
+    </w:lvl>
+    <w:lvl w:ilvl="8" w:tplc="04090005" w:tentative="1">
+      <w:start w:val="1"/>
+      <w:numFmt w:val="bullet"/>
+      <w:lvlText w:val=""/>
+      <w:lvlJc w:val="left"/>
+      <w:pPr>
+        <w:ind w:left="6480" w:hanging="360"/>
+      </w:pPr>
+      <w:rPr>
+        <w:rFonts w:ascii="Wingdings" w:hAnsi="Wingdings" w:hint="default"/>
+      </w:rPr>
+    </w:lvl>
+  </w:abstractNum>
+  <w:abstractNum w:abstractNumId="1" w15:restartNumberingAfterBreak="0">
     <w:nsid w:val="1AF3132F"/>
     <w:multiLevelType w:val="hybridMultilevel"/>
     <w:tmpl w:val="96F00CA8"/>
@@ -7073,7 +7004,7 @@
       </w:rPr>
     </w:lvl>
   </w:abstractNum>
-  <w:abstractNum w:abstractNumId="1" w15:restartNumberingAfterBreak="0">
+  <w:abstractNum w:abstractNumId="2" w15:restartNumberingAfterBreak="0">
     <w:nsid w:val="30294DD3"/>
     <w:multiLevelType w:val="hybridMultilevel"/>
     <w:tmpl w:val="C694996A"/>
@@ -7185,7 +7116,7 @@
       </w:rPr>
     </w:lvl>
   </w:abstractNum>
-  <w:abstractNum w:abstractNumId="2" w15:restartNumberingAfterBreak="0">
+  <w:abstractNum w:abstractNumId="3" w15:restartNumberingAfterBreak="0">
     <w:nsid w:val="30B00263"/>
     <w:multiLevelType w:val="hybridMultilevel"/>
     <w:tmpl w:val="33AA7B10"/>
@@ -7297,7 +7228,7 @@
       </w:rPr>
     </w:lvl>
   </w:abstractNum>
-  <w:abstractNum w:abstractNumId="3" w15:restartNumberingAfterBreak="0">
+  <w:abstractNum w:abstractNumId="4" w15:restartNumberingAfterBreak="0">
     <w:nsid w:val="347A61CC"/>
     <w:multiLevelType w:val="hybridMultilevel"/>
     <w:tmpl w:val="A920D5FA"/>
@@ -7409,7 +7340,7 @@
       </w:rPr>
     </w:lvl>
   </w:abstractNum>
-  <w:abstractNum w:abstractNumId="4" w15:restartNumberingAfterBreak="0">
+  <w:abstractNum w:abstractNumId="5" w15:restartNumberingAfterBreak="0">
     <w:nsid w:val="517253A8"/>
     <w:multiLevelType w:val="hybridMultilevel"/>
     <w:tmpl w:val="E7E8395C"/>
@@ -7521,7 +7452,7 @@
       </w:rPr>
     </w:lvl>
   </w:abstractNum>
-  <w:abstractNum w:abstractNumId="5" w15:restartNumberingAfterBreak="0">
+  <w:abstractNum w:abstractNumId="6" w15:restartNumberingAfterBreak="0">
     <w:nsid w:val="55BC65EB"/>
     <w:multiLevelType w:val="hybridMultilevel"/>
     <w:tmpl w:val="26B2BF6A"/>
@@ -7633,7 +7564,7 @@
       </w:rPr>
     </w:lvl>
   </w:abstractNum>
-  <w:abstractNum w:abstractNumId="6" w15:restartNumberingAfterBreak="0">
+  <w:abstractNum w:abstractNumId="7" w15:restartNumberingAfterBreak="0">
     <w:nsid w:val="6C333D4F"/>
     <w:multiLevelType w:val="hybridMultilevel"/>
     <w:tmpl w:val="234C80F4"/>
@@ -7746,25 +7677,28 @@
     </w:lvl>
   </w:abstractNum>
   <w:num w:numId="1" w16cid:durableId="375665541">
+    <w:abstractNumId w:val="4"/>
+  </w:num>
+  <w:num w:numId="2" w16cid:durableId="1353727518">
+    <w:abstractNumId w:val="2"/>
+  </w:num>
+  <w:num w:numId="3" w16cid:durableId="329413611">
+    <w:abstractNumId w:val="7"/>
+  </w:num>
+  <w:num w:numId="4" w16cid:durableId="991065100">
+    <w:abstractNumId w:val="5"/>
+  </w:num>
+  <w:num w:numId="5" w16cid:durableId="1019696258">
+    <w:abstractNumId w:val="1"/>
+  </w:num>
+  <w:num w:numId="6" w16cid:durableId="1265116596">
+    <w:abstractNumId w:val="6"/>
+  </w:num>
+  <w:num w:numId="7" w16cid:durableId="416367737">
     <w:abstractNumId w:val="3"/>
   </w:num>
-  <w:num w:numId="2" w16cid:durableId="1353727518">
-    <w:abstractNumId w:val="1"/>
-  </w:num>
-  <w:num w:numId="3" w16cid:durableId="329413611">
-    <w:abstractNumId w:val="6"/>
-  </w:num>
-  <w:num w:numId="4" w16cid:durableId="991065100">
-    <w:abstractNumId w:val="4"/>
-  </w:num>
-  <w:num w:numId="5" w16cid:durableId="1019696258">
+  <w:num w:numId="8" w16cid:durableId="1863780797">
     <w:abstractNumId w:val="0"/>
-  </w:num>
-  <w:num w:numId="6" w16cid:durableId="1265116596">
-    <w:abstractNumId w:val="5"/>
-  </w:num>
-  <w:num w:numId="7" w16cid:durableId="416367737">
-    <w:abstractNumId w:val="2"/>
   </w:num>
 </w:numbering>
 </file>
@@ -8889,6 +8823,16 @@
       <w:spacing w:after="0" w:line="240" w:lineRule="auto"/>
     </w:pPr>
   </w:style>
+  <w:style w:type="character" w:customStyle="1" w:styleId="inline-flex">
+    <w:name w:val="inline-flex"/>
+    <w:basedOn w:val="DefaultParagraphFont"/>
+    <w:rsid w:val="00DC75BB"/>
+  </w:style>
+  <w:style w:type="character" w:customStyle="1" w:styleId="text-nowrap">
+    <w:name w:val="text-nowrap"/>
+    <w:basedOn w:val="DefaultParagraphFont"/>
+    <w:rsid w:val="00DC75BB"/>
+  </w:style>
 </w:styles>
 </file>
 

--- a/Docs/Run_timing_manuscript.docx
+++ b/Docs/Run_timing_manuscript.docx
@@ -7,6 +7,7 @@
         <w:suppressLineNumbers/>
         <w:jc w:val="center"/>
         <w:rPr>
+          <w:ins w:id="0" w:author="Benjamin J. Makhlouf" w:date="2025-07-26T11:19:00Z" w16du:dateUtc="2025-07-26T18:19:00Z"/>
           <w:rFonts w:ascii="Garamond" w:hAnsi="Garamond"/>
           <w:b/>
           <w:bCs/>
@@ -22,8 +23,9 @@
           <w:sz w:val="32"/>
           <w:szCs w:val="32"/>
         </w:rPr>
-        <w:t xml:space="preserve">Spatiotemporal trends in salmon metapopulation contribution to </w:t>
-      </w:r>
+        <w:t xml:space="preserve">Spatiotemporal trends in salmon </w:t>
+      </w:r>
+      <w:commentRangeStart w:id="1"/>
       <w:r>
         <w:rPr>
           <w:rFonts w:ascii="Garamond" w:hAnsi="Garamond"/>
@@ -32,9 +34,15 @@
           <w:sz w:val="32"/>
           <w:szCs w:val="32"/>
         </w:rPr>
-        <w:t xml:space="preserve">the </w:t>
-      </w:r>
-      <w:proofErr w:type="gramStart"/>
+        <w:t>metapopulation</w:t>
+      </w:r>
+      <w:commentRangeEnd w:id="1"/>
+      <w:r>
+        <w:rPr>
+          <w:rStyle w:val="CommentReference"/>
+        </w:rPr>
+        <w:commentReference w:id="1"/>
+      </w:r>
       <w:r>
         <w:rPr>
           <w:rFonts w:ascii="Garamond" w:hAnsi="Garamond"/>
@@ -43,1691 +51,9 @@
           <w:sz w:val="32"/>
           <w:szCs w:val="32"/>
         </w:rPr>
-        <w:t>Kuskokwim river</w:t>
-      </w:r>
-      <w:proofErr w:type="gramEnd"/>
-    </w:p>
-    <w:p>
-      <w:pPr>
-        <w:suppressLineNumbers/>
-        <w:rPr>
-          <w:rFonts w:ascii="Garamond" w:hAnsi="Garamond"/>
-          <w:b/>
-          <w:bCs/>
-          <w:sz w:val="22"/>
-          <w:szCs w:val="22"/>
-          <w:u w:val="single"/>
-        </w:rPr>
-      </w:pPr>
-    </w:p>
-    <w:p>
-      <w:pPr>
-        <w:spacing w:line="480" w:lineRule="auto"/>
-        <w:rPr>
-          <w:rFonts w:ascii="Garamond" w:hAnsi="Garamond"/>
-          <w:b/>
-          <w:bCs/>
-          <w:sz w:val="22"/>
-          <w:szCs w:val="22"/>
-          <w:u w:val="single"/>
-        </w:rPr>
-      </w:pPr>
-      <w:r>
-        <w:rPr>
-          <w:rFonts w:ascii="Garamond" w:hAnsi="Garamond"/>
-          <w:b/>
-          <w:bCs/>
-          <w:sz w:val="22"/>
-          <w:szCs w:val="22"/>
-          <w:u w:val="single"/>
-        </w:rPr>
-        <w:t xml:space="preserve">Introduction: </w:t>
-      </w:r>
-      <w:r>
-        <w:rPr>
-          <w:rFonts w:ascii="Garamond" w:hAnsi="Garamond"/>
-          <w:sz w:val="22"/>
-          <w:szCs w:val="22"/>
-        </w:rPr>
-        <w:t xml:space="preserve"> </w:t>
-      </w:r>
-    </w:p>
-    <w:p>
-      <w:pPr>
-        <w:spacing w:line="480" w:lineRule="auto"/>
-        <w:ind w:firstLine="720"/>
-        <w:rPr>
-          <w:rFonts w:ascii="Garamond" w:hAnsi="Garamond"/>
-          <w:sz w:val="22"/>
-          <w:szCs w:val="22"/>
-        </w:rPr>
-      </w:pPr>
-      <w:r>
-        <w:rPr>
-          <w:rFonts w:ascii="Garamond" w:hAnsi="Garamond"/>
-          <w:sz w:val="22"/>
-          <w:szCs w:val="22"/>
-        </w:rPr>
-        <w:t>Chinook salmon populations are experiencing unprecedented declines across much of their range</w:t>
-      </w:r>
-      <w:r>
-        <w:rPr>
-          <w:rFonts w:ascii="Garamond" w:hAnsi="Garamond"/>
-          <w:sz w:val="22"/>
-          <w:szCs w:val="22"/>
-        </w:rPr>
-        <w:t xml:space="preserve"> </w:t>
-      </w:r>
-      <w:r>
-        <w:rPr>
-          <w:rFonts w:ascii="Garamond" w:hAnsi="Garamond"/>
-          <w:sz w:val="22"/>
-          <w:szCs w:val="22"/>
-        </w:rPr>
-        <w:fldChar w:fldCharType="begin"/>
-      </w:r>
-      <w:r>
-        <w:rPr>
-          <w:rFonts w:ascii="Garamond" w:hAnsi="Garamond"/>
-          <w:sz w:val="22"/>
-          <w:szCs w:val="22"/>
-        </w:rPr>
-        <w:instrText xml:space="preserve"> ADDIN ZOTERO_ITEM CSL_CITATION {"citationID":"lr8eoJO9","properties":{"formattedCitation":"(Atlas et al., 2023; Ohlberger et al., 2018)","plainCitation":"(Atlas et al., 2023; Ohlberger et al., 2018)","noteIndex":0},"citationItems":[{"id":5384,"uris":["http://zotero.org/users/8421274/items/YYBUBGXV"],"itemData":{"id":5384,"type":"article-journal","abstract":"Chinook salmon (Oncorhynchus tshawytscha, Salmonidae) are foundational to social-ecological systems of the Northeast Pacific Rim and exhibit a rich diversity of life histories including in their adult migration timing, age at critical life-history transitions and marine feeding distributions. In recent decades Chinook have experienced declines across much of their native range; however, changes in productivity and abundance have rarely been evaluated in relation to life-history variation. To understand trends in Chinook salmon production, and how they are related to life history, we compiled time series data from the Fraser River to the Sacramento River on total run size (pre-fishery abundance) and escapement (post-fishery spawner abundance) and fit time series models to estimate trends across this bioregion. Our analysis revealed that most Chinook populations are declining, with negative trends in escapement (57 of 79) and total run (16 of 23) size. Trends were most acutely negative for interior spring Chinook in the Fraser, Columbia and Snake Rivers and most populations in California. Summer and fall Chinook had mixed trends, with several summer and fall upriver bright populations in the interior Columbia and Fraser exhibiting increases in abundance from the 1990s to 2019. Our research reveals widespread declines of this important species, but local complexity in trends that are mediated by population-level life history, migratory behaviours and watershed-scale restoration actions. Understanding linkages between life histories and resilience should inform rebuilding efforts for Chinook salmon and highlight the need to conserve intraspecific biodiversity.","container-title":"Fish and Fisheries","DOI":"10.1111/faf.12750","ISSN":"1467-2979","issue":"4","language":"en","license":"© 2023 The Authors. Fish and Fisheries published by John Wiley &amp; Sons Ltd.","note":"_eprint: https://onlinelibrary.wiley.com/doi/pdf/10.1111/faf.12750","page":"595-617","source":"Wiley Online Library","title":"Trends in Chinook salmon spawner abundance and total run size highlight linkages between life history, geography and decline","volume":"24","author":[{"family":"Atlas","given":"William I."},{"family":"Sloat","given":"Matthew R."},{"family":"Satterthwaite","given":"William H."},{"family":"Buehrens","given":"Thomas W."},{"family":"Parken","given":"Charles K."},{"family":"Moore","given":"Jonathan W."},{"family":"Mantua","given":"Nathan J."},{"family":"Hart","given":"Jon"},{"family":"Potapova","given":"Anna"}],"issued":{"date-parts":[["2023"]]}}},{"id":4421,"uris":["http://zotero.org/users/8421274/items/PUA9GF7A"],"itemData":{"id":4421,"type":"article-journal","abstract":"The demographic structure of populations is affected by life history strategies and how these interact with natural and anthropogenic factors such as exploitation, climate change, and biotic interactions. Previous work suggests that the mean size and age of some North American populations of Chinook salmon (Oncorhynchus tshawytscha, Salmonidae) are declining. These trends are of concern because Chinook salmon are highly valued commercially for their exceptional size and because the loss of the largest and oldest individuals may lead to reduced population productivity. Using long-term data from wild and hatchery populations, we quantified changes in the demographic structure of Chinook salmon populations over the past four decades across the Northeast Pacific Ocean, from California through western Alaska. Our results show that wild and hatchery fish are becoming smaller and younger throughout most of the Pacific coast. Proportions of older age classes have decreased over time in most regions. Simultaneously, the length-at-age of older fish has declined while the length-at-age of younger fish has typically increased. However, negative size trends of older ages were weak or non-existent at the southern end of the range. While it remains to be explored whether these trends are caused by changes in climate, fishing practices or species interactions such as predation, our qualitative review of the potential causes of demographic change suggests that selective removal of large fish has likely contributed to the apparent widespread declines in average body sizes.","container-title":"Fish and Fisheries","DOI":"10.1111/faf.12272","ISSN":"1467-2979","issue":"3","language":"en","license":"© 2018 The Authors. Fish and Fisheries published by John Wiley &amp; Sons Ltd.","note":"_eprint: https://onlinelibrary.wiley.com/doi/pdf/10.1111/faf.12272","page":"533-546","source":"Wiley Online Library","title":"Demographic changes in Chinook salmon across the Northeast Pacific Ocean","volume":"19","author":[{"family":"Ohlberger","given":"Jan"},{"family":"Ward","given":"Eric J"},{"family":"Schindler","given":"Daniel E"},{"family":"Lewis","given":"Bert"}],"issued":{"date-parts":[["2018"]]}}}],"schema":"https://github.com/citation-style-language/schema/raw/master/csl-citation.json"} </w:instrText>
-      </w:r>
-      <w:r>
-        <w:rPr>
-          <w:rFonts w:ascii="Garamond" w:hAnsi="Garamond"/>
-          <w:sz w:val="22"/>
-          <w:szCs w:val="22"/>
-        </w:rPr>
-        <w:fldChar w:fldCharType="separate"/>
-      </w:r>
-      <w:r>
-        <w:rPr>
-          <w:rFonts w:ascii="Garamond" w:hAnsi="Garamond"/>
-          <w:noProof/>
-          <w:sz w:val="22"/>
-          <w:szCs w:val="22"/>
-        </w:rPr>
-        <w:t>(Atlas et al., 2023; Ohlberger et al., 2018)</w:t>
-      </w:r>
-      <w:r>
-        <w:rPr>
-          <w:rFonts w:ascii="Garamond" w:hAnsi="Garamond"/>
-          <w:sz w:val="22"/>
-          <w:szCs w:val="22"/>
-        </w:rPr>
-        <w:fldChar w:fldCharType="end"/>
-      </w:r>
-      <w:r>
-        <w:rPr>
-          <w:rFonts w:ascii="Garamond" w:hAnsi="Garamond"/>
-          <w:sz w:val="22"/>
-          <w:szCs w:val="22"/>
-        </w:rPr>
-        <w:t xml:space="preserve">. This trend is especially severe in </w:t>
-      </w:r>
-      <w:r>
-        <w:rPr>
-          <w:rFonts w:ascii="Garamond" w:hAnsi="Garamond"/>
-          <w:sz w:val="22"/>
-          <w:szCs w:val="22"/>
-        </w:rPr>
-        <w:t>w</w:t>
-      </w:r>
-      <w:r>
-        <w:rPr>
-          <w:rFonts w:ascii="Garamond" w:hAnsi="Garamond"/>
-          <w:sz w:val="22"/>
-          <w:szCs w:val="22"/>
-        </w:rPr>
-        <w:t xml:space="preserve">estern Alaska watersheds, which contain some of the world's last pristine Chinook </w:t>
-      </w:r>
-      <w:r>
-        <w:rPr>
-          <w:rFonts w:ascii="Garamond" w:hAnsi="Garamond"/>
-          <w:sz w:val="22"/>
-          <w:szCs w:val="22"/>
-        </w:rPr>
-        <w:t xml:space="preserve">salmon </w:t>
-      </w:r>
-      <w:r>
-        <w:rPr>
-          <w:rFonts w:ascii="Garamond" w:hAnsi="Garamond"/>
-          <w:sz w:val="22"/>
-          <w:szCs w:val="22"/>
-        </w:rPr>
-        <w:t xml:space="preserve">habitat but have seen steep declines in returning Chinook and </w:t>
-      </w:r>
-      <w:r>
-        <w:rPr>
-          <w:rFonts w:ascii="Garamond" w:hAnsi="Garamond"/>
-          <w:sz w:val="22"/>
-          <w:szCs w:val="22"/>
-        </w:rPr>
-        <w:t>c</w:t>
-      </w:r>
-      <w:r>
-        <w:rPr>
-          <w:rFonts w:ascii="Garamond" w:hAnsi="Garamond"/>
-          <w:sz w:val="22"/>
-          <w:szCs w:val="22"/>
-        </w:rPr>
-        <w:t>hum salmon in recent years</w:t>
-      </w:r>
-      <w:r>
-        <w:rPr>
-          <w:rFonts w:ascii="Garamond" w:hAnsi="Garamond"/>
-          <w:sz w:val="22"/>
-          <w:szCs w:val="22"/>
-        </w:rPr>
-        <w:t xml:space="preserve"> </w:t>
-      </w:r>
-      <w:r>
-        <w:rPr>
-          <w:rFonts w:ascii="Garamond" w:hAnsi="Garamond"/>
-          <w:sz w:val="22"/>
-          <w:szCs w:val="22"/>
-        </w:rPr>
-        <w:fldChar w:fldCharType="begin"/>
-      </w:r>
-      <w:r>
-        <w:rPr>
-          <w:rFonts w:ascii="Garamond" w:hAnsi="Garamond"/>
-          <w:sz w:val="22"/>
-          <w:szCs w:val="22"/>
-        </w:rPr>
-        <w:instrText xml:space="preserve"> ADDIN ZOTERO_ITEM CSL_CITATION {"citationID":"MP9B29WU","properties":{"formattedCitation":"(Lamborn et al., 2025; Murdoch et al., 2024)","plainCitation":"(Lamborn et al., 2025; Murdoch et al., 2024)","noteIndex":0},"citationItems":[{"id":5379,"uris":["http://zotero.org/users/8421274/items/6TRPLVW4"],"itemData":{"id":5379,"type":"article-journal","abstract":"Across Alaska, there have been synchronous declines in the abundance, mean age, and size of Chinook salmon (Oncorhynchus tshawytscha, Salmonidae), a species with immense social and ecological importance. The decline of Chinook salmon, and regulations addressing declines, have drastically impacted people who rely on Alaska's fisheries. Despite their importance, the drivers causing Chinook salmon declines are still not well understood. Therefore, to improve our understanding of the likely drivers of these large-scale synchronous declines, we synthesised the peer-reviewed Chinook salmon literature published between 2010 and 2024 using a weight-of-evidence approach. We identified 94 variables used to explain the trends in abundance and demographics of Chinook salmon. Each variable's association with trends in Chinook salmon was individually assessed and integrated using a standardised method. Results of this synthesis suggest the drivers for large-scale synchronous declines have occurred in the North Pacific Ocean. Specifically, we found marine predation, size selective harvest, and pink salmon (Oncorhynchus gorbuscha) abundance are the factors most strongly associated with reduced size and age. Results also suggest ocean productivity–specifically winter sea surface temperature and the North Pacific Gyre Oscillation–are the most frequently identified predictors of regional Chinook salmon abundance. In addition to addressing freshwater factors like adult heat stress and juvenile predation, we suggest research, policy, and management focus on how to better understand and address the interactions between ocean productivity, marine predation, size selective harvest, and pink salmon abundance to improve the condition of Chinook salmon, and the people and ecosystems benefiting from them.","container-title":"Fish and Fisheries","DOI":"10.1111/faf.12895","ISSN":"1467-2979","issue":"n/a","language":"en","license":"© 2025 The Author(s). Fish and Fisheries published by John Wiley &amp; Sons Ltd.","note":"_eprint: https://onlinelibrary.wiley.com/doi/pdf/10.1111/faf.12895","source":"Wiley Online Library","title":"A Synthesis of Factors Related to Trends in Abundance and Demography of Alaska Chinook Salmon (Oncorhynchus tshawytscha, Salmonidae): Implications for Research, Management, and Policy","title-short":"A Synthesis of Factors Related to Trends in Abundance and Demography of Alaska Chinook Salmon (Oncorhynchus tshawytscha, Salmonidae)","URL":"https://onlinelibrary.wiley.com/doi/abs/10.1111/faf.12895","volume":"n/a","author":[{"family":"Lamborn","given":"Chase C."},{"family":"Ohlberger","given":"Jan"},{"family":"Walsworth","given":"Timothy E."},{"family":"Westley","given":"Peter A. H."},{"family":"Cunningham","given":"Curry J."},{"family":"Wynsma","given":"Sam"},{"family":"Smith","given":"Jordan W."}],"accessed":{"date-parts":[["2025",6,4]]},"issued":{"date-parts":[["2025"]]}}},{"id":5327,"uris":["http://zotero.org/users/8421274/items/QJJ96GUP"],"itemData":{"id":5327,"type":"article-journal","abstract":"Recent declines of Yukon River Chinook salmon (Oncorhynchus tshawytscha) populations have severely impacted people residing in the Yukon and Alaska. Evidence-based conservation strategies focused on stock recovery and adaptation are urgently needed but are limited by our understanding of what is driving declines, particularly in Canadian portions of the Yukon River basin. We examined how multiple environmental drivers may be influencing Canadian-origin Yukon River Chinook salmon productivity for eight populations over a 28-year period. We found that productivity was related to various environmental and ecosystem processes acting cumulatively over multiple life stages and across broad geographic scales. Productivity decreased in association with warmer upriver migration temperatures, wetter freshwater juvenile rearing habitats, and increasing abundances of potential marine competitors. In contrast, productivity increased in years with warmer and snowier winters and earlier spring onset. We found that different populations had similar relationships with environmental drivers, with potentially negative implications for regional fisheries stability. Our findings provide insight into how Chinook salmon are responding to rapid environmental change and can help inform salmon conservation initiatives and sustainable harvest strategies.","container-title":"CANADIAN JOURNAL OF FISHERIES AND AQUATIC SCIENCES","DOI":"10.1139/cjfas-2022-0254","ISSN":"0706-652X, 1205-7533","issue":"1","journalAbbreviation":"Can. J. Fish. Aquat. Sci.","language":"English","note":"number-of-pages: 18\npublisher-place: Ottawa\npublisher: Canadian Science Publishing\nWeb of Science ID: WOS:001129796500001","page":"97-114","source":"Clarivate Analytics Web of Science","title":"Multiple environmental drivers across life stages influence Yukon River Chinook salmon productivity","volume":"81","author":[{"family":"Murdoch","given":"A."},{"family":"Connors","given":"B. M."},{"family":"Lapointe","given":"N. W. R."},{"family":"Flemming","given":"J. Mills"},{"family":"Cooke","given":"S. J."},{"family":"Mantyka-Pringle","given":"C."}],"issued":{"date-parts":[["2024",1]]}}}],"schema":"https://github.com/citation-style-language/schema/raw/master/csl-citation.json"} </w:instrText>
-      </w:r>
-      <w:r>
-        <w:rPr>
-          <w:rFonts w:ascii="Garamond" w:hAnsi="Garamond"/>
-          <w:sz w:val="22"/>
-          <w:szCs w:val="22"/>
-        </w:rPr>
-        <w:fldChar w:fldCharType="separate"/>
-      </w:r>
-      <w:r>
-        <w:rPr>
-          <w:rFonts w:ascii="Garamond" w:hAnsi="Garamond"/>
-          <w:noProof/>
-          <w:sz w:val="22"/>
-          <w:szCs w:val="22"/>
-        </w:rPr>
-        <w:t>(Lamborn et al., 2025; Murdoch et al., 2024)</w:t>
-      </w:r>
-      <w:r>
-        <w:rPr>
-          <w:rFonts w:ascii="Garamond" w:hAnsi="Garamond"/>
-          <w:sz w:val="22"/>
-          <w:szCs w:val="22"/>
-        </w:rPr>
-        <w:fldChar w:fldCharType="end"/>
-      </w:r>
-      <w:r>
-        <w:rPr>
-          <w:rFonts w:ascii="Garamond" w:hAnsi="Garamond"/>
-          <w:sz w:val="22"/>
-          <w:szCs w:val="22"/>
-        </w:rPr>
-        <w:t xml:space="preserve">. Salmon from this region </w:t>
-      </w:r>
-      <w:r>
-        <w:rPr>
-          <w:rFonts w:ascii="Garamond" w:hAnsi="Garamond"/>
-          <w:sz w:val="22"/>
-          <w:szCs w:val="22"/>
-        </w:rPr>
-        <w:t>have supported</w:t>
-      </w:r>
-      <w:r>
-        <w:rPr>
-          <w:rFonts w:ascii="Garamond" w:hAnsi="Garamond"/>
-          <w:sz w:val="22"/>
-          <w:szCs w:val="22"/>
-        </w:rPr>
-        <w:t xml:space="preserve"> lucrative commercial </w:t>
-      </w:r>
-      <w:proofErr w:type="gramStart"/>
-      <w:r>
-        <w:rPr>
-          <w:rFonts w:ascii="Garamond" w:hAnsi="Garamond"/>
-          <w:sz w:val="22"/>
-          <w:szCs w:val="22"/>
-        </w:rPr>
-        <w:t>fisheries, and</w:t>
-      </w:r>
-      <w:proofErr w:type="gramEnd"/>
-      <w:r>
-        <w:rPr>
-          <w:rFonts w:ascii="Garamond" w:hAnsi="Garamond"/>
-          <w:sz w:val="22"/>
-          <w:szCs w:val="22"/>
-        </w:rPr>
-        <w:t xml:space="preserve"> have historically </w:t>
-      </w:r>
-      <w:r>
-        <w:rPr>
-          <w:rFonts w:ascii="Garamond" w:hAnsi="Garamond"/>
-          <w:sz w:val="22"/>
-          <w:szCs w:val="22"/>
-        </w:rPr>
-        <w:t>provided the cultural and nutritional</w:t>
-      </w:r>
-      <w:r>
-        <w:rPr>
-          <w:rFonts w:ascii="Garamond" w:hAnsi="Garamond"/>
-          <w:sz w:val="22"/>
-          <w:szCs w:val="22"/>
-        </w:rPr>
-        <w:t xml:space="preserve"> </w:t>
-      </w:r>
-      <w:r>
-        <w:rPr>
-          <w:rFonts w:ascii="Garamond" w:hAnsi="Garamond"/>
-          <w:sz w:val="22"/>
-          <w:szCs w:val="22"/>
-        </w:rPr>
-        <w:t>foundation for</w:t>
-      </w:r>
-      <w:r>
-        <w:rPr>
-          <w:rFonts w:ascii="Garamond" w:hAnsi="Garamond"/>
-          <w:sz w:val="22"/>
-          <w:szCs w:val="22"/>
-        </w:rPr>
-        <w:t xml:space="preserve"> dozens of </w:t>
-      </w:r>
-      <w:r>
-        <w:rPr>
-          <w:rFonts w:ascii="Garamond" w:hAnsi="Garamond"/>
-          <w:sz w:val="22"/>
-          <w:szCs w:val="22"/>
-        </w:rPr>
-        <w:t xml:space="preserve">subsistence </w:t>
-      </w:r>
-      <w:r>
-        <w:rPr>
-          <w:rFonts w:ascii="Garamond" w:hAnsi="Garamond"/>
-          <w:sz w:val="22"/>
-          <w:szCs w:val="22"/>
-        </w:rPr>
-        <w:t xml:space="preserve">communities in the region. As runs have collapsed, however, </w:t>
-      </w:r>
-      <w:r>
-        <w:rPr>
-          <w:rFonts w:ascii="Garamond" w:hAnsi="Garamond"/>
-          <w:sz w:val="22"/>
-          <w:szCs w:val="22"/>
-        </w:rPr>
-        <w:t xml:space="preserve">harvest has been completed restricted </w:t>
-      </w:r>
-      <w:r>
-        <w:rPr>
-          <w:rFonts w:ascii="Garamond" w:hAnsi="Garamond"/>
-          <w:sz w:val="22"/>
-          <w:szCs w:val="22"/>
-        </w:rPr>
-        <w:t>f</w:t>
-      </w:r>
-      <w:r>
-        <w:rPr>
-          <w:rFonts w:ascii="Garamond" w:hAnsi="Garamond"/>
-          <w:sz w:val="22"/>
-          <w:szCs w:val="22"/>
-        </w:rPr>
-        <w:t>or</w:t>
-      </w:r>
-      <w:r>
-        <w:rPr>
-          <w:rFonts w:ascii="Garamond" w:hAnsi="Garamond"/>
-          <w:sz w:val="22"/>
-          <w:szCs w:val="22"/>
-        </w:rPr>
-        <w:t xml:space="preserve"> upstream communities </w:t>
-      </w:r>
-      <w:r>
-        <w:rPr>
-          <w:rFonts w:ascii="Garamond" w:hAnsi="Garamond"/>
-          <w:sz w:val="22"/>
-          <w:szCs w:val="22"/>
-        </w:rPr>
-        <w:t xml:space="preserve">who </w:t>
-      </w:r>
-      <w:r>
-        <w:rPr>
-          <w:rFonts w:ascii="Garamond" w:hAnsi="Garamond"/>
-          <w:sz w:val="22"/>
-          <w:szCs w:val="22"/>
-        </w:rPr>
-        <w:t>have voluntarily reduced or ceased subsistence fishing altogether, triggering a region-wide crisis of food insecurity, cultural loss, and the potential disappearance of a critical economic resource</w:t>
-      </w:r>
-      <w:r>
-        <w:rPr>
-          <w:rFonts w:ascii="Garamond" w:hAnsi="Garamond"/>
-          <w:sz w:val="22"/>
-          <w:szCs w:val="22"/>
-        </w:rPr>
-        <w:t xml:space="preserve"> </w:t>
-      </w:r>
-      <w:r>
-        <w:rPr>
-          <w:rFonts w:ascii="Garamond" w:hAnsi="Garamond"/>
-          <w:sz w:val="22"/>
-          <w:szCs w:val="22"/>
-        </w:rPr>
-        <w:fldChar w:fldCharType="begin"/>
-      </w:r>
-      <w:r>
-        <w:rPr>
-          <w:rFonts w:ascii="Garamond" w:hAnsi="Garamond"/>
-          <w:sz w:val="22"/>
-          <w:szCs w:val="22"/>
-        </w:rPr>
-        <w:instrText xml:space="preserve"> ADDIN ZOTERO_ITEM CSL_CITATION {"citationID":"pEObtCaz","properties":{"formattedCitation":"(Brown &amp; Godduhn, 2015)","plainCitation":"(Brown &amp; Godduhn, 2015)","noteIndex":0},"citationItems":[{"id":4428,"uris":["http://zotero.org/users/8421274/items/2WA8NCRM"],"itemData":{"id":4428,"type":"article-journal","language":"en","source":"Zotero","title":"Socioeconomic effects of declining salmon runs on the Yukon River","author":[{"family":"Brown","given":"Caroline L"},{"family":"Godduhn","given":"Anna"}],"issued":{"date-parts":[["2015"]]}}}],"schema":"https://github.com/citation-style-language/schema/raw/master/csl-citation.json"} </w:instrText>
-      </w:r>
-      <w:r>
-        <w:rPr>
-          <w:rFonts w:ascii="Garamond" w:hAnsi="Garamond"/>
-          <w:sz w:val="22"/>
-          <w:szCs w:val="22"/>
-        </w:rPr>
-        <w:fldChar w:fldCharType="separate"/>
-      </w:r>
-      <w:r>
-        <w:rPr>
-          <w:rFonts w:ascii="Garamond" w:hAnsi="Garamond"/>
-          <w:noProof/>
-          <w:sz w:val="22"/>
-          <w:szCs w:val="22"/>
-        </w:rPr>
-        <w:t>(Brown &amp; Godduhn, 2015)</w:t>
-      </w:r>
-      <w:r>
-        <w:rPr>
-          <w:rFonts w:ascii="Garamond" w:hAnsi="Garamond"/>
-          <w:sz w:val="22"/>
-          <w:szCs w:val="22"/>
-        </w:rPr>
-        <w:fldChar w:fldCharType="end"/>
-      </w:r>
-      <w:r>
-        <w:rPr>
-          <w:rFonts w:ascii="Garamond" w:hAnsi="Garamond"/>
-          <w:sz w:val="22"/>
-          <w:szCs w:val="22"/>
-        </w:rPr>
-        <w:t xml:space="preserve">. As a result, resource managers face the difficult task of designing management strategies which balancing ongoing harvest opportunities with the urgent need to rebuild salmon populations and strengthen their resilience to future perturbations. </w:t>
-      </w:r>
-    </w:p>
-    <w:p>
-      <w:pPr>
-        <w:pStyle w:val="NormalWeb"/>
-        <w:spacing w:line="480" w:lineRule="auto"/>
-        <w:ind w:firstLine="720"/>
-        <w:rPr>
-          <w:rFonts w:ascii="Garamond" w:hAnsi="Garamond"/>
-          <w:sz w:val="22"/>
-          <w:szCs w:val="22"/>
-        </w:rPr>
-      </w:pPr>
-      <w:r>
-        <w:rPr>
-          <w:rFonts w:ascii="Garamond" w:hAnsi="Garamond"/>
-          <w:sz w:val="22"/>
-          <w:szCs w:val="22"/>
-        </w:rPr>
-        <w:t>There is growing recognition of the critical role that intrapopulation variability plays in fostering resilience at the ecosystem scale in both terrestrial and aquatic ecosystems</w:t>
-      </w:r>
-      <w:r>
-        <w:rPr>
-          <w:rFonts w:ascii="Garamond" w:hAnsi="Garamond"/>
-          <w:sz w:val="22"/>
-          <w:szCs w:val="22"/>
-        </w:rPr>
-        <w:t xml:space="preserve"> </w:t>
-      </w:r>
-      <w:r>
-        <w:rPr>
-          <w:rFonts w:ascii="Garamond" w:hAnsi="Garamond"/>
-          <w:sz w:val="22"/>
-          <w:szCs w:val="22"/>
-        </w:rPr>
-        <w:fldChar w:fldCharType="begin"/>
-      </w:r>
-      <w:r>
-        <w:rPr>
-          <w:rFonts w:ascii="Garamond" w:hAnsi="Garamond"/>
-          <w:sz w:val="22"/>
-          <w:szCs w:val="22"/>
-        </w:rPr>
-        <w:instrText xml:space="preserve"> ADDIN ZOTERO_ITEM CSL_CITATION {"citationID":"R6hBXmsY","properties":{"formattedCitation":"(Bolnick et al., 2011)","plainCitation":"(Bolnick et al., 2011)","noteIndex":0},"citationItems":[{"id":5318,"uris":["http://zotero.org/users/8421274/items/R2ZYTKMR"],"itemData":{"id":5318,"type":"article-journal","container-title":"Trends in Ecology &amp; Evolution","DOI":"10.1016/j.tree.2011.01.009","ISSN":"0169-5347","issue":"4","journalAbbreviation":"Trends in Ecology &amp; Evolution","language":"English","note":"publisher: Elsevier\nPMID: 21367482","page":"183-192","source":"www.cell.com","title":"Why intraspecific trait variation matters in community ecology","volume":"26","author":[{"family":"Bolnick","given":"Daniel I."},{"family":"Amarasekare","given":"Priyanga"},{"family":"Araújo","given":"Márcio S."},{"family":"Bürger","given":"Reinhard"},{"family":"Levine","given":"Jonathan M."},{"family":"Novak","given":"Mark"},{"family":"Rudolf","given":"Volker H. W."},{"family":"Schreiber","given":"Sebastian J."},{"family":"Urban","given":"Mark C."},{"family":"Vasseur","given":"David A."}],"issued":{"date-parts":[["2011",4,1]]}}}],"schema":"https://github.com/citation-style-language/schema/raw/master/csl-citation.json"} </w:instrText>
-      </w:r>
-      <w:r>
-        <w:rPr>
-          <w:rFonts w:ascii="Garamond" w:hAnsi="Garamond"/>
-          <w:sz w:val="22"/>
-          <w:szCs w:val="22"/>
-        </w:rPr>
-        <w:fldChar w:fldCharType="separate"/>
-      </w:r>
-      <w:r>
-        <w:rPr>
-          <w:rFonts w:ascii="Garamond" w:hAnsi="Garamond"/>
-          <w:noProof/>
-          <w:sz w:val="22"/>
-          <w:szCs w:val="22"/>
-        </w:rPr>
-        <w:t>(</w:t>
-      </w:r>
-      <w:r>
-        <w:rPr>
-          <w:rFonts w:ascii="Garamond" w:hAnsi="Garamond"/>
-          <w:noProof/>
-          <w:sz w:val="22"/>
-          <w:szCs w:val="22"/>
-          <w:highlight w:val="yellow"/>
-        </w:rPr>
-        <w:t>Luck et al. 200X</w:t>
-      </w:r>
-      <w:r>
-        <w:rPr>
-          <w:rFonts w:ascii="Garamond" w:hAnsi="Garamond"/>
-          <w:noProof/>
-          <w:sz w:val="22"/>
-          <w:szCs w:val="22"/>
-        </w:rPr>
-        <w:t>, Schindler et al. 2015)</w:t>
-      </w:r>
-      <w:r>
-        <w:rPr>
-          <w:rFonts w:ascii="Garamond" w:hAnsi="Garamond"/>
-          <w:sz w:val="22"/>
-          <w:szCs w:val="22"/>
-        </w:rPr>
-        <w:fldChar w:fldCharType="end"/>
-      </w:r>
-      <w:r>
-        <w:rPr>
-          <w:rFonts w:ascii="Garamond" w:hAnsi="Garamond"/>
-          <w:sz w:val="22"/>
-          <w:szCs w:val="22"/>
-        </w:rPr>
-        <w:t>. In salmon populations, substantial variation in both return timing and spatial distribution of habitat use produces significant complexity in life history strategies within and among populations</w:t>
-      </w:r>
-      <w:r>
-        <w:rPr>
-          <w:rFonts w:ascii="Garamond" w:hAnsi="Garamond"/>
-          <w:sz w:val="22"/>
-          <w:szCs w:val="22"/>
-        </w:rPr>
-        <w:t xml:space="preserve"> (Hilborn et al. 2003)</w:t>
-      </w:r>
-      <w:r>
-        <w:rPr>
-          <w:rFonts w:ascii="Garamond" w:hAnsi="Garamond"/>
-          <w:sz w:val="22"/>
-          <w:szCs w:val="22"/>
-        </w:rPr>
-        <w:t>. Overall population performance in salmon ecosystems is</w:t>
-      </w:r>
-      <w:r>
-        <w:rPr>
-          <w:rFonts w:ascii="Garamond" w:hAnsi="Garamond"/>
-          <w:sz w:val="22"/>
-          <w:szCs w:val="22"/>
-        </w:rPr>
-        <w:t xml:space="preserve"> therefore</w:t>
-      </w:r>
-      <w:r>
-        <w:rPr>
-          <w:rFonts w:ascii="Garamond" w:hAnsi="Garamond"/>
-          <w:sz w:val="22"/>
-          <w:szCs w:val="22"/>
-        </w:rPr>
-        <w:t xml:space="preserve"> shaped by the statistical averaging of multiple distinct, semi-independent sub-units distributed across space and time</w:t>
-      </w:r>
-      <w:r>
-        <w:rPr>
-          <w:rFonts w:ascii="Garamond" w:hAnsi="Garamond"/>
-          <w:sz w:val="22"/>
-          <w:szCs w:val="22"/>
-        </w:rPr>
-        <w:t xml:space="preserve"> </w:t>
-      </w:r>
-      <w:r>
-        <w:rPr>
-          <w:rFonts w:ascii="Garamond" w:hAnsi="Garamond"/>
-          <w:sz w:val="22"/>
-          <w:szCs w:val="22"/>
-        </w:rPr>
-        <w:fldChar w:fldCharType="begin"/>
-      </w:r>
-      <w:r>
-        <w:rPr>
-          <w:rFonts w:ascii="Garamond" w:hAnsi="Garamond"/>
-          <w:sz w:val="22"/>
-          <w:szCs w:val="22"/>
-        </w:rPr>
-        <w:instrText xml:space="preserve"> ADDIN ZOTERO_ITEM CSL_CITATION {"citationID":"4R3sEUmP","properties":{"formattedCitation":"(Connors et al., 2022; Ohlberger et al., 2016)","plainCitation":"(Connors et al., 2022; Ohlberger et al., 2016)","noteIndex":0},"citationItems":[{"id":4144,"uris":["http://zotero.org/users/8421274/items/M4DUIZ82"],"itemData":{"id":4144,"type":"article-journal","abstract":"Variation among populations in life history and intrinsic population characteristics (i.e., population diversity) helps maintain resilience to environmental change and dampen interannual variability in ecosystem services. As a result, ecological variation, and the processes that generate it, is considered central to strategies for managing risks to ecosystems in an increasingly variable and uncertain world. However, characterizing population diversity is difficult, particularly in large and remote regions, which often prevents its formal consideration in management advice. We combined genetic stock identification of archived scale and tissue samples with state-space run-reconstruction models to estimate migration timing and annual return abundance for eight geographically and genetically distinct Chinook salmon populations within the Canadian portion of the Yukon River. We found that among-population variation in migration timing and return abundances resulted in aggregate return migrations that were 2.1 times longer and 1.4 times more stable than if they had composed a single homogeneous population. We then fit state-space spawner–recruitment models to the annual return abundances to characterize among-population diversity in intrinsic productivity and population size and their consequences for the fisheries they support. Productivity and carrying capacity varied among populations by approximately 2.4-fold (2.9 to 6.9 recruits per spawner) and three-fold (8800 to 27,000 spawners), respectively. This diversity implies an equilibrium trade-off between harvesting of the population aggregate and the conservation of individual populations whereby the harvest rate predicted to maximize aggregate harvests comes at the cost of overfishing 40% of the populations but with a relatively low risk of extirpating the weakest ones. Our findings illustrate how population diversity in one of the largest salmon-producing river basins in the world contributes to fishery stability and food security in a region where salmon have high cultural and subsistence value. More generally, our work demonstrates the utility of molecular analyses of archived biological material for characterizing diversity in biological systems and its benefits and consequences for trade-offs in decision-making.","container-title":"Ecological Applications","DOI":"10.1002/eap.2709","ISSN":"1939-5582","issue":"8","language":"en","license":"© 2022 The Ecological Society of America.","note":"_eprint: https://onlinelibrary.wiley.com/doi/pdf/10.1002/eap.2709","page":"e2709","source":"Wiley Online Library","title":"Chinook salmon diversity contributes to fishery stability and trade-offs with mixed-stock harvest","volume":"32","author":[{"family":"Connors","given":"Brendan M."},{"family":"Siegle","given":"Matthew R."},{"family":"Harding","given":"Joel"},{"family":"Rossi","given":"Steven"},{"family":"Staton","given":"Benjamin A."},{"family":"Jones","given":"Michael L."},{"family":"Bradford","given":"Michael J."},{"family":"Brown","given":"Randy"},{"family":"Bechtol","given":"Bill"},{"family":"Doherty","given":"Beau"},{"family":"Cox","given":"Sean"},{"family":"Sutherland","given":"Ben J. G."}],"issued":{"date-parts":[["2022"]]}}},{"id":5321,"uris":["http://zotero.org/users/8421274/items/PJWLDI6C"],"itemData":{"id":5321,"type":"article-journal","abstract":"A central problem in understanding how species respond to global change is in parsing the effects of local drivers of population dynamics from regional and global drivers that are shared among populations. Management and conservation efforts that typically focus on a particular population would benefit greatly from being able to separate the effects of environmental processes at local, regional, and global scales. One way of addressing this challenge is to integrate data across multiple populations and use multivariate time series approaches to estimate shared and independent components of dynamics among neighboring populations. Here, we use a data set of 15 populations of Chinook salmon (Oncorhynchus tshawytscha) covering a broad geographical range in the eastern North Pacific Ocean to show how Dynamic Factor Analysis (DFA) can be used to estimate temporal coherence in population dynamics and to detect environmental drivers across spatial scales. Our results show that productivity dynamics of Chinook salmon populations strongly covary at the regional scale, but to a lesser degree at larger spatial scales. The timing of river ice break-up in spring was identified as an important driver of regional productivity dynamics. In addition, broad-scale variability in population productivity was linked to the North Pacific Gyre Oscillation, a dominant pattern of sea surface height variability. These broad-scale patterns in productivity dynamics may be associated with recent regime shifts in the Northeast Pacific Ocean. However, our results also demonstrate that populations within regions do not always respond consistently to the same environmental drivers, thus suggesting location-specific impacts. Overall, this study illustrates the use of DFA for quantifying the spatial and temporal complexity of multiple population responses to environmental change, thereby providing insights to processes that affect populations across large geographic areas, but that might be filtered by local habitat conditions.","container-title":"Ecosphere","DOI":"10.1002/ecs2.1333","ISSN":"2150-8925","issue":"4","language":"en","license":"© 2016 Ohlberger et al.","note":"_eprint: https://esajournals.onlinelibrary.wiley.com/doi/pdf/10.1002/ecs2.1333","page":"e01333","source":"Wiley Online Library","title":"Population coherence and environmental impacts across spatial scales: a case study of Chinook salmon","title-short":"Population coherence and environmental impacts across spatial scales","volume":"7","author":[{"family":"Ohlberger","given":"Jan"},{"family":"Scheuerell","given":"Mark D."},{"family":"Schindler","given":"Daniel E."}],"issued":{"date-parts":[["2016"]]}}}],"schema":"https://github.com/citation-style-language/schema/raw/master/csl-citation.json"} </w:instrText>
-      </w:r>
-      <w:r>
-        <w:rPr>
-          <w:rFonts w:ascii="Garamond" w:hAnsi="Garamond"/>
-          <w:sz w:val="22"/>
-          <w:szCs w:val="22"/>
-        </w:rPr>
-        <w:fldChar w:fldCharType="separate"/>
-      </w:r>
-      <w:r>
-        <w:rPr>
-          <w:rFonts w:ascii="Garamond" w:hAnsi="Garamond"/>
-          <w:noProof/>
-          <w:sz w:val="22"/>
-          <w:szCs w:val="22"/>
-        </w:rPr>
-        <w:t>(Schindler et al. 2010; Connors et al., 2022)</w:t>
-      </w:r>
-      <w:r>
-        <w:rPr>
-          <w:rFonts w:ascii="Garamond" w:hAnsi="Garamond"/>
-          <w:sz w:val="22"/>
-          <w:szCs w:val="22"/>
-        </w:rPr>
-        <w:fldChar w:fldCharType="end"/>
-      </w:r>
-      <w:r>
-        <w:rPr>
-          <w:rFonts w:ascii="Garamond" w:hAnsi="Garamond"/>
-          <w:sz w:val="22"/>
-          <w:szCs w:val="22"/>
-        </w:rPr>
-        <w:t xml:space="preserve">. </w:t>
-      </w:r>
-      <w:r>
-        <w:rPr>
-          <w:rFonts w:ascii="Garamond" w:hAnsi="Garamond"/>
-          <w:sz w:val="22"/>
-          <w:szCs w:val="22"/>
-        </w:rPr>
-        <w:t>Weak or negative covariance among these stocks helps buffer the broader population against the poor performance of any individual subunit, whose success may fluctuate in response to a dynamic mosaic of multi-dimensional environmental conditions</w:t>
-      </w:r>
-      <w:r>
-        <w:rPr>
-          <w:rFonts w:ascii="Garamond" w:hAnsi="Garamond"/>
-          <w:sz w:val="22"/>
-          <w:szCs w:val="22"/>
-        </w:rPr>
-        <w:t xml:space="preserve"> </w:t>
-      </w:r>
-      <w:r>
-        <w:rPr>
-          <w:rFonts w:ascii="Garamond" w:hAnsi="Garamond"/>
-          <w:sz w:val="22"/>
-          <w:szCs w:val="22"/>
-        </w:rPr>
-        <w:fldChar w:fldCharType="begin"/>
-      </w:r>
-      <w:r>
-        <w:rPr>
-          <w:rFonts w:ascii="Garamond" w:hAnsi="Garamond"/>
-          <w:sz w:val="22"/>
-          <w:szCs w:val="22"/>
-        </w:rPr>
-        <w:instrText xml:space="preserve"> ADDIN ZOTERO_ITEM CSL_CITATION {"citationID":"m5A16NUn","properties":{"formattedCitation":"(Brennan, Schindler, et al., 2019; Schindler et al., 2010)","plainCitation":"(Brennan, Schindler, et al., 2019; Schindler et al., 2010)","noteIndex":0},"citationItems":[{"id":3844,"uris":["http://zotero.org/users/8421274/items/RXD5IA9D"],"itemData":{"id":3844,"type":"article-journal","abstract":"Watersheds are complex mosaics of habitats whose conditions vary across space and time as landscape features filter overriding climate forcing, yet the extent to which the reliability of ecosystem services depends on these dynamics remains unknown. We quantified how shifting habitat mosaics are expressed across a range of spatial scales within a large, free-flowing river, and how they stabilize the production of Pacific salmon that support valuable fisheries. The strontium isotope records of ear stones (otoliths) show that the relative productivity of locations across the river network, as both natal- and juvenile-rearing habitat, varies widely among years and that this variability is expressed across a broad range of spatial scales, ultimately stabilizing the interannual production of fish at the scale of the entire basin.","container-title":"Science","DOI":"10.1126/science.aav4313","issue":"6442","note":"publisher: American Association for the Advancement of Science","page":"783-786","source":"science.org (Atypon)","title":"Shifting habitat mosaics and fish production across river basins","volume":"364","author":[{"family":"Brennan","given":"Sean R."},{"family":"Schindler","given":"Daniel E."},{"family":"Cline","given":"Timothy J."},{"family":"Walsworth","given":"Timothy E."},{"family":"Buck","given":"Greg"},{"family":"Fernandez","given":"Diego P."}],"issued":{"date-parts":[["2019"]]}},"label":"page"},{"id":272,"uris":["http://zotero.org/users/8421274/items/24NDGS7V"],"itemData":{"id":272,"type":"article-journal","abstract":"One of the most pervasive themes in ecology is that biological diversity stabilizes ecosystem processes and the services they provide to society, a concept that has become a common argument for biodiversity conservation. Species-rich communities are thought to produce more temporally stable ecosystem services because of the complementary or independent dynamics among species that perform similar ecosystem functions. Such variance dampening within communities is referred to as a portfolio effect and is analogous to the effects of asset diversity on the stability of financial portfolios. In ecology, these arguments have focused on the effects of species diversity on ecosystem stability but have not considered the importance of biologically relevant diversity within individual species. Current rates of population extirpation are probably at least three orders of magnitude higher than species extinction rates, so there is a pressing need to clarify how population and life history diversity affect the performance of individual species in providing important ecosystem services. Here we use five decades of data from Oncorhynchus nerka (sockeye salmon) in Bristol Bay, Alaska, to provide the first quantification of portfolio effects that derive from population and life history diversity in an important and heavily exploited species. Variability in annual Bristol Bay salmon returns is 2.2 times lower than it would be if the system consisted of a single homogenous population rather than the several hundred discrete populations it currently consists of. Furthermore, if it were a single homogeneous population, such increased variability would lead to ten times more frequent fisheries closures. Portfolio effects are also evident in watershed food webs, where they stabilize and extend predator access to salmon resources. Our results demonstrate the critical importance of maintaining population diversity for stabilizing ecosystem services and securing the economies and livelihoods that depend on them. The reliability of ecosystem services will erode faster than indicated by species loss alone. [PUBLICATION ABSTRACT]","container-title":"Nature","DOI":"https://doi-org.prox.lib.ncsu.edu/10.1038/nature09060","ISSN":"00280836","issue":"7298","language":"English","license":"Copyright Nature Publishing Group Jun 3, 2010","note":"number-of-pages: 5\npublisher-place: London, United States\npublisher: Nature Publishing Group\nsection: LETTERS","source":"ProQuest","title":"Population diversity and the portfolio effect in an exploited species","URL":"http://www.proquest.com/docview/375318240/abstract/317AC81E34EB4163PQ/1","volume":"465","author":[{"family":"Schindler","given":"Daniel E."},{"family":"Hilborn","given":"Ray"},{"family":"Chasco","given":"Brandon"},{"family":"Boatright","given":"Christopher P."},{"family":"Quinn","given":"Thomas P."},{"family":"Rogers","given":"Lauren A."},{"family":"Webster","given":"Michael S."}],"accessed":{"date-parts":[["2022",5,12]]},"issued":{"date-parts":[["2010",6,3]]}}}],"schema":"https://github.com/citation-style-language/schema/raw/master/csl-citation.json"} </w:instrText>
-      </w:r>
-      <w:r>
-        <w:rPr>
-          <w:rFonts w:ascii="Garamond" w:hAnsi="Garamond"/>
-          <w:sz w:val="22"/>
-          <w:szCs w:val="22"/>
-        </w:rPr>
-        <w:fldChar w:fldCharType="separate"/>
-      </w:r>
-      <w:r>
-        <w:rPr>
-          <w:rFonts w:ascii="Garamond" w:hAnsi="Garamond"/>
-          <w:noProof/>
-          <w:sz w:val="22"/>
-          <w:szCs w:val="22"/>
-        </w:rPr>
-        <w:t>(Brennan, Schindler, et al., 2019; Schindler et al., 2010)</w:t>
-      </w:r>
-      <w:r>
-        <w:rPr>
-          <w:rFonts w:ascii="Garamond" w:hAnsi="Garamond"/>
-          <w:sz w:val="22"/>
-          <w:szCs w:val="22"/>
-        </w:rPr>
-        <w:fldChar w:fldCharType="end"/>
-      </w:r>
-      <w:r>
-        <w:rPr>
-          <w:rFonts w:ascii="Garamond" w:hAnsi="Garamond"/>
-          <w:sz w:val="22"/>
-          <w:szCs w:val="22"/>
-        </w:rPr>
-        <w:t xml:space="preserve">. This “portfolio effect” dampens ecosystem variability by distributing risk across its components, </w:t>
-      </w:r>
-      <w:r>
-        <w:rPr>
-          <w:rFonts w:ascii="Garamond" w:hAnsi="Garamond"/>
-          <w:sz w:val="22"/>
-          <w:szCs w:val="22"/>
-        </w:rPr>
-        <w:lastRenderedPageBreak/>
-        <w:t>much in the same way that financial diversification of a portfolio spreads investment risk across sectors to reduce overall volatility</w:t>
-      </w:r>
-      <w:r>
-        <w:rPr>
-          <w:rFonts w:ascii="Garamond" w:hAnsi="Garamond"/>
-          <w:sz w:val="22"/>
-          <w:szCs w:val="22"/>
-        </w:rPr>
-        <w:t xml:space="preserve"> </w:t>
-      </w:r>
-      <w:r>
-        <w:rPr>
-          <w:rFonts w:ascii="Garamond" w:hAnsi="Garamond"/>
-          <w:sz w:val="22"/>
-          <w:szCs w:val="22"/>
-        </w:rPr>
-        <w:fldChar w:fldCharType="begin"/>
-      </w:r>
-      <w:r>
-        <w:rPr>
-          <w:rFonts w:ascii="Garamond" w:hAnsi="Garamond"/>
-          <w:sz w:val="22"/>
-          <w:szCs w:val="22"/>
-        </w:rPr>
-        <w:instrText xml:space="preserve"> ADDIN ZOTERO_ITEM CSL_CITATION {"citationID":"ropzGQtb","properties":{"formattedCitation":"(Cline et al., 2017; Griffiths et al., 2014; Markowitz, 1952; Schindler et al., 2015)","plainCitation":"(Cline et al., 2017; Griffiths et al., 2014; Markowitz, 1952; Schindler et al., 2015)","noteIndex":0},"citationItems":[{"id":1181,"uris":["http://zotero.org/users/8421274/items/B23FV4AJ"],"itemData":{"id":1181,"type":"article-journal","abstract":"Abrupt shifts in natural resources and their markets are a ubiquitous challenge to human communities. Building resilient social-ecological systems requires approaches that are robust to uncertainty and to regime shifts. Harvesting diverse portfolios of natural resources and adapting portfolios in response to change could stabilize economies reliant on natural resources and their markets, both of which are prone to unpredictable shifts. Here we use fisheries catch and revenue data from Alaskan fishing communities over 34 years to test whether diversification and turnover in the composition of fishing opportunities increased economic stability during major ocean and market regime shifts in 1989. More than 85% of communities show reduced fishing revenues following these regime shifts. However, communities with the highest portfolio diversity and those that could opportunistically shift the composition of resources they harvest, experienced negligible or even positive changes in revenue. Maintaining diversity in economic opportunities and enabling turnover facilitates sustainability of communities reliant on renewable resources facing uncertain futures.","container-title":"Nature Communications","DOI":"10.1038/ncomms14042","ISSN":"2041-1723","issue":"1","journalAbbreviation":"Nat Commun","language":"en","license":"2017 The Author(s)","note":"number: 1\npublisher: Nature Publishing Group","page":"14042","source":"www-nature-com.offcampus.lib.washington.edu","title":"Fisheries portfolio diversification and turnover buffer Alaskan fishing communities from abrupt resource and market changes","volume":"8","author":[{"family":"Cline","given":"Timothy J."},{"family":"Schindler","given":"Daniel E."},{"family":"Hilborn","given":"Ray"}],"issued":{"date-parts":[["2017",1,16]]}}},{"id":4217,"uris":["http://zotero.org/users/8421274/items/8XTQF7BZ"],"itemData":{"id":4217,"type":"article-journal","abstract":"&lt;list list-type=\"1\" id=\"jpe12341-list-0001\"&gt; Quantifying the variability in the delivery of ecosystem services across the landscape can be used to set appropriate management targets, evaluate resilience and target conservation efforts. Ecosystem functions and services may exhibit portfolio-type dynamics, whereby diversity within lower levels promotes stability at more aggregated levels. Portfolio theory provides a framework to characterize the relative performance among ecosystems and the processes that drive differences in performance. We assessed Pacific salmon Oncorhynchus spp. portfolio performance across their native latitudinal range focusing on the reliability of salmon returns as a metric with which to assess the function of salmon ecosystems and their services to humans. We used the Sharpe ratio (e.g. the size of the total salmon return to the portfolio relative to its variability (risk)) to evaluate the performance of Chinook and sockeye salmon portfolios across the west coast of North America. We evaluated the effects on portfolio performance from the variance of and covariance among salmon returns within each portfolio, and the association between portfolio performance and watershed attributes. We found a positive latitudinal trend in the risk-adjusted performance of Chinook and sockeye salmon portfolios that also correlated negatively with anthropogenic impact on watersheds (e.g. dams and land-use change). High-latitude Chinook salmon portfolios were on average 25 times more reliable, and their portfolio risk was mainly due to low variance in the individual assets. Sockeye salmon portfolios were also more reliable at higher latitudes, but sources of risk varied among the highest performing portfolios.Synthesis and applications. Portfolio theory provides a straightforward method for characterizing the resilience of salmon ecosystems and their services. Natural variability in portfolio performance among undeveloped watersheds provides a benchmark for restoration efforts. Locally and regionally, assessing the sources of portfolio risk can guide actions to maintain existing resilience (protect habitat and disturbance regimes that maintain response diversity; employ harvest strategies sensitive to different portfolio components) or improve restoration activities. Improving our understanding of portfolio reliability may allow for management of natural resources that is robust to ongoing environmental change. Portfolio theory provides a straightforward method for characterizing the resilience of salmon ecosystems and their services. Natural variability in portfolio performance among undeveloped watersheds provides a benchmark for restoration efforts. Locally and regionally, assessing the sources of portfolio risk can guide actions to maintain existing resilience (protect habitat and disturbance regimes that maintain response diversity; employ harvest strategies sensitive to different portfolio components) or improve restoration activities. Improving our understanding of portfolio reliability may allow for management of natural resources that is robust to ongoing environmental change.","container-title":"JOURNAL OF APPLIED ECOLOGY","DOI":"10.1111/1365-2664.12341","ISSN":"0021-8901, 1365-2664","issue":"6","journalAbbreviation":"J. Appl. Ecol.","language":"English","note":"number-of-pages: 10\npublisher-place: Hoboken\npublisher: Wiley-Blackwell\nWeb of Science ID: WOS:000345706100010","page":"1554-1563","source":"Clarivate Analytics Web of Science","title":"Performance of salmon fishery portfolios across western North America","volume":"51","author":[{"family":"Griffiths","gi</w:instrText>
-      </w:r>
-      <w:r>
-        <w:rPr>
-          <w:rFonts w:ascii="Garamond" w:hAnsi="Garamond"/>
-          <w:sz w:val="22"/>
-          <w:szCs w:val="22"/>
-        </w:rPr>
-        <w:instrText xml:space="preserve">ven":"Jennifer R."},{"family":"Schindler","given":"Daniel E."},{"family":"Armstrong","given":"Jonathan B."},{"family":"Scheuerell","given":"Mark D."},{"family":"Whited","given":"Diane C."},{"family":"Clark","given":"Robert A."},{"family":"Hilborn","given":"Ray"},{"family":"Holt","given":"Carrie A."},{"family":"Lindley","given":"Steven T."},{"family":"Stanford","given":"Jack A."},{"family":"Volk","given":"Eric C."}],"issued":{"date-parts":[["2014",12]]}}},{"id":5389,"uris":["http://zotero.org/users/8421274/items/4NQQUH9L"],"itemData":{"id":5389,"type":"article-journal","container-title":"The Journal of Finance","DOI":"10.2307/2975974","ISSN":"0022-1082","issue":"1","note":"publisher: [American Finance Association, Wiley]","page":"77-91","source":"JSTOR","title":"Portfolio Selection","volume":"7","author":[{"family":"Markowitz","given":"Harry"}],"issued":{"date-parts":[["1952"]]}}},{"id":68,"uris":["http://zotero.org/users/8421274/items/DIRY8NHC"],"itemData":{"id":68,"type":"article-journal","container-title":"Frontiers in Ecology and the Environment","issue":"5","note":"publisher: Wiley Online Library","page":"257–263","source":"Google Scholar","title":"The portfolio concept in ecology and evolution","volume":"13","author":[{"family":"Schindler","given":"Daniel E."},{"family":"Armstrong","given":"Jonathan B."},{"family":"Reed","given":"Thomas E."}],"issued":{"date-parts":[["2015"]]}}}],"schema":"https://github.com/citation-style-language/schema/raw/master/csl-citation.json"} </w:instrText>
-      </w:r>
-      <w:r>
-        <w:rPr>
-          <w:rFonts w:ascii="Garamond" w:hAnsi="Garamond"/>
-          <w:sz w:val="22"/>
-          <w:szCs w:val="22"/>
-        </w:rPr>
-        <w:fldChar w:fldCharType="separate"/>
-      </w:r>
-      <w:r>
-        <w:rPr>
-          <w:rFonts w:ascii="Garamond" w:hAnsi="Garamond"/>
-          <w:noProof/>
-          <w:sz w:val="22"/>
-          <w:szCs w:val="22"/>
-        </w:rPr>
-        <w:t>(Griffiths et al., 2014; Markowitz, 1952; Schindler et al., 2015)</w:t>
-      </w:r>
-      <w:r>
-        <w:rPr>
-          <w:rFonts w:ascii="Garamond" w:hAnsi="Garamond"/>
-          <w:sz w:val="22"/>
-          <w:szCs w:val="22"/>
-        </w:rPr>
-        <w:fldChar w:fldCharType="end"/>
-      </w:r>
-      <w:r>
-        <w:rPr>
-          <w:rFonts w:ascii="Garamond" w:hAnsi="Garamond"/>
-          <w:sz w:val="22"/>
-          <w:szCs w:val="22"/>
-        </w:rPr>
-        <w:t xml:space="preserve">. </w:t>
-      </w:r>
-    </w:p>
-    <w:p>
-      <w:pPr>
-        <w:pStyle w:val="NormalWeb"/>
-        <w:spacing w:line="480" w:lineRule="auto"/>
-        <w:ind w:firstLine="720"/>
-        <w:rPr>
-          <w:rFonts w:ascii="Garamond" w:hAnsi="Garamond"/>
-          <w:sz w:val="22"/>
-          <w:szCs w:val="22"/>
-        </w:rPr>
-      </w:pPr>
-      <w:r>
-        <w:rPr>
-          <w:rFonts w:ascii="Garamond" w:hAnsi="Garamond"/>
-          <w:sz w:val="22"/>
-          <w:szCs w:val="22"/>
-        </w:rPr>
-        <w:t xml:space="preserve">The reliability of salmon resources to communities is a product of the health of stock components throughout the watershed. For Pacific salmon fisheries, which harvest stocks as the migrate upstream, the duration and reliability of this resource is the result of the aggregate dynamics of upstream stocks. For example, healthy stock components with unique spatiotemporal patterns may allow for more diverse set of harvest opportunities over a longer time period  </w:t>
-      </w:r>
-      <w:r>
-        <w:rPr>
-          <w:rFonts w:ascii="Garamond" w:hAnsi="Garamond"/>
-          <w:sz w:val="22"/>
-          <w:szCs w:val="22"/>
-        </w:rPr>
-        <w:fldChar w:fldCharType="begin"/>
-      </w:r>
-      <w:r>
-        <w:rPr>
-          <w:rFonts w:ascii="Garamond" w:hAnsi="Garamond"/>
-          <w:sz w:val="22"/>
-          <w:szCs w:val="22"/>
-        </w:rPr>
-        <w:instrText xml:space="preserve"> ADDIN ZOTERO_ITEM CSL_CITATION {"citationID":"bdM2yxbf","properties":{"formattedCitation":"(Nesbitt &amp; Moore, 2016)","plainCitation":"(Nesbitt &amp; Moore, 2016)","noteIndex":0},"citationItems":[{"id":3361,"uris":["http://zotero.org/users/8421274/items/U6M4JZTI"],"itemData":{"id":3361,"type":"article-journal","abstract":"Indigenous people are considered to be among the most vulnerable to food insecurity and biodiversity loss. Biodiversity is cited as a key component of indigenous food security; however, quantitative examples of this linkage are limited. We examined how species and population diversity influence the food security of indigenous fisheries for Pacific salmon (Oncorhynchus species). We compared two dimensions of food security – catch stability (interannual variability) and access (season length) – across a salmon diversity gradient for 21 fisheries on the Fraser River, Canada, over 30 years, using linear regression models. We used population diversity proxies derived from a range of existing measures because population-specific data were unavailable. While both population and species diversity were generally associated with higher catch stability and temporal access, population diversity had a stronger signal. Fisheries with access to high species diversity had up to 1·4 times more stable catch than predicted by the portfolio effect and up to 1·2 times longer fishing seasons than fisheries with access to fewer species. Fisheries with access to high population diversity had up to 3·8 times more stable catch and three times longer seasons than fisheries with access to fewer populations. Catch stability of Chinook Oncorhynchus tshawytscha and sockeye Oncorhynchus nerka fisheries was best explained by the number of populations and conservation units, respectively, that migrate past a fishery en route to spawning grounds. Similar population diversity metrics were important explanatory variables for season length of sockeye, pink Oncorhynchus gorbuscha, coho Oncorhynchus kisutch and chum Oncorhynchus keta fisheries. Synthesis and applications. We show an empirical example of how multiple scales of biodiversity support food security across a large watershed and suggest that protecting fine-scale salmon diversity will help promote food security for indigenous people. The scales of environmental assessments need to match the scales of the socio-ecological processes that will be affected by development. We illustrate that upstream projects that damage salmon habitat could degrade the food security of downstream indigenous fisheries, with implications to Canadian indigenous people and to watersheds around the world where migratory fishes support local fisheries.","container-title":"Journal of Applied Ecology","DOI":"10.1111/1365-2664.12717","ISSN":"1365-2664","issue":"5","language":"en","note":"_eprint: https://onlinelibrary.wiley.com/doi/pdf/10.1111/1365-2664.12717","page":"1489-1499","source":"Wiley Online Library","title":"Species and population diversity in Pacific salmon fisheries underpin indigenous food security","volume":"53","author":[{"family":"Nesbitt","given":"Holly K."},{"family":"Moore","given":"Jonathan W."}],"issued":{"date-parts":[["2016"]]}}}],"schema":"https://github.com/citation-style-language/schema/raw/master/csl-citation.json"} </w:instrText>
-      </w:r>
-      <w:r>
-        <w:rPr>
-          <w:rFonts w:ascii="Garamond" w:hAnsi="Garamond"/>
-          <w:sz w:val="22"/>
-          <w:szCs w:val="22"/>
-        </w:rPr>
-        <w:fldChar w:fldCharType="separate"/>
-      </w:r>
-      <w:r>
-        <w:rPr>
-          <w:rFonts w:ascii="Garamond" w:hAnsi="Garamond"/>
-          <w:noProof/>
-          <w:sz w:val="22"/>
-          <w:szCs w:val="22"/>
-        </w:rPr>
-        <w:t>(Nesbitt &amp; Moore, 2016)</w:t>
-      </w:r>
-      <w:r>
-        <w:rPr>
-          <w:rFonts w:ascii="Garamond" w:hAnsi="Garamond"/>
-          <w:sz w:val="22"/>
-          <w:szCs w:val="22"/>
-        </w:rPr>
-        <w:fldChar w:fldCharType="end"/>
-      </w:r>
-      <w:r>
-        <w:rPr>
-          <w:rFonts w:ascii="Garamond" w:hAnsi="Garamond"/>
-          <w:sz w:val="22"/>
-          <w:szCs w:val="22"/>
-        </w:rPr>
-        <w:t xml:space="preserve">. Further, distributing risk across space and time in several stocks may buffer basin-wide returns to local or short-term changes to habitat conditions, thereby enhancing </w:t>
-      </w:r>
-      <w:r>
-        <w:rPr>
-          <w:rFonts w:ascii="Garamond" w:hAnsi="Garamond"/>
-          <w:sz w:val="22"/>
-          <w:szCs w:val="22"/>
-        </w:rPr>
-        <w:t xml:space="preserve">both the accessibility and reliability of </w:t>
-      </w:r>
-      <w:r>
-        <w:rPr>
-          <w:rFonts w:ascii="Garamond" w:hAnsi="Garamond"/>
-          <w:sz w:val="22"/>
-          <w:szCs w:val="22"/>
-        </w:rPr>
-        <w:t xml:space="preserve">downstream </w:t>
-      </w:r>
-      <w:r>
-        <w:rPr>
-          <w:rFonts w:ascii="Garamond" w:hAnsi="Garamond"/>
-          <w:sz w:val="22"/>
-          <w:szCs w:val="22"/>
-        </w:rPr>
-        <w:t>harvest opportunities</w:t>
-      </w:r>
-      <w:r>
-        <w:rPr>
-          <w:rFonts w:ascii="Garamond" w:hAnsi="Garamond"/>
-          <w:sz w:val="22"/>
-          <w:szCs w:val="22"/>
-        </w:rPr>
-        <w:t xml:space="preserve"> (Schindler et al. 2010). The health of salmon populations in terms of </w:t>
-      </w:r>
-      <w:r>
-        <w:rPr>
-          <w:rFonts w:ascii="Garamond" w:hAnsi="Garamond"/>
-          <w:sz w:val="22"/>
-          <w:szCs w:val="22"/>
-        </w:rPr>
-        <w:t>long-term resilience</w:t>
-      </w:r>
-      <w:r>
-        <w:rPr>
-          <w:rFonts w:ascii="Garamond" w:hAnsi="Garamond"/>
-          <w:sz w:val="22"/>
-          <w:szCs w:val="22"/>
-        </w:rPr>
-        <w:t xml:space="preserve"> and reliability of ecosystem services is therefore better assessed </w:t>
-      </w:r>
-      <w:r>
-        <w:rPr>
-          <w:rFonts w:ascii="Garamond" w:hAnsi="Garamond"/>
-          <w:sz w:val="22"/>
-          <w:szCs w:val="22"/>
-        </w:rPr>
-        <w:t>by the health and viability of contributing subunits rather than by total run size alone</w:t>
-      </w:r>
-      <w:r>
-        <w:rPr>
-          <w:rFonts w:ascii="Garamond" w:hAnsi="Garamond"/>
-          <w:sz w:val="22"/>
-          <w:szCs w:val="22"/>
-        </w:rPr>
-        <w:t xml:space="preserve"> </w:t>
-      </w:r>
-      <w:r>
-        <w:rPr>
-          <w:rFonts w:ascii="Garamond" w:hAnsi="Garamond"/>
-          <w:sz w:val="22"/>
-          <w:szCs w:val="22"/>
-        </w:rPr>
-        <w:fldChar w:fldCharType="begin"/>
-      </w:r>
-      <w:r>
-        <w:rPr>
-          <w:rFonts w:ascii="Garamond" w:hAnsi="Garamond"/>
-          <w:sz w:val="22"/>
-          <w:szCs w:val="22"/>
-        </w:rPr>
-        <w:instrText xml:space="preserve"> ADDIN ZOTERO_ITEM CSL_CITATION {"citationID":"XiDspMSN","properties":{"formattedCitation":"(Connors et al., 2022)","plainCitation":"(Connors et al., 2022)","noteIndex":0},"citationItems":[{"id":4144,"uris":["http://zotero.org/users/8421274/items/M4DUIZ82"],"itemData":{"id":4144,"type":"article-journal","abstract":"Variation among populations in life history and intrinsic population characteristics (i.e., population diversity) helps maintain resilience to environmental change and dampen interannual variability in ecosystem services. As a result, ecological variation, and the processes that generate it, is considered central to strategies for managing risks to ecosystems in an increasingly variable and uncertain world. However, characterizing population diversity is difficult, particularly in large and remote regions, which often prevents its formal consideration in management advice. We combined genetic stock identification of archived scale and tissue samples with state-space run-reconstruction models to estimate migration timing and annual return abundance for eight geographically and genetically distinct Chinook salmon populations within the Canadian portion of the Yukon River. We found that among-population variation in migration timing and return abundances resulted in aggregate return migrations that were 2.1 times longer and 1.4 times more stable than if they had composed a single homogeneous population. We then fit state-space spawner–recruitment models to the annual return abundances to characterize among-population diversity in intrinsic productivity and population size and their consequences for the fisheries they support. Productivity and carrying capacity varied among populations by approximately 2.4-fold (2.9 to 6.9 recruits per spawner) and three-fold (8800 to 27,000 spawners), respectively. This diversity implies an equilibrium trade-off between harvesting of the population aggregate and the conservation of individual populations whereby the harvest rate predicted to maximize aggregate harvests comes at the cost of overfishing 40% of the populations but with a relatively low risk of extirpating the weakest ones. Our findings illustrate how population diversity in one of the largest salmon-producing river basins in the world contributes to fishery stability and food security in a region where salmon have high cultural and subsistence value. More generally, our work demonstrates the utility of molecular analyses of archived biological material for characterizing diversity in biological systems and its benefits and consequences for trade-offs in decision-making.","container-title":"Ecological Applications","DOI":"10.1002/eap.2709","ISSN":"1939-5582","issue":"8","language":"en","license":"© 2022 The Ecological Society of America.","note":"_eprint: https://onlinelibrary.wiley.com/doi/pdf/10.1002/eap.2709","page":"e2709","source":"Wiley Online Library","title":"Chinook salmon diversity contributes to fishery stability and trade-offs with mixed-stock harvest","volume":"32","author":[{"family":"Connors","given":"Brendan M."},{"family":"Siegle","given":"Matthew R."},{"family":"Harding","given":"Joel"},{"family":"Rossi","given":"Steven"},{"family":"Staton","given":"Benjamin A."},{"family":"Jones","given":"Michael L."},{"family":"Bradford","given":"Michael J."},{"family":"Brown","given":"Randy"},{"family":"Bechtol","given":"Bill"},{"family":"Doherty","given":"Beau"},{"family":"Cox","given":"Sean"},{"family":"Sutherland","given":"Ben J. G."}],"issued":{"date-parts":[["2022"]]}}}],"schema":"https://github.com/citation-style-language/schema/raw/master/csl-citation.json"} </w:instrText>
-      </w:r>
-      <w:r>
-        <w:rPr>
-          <w:rFonts w:ascii="Garamond" w:hAnsi="Garamond"/>
-          <w:sz w:val="22"/>
-          <w:szCs w:val="22"/>
-        </w:rPr>
-        <w:fldChar w:fldCharType="separate"/>
-      </w:r>
-      <w:r>
-        <w:rPr>
-          <w:rFonts w:ascii="Garamond" w:hAnsi="Garamond"/>
-          <w:noProof/>
-          <w:sz w:val="22"/>
-          <w:szCs w:val="22"/>
-        </w:rPr>
-        <w:t>(Griffiths et al. 2014; Connors et al., 2022)</w:t>
-      </w:r>
-      <w:r>
-        <w:rPr>
-          <w:rFonts w:ascii="Garamond" w:hAnsi="Garamond"/>
-          <w:sz w:val="22"/>
-          <w:szCs w:val="22"/>
-        </w:rPr>
-        <w:fldChar w:fldCharType="end"/>
-      </w:r>
-      <w:r>
-        <w:rPr>
-          <w:rFonts w:ascii="Garamond" w:hAnsi="Garamond"/>
-          <w:sz w:val="22"/>
-          <w:szCs w:val="22"/>
-        </w:rPr>
-        <w:t>.</w:t>
-      </w:r>
-      <w:r>
-        <w:rPr>
-          <w:rFonts w:ascii="Garamond" w:hAnsi="Garamond"/>
-          <w:sz w:val="22"/>
-          <w:szCs w:val="22"/>
-        </w:rPr>
-        <w:t xml:space="preserve"> </w:t>
-      </w:r>
-    </w:p>
-    <w:p>
-      <w:pPr>
-        <w:pStyle w:val="NormalWeb"/>
-        <w:spacing w:line="480" w:lineRule="auto"/>
-        <w:ind w:firstLine="720"/>
-        <w:rPr>
-          <w:rFonts w:ascii="Garamond" w:hAnsi="Garamond"/>
-          <w:sz w:val="22"/>
-          <w:szCs w:val="22"/>
-        </w:rPr>
-      </w:pPr>
-      <w:r>
-        <w:rPr>
-          <w:rFonts w:ascii="Garamond" w:hAnsi="Garamond"/>
-          <w:sz w:val="22"/>
-          <w:szCs w:val="22"/>
-        </w:rPr>
-        <w:t xml:space="preserve">Downstream fisheries which harvest migrating stocks face a difficult challenge to design harvest methods which consider both </w:t>
-      </w:r>
-      <w:r>
-        <w:rPr>
-          <w:rFonts w:ascii="Garamond" w:hAnsi="Garamond"/>
-          <w:sz w:val="22"/>
-          <w:szCs w:val="22"/>
-        </w:rPr>
-        <w:t xml:space="preserve">overall </w:t>
-      </w:r>
-      <w:r>
-        <w:rPr>
-          <w:rFonts w:ascii="Garamond" w:hAnsi="Garamond"/>
-          <w:sz w:val="22"/>
-          <w:szCs w:val="22"/>
-        </w:rPr>
-        <w:t>harvest opportunity</w:t>
-      </w:r>
-      <w:r>
-        <w:rPr>
-          <w:rFonts w:ascii="Garamond" w:hAnsi="Garamond"/>
-          <w:sz w:val="22"/>
-          <w:szCs w:val="22"/>
-        </w:rPr>
-        <w:t xml:space="preserve"> as well as</w:t>
-      </w:r>
-      <w:r>
-        <w:rPr>
-          <w:rFonts w:ascii="Garamond" w:hAnsi="Garamond"/>
-          <w:sz w:val="22"/>
-          <w:szCs w:val="22"/>
-        </w:rPr>
-        <w:t xml:space="preserve"> stock specific exploitation rates. For example, strategies which </w:t>
-      </w:r>
-      <w:r>
-        <w:rPr>
-          <w:rFonts w:ascii="Garamond" w:hAnsi="Garamond"/>
-          <w:sz w:val="22"/>
-          <w:szCs w:val="22"/>
-        </w:rPr>
-        <w:t>concentrate harvest in periods of peak abundance (e.g., highest CPUE per day)</w:t>
-      </w:r>
-      <w:r>
-        <w:rPr>
-          <w:rFonts w:ascii="Garamond" w:hAnsi="Garamond"/>
-          <w:sz w:val="22"/>
-          <w:szCs w:val="22"/>
-        </w:rPr>
-        <w:t xml:space="preserve"> </w:t>
-      </w:r>
-      <w:r>
-        <w:rPr>
-          <w:rFonts w:ascii="Garamond" w:hAnsi="Garamond"/>
-          <w:sz w:val="22"/>
-          <w:szCs w:val="22"/>
-        </w:rPr>
-        <w:t>may fail to account for whether this peak consists of a mix of vulnerable, weak stocks or a single, more robust stock that can sustain higher exploitation</w:t>
-      </w:r>
-      <w:r>
-        <w:rPr>
-          <w:rFonts w:ascii="Garamond" w:hAnsi="Garamond"/>
-          <w:sz w:val="22"/>
-          <w:szCs w:val="22"/>
-        </w:rPr>
-        <w:t xml:space="preserve"> (Connors et al. 2022)</w:t>
-      </w:r>
-      <w:r>
-        <w:rPr>
-          <w:rFonts w:ascii="Garamond" w:hAnsi="Garamond"/>
-          <w:sz w:val="22"/>
-          <w:szCs w:val="22"/>
-        </w:rPr>
-        <w:t xml:space="preserve">. </w:t>
-      </w:r>
-      <w:r>
-        <w:rPr>
-          <w:rFonts w:ascii="Garamond" w:hAnsi="Garamond"/>
-          <w:sz w:val="22"/>
-          <w:szCs w:val="22"/>
-        </w:rPr>
-        <w:t>Fishing which disproportionally exploits weak stocks as they migrate upstream may threaten the availability of resources to upstream communities and threaten the reliability of downstream resources in subsequent years as upstream stock health degrades. M</w:t>
-      </w:r>
-      <w:r>
-        <w:rPr>
-          <w:rFonts w:ascii="Garamond" w:hAnsi="Garamond"/>
-          <w:sz w:val="22"/>
-          <w:szCs w:val="22"/>
-        </w:rPr>
-        <w:t>anagement strateg</w:t>
-      </w:r>
-      <w:r>
-        <w:rPr>
-          <w:rFonts w:ascii="Garamond" w:hAnsi="Garamond"/>
-          <w:sz w:val="22"/>
-          <w:szCs w:val="22"/>
-        </w:rPr>
-        <w:t>ies which maintain reliable fishery resources</w:t>
-      </w:r>
-      <w:r>
-        <w:rPr>
-          <w:rFonts w:ascii="Garamond" w:hAnsi="Garamond"/>
-          <w:sz w:val="22"/>
-          <w:szCs w:val="22"/>
-        </w:rPr>
-        <w:t xml:space="preserve"> should </w:t>
-      </w:r>
-      <w:r>
-        <w:rPr>
-          <w:rFonts w:ascii="Garamond" w:hAnsi="Garamond"/>
-          <w:sz w:val="22"/>
-          <w:szCs w:val="22"/>
-        </w:rPr>
-        <w:t xml:space="preserve">therefore </w:t>
-      </w:r>
-      <w:r>
-        <w:rPr>
-          <w:rFonts w:ascii="Garamond" w:hAnsi="Garamond"/>
-          <w:sz w:val="22"/>
-          <w:szCs w:val="22"/>
-        </w:rPr>
-        <w:t>aim to allow harvest opportunities on healthy stocks while minimizing the risk of overexploitation for co-migrating weak stocks</w:t>
-      </w:r>
-      <w:r>
-        <w:rPr>
-          <w:rFonts w:ascii="Garamond" w:hAnsi="Garamond"/>
-          <w:sz w:val="22"/>
-          <w:szCs w:val="22"/>
-        </w:rPr>
-        <w:t xml:space="preserve"> </w:t>
-      </w:r>
-      <w:r>
-        <w:rPr>
-          <w:rFonts w:ascii="Garamond" w:hAnsi="Garamond"/>
-          <w:sz w:val="22"/>
-          <w:szCs w:val="22"/>
-        </w:rPr>
-        <w:fldChar w:fldCharType="begin"/>
-      </w:r>
-      <w:r>
-        <w:rPr>
-          <w:rFonts w:ascii="Garamond" w:hAnsi="Garamond"/>
-          <w:sz w:val="22"/>
-          <w:szCs w:val="22"/>
-        </w:rPr>
-        <w:instrText xml:space="preserve"> ADDIN ZOTERO_ITEM CSL_CITATION {"citationID":"XABq2458","properties":{"formattedCitation":"(Connors et al., 2020)","plainCitation":"(Connors et al., 2020)","noteIndex":0},"citationItems":[{"id":4416,"uris":["http://zotero.org/users/8421274/items/STEMPPV7"],"itemData":{"id":4416,"type":"article-journal","abstract":"Accounting for population diversity can be critical to the sustainable management of mixed-stock fisheries because harvest rates that can be sustained by productive populations may come at the cost of overfishing less productive ones. While these harvest–diversity trade-offs are well-recognized, their consequences for harvest policy performance are not often explicitly evaluated in contemporary fisheries management. We use closed-loop simulations to evaluate the ability of alternative harvest policies to meet population diversity and fishery objectives for one of the largest subsistence Chinook salmon (Oncorhynchus tshawytscha) fisheries in the world (Kuskokwim River Basin in western Alaska). We found clear evidence of population diversity that resulted in asymmetric trade-offs among fishery and conservation objectives whereby policies that forgo relatively small amounts of harvest result in relatively large increases in equitable access to Chinook and elimination of risk of weak stock extirpation. The performance of alternative harvest policies, and the magnitude of trade-offs, were sensitive to regime shifts and uncertainty in the drivers of recruitment variation. However, we found that harvest policies that prioritized meeting minimum subsistence needs were unlikely to jeopardize long-term sustainability.","container-title":"Canadian Journal of Fisheries and Aquatic Sciences","DOI":"10.1139/cjfas-2019-0282","ISSN":"0706-652X","issue":"6","journalAbbreviation":"Can. J. Fish. Aquat. Sci.","note":"publisher: NRC Research Press","page":"1076-1089","source":"cdnsciencepub-com.offcampus.lib.washington.edu (Atypon)","title":"Incorporating harvest–population diversity trade-offs into harvest policy analyses of salmon management in large river basins","volume":"77","author":[{"family":"Connors","given":"Brendan M."},{"family":"Staton","given":"Benjamin"},{"family":"Coggins","given":"Lewis"},{"family":"Walters","given":"Carl"},{"family":"Jones","given":"Mike"},{"family":"Gwinn","given":"Daniel"},{"family":"Catalano","given":"Matt"},{"family":"Fleischman","given":"Steve"}],"issued":{"date-parts":[["2020",6]]}}}],"schema":"https://github.com/citation-style-language/schema/raw/master/csl-citation.json"} </w:instrText>
-      </w:r>
-      <w:r>
-        <w:rPr>
-          <w:rFonts w:ascii="Garamond" w:hAnsi="Garamond"/>
-          <w:sz w:val="22"/>
-          <w:szCs w:val="22"/>
-        </w:rPr>
-        <w:fldChar w:fldCharType="separate"/>
-      </w:r>
-      <w:r>
-        <w:rPr>
-          <w:rFonts w:ascii="Garamond" w:hAnsi="Garamond"/>
-          <w:noProof/>
-          <w:sz w:val="22"/>
-          <w:szCs w:val="22"/>
-        </w:rPr>
-        <w:t>(Connors et al., 2020)</w:t>
-      </w:r>
-      <w:r>
-        <w:rPr>
-          <w:rFonts w:ascii="Garamond" w:hAnsi="Garamond"/>
-          <w:sz w:val="22"/>
-          <w:szCs w:val="22"/>
-        </w:rPr>
-        <w:fldChar w:fldCharType="end"/>
-      </w:r>
-      <w:r>
-        <w:rPr>
-          <w:rFonts w:ascii="Garamond" w:hAnsi="Garamond"/>
-          <w:sz w:val="22"/>
-          <w:szCs w:val="22"/>
-        </w:rPr>
-        <w:t xml:space="preserve">. </w:t>
-      </w:r>
-      <w:r>
-        <w:rPr>
-          <w:rFonts w:ascii="Garamond" w:hAnsi="Garamond"/>
-          <w:sz w:val="22"/>
-          <w:szCs w:val="22"/>
-        </w:rPr>
-        <w:t xml:space="preserve"> In practice, however, implementing such stock-specific management approaches requires detailed data on the spatiotemporal ecology of salmon populations; information that has historically been limited at sufficiently fine spatial and temporal scales</w:t>
-      </w:r>
-      <w:r>
-        <w:rPr>
-          <w:rFonts w:ascii="Garamond" w:hAnsi="Garamond"/>
-          <w:sz w:val="22"/>
-          <w:szCs w:val="22"/>
-        </w:rPr>
-        <w:t xml:space="preserve"> </w:t>
-      </w:r>
-      <w:r>
-        <w:rPr>
-          <w:rFonts w:ascii="Garamond" w:hAnsi="Garamond"/>
-          <w:sz w:val="22"/>
-          <w:szCs w:val="22"/>
-        </w:rPr>
-        <w:fldChar w:fldCharType="begin"/>
-      </w:r>
-      <w:r>
-        <w:rPr>
-          <w:rFonts w:ascii="Garamond" w:hAnsi="Garamond"/>
-          <w:sz w:val="22"/>
-          <w:szCs w:val="22"/>
-        </w:rPr>
-        <w:instrText xml:space="preserve"> ADDIN ZOTERO_ITEM CSL_CITATION {"citationID":"Gpa69QVN","properties":{"formattedCitation":"(Connors et al., 2020, 2022)","plainCitation":"(Connors et al., 2020, 2022)","noteIndex":0},"citationItems":[{"id":4416,"uris":["http://zotero.org/users/8421274/items/STEMPPV7"],"itemData":{"id":4416,"type":"article-journal","abstract":"Accounting for population diversity can be critical to the sustainable management of mixed-stock fisheries because harvest rates that can be sustained by productive populations may come at the cost of overfishing less productive ones. While these harvest–diversity trade-offs are well-recognized, their consequences for harvest policy performance are not often explicitly evaluated in contemporary fisheries management. We use closed-loop simulations to evaluate the ability of alternative harvest policies to meet population diversity and fishery objectives for one of the largest subsistence Chinook salmon (Oncorhynchus tshawytscha) fisheries in the world (Kuskokwim River Basin in western Alaska). We found clear evidence of population diversity that resulted in asymmetric trade-offs among fishery and conservation objectives whereby policies that forgo relatively small amounts of harvest result in relatively large increases in equitable access to Chinook and elimination of risk of weak stock extirpation. The performance of alternative harvest policies, and the magnitude of trade-offs, were sensitive to regime shifts and uncertainty in the drivers of recruitment variation. However, we found that harvest policies that prioritized meeting minimum subsistence needs were unlikely to jeopardize long-term sustainability.","container-title":"Canadian Journal of Fisheries and Aquatic Sciences","DOI":"10.1139/cjfas-2019-0282","ISSN":"0706-652X","issue":"6","journalAbbreviation":"Can. J. Fish. Aquat. Sci.","note":"publisher: NRC Research Press","page":"1076-1089","source":"cdnsciencepub-com.offcampus.lib.washington.edu (Atypon)","title":"Incorporating harvest–population diversity trade-offs into harvest policy analyses of salmon management in large river basins","volume":"77","author":[{"family":"Connors","given":"Brendan M."},{"family":"Staton","given":"Benjamin"},{"family":"Coggins","given":"Lewis"},{"family":"Walters","given":"Carl"},{"family":"Jones","given":"Mike"},{"family":"Gwinn","given":"Daniel"},{"family":"Catalano","given":"Matt"},{"family":"Fleischman","given":"Steve"}],"issued":{"date-parts":[["2020",6]]}}},{"id":4144,"uris":["http://zotero.org/users/8421274/items/M4DUIZ82"],"itemData":{"id":4144,"type":"article-journal","abstract":"Variation among populations in life history and intrinsic population characteristics (i.e., population diversity) helps maintain resilience to environmental change and dampen interannual variability in ecosystem services. As a result, ecological variation, and the processes that generate it, is considered central to strategies for managing risks to ecosystems in an increasingly variable and uncertain world. However, characterizing population diversity is difficult, particularly in large and remote regions, which often prevents its formal consideration in management advice. We combined genetic stock identification of archived scale and tissue samples with state-space run-reconstruction models to estimate migration timing and annual return abundance for eight geographically and genetically distinct Chinook salmon populations within the Canadian portion of the Yukon River. We found that among-population variation in migration timing and return abundances resulted in aggregate return migrations that were 2.1 times longer and 1.4 times more stable than if they had composed a single homogeneous population. We then fit state-space spawner–recruitment models to the annual return abundances to characterize among-population diversity in intrinsic productivity and population size and their consequences for the fisheries they support. Productivity and carrying capacity varied among populations by approximately 2.4-fold (2.9 to 6.9 recruits per spawner) and three-fold (8800 to 27,000 spawners), respectively. This diversity implies an equilibrium trade-off between harvesting of the population aggregate and the conservation of individual populations whereby the harvest rate predicted to maximize aggregate harvests comes at the cost of overfishing 40% of the populations but with a relatively low risk of extirpating the weakest ones. Our findings illustrate how population diversity in one of the largest salmon-producing river basins in the world contributes to fishery stability and food security in a region where salmon have high cultural and subsistence value. More generally, our work demonstrates the utility of molecular analyses of archived biological material for characterizing diversity in biological systems and its benefits and consequences for trade-offs in decision-making.","container-title":"Ecological Applications","DOI":"10.1002/eap.2709","ISSN":"1939-5582","issue":"8","language":"en","license":"© 2022 The Ecological Society of America.","note":"_eprint: https://onlinelibrary.wiley.com/doi/pdf/10.1002/eap.2709","page":"e2709","source":"Wiley Online Library","title":"Chinook salmon diversity contributes to fishery stability and trade-offs with mixed-stock harvest","volume":"32","author":[{"family":"Connors","given":"Brendan M."},{"family":"Siegle","given":"Matthew R."},{"family":"Harding","given":"Joel"},{"family":"Rossi","given":"Steven"},{"family":"Staton","given":"Benjamin A."},{"family":"Jones","given":"Michael L."},{"family":"Bradford","given":"Michael J."},{"family":"Brown","given":"Randy"},{"family":"Bechtol","given":"Bill"},{"family":"Doherty","given":"Beau"},{"family":"Cox","given":"Sean"},{"family":"Sutherland","given":"Ben J. G."}],"issued":{"date-parts":[["2022"]]}}}],"schema":"https://github.com/citation-style-language/schema/raw/master/csl-citation.json"} </w:instrText>
-      </w:r>
-      <w:r>
-        <w:rPr>
-          <w:rFonts w:ascii="Garamond" w:hAnsi="Garamond"/>
-          <w:sz w:val="22"/>
-          <w:szCs w:val="22"/>
-        </w:rPr>
-        <w:fldChar w:fldCharType="separate"/>
-      </w:r>
-      <w:r>
-        <w:rPr>
-          <w:rFonts w:ascii="Garamond" w:hAnsi="Garamond"/>
-          <w:noProof/>
-          <w:sz w:val="22"/>
-          <w:szCs w:val="22"/>
-        </w:rPr>
-        <w:t>(Connors et al., 2020, 2022)</w:t>
-      </w:r>
-      <w:r>
-        <w:rPr>
-          <w:rFonts w:ascii="Garamond" w:hAnsi="Garamond"/>
-          <w:sz w:val="22"/>
-          <w:szCs w:val="22"/>
-        </w:rPr>
-        <w:fldChar w:fldCharType="end"/>
-      </w:r>
-      <w:r>
-        <w:rPr>
-          <w:rFonts w:ascii="Garamond" w:hAnsi="Garamond"/>
-          <w:sz w:val="22"/>
-          <w:szCs w:val="22"/>
-        </w:rPr>
-        <w:t xml:space="preserve">. </w:t>
-      </w:r>
-    </w:p>
-    <w:p>
-      <w:pPr>
-        <w:spacing w:line="480" w:lineRule="auto"/>
-        <w:ind w:firstLine="720"/>
-        <w:rPr>
-          <w:rFonts w:ascii="Garamond" w:hAnsi="Garamond"/>
-          <w:sz w:val="22"/>
-          <w:szCs w:val="22"/>
-        </w:rPr>
-      </w:pPr>
-      <w:r>
-        <w:rPr>
-          <w:rFonts w:ascii="Garamond" w:hAnsi="Garamond"/>
-          <w:sz w:val="22"/>
-          <w:szCs w:val="22"/>
-        </w:rPr>
-        <w:lastRenderedPageBreak/>
-        <w:t>Lack</w:t>
-      </w:r>
-      <w:r>
-        <w:rPr>
-          <w:rFonts w:ascii="Garamond" w:hAnsi="Garamond"/>
-          <w:sz w:val="22"/>
-          <w:szCs w:val="22"/>
-        </w:rPr>
-        <w:t xml:space="preserve"> of stock-specific spatial ecology </w:t>
-      </w:r>
-      <w:r>
-        <w:rPr>
-          <w:rFonts w:ascii="Garamond" w:hAnsi="Garamond"/>
-          <w:sz w:val="22"/>
-          <w:szCs w:val="22"/>
-        </w:rPr>
-        <w:t xml:space="preserve">of Chinook salmon populations </w:t>
-      </w:r>
-      <w:r>
-        <w:rPr>
-          <w:rFonts w:ascii="Garamond" w:hAnsi="Garamond"/>
-          <w:sz w:val="22"/>
-          <w:szCs w:val="22"/>
-        </w:rPr>
-        <w:t xml:space="preserve">in </w:t>
-      </w:r>
-      <w:r>
-        <w:rPr>
-          <w:rFonts w:ascii="Garamond" w:hAnsi="Garamond"/>
-          <w:sz w:val="22"/>
-          <w:szCs w:val="22"/>
-        </w:rPr>
-        <w:t>w</w:t>
-      </w:r>
-      <w:r>
-        <w:rPr>
-          <w:rFonts w:ascii="Garamond" w:hAnsi="Garamond"/>
-          <w:sz w:val="22"/>
-          <w:szCs w:val="22"/>
-        </w:rPr>
-        <w:t>estern Alaska</w:t>
-      </w:r>
-      <w:r>
-        <w:rPr>
-          <w:rFonts w:ascii="Garamond" w:hAnsi="Garamond"/>
-          <w:sz w:val="22"/>
-          <w:szCs w:val="22"/>
-        </w:rPr>
-        <w:t xml:space="preserve"> </w:t>
-      </w:r>
-      <w:r>
-        <w:rPr>
-          <w:rFonts w:ascii="Garamond" w:hAnsi="Garamond"/>
-          <w:sz w:val="22"/>
-          <w:szCs w:val="22"/>
-        </w:rPr>
-        <w:t xml:space="preserve">has necessitated that </w:t>
-      </w:r>
-      <w:r>
-        <w:rPr>
-          <w:rFonts w:ascii="Garamond" w:hAnsi="Garamond"/>
-          <w:sz w:val="22"/>
-          <w:szCs w:val="22"/>
-        </w:rPr>
-        <w:t xml:space="preserve">management strategies </w:t>
-      </w:r>
-      <w:r>
-        <w:rPr>
-          <w:rFonts w:ascii="Garamond" w:hAnsi="Garamond"/>
-          <w:sz w:val="22"/>
-          <w:szCs w:val="22"/>
-        </w:rPr>
-        <w:t>be</w:t>
-      </w:r>
-      <w:r>
-        <w:rPr>
-          <w:rFonts w:ascii="Garamond" w:hAnsi="Garamond"/>
-          <w:sz w:val="22"/>
-          <w:szCs w:val="22"/>
-        </w:rPr>
-        <w:t xml:space="preserve"> implemented at relatively coarse spatial scales. </w:t>
-      </w:r>
-      <w:r>
-        <w:rPr>
-          <w:rFonts w:ascii="Garamond" w:hAnsi="Garamond"/>
-          <w:sz w:val="22"/>
-          <w:szCs w:val="22"/>
-        </w:rPr>
-        <w:t>A salient example of this is in the</w:t>
-      </w:r>
-      <w:r>
-        <w:rPr>
-          <w:rFonts w:ascii="Garamond" w:hAnsi="Garamond"/>
-          <w:sz w:val="22"/>
-          <w:szCs w:val="22"/>
-        </w:rPr>
-        <w:t xml:space="preserve"> Kuskokwim River </w:t>
-      </w:r>
-      <w:r>
-        <w:rPr>
-          <w:rFonts w:ascii="Garamond" w:hAnsi="Garamond"/>
-          <w:sz w:val="22"/>
-          <w:szCs w:val="22"/>
-        </w:rPr>
-        <w:t>where managers implement a</w:t>
-      </w:r>
-      <w:r>
-        <w:rPr>
-          <w:rFonts w:ascii="Garamond" w:hAnsi="Garamond"/>
-          <w:sz w:val="22"/>
-          <w:szCs w:val="22"/>
-        </w:rPr>
-        <w:t xml:space="preserve"> front-end closure strateg</w:t>
-      </w:r>
-      <w:r>
-        <w:rPr>
-          <w:rFonts w:ascii="Garamond" w:hAnsi="Garamond"/>
-          <w:sz w:val="22"/>
-          <w:szCs w:val="22"/>
-        </w:rPr>
-        <w:t xml:space="preserve">y that heavily restricts fishing during the beginning of the salmon migration season to protect early returning fish </w:t>
-      </w:r>
-      <w:r>
-        <w:rPr>
-          <w:rFonts w:ascii="Garamond" w:hAnsi="Garamond"/>
-          <w:sz w:val="22"/>
-          <w:szCs w:val="22"/>
-        </w:rPr>
-        <w:fldChar w:fldCharType="begin"/>
-      </w:r>
-      <w:r>
-        <w:rPr>
-          <w:rFonts w:ascii="Garamond" w:hAnsi="Garamond"/>
-          <w:sz w:val="22"/>
-          <w:szCs w:val="22"/>
-        </w:rPr>
-        <w:instrText xml:space="preserve"> ADDIN ZOTERO_ITEM CSL_CITATION {"citationID":"A32imaA8","properties":{"formattedCitation":"(Bechtol et al., 2025)","plainCitation":"(Bechtol et al., 2025)","noteIndex":0},"citationItems":[{"id":5396,"uris":["http://zotero.org/users/8421274/items/5K4UUKKW"],"itemData":{"id":5396,"type":"report","language":"en","publisher":"Kuskokwim River Inter-Tribal Fish Commission, Bethel","source":"Zotero","title":"Inseason Harvest and Effort Estimates for the 2024 Kuskokwim River Subsistence Salmon Fisheries During Block Openings","author":[{"family":"Bechtol","given":"William R"},{"family":"Vicente","given":"Terese"},{"family":"Leon","given":"Justin"},{"family":"Hoffman","given":"Avery"},{"family":"Moses","given":"Aaron"},{"family":"Hooper","given":"Delen"}],"issued":{"date-parts":[["2025"]]}}}],"schema":"https://github.com/citation-style-language/schema/raw/master/csl-citation.json"} </w:instrText>
-      </w:r>
-      <w:r>
-        <w:rPr>
-          <w:rFonts w:ascii="Garamond" w:hAnsi="Garamond"/>
-          <w:sz w:val="22"/>
-          <w:szCs w:val="22"/>
-        </w:rPr>
-        <w:fldChar w:fldCharType="separate"/>
-      </w:r>
-      <w:r>
-        <w:rPr>
-          <w:rFonts w:ascii="Garamond" w:hAnsi="Garamond"/>
-          <w:noProof/>
-          <w:sz w:val="22"/>
-          <w:szCs w:val="22"/>
-        </w:rPr>
-        <w:t>(e.g. Bechtol et al., 2025)</w:t>
-      </w:r>
-      <w:r>
-        <w:rPr>
-          <w:rFonts w:ascii="Garamond" w:hAnsi="Garamond"/>
-          <w:sz w:val="22"/>
-          <w:szCs w:val="22"/>
-        </w:rPr>
-        <w:fldChar w:fldCharType="end"/>
-      </w:r>
-      <w:r>
-        <w:rPr>
-          <w:rFonts w:ascii="Garamond" w:hAnsi="Garamond"/>
-          <w:sz w:val="22"/>
-          <w:szCs w:val="22"/>
-        </w:rPr>
-        <w:t>.</w:t>
-      </w:r>
-      <w:r>
-        <w:rPr>
-          <w:rFonts w:ascii="Garamond" w:hAnsi="Garamond"/>
-          <w:sz w:val="22"/>
-          <w:szCs w:val="22"/>
-        </w:rPr>
-        <w:t xml:space="preserve"> </w:t>
-      </w:r>
-      <w:r>
-        <w:rPr>
-          <w:rFonts w:ascii="Garamond" w:hAnsi="Garamond"/>
-          <w:sz w:val="22"/>
-          <w:szCs w:val="22"/>
-        </w:rPr>
-        <w:t>This strategy aims to</w:t>
-      </w:r>
-      <w:r>
-        <w:rPr>
-          <w:rFonts w:ascii="Garamond" w:hAnsi="Garamond"/>
-          <w:sz w:val="22"/>
-          <w:szCs w:val="22"/>
-        </w:rPr>
-        <w:t xml:space="preserve"> support</w:t>
-      </w:r>
-      <w:r>
-        <w:rPr>
-          <w:rFonts w:ascii="Garamond" w:hAnsi="Garamond"/>
-          <w:sz w:val="22"/>
-          <w:szCs w:val="22"/>
-        </w:rPr>
-        <w:t xml:space="preserve"> </w:t>
-      </w:r>
-      <w:r>
-        <w:rPr>
-          <w:rFonts w:ascii="Garamond" w:hAnsi="Garamond"/>
-          <w:sz w:val="22"/>
-          <w:szCs w:val="22"/>
-        </w:rPr>
-        <w:t>basin-wide escapement goals</w:t>
-      </w:r>
-      <w:r>
-        <w:rPr>
-          <w:rFonts w:ascii="Garamond" w:hAnsi="Garamond"/>
-          <w:sz w:val="22"/>
-          <w:szCs w:val="22"/>
-        </w:rPr>
-        <w:t xml:space="preserve"> while allowing for a significant number of fish to return to stocks in the upper portions of the river basin , thereby protecting access to harvest opportunities for upstream communities and bolstering the health of upstream stocks which have a general tendency to migrate early in the season </w:t>
-      </w:r>
-      <w:commentRangeStart w:id="0"/>
-      <w:r>
-        <w:rPr>
-          <w:rFonts w:ascii="Garamond" w:hAnsi="Garamond"/>
-          <w:sz w:val="22"/>
-          <w:szCs w:val="22"/>
-        </w:rPr>
-        <w:fldChar w:fldCharType="begin"/>
-      </w:r>
-      <w:r>
-        <w:rPr>
-          <w:rFonts w:ascii="Garamond" w:hAnsi="Garamond"/>
-          <w:sz w:val="22"/>
-          <w:szCs w:val="22"/>
-        </w:rPr>
-        <w:instrText xml:space="preserve"> ADDIN ZOTERO_ITEM CSL_CITATION {"citationID":"7EzFVXNC","properties":{"formattedCitation":"(Clark et al., 2015)","plainCitation":"(Clark et al., 2015)","noteIndex":0},"citationItems":[{"id":5370,"uris":["http://zotero.org/users/8421274/items/CSEI4Y28"],"itemData":{"id":5370,"type":"article-journal","abstract":"Variation in the timing of migration to freshwaters to spawn is one important dimension of the life history variation within individual salmon stocks. That variable has important implications for developing sustainable fisheries that simultaneously exploit multiple populations within the same geographic area. We examined the variation in migration timing of adult Chinook Salmon Oncorhynchus tshawytscha within the Togiak River system of southwest Alaska to determine whether fish that spawned in different habitats migrated into freshwater from the ocean at different times. In particular, we evaluated whether there were watershed</w:instrText>
-      </w:r>
-      <w:r>
-        <w:rPr>
-          <w:rFonts w:ascii="Cambria Math" w:hAnsi="Cambria Math" w:cs="Cambria Math"/>
-          <w:sz w:val="22"/>
-          <w:szCs w:val="22"/>
-        </w:rPr>
-        <w:instrText>‐</w:instrText>
-      </w:r>
-      <w:r>
-        <w:rPr>
-          <w:rFonts w:ascii="Garamond" w:hAnsi="Garamond"/>
-          <w:sz w:val="22"/>
-          <w:szCs w:val="22"/>
-        </w:rPr>
-        <w:instrText>wide effects of body size, sex, spawning location, and year on the timing of spawning</w:instrText>
-      </w:r>
-      <w:r>
-        <w:rPr>
-          <w:rFonts w:ascii="Cambria Math" w:hAnsi="Cambria Math" w:cs="Cambria Math"/>
-          <w:sz w:val="22"/>
-          <w:szCs w:val="22"/>
-        </w:rPr>
-        <w:instrText>‐</w:instrText>
-      </w:r>
-      <w:r>
-        <w:rPr>
-          <w:rFonts w:ascii="Garamond" w:hAnsi="Garamond"/>
-          <w:sz w:val="22"/>
-          <w:szCs w:val="22"/>
-        </w:rPr>
-        <w:instrText>run migration into the Togiak River. Migration data and spawning fate were collected using radiotelemetry and analyzed with mixed effects models to account for among</w:instrText>
-      </w:r>
-      <w:r>
-        <w:rPr>
-          <w:rFonts w:ascii="Cambria Math" w:hAnsi="Cambria Math" w:cs="Cambria Math"/>
-          <w:sz w:val="22"/>
-          <w:szCs w:val="22"/>
-        </w:rPr>
-        <w:instrText>‐</w:instrText>
-      </w:r>
-      <w:r>
-        <w:rPr>
-          <w:rFonts w:ascii="Garamond" w:hAnsi="Garamond"/>
-          <w:sz w:val="22"/>
-          <w:szCs w:val="22"/>
-        </w:rPr>
-        <w:instrText xml:space="preserve">year variation in migration timing across the 4 years of the study. We found that migration timing of Chinook Salmon in the Togiak watershed is segregated by spawning location and sex and is consistent across body sizes and years. Fish that spawned higher in the watershed had a tendency to enter freshwater earlier than fish that spawned lower in the watershed and in the main stem of the river. Our results indicate clear stock structure in the migration of spawning Chinook Salmon to the Togiak River watershed, suggesting that it is important to distribute harvest over the entire distribution of Chinook Salmon run timing to minimize the risk of overexploiting certain components of the stock complex.","container-title":"Transactions of the American Fisheries Society","DOI":"10.1080/00028487.2015.1031281","ISSN":"0002-8487","issue":"4","journalAbbreviation":"Transactions of the American Fisheries Society","page":"829-836","source":"Silverchair","title":"Migration Timing of Adult Chinook Salmon into the Togiak River, Alaska, Watershed: Is There Evidence for Stock Structure?","title-short":"Migration Timing of Adult Chinook Salmon into the Togiak River, Alaska, Watershed","volume":"144","author":[{"family":"Clark","given":"Sydney C."},{"family":"Tanner","given":"Theresa L."},{"family":"Sethi","given":"Suresh A."},{"family":"Bentley","given":"Kale T."},{"family":"Schindler","given":"Daniel E."}],"issued":{"date-parts":[["2015",7,1]]}}}],"schema":"https://github.com/citation-style-language/schema/raw/master/csl-citation.json"} </w:instrText>
-      </w:r>
-      <w:r>
-        <w:rPr>
-          <w:rFonts w:ascii="Garamond" w:hAnsi="Garamond"/>
-          <w:sz w:val="22"/>
-          <w:szCs w:val="22"/>
-        </w:rPr>
-        <w:fldChar w:fldCharType="separate"/>
-      </w:r>
-      <w:r>
-        <w:rPr>
-          <w:rFonts w:ascii="Garamond" w:hAnsi="Garamond"/>
-          <w:sz w:val="22"/>
-        </w:rPr>
-        <w:t>(Clark et al., 2015)</w:t>
-      </w:r>
-      <w:r>
-        <w:rPr>
-          <w:rFonts w:ascii="Garamond" w:hAnsi="Garamond"/>
-          <w:sz w:val="22"/>
-          <w:szCs w:val="22"/>
-        </w:rPr>
-        <w:fldChar w:fldCharType="end"/>
-      </w:r>
-      <w:commentRangeEnd w:id="0"/>
-      <w:r>
-        <w:rPr>
-          <w:rStyle w:val="CommentReference"/>
-        </w:rPr>
-        <w:commentReference w:id="0"/>
-      </w:r>
-      <w:r>
-        <w:rPr>
-          <w:rFonts w:ascii="Garamond" w:hAnsi="Garamond"/>
-          <w:sz w:val="22"/>
-          <w:szCs w:val="22"/>
-        </w:rPr>
-        <w:t xml:space="preserve">. However, little data exist which quantifies the spatiotemporal patterns among stocks. The impact of front-end closure strategies on individual stock components is not well understood, and a more complete understanding of stock contribution to the overall run both within and among years is currently not readily available. </w:t>
-      </w:r>
-      <w:r>
-        <w:rPr>
-          <w:rFonts w:ascii="Garamond" w:hAnsi="Garamond"/>
-          <w:sz w:val="22"/>
-          <w:szCs w:val="22"/>
-        </w:rPr>
-        <w:t>T</w:t>
-      </w:r>
-      <w:r>
-        <w:rPr>
-          <w:rFonts w:ascii="Garamond" w:hAnsi="Garamond"/>
-          <w:sz w:val="22"/>
-          <w:szCs w:val="22"/>
-        </w:rPr>
-        <w:t xml:space="preserve">hese data may be important to assessing the impact of current management strategies and designing new strategies which maintain stock health across all components of the watershed and maintain a reliable resource for communities and industry in the region. </w:t>
-      </w:r>
-    </w:p>
-    <w:p>
-      <w:pPr>
-        <w:spacing w:line="480" w:lineRule="auto"/>
-        <w:ind w:firstLine="720"/>
-        <w:rPr>
-          <w:rFonts w:ascii="Garamond" w:hAnsi="Garamond"/>
-          <w:sz w:val="22"/>
-          <w:szCs w:val="22"/>
-        </w:rPr>
-      </w:pPr>
-      <w:r>
-        <w:rPr>
-          <w:rFonts w:ascii="Garamond" w:hAnsi="Garamond"/>
-          <w:sz w:val="22"/>
-          <w:szCs w:val="22"/>
-        </w:rPr>
-        <w:t>Here, we apply otolit</w:t>
-      </w:r>
-      <w:r>
-        <w:rPr>
-          <w:rFonts w:ascii="Garamond" w:hAnsi="Garamond"/>
-          <w:sz w:val="22"/>
-          <w:szCs w:val="22"/>
-        </w:rPr>
-        <w:t>h microchemistry from fish caught at different times of the migration season over 6 years</w:t>
-      </w:r>
-      <w:r>
-        <w:rPr>
-          <w:rFonts w:ascii="Garamond" w:hAnsi="Garamond"/>
-          <w:sz w:val="22"/>
-          <w:szCs w:val="22"/>
-        </w:rPr>
-        <w:t xml:space="preserve"> in the Kuskokwim River-basin</w:t>
-      </w:r>
-      <w:r>
-        <w:rPr>
-          <w:rFonts w:ascii="Garamond" w:hAnsi="Garamond"/>
-          <w:sz w:val="22"/>
-          <w:szCs w:val="22"/>
-        </w:rPr>
-        <w:t xml:space="preserve"> to reconstruct spatiotemporal patterns of Chinook salmon natal origin distribution</w:t>
-      </w:r>
-      <w:r>
-        <w:rPr>
-          <w:rFonts w:ascii="Garamond" w:hAnsi="Garamond"/>
-          <w:sz w:val="22"/>
-          <w:szCs w:val="22"/>
-        </w:rPr>
-        <w:t xml:space="preserve"> at the sub basin scale. In doing so, we will</w:t>
-      </w:r>
-      <w:r>
-        <w:rPr>
-          <w:rFonts w:ascii="Garamond" w:hAnsi="Garamond"/>
-          <w:sz w:val="22"/>
-          <w:szCs w:val="22"/>
-        </w:rPr>
-        <w:t>: (1) identify the spatiotemporal structure of returning populations in</w:t>
-      </w:r>
-      <w:r>
-        <w:rPr>
-          <w:rFonts w:ascii="Garamond" w:hAnsi="Garamond"/>
-          <w:sz w:val="22"/>
-          <w:szCs w:val="22"/>
-        </w:rPr>
-        <w:t xml:space="preserve"> the Kuskokwim river-basin, and </w:t>
-      </w:r>
-      <w:r>
-        <w:rPr>
-          <w:rFonts w:ascii="Garamond" w:hAnsi="Garamond"/>
-          <w:sz w:val="22"/>
-          <w:szCs w:val="22"/>
-        </w:rPr>
-        <w:t>(2)</w:t>
-      </w:r>
-      <w:r>
-        <w:rPr>
-          <w:rFonts w:ascii="Garamond" w:hAnsi="Garamond"/>
-          <w:sz w:val="22"/>
-          <w:szCs w:val="22"/>
-        </w:rPr>
-        <w:t xml:space="preserve"> </w:t>
-      </w:r>
-      <w:r>
-        <w:rPr>
-          <w:rFonts w:ascii="Garamond" w:hAnsi="Garamond"/>
-          <w:sz w:val="22"/>
-          <w:szCs w:val="22"/>
-        </w:rPr>
-        <w:t>evaluate the potential impacts of harvest strategies</w:t>
-      </w:r>
-      <w:r>
-        <w:rPr>
-          <w:rFonts w:ascii="Garamond" w:hAnsi="Garamond"/>
-          <w:sz w:val="22"/>
-          <w:szCs w:val="22"/>
-        </w:rPr>
-        <w:t xml:space="preserve"> such as a</w:t>
-      </w:r>
-      <w:r>
-        <w:rPr>
-          <w:rFonts w:ascii="Garamond" w:hAnsi="Garamond"/>
-          <w:sz w:val="22"/>
-          <w:szCs w:val="22"/>
-        </w:rPr>
-        <w:t xml:space="preserve"> front-end closure</w:t>
-      </w:r>
-      <w:r>
-        <w:rPr>
-          <w:rFonts w:ascii="Garamond" w:hAnsi="Garamond"/>
-          <w:sz w:val="22"/>
-          <w:szCs w:val="22"/>
-        </w:rPr>
-        <w:t xml:space="preserve"> </w:t>
-      </w:r>
-      <w:r>
-        <w:rPr>
-          <w:rFonts w:ascii="Garamond" w:hAnsi="Garamond"/>
-          <w:sz w:val="22"/>
-          <w:szCs w:val="22"/>
-        </w:rPr>
-        <w:t>on stocks across these systems.</w:t>
-      </w:r>
-    </w:p>
-    <w:p>
-      <w:pPr>
-        <w:spacing w:line="480" w:lineRule="auto"/>
-        <w:rPr>
-          <w:rFonts w:ascii="Garamond" w:hAnsi="Garamond"/>
-          <w:sz w:val="22"/>
-          <w:szCs w:val="22"/>
-        </w:rPr>
-      </w:pPr>
-    </w:p>
-    <w:p>
-      <w:pPr>
-        <w:spacing w:line="480" w:lineRule="auto"/>
+        <w:t xml:space="preserve"> contribution to </w:t>
+      </w:r>
+      <w:r>
         <w:rPr>
           <w:rFonts w:ascii="Garamond" w:hAnsi="Garamond"/>
           <w:b/>
@@ -1735,7 +61,9 @@
           <w:sz w:val="32"/>
           <w:szCs w:val="32"/>
         </w:rPr>
-      </w:pPr>
+        <w:t xml:space="preserve">the </w:t>
+      </w:r>
+      <w:proofErr w:type="gramStart"/>
       <w:r>
         <w:rPr>
           <w:rFonts w:ascii="Garamond" w:hAnsi="Garamond"/>
@@ -1744,23 +72,28 @@
           <w:sz w:val="32"/>
           <w:szCs w:val="32"/>
         </w:rPr>
-        <w:t xml:space="preserve">Methods: </w:t>
-      </w:r>
+        <w:t>Kuskokwim river</w:t>
+      </w:r>
+      <w:proofErr w:type="gramEnd"/>
     </w:p>
     <w:p>
       <w:pPr>
-        <w:spacing w:line="480" w:lineRule="auto"/>
+        <w:suppressLineNumbers/>
+        <w:jc w:val="center"/>
         <w:rPr>
           <w:rFonts w:ascii="Garamond" w:hAnsi="Garamond"/>
           <w:b/>
           <w:bCs/>
-          <w:sz w:val="22"/>
-          <w:szCs w:val="22"/>
-          <w:u w:val="single"/>
-        </w:rPr>
-      </w:pPr>
-      <w:r>
-        <w:rPr>
+          <w:sz w:val="32"/>
+          <w:szCs w:val="32"/>
+        </w:rPr>
+      </w:pPr>
+    </w:p>
+    <w:p>
+      <w:pPr>
+        <w:suppressLineNumbers/>
+        <w:rPr>
+          <w:ins w:id="2" w:author="Daniel Schindler" w:date="2025-07-17T13:57:00Z" w16du:dateUtc="2025-07-17T21:57:00Z"/>
           <w:rFonts w:ascii="Garamond" w:hAnsi="Garamond"/>
           <w:b/>
           <w:bCs/>
@@ -1768,9 +101,50 @@
           <w:szCs w:val="22"/>
           <w:u w:val="single"/>
         </w:rPr>
-        <w:t>Otolith Sample s</w:t>
-      </w:r>
-      <w:r>
+      </w:pPr>
+      <w:ins w:id="3" w:author="Daniel Schindler" w:date="2025-07-17T13:57:00Z" w16du:dateUtc="2025-07-17T21:57:00Z">
+        <w:r>
+          <w:rPr>
+            <w:rFonts w:ascii="Garamond" w:hAnsi="Garamond"/>
+            <w:b/>
+            <w:bCs/>
+            <w:sz w:val="22"/>
+            <w:szCs w:val="22"/>
+            <w:u w:val="single"/>
+          </w:rPr>
+          <w:t>Authors: we should ask Zach Liller and Sean Larson from ADF&amp;G if they would like to be co-authors</w:t>
+        </w:r>
+      </w:ins>
+      <w:ins w:id="4" w:author="Daniel Schindler" w:date="2025-07-17T13:58:00Z" w16du:dateUtc="2025-07-17T21:58:00Z">
+        <w:r>
+          <w:rPr>
+            <w:rFonts w:ascii="Garamond" w:hAnsi="Garamond"/>
+            <w:b/>
+            <w:bCs/>
+            <w:sz w:val="22"/>
+            <w:szCs w:val="22"/>
+            <w:u w:val="single"/>
+          </w:rPr>
+          <w:t xml:space="preserve"> (would have to go through dept review which can take some time)</w:t>
+        </w:r>
+      </w:ins>
+      <w:ins w:id="5" w:author="Daniel Schindler" w:date="2025-07-17T13:57:00Z" w16du:dateUtc="2025-07-17T21:57:00Z">
+        <w:r>
+          <w:rPr>
+            <w:rFonts w:ascii="Garamond" w:hAnsi="Garamond"/>
+            <w:b/>
+            <w:bCs/>
+            <w:sz w:val="22"/>
+            <w:szCs w:val="22"/>
+            <w:u w:val="single"/>
+          </w:rPr>
+          <w:t>.</w:t>
+        </w:r>
+      </w:ins>
+    </w:p>
+    <w:p>
+      <w:pPr>
+        <w:suppressLineNumbers/>
         <w:rPr>
           <w:rFonts w:ascii="Garamond" w:hAnsi="Garamond"/>
           <w:b/>
@@ -1779,121 +153,2447 @@
           <w:szCs w:val="22"/>
           <w:u w:val="single"/>
         </w:rPr>
-        <w:t>ets</w:t>
-      </w:r>
+      </w:pPr>
     </w:p>
     <w:p>
       <w:pPr>
         <w:spacing w:line="480" w:lineRule="auto"/>
+        <w:rPr>
+          <w:rFonts w:ascii="Garamond" w:hAnsi="Garamond"/>
+          <w:b/>
+          <w:bCs/>
+          <w:sz w:val="22"/>
+          <w:szCs w:val="22"/>
+          <w:u w:val="single"/>
+        </w:rPr>
+      </w:pPr>
+      <w:commentRangeStart w:id="6"/>
+      <w:commentRangeStart w:id="7"/>
+      <w:r>
+        <w:rPr>
+          <w:rFonts w:ascii="Garamond" w:hAnsi="Garamond"/>
+          <w:b/>
+          <w:bCs/>
+          <w:sz w:val="22"/>
+          <w:szCs w:val="22"/>
+          <w:u w:val="single"/>
+        </w:rPr>
+        <w:t>Introduction</w:t>
+      </w:r>
+      <w:commentRangeEnd w:id="6"/>
+      <w:r>
+        <w:rPr>
+          <w:rStyle w:val="CommentReference"/>
+        </w:rPr>
+        <w:commentReference w:id="6"/>
+      </w:r>
+      <w:commentRangeEnd w:id="7"/>
+      <w:r>
+        <w:rPr>
+          <w:rStyle w:val="CommentReference"/>
+        </w:rPr>
+        <w:commentReference w:id="7"/>
+      </w:r>
+      <w:r>
+        <w:rPr>
+          <w:rFonts w:ascii="Garamond" w:hAnsi="Garamond"/>
+          <w:b/>
+          <w:bCs/>
+          <w:sz w:val="22"/>
+          <w:szCs w:val="22"/>
+          <w:u w:val="single"/>
+        </w:rPr>
+        <w:t xml:space="preserve">: </w:t>
+      </w:r>
+      <w:r>
+        <w:rPr>
+          <w:rFonts w:ascii="Garamond" w:hAnsi="Garamond"/>
+          <w:sz w:val="22"/>
+          <w:szCs w:val="22"/>
+        </w:rPr>
+        <w:t xml:space="preserve"> </w:t>
+      </w:r>
+    </w:p>
+    <w:p>
+      <w:pPr>
+        <w:spacing w:line="480" w:lineRule="auto"/>
         <w:ind w:firstLine="720"/>
         <w:rPr>
-          <w:rFonts w:ascii="Garamond" w:eastAsia="Times New Roman" w:hAnsi="Garamond" w:cs="Times New Roman"/>
-          <w:kern w:val="0"/>
-          <w:sz w:val="22"/>
-          <w:szCs w:val="22"/>
-          <w14:ligatures w14:val="none"/>
-        </w:rPr>
-      </w:pPr>
-      <w:r>
-        <w:rPr>
-          <w:rFonts w:ascii="Garamond" w:eastAsia="Times New Roman" w:hAnsi="Garamond" w:cs="Times New Roman"/>
-          <w:kern w:val="0"/>
-          <w:sz w:val="22"/>
-          <w:szCs w:val="22"/>
-          <w14:ligatures w14:val="none"/>
-        </w:rPr>
-        <w:t xml:space="preserve">Otoliths were collected over </w:t>
-      </w:r>
-      <w:r>
-        <w:rPr>
-          <w:rFonts w:ascii="Garamond" w:eastAsia="Times New Roman" w:hAnsi="Garamond" w:cs="Times New Roman"/>
-          <w:kern w:val="0"/>
-          <w:sz w:val="22"/>
-          <w:szCs w:val="22"/>
-          <w14:ligatures w14:val="none"/>
-        </w:rPr>
-        <w:t>several years from the Bethel Test Fishery (BTF) near Bethel, Alaska by ________</w:t>
+          <w:rFonts w:ascii="Garamond" w:hAnsi="Garamond"/>
+          <w:sz w:val="22"/>
+          <w:szCs w:val="22"/>
+        </w:rPr>
+      </w:pPr>
+      <w:r>
+        <w:rPr>
+          <w:rFonts w:ascii="Garamond" w:hAnsi="Garamond"/>
+          <w:sz w:val="22"/>
+          <w:szCs w:val="22"/>
+        </w:rPr>
+        <w:t>Chinook salmon populations are experiencing unprecedented declines across much of their range</w:t>
+      </w:r>
+      <w:r>
+        <w:rPr>
+          <w:rFonts w:ascii="Garamond" w:hAnsi="Garamond"/>
+          <w:sz w:val="22"/>
+          <w:szCs w:val="22"/>
+        </w:rPr>
+        <w:t xml:space="preserve"> </w:t>
+      </w:r>
+      <w:r>
+        <w:rPr>
+          <w:rFonts w:ascii="Garamond" w:hAnsi="Garamond"/>
+          <w:sz w:val="22"/>
+          <w:szCs w:val="22"/>
+        </w:rPr>
+        <w:fldChar w:fldCharType="begin"/>
+      </w:r>
+      <w:r>
+        <w:rPr>
+          <w:rFonts w:ascii="Garamond" w:hAnsi="Garamond"/>
+          <w:sz w:val="22"/>
+          <w:szCs w:val="22"/>
+        </w:rPr>
+        <w:instrText xml:space="preserve"> ADDIN ZOTERO_ITEM CSL_CITATION {"citationID":"lr8eoJO9","properties":{"formattedCitation":"(Atlas et al., 2023; Ohlberger et al., 2018)","plainCitation":"(Atlas et al., 2023; Ohlberger et al., 2018)","noteIndex":0},"citationItems":[{"id":5384,"uris":["http://zotero.org/users/8421274/items/YYBUBGXV"],"itemData":{"id":5384,"type":"article-journal","abstract":"Chinook salmon (Oncorhynchus tshawytscha, Salmonidae) are foundational to social-ecological systems of the Northeast Pacific Rim and exhibit a rich diversity of life histories including in their adult migration timing, age at critical life-history transitions and marine feeding distributions. In recent decades Chinook have experienced declines across much of their native range; however, changes in productivity and abundance have rarely been evaluated in relation to life-history variation. To understand trends in Chinook salmon production, and how they are related to life history, we compiled time series data from the Fraser River to the Sacramento River on total run size (pre-fishery abundance) and escapement (post-fishery spawner abundance) and fit time series models to estimate trends across this bioregion. Our analysis revealed that most Chinook populations are declining, with negative trends in escapement (57 of 79) and total run (16 of 23) size. Trends were most acutely negative for interior spring Chinook in the Fraser, Columbia and Snake Rivers and most populations in California. Summer and fall Chinook had mixed trends, with several summer and fall upriver bright populations in the interior Columbia and Fraser exhibiting increases in abundance from the 1990s to 2019. Our research reveals widespread declines of this important species, but local complexity in trends that are mediated by population-level life history, migratory behaviours and watershed-scale restoration actions. Understanding linkages between life histories and resilience should inform rebuilding efforts for Chinook salmon and highlight the need to conserve intraspecific biodiversity.","container-title":"Fish and Fisheries","DOI":"10.1111/faf.12750","ISSN":"1467-2979","issue":"4","language":"en","license":"© 2023 The Authors. Fish and Fisheries published by John Wiley &amp; Sons Ltd.","note":"_eprint: https://onlinelibrary.wiley.com/doi/pdf/10.1111/faf.12750","page":"595-617","source":"Wiley Online Library","title":"Trends in Chinook salmon spawner abundance and total run size highlight linkages between life history, geography and decline","volume":"24","author":[{"family":"Atlas","given":"William I."},{"family":"Sloat","given":"Matthew R."},{"family":"Satterthwaite","given":"William H."},{"family":"Buehrens","given":"Thomas W."},{"family":"Parken","given":"Charles K."},{"family":"Moore","given":"Jonathan W."},{"family":"Mantua","given":"Nathan J."},{"family":"Hart","given":"Jon"},{"family":"Potapova","given":"Anna"}],"issued":{"date-parts":[["2023"]]}}},{"id":4421,"uris":["http://zotero.org/users/8421274/items/PUA9GF7A"],"itemData":{"id":4421,"type":"article-journal","abstract":"The demographic structure of populations is affected by life history strategies and how these interact with natural and anthropogenic factors such as exploitation, climate change, and biotic interactions. Previous work suggests that the mean size and age of some North American populations of Chinook salmon (Oncorhynchus tshawytscha, Salmonidae) are declining. These trends are of concern because Chinook salmon are highly valued commercially for their exceptional size and because the loss of the largest and oldest individuals may lead to reduced population productivity. Using long-term data from wild and hatchery populations, we quantified changes in the demographic structure of Chinook salmon populations over the past four decades across the Northeast Pacific Ocean, from California through western Alaska. Our results show that wild and hatchery fish are becoming smaller and younger throughout most of the Pacific coast. Proportions of older age classes have decreased over time in most regions. Simultaneously, the length-at-age of older fish has declined while the length-at-age of younger fish has typically increased. However, negative size trends of older ages were weak or non-existent at the southern end of the range. While it remains to be explored whether these trends are caused by changes in climate, fishing practices or species interactions such as predation, our qualitative review of the potential causes of demographic change suggests that selective removal of large fish has likely contributed to the apparent widespread declines in average body sizes.","container-title":"Fish and Fisheries","DOI":"10.1111/faf.12272","ISSN":"1467-2979","issue":"3","language":"en","license":"© 2018 The Authors. Fish and Fisheries published by John Wiley &amp; Sons Ltd.","note":"_eprint: https://onlinelibrary.wiley.com/doi/pdf/10.1111/faf.12272","page":"533-546","source":"Wiley Online Library","title":"Demographic changes in Chinook salmon across the Northeast Pacific Ocean","volume":"19","author":[{"family":"Ohlberger","given":"Jan"},{"family":"Ward","given":"Eric J"},{"family":"Schindler","given":"Daniel E"},{"family":"Lewis","given":"Bert"}],"issued":{"date-parts":[["2018"]]}}}],"schema":"https://github.com/citation-style-language/schema/raw/master/csl-citation.json"} </w:instrText>
+      </w:r>
+      <w:r>
+        <w:rPr>
+          <w:rFonts w:ascii="Garamond" w:hAnsi="Garamond"/>
+          <w:sz w:val="22"/>
+          <w:szCs w:val="22"/>
+        </w:rPr>
+        <w:fldChar w:fldCharType="separate"/>
+      </w:r>
+      <w:r>
+        <w:rPr>
+          <w:rFonts w:ascii="Garamond" w:hAnsi="Garamond"/>
+          <w:noProof/>
+          <w:sz w:val="22"/>
+          <w:szCs w:val="22"/>
+        </w:rPr>
+        <w:t>(Atlas et al., 2023; Ohlberger et al., 2018)</w:t>
+      </w:r>
+      <w:r>
+        <w:rPr>
+          <w:rFonts w:ascii="Garamond" w:hAnsi="Garamond"/>
+          <w:sz w:val="22"/>
+          <w:szCs w:val="22"/>
+        </w:rPr>
+        <w:fldChar w:fldCharType="end"/>
+      </w:r>
+      <w:r>
+        <w:rPr>
+          <w:rFonts w:ascii="Garamond" w:hAnsi="Garamond"/>
+          <w:sz w:val="22"/>
+          <w:szCs w:val="22"/>
+        </w:rPr>
+        <w:t xml:space="preserve">. This trend is especially severe in </w:t>
+      </w:r>
+      <w:r>
+        <w:rPr>
+          <w:rFonts w:ascii="Garamond" w:hAnsi="Garamond"/>
+          <w:sz w:val="22"/>
+          <w:szCs w:val="22"/>
+        </w:rPr>
+        <w:t>w</w:t>
+      </w:r>
+      <w:r>
+        <w:rPr>
+          <w:rFonts w:ascii="Garamond" w:hAnsi="Garamond"/>
+          <w:sz w:val="22"/>
+          <w:szCs w:val="22"/>
+        </w:rPr>
+        <w:t xml:space="preserve">estern Alaska watersheds, which contain some of the world's last pristine Chinook </w:t>
+      </w:r>
+      <w:r>
+        <w:rPr>
+          <w:rFonts w:ascii="Garamond" w:hAnsi="Garamond"/>
+          <w:sz w:val="22"/>
+          <w:szCs w:val="22"/>
+        </w:rPr>
+        <w:t xml:space="preserve">salmon </w:t>
+      </w:r>
+      <w:r>
+        <w:rPr>
+          <w:rFonts w:ascii="Garamond" w:hAnsi="Garamond"/>
+          <w:sz w:val="22"/>
+          <w:szCs w:val="22"/>
+        </w:rPr>
+        <w:t xml:space="preserve">habitat but have seen steep declines in returning Chinook and </w:t>
+      </w:r>
+      <w:r>
+        <w:rPr>
+          <w:rFonts w:ascii="Garamond" w:hAnsi="Garamond"/>
+          <w:sz w:val="22"/>
+          <w:szCs w:val="22"/>
+        </w:rPr>
+        <w:t>c</w:t>
+      </w:r>
+      <w:r>
+        <w:rPr>
+          <w:rFonts w:ascii="Garamond" w:hAnsi="Garamond"/>
+          <w:sz w:val="22"/>
+          <w:szCs w:val="22"/>
+        </w:rPr>
+        <w:t>hum salmon in recent years</w:t>
+      </w:r>
+      <w:r>
+        <w:rPr>
+          <w:rFonts w:ascii="Garamond" w:hAnsi="Garamond"/>
+          <w:sz w:val="22"/>
+          <w:szCs w:val="22"/>
+        </w:rPr>
+        <w:t xml:space="preserve"> </w:t>
+      </w:r>
+      <w:r>
+        <w:rPr>
+          <w:rFonts w:ascii="Garamond" w:hAnsi="Garamond"/>
+          <w:sz w:val="22"/>
+          <w:szCs w:val="22"/>
+        </w:rPr>
+        <w:fldChar w:fldCharType="begin"/>
+      </w:r>
+      <w:r>
+        <w:rPr>
+          <w:rFonts w:ascii="Garamond" w:hAnsi="Garamond"/>
+          <w:sz w:val="22"/>
+          <w:szCs w:val="22"/>
+        </w:rPr>
+        <w:instrText xml:space="preserve"> ADDIN ZOTERO_ITEM CSL_CITATION {"citationID":"MP9B29WU","properties":{"formattedCitation":"(Lamborn et al., 2025; Murdoch et al., 2024)","plainCitation":"(Lamborn et al., 2025; Murdoch et al., 2024)","noteIndex":0},"citationItems":[{"id":5379,"uris":["http://zotero.org/users/8421274/items/6TRPLVW4"],"itemData":{"id":5379,"type":"article-journal","abstract":"Across Alaska, there have been synchronous declines in the abundance, mean age, and size of Chinook salmon (Oncorhynchus tshawytscha, Salmonidae), a species with immense social and ecological importance. The decline of Chinook salmon, and regulations addressing declines, have drastically impacted people who rely on Alaska's fisheries. Despite their importance, the drivers causing Chinook salmon declines are still not well understood. Therefore, to improve our understanding of the likely drivers of these large-scale synchronous declines, we synthesised the peer-reviewed Chinook salmon literature published between 2010 and 2024 using a weight-of-evidence approach. We identified 94 variables used to explain the trends in abundance and demographics of Chinook salmon. Each variable's association with trends in Chinook salmon was individually assessed and integrated using a standardised method. Results of this synthesis suggest the drivers for large-scale synchronous declines have occurred in the North Pacific Ocean. Specifically, we found marine predation, size selective harvest, and pink salmon (Oncorhynchus gorbuscha) abundance are the factors most strongly associated with reduced size and age. Results also suggest ocean productivity–specifically winter sea surface temperature and the North Pacific Gyre Oscillation–are the most frequently identified predictors of regional Chinook salmon abundance. In addition to addressing freshwater factors like adult heat stress and juvenile predation, we suggest research, policy, and management focus on how to better understand and address the interactions between ocean productivity, marine predation, size selective harvest, and pink salmon abundance to improve the condition of Chinook salmon, and the people and ecosystems benefiting from them.","container-title":"Fish and Fisheries","DOI":"10.1111/faf.12895","ISSN":"1467-2979","issue":"n/a","language":"en","license":"© 2025 The Author(s). Fish and Fisheries published by John Wiley &amp; Sons Ltd.","note":"_eprint: https://onlinelibrary.wiley.com/doi/pdf/10.1111/faf.12895","source":"Wiley Online Library","title":"A Synthesis of Factors Related to Trends in Abundance and Demography of Alaska Chinook Salmon (Oncorhynchus tshawytscha, Salmonidae): Implications for Research, Management, and Policy","title-short":"A Synthesis of Factors Related to Trends in Abundance and Demography of Alaska Chinook Salmon (Oncorhynchus tshawytscha, Salmonidae)","URL":"https://onlinelibrary.wiley.com/doi/abs/10.1111/faf.12895","volume":"n/a","author":[{"family":"Lamborn","given":"Chase C."},{"family":"Ohlberger","given":"Jan"},{"family":"Walsworth","given":"Timothy E."},{"family":"Westley","given":"Peter A. H."},{"family":"Cunningham","given":"Curry J."},{"family":"Wynsma","given":"Sam"},{"family":"Smith","given":"Jordan W."}],"accessed":{"date-parts":[["2025",6,4]]},"issued":{"date-parts":[["2025"]]}}},{"id":5327,"uris":["http://zotero.org/users/8421274/items/QJJ96GUP"],"itemData":{"id":5327,"type":"article-journal","abstract":"Recent declines of Yukon River Chinook salmon (Oncorhynchus tshawytscha) populations have severely impacted people residing in the Yukon and Alaska. Evidence-based conservation strategies focused on stock recovery and adaptation are urgently needed but are limited by our understanding of what is driving declines, particularly in Canadian portions of the Yukon River basin. We examined how multiple environmental drivers may be influencing Canadian-origin Yukon River Chinook salmon productivity for eight populations over a 28-year period. We found that productivity was related to various environmental and ecosystem processes acting cumulatively over multiple life stages and across broad geographic scales. Productivity decreased in association with warmer upriver migration temperatures, wetter freshwater juvenile rearing habitats, and increasing abundances of potential marine competitors. In contrast, productivity increased in years with warmer and snowier winters and earlier spring onset. We found that different populations had similar relationships with environmental drivers, with potentially negative implications for regional fisheries stability. Our findings provide insight into how Chinook salmon are responding to rapid environmental change and can help inform salmon conservation initiatives and sustainable harvest strategies.","container-title":"CANADIAN JOURNAL OF FISHERIES AND AQUATIC SCIENCES","DOI":"10.1139/cjfas-2022-0254","ISSN":"0706-652X, 1205-7533","issue":"1","journalAbbreviation":"Can. J. Fish. Aquat. Sci.","language":"English","note":"number-of-pages: 18\npublisher-place: Ottawa\npublisher: Canadian Science Publishing\nWeb of Science ID: WOS:001129796500001","page":"97-114","source":"Clarivate Analytics Web of Science","title":"Multiple environmental drivers across life stages influence Yukon River Chinook salmon productivity","volume":"81","author":[{"family":"Murdoch","given":"A."},{"family":"Connors","given":"B. M."},{"family":"Lapointe","given":"N. W. R."},{"family":"Flemming","given":"J. Mills"},{"family":"Cooke","given":"S. J."},{"family":"Mantyka-Pringle","given":"C."}],"issued":{"date-parts":[["2024",1]]}}}],"schema":"https://github.com/citation-style-language/schema/raw/master/csl-citation.json"} </w:instrText>
+      </w:r>
+      <w:r>
+        <w:rPr>
+          <w:rFonts w:ascii="Garamond" w:hAnsi="Garamond"/>
+          <w:sz w:val="22"/>
+          <w:szCs w:val="22"/>
+        </w:rPr>
+        <w:fldChar w:fldCharType="separate"/>
+      </w:r>
+      <w:r>
+        <w:rPr>
+          <w:rFonts w:ascii="Garamond" w:hAnsi="Garamond"/>
+          <w:noProof/>
+          <w:sz w:val="22"/>
+          <w:szCs w:val="22"/>
+        </w:rPr>
+        <w:t>(Lamborn et al., 2025; Murdoch et al., 2024)</w:t>
+      </w:r>
+      <w:r>
+        <w:rPr>
+          <w:rFonts w:ascii="Garamond" w:hAnsi="Garamond"/>
+          <w:sz w:val="22"/>
+          <w:szCs w:val="22"/>
+        </w:rPr>
+        <w:fldChar w:fldCharType="end"/>
+      </w:r>
+      <w:r>
+        <w:rPr>
+          <w:rFonts w:ascii="Garamond" w:hAnsi="Garamond"/>
+          <w:sz w:val="22"/>
+          <w:szCs w:val="22"/>
+        </w:rPr>
+        <w:t xml:space="preserve">. Salmon from this region </w:t>
+      </w:r>
+      <w:r>
+        <w:rPr>
+          <w:rFonts w:ascii="Garamond" w:hAnsi="Garamond"/>
+          <w:sz w:val="22"/>
+          <w:szCs w:val="22"/>
+        </w:rPr>
+        <w:t>have supported</w:t>
+      </w:r>
+      <w:r>
+        <w:rPr>
+          <w:rFonts w:ascii="Garamond" w:hAnsi="Garamond"/>
+          <w:sz w:val="22"/>
+          <w:szCs w:val="22"/>
+        </w:rPr>
+        <w:t xml:space="preserve"> lucrative commercial </w:t>
       </w:r>
       <w:proofErr w:type="gramStart"/>
       <w:r>
         <w:rPr>
-          <w:rFonts w:ascii="Garamond" w:eastAsia="Times New Roman" w:hAnsi="Garamond" w:cs="Times New Roman"/>
-          <w:kern w:val="0"/>
-          <w:sz w:val="22"/>
-          <w:szCs w:val="22"/>
-          <w14:ligatures w14:val="none"/>
-        </w:rPr>
-        <w:t>_ .</w:t>
+          <w:rFonts w:ascii="Garamond" w:hAnsi="Garamond"/>
+          <w:sz w:val="22"/>
+          <w:szCs w:val="22"/>
+        </w:rPr>
+        <w:t>fisheries, and</w:t>
       </w:r>
       <w:proofErr w:type="gramEnd"/>
       <w:r>
         <w:rPr>
-          <w:rFonts w:ascii="Garamond" w:eastAsia="Times New Roman" w:hAnsi="Garamond" w:cs="Times New Roman"/>
-          <w:kern w:val="0"/>
-          <w:sz w:val="22"/>
-          <w:szCs w:val="22"/>
-          <w14:ligatures w14:val="none"/>
-        </w:rPr>
-        <w:t xml:space="preserve"> Both fisheries are designed to sample the stock composition of returning salmon throughout the </w:t>
-      </w:r>
-      <w:r>
-        <w:rPr>
-          <w:rFonts w:ascii="Garamond" w:eastAsia="Times New Roman" w:hAnsi="Garamond" w:cs="Times New Roman"/>
-          <w:kern w:val="0"/>
-          <w:sz w:val="22"/>
-          <w:szCs w:val="22"/>
-          <w14:ligatures w14:val="none"/>
+          <w:rFonts w:ascii="Garamond" w:hAnsi="Garamond"/>
+          <w:sz w:val="22"/>
+          <w:szCs w:val="22"/>
+        </w:rPr>
+        <w:t xml:space="preserve"> have historically </w:t>
+      </w:r>
+      <w:r>
+        <w:rPr>
+          <w:rFonts w:ascii="Garamond" w:hAnsi="Garamond"/>
+          <w:sz w:val="22"/>
+          <w:szCs w:val="22"/>
+        </w:rPr>
+        <w:t>provided the cultural and nutritional</w:t>
+      </w:r>
+      <w:r>
+        <w:rPr>
+          <w:rFonts w:ascii="Garamond" w:hAnsi="Garamond"/>
+          <w:sz w:val="22"/>
+          <w:szCs w:val="22"/>
+        </w:rPr>
+        <w:t xml:space="preserve"> </w:t>
+      </w:r>
+      <w:r>
+        <w:rPr>
+          <w:rFonts w:ascii="Garamond" w:hAnsi="Garamond"/>
+          <w:sz w:val="22"/>
+          <w:szCs w:val="22"/>
+        </w:rPr>
+        <w:t>foundation for</w:t>
+      </w:r>
+      <w:r>
+        <w:rPr>
+          <w:rFonts w:ascii="Garamond" w:hAnsi="Garamond"/>
+          <w:sz w:val="22"/>
+          <w:szCs w:val="22"/>
+        </w:rPr>
+        <w:t xml:space="preserve"> dozens of </w:t>
+      </w:r>
+      <w:r>
+        <w:rPr>
+          <w:rFonts w:ascii="Garamond" w:hAnsi="Garamond"/>
+          <w:sz w:val="22"/>
+          <w:szCs w:val="22"/>
+        </w:rPr>
+        <w:t xml:space="preserve">subsistence </w:t>
+      </w:r>
+      <w:r>
+        <w:rPr>
+          <w:rFonts w:ascii="Garamond" w:hAnsi="Garamond"/>
+          <w:sz w:val="22"/>
+          <w:szCs w:val="22"/>
+        </w:rPr>
+        <w:t xml:space="preserve">communities in the region. As runs have collapsed, however, </w:t>
+      </w:r>
+      <w:r>
+        <w:rPr>
+          <w:rFonts w:ascii="Garamond" w:hAnsi="Garamond"/>
+          <w:sz w:val="22"/>
+          <w:szCs w:val="22"/>
+        </w:rPr>
+        <w:t xml:space="preserve">harvest has been completed restricted </w:t>
+      </w:r>
+      <w:r>
+        <w:rPr>
+          <w:rFonts w:ascii="Garamond" w:hAnsi="Garamond"/>
+          <w:sz w:val="22"/>
+          <w:szCs w:val="22"/>
+        </w:rPr>
+        <w:t>f</w:t>
+      </w:r>
+      <w:r>
+        <w:rPr>
+          <w:rFonts w:ascii="Garamond" w:hAnsi="Garamond"/>
+          <w:sz w:val="22"/>
+          <w:szCs w:val="22"/>
+        </w:rPr>
+        <w:t>or</w:t>
+      </w:r>
+      <w:r>
+        <w:rPr>
+          <w:rFonts w:ascii="Garamond" w:hAnsi="Garamond"/>
+          <w:sz w:val="22"/>
+          <w:szCs w:val="22"/>
+        </w:rPr>
+        <w:t xml:space="preserve"> upstream communities </w:t>
+      </w:r>
+      <w:r>
+        <w:rPr>
+          <w:rFonts w:ascii="Garamond" w:hAnsi="Garamond"/>
+          <w:sz w:val="22"/>
+          <w:szCs w:val="22"/>
+        </w:rPr>
+        <w:t xml:space="preserve">who </w:t>
+      </w:r>
+      <w:r>
+        <w:rPr>
+          <w:rFonts w:ascii="Garamond" w:hAnsi="Garamond"/>
+          <w:sz w:val="22"/>
+          <w:szCs w:val="22"/>
+        </w:rPr>
+        <w:t>have voluntarily reduced or ceased subsistence fishing altogether, triggering a region-wide crisis of food insecurity, cultural loss, and the potential disappearance of a critical economic resource</w:t>
+      </w:r>
+      <w:r>
+        <w:rPr>
+          <w:rFonts w:ascii="Garamond" w:hAnsi="Garamond"/>
+          <w:sz w:val="22"/>
+          <w:szCs w:val="22"/>
+        </w:rPr>
+        <w:t xml:space="preserve"> </w:t>
+      </w:r>
+      <w:r>
+        <w:rPr>
+          <w:rFonts w:ascii="Garamond" w:hAnsi="Garamond"/>
+          <w:sz w:val="22"/>
+          <w:szCs w:val="22"/>
+        </w:rPr>
+        <w:fldChar w:fldCharType="begin"/>
+      </w:r>
+      <w:r>
+        <w:rPr>
+          <w:rFonts w:ascii="Garamond" w:hAnsi="Garamond"/>
+          <w:sz w:val="22"/>
+          <w:szCs w:val="22"/>
+        </w:rPr>
+        <w:instrText xml:space="preserve"> ADDIN ZOTERO_ITEM CSL_CITATION {"citationID":"pEObtCaz","properties":{"formattedCitation":"(Brown &amp; Godduhn, 2015)","plainCitation":"(Brown &amp; Godduhn, 2015)","noteIndex":0},"citationItems":[{"id":4428,"uris":["http://zotero.org/users/8421274/items/2WA8NCRM"],"itemData":{"id":4428,"type":"article-journal","language":"en","source":"Zotero","title":"Socioeconomic effects of declining salmon runs on the Yukon River","author":[{"family":"Brown","given":"Caroline L"},{"family":"Godduhn","given":"Anna"}],"issued":{"date-parts":[["2015"]]}}}],"schema":"https://github.com/citation-style-language/schema/raw/master/csl-citation.json"} </w:instrText>
+      </w:r>
+      <w:r>
+        <w:rPr>
+          <w:rFonts w:ascii="Garamond" w:hAnsi="Garamond"/>
+          <w:sz w:val="22"/>
+          <w:szCs w:val="22"/>
+        </w:rPr>
+        <w:fldChar w:fldCharType="separate"/>
+      </w:r>
+      <w:r>
+        <w:rPr>
+          <w:rFonts w:ascii="Garamond" w:hAnsi="Garamond"/>
+          <w:noProof/>
+          <w:sz w:val="22"/>
+          <w:szCs w:val="22"/>
+        </w:rPr>
+        <w:t>(Brown &amp; Godduhn, 2015)</w:t>
+      </w:r>
+      <w:r>
+        <w:rPr>
+          <w:rFonts w:ascii="Garamond" w:hAnsi="Garamond"/>
+          <w:sz w:val="22"/>
+          <w:szCs w:val="22"/>
+        </w:rPr>
+        <w:fldChar w:fldCharType="end"/>
+      </w:r>
+      <w:r>
+        <w:rPr>
+          <w:rFonts w:ascii="Garamond" w:hAnsi="Garamond"/>
+          <w:sz w:val="22"/>
+          <w:szCs w:val="22"/>
+        </w:rPr>
+        <w:t xml:space="preserve">. As a result, resource managers face the difficult task of designing management strategies which balancing ongoing harvest opportunities with the urgent need to rebuild salmon populations and strengthen their resilience to future perturbations. </w:t>
+      </w:r>
+    </w:p>
+    <w:p>
+      <w:pPr>
+        <w:pStyle w:val="NormalWeb"/>
+        <w:spacing w:line="480" w:lineRule="auto"/>
+        <w:ind w:firstLine="720"/>
+        <w:rPr>
+          <w:rFonts w:ascii="Garamond" w:hAnsi="Garamond"/>
+          <w:sz w:val="22"/>
+          <w:szCs w:val="22"/>
+        </w:rPr>
+      </w:pPr>
+      <w:r>
+        <w:rPr>
+          <w:rFonts w:ascii="Garamond" w:hAnsi="Garamond"/>
+          <w:sz w:val="22"/>
+          <w:szCs w:val="22"/>
+        </w:rPr>
+        <w:t>There is growing recognition of the critical role that intrapopulation variability plays in fostering resilience at the ecosystem scale in both terrestrial and aquatic ecosystems</w:t>
+      </w:r>
+      <w:r>
+        <w:rPr>
+          <w:rFonts w:ascii="Garamond" w:hAnsi="Garamond"/>
+          <w:sz w:val="22"/>
+          <w:szCs w:val="22"/>
+        </w:rPr>
+        <w:t xml:space="preserve"> </w:t>
+      </w:r>
+      <w:r>
+        <w:rPr>
+          <w:rFonts w:ascii="Garamond" w:hAnsi="Garamond"/>
+          <w:sz w:val="22"/>
+          <w:szCs w:val="22"/>
+        </w:rPr>
+        <w:fldChar w:fldCharType="begin"/>
+      </w:r>
+      <w:r>
+        <w:rPr>
+          <w:rFonts w:ascii="Garamond" w:hAnsi="Garamond"/>
+          <w:sz w:val="22"/>
+          <w:szCs w:val="22"/>
+        </w:rPr>
+        <w:instrText xml:space="preserve"> ADDIN ZOTERO_ITEM CSL_CITATION {"citationID":"R6hBXmsY","properties":{"formattedCitation":"(Bolnick et al., 2011)","plainCitation":"(Bolnick et al., 2011)","noteIndex":0},"citationItems":[{"id":5318,"uris":["http://zotero.org/users/8421274/items/R2ZYTKMR"],"itemData":{"id":5318,"type":"article-journal","container-title":"Trends in Ecology &amp; Evolution","DOI":"10.1016/j.tree.2011.01.009","ISSN":"0169-5347","issue":"4","journalAbbreviation":"Trends in Ecology &amp; Evolution","language":"English","note":"publisher: Elsevier\nPMID: 21367482","page":"183-192","source":"www.cell.com","title":"Why intraspecific trait variation matters in community ecology","volume":"26","author":[{"family":"Bolnick","given":"Daniel I."},{"family":"Amarasekare","given":"Priyanga"},{"family":"Araújo","given":"Márcio S."},{"family":"Bürger","given":"Reinhard"},{"family":"Levine","given":"Jonathan M."},{"family":"Novak","given":"Mark"},{"family":"Rudolf","given":"Volker H. W."},{"family":"Schreiber","given":"Sebastian J."},{"family":"Urban","given":"Mark C."},{"family":"Vasseur","given":"David A."}],"issued":{"date-parts":[["2011",4,1]]}}}],"schema":"https://github.com/citation-style-language/schema/raw/master/csl-citation.json"} </w:instrText>
+      </w:r>
+      <w:r>
+        <w:rPr>
+          <w:rFonts w:ascii="Garamond" w:hAnsi="Garamond"/>
+          <w:sz w:val="22"/>
+          <w:szCs w:val="22"/>
+        </w:rPr>
+        <w:fldChar w:fldCharType="separate"/>
+      </w:r>
+      <w:r>
+        <w:rPr>
+          <w:rFonts w:ascii="Garamond" w:hAnsi="Garamond"/>
+          <w:noProof/>
+          <w:sz w:val="22"/>
+          <w:szCs w:val="22"/>
+        </w:rPr>
+        <w:t>(</w:t>
+      </w:r>
+      <w:r>
+        <w:rPr>
+          <w:rFonts w:ascii="Garamond" w:hAnsi="Garamond"/>
+          <w:noProof/>
+          <w:sz w:val="22"/>
+          <w:szCs w:val="22"/>
+          <w:highlight w:val="yellow"/>
+        </w:rPr>
+        <w:t>Luck et al. 200X</w:t>
+      </w:r>
+      <w:r>
+        <w:rPr>
+          <w:rFonts w:ascii="Garamond" w:hAnsi="Garamond"/>
+          <w:noProof/>
+          <w:sz w:val="22"/>
+          <w:szCs w:val="22"/>
+        </w:rPr>
+        <w:t>, Schindler et al. 2015)</w:t>
+      </w:r>
+      <w:r>
+        <w:rPr>
+          <w:rFonts w:ascii="Garamond" w:hAnsi="Garamond"/>
+          <w:sz w:val="22"/>
+          <w:szCs w:val="22"/>
+        </w:rPr>
+        <w:fldChar w:fldCharType="end"/>
+      </w:r>
+      <w:r>
+        <w:rPr>
+          <w:rFonts w:ascii="Garamond" w:hAnsi="Garamond"/>
+          <w:sz w:val="22"/>
+          <w:szCs w:val="22"/>
+        </w:rPr>
+        <w:t>. In salmon populations, substantial variation in both return timing and spatial distribution of habitat use produces significant complexity in life history strategies within and among populations</w:t>
+      </w:r>
+      <w:r>
+        <w:rPr>
+          <w:rFonts w:ascii="Garamond" w:hAnsi="Garamond"/>
+          <w:sz w:val="22"/>
+          <w:szCs w:val="22"/>
+        </w:rPr>
+        <w:t xml:space="preserve"> (Hilborn et al. 2003)</w:t>
+      </w:r>
+      <w:r>
+        <w:rPr>
+          <w:rFonts w:ascii="Garamond" w:hAnsi="Garamond"/>
+          <w:sz w:val="22"/>
+          <w:szCs w:val="22"/>
+        </w:rPr>
+        <w:t>. Overall population performance in salmon ecosystems is</w:t>
+      </w:r>
+      <w:r>
+        <w:rPr>
+          <w:rFonts w:ascii="Garamond" w:hAnsi="Garamond"/>
+          <w:sz w:val="22"/>
+          <w:szCs w:val="22"/>
+        </w:rPr>
+        <w:t xml:space="preserve"> therefore</w:t>
+      </w:r>
+      <w:r>
+        <w:rPr>
+          <w:rFonts w:ascii="Garamond" w:hAnsi="Garamond"/>
+          <w:sz w:val="22"/>
+          <w:szCs w:val="22"/>
+        </w:rPr>
+        <w:t xml:space="preserve"> shaped by the statistical averaging of multiple distinct, semi-independent sub-units distributed across space and time</w:t>
+      </w:r>
+      <w:r>
+        <w:rPr>
+          <w:rFonts w:ascii="Garamond" w:hAnsi="Garamond"/>
+          <w:sz w:val="22"/>
+          <w:szCs w:val="22"/>
+        </w:rPr>
+        <w:t xml:space="preserve"> </w:t>
+      </w:r>
+      <w:r>
+        <w:rPr>
+          <w:rFonts w:ascii="Garamond" w:hAnsi="Garamond"/>
+          <w:sz w:val="22"/>
+          <w:szCs w:val="22"/>
+        </w:rPr>
+        <w:fldChar w:fldCharType="begin"/>
+      </w:r>
+      <w:r>
+        <w:rPr>
+          <w:rFonts w:ascii="Garamond" w:hAnsi="Garamond"/>
+          <w:sz w:val="22"/>
+          <w:szCs w:val="22"/>
+        </w:rPr>
+        <w:instrText xml:space="preserve"> ADDIN ZOTERO_ITEM CSL_CITATION {"citationID":"4R3sEUmP","properties":{"formattedCitation":"(Connors et al., 2022; Ohlberger et al., 2016)","plainCitation":"(Connors et al., 2022; Ohlberger et al., 2016)","noteIndex":0},"citationItems":[{"id":4144,"uris":["http://zotero.org/users/8421274/items/M4DUIZ82"],"itemData":{"id":4144,"type":"article-journal","abstract":"Variation among populations in life history and intrinsic population characteristics (i.e., population diversity) helps maintain resilience to environmental change and dampen interannual variability in ecosystem services. As a result, ecological variation, and the processes that generate it, is considered central to strategies for managing risks to ecosystems in an increasingly variable and uncertain world. However, characterizing population diversity is difficult, particularly in large and remote regions, which often prevents its formal consideration in management advice. We combined genetic stock identification of archived scale and tissue samples with state-space run-reconstruction models to estimate migration timing and annual return abundance for eight geographically and genetically distinct Chinook salmon populations within the Canadian portion of the Yukon River. We found that among-population variation in migration timing and return abundances resulted in aggregate return migrations that were 2.1 times longer and 1.4 times more stable than if they had composed a single homogeneous population. We then fit state-space spawner–recruitment models to the annual return abundances to characterize among-population diversity in intrinsic productivity and population size and their consequences for the fisheries they support. Productivity and carrying capacity varied among populations by approximately 2.4-fold (2.9 to 6.9 recruits per spawner) and three-fold (8800 to 27,000 spawners), respectively. This diversity implies an equilibrium trade-off between harvesting of the population aggregate and the conservation of individual populations whereby the harvest rate predicted to maximize aggregate harvests comes at the cost of overfishing 40% of the populations but with a relatively low risk of extirpating the weakest ones. Our findings illustrate how population diversity in one of the largest salmon-producing river basins in the world contributes to fishery stability and food security in a region where salmon have high cultural and subsistence value. More generally, our work demonstrates the utility of molecular analyses of archived biological material for characterizing diversity in biological systems and its benefits and consequences for trade-offs in decision-making.","container-title":"Ecological Applications","DOI":"10.1002/eap.2709","ISSN":"1939-5582","issue":"8","language":"en","license":"© 2022 The Ecological Society of America.","note":"_eprint: https://onlinelibrary.wiley.com/doi/pdf/10.1002/eap.2709","page":"e2709","source":"Wiley Online Library","title":"Chinook salmon diversity contributes to fishery stability and trade-offs with mixed-stock harvest","volume":"32","author":[{"family":"Connors","given":"Brendan M."},{"family":"Siegle","given":"Matthew R."},{"family":"Harding","given":"Joel"},{"family":"Rossi","given":"Steven"},{"family":"Staton","given":"Benjamin A."},{"family":"Jones","given":"Michael L."},{"family":"Bradford","given":"Michael J."},{"family":"Brown","given":"Randy"},{"family":"Bechtol","given":"Bill"},{"family":"Doherty","given":"Beau"},{"family":"Cox","given":"Sean"},{"family":"Sutherland","given":"Ben J. G."}],"issued":{"date-parts":[["2022"]]}}},{"id":5321,"uris":["http://zotero.org/users/8421274/items/PJWLDI6C"],"itemData":{"id":5321,"type":"article-journal","abstract":"A central problem in understanding how species respond to global change is in parsing the effects of local drivers of population dynamics from regional and global drivers that are shared among populations. Management and conservation efforts that typically focus on a particular population would benefit greatly from being able to separate the effects of environmental processes at local, regional, and global scales. One way of addressing this challenge is to integrate data across multiple populations and use multivariate time series approaches to estimate shared and independent components of dynamics among neighboring populations. Here, we use a data set of 15 populations of Chinook salmon (Oncorhynchus tshawytscha) covering a broad geographical range in the eastern North Pacific Ocean to show how Dynamic Factor Analysis (DFA) can be used to estimate temporal coherence in population dynamics and to detect environmental drivers across spatial scales. Our results show that productivity dynamics of Chinook salmon populations strongly covary at the regional scale, but to a lesser degree at larger spatial scales. The timing of river ice break-up in spring was identified as an important driver of regional productivity dynamics. In addition, broad-scale variability in population productivity was linked to the North Pacific Gyre Oscillation, a dominant pattern of sea surface height variability. These broad-scale patterns in productivity dynamics may be associated with recent regime shifts in the Northeast Pacific Ocean. However, our results also demonstrate that populations within regions do not always respond consistently to the same environmental drivers, thus suggesting location-specific impacts. Overall, this study illustrates the use of DFA for quantifying the spatial and temporal complexity of multiple population responses to environmental change, thereby providing insights to processes that affect populations across large geographic areas, but that might be filtered by local habitat conditions.","container-title":"Ecosphere","DOI":"10.1002/ecs2.1333","ISSN":"2150-8925","issue":"4","language":"en","license":"© 2016 Ohlberger et al.","note":"_eprint: https://esajournals.onlinelibrary.wiley.com/doi/pdf/10.1002/ecs2.1333","page":"e01333","source":"Wiley Online Library","title":"Population coherence and environmental impacts across spatial scales: a case study of Chinook salmon","title-short":"Population coherence and environmental impacts across spatial scales","volume":"7","author":[{"family":"Ohlberger","given":"Jan"},{"family":"Scheuerell","given":"Mark D."},{"family":"Schindler","given":"Daniel E."}],"issued":{"date-parts":[["2016"]]}}}],"schema":"https://github.com/citation-style-language/schema/raw/master/csl-citation.json"} </w:instrText>
+      </w:r>
+      <w:r>
+        <w:rPr>
+          <w:rFonts w:ascii="Garamond" w:hAnsi="Garamond"/>
+          <w:sz w:val="22"/>
+          <w:szCs w:val="22"/>
+        </w:rPr>
+        <w:fldChar w:fldCharType="separate"/>
+      </w:r>
+      <w:r>
+        <w:rPr>
+          <w:rFonts w:ascii="Garamond" w:hAnsi="Garamond"/>
+          <w:noProof/>
+          <w:sz w:val="22"/>
+          <w:szCs w:val="22"/>
+        </w:rPr>
+        <w:t>(Schindler et al. 2010; Connors et al., 2022)</w:t>
+      </w:r>
+      <w:r>
+        <w:rPr>
+          <w:rFonts w:ascii="Garamond" w:hAnsi="Garamond"/>
+          <w:sz w:val="22"/>
+          <w:szCs w:val="22"/>
+        </w:rPr>
+        <w:fldChar w:fldCharType="end"/>
+      </w:r>
+      <w:r>
+        <w:rPr>
+          <w:rFonts w:ascii="Garamond" w:hAnsi="Garamond"/>
+          <w:sz w:val="22"/>
+          <w:szCs w:val="22"/>
+        </w:rPr>
+        <w:t xml:space="preserve">. </w:t>
+      </w:r>
+      <w:r>
+        <w:rPr>
+          <w:rFonts w:ascii="Garamond" w:hAnsi="Garamond"/>
+          <w:sz w:val="22"/>
+          <w:szCs w:val="22"/>
+        </w:rPr>
+        <w:t xml:space="preserve">Weak or negative covariance among these stocks helps buffer the broader population against the poor performance of any individual subunit, whose success may fluctuate in response to a </w:t>
+      </w:r>
+      <w:r>
+        <w:rPr>
+          <w:rFonts w:ascii="Garamond" w:hAnsi="Garamond"/>
+          <w:sz w:val="22"/>
+          <w:szCs w:val="22"/>
         </w:rPr>
         <w:lastRenderedPageBreak/>
-        <w:t xml:space="preserve">duration of the season to assess relative contribution over the course of the run. </w:t>
-      </w:r>
-      <w:r>
-        <w:rPr>
-          <w:rFonts w:ascii="Garamond" w:eastAsia="Times New Roman" w:hAnsi="Garamond" w:cs="Times New Roman"/>
-          <w:kern w:val="0"/>
-          <w:sz w:val="22"/>
-          <w:szCs w:val="22"/>
-          <w14:ligatures w14:val="none"/>
-        </w:rPr>
-        <w:t>Approximately 500 otoliths were collected over the full duration of the run from the Kuskokwim River between 2017 and 202</w:t>
-      </w:r>
-      <w:r>
-        <w:rPr>
-          <w:rFonts w:ascii="Garamond" w:eastAsia="Times New Roman" w:hAnsi="Garamond" w:cs="Times New Roman"/>
-          <w:kern w:val="0"/>
-          <w:sz w:val="22"/>
-          <w:szCs w:val="22"/>
-          <w14:ligatures w14:val="none"/>
-        </w:rPr>
-        <w:t xml:space="preserve">2. </w:t>
-      </w:r>
-      <w:r>
-        <w:rPr>
-          <w:rFonts w:ascii="Garamond" w:eastAsia="Times New Roman" w:hAnsi="Garamond" w:cs="Times New Roman"/>
-          <w:kern w:val="0"/>
-          <w:sz w:val="22"/>
-          <w:szCs w:val="22"/>
-          <w14:ligatures w14:val="none"/>
-        </w:rPr>
-        <w:t>From these, about 250 otoliths were selected for analysis to ensure coverage across the full sampling period and to provide proportional representation relative to catch per unit effort (CPUE) throughout the run.</w:t>
-      </w:r>
-      <w:r>
-        <w:rPr>
-          <w:rFonts w:ascii="Garamond" w:hAnsi="Garamond"/>
-          <w:sz w:val="22"/>
-          <w:szCs w:val="22"/>
-        </w:rPr>
-        <w:t xml:space="preserve"> Selected samples were </w:t>
-      </w:r>
-      <w:r>
-        <w:rPr>
-          <w:rFonts w:ascii="Garamond" w:eastAsia="Times New Roman" w:hAnsi="Garamond" w:cs="Times New Roman"/>
-          <w:kern w:val="0"/>
-          <w:sz w:val="22"/>
-          <w:szCs w:val="22"/>
-          <w14:ligatures w14:val="none"/>
-        </w:rPr>
-        <w:t xml:space="preserve">sectioned along the transverse plane, mounted on microscope slides, and polished to expose internal growth structures </w:t>
+        <w:t>dynamic mosaic of multi-dimensional environmental conditions</w:t>
+      </w:r>
+      <w:r>
+        <w:rPr>
+          <w:rFonts w:ascii="Garamond" w:hAnsi="Garamond"/>
+          <w:sz w:val="22"/>
+          <w:szCs w:val="22"/>
+        </w:rPr>
+        <w:t xml:space="preserve"> </w:t>
+      </w:r>
+      <w:r>
+        <w:rPr>
+          <w:rFonts w:ascii="Garamond" w:hAnsi="Garamond"/>
+          <w:sz w:val="22"/>
+          <w:szCs w:val="22"/>
+        </w:rPr>
+        <w:fldChar w:fldCharType="begin"/>
+      </w:r>
+      <w:r>
+        <w:rPr>
+          <w:rFonts w:ascii="Garamond" w:hAnsi="Garamond"/>
+          <w:sz w:val="22"/>
+          <w:szCs w:val="22"/>
+        </w:rPr>
+        <w:instrText xml:space="preserve"> ADDIN ZOTERO_ITEM CSL_CITATION {"citationID":"m5A16NUn","properties":{"formattedCitation":"(Brennan, Schindler, et al., 2019; Schindler et al., 2010)","plainCitation":"(Brennan, Schindler, et al., 2019; Schindler et al., 2010)","noteIndex":0},"citationItems":[{"id":3844,"uris":["http://zotero.org/users/8421274/items/RXD5IA9D"],"itemData":{"id":3844,"type":"article-journal","abstract":"Watersheds are complex mosaics of habitats whose conditions vary across space and time as landscape features filter overriding climate forcing, yet the extent to which the reliability of ecosystem services depends on these dynamics remains unknown. We quantified how shifting habitat mosaics are expressed across a range of spatial scales within a large, free-flowing river, and how they stabilize the production of Pacific salmon that support valuable fisheries. The strontium isotope records of ear stones (otoliths) show that the relative productivity of locations across the river network, as both natal- and juvenile-rearing habitat, varies widely among years and that this variability is expressed across a broad range of spatial scales, ultimately stabilizing the interannual production of fish at the scale of the entire basin.","container-title":"Science","DOI":"10.1126/science.aav4313","issue":"6442","note":"publisher: American Association for the Advancement of Science","page":"783-786","source":"science.org (Atypon)","title":"Shifting habitat mosaics and fish production across river basins","volume":"364","author":[{"family":"Brennan","given":"Sean R."},{"family":"Schindler","given":"Daniel E."},{"family":"Cline","given":"Timothy J."},{"family":"Walsworth","given":"Timothy E."},{"family":"Buck","given":"Greg"},{"family":"Fernandez","given":"Diego P."}],"issued":{"date-parts":[["2019"]]}},"label":"page"},{"id":272,"uris":["http://zotero.org/users/8421274/items/24NDGS7V"],"itemData":{"id":272,"type":"article-journal","abstract":"One of the most pervasive themes in ecology is that biological diversity stabilizes ecosystem processes and the services they provide to society, a concept that has become a common argument for biodiversity conservation. Species-rich communities are thought to produce more temporally stable ecosystem services because of the complementary or independent dynamics among species that perform similar ecosystem functions. Such variance dampening within communities is referred to as a portfolio effect and is analogous to the effects of asset diversity on the stability of financial portfolios. In ecology, these arguments have focused on the effects of species diversity on ecosystem stability but have not considered the importance of biologically relevant diversity within individual species. Current rates of population extirpation are probably at least three orders of magnitude higher than species extinction rates, so there is a pressing need to clarify how population and life history diversity affect the performance of individual species in providing important ecosystem services. Here we use five decades of data from Oncorhynchus nerka (sockeye salmon) in Bristol Bay, Alaska, to provide the first quantification of portfolio effects that derive from population and life history diversity in an important and heavily exploited species. Variability in annual Bristol Bay salmon returns is 2.2 times lower than it would be if the system consisted of a single homogenous population rather than the several hundred discrete populations it currently consists of. Furthermore, if it were a single homogeneous population, such increased variability would lead to ten times more frequent fisheries closures. Portfolio effects are also evident in watershed food webs, where they stabilize and extend predator access to salmon resources. Our results demonstrate the critical importance of maintaining population diversity for stabilizing ecosystem services and securing the economies and livelihoods that depend on them. The reliability of ecosystem services will erode faster than indicated by species loss alone. [PUBLICATION ABSTRACT]","container-title":"Nature","DOI":"https://doi-org.prox.lib.ncsu.edu/10.1038/nature09060","ISSN":"00280836","issue":"7298","language":"English","license":"Copyright Nature Publishing Group Jun 3, 2010","note":"number-of-pages: 5\npublisher-place: London, United States\npublisher: Nature Publishing Group\nsection: LETTERS","source":"ProQuest","title":"Population diversity and the portfolio effect in an exploited species","URL":"http://www.proquest.com/docview/375318240/abstract/317AC81E34EB4163PQ/1","volume":"465","author":[{"family":"Schindler","given":"Daniel E."},{"family":"Hilborn","given":"Ray"},{"family":"Chasco","given":"Brandon"},{"family":"Boatright","given":"Christopher P."},{"family":"Quinn","given":"Thomas P."},{"family":"Rogers","given":"Lauren A."},{"family":"Webster","given":"Michael S."}],"accessed":{"date-parts":[["2022",5,12]]},"issued":{"date-parts":[["2010",6,3]]}}}],"schema":"https://github.com/citation-style-language/schema/raw/master/csl-citation.json"} </w:instrText>
+      </w:r>
+      <w:r>
+        <w:rPr>
+          <w:rFonts w:ascii="Garamond" w:hAnsi="Garamond"/>
+          <w:sz w:val="22"/>
+          <w:szCs w:val="22"/>
+        </w:rPr>
+        <w:fldChar w:fldCharType="separate"/>
+      </w:r>
+      <w:r>
+        <w:rPr>
+          <w:rFonts w:ascii="Garamond" w:hAnsi="Garamond"/>
+          <w:noProof/>
+          <w:sz w:val="22"/>
+          <w:szCs w:val="22"/>
+        </w:rPr>
+        <w:t>(Brennan, Schindler, et al., 2019; Schindler et al., 2010)</w:t>
+      </w:r>
+      <w:r>
+        <w:rPr>
+          <w:rFonts w:ascii="Garamond" w:hAnsi="Garamond"/>
+          <w:sz w:val="22"/>
+          <w:szCs w:val="22"/>
+        </w:rPr>
+        <w:fldChar w:fldCharType="end"/>
+      </w:r>
+      <w:r>
+        <w:rPr>
+          <w:rFonts w:ascii="Garamond" w:hAnsi="Garamond"/>
+          <w:sz w:val="22"/>
+          <w:szCs w:val="22"/>
+        </w:rPr>
+        <w:t>. This “portfolio effect” dampens ecosystem variability by distributing risk across its components, much in the same way that financial diversification of a portfolio spreads investment risk across sectors to reduce overall volatility</w:t>
+      </w:r>
+      <w:r>
+        <w:rPr>
+          <w:rFonts w:ascii="Garamond" w:hAnsi="Garamond"/>
+          <w:sz w:val="22"/>
+          <w:szCs w:val="22"/>
+        </w:rPr>
+        <w:t xml:space="preserve"> </w:t>
+      </w:r>
+      <w:r>
+        <w:rPr>
+          <w:rFonts w:ascii="Garamond" w:hAnsi="Garamond"/>
+          <w:sz w:val="22"/>
+          <w:szCs w:val="22"/>
+        </w:rPr>
+        <w:fldChar w:fldCharType="begin"/>
+      </w:r>
+      <w:r>
+        <w:rPr>
+          <w:rFonts w:ascii="Garamond" w:hAnsi="Garamond"/>
+          <w:sz w:val="22"/>
+          <w:szCs w:val="22"/>
+        </w:rPr>
+        <w:instrText xml:space="preserve"> ADDIN ZOTERO_ITEM CSL_CITATION {"citationID":"ropzGQtb","properties":{"formattedCitation":"(Cline et al., 2017; Griffiths et al., 2014; Markowitz, 1952; Schindler et al., 2015)","plainCitation":"(Cline et al., 2017; Griffiths et al., 2014; Markowitz, 1952; Schindler et al., 2015)","noteIndex":0},"citationItems":[{"id":1181,"uris":["http://zotero.org/users/8421274/items/B23FV4AJ"],"itemData":{"id":1181,"type":"article-journal","abstract":"Abrupt shifts in natural resources and their markets are a ubiquitous challenge to human communities. Building resilient social-ecological systems requires approaches that are robust to uncertainty and to regime shifts. Harvesting diverse portfolios of natural resources and adapting portfolios in response to change could stabilize economies reliant on natural resources and their markets, both of which are prone to unpredictable shifts. Here we use fisheries catch and revenue data from Alaskan fishing communities over 34 years to test whether diversification and turnover in the composition of fishing opportunities increased economic stability during major ocean and market regime shifts in 1989. More than 85% of communities show reduced fishing revenues following these regime shifts. However, communities with the highest portfolio diversity and those that could opportunistically shift the composition of resources they harvest, experienced negligible or even positive changes in revenue. Maintaining diversity in economic opportunities and enabling turnover facilitates sustainability of communities reliant on renewable resources facing uncertain futures.","container-title":"Nature Communications","DOI":"10.1038/ncomms14042","ISSN":"2041-1723","issue":"1","journalAbbreviation":"Nat Commun","language":"en","license":"2017 The Author(s)","note":"number: 1\npublisher: Nature Publishing Group","page":"14042","source":"www-nature-com.offcampus.lib.washington.edu","title":"Fisheries portfolio diversification and turnover buffer Alaskan fishing communities from abrupt resource and market changes","volume":"8","author":[{"family":"Cline","given":"Timothy J."},{"family":"Schindler","given":"Daniel E."},{"family":"Hilborn","given":"Ray"}],"issued":{"date-parts":[["2017",1,16]]}}},{"id":4217,"uris":["http://zotero.org/users/8421274/items/8XTQF7BZ"],"itemData":{"id":4217,"type":"article-journal","abstract":"&lt;list list-type=\"1\" id=\"jpe12341-list-0001\"&gt; Quantifying the variability in the delivery of ecosystem services across the landscape can be used to set appropriate management targets, evaluate resilience and target conservation efforts. Ecosystem functions and services may exhibit portfolio-type dynamics, whereby diversity within lower levels promotes stability at more aggregated levels. Portfolio theory provides a framework to characterize the relative performance among ecosystems and the processes that drive differences in performance. We assessed Pacific salmon Oncorhynchus spp. portfolio performance across their native latitudinal range focusing on the reliability of salmon returns as a metric with which to assess the function of salmon ecosystems and their services to humans. We used the Sharpe ratio (e.g. the size of the total salmon return to the portfolio relative to its variability (risk)) to evaluate the performance of Chinook and sockeye salmon portfolios across the west coast of North America. We evaluated the effects on portfolio performance from the variance of and covariance among salmon returns within each portfolio, and the association between portfolio performance and watershed attributes. We found a positive latitudinal trend in the risk-adjusted performance of Chinook and sockeye salmon portfolios that also correlated negatively with anthropogenic impact on watersheds (e.g. dams and land-use change). High-latitude Chinook salmon portfolios were on average 25 times more reliable, and their portfolio risk was mainly due to low variance in the individual assets. Sockeye salmon portfolios were also more reliable at higher latitudes, but sources of risk varied among the highest performing portfolios.Synthesis and applications. Portfolio theory provides a straightforward method for characterizing the resilience of salmon ecosystems and their services. Natural variability in portfolio performance among undeveloped watersheds provides a benchmark for restoration efforts. Locally and regionally, assessing the sources of portfolio risk can guide actions to maintain existing resilience (protect habitat and disturbance regimes that maintain response diversity; employ harvest strategies sensitive to different portfolio components) or improve restoration activities. Improving our understanding of portfolio reliability may allow for management of natural resources that is robust to ongoing environmental change. Portfolio theory provides a straightforward method for characterizing the resilience of salmon ecosystems and their services. Natural variability in portfolio performance among undeveloped watersheds provides a benchmark for restoration efforts. Locally and regionally, assessing the sources of portfolio risk can guide actions to maintain existing resilience (protect habitat and disturbance regimes that maintain response diversity; employ harvest strategies sensitive to different portfolio components) or improve restoration activities. Improving our understanding of portfolio reliability may allow for management of natural resources that is robust to ongoing environmental change.","container-title":"JOURNAL OF APPLIED ECOLOGY","DOI":"10.1111/1365-2664.12341","ISSN":"0021-8901, 1365-2664","issue":"6","journalAbbreviation":"J. Appl. Ecol.","language":"English","note":"number-of-pages: 10\npublisher-place: Hoboken\npublisher: Wiley-Blackwell\nWeb of Science ID: WOS:000345706100010","page":"1554-1563","source":"Clarivate Analytics Web of Science","title":"Performance of salmon fishery portfolios across western North America","volume":"51","author":[{"family":"Griffiths","gi</w:instrText>
+      </w:r>
+      <w:r>
+        <w:rPr>
+          <w:rFonts w:ascii="Garamond" w:hAnsi="Garamond"/>
+          <w:sz w:val="22"/>
+          <w:szCs w:val="22"/>
+        </w:rPr>
+        <w:instrText xml:space="preserve">ven":"Jennifer R."},{"family":"Schindler","given":"Daniel E."},{"family":"Armstrong","given":"Jonathan B."},{"family":"Scheuerell","given":"Mark D."},{"family":"Whited","given":"Diane C."},{"family":"Clark","given":"Robert A."},{"family":"Hilborn","given":"Ray"},{"family":"Holt","given":"Carrie A."},{"family":"Lindley","given":"Steven T."},{"family":"Stanford","given":"Jack A."},{"family":"Volk","given":"Eric C."}],"issued":{"date-parts":[["2014",12]]}}},{"id":5389,"uris":["http://zotero.org/users/8421274/items/4NQQUH9L"],"itemData":{"id":5389,"type":"article-journal","container-title":"The Journal of Finance","DOI":"10.2307/2975974","ISSN":"0022-1082","issue":"1","note":"publisher: [American Finance Association, Wiley]","page":"77-91","source":"JSTOR","title":"Portfolio Selection","volume":"7","author":[{"family":"Markowitz","given":"Harry"}],"issued":{"date-parts":[["1952"]]}}},{"id":68,"uris":["http://zotero.org/users/8421274/items/DIRY8NHC"],"itemData":{"id":68,"type":"article-journal","container-title":"Frontiers in Ecology and the Environment","issue":"5","note":"publisher: Wiley Online Library","page":"257–263","source":"Google Scholar","title":"The portfolio concept in ecology and evolution","volume":"13","author":[{"family":"Schindler","given":"Daniel E."},{"family":"Armstrong","given":"Jonathan B."},{"family":"Reed","given":"Thomas E."}],"issued":{"date-parts":[["2015"]]}}}],"schema":"https://github.com/citation-style-language/schema/raw/master/csl-citation.json"} </w:instrText>
+      </w:r>
+      <w:r>
+        <w:rPr>
+          <w:rFonts w:ascii="Garamond" w:hAnsi="Garamond"/>
+          <w:sz w:val="22"/>
+          <w:szCs w:val="22"/>
+        </w:rPr>
+        <w:fldChar w:fldCharType="separate"/>
+      </w:r>
+      <w:r>
+        <w:rPr>
+          <w:rFonts w:ascii="Garamond" w:hAnsi="Garamond"/>
+          <w:noProof/>
+          <w:sz w:val="22"/>
+          <w:szCs w:val="22"/>
+        </w:rPr>
+        <w:t>(Griffiths et al., 2014; Markowitz, 1952; Schindler et al., 2015)</w:t>
+      </w:r>
+      <w:r>
+        <w:rPr>
+          <w:rFonts w:ascii="Garamond" w:hAnsi="Garamond"/>
+          <w:sz w:val="22"/>
+          <w:szCs w:val="22"/>
+        </w:rPr>
+        <w:fldChar w:fldCharType="end"/>
+      </w:r>
+      <w:r>
+        <w:rPr>
+          <w:rFonts w:ascii="Garamond" w:hAnsi="Garamond"/>
+          <w:sz w:val="22"/>
+          <w:szCs w:val="22"/>
+        </w:rPr>
+        <w:t xml:space="preserve">. </w:t>
+      </w:r>
+    </w:p>
+    <w:p>
+      <w:pPr>
+        <w:pStyle w:val="NormalWeb"/>
+        <w:spacing w:line="480" w:lineRule="auto"/>
+        <w:ind w:firstLine="720"/>
+        <w:rPr>
+          <w:rFonts w:ascii="Garamond" w:hAnsi="Garamond"/>
+          <w:sz w:val="22"/>
+          <w:szCs w:val="22"/>
+        </w:rPr>
+      </w:pPr>
+      <w:r>
+        <w:rPr>
+          <w:rFonts w:ascii="Garamond" w:hAnsi="Garamond"/>
+          <w:sz w:val="22"/>
+          <w:szCs w:val="22"/>
+        </w:rPr>
+        <w:t xml:space="preserve">The reliability of salmon resources to communities is a product of the health of stock components throughout the watershed. For Pacific salmon fisheries, which harvest stocks as the migrate upstream, the duration and reliability of this resource is the result of the aggregate dynamics of upstream stocks. For example, healthy stock components with unique spatiotemporal patterns may allow for more diverse set of harvest opportunities over a longer time period  </w:t>
+      </w:r>
+      <w:r>
+        <w:rPr>
+          <w:rFonts w:ascii="Garamond" w:hAnsi="Garamond"/>
+          <w:sz w:val="22"/>
+          <w:szCs w:val="22"/>
+        </w:rPr>
+        <w:fldChar w:fldCharType="begin"/>
+      </w:r>
+      <w:r>
+        <w:rPr>
+          <w:rFonts w:ascii="Garamond" w:hAnsi="Garamond"/>
+          <w:sz w:val="22"/>
+          <w:szCs w:val="22"/>
+        </w:rPr>
+        <w:instrText xml:space="preserve"> ADDIN ZOTERO_ITEM CSL_CITATION {"citationID":"bdM2yxbf","properties":{"formattedCitation":"(Nesbitt &amp; Moore, 2016)","plainCitation":"(Nesbitt &amp; Moore, 2016)","noteIndex":0},"citationItems":[{"id":3361,"uris":["http://zotero.org/users/8421274/items/U6M4JZTI"],"itemData":{"id":3361,"type":"article-journal","abstract":"Indigenous people are considered to be among the most vulnerable to food insecurity and biodiversity loss. Biodiversity is cited as a key component of indigenous food security; however, quantitative examples of this linkage are limited. We examined how species and population diversity influence the food security of indigenous fisheries for Pacific salmon (Oncorhynchus species). We compared two dimensions of food security – catch stability (interannual variability) and access (season length) – across a salmon diversity gradient for 21 fisheries on the Fraser River, Canada, over 30 years, using linear regression models. We used population diversity proxies derived from a range of existing measures because population-specific data were unavailable. While both population and species diversity were generally associated with higher catch stability and temporal access, population diversity had a stronger signal. Fisheries with access to high species diversity had up to 1·4 times more stable catch than predicted by the portfolio effect and up to 1·2 times longer fishing seasons than fisheries with access to fewer species. Fisheries with access to high population diversity had up to 3·8 times more stable catch and three times longer seasons than fisheries with access to fewer populations. Catch stability of Chinook Oncorhynchus tshawytscha and sockeye Oncorhynchus nerka fisheries was best explained by the number of populations and conservation units, respectively, that migrate past a fishery en route to spawning grounds. Similar population diversity metrics were important explanatory variables for season length of sockeye, pink Oncorhynchus gorbuscha, coho Oncorhynchus kisutch and chum Oncorhynchus keta fisheries. Synthesis and applications. We show an empirical example of how multiple scales of biodiversity support food security across a large watershed and suggest that protecting fine-scale salmon diversity will help promote food security for indigenous people. The scales of environmental assessments need to match the scales of the socio-ecological processes that will be affected by development. We illustrate that upstream projects that damage salmon habitat could degrade the food security of downstream indigenous fisheries, with implications to Canadian indigenous people and to watersheds around the world where migratory fishes support local fisheries.","container-title":"Journal of Applied Ecology","DOI":"10.1111/1365-2664.12717","ISSN":"1365-2664","issue":"5","language":"en","note":"_eprint: https://onlinelibrary.wiley.com/doi/pdf/10.1111/1365-2664.12717","page":"1489-1499","source":"Wiley Online Library","title":"Species and population diversity in Pacific salmon fisheries underpin indigenous food security","volume":"53","author":[{"family":"Nesbitt","given":"Holly K."},{"family":"Moore","given":"Jonathan W."}],"issued":{"date-parts":[["2016"]]}}}],"schema":"https://github.com/citation-style-language/schema/raw/master/csl-citation.json"} </w:instrText>
+      </w:r>
+      <w:r>
+        <w:rPr>
+          <w:rFonts w:ascii="Garamond" w:hAnsi="Garamond"/>
+          <w:sz w:val="22"/>
+          <w:szCs w:val="22"/>
+        </w:rPr>
+        <w:fldChar w:fldCharType="separate"/>
+      </w:r>
+      <w:r>
+        <w:rPr>
+          <w:rFonts w:ascii="Garamond" w:hAnsi="Garamond"/>
+          <w:noProof/>
+          <w:sz w:val="22"/>
+          <w:szCs w:val="22"/>
+        </w:rPr>
+        <w:t>(Nesbitt &amp; Moore, 2016)</w:t>
+      </w:r>
+      <w:r>
+        <w:rPr>
+          <w:rFonts w:ascii="Garamond" w:hAnsi="Garamond"/>
+          <w:sz w:val="22"/>
+          <w:szCs w:val="22"/>
+        </w:rPr>
+        <w:fldChar w:fldCharType="end"/>
+      </w:r>
+      <w:r>
+        <w:rPr>
+          <w:rFonts w:ascii="Garamond" w:hAnsi="Garamond"/>
+          <w:sz w:val="22"/>
+          <w:szCs w:val="22"/>
+        </w:rPr>
+        <w:t xml:space="preserve">. Further, distributing risk across space and time in several stocks may buffer basin-wide returns to local or short-term changes to habitat conditions, thereby enhancing </w:t>
+      </w:r>
+      <w:r>
+        <w:rPr>
+          <w:rFonts w:ascii="Garamond" w:hAnsi="Garamond"/>
+          <w:sz w:val="22"/>
+          <w:szCs w:val="22"/>
+        </w:rPr>
+        <w:t xml:space="preserve">both the accessibility and reliability of </w:t>
+      </w:r>
+      <w:r>
+        <w:rPr>
+          <w:rFonts w:ascii="Garamond" w:hAnsi="Garamond"/>
+          <w:sz w:val="22"/>
+          <w:szCs w:val="22"/>
+        </w:rPr>
+        <w:t xml:space="preserve">downstream </w:t>
+      </w:r>
+      <w:r>
+        <w:rPr>
+          <w:rFonts w:ascii="Garamond" w:hAnsi="Garamond"/>
+          <w:sz w:val="22"/>
+          <w:szCs w:val="22"/>
+        </w:rPr>
+        <w:t>harvest opportunities</w:t>
+      </w:r>
+      <w:r>
+        <w:rPr>
+          <w:rFonts w:ascii="Garamond" w:hAnsi="Garamond"/>
+          <w:sz w:val="22"/>
+          <w:szCs w:val="22"/>
+        </w:rPr>
+        <w:t xml:space="preserve"> (Schindler et al. 2010). The health of salmon populations in terms of </w:t>
+      </w:r>
+      <w:r>
+        <w:rPr>
+          <w:rFonts w:ascii="Garamond" w:hAnsi="Garamond"/>
+          <w:sz w:val="22"/>
+          <w:szCs w:val="22"/>
+        </w:rPr>
+        <w:t>long-term resilience</w:t>
+      </w:r>
+      <w:r>
+        <w:rPr>
+          <w:rFonts w:ascii="Garamond" w:hAnsi="Garamond"/>
+          <w:sz w:val="22"/>
+          <w:szCs w:val="22"/>
+        </w:rPr>
+        <w:t xml:space="preserve"> and reliability of ecosystem services is therefore better assessed </w:t>
+      </w:r>
+      <w:r>
+        <w:rPr>
+          <w:rFonts w:ascii="Garamond" w:hAnsi="Garamond"/>
+          <w:sz w:val="22"/>
+          <w:szCs w:val="22"/>
+        </w:rPr>
+        <w:t>by the health and viability of contributing subunits rather than by total run size alone</w:t>
+      </w:r>
+      <w:r>
+        <w:rPr>
+          <w:rFonts w:ascii="Garamond" w:hAnsi="Garamond"/>
+          <w:sz w:val="22"/>
+          <w:szCs w:val="22"/>
+        </w:rPr>
+        <w:t xml:space="preserve"> </w:t>
+      </w:r>
+      <w:r>
+        <w:rPr>
+          <w:rFonts w:ascii="Garamond" w:hAnsi="Garamond"/>
+          <w:sz w:val="22"/>
+          <w:szCs w:val="22"/>
+        </w:rPr>
+        <w:fldChar w:fldCharType="begin"/>
+      </w:r>
+      <w:r>
+        <w:rPr>
+          <w:rFonts w:ascii="Garamond" w:hAnsi="Garamond"/>
+          <w:sz w:val="22"/>
+          <w:szCs w:val="22"/>
+        </w:rPr>
+        <w:instrText xml:space="preserve"> ADDIN ZOTERO_ITEM CSL_CITATION {"citationID":"XiDspMSN","properties":{"formattedCitation":"(Connors et al., 2022)","plainCitation":"(Connors et al., 2022)","noteIndex":0},"citationItems":[{"id":4144,"uris":["http://zotero.org/users/8421274/items/M4DUIZ82"],"itemData":{"id":4144,"type":"article-journal","abstract":"Variation among populations in life history and intrinsic population characteristics (i.e., population diversity) helps maintain resilience to environmental change and dampen interannual variability in ecosystem services. As a result, ecological variation, and the processes that generate it, is considered central to strategies for managing risks to ecosystems in an increasingly variable and uncertain world. However, characterizing population diversity is difficult, particularly in large and remote regions, which often prevents its formal consideration in management advice. We combined genetic stock identification of archived scale and tissue samples with state-space run-reconstruction models to estimate migration timing and annual return abundance for eight geographically and genetically distinct Chinook salmon populations within the Canadian portion of the Yukon River. We found that among-population variation in migration timing and return abundances resulted in aggregate return migrations that were 2.1 times longer and 1.4 times more stable than if they had composed a single homogeneous population. We then fit state-space spawner–recruitment models to the annual return abundances to characterize among-population diversity in intrinsic productivity and population size and their consequences for the fisheries they support. Productivity and carrying capacity varied among populations by approximately 2.4-fold (2.9 to 6.9 recruits per spawner) and three-fold (8800 to 27,000 spawners), respectively. This diversity implies an equilibrium trade-off between harvesting of the population aggregate and the conservation of individual populations whereby the harvest rate predicted to maximize aggregate harvests comes at the cost of overfishing 40% of the populations but with a relatively low risk of extirpating the weakest ones. Our findings illustrate how population diversity in one of the largest salmon-producing river basins in the world contributes to fishery stability and food security in a region where salmon have high cultural and subsistence value. More generally, our work demonstrates the utility of molecular analyses of archived biological material for characterizing diversity in biological systems and its benefits and consequences for trade-offs in decision-making.","container-title":"Ecological Applications","DOI":"10.1002/eap.2709","ISSN":"1939-5582","issue":"8","language":"en","license":"© 2022 The Ecological Society of America.","note":"_eprint: https://onlinelibrary.wiley.com/doi/pdf/10.1002/eap.2709","page":"e2709","source":"Wiley Online Library","title":"Chinook salmon diversity contributes to fishery stability and trade-offs with mixed-stock harvest","volume":"32","author":[{"family":"Connors","given":"Brendan M."},{"family":"Siegle","given":"Matthew R."},{"family":"Harding","given":"Joel"},{"family":"Rossi","given":"Steven"},{"family":"Staton","given":"Benjamin A."},{"family":"Jones","given":"Michael L."},{"family":"Bradford","given":"Michael J."},{"family":"Brown","given":"Randy"},{"family":"Bechtol","given":"Bill"},{"family":"Doherty","given":"Beau"},{"family":"Cox","given":"Sean"},{"family":"Sutherland","given":"Ben J. G."}],"issued":{"date-parts":[["2022"]]}}}],"schema":"https://github.com/citation-style-language/schema/raw/master/csl-citation.json"} </w:instrText>
+      </w:r>
+      <w:r>
+        <w:rPr>
+          <w:rFonts w:ascii="Garamond" w:hAnsi="Garamond"/>
+          <w:sz w:val="22"/>
+          <w:szCs w:val="22"/>
+        </w:rPr>
+        <w:fldChar w:fldCharType="separate"/>
+      </w:r>
+      <w:r>
+        <w:rPr>
+          <w:rFonts w:ascii="Garamond" w:hAnsi="Garamond"/>
+          <w:noProof/>
+          <w:sz w:val="22"/>
+          <w:szCs w:val="22"/>
+        </w:rPr>
+        <w:t>(Griffiths et al. 2014; Connors et al., 2022)</w:t>
+      </w:r>
+      <w:r>
+        <w:rPr>
+          <w:rFonts w:ascii="Garamond" w:hAnsi="Garamond"/>
+          <w:sz w:val="22"/>
+          <w:szCs w:val="22"/>
+        </w:rPr>
+        <w:fldChar w:fldCharType="end"/>
+      </w:r>
+      <w:r>
+        <w:rPr>
+          <w:rFonts w:ascii="Garamond" w:hAnsi="Garamond"/>
+          <w:sz w:val="22"/>
+          <w:szCs w:val="22"/>
+        </w:rPr>
+        <w:t>.</w:t>
+      </w:r>
+      <w:r>
+        <w:rPr>
+          <w:rFonts w:ascii="Garamond" w:hAnsi="Garamond"/>
+          <w:sz w:val="22"/>
+          <w:szCs w:val="22"/>
+        </w:rPr>
+        <w:t xml:space="preserve"> </w:t>
+      </w:r>
+    </w:p>
+    <w:p>
+      <w:pPr>
+        <w:pStyle w:val="NormalWeb"/>
+        <w:spacing w:line="480" w:lineRule="auto"/>
+        <w:ind w:firstLine="720"/>
+        <w:rPr>
+          <w:rFonts w:ascii="Garamond" w:hAnsi="Garamond"/>
+          <w:sz w:val="22"/>
+          <w:szCs w:val="22"/>
+        </w:rPr>
+      </w:pPr>
+      <w:r>
+        <w:rPr>
+          <w:rFonts w:ascii="Garamond" w:hAnsi="Garamond"/>
+          <w:sz w:val="22"/>
+          <w:szCs w:val="22"/>
+        </w:rPr>
+        <w:t xml:space="preserve">Downstream fisheries which harvest migrating stocks face a difficult challenge to design harvest methods which consider both </w:t>
+      </w:r>
+      <w:r>
+        <w:rPr>
+          <w:rFonts w:ascii="Garamond" w:hAnsi="Garamond"/>
+          <w:sz w:val="22"/>
+          <w:szCs w:val="22"/>
+        </w:rPr>
+        <w:t xml:space="preserve">overall </w:t>
+      </w:r>
+      <w:r>
+        <w:rPr>
+          <w:rFonts w:ascii="Garamond" w:hAnsi="Garamond"/>
+          <w:sz w:val="22"/>
+          <w:szCs w:val="22"/>
+        </w:rPr>
+        <w:t>harvest opportunity</w:t>
+      </w:r>
+      <w:r>
+        <w:rPr>
+          <w:rFonts w:ascii="Garamond" w:hAnsi="Garamond"/>
+          <w:sz w:val="22"/>
+          <w:szCs w:val="22"/>
+        </w:rPr>
+        <w:t xml:space="preserve"> as well as</w:t>
+      </w:r>
+      <w:r>
+        <w:rPr>
+          <w:rFonts w:ascii="Garamond" w:hAnsi="Garamond"/>
+          <w:sz w:val="22"/>
+          <w:szCs w:val="22"/>
+        </w:rPr>
+        <w:t xml:space="preserve"> stock specific exploitation rates. For example, strategies which </w:t>
+      </w:r>
+      <w:r>
+        <w:rPr>
+          <w:rFonts w:ascii="Garamond" w:hAnsi="Garamond"/>
+          <w:sz w:val="22"/>
+          <w:szCs w:val="22"/>
+        </w:rPr>
+        <w:t>concentrate harvest in periods of peak abundance (e.g., highest CPUE per day)</w:t>
+      </w:r>
+      <w:r>
+        <w:rPr>
+          <w:rFonts w:ascii="Garamond" w:hAnsi="Garamond"/>
+          <w:sz w:val="22"/>
+          <w:szCs w:val="22"/>
+        </w:rPr>
+        <w:t xml:space="preserve"> </w:t>
+      </w:r>
+      <w:r>
+        <w:rPr>
+          <w:rFonts w:ascii="Garamond" w:hAnsi="Garamond"/>
+          <w:sz w:val="22"/>
+          <w:szCs w:val="22"/>
+        </w:rPr>
+        <w:t>may fail to account for whether this peak consists of a mix of vulnerable, weak stocks or a single, more robust stock that can sustain higher exploitation</w:t>
+      </w:r>
+      <w:r>
+        <w:rPr>
+          <w:rFonts w:ascii="Garamond" w:hAnsi="Garamond"/>
+          <w:sz w:val="22"/>
+          <w:szCs w:val="22"/>
+        </w:rPr>
+        <w:t xml:space="preserve"> (Connors et al. 2022)</w:t>
+      </w:r>
+      <w:r>
+        <w:rPr>
+          <w:rFonts w:ascii="Garamond" w:hAnsi="Garamond"/>
+          <w:sz w:val="22"/>
+          <w:szCs w:val="22"/>
+        </w:rPr>
+        <w:t xml:space="preserve">. </w:t>
+      </w:r>
+      <w:r>
+        <w:rPr>
+          <w:rFonts w:ascii="Garamond" w:hAnsi="Garamond"/>
+          <w:sz w:val="22"/>
+          <w:szCs w:val="22"/>
+        </w:rPr>
+        <w:t>Fishing which disproportionally exploits weak stocks as they migrate upstream may threaten the availability of resources to upstream communities and threaten the reliability of downstream resources in subsequent years as upstream stock health degrades. M</w:t>
+      </w:r>
+      <w:r>
+        <w:rPr>
+          <w:rFonts w:ascii="Garamond" w:hAnsi="Garamond"/>
+          <w:sz w:val="22"/>
+          <w:szCs w:val="22"/>
+        </w:rPr>
+        <w:t>anagement strateg</w:t>
+      </w:r>
+      <w:r>
+        <w:rPr>
+          <w:rFonts w:ascii="Garamond" w:hAnsi="Garamond"/>
+          <w:sz w:val="22"/>
+          <w:szCs w:val="22"/>
+        </w:rPr>
+        <w:t>ies which maintain reliable fishery resources</w:t>
+      </w:r>
+      <w:r>
+        <w:rPr>
+          <w:rFonts w:ascii="Garamond" w:hAnsi="Garamond"/>
+          <w:sz w:val="22"/>
+          <w:szCs w:val="22"/>
+        </w:rPr>
+        <w:t xml:space="preserve"> should </w:t>
+      </w:r>
+      <w:r>
+        <w:rPr>
+          <w:rFonts w:ascii="Garamond" w:hAnsi="Garamond"/>
+          <w:sz w:val="22"/>
+          <w:szCs w:val="22"/>
+        </w:rPr>
+        <w:t xml:space="preserve">therefore </w:t>
+      </w:r>
+      <w:r>
+        <w:rPr>
+          <w:rFonts w:ascii="Garamond" w:hAnsi="Garamond"/>
+          <w:sz w:val="22"/>
+          <w:szCs w:val="22"/>
+        </w:rPr>
+        <w:t>aim to allow harvest opportunities on healthy stocks while minimizing the risk of overexploitation for co-migrating weak stocks</w:t>
+      </w:r>
+      <w:r>
+        <w:rPr>
+          <w:rFonts w:ascii="Garamond" w:hAnsi="Garamond"/>
+          <w:sz w:val="22"/>
+          <w:szCs w:val="22"/>
+        </w:rPr>
+        <w:t xml:space="preserve"> </w:t>
+      </w:r>
+      <w:r>
+        <w:rPr>
+          <w:rFonts w:ascii="Garamond" w:hAnsi="Garamond"/>
+          <w:sz w:val="22"/>
+          <w:szCs w:val="22"/>
+        </w:rPr>
+        <w:fldChar w:fldCharType="begin"/>
+      </w:r>
+      <w:r>
+        <w:rPr>
+          <w:rFonts w:ascii="Garamond" w:hAnsi="Garamond"/>
+          <w:sz w:val="22"/>
+          <w:szCs w:val="22"/>
+        </w:rPr>
+        <w:instrText xml:space="preserve"> ADDIN ZOTERO_ITEM CSL_CITATION {"citationID":"XABq2458","properties":{"formattedCitation":"(Connors et al., 2020)","plainCitation":"(Connors et al., 2020)","noteIndex":0},"citationItems":[{"id":4416,"uris":["http://zotero.org/users/8421274/items/STEMPPV7"],"itemData":{"id":4416,"type":"article-journal","abstract":"Accounting for population diversity can be critical to the sustainable management of mixed-stock fisheries because harvest rates that can be sustained by productive populations may come at the cost of overfishing less productive ones. While these harvest–diversity trade-offs are well-recognized, their consequences for harvest policy performance are not often explicitly evaluated in contemporary fisheries management. We use closed-loop simulations to evaluate the ability of alternative harvest policies to meet population diversity and fishery objectives for one of the largest subsistence Chinook salmon (Oncorhynchus tshawytscha) fisheries in the world (Kuskokwim River Basin in western Alaska). We found clear evidence of population diversity that resulted in asymmetric trade-offs among fishery and conservation objectives whereby policies that forgo relatively small amounts of harvest result in relatively large increases in equitable access to Chinook and elimination of risk of weak stock extirpation. The performance of alternative harvest policies, and the magnitude of trade-offs, were sensitive to regime shifts and uncertainty in the drivers of recruitment variation. However, we found that harvest policies that prioritized meeting minimum subsistence needs were unlikely to jeopardize long-term sustainability.","container-title":"Canadian Journal of Fisheries and Aquatic Sciences","DOI":"10.1139/cjfas-2019-0282","ISSN":"0706-652X","issue":"6","journalAbbreviation":"Can. J. Fish. Aquat. Sci.","note":"publisher: NRC Research Press","page":"1076-1089","source":"cdnsciencepub-com.offcampus.lib.washington.edu (Atypon)","title":"Incorporating harvest–population diversity trade-offs into harvest policy analyses of salmon management in large river basins","volume":"77","author":[{"family":"Connors","given":"Brendan M."},{"family":"Staton","given":"Benjamin"},{"family":"Coggins","given":"Lewis"},{"family":"Walters","given":"Carl"},{"family":"Jones","given":"Mike"},{"family":"Gwinn","given":"Daniel"},{"family":"Catalano","given":"Matt"},{"family":"Fleischman","given":"Steve"}],"issued":{"date-parts":[["2020",6]]}}}],"schema":"https://github.com/citation-style-language/schema/raw/master/csl-citation.json"} </w:instrText>
+      </w:r>
+      <w:r>
+        <w:rPr>
+          <w:rFonts w:ascii="Garamond" w:hAnsi="Garamond"/>
+          <w:sz w:val="22"/>
+          <w:szCs w:val="22"/>
+        </w:rPr>
+        <w:fldChar w:fldCharType="separate"/>
+      </w:r>
+      <w:r>
+        <w:rPr>
+          <w:rFonts w:ascii="Garamond" w:hAnsi="Garamond"/>
+          <w:noProof/>
+          <w:sz w:val="22"/>
+          <w:szCs w:val="22"/>
+        </w:rPr>
+        <w:t>(Connors et al., 2020)</w:t>
+      </w:r>
+      <w:r>
+        <w:rPr>
+          <w:rFonts w:ascii="Garamond" w:hAnsi="Garamond"/>
+          <w:sz w:val="22"/>
+          <w:szCs w:val="22"/>
+        </w:rPr>
+        <w:fldChar w:fldCharType="end"/>
+      </w:r>
+      <w:r>
+        <w:rPr>
+          <w:rFonts w:ascii="Garamond" w:hAnsi="Garamond"/>
+          <w:sz w:val="22"/>
+          <w:szCs w:val="22"/>
+        </w:rPr>
+        <w:t xml:space="preserve">. </w:t>
+      </w:r>
+      <w:r>
+        <w:rPr>
+          <w:rFonts w:ascii="Garamond" w:hAnsi="Garamond"/>
+          <w:sz w:val="22"/>
+          <w:szCs w:val="22"/>
+        </w:rPr>
+        <w:t xml:space="preserve"> In practice, however, implementing such stock-specific management approaches </w:t>
+      </w:r>
+      <w:r>
+        <w:rPr>
+          <w:rFonts w:ascii="Garamond" w:hAnsi="Garamond"/>
+          <w:sz w:val="22"/>
+          <w:szCs w:val="22"/>
+        </w:rPr>
+        <w:lastRenderedPageBreak/>
+        <w:t>requires detailed data on the spatiotemporal ecology of salmon populations; information that has historically been limited at sufficiently fine spatial and temporal scales</w:t>
+      </w:r>
+      <w:r>
+        <w:rPr>
+          <w:rFonts w:ascii="Garamond" w:hAnsi="Garamond"/>
+          <w:sz w:val="22"/>
+          <w:szCs w:val="22"/>
+        </w:rPr>
+        <w:t xml:space="preserve"> </w:t>
+      </w:r>
+      <w:r>
+        <w:rPr>
+          <w:rFonts w:ascii="Garamond" w:hAnsi="Garamond"/>
+          <w:sz w:val="22"/>
+          <w:szCs w:val="22"/>
+        </w:rPr>
+        <w:fldChar w:fldCharType="begin"/>
+      </w:r>
+      <w:r>
+        <w:rPr>
+          <w:rFonts w:ascii="Garamond" w:hAnsi="Garamond"/>
+          <w:sz w:val="22"/>
+          <w:szCs w:val="22"/>
+        </w:rPr>
+        <w:instrText xml:space="preserve"> ADDIN ZOTERO_ITEM CSL_CITATION {"citationID":"Gpa69QVN","properties":{"formattedCitation":"(Connors et al., 2020, 2022)","plainCitation":"(Connors et al., 2020, 2022)","noteIndex":0},"citationItems":[{"id":4416,"uris":["http://zotero.org/users/8421274/items/STEMPPV7"],"itemData":{"id":4416,"type":"article-journal","abstract":"Accounting for population diversity can be critical to the sustainable management of mixed-stock fisheries because harvest rates that can be sustained by productive populations may come at the cost of overfishing less productive ones. While these harvest–diversity trade-offs are well-recognized, their consequences for harvest policy performance are not often explicitly evaluated in contemporary fisheries management. We use closed-loop simulations to evaluate the ability of alternative harvest policies to meet population diversity and fishery objectives for one of the largest subsistence Chinook salmon (Oncorhynchus tshawytscha) fisheries in the world (Kuskokwim River Basin in western Alaska). We found clear evidence of population diversity that resulted in asymmetric trade-offs among fishery and conservation objectives whereby policies that forgo relatively small amounts of harvest result in relatively large increases in equitable access to Chinook and elimination of risk of weak stock extirpation. The performance of alternative harvest policies, and the magnitude of trade-offs, were sensitive to regime shifts and uncertainty in the drivers of recruitment variation. However, we found that harvest policies that prioritized meeting minimum subsistence needs were unlikely to jeopardize long-term sustainability.","container-title":"Canadian Journal of Fisheries and Aquatic Sciences","DOI":"10.1139/cjfas-2019-0282","ISSN":"0706-652X","issue":"6","journalAbbreviation":"Can. J. Fish. Aquat. Sci.","note":"publisher: NRC Research Press","page":"1076-1089","source":"cdnsciencepub-com.offcampus.lib.washington.edu (Atypon)","title":"Incorporating harvest–population diversity trade-offs into harvest policy analyses of salmon management in large river basins","volume":"77","author":[{"family":"Connors","given":"Brendan M."},{"family":"Staton","given":"Benjamin"},{"family":"Coggins","given":"Lewis"},{"family":"Walters","given":"Carl"},{"family":"Jones","given":"Mike"},{"family":"Gwinn","given":"Daniel"},{"family":"Catalano","given":"Matt"},{"family":"Fleischman","given":"Steve"}],"issued":{"date-parts":[["2020",6]]}}},{"id":4144,"uris":["http://zotero.org/users/8421274/items/M4DUIZ82"],"itemData":{"id":4144,"type":"article-journal","abstract":"Variation among populations in life history and intrinsic population characteristics (i.e., population diversity) helps maintain resilience to environmental change and dampen interannual variability in ecosystem services. As a result, ecological variation, and the processes that generate it, is considered central to strategies for managing risks to ecosystems in an increasingly variable and uncertain world. However, characterizing population diversity is difficult, particularly in large and remote regions, which often prevents its formal consideration in management advice. We combined genetic stock identification of archived scale and tissue samples with state-space run-reconstruction models to estimate migration timing and annual return abundance for eight geographically and genetically distinct Chinook salmon populations within the Canadian portion of the Yukon River. We found that among-population variation in migration timing and return abundances resulted in aggregate return migrations that were 2.1 times longer and 1.4 times more stable than if they had composed a single homogeneous population. We then fit state-space spawner–recruitment models to the annual return abundances to characterize among-population diversity in intrinsic productivity and population size and their consequences for the fisheries they support. Productivity and carrying capacity varied among populations by approximately 2.4-fold (2.9 to 6.9 recruits per spawner) and three-fold (8800 to 27,000 spawners), respectively. This diversity implies an equilibrium trade-off between harvesting of the population aggregate and the conservation of individual populations whereby the harvest rate predicted to maximize aggregate harvests comes at the cost of overfishing 40% of the populations but with a relatively low risk of extirpating the weakest ones. Our findings illustrate how population diversity in one of the largest salmon-producing river basins in the world contributes to fishery stability and food security in a region where salmon have high cultural and subsistence value. More generally, our work demonstrates the utility of molecular analyses of archived biological material for characterizing diversity in biological systems and its benefits and consequences for trade-offs in decision-making.","container-title":"Ecological Applications","DOI":"10.1002/eap.2709","ISSN":"1939-5582","issue":"8","language":"en","license":"© 2022 The Ecological Society of America.","note":"_eprint: https://onlinelibrary.wiley.com/doi/pdf/10.1002/eap.2709","page":"e2709","source":"Wiley Online Library","title":"Chinook salmon diversity contributes to fishery stability and trade-offs with mixed-stock harvest","volume":"32","author":[{"family":"Connors","given":"Brendan M."},{"family":"Siegle","given":"Matthew R."},{"family":"Harding","given":"Joel"},{"family":"Rossi","given":"Steven"},{"family":"Staton","given":"Benjamin A."},{"family":"Jones","given":"Michael L."},{"family":"Bradford","given":"Michael J."},{"family":"Brown","given":"Randy"},{"family":"Bechtol","given":"Bill"},{"family":"Doherty","given":"Beau"},{"family":"Cox","given":"Sean"},{"family":"Sutherland","given":"Ben J. G."}],"issued":{"date-parts":[["2022"]]}}}],"schema":"https://github.com/citation-style-language/schema/raw/master/csl-citation.json"} </w:instrText>
+      </w:r>
+      <w:r>
+        <w:rPr>
+          <w:rFonts w:ascii="Garamond" w:hAnsi="Garamond"/>
+          <w:sz w:val="22"/>
+          <w:szCs w:val="22"/>
+        </w:rPr>
+        <w:fldChar w:fldCharType="separate"/>
+      </w:r>
+      <w:r>
+        <w:rPr>
+          <w:rFonts w:ascii="Garamond" w:hAnsi="Garamond"/>
+          <w:noProof/>
+          <w:sz w:val="22"/>
+          <w:szCs w:val="22"/>
+        </w:rPr>
+        <w:t>(Connors et al., 2020, 2022)</w:t>
+      </w:r>
+      <w:r>
+        <w:rPr>
+          <w:rFonts w:ascii="Garamond" w:hAnsi="Garamond"/>
+          <w:sz w:val="22"/>
+          <w:szCs w:val="22"/>
+        </w:rPr>
+        <w:fldChar w:fldCharType="end"/>
+      </w:r>
+      <w:r>
+        <w:rPr>
+          <w:rFonts w:ascii="Garamond" w:hAnsi="Garamond"/>
+          <w:sz w:val="22"/>
+          <w:szCs w:val="22"/>
+        </w:rPr>
+        <w:t xml:space="preserve">. </w:t>
+      </w:r>
+    </w:p>
+    <w:p>
+      <w:pPr>
+        <w:spacing w:line="480" w:lineRule="auto"/>
+        <w:ind w:firstLine="720"/>
+        <w:rPr>
+          <w:ins w:id="8" w:author="Daniel Schindler" w:date="2025-07-17T13:53:00Z" w16du:dateUtc="2025-07-17T21:53:00Z"/>
+          <w:rFonts w:ascii="Garamond" w:hAnsi="Garamond"/>
+          <w:sz w:val="22"/>
+          <w:szCs w:val="22"/>
+        </w:rPr>
+      </w:pPr>
+      <w:r>
+        <w:rPr>
+          <w:rFonts w:ascii="Garamond" w:hAnsi="Garamond"/>
+          <w:sz w:val="22"/>
+          <w:szCs w:val="22"/>
+        </w:rPr>
+        <w:t>Lack</w:t>
+      </w:r>
+      <w:r>
+        <w:rPr>
+          <w:rFonts w:ascii="Garamond" w:hAnsi="Garamond"/>
+          <w:sz w:val="22"/>
+          <w:szCs w:val="22"/>
+        </w:rPr>
+        <w:t xml:space="preserve"> of stock-specific spatial ecology </w:t>
+      </w:r>
+      <w:r>
+        <w:rPr>
+          <w:rFonts w:ascii="Garamond" w:hAnsi="Garamond"/>
+          <w:sz w:val="22"/>
+          <w:szCs w:val="22"/>
+        </w:rPr>
+        <w:t xml:space="preserve">of Chinook salmon populations </w:t>
+      </w:r>
+      <w:r>
+        <w:rPr>
+          <w:rFonts w:ascii="Garamond" w:hAnsi="Garamond"/>
+          <w:sz w:val="22"/>
+          <w:szCs w:val="22"/>
+        </w:rPr>
+        <w:t xml:space="preserve">in </w:t>
+      </w:r>
+      <w:r>
+        <w:rPr>
+          <w:rFonts w:ascii="Garamond" w:hAnsi="Garamond"/>
+          <w:sz w:val="22"/>
+          <w:szCs w:val="22"/>
+        </w:rPr>
+        <w:t>w</w:t>
+      </w:r>
+      <w:r>
+        <w:rPr>
+          <w:rFonts w:ascii="Garamond" w:hAnsi="Garamond"/>
+          <w:sz w:val="22"/>
+          <w:szCs w:val="22"/>
+        </w:rPr>
+        <w:t>estern Alaska</w:t>
+      </w:r>
+      <w:r>
+        <w:rPr>
+          <w:rFonts w:ascii="Garamond" w:hAnsi="Garamond"/>
+          <w:sz w:val="22"/>
+          <w:szCs w:val="22"/>
+        </w:rPr>
+        <w:t xml:space="preserve"> </w:t>
+      </w:r>
+      <w:r>
+        <w:rPr>
+          <w:rFonts w:ascii="Garamond" w:hAnsi="Garamond"/>
+          <w:sz w:val="22"/>
+          <w:szCs w:val="22"/>
+        </w:rPr>
+        <w:t xml:space="preserve">has necessitated that </w:t>
+      </w:r>
+      <w:r>
+        <w:rPr>
+          <w:rFonts w:ascii="Garamond" w:hAnsi="Garamond"/>
+          <w:sz w:val="22"/>
+          <w:szCs w:val="22"/>
+        </w:rPr>
+        <w:t xml:space="preserve">management strategies </w:t>
+      </w:r>
+      <w:r>
+        <w:rPr>
+          <w:rFonts w:ascii="Garamond" w:hAnsi="Garamond"/>
+          <w:sz w:val="22"/>
+          <w:szCs w:val="22"/>
+        </w:rPr>
+        <w:t>be</w:t>
+      </w:r>
+      <w:r>
+        <w:rPr>
+          <w:rFonts w:ascii="Garamond" w:hAnsi="Garamond"/>
+          <w:sz w:val="22"/>
+          <w:szCs w:val="22"/>
+        </w:rPr>
+        <w:t xml:space="preserve"> implemented at relatively coarse spatial scales. </w:t>
+      </w:r>
+      <w:r>
+        <w:rPr>
+          <w:rFonts w:ascii="Garamond" w:hAnsi="Garamond"/>
+          <w:sz w:val="22"/>
+          <w:szCs w:val="22"/>
+        </w:rPr>
+        <w:t>A salient example of this is in the</w:t>
+      </w:r>
+      <w:r>
+        <w:rPr>
+          <w:rFonts w:ascii="Garamond" w:hAnsi="Garamond"/>
+          <w:sz w:val="22"/>
+          <w:szCs w:val="22"/>
+        </w:rPr>
+        <w:t xml:space="preserve"> Kuskokwim River </w:t>
+      </w:r>
+      <w:r>
+        <w:rPr>
+          <w:rFonts w:ascii="Garamond" w:hAnsi="Garamond"/>
+          <w:sz w:val="22"/>
+          <w:szCs w:val="22"/>
+        </w:rPr>
+        <w:t>where managers implement a</w:t>
+      </w:r>
+      <w:r>
+        <w:rPr>
+          <w:rFonts w:ascii="Garamond" w:hAnsi="Garamond"/>
+          <w:sz w:val="22"/>
+          <w:szCs w:val="22"/>
+        </w:rPr>
+        <w:t xml:space="preserve"> front-end closure strateg</w:t>
+      </w:r>
+      <w:r>
+        <w:rPr>
+          <w:rFonts w:ascii="Garamond" w:hAnsi="Garamond"/>
+          <w:sz w:val="22"/>
+          <w:szCs w:val="22"/>
+        </w:rPr>
+        <w:t xml:space="preserve">y that heavily restricts fishing during the beginning of the salmon migration season to protect early returning fish </w:t>
+      </w:r>
+      <w:r>
+        <w:rPr>
+          <w:rFonts w:ascii="Garamond" w:hAnsi="Garamond"/>
+          <w:sz w:val="22"/>
+          <w:szCs w:val="22"/>
+        </w:rPr>
+        <w:fldChar w:fldCharType="begin"/>
+      </w:r>
+      <w:r>
+        <w:rPr>
+          <w:rFonts w:ascii="Garamond" w:hAnsi="Garamond"/>
+          <w:sz w:val="22"/>
+          <w:szCs w:val="22"/>
+        </w:rPr>
+        <w:instrText xml:space="preserve"> ADDIN ZOTERO_ITEM CSL_CITATION {"citationID":"A32imaA8","properties":{"formattedCitation":"(Bechtol et al., 2025)","plainCitation":"(Bechtol et al., 2025)","noteIndex":0},"citationItems":[{"id":5396,"uris":["http://zotero.org/users/8421274/items/5K4UUKKW"],"itemData":{"id":5396,"type":"report","language":"en","publisher":"Kuskokwim River Inter-Tribal Fish Commission, Bethel","source":"Zotero","title":"Inseason Harvest and Effort Estimates for the 2024 Kuskokwim River Subsistence Salmon Fisheries During Block Openings","author":[{"family":"Bechtol","given":"William R"},{"family":"Vicente","given":"Terese"},{"family":"Leon","given":"Justin"},{"family":"Hoffman","given":"Avery"},{"family":"Moses","given":"Aaron"},{"family":"Hooper","given":"Delen"}],"issued":{"date-parts":[["2025"]]}}}],"schema":"https://github.com/citation-style-language/schema/raw/master/csl-citation.json"} </w:instrText>
+      </w:r>
+      <w:r>
+        <w:rPr>
+          <w:rFonts w:ascii="Garamond" w:hAnsi="Garamond"/>
+          <w:sz w:val="22"/>
+          <w:szCs w:val="22"/>
+        </w:rPr>
+        <w:fldChar w:fldCharType="separate"/>
+      </w:r>
+      <w:r>
+        <w:rPr>
+          <w:rFonts w:ascii="Garamond" w:hAnsi="Garamond"/>
+          <w:noProof/>
+          <w:sz w:val="22"/>
+          <w:szCs w:val="22"/>
+        </w:rPr>
+        <w:t>(e.g. Bechtol et al., 2025)</w:t>
+      </w:r>
+      <w:r>
+        <w:rPr>
+          <w:rFonts w:ascii="Garamond" w:hAnsi="Garamond"/>
+          <w:sz w:val="22"/>
+          <w:szCs w:val="22"/>
+        </w:rPr>
+        <w:fldChar w:fldCharType="end"/>
+      </w:r>
+      <w:r>
+        <w:rPr>
+          <w:rFonts w:ascii="Garamond" w:hAnsi="Garamond"/>
+          <w:sz w:val="22"/>
+          <w:szCs w:val="22"/>
+        </w:rPr>
+        <w:t>.</w:t>
+      </w:r>
+      <w:r>
+        <w:rPr>
+          <w:rFonts w:ascii="Garamond" w:hAnsi="Garamond"/>
+          <w:sz w:val="22"/>
+          <w:szCs w:val="22"/>
+        </w:rPr>
+        <w:t xml:space="preserve"> </w:t>
+      </w:r>
+      <w:r>
+        <w:rPr>
+          <w:rFonts w:ascii="Garamond" w:hAnsi="Garamond"/>
+          <w:sz w:val="22"/>
+          <w:szCs w:val="22"/>
+        </w:rPr>
+        <w:t>This strategy aims to</w:t>
+      </w:r>
+      <w:r>
+        <w:rPr>
+          <w:rFonts w:ascii="Garamond" w:hAnsi="Garamond"/>
+          <w:sz w:val="22"/>
+          <w:szCs w:val="22"/>
+        </w:rPr>
+        <w:t xml:space="preserve"> support</w:t>
+      </w:r>
+      <w:r>
+        <w:rPr>
+          <w:rFonts w:ascii="Garamond" w:hAnsi="Garamond"/>
+          <w:sz w:val="22"/>
+          <w:szCs w:val="22"/>
+        </w:rPr>
+        <w:t xml:space="preserve"> </w:t>
+      </w:r>
+      <w:r>
+        <w:rPr>
+          <w:rFonts w:ascii="Garamond" w:hAnsi="Garamond"/>
+          <w:sz w:val="22"/>
+          <w:szCs w:val="22"/>
+        </w:rPr>
+        <w:t>basin-wide escapement goals</w:t>
+      </w:r>
+      <w:r>
+        <w:rPr>
+          <w:rFonts w:ascii="Garamond" w:hAnsi="Garamond"/>
+          <w:sz w:val="22"/>
+          <w:szCs w:val="22"/>
+        </w:rPr>
+        <w:t xml:space="preserve"> while allowing for a significant number of fish to return to stocks in the upper portions of the river basin , thereby protecting access to harvest opportunities for upstream communities and bolstering the health of upstream stocks which have a general tendency to migrate early in the season </w:t>
+      </w:r>
+      <w:commentRangeStart w:id="9"/>
+      <w:r>
+        <w:rPr>
+          <w:rFonts w:ascii="Garamond" w:hAnsi="Garamond"/>
+          <w:sz w:val="22"/>
+          <w:szCs w:val="22"/>
+        </w:rPr>
+        <w:fldChar w:fldCharType="begin"/>
+      </w:r>
+      <w:r>
+        <w:rPr>
+          <w:rFonts w:ascii="Garamond" w:hAnsi="Garamond"/>
+          <w:sz w:val="22"/>
+          <w:szCs w:val="22"/>
+        </w:rPr>
+        <w:instrText xml:space="preserve"> ADDIN ZOTERO_ITEM CSL_CITATION {"citationID":"7EzFVXNC","properties":{"formattedCitation":"(Clark et al., 2015)","plainCitation":"(Clark et al., 2015)","noteIndex":0},"citationItems":[{"id":5370,"uris":["http://zotero.org/users/8421274/items/CSEI4Y28"],"itemData":{"id":5370,"type":"article-journal","abstract":"Variation in the timing of migration to freshwaters to spawn is one important dimension of the life history variation within individual salmon stocks. That variable has important implications for developing sustainable fisheries that simultaneously exploit multiple populations within the same geographic area. We examined the variation in migration timing of adult Chinook Salmon Oncorhynchus tshawytscha within the Togiak River system of southwest Alaska to determine whether fish that spawned in different habitats migrated into freshwater from the ocean at different times. In particular, we evaluated whether there were watershed</w:instrText>
+      </w:r>
+      <w:r>
+        <w:rPr>
+          <w:rFonts w:ascii="Cambria Math" w:hAnsi="Cambria Math" w:cs="Cambria Math"/>
+          <w:sz w:val="22"/>
+          <w:szCs w:val="22"/>
+        </w:rPr>
+        <w:instrText>‐</w:instrText>
+      </w:r>
+      <w:r>
+        <w:rPr>
+          <w:rFonts w:ascii="Garamond" w:hAnsi="Garamond"/>
+          <w:sz w:val="22"/>
+          <w:szCs w:val="22"/>
+        </w:rPr>
+        <w:instrText>wide effects of body size, sex, spawning location, and year on the timing of spawning</w:instrText>
+      </w:r>
+      <w:r>
+        <w:rPr>
+          <w:rFonts w:ascii="Cambria Math" w:hAnsi="Cambria Math" w:cs="Cambria Math"/>
+          <w:sz w:val="22"/>
+          <w:szCs w:val="22"/>
+        </w:rPr>
+        <w:instrText>‐</w:instrText>
+      </w:r>
+      <w:r>
+        <w:rPr>
+          <w:rFonts w:ascii="Garamond" w:hAnsi="Garamond"/>
+          <w:sz w:val="22"/>
+          <w:szCs w:val="22"/>
+        </w:rPr>
+        <w:instrText>run migration into the Togiak River. Migration data and spawning fate were collected using radiotelemetry and analyzed with mixed effects models to account for among</w:instrText>
+      </w:r>
+      <w:r>
+        <w:rPr>
+          <w:rFonts w:ascii="Cambria Math" w:hAnsi="Cambria Math" w:cs="Cambria Math"/>
+          <w:sz w:val="22"/>
+          <w:szCs w:val="22"/>
+        </w:rPr>
+        <w:instrText>‐</w:instrText>
+      </w:r>
+      <w:r>
+        <w:rPr>
+          <w:rFonts w:ascii="Garamond" w:hAnsi="Garamond"/>
+          <w:sz w:val="22"/>
+          <w:szCs w:val="22"/>
+        </w:rPr>
+        <w:instrText xml:space="preserve">year variation in migration timing across the 4 years of the study. We found that migration timing of Chinook Salmon in the Togiak watershed is segregated by spawning location and sex and is consistent across body sizes and years. Fish that spawned higher in the watershed had a tendency to enter freshwater earlier than fish that spawned lower in the watershed and in the main stem of the river. Our results indicate clear stock structure in the migration of spawning Chinook Salmon to the Togiak River watershed, suggesting that it is important to distribute harvest over the entire distribution of Chinook Salmon run timing to minimize the risk of overexploiting certain components of the stock complex.","container-title":"Transactions of the American Fisheries Society","DOI":"10.1080/00028487.2015.1031281","ISSN":"0002-8487","issue":"4","journalAbbreviation":"Transactions of the American Fisheries Society","page":"829-836","source":"Silverchair","title":"Migration Timing of Adult Chinook Salmon into the Togiak River, Alaska, Watershed: Is There Evidence for Stock Structure?","title-short":"Migration Timing of Adult Chinook Salmon into the Togiak River, Alaska, Watershed","volume":"144","author":[{"family":"Clark","given":"Sydney C."},{"family":"Tanner","given":"Theresa L."},{"family":"Sethi","given":"Suresh A."},{"family":"Bentley","given":"Kale T."},{"family":"Schindler","given":"Daniel E."}],"issued":{"date-parts":[["2015",7,1]]}}}],"schema":"https://github.com/citation-style-language/schema/raw/master/csl-citation.json"} </w:instrText>
+      </w:r>
+      <w:r>
+        <w:rPr>
+          <w:rFonts w:ascii="Garamond" w:hAnsi="Garamond"/>
+          <w:sz w:val="22"/>
+          <w:szCs w:val="22"/>
+        </w:rPr>
+        <w:fldChar w:fldCharType="separate"/>
+      </w:r>
+      <w:r>
+        <w:rPr>
+          <w:rFonts w:ascii="Garamond" w:hAnsi="Garamond"/>
+          <w:sz w:val="22"/>
+        </w:rPr>
+        <w:t>(Clark et al., 2015)</w:t>
+      </w:r>
+      <w:r>
+        <w:rPr>
+          <w:rFonts w:ascii="Garamond" w:hAnsi="Garamond"/>
+          <w:sz w:val="22"/>
+          <w:szCs w:val="22"/>
+        </w:rPr>
+        <w:fldChar w:fldCharType="end"/>
+      </w:r>
+      <w:commentRangeEnd w:id="9"/>
+      <w:r>
+        <w:rPr>
+          <w:rStyle w:val="CommentReference"/>
+        </w:rPr>
+        <w:commentReference w:id="9"/>
+      </w:r>
+      <w:r>
+        <w:rPr>
+          <w:rFonts w:ascii="Garamond" w:hAnsi="Garamond"/>
+          <w:sz w:val="22"/>
+          <w:szCs w:val="22"/>
+        </w:rPr>
+        <w:t xml:space="preserve">. However, little data exist which quantifies the spatiotemporal patterns among stocks. The impact of front-end closure strategies on individual stock components is not well understood, and a more complete understanding of stock contribution to the overall run both within and among years is currently not readily available. </w:t>
+      </w:r>
+      <w:r>
+        <w:rPr>
+          <w:rFonts w:ascii="Garamond" w:hAnsi="Garamond"/>
+          <w:sz w:val="22"/>
+          <w:szCs w:val="22"/>
+        </w:rPr>
+        <w:t>T</w:t>
+      </w:r>
+      <w:r>
+        <w:rPr>
+          <w:rFonts w:ascii="Garamond" w:hAnsi="Garamond"/>
+          <w:sz w:val="22"/>
+          <w:szCs w:val="22"/>
+        </w:rPr>
+        <w:t xml:space="preserve">hese data may be important to assessing the impact of current management strategies and designing new strategies which maintain stock health across all components of the watershed and maintain a reliable resource for communities and industry in the region. </w:t>
+      </w:r>
+    </w:p>
+    <w:p>
+      <w:pPr>
+        <w:spacing w:line="480" w:lineRule="auto"/>
+        <w:ind w:firstLine="720"/>
+        <w:rPr>
+          <w:rFonts w:ascii="Garamond" w:hAnsi="Garamond"/>
+          <w:sz w:val="22"/>
+          <w:szCs w:val="22"/>
+        </w:rPr>
+      </w:pPr>
+      <w:ins w:id="10" w:author="Daniel Schindler" w:date="2025-07-17T13:53:00Z" w16du:dateUtc="2025-07-17T21:53:00Z">
+        <w:r>
+          <w:rPr>
+            <w:rFonts w:ascii="Garamond" w:hAnsi="Garamond"/>
+            <w:sz w:val="22"/>
+            <w:szCs w:val="22"/>
+          </w:rPr>
+          <w:t xml:space="preserve">Need </w:t>
+        </w:r>
+        <w:proofErr w:type="spellStart"/>
+        <w:r>
+          <w:rPr>
+            <w:rFonts w:ascii="Garamond" w:hAnsi="Garamond"/>
+            <w:sz w:val="22"/>
+            <w:szCs w:val="22"/>
+          </w:rPr>
+          <w:t>pareagraph</w:t>
+        </w:r>
+        <w:proofErr w:type="spellEnd"/>
+        <w:r>
+          <w:rPr>
+            <w:rFonts w:ascii="Garamond" w:hAnsi="Garamond"/>
+            <w:sz w:val="22"/>
+            <w:szCs w:val="22"/>
+          </w:rPr>
+          <w:t xml:space="preserve"> here that is an overview of the Kuskokwim River. Its size, the importance of salmon, </w:t>
+        </w:r>
+        <w:proofErr w:type="spellStart"/>
+        <w:r>
+          <w:rPr>
+            <w:rFonts w:ascii="Garamond" w:hAnsi="Garamond"/>
+            <w:sz w:val="22"/>
+            <w:szCs w:val="22"/>
+          </w:rPr>
+          <w:t>essentiually</w:t>
+        </w:r>
+        <w:proofErr w:type="spellEnd"/>
+        <w:r>
+          <w:rPr>
+            <w:rFonts w:ascii="Garamond" w:hAnsi="Garamond"/>
+            <w:sz w:val="22"/>
+            <w:szCs w:val="22"/>
+          </w:rPr>
+          <w:t xml:space="preserve"> all harvesters are </w:t>
+        </w:r>
+        <w:proofErr w:type="spellStart"/>
+        <w:r>
+          <w:rPr>
+            <w:rFonts w:ascii="Garamond" w:hAnsi="Garamond"/>
+            <w:sz w:val="22"/>
+            <w:szCs w:val="22"/>
+          </w:rPr>
+          <w:t>susbsistence</w:t>
+        </w:r>
+        <w:proofErr w:type="spellEnd"/>
+        <w:r>
+          <w:rPr>
+            <w:rFonts w:ascii="Garamond" w:hAnsi="Garamond"/>
+            <w:sz w:val="22"/>
+            <w:szCs w:val="22"/>
+          </w:rPr>
+          <w:t xml:space="preserve"> and from Indigenous </w:t>
+        </w:r>
+        <w:proofErr w:type="spellStart"/>
+        <w:r>
+          <w:rPr>
+            <w:rFonts w:ascii="Garamond" w:hAnsi="Garamond"/>
+            <w:sz w:val="22"/>
+            <w:szCs w:val="22"/>
+          </w:rPr>
+          <w:t>co</w:t>
+        </w:r>
+      </w:ins>
+      <w:ins w:id="11" w:author="Daniel Schindler" w:date="2025-07-17T13:54:00Z" w16du:dateUtc="2025-07-17T21:54:00Z">
+        <w:r>
+          <w:rPr>
+            <w:rFonts w:ascii="Garamond" w:hAnsi="Garamond"/>
+            <w:sz w:val="22"/>
+            <w:szCs w:val="22"/>
+          </w:rPr>
+          <w:t>mmunitiies</w:t>
+        </w:r>
+        <w:proofErr w:type="spellEnd"/>
+        <w:r>
+          <w:rPr>
+            <w:rFonts w:ascii="Garamond" w:hAnsi="Garamond"/>
+            <w:sz w:val="22"/>
+            <w:szCs w:val="22"/>
+          </w:rPr>
+          <w:t xml:space="preserve">., etc. </w:t>
+        </w:r>
+      </w:ins>
+    </w:p>
+    <w:p>
+      <w:pPr>
+        <w:spacing w:line="480" w:lineRule="auto"/>
+        <w:ind w:firstLine="720"/>
+        <w:rPr>
+          <w:rFonts w:ascii="Garamond" w:hAnsi="Garamond"/>
+          <w:sz w:val="22"/>
+          <w:szCs w:val="22"/>
+        </w:rPr>
+      </w:pPr>
+      <w:r>
+        <w:rPr>
+          <w:rFonts w:ascii="Garamond" w:hAnsi="Garamond"/>
+          <w:sz w:val="22"/>
+          <w:szCs w:val="22"/>
+        </w:rPr>
+        <w:t>Here, we apply otolit</w:t>
+      </w:r>
+      <w:r>
+        <w:rPr>
+          <w:rFonts w:ascii="Garamond" w:hAnsi="Garamond"/>
+          <w:sz w:val="22"/>
+          <w:szCs w:val="22"/>
+        </w:rPr>
+        <w:t>h microchemistry from fish caught at different times of the migration season over 6 years</w:t>
+      </w:r>
+      <w:r>
+        <w:rPr>
+          <w:rFonts w:ascii="Garamond" w:hAnsi="Garamond"/>
+          <w:sz w:val="22"/>
+          <w:szCs w:val="22"/>
+        </w:rPr>
+        <w:t xml:space="preserve"> in the Kuskokwim River-basin</w:t>
+      </w:r>
+      <w:r>
+        <w:rPr>
+          <w:rFonts w:ascii="Garamond" w:hAnsi="Garamond"/>
+          <w:sz w:val="22"/>
+          <w:szCs w:val="22"/>
+        </w:rPr>
+        <w:t xml:space="preserve"> to reconstruct spatiotemporal patterns of Chinook salmon natal origin distribution</w:t>
+      </w:r>
+      <w:r>
+        <w:rPr>
+          <w:rFonts w:ascii="Garamond" w:hAnsi="Garamond"/>
+          <w:sz w:val="22"/>
+          <w:szCs w:val="22"/>
+        </w:rPr>
+        <w:t xml:space="preserve"> at the sub basin scale. In doing so, we will</w:t>
+      </w:r>
+      <w:r>
+        <w:rPr>
+          <w:rFonts w:ascii="Garamond" w:hAnsi="Garamond"/>
+          <w:sz w:val="22"/>
+          <w:szCs w:val="22"/>
+        </w:rPr>
+        <w:t>: (1) identify the spatiotemporal structure of returning populations in</w:t>
+      </w:r>
+      <w:r>
+        <w:rPr>
+          <w:rFonts w:ascii="Garamond" w:hAnsi="Garamond"/>
+          <w:sz w:val="22"/>
+          <w:szCs w:val="22"/>
+        </w:rPr>
+        <w:t xml:space="preserve"> the Kuskokwim river-basin, and </w:t>
+      </w:r>
+      <w:r>
+        <w:rPr>
+          <w:rFonts w:ascii="Garamond" w:hAnsi="Garamond"/>
+          <w:sz w:val="22"/>
+          <w:szCs w:val="22"/>
+        </w:rPr>
+        <w:t>(2)</w:t>
+      </w:r>
+      <w:r>
+        <w:rPr>
+          <w:rFonts w:ascii="Garamond" w:hAnsi="Garamond"/>
+          <w:sz w:val="22"/>
+          <w:szCs w:val="22"/>
+        </w:rPr>
+        <w:t xml:space="preserve"> </w:t>
+      </w:r>
+      <w:r>
+        <w:rPr>
+          <w:rFonts w:ascii="Garamond" w:hAnsi="Garamond"/>
+          <w:sz w:val="22"/>
+          <w:szCs w:val="22"/>
+        </w:rPr>
+        <w:t>evaluate the potential impacts of harvest strategies</w:t>
+      </w:r>
+      <w:r>
+        <w:rPr>
+          <w:rFonts w:ascii="Garamond" w:hAnsi="Garamond"/>
+          <w:sz w:val="22"/>
+          <w:szCs w:val="22"/>
+        </w:rPr>
+        <w:t xml:space="preserve"> such as a</w:t>
+      </w:r>
+      <w:r>
+        <w:rPr>
+          <w:rFonts w:ascii="Garamond" w:hAnsi="Garamond"/>
+          <w:sz w:val="22"/>
+          <w:szCs w:val="22"/>
+        </w:rPr>
+        <w:t xml:space="preserve"> front-end closure</w:t>
+      </w:r>
+      <w:r>
+        <w:rPr>
+          <w:rFonts w:ascii="Garamond" w:hAnsi="Garamond"/>
+          <w:sz w:val="22"/>
+          <w:szCs w:val="22"/>
+        </w:rPr>
+        <w:t xml:space="preserve"> </w:t>
+      </w:r>
+      <w:r>
+        <w:rPr>
+          <w:rFonts w:ascii="Garamond" w:hAnsi="Garamond"/>
+          <w:sz w:val="22"/>
+          <w:szCs w:val="22"/>
+        </w:rPr>
+        <w:t>on stocks across these systems.</w:t>
+      </w:r>
+    </w:p>
+    <w:p>
+      <w:pPr>
+        <w:spacing w:line="480" w:lineRule="auto"/>
+        <w:rPr>
+          <w:rFonts w:ascii="Garamond" w:hAnsi="Garamond"/>
+          <w:sz w:val="22"/>
+          <w:szCs w:val="22"/>
+        </w:rPr>
+      </w:pPr>
+    </w:p>
+    <w:p>
+      <w:pPr>
+        <w:spacing w:line="480" w:lineRule="auto"/>
+        <w:rPr>
+          <w:rFonts w:ascii="Garamond" w:hAnsi="Garamond"/>
+          <w:b/>
+          <w:bCs/>
+          <w:sz w:val="32"/>
+          <w:szCs w:val="32"/>
+        </w:rPr>
+      </w:pPr>
+      <w:r>
+        <w:rPr>
+          <w:rFonts w:ascii="Garamond" w:hAnsi="Garamond"/>
+          <w:b/>
+          <w:bCs/>
+          <w:sz w:val="32"/>
+          <w:szCs w:val="32"/>
+        </w:rPr>
+        <w:lastRenderedPageBreak/>
+        <w:t xml:space="preserve">Methods: </w:t>
+      </w:r>
+    </w:p>
+    <w:p>
+      <w:pPr>
+        <w:spacing w:line="480" w:lineRule="auto"/>
+        <w:rPr>
+          <w:rFonts w:ascii="Garamond" w:hAnsi="Garamond"/>
+          <w:b/>
+          <w:bCs/>
+          <w:sz w:val="22"/>
+          <w:szCs w:val="22"/>
+          <w:u w:val="single"/>
+        </w:rPr>
+      </w:pPr>
+      <w:r>
+        <w:rPr>
+          <w:rFonts w:ascii="Garamond" w:hAnsi="Garamond"/>
+          <w:b/>
+          <w:bCs/>
+          <w:sz w:val="22"/>
+          <w:szCs w:val="22"/>
+          <w:u w:val="single"/>
+        </w:rPr>
+        <w:t>Otolith Sample s</w:t>
+      </w:r>
+      <w:r>
+        <w:rPr>
+          <w:rFonts w:ascii="Garamond" w:hAnsi="Garamond"/>
+          <w:b/>
+          <w:bCs/>
+          <w:sz w:val="22"/>
+          <w:szCs w:val="22"/>
+          <w:u w:val="single"/>
+        </w:rPr>
+        <w:t>ets</w:t>
+      </w:r>
+    </w:p>
+    <w:p>
+      <w:pPr>
+        <w:spacing w:line="480" w:lineRule="auto"/>
+        <w:ind w:firstLine="720"/>
+        <w:rPr>
+          <w:ins w:id="12" w:author="Daniel Schindler" w:date="2025-07-17T13:15:00Z" w16du:dateUtc="2025-07-17T21:15:00Z"/>
+          <w:rFonts w:ascii="Garamond" w:hAnsi="Garamond"/>
+          <w:sz w:val="22"/>
+          <w:szCs w:val="22"/>
+        </w:rPr>
+      </w:pPr>
+      <w:r>
+        <w:rPr>
+          <w:rFonts w:ascii="Garamond" w:eastAsia="Times New Roman" w:hAnsi="Garamond" w:cs="Times New Roman"/>
+          <w:kern w:val="0"/>
+          <w:sz w:val="22"/>
+          <w:szCs w:val="22"/>
+          <w14:ligatures w14:val="none"/>
+        </w:rPr>
+        <w:t xml:space="preserve">Otoliths were collected </w:t>
+      </w:r>
+      <w:ins w:id="13" w:author="Daniel Schindler" w:date="2025-07-17T13:00:00Z" w16du:dateUtc="2025-07-17T21:00:00Z">
+        <w:r>
+          <w:rPr>
+            <w:rFonts w:ascii="Garamond" w:eastAsia="Times New Roman" w:hAnsi="Garamond" w:cs="Times New Roman"/>
+            <w:kern w:val="0"/>
+            <w:sz w:val="22"/>
+            <w:szCs w:val="22"/>
+            <w14:ligatures w14:val="none"/>
+          </w:rPr>
+          <w:t xml:space="preserve">from Chinook salmon </w:t>
+        </w:r>
+      </w:ins>
+      <w:del w:id="14" w:author="Daniel Schindler" w:date="2025-07-17T13:04:00Z" w16du:dateUtc="2025-07-17T21:04:00Z">
+        <w:r>
+          <w:rPr>
+            <w:rFonts w:ascii="Garamond" w:eastAsia="Times New Roman" w:hAnsi="Garamond" w:cs="Times New Roman"/>
+            <w:kern w:val="0"/>
+            <w:sz w:val="22"/>
+            <w:szCs w:val="22"/>
+            <w14:ligatures w14:val="none"/>
+          </w:rPr>
+          <w:delText xml:space="preserve">over </w:delText>
+        </w:r>
+        <w:r>
+          <w:rPr>
+            <w:rFonts w:ascii="Garamond" w:eastAsia="Times New Roman" w:hAnsi="Garamond" w:cs="Times New Roman"/>
+            <w:kern w:val="0"/>
+            <w:sz w:val="22"/>
+            <w:szCs w:val="22"/>
+            <w14:ligatures w14:val="none"/>
+          </w:rPr>
+          <w:delText>several years</w:delText>
+        </w:r>
+      </w:del>
+      <w:ins w:id="15" w:author="Daniel Schindler" w:date="2025-07-17T13:04:00Z" w16du:dateUtc="2025-07-17T21:04:00Z">
+        <w:r>
+          <w:rPr>
+            <w:rFonts w:ascii="Garamond" w:eastAsia="Times New Roman" w:hAnsi="Garamond" w:cs="Times New Roman"/>
+            <w:kern w:val="0"/>
+            <w:sz w:val="22"/>
+            <w:szCs w:val="22"/>
+            <w14:ligatures w14:val="none"/>
+          </w:rPr>
+          <w:t xml:space="preserve">from </w:t>
+        </w:r>
+      </w:ins>
+      <w:ins w:id="16" w:author="Daniel Schindler" w:date="2025-07-17T13:12:00Z" w16du:dateUtc="2025-07-17T21:12:00Z">
+        <w:r>
+          <w:rPr>
+            <w:rFonts w:ascii="Garamond" w:eastAsia="Times New Roman" w:hAnsi="Garamond" w:cs="Times New Roman"/>
+            <w:kern w:val="0"/>
+            <w:sz w:val="22"/>
+            <w:szCs w:val="22"/>
+            <w14:ligatures w14:val="none"/>
+          </w:rPr>
+          <w:t>2017</w:t>
+        </w:r>
+      </w:ins>
+      <w:ins w:id="17" w:author="Daniel Schindler" w:date="2025-07-17T13:04:00Z" w16du:dateUtc="2025-07-17T21:04:00Z">
+        <w:r>
+          <w:rPr>
+            <w:rFonts w:ascii="Garamond" w:eastAsia="Times New Roman" w:hAnsi="Garamond" w:cs="Times New Roman"/>
+            <w:kern w:val="0"/>
+            <w:sz w:val="22"/>
+            <w:szCs w:val="22"/>
+            <w14:ligatures w14:val="none"/>
+          </w:rPr>
+          <w:t xml:space="preserve"> to 20</w:t>
+        </w:r>
+      </w:ins>
+      <w:ins w:id="18" w:author="Daniel Schindler" w:date="2025-07-17T13:12:00Z" w16du:dateUtc="2025-07-17T21:12:00Z">
+        <w:r>
+          <w:rPr>
+            <w:rFonts w:ascii="Garamond" w:eastAsia="Times New Roman" w:hAnsi="Garamond" w:cs="Times New Roman"/>
+            <w:kern w:val="0"/>
+            <w:sz w:val="22"/>
+            <w:szCs w:val="22"/>
+            <w14:ligatures w14:val="none"/>
+          </w:rPr>
+          <w:t>22</w:t>
+        </w:r>
+      </w:ins>
+      <w:r>
+        <w:rPr>
+          <w:rFonts w:ascii="Garamond" w:eastAsia="Times New Roman" w:hAnsi="Garamond" w:cs="Times New Roman"/>
+          <w:kern w:val="0"/>
+          <w:sz w:val="22"/>
+          <w:szCs w:val="22"/>
+          <w14:ligatures w14:val="none"/>
+        </w:rPr>
+        <w:t xml:space="preserve"> </w:t>
+      </w:r>
+      <w:del w:id="19" w:author="Daniel Schindler" w:date="2025-07-17T13:05:00Z" w16du:dateUtc="2025-07-17T21:05:00Z">
+        <w:r>
+          <w:rPr>
+            <w:rFonts w:ascii="Garamond" w:eastAsia="Times New Roman" w:hAnsi="Garamond" w:cs="Times New Roman"/>
+            <w:kern w:val="0"/>
+            <w:sz w:val="22"/>
+            <w:szCs w:val="22"/>
+            <w14:ligatures w14:val="none"/>
+          </w:rPr>
+          <w:delText xml:space="preserve">from </w:delText>
+        </w:r>
+      </w:del>
+      <w:ins w:id="20" w:author="Daniel Schindler" w:date="2025-07-17T13:05:00Z" w16du:dateUtc="2025-07-17T21:05:00Z">
+        <w:r>
+          <w:rPr>
+            <w:rFonts w:ascii="Garamond" w:eastAsia="Times New Roman" w:hAnsi="Garamond" w:cs="Times New Roman"/>
+            <w:kern w:val="0"/>
+            <w:sz w:val="22"/>
+            <w:szCs w:val="22"/>
+            <w14:ligatures w14:val="none"/>
+          </w:rPr>
+          <w:t xml:space="preserve">sampled in </w:t>
+        </w:r>
+      </w:ins>
+      <w:r>
+        <w:rPr>
+          <w:rFonts w:ascii="Garamond" w:eastAsia="Times New Roman" w:hAnsi="Garamond" w:cs="Times New Roman"/>
+          <w:kern w:val="0"/>
+          <w:sz w:val="22"/>
+          <w:szCs w:val="22"/>
+          <w14:ligatures w14:val="none"/>
+        </w:rPr>
+        <w:t xml:space="preserve">the Bethel Test Fishery (BTF) near Bethel, Alaska </w:t>
+      </w:r>
+      <w:ins w:id="21" w:author="Daniel Schindler" w:date="2025-07-17T13:05:00Z" w16du:dateUtc="2025-07-17T21:05:00Z">
+        <w:r>
+          <w:rPr>
+            <w:rFonts w:ascii="Garamond" w:eastAsia="Times New Roman" w:hAnsi="Garamond" w:cs="Times New Roman"/>
+            <w:kern w:val="0"/>
+            <w:sz w:val="22"/>
+            <w:szCs w:val="22"/>
+            <w14:ligatures w14:val="none"/>
+          </w:rPr>
+          <w:t>in collaboration with</w:t>
+        </w:r>
+      </w:ins>
+      <w:ins w:id="22" w:author="Daniel Schindler" w:date="2025-07-17T12:58:00Z" w16du:dateUtc="2025-07-17T20:58:00Z">
+        <w:r>
+          <w:rPr>
+            <w:rFonts w:ascii="Garamond" w:eastAsia="Times New Roman" w:hAnsi="Garamond" w:cs="Times New Roman"/>
+            <w:kern w:val="0"/>
+            <w:sz w:val="22"/>
+            <w:szCs w:val="22"/>
+            <w14:ligatures w14:val="none"/>
+          </w:rPr>
+          <w:t xml:space="preserve"> the intern program of the </w:t>
+        </w:r>
+        <w:proofErr w:type="spellStart"/>
+        <w:r>
+          <w:rPr>
+            <w:rFonts w:ascii="Garamond" w:eastAsia="Times New Roman" w:hAnsi="Garamond" w:cs="Times New Roman"/>
+            <w:kern w:val="0"/>
+            <w:sz w:val="22"/>
+            <w:szCs w:val="22"/>
+            <w14:ligatures w14:val="none"/>
+          </w:rPr>
+          <w:t>Orut</w:t>
+        </w:r>
+      </w:ins>
+      <w:ins w:id="23" w:author="Daniel Schindler" w:date="2025-07-17T13:00:00Z" w16du:dateUtc="2025-07-17T21:00:00Z">
+        <w:r>
+          <w:rPr>
+            <w:rFonts w:ascii="Garamond" w:eastAsia="Times New Roman" w:hAnsi="Garamond" w:cs="Times New Roman"/>
+            <w:kern w:val="0"/>
+            <w:sz w:val="22"/>
+            <w:szCs w:val="22"/>
+            <w14:ligatures w14:val="none"/>
+          </w:rPr>
+          <w:t>saramiut</w:t>
+        </w:r>
+        <w:proofErr w:type="spellEnd"/>
+        <w:r>
+          <w:rPr>
+            <w:rFonts w:ascii="Garamond" w:eastAsia="Times New Roman" w:hAnsi="Garamond" w:cs="Times New Roman"/>
+            <w:kern w:val="0"/>
+            <w:sz w:val="22"/>
+            <w:szCs w:val="22"/>
+            <w14:ligatures w14:val="none"/>
+          </w:rPr>
+          <w:t xml:space="preserve"> Native Council</w:t>
+        </w:r>
+      </w:ins>
+      <w:ins w:id="24" w:author="Daniel Schindler" w:date="2025-07-17T13:01:00Z" w16du:dateUtc="2025-07-17T21:01:00Z">
+        <w:r>
+          <w:rPr>
+            <w:rFonts w:ascii="Garamond" w:eastAsia="Times New Roman" w:hAnsi="Garamond" w:cs="Times New Roman"/>
+            <w:kern w:val="0"/>
+            <w:sz w:val="22"/>
+            <w:szCs w:val="22"/>
+            <w14:ligatures w14:val="none"/>
+          </w:rPr>
+          <w:t xml:space="preserve"> </w:t>
+        </w:r>
+      </w:ins>
+      <w:ins w:id="25" w:author="Daniel Schindler" w:date="2025-07-17T13:05:00Z" w16du:dateUtc="2025-07-17T21:05:00Z">
+        <w:r>
+          <w:rPr>
+            <w:rFonts w:ascii="Garamond" w:eastAsia="Times New Roman" w:hAnsi="Garamond" w:cs="Times New Roman"/>
+            <w:kern w:val="0"/>
+            <w:sz w:val="22"/>
+            <w:szCs w:val="22"/>
+            <w14:ligatures w14:val="none"/>
+          </w:rPr>
+          <w:t>and</w:t>
+        </w:r>
+      </w:ins>
+      <w:ins w:id="26" w:author="Daniel Schindler" w:date="2025-07-17T13:01:00Z" w16du:dateUtc="2025-07-17T21:01:00Z">
+        <w:r>
+          <w:rPr>
+            <w:rFonts w:ascii="Garamond" w:eastAsia="Times New Roman" w:hAnsi="Garamond" w:cs="Times New Roman"/>
+            <w:kern w:val="0"/>
+            <w:sz w:val="22"/>
+            <w:szCs w:val="22"/>
+            <w14:ligatures w14:val="none"/>
+          </w:rPr>
+          <w:t xml:space="preserve"> the Alaska Department of Fish &amp; Game.</w:t>
+        </w:r>
+      </w:ins>
+      <w:ins w:id="27" w:author="Daniel Schindler" w:date="2025-07-17T13:00:00Z" w16du:dateUtc="2025-07-17T21:00:00Z">
+        <w:r>
+          <w:rPr>
+            <w:rFonts w:ascii="Garamond" w:eastAsia="Times New Roman" w:hAnsi="Garamond" w:cs="Times New Roman"/>
+            <w:kern w:val="0"/>
+            <w:sz w:val="22"/>
+            <w:szCs w:val="22"/>
+            <w14:ligatures w14:val="none"/>
+          </w:rPr>
+          <w:t xml:space="preserve"> </w:t>
+        </w:r>
+      </w:ins>
+      <w:del w:id="28" w:author="Daniel Schindler" w:date="2025-07-17T12:57:00Z" w16du:dateUtc="2025-07-17T20:57:00Z">
+        <w:r>
+          <w:rPr>
+            <w:rFonts w:ascii="Garamond" w:eastAsia="Times New Roman" w:hAnsi="Garamond" w:cs="Times New Roman"/>
+            <w:kern w:val="0"/>
+            <w:sz w:val="22"/>
+            <w:szCs w:val="22"/>
+            <w14:ligatures w14:val="none"/>
+          </w:rPr>
+          <w:delText xml:space="preserve">by _________ </w:delText>
+        </w:r>
+      </w:del>
+      <w:r>
+        <w:rPr>
+          <w:rFonts w:ascii="Garamond" w:eastAsia="Times New Roman" w:hAnsi="Garamond" w:cs="Times New Roman"/>
+          <w:kern w:val="0"/>
+          <w:sz w:val="22"/>
+          <w:szCs w:val="22"/>
+          <w14:ligatures w14:val="none"/>
+        </w:rPr>
+        <w:t xml:space="preserve">. </w:t>
+      </w:r>
+      <w:ins w:id="29" w:author="Daniel Schindler" w:date="2025-07-17T13:06:00Z" w16du:dateUtc="2025-07-17T21:06:00Z">
+        <w:r>
+          <w:rPr>
+            <w:rFonts w:ascii="Garamond" w:eastAsia="Times New Roman" w:hAnsi="Garamond" w:cs="Times New Roman"/>
+            <w:kern w:val="0"/>
+            <w:sz w:val="22"/>
+            <w:szCs w:val="22"/>
+            <w14:ligatures w14:val="none"/>
+          </w:rPr>
+          <w:t>The BTF was designed to allow in-season assessment of run strength</w:t>
+        </w:r>
+      </w:ins>
+      <w:ins w:id="30" w:author="Daniel Schindler" w:date="2025-07-17T13:11:00Z" w16du:dateUtc="2025-07-17T21:11:00Z">
+        <w:r>
+          <w:rPr>
+            <w:rFonts w:ascii="Garamond" w:eastAsia="Times New Roman" w:hAnsi="Garamond" w:cs="Times New Roman"/>
+            <w:kern w:val="0"/>
+            <w:sz w:val="22"/>
+            <w:szCs w:val="22"/>
+            <w14:ligatures w14:val="none"/>
+          </w:rPr>
+          <w:t xml:space="preserve"> based on catch-per-unit-effort</w:t>
+        </w:r>
+      </w:ins>
+      <w:ins w:id="31" w:author="Daniel Schindler" w:date="2025-07-17T13:06:00Z" w16du:dateUtc="2025-07-17T21:06:00Z">
+        <w:r>
+          <w:rPr>
+            <w:rFonts w:ascii="Garamond" w:eastAsia="Times New Roman" w:hAnsi="Garamond" w:cs="Times New Roman"/>
+            <w:kern w:val="0"/>
+            <w:sz w:val="22"/>
+            <w:szCs w:val="22"/>
+            <w14:ligatures w14:val="none"/>
+          </w:rPr>
+          <w:t xml:space="preserve"> to inform management of subsistence </w:t>
+        </w:r>
+      </w:ins>
+      <w:ins w:id="32" w:author="Daniel Schindler" w:date="2025-07-17T13:07:00Z" w16du:dateUtc="2025-07-17T21:07:00Z">
+        <w:r>
+          <w:rPr>
+            <w:rFonts w:ascii="Garamond" w:eastAsia="Times New Roman" w:hAnsi="Garamond" w:cs="Times New Roman"/>
+            <w:kern w:val="0"/>
+            <w:sz w:val="22"/>
+            <w:szCs w:val="22"/>
+            <w14:ligatures w14:val="none"/>
+          </w:rPr>
+          <w:t xml:space="preserve">fisheries throughout the river (Liller report). </w:t>
+        </w:r>
+      </w:ins>
+      <w:ins w:id="33" w:author="Daniel Schindler" w:date="2025-07-17T13:09:00Z" w16du:dateUtc="2025-07-17T21:09:00Z">
+        <w:r>
+          <w:rPr>
+            <w:rFonts w:ascii="Garamond" w:eastAsia="Times New Roman" w:hAnsi="Garamond" w:cs="Times New Roman"/>
+            <w:kern w:val="0"/>
+            <w:sz w:val="22"/>
+            <w:szCs w:val="22"/>
+            <w14:ligatures w14:val="none"/>
+          </w:rPr>
+          <w:t xml:space="preserve">We sampled otoliths from fish </w:t>
+        </w:r>
+      </w:ins>
+      <w:ins w:id="34" w:author="Daniel Schindler" w:date="2025-07-17T13:11:00Z" w16du:dateUtc="2025-07-17T21:11:00Z">
+        <w:r>
+          <w:rPr>
+            <w:rFonts w:ascii="Garamond" w:eastAsia="Times New Roman" w:hAnsi="Garamond" w:cs="Times New Roman"/>
+            <w:kern w:val="0"/>
+            <w:sz w:val="22"/>
+            <w:szCs w:val="22"/>
+            <w14:ligatures w14:val="none"/>
+          </w:rPr>
+          <w:t xml:space="preserve">captured </w:t>
+        </w:r>
+      </w:ins>
+      <w:ins w:id="35" w:author="Daniel Schindler" w:date="2025-07-17T13:12:00Z" w16du:dateUtc="2025-07-17T21:12:00Z">
+        <w:r>
+          <w:rPr>
+            <w:rFonts w:ascii="Garamond" w:eastAsia="Times New Roman" w:hAnsi="Garamond" w:cs="Times New Roman"/>
+            <w:kern w:val="0"/>
+            <w:sz w:val="22"/>
+            <w:szCs w:val="22"/>
+            <w14:ligatures w14:val="none"/>
+          </w:rPr>
+          <w:t xml:space="preserve">over the course of the entire season to assess relative stock contributions over the course of the run. </w:t>
+        </w:r>
+      </w:ins>
+      <w:del w:id="36" w:author="Daniel Schindler" w:date="2025-07-17T13:12:00Z" w16du:dateUtc="2025-07-17T21:12:00Z">
+        <w:r>
+          <w:rPr>
+            <w:rFonts w:ascii="Garamond" w:eastAsia="Times New Roman" w:hAnsi="Garamond" w:cs="Times New Roman"/>
+            <w:kern w:val="0"/>
+            <w:sz w:val="22"/>
+            <w:szCs w:val="22"/>
+            <w14:ligatures w14:val="none"/>
+          </w:rPr>
+          <w:delText xml:space="preserve">Both fisheries are designed to sample the stock composition of returning salmon throughout the duration of the season to assess relative contribution over the course of the run. </w:delText>
+        </w:r>
+      </w:del>
+      <w:r>
+        <w:rPr>
+          <w:rFonts w:ascii="Garamond" w:eastAsia="Times New Roman" w:hAnsi="Garamond" w:cs="Times New Roman"/>
+          <w:kern w:val="0"/>
+          <w:sz w:val="22"/>
+          <w:szCs w:val="22"/>
+          <w14:ligatures w14:val="none"/>
+        </w:rPr>
+        <w:t xml:space="preserve">Approximately 500 otoliths were collected </w:t>
+      </w:r>
+      <w:ins w:id="37" w:author="Daniel Schindler" w:date="2025-07-17T13:13:00Z" w16du:dateUtc="2025-07-17T21:13:00Z">
+        <w:r>
+          <w:rPr>
+            <w:rFonts w:ascii="Garamond" w:eastAsia="Times New Roman" w:hAnsi="Garamond" w:cs="Times New Roman"/>
+            <w:kern w:val="0"/>
+            <w:sz w:val="22"/>
+            <w:szCs w:val="22"/>
+            <w14:ligatures w14:val="none"/>
+          </w:rPr>
+          <w:t xml:space="preserve">each year and </w:t>
+        </w:r>
+      </w:ins>
+      <w:del w:id="38" w:author="Daniel Schindler" w:date="2025-07-17T13:13:00Z" w16du:dateUtc="2025-07-17T21:13:00Z">
+        <w:r>
+          <w:rPr>
+            <w:rFonts w:ascii="Garamond" w:eastAsia="Times New Roman" w:hAnsi="Garamond" w:cs="Times New Roman"/>
+            <w:kern w:val="0"/>
+            <w:sz w:val="22"/>
+            <w:szCs w:val="22"/>
+            <w14:ligatures w14:val="none"/>
+          </w:rPr>
+          <w:delText>over the full duration of the run from the Kuskokwim River between 2017 and 202</w:delText>
+        </w:r>
+        <w:r>
+          <w:rPr>
+            <w:rFonts w:ascii="Garamond" w:eastAsia="Times New Roman" w:hAnsi="Garamond" w:cs="Times New Roman"/>
+            <w:kern w:val="0"/>
+            <w:sz w:val="22"/>
+            <w:szCs w:val="22"/>
+            <w14:ligatures w14:val="none"/>
+          </w:rPr>
+          <w:delText xml:space="preserve">2. </w:delText>
+        </w:r>
+        <w:r>
+          <w:rPr>
+            <w:rFonts w:ascii="Garamond" w:eastAsia="Times New Roman" w:hAnsi="Garamond" w:cs="Times New Roman"/>
+            <w:kern w:val="0"/>
+            <w:sz w:val="22"/>
+            <w:szCs w:val="22"/>
+            <w14:ligatures w14:val="none"/>
+          </w:rPr>
+          <w:delText>F</w:delText>
+        </w:r>
+      </w:del>
+      <w:ins w:id="39" w:author="Daniel Schindler" w:date="2025-07-17T13:13:00Z" w16du:dateUtc="2025-07-17T21:13:00Z">
+        <w:r>
+          <w:rPr>
+            <w:rFonts w:ascii="Garamond" w:eastAsia="Times New Roman" w:hAnsi="Garamond" w:cs="Times New Roman"/>
+            <w:kern w:val="0"/>
+            <w:sz w:val="22"/>
+            <w:szCs w:val="22"/>
+            <w14:ligatures w14:val="none"/>
+          </w:rPr>
+          <w:t>f</w:t>
+        </w:r>
+      </w:ins>
+      <w:r>
+        <w:rPr>
+          <w:rFonts w:ascii="Garamond" w:eastAsia="Times New Roman" w:hAnsi="Garamond" w:cs="Times New Roman"/>
+          <w:kern w:val="0"/>
+          <w:sz w:val="22"/>
+          <w:szCs w:val="22"/>
+          <w14:ligatures w14:val="none"/>
+        </w:rPr>
+        <w:t xml:space="preserve">rom these, about 250 otoliths were </w:t>
+      </w:r>
+      <w:commentRangeStart w:id="40"/>
+      <w:r>
+        <w:rPr>
+          <w:rFonts w:ascii="Garamond" w:eastAsia="Times New Roman" w:hAnsi="Garamond" w:cs="Times New Roman"/>
+          <w:kern w:val="0"/>
+          <w:sz w:val="22"/>
+          <w:szCs w:val="22"/>
+          <w14:ligatures w14:val="none"/>
+        </w:rPr>
+        <w:t xml:space="preserve">selected </w:t>
+      </w:r>
+      <w:commentRangeEnd w:id="40"/>
+      <w:r>
+        <w:rPr>
+          <w:rStyle w:val="CommentReference"/>
+        </w:rPr>
+        <w:commentReference w:id="40"/>
+      </w:r>
+      <w:r>
+        <w:rPr>
+          <w:rFonts w:ascii="Garamond" w:eastAsia="Times New Roman" w:hAnsi="Garamond" w:cs="Times New Roman"/>
+          <w:kern w:val="0"/>
+          <w:sz w:val="22"/>
+          <w:szCs w:val="22"/>
+          <w14:ligatures w14:val="none"/>
+        </w:rPr>
+        <w:t xml:space="preserve">for </w:t>
+      </w:r>
+      <w:ins w:id="41" w:author="Daniel Schindler" w:date="2025-07-17T13:13:00Z" w16du:dateUtc="2025-07-17T21:13:00Z">
+        <w:r>
+          <w:rPr>
+            <w:rFonts w:ascii="Garamond" w:eastAsia="Times New Roman" w:hAnsi="Garamond" w:cs="Times New Roman"/>
+            <w:kern w:val="0"/>
+            <w:sz w:val="22"/>
+            <w:szCs w:val="22"/>
+            <w14:ligatures w14:val="none"/>
+          </w:rPr>
+          <w:t xml:space="preserve">microchemical </w:t>
+        </w:r>
+      </w:ins>
+      <w:r>
+        <w:rPr>
+          <w:rFonts w:ascii="Garamond" w:eastAsia="Times New Roman" w:hAnsi="Garamond" w:cs="Times New Roman"/>
+          <w:kern w:val="0"/>
+          <w:sz w:val="22"/>
+          <w:szCs w:val="22"/>
+          <w14:ligatures w14:val="none"/>
+        </w:rPr>
+        <w:t>analysis to ensure coverage across the full sampling period and to provide proportional representation relative to catch per unit effort (CPUE) throughout the run.</w:t>
+      </w:r>
+      <w:r>
+        <w:rPr>
+          <w:rFonts w:ascii="Garamond" w:hAnsi="Garamond"/>
+          <w:sz w:val="22"/>
+          <w:szCs w:val="22"/>
+        </w:rPr>
+        <w:t xml:space="preserve"> </w:t>
+      </w:r>
+    </w:p>
+    <w:p>
+      <w:pPr>
+        <w:spacing w:line="480" w:lineRule="auto"/>
+        <w:ind w:firstLine="720"/>
+        <w:rPr>
+          <w:rFonts w:ascii="Garamond" w:eastAsia="Times New Roman" w:hAnsi="Garamond" w:cs="Times New Roman"/>
+          <w:kern w:val="0"/>
+          <w:sz w:val="22"/>
+          <w:szCs w:val="22"/>
+          <w14:ligatures w14:val="none"/>
+        </w:rPr>
+      </w:pPr>
+      <w:del w:id="42" w:author="Daniel Schindler" w:date="2025-07-17T13:15:00Z" w16du:dateUtc="2025-07-17T21:15:00Z">
+        <w:r>
+          <w:rPr>
+            <w:rFonts w:ascii="Garamond" w:hAnsi="Garamond"/>
+            <w:sz w:val="22"/>
+            <w:szCs w:val="22"/>
+          </w:rPr>
+          <w:delText xml:space="preserve">Selected samples </w:delText>
+        </w:r>
+      </w:del>
+      <w:ins w:id="43" w:author="Daniel Schindler" w:date="2025-07-17T13:15:00Z" w16du:dateUtc="2025-07-17T21:15:00Z">
+        <w:r>
+          <w:rPr>
+            <w:rFonts w:ascii="Garamond" w:hAnsi="Garamond"/>
+            <w:sz w:val="22"/>
+            <w:szCs w:val="22"/>
+          </w:rPr>
+          <w:t xml:space="preserve">Otoliths </w:t>
+        </w:r>
+      </w:ins>
+      <w:r>
+        <w:rPr>
+          <w:rFonts w:ascii="Garamond" w:hAnsi="Garamond"/>
+          <w:sz w:val="22"/>
+          <w:szCs w:val="22"/>
+        </w:rPr>
+        <w:t xml:space="preserve">were </w:t>
+      </w:r>
+      <w:r>
+        <w:rPr>
+          <w:rFonts w:ascii="Garamond" w:eastAsia="Times New Roman" w:hAnsi="Garamond" w:cs="Times New Roman"/>
+          <w:kern w:val="0"/>
+          <w:sz w:val="22"/>
+          <w:szCs w:val="22"/>
+          <w14:ligatures w14:val="none"/>
+        </w:rPr>
+        <w:t xml:space="preserve">sectioned </w:t>
+      </w:r>
+      <w:ins w:id="44" w:author="Daniel Schindler" w:date="2025-07-17T13:15:00Z" w16du:dateUtc="2025-07-17T21:15:00Z">
+        <w:r>
+          <w:rPr>
+            <w:rFonts w:ascii="Garamond" w:eastAsia="Times New Roman" w:hAnsi="Garamond" w:cs="Times New Roman"/>
+            <w:kern w:val="0"/>
+            <w:sz w:val="22"/>
+            <w:szCs w:val="22"/>
+            <w14:ligatures w14:val="none"/>
+          </w:rPr>
+          <w:t xml:space="preserve">with *** saw </w:t>
+        </w:r>
+      </w:ins>
+      <w:r>
+        <w:rPr>
+          <w:rFonts w:ascii="Garamond" w:eastAsia="Times New Roman" w:hAnsi="Garamond" w:cs="Times New Roman"/>
+          <w:kern w:val="0"/>
+          <w:sz w:val="22"/>
+          <w:szCs w:val="22"/>
+          <w14:ligatures w14:val="none"/>
+        </w:rPr>
+        <w:t xml:space="preserve">along the transverse plane, mounted on microscope slides, and polished to expose internal growth structures </w:t>
       </w:r>
       <w:r>
         <w:rPr>
@@ -2404,7 +3104,37 @@
           <w:highlight w:val="yellow"/>
           <w14:ligatures w14:val="none"/>
         </w:rPr>
-        <w:t>(cite).</w:t>
+        <w:t>(</w:t>
+      </w:r>
+      <w:commentRangeStart w:id="45"/>
+      <w:r>
+        <w:rPr>
+          <w:rFonts w:ascii="Garamond" w:eastAsia="Times New Roman" w:hAnsi="Garamond" w:cs="Times New Roman"/>
+          <w:kern w:val="0"/>
+          <w:sz w:val="22"/>
+          <w:szCs w:val="22"/>
+          <w:highlight w:val="yellow"/>
+          <w14:ligatures w14:val="none"/>
+        </w:rPr>
+        <w:t>cite</w:t>
+      </w:r>
+      <w:commentRangeEnd w:id="45"/>
+      <w:r>
+        <w:rPr>
+          <w:rStyle w:val="CommentReference"/>
+        </w:rPr>
+        <w:commentReference w:id="45"/>
+      </w:r>
+      <w:r>
+        <w:rPr>
+          <w:rFonts w:ascii="Garamond" w:eastAsia="Times New Roman" w:hAnsi="Garamond" w:cs="Times New Roman"/>
+          <w:kern w:val="0"/>
+          <w:sz w:val="22"/>
+          <w:szCs w:val="22"/>
+          <w:highlight w:val="yellow"/>
+          <w14:ligatures w14:val="none"/>
+        </w:rPr>
+        <w:t>).</w:t>
       </w:r>
       <w:r>
         <w:rPr>
@@ -2473,6 +3203,7 @@
           <w:szCs w:val="22"/>
           <w14:ligatures w14:val="none"/>
         </w:rPr>
+        <w:lastRenderedPageBreak/>
         <w:t xml:space="preserve">An </w:t>
       </w:r>
       <w:proofErr w:type="spellStart"/>
@@ -2701,6 +3432,7 @@
         </w:rPr>
         <w:t xml:space="preserve">. </w:t>
       </w:r>
+      <w:proofErr w:type="gramStart"/>
       <w:r>
         <w:rPr>
           <w:rFonts w:ascii="Garamond" w:eastAsia="Times New Roman" w:hAnsi="Garamond" w:cs="Times New Roman"/>
@@ -2731,6 +3463,7 @@
         </w:rPr>
         <w:t xml:space="preserve"> Sr</w:t>
       </w:r>
+      <w:proofErr w:type="gramEnd"/>
       <w:r>
         <w:rPr>
           <w:rFonts w:ascii="Garamond" w:eastAsia="Times New Roman" w:hAnsi="Garamond" w:cs="Times New Roman"/>
@@ -2782,7 +3515,107 @@
           <w:highlight w:val="yellow"/>
           <w14:ligatures w14:val="none"/>
         </w:rPr>
-        <w:t>(N= ? )</w:t>
+        <w:t>(</w:t>
+      </w:r>
+      <w:ins w:id="46" w:author="Daniel Schindler" w:date="2025-07-17T13:18:00Z" w16du:dateUtc="2025-07-17T21:18:00Z">
+        <w:r>
+          <w:rPr>
+            <w:rFonts w:ascii="Garamond" w:eastAsia="Times New Roman" w:hAnsi="Garamond" w:cs="Times New Roman"/>
+            <w:kern w:val="0"/>
+            <w:sz w:val="22"/>
+            <w:szCs w:val="22"/>
+            <w:highlight w:val="yellow"/>
+            <w14:ligatures w14:val="none"/>
+          </w:rPr>
+          <w:t xml:space="preserve">French et al. </w:t>
+        </w:r>
+      </w:ins>
+      <w:ins w:id="47" w:author="Daniel Schindler" w:date="2025-07-17T13:19:00Z" w16du:dateUtc="2025-07-17T21:19:00Z">
+        <w:r>
+          <w:rPr>
+            <w:rFonts w:ascii="Garamond" w:eastAsia="Times New Roman" w:hAnsi="Garamond" w:cs="Times New Roman"/>
+            <w:kern w:val="0"/>
+            <w:sz w:val="22"/>
+            <w:szCs w:val="22"/>
+            <w:highlight w:val="yellow"/>
+            <w14:ligatures w14:val="none"/>
+          </w:rPr>
+          <w:t>202</w:t>
+        </w:r>
+      </w:ins>
+      <w:ins w:id="48" w:author="Daniel Schindler" w:date="2025-07-17T13:23:00Z" w16du:dateUtc="2025-07-17T21:23:00Z">
+        <w:r>
+          <w:rPr>
+            <w:rFonts w:ascii="Garamond" w:eastAsia="Times New Roman" w:hAnsi="Garamond" w:cs="Times New Roman"/>
+            <w:kern w:val="0"/>
+            <w:sz w:val="22"/>
+            <w:szCs w:val="22"/>
+            <w:highlight w:val="yellow"/>
+            <w14:ligatures w14:val="none"/>
+          </w:rPr>
+          <w:t>0</w:t>
+        </w:r>
+      </w:ins>
+      <w:ins w:id="49" w:author="Daniel Schindler" w:date="2025-07-17T13:19:00Z" w16du:dateUtc="2025-07-17T21:19:00Z">
+        <w:r>
+          <w:rPr>
+            <w:rFonts w:ascii="Garamond" w:eastAsia="Times New Roman" w:hAnsi="Garamond" w:cs="Times New Roman"/>
+            <w:kern w:val="0"/>
+            <w:sz w:val="22"/>
+            <w:szCs w:val="22"/>
+            <w:highlight w:val="yellow"/>
+            <w14:ligatures w14:val="none"/>
+          </w:rPr>
+          <w:t xml:space="preserve">; </w:t>
+        </w:r>
+      </w:ins>
+      <w:r>
+        <w:rPr>
+          <w:rFonts w:ascii="Garamond" w:eastAsia="Times New Roman" w:hAnsi="Garamond" w:cs="Times New Roman"/>
+          <w:kern w:val="0"/>
+          <w:sz w:val="22"/>
+          <w:szCs w:val="22"/>
+          <w:highlight w:val="yellow"/>
+          <w14:ligatures w14:val="none"/>
+        </w:rPr>
+        <w:t xml:space="preserve">N= </w:t>
+      </w:r>
+      <w:ins w:id="50" w:author="Daniel Schindler" w:date="2025-07-17T13:20:00Z" w16du:dateUtc="2025-07-17T21:20:00Z">
+        <w:r>
+          <w:rPr>
+            <w:rFonts w:ascii="Garamond" w:eastAsia="Times New Roman" w:hAnsi="Garamond" w:cs="Times New Roman"/>
+            <w:kern w:val="0"/>
+            <w:sz w:val="22"/>
+            <w:szCs w:val="22"/>
+            <w:highlight w:val="yellow"/>
+            <w14:ligatures w14:val="none"/>
+          </w:rPr>
+          <w:t>120</w:t>
+        </w:r>
+      </w:ins>
+      <w:del w:id="51" w:author="Daniel Schindler" w:date="2025-07-17T13:19:00Z" w16du:dateUtc="2025-07-17T21:19:00Z">
+        <w:r>
+          <w:rPr>
+            <w:rFonts w:ascii="Garamond" w:eastAsia="Times New Roman" w:hAnsi="Garamond" w:cs="Times New Roman"/>
+            <w:kern w:val="0"/>
+            <w:sz w:val="22"/>
+            <w:szCs w:val="22"/>
+            <w:highlight w:val="yellow"/>
+            <w14:ligatures w14:val="none"/>
+          </w:rPr>
+          <w:delText xml:space="preserve">? </w:delText>
+        </w:r>
+      </w:del>
+      <w:r>
+        <w:rPr>
+          <w:rFonts w:ascii="Garamond" w:eastAsia="Times New Roman" w:hAnsi="Garamond" w:cs="Times New Roman"/>
+          <w:kern w:val="0"/>
+          <w:sz w:val="22"/>
+          <w:szCs w:val="22"/>
+          <w:highlight w:val="yellow"/>
+          <w14:ligatures w14:val="none"/>
+        </w:rPr>
+        <w:t>)</w:t>
       </w:r>
       <w:r>
         <w:rPr>
@@ -2802,7 +3635,53 @@
           <w:szCs w:val="22"/>
           <w14:ligatures w14:val="none"/>
         </w:rPr>
-        <w:t xml:space="preserve">collected throughout both river basins (Supp. 1) and modeled </w:t>
+        <w:t xml:space="preserve">collected throughout </w:t>
+      </w:r>
+      <w:del w:id="52" w:author="Daniel Schindler" w:date="2025-07-17T13:20:00Z" w16du:dateUtc="2025-07-17T21:20:00Z">
+        <w:r>
+          <w:rPr>
+            <w:rFonts w:ascii="Garamond" w:eastAsia="Times New Roman" w:hAnsi="Garamond" w:cs="Times New Roman"/>
+            <w:kern w:val="0"/>
+            <w:sz w:val="22"/>
+            <w:szCs w:val="22"/>
+            <w14:ligatures w14:val="none"/>
+          </w:rPr>
+          <w:delText>both river basins</w:delText>
+        </w:r>
+      </w:del>
+      <w:ins w:id="53" w:author="Daniel Schindler" w:date="2025-07-17T13:20:00Z" w16du:dateUtc="2025-07-17T21:20:00Z">
+        <w:r>
+          <w:rPr>
+            <w:rFonts w:ascii="Garamond" w:eastAsia="Times New Roman" w:hAnsi="Garamond" w:cs="Times New Roman"/>
+            <w:kern w:val="0"/>
+            <w:sz w:val="22"/>
+            <w:szCs w:val="22"/>
+            <w14:ligatures w14:val="none"/>
+          </w:rPr>
+          <w:t xml:space="preserve">the Kuskokwim River </w:t>
+        </w:r>
+      </w:ins>
+      <w:ins w:id="54" w:author="Daniel Schindler" w:date="2025-07-17T13:21:00Z" w16du:dateUtc="2025-07-17T21:21:00Z">
+        <w:r>
+          <w:rPr>
+            <w:rFonts w:ascii="Garamond" w:eastAsia="Times New Roman" w:hAnsi="Garamond" w:cs="Times New Roman"/>
+            <w:kern w:val="0"/>
+            <w:sz w:val="22"/>
+            <w:szCs w:val="22"/>
+            <w14:ligatures w14:val="none"/>
+          </w:rPr>
+          <w:t>basin</w:t>
+        </w:r>
+      </w:ins>
+      <w:r>
+        <w:rPr>
+          <w:rFonts w:ascii="Garamond" w:eastAsia="Times New Roman" w:hAnsi="Garamond" w:cs="Times New Roman"/>
+          <w:kern w:val="0"/>
+          <w:sz w:val="22"/>
+          <w:szCs w:val="22"/>
+          <w14:ligatures w14:val="none"/>
+        </w:rPr>
+        <w:t xml:space="preserve"> (Supp. 1) and modeled </w:t>
       </w:r>
       <w:r>
         <w:rPr>
@@ -2832,7 +3711,53 @@
           <w:szCs w:val="22"/>
           <w14:ligatures w14:val="none"/>
         </w:rPr>
-        <w:t xml:space="preserve"> using the STARRS package in R (add more). This approach considered </w:t>
+        <w:t xml:space="preserve"> using the STARRS package in R (</w:t>
+      </w:r>
+      <w:ins w:id="55" w:author="Daniel Schindler" w:date="2025-07-17T13:21:00Z" w16du:dateUtc="2025-07-17T21:21:00Z">
+        <w:r>
+          <w:rPr>
+            <w:rFonts w:ascii="Garamond" w:eastAsia="Times New Roman" w:hAnsi="Garamond" w:cs="Times New Roman"/>
+            <w:kern w:val="0"/>
+            <w:sz w:val="22"/>
+            <w:szCs w:val="22"/>
+            <w14:ligatures w14:val="none"/>
+          </w:rPr>
+          <w:t>French et al. 202</w:t>
+        </w:r>
+      </w:ins>
+      <w:ins w:id="56" w:author="Daniel Schindler" w:date="2025-07-17T13:23:00Z" w16du:dateUtc="2025-07-17T21:23:00Z">
+        <w:r>
+          <w:rPr>
+            <w:rFonts w:ascii="Garamond" w:eastAsia="Times New Roman" w:hAnsi="Garamond" w:cs="Times New Roman"/>
+            <w:kern w:val="0"/>
+            <w:sz w:val="22"/>
+            <w:szCs w:val="22"/>
+            <w14:ligatures w14:val="none"/>
+          </w:rPr>
+          <w:t>0</w:t>
+        </w:r>
+      </w:ins>
+      <w:del w:id="57" w:author="Daniel Schindler" w:date="2025-07-17T13:21:00Z" w16du:dateUtc="2025-07-17T21:21:00Z">
+        <w:r>
+          <w:rPr>
+            <w:rFonts w:ascii="Garamond" w:eastAsia="Times New Roman" w:hAnsi="Garamond" w:cs="Times New Roman"/>
+            <w:kern w:val="0"/>
+            <w:sz w:val="22"/>
+            <w:szCs w:val="22"/>
+            <w14:ligatures w14:val="none"/>
+          </w:rPr>
+          <w:delText>add more</w:delText>
+        </w:r>
+      </w:del>
+      <w:r>
+        <w:rPr>
+          <w:rFonts w:ascii="Garamond" w:eastAsia="Times New Roman" w:hAnsi="Garamond" w:cs="Times New Roman"/>
+          <w:kern w:val="0"/>
+          <w:sz w:val="22"/>
+          <w:szCs w:val="22"/>
+          <w14:ligatures w14:val="none"/>
+        </w:rPr>
+        <w:t xml:space="preserve">). This approach considered </w:t>
       </w:r>
       <w:r>
         <w:rPr>
@@ -3013,16 +3938,55 @@
           <w:sz w:val="22"/>
           <w:szCs w:val="22"/>
         </w:rPr>
-        <w:t xml:space="preserve">To prevent over-assignment to tributaries with exceptionally low prediction error, minimum error values were constrained to 0.0006. This threshold was </w:t>
-      </w:r>
+        <w:t>To prevent over-assignment to tributaries with exceptionally low prediction error</w:t>
+      </w:r>
+      <w:ins w:id="58" w:author="Daniel Schindler" w:date="2025-07-17T13:21:00Z" w16du:dateUtc="2025-07-17T21:21:00Z">
+        <w:r>
+          <w:rPr>
+            <w:rFonts w:ascii="Garamond" w:hAnsi="Garamond" w:cs="Times New Roman"/>
+            <w:sz w:val="22"/>
+            <w:szCs w:val="22"/>
+          </w:rPr>
+          <w:t xml:space="preserve"> (this was in one of Sean’s papers, can’t remember which one</w:t>
+        </w:r>
+      </w:ins>
+      <w:ins w:id="59" w:author="Daniel Schindler" w:date="2025-07-17T13:24:00Z" w16du:dateUtc="2025-07-17T21:24:00Z">
+        <w:r>
+          <w:rPr>
+            <w:rFonts w:ascii="Garamond" w:hAnsi="Garamond" w:cs="Times New Roman"/>
+            <w:sz w:val="22"/>
+            <w:szCs w:val="22"/>
+          </w:rPr>
+          <w:t>, I think Brenna</w:t>
+        </w:r>
+      </w:ins>
+      <w:ins w:id="60" w:author="Daniel Schindler" w:date="2025-07-17T13:25:00Z" w16du:dateUtc="2025-07-17T21:25:00Z">
+        <w:r>
+          <w:rPr>
+            <w:rFonts w:ascii="Garamond" w:hAnsi="Garamond" w:cs="Times New Roman"/>
+            <w:sz w:val="22"/>
+            <w:szCs w:val="22"/>
+          </w:rPr>
+          <w:t>n and Schindler 2017</w:t>
+        </w:r>
+      </w:ins>
+      <w:ins w:id="61" w:author="Daniel Schindler" w:date="2025-07-17T13:21:00Z" w16du:dateUtc="2025-07-17T21:21:00Z">
+        <w:r>
+          <w:rPr>
+            <w:rFonts w:ascii="Garamond" w:hAnsi="Garamond" w:cs="Times New Roman"/>
+            <w:sz w:val="22"/>
+            <w:szCs w:val="22"/>
+          </w:rPr>
+          <w:t>)</w:t>
+        </w:r>
+      </w:ins>
       <w:r>
         <w:rPr>
           <w:rFonts w:ascii="Garamond" w:hAnsi="Garamond" w:cs="Times New Roman"/>
           <w:sz w:val="22"/>
           <w:szCs w:val="22"/>
         </w:rPr>
-        <w:lastRenderedPageBreak/>
-        <w:t>selected through systematic evaluation to minimize assignments driven primarily by uncertainty differences rather than isotopic similarity, while preserving broad-scale production patterns across the basin</w:t>
+        <w:t>, minimum error values were constrained to 0.0006. This threshold was selected through systematic evaluation to minimize assignments driven primarily by uncertainty differences rather than isotopic similarity, while preserving broad-scale production patterns across the basin</w:t>
       </w:r>
     </w:p>
     <w:p>
@@ -3254,21 +4218,47 @@
         </w:rPr>
         <w:t xml:space="preserve"> </w:t>
       </w:r>
-      <w:commentRangeStart w:id="1"/>
+      <w:commentRangeStart w:id="62"/>
+      <w:commentRangeStart w:id="63"/>
       <w:r>
         <w:rPr>
           <w:rFonts w:ascii="Garamond" w:hAnsi="Garamond" w:cstheme="majorHAnsi"/>
           <w:sz w:val="22"/>
           <w:szCs w:val="22"/>
         </w:rPr>
-        <w:t xml:space="preserve">prediction error. </w:t>
-      </w:r>
-      <w:commentRangeEnd w:id="1"/>
+        <w:t>prediction error</w:t>
+      </w:r>
+      <w:ins w:id="64" w:author="Daniel Schindler" w:date="2025-07-17T13:25:00Z" w16du:dateUtc="2025-07-17T21:25:00Z">
+        <w:r>
+          <w:rPr>
+            <w:rFonts w:ascii="Garamond" w:hAnsi="Garamond" w:cstheme="majorHAnsi"/>
+            <w:sz w:val="22"/>
+            <w:szCs w:val="22"/>
+          </w:rPr>
+          <w:t>s</w:t>
+        </w:r>
+      </w:ins>
+      <w:r>
+        <w:rPr>
+          <w:rFonts w:ascii="Garamond" w:hAnsi="Garamond" w:cstheme="majorHAnsi"/>
+          <w:sz w:val="22"/>
+          <w:szCs w:val="22"/>
+        </w:rPr>
+        <w:t xml:space="preserve">. </w:t>
+      </w:r>
+      <w:commentRangeEnd w:id="62"/>
       <w:r>
         <w:rPr>
           <w:rStyle w:val="CommentReference"/>
         </w:rPr>
-        <w:commentReference w:id="1"/>
+        <w:commentReference w:id="62"/>
+      </w:r>
+      <w:commentRangeEnd w:id="63"/>
+      <w:r>
+        <w:rPr>
+          <w:rStyle w:val="CommentReference"/>
+        </w:rPr>
+        <w:commentReference w:id="63"/>
       </w:r>
       <w:r>
         <w:rPr>
@@ -3558,6 +4548,7 @@
               <w:sz w:val="18"/>
               <w:szCs w:val="18"/>
             </w:rPr>
+            <w:lastRenderedPageBreak/>
             <m:t>P</m:t>
           </m:r>
           <m:d>
@@ -4074,7 +5065,35 @@
           <w:sz w:val="22"/>
           <w:szCs w:val="22"/>
         </w:rPr>
-        <w:t xml:space="preserve"> reflecting Chinook Salmon’s known preference for spawning in larger streams</w:t>
+        <w:t xml:space="preserve"> reflecting Chinook </w:t>
+      </w:r>
+      <w:ins w:id="65" w:author="Daniel Schindler" w:date="2025-07-17T13:26:00Z" w16du:dateUtc="2025-07-17T21:26:00Z">
+        <w:r>
+          <w:rPr>
+            <w:rFonts w:ascii="Garamond" w:hAnsi="Garamond"/>
+            <w:sz w:val="22"/>
+            <w:szCs w:val="22"/>
+          </w:rPr>
+          <w:t>s</w:t>
+        </w:r>
+      </w:ins>
+      <w:del w:id="66" w:author="Daniel Schindler" w:date="2025-07-17T13:26:00Z" w16du:dateUtc="2025-07-17T21:26:00Z">
+        <w:r>
+          <w:rPr>
+            <w:rFonts w:ascii="Garamond" w:hAnsi="Garamond"/>
+            <w:sz w:val="22"/>
+            <w:szCs w:val="22"/>
+          </w:rPr>
+          <w:delText>S</w:delText>
+        </w:r>
+      </w:del>
+      <w:r>
+        <w:rPr>
+          <w:rFonts w:ascii="Garamond" w:hAnsi="Garamond"/>
+          <w:sz w:val="22"/>
+          <w:szCs w:val="22"/>
+        </w:rPr>
+        <w:t>almon’s known preference for spawning in larger streams</w:t>
       </w:r>
       <w:r>
         <w:rPr>
@@ -4084,14 +5103,43 @@
         </w:rPr>
         <w:t xml:space="preserve"> </w:t>
       </w:r>
-      <w:commentRangeStart w:id="2"/>
-      <w:r>
-        <w:rPr>
-          <w:rFonts w:ascii="Garamond" w:hAnsi="Garamond"/>
-          <w:sz w:val="22"/>
-          <w:szCs w:val="22"/>
-        </w:rPr>
-        <w:t>(cite)</w:t>
+      <w:commentRangeStart w:id="67"/>
+      <w:commentRangeStart w:id="68"/>
+      <w:r>
+        <w:rPr>
+          <w:rFonts w:ascii="Garamond" w:hAnsi="Garamond"/>
+          <w:sz w:val="22"/>
+          <w:szCs w:val="22"/>
+        </w:rPr>
+        <w:t>(</w:t>
+      </w:r>
+      <w:del w:id="69" w:author="Daniel Schindler" w:date="2025-07-17T13:26:00Z" w16du:dateUtc="2025-07-17T21:26:00Z">
+        <w:r>
+          <w:rPr>
+            <w:rFonts w:ascii="Garamond" w:hAnsi="Garamond"/>
+            <w:sz w:val="22"/>
+            <w:szCs w:val="22"/>
+          </w:rPr>
+          <w:delText>cite</w:delText>
+        </w:r>
+      </w:del>
+      <w:ins w:id="70" w:author="Daniel Schindler" w:date="2025-07-17T13:26:00Z" w16du:dateUtc="2025-07-17T21:26:00Z">
+        <w:r>
+          <w:rPr>
+            <w:rFonts w:ascii="Garamond" w:hAnsi="Garamond"/>
+            <w:sz w:val="22"/>
+            <w:szCs w:val="22"/>
+          </w:rPr>
+          <w:t>Quinn book</w:t>
+        </w:r>
+      </w:ins>
+      <w:r>
+        <w:rPr>
+          <w:rFonts w:ascii="Garamond" w:hAnsi="Garamond"/>
+          <w:sz w:val="22"/>
+          <w:szCs w:val="22"/>
+        </w:rPr>
+        <w:t>)</w:t>
       </w:r>
       <w:r>
         <w:rPr>
@@ -4101,12 +5149,19 @@
         </w:rPr>
         <w:t xml:space="preserve">. </w:t>
       </w:r>
-      <w:commentRangeEnd w:id="2"/>
+      <w:commentRangeEnd w:id="67"/>
       <w:r>
         <w:rPr>
           <w:rStyle w:val="CommentReference"/>
         </w:rPr>
-        <w:commentReference w:id="2"/>
+        <w:commentReference w:id="67"/>
+      </w:r>
+      <w:commentRangeEnd w:id="68"/>
+      <w:r>
+        <w:rPr>
+          <w:rStyle w:val="CommentReference"/>
+        </w:rPr>
+        <w:commentReference w:id="68"/>
       </w:r>
       <w:r>
         <w:rPr>
@@ -4219,7 +5274,6 @@
           <w:szCs w:val="22"/>
           <w14:ligatures w14:val="none"/>
         </w:rPr>
-        <w:lastRenderedPageBreak/>
         <w:t>spawning Chinook</w:t>
       </w:r>
       <w:r>
@@ -4240,9 +5294,44 @@
           <w:szCs w:val="22"/>
           <w14:ligatures w14:val="none"/>
         </w:rPr>
-        <w:t xml:space="preserve">. Finally, data was included on observed locations of spawning chinook presence derived from USGS Arctic-Yukon-Kuskokwim (AYK) Chinook Salmon Intrinsic potential mapping. </w:t>
-      </w:r>
-      <w:commentRangeStart w:id="3"/>
+        <w:t xml:space="preserve">. Finally, data was included on observed locations of spawning </w:t>
+      </w:r>
+      <w:ins w:id="71" w:author="Daniel Schindler" w:date="2025-07-17T13:27:00Z" w16du:dateUtc="2025-07-17T21:27:00Z">
+        <w:r>
+          <w:rPr>
+            <w:rFonts w:ascii="Garamond" w:eastAsia="Times New Roman" w:hAnsi="Garamond" w:cs="Times New Roman"/>
+            <w:kern w:val="0"/>
+            <w:sz w:val="22"/>
+            <w:szCs w:val="22"/>
+            <w14:ligatures w14:val="none"/>
+          </w:rPr>
+          <w:t>C</w:t>
+        </w:r>
+      </w:ins>
+      <w:del w:id="72" w:author="Daniel Schindler" w:date="2025-07-17T13:27:00Z" w16du:dateUtc="2025-07-17T21:27:00Z">
+        <w:r>
+          <w:rPr>
+            <w:rFonts w:ascii="Garamond" w:eastAsia="Times New Roman" w:hAnsi="Garamond" w:cs="Times New Roman"/>
+            <w:kern w:val="0"/>
+            <w:sz w:val="22"/>
+            <w:szCs w:val="22"/>
+            <w14:ligatures w14:val="none"/>
+          </w:rPr>
+          <w:delText>c</w:delText>
+        </w:r>
+      </w:del>
+      <w:r>
+        <w:rPr>
+          <w:rFonts w:ascii="Garamond" w:eastAsia="Times New Roman" w:hAnsi="Garamond" w:cs="Times New Roman"/>
+          <w:kern w:val="0"/>
+          <w:sz w:val="22"/>
+          <w:szCs w:val="22"/>
+          <w14:ligatures w14:val="none"/>
+        </w:rPr>
+        <w:t xml:space="preserve">hinook presence derived from USGS Arctic-Yukon-Kuskokwim (AYK) Chinook Salmon Intrinsic potential mapping. </w:t>
+      </w:r>
+      <w:commentRangeStart w:id="73"/>
+      <w:commentRangeStart w:id="74"/>
       <w:r>
         <w:rPr>
           <w:rFonts w:ascii="Garamond" w:eastAsia="Times New Roman" w:hAnsi="Garamond" w:cs="Times New Roman"/>
@@ -4334,12 +5423,19 @@
         </w:rPr>
         <w:t xml:space="preserve"> </w:t>
       </w:r>
-      <w:commentRangeEnd w:id="3"/>
+      <w:commentRangeEnd w:id="73"/>
       <w:r>
         <w:rPr>
           <w:rStyle w:val="CommentReference"/>
         </w:rPr>
-        <w:commentReference w:id="3"/>
+        <w:commentReference w:id="73"/>
+      </w:r>
+      <w:commentRangeEnd w:id="74"/>
+      <w:r>
+        <w:rPr>
+          <w:rStyle w:val="CommentReference"/>
+        </w:rPr>
+        <w:commentReference w:id="74"/>
       </w:r>
       <w:r>
         <w:rPr>
@@ -4426,33 +5522,43 @@
           <w:sz w:val="22"/>
           <w:szCs w:val="22"/>
         </w:rPr>
-        <w:t xml:space="preserve"> to prevent low-probability assignments from confounding spatial patterns. Estimates were produced for predefined temporal quartiles based on capture date: Q1 (run start through June 11), Q2 (June 12-21), Q3 (June 22-July 1), and Q4 (July 2 onward</w:t>
-      </w:r>
-      <w:proofErr w:type="gramStart"/>
-      <w:r>
-        <w:rPr>
-          <w:rFonts w:ascii="Garamond" w:hAnsi="Garamond"/>
-          <w:sz w:val="22"/>
-          <w:szCs w:val="22"/>
-        </w:rPr>
-        <w:t>).</w:t>
-      </w:r>
-      <w:r>
-        <w:rPr>
-          <w:rFonts w:ascii="Garamond" w:hAnsi="Garamond"/>
-          <w:sz w:val="22"/>
-          <w:szCs w:val="22"/>
-        </w:rPr>
-        <w:t>These</w:t>
-      </w:r>
-      <w:proofErr w:type="gramEnd"/>
-      <w:r>
-        <w:rPr>
-          <w:rFonts w:ascii="Garamond" w:hAnsi="Garamond"/>
-          <w:sz w:val="22"/>
-          <w:szCs w:val="22"/>
-        </w:rPr>
-        <w:t xml:space="preserve"> dates were chosen to roughly split the full run into </w:t>
+        <w:t xml:space="preserve"> to prevent low-probability assignments from confounding spatial patterns. Estimates were produced for predefined temporal quartiles </w:t>
+      </w:r>
+      <w:ins w:id="75" w:author="Daniel Schindler" w:date="2025-07-17T13:28:00Z" w16du:dateUtc="2025-07-17T21:28:00Z">
+        <w:r>
+          <w:rPr>
+            <w:rFonts w:ascii="Garamond" w:hAnsi="Garamond"/>
+            <w:sz w:val="22"/>
+            <w:szCs w:val="22"/>
+          </w:rPr>
+          <w:t xml:space="preserve">of the salmon migration season </w:t>
+        </w:r>
+      </w:ins>
+      <w:r>
+        <w:rPr>
+          <w:rFonts w:ascii="Garamond" w:hAnsi="Garamond"/>
+          <w:sz w:val="22"/>
+          <w:szCs w:val="22"/>
+        </w:rPr>
+        <w:t>based on capture date: Q1 (run start through June 11), Q2 (June 12-21), Q3 (June 22-July 1), and Q4 (July 2 onward).</w:t>
+      </w:r>
+      <w:ins w:id="76" w:author="Daniel Schindler" w:date="2025-07-17T13:30:00Z" w16du:dateUtc="2025-07-17T21:30:00Z">
+        <w:r>
+          <w:rPr>
+            <w:rFonts w:ascii="Garamond" w:hAnsi="Garamond"/>
+            <w:sz w:val="22"/>
+            <w:szCs w:val="22"/>
+          </w:rPr>
+          <w:t xml:space="preserve"> </w:t>
+        </w:r>
+      </w:ins>
+      <w:r>
+        <w:rPr>
+          <w:rFonts w:ascii="Garamond" w:hAnsi="Garamond"/>
+          <w:sz w:val="22"/>
+          <w:szCs w:val="22"/>
+        </w:rPr>
+        <w:t xml:space="preserve">These dates were chosen to roughly split the full run into </w:t>
       </w:r>
       <w:r>
         <w:rPr>
@@ -4502,6 +5608,45 @@
         </w:rPr>
         <w:t xml:space="preserve">. </w:t>
       </w:r>
+      <w:ins w:id="77" w:author="Daniel Schindler" w:date="2025-07-17T13:29:00Z" w16du:dateUtc="2025-07-17T21:29:00Z">
+        <w:r>
+          <w:rPr>
+            <w:rFonts w:ascii="Garamond" w:hAnsi="Garamond"/>
+            <w:sz w:val="22"/>
+            <w:szCs w:val="22"/>
+          </w:rPr>
+          <w:t xml:space="preserve">The June 11 date was chosen specifically to </w:t>
+        </w:r>
+        <w:r>
+          <w:rPr>
+            <w:rFonts w:ascii="Garamond" w:hAnsi="Garamond"/>
+            <w:sz w:val="22"/>
+            <w:szCs w:val="22"/>
+          </w:rPr>
+          <w:lastRenderedPageBreak/>
+          <w:t xml:space="preserve">match the end of the ‘front end closure’ of the subsistence fishery </w:t>
+        </w:r>
+      </w:ins>
+      <w:ins w:id="78" w:author="Daniel Schindler" w:date="2025-07-17T13:30:00Z" w16du:dateUtc="2025-07-17T21:30:00Z">
+        <w:r>
+          <w:rPr>
+            <w:rFonts w:ascii="Garamond" w:hAnsi="Garamond"/>
+            <w:sz w:val="22"/>
+            <w:szCs w:val="22"/>
+          </w:rPr>
+          <w:t xml:space="preserve">corresponding to the first quartile of the run, </w:t>
+        </w:r>
+      </w:ins>
+      <w:ins w:id="79" w:author="Daniel Schindler" w:date="2025-07-17T13:29:00Z" w16du:dateUtc="2025-07-17T21:29:00Z">
+        <w:r>
+          <w:rPr>
+            <w:rFonts w:ascii="Garamond" w:hAnsi="Garamond"/>
+            <w:sz w:val="22"/>
+            <w:szCs w:val="22"/>
+          </w:rPr>
+          <w:t xml:space="preserve">which has been implemented for over a decade. </w:t>
+        </w:r>
+      </w:ins>
       <w:r>
         <w:rPr>
           <w:rFonts w:ascii="Garamond" w:hAnsi="Garamond"/>
@@ -4540,7 +5685,35 @@
           <w:sz w:val="22"/>
           <w:szCs w:val="22"/>
         </w:rPr>
-        <w:t xml:space="preserve"> varies </w:t>
+        <w:t xml:space="preserve"> varie</w:t>
+      </w:r>
+      <w:ins w:id="80" w:author="Daniel Schindler" w:date="2025-07-17T13:29:00Z" w16du:dateUtc="2025-07-17T21:29:00Z">
+        <w:r>
+          <w:rPr>
+            <w:rFonts w:ascii="Garamond" w:hAnsi="Garamond"/>
+            <w:sz w:val="22"/>
+            <w:szCs w:val="22"/>
+          </w:rPr>
+          <w:t>d</w:t>
+        </w:r>
+      </w:ins>
+      <w:del w:id="81" w:author="Daniel Schindler" w:date="2025-07-17T13:29:00Z" w16du:dateUtc="2025-07-17T21:29:00Z">
+        <w:r>
+          <w:rPr>
+            <w:rFonts w:ascii="Garamond" w:hAnsi="Garamond"/>
+            <w:sz w:val="22"/>
+            <w:szCs w:val="22"/>
+          </w:rPr>
+          <w:delText>s</w:delText>
+        </w:r>
+      </w:del>
+      <w:r>
+        <w:rPr>
+          <w:rFonts w:ascii="Garamond" w:hAnsi="Garamond"/>
+          <w:sz w:val="22"/>
+          <w:szCs w:val="22"/>
+        </w:rPr>
+        <w:t xml:space="preserve"> </w:t>
       </w:r>
       <w:r>
         <w:rPr>
@@ -4607,23 +5780,95 @@
           <w:sz w:val="22"/>
           <w:szCs w:val="22"/>
         </w:rPr>
-        <w:t>Twenty-one management units were defined to aggregate tributary-level estimates into units relevant to current management practices (Figure 2). Management units of interest to the Alaska Department of Fish and Game were identified by</w:t>
-      </w:r>
-      <w:r>
-        <w:rPr>
-          <w:rFonts w:ascii="Garamond" w:hAnsi="Garamond"/>
-          <w:sz w:val="22"/>
-          <w:szCs w:val="22"/>
-        </w:rPr>
-        <w:t xml:space="preserve"> ____</w:t>
-      </w:r>
-      <w:r>
-        <w:rPr>
-          <w:rFonts w:ascii="Garamond" w:hAnsi="Garamond"/>
-          <w:sz w:val="22"/>
-          <w:szCs w:val="22"/>
-        </w:rPr>
-        <w:t>], with all upstream segments from the most downstream point of each tributary assigned to common management identifiers. Remaining basin areas were manually grouped into units of comparable size to ensure complete basin coverage.</w:t>
+        <w:t xml:space="preserve">Twenty-one management units were defined to aggregate tributary-level estimates into units relevant to current management practices (Figure 2). Management units of interest to the Alaska Department of Fish </w:t>
+      </w:r>
+      <w:del w:id="82" w:author="Daniel Schindler" w:date="2025-07-17T13:30:00Z" w16du:dateUtc="2025-07-17T21:30:00Z">
+        <w:r>
+          <w:rPr>
+            <w:rFonts w:ascii="Garamond" w:hAnsi="Garamond"/>
+            <w:sz w:val="22"/>
+            <w:szCs w:val="22"/>
+          </w:rPr>
+          <w:delText xml:space="preserve">and </w:delText>
+        </w:r>
+      </w:del>
+      <w:ins w:id="83" w:author="Daniel Schindler" w:date="2025-07-17T13:30:00Z" w16du:dateUtc="2025-07-17T21:30:00Z">
+        <w:r>
+          <w:rPr>
+            <w:rFonts w:ascii="Garamond" w:hAnsi="Garamond"/>
+            <w:sz w:val="22"/>
+            <w:szCs w:val="22"/>
+          </w:rPr>
+          <w:t>&amp;</w:t>
+        </w:r>
+        <w:r>
+          <w:rPr>
+            <w:rFonts w:ascii="Garamond" w:hAnsi="Garamond"/>
+            <w:sz w:val="22"/>
+            <w:szCs w:val="22"/>
+          </w:rPr>
+          <w:t xml:space="preserve"> </w:t>
+        </w:r>
+      </w:ins>
+      <w:r>
+        <w:rPr>
+          <w:rFonts w:ascii="Garamond" w:hAnsi="Garamond"/>
+          <w:sz w:val="22"/>
+          <w:szCs w:val="22"/>
+        </w:rPr>
+        <w:t>Game were identified by</w:t>
+      </w:r>
+      <w:r>
+        <w:rPr>
+          <w:rFonts w:ascii="Garamond" w:hAnsi="Garamond"/>
+          <w:sz w:val="22"/>
+          <w:szCs w:val="22"/>
+        </w:rPr>
+        <w:t xml:space="preserve"> </w:t>
+      </w:r>
+      <w:del w:id="84" w:author="Daniel Schindler" w:date="2025-07-17T13:31:00Z" w16du:dateUtc="2025-07-17T21:31:00Z">
+        <w:r>
+          <w:rPr>
+            <w:rFonts w:ascii="Garamond" w:hAnsi="Garamond"/>
+            <w:sz w:val="22"/>
+            <w:szCs w:val="22"/>
+          </w:rPr>
+          <w:delText>____</w:delText>
+        </w:r>
+        <w:r>
+          <w:rPr>
+            <w:rFonts w:ascii="Garamond" w:hAnsi="Garamond"/>
+            <w:sz w:val="22"/>
+            <w:szCs w:val="22"/>
+          </w:rPr>
+          <w:delText xml:space="preserve">], </w:delText>
+        </w:r>
+      </w:del>
+      <w:ins w:id="85" w:author="Daniel Schindler" w:date="2025-07-17T13:31:00Z" w16du:dateUtc="2025-07-17T21:31:00Z">
+        <w:r>
+          <w:rPr>
+            <w:rFonts w:ascii="Garamond" w:hAnsi="Garamond"/>
+            <w:sz w:val="22"/>
+            <w:szCs w:val="22"/>
+          </w:rPr>
+          <w:t>(Liller reference?)</w:t>
+        </w:r>
+        <w:r>
+          <w:rPr>
+            <w:rFonts w:ascii="Garamond" w:hAnsi="Garamond"/>
+            <w:sz w:val="22"/>
+            <w:szCs w:val="22"/>
+          </w:rPr>
+          <w:t xml:space="preserve"> </w:t>
+        </w:r>
+      </w:ins>
+      <w:r>
+        <w:rPr>
+          <w:rFonts w:ascii="Garamond" w:hAnsi="Garamond"/>
+          <w:sz w:val="22"/>
+          <w:szCs w:val="22"/>
+        </w:rPr>
+        <w:t>with all upstream segments from the most downstream point of each tributary assigned to common management identifiers. Remaining basin areas were manually grouped into units of comparable size to ensure complete basin coverage.</w:t>
       </w:r>
     </w:p>
     <w:p>
@@ -4688,21 +5933,264 @@
         </w:rPr>
         <w:tab/>
       </w:r>
-      <w:r>
-        <w:rPr>
-          <w:rFonts w:ascii="Garamond" w:hAnsi="Garamond"/>
-          <w:sz w:val="22"/>
-          <w:szCs w:val="22"/>
-        </w:rPr>
-        <w:t>For each quartile, return estimates were normalized to sum to one across the watershed, displaying proportional contribution patterns independent of among-quartile abundance differences. Mean contributions across all years were calculated for each management unit and quartile</w:t>
-      </w:r>
-      <w:r>
-        <w:rPr>
-          <w:rFonts w:ascii="Garamond" w:hAnsi="Garamond"/>
-          <w:sz w:val="22"/>
-          <w:szCs w:val="22"/>
-        </w:rPr>
-        <w:t xml:space="preserve"> and visualized by </w:t>
+      <w:ins w:id="86" w:author="Daniel Schindler" w:date="2025-07-17T13:32:00Z" w16du:dateUtc="2025-07-17T21:32:00Z">
+        <w:r>
+          <w:rPr>
+            <w:rFonts w:ascii="Garamond" w:hAnsi="Garamond"/>
+            <w:sz w:val="22"/>
+            <w:szCs w:val="22"/>
+          </w:rPr>
+          <w:t>In each year of the study, and f</w:t>
+        </w:r>
+      </w:ins>
+      <w:del w:id="87" w:author="Daniel Schindler" w:date="2025-07-17T13:32:00Z" w16du:dateUtc="2025-07-17T21:32:00Z">
+        <w:r>
+          <w:rPr>
+            <w:rFonts w:ascii="Garamond" w:hAnsi="Garamond"/>
+            <w:sz w:val="22"/>
+            <w:szCs w:val="22"/>
+          </w:rPr>
+          <w:delText>F</w:delText>
+        </w:r>
+      </w:del>
+      <w:r>
+        <w:rPr>
+          <w:rFonts w:ascii="Garamond" w:hAnsi="Garamond"/>
+          <w:sz w:val="22"/>
+          <w:szCs w:val="22"/>
+        </w:rPr>
+        <w:t xml:space="preserve">or each </w:t>
+      </w:r>
+      <w:ins w:id="88" w:author="Daniel Schindler" w:date="2025-07-17T13:31:00Z" w16du:dateUtc="2025-07-17T21:31:00Z">
+        <w:r>
+          <w:rPr>
+            <w:rFonts w:ascii="Garamond" w:hAnsi="Garamond"/>
+            <w:sz w:val="22"/>
+            <w:szCs w:val="22"/>
+          </w:rPr>
+          <w:t>s</w:t>
+        </w:r>
+      </w:ins>
+      <w:ins w:id="89" w:author="Daniel Schindler" w:date="2025-07-17T13:32:00Z" w16du:dateUtc="2025-07-17T21:32:00Z">
+        <w:r>
+          <w:rPr>
+            <w:rFonts w:ascii="Garamond" w:hAnsi="Garamond"/>
+            <w:sz w:val="22"/>
+            <w:szCs w:val="22"/>
+          </w:rPr>
+          <w:t xml:space="preserve">easonal </w:t>
+        </w:r>
+      </w:ins>
+      <w:r>
+        <w:rPr>
+          <w:rFonts w:ascii="Garamond" w:hAnsi="Garamond"/>
+          <w:sz w:val="22"/>
+          <w:szCs w:val="22"/>
+        </w:rPr>
+        <w:t>quartile, return estimates were normalized to sum to one across the watershed, displaying proportional contribution patterns independent of among-quartile abundance differences. Mean contributions across all years were calculated for each management unit and quartile</w:t>
+      </w:r>
+      <w:r>
+        <w:rPr>
+          <w:rFonts w:ascii="Garamond" w:hAnsi="Garamond"/>
+          <w:sz w:val="22"/>
+          <w:szCs w:val="22"/>
+        </w:rPr>
+        <w:t xml:space="preserve"> and visualized by coloring all tributaries assigned to the same unit by their </w:t>
+      </w:r>
+      <w:del w:id="90" w:author="Daniel Schindler" w:date="2025-07-17T13:32:00Z" w16du:dateUtc="2025-07-17T21:32:00Z">
+        <w:r>
+          <w:rPr>
+            <w:rFonts w:ascii="Garamond" w:hAnsi="Garamond"/>
+            <w:sz w:val="22"/>
+            <w:szCs w:val="22"/>
+          </w:rPr>
+          <w:delText xml:space="preserve">relative </w:delText>
+        </w:r>
+      </w:del>
+      <w:ins w:id="91" w:author="Daniel Schindler" w:date="2025-07-17T13:32:00Z" w16du:dateUtc="2025-07-17T21:32:00Z">
+        <w:r>
+          <w:rPr>
+            <w:rFonts w:ascii="Garamond" w:hAnsi="Garamond"/>
+            <w:sz w:val="22"/>
+            <w:szCs w:val="22"/>
+          </w:rPr>
+          <w:t xml:space="preserve">proportional </w:t>
+        </w:r>
+      </w:ins>
+      <w:r>
+        <w:rPr>
+          <w:rFonts w:ascii="Garamond" w:hAnsi="Garamond"/>
+          <w:sz w:val="22"/>
+          <w:szCs w:val="22"/>
+        </w:rPr>
+        <w:t>contribution (Figure x). Corresponding b</w:t>
+      </w:r>
+      <w:r>
+        <w:rPr>
+          <w:rFonts w:ascii="Garamond" w:hAnsi="Garamond"/>
+          <w:sz w:val="22"/>
+          <w:szCs w:val="22"/>
+        </w:rPr>
+        <w:t xml:space="preserve">oxplots </w:t>
+      </w:r>
+      <w:r>
+        <w:rPr>
+          <w:rFonts w:ascii="Garamond" w:hAnsi="Garamond"/>
+          <w:sz w:val="22"/>
+          <w:szCs w:val="22"/>
+        </w:rPr>
+        <w:t xml:space="preserve">for each quartile </w:t>
+      </w:r>
+      <w:r>
+        <w:rPr>
+          <w:rFonts w:ascii="Garamond" w:hAnsi="Garamond"/>
+          <w:sz w:val="22"/>
+          <w:szCs w:val="22"/>
+        </w:rPr>
+        <w:t>illustrat</w:t>
+      </w:r>
+      <w:r>
+        <w:rPr>
+          <w:rFonts w:ascii="Garamond" w:hAnsi="Garamond"/>
+          <w:sz w:val="22"/>
+          <w:szCs w:val="22"/>
+        </w:rPr>
+        <w:t>e</w:t>
+      </w:r>
+      <w:r>
+        <w:rPr>
+          <w:rFonts w:ascii="Garamond" w:hAnsi="Garamond"/>
+          <w:sz w:val="22"/>
+          <w:szCs w:val="22"/>
+        </w:rPr>
+        <w:t xml:space="preserve"> temporal variability in contribution patterns, ordered from upstream to downstream locations.</w:t>
+      </w:r>
+      <w:r>
+        <w:rPr>
+          <w:rFonts w:ascii="Garamond" w:hAnsi="Garamond"/>
+          <w:sz w:val="22"/>
+          <w:szCs w:val="22"/>
+        </w:rPr>
+        <w:t xml:space="preserve"> </w:t>
+      </w:r>
+      <w:r>
+        <w:rPr>
+          <w:rFonts w:ascii="Garamond" w:hAnsi="Garamond"/>
+          <w:sz w:val="22"/>
+          <w:szCs w:val="22"/>
+        </w:rPr>
+        <w:t xml:space="preserve">Cumulative distribution functions were produced by </w:t>
+      </w:r>
+      <w:proofErr w:type="spellStart"/>
+      <w:r>
+        <w:rPr>
+          <w:rFonts w:ascii="Garamond" w:hAnsi="Garamond"/>
+          <w:sz w:val="22"/>
+          <w:szCs w:val="22"/>
+        </w:rPr>
+        <w:t>subsetting</w:t>
+      </w:r>
+      <w:proofErr w:type="spellEnd"/>
+      <w:r>
+        <w:rPr>
+          <w:rFonts w:ascii="Garamond" w:hAnsi="Garamond"/>
+          <w:sz w:val="22"/>
+          <w:szCs w:val="22"/>
+        </w:rPr>
+        <w:t xml:space="preserve"> the full dataset into every third day</w:t>
+      </w:r>
+      <w:r>
+        <w:rPr>
+          <w:rFonts w:ascii="Garamond" w:hAnsi="Garamond"/>
+          <w:sz w:val="22"/>
+          <w:szCs w:val="22"/>
+        </w:rPr>
+        <w:t xml:space="preserve">. From each subset total summed estimates of production for each tributary </w:t>
+      </w:r>
+      <w:proofErr w:type="gramStart"/>
+      <w:r>
+        <w:rPr>
+          <w:rFonts w:ascii="Garamond" w:hAnsi="Garamond"/>
+          <w:sz w:val="22"/>
+          <w:szCs w:val="22"/>
+        </w:rPr>
+        <w:t>was</w:t>
+      </w:r>
+      <w:proofErr w:type="gramEnd"/>
+      <w:r>
+        <w:rPr>
+          <w:rFonts w:ascii="Garamond" w:hAnsi="Garamond"/>
+          <w:sz w:val="22"/>
+          <w:szCs w:val="22"/>
+        </w:rPr>
+        <w:t xml:space="preserve"> </w:t>
+      </w:r>
+      <w:del w:id="92" w:author="Daniel Schindler" w:date="2025-07-17T13:33:00Z" w16du:dateUtc="2025-07-17T21:33:00Z">
+        <w:r>
+          <w:rPr>
+            <w:rFonts w:ascii="Garamond" w:hAnsi="Garamond"/>
+            <w:sz w:val="22"/>
+            <w:szCs w:val="22"/>
+          </w:rPr>
+          <w:delText xml:space="preserve">produced and </w:delText>
+        </w:r>
+      </w:del>
+      <w:r>
+        <w:rPr>
+          <w:rFonts w:ascii="Garamond" w:hAnsi="Garamond"/>
+          <w:sz w:val="22"/>
+          <w:szCs w:val="22"/>
+        </w:rPr>
+        <w:t>aggregated into management units. These values were then compared against the raw values for the entire dataset</w:t>
+      </w:r>
+      <w:commentRangeStart w:id="93"/>
+      <w:r>
+        <w:rPr>
+          <w:rFonts w:ascii="Garamond" w:hAnsi="Garamond"/>
+          <w:sz w:val="22"/>
+          <w:szCs w:val="22"/>
+        </w:rPr>
+        <w:t xml:space="preserve">. </w:t>
+      </w:r>
+      <w:r>
+        <w:rPr>
+          <w:rFonts w:ascii="Garamond" w:hAnsi="Garamond"/>
+          <w:sz w:val="22"/>
+          <w:szCs w:val="22"/>
+        </w:rPr>
+        <w:t>Lines are colored in order of distance up the watershed with deeper red values displaying the furthest upstream populations and deep blue illustrating the furthest downstream populations</w:t>
+      </w:r>
+      <w:commentRangeEnd w:id="93"/>
+      <w:r>
+        <w:rPr>
+          <w:rStyle w:val="CommentReference"/>
+        </w:rPr>
+        <w:commentReference w:id="93"/>
+      </w:r>
+      <w:r>
+        <w:rPr>
+          <w:rFonts w:ascii="Garamond" w:hAnsi="Garamond"/>
+          <w:sz w:val="22"/>
+          <w:szCs w:val="22"/>
+        </w:rPr>
+        <w:t xml:space="preserve">. </w:t>
+      </w:r>
+      <w:r>
+        <w:rPr>
+          <w:rFonts w:ascii="Garamond" w:hAnsi="Garamond"/>
+          <w:sz w:val="22"/>
+          <w:szCs w:val="22"/>
+        </w:rPr>
+        <w:t xml:space="preserve">Cumulative distribution functions were constructed using 3-day intervals throughout each run. For each interval, tributary-level production estimates were aggregated into management units and compared against full-season totals. </w:t>
+      </w:r>
+      <w:commentRangeStart w:id="94"/>
+      <w:r>
+        <w:rPr>
+          <w:rFonts w:ascii="Garamond" w:hAnsi="Garamond"/>
+          <w:sz w:val="22"/>
+          <w:szCs w:val="22"/>
+        </w:rPr>
+        <w:t xml:space="preserve">Management units were color-coded by watershed </w:t>
       </w:r>
       <w:r>
         <w:rPr>
@@ -4711,123 +6199,14 @@
           <w:szCs w:val="22"/>
         </w:rPr>
         <w:lastRenderedPageBreak/>
-        <w:t>coloring all tributaries assigned to the same unit by their relative contribution (Figure x). Corresponding b</w:t>
-      </w:r>
-      <w:r>
-        <w:rPr>
-          <w:rFonts w:ascii="Garamond" w:hAnsi="Garamond"/>
-          <w:sz w:val="22"/>
-          <w:szCs w:val="22"/>
-        </w:rPr>
-        <w:t xml:space="preserve">oxplots </w:t>
-      </w:r>
-      <w:r>
-        <w:rPr>
-          <w:rFonts w:ascii="Garamond" w:hAnsi="Garamond"/>
-          <w:sz w:val="22"/>
-          <w:szCs w:val="22"/>
-        </w:rPr>
-        <w:t xml:space="preserve">for each quartile </w:t>
-      </w:r>
-      <w:r>
-        <w:rPr>
-          <w:rFonts w:ascii="Garamond" w:hAnsi="Garamond"/>
-          <w:sz w:val="22"/>
-          <w:szCs w:val="22"/>
-        </w:rPr>
-        <w:t>illustrat</w:t>
-      </w:r>
-      <w:r>
-        <w:rPr>
-          <w:rFonts w:ascii="Garamond" w:hAnsi="Garamond"/>
-          <w:sz w:val="22"/>
-          <w:szCs w:val="22"/>
-        </w:rPr>
-        <w:t>e</w:t>
-      </w:r>
-      <w:r>
-        <w:rPr>
-          <w:rFonts w:ascii="Garamond" w:hAnsi="Garamond"/>
-          <w:sz w:val="22"/>
-          <w:szCs w:val="22"/>
-        </w:rPr>
-        <w:t xml:space="preserve"> temporal variability in contribution patterns, ordered from upstream to downstream locations.</w:t>
-      </w:r>
-      <w:r>
-        <w:rPr>
-          <w:rFonts w:ascii="Garamond" w:hAnsi="Garamond"/>
-          <w:sz w:val="22"/>
-          <w:szCs w:val="22"/>
-        </w:rPr>
-        <w:t xml:space="preserve"> </w:t>
-      </w:r>
-      <w:r>
-        <w:rPr>
-          <w:rFonts w:ascii="Garamond" w:hAnsi="Garamond"/>
-          <w:sz w:val="22"/>
-          <w:szCs w:val="22"/>
-        </w:rPr>
-        <w:t xml:space="preserve">Cumulative distribution functions were produced by </w:t>
-      </w:r>
-      <w:proofErr w:type="spellStart"/>
-      <w:r>
-        <w:rPr>
-          <w:rFonts w:ascii="Garamond" w:hAnsi="Garamond"/>
-          <w:sz w:val="22"/>
-          <w:szCs w:val="22"/>
-        </w:rPr>
-        <w:t>subsetting</w:t>
-      </w:r>
-      <w:proofErr w:type="spellEnd"/>
-      <w:r>
-        <w:rPr>
-          <w:rFonts w:ascii="Garamond" w:hAnsi="Garamond"/>
-          <w:sz w:val="22"/>
-          <w:szCs w:val="22"/>
-        </w:rPr>
-        <w:t xml:space="preserve"> the full dataset into every third day</w:t>
-      </w:r>
-      <w:r>
-        <w:rPr>
-          <w:rFonts w:ascii="Garamond" w:hAnsi="Garamond"/>
-          <w:sz w:val="22"/>
-          <w:szCs w:val="22"/>
-        </w:rPr>
-        <w:t xml:space="preserve">. From each subset total summed estimates of production for each tributary </w:t>
-      </w:r>
-      <w:proofErr w:type="gramStart"/>
-      <w:r>
-        <w:rPr>
-          <w:rFonts w:ascii="Garamond" w:hAnsi="Garamond"/>
-          <w:sz w:val="22"/>
-          <w:szCs w:val="22"/>
-        </w:rPr>
-        <w:t>was</w:t>
-      </w:r>
-      <w:proofErr w:type="gramEnd"/>
-      <w:r>
-        <w:rPr>
-          <w:rFonts w:ascii="Garamond" w:hAnsi="Garamond"/>
-          <w:sz w:val="22"/>
-          <w:szCs w:val="22"/>
-        </w:rPr>
-        <w:t xml:space="preserve"> produced and aggregated into management units. These values were then compared against the raw values for the entire dataset. </w:t>
-      </w:r>
-      <w:r>
-        <w:rPr>
-          <w:rFonts w:ascii="Garamond" w:hAnsi="Garamond"/>
-          <w:sz w:val="22"/>
-          <w:szCs w:val="22"/>
-        </w:rPr>
-        <w:t xml:space="preserve">Lines are colored in order of distance up the watershed with deeper red values displaying the furthest upstream populations and deep blue illustrating the furthest downstream populations. </w:t>
-      </w:r>
-      <w:r>
-        <w:rPr>
-          <w:rFonts w:ascii="Garamond" w:hAnsi="Garamond"/>
-          <w:sz w:val="22"/>
-          <w:szCs w:val="22"/>
-        </w:rPr>
-        <w:t>Cumulative distribution functions were constructed using 3-day intervals throughout each run. For each interval, tributary-level production estimates were aggregated into management units and compared against full-season totals. Management units were color-coded by watershed position, with upstream populations in red transitioning to downstream populations in blue, providing a visual representation of the temporal progression of returns across the basin.</w:t>
+        <w:t>position, with upstream populations in red transitioning to downstream populations in blue, providing a visual representation of the temporal progression of returns across the basin.</w:t>
+      </w:r>
+      <w:commentRangeEnd w:id="94"/>
+      <w:r>
+        <w:rPr>
+          <w:rStyle w:val="CommentReference"/>
+        </w:rPr>
+        <w:commentReference w:id="94"/>
       </w:r>
     </w:p>
     <w:p>
@@ -4846,7 +6225,71 @@
           <w:sz w:val="22"/>
           <w:szCs w:val="22"/>
         </w:rPr>
-        <w:t>To assess the protective effectiveness of front-end closure strategies on upstream stock components, we quantified the proportion of each management unit's annual production that occurs within the current closure window. We calculated the ratio of estimated returns during Q1 (run start through June 11) to the total annual returns for each management unit and year. This metric represents the fraction of each stock's production that would be protected by implementing a front-end closure, independent of that unit's overall contribution to basin-wide returns.</w:t>
+        <w:t xml:space="preserve">To assess the </w:t>
+      </w:r>
+      <w:del w:id="95" w:author="Daniel Schindler" w:date="2025-07-17T13:42:00Z" w16du:dateUtc="2025-07-17T21:42:00Z">
+        <w:r>
+          <w:rPr>
+            <w:rFonts w:ascii="Garamond" w:hAnsi="Garamond"/>
+            <w:sz w:val="22"/>
+            <w:szCs w:val="22"/>
+          </w:rPr>
+          <w:delText xml:space="preserve">protective </w:delText>
+        </w:r>
+      </w:del>
+      <w:r>
+        <w:rPr>
+          <w:rFonts w:ascii="Garamond" w:hAnsi="Garamond"/>
+          <w:sz w:val="22"/>
+          <w:szCs w:val="22"/>
+        </w:rPr>
+        <w:t>effectiveness of front-end closure strategies</w:t>
+      </w:r>
+      <w:ins w:id="96" w:author="Daniel Schindler" w:date="2025-07-17T13:42:00Z" w16du:dateUtc="2025-07-17T21:42:00Z">
+        <w:r>
+          <w:rPr>
+            <w:rFonts w:ascii="Garamond" w:hAnsi="Garamond"/>
+            <w:sz w:val="22"/>
+            <w:szCs w:val="22"/>
+          </w:rPr>
+          <w:t xml:space="preserve"> for protecting</w:t>
+        </w:r>
+      </w:ins>
+      <w:del w:id="97" w:author="Daniel Schindler" w:date="2025-07-17T13:42:00Z" w16du:dateUtc="2025-07-17T21:42:00Z">
+        <w:r>
+          <w:rPr>
+            <w:rFonts w:ascii="Garamond" w:hAnsi="Garamond"/>
+            <w:sz w:val="22"/>
+            <w:szCs w:val="22"/>
+          </w:rPr>
+          <w:delText xml:space="preserve"> on</w:delText>
+        </w:r>
+      </w:del>
+      <w:r>
+        <w:rPr>
+          <w:rFonts w:ascii="Garamond" w:hAnsi="Garamond"/>
+          <w:sz w:val="22"/>
+          <w:szCs w:val="22"/>
+        </w:rPr>
+        <w:t xml:space="preserve"> upstream stock components</w:t>
+      </w:r>
+      <w:ins w:id="98" w:author="Daniel Schindler" w:date="2025-07-17T13:42:00Z" w16du:dateUtc="2025-07-17T21:42:00Z">
+        <w:r>
+          <w:rPr>
+            <w:rFonts w:ascii="Garamond" w:hAnsi="Garamond"/>
+            <w:sz w:val="22"/>
+            <w:szCs w:val="22"/>
+          </w:rPr>
+          <w:t xml:space="preserve"> from harvest</w:t>
+        </w:r>
+      </w:ins>
+      <w:r>
+        <w:rPr>
+          <w:rFonts w:ascii="Garamond" w:hAnsi="Garamond"/>
+          <w:sz w:val="22"/>
+          <w:szCs w:val="22"/>
+        </w:rPr>
+        <w:t>, we quantified the proportion of each management unit's annual production that occurs within the current closure window. We calculated the ratio of estimated returns during Q1 (run start through June 11) to the total annual returns for each management unit and year. This metric represents the fraction of each stock's production that would be protected by implementing a front-end closure, independent of that unit's overall contribution to basin-wide returns.</w:t>
       </w:r>
     </w:p>
     <w:p>
@@ -4890,7 +6333,7 @@
           <w:bCs/>
           <w:sz w:val="22"/>
           <w:szCs w:val="22"/>
-          <w:rPrChange w:id="4" w:author="Benjamin J. Makhlouf" w:date="2025-06-30T11:20:00Z" w16du:dateUtc="2025-06-30T18:20:00Z">
+          <w:rPrChange w:id="99" w:author="Benjamin J. Makhlouf" w:date="2025-06-30T11:20:00Z" w16du:dateUtc="2025-06-30T18:20:00Z">
             <w:rPr>
               <w:rFonts w:ascii="Garamond" w:hAnsi="Garamond"/>
               <w:b/>
@@ -4910,7 +6353,7 @@
           <w:bCs/>
           <w:sz w:val="22"/>
           <w:szCs w:val="22"/>
-          <w:rPrChange w:id="5" w:author="Benjamin J. Makhlouf" w:date="2025-06-30T11:20:00Z" w16du:dateUtc="2025-06-30T18:20:00Z">
+          <w:rPrChange w:id="100" w:author="Benjamin J. Makhlouf" w:date="2025-06-30T11:20:00Z" w16du:dateUtc="2025-06-30T18:20:00Z">
             <w:rPr>
               <w:rFonts w:ascii="Garamond" w:hAnsi="Garamond"/>
               <w:b/>
@@ -4932,7 +6375,7 @@
           <w:bCs/>
           <w:sz w:val="22"/>
           <w:szCs w:val="22"/>
-          <w:rPrChange w:id="6" w:author="Benjamin J. Makhlouf" w:date="2025-06-30T11:20:00Z" w16du:dateUtc="2025-06-30T18:20:00Z">
+          <w:rPrChange w:id="101" w:author="Benjamin J. Makhlouf" w:date="2025-06-30T11:20:00Z" w16du:dateUtc="2025-06-30T18:20:00Z">
             <w:rPr>
               <w:rFonts w:ascii="Garamond" w:hAnsi="Garamond"/>
               <w:b/>
@@ -4943,7 +6386,8 @@
           </w:rPrChange>
         </w:rPr>
       </w:pPr>
-      <w:commentRangeStart w:id="7"/>
+      <w:commentRangeStart w:id="102"/>
+      <w:commentRangeStart w:id="103"/>
       <w:r>
         <w:rPr>
           <w:rFonts w:ascii="Garamond" w:hAnsi="Garamond"/>
@@ -4964,6 +6408,7 @@
         </w:rPr>
         <w:t xml:space="preserve"> </w:t>
       </w:r>
+      <w:commentRangeStart w:id="104"/>
       <w:proofErr w:type="gramStart"/>
       <w:r>
         <w:rPr>
@@ -4984,14 +6429,38 @@
           <w:sz w:val="22"/>
           <w:szCs w:val="22"/>
         </w:rPr>
-        <w:t xml:space="preserve"> raw water values* </w:t>
-      </w:r>
-      <w:commentRangeEnd w:id="7"/>
+        <w:t xml:space="preserve"> </w:t>
+      </w:r>
+      <w:commentRangeEnd w:id="104"/>
       <w:r>
         <w:rPr>
           <w:rStyle w:val="CommentReference"/>
         </w:rPr>
-        <w:commentReference w:id="7"/>
+        <w:commentReference w:id="104"/>
+      </w:r>
+      <w:r>
+        <w:rPr>
+          <w:rFonts w:ascii="Garamond" w:hAnsi="Garamond"/>
+          <w:b/>
+          <w:bCs/>
+          <w:sz w:val="22"/>
+          <w:szCs w:val="22"/>
+        </w:rPr>
+        <w:t xml:space="preserve">raw water values* </w:t>
+      </w:r>
+      <w:commentRangeEnd w:id="102"/>
+      <w:r>
+        <w:rPr>
+          <w:rStyle w:val="CommentReference"/>
+        </w:rPr>
+        <w:commentReference w:id="102"/>
+      </w:r>
+      <w:commentRangeEnd w:id="103"/>
+      <w:r>
+        <w:rPr>
+          <w:rStyle w:val="CommentReference"/>
+        </w:rPr>
+        <w:commentReference w:id="103"/>
       </w:r>
     </w:p>
     <w:p>
@@ -5001,7 +6470,7 @@
           <w:rFonts w:ascii="Garamond" w:hAnsi="Garamond"/>
           <w:sz w:val="22"/>
           <w:szCs w:val="22"/>
-          <w:rPrChange w:id="8" w:author="Benjamin J. Makhlouf" w:date="2025-06-30T11:20:00Z" w16du:dateUtc="2025-06-30T18:20:00Z">
+          <w:rPrChange w:id="105" w:author="Benjamin J. Makhlouf" w:date="2025-06-30T11:20:00Z" w16du:dateUtc="2025-06-30T18:20:00Z">
             <w:rPr>
               <w:rFonts w:ascii="Garamond" w:hAnsi="Garamond"/>
               <w:sz w:val="28"/>
@@ -5034,16 +6503,7 @@
           <w:sz w:val="22"/>
           <w:szCs w:val="22"/>
         </w:rPr>
-        <w:t xml:space="preserve"> 1, light oranges and yellow) are primarily found in the upper reaches of the watershed near McGrath. In contract, the lower reaches of the watershed </w:t>
-      </w:r>
-      <w:r>
-        <w:rPr>
-          <w:rFonts w:ascii="Garamond" w:hAnsi="Garamond"/>
-          <w:sz w:val="22"/>
-          <w:szCs w:val="22"/>
-        </w:rPr>
-        <w:lastRenderedPageBreak/>
-        <w:t xml:space="preserve">near Bethel, Alaska contain much lower values closer to 0.7040. Associated </w:t>
+        <w:t xml:space="preserve"> 1, light oranges and yellow) are primarily found in the upper reaches of the watershed near McGrath. In contract, the lower reaches of the watershed near Bethel, Alaska contain much lower values closer to 0.7040. Associated </w:t>
       </w:r>
       <w:proofErr w:type="spellStart"/>
       <w:r>
@@ -5068,7 +6528,7 @@
           <w:rFonts w:ascii="Garamond" w:hAnsi="Garamond"/>
           <w:sz w:val="22"/>
           <w:szCs w:val="22"/>
-          <w:rPrChange w:id="9" w:author="Benjamin J. Makhlouf" w:date="2025-06-30T11:20:00Z" w16du:dateUtc="2025-06-30T18:20:00Z">
+          <w:rPrChange w:id="106" w:author="Benjamin J. Makhlouf" w:date="2025-06-30T11:20:00Z" w16du:dateUtc="2025-06-30T18:20:00Z">
             <w:rPr>
               <w:rFonts w:ascii="Garamond" w:hAnsi="Garamond"/>
               <w:sz w:val="28"/>
@@ -5084,7 +6544,7 @@
           <w:rFonts w:ascii="Garamond" w:hAnsi="Garamond"/>
           <w:sz w:val="22"/>
           <w:szCs w:val="22"/>
-          <w:rPrChange w:id="10" w:author="Benjamin J. Makhlouf" w:date="2025-06-30T11:20:00Z" w16du:dateUtc="2025-06-30T18:20:00Z">
+          <w:rPrChange w:id="107" w:author="Benjamin J. Makhlouf" w:date="2025-06-30T11:20:00Z" w16du:dateUtc="2025-06-30T18:20:00Z">
             <w:rPr>
               <w:rFonts w:ascii="Garamond" w:hAnsi="Garamond"/>
               <w:sz w:val="28"/>
@@ -5100,7 +6560,7 @@
           <w:rFonts w:ascii="Garamond" w:hAnsi="Garamond"/>
           <w:sz w:val="22"/>
           <w:szCs w:val="22"/>
-          <w:rPrChange w:id="11" w:author="Benjamin J. Makhlouf" w:date="2025-06-30T11:20:00Z" w16du:dateUtc="2025-06-30T18:20:00Z">
+          <w:rPrChange w:id="108" w:author="Benjamin J. Makhlouf" w:date="2025-06-30T11:20:00Z" w16du:dateUtc="2025-06-30T18:20:00Z">
             <w:rPr>
               <w:rFonts w:ascii="Garamond" w:hAnsi="Garamond"/>
               <w:sz w:val="28"/>
@@ -5139,6 +6599,30 @@
           <w:szCs w:val="22"/>
         </w:rPr>
       </w:pPr>
+      <w:del w:id="109" w:author="Daniel Schindler" w:date="2025-07-17T13:46:00Z" w16du:dateUtc="2025-07-17T21:46:00Z">
+        <w:r>
+          <w:rPr>
+            <w:rFonts w:ascii="Garamond" w:hAnsi="Garamond"/>
+            <w:b/>
+            <w:bCs/>
+            <w:sz w:val="22"/>
+            <w:szCs w:val="22"/>
+          </w:rPr>
+          <w:delText>Spatiotemporal t</w:delText>
+        </w:r>
+      </w:del>
+      <w:ins w:id="110" w:author="Daniel Schindler" w:date="2025-07-17T13:46:00Z" w16du:dateUtc="2025-07-17T21:46:00Z">
+        <w:r>
+          <w:rPr>
+            <w:rFonts w:ascii="Garamond" w:hAnsi="Garamond"/>
+            <w:b/>
+            <w:bCs/>
+            <w:sz w:val="22"/>
+            <w:szCs w:val="22"/>
+          </w:rPr>
+          <w:t>T</w:t>
+        </w:r>
+      </w:ins>
       <w:r>
         <w:rPr>
           <w:rFonts w:ascii="Garamond" w:hAnsi="Garamond"/>
@@ -5147,8 +6631,20 @@
           <w:sz w:val="22"/>
           <w:szCs w:val="22"/>
         </w:rPr>
-        <w:t>Spatiotemporal trends in stock contribution</w:t>
-      </w:r>
+        <w:t>rends in stock contribution</w:t>
+      </w:r>
+      <w:ins w:id="111" w:author="Daniel Schindler" w:date="2025-07-17T13:46:00Z" w16du:dateUtc="2025-07-17T21:46:00Z">
+        <w:r>
+          <w:rPr>
+            <w:rFonts w:ascii="Garamond" w:hAnsi="Garamond"/>
+            <w:b/>
+            <w:bCs/>
+            <w:sz w:val="22"/>
+            <w:szCs w:val="22"/>
+          </w:rPr>
+          <w:t xml:space="preserve"> over the migration season</w:t>
+        </w:r>
+      </w:ins>
     </w:p>
     <w:p>
       <w:pPr>
@@ -5178,121 +6674,231 @@
         </w:rPr>
         <w:t xml:space="preserve">Across all years of our dataset (2017-2021), returns to the 21 stock units exhibited distinct temporal patterns in contribution and </w:t>
       </w:r>
-      <w:proofErr w:type="gramStart"/>
+      <w:del w:id="112" w:author="Daniel Schindler" w:date="2025-07-17T13:47:00Z" w16du:dateUtc="2025-07-17T21:47:00Z">
+        <w:r>
+          <w:rPr>
+            <w:rFonts w:ascii="Garamond" w:hAnsi="Garamond"/>
+            <w:sz w:val="20"/>
+            <w:szCs w:val="20"/>
+          </w:rPr>
+          <w:delText>an</w:delText>
+        </w:r>
+      </w:del>
+      <w:ins w:id="113" w:author="Daniel Schindler" w:date="2025-07-17T13:47:00Z" w16du:dateUtc="2025-07-17T21:47:00Z">
+        <w:r>
+          <w:rPr>
+            <w:rFonts w:ascii="Garamond" w:hAnsi="Garamond"/>
+            <w:sz w:val="20"/>
+            <w:szCs w:val="20"/>
+          </w:rPr>
+          <w:t>a</w:t>
+        </w:r>
+      </w:ins>
       <w:r>
         <w:rPr>
           <w:rFonts w:ascii="Garamond" w:hAnsi="Garamond"/>
           <w:sz w:val="20"/>
           <w:szCs w:val="20"/>
         </w:rPr>
-        <w:t>an</w:t>
-      </w:r>
-      <w:proofErr w:type="gramEnd"/>
+        <w:t xml:space="preserve"> </w:t>
+      </w:r>
+      <w:del w:id="114" w:author="Daniel Schindler" w:date="2025-07-17T13:47:00Z" w16du:dateUtc="2025-07-17T21:47:00Z">
+        <w:r>
+          <w:rPr>
+            <w:rFonts w:ascii="Garamond" w:hAnsi="Garamond"/>
+            <w:sz w:val="20"/>
+            <w:szCs w:val="20"/>
+          </w:rPr>
+          <w:delText xml:space="preserve">progression </w:delText>
+        </w:r>
+      </w:del>
+      <w:ins w:id="115" w:author="Daniel Schindler" w:date="2025-07-17T13:47:00Z" w16du:dateUtc="2025-07-17T21:47:00Z">
+        <w:r>
+          <w:rPr>
+            <w:rFonts w:ascii="Garamond" w:hAnsi="Garamond"/>
+            <w:sz w:val="20"/>
+            <w:szCs w:val="20"/>
+          </w:rPr>
+          <w:t xml:space="preserve"> general transition</w:t>
+        </w:r>
+        <w:r>
+          <w:rPr>
+            <w:rFonts w:ascii="Garamond" w:hAnsi="Garamond"/>
+            <w:sz w:val="20"/>
+            <w:szCs w:val="20"/>
+          </w:rPr>
+          <w:t xml:space="preserve"> </w:t>
+        </w:r>
+      </w:ins>
       <w:r>
         <w:rPr>
           <w:rFonts w:ascii="Garamond" w:hAnsi="Garamond"/>
           <w:sz w:val="20"/>
           <w:szCs w:val="20"/>
         </w:rPr>
-        <w:t xml:space="preserve"> progression from upstream to downstream stock as the season progressed. Early season returns (Q1: start of run through June 11) were dominated by stocks from the upper portions of the watershed. The largest contributors were Big River (median: ~12%, range: 8-18%), Upper Kusko Main (median: ~10%, range: 6-16%), and Swift (median: ~8%, range: 4-14%), with moderate contributions from </w:t>
-      </w:r>
-      <w:proofErr w:type="spellStart"/>
+        <w:t>from upstream to downstream stock</w:t>
+      </w:r>
+      <w:ins w:id="116" w:author="Daniel Schindler" w:date="2025-07-17T13:47:00Z" w16du:dateUtc="2025-07-17T21:47:00Z">
+        <w:r>
+          <w:rPr>
+            <w:rFonts w:ascii="Garamond" w:hAnsi="Garamond"/>
+            <w:sz w:val="20"/>
+            <w:szCs w:val="20"/>
+          </w:rPr>
+          <w:t>s</w:t>
+        </w:r>
+      </w:ins>
       <w:r>
         <w:rPr>
           <w:rFonts w:ascii="Garamond" w:hAnsi="Garamond"/>
           <w:sz w:val="20"/>
           <w:szCs w:val="20"/>
         </w:rPr>
-        <w:t>Takotna</w:t>
-      </w:r>
-      <w:proofErr w:type="spellEnd"/>
+        <w:t xml:space="preserve"> as the season progressed. Early season returns (Q1: start of run through June 11) were dominated by stocks from the upper portions of the watershed. The largest contributors were Big River (median: ~12%, range: 8-18%), Upper Kusko</w:t>
+      </w:r>
+      <w:ins w:id="117" w:author="Daniel Schindler" w:date="2025-07-17T13:49:00Z" w16du:dateUtc="2025-07-17T21:49:00Z">
+        <w:r>
+          <w:rPr>
+            <w:rFonts w:ascii="Garamond" w:hAnsi="Garamond"/>
+            <w:sz w:val="20"/>
+            <w:szCs w:val="20"/>
+          </w:rPr>
+          <w:t>kwim</w:t>
+        </w:r>
+      </w:ins>
       <w:r>
         <w:rPr>
           <w:rFonts w:ascii="Garamond" w:hAnsi="Garamond"/>
           <w:sz w:val="20"/>
           <w:szCs w:val="20"/>
         </w:rPr>
-        <w:t xml:space="preserve"> and Nixon Fork (~8%) and some middle-watershed stocks including Stony (~6%) and </w:t>
-      </w:r>
-      <w:proofErr w:type="spellStart"/>
+        <w:t xml:space="preserve"> Main (median: ~10%, range: 6-16%), and Swift </w:t>
+      </w:r>
+      <w:ins w:id="118" w:author="Daniel Schindler" w:date="2025-07-17T13:49:00Z" w16du:dateUtc="2025-07-17T21:49:00Z">
+        <w:r>
+          <w:rPr>
+            <w:rFonts w:ascii="Garamond" w:hAnsi="Garamond"/>
+            <w:sz w:val="20"/>
+            <w:szCs w:val="20"/>
+          </w:rPr>
+          <w:t xml:space="preserve">River </w:t>
+        </w:r>
+      </w:ins>
       <w:r>
         <w:rPr>
           <w:rFonts w:ascii="Garamond" w:hAnsi="Garamond"/>
           <w:sz w:val="20"/>
           <w:szCs w:val="20"/>
         </w:rPr>
-        <w:t>Holitna</w:t>
-      </w:r>
-      <w:proofErr w:type="spellEnd"/>
+        <w:t>(median: ~8%, range: 4-14%), with moderate contributions from</w:t>
+      </w:r>
+      <w:ins w:id="119" w:author="Daniel Schindler" w:date="2025-07-17T13:49:00Z" w16du:dateUtc="2025-07-17T21:49:00Z">
+        <w:r>
+          <w:rPr>
+            <w:rFonts w:ascii="Garamond" w:hAnsi="Garamond"/>
+            <w:sz w:val="20"/>
+            <w:szCs w:val="20"/>
+          </w:rPr>
+          <w:t xml:space="preserve"> the</w:t>
+        </w:r>
+      </w:ins>
       <w:r>
         <w:rPr>
           <w:rFonts w:ascii="Garamond" w:hAnsi="Garamond"/>
           <w:sz w:val="20"/>
           <w:szCs w:val="20"/>
         </w:rPr>
-        <w:t xml:space="preserve"> (~5%). Upper watershed stocks exhibited substantially higher inter-annual variability during Q1 as compared to the other three </w:t>
+        <w:t xml:space="preserve"> </w:t>
       </w:r>
       <w:proofErr w:type="spellStart"/>
-      <w:proofErr w:type="gramStart"/>
       <w:r>
         <w:rPr>
           <w:rFonts w:ascii="Garamond" w:hAnsi="Garamond"/>
           <w:sz w:val="20"/>
           <w:szCs w:val="20"/>
         </w:rPr>
-        <w:t>quartiles.</w:t>
-      </w:r>
+        <w:t>Takotna</w:t>
+      </w:r>
+      <w:proofErr w:type="spellEnd"/>
       <w:r>
         <w:rPr>
           <w:rFonts w:ascii="Garamond" w:hAnsi="Garamond"/>
           <w:sz w:val="20"/>
           <w:szCs w:val="20"/>
         </w:rPr>
-        <w:t>The</w:t>
-      </w:r>
-      <w:proofErr w:type="spellEnd"/>
-      <w:proofErr w:type="gramEnd"/>
+        <w:t xml:space="preserve"> </w:t>
+      </w:r>
+      <w:ins w:id="120" w:author="Daniel Schindler" w:date="2025-07-17T13:49:00Z" w16du:dateUtc="2025-07-17T21:49:00Z">
+        <w:r>
+          <w:rPr>
+            <w:rFonts w:ascii="Garamond" w:hAnsi="Garamond"/>
+            <w:sz w:val="20"/>
+            <w:szCs w:val="20"/>
+          </w:rPr>
+          <w:t xml:space="preserve">River </w:t>
+        </w:r>
+      </w:ins>
       <w:r>
         <w:rPr>
           <w:rFonts w:ascii="Garamond" w:hAnsi="Garamond"/>
           <w:sz w:val="20"/>
           <w:szCs w:val="20"/>
         </w:rPr>
-        <w:t xml:space="preserve"> distribution of returns became more balanced across the watershed during Q2 (June 12-21), with contributions more evenly distributed among management units compared to the upper-watershed dominance of Q1. Upper watershed contributions remained important but began declining: Big River decreased from 12% to 10%, Upper Kusko Main from 10% to 9%, and Swift from 8% to 7%. Simultaneously, middle-watershed stocks increased their relative importance, with </w:t>
-      </w:r>
-      <w:proofErr w:type="spellStart"/>
+        <w:t>and Nixon Fork (~8%) and some middle-watershed stocks including Stony</w:t>
+      </w:r>
+      <w:ins w:id="121" w:author="Daniel Schindler" w:date="2025-07-17T13:49:00Z" w16du:dateUtc="2025-07-17T21:49:00Z">
+        <w:r>
+          <w:rPr>
+            <w:rFonts w:ascii="Garamond" w:hAnsi="Garamond"/>
+            <w:sz w:val="20"/>
+            <w:szCs w:val="20"/>
+          </w:rPr>
+          <w:t xml:space="preserve"> River</w:t>
+        </w:r>
+      </w:ins>
       <w:r>
         <w:rPr>
           <w:rFonts w:ascii="Garamond" w:hAnsi="Garamond"/>
           <w:sz w:val="20"/>
           <w:szCs w:val="20"/>
         </w:rPr>
-        <w:t>Holitna</w:t>
-      </w:r>
-      <w:proofErr w:type="spellEnd"/>
+        <w:t xml:space="preserve"> (~6%) and </w:t>
+      </w:r>
+      <w:proofErr w:type="spellStart"/>
       <w:r>
         <w:rPr>
           <w:rFonts w:ascii="Garamond" w:hAnsi="Garamond"/>
           <w:sz w:val="20"/>
           <w:szCs w:val="20"/>
         </w:rPr>
-        <w:t xml:space="preserve"> rising from 5% to 7%, Middle Kusko Main from 4% to 6%, and Aniak from 3% to 5%. Stony River emerged as a consistently strong contributor (median: ~8%, range: 6-10%) with reduced variability compared to Q1 patterns (range: 4-12%). </w:t>
-      </w:r>
+        <w:t>Holitna</w:t>
+      </w:r>
+      <w:proofErr w:type="spellEnd"/>
       <w:r>
         <w:rPr>
           <w:rFonts w:ascii="Garamond" w:hAnsi="Garamond"/>
           <w:sz w:val="20"/>
           <w:szCs w:val="20"/>
         </w:rPr>
-        <w:t xml:space="preserve">Q3 returns (June 22-July 1) marked a clear transition toward middle-watershed </w:t>
-      </w:r>
+        <w:t xml:space="preserve"> </w:t>
+      </w:r>
+      <w:ins w:id="122" w:author="Daniel Schindler" w:date="2025-07-17T13:49:00Z" w16du:dateUtc="2025-07-17T21:49:00Z">
+        <w:r>
+          <w:rPr>
+            <w:rFonts w:ascii="Garamond" w:hAnsi="Garamond"/>
+            <w:sz w:val="20"/>
+            <w:szCs w:val="20"/>
+          </w:rPr>
+          <w:t xml:space="preserve">River </w:t>
+        </w:r>
+      </w:ins>
       <w:r>
         <w:rPr>
           <w:rFonts w:ascii="Garamond" w:hAnsi="Garamond"/>
           <w:sz w:val="20"/>
           <w:szCs w:val="20"/>
         </w:rPr>
-        <w:t xml:space="preserve">stocks </w:t>
+        <w:t xml:space="preserve">(~5%). Upper </w:t>
       </w:r>
       <w:r>
         <w:rPr>
@@ -5300,59 +6906,134 @@
           <w:sz w:val="20"/>
           <w:szCs w:val="20"/>
         </w:rPr>
-        <w:t xml:space="preserve">and represented the most consistent period across years. Upper Kuskokwim stocks showed substantial declines - Big River dropped from 12% to 6%, Upper Kusko Main from 10% to 7%, and Swift from 8% to 4%. Conversely, middle-watershed stocks peaked in importance: Stony maintained ~8% contribution, </w:t>
-      </w:r>
-      <w:proofErr w:type="spellStart"/>
+        <w:lastRenderedPageBreak/>
+        <w:t xml:space="preserve">watershed stocks exhibited substantially higher inter-annual variability during Q1 as compared to the other three </w:t>
+      </w:r>
+      <w:ins w:id="123" w:author="Daniel Schindler" w:date="2025-07-17T13:50:00Z" w16du:dateUtc="2025-07-17T21:50:00Z">
+        <w:r>
+          <w:rPr>
+            <w:rFonts w:ascii="Garamond" w:hAnsi="Garamond"/>
+            <w:sz w:val="20"/>
+            <w:szCs w:val="20"/>
+          </w:rPr>
+          <w:t xml:space="preserve">seasonal </w:t>
+        </w:r>
+      </w:ins>
       <w:r>
         <w:rPr>
           <w:rFonts w:ascii="Garamond" w:hAnsi="Garamond"/>
           <w:sz w:val="20"/>
           <w:szCs w:val="20"/>
         </w:rPr>
-        <w:t>Holitna</w:t>
-      </w:r>
-      <w:proofErr w:type="spellEnd"/>
+        <w:t>quartiles.</w:t>
+      </w:r>
+      <w:ins w:id="124" w:author="Daniel Schindler" w:date="2025-07-17T13:50:00Z" w16du:dateUtc="2025-07-17T21:50:00Z">
+        <w:r>
+          <w:rPr>
+            <w:rFonts w:ascii="Garamond" w:hAnsi="Garamond"/>
+            <w:sz w:val="20"/>
+            <w:szCs w:val="20"/>
+          </w:rPr>
+          <w:t xml:space="preserve"> </w:t>
+        </w:r>
+      </w:ins>
       <w:r>
         <w:rPr>
           <w:rFonts w:ascii="Garamond" w:hAnsi="Garamond"/>
           <w:sz w:val="20"/>
           <w:szCs w:val="20"/>
         </w:rPr>
-        <w:t xml:space="preserve"> increased to ~8%, and Middle Kusko Main reached ~7%. This quartile exhibited the </w:t>
-      </w:r>
+        <w:t xml:space="preserve">The distribution of returns became more </w:t>
+      </w:r>
+      <w:del w:id="125" w:author="Daniel Schindler" w:date="2025-07-17T13:50:00Z" w16du:dateUtc="2025-07-17T21:50:00Z">
+        <w:r>
+          <w:rPr>
+            <w:rFonts w:ascii="Garamond" w:hAnsi="Garamond"/>
+            <w:sz w:val="20"/>
+            <w:szCs w:val="20"/>
+          </w:rPr>
+          <w:delText xml:space="preserve">balanced </w:delText>
+        </w:r>
+      </w:del>
+      <w:ins w:id="126" w:author="Daniel Schindler" w:date="2025-07-17T13:50:00Z" w16du:dateUtc="2025-07-17T21:50:00Z">
+        <w:r>
+          <w:rPr>
+            <w:rFonts w:ascii="Garamond" w:hAnsi="Garamond"/>
+            <w:sz w:val="20"/>
+            <w:szCs w:val="20"/>
+          </w:rPr>
+          <w:t>widely distributed</w:t>
+        </w:r>
+        <w:r>
+          <w:rPr>
+            <w:rFonts w:ascii="Garamond" w:hAnsi="Garamond"/>
+            <w:sz w:val="20"/>
+            <w:szCs w:val="20"/>
+          </w:rPr>
+          <w:t xml:space="preserve"> </w:t>
+        </w:r>
+      </w:ins>
       <w:r>
         <w:rPr>
           <w:rFonts w:ascii="Garamond" w:hAnsi="Garamond"/>
           <w:sz w:val="20"/>
           <w:szCs w:val="20"/>
         </w:rPr>
-        <w:t xml:space="preserve">most </w:t>
-      </w:r>
-      <w:proofErr w:type="spellStart"/>
+        <w:t xml:space="preserve">across the watershed during Q2 (June 12-21), with contributions more evenly distributed among management units compared to the upper-watershed dominance of Q1. Upper watershed contributions remained important but began declining: Big River decreased from 12% to 10%, Upper Kusko Main from 10% to 9%, and Swift from 8% to 7%. Simultaneously, middle-watershed stocks increased </w:t>
+      </w:r>
+      <w:del w:id="127" w:author="Daniel Schindler" w:date="2025-07-17T13:51:00Z" w16du:dateUtc="2025-07-17T21:51:00Z">
+        <w:r>
+          <w:rPr>
+            <w:rFonts w:ascii="Garamond" w:hAnsi="Garamond"/>
+            <w:sz w:val="20"/>
+            <w:szCs w:val="20"/>
+          </w:rPr>
+          <w:delText xml:space="preserve">their </w:delText>
+        </w:r>
+      </w:del>
+      <w:ins w:id="128" w:author="Daniel Schindler" w:date="2025-07-17T13:51:00Z" w16du:dateUtc="2025-07-17T21:51:00Z">
+        <w:r>
+          <w:rPr>
+            <w:rFonts w:ascii="Garamond" w:hAnsi="Garamond"/>
+            <w:sz w:val="20"/>
+            <w:szCs w:val="20"/>
+          </w:rPr>
+          <w:t>in</w:t>
+        </w:r>
+        <w:r>
+          <w:rPr>
+            <w:rFonts w:ascii="Garamond" w:hAnsi="Garamond"/>
+            <w:sz w:val="20"/>
+            <w:szCs w:val="20"/>
+          </w:rPr>
+          <w:t xml:space="preserve"> </w:t>
+        </w:r>
+      </w:ins>
       <w:r>
         <w:rPr>
           <w:rFonts w:ascii="Garamond" w:hAnsi="Garamond"/>
           <w:sz w:val="20"/>
           <w:szCs w:val="20"/>
         </w:rPr>
-        <w:t>consistant</w:t>
-      </w:r>
-      <w:proofErr w:type="spellEnd"/>
+        <w:t xml:space="preserve">relative importance, with </w:t>
+      </w:r>
+      <w:proofErr w:type="spellStart"/>
       <w:r>
         <w:rPr>
           <w:rFonts w:ascii="Garamond" w:hAnsi="Garamond"/>
           <w:sz w:val="20"/>
           <w:szCs w:val="20"/>
         </w:rPr>
-        <w:t xml:space="preserve"> distribution </w:t>
-      </w:r>
+        <w:t>Holitna</w:t>
+      </w:r>
+      <w:proofErr w:type="spellEnd"/>
       <w:r>
         <w:rPr>
           <w:rFonts w:ascii="Garamond" w:hAnsi="Garamond"/>
           <w:sz w:val="20"/>
           <w:szCs w:val="20"/>
         </w:rPr>
-        <w:t>(smallest interquartile ranges) for most stocks</w:t>
+        <w:t xml:space="preserve"> rising from 5% to 7%, Middle Kusko Main from 4% to 6%, and Aniak from 3% to 5%. Stony River emerged as a consistently strong contributor (median: ~8%, range: 6-10%) with reduced variability compared to Q1 patterns (range: 4-12%). </w:t>
       </w:r>
       <w:r>
         <w:rPr>
@@ -5360,7 +7041,7 @@
           <w:sz w:val="20"/>
           <w:szCs w:val="20"/>
         </w:rPr>
-        <w:t xml:space="preserve">. </w:t>
+        <w:t xml:space="preserve">Q3 returns (June 22-July 1) marked a clear transition toward middle-watershed </w:t>
       </w:r>
       <w:r>
         <w:rPr>
@@ -5368,33 +7049,33 @@
           <w:sz w:val="20"/>
           <w:szCs w:val="20"/>
         </w:rPr>
-        <w:t xml:space="preserve">Late-season returns (Q4: July 2 onward) demonstrated the most dramatic compositional shift, with several stocks showing </w:t>
-      </w:r>
-      <w:proofErr w:type="gramStart"/>
+        <w:t xml:space="preserve">stocks </w:t>
+      </w:r>
       <w:r>
         <w:rPr>
           <w:rFonts w:ascii="Garamond" w:hAnsi="Garamond"/>
           <w:sz w:val="20"/>
           <w:szCs w:val="20"/>
         </w:rPr>
-        <w:t>3-5 fold</w:t>
-      </w:r>
-      <w:proofErr w:type="gramEnd"/>
+        <w:t xml:space="preserve">and represented the most consistent period across years. Upper Kuskokwim stocks showed substantial declines - Big River dropped from 12% to 6%, Upper Kusko Main from 10% to 7%, and Swift from 8% to 4%. Conversely, middle-watershed stocks peaked in importance: Stony maintained ~8% contribution, </w:t>
+      </w:r>
+      <w:proofErr w:type="spellStart"/>
       <w:r>
         <w:rPr>
           <w:rFonts w:ascii="Garamond" w:hAnsi="Garamond"/>
           <w:sz w:val="20"/>
           <w:szCs w:val="20"/>
         </w:rPr>
-        <w:t xml:space="preserve"> changes from their Q1 contributions. Upper-watershed contributions reached their seasonal minimum</w:t>
-      </w:r>
+        <w:t>Holitna</w:t>
+      </w:r>
+      <w:proofErr w:type="spellEnd"/>
       <w:r>
         <w:rPr>
           <w:rFonts w:ascii="Garamond" w:hAnsi="Garamond"/>
           <w:sz w:val="20"/>
           <w:szCs w:val="20"/>
         </w:rPr>
-        <w:t xml:space="preserve">; </w:t>
+        <w:t xml:space="preserve"> increased to ~8%, and Middle Kusko Main reached ~7%. This quartile exhibited the </w:t>
       </w:r>
       <w:r>
         <w:rPr>
@@ -5402,15 +7083,35 @@
           <w:sz w:val="20"/>
           <w:szCs w:val="20"/>
         </w:rPr>
-        <w:t>Big River declined to ~4%</w:t>
-      </w:r>
+        <w:t xml:space="preserve">most </w:t>
+      </w:r>
+      <w:del w:id="129" w:author="Daniel Schindler" w:date="2025-07-17T13:59:00Z" w16du:dateUtc="2025-07-17T21:59:00Z">
+        <w:r>
+          <w:rPr>
+            <w:rFonts w:ascii="Garamond" w:hAnsi="Garamond"/>
+            <w:sz w:val="20"/>
+            <w:szCs w:val="20"/>
+          </w:rPr>
+          <w:delText>consistant</w:delText>
+        </w:r>
+      </w:del>
+      <w:ins w:id="130" w:author="Daniel Schindler" w:date="2025-07-17T13:59:00Z" w16du:dateUtc="2025-07-17T21:59:00Z">
+        <w:r>
+          <w:rPr>
+            <w:rFonts w:ascii="Garamond" w:hAnsi="Garamond"/>
+            <w:sz w:val="20"/>
+            <w:szCs w:val="20"/>
+          </w:rPr>
+          <w:t>consistent</w:t>
+        </w:r>
+      </w:ins>
       <w:r>
         <w:rPr>
           <w:rFonts w:ascii="Garamond" w:hAnsi="Garamond"/>
           <w:sz w:val="20"/>
           <w:szCs w:val="20"/>
         </w:rPr>
-        <w:t xml:space="preserve">, </w:t>
+        <w:t xml:space="preserve"> distribution </w:t>
       </w:r>
       <w:r>
         <w:rPr>
@@ -5418,42 +7119,41 @@
           <w:sz w:val="20"/>
           <w:szCs w:val="20"/>
         </w:rPr>
-        <w:t xml:space="preserve">Upper Kusko Main to ~6%, and Swift to ~3%. Middle-watershed stocks maintained substantial but increasingly variable contributions, with wider distributions than Q3. Most notably, lower-watershed stocks reached their peak contributions during Q4: Aniak increased from ~3% in Q1 to ~9% in Q4, Kwethluk from ~2% to ~8%, and </w:t>
-      </w:r>
-      <w:proofErr w:type="spellStart"/>
+        <w:t>(smallest interquartile ranges) for most stocks</w:t>
+      </w:r>
       <w:r>
         <w:rPr>
           <w:rFonts w:ascii="Garamond" w:hAnsi="Garamond"/>
           <w:sz w:val="20"/>
           <w:szCs w:val="20"/>
         </w:rPr>
-        <w:t>Kisaralik</w:t>
-      </w:r>
-      <w:proofErr w:type="spellEnd"/>
+        <w:t xml:space="preserve">. </w:t>
+      </w:r>
       <w:r>
         <w:rPr>
           <w:rFonts w:ascii="Garamond" w:hAnsi="Garamond"/>
           <w:sz w:val="20"/>
           <w:szCs w:val="20"/>
         </w:rPr>
-        <w:t xml:space="preserve"> from ~1% to </w:t>
-      </w:r>
+        <w:t xml:space="preserve">Late-season returns (Q4: July 2 onward) demonstrated the most dramatic compositional shift, with several stocks showing </w:t>
+      </w:r>
+      <w:proofErr w:type="gramStart"/>
       <w:r>
         <w:rPr>
           <w:rFonts w:ascii="Garamond" w:hAnsi="Garamond"/>
           <w:sz w:val="20"/>
           <w:szCs w:val="20"/>
         </w:rPr>
-        <w:lastRenderedPageBreak/>
-        <w:t xml:space="preserve">~6%. These lower-watershed stocks also exhibited the highest variability in Q4, with outliers suggesting some years had </w:t>
-      </w:r>
+        <w:t>3-5 fold</w:t>
+      </w:r>
+      <w:proofErr w:type="gramEnd"/>
       <w:r>
         <w:rPr>
           <w:rFonts w:ascii="Garamond" w:hAnsi="Garamond"/>
           <w:sz w:val="20"/>
           <w:szCs w:val="20"/>
         </w:rPr>
-        <w:t xml:space="preserve">more significant </w:t>
+        <w:t xml:space="preserve"> changes from their Q1 contributions. Upper-watershed contributions reached their seasonal minimum</w:t>
       </w:r>
       <w:r>
         <w:rPr>
@@ -5461,7 +7161,7 @@
           <w:sz w:val="20"/>
           <w:szCs w:val="20"/>
         </w:rPr>
-        <w:t>late-season contributions from these</w:t>
+        <w:t xml:space="preserve">; </w:t>
       </w:r>
       <w:r>
         <w:rPr>
@@ -5469,7 +7169,7 @@
           <w:sz w:val="20"/>
           <w:szCs w:val="20"/>
         </w:rPr>
-        <w:t xml:space="preserve"> stocks</w:t>
+        <w:t>Big River declined to ~4%</w:t>
       </w:r>
       <w:r>
         <w:rPr>
@@ -5477,6 +7177,64 @@
           <w:sz w:val="20"/>
           <w:szCs w:val="20"/>
         </w:rPr>
+        <w:t xml:space="preserve">, </w:t>
+      </w:r>
+      <w:r>
+        <w:rPr>
+          <w:rFonts w:ascii="Garamond" w:hAnsi="Garamond"/>
+          <w:sz w:val="20"/>
+          <w:szCs w:val="20"/>
+        </w:rPr>
+        <w:t xml:space="preserve">Upper Kusko Main to ~6%, and Swift to ~3%. Middle-watershed stocks maintained substantial but increasingly variable contributions, with wider distributions than Q3. Most notably, lower-watershed stocks reached their peak contributions during Q4: Aniak increased from ~3% in Q1 to ~9% in Q4, Kwethluk from ~2% to ~8%, and </w:t>
+      </w:r>
+      <w:proofErr w:type="spellStart"/>
+      <w:r>
+        <w:rPr>
+          <w:rFonts w:ascii="Garamond" w:hAnsi="Garamond"/>
+          <w:sz w:val="20"/>
+          <w:szCs w:val="20"/>
+        </w:rPr>
+        <w:t>Kisaralik</w:t>
+      </w:r>
+      <w:proofErr w:type="spellEnd"/>
+      <w:r>
+        <w:rPr>
+          <w:rFonts w:ascii="Garamond" w:hAnsi="Garamond"/>
+          <w:sz w:val="20"/>
+          <w:szCs w:val="20"/>
+        </w:rPr>
+        <w:t xml:space="preserve"> from ~1% to ~6%. These lower-watershed stocks also exhibited the highest variability in Q4, with outliers suggesting some years had </w:t>
+      </w:r>
+      <w:r>
+        <w:rPr>
+          <w:rFonts w:ascii="Garamond" w:hAnsi="Garamond"/>
+          <w:sz w:val="20"/>
+          <w:szCs w:val="20"/>
+        </w:rPr>
+        <w:t xml:space="preserve">more significant </w:t>
+      </w:r>
+      <w:r>
+        <w:rPr>
+          <w:rFonts w:ascii="Garamond" w:hAnsi="Garamond"/>
+          <w:sz w:val="20"/>
+          <w:szCs w:val="20"/>
+        </w:rPr>
+        <w:t>late-season contributions from these</w:t>
+      </w:r>
+      <w:r>
+        <w:rPr>
+          <w:rFonts w:ascii="Garamond" w:hAnsi="Garamond"/>
+          <w:sz w:val="20"/>
+          <w:szCs w:val="20"/>
+        </w:rPr>
+        <w:t xml:space="preserve"> stocks</w:t>
+      </w:r>
+      <w:r>
+        <w:rPr>
+          <w:rFonts w:ascii="Garamond" w:hAnsi="Garamond"/>
+          <w:sz w:val="20"/>
+          <w:szCs w:val="20"/>
+        </w:rPr>
         <w:t>.</w:t>
       </w:r>
     </w:p>
@@ -5485,6 +7243,7 @@
         <w:pStyle w:val="whitespace-normal"/>
         <w:spacing w:line="480" w:lineRule="auto"/>
         <w:rPr>
+          <w:del w:id="131" w:author="Daniel Schindler" w:date="2025-07-17T14:23:00Z" w16du:dateUtc="2025-07-17T22:23:00Z"/>
           <w:rFonts w:ascii="Garamond" w:hAnsi="Garamond"/>
           <w:b/>
           <w:bCs/>
@@ -5492,7 +7251,287 @@
           <w:szCs w:val="20"/>
         </w:rPr>
       </w:pPr>
-      <w:r>
+      <w:del w:id="132" w:author="Daniel Schindler" w:date="2025-07-17T14:23:00Z" w16du:dateUtc="2025-07-17T22:23:00Z">
+        <w:r>
+          <w:rPr>
+            <w:rFonts w:ascii="Garamond" w:hAnsi="Garamond"/>
+            <w:b/>
+            <w:bCs/>
+            <w:sz w:val="20"/>
+            <w:szCs w:val="20"/>
+          </w:rPr>
+          <w:delText>Cumulative Distribution functions</w:delText>
+        </w:r>
+        <w:r>
+          <w:rPr>
+            <w:rFonts w:ascii="Garamond" w:hAnsi="Garamond"/>
+            <w:b/>
+            <w:bCs/>
+            <w:sz w:val="20"/>
+            <w:szCs w:val="20"/>
+          </w:rPr>
+          <w:delText xml:space="preserve"> </w:delText>
+        </w:r>
+      </w:del>
+    </w:p>
+    <w:p>
+      <w:pPr>
+        <w:pStyle w:val="whitespace-normal"/>
+        <w:spacing w:line="480" w:lineRule="auto"/>
+        <w:ind w:firstLine="720"/>
+        <w:rPr>
+          <w:rFonts w:ascii="Garamond" w:hAnsi="Garamond"/>
+          <w:sz w:val="22"/>
+          <w:szCs w:val="22"/>
+        </w:rPr>
+      </w:pPr>
+      <w:ins w:id="133" w:author="Daniel Schindler" w:date="2025-07-17T14:24:00Z" w16du:dateUtc="2025-07-17T22:24:00Z">
+        <w:r>
+          <w:rPr>
+            <w:rFonts w:ascii="Garamond" w:hAnsi="Garamond"/>
+            <w:sz w:val="22"/>
+            <w:szCs w:val="22"/>
+          </w:rPr>
+          <w:t xml:space="preserve">We also used </w:t>
+        </w:r>
+      </w:ins>
+      <w:del w:id="134" w:author="Daniel Schindler" w:date="2025-07-17T14:24:00Z" w16du:dateUtc="2025-07-17T22:24:00Z">
+        <w:r>
+          <w:rPr>
+            <w:rFonts w:ascii="Garamond" w:hAnsi="Garamond"/>
+            <w:sz w:val="22"/>
+            <w:szCs w:val="22"/>
+          </w:rPr>
+          <w:delText>C</w:delText>
+        </w:r>
+      </w:del>
+      <w:ins w:id="135" w:author="Daniel Schindler" w:date="2025-07-17T14:24:00Z" w16du:dateUtc="2025-07-17T22:24:00Z">
+        <w:r>
+          <w:rPr>
+            <w:rFonts w:ascii="Garamond" w:hAnsi="Garamond"/>
+            <w:sz w:val="22"/>
+            <w:szCs w:val="22"/>
+          </w:rPr>
+          <w:t>c</w:t>
+        </w:r>
+      </w:ins>
+      <w:r>
+        <w:rPr>
+          <w:rFonts w:ascii="Garamond" w:hAnsi="Garamond"/>
+          <w:sz w:val="22"/>
+          <w:szCs w:val="22"/>
+        </w:rPr>
+        <w:t>umulative distribution plots</w:t>
+      </w:r>
+      <w:ins w:id="136" w:author="Daniel Schindler" w:date="2025-07-17T14:31:00Z" w16du:dateUtc="2025-07-17T22:31:00Z">
+        <w:r>
+          <w:rPr>
+            <w:rFonts w:ascii="Garamond" w:hAnsi="Garamond"/>
+            <w:sz w:val="22"/>
+            <w:szCs w:val="22"/>
+          </w:rPr>
+          <w:t xml:space="preserve"> to</w:t>
+        </w:r>
+      </w:ins>
+      <w:r>
+        <w:rPr>
+          <w:rFonts w:ascii="Garamond" w:hAnsi="Garamond"/>
+          <w:sz w:val="22"/>
+          <w:szCs w:val="22"/>
+        </w:rPr>
+        <w:t xml:space="preserve"> further illustrate the pattern of consistently early returning upper Kuskokwim stocks and late-returning lower Kuskokwim stocks. As compared to the relatively coarse spatial scale of quartile analysis, these data illustrate variation in run timing among stocks at a finer spatial scale that is independent of the quartile cutoff dates. This analysis reveal</w:t>
+      </w:r>
+      <w:ins w:id="137" w:author="Daniel Schindler" w:date="2025-07-17T14:31:00Z" w16du:dateUtc="2025-07-17T22:31:00Z">
+        <w:r>
+          <w:rPr>
+            <w:rFonts w:ascii="Garamond" w:hAnsi="Garamond"/>
+            <w:sz w:val="22"/>
+            <w:szCs w:val="22"/>
+          </w:rPr>
+          <w:t>ed</w:t>
+        </w:r>
+      </w:ins>
+      <w:del w:id="138" w:author="Daniel Schindler" w:date="2025-07-17T14:31:00Z" w16du:dateUtc="2025-07-17T22:31:00Z">
+        <w:r>
+          <w:rPr>
+            <w:rFonts w:ascii="Garamond" w:hAnsi="Garamond"/>
+            <w:sz w:val="22"/>
+            <w:szCs w:val="22"/>
+          </w:rPr>
+          <w:delText>s</w:delText>
+        </w:r>
+      </w:del>
+      <w:r>
+        <w:rPr>
+          <w:rFonts w:ascii="Garamond" w:hAnsi="Garamond"/>
+          <w:sz w:val="22"/>
+          <w:szCs w:val="22"/>
+        </w:rPr>
+        <w:t xml:space="preserve"> whether the timing of stock contribution varies based on the relative timing of the run (i.e. early returning vs late returning or </w:t>
+      </w:r>
+      <w:del w:id="139" w:author="Daniel Schindler" w:date="2025-07-17T14:31:00Z" w16du:dateUtc="2025-07-17T22:31:00Z">
+        <w:r>
+          <w:rPr>
+            <w:rFonts w:ascii="Garamond" w:hAnsi="Garamond"/>
+            <w:sz w:val="22"/>
+            <w:szCs w:val="22"/>
+          </w:rPr>
+          <w:delText xml:space="preserve">short </w:delText>
+        </w:r>
+      </w:del>
+      <w:ins w:id="140" w:author="Daniel Schindler" w:date="2025-07-17T14:31:00Z" w16du:dateUtc="2025-07-17T22:31:00Z">
+        <w:r>
+          <w:rPr>
+            <w:rFonts w:ascii="Garamond" w:hAnsi="Garamond"/>
+            <w:sz w:val="22"/>
+            <w:szCs w:val="22"/>
+          </w:rPr>
+          <w:t>protra</w:t>
+        </w:r>
+      </w:ins>
+      <w:ins w:id="141" w:author="Daniel Schindler" w:date="2025-07-17T14:32:00Z" w16du:dateUtc="2025-07-17T22:32:00Z">
+        <w:r>
+          <w:rPr>
+            <w:rFonts w:ascii="Garamond" w:hAnsi="Garamond"/>
+            <w:sz w:val="22"/>
+            <w:szCs w:val="22"/>
+          </w:rPr>
+          <w:t>cted</w:t>
+        </w:r>
+      </w:ins>
+      <w:ins w:id="142" w:author="Daniel Schindler" w:date="2025-07-17T14:31:00Z" w16du:dateUtc="2025-07-17T22:31:00Z">
+        <w:r>
+          <w:rPr>
+            <w:rFonts w:ascii="Garamond" w:hAnsi="Garamond"/>
+            <w:sz w:val="22"/>
+            <w:szCs w:val="22"/>
+          </w:rPr>
+          <w:t xml:space="preserve"> </w:t>
+        </w:r>
+      </w:ins>
+      <w:r>
+        <w:rPr>
+          <w:rFonts w:ascii="Garamond" w:hAnsi="Garamond"/>
+          <w:sz w:val="22"/>
+          <w:szCs w:val="22"/>
+        </w:rPr>
+        <w:t xml:space="preserve">vs </w:t>
+      </w:r>
+      <w:ins w:id="143" w:author="Daniel Schindler" w:date="2025-07-17T14:32:00Z" w16du:dateUtc="2025-07-17T22:32:00Z">
+        <w:r>
+          <w:rPr>
+            <w:rFonts w:ascii="Garamond" w:hAnsi="Garamond"/>
+            <w:sz w:val="22"/>
+            <w:szCs w:val="22"/>
+          </w:rPr>
+          <w:t>extended</w:t>
+        </w:r>
+      </w:ins>
+      <w:del w:id="144" w:author="Daniel Schindler" w:date="2025-07-17T14:32:00Z" w16du:dateUtc="2025-07-17T22:32:00Z">
+        <w:r>
+          <w:rPr>
+            <w:rFonts w:ascii="Garamond" w:hAnsi="Garamond"/>
+            <w:sz w:val="22"/>
+            <w:szCs w:val="22"/>
+          </w:rPr>
+          <w:delText>long</w:delText>
+        </w:r>
+      </w:del>
+      <w:r>
+        <w:rPr>
+          <w:rFonts w:ascii="Garamond" w:hAnsi="Garamond"/>
+          <w:sz w:val="22"/>
+          <w:szCs w:val="22"/>
+        </w:rPr>
+        <w:t xml:space="preserve"> run</w:t>
+      </w:r>
+      <w:proofErr w:type="gramStart"/>
+      <w:r>
+        <w:rPr>
+          <w:rFonts w:ascii="Garamond" w:hAnsi="Garamond"/>
+          <w:sz w:val="22"/>
+          <w:szCs w:val="22"/>
+        </w:rPr>
+        <w:t>), and</w:t>
+      </w:r>
+      <w:proofErr w:type="gramEnd"/>
+      <w:r>
+        <w:rPr>
+          <w:rFonts w:ascii="Garamond" w:hAnsi="Garamond"/>
+          <w:sz w:val="22"/>
+          <w:szCs w:val="22"/>
+        </w:rPr>
+        <w:t xml:space="preserve"> is independent of the total contribution of the stock to the overall run.</w:t>
+      </w:r>
+      <w:ins w:id="145" w:author="Daniel Schindler" w:date="2025-07-17T14:02:00Z" w16du:dateUtc="2025-07-17T22:02:00Z">
+        <w:r>
+          <w:rPr>
+            <w:rFonts w:ascii="Garamond" w:hAnsi="Garamond"/>
+            <w:sz w:val="22"/>
+            <w:szCs w:val="22"/>
+          </w:rPr>
+          <w:t xml:space="preserve"> </w:t>
+        </w:r>
+      </w:ins>
+      <w:r>
+        <w:rPr>
+          <w:rFonts w:ascii="Garamond" w:hAnsi="Garamond"/>
+          <w:sz w:val="22"/>
+          <w:szCs w:val="22"/>
+        </w:rPr>
+        <w:t xml:space="preserve">Upper watershed stocks demonstrated characteristically steep early-season curves, with populations like Big </w:t>
+      </w:r>
+      <w:r>
+        <w:rPr>
+          <w:rFonts w:ascii="Garamond" w:hAnsi="Garamond"/>
+          <w:sz w:val="22"/>
+          <w:szCs w:val="22"/>
+        </w:rPr>
+        <w:lastRenderedPageBreak/>
+        <w:t xml:space="preserve">River, Swift, and Upper Kusko Main reaching 50% of their annual contribution more quickly than lower stocks. In most years, these populations arrive within a predictable window during the early portion of the season, </w:t>
+      </w:r>
+      <w:r>
+        <w:rPr>
+          <w:rStyle w:val="Strong"/>
+          <w:rFonts w:ascii="Garamond" w:eastAsiaTheme="majorEastAsia" w:hAnsi="Garamond"/>
+          <w:b w:val="0"/>
+          <w:bCs w:val="0"/>
+          <w:sz w:val="22"/>
+          <w:szCs w:val="22"/>
+        </w:rPr>
+        <w:t>with most upper watershed stocks reaching the majority (&gt;50%) of their annual contribution within the first three weeks of the run</w:t>
+      </w:r>
+      <w:r>
+        <w:rPr>
+          <w:rFonts w:ascii="Garamond" w:hAnsi="Garamond"/>
+          <w:sz w:val="22"/>
+          <w:szCs w:val="22"/>
+        </w:rPr>
+        <w:t xml:space="preserve">. Lower watershed stocks exhibited markedly different cumulative patterns with gradual, extended curves reflecting protracted run timing that spans the entirety of the run. Populations such as Aniak, Kwethluk, and </w:t>
+      </w:r>
+      <w:proofErr w:type="spellStart"/>
+      <w:r>
+        <w:rPr>
+          <w:rFonts w:ascii="Garamond" w:hAnsi="Garamond"/>
+          <w:sz w:val="22"/>
+          <w:szCs w:val="22"/>
+        </w:rPr>
+        <w:t>Kisaralik</w:t>
+      </w:r>
+      <w:proofErr w:type="spellEnd"/>
+      <w:r>
+        <w:rPr>
+          <w:rFonts w:ascii="Garamond" w:hAnsi="Garamond"/>
+          <w:sz w:val="22"/>
+          <w:szCs w:val="22"/>
+        </w:rPr>
+        <w:t xml:space="preserve"> showed substantially lower early-season contributions, with their steepest accumulation occurring later in the season, a pattern that further supports the average higher contribution of these stocks in the fourth quartile of our dataset.  Despite varying total run size, timing, and duration, the relative timing patterns among management units remained consistent among all years of our dataset with the timing offset between upper and lower stocks persisting regardless of the run dynamics.</w:t>
+      </w:r>
+    </w:p>
+    <w:p>
+      <w:pPr>
+        <w:pStyle w:val="whitespace-normal"/>
+        <w:spacing w:line="480" w:lineRule="auto"/>
         <w:rPr>
           <w:rFonts w:ascii="Garamond" w:hAnsi="Garamond"/>
           <w:b/>
@@ -5500,8 +7539,7 @@
           <w:sz w:val="20"/>
           <w:szCs w:val="20"/>
         </w:rPr>
-        <w:t>Cumulative Distribution functions</w:t>
-      </w:r>
+      </w:pPr>
       <w:r>
         <w:rPr>
           <w:rFonts w:ascii="Garamond" w:hAnsi="Garamond"/>
@@ -5510,7 +7548,7 @@
           <w:sz w:val="20"/>
           <w:szCs w:val="20"/>
         </w:rPr>
-        <w:t xml:space="preserve"> </w:t>
+        <w:t xml:space="preserve">Front end closure protections </w:t>
       </w:r>
     </w:p>
     <w:p>
@@ -5520,85 +7558,150 @@
         <w:ind w:firstLine="720"/>
         <w:rPr>
           <w:rFonts w:ascii="Garamond" w:hAnsi="Garamond"/>
-          <w:sz w:val="22"/>
-          <w:szCs w:val="22"/>
-        </w:rPr>
-      </w:pPr>
-      <w:r>
-        <w:rPr>
-          <w:rFonts w:ascii="Garamond" w:hAnsi="Garamond"/>
-          <w:sz w:val="22"/>
-          <w:szCs w:val="22"/>
-        </w:rPr>
-        <w:t>Cumulative distribution plots further illustrate the pattern of consistently early returning upper Kuskokwim stocks and late-returning lower Kuskokwim stocks. As compared to the relatively coarse spatial scale of quartile analysis, these data illustrate variation in run timing among stocks at a finer spatial scale that is independent of the quartile</w:t>
-      </w:r>
-      <w:r>
-        <w:rPr>
-          <w:rFonts w:ascii="Garamond" w:hAnsi="Garamond"/>
-          <w:sz w:val="22"/>
-          <w:szCs w:val="22"/>
-        </w:rPr>
-        <w:t xml:space="preserve"> cutoff dates. </w:t>
-      </w:r>
-      <w:r>
-        <w:rPr>
-          <w:rFonts w:ascii="Garamond" w:hAnsi="Garamond"/>
-          <w:sz w:val="22"/>
-          <w:szCs w:val="22"/>
-        </w:rPr>
-        <w:t xml:space="preserve">This analysis reveals whether the timing of stock contribution varies based on the relative timing of the run (i.e. early returning vs late returning or short vs long run), and is independent of the total contribution of the stock to the overall </w:t>
+          <w:sz w:val="20"/>
+          <w:szCs w:val="20"/>
+        </w:rPr>
+      </w:pPr>
+      <w:r>
+        <w:rPr>
+          <w:rFonts w:ascii="Garamond" w:hAnsi="Garamond"/>
+          <w:sz w:val="20"/>
+          <w:szCs w:val="20"/>
+        </w:rPr>
+        <w:t xml:space="preserve">Analysis of the protection offered to stocks across the basin based on a front-end </w:t>
+      </w:r>
+      <w:ins w:id="146" w:author="Daniel Schindler" w:date="2025-07-17T14:36:00Z" w16du:dateUtc="2025-07-17T22:36:00Z">
+        <w:r>
+          <w:rPr>
+            <w:rFonts w:ascii="Garamond" w:hAnsi="Garamond"/>
+            <w:sz w:val="20"/>
+            <w:szCs w:val="20"/>
+          </w:rPr>
+          <w:t xml:space="preserve">fishery </w:t>
+        </w:r>
+      </w:ins>
+      <w:r>
+        <w:rPr>
+          <w:rFonts w:ascii="Garamond" w:hAnsi="Garamond"/>
+          <w:sz w:val="20"/>
+          <w:szCs w:val="20"/>
+        </w:rPr>
+        <w:t xml:space="preserve">closure illustrated a range of protection across stocks with clearly higher protection afforded to upper Kuskokwim stocks. Upper watershed stocks showed the highest closure protection rates, with East Fork Kuskokwim receiving the greatest benefit (median: 21.3%, range: 9.9-45.3%). Despite East Fork Kuskokwim contributing minimally to the total watershed run (~2-3% annually), approximately one-quarter of its total returns are protected by a front-end closure. Several other upper Kuskokwim stocks showed similarly high proportional protection, including the North Fork (median: 22.5%, range: 5.8-31.0%), </w:t>
       </w:r>
       <w:proofErr w:type="spellStart"/>
       <w:r>
         <w:rPr>
           <w:rFonts w:ascii="Garamond" w:hAnsi="Garamond"/>
-          <w:sz w:val="22"/>
-          <w:szCs w:val="22"/>
-        </w:rPr>
-        <w:t>run.Upper</w:t>
+          <w:sz w:val="20"/>
+          <w:szCs w:val="20"/>
+        </w:rPr>
+        <w:t>Tatlawiksuk</w:t>
       </w:r>
       <w:proofErr w:type="spellEnd"/>
       <w:r>
         <w:rPr>
           <w:rFonts w:ascii="Garamond" w:hAnsi="Garamond"/>
-          <w:sz w:val="22"/>
-          <w:szCs w:val="22"/>
-        </w:rPr>
-        <w:t xml:space="preserve"> watershed stocks demonstrated characteristically steep early-season curves, with populations like Big River, Swift, and Upper Kusko Main reaching 50% of their annual contribution more quickly than lower stocks. In most years, these populations arrive within a predictable window during the early portion of the season, </w:t>
-      </w:r>
-      <w:r>
-        <w:rPr>
-          <w:rStyle w:val="Strong"/>
-          <w:rFonts w:ascii="Garamond" w:eastAsiaTheme="majorEastAsia" w:hAnsi="Garamond"/>
-          <w:b w:val="0"/>
-          <w:bCs w:val="0"/>
-          <w:sz w:val="22"/>
-          <w:szCs w:val="22"/>
-        </w:rPr>
-        <w:t>with most upper watershed stocks reaching the majority (&gt;50%) of their annual contribution within the first three weeks of the run</w:t>
-      </w:r>
-      <w:r>
-        <w:rPr>
-          <w:rFonts w:ascii="Garamond" w:hAnsi="Garamond"/>
-          <w:sz w:val="22"/>
-          <w:szCs w:val="22"/>
-        </w:rPr>
-        <w:t xml:space="preserve">. </w:t>
-      </w:r>
-      <w:r>
-        <w:rPr>
-          <w:rFonts w:ascii="Garamond" w:hAnsi="Garamond"/>
-          <w:sz w:val="22"/>
-          <w:szCs w:val="22"/>
-        </w:rPr>
-        <w:t xml:space="preserve">Lower watershed stocks exhibited markedly different cumulative patterns with gradual, extended curves reflecting protracted run timing that spans the entirety of the run. Populations such as Aniak, Kwethluk, and </w:t>
+          <w:sz w:val="20"/>
+          <w:szCs w:val="20"/>
+        </w:rPr>
+        <w:t xml:space="preserve"> (median: 17.2%, range: 3.1-39.5%), Big River (median: 15.9%, range: 2.4-41.3%), Swift (median: 14.9%, range: 2.9-36.2%), South Fork (median: 12.3%, range: 2.7-31.7%), and Upper Kuskokwim (median: 11.4%, range: 2.8-27.4%). Of the stocks with the highest protection (&gt;11% median), all were found in the upper portions of the watershed. Notably, </w:t>
       </w:r>
       <w:proofErr w:type="spellStart"/>
       <w:r>
         <w:rPr>
           <w:rFonts w:ascii="Garamond" w:hAnsi="Garamond"/>
-          <w:sz w:val="22"/>
-          <w:szCs w:val="22"/>
+          <w:sz w:val="20"/>
+          <w:szCs w:val="20"/>
+        </w:rPr>
+        <w:t>Takotna</w:t>
+      </w:r>
+      <w:proofErr w:type="spellEnd"/>
+      <w:r>
+        <w:rPr>
+          <w:rFonts w:ascii="Garamond" w:hAnsi="Garamond"/>
+          <w:sz w:val="20"/>
+          <w:szCs w:val="20"/>
+        </w:rPr>
+        <w:t xml:space="preserve"> and Nixon Fork received relatively modest protection (median: 6.6%, range: 0.9-18.3%) despite its position at the top of the watershed. In contrast, stocks positioned lower in the watershed received less protection from the front-end closure. Middle watershed stocks including Stony (median: 7.6%, range: 2.9-22.1</w:t>
+      </w:r>
+      <w:proofErr w:type="gramStart"/>
+      <w:r>
+        <w:rPr>
+          <w:rFonts w:ascii="Garamond" w:hAnsi="Garamond"/>
+          <w:sz w:val="20"/>
+          <w:szCs w:val="20"/>
+        </w:rPr>
+        <w:t>%)  Middle</w:t>
+      </w:r>
+      <w:proofErr w:type="gramEnd"/>
+      <w:r>
+        <w:rPr>
+          <w:rFonts w:ascii="Garamond" w:hAnsi="Garamond"/>
+          <w:sz w:val="20"/>
+          <w:szCs w:val="20"/>
+        </w:rPr>
+        <w:t xml:space="preserve"> Kusko Main (median: 5.5%, range: 4.7-17.7%</w:t>
+      </w:r>
+      <w:proofErr w:type="gramStart"/>
+      <w:r>
+        <w:rPr>
+          <w:rFonts w:ascii="Garamond" w:hAnsi="Garamond"/>
+          <w:sz w:val="20"/>
+          <w:szCs w:val="20"/>
+        </w:rPr>
+        <w:t>) ,</w:t>
+      </w:r>
+      <w:proofErr w:type="gramEnd"/>
+      <w:r>
+        <w:rPr>
+          <w:rFonts w:ascii="Garamond" w:hAnsi="Garamond"/>
+          <w:sz w:val="20"/>
+          <w:szCs w:val="20"/>
+        </w:rPr>
+        <w:t xml:space="preserve"> and </w:t>
+      </w:r>
+      <w:proofErr w:type="spellStart"/>
+      <w:r>
+        <w:rPr>
+          <w:rFonts w:ascii="Garamond" w:hAnsi="Garamond"/>
+          <w:sz w:val="20"/>
+          <w:szCs w:val="20"/>
+        </w:rPr>
+        <w:t>Hohlitna</w:t>
+      </w:r>
+      <w:proofErr w:type="spellEnd"/>
+      <w:r>
+        <w:rPr>
+          <w:rFonts w:ascii="Garamond" w:hAnsi="Garamond"/>
+          <w:sz w:val="20"/>
+          <w:szCs w:val="20"/>
+        </w:rPr>
+        <w:t xml:space="preserve"> </w:t>
+      </w:r>
+      <w:proofErr w:type="gramStart"/>
+      <w:r>
+        <w:rPr>
+          <w:rFonts w:ascii="Garamond" w:hAnsi="Garamond"/>
+          <w:sz w:val="20"/>
+          <w:szCs w:val="20"/>
+        </w:rPr>
+        <w:t>( median</w:t>
+      </w:r>
+      <w:proofErr w:type="gramEnd"/>
+      <w:r>
+        <w:rPr>
+          <w:rFonts w:ascii="Garamond" w:hAnsi="Garamond"/>
+          <w:sz w:val="20"/>
+          <w:szCs w:val="20"/>
+        </w:rPr>
+        <w:t xml:space="preserve">: 5.6%, range: 2.7 – 18.4%) showed modest median protection, but with ranges that indicate a high level of protection in at least one year of our dataset. Several stocks lower in the watershed, however, received consistently minimal protection. Lower Kusko, </w:t>
+      </w:r>
+      <w:proofErr w:type="spellStart"/>
+      <w:r>
+        <w:rPr>
+          <w:rFonts w:ascii="Garamond" w:hAnsi="Garamond"/>
+          <w:sz w:val="20"/>
+          <w:szCs w:val="20"/>
         </w:rPr>
         <w:t>Kisaralik</w:t>
       </w:r>
@@ -5606,50 +7709,73 @@
       <w:r>
         <w:rPr>
           <w:rFonts w:ascii="Garamond" w:hAnsi="Garamond"/>
-          <w:sz w:val="22"/>
-          <w:szCs w:val="22"/>
-        </w:rPr>
-        <w:t xml:space="preserve"> showed substantially lower early-season contributions, with their steepest accumulation occurring later in the season</w:t>
-      </w:r>
-      <w:r>
-        <w:rPr>
-          <w:rFonts w:ascii="Garamond" w:hAnsi="Garamond"/>
-          <w:sz w:val="22"/>
-          <w:szCs w:val="22"/>
-        </w:rPr>
-        <w:t xml:space="preserve">, a pattern that further supports the average higher contribution of these stocks in the fourth quartile of our dataset. </w:t>
-      </w:r>
-      <w:r>
-        <w:rPr>
-          <w:rFonts w:ascii="Garamond" w:hAnsi="Garamond"/>
-          <w:sz w:val="22"/>
-          <w:szCs w:val="22"/>
-        </w:rPr>
-        <w:t xml:space="preserve"> Despite varying total run size</w:t>
-      </w:r>
-      <w:r>
-        <w:rPr>
-          <w:rFonts w:ascii="Garamond" w:hAnsi="Garamond"/>
-          <w:sz w:val="22"/>
-          <w:szCs w:val="22"/>
-        </w:rPr>
-        <w:t xml:space="preserve">, timing, and duration, the relative timing patterns among management units remained consistent among all years of our dataset </w:t>
-      </w:r>
-      <w:r>
-        <w:rPr>
-          <w:rFonts w:ascii="Garamond" w:hAnsi="Garamond"/>
-          <w:sz w:val="22"/>
-          <w:szCs w:val="22"/>
-        </w:rPr>
-        <w:t xml:space="preserve">with the timing offset between upper and lower stocks persisting regardless </w:t>
-      </w:r>
-      <w:r>
-        <w:rPr>
-          <w:rFonts w:ascii="Garamond" w:hAnsi="Garamond"/>
-          <w:sz w:val="22"/>
-          <w:szCs w:val="22"/>
-        </w:rPr>
-        <w:t>of the run dynamics.</w:t>
+          <w:sz w:val="20"/>
+          <w:szCs w:val="20"/>
+        </w:rPr>
+        <w:t xml:space="preserve">, Aniak, </w:t>
+      </w:r>
+      <w:proofErr w:type="spellStart"/>
+      <w:r>
+        <w:rPr>
+          <w:rFonts w:ascii="Garamond" w:hAnsi="Garamond"/>
+          <w:sz w:val="20"/>
+          <w:szCs w:val="20"/>
+        </w:rPr>
+        <w:t>Tuluksak</w:t>
+      </w:r>
+      <w:proofErr w:type="spellEnd"/>
+      <w:r>
+        <w:rPr>
+          <w:rFonts w:ascii="Garamond" w:hAnsi="Garamond"/>
+          <w:sz w:val="20"/>
+          <w:szCs w:val="20"/>
+        </w:rPr>
+        <w:t xml:space="preserve">, </w:t>
+      </w:r>
+      <w:proofErr w:type="spellStart"/>
+      <w:r>
+        <w:rPr>
+          <w:rFonts w:ascii="Garamond" w:hAnsi="Garamond"/>
+          <w:sz w:val="20"/>
+          <w:szCs w:val="20"/>
+        </w:rPr>
+        <w:t>Oskakawlik</w:t>
+      </w:r>
+      <w:proofErr w:type="spellEnd"/>
+      <w:r>
+        <w:rPr>
+          <w:rFonts w:ascii="Garamond" w:hAnsi="Garamond"/>
+          <w:sz w:val="20"/>
+          <w:szCs w:val="20"/>
+        </w:rPr>
+        <w:t xml:space="preserve">, Kwethluk, and </w:t>
+      </w:r>
+      <w:proofErr w:type="spellStart"/>
+      <w:r>
+        <w:rPr>
+          <w:rFonts w:ascii="Garamond" w:hAnsi="Garamond"/>
+          <w:sz w:val="20"/>
+          <w:szCs w:val="20"/>
+        </w:rPr>
+        <w:t>Holitna</w:t>
+      </w:r>
+      <w:proofErr w:type="spellEnd"/>
+      <w:r>
+        <w:rPr>
+          <w:rFonts w:ascii="Garamond" w:hAnsi="Garamond"/>
+          <w:sz w:val="20"/>
+          <w:szCs w:val="20"/>
+        </w:rPr>
+        <w:t xml:space="preserve"> all demonstrated low protection rates (medians: 2.9-8.0%), with </w:t>
+      </w:r>
+      <w:r>
+        <w:rPr>
+          <w:rFonts w:ascii="Garamond" w:hAnsi="Garamond"/>
+          <w:sz w:val="20"/>
+          <w:szCs w:val="20"/>
+        </w:rPr>
+        <w:lastRenderedPageBreak/>
+        <w:t>George River showing the lowest protection of all stocks (median: 3.9%, range: 1.7-8.4%), indicating that the vast majority of these stocks' contributions occur outside of the front-end closure window and are therefore subject to fishing pressure during the open fishing period.</w:t>
       </w:r>
     </w:p>
     <w:p>
@@ -5660,8 +7786,7 @@
           <w:rFonts w:ascii="Garamond" w:hAnsi="Garamond"/>
           <w:b/>
           <w:bCs/>
-          <w:sz w:val="20"/>
-          <w:szCs w:val="20"/>
+          <w:u w:val="single"/>
         </w:rPr>
       </w:pPr>
       <w:r>
@@ -5669,11 +7794,270 @@
           <w:rFonts w:ascii="Garamond" w:hAnsi="Garamond"/>
           <w:b/>
           <w:bCs/>
-          <w:sz w:val="20"/>
-          <w:szCs w:val="20"/>
-        </w:rPr>
-        <w:t xml:space="preserve">Front end closure protections </w:t>
-      </w:r>
+          <w:u w:val="single"/>
+        </w:rPr>
+        <w:t>Discussion</w:t>
+      </w:r>
+    </w:p>
+    <w:p>
+      <w:pPr>
+        <w:pStyle w:val="whitespace-normal"/>
+        <w:spacing w:line="480" w:lineRule="auto"/>
+        <w:rPr>
+          <w:rFonts w:ascii="Garamond" w:hAnsi="Garamond"/>
+        </w:rPr>
+      </w:pPr>
+      <w:r>
+        <w:rPr>
+          <w:rFonts w:ascii="Garamond" w:hAnsi="Garamond"/>
+          <w:b/>
+          <w:bCs/>
+        </w:rPr>
+        <w:tab/>
+      </w:r>
+      <w:r>
+        <w:rPr>
+          <w:rFonts w:ascii="Garamond" w:hAnsi="Garamond"/>
+        </w:rPr>
+        <w:t xml:space="preserve">Understanding the spatial and temporal patterns governing salmon metapopulation dynamics is critical to developing management strategies which stabilize resource availability for downstream fisheries and build resilience to future </w:t>
+      </w:r>
+      <w:del w:id="147" w:author="Daniel Schindler" w:date="2025-07-17T14:40:00Z" w16du:dateUtc="2025-07-17T22:40:00Z">
+        <w:r>
+          <w:rPr>
+            <w:rFonts w:ascii="Garamond" w:hAnsi="Garamond"/>
+          </w:rPr>
+          <w:delText>perturbations</w:delText>
+        </w:r>
+      </w:del>
+      <w:ins w:id="148" w:author="Daniel Schindler" w:date="2025-07-17T14:40:00Z" w16du:dateUtc="2025-07-17T22:40:00Z">
+        <w:r>
+          <w:rPr>
+            <w:rFonts w:ascii="Garamond" w:hAnsi="Garamond"/>
+          </w:rPr>
+          <w:t>environmental change</w:t>
+        </w:r>
+      </w:ins>
+      <w:r>
+        <w:rPr>
+          <w:rFonts w:ascii="Garamond" w:hAnsi="Garamond"/>
+        </w:rPr>
+        <w:t xml:space="preserve">. Here, we illustrate the spatiotemporal patterns of Chinook salmon </w:t>
+      </w:r>
+      <w:ins w:id="149" w:author="Daniel Schindler" w:date="2025-07-17T14:40:00Z" w16du:dateUtc="2025-07-17T22:40:00Z">
+        <w:r>
+          <w:rPr>
+            <w:rFonts w:ascii="Garamond" w:hAnsi="Garamond"/>
+          </w:rPr>
+          <w:t xml:space="preserve">migration </w:t>
+        </w:r>
+      </w:ins>
+      <w:r>
+        <w:rPr>
+          <w:rFonts w:ascii="Garamond" w:hAnsi="Garamond"/>
+        </w:rPr>
+        <w:t xml:space="preserve">in the Kuskokwim River-Basin, one of the largest salmon bearing watersheds in Alaska, over several years and at a finer spatial scale than is previously available. The results of our analysis demonstrate clear and consistent patterns of early return timing in stocks at the upper portion of the watershed, which has been observed in other salmon ecosystems (cite) and has been </w:t>
+      </w:r>
+      <w:del w:id="150" w:author="Daniel Schindler" w:date="2025-07-17T14:42:00Z" w16du:dateUtc="2025-07-17T22:42:00Z">
+        <w:r>
+          <w:rPr>
+            <w:rFonts w:ascii="Garamond" w:hAnsi="Garamond"/>
+          </w:rPr>
+          <w:delText xml:space="preserve">anecdotally </w:delText>
+        </w:r>
+      </w:del>
+      <w:ins w:id="151" w:author="Daniel Schindler" w:date="2025-07-17T14:42:00Z" w16du:dateUtc="2025-07-17T22:42:00Z">
+        <w:r>
+          <w:rPr>
+            <w:rFonts w:ascii="Garamond" w:hAnsi="Garamond"/>
+          </w:rPr>
+          <w:t xml:space="preserve">preliminarily </w:t>
+        </w:r>
+      </w:ins>
+      <w:r>
+        <w:rPr>
+          <w:rFonts w:ascii="Garamond" w:hAnsi="Garamond"/>
+        </w:rPr>
+        <w:t>observed in the basin</w:t>
+      </w:r>
+      <w:ins w:id="152" w:author="Daniel Schindler" w:date="2025-07-17T14:42:00Z" w16du:dateUtc="2025-07-17T22:42:00Z">
+        <w:r>
+          <w:rPr>
+            <w:rFonts w:ascii="Garamond" w:hAnsi="Garamond"/>
+          </w:rPr>
+          <w:t xml:space="preserve"> based on telemetry studies</w:t>
+        </w:r>
+      </w:ins>
+      <w:ins w:id="153" w:author="Daniel Schindler" w:date="2025-07-17T14:41:00Z" w16du:dateUtc="2025-07-17T22:41:00Z">
+        <w:r>
+          <w:rPr>
+            <w:rFonts w:ascii="Garamond" w:hAnsi="Garamond"/>
+          </w:rPr>
+          <w:t xml:space="preserve"> (ADF&amp;G </w:t>
+        </w:r>
+      </w:ins>
+      <w:ins w:id="154" w:author="Daniel Schindler" w:date="2025-07-17T14:42:00Z" w16du:dateUtc="2025-07-17T22:42:00Z">
+        <w:r>
+          <w:rPr>
+            <w:rFonts w:ascii="Garamond" w:hAnsi="Garamond"/>
+          </w:rPr>
+          <w:t xml:space="preserve">telemetry </w:t>
+        </w:r>
+      </w:ins>
+      <w:ins w:id="155" w:author="Daniel Schindler" w:date="2025-07-17T14:41:00Z" w16du:dateUtc="2025-07-17T22:41:00Z">
+        <w:r>
+          <w:rPr>
+            <w:rFonts w:ascii="Garamond" w:hAnsi="Garamond"/>
+          </w:rPr>
+          <w:t>report)</w:t>
+        </w:r>
+      </w:ins>
+      <w:r>
+        <w:rPr>
+          <w:rFonts w:ascii="Garamond" w:hAnsi="Garamond"/>
+        </w:rPr>
+        <w:t xml:space="preserve">. Our analysis quantifies the progression of run timing from upper Kuskokwim stocks such as Big River, Upper Kusko Main, and Swift in the earliest portions of the season to middle Kuskokwim stocks such as Stony, </w:t>
+      </w:r>
+      <w:proofErr w:type="spellStart"/>
+      <w:r>
+        <w:rPr>
+          <w:rFonts w:ascii="Garamond" w:hAnsi="Garamond"/>
+        </w:rPr>
+        <w:t>Holitna</w:t>
+      </w:r>
+      <w:proofErr w:type="spellEnd"/>
+      <w:r>
+        <w:rPr>
+          <w:rFonts w:ascii="Garamond" w:hAnsi="Garamond"/>
+        </w:rPr>
+        <w:t xml:space="preserve">, and Middle Kusko Main in the middle portion of the season, and finally to stocks at the lowest portions of the watershed (Aniak, Kwethluk, </w:t>
+      </w:r>
+      <w:proofErr w:type="spellStart"/>
+      <w:r>
+        <w:rPr>
+          <w:rFonts w:ascii="Garamond" w:hAnsi="Garamond"/>
+        </w:rPr>
+        <w:t>Kisaralik</w:t>
+      </w:r>
+      <w:proofErr w:type="spellEnd"/>
+      <w:r>
+        <w:rPr>
+          <w:rFonts w:ascii="Garamond" w:hAnsi="Garamond"/>
+        </w:rPr>
+        <w:t xml:space="preserve">) in the final portion of the run. In addition, our results highlight variability in returns among stocks at several spatial scales. For example, some stocks such as Big River contributed a consistently significant portion of the run across all years of our dataset. However, the relative contribution among stocks varies among years. For example, stocks such as East Fork Kuskokwim contributed significantly in some years and much lower in others. Given the dynamic nature of salmon ecosystems and well-established patterns of distributed risk across several year classes and life histories, variability in relative stock contribution among years is expected.  </w:t>
+      </w:r>
+    </w:p>
+    <w:p>
+      <w:pPr>
+        <w:pStyle w:val="whitespace-normal"/>
+        <w:spacing w:line="480" w:lineRule="auto"/>
+        <w:rPr>
+          <w:rFonts w:ascii="Garamond" w:hAnsi="Garamond"/>
+        </w:rPr>
+      </w:pPr>
+      <w:r>
+        <w:rPr>
+          <w:rFonts w:ascii="Garamond" w:hAnsi="Garamond"/>
+        </w:rPr>
+        <w:lastRenderedPageBreak/>
+        <w:tab/>
+        <w:t xml:space="preserve">A gradient of return timing from the upper to lower stocks was further corroborated by </w:t>
+      </w:r>
+      <w:ins w:id="156" w:author="Daniel Schindler" w:date="2025-07-17T14:44:00Z" w16du:dateUtc="2025-07-17T22:44:00Z">
+        <w:r>
+          <w:rPr>
+            <w:rFonts w:ascii="Garamond" w:hAnsi="Garamond"/>
+          </w:rPr>
+          <w:t xml:space="preserve">stock-specific </w:t>
+        </w:r>
+      </w:ins>
+      <w:r>
+        <w:rPr>
+          <w:rFonts w:ascii="Garamond" w:hAnsi="Garamond"/>
+        </w:rPr>
+        <w:t>cumulative distribution</w:t>
+      </w:r>
+      <w:ins w:id="157" w:author="Daniel Schindler" w:date="2025-07-17T14:44:00Z" w16du:dateUtc="2025-07-17T22:44:00Z">
+        <w:r>
+          <w:rPr>
+            <w:rFonts w:ascii="Garamond" w:hAnsi="Garamond"/>
+          </w:rPr>
+          <w:t>s over each season</w:t>
+        </w:r>
+      </w:ins>
+      <w:del w:id="158" w:author="Daniel Schindler" w:date="2025-07-17T14:44:00Z" w16du:dateUtc="2025-07-17T22:44:00Z">
+        <w:r>
+          <w:rPr>
+            <w:rFonts w:ascii="Garamond" w:hAnsi="Garamond"/>
+          </w:rPr>
+          <w:delText xml:space="preserve"> function analysis</w:delText>
+        </w:r>
+      </w:del>
+      <w:r>
+        <w:rPr>
+          <w:rFonts w:ascii="Garamond" w:hAnsi="Garamond"/>
+        </w:rPr>
+        <w:t xml:space="preserve">, which displays return timing as a portion of each stock's total returns irrespective of its significance to the overall run. This analysis is also independent of the timing and duration of the overall returns to the basin, which may influence the proportion of CPUE within each quartile bin. Upper watershed stocks demonstrated characteristically steep early-season curves, with a pattern towards upper river stocks reaching </w:t>
+      </w:r>
+      <w:proofErr w:type="gramStart"/>
+      <w:r>
+        <w:rPr>
+          <w:rFonts w:ascii="Garamond" w:hAnsi="Garamond"/>
+        </w:rPr>
+        <w:t>the majority of</w:t>
+      </w:r>
+      <w:proofErr w:type="gramEnd"/>
+      <w:r>
+        <w:rPr>
+          <w:rFonts w:ascii="Garamond" w:hAnsi="Garamond"/>
+        </w:rPr>
+        <w:t xml:space="preserve"> the overall returns more quickly than middle and lower stocks, which tended to have more protracted return timing and later return timing. Interestingly, this pattern means that although middle and lower run stocks do not reach </w:t>
+      </w:r>
+      <w:proofErr w:type="gramStart"/>
+      <w:r>
+        <w:rPr>
+          <w:rFonts w:ascii="Garamond" w:hAnsi="Garamond"/>
+        </w:rPr>
+        <w:t>the majority of</w:t>
+      </w:r>
+      <w:proofErr w:type="gramEnd"/>
+      <w:r>
+        <w:rPr>
+          <w:rFonts w:ascii="Garamond" w:hAnsi="Garamond"/>
+        </w:rPr>
+        <w:t xml:space="preserve"> their run until later in the season, they contributed modestly throughout the full duration of the run in many </w:t>
+      </w:r>
+      <w:commentRangeStart w:id="159"/>
+      <w:r>
+        <w:rPr>
+          <w:rFonts w:ascii="Garamond" w:hAnsi="Garamond"/>
+        </w:rPr>
+        <w:t>cases</w:t>
+      </w:r>
+      <w:commentRangeEnd w:id="159"/>
+      <w:r>
+        <w:rPr>
+          <w:rStyle w:val="CommentReference"/>
+          <w:rFonts w:asciiTheme="minorHAnsi" w:eastAsiaTheme="minorHAnsi" w:hAnsiTheme="minorHAnsi" w:cstheme="minorBidi"/>
+          <w:kern w:val="2"/>
+          <w14:ligatures w14:val="standardContextual"/>
+        </w:rPr>
+        <w:commentReference w:id="159"/>
+      </w:r>
+      <w:r>
+        <w:rPr>
+          <w:rFonts w:ascii="Garamond" w:hAnsi="Garamond"/>
+        </w:rPr>
+        <w:t xml:space="preserve">. </w:t>
+      </w:r>
+    </w:p>
+    <w:p>
+      <w:pPr>
+        <w:pStyle w:val="whitespace-normal"/>
+        <w:spacing w:line="480" w:lineRule="auto"/>
+        <w:rPr>
+          <w:rFonts w:ascii="Garamond" w:hAnsi="Garamond"/>
+        </w:rPr>
+      </w:pPr>
     </w:p>
     <w:p>
       <w:pPr>
@@ -5682,487 +8066,13 @@
         <w:ind w:firstLine="720"/>
         <w:rPr>
           <w:rFonts w:ascii="Garamond" w:hAnsi="Garamond"/>
-          <w:sz w:val="20"/>
-          <w:szCs w:val="20"/>
-        </w:rPr>
-      </w:pPr>
-      <w:r>
-        <w:rPr>
-          <w:rFonts w:ascii="Garamond" w:hAnsi="Garamond"/>
-          <w:sz w:val="20"/>
-          <w:szCs w:val="20"/>
-        </w:rPr>
-        <w:t xml:space="preserve">Analysis of the protection offered to stocks across the basin based on a front-end closure illustrated a range of protection across stocks with clearly higher protection afforded to upper Kuskokwim stocks. Upper watershed stocks showed the highest closure protection rates, with East Fork Kuskokwim receiving the greatest benefit (median: 21.3%, range: 9.9-45.3%). Despite East Fork Kuskokwim contributing minimally to the total watershed run (~2-3% annually), </w:t>
-      </w:r>
-      <w:r>
-        <w:rPr>
-          <w:rFonts w:ascii="Garamond" w:hAnsi="Garamond"/>
-          <w:sz w:val="20"/>
-          <w:szCs w:val="20"/>
-        </w:rPr>
-        <w:lastRenderedPageBreak/>
-        <w:t xml:space="preserve">approximately one-quarter of </w:t>
-      </w:r>
-      <w:r>
-        <w:rPr>
-          <w:rFonts w:ascii="Garamond" w:hAnsi="Garamond"/>
-          <w:sz w:val="20"/>
-          <w:szCs w:val="20"/>
-        </w:rPr>
-        <w:t>its total</w:t>
-      </w:r>
-      <w:r>
-        <w:rPr>
-          <w:rFonts w:ascii="Garamond" w:hAnsi="Garamond"/>
-          <w:sz w:val="20"/>
-          <w:szCs w:val="20"/>
-        </w:rPr>
-        <w:t xml:space="preserve"> </w:t>
-      </w:r>
-      <w:r>
-        <w:rPr>
-          <w:rFonts w:ascii="Garamond" w:hAnsi="Garamond"/>
-          <w:sz w:val="20"/>
-          <w:szCs w:val="20"/>
-        </w:rPr>
-        <w:t>returns are protected by a front-end closure. Several other upper Kuskokwim stocks showed similarly high proportional protection, including the North Fork</w:t>
-      </w:r>
-      <w:r>
-        <w:rPr>
-          <w:rFonts w:ascii="Garamond" w:hAnsi="Garamond"/>
-          <w:sz w:val="20"/>
-          <w:szCs w:val="20"/>
-        </w:rPr>
-        <w:t xml:space="preserve"> (median: 22.5%, range: 5.8-31.0%), </w:t>
-      </w:r>
-      <w:proofErr w:type="spellStart"/>
-      <w:r>
-        <w:rPr>
-          <w:rFonts w:ascii="Garamond" w:hAnsi="Garamond"/>
-          <w:sz w:val="20"/>
-          <w:szCs w:val="20"/>
-        </w:rPr>
-        <w:t>Tatlawiksuk</w:t>
-      </w:r>
-      <w:proofErr w:type="spellEnd"/>
-      <w:r>
-        <w:rPr>
-          <w:rFonts w:ascii="Garamond" w:hAnsi="Garamond"/>
-          <w:sz w:val="20"/>
-          <w:szCs w:val="20"/>
-        </w:rPr>
-        <w:t xml:space="preserve"> (median: 17.2%, range: 3.1-39.5%), Big River (median: 15.9%, range: 2.4-41.3%), Swift (median: 14.9%, range: 2.9-36.2%), South Fork (median: 12.3%, range: 2.7-31.7%), and Upper Kusko</w:t>
-      </w:r>
-      <w:r>
-        <w:rPr>
-          <w:rFonts w:ascii="Garamond" w:hAnsi="Garamond"/>
-          <w:sz w:val="20"/>
-          <w:szCs w:val="20"/>
-        </w:rPr>
-        <w:t>kwim</w:t>
-      </w:r>
-      <w:r>
-        <w:rPr>
-          <w:rFonts w:ascii="Garamond" w:hAnsi="Garamond"/>
-          <w:sz w:val="20"/>
-          <w:szCs w:val="20"/>
-        </w:rPr>
-        <w:t xml:space="preserve"> (median: 11.4%, range: 2.8-27.4%). Of the stocks with the highest protection (&gt;11% median), all were found in the upper portions of the watershed.</w:t>
-      </w:r>
-      <w:r>
-        <w:rPr>
-          <w:rFonts w:ascii="Garamond" w:hAnsi="Garamond"/>
-          <w:sz w:val="20"/>
-          <w:szCs w:val="20"/>
-        </w:rPr>
-        <w:t xml:space="preserve"> </w:t>
-      </w:r>
-      <w:r>
-        <w:rPr>
-          <w:rFonts w:ascii="Garamond" w:hAnsi="Garamond"/>
-          <w:sz w:val="20"/>
-          <w:szCs w:val="20"/>
-        </w:rPr>
-        <w:t xml:space="preserve">Notably, </w:t>
-      </w:r>
-      <w:proofErr w:type="spellStart"/>
-      <w:r>
-        <w:rPr>
-          <w:rFonts w:ascii="Garamond" w:hAnsi="Garamond"/>
-          <w:sz w:val="20"/>
-          <w:szCs w:val="20"/>
-        </w:rPr>
-        <w:t>Takotna</w:t>
-      </w:r>
-      <w:proofErr w:type="spellEnd"/>
-      <w:r>
-        <w:rPr>
-          <w:rFonts w:ascii="Garamond" w:hAnsi="Garamond"/>
-          <w:sz w:val="20"/>
-          <w:szCs w:val="20"/>
-        </w:rPr>
-        <w:t xml:space="preserve"> and Nixon Fork received relatively modest protection (median: 6.6%, range: 0.9-18.3%) despite its position at the top of the watershed</w:t>
-      </w:r>
-      <w:r>
-        <w:rPr>
-          <w:rFonts w:ascii="Garamond" w:hAnsi="Garamond"/>
-          <w:sz w:val="20"/>
-          <w:szCs w:val="20"/>
-        </w:rPr>
-        <w:t xml:space="preserve">. </w:t>
-      </w:r>
-      <w:r>
-        <w:rPr>
-          <w:rFonts w:ascii="Garamond" w:hAnsi="Garamond"/>
-          <w:sz w:val="20"/>
-          <w:szCs w:val="20"/>
-        </w:rPr>
-        <w:t>In contrast, stocks positioned lower in the watershed received less protection from the front-end closure. Middle watershed stocks including Stony (median: 7.6%, range: 2.9-22.1</w:t>
-      </w:r>
-      <w:proofErr w:type="gramStart"/>
-      <w:r>
-        <w:rPr>
-          <w:rFonts w:ascii="Garamond" w:hAnsi="Garamond"/>
-          <w:sz w:val="20"/>
-          <w:szCs w:val="20"/>
-        </w:rPr>
-        <w:t>%)  Middle</w:t>
-      </w:r>
-      <w:proofErr w:type="gramEnd"/>
-      <w:r>
-        <w:rPr>
-          <w:rFonts w:ascii="Garamond" w:hAnsi="Garamond"/>
-          <w:sz w:val="20"/>
-          <w:szCs w:val="20"/>
-        </w:rPr>
-        <w:t xml:space="preserve"> Kusko Main (median: 5.5%, range: 4.7-17.7%</w:t>
-      </w:r>
-      <w:proofErr w:type="gramStart"/>
-      <w:r>
-        <w:rPr>
-          <w:rFonts w:ascii="Garamond" w:hAnsi="Garamond"/>
-          <w:sz w:val="20"/>
-          <w:szCs w:val="20"/>
-        </w:rPr>
-        <w:t xml:space="preserve">) </w:t>
-      </w:r>
-      <w:r>
-        <w:rPr>
-          <w:rFonts w:ascii="Garamond" w:hAnsi="Garamond"/>
-          <w:sz w:val="20"/>
-          <w:szCs w:val="20"/>
-        </w:rPr>
-        <w:t>,</w:t>
-      </w:r>
-      <w:proofErr w:type="gramEnd"/>
-      <w:r>
-        <w:rPr>
-          <w:rFonts w:ascii="Garamond" w:hAnsi="Garamond"/>
-          <w:sz w:val="20"/>
-          <w:szCs w:val="20"/>
-        </w:rPr>
-        <w:t xml:space="preserve"> and </w:t>
-      </w:r>
-      <w:proofErr w:type="spellStart"/>
-      <w:r>
-        <w:rPr>
-          <w:rFonts w:ascii="Garamond" w:hAnsi="Garamond"/>
-          <w:sz w:val="20"/>
-          <w:szCs w:val="20"/>
-        </w:rPr>
-        <w:t>Hohlitna</w:t>
-      </w:r>
-      <w:proofErr w:type="spellEnd"/>
-      <w:r>
-        <w:rPr>
-          <w:rFonts w:ascii="Garamond" w:hAnsi="Garamond"/>
-          <w:sz w:val="20"/>
-          <w:szCs w:val="20"/>
-        </w:rPr>
-        <w:t xml:space="preserve"> </w:t>
-      </w:r>
-      <w:proofErr w:type="gramStart"/>
-      <w:r>
-        <w:rPr>
-          <w:rFonts w:ascii="Garamond" w:hAnsi="Garamond"/>
-          <w:sz w:val="20"/>
-          <w:szCs w:val="20"/>
-        </w:rPr>
-        <w:t>( median</w:t>
-      </w:r>
-      <w:proofErr w:type="gramEnd"/>
-      <w:r>
-        <w:rPr>
-          <w:rFonts w:ascii="Garamond" w:hAnsi="Garamond"/>
-          <w:sz w:val="20"/>
-          <w:szCs w:val="20"/>
-        </w:rPr>
-        <w:t>: 5.6%, range: 2.7 – 18.4%) showed modest median protection, but with ranges that indicate a high level of protection in at least one year of our dataset. Several stocks lower in the watershed</w:t>
-      </w:r>
-      <w:r>
-        <w:rPr>
-          <w:rFonts w:ascii="Garamond" w:hAnsi="Garamond"/>
-          <w:sz w:val="20"/>
-          <w:szCs w:val="20"/>
-        </w:rPr>
-        <w:t xml:space="preserve">, however, received consistently minimal protection. Lower Kusko, </w:t>
-      </w:r>
-      <w:proofErr w:type="spellStart"/>
-      <w:r>
-        <w:rPr>
-          <w:rFonts w:ascii="Garamond" w:hAnsi="Garamond"/>
-          <w:sz w:val="20"/>
-          <w:szCs w:val="20"/>
-        </w:rPr>
-        <w:t>Kisaralik</w:t>
-      </w:r>
-      <w:proofErr w:type="spellEnd"/>
-      <w:r>
-        <w:rPr>
-          <w:rFonts w:ascii="Garamond" w:hAnsi="Garamond"/>
-          <w:sz w:val="20"/>
-          <w:szCs w:val="20"/>
-        </w:rPr>
-        <w:t xml:space="preserve">, Aniak, </w:t>
-      </w:r>
-      <w:proofErr w:type="spellStart"/>
-      <w:r>
-        <w:rPr>
-          <w:rFonts w:ascii="Garamond" w:hAnsi="Garamond"/>
-          <w:sz w:val="20"/>
-          <w:szCs w:val="20"/>
-        </w:rPr>
-        <w:t>Tuluksak</w:t>
-      </w:r>
-      <w:proofErr w:type="spellEnd"/>
-      <w:r>
-        <w:rPr>
-          <w:rFonts w:ascii="Garamond" w:hAnsi="Garamond"/>
-          <w:sz w:val="20"/>
-          <w:szCs w:val="20"/>
-        </w:rPr>
-        <w:t xml:space="preserve">, </w:t>
-      </w:r>
-      <w:proofErr w:type="spellStart"/>
-      <w:r>
-        <w:rPr>
-          <w:rFonts w:ascii="Garamond" w:hAnsi="Garamond"/>
-          <w:sz w:val="20"/>
-          <w:szCs w:val="20"/>
-        </w:rPr>
-        <w:t>Oskakawlik</w:t>
-      </w:r>
-      <w:proofErr w:type="spellEnd"/>
-      <w:r>
-        <w:rPr>
-          <w:rFonts w:ascii="Garamond" w:hAnsi="Garamond"/>
-          <w:sz w:val="20"/>
-          <w:szCs w:val="20"/>
-        </w:rPr>
-        <w:t xml:space="preserve">, Kwethluk, and </w:t>
-      </w:r>
-      <w:proofErr w:type="spellStart"/>
-      <w:r>
-        <w:rPr>
-          <w:rFonts w:ascii="Garamond" w:hAnsi="Garamond"/>
-          <w:sz w:val="20"/>
-          <w:szCs w:val="20"/>
-        </w:rPr>
-        <w:t>Holitna</w:t>
-      </w:r>
-      <w:proofErr w:type="spellEnd"/>
-      <w:r>
-        <w:rPr>
-          <w:rFonts w:ascii="Garamond" w:hAnsi="Garamond"/>
-          <w:sz w:val="20"/>
-          <w:szCs w:val="20"/>
-        </w:rPr>
-        <w:t xml:space="preserve"> all demonstrated low protection rates (medians: 2.9-8.0%), with George River showing the lowest protection of all stocks (median: 3.9%, range: 1.7-8.4%), indicating that the vast majority of these stocks' contributions occur outside of the front-end closure window and are therefore subject to fishing pressure during the open fishing period.</w:t>
-      </w:r>
-    </w:p>
-    <w:p>
-      <w:pPr>
-        <w:pStyle w:val="whitespace-normal"/>
-        <w:spacing w:line="480" w:lineRule="auto"/>
-        <w:rPr>
-          <w:rFonts w:ascii="Garamond" w:hAnsi="Garamond"/>
-          <w:b/>
-          <w:bCs/>
-          <w:u w:val="single"/>
-        </w:rPr>
-      </w:pPr>
-      <w:r>
-        <w:rPr>
-          <w:rFonts w:ascii="Garamond" w:hAnsi="Garamond"/>
-          <w:b/>
-          <w:bCs/>
-          <w:u w:val="single"/>
-        </w:rPr>
-        <w:t>Discussion</w:t>
-      </w:r>
-    </w:p>
-    <w:p>
-      <w:pPr>
-        <w:pStyle w:val="whitespace-normal"/>
-        <w:spacing w:line="480" w:lineRule="auto"/>
-        <w:rPr>
-          <w:rFonts w:ascii="Garamond" w:hAnsi="Garamond"/>
-        </w:rPr>
-      </w:pPr>
-      <w:r>
-        <w:rPr>
-          <w:rFonts w:ascii="Garamond" w:hAnsi="Garamond"/>
-          <w:b/>
-          <w:bCs/>
-        </w:rPr>
-        <w:tab/>
-      </w:r>
-      <w:r>
-        <w:rPr>
-          <w:rFonts w:ascii="Garamond" w:hAnsi="Garamond"/>
-        </w:rPr>
-        <w:t xml:space="preserve">Understanding the spatial and temporal patterns governing salmon metapopulation dynamics is critical to developing management strategies which stabilize resource availability for downstream fisheries and build resilience to future perturbations. Here, we illustrate the spatiotemporal patterns of Chinook salmon in the Kuskokwim River-Basin, one of the largest salmon bearing watersheds in Alaska, over several years and at a finer spatial scale than is previously available. The results of our analysis demonstrate clear and consistent patterns of early return timing in stocks at the upper portion of the watershed, which has been observed in other salmon ecosystems (cite) and has been anecdotally observed in the basin. Our analysis quantifies the progression of run timing from upper Kuskokwim stocks such as Big River, Upper Kusko Main, </w:t>
-      </w:r>
-      <w:r>
-        <w:rPr>
-          <w:rFonts w:ascii="Garamond" w:hAnsi="Garamond"/>
-        </w:rPr>
-        <w:lastRenderedPageBreak/>
-        <w:t xml:space="preserve">and Swift in the earliest portions of the season to middle Kuskokwim stocks such as Stony, </w:t>
-      </w:r>
-      <w:proofErr w:type="spellStart"/>
-      <w:r>
-        <w:rPr>
-          <w:rFonts w:ascii="Garamond" w:hAnsi="Garamond"/>
-        </w:rPr>
-        <w:t>Holitna</w:t>
-      </w:r>
-      <w:proofErr w:type="spellEnd"/>
-      <w:r>
-        <w:rPr>
-          <w:rFonts w:ascii="Garamond" w:hAnsi="Garamond"/>
-        </w:rPr>
-        <w:t xml:space="preserve">, and Middle Kusko Main in the middle portion of the season, and finally to stocks at the lowest portions of the watershed (Aniak, Kwethluk, </w:t>
-      </w:r>
-      <w:proofErr w:type="spellStart"/>
-      <w:r>
-        <w:rPr>
-          <w:rFonts w:ascii="Garamond" w:hAnsi="Garamond"/>
-        </w:rPr>
-        <w:t>Kisaralik</w:t>
-      </w:r>
-      <w:proofErr w:type="spellEnd"/>
-      <w:r>
-        <w:rPr>
-          <w:rFonts w:ascii="Garamond" w:hAnsi="Garamond"/>
-        </w:rPr>
-        <w:t>) in the final portion of the run. In addition, our results highlight variability in returns among stocks at several spatial scales. For example, some stocks such as Big River contributed a consistently significant portion of the run across all years of our dataset. However, the relative contribution among stocks varies among years. For example, stocks such as East Fork Kuskokwim contributed significantly in some years and much lower in others.</w:t>
-      </w:r>
-      <w:r>
-        <w:rPr>
-          <w:rFonts w:ascii="Garamond" w:hAnsi="Garamond"/>
-        </w:rPr>
-        <w:t xml:space="preserve"> Given the dynamic nature of salmon ecosystems and well-established patterns of distributed risk across several year classes and life histories, variability in relative stock contribution among years is expected.  </w:t>
-      </w:r>
-    </w:p>
-    <w:p>
-      <w:pPr>
-        <w:pStyle w:val="whitespace-normal"/>
-        <w:spacing w:line="480" w:lineRule="auto"/>
-        <w:rPr>
-          <w:rFonts w:ascii="Garamond" w:hAnsi="Garamond"/>
-        </w:rPr>
-      </w:pPr>
-      <w:r>
-        <w:rPr>
-          <w:rFonts w:ascii="Garamond" w:hAnsi="Garamond"/>
-        </w:rPr>
-        <w:tab/>
-        <w:t xml:space="preserve">A gradient of return timing from the upper to lower stocks was further corroborated by cumulative distribution function analysis, which displays </w:t>
-      </w:r>
-      <w:r>
-        <w:rPr>
-          <w:rFonts w:ascii="Garamond" w:hAnsi="Garamond"/>
-        </w:rPr>
-        <w:t>return timing as a portion of each stock's total returns irrespective of its significance to the overall run. This analysis is also independent of</w:t>
-      </w:r>
-      <w:r>
-        <w:rPr>
-          <w:rFonts w:ascii="Garamond" w:hAnsi="Garamond"/>
-        </w:rPr>
-        <w:t xml:space="preserve"> the timing and duration of the overall returns to the basin</w:t>
-      </w:r>
-      <w:r>
-        <w:rPr>
-          <w:rFonts w:ascii="Garamond" w:hAnsi="Garamond"/>
-        </w:rPr>
-        <w:t>, which may influence the proportion of CPUE within each quartile bin. Upper watershed stocks demonstrated characteristically steep early-season curves, with</w:t>
-      </w:r>
-      <w:r>
-        <w:rPr>
-          <w:rFonts w:ascii="Garamond" w:hAnsi="Garamond"/>
-        </w:rPr>
-        <w:t xml:space="preserve"> a pattern towards upper river stocks reaching </w:t>
-      </w:r>
-      <w:proofErr w:type="gramStart"/>
-      <w:r>
-        <w:rPr>
-          <w:rFonts w:ascii="Garamond" w:hAnsi="Garamond"/>
-        </w:rPr>
-        <w:t>the majority of</w:t>
-      </w:r>
-      <w:proofErr w:type="gramEnd"/>
-      <w:r>
-        <w:rPr>
-          <w:rFonts w:ascii="Garamond" w:hAnsi="Garamond"/>
-        </w:rPr>
-        <w:t xml:space="preserve"> the overall returns more quickly than middle and lower stocks, which tended to have more protracted return timing and later return timing. Interestingly, this pattern means that although middle and lower run stocks do not reach </w:t>
-      </w:r>
-      <w:proofErr w:type="gramStart"/>
-      <w:r>
-        <w:rPr>
-          <w:rFonts w:ascii="Garamond" w:hAnsi="Garamond"/>
-        </w:rPr>
-        <w:t>the majority of</w:t>
-      </w:r>
-      <w:proofErr w:type="gramEnd"/>
-      <w:r>
-        <w:rPr>
-          <w:rFonts w:ascii="Garamond" w:hAnsi="Garamond"/>
-        </w:rPr>
-        <w:t xml:space="preserve"> their run until later in the season, they contributed modestly throughout the full duration of the run in many cases. </w:t>
-      </w:r>
-    </w:p>
-    <w:p>
-      <w:pPr>
-        <w:pStyle w:val="whitespace-normal"/>
-        <w:spacing w:line="480" w:lineRule="auto"/>
-        <w:rPr>
-          <w:rFonts w:ascii="Garamond" w:hAnsi="Garamond"/>
-        </w:rPr>
-      </w:pPr>
-    </w:p>
-    <w:p>
-      <w:pPr>
-        <w:pStyle w:val="whitespace-normal"/>
-        <w:spacing w:line="480" w:lineRule="auto"/>
-        <w:ind w:firstLine="720"/>
-        <w:rPr>
-          <w:rFonts w:ascii="Garamond" w:hAnsi="Garamond"/>
-        </w:rPr>
-      </w:pPr>
-      <w:r>
-        <w:rPr>
-          <w:rFonts w:ascii="Garamond" w:hAnsi="Garamond"/>
-        </w:rPr>
-        <w:lastRenderedPageBreak/>
-        <w:t>Despite varying total run size, timing, and duration, the relative timing patterns among management units remained consistent among all years of our dataset with the timing offset between upper and lower stocks persisting regardless of the run dynamics.</w:t>
-      </w:r>
-      <w:r>
-        <w:rPr>
-          <w:rFonts w:ascii="Garamond" w:hAnsi="Garamond"/>
-        </w:rPr>
-        <w:t xml:space="preserve"> Interestingly, this pattern held throughout all years of our dataset despite significant differences in both the duration, magnitude, and timing of the total return. This suggests that shifts to the timing of basin-wide returns (i.e. an anomalously early run) may be the result of </w:t>
+        </w:rPr>
+      </w:pPr>
+      <w:r>
+        <w:rPr>
+          <w:rFonts w:ascii="Garamond" w:hAnsi="Garamond"/>
+        </w:rPr>
+        <w:t xml:space="preserve">Despite varying total run size, timing, and duration, the relative timing patterns among management units remained consistent among all years of our dataset with the timing offset between upper and lower stocks persisting regardless of the run dynamics. Interestingly, this pattern held throughout all years of our dataset despite significant differences in both the duration, magnitude, and timing of the total return. This suggests that shifts to the timing of basin-wide returns (i.e. an anomalously early run) may be the result of </w:t>
       </w:r>
       <w:r>
         <w:rPr>
@@ -6215,6 +8125,7 @@
         <w:spacing w:line="480" w:lineRule="auto"/>
       </w:pPr>
       <w:r>
+        <w:lastRenderedPageBreak/>
         <w:t xml:space="preserve">Big range and outliers, indicating variability among years in the protection afforded, which may be the result of differences in total run timing or big contribution years for a given stock. </w:t>
       </w:r>
     </w:p>
@@ -6422,7 +8333,6 @@
           <w:sz w:val="22"/>
           <w:szCs w:val="22"/>
         </w:rPr>
-        <w:lastRenderedPageBreak/>
         <w:t>Generally, understanding spatial ecology is key to maintaining diversity through harvest and conservation strategies</w:t>
       </w:r>
     </w:p>
@@ -6474,6 +8384,42 @@
         </w:rPr>
         <w:t xml:space="preserve"> </w:t>
       </w:r>
+      <w:ins w:id="160" w:author="Daniel Schindler" w:date="2025-07-17T14:47:00Z" w16du:dateUtc="2025-07-17T22:47:00Z">
+        <w:r>
+          <w:rPr>
+            <w:rFonts w:ascii="Garamond" w:hAnsi="Garamond"/>
+            <w:b/>
+            <w:bCs/>
+            <w:sz w:val="22"/>
+            <w:szCs w:val="22"/>
+          </w:rPr>
+          <w:t xml:space="preserve">Should argue that upriver stocks are most vulnerable to </w:t>
+        </w:r>
+      </w:ins>
+      <w:ins w:id="161" w:author="Daniel Schindler" w:date="2025-07-17T14:48:00Z" w16du:dateUtc="2025-07-17T22:48:00Z">
+        <w:r>
+          <w:rPr>
+            <w:rFonts w:ascii="Garamond" w:hAnsi="Garamond"/>
+            <w:b/>
+            <w:bCs/>
+            <w:sz w:val="22"/>
+            <w:szCs w:val="22"/>
+          </w:rPr>
+          <w:t>overfishing since they migrate first but also have shorter migration seasons (assuming they do – see note above). Thus, the front end closures are a type of time management that has potential to maintain biocomplex</w:t>
+        </w:r>
+      </w:ins>
+      <w:ins w:id="162" w:author="Daniel Schindler" w:date="2025-07-17T14:49:00Z" w16du:dateUtc="2025-07-17T22:49:00Z">
+        <w:r>
+          <w:rPr>
+            <w:rFonts w:ascii="Garamond" w:hAnsi="Garamond"/>
+            <w:b/>
+            <w:bCs/>
+            <w:sz w:val="22"/>
+            <w:szCs w:val="22"/>
+          </w:rPr>
+          <w:t>ity of this stock complex.</w:t>
+        </w:r>
+      </w:ins>
     </w:p>
     <w:sectPr>
       <w:footerReference w:type="even" r:id="rId11"/>
@@ -6490,7 +8436,7 @@
 
 <file path=word/comments.xml><?xml version="1.0" encoding="utf-8"?>
 <w:comments xmlns:wpc="http://schemas.microsoft.com/office/word/2010/wordprocessingCanvas" xmlns:cx="http://schemas.microsoft.com/office/drawing/2014/chartex" xmlns:cx1="http://schemas.microsoft.com/office/drawing/2015/9/8/chartex" xmlns:cx2="http://schemas.microsoft.com/office/drawing/2015/10/21/chartex" xmlns:cx3="http://schemas.microsoft.com/office/drawing/2016/5/9/chartex" xmlns:cx4="http://schemas.microsoft.com/office/drawing/2016/5/10/chartex" xmlns:cx5="http://schemas.microsoft.com/office/drawing/2016/5/11/chartex" xmlns:cx6="http://schemas.microsoft.com/office/drawing/2016/5/12/chartex" xmlns:cx7="http://schemas.microsoft.com/office/drawing/2016/5/13/chartex" xmlns:cx8="http://schemas.microsoft.com/office/drawing/2016/5/14/chartex" xmlns:mc="http://schemas.openxmlformats.org/markup-compatibility/2006" xmlns:aink="http://schemas.microsoft.com/office/drawing/2016/ink" xmlns:am3d="http://schemas.microsoft.com/office/drawing/2017/model3d" xmlns:o="urn:schemas-microsoft-com:office:office" xmlns:oel="http://schemas.microsoft.com/office/2019/extlst" xmlns:r="http://schemas.openxmlformats.org/officeDocument/2006/relationships" xmlns:m="http://schemas.openxmlformats.org/officeDocument/2006/math" xmlns:v="urn:schemas-microsoft-com:vml" xmlns:wp14="http://schemas.microsoft.com/office/word/2010/wordprocessingDrawing" xmlns:wp="http://schemas.openxmlformats.org/drawingml/2006/wordprocessingDrawing" xmlns:w10="urn:schemas-microsoft-com:office:word" xmlns:w="http://schemas.openxmlformats.org/wordprocessingml/2006/main" xmlns:w14="http://schemas.microsoft.com/office/word/2010/wordml" xmlns:w15="http://schemas.microsoft.com/office/word/2012/wordml" xmlns:w16cex="http://schemas.microsoft.com/office/word/2018/wordml/cex" xmlns:w16cid="http://schemas.microsoft.com/office/word/2016/wordml/cid" xmlns:w16="http://schemas.microsoft.com/office/word/2018/wordml" xmlns:w16du="http://schemas.microsoft.com/office/word/2023/wordml/word16du" xmlns:w16sdtdh="http://schemas.microsoft.com/office/word/2020/wordml/sdtdatahash" xmlns:w16sdtfl="http://schemas.microsoft.com/office/word/2024/wordml/sdtformatlock" xmlns:w16se="http://schemas.microsoft.com/office/word/2015/wordml/symex" xmlns:wpg="http://schemas.microsoft.com/office/word/2010/wordprocessingGroup" xmlns:wpi="http://schemas.microsoft.com/office/word/2010/wordprocessingInk" xmlns:wne="http://schemas.microsoft.com/office/word/2006/wordml" xmlns:wps="http://schemas.microsoft.com/office/word/2010/wordprocessingShape" mc:Ignorable="w14 w15 w16se w16cid w16 w16cex w16sdtdh w16sdtfl w16du wp14">
-  <w:comment w:id="0" w:author="Daniel Schindler" w:date="2025-06-27T11:54:00Z" w:initials="DS">
+  <w:comment w:id="1" w:author="Daniel Schindler" w:date="2025-07-17T12:25:00Z" w:initials="DS">
     <w:p>
       <w:pPr>
         <w:pStyle w:val="CommentText"/>
@@ -6502,11 +8448,11 @@
         <w:annotationRef/>
       </w:r>
       <w:r>
-        <w:t>We should try to track down that ADF&amp;G tech report that described their telemetry results. Jordan Head was a co-author. Zach Liller would have been as well, I think.</w:t>
+        <w:t>Need a different title to emphasize time closures to protect biodiversity</w:t>
       </w:r>
     </w:p>
   </w:comment>
-  <w:comment w:id="1" w:author="Benjamin J. Makhlouf" w:date="2025-06-27T17:34:00Z" w:initials="BM">
+  <w:comment w:id="6" w:author="Daniel Schindler" w:date="2025-07-17T12:57:00Z" w:initials="DS">
     <w:p>
       <w:pPr>
         <w:pStyle w:val="CommentText"/>
@@ -6518,11 +8464,11 @@
         <w:annotationRef/>
       </w:r>
       <w:r>
-        <w:t xml:space="preserve">Do you think these all need to be defined? </w:t>
+        <w:t>Need to reorganize this to broaden scope a bit for J Appl Ecology</w:t>
       </w:r>
     </w:p>
   </w:comment>
-  <w:comment w:id="2" w:author="Benjamin J. Makhlouf" w:date="2025-06-27T17:37:00Z" w:initials="BM">
+  <w:comment w:id="7" w:author="Daniel Schindler" w:date="2025-07-17T13:14:00Z" w:initials="DS">
     <w:p>
       <w:pPr>
         <w:pStyle w:val="CommentText"/>
@@ -6534,11 +8480,11 @@
         <w:annotationRef/>
       </w:r>
       <w:r>
-        <w:t xml:space="preserve">Quinn paper? </w:t>
+        <w:t>I will come back to this later.</w:t>
       </w:r>
     </w:p>
   </w:comment>
-  <w:comment w:id="3" w:author="Benjamin J. Makhlouf" w:date="2025-06-27T17:39:00Z" w:initials="BM">
+  <w:comment w:id="9" w:author="Daniel Schindler" w:date="2025-06-27T11:54:00Z" w:initials="DS">
     <w:p>
       <w:pPr>
         <w:pStyle w:val="CommentText"/>
@@ -6550,11 +8496,187 @@
         <w:annotationRef/>
       </w:r>
       <w:r>
-        <w:t xml:space="preserve">Add more detail here </w:t>
+        <w:t>We should try to track down that ADF&amp;G tech report that described their telemetry results. Jordan Head was a co-author. Zach Liller would have been as well, I think.</w:t>
       </w:r>
     </w:p>
   </w:comment>
-  <w:comment w:id="7" w:author="bmak29" w:date="2025-07-03T09:59:00Z" w:initials="b">
+  <w:comment w:id="40" w:author="Daniel Schindler" w:date="2025-07-17T13:15:00Z" w:initials="DS">
+    <w:p>
+      <w:pPr>
+        <w:pStyle w:val="CommentText"/>
+      </w:pPr>
+      <w:r>
+        <w:rPr>
+          <w:rStyle w:val="CommentReference"/>
+        </w:rPr>
+        <w:annotationRef/>
+      </w:r>
+      <w:r>
+        <w:t>Need to clarify if these were selected in proportion to CPUE or to get a relatively uniform sample of otos over the course of the run.</w:t>
+      </w:r>
+    </w:p>
+  </w:comment>
+  <w:comment w:id="45" w:author="Daniel Schindler" w:date="2025-07-17T13:16:00Z" w:initials="DS">
+    <w:p>
+      <w:pPr>
+        <w:pStyle w:val="CommentText"/>
+      </w:pPr>
+      <w:r>
+        <w:rPr>
+          <w:rStyle w:val="CommentReference"/>
+        </w:rPr>
+        <w:annotationRef/>
+      </w:r>
+      <w:r>
+        <w:t xml:space="preserve">Cite the Brennan Science paper and whoever he cites that developed the method. </w:t>
+      </w:r>
+    </w:p>
+  </w:comment>
+  <w:comment w:id="62" w:author="Benjamin J. Makhlouf" w:date="2025-06-27T17:34:00Z" w:initials="BM">
+    <w:p>
+      <w:pPr>
+        <w:pStyle w:val="CommentText"/>
+      </w:pPr>
+      <w:r>
+        <w:rPr>
+          <w:rStyle w:val="CommentReference"/>
+        </w:rPr>
+        <w:annotationRef/>
+      </w:r>
+      <w:r>
+        <w:t xml:space="preserve">Do you think these all need to be defined? </w:t>
+      </w:r>
+    </w:p>
+  </w:comment>
+  <w:comment w:id="63" w:author="Daniel Schindler" w:date="2025-07-17T13:26:00Z" w:initials="DS">
+    <w:p>
+      <w:pPr>
+        <w:pStyle w:val="CommentText"/>
+      </w:pPr>
+      <w:r>
+        <w:rPr>
+          <w:rStyle w:val="CommentReference"/>
+        </w:rPr>
+        <w:annotationRef/>
+      </w:r>
+      <w:r>
+        <w:t xml:space="preserve">I think you can go with what you have here. A reviewer might want more detail but that is easy to add if requested. </w:t>
+      </w:r>
+    </w:p>
+  </w:comment>
+  <w:comment w:id="67" w:author="Benjamin J. Makhlouf" w:date="2025-06-27T17:37:00Z" w:initials="BM">
+    <w:p>
+      <w:pPr>
+        <w:pStyle w:val="CommentText"/>
+      </w:pPr>
+      <w:r>
+        <w:rPr>
+          <w:rStyle w:val="CommentReference"/>
+        </w:rPr>
+        <w:annotationRef/>
+      </w:r>
+      <w:r>
+        <w:t xml:space="preserve">Quinn paper? </w:t>
+      </w:r>
+    </w:p>
+  </w:comment>
+  <w:comment w:id="68" w:author="Daniel Schindler" w:date="2025-07-17T13:28:00Z" w:initials="DS">
+    <w:p>
+      <w:pPr>
+        <w:pStyle w:val="CommentText"/>
+      </w:pPr>
+      <w:r>
+        <w:rPr>
+          <w:rStyle w:val="CommentReference"/>
+        </w:rPr>
+        <w:annotationRef/>
+      </w:r>
+      <w:r>
+        <w:t>Just cite his book</w:t>
+      </w:r>
+    </w:p>
+  </w:comment>
+  <w:comment w:id="73" w:author="Benjamin J. Makhlouf" w:date="2025-06-27T17:39:00Z" w:initials="BM">
+    <w:p>
+      <w:pPr>
+        <w:pStyle w:val="CommentText"/>
+      </w:pPr>
+      <w:r>
+        <w:rPr>
+          <w:rStyle w:val="CommentReference"/>
+        </w:rPr>
+        <w:annotationRef/>
+      </w:r>
+      <w:r>
+        <w:t xml:space="preserve">Add more detail here </w:t>
+      </w:r>
+    </w:p>
+  </w:comment>
+  <w:comment w:id="74" w:author="Daniel Schindler" w:date="2025-07-17T13:27:00Z" w:initials="DS">
+    <w:p>
+      <w:pPr>
+        <w:pStyle w:val="CommentText"/>
+      </w:pPr>
+      <w:r>
+        <w:rPr>
+          <w:rStyle w:val="CommentReference"/>
+        </w:rPr>
+        <w:annotationRef/>
+      </w:r>
+      <w:r>
+        <w:t>I think this is good for now. Again, they can ask for more if necessary</w:t>
+      </w:r>
+    </w:p>
+  </w:comment>
+  <w:comment w:id="93" w:author="Daniel Schindler" w:date="2025-07-17T13:34:00Z" w:initials="DS">
+    <w:p>
+      <w:pPr>
+        <w:pStyle w:val="CommentText"/>
+      </w:pPr>
+      <w:r>
+        <w:rPr>
+          <w:rStyle w:val="CommentReference"/>
+        </w:rPr>
+        <w:annotationRef/>
+      </w:r>
+      <w:r>
+        <w:t>Put this into the figure caption</w:t>
+      </w:r>
+    </w:p>
+  </w:comment>
+  <w:comment w:id="94" w:author="Daniel Schindler" w:date="2025-07-17T13:42:00Z" w:initials="DS">
+    <w:p>
+      <w:pPr>
+        <w:pStyle w:val="CommentText"/>
+      </w:pPr>
+      <w:r>
+        <w:rPr>
+          <w:rStyle w:val="CommentReference"/>
+        </w:rPr>
+        <w:annotationRef/>
+      </w:r>
+      <w:r>
+        <w:t>Into figure caption</w:t>
+      </w:r>
+    </w:p>
+  </w:comment>
+  <w:comment w:id="104" w:author="Daniel Schindler" w:date="2025-07-17T13:45:00Z" w:initials="DS">
+    <w:p>
+      <w:pPr>
+        <w:pStyle w:val="CommentText"/>
+      </w:pPr>
+      <w:r>
+        <w:rPr>
+          <w:rStyle w:val="CommentReference"/>
+        </w:rPr>
+        <w:annotationRef/>
+      </w:r>
+      <w:r>
+        <w:t>Not sure you have to because it is presented and summarized in French et al. 2020</w:t>
+      </w:r>
+    </w:p>
+  </w:comment>
+  <w:comment w:id="102" w:author="bmak29" w:date="2025-07-03T09:59:00Z" w:initials="b">
     <w:p>
       <w:r>
         <w:rPr>
@@ -6569,6 +8691,38 @@
           <w:szCs w:val="20"/>
         </w:rPr>
         <w:t>Need to find these.. and will add a short description of their collection/analysis to the methods and a supplemental.</w:t>
+      </w:r>
+    </w:p>
+  </w:comment>
+  <w:comment w:id="103" w:author="Daniel Schindler" w:date="2025-07-17T13:43:00Z" w:initials="DS">
+    <w:p>
+      <w:pPr>
+        <w:pStyle w:val="CommentText"/>
+      </w:pPr>
+      <w:r>
+        <w:rPr>
+          <w:rStyle w:val="CommentReference"/>
+        </w:rPr>
+        <w:annotationRef/>
+      </w:r>
+      <w:r>
+        <w:t>Rely on the French et al. 2020 paper here. The SSN are laid out there… in fact the isoscape is actually in that paper. Pretty sure it is the same one you are using.</w:t>
+      </w:r>
+    </w:p>
+  </w:comment>
+  <w:comment w:id="159" w:author="Daniel Schindler" w:date="2025-07-17T14:47:00Z" w:initials="DS">
+    <w:p>
+      <w:pPr>
+        <w:pStyle w:val="CommentText"/>
+      </w:pPr>
+      <w:r>
+        <w:rPr>
+          <w:rStyle w:val="CommentReference"/>
+        </w:rPr>
+        <w:annotationRef/>
+      </w:r>
+      <w:r>
+        <w:t>I wonder if it is worth calculating the length of time for some arbitrary % of the run to accumulate and compare this to position in the watershed. E.g, it takes 20 days for 90% of stock x to migrate through the lower river, while it take 30 days for river Y. Shorter windows would make those stocks more vulnerable to fisheries.</w:t>
       </w:r>
     </w:p>
   </w:comment>
@@ -6577,31 +8731,70 @@
 
 <file path=word/commentsExtended.xml><?xml version="1.0" encoding="utf-8"?>
 <w15:commentsEx xmlns:wpc="http://schemas.microsoft.com/office/word/2010/wordprocessingCanvas" xmlns:cx="http://schemas.microsoft.com/office/drawing/2014/chartex" xmlns:cx1="http://schemas.microsoft.com/office/drawing/2015/9/8/chartex" xmlns:cx2="http://schemas.microsoft.com/office/drawing/2015/10/21/chartex" xmlns:cx3="http://schemas.microsoft.com/office/drawing/2016/5/9/chartex" xmlns:cx4="http://schemas.microsoft.com/office/drawing/2016/5/10/chartex" xmlns:cx5="http://schemas.microsoft.com/office/drawing/2016/5/11/chartex" xmlns:cx6="http://schemas.microsoft.com/office/drawing/2016/5/12/chartex" xmlns:cx7="http://schemas.microsoft.com/office/drawing/2016/5/13/chartex" xmlns:cx8="http://schemas.microsoft.com/office/drawing/2016/5/14/chartex" xmlns:mc="http://schemas.openxmlformats.org/markup-compatibility/2006" xmlns:aink="http://schemas.microsoft.com/office/drawing/2016/ink" xmlns:am3d="http://schemas.microsoft.com/office/drawing/2017/model3d" xmlns:o="urn:schemas-microsoft-com:office:office" xmlns:oel="http://schemas.microsoft.com/office/2019/extlst" xmlns:r="http://schemas.openxmlformats.org/officeDocument/2006/relationships" xmlns:m="http://schemas.openxmlformats.org/officeDocument/2006/math" xmlns:v="urn:schemas-microsoft-com:vml" xmlns:wp14="http://schemas.microsoft.com/office/word/2010/wordprocessingDrawing" xmlns:wp="http://schemas.openxmlformats.org/drawingml/2006/wordprocessingDrawing" xmlns:w10="urn:schemas-microsoft-com:office:word" xmlns:w="http://schemas.openxmlformats.org/wordprocessingml/2006/main" xmlns:w14="http://schemas.microsoft.com/office/word/2010/wordml" xmlns:w15="http://schemas.microsoft.com/office/word/2012/wordml" xmlns:w16cex="http://schemas.microsoft.com/office/word/2018/wordml/cex" xmlns:w16cid="http://schemas.microsoft.com/office/word/2016/wordml/cid" xmlns:w16="http://schemas.microsoft.com/office/word/2018/wordml" xmlns:w16du="http://schemas.microsoft.com/office/word/2023/wordml/word16du" xmlns:w16sdtdh="http://schemas.microsoft.com/office/word/2020/wordml/sdtdatahash" xmlns:w16sdtfl="http://schemas.microsoft.com/office/word/2024/wordml/sdtformatlock" xmlns:w16se="http://schemas.microsoft.com/office/word/2015/wordml/symex" xmlns:wpg="http://schemas.microsoft.com/office/word/2010/wordprocessingGroup" xmlns:wpi="http://schemas.microsoft.com/office/word/2010/wordprocessingInk" xmlns:wne="http://schemas.microsoft.com/office/word/2006/wordml" xmlns:wps="http://schemas.microsoft.com/office/word/2010/wordprocessingShape" mc:Ignorable="w14 w15 w16se w16cid w16 w16cex w16sdtdh w16sdtfl w16du wp14">
+  <w15:commentEx w15:paraId="68C1DA6D" w15:done="0"/>
+  <w15:commentEx w15:paraId="2AD4524E" w15:done="0"/>
+  <w15:commentEx w15:paraId="0DA0C363" w15:paraIdParent="2AD4524E" w15:done="0"/>
   <w15:commentEx w15:paraId="75633029" w15:done="0"/>
+  <w15:commentEx w15:paraId="30B34C80" w15:done="0"/>
+  <w15:commentEx w15:paraId="40FE26C3" w15:done="0"/>
   <w15:commentEx w15:paraId="57D69624" w15:done="0"/>
+  <w15:commentEx w15:paraId="5F9A2BF6" w15:paraIdParent="57D69624" w15:done="0"/>
   <w15:commentEx w15:paraId="5F979FDB" w15:done="0"/>
+  <w15:commentEx w15:paraId="28AF9B90" w15:paraIdParent="5F979FDB" w15:done="0"/>
   <w15:commentEx w15:paraId="22BD8311" w15:done="0"/>
+  <w15:commentEx w15:paraId="19DFAC4B" w15:paraIdParent="22BD8311" w15:done="0"/>
+  <w15:commentEx w15:paraId="766F9961" w15:done="0"/>
+  <w15:commentEx w15:paraId="5A0BD90B" w15:done="0"/>
+  <w15:commentEx w15:paraId="02150F99" w15:done="0"/>
   <w15:commentEx w15:paraId="20BC9ADA" w15:done="0"/>
+  <w15:commentEx w15:paraId="00B872BD" w15:paraIdParent="20BC9ADA" w15:done="0"/>
+  <w15:commentEx w15:paraId="2CA10A03" w15:done="0"/>
 </w15:commentsEx>
 </file>
 
 <file path=word/commentsExtensible.xml><?xml version="1.0" encoding="utf-8"?>
 <w16cex:commentsExtensible xmlns:wpc="http://schemas.microsoft.com/office/word/2010/wordprocessingCanvas" xmlns:cx="http://schemas.microsoft.com/office/drawing/2014/chartex" xmlns:cx1="http://schemas.microsoft.com/office/drawing/2015/9/8/chartex" xmlns:cx2="http://schemas.microsoft.com/office/drawing/2015/10/21/chartex" xmlns:cx3="http://schemas.microsoft.com/office/drawing/2016/5/9/chartex" xmlns:cx4="http://schemas.microsoft.com/office/drawing/2016/5/10/chartex" xmlns:cx5="http://schemas.microsoft.com/office/drawing/2016/5/11/chartex" xmlns:cx6="http://schemas.microsoft.com/office/drawing/2016/5/12/chartex" xmlns:cx7="http://schemas.microsoft.com/office/drawing/2016/5/13/chartex" xmlns:cx8="http://schemas.microsoft.com/office/drawing/2016/5/14/chartex" xmlns:cr="http://schemas.microsoft.com/office/comments/2020/reactions" xmlns:mc="http://schemas.openxmlformats.org/markup-compatibility/2006" xmlns:aink="http://schemas.microsoft.com/office/drawing/2016/ink" xmlns:am3d="http://schemas.microsoft.com/office/drawing/2017/model3d" xmlns:o="urn:schemas-microsoft-com:office:office" xmlns:oel="http://schemas.microsoft.com/office/2019/extlst" xmlns:r="http://schemas.openxmlformats.org/officeDocument/2006/relationships" xmlns:m="http://schemas.openxmlformats.org/officeDocument/2006/math" xmlns:v="urn:schemas-microsoft-com:vml" xmlns:wp14="http://schemas.microsoft.com/office/word/2010/wordprocessingDrawing" xmlns:wp="http://schemas.openxmlformats.org/drawingml/2006/wordprocessingDrawing" xmlns:w10="urn:schemas-microsoft-com:office:word" xmlns:w="http://schemas.openxmlformats.org/wordprocessingml/2006/main" xmlns:w14="http://schemas.microsoft.com/office/word/2010/wordml" xmlns:w15="http://schemas.microsoft.com/office/word/2012/wordml" xmlns:w16cex="http://schemas.microsoft.com/office/word/2018/wordml/cex" xmlns:w16cid="http://schemas.microsoft.com/office/word/2016/wordml/cid" xmlns:w16="http://schemas.microsoft.com/office/word/2018/wordml" xmlns:w16du="http://schemas.microsoft.com/office/word/2023/wordml/word16du" xmlns:w16sdtdh="http://schemas.microsoft.com/office/word/2020/wordml/sdtdatahash" xmlns:w16sdtfl="http://schemas.microsoft.com/office/word/2024/wordml/sdtformatlock" xmlns:w16se="http://schemas.microsoft.com/office/word/2015/wordml/symex" xmlns:wpg="http://schemas.microsoft.com/office/word/2010/wordprocessingGroup" xmlns:wpi="http://schemas.microsoft.com/office/word/2010/wordprocessingInk" xmlns:wne="http://schemas.microsoft.com/office/word/2006/wordml" xmlns:wps="http://schemas.microsoft.com/office/word/2010/wordprocessingShape" mc:Ignorable="w14 w15 w16se w16cid w16 w16cex w16sdtdh w16sdtfl cr w16du wp14">
+  <w16cex:commentExtensible w16cex:durableId="08E0E4C3" w16cex:dateUtc="2025-07-17T20:25:00Z"/>
+  <w16cex:commentExtensible w16cex:durableId="6C50E346" w16cex:dateUtc="2025-07-17T20:57:00Z"/>
+  <w16cex:commentExtensible w16cex:durableId="31A19B43" w16cex:dateUtc="2025-07-17T21:14:00Z"/>
   <w16cex:commentExtensible w16cex:durableId="08B9BEA6" w16cex:dateUtc="2025-06-27T19:54:00Z"/>
+  <w16cex:commentExtensible w16cex:durableId="77F3D5D1" w16cex:dateUtc="2025-07-17T21:15:00Z"/>
+  <w16cex:commentExtensible w16cex:durableId="4CEAE8F0" w16cex:dateUtc="2025-07-17T21:16:00Z"/>
   <w16cex:commentExtensible w16cex:durableId="58735DA5" w16cex:dateUtc="2025-06-28T00:34:00Z"/>
+  <w16cex:commentExtensible w16cex:durableId="090D81AE" w16cex:dateUtc="2025-07-17T21:26:00Z"/>
   <w16cex:commentExtensible w16cex:durableId="2B7C7B73" w16cex:dateUtc="2025-06-28T00:37:00Z"/>
+  <w16cex:commentExtensible w16cex:durableId="2C504E8B" w16cex:dateUtc="2025-07-17T21:28:00Z"/>
   <w16cex:commentExtensible w16cex:durableId="550C5D78" w16cex:dateUtc="2025-06-28T00:39:00Z"/>
+  <w16cex:commentExtensible w16cex:durableId="3E6BB244" w16cex:dateUtc="2025-07-17T21:27:00Z"/>
+  <w16cex:commentExtensible w16cex:durableId="71BA3AD6" w16cex:dateUtc="2025-07-17T21:34:00Z"/>
+  <w16cex:commentExtensible w16cex:durableId="1395E7DB" w16cex:dateUtc="2025-07-17T21:42:00Z"/>
+  <w16cex:commentExtensible w16cex:durableId="370CFE55" w16cex:dateUtc="2025-07-17T21:45:00Z"/>
   <w16cex:commentExtensible w16cex:durableId="6A2B2DA9" w16cex:dateUtc="2025-07-03T16:59:00Z"/>
+  <w16cex:commentExtensible w16cex:durableId="2D9B7AC7" w16cex:dateUtc="2025-07-17T21:43:00Z"/>
+  <w16cex:commentExtensible w16cex:durableId="48E9606C" w16cex:dateUtc="2025-07-17T22:47:00Z"/>
 </w16cex:commentsExtensible>
 </file>
 
 <file path=word/commentsIds.xml><?xml version="1.0" encoding="utf-8"?>
 <w16cid:commentsIds xmlns:wpc="http://schemas.microsoft.com/office/word/2010/wordprocessingCanvas" xmlns:cx="http://schemas.microsoft.com/office/drawing/2014/chartex" xmlns:cx1="http://schemas.microsoft.com/office/drawing/2015/9/8/chartex" xmlns:cx2="http://schemas.microsoft.com/office/drawing/2015/10/21/chartex" xmlns:cx3="http://schemas.microsoft.com/office/drawing/2016/5/9/chartex" xmlns:cx4="http://schemas.microsoft.com/office/drawing/2016/5/10/chartex" xmlns:cx5="http://schemas.microsoft.com/office/drawing/2016/5/11/chartex" xmlns:cx6="http://schemas.microsoft.com/office/drawing/2016/5/12/chartex" xmlns:cx7="http://schemas.microsoft.com/office/drawing/2016/5/13/chartex" xmlns:cx8="http://schemas.microsoft.com/office/drawing/2016/5/14/chartex" xmlns:mc="http://schemas.openxmlformats.org/markup-compatibility/2006" xmlns:aink="http://schemas.microsoft.com/office/drawing/2016/ink" xmlns:am3d="http://schemas.microsoft.com/office/drawing/2017/model3d" xmlns:o="urn:schemas-microsoft-com:office:office" xmlns:oel="http://schemas.microsoft.com/office/2019/extlst" xmlns:r="http://schemas.openxmlformats.org/officeDocument/2006/relationships" xmlns:m="http://schemas.openxmlformats.org/officeDocument/2006/math" xmlns:v="urn:schemas-microsoft-com:vml" xmlns:wp14="http://schemas.microsoft.com/office/word/2010/wordprocessingDrawing" xmlns:wp="http://schemas.openxmlformats.org/drawingml/2006/wordprocessingDrawing" xmlns:w10="urn:schemas-microsoft-com:office:word" xmlns:w="http://schemas.openxmlformats.org/wordprocessingml/2006/main" xmlns:w14="http://schemas.microsoft.com/office/word/2010/wordml" xmlns:w15="http://schemas.microsoft.com/office/word/2012/wordml" xmlns:w16cex="http://schemas.microsoft.com/office/word/2018/wordml/cex" xmlns:w16cid="http://schemas.microsoft.com/office/word/2016/wordml/cid" xmlns:w16="http://schemas.microsoft.com/office/word/2018/wordml" xmlns:w16du="http://schemas.microsoft.com/office/word/2023/wordml/word16du" xmlns:w16sdtdh="http://schemas.microsoft.com/office/word/2020/wordml/sdtdatahash" xmlns:w16sdtfl="http://schemas.microsoft.com/office/word/2024/wordml/sdtformatlock" xmlns:w16se="http://schemas.microsoft.com/office/word/2015/wordml/symex" xmlns:wpg="http://schemas.microsoft.com/office/word/2010/wordprocessingGroup" xmlns:wpi="http://schemas.microsoft.com/office/word/2010/wordprocessingInk" xmlns:wne="http://schemas.microsoft.com/office/word/2006/wordml" xmlns:wps="http://schemas.microsoft.com/office/word/2010/wordprocessingShape" mc:Ignorable="w14 w15 w16se w16cid w16 w16cex w16sdtdh w16sdtfl w16du wp14">
+  <w16cid:commentId w16cid:paraId="68C1DA6D" w16cid:durableId="08E0E4C3"/>
+  <w16cid:commentId w16cid:paraId="2AD4524E" w16cid:durableId="6C50E346"/>
+  <w16cid:commentId w16cid:paraId="0DA0C363" w16cid:durableId="31A19B43"/>
   <w16cid:commentId w16cid:paraId="75633029" w16cid:durableId="08B9BEA6"/>
+  <w16cid:commentId w16cid:paraId="30B34C80" w16cid:durableId="77F3D5D1"/>
+  <w16cid:commentId w16cid:paraId="40FE26C3" w16cid:durableId="4CEAE8F0"/>
   <w16cid:commentId w16cid:paraId="57D69624" w16cid:durableId="58735DA5"/>
+  <w16cid:commentId w16cid:paraId="5F9A2BF6" w16cid:durableId="090D81AE"/>
   <w16cid:commentId w16cid:paraId="5F979FDB" w16cid:durableId="2B7C7B73"/>
+  <w16cid:commentId w16cid:paraId="28AF9B90" w16cid:durableId="2C504E8B"/>
   <w16cid:commentId w16cid:paraId="22BD8311" w16cid:durableId="550C5D78"/>
+  <w16cid:commentId w16cid:paraId="19DFAC4B" w16cid:durableId="3E6BB244"/>
+  <w16cid:commentId w16cid:paraId="766F9961" w16cid:durableId="71BA3AD6"/>
+  <w16cid:commentId w16cid:paraId="5A0BD90B" w16cid:durableId="1395E7DB"/>
+  <w16cid:commentId w16cid:paraId="02150F99" w16cid:durableId="370CFE55"/>
   <w16cid:commentId w16cid:paraId="20BC9ADA" w16cid:durableId="6A2B2DA9"/>
+  <w16cid:commentId w16cid:paraId="00B872BD" w16cid:durableId="2D9B7AC7"/>
+  <w16cid:commentId w16cid:paraId="2CA10A03" w16cid:durableId="48E9606C"/>
 </w16cid:commentsIds>
 </file>
 
@@ -7705,11 +9898,11 @@
 
 <file path=word/people.xml><?xml version="1.0" encoding="utf-8"?>
 <w15:people xmlns:wpc="http://schemas.microsoft.com/office/word/2010/wordprocessingCanvas" xmlns:cx="http://schemas.microsoft.com/office/drawing/2014/chartex" xmlns:cx1="http://schemas.microsoft.com/office/drawing/2015/9/8/chartex" xmlns:cx2="http://schemas.microsoft.com/office/drawing/2015/10/21/chartex" xmlns:cx3="http://schemas.microsoft.com/office/drawing/2016/5/9/chartex" xmlns:cx4="http://schemas.microsoft.com/office/drawing/2016/5/10/chartex" xmlns:cx5="http://schemas.microsoft.com/office/drawing/2016/5/11/chartex" xmlns:cx6="http://schemas.microsoft.com/office/drawing/2016/5/12/chartex" xmlns:cx7="http://schemas.microsoft.com/office/drawing/2016/5/13/chartex" xmlns:cx8="http://schemas.microsoft.com/office/drawing/2016/5/14/chartex" xmlns:mc="http://schemas.openxmlformats.org/markup-compatibility/2006" xmlns:aink="http://schemas.microsoft.com/office/drawing/2016/ink" xmlns:am3d="http://schemas.microsoft.com/office/drawing/2017/model3d" xmlns:o="urn:schemas-microsoft-com:office:office" xmlns:oel="http://schemas.microsoft.com/office/2019/extlst" xmlns:r="http://schemas.openxmlformats.org/officeDocument/2006/relationships" xmlns:m="http://schemas.openxmlformats.org/officeDocument/2006/math" xmlns:v="urn:schemas-microsoft-com:vml" xmlns:wp14="http://schemas.microsoft.com/office/word/2010/wordprocessingDrawing" xmlns:wp="http://schemas.openxmlformats.org/drawingml/2006/wordprocessingDrawing" xmlns:w10="urn:schemas-microsoft-com:office:word" xmlns:w="http://schemas.openxmlformats.org/wordprocessingml/2006/main" xmlns:w14="http://schemas.microsoft.com/office/word/2010/wordml" xmlns:w15="http://schemas.microsoft.com/office/word/2012/wordml" xmlns:w16cex="http://schemas.microsoft.com/office/word/2018/wordml/cex" xmlns:w16cid="http://schemas.microsoft.com/office/word/2016/wordml/cid" xmlns:w16="http://schemas.microsoft.com/office/word/2018/wordml" xmlns:w16du="http://schemas.microsoft.com/office/word/2023/wordml/word16du" xmlns:w16sdtdh="http://schemas.microsoft.com/office/word/2020/wordml/sdtdatahash" xmlns:w16sdtfl="http://schemas.microsoft.com/office/word/2024/wordml/sdtformatlock" xmlns:w16se="http://schemas.microsoft.com/office/word/2015/wordml/symex" xmlns:wpg="http://schemas.microsoft.com/office/word/2010/wordprocessingGroup" xmlns:wpi="http://schemas.microsoft.com/office/word/2010/wordprocessingInk" xmlns:wne="http://schemas.microsoft.com/office/word/2006/wordml" xmlns:wps="http://schemas.microsoft.com/office/word/2010/wordprocessingShape" mc:Ignorable="w14 w15 w16se w16cid w16 w16cex w16sdtdh w16sdtfl w16du wp14">
+  <w15:person w15:author="Benjamin J. Makhlouf">
+    <w15:presenceInfo w15:providerId="AD" w15:userId="S::bmak29@uw.edu::e2d819b1-db99-41fc-888c-ad60b4d561ad"/>
+  </w15:person>
   <w15:person w15:author="Daniel Schindler">
     <w15:presenceInfo w15:providerId="AD" w15:userId="S::deschind@uw.edu::638f7977-a89c-40df-b85e-dc804ddb30d9"/>
-  </w15:person>
-  <w15:person w15:author="Benjamin J. Makhlouf">
-    <w15:presenceInfo w15:providerId="AD" w15:userId="S::bmak29@uw.edu::e2d819b1-db99-41fc-888c-ad60b4d561ad"/>
   </w15:person>
   <w15:person w15:author="bmak29">
     <w15:presenceInfo w15:providerId="AD" w15:userId="S::bmak29@uw.edu::e2d819b1-db99-41fc-888c-ad60b4d561ad"/>

--- a/Docs/Run_timing_manuscript.docx
+++ b/Docs/Run_timing_manuscript.docx
@@ -7,7 +7,7 @@
         <w:suppressLineNumbers/>
         <w:jc w:val="center"/>
         <w:rPr>
-          <w:ins w:id="0" w:author="Benjamin J. Makhlouf" w:date="2025-07-26T11:19:00Z" w16du:dateUtc="2025-07-26T18:19:00Z"/>
+          <w:ins w:id="0" w:author="Benjamin J. Makhlouf" w:date="2025-07-26T11:21:00Z" w16du:dateUtc="2025-07-26T18:21:00Z"/>
           <w:rFonts w:ascii="Garamond" w:hAnsi="Garamond"/>
           <w:b/>
           <w:bCs/>
@@ -15,162 +15,195 @@
           <w:szCs w:val="32"/>
         </w:rPr>
       </w:pPr>
-      <w:r>
-        <w:rPr>
+    </w:p>
+    <w:p>
+      <w:pPr>
+        <w:suppressLineNumbers/>
+        <w:jc w:val="center"/>
+        <w:rPr>
+          <w:ins w:id="1" w:author="Benjamin J. Makhlouf" w:date="2025-07-26T11:22:00Z" w16du:dateUtc="2025-07-26T18:22:00Z"/>
           <w:rFonts w:ascii="Garamond" w:hAnsi="Garamond"/>
           <w:b/>
           <w:bCs/>
           <w:sz w:val="32"/>
           <w:szCs w:val="32"/>
         </w:rPr>
-        <w:t xml:space="preserve">Spatiotemporal trends in salmon </w:t>
-      </w:r>
-      <w:commentRangeStart w:id="1"/>
-      <w:r>
-        <w:rPr>
-          <w:rFonts w:ascii="Garamond" w:hAnsi="Garamond"/>
-          <w:b/>
-          <w:bCs/>
-          <w:sz w:val="32"/>
-          <w:szCs w:val="32"/>
-        </w:rPr>
-        <w:t>metapopulation</w:t>
-      </w:r>
-      <w:commentRangeEnd w:id="1"/>
-      <w:r>
-        <w:rPr>
-          <w:rStyle w:val="CommentReference"/>
-        </w:rPr>
-        <w:commentReference w:id="1"/>
-      </w:r>
-      <w:r>
-        <w:rPr>
-          <w:rFonts w:ascii="Garamond" w:hAnsi="Garamond"/>
-          <w:b/>
-          <w:bCs/>
-          <w:sz w:val="32"/>
-          <w:szCs w:val="32"/>
-        </w:rPr>
-        <w:t xml:space="preserve"> contribution to </w:t>
-      </w:r>
-      <w:r>
-        <w:rPr>
-          <w:rFonts w:ascii="Garamond" w:hAnsi="Garamond"/>
-          <w:b/>
-          <w:bCs/>
-          <w:sz w:val="32"/>
-          <w:szCs w:val="32"/>
-        </w:rPr>
-        <w:t xml:space="preserve">the </w:t>
-      </w:r>
-      <w:proofErr w:type="gramStart"/>
-      <w:r>
-        <w:rPr>
-          <w:rFonts w:ascii="Garamond" w:hAnsi="Garamond"/>
-          <w:b/>
-          <w:bCs/>
-          <w:sz w:val="32"/>
-          <w:szCs w:val="32"/>
-        </w:rPr>
-        <w:t>Kuskokwim river</w:t>
-      </w:r>
-      <w:proofErr w:type="gramEnd"/>
-    </w:p>
-    <w:p>
-      <w:pPr>
-        <w:suppressLineNumbers/>
-        <w:jc w:val="center"/>
-        <w:rPr>
-          <w:rFonts w:ascii="Garamond" w:hAnsi="Garamond"/>
-          <w:b/>
-          <w:bCs/>
-          <w:sz w:val="32"/>
-          <w:szCs w:val="32"/>
-        </w:rPr>
-      </w:pPr>
-    </w:p>
-    <w:p>
-      <w:pPr>
-        <w:suppressLineNumbers/>
-        <w:rPr>
-          <w:ins w:id="2" w:author="Daniel Schindler" w:date="2025-07-17T13:57:00Z" w16du:dateUtc="2025-07-17T21:57:00Z"/>
-          <w:rFonts w:ascii="Garamond" w:hAnsi="Garamond"/>
-          <w:b/>
-          <w:bCs/>
-          <w:sz w:val="22"/>
-          <w:szCs w:val="22"/>
-          <w:u w:val="single"/>
-        </w:rPr>
-      </w:pPr>
-      <w:ins w:id="3" w:author="Daniel Schindler" w:date="2025-07-17T13:57:00Z" w16du:dateUtc="2025-07-17T21:57:00Z">
+      </w:pPr>
+      <w:ins w:id="2" w:author="Benjamin J. Makhlouf" w:date="2025-07-26T11:21:00Z" w16du:dateUtc="2025-07-26T18:21:00Z">
         <w:r>
           <w:rPr>
             <w:rFonts w:ascii="Garamond" w:hAnsi="Garamond"/>
             <w:b/>
             <w:bCs/>
-            <w:sz w:val="22"/>
-            <w:szCs w:val="22"/>
-            <w:u w:val="single"/>
+            <w:sz w:val="32"/>
+            <w:szCs w:val="32"/>
           </w:rPr>
-          <w:t>Authors: we should ask Zach Liller and Sean Larson from ADF&amp;G if they would like to be co-authors</w:t>
+          <w:t xml:space="preserve">Timed fishery closures protect </w:t>
         </w:r>
       </w:ins>
-      <w:ins w:id="4" w:author="Daniel Schindler" w:date="2025-07-17T13:58:00Z" w16du:dateUtc="2025-07-17T21:58:00Z">
+      <w:ins w:id="3" w:author="Benjamin J. Makhlouf" w:date="2025-07-26T11:22:00Z" w16du:dateUtc="2025-07-26T18:22:00Z">
         <w:r>
           <w:rPr>
             <w:rFonts w:ascii="Garamond" w:hAnsi="Garamond"/>
             <w:b/>
             <w:bCs/>
-            <w:sz w:val="22"/>
-            <w:szCs w:val="22"/>
-            <w:u w:val="single"/>
+            <w:sz w:val="32"/>
+            <w:szCs w:val="32"/>
           </w:rPr>
-          <w:t xml:space="preserve"> (would have to go through dept review which can take some time)</w:t>
+          <w:t>stock</w:t>
         </w:r>
       </w:ins>
-      <w:ins w:id="5" w:author="Daniel Schindler" w:date="2025-07-17T13:57:00Z" w16du:dateUtc="2025-07-17T21:57:00Z">
+      <w:ins w:id="4" w:author="Benjamin J. Makhlouf" w:date="2025-07-26T11:21:00Z" w16du:dateUtc="2025-07-26T18:21:00Z">
         <w:r>
           <w:rPr>
             <w:rFonts w:ascii="Garamond" w:hAnsi="Garamond"/>
             <w:b/>
             <w:bCs/>
-            <w:sz w:val="22"/>
-            <w:szCs w:val="22"/>
-            <w:u w:val="single"/>
+            <w:sz w:val="32"/>
+            <w:szCs w:val="32"/>
           </w:rPr>
-          <w:t>.</w:t>
+          <w:t xml:space="preserve"> diver</w:t>
+        </w:r>
+      </w:ins>
+      <w:ins w:id="5" w:author="Benjamin J. Makhlouf" w:date="2025-07-26T11:22:00Z" w16du:dateUtc="2025-07-26T18:22:00Z">
+        <w:r>
+          <w:rPr>
+            <w:rFonts w:ascii="Garamond" w:hAnsi="Garamond"/>
+            <w:b/>
+            <w:bCs/>
+            <w:sz w:val="32"/>
+            <w:szCs w:val="32"/>
+          </w:rPr>
+          <w:t>sity and increase resource stability in a large river-basin.</w:t>
         </w:r>
       </w:ins>
     </w:p>
     <w:p>
       <w:pPr>
         <w:suppressLineNumbers/>
-        <w:rPr>
+        <w:jc w:val="center"/>
+        <w:rPr>
+          <w:ins w:id="6" w:author="Benjamin J. Makhlouf" w:date="2025-07-26T11:21:00Z" w16du:dateUtc="2025-07-26T18:21:00Z"/>
           <w:rFonts w:ascii="Garamond" w:hAnsi="Garamond"/>
           <w:b/>
           <w:bCs/>
-          <w:sz w:val="22"/>
-          <w:szCs w:val="22"/>
-          <w:u w:val="single"/>
-        </w:rPr>
-      </w:pPr>
+          <w:sz w:val="20"/>
+          <w:szCs w:val="20"/>
+          <w:rPrChange w:id="7" w:author="Benjamin J. Makhlouf" w:date="2025-07-26T11:22:00Z" w16du:dateUtc="2025-07-26T18:22:00Z">
+            <w:rPr>
+              <w:ins w:id="8" w:author="Benjamin J. Makhlouf" w:date="2025-07-26T11:21:00Z" w16du:dateUtc="2025-07-26T18:21:00Z"/>
+              <w:rFonts w:ascii="Garamond" w:hAnsi="Garamond"/>
+              <w:b/>
+              <w:bCs/>
+              <w:sz w:val="32"/>
+              <w:szCs w:val="32"/>
+            </w:rPr>
+          </w:rPrChange>
+        </w:rPr>
+      </w:pPr>
+      <w:commentRangeStart w:id="9"/>
+      <w:ins w:id="10" w:author="Benjamin J. Makhlouf" w:date="2025-07-26T11:22:00Z" w16du:dateUtc="2025-07-26T18:22:00Z">
+        <w:r>
+          <w:rPr>
+            <w:rFonts w:ascii="Garamond" w:hAnsi="Garamond"/>
+            <w:b/>
+            <w:bCs/>
+            <w:sz w:val="20"/>
+            <w:szCs w:val="20"/>
+          </w:rPr>
+          <w:t>Ben Makhlouf, Daniel Schind</w:t>
+        </w:r>
+      </w:ins>
+      <w:ins w:id="11" w:author="Benjamin J. Makhlouf" w:date="2025-07-26T11:23:00Z" w16du:dateUtc="2025-07-26T18:23:00Z">
+        <w:r>
+          <w:rPr>
+            <w:rFonts w:ascii="Garamond" w:hAnsi="Garamond"/>
+            <w:b/>
+            <w:bCs/>
+            <w:sz w:val="20"/>
+            <w:szCs w:val="20"/>
+          </w:rPr>
+          <w:t>ler, Tim Cline, Zach Liller, Sean Larson</w:t>
+        </w:r>
+        <w:commentRangeEnd w:id="9"/>
+        <w:r>
+          <w:rPr>
+            <w:rStyle w:val="CommentReference"/>
+          </w:rPr>
+          <w:commentReference w:id="9"/>
+        </w:r>
+      </w:ins>
     </w:p>
     <w:p>
       <w:pPr>
-        <w:spacing w:line="480" w:lineRule="auto"/>
-        <w:rPr>
+        <w:suppressLineNumbers/>
+        <w:jc w:val="center"/>
+        <w:rPr>
+          <w:del w:id="12" w:author="Benjamin J. Makhlouf" w:date="2025-07-26T11:22:00Z" w16du:dateUtc="2025-07-26T18:22:00Z"/>
           <w:rFonts w:ascii="Garamond" w:hAnsi="Garamond"/>
           <w:b/>
           <w:bCs/>
-          <w:sz w:val="22"/>
-          <w:szCs w:val="22"/>
-          <w:u w:val="single"/>
-        </w:rPr>
-      </w:pPr>
-      <w:commentRangeStart w:id="6"/>
-      <w:commentRangeStart w:id="7"/>
-      <w:r>
-        <w:rPr>
+          <w:sz w:val="32"/>
+          <w:szCs w:val="32"/>
+        </w:rPr>
+      </w:pPr>
+      <w:del w:id="13" w:author="Benjamin J. Makhlouf" w:date="2025-07-26T11:22:00Z" w16du:dateUtc="2025-07-26T18:22:00Z">
+        <w:r>
+          <w:rPr>
+            <w:rFonts w:ascii="Garamond" w:hAnsi="Garamond"/>
+            <w:b/>
+            <w:bCs/>
+            <w:sz w:val="32"/>
+            <w:szCs w:val="32"/>
+          </w:rPr>
+          <w:delText xml:space="preserve">Spatiotemporal trends in salmon </w:delText>
+        </w:r>
+        <w:commentRangeStart w:id="14"/>
+        <w:r>
+          <w:rPr>
+            <w:rFonts w:ascii="Garamond" w:hAnsi="Garamond"/>
+            <w:b/>
+            <w:bCs/>
+            <w:sz w:val="32"/>
+            <w:szCs w:val="32"/>
+          </w:rPr>
+          <w:delText>metapopulation</w:delText>
+        </w:r>
+        <w:commentRangeEnd w:id="14"/>
+        <w:r>
+          <w:rPr>
+            <w:rStyle w:val="CommentReference"/>
+          </w:rPr>
+          <w:commentReference w:id="14"/>
+        </w:r>
+        <w:r>
+          <w:rPr>
+            <w:rFonts w:ascii="Garamond" w:hAnsi="Garamond"/>
+            <w:b/>
+            <w:bCs/>
+            <w:sz w:val="32"/>
+            <w:szCs w:val="32"/>
+          </w:rPr>
+          <w:delText xml:space="preserve"> contribution to </w:delText>
+        </w:r>
+        <w:r>
+          <w:rPr>
+            <w:rFonts w:ascii="Garamond" w:hAnsi="Garamond"/>
+            <w:b/>
+            <w:bCs/>
+            <w:sz w:val="32"/>
+            <w:szCs w:val="32"/>
+          </w:rPr>
+          <w:delText>the Kuskokwim river</w:delText>
+        </w:r>
+      </w:del>
+    </w:p>
+    <w:p>
+      <w:pPr>
+        <w:suppressLineNumbers/>
+        <w:rPr>
+          <w:ins w:id="15" w:author="Daniel Schindler" w:date="2025-07-17T13:57:00Z" w16du:dateUtc="2025-07-17T21:57:00Z"/>
+          <w:del w:id="16" w:author="Benjamin J. Makhlouf" w:date="2025-07-26T11:23:00Z" w16du:dateUtc="2025-07-26T18:23:00Z"/>
           <w:rFonts w:ascii="Garamond" w:hAnsi="Garamond"/>
           <w:b/>
           <w:bCs/>
@@ -178,21 +211,104 @@
           <w:szCs w:val="22"/>
           <w:u w:val="single"/>
         </w:rPr>
+      </w:pPr>
+      <w:ins w:id="17" w:author="Daniel Schindler" w:date="2025-07-17T13:57:00Z" w16du:dateUtc="2025-07-17T21:57:00Z">
+        <w:del w:id="18" w:author="Benjamin J. Makhlouf" w:date="2025-07-26T11:23:00Z" w16du:dateUtc="2025-07-26T18:23:00Z">
+          <w:r>
+            <w:rPr>
+              <w:rFonts w:ascii="Garamond" w:hAnsi="Garamond"/>
+              <w:b/>
+              <w:bCs/>
+              <w:sz w:val="22"/>
+              <w:szCs w:val="22"/>
+              <w:u w:val="single"/>
+            </w:rPr>
+            <w:delText>Authors: we should ask Zach Liller and Sean Larson from ADF&amp;G if they would like to be co-authors</w:delText>
+          </w:r>
+        </w:del>
+      </w:ins>
+      <w:ins w:id="19" w:author="Daniel Schindler" w:date="2025-07-17T13:58:00Z" w16du:dateUtc="2025-07-17T21:58:00Z">
+        <w:del w:id="20" w:author="Benjamin J. Makhlouf" w:date="2025-07-26T11:23:00Z" w16du:dateUtc="2025-07-26T18:23:00Z">
+          <w:r>
+            <w:rPr>
+              <w:rFonts w:ascii="Garamond" w:hAnsi="Garamond"/>
+              <w:b/>
+              <w:bCs/>
+              <w:sz w:val="22"/>
+              <w:szCs w:val="22"/>
+              <w:u w:val="single"/>
+            </w:rPr>
+            <w:delText xml:space="preserve"> (would have to go through dept review which can take some time)</w:delText>
+          </w:r>
+        </w:del>
+      </w:ins>
+      <w:ins w:id="21" w:author="Daniel Schindler" w:date="2025-07-17T13:57:00Z" w16du:dateUtc="2025-07-17T21:57:00Z">
+        <w:del w:id="22" w:author="Benjamin J. Makhlouf" w:date="2025-07-26T11:23:00Z" w16du:dateUtc="2025-07-26T18:23:00Z">
+          <w:r>
+            <w:rPr>
+              <w:rFonts w:ascii="Garamond" w:hAnsi="Garamond"/>
+              <w:b/>
+              <w:bCs/>
+              <w:sz w:val="22"/>
+              <w:szCs w:val="22"/>
+              <w:u w:val="single"/>
+            </w:rPr>
+            <w:delText>.</w:delText>
+          </w:r>
+        </w:del>
+      </w:ins>
+    </w:p>
+    <w:p>
+      <w:pPr>
+        <w:suppressLineNumbers/>
+        <w:rPr>
+          <w:rFonts w:ascii="Garamond" w:hAnsi="Garamond"/>
+          <w:b/>
+          <w:bCs/>
+          <w:sz w:val="22"/>
+          <w:szCs w:val="22"/>
+          <w:u w:val="single"/>
+        </w:rPr>
+      </w:pPr>
+    </w:p>
+    <w:p>
+      <w:pPr>
+        <w:spacing w:line="480" w:lineRule="auto"/>
+        <w:rPr>
+          <w:rFonts w:ascii="Garamond" w:hAnsi="Garamond"/>
+          <w:b/>
+          <w:bCs/>
+          <w:sz w:val="22"/>
+          <w:szCs w:val="22"/>
+          <w:u w:val="single"/>
+        </w:rPr>
+      </w:pPr>
+      <w:commentRangeStart w:id="23"/>
+      <w:commentRangeStart w:id="24"/>
+      <w:r>
+        <w:rPr>
+          <w:rFonts w:ascii="Garamond" w:hAnsi="Garamond"/>
+          <w:b/>
+          <w:bCs/>
+          <w:sz w:val="22"/>
+          <w:szCs w:val="22"/>
+          <w:u w:val="single"/>
+        </w:rPr>
         <w:t>Introduction</w:t>
       </w:r>
-      <w:commentRangeEnd w:id="6"/>
+      <w:commentRangeEnd w:id="23"/>
       <w:r>
         <w:rPr>
           <w:rStyle w:val="CommentReference"/>
         </w:rPr>
-        <w:commentReference w:id="6"/>
-      </w:r>
-      <w:commentRangeEnd w:id="7"/>
+        <w:commentReference w:id="23"/>
+      </w:r>
+      <w:commentRangeEnd w:id="24"/>
       <w:r>
         <w:rPr>
           <w:rStyle w:val="CommentReference"/>
         </w:rPr>
-        <w:commentReference w:id="7"/>
+        <w:commentReference w:id="24"/>
       </w:r>
       <w:r>
         <w:rPr>
@@ -1372,7 +1488,7 @@
         <w:spacing w:line="480" w:lineRule="auto"/>
         <w:ind w:firstLine="720"/>
         <w:rPr>
-          <w:ins w:id="8" w:author="Daniel Schindler" w:date="2025-07-17T13:53:00Z" w16du:dateUtc="2025-07-17T21:53:00Z"/>
+          <w:ins w:id="25" w:author="Daniel Schindler" w:date="2025-07-17T13:53:00Z" w16du:dateUtc="2025-07-17T21:53:00Z"/>
           <w:rFonts w:ascii="Garamond" w:hAnsi="Garamond"/>
           <w:sz w:val="22"/>
           <w:szCs w:val="22"/>
@@ -1603,7 +1719,7 @@
         </w:rPr>
         <w:t xml:space="preserve"> while allowing for a significant number of fish to return to stocks in the upper portions of the river basin , thereby protecting access to harvest opportunities for upstream communities and bolstering the health of upstream stocks which have a general tendency to migrate early in the season </w:t>
       </w:r>
-      <w:commentRangeStart w:id="9"/>
+      <w:commentRangeStart w:id="26"/>
       <w:r>
         <w:rPr>
           <w:rFonts w:ascii="Garamond" w:hAnsi="Garamond"/>
@@ -1691,12 +1807,12 @@
         </w:rPr>
         <w:fldChar w:fldCharType="end"/>
       </w:r>
-      <w:commentRangeEnd w:id="9"/>
+      <w:commentRangeEnd w:id="26"/>
       <w:r>
         <w:rPr>
           <w:rStyle w:val="CommentReference"/>
         </w:rPr>
-        <w:commentReference w:id="9"/>
+        <w:commentReference w:id="26"/>
       </w:r>
       <w:r>
         <w:rPr>
@@ -1733,7 +1849,7 @@
           <w:szCs w:val="22"/>
         </w:rPr>
       </w:pPr>
-      <w:ins w:id="10" w:author="Daniel Schindler" w:date="2025-07-17T13:53:00Z" w16du:dateUtc="2025-07-17T21:53:00Z">
+      <w:ins w:id="27" w:author="Daniel Schindler" w:date="2025-07-17T13:53:00Z" w16du:dateUtc="2025-07-17T21:53:00Z">
         <w:r>
           <w:rPr>
             <w:rFonts w:ascii="Garamond" w:hAnsi="Garamond"/>
@@ -1806,7 +1922,7 @@
           <w:t>co</w:t>
         </w:r>
       </w:ins>
-      <w:ins w:id="11" w:author="Daniel Schindler" w:date="2025-07-17T13:54:00Z" w16du:dateUtc="2025-07-17T21:54:00Z">
+      <w:ins w:id="28" w:author="Daniel Schindler" w:date="2025-07-17T13:54:00Z" w16du:dateUtc="2025-07-17T21:54:00Z">
         <w:r>
           <w:rPr>
             <w:rFonts w:ascii="Garamond" w:hAnsi="Garamond"/>
@@ -2022,10 +2138,18 @@
         <w:spacing w:line="480" w:lineRule="auto"/>
         <w:ind w:firstLine="720"/>
         <w:rPr>
-          <w:ins w:id="12" w:author="Daniel Schindler" w:date="2025-07-17T13:15:00Z" w16du:dateUtc="2025-07-17T21:15:00Z"/>
-          <w:rFonts w:ascii="Garamond" w:hAnsi="Garamond"/>
-          <w:sz w:val="22"/>
-          <w:szCs w:val="22"/>
+          <w:rFonts w:ascii="Garamond" w:eastAsia="Times New Roman" w:hAnsi="Garamond" w:cs="Times New Roman"/>
+          <w:kern w:val="0"/>
+          <w:sz w:val="22"/>
+          <w:szCs w:val="22"/>
+          <w14:ligatures w14:val="none"/>
+          <w:rPrChange w:id="29" w:author="Benjamin J. Makhlouf" w:date="2025-07-26T11:26:00Z" w16du:dateUtc="2025-07-26T18:26:00Z">
+            <w:rPr>
+              <w:rFonts w:ascii="Garamond" w:hAnsi="Garamond"/>
+              <w:sz w:val="22"/>
+              <w:szCs w:val="22"/>
+            </w:rPr>
+          </w:rPrChange>
         </w:rPr>
       </w:pPr>
       <w:r>
@@ -2038,7 +2162,239 @@
         </w:rPr>
         <w:t xml:space="preserve">Otoliths were collected </w:t>
       </w:r>
-      <w:ins w:id="13" w:author="Daniel Schindler" w:date="2025-07-17T13:00:00Z" w16du:dateUtc="2025-07-17T21:00:00Z">
+      <w:r>
+        <w:rPr>
+          <w:rFonts w:ascii="Garamond" w:eastAsia="Times New Roman" w:hAnsi="Garamond" w:cs="Times New Roman"/>
+          <w:kern w:val="0"/>
+          <w:sz w:val="22"/>
+          <w:szCs w:val="22"/>
+          <w14:ligatures w14:val="none"/>
+        </w:rPr>
+        <w:t xml:space="preserve">from Chinook salmon </w:t>
+      </w:r>
+      <w:r>
+        <w:rPr>
+          <w:rFonts w:ascii="Garamond" w:eastAsia="Times New Roman" w:hAnsi="Garamond" w:cs="Times New Roman"/>
+          <w:kern w:val="0"/>
+          <w:sz w:val="22"/>
+          <w:szCs w:val="22"/>
+          <w14:ligatures w14:val="none"/>
+        </w:rPr>
+        <w:t>from 2017 to 2022</w:t>
+      </w:r>
+      <w:r>
+        <w:rPr>
+          <w:rFonts w:ascii="Garamond" w:eastAsia="Times New Roman" w:hAnsi="Garamond" w:cs="Times New Roman"/>
+          <w:kern w:val="0"/>
+          <w:sz w:val="22"/>
+          <w:szCs w:val="22"/>
+          <w14:ligatures w14:val="none"/>
+        </w:rPr>
+        <w:t xml:space="preserve"> </w:t>
+      </w:r>
+      <w:r>
+        <w:rPr>
+          <w:rFonts w:ascii="Garamond" w:eastAsia="Times New Roman" w:hAnsi="Garamond" w:cs="Times New Roman"/>
+          <w:kern w:val="0"/>
+          <w:sz w:val="22"/>
+          <w:szCs w:val="22"/>
+          <w14:ligatures w14:val="none"/>
+        </w:rPr>
+        <w:t xml:space="preserve">sampled in </w:t>
+      </w:r>
+      <w:r>
+        <w:rPr>
+          <w:rFonts w:ascii="Garamond" w:eastAsia="Times New Roman" w:hAnsi="Garamond" w:cs="Times New Roman"/>
+          <w:kern w:val="0"/>
+          <w:sz w:val="22"/>
+          <w:szCs w:val="22"/>
+          <w14:ligatures w14:val="none"/>
+        </w:rPr>
+        <w:t xml:space="preserve">the Bethel Test Fishery (BTF) near Bethel, Alaska </w:t>
+      </w:r>
+      <w:r>
+        <w:rPr>
+          <w:rFonts w:ascii="Garamond" w:eastAsia="Times New Roman" w:hAnsi="Garamond" w:cs="Times New Roman"/>
+          <w:kern w:val="0"/>
+          <w:sz w:val="22"/>
+          <w:szCs w:val="22"/>
+          <w14:ligatures w14:val="none"/>
+        </w:rPr>
+        <w:t>in collaboration with</w:t>
+      </w:r>
+      <w:r>
+        <w:rPr>
+          <w:rFonts w:ascii="Garamond" w:eastAsia="Times New Roman" w:hAnsi="Garamond" w:cs="Times New Roman"/>
+          <w:kern w:val="0"/>
+          <w:sz w:val="22"/>
+          <w:szCs w:val="22"/>
+          <w14:ligatures w14:val="none"/>
+        </w:rPr>
+        <w:t xml:space="preserve"> the intern program of the </w:t>
+      </w:r>
+      <w:proofErr w:type="spellStart"/>
+      <w:r>
+        <w:rPr>
+          <w:rFonts w:ascii="Garamond" w:eastAsia="Times New Roman" w:hAnsi="Garamond" w:cs="Times New Roman"/>
+          <w:kern w:val="0"/>
+          <w:sz w:val="22"/>
+          <w:szCs w:val="22"/>
+          <w14:ligatures w14:val="none"/>
+        </w:rPr>
+        <w:t>Orutsaramiut</w:t>
+      </w:r>
+      <w:proofErr w:type="spellEnd"/>
+      <w:r>
+        <w:rPr>
+          <w:rFonts w:ascii="Garamond" w:eastAsia="Times New Roman" w:hAnsi="Garamond" w:cs="Times New Roman"/>
+          <w:kern w:val="0"/>
+          <w:sz w:val="22"/>
+          <w:szCs w:val="22"/>
+          <w14:ligatures w14:val="none"/>
+        </w:rPr>
+        <w:t xml:space="preserve"> Native Council </w:t>
+      </w:r>
+      <w:r>
+        <w:rPr>
+          <w:rFonts w:ascii="Garamond" w:eastAsia="Times New Roman" w:hAnsi="Garamond" w:cs="Times New Roman"/>
+          <w:kern w:val="0"/>
+          <w:sz w:val="22"/>
+          <w:szCs w:val="22"/>
+          <w14:ligatures w14:val="none"/>
+        </w:rPr>
+        <w:t>and</w:t>
+      </w:r>
+      <w:r>
+        <w:rPr>
+          <w:rFonts w:ascii="Garamond" w:eastAsia="Times New Roman" w:hAnsi="Garamond" w:cs="Times New Roman"/>
+          <w:kern w:val="0"/>
+          <w:sz w:val="22"/>
+          <w:szCs w:val="22"/>
+          <w14:ligatures w14:val="none"/>
+        </w:rPr>
+        <w:t xml:space="preserve"> the Alaska Department of Fish &amp; Game</w:t>
+      </w:r>
+      <w:proofErr w:type="gramStart"/>
+      <w:r>
+        <w:rPr>
+          <w:rFonts w:ascii="Garamond" w:eastAsia="Times New Roman" w:hAnsi="Garamond" w:cs="Times New Roman"/>
+          <w:kern w:val="0"/>
+          <w:sz w:val="22"/>
+          <w:szCs w:val="22"/>
+          <w14:ligatures w14:val="none"/>
+        </w:rPr>
+        <w:t xml:space="preserve">. </w:t>
+      </w:r>
+      <w:r>
+        <w:rPr>
+          <w:rFonts w:ascii="Garamond" w:eastAsia="Times New Roman" w:hAnsi="Garamond" w:cs="Times New Roman"/>
+          <w:kern w:val="0"/>
+          <w:sz w:val="22"/>
+          <w:szCs w:val="22"/>
+          <w14:ligatures w14:val="none"/>
+        </w:rPr>
+        <w:t>.</w:t>
+      </w:r>
+      <w:proofErr w:type="gramEnd"/>
+      <w:r>
+        <w:rPr>
+          <w:rFonts w:ascii="Garamond" w:eastAsia="Times New Roman" w:hAnsi="Garamond" w:cs="Times New Roman"/>
+          <w:kern w:val="0"/>
+          <w:sz w:val="22"/>
+          <w:szCs w:val="22"/>
+          <w14:ligatures w14:val="none"/>
+        </w:rPr>
+        <w:t xml:space="preserve"> </w:t>
+      </w:r>
+      <w:r>
+        <w:rPr>
+          <w:rFonts w:ascii="Garamond" w:eastAsia="Times New Roman" w:hAnsi="Garamond" w:cs="Times New Roman"/>
+          <w:kern w:val="0"/>
+          <w:sz w:val="22"/>
+          <w:szCs w:val="22"/>
+          <w14:ligatures w14:val="none"/>
+        </w:rPr>
+        <w:t xml:space="preserve">The BTF was designed to allow in-season assessment of run strength based on catch-per-unit-effort to inform management of subsistence fisheries throughout the river (Liller report). We sampled otoliths from fish captured over the course of the entire season to assess relative stock contributions over the course of the run. </w:t>
+      </w:r>
+      <w:r>
+        <w:rPr>
+          <w:rFonts w:ascii="Garamond" w:eastAsia="Times New Roman" w:hAnsi="Garamond" w:cs="Times New Roman"/>
+          <w:kern w:val="0"/>
+          <w:sz w:val="22"/>
+          <w:szCs w:val="22"/>
+          <w14:ligatures w14:val="none"/>
+        </w:rPr>
+        <w:t xml:space="preserve">Approximately 500 otoliths were collected </w:t>
+      </w:r>
+      <w:r>
+        <w:rPr>
+          <w:rFonts w:ascii="Garamond" w:eastAsia="Times New Roman" w:hAnsi="Garamond" w:cs="Times New Roman"/>
+          <w:kern w:val="0"/>
+          <w:sz w:val="22"/>
+          <w:szCs w:val="22"/>
+          <w14:ligatures w14:val="none"/>
+        </w:rPr>
+        <w:t>each year and f</w:t>
+      </w:r>
+      <w:r>
+        <w:rPr>
+          <w:rFonts w:ascii="Garamond" w:eastAsia="Times New Roman" w:hAnsi="Garamond" w:cs="Times New Roman"/>
+          <w:kern w:val="0"/>
+          <w:sz w:val="22"/>
+          <w:szCs w:val="22"/>
+          <w14:ligatures w14:val="none"/>
+        </w:rPr>
+        <w:t xml:space="preserve">rom these, about 250 otoliths were </w:t>
+      </w:r>
+      <w:commentRangeStart w:id="30"/>
+      <w:r>
+        <w:rPr>
+          <w:rFonts w:ascii="Garamond" w:eastAsia="Times New Roman" w:hAnsi="Garamond" w:cs="Times New Roman"/>
+          <w:kern w:val="0"/>
+          <w:sz w:val="22"/>
+          <w:szCs w:val="22"/>
+          <w14:ligatures w14:val="none"/>
+        </w:rPr>
+        <w:t xml:space="preserve">selected </w:t>
+      </w:r>
+      <w:commentRangeEnd w:id="30"/>
+      <w:r>
+        <w:rPr>
+          <w:rStyle w:val="CommentReference"/>
+        </w:rPr>
+        <w:commentReference w:id="30"/>
+      </w:r>
+      <w:r>
+        <w:rPr>
+          <w:rFonts w:ascii="Garamond" w:eastAsia="Times New Roman" w:hAnsi="Garamond" w:cs="Times New Roman"/>
+          <w:kern w:val="0"/>
+          <w:sz w:val="22"/>
+          <w:szCs w:val="22"/>
+          <w14:ligatures w14:val="none"/>
+        </w:rPr>
+        <w:t xml:space="preserve">for </w:t>
+      </w:r>
+      <w:r>
+        <w:rPr>
+          <w:rFonts w:ascii="Garamond" w:eastAsia="Times New Roman" w:hAnsi="Garamond" w:cs="Times New Roman"/>
+          <w:kern w:val="0"/>
+          <w:sz w:val="22"/>
+          <w:szCs w:val="22"/>
+          <w14:ligatures w14:val="none"/>
+        </w:rPr>
+        <w:t xml:space="preserve">microchemical </w:t>
+      </w:r>
+      <w:r>
+        <w:rPr>
+          <w:rFonts w:ascii="Garamond" w:eastAsia="Times New Roman" w:hAnsi="Garamond" w:cs="Times New Roman"/>
+          <w:kern w:val="0"/>
+          <w:sz w:val="22"/>
+          <w:szCs w:val="22"/>
+          <w14:ligatures w14:val="none"/>
+        </w:rPr>
+        <w:t xml:space="preserve">analysis </w:t>
+      </w:r>
+      <w:ins w:id="31" w:author="Benjamin J. Makhlouf" w:date="2025-07-26T11:26:00Z" w16du:dateUtc="2025-07-26T18:26:00Z">
         <w:r>
           <w:rPr>
             <w:rFonts w:ascii="Garamond" w:eastAsia="Times New Roman" w:hAnsi="Garamond" w:cs="Times New Roman"/>
@@ -2047,10 +2403,10 @@
             <w:szCs w:val="22"/>
             <w14:ligatures w14:val="none"/>
           </w:rPr>
-          <w:t xml:space="preserve">from Chinook salmon </w:t>
+          <w:t>in proportion to the</w:t>
         </w:r>
       </w:ins>
-      <w:del w:id="14" w:author="Daniel Schindler" w:date="2025-07-17T13:04:00Z" w16du:dateUtc="2025-07-17T21:04:00Z">
+      <w:del w:id="32" w:author="Benjamin J. Makhlouf" w:date="2025-07-26T11:26:00Z" w16du:dateUtc="2025-07-26T18:26:00Z">
         <w:r>
           <w:rPr>
             <w:rFonts w:ascii="Garamond" w:eastAsia="Times New Roman" w:hAnsi="Garamond" w:cs="Times New Roman"/>
@@ -2059,8 +2415,20 @@
             <w:szCs w:val="22"/>
             <w14:ligatures w14:val="none"/>
           </w:rPr>
-          <w:delText xml:space="preserve">over </w:delText>
+          <w:delText>to ensure coverage across the full sampling period and to provide proportional representation</w:delText>
         </w:r>
+      </w:del>
+      <w:r>
+        <w:rPr>
+          <w:rFonts w:ascii="Garamond" w:eastAsia="Times New Roman" w:hAnsi="Garamond" w:cs="Times New Roman"/>
+          <w:kern w:val="0"/>
+          <w:sz w:val="22"/>
+          <w:szCs w:val="22"/>
+          <w14:ligatures w14:val="none"/>
+        </w:rPr>
+        <w:t xml:space="preserve"> relative</w:t>
+      </w:r>
+      <w:del w:id="33" w:author="Benjamin J. Makhlouf" w:date="2025-07-26T11:26:00Z" w16du:dateUtc="2025-07-26T18:26:00Z">
         <w:r>
           <w:rPr>
             <w:rFonts w:ascii="Garamond" w:eastAsia="Times New Roman" w:hAnsi="Garamond" w:cs="Times New Roman"/>
@@ -2069,10 +2437,78 @@
             <w:szCs w:val="22"/>
             <w14:ligatures w14:val="none"/>
           </w:rPr>
-          <w:delText>several years</w:delText>
+          <w:delText xml:space="preserve"> to</w:delText>
         </w:r>
       </w:del>
-      <w:ins w:id="15" w:author="Daniel Schindler" w:date="2025-07-17T13:04:00Z" w16du:dateUtc="2025-07-17T21:04:00Z">
+      <w:r>
+        <w:rPr>
+          <w:rFonts w:ascii="Garamond" w:eastAsia="Times New Roman" w:hAnsi="Garamond" w:cs="Times New Roman"/>
+          <w:kern w:val="0"/>
+          <w:sz w:val="22"/>
+          <w:szCs w:val="22"/>
+          <w14:ligatures w14:val="none"/>
+        </w:rPr>
+        <w:t xml:space="preserve"> catch per unit effort (CPUE) throughout the run.</w:t>
+      </w:r>
+      <w:r>
+        <w:rPr>
+          <w:rFonts w:ascii="Garamond" w:hAnsi="Garamond"/>
+          <w:sz w:val="22"/>
+          <w:szCs w:val="22"/>
+        </w:rPr>
+        <w:t xml:space="preserve"> </w:t>
+      </w:r>
+    </w:p>
+    <w:p>
+      <w:pPr>
+        <w:spacing w:line="480" w:lineRule="auto"/>
+        <w:ind w:firstLine="720"/>
+        <w:rPr>
+          <w:rFonts w:ascii="Garamond" w:eastAsia="Times New Roman" w:hAnsi="Garamond" w:cs="Times New Roman"/>
+          <w:kern w:val="0"/>
+          <w:sz w:val="22"/>
+          <w:szCs w:val="22"/>
+          <w14:ligatures w14:val="none"/>
+        </w:rPr>
+      </w:pPr>
+      <w:r>
+        <w:rPr>
+          <w:rFonts w:ascii="Garamond" w:hAnsi="Garamond"/>
+          <w:sz w:val="22"/>
+          <w:szCs w:val="22"/>
+        </w:rPr>
+        <w:t xml:space="preserve">Otoliths </w:t>
+      </w:r>
+      <w:r>
+        <w:rPr>
+          <w:rFonts w:ascii="Garamond" w:hAnsi="Garamond"/>
+          <w:sz w:val="22"/>
+          <w:szCs w:val="22"/>
+        </w:rPr>
+        <w:t xml:space="preserve">were </w:t>
+      </w:r>
+      <w:r>
+        <w:rPr>
+          <w:rFonts w:ascii="Garamond" w:eastAsia="Times New Roman" w:hAnsi="Garamond" w:cs="Times New Roman"/>
+          <w:kern w:val="0"/>
+          <w:sz w:val="22"/>
+          <w:szCs w:val="22"/>
+          <w14:ligatures w14:val="none"/>
+        </w:rPr>
+        <w:t xml:space="preserve">sectioned </w:t>
+      </w:r>
+      <w:r>
+        <w:rPr>
+          <w:rFonts w:ascii="Garamond" w:eastAsia="Times New Roman" w:hAnsi="Garamond" w:cs="Times New Roman"/>
+          <w:kern w:val="0"/>
+          <w:sz w:val="22"/>
+          <w:szCs w:val="22"/>
+          <w14:ligatures w14:val="none"/>
+        </w:rPr>
+        <w:t xml:space="preserve">with </w:t>
+      </w:r>
+      <w:commentRangeStart w:id="34"/>
+      <w:ins w:id="35" w:author="Benjamin J. Makhlouf" w:date="2025-07-26T11:26:00Z" w16du:dateUtc="2025-07-26T18:26:00Z">
         <w:r>
           <w:rPr>
             <w:rFonts w:ascii="Garamond" w:eastAsia="Times New Roman" w:hAnsi="Garamond" w:cs="Times New Roman"/>
@@ -2081,111 +2517,7 @@
             <w:szCs w:val="22"/>
             <w14:ligatures w14:val="none"/>
           </w:rPr>
-          <w:t xml:space="preserve">from </w:t>
-        </w:r>
-      </w:ins>
-      <w:ins w:id="16" w:author="Daniel Schindler" w:date="2025-07-17T13:12:00Z" w16du:dateUtc="2025-07-17T21:12:00Z">
-        <w:r>
-          <w:rPr>
-            <w:rFonts w:ascii="Garamond" w:eastAsia="Times New Roman" w:hAnsi="Garamond" w:cs="Times New Roman"/>
-            <w:kern w:val="0"/>
-            <w:sz w:val="22"/>
-            <w:szCs w:val="22"/>
-            <w14:ligatures w14:val="none"/>
-          </w:rPr>
-          <w:t>2017</w:t>
-        </w:r>
-      </w:ins>
-      <w:ins w:id="17" w:author="Daniel Schindler" w:date="2025-07-17T13:04:00Z" w16du:dateUtc="2025-07-17T21:04:00Z">
-        <w:r>
-          <w:rPr>
-            <w:rFonts w:ascii="Garamond" w:eastAsia="Times New Roman" w:hAnsi="Garamond" w:cs="Times New Roman"/>
-            <w:kern w:val="0"/>
-            <w:sz w:val="22"/>
-            <w:szCs w:val="22"/>
-            <w14:ligatures w14:val="none"/>
-          </w:rPr>
-          <w:t xml:space="preserve"> to 20</w:t>
-        </w:r>
-      </w:ins>
-      <w:ins w:id="18" w:author="Daniel Schindler" w:date="2025-07-17T13:12:00Z" w16du:dateUtc="2025-07-17T21:12:00Z">
-        <w:r>
-          <w:rPr>
-            <w:rFonts w:ascii="Garamond" w:eastAsia="Times New Roman" w:hAnsi="Garamond" w:cs="Times New Roman"/>
-            <w:kern w:val="0"/>
-            <w:sz w:val="22"/>
-            <w:szCs w:val="22"/>
-            <w14:ligatures w14:val="none"/>
-          </w:rPr>
-          <w:t>22</w:t>
-        </w:r>
-      </w:ins>
-      <w:r>
-        <w:rPr>
-          <w:rFonts w:ascii="Garamond" w:eastAsia="Times New Roman" w:hAnsi="Garamond" w:cs="Times New Roman"/>
-          <w:kern w:val="0"/>
-          <w:sz w:val="22"/>
-          <w:szCs w:val="22"/>
-          <w14:ligatures w14:val="none"/>
-        </w:rPr>
-        <w:t xml:space="preserve"> </w:t>
-      </w:r>
-      <w:del w:id="19" w:author="Daniel Schindler" w:date="2025-07-17T13:05:00Z" w16du:dateUtc="2025-07-17T21:05:00Z">
-        <w:r>
-          <w:rPr>
-            <w:rFonts w:ascii="Garamond" w:eastAsia="Times New Roman" w:hAnsi="Garamond" w:cs="Times New Roman"/>
-            <w:kern w:val="0"/>
-            <w:sz w:val="22"/>
-            <w:szCs w:val="22"/>
-            <w14:ligatures w14:val="none"/>
-          </w:rPr>
-          <w:delText xml:space="preserve">from </w:delText>
-        </w:r>
-      </w:del>
-      <w:ins w:id="20" w:author="Daniel Schindler" w:date="2025-07-17T13:05:00Z" w16du:dateUtc="2025-07-17T21:05:00Z">
-        <w:r>
-          <w:rPr>
-            <w:rFonts w:ascii="Garamond" w:eastAsia="Times New Roman" w:hAnsi="Garamond" w:cs="Times New Roman"/>
-            <w:kern w:val="0"/>
-            <w:sz w:val="22"/>
-            <w:szCs w:val="22"/>
-            <w14:ligatures w14:val="none"/>
-          </w:rPr>
-          <w:t xml:space="preserve">sampled in </w:t>
-        </w:r>
-      </w:ins>
-      <w:r>
-        <w:rPr>
-          <w:rFonts w:ascii="Garamond" w:eastAsia="Times New Roman" w:hAnsi="Garamond" w:cs="Times New Roman"/>
-          <w:kern w:val="0"/>
-          <w:sz w:val="22"/>
-          <w:szCs w:val="22"/>
-          <w14:ligatures w14:val="none"/>
-        </w:rPr>
-        <w:t xml:space="preserve">the Bethel Test Fishery (BTF) near Bethel, Alaska </w:t>
-      </w:r>
-      <w:ins w:id="21" w:author="Daniel Schindler" w:date="2025-07-17T13:05:00Z" w16du:dateUtc="2025-07-17T21:05:00Z">
-        <w:r>
-          <w:rPr>
-            <w:rFonts w:ascii="Garamond" w:eastAsia="Times New Roman" w:hAnsi="Garamond" w:cs="Times New Roman"/>
-            <w:kern w:val="0"/>
-            <w:sz w:val="22"/>
-            <w:szCs w:val="22"/>
-            <w14:ligatures w14:val="none"/>
-          </w:rPr>
-          <w:t>in collaboration with</w:t>
-        </w:r>
-      </w:ins>
-      <w:ins w:id="22" w:author="Daniel Schindler" w:date="2025-07-17T12:58:00Z" w16du:dateUtc="2025-07-17T20:58:00Z">
-        <w:r>
-          <w:rPr>
-            <w:rFonts w:ascii="Garamond" w:eastAsia="Times New Roman" w:hAnsi="Garamond" w:cs="Times New Roman"/>
-            <w:kern w:val="0"/>
-            <w:sz w:val="22"/>
-            <w:szCs w:val="22"/>
-            <w14:ligatures w14:val="none"/>
-          </w:rPr>
-          <w:t xml:space="preserve"> the intern program of the </w:t>
+          <w:t xml:space="preserve">an </w:t>
         </w:r>
         <w:proofErr w:type="spellStart"/>
         <w:r>
@@ -2196,19 +2528,7 @@
             <w:szCs w:val="22"/>
             <w14:ligatures w14:val="none"/>
           </w:rPr>
-          <w:t>Orut</w:t>
-        </w:r>
-      </w:ins>
-      <w:ins w:id="23" w:author="Daniel Schindler" w:date="2025-07-17T13:00:00Z" w16du:dateUtc="2025-07-17T21:00:00Z">
-        <w:r>
-          <w:rPr>
-            <w:rFonts w:ascii="Garamond" w:eastAsia="Times New Roman" w:hAnsi="Garamond" w:cs="Times New Roman"/>
-            <w:kern w:val="0"/>
-            <w:sz w:val="22"/>
-            <w:szCs w:val="22"/>
-            <w14:ligatures w14:val="none"/>
-          </w:rPr>
-          <w:t>saramiut</w:t>
+          <w:t>isomet</w:t>
         </w:r>
         <w:proofErr w:type="spellEnd"/>
         <w:r>
@@ -2219,10 +2539,10 @@
             <w:szCs w:val="22"/>
             <w14:ligatures w14:val="none"/>
           </w:rPr>
-          <w:t xml:space="preserve"> Native Council</w:t>
+          <w:t xml:space="preserve"> saw</w:t>
         </w:r>
       </w:ins>
-      <w:ins w:id="24" w:author="Daniel Schindler" w:date="2025-07-17T13:01:00Z" w16du:dateUtc="2025-07-17T21:01:00Z">
+      <w:del w:id="36" w:author="Benjamin J. Makhlouf" w:date="2025-07-26T11:26:00Z" w16du:dateUtc="2025-07-26T18:26:00Z">
         <w:r>
           <w:rPr>
             <w:rFonts w:ascii="Garamond" w:eastAsia="Times New Roman" w:hAnsi="Garamond" w:cs="Times New Roman"/>
@@ -2231,55 +2551,7 @@
             <w:szCs w:val="22"/>
             <w14:ligatures w14:val="none"/>
           </w:rPr>
-          <w:t xml:space="preserve"> </w:t>
-        </w:r>
-      </w:ins>
-      <w:ins w:id="25" w:author="Daniel Schindler" w:date="2025-07-17T13:05:00Z" w16du:dateUtc="2025-07-17T21:05:00Z">
-        <w:r>
-          <w:rPr>
-            <w:rFonts w:ascii="Garamond" w:eastAsia="Times New Roman" w:hAnsi="Garamond" w:cs="Times New Roman"/>
-            <w:kern w:val="0"/>
-            <w:sz w:val="22"/>
-            <w:szCs w:val="22"/>
-            <w14:ligatures w14:val="none"/>
-          </w:rPr>
-          <w:t>and</w:t>
-        </w:r>
-      </w:ins>
-      <w:ins w:id="26" w:author="Daniel Schindler" w:date="2025-07-17T13:01:00Z" w16du:dateUtc="2025-07-17T21:01:00Z">
-        <w:r>
-          <w:rPr>
-            <w:rFonts w:ascii="Garamond" w:eastAsia="Times New Roman" w:hAnsi="Garamond" w:cs="Times New Roman"/>
-            <w:kern w:val="0"/>
-            <w:sz w:val="22"/>
-            <w:szCs w:val="22"/>
-            <w14:ligatures w14:val="none"/>
-          </w:rPr>
-          <w:t xml:space="preserve"> the Alaska Department of Fish &amp; Game.</w:t>
-        </w:r>
-      </w:ins>
-      <w:ins w:id="27" w:author="Daniel Schindler" w:date="2025-07-17T13:00:00Z" w16du:dateUtc="2025-07-17T21:00:00Z">
-        <w:r>
-          <w:rPr>
-            <w:rFonts w:ascii="Garamond" w:eastAsia="Times New Roman" w:hAnsi="Garamond" w:cs="Times New Roman"/>
-            <w:kern w:val="0"/>
-            <w:sz w:val="22"/>
-            <w:szCs w:val="22"/>
-            <w14:ligatures w14:val="none"/>
-          </w:rPr>
-          <w:t xml:space="preserve"> </w:t>
-        </w:r>
-      </w:ins>
-      <w:del w:id="28" w:author="Daniel Schindler" w:date="2025-07-17T12:57:00Z" w16du:dateUtc="2025-07-17T20:57:00Z">
-        <w:r>
-          <w:rPr>
-            <w:rFonts w:ascii="Garamond" w:eastAsia="Times New Roman" w:hAnsi="Garamond" w:cs="Times New Roman"/>
-            <w:kern w:val="0"/>
-            <w:sz w:val="22"/>
-            <w:szCs w:val="22"/>
-            <w14:ligatures w14:val="none"/>
-          </w:rPr>
-          <w:delText xml:space="preserve">by _________ </w:delText>
+          <w:delText>***</w:delText>
         </w:r>
       </w:del>
       <w:r>
@@ -2290,904 +2562,640 @@
           <w:szCs w:val="22"/>
           <w14:ligatures w14:val="none"/>
         </w:rPr>
+        <w:t xml:space="preserve"> </w:t>
+      </w:r>
+      <w:commentRangeEnd w:id="34"/>
+      <w:r>
+        <w:rPr>
+          <w:rStyle w:val="CommentReference"/>
+        </w:rPr>
+        <w:commentReference w:id="34"/>
+      </w:r>
+      <w:proofErr w:type="spellStart"/>
+      <w:r>
+        <w:rPr>
+          <w:rFonts w:ascii="Garamond" w:eastAsia="Times New Roman" w:hAnsi="Garamond" w:cs="Times New Roman"/>
+          <w:kern w:val="0"/>
+          <w:sz w:val="22"/>
+          <w:szCs w:val="22"/>
+          <w14:ligatures w14:val="none"/>
+        </w:rPr>
+        <w:t>saw</w:t>
+      </w:r>
+      <w:proofErr w:type="spellEnd"/>
+      <w:r>
+        <w:rPr>
+          <w:rFonts w:ascii="Garamond" w:eastAsia="Times New Roman" w:hAnsi="Garamond" w:cs="Times New Roman"/>
+          <w:kern w:val="0"/>
+          <w:sz w:val="22"/>
+          <w:szCs w:val="22"/>
+          <w14:ligatures w14:val="none"/>
+        </w:rPr>
+        <w:t xml:space="preserve"> </w:t>
+      </w:r>
+      <w:r>
+        <w:rPr>
+          <w:rFonts w:ascii="Garamond" w:eastAsia="Times New Roman" w:hAnsi="Garamond" w:cs="Times New Roman"/>
+          <w:kern w:val="0"/>
+          <w:sz w:val="22"/>
+          <w:szCs w:val="22"/>
+          <w14:ligatures w14:val="none"/>
+        </w:rPr>
+        <w:t xml:space="preserve">along the transverse plane, mounted on microscope slides, and polished to expose internal growth structures </w:t>
+      </w:r>
+      <w:r>
+        <w:rPr>
+          <w:rFonts w:ascii="Garamond" w:eastAsia="Times New Roman" w:hAnsi="Garamond" w:cs="Times New Roman"/>
+          <w:kern w:val="0"/>
+          <w:sz w:val="22"/>
+          <w:szCs w:val="22"/>
+          <w14:ligatures w14:val="none"/>
+        </w:rPr>
+        <w:fldChar w:fldCharType="begin"/>
+      </w:r>
+      <w:r>
+        <w:rPr>
+          <w:rFonts w:ascii="Garamond" w:eastAsia="Times New Roman" w:hAnsi="Garamond" w:cs="Times New Roman"/>
+          <w:kern w:val="0"/>
+          <w:sz w:val="22"/>
+          <w:szCs w:val="22"/>
+          <w14:ligatures w14:val="none"/>
+        </w:rPr>
+        <w:instrText xml:space="preserve"> ADDIN ZOTERO_ITEM CSL_CITATION {"citationID":"4icvZ6KO","properties":{"formattedCitation":"(Donohoe &amp; Zimmerman, 2010; Zimmerman &amp; Reeves, 2002)","plainCitation":"(Donohoe &amp; Zimmerman, 2010; Zimmerman &amp; Reeves, 2002)","noteIndex":0},"citationItems":[{"id":4778,"uris":["http://zotero.org/users/8421274/items/QJZIBTQC"],"itemData":{"id":4778,"type":"article-journal","abstract":"Beam-based analytical methods are widely used to measure the concentrations of elements and isotopes in otoliths. These methods usually require that otoliths be individually mounted and prepared to properly expose the desired growth region to the analytical beam. Most analytical instruments, such as LA-ICPMS and ion and electron microprobes, have sample holders that will accept only one to six slides or mounts at a time. We describe a method of mounting otoliths that allows for easy transfer of many otoliths to a single mount after they have been prepared. Such an approach increases the number of otoliths that can be analyzed in a single session by reducing the need open the sample chamber to exchange slides—a particularly time consuming step on instruments that operate under vacuum. For ion and electron microprobes, the method also greatly reduces the number of slides that must be coated with an electrical conductor prior to analysis. In this method, a narrow strip of cover glass is first glued at one end to a standard microscope slide. The otolith is then mounted in thermoplastic resin on the opposite, free end of the strip. The otolith can then be ground and flipped, if needed, by reheating the mounting medium. After otolith preparation is complete, the cover glass is cut with a scribe to free the otolith and up to 20 small otoliths can be arranged on a single petrographic slide.","container-title":"Environmental Biology of Fishes","DOI":"10.1007/s10641-010-9680-3","ISSN":"1573-5133","issue":"3","journalAbbreviation":"Environ Biol Fish","language":"en","page":"473-477","source":"Springer Link","title":"A method of mounting multiple otoliths for beam-based microchemical analyses","volume":"89","author":[{"family":"Donohoe","given":"Christopher J."},{"family":"Zimmerman","given":"Christian E."}],"issued":{"date-parts":[["2010",11,1]]}}},{"id":4132,"uris":["http://zotero.org/users/8421274/items/5YINANGC"],"itemData":{"id":4132,"type":"article-journal","abstract":"Comparisons of strontium:calcium (Sr: Ca) ratios in otolith primordia and freshwater growth regions were used to identify the progeny of steelhead Oncorhynchus mykiss (anadromous rainbow trout) and resident rainbow trout in the Deschutes River, Oregon. We cultured progeny of known adult steelhead and resident rainbow trout to confirm the relationship between Sr:Ca ratios in otolith primordia and the life history of the maternal parent. The mean (±SD) Sr:Ca ratio was significantly higher in the otolith primordia of the progeny of steelhead (0.001461 ± 0.00029; n = 100) than in those of the progeny of resident rainbow trout (0.000829 ± 0.000012; n = 100). We used comparisons of Sr:Ca ratios in the primordia and first-summer growth regions of otoliths to determine the maternal origin of unknown O. mykiss juveniles (n = 272) collected from rearing habitats within the main-stem Deschutes River and tributary rearing habitats and thus to ascertain the relative proportion of each life history morph in each rearing habitat. Resident rainbow trout fry dominated the bimonthly samples collected from main-stem rearing habitats between May and November 1995. Steelhead fry dominated samples collected from below waterfalls on two tributaries in 1996 and 1998.","container-title":"Transactions of the American Fisheries Society","DOI":"10.1577/1548-8659(2002)131&lt;0986:IOSARR&gt;2.0.CO;2","ISSN":"0002-8487","issue":"5","note":"publisher: Taylor &amp; Francis\n_eprint: https://doi.org/10.1577/1548-8659(2002)131&lt;0986:IOSARR&gt;2.0.CO;2","page":"986-993","source":"Taylor and Francis+NEJM","title":"Identification of Steelhead and Resident Rainbow Trout Progeny in the Deschutes River, Oregon, Revealed with Otolith Microchemistry","volume":"131","author":[{"family":"Zimmerman","given":"Christian E."},{"family":"Reeves","given":"Gordon H."}],"issued":{"date-parts":[["2002",9,1]]}}}],"schema":"https://github.com/citation-style-language/schema/raw/master/csl-citation.json"} </w:instrText>
+      </w:r>
+      <w:r>
+        <w:rPr>
+          <w:rFonts w:ascii="Garamond" w:eastAsia="Times New Roman" w:hAnsi="Garamond" w:cs="Times New Roman"/>
+          <w:kern w:val="0"/>
+          <w:sz w:val="22"/>
+          <w:szCs w:val="22"/>
+          <w14:ligatures w14:val="none"/>
+        </w:rPr>
+        <w:fldChar w:fldCharType="separate"/>
+      </w:r>
+      <w:r>
+        <w:rPr>
+          <w:rFonts w:ascii="Garamond" w:eastAsia="Times New Roman" w:hAnsi="Garamond" w:cs="Times New Roman"/>
+          <w:noProof/>
+          <w:kern w:val="0"/>
+          <w:sz w:val="22"/>
+          <w:szCs w:val="22"/>
+          <w14:ligatures w14:val="none"/>
+        </w:rPr>
+        <w:t>(Donohoe &amp; Zimmerman, 2010; Zimmerman &amp; Reeves, 2002)</w:t>
+      </w:r>
+      <w:r>
+        <w:rPr>
+          <w:rFonts w:ascii="Garamond" w:eastAsia="Times New Roman" w:hAnsi="Garamond" w:cs="Times New Roman"/>
+          <w:kern w:val="0"/>
+          <w:sz w:val="22"/>
+          <w:szCs w:val="22"/>
+          <w14:ligatures w14:val="none"/>
+        </w:rPr>
+        <w:fldChar w:fldCharType="end"/>
+      </w:r>
+      <w:r>
+        <w:rPr>
+          <w:rFonts w:ascii="Garamond" w:eastAsia="Times New Roman" w:hAnsi="Garamond" w:cs="Times New Roman"/>
+          <w:kern w:val="0"/>
+          <w:sz w:val="22"/>
+          <w:szCs w:val="22"/>
+          <w14:ligatures w14:val="none"/>
+        </w:rPr>
+        <w:t xml:space="preserve">. Prepared samples were analyzed at the University of Utah Strontium Isotope Laboratory using laser ablation inductively coupled plasma mass spectrometry (LA-ICP-MS). Laser ablation was conducted along a transect from the otolith core to just beyond the onset of marine </w:t>
+      </w:r>
+      <w:r>
+        <w:rPr>
+          <w:rFonts w:ascii="Garamond" w:eastAsia="Times New Roman" w:hAnsi="Garamond" w:cs="Times New Roman"/>
+          <w:kern w:val="0"/>
+          <w:sz w:val="22"/>
+          <w:szCs w:val="22"/>
+          <w14:ligatures w14:val="none"/>
+        </w:rPr>
+        <w:t xml:space="preserve">growth </w:t>
+      </w:r>
+      <w:r>
+        <w:rPr>
+          <w:rFonts w:ascii="Garamond" w:hAnsi="Garamond" w:cstheme="majorHAnsi"/>
+          <w:sz w:val="22"/>
+          <w:szCs w:val="22"/>
+        </w:rPr>
+        <w:t xml:space="preserve">using a 53 </w:t>
+      </w:r>
+      <w:r>
+        <w:rPr>
+          <w:rFonts w:ascii="Garamond" w:hAnsi="Garamond" w:cstheme="majorHAnsi"/>
+          <w:sz w:val="22"/>
+          <w:szCs w:val="22"/>
+        </w:rPr>
+        <w:sym w:font="Symbol" w:char="F06D"/>
+      </w:r>
+      <w:r>
+        <w:rPr>
+          <w:rFonts w:ascii="Garamond" w:hAnsi="Garamond" w:cstheme="majorHAnsi"/>
+          <w:sz w:val="22"/>
+          <w:szCs w:val="22"/>
+        </w:rPr>
+        <w:t>m diameter beam and scanning at 2</w:t>
+      </w:r>
+      <w:r>
+        <w:rPr>
+          <w:rFonts w:ascii="Garamond" w:hAnsi="Garamond" w:cstheme="majorHAnsi"/>
+          <w:sz w:val="22"/>
+          <w:szCs w:val="22"/>
+        </w:rPr>
+        <w:sym w:font="Symbol" w:char="F06D"/>
+      </w:r>
+      <w:r>
+        <w:rPr>
+          <w:rFonts w:ascii="Garamond" w:hAnsi="Garamond" w:cstheme="majorHAnsi"/>
+          <w:sz w:val="22"/>
+          <w:szCs w:val="22"/>
+        </w:rPr>
+        <w:t xml:space="preserve">m/second </w:t>
+      </w:r>
+      <w:r>
+        <w:rPr>
+          <w:rFonts w:ascii="Garamond" w:hAnsi="Garamond" w:cstheme="majorHAnsi"/>
+          <w:sz w:val="22"/>
+          <w:szCs w:val="22"/>
+        </w:rPr>
+        <w:fldChar w:fldCharType="begin"/>
+      </w:r>
+      <w:r>
+        <w:rPr>
+          <w:rFonts w:ascii="Garamond" w:hAnsi="Garamond" w:cstheme="majorHAnsi"/>
+          <w:sz w:val="22"/>
+          <w:szCs w:val="22"/>
+        </w:rPr>
+        <w:instrText xml:space="preserve"> ADDIN ZOTERO_ITEM CSL_CITATION {"citationID":"nvLrB1dQ","properties":{"formattedCitation":"(Brennan et al., 2015; Zimmerman &amp; Reeves, 2002)","plainCitation":"(Brennan et al., 2015; Zimmerman &amp; Reeves, 2002)","dontUpdate":true,"noteIndex":0},"citationItems":[{"id":"dI01jIsp/qEdWN4pU","uris":["http://zotero.org/users/8421274/items/IY3FLHLM"],"itemData":{"id":915,"type":"article-journal","abstract":"Strontium isotopes simultaneously delineate fine-scale natal habitats and migrations of Pacific salmon harvested during a coastal commercial fishery., Highly migratory organisms present major challenges to conservation efforts. This is especially true for exploited anadromous fish species, which exhibit long-range dispersals from natal sites, complex population structures, and extensive mixing of distinct populations during exploitation. By tracing the migratory histories of individual Chinook salmon caught in fisheries using strontium isotopes, we determined the relative production of natal habitats at fine spatial scales and different life histories. Although strontium isotopes have been widely used in provenance research, we present a new robust framework to simultaneously assess natal sources and migrations of individuals within fishery harvests through time. Our results pave the way for investigating how fine-scale habitat production and life histories of salmon respond to perturbations—providing crucial insights for conservation.","container-title":"Science Advances","DOI":"10.1126/sciadv.1400124","ISSN":"2375-2548","issue":"4","journalAbbreviation":"Sci Adv","note":"PMID: 26601173\nPMCID: PMC4640640","page":"e1400124","source":"PubMed Central","title":"Strontium isotopes delineate fine-scale natal origins and migration histories of Pacific salmon","volume":"1","author":[{"family":"Brennan","given":"Sean R."},{"family":"Zimmerman","given":"Christian E."},{"family":"Fernandez","given":"Diego P."},{"family":"Cerling","given":"Thure E."},{"family":"McPhee","given":"Megan V."},{"family":"Wooller","given":"Matthew J."}],"issued":{"date-parts":[["2015",5,15]]}}},{"id":4132,"uris":["http://zotero.org/users/8421274/items/5YINANGC"],"itemData":{"id":4132,"type":"article-journal","abstract":"Comparisons of strontium:calcium (Sr: Ca) ratios in otolith primordia and freshwater growth regions were used to identify the progeny of steelhead Oncorhynchus mykiss (anadromous rainbow trout) and resident rainbow trout in the Deschutes River, Oregon. We cultured progeny of known adult steelhead and resident rainbow trout to confirm the relationship between Sr:Ca ratios in otolith primordia and the life history of the maternal parent. The mean (±SD) Sr:Ca ratio was significantly higher in the otolith primordia of the progeny of steelhead (0.001461 ± 0.00029; n = 100) than in those of the progeny of resident rainbow trout (0.000829 ± 0.000012; n = 100). We used comparisons of Sr:Ca ratios in the primordia and first-summer growth regions of otoliths to determine the maternal origin of unknown O. mykiss juveniles (n = 272) collected from rearing habitats within the main-stem Deschutes River and tributary rearing habitats and thus to ascertain the relative proportion of each life history morph in each rearing habitat. Resident rainbow trout fry dominated the bimonthly samples collected from main-stem rearing habitats between May and November 1995. Steelhead fry dominated samples collected from below waterfalls on two tributaries in 1996 and 1998.","container-title":"Transactions of the American Fisheries Society","DOI":"10.1577/1548-8659(2002)131&lt;0986:IOSARR&gt;2.0.CO;2","ISSN":"0002-8487","issue":"5","note":"publisher: Taylor &amp; Francis\n_eprint: https://doi.org/10.1577/1548-8659(2002)131&lt;0986:IOSARR&gt;2.0.CO;2","page":"986-993","source":"Taylor and Francis+NEJM","title":"Identification of Steelhead and Resident Rainbow Trout Progeny in the Deschutes River, Oregon, Revealed with Otolith Microchemistry","volume":"131","author":[{"family":"Zimmerman","given":"Christian E."},{"family":"Reeves","given":"Gordon H."}],"issued":{"date-parts":[["2002",9,1]]}}}],"schema":"https://github.com/citation-style-language/schema/raw/master/csl-citation.json"} </w:instrText>
+      </w:r>
+      <w:r>
+        <w:rPr>
+          <w:rFonts w:ascii="Garamond" w:hAnsi="Garamond" w:cstheme="majorHAnsi"/>
+          <w:sz w:val="22"/>
+          <w:szCs w:val="22"/>
+        </w:rPr>
+        <w:fldChar w:fldCharType="separate"/>
+      </w:r>
+      <w:r>
+        <w:rPr>
+          <w:rFonts w:ascii="Garamond" w:hAnsi="Garamond" w:cstheme="majorHAnsi"/>
+          <w:noProof/>
+          <w:sz w:val="22"/>
+          <w:szCs w:val="22"/>
+        </w:rPr>
+        <w:t>(Brennan et al., 2015)</w:t>
+      </w:r>
+      <w:r>
+        <w:rPr>
+          <w:rFonts w:ascii="Garamond" w:hAnsi="Garamond" w:cstheme="majorHAnsi"/>
+          <w:sz w:val="22"/>
+          <w:szCs w:val="22"/>
+        </w:rPr>
+        <w:fldChar w:fldCharType="end"/>
+      </w:r>
+      <w:r>
+        <w:rPr>
+          <w:rFonts w:ascii="Garamond" w:eastAsia="Times New Roman" w:hAnsi="Garamond" w:cs="Times New Roman"/>
+          <w:kern w:val="0"/>
+          <w:sz w:val="22"/>
+          <w:szCs w:val="22"/>
+          <w14:ligatures w14:val="none"/>
+        </w:rPr>
         <w:t xml:space="preserve">. </w:t>
       </w:r>
-      <w:ins w:id="29" w:author="Daniel Schindler" w:date="2025-07-17T13:06:00Z" w16du:dateUtc="2025-07-17T21:06:00Z">
-        <w:r>
-          <w:rPr>
-            <w:rFonts w:ascii="Garamond" w:eastAsia="Times New Roman" w:hAnsi="Garamond" w:cs="Times New Roman"/>
-            <w:kern w:val="0"/>
-            <w:sz w:val="22"/>
-            <w:szCs w:val="22"/>
-            <w14:ligatures w14:val="none"/>
-          </w:rPr>
-          <w:t>The BTF was designed to allow in-season assessment of run strength</w:t>
-        </w:r>
-      </w:ins>
-      <w:ins w:id="30" w:author="Daniel Schindler" w:date="2025-07-17T13:11:00Z" w16du:dateUtc="2025-07-17T21:11:00Z">
-        <w:r>
-          <w:rPr>
-            <w:rFonts w:ascii="Garamond" w:eastAsia="Times New Roman" w:hAnsi="Garamond" w:cs="Times New Roman"/>
-            <w:kern w:val="0"/>
-            <w:sz w:val="22"/>
-            <w:szCs w:val="22"/>
-            <w14:ligatures w14:val="none"/>
-          </w:rPr>
-          <w:t xml:space="preserve"> based on catch-per-unit-effort</w:t>
-        </w:r>
-      </w:ins>
-      <w:ins w:id="31" w:author="Daniel Schindler" w:date="2025-07-17T13:06:00Z" w16du:dateUtc="2025-07-17T21:06:00Z">
-        <w:r>
-          <w:rPr>
-            <w:rFonts w:ascii="Garamond" w:eastAsia="Times New Roman" w:hAnsi="Garamond" w:cs="Times New Roman"/>
-            <w:kern w:val="0"/>
-            <w:sz w:val="22"/>
-            <w:szCs w:val="22"/>
-            <w14:ligatures w14:val="none"/>
-          </w:rPr>
-          <w:t xml:space="preserve"> to inform management of subsistence </w:t>
-        </w:r>
-      </w:ins>
-      <w:ins w:id="32" w:author="Daniel Schindler" w:date="2025-07-17T13:07:00Z" w16du:dateUtc="2025-07-17T21:07:00Z">
-        <w:r>
-          <w:rPr>
-            <w:rFonts w:ascii="Garamond" w:eastAsia="Times New Roman" w:hAnsi="Garamond" w:cs="Times New Roman"/>
-            <w:kern w:val="0"/>
-            <w:sz w:val="22"/>
-            <w:szCs w:val="22"/>
-            <w14:ligatures w14:val="none"/>
-          </w:rPr>
-          <w:t xml:space="preserve">fisheries throughout the river (Liller report). </w:t>
-        </w:r>
-      </w:ins>
-      <w:ins w:id="33" w:author="Daniel Schindler" w:date="2025-07-17T13:09:00Z" w16du:dateUtc="2025-07-17T21:09:00Z">
-        <w:r>
-          <w:rPr>
-            <w:rFonts w:ascii="Garamond" w:eastAsia="Times New Roman" w:hAnsi="Garamond" w:cs="Times New Roman"/>
-            <w:kern w:val="0"/>
-            <w:sz w:val="22"/>
-            <w:szCs w:val="22"/>
-            <w14:ligatures w14:val="none"/>
-          </w:rPr>
-          <w:t xml:space="preserve">We sampled otoliths from fish </w:t>
-        </w:r>
-      </w:ins>
-      <w:ins w:id="34" w:author="Daniel Schindler" w:date="2025-07-17T13:11:00Z" w16du:dateUtc="2025-07-17T21:11:00Z">
-        <w:r>
-          <w:rPr>
-            <w:rFonts w:ascii="Garamond" w:eastAsia="Times New Roman" w:hAnsi="Garamond" w:cs="Times New Roman"/>
-            <w:kern w:val="0"/>
-            <w:sz w:val="22"/>
-            <w:szCs w:val="22"/>
-            <w14:ligatures w14:val="none"/>
-          </w:rPr>
-          <w:t xml:space="preserve">captured </w:t>
-        </w:r>
-      </w:ins>
-      <w:ins w:id="35" w:author="Daniel Schindler" w:date="2025-07-17T13:12:00Z" w16du:dateUtc="2025-07-17T21:12:00Z">
-        <w:r>
-          <w:rPr>
-            <w:rFonts w:ascii="Garamond" w:eastAsia="Times New Roman" w:hAnsi="Garamond" w:cs="Times New Roman"/>
-            <w:kern w:val="0"/>
-            <w:sz w:val="22"/>
-            <w:szCs w:val="22"/>
-            <w14:ligatures w14:val="none"/>
-          </w:rPr>
-          <w:t xml:space="preserve">over the course of the entire season to assess relative stock contributions over the course of the run. </w:t>
-        </w:r>
-      </w:ins>
-      <w:del w:id="36" w:author="Daniel Schindler" w:date="2025-07-17T13:12:00Z" w16du:dateUtc="2025-07-17T21:12:00Z">
-        <w:r>
-          <w:rPr>
-            <w:rFonts w:ascii="Garamond" w:eastAsia="Times New Roman" w:hAnsi="Garamond" w:cs="Times New Roman"/>
-            <w:kern w:val="0"/>
-            <w:sz w:val="22"/>
-            <w:szCs w:val="22"/>
-            <w14:ligatures w14:val="none"/>
-          </w:rPr>
-          <w:delText xml:space="preserve">Both fisheries are designed to sample the stock composition of returning salmon throughout the duration of the season to assess relative contribution over the course of the run. </w:delText>
-        </w:r>
-      </w:del>
-      <w:r>
-        <w:rPr>
-          <w:rFonts w:ascii="Garamond" w:eastAsia="Times New Roman" w:hAnsi="Garamond" w:cs="Times New Roman"/>
-          <w:kern w:val="0"/>
-          <w:sz w:val="22"/>
-          <w:szCs w:val="22"/>
-          <w14:ligatures w14:val="none"/>
-        </w:rPr>
-        <w:t xml:space="preserve">Approximately 500 otoliths were collected </w:t>
-      </w:r>
-      <w:ins w:id="37" w:author="Daniel Schindler" w:date="2025-07-17T13:13:00Z" w16du:dateUtc="2025-07-17T21:13:00Z">
-        <w:r>
-          <w:rPr>
-            <w:rFonts w:ascii="Garamond" w:eastAsia="Times New Roman" w:hAnsi="Garamond" w:cs="Times New Roman"/>
-            <w:kern w:val="0"/>
-            <w:sz w:val="22"/>
-            <w:szCs w:val="22"/>
-            <w14:ligatures w14:val="none"/>
-          </w:rPr>
-          <w:t xml:space="preserve">each year and </w:t>
-        </w:r>
-      </w:ins>
-      <w:del w:id="38" w:author="Daniel Schindler" w:date="2025-07-17T13:13:00Z" w16du:dateUtc="2025-07-17T21:13:00Z">
-        <w:r>
-          <w:rPr>
-            <w:rFonts w:ascii="Garamond" w:eastAsia="Times New Roman" w:hAnsi="Garamond" w:cs="Times New Roman"/>
-            <w:kern w:val="0"/>
-            <w:sz w:val="22"/>
-            <w:szCs w:val="22"/>
-            <w14:ligatures w14:val="none"/>
-          </w:rPr>
-          <w:delText>over the full duration of the run from the Kuskokwim River between 2017 and 202</w:delText>
-        </w:r>
-        <w:r>
-          <w:rPr>
-            <w:rFonts w:ascii="Garamond" w:eastAsia="Times New Roman" w:hAnsi="Garamond" w:cs="Times New Roman"/>
-            <w:kern w:val="0"/>
-            <w:sz w:val="22"/>
-            <w:szCs w:val="22"/>
-            <w14:ligatures w14:val="none"/>
-          </w:rPr>
-          <w:delText xml:space="preserve">2. </w:delText>
-        </w:r>
-        <w:r>
-          <w:rPr>
-            <w:rFonts w:ascii="Garamond" w:eastAsia="Times New Roman" w:hAnsi="Garamond" w:cs="Times New Roman"/>
-            <w:kern w:val="0"/>
-            <w:sz w:val="22"/>
-            <w:szCs w:val="22"/>
-            <w14:ligatures w14:val="none"/>
-          </w:rPr>
-          <w:delText>F</w:delText>
-        </w:r>
-      </w:del>
-      <w:ins w:id="39" w:author="Daniel Schindler" w:date="2025-07-17T13:13:00Z" w16du:dateUtc="2025-07-17T21:13:00Z">
-        <w:r>
-          <w:rPr>
-            <w:rFonts w:ascii="Garamond" w:eastAsia="Times New Roman" w:hAnsi="Garamond" w:cs="Times New Roman"/>
-            <w:kern w:val="0"/>
-            <w:sz w:val="22"/>
-            <w:szCs w:val="22"/>
-            <w14:ligatures w14:val="none"/>
-          </w:rPr>
-          <w:t>f</w:t>
-        </w:r>
-      </w:ins>
-      <w:r>
-        <w:rPr>
-          <w:rFonts w:ascii="Garamond" w:eastAsia="Times New Roman" w:hAnsi="Garamond" w:cs="Times New Roman"/>
-          <w:kern w:val="0"/>
-          <w:sz w:val="22"/>
-          <w:szCs w:val="22"/>
-          <w14:ligatures w14:val="none"/>
-        </w:rPr>
-        <w:t xml:space="preserve">rom these, about 250 otoliths were </w:t>
-      </w:r>
-      <w:commentRangeStart w:id="40"/>
-      <w:r>
-        <w:rPr>
-          <w:rFonts w:ascii="Garamond" w:eastAsia="Times New Roman" w:hAnsi="Garamond" w:cs="Times New Roman"/>
-          <w:kern w:val="0"/>
-          <w:sz w:val="22"/>
-          <w:szCs w:val="22"/>
-          <w14:ligatures w14:val="none"/>
-        </w:rPr>
-        <w:t xml:space="preserve">selected </w:t>
-      </w:r>
-      <w:commentRangeEnd w:id="40"/>
+      <w:r>
+        <w:rPr>
+          <w:rFonts w:ascii="Garamond" w:eastAsia="Times New Roman" w:hAnsi="Garamond" w:cs="Times New Roman"/>
+          <w:kern w:val="0"/>
+          <w:sz w:val="22"/>
+          <w:szCs w:val="22"/>
+          <w14:ligatures w14:val="none"/>
+        </w:rPr>
+        <w:t>The result</w:t>
+      </w:r>
+      <w:r>
+        <w:rPr>
+          <w:rFonts w:ascii="Garamond" w:eastAsia="Times New Roman" w:hAnsi="Garamond" w:cs="Times New Roman"/>
+          <w:kern w:val="0"/>
+          <w:sz w:val="22"/>
+          <w:szCs w:val="22"/>
+          <w14:ligatures w14:val="none"/>
+        </w:rPr>
+        <w:t>ing</w:t>
+      </w:r>
+      <w:r>
+        <w:rPr>
+          <w:rFonts w:ascii="Garamond" w:eastAsia="Times New Roman" w:hAnsi="Garamond" w:cs="Times New Roman"/>
+          <w:kern w:val="0"/>
+          <w:sz w:val="22"/>
+          <w:szCs w:val="22"/>
+          <w14:ligatures w14:val="none"/>
+        </w:rPr>
+        <w:t xml:space="preserve"> </w:t>
+      </w:r>
+      <w:r>
+        <w:rPr>
+          <w:rFonts w:ascii="Garamond" w:eastAsia="Times New Roman" w:hAnsi="Garamond" w:cs="Times New Roman"/>
+          <w:kern w:val="0"/>
+          <w:sz w:val="22"/>
+          <w:szCs w:val="22"/>
+          <w14:ligatures w14:val="none"/>
+        </w:rPr>
+        <w:t xml:space="preserve">data represent a continuously integrated </w:t>
+      </w:r>
+      <w:r>
+        <w:rPr>
+          <w:rFonts w:ascii="Garamond" w:eastAsia="Times New Roman" w:hAnsi="Garamond" w:cs="Times New Roman"/>
+          <w:kern w:val="0"/>
+          <w:sz w:val="22"/>
+          <w:szCs w:val="22"/>
+          <w14:ligatures w14:val="none"/>
+        </w:rPr>
+        <w:t xml:space="preserve"> measurement of Sr</w:t>
+      </w:r>
+      <w:r>
+        <w:rPr>
+          <w:rFonts w:ascii="Garamond" w:eastAsia="Times New Roman" w:hAnsi="Garamond" w:cs="Times New Roman"/>
+          <w:kern w:val="0"/>
+          <w:sz w:val="22"/>
+          <w:szCs w:val="22"/>
+          <w:vertAlign w:val="superscript"/>
+          <w14:ligatures w14:val="none"/>
+        </w:rPr>
+        <w:t>87</w:t>
+      </w:r>
+      <w:r>
+        <w:rPr>
+          <w:rFonts w:ascii="Garamond" w:eastAsia="Times New Roman" w:hAnsi="Garamond" w:cs="Times New Roman"/>
+          <w:kern w:val="0"/>
+          <w:sz w:val="22"/>
+          <w:szCs w:val="22"/>
+          <w14:ligatures w14:val="none"/>
+        </w:rPr>
+        <w:t>/Sr</w:t>
+      </w:r>
+      <w:r>
+        <w:rPr>
+          <w:rFonts w:ascii="Garamond" w:eastAsia="Times New Roman" w:hAnsi="Garamond" w:cs="Times New Roman"/>
+          <w:kern w:val="0"/>
+          <w:sz w:val="22"/>
+          <w:szCs w:val="22"/>
+          <w:vertAlign w:val="superscript"/>
+          <w14:ligatures w14:val="none"/>
+        </w:rPr>
+        <w:t>86</w:t>
+      </w:r>
+      <w:r>
+        <w:rPr>
+          <w:rFonts w:ascii="Garamond" w:eastAsia="Times New Roman" w:hAnsi="Garamond" w:cs="Times New Roman"/>
+          <w:kern w:val="0"/>
+          <w:sz w:val="22"/>
+          <w:szCs w:val="22"/>
+          <w14:ligatures w14:val="none"/>
+        </w:rPr>
+        <w:t xml:space="preserve"> </w:t>
+      </w:r>
+      <w:r>
+        <w:rPr>
+          <w:rFonts w:ascii="Garamond" w:eastAsia="Times New Roman" w:hAnsi="Garamond" w:cs="Times New Roman"/>
+          <w:kern w:val="0"/>
+          <w:sz w:val="22"/>
+          <w:szCs w:val="22"/>
+          <w14:ligatures w14:val="none"/>
+        </w:rPr>
+        <w:t xml:space="preserve">from early development until marine entry </w:t>
+      </w:r>
+      <w:r>
+        <w:rPr>
+          <w:rFonts w:ascii="Garamond" w:eastAsia="Times New Roman" w:hAnsi="Garamond" w:cs="Times New Roman"/>
+          <w:kern w:val="0"/>
+          <w:sz w:val="22"/>
+          <w:szCs w:val="22"/>
+          <w14:ligatures w14:val="none"/>
+        </w:rPr>
+        <w:fldChar w:fldCharType="begin"/>
+      </w:r>
+      <w:r>
+        <w:rPr>
+          <w:rFonts w:ascii="Garamond" w:eastAsia="Times New Roman" w:hAnsi="Garamond" w:cs="Times New Roman"/>
+          <w:kern w:val="0"/>
+          <w:sz w:val="22"/>
+          <w:szCs w:val="22"/>
+          <w14:ligatures w14:val="none"/>
+        </w:rPr>
+        <w:instrText xml:space="preserve"> ADDIN ZOTERO_ITEM CSL_CITATION {"citationID":"drNJXJRw","properties":{"formattedCitation":"(Brennan et al., 2015; Campana, 1999; Capo et al., 1998)","plainCitation":"(Brennan et al., 2015; Campana, 1999; Capo et al., 1998)","noteIndex":0},"citationItems":[{"id":"dI01jIsp/qEdWN4pU","uris":["http://zotero.org/users/8421274/items/IY3FLHLM"],"itemData":{"id":"dI01jIsp/qEdWN4pU","type":"article-journal","abstract":"Strontium isotopes simultaneously delineate fine-scale natal habitats and migrations of Pacific salmon harvested during a coastal commercial fishery., Highly migratory organisms present major challenges to conservation efforts. This is especially true for exploited anadromous fish species, which exhibit long-range dispersals from natal sites, complex population structures, and extensive mixing of distinct populations during exploitation. By tracing the migratory histories of individual Chinook salmon caught in fisheries using strontium isotopes, we determined the relative production of natal habitats at fine spatial scales and different life histories. Although strontium isotopes have been widely used in provenance research, we present a new robust framework to simultaneously assess natal sources and migrations of individuals within fishery harvests through time. Our results pave the way for investigating how fine-scale habitat production and life histories of salmon respond to perturbations—providing crucial insights for conservation.","container-title":"Science Advances","DOI":"10.1126/sciadv.1400124","ISSN":"2375-2548","issue":"4","journalAbbreviation":"Sci Adv","note":"PMID: 26601173\nPMCID: PMC4640640","page":"e1400124","source":"PubMed Central","title":"Strontium isotopes delineate fine-scale natal origins and migration histories of Pacific salmon","volume":"1","author":[{"family":"Brennan","given":"Sean R."},{"family":"Zimmerman","given":"Christian E."},{"family":"Fernandez","given":"Diego P."},{"family":"Cerling","given":"Thure E."},{"family":"McPhee","given":"Megan V."},{"family":"Wooller","given":"Matthew J."}],"issued":{"date-parts":[["2015",5,15]]}}},{"id":1441,"uris":["http://zotero.org/users/8421274/items/PHNAKZ8D"],"itemData":{"id":1441,"type":"article-journal","abstract":"The fish otolith (earstone) has long been known as a timekeeper, but interest in its use as a metabolically inert environmental recorder has accelerated in recent years. In part due to technological advances, applications such as stock identification, determination of rnigralon pathways, reconstruction of temperature and salinity history, age validation, detection of anadromy, use as a natural tag and chemical mass marking have been developed, some of which are difficult or impossible to implement using alternative techniques. Microsamphg and the latest advances in beam-based probes allow many elemental assays to be coupled with daily or annual growth increments, thus providing a detailed chronologcal record of the environment. However, few workers have critically assessed the assumptions upon which the environmental reconstructions are based, or considered the possibility that elemental incorporation into the otolith may proceed differently than that into other calcified structures. This paper reviews current applications and their assumptions and suggests future directions. Particular attention is given to the premises that the elemental and isotopic composition of the otolith reflects that of the environment, and the effect of physiological filters on the resulting composition. The roles of temperature, elemental uptake into the fish and the process of otolith crystahzation are also assessed. Drawing upon recent advances in geochemistry and paleoclirnate research as points of contrast, it appears that not all applications of otolith chemistry are firmly based, although others are destined to become powerful and perhaps routine tools for the mainstream fish biologst.","container-title":"Marine Ecology Progress Series","DOI":"10.3354/meps188263","ISSN":"0171-8630, 1616-1599","journalAbbreviation":"Mar. Ecol. Prog. Ser.","language":"en","page":"263-297","source":"DOI.org (Crossref)","title":"Chemistry and composition of fish otoliths:pathways, mechanisms and applications","title-short":"Chemistry and composition of fish otoliths","volume":"188","author":[{"family":"Campana","given":"Se"}],"issued":{"date-parts":[["1999"]]}}},{"id":1457,"uris":["http://zotero.org/users/8421274/items/TDIQBP7K"],"itemData":{"id":1457,"type":"article-journal","abstract":"The strontium (Sr) isotope method can be a powerful tool in studies of chemical weathering and soil genesis, cation provenance and mobility, and the chronostratigraphic correlation of marine sediments. It is a sensitive geochemical tracer, applicable to large-scale ecosystem studies as well as to centimeter-scaled examination of cation mobility within a soil profile. The 87Sr/86Sr ratios of natural materials reflect the sources of strontium available during their formation. Isotopically distinct inputs from precipitation, dryfall, soil parent material, and surface or groundwater allow determination of the relative proportions of those materials entering or leaving an ecosystem. The isotopic compositions of labile (soil exchange complex and soil solution) strontium and Sr in vegetation reflect the sources of cations available to plants. Strontium isotopes can be used to track the biogeochemical cycling of nutrient cations such as calcium. The extent of cation contributions from in situ weathering and external additions to soil from dust and rain can also be resolved with this method. In this paper, we review the geochemistry and isotopic systematics of strontium, and discuss the use of this method as a tracer of earth surface processes.","container-title":"Geoderma","DOI":"10.1016/S0016-7061(97)00102-X","ISSN":"0016-7061","issue":"1","journalAbbreviation":"Geoderma","language":"en","page":"197-225","source":"ScienceDirect","title":"Strontium isotopes as tracers of ecosystem processes: theory and methods","title-short":"Strontium isotopes as tracers of ecosystem processes","volume":"82","author":[{"family":"Capo","given":"Rosemary C."},{"family":"Stewart","given":"Brian W."},{"family":"Chadwick","given":"Oliver A."}],"issued":{"date-parts":[["1998",2,1]]}}}],"schema":"https://github.com/citation-style-language/schema/raw/master/csl-citation.json"} </w:instrText>
+      </w:r>
+      <w:r>
+        <w:rPr>
+          <w:rFonts w:ascii="Garamond" w:eastAsia="Times New Roman" w:hAnsi="Garamond" w:cs="Times New Roman"/>
+          <w:kern w:val="0"/>
+          <w:sz w:val="22"/>
+          <w:szCs w:val="22"/>
+          <w14:ligatures w14:val="none"/>
+        </w:rPr>
+        <w:fldChar w:fldCharType="separate"/>
+      </w:r>
+      <w:r>
+        <w:rPr>
+          <w:rFonts w:ascii="Garamond" w:eastAsia="Times New Roman" w:hAnsi="Garamond" w:cs="Times New Roman"/>
+          <w:noProof/>
+          <w:kern w:val="0"/>
+          <w:sz w:val="22"/>
+          <w:szCs w:val="22"/>
+          <w14:ligatures w14:val="none"/>
+        </w:rPr>
+        <w:t>(Brennan et al., 2015; Campana, 1999; Capo et al., 1998)</w:t>
+      </w:r>
+      <w:r>
+        <w:rPr>
+          <w:rFonts w:ascii="Garamond" w:eastAsia="Times New Roman" w:hAnsi="Garamond" w:cs="Times New Roman"/>
+          <w:kern w:val="0"/>
+          <w:sz w:val="22"/>
+          <w:szCs w:val="22"/>
+          <w14:ligatures w14:val="none"/>
+        </w:rPr>
+        <w:fldChar w:fldCharType="end"/>
+      </w:r>
+      <w:r>
+        <w:rPr>
+          <w:rFonts w:ascii="Garamond" w:eastAsia="Times New Roman" w:hAnsi="Garamond" w:cs="Times New Roman"/>
+          <w:kern w:val="0"/>
+          <w:sz w:val="22"/>
+          <w:szCs w:val="22"/>
+          <w14:ligatures w14:val="none"/>
+        </w:rPr>
+        <w:t xml:space="preserve">. </w:t>
+      </w:r>
+      <w:r>
+        <w:rPr>
+          <w:rFonts w:ascii="Garamond" w:eastAsia="Times New Roman" w:hAnsi="Garamond" w:cs="Times New Roman"/>
+          <w:kern w:val="0"/>
+          <w:sz w:val="22"/>
+          <w:szCs w:val="22"/>
+          <w14:ligatures w14:val="none"/>
+        </w:rPr>
+        <w:t xml:space="preserve">From these data, the </w:t>
+      </w:r>
+      <w:r>
+        <w:rPr>
+          <w:rFonts w:ascii="Garamond" w:eastAsia="Times New Roman" w:hAnsi="Garamond" w:cs="Times New Roman"/>
+          <w:kern w:val="0"/>
+          <w:sz w:val="22"/>
+          <w:szCs w:val="22"/>
+          <w14:ligatures w14:val="none"/>
+        </w:rPr>
+        <w:t xml:space="preserve">Sr87/86 value associated with the </w:t>
+      </w:r>
+      <w:r>
+        <w:rPr>
+          <w:rFonts w:ascii="Garamond" w:eastAsia="Times New Roman" w:hAnsi="Garamond" w:cs="Times New Roman"/>
+          <w:kern w:val="0"/>
+          <w:sz w:val="22"/>
+          <w:szCs w:val="22"/>
+          <w14:ligatures w14:val="none"/>
+        </w:rPr>
+        <w:t>natal freshwater rearing period was extracted by examining</w:t>
+      </w:r>
+      <w:r>
+        <w:rPr>
+          <w:rFonts w:ascii="Garamond" w:eastAsia="Times New Roman" w:hAnsi="Garamond" w:cs="Times New Roman"/>
+          <w:kern w:val="0"/>
+          <w:sz w:val="22"/>
+          <w:szCs w:val="22"/>
+          <w14:ligatures w14:val="none"/>
+        </w:rPr>
+        <w:t xml:space="preserve"> patterns of </w:t>
+      </w:r>
+      <w:r>
+        <w:rPr>
+          <w:rFonts w:ascii="Garamond" w:eastAsia="Times New Roman" w:hAnsi="Garamond" w:cs="Times New Roman"/>
+          <w:kern w:val="0"/>
+          <w:sz w:val="22"/>
+          <w:szCs w:val="22"/>
+          <w14:ligatures w14:val="none"/>
+        </w:rPr>
+        <w:t>change in Sr</w:t>
+      </w:r>
+      <w:r>
+        <w:rPr>
+          <w:rFonts w:ascii="Garamond" w:eastAsia="Times New Roman" w:hAnsi="Garamond" w:cs="Times New Roman"/>
+          <w:kern w:val="0"/>
+          <w:sz w:val="22"/>
+          <w:szCs w:val="22"/>
+          <w:vertAlign w:val="superscript"/>
+          <w14:ligatures w14:val="none"/>
+        </w:rPr>
+        <w:t>87</w:t>
+      </w:r>
+      <w:r>
+        <w:rPr>
+          <w:rFonts w:ascii="Garamond" w:eastAsia="Times New Roman" w:hAnsi="Garamond" w:cs="Times New Roman"/>
+          <w:kern w:val="0"/>
+          <w:sz w:val="22"/>
+          <w:szCs w:val="22"/>
+          <w14:ligatures w14:val="none"/>
+        </w:rPr>
+        <w:t>/Sr</w:t>
+      </w:r>
+      <w:r>
+        <w:rPr>
+          <w:rFonts w:ascii="Garamond" w:eastAsia="Times New Roman" w:hAnsi="Garamond" w:cs="Times New Roman"/>
+          <w:kern w:val="0"/>
+          <w:sz w:val="22"/>
+          <w:szCs w:val="22"/>
+          <w:vertAlign w:val="superscript"/>
+          <w14:ligatures w14:val="none"/>
+        </w:rPr>
+        <w:t>86</w:t>
+      </w:r>
+      <w:r>
+        <w:rPr>
+          <w:rFonts w:ascii="Garamond" w:eastAsia="Times New Roman" w:hAnsi="Garamond" w:cs="Times New Roman"/>
+          <w:kern w:val="0"/>
+          <w:sz w:val="22"/>
+          <w:szCs w:val="22"/>
+          <w14:ligatures w14:val="none"/>
+        </w:rPr>
+        <w:t xml:space="preserve"> and Sr</w:t>
+      </w:r>
+      <w:r>
+        <w:rPr>
+          <w:rFonts w:ascii="Garamond" w:eastAsia="Times New Roman" w:hAnsi="Garamond" w:cs="Times New Roman"/>
+          <w:kern w:val="0"/>
+          <w:sz w:val="22"/>
+          <w:szCs w:val="22"/>
+          <w:vertAlign w:val="superscript"/>
+          <w14:ligatures w14:val="none"/>
+        </w:rPr>
+        <w:t>88</w:t>
+      </w:r>
+      <w:r>
+        <w:rPr>
+          <w:rFonts w:ascii="Garamond" w:eastAsia="Times New Roman" w:hAnsi="Garamond" w:cs="Times New Roman"/>
+          <w:kern w:val="0"/>
+          <w:sz w:val="22"/>
+          <w:szCs w:val="22"/>
+          <w14:ligatures w14:val="none"/>
+        </w:rPr>
+        <w:t xml:space="preserve"> </w:t>
+      </w:r>
+      <w:r>
+        <w:rPr>
+          <w:rFonts w:ascii="Garamond" w:eastAsia="Times New Roman" w:hAnsi="Garamond" w:cs="Times New Roman"/>
+          <w:kern w:val="0"/>
+          <w:sz w:val="22"/>
+          <w:szCs w:val="22"/>
+          <w14:ligatures w14:val="none"/>
+        </w:rPr>
+        <w:t>between the core and freshwater region</w:t>
+      </w:r>
+      <w:r>
+        <w:rPr>
+          <w:rFonts w:ascii="Garamond" w:eastAsia="Times New Roman" w:hAnsi="Garamond" w:cs="Times New Roman"/>
+          <w:kern w:val="0"/>
+          <w:sz w:val="22"/>
+          <w:szCs w:val="22"/>
+          <w14:ligatures w14:val="none"/>
+        </w:rPr>
+        <w:t xml:space="preserve">, </w:t>
+      </w:r>
+      <w:r>
+        <w:rPr>
+          <w:rFonts w:ascii="Garamond" w:eastAsia="Times New Roman" w:hAnsi="Garamond" w:cs="Times New Roman"/>
+          <w:kern w:val="0"/>
+          <w:sz w:val="22"/>
+          <w:szCs w:val="22"/>
+          <w14:ligatures w14:val="none"/>
+        </w:rPr>
+        <w:t xml:space="preserve">morphological features of the otolith visible among the ablation </w:t>
+      </w:r>
+      <w:proofErr w:type="gramStart"/>
+      <w:r>
+        <w:rPr>
+          <w:rFonts w:ascii="Garamond" w:eastAsia="Times New Roman" w:hAnsi="Garamond" w:cs="Times New Roman"/>
+          <w:kern w:val="0"/>
+          <w:sz w:val="22"/>
+          <w:szCs w:val="22"/>
+          <w14:ligatures w14:val="none"/>
+        </w:rPr>
+        <w:t>path</w:t>
+      </w:r>
+      <w:r>
+        <w:rPr>
+          <w:rFonts w:ascii="Garamond" w:eastAsia="Times New Roman" w:hAnsi="Garamond" w:cs="Times New Roman"/>
+          <w:kern w:val="0"/>
+          <w:sz w:val="22"/>
+          <w:szCs w:val="22"/>
+          <w14:ligatures w14:val="none"/>
+        </w:rPr>
+        <w:t>, and</w:t>
+      </w:r>
+      <w:proofErr w:type="gramEnd"/>
+      <w:r>
+        <w:rPr>
+          <w:rFonts w:ascii="Garamond" w:eastAsia="Times New Roman" w:hAnsi="Garamond" w:cs="Times New Roman"/>
+          <w:kern w:val="0"/>
+          <w:sz w:val="22"/>
+          <w:szCs w:val="22"/>
+          <w14:ligatures w14:val="none"/>
+        </w:rPr>
+        <w:t xml:space="preserve"> known distances from the core to onset of the freshwater signal </w:t>
+      </w:r>
+      <w:r>
+        <w:rPr>
+          <w:rFonts w:ascii="Garamond" w:eastAsia="Times New Roman" w:hAnsi="Garamond" w:cs="Times New Roman"/>
+          <w:kern w:val="0"/>
+          <w:sz w:val="22"/>
+          <w:szCs w:val="22"/>
+          <w:highlight w:val="yellow"/>
+          <w14:ligatures w14:val="none"/>
+        </w:rPr>
+        <w:t>(</w:t>
+      </w:r>
+      <w:commentRangeStart w:id="37"/>
+      <w:r>
+        <w:rPr>
+          <w:rFonts w:ascii="Garamond" w:eastAsia="Times New Roman" w:hAnsi="Garamond" w:cs="Times New Roman"/>
+          <w:kern w:val="0"/>
+          <w:sz w:val="22"/>
+          <w:szCs w:val="22"/>
+          <w:highlight w:val="yellow"/>
+          <w14:ligatures w14:val="none"/>
+        </w:rPr>
+        <w:t>cite</w:t>
+      </w:r>
+      <w:commentRangeEnd w:id="37"/>
       <w:r>
         <w:rPr>
           <w:rStyle w:val="CommentReference"/>
         </w:rPr>
-        <w:commentReference w:id="40"/>
-      </w:r>
-      <w:r>
-        <w:rPr>
-          <w:rFonts w:ascii="Garamond" w:eastAsia="Times New Roman" w:hAnsi="Garamond" w:cs="Times New Roman"/>
-          <w:kern w:val="0"/>
-          <w:sz w:val="22"/>
-          <w:szCs w:val="22"/>
-          <w14:ligatures w14:val="none"/>
-        </w:rPr>
-        <w:t xml:space="preserve">for </w:t>
-      </w:r>
-      <w:ins w:id="41" w:author="Daniel Schindler" w:date="2025-07-17T13:13:00Z" w16du:dateUtc="2025-07-17T21:13:00Z">
-        <w:r>
-          <w:rPr>
-            <w:rFonts w:ascii="Garamond" w:eastAsia="Times New Roman" w:hAnsi="Garamond" w:cs="Times New Roman"/>
-            <w:kern w:val="0"/>
-            <w:sz w:val="22"/>
-            <w:szCs w:val="22"/>
-            <w14:ligatures w14:val="none"/>
-          </w:rPr>
-          <w:t xml:space="preserve">microchemical </w:t>
-        </w:r>
-      </w:ins>
-      <w:r>
-        <w:rPr>
-          <w:rFonts w:ascii="Garamond" w:eastAsia="Times New Roman" w:hAnsi="Garamond" w:cs="Times New Roman"/>
-          <w:kern w:val="0"/>
-          <w:sz w:val="22"/>
-          <w:szCs w:val="22"/>
-          <w14:ligatures w14:val="none"/>
-        </w:rPr>
-        <w:t>analysis to ensure coverage across the full sampling period and to provide proportional representation relative to catch per unit effort (CPUE) throughout the run.</w:t>
-      </w:r>
-      <w:r>
-        <w:rPr>
-          <w:rFonts w:ascii="Garamond" w:hAnsi="Garamond"/>
-          <w:sz w:val="22"/>
-          <w:szCs w:val="22"/>
+        <w:commentReference w:id="37"/>
+      </w:r>
+      <w:r>
+        <w:rPr>
+          <w:rFonts w:ascii="Garamond" w:eastAsia="Times New Roman" w:hAnsi="Garamond" w:cs="Times New Roman"/>
+          <w:kern w:val="0"/>
+          <w:sz w:val="22"/>
+          <w:szCs w:val="22"/>
+          <w:highlight w:val="yellow"/>
+          <w14:ligatures w14:val="none"/>
+        </w:rPr>
+        <w:t>).</w:t>
+      </w:r>
+      <w:r>
+        <w:rPr>
+          <w:rFonts w:ascii="Garamond" w:eastAsia="Times New Roman" w:hAnsi="Garamond" w:cs="Times New Roman"/>
+          <w:kern w:val="0"/>
+          <w:sz w:val="22"/>
+          <w:szCs w:val="22"/>
+          <w14:ligatures w14:val="none"/>
         </w:rPr>
         <w:t xml:space="preserve"> </w:t>
       </w:r>
     </w:p>
     <w:p>
       <w:pPr>
-        <w:spacing w:line="480" w:lineRule="auto"/>
-        <w:ind w:firstLine="720"/>
-        <w:rPr>
-          <w:rFonts w:ascii="Garamond" w:eastAsia="Times New Roman" w:hAnsi="Garamond" w:cs="Times New Roman"/>
-          <w:kern w:val="0"/>
-          <w:sz w:val="22"/>
-          <w:szCs w:val="22"/>
-          <w14:ligatures w14:val="none"/>
-        </w:rPr>
-      </w:pPr>
-      <w:del w:id="42" w:author="Daniel Schindler" w:date="2025-07-17T13:15:00Z" w16du:dateUtc="2025-07-17T21:15:00Z">
-        <w:r>
-          <w:rPr>
-            <w:rFonts w:ascii="Garamond" w:hAnsi="Garamond"/>
-            <w:sz w:val="22"/>
-            <w:szCs w:val="22"/>
-          </w:rPr>
-          <w:delText xml:space="preserve">Selected samples </w:delText>
-        </w:r>
-      </w:del>
-      <w:ins w:id="43" w:author="Daniel Schindler" w:date="2025-07-17T13:15:00Z" w16du:dateUtc="2025-07-17T21:15:00Z">
-        <w:r>
-          <w:rPr>
-            <w:rFonts w:ascii="Garamond" w:hAnsi="Garamond"/>
-            <w:sz w:val="22"/>
-            <w:szCs w:val="22"/>
-          </w:rPr>
-          <w:t xml:space="preserve">Otoliths </w:t>
-        </w:r>
-      </w:ins>
-      <w:r>
-        <w:rPr>
-          <w:rFonts w:ascii="Garamond" w:hAnsi="Garamond"/>
-          <w:sz w:val="22"/>
-          <w:szCs w:val="22"/>
-        </w:rPr>
-        <w:t xml:space="preserve">were </w:t>
-      </w:r>
-      <w:r>
-        <w:rPr>
-          <w:rFonts w:ascii="Garamond" w:eastAsia="Times New Roman" w:hAnsi="Garamond" w:cs="Times New Roman"/>
-          <w:kern w:val="0"/>
-          <w:sz w:val="22"/>
-          <w:szCs w:val="22"/>
-          <w14:ligatures w14:val="none"/>
-        </w:rPr>
-        <w:t xml:space="preserve">sectioned </w:t>
-      </w:r>
-      <w:ins w:id="44" w:author="Daniel Schindler" w:date="2025-07-17T13:15:00Z" w16du:dateUtc="2025-07-17T21:15:00Z">
-        <w:r>
-          <w:rPr>
-            <w:rFonts w:ascii="Garamond" w:eastAsia="Times New Roman" w:hAnsi="Garamond" w:cs="Times New Roman"/>
-            <w:kern w:val="0"/>
-            <w:sz w:val="22"/>
-            <w:szCs w:val="22"/>
-            <w14:ligatures w14:val="none"/>
-          </w:rPr>
-          <w:t xml:space="preserve">with *** saw </w:t>
-        </w:r>
-      </w:ins>
-      <w:r>
-        <w:rPr>
-          <w:rFonts w:ascii="Garamond" w:eastAsia="Times New Roman" w:hAnsi="Garamond" w:cs="Times New Roman"/>
-          <w:kern w:val="0"/>
-          <w:sz w:val="22"/>
-          <w:szCs w:val="22"/>
-          <w14:ligatures w14:val="none"/>
-        </w:rPr>
-        <w:t xml:space="preserve">along the transverse plane, mounted on microscope slides, and polished to expose internal growth structures </w:t>
-      </w:r>
-      <w:r>
-        <w:rPr>
-          <w:rFonts w:ascii="Garamond" w:eastAsia="Times New Roman" w:hAnsi="Garamond" w:cs="Times New Roman"/>
-          <w:kern w:val="0"/>
-          <w:sz w:val="22"/>
-          <w:szCs w:val="22"/>
-          <w14:ligatures w14:val="none"/>
-        </w:rPr>
-        <w:fldChar w:fldCharType="begin"/>
-      </w:r>
-      <w:r>
-        <w:rPr>
-          <w:rFonts w:ascii="Garamond" w:eastAsia="Times New Roman" w:hAnsi="Garamond" w:cs="Times New Roman"/>
-          <w:kern w:val="0"/>
-          <w:sz w:val="22"/>
-          <w:szCs w:val="22"/>
-          <w14:ligatures w14:val="none"/>
-        </w:rPr>
-        <w:instrText xml:space="preserve"> ADDIN ZOTERO_ITEM CSL_CITATION {"citationID":"4icvZ6KO","properties":{"formattedCitation":"(Donohoe &amp; Zimmerman, 2010; Zimmerman &amp; Reeves, 2002)","plainCitation":"(Donohoe &amp; Zimmerman, 2010; Zimmerman &amp; Reeves, 2002)","noteIndex":0},"citationItems":[{"id":4778,"uris":["http://zotero.org/users/8421274/items/QJZIBTQC"],"itemData":{"id":4778,"type":"article-journal","abstract":"Beam-based analytical methods are widely used to measure the concentrations of elements and isotopes in otoliths. These methods usually require that otoliths be individually mounted and prepared to properly expose the desired growth region to the analytical beam. Most analytical instruments, such as LA-ICPMS and ion and electron microprobes, have sample holders that will accept only one to six slides or mounts at a time. We describe a method of mounting otoliths that allows for easy transfer of many otoliths to a single mount after they have been prepared. Such an approach increases the number of otoliths that can be analyzed in a single session by reducing the need open the sample chamber to exchange slides—a particularly time consuming step on instruments that operate under vacuum. For ion and electron microprobes, the method also greatly reduces the number of slides that must be coated with an electrical conductor prior to analysis. In this method, a narrow strip of cover glass is first glued at one end to a standard microscope slide. The otolith is then mounted in thermoplastic resin on the opposite, free end of the strip. The otolith can then be ground and flipped, if needed, by reheating the mounting medium. After otolith preparation is complete, the cover glass is cut with a scribe to free the otolith and up to 20 small otoliths can be arranged on a single petrographic slide.","container-title":"Environmental Biology of Fishes","DOI":"10.1007/s10641-010-9680-3","ISSN":"1573-5133","issue":"3","journalAbbreviation":"Environ Biol Fish","language":"en","page":"473-477","source":"Springer Link","title":"A method of mounting multiple otoliths for beam-based microchemical analyses","volume":"89","author":[{"family":"Donohoe","given":"Christopher J."},{"family":"Zimmerman","given":"Christian E."}],"issued":{"date-parts":[["2010",11,1]]}}},{"id":4132,"uris":["http://zotero.org/users/8421274/items/5YINANGC"],"itemData":{"id":4132,"type":"article-journal","abstract":"Comparisons of strontium:calcium (Sr: Ca) ratios in otolith primordia and freshwater growth regions were used to identify the progeny of steelhead Oncorhynchus mykiss (anadromous rainbow trout) and resident rainbow trout in the Deschutes River, Oregon. We cultured progeny of known adult steelhead and resident rainbow trout to confirm the relationship between Sr:Ca ratios in otolith primordia and the life history of the maternal parent. The mean (±SD) Sr:Ca ratio was significantly higher in the otolith primordia of the progeny of steelhead (0.001461 ± 0.00029; n = 100) than in those of the progeny of resident rainbow trout (0.000829 ± 0.000012; n = 100). We used comparisons of Sr:Ca ratios in the primordia and first-summer growth regions of otoliths to determine the maternal origin of unknown O. mykiss juveniles (n = 272) collected from rearing habitats within the main-stem Deschutes River and tributary rearing habitats and thus to ascertain the relative proportion of each life history morph in each rearing habitat. Resident rainbow trout fry dominated the bimonthly samples collected from main-stem rearing habitats between May and November 1995. Steelhead fry dominated samples collected from below waterfalls on two tributaries in 1996 and 1998.","container-title":"Transactions of the American Fisheries Society","DOI":"10.1577/1548-8659(2002)131&lt;0986:IOSARR&gt;2.0.CO;2","ISSN":"0002-8487","issue":"5","note":"publisher: Taylor &amp; Francis\n_eprint: https://doi.org/10.1577/1548-8659(2002)131&lt;0986:IOSARR&gt;2.0.CO;2","page":"986-993","source":"Taylor and Francis+NEJM","title":"Identification of Steelhead and Resident Rainbow Trout Progeny in the Deschutes River, Oregon, Revealed with Otolith Microchemistry","volume":"131","author":[{"family":"Zimmerman","given":"Christian E."},{"family":"Reeves","given":"Gordon H."}],"issued":{"date-parts":[["2002",9,1]]}}}],"schema":"https://github.com/citation-style-language/schema/raw/master/csl-citation.json"} </w:instrText>
-      </w:r>
-      <w:r>
-        <w:rPr>
-          <w:rFonts w:ascii="Garamond" w:eastAsia="Times New Roman" w:hAnsi="Garamond" w:cs="Times New Roman"/>
-          <w:kern w:val="0"/>
-          <w:sz w:val="22"/>
-          <w:szCs w:val="22"/>
-          <w14:ligatures w14:val="none"/>
-        </w:rPr>
-        <w:fldChar w:fldCharType="separate"/>
-      </w:r>
-      <w:r>
-        <w:rPr>
-          <w:rFonts w:ascii="Garamond" w:eastAsia="Times New Roman" w:hAnsi="Garamond" w:cs="Times New Roman"/>
-          <w:noProof/>
-          <w:kern w:val="0"/>
-          <w:sz w:val="22"/>
-          <w:szCs w:val="22"/>
-          <w14:ligatures w14:val="none"/>
-        </w:rPr>
-        <w:t>(Donohoe &amp; Zimmerman, 2010; Zimmerman &amp; Reeves, 2002)</w:t>
-      </w:r>
-      <w:r>
-        <w:rPr>
-          <w:rFonts w:ascii="Garamond" w:eastAsia="Times New Roman" w:hAnsi="Garamond" w:cs="Times New Roman"/>
-          <w:kern w:val="0"/>
-          <w:sz w:val="22"/>
-          <w:szCs w:val="22"/>
-          <w14:ligatures w14:val="none"/>
-        </w:rPr>
-        <w:fldChar w:fldCharType="end"/>
-      </w:r>
-      <w:r>
-        <w:rPr>
-          <w:rFonts w:ascii="Garamond" w:eastAsia="Times New Roman" w:hAnsi="Garamond" w:cs="Times New Roman"/>
-          <w:kern w:val="0"/>
-          <w:sz w:val="22"/>
-          <w:szCs w:val="22"/>
-          <w14:ligatures w14:val="none"/>
-        </w:rPr>
-        <w:t xml:space="preserve">. Prepared samples were analyzed at the University of Utah Strontium Isotope Laboratory using laser ablation inductively coupled plasma mass spectrometry (LA-ICP-MS). Laser ablation was conducted along a transect from the otolith core to just beyond the onset of marine </w:t>
-      </w:r>
-      <w:r>
-        <w:rPr>
-          <w:rFonts w:ascii="Garamond" w:eastAsia="Times New Roman" w:hAnsi="Garamond" w:cs="Times New Roman"/>
-          <w:kern w:val="0"/>
-          <w:sz w:val="22"/>
-          <w:szCs w:val="22"/>
-          <w14:ligatures w14:val="none"/>
-        </w:rPr>
-        <w:t xml:space="preserve">growth </w:t>
-      </w:r>
-      <w:r>
-        <w:rPr>
-          <w:rFonts w:ascii="Garamond" w:hAnsi="Garamond" w:cstheme="majorHAnsi"/>
-          <w:sz w:val="22"/>
-          <w:szCs w:val="22"/>
-        </w:rPr>
-        <w:t xml:space="preserve">using a 53 </w:t>
-      </w:r>
-      <w:r>
-        <w:rPr>
-          <w:rFonts w:ascii="Garamond" w:hAnsi="Garamond" w:cstheme="majorHAnsi"/>
-          <w:sz w:val="22"/>
-          <w:szCs w:val="22"/>
-        </w:rPr>
-        <w:sym w:font="Symbol" w:char="F06D"/>
-      </w:r>
-      <w:r>
-        <w:rPr>
-          <w:rFonts w:ascii="Garamond" w:hAnsi="Garamond" w:cstheme="majorHAnsi"/>
-          <w:sz w:val="22"/>
-          <w:szCs w:val="22"/>
-        </w:rPr>
-        <w:t>m diameter beam and scanning at 2</w:t>
-      </w:r>
-      <w:r>
-        <w:rPr>
-          <w:rFonts w:ascii="Garamond" w:hAnsi="Garamond" w:cstheme="majorHAnsi"/>
-          <w:sz w:val="22"/>
-          <w:szCs w:val="22"/>
-        </w:rPr>
-        <w:sym w:font="Symbol" w:char="F06D"/>
-      </w:r>
-      <w:r>
-        <w:rPr>
-          <w:rFonts w:ascii="Garamond" w:hAnsi="Garamond" w:cstheme="majorHAnsi"/>
-          <w:sz w:val="22"/>
-          <w:szCs w:val="22"/>
-        </w:rPr>
-        <w:t xml:space="preserve">m/second </w:t>
-      </w:r>
-      <w:r>
-        <w:rPr>
-          <w:rFonts w:ascii="Garamond" w:hAnsi="Garamond" w:cstheme="majorHAnsi"/>
-          <w:sz w:val="22"/>
-          <w:szCs w:val="22"/>
-        </w:rPr>
-        <w:fldChar w:fldCharType="begin"/>
-      </w:r>
-      <w:r>
-        <w:rPr>
-          <w:rFonts w:ascii="Garamond" w:hAnsi="Garamond" w:cstheme="majorHAnsi"/>
-          <w:sz w:val="22"/>
-          <w:szCs w:val="22"/>
-        </w:rPr>
-        <w:instrText xml:space="preserve"> ADDIN ZOTERO_ITEM CSL_CITATION {"citationID":"nvLrB1dQ","properties":{"formattedCitation":"(Brennan et al., 2015; Zimmerman &amp; Reeves, 2002)","plainCitation":"(Brennan et al., 2015; Zimmerman &amp; Reeves, 2002)","dontUpdate":true,"noteIndex":0},"citationItems":[{"id":"dI01jIsp/qEdWN4pU","uris":["http://zotero.org/users/8421274/items/IY3FLHLM"],"itemData":{"id":915,"type":"article-journal","abstract":"Strontium isotopes simultaneously delineate fine-scale natal habitats and migrations of Pacific salmon harvested during a coastal commercial fishery., Highly migratory organisms present major challenges to conservation efforts. This is especially true for exploited anadromous fish species, which exhibit long-range dispersals from natal sites, complex population structures, and extensive mixing of distinct populations during exploitation. By tracing the migratory histories of individual Chinook salmon caught in fisheries using strontium isotopes, we determined the relative production of natal habitats at fine spatial scales and different life histories. Although strontium isotopes have been widely used in provenance research, we present a new robust framework to simultaneously assess natal sources and migrations of individuals within fishery harvests through time. Our results pave the way for investigating how fine-scale habitat production and life histories of salmon respond to perturbations—providing crucial insights for conservation.","container-title":"Science Advances","DOI":"10.1126/sciadv.1400124","ISSN":"2375-2548","issue":"4","journalAbbreviation":"Sci Adv","note":"PMID: 26601173\nPMCID: PMC4640640","page":"e1400124","source":"PubMed Central","title":"Strontium isotopes delineate fine-scale natal origins and migration histories of Pacific salmon","volume":"1","author":[{"family":"Brennan","given":"Sean R."},{"family":"Zimmerman","given":"Christian E."},{"family":"Fernandez","given":"Diego P."},{"family":"Cerling","given":"Thure E."},{"family":"McPhee","given":"Megan V."},{"family":"Wooller","given":"Matthew J."}],"issued":{"date-parts":[["2015",5,15]]}}},{"id":4132,"uris":["http://zotero.org/users/8421274/items/5YINANGC"],"itemData":{"id":4132,"type":"article-journal","abstract":"Comparisons of strontium:calcium (Sr: Ca) ratios in otolith primordia and freshwater growth regions were used to identify the progeny of steelhead Oncorhynchus mykiss (anadromous rainbow trout) and resident rainbow trout in the Deschutes River, Oregon. We cultured progeny of known adult steelhead and resident rainbow trout to confirm the relationship between Sr:Ca ratios in otolith primordia and the life history of the maternal parent. The mean (±SD) Sr:Ca ratio was significantly higher in the otolith primordia of the progeny of steelhead (0.001461 ± 0.00029; n = 100) than in those of the progeny of resident rainbow trout (0.000829 ± 0.000012; n = 100). We used comparisons of Sr:Ca ratios in the primordia and first-summer growth regions of otoliths to determine the maternal origin of unknown O. mykiss juveniles (n = 272) collected from rearing habitats within the main-stem Deschutes River and tributary rearing habitats and thus to ascertain the relative proportion of each life history morph in each rearing habitat. Resident rainbow trout fry dominated the bimonthly samples collected from main-stem rearing habitats between May and November 1995. Steelhead fry dominated samples collected from below waterfalls on two tributaries in 1996 and 1998.","container-title":"Transactions of the American Fisheries Society","DOI":"10.1577/1548-8659(2002)131&lt;0986:IOSARR&gt;2.0.CO;2","ISSN":"0002-8487","issue":"5","note":"publisher: Taylor &amp; Francis\n_eprint: https://doi.org/10.1577/1548-8659(2002)131&lt;0986:IOSARR&gt;2.0.CO;2","page":"986-993","source":"Taylor and Francis+NEJM","title":"Identification of Steelhead and Resident Rainbow Trout Progeny in the Deschutes River, Oregon, Revealed with Otolith Microchemistry","volume":"131","author":[{"family":"Zimmerman","given":"Christian E."},{"family":"Reeves","given":"Gordon H."}],"issued":{"date-parts":[["2002",9,1]]}}}],"schema":"https://github.com/citation-style-language/schema/raw/master/csl-citation.json"} </w:instrText>
-      </w:r>
-      <w:r>
-        <w:rPr>
-          <w:rFonts w:ascii="Garamond" w:hAnsi="Garamond" w:cstheme="majorHAnsi"/>
-          <w:sz w:val="22"/>
-          <w:szCs w:val="22"/>
-        </w:rPr>
-        <w:fldChar w:fldCharType="separate"/>
-      </w:r>
-      <w:r>
-        <w:rPr>
-          <w:rFonts w:ascii="Garamond" w:hAnsi="Garamond" w:cstheme="majorHAnsi"/>
-          <w:noProof/>
-          <w:sz w:val="22"/>
-          <w:szCs w:val="22"/>
-        </w:rPr>
-        <w:t>(Brennan et al., 2015)</w:t>
-      </w:r>
-      <w:r>
-        <w:rPr>
-          <w:rFonts w:ascii="Garamond" w:hAnsi="Garamond" w:cstheme="majorHAnsi"/>
-          <w:sz w:val="22"/>
-          <w:szCs w:val="22"/>
-        </w:rPr>
-        <w:fldChar w:fldCharType="end"/>
-      </w:r>
-      <w:r>
-        <w:rPr>
-          <w:rFonts w:ascii="Garamond" w:eastAsia="Times New Roman" w:hAnsi="Garamond" w:cs="Times New Roman"/>
-          <w:kern w:val="0"/>
-          <w:sz w:val="22"/>
-          <w:szCs w:val="22"/>
-          <w14:ligatures w14:val="none"/>
-        </w:rPr>
-        <w:t xml:space="preserve">. </w:t>
-      </w:r>
-      <w:r>
-        <w:rPr>
-          <w:rFonts w:ascii="Garamond" w:eastAsia="Times New Roman" w:hAnsi="Garamond" w:cs="Times New Roman"/>
-          <w:kern w:val="0"/>
-          <w:sz w:val="22"/>
-          <w:szCs w:val="22"/>
-          <w14:ligatures w14:val="none"/>
-        </w:rPr>
-        <w:t>The result</w:t>
-      </w:r>
-      <w:r>
-        <w:rPr>
-          <w:rFonts w:ascii="Garamond" w:eastAsia="Times New Roman" w:hAnsi="Garamond" w:cs="Times New Roman"/>
-          <w:kern w:val="0"/>
-          <w:sz w:val="22"/>
-          <w:szCs w:val="22"/>
-          <w14:ligatures w14:val="none"/>
-        </w:rPr>
-        <w:t>ing</w:t>
-      </w:r>
-      <w:r>
-        <w:rPr>
-          <w:rFonts w:ascii="Garamond" w:eastAsia="Times New Roman" w:hAnsi="Garamond" w:cs="Times New Roman"/>
-          <w:kern w:val="0"/>
-          <w:sz w:val="22"/>
-          <w:szCs w:val="22"/>
-          <w14:ligatures w14:val="none"/>
-        </w:rPr>
-        <w:t xml:space="preserve"> </w:t>
-      </w:r>
-      <w:r>
-        <w:rPr>
-          <w:rFonts w:ascii="Garamond" w:eastAsia="Times New Roman" w:hAnsi="Garamond" w:cs="Times New Roman"/>
-          <w:kern w:val="0"/>
-          <w:sz w:val="22"/>
-          <w:szCs w:val="22"/>
-          <w14:ligatures w14:val="none"/>
-        </w:rPr>
-        <w:t xml:space="preserve">data represent a continuously integrated </w:t>
-      </w:r>
-      <w:r>
-        <w:rPr>
-          <w:rFonts w:ascii="Garamond" w:eastAsia="Times New Roman" w:hAnsi="Garamond" w:cs="Times New Roman"/>
-          <w:kern w:val="0"/>
-          <w:sz w:val="22"/>
-          <w:szCs w:val="22"/>
-          <w14:ligatures w14:val="none"/>
-        </w:rPr>
-        <w:t xml:space="preserve"> measurement of Sr</w:t>
-      </w:r>
-      <w:r>
-        <w:rPr>
-          <w:rFonts w:ascii="Garamond" w:eastAsia="Times New Roman" w:hAnsi="Garamond" w:cs="Times New Roman"/>
-          <w:kern w:val="0"/>
-          <w:sz w:val="22"/>
-          <w:szCs w:val="22"/>
-          <w:vertAlign w:val="superscript"/>
-          <w14:ligatures w14:val="none"/>
-        </w:rPr>
-        <w:t>87</w:t>
-      </w:r>
-      <w:r>
-        <w:rPr>
-          <w:rFonts w:ascii="Garamond" w:eastAsia="Times New Roman" w:hAnsi="Garamond" w:cs="Times New Roman"/>
-          <w:kern w:val="0"/>
-          <w:sz w:val="22"/>
-          <w:szCs w:val="22"/>
-          <w14:ligatures w14:val="none"/>
-        </w:rPr>
-        <w:t>/Sr</w:t>
-      </w:r>
-      <w:r>
-        <w:rPr>
-          <w:rFonts w:ascii="Garamond" w:eastAsia="Times New Roman" w:hAnsi="Garamond" w:cs="Times New Roman"/>
-          <w:kern w:val="0"/>
-          <w:sz w:val="22"/>
-          <w:szCs w:val="22"/>
-          <w:vertAlign w:val="superscript"/>
-          <w14:ligatures w14:val="none"/>
-        </w:rPr>
-        <w:t>86</w:t>
-      </w:r>
-      <w:r>
-        <w:rPr>
-          <w:rFonts w:ascii="Garamond" w:eastAsia="Times New Roman" w:hAnsi="Garamond" w:cs="Times New Roman"/>
-          <w:kern w:val="0"/>
-          <w:sz w:val="22"/>
-          <w:szCs w:val="22"/>
-          <w14:ligatures w14:val="none"/>
-        </w:rPr>
-        <w:t xml:space="preserve"> </w:t>
-      </w:r>
-      <w:r>
-        <w:rPr>
-          <w:rFonts w:ascii="Garamond" w:eastAsia="Times New Roman" w:hAnsi="Garamond" w:cs="Times New Roman"/>
-          <w:kern w:val="0"/>
-          <w:sz w:val="22"/>
-          <w:szCs w:val="22"/>
-          <w14:ligatures w14:val="none"/>
-        </w:rPr>
-        <w:t xml:space="preserve">from early development until marine entry </w:t>
-      </w:r>
-      <w:r>
-        <w:rPr>
-          <w:rFonts w:ascii="Garamond" w:eastAsia="Times New Roman" w:hAnsi="Garamond" w:cs="Times New Roman"/>
-          <w:kern w:val="0"/>
-          <w:sz w:val="22"/>
-          <w:szCs w:val="22"/>
-          <w14:ligatures w14:val="none"/>
-        </w:rPr>
-        <w:fldChar w:fldCharType="begin"/>
-      </w:r>
-      <w:r>
-        <w:rPr>
-          <w:rFonts w:ascii="Garamond" w:eastAsia="Times New Roman" w:hAnsi="Garamond" w:cs="Times New Roman"/>
-          <w:kern w:val="0"/>
-          <w:sz w:val="22"/>
-          <w:szCs w:val="22"/>
-          <w14:ligatures w14:val="none"/>
-        </w:rPr>
-        <w:instrText xml:space="preserve"> ADDIN ZOTERO_ITEM CSL_CITATION {"citationID":"drNJXJRw","properties":{"formattedCitation":"(Brennan et al., 2015; Campana, 1999; Capo et al., 1998)","plainCitation":"(Brennan et al., 2015; Campana, 1999; Capo et al., 1998)","noteIndex":0},"citationItems":[{"id":"dI01jIsp/qEdWN4pU","uris":["http://zotero.org/users/8421274/items/IY3FLHLM"],"itemData":{"id":"dI01jIsp/qEdWN4pU","type":"article-journal","abstract":"Strontium isotopes simultaneously delineate fine-scale natal habitats and migrations of Pacific salmon harvested during a coastal commercial fishery., Highly migratory organisms present major challenges to conservation efforts. This is especially true for exploited anadromous fish species, which exhibit long-range dispersals from natal sites, complex population structures, and extensive mixing of distinct populations during exploitation. By tracing the migratory histories of individual Chinook salmon caught in fisheries using strontium isotopes, we determined the relative production of natal habitats at fine spatial scales and different life histories. Although strontium isotopes have been widely used in provenance research, we present a new robust framework to simultaneously assess natal sources and migrations of individuals within fishery harvests through time. Our results pave the way for investigating how fine-scale habitat production and life histories of salmon respond to perturbations—providing crucial insights for conservation.","container-title":"Science Advances","DOI":"10.1126/sciadv.1400124","ISSN":"2375-2548","issue":"4","journalAbbreviation":"Sci Adv","note":"PMID: 26601173\nPMCID: PMC4640640","page":"e1400124","source":"PubMed Central","title":"Strontium isotopes delineate fine-scale natal origins and migration histories of Pacific salmon","volume":"1","author":[{"family":"Brennan","given":"Sean R."},{"family":"Zimmerman","given":"Christian E."},{"family":"Fernandez","given":"Diego P."},{"family":"Cerling","given":"Thure E."},{"family":"McPhee","given":"Megan V."},{"family":"Wooller","given":"Matthew J."}],"issued":{"date-parts":[["2015",5,15]]}}},{"id":1441,"uris":["http://zotero.org/users/8421274/items/PHNAKZ8D"],"itemData":{"id":1441,"type":"article-journal","abstract":"The fish otolith (earstone) has long been known as a timekeeper, but interest in its use as a metabolically inert environmental recorder has accelerated in recent years. In part due to technological advances, applications such as stock identification, determination of rnigralon pathways, reconstruction of temperature and salinity history, age validation, detection of anadromy, use as a natural tag and chemical mass marking have been developed, some of which are difficult or impossible to implement using alternative techniques. Microsamphg and the latest advances in beam-based probes allow many elemental assays to be coupled with daily or annual growth increments, thus providing a detailed chronologcal record of the environment. However, few workers have critically assessed the assumptions upon which the environmental reconstructions are based, or considered the possibility that elemental incorporation into the otolith may proceed differently than that into other calcified structures. This paper reviews current applications and their assumptions and suggests future directions. Particular attention is given to the premises that the elemental and isotopic composition of the otolith reflects that of the environment, and the effect of physiological filters on the resulting composition. The roles of temperature, elemental uptake into the fish and the process of otolith crystahzation are also assessed. Drawing upon recent advances in geochemistry and paleoclirnate research as points of contrast, it appears that not all applications of otolith chemistry are firmly based, although others are destined to become powerful and perhaps routine tools for the mainstream fish biologst.","container-title":"Marine Ecology Progress Series","DOI":"10.3354/meps188263","ISSN":"0171-8630, 1616-1599","journalAbbreviation":"Mar. Ecol. Prog. Ser.","language":"en","page":"263-297","source":"DOI.org (Crossref)","title":"Chemistry and composition of fish otoliths:pathways, mechanisms and applications","title-short":"Chemistry and composition of fish otoliths","volume":"188","author":[{"family":"Campana","given":"Se"}],"issued":{"date-parts":[["1999"]]}}},{"id":1457,"uris":["http://zotero.org/users/8421274/items/TDIQBP7K"],"itemData":{"id":1457,"type":"article-journal","abstract":"The strontium (Sr) isotope method can be a powerful tool in studies of chemical weathering and soil genesis, cation provenance and mobility, and the chronostratigraphic correlation of marine sediments. It is a sensitive geochemical tracer, applicable to large-scale ecosystem studies as well as to centimeter-scaled examination of cation mobility within a soil profile. The 87Sr/86Sr ratios of natural materials reflect the sources of strontium available during their formation. Isotopically distinct inputs from precipitation, dryfall, soil parent material, and surface or groundwater allow determination of the relative proportions of those materials entering or leaving an ecosystem. The isotopic compositions of labile (soil exchange complex and soil solution) strontium and Sr in vegetation reflect the sources of cations available to plants. Strontium isotopes can be used to track the biogeochemical cycling of nutrient cations such as calcium. The extent of cation contributions from in situ weathering and external additions to soil from dust and rain can also be resolved with this method. In this paper, we review the geochemistry and isotopic systematics of strontium, and discuss the use of this method as a tracer of earth surface processes.","container-title":"Geoderma","DOI":"10.1016/S0016-7061(97)00102-X","ISSN":"0016-7061","issue":"1","journalAbbreviation":"Geoderma","language":"en","page":"197-225","source":"ScienceDirect","title":"Strontium isotopes as tracers of ecosystem processes: theory and methods","title-short":"Strontium isotopes as tracers of ecosystem processes","volume":"82","author":[{"family":"Capo","given":"Rosemary C."},{"family":"Stewart","given":"Brian W."},{"family":"Chadwick","given":"Oliver A."}],"issued":{"date-parts":[["1998",2,1]]}}}],"schema":"https://github.com/citation-style-language/schema/raw/master/csl-citation.json"} </w:instrText>
-      </w:r>
-      <w:r>
-        <w:rPr>
-          <w:rFonts w:ascii="Garamond" w:eastAsia="Times New Roman" w:hAnsi="Garamond" w:cs="Times New Roman"/>
-          <w:kern w:val="0"/>
-          <w:sz w:val="22"/>
-          <w:szCs w:val="22"/>
-          <w14:ligatures w14:val="none"/>
-        </w:rPr>
-        <w:fldChar w:fldCharType="separate"/>
-      </w:r>
-      <w:r>
-        <w:rPr>
-          <w:rFonts w:ascii="Garamond" w:eastAsia="Times New Roman" w:hAnsi="Garamond" w:cs="Times New Roman"/>
-          <w:noProof/>
-          <w:kern w:val="0"/>
-          <w:sz w:val="22"/>
-          <w:szCs w:val="22"/>
-          <w14:ligatures w14:val="none"/>
-        </w:rPr>
-        <w:t>(Brennan et al., 2015; Campana, 1999; Capo et al., 1998)</w:t>
-      </w:r>
-      <w:r>
-        <w:rPr>
-          <w:rFonts w:ascii="Garamond" w:eastAsia="Times New Roman" w:hAnsi="Garamond" w:cs="Times New Roman"/>
-          <w:kern w:val="0"/>
-          <w:sz w:val="22"/>
-          <w:szCs w:val="22"/>
-          <w14:ligatures w14:val="none"/>
-        </w:rPr>
-        <w:fldChar w:fldCharType="end"/>
-      </w:r>
-      <w:r>
-        <w:rPr>
-          <w:rFonts w:ascii="Garamond" w:eastAsia="Times New Roman" w:hAnsi="Garamond" w:cs="Times New Roman"/>
-          <w:kern w:val="0"/>
-          <w:sz w:val="22"/>
-          <w:szCs w:val="22"/>
-          <w14:ligatures w14:val="none"/>
-        </w:rPr>
-        <w:t xml:space="preserve">. </w:t>
-      </w:r>
-      <w:r>
-        <w:rPr>
-          <w:rFonts w:ascii="Garamond" w:eastAsia="Times New Roman" w:hAnsi="Garamond" w:cs="Times New Roman"/>
-          <w:kern w:val="0"/>
-          <w:sz w:val="22"/>
-          <w:szCs w:val="22"/>
-          <w14:ligatures w14:val="none"/>
-        </w:rPr>
-        <w:t xml:space="preserve">From these data, the </w:t>
-      </w:r>
-      <w:r>
-        <w:rPr>
-          <w:rFonts w:ascii="Garamond" w:eastAsia="Times New Roman" w:hAnsi="Garamond" w:cs="Times New Roman"/>
-          <w:kern w:val="0"/>
-          <w:sz w:val="22"/>
-          <w:szCs w:val="22"/>
-          <w14:ligatures w14:val="none"/>
-        </w:rPr>
-        <w:t xml:space="preserve">Sr87/86 value associated with the </w:t>
-      </w:r>
-      <w:r>
-        <w:rPr>
-          <w:rFonts w:ascii="Garamond" w:eastAsia="Times New Roman" w:hAnsi="Garamond" w:cs="Times New Roman"/>
-          <w:kern w:val="0"/>
-          <w:sz w:val="22"/>
-          <w:szCs w:val="22"/>
-          <w14:ligatures w14:val="none"/>
-        </w:rPr>
-        <w:t>natal freshwater rearing period was extracted by examining</w:t>
-      </w:r>
-      <w:r>
-        <w:rPr>
-          <w:rFonts w:ascii="Garamond" w:eastAsia="Times New Roman" w:hAnsi="Garamond" w:cs="Times New Roman"/>
-          <w:kern w:val="0"/>
-          <w:sz w:val="22"/>
-          <w:szCs w:val="22"/>
-          <w14:ligatures w14:val="none"/>
-        </w:rPr>
-        <w:t xml:space="preserve"> patterns of </w:t>
-      </w:r>
-      <w:r>
-        <w:rPr>
-          <w:rFonts w:ascii="Garamond" w:eastAsia="Times New Roman" w:hAnsi="Garamond" w:cs="Times New Roman"/>
-          <w:kern w:val="0"/>
-          <w:sz w:val="22"/>
-          <w:szCs w:val="22"/>
-          <w14:ligatures w14:val="none"/>
-        </w:rPr>
-        <w:t>change in Sr</w:t>
-      </w:r>
-      <w:r>
-        <w:rPr>
-          <w:rFonts w:ascii="Garamond" w:eastAsia="Times New Roman" w:hAnsi="Garamond" w:cs="Times New Roman"/>
-          <w:kern w:val="0"/>
-          <w:sz w:val="22"/>
-          <w:szCs w:val="22"/>
-          <w:vertAlign w:val="superscript"/>
-          <w14:ligatures w14:val="none"/>
-        </w:rPr>
-        <w:t>87</w:t>
-      </w:r>
-      <w:r>
-        <w:rPr>
-          <w:rFonts w:ascii="Garamond" w:eastAsia="Times New Roman" w:hAnsi="Garamond" w:cs="Times New Roman"/>
-          <w:kern w:val="0"/>
-          <w:sz w:val="22"/>
-          <w:szCs w:val="22"/>
-          <w14:ligatures w14:val="none"/>
-        </w:rPr>
-        <w:t>/Sr</w:t>
-      </w:r>
-      <w:r>
-        <w:rPr>
-          <w:rFonts w:ascii="Garamond" w:eastAsia="Times New Roman" w:hAnsi="Garamond" w:cs="Times New Roman"/>
-          <w:kern w:val="0"/>
-          <w:sz w:val="22"/>
-          <w:szCs w:val="22"/>
-          <w:vertAlign w:val="superscript"/>
-          <w14:ligatures w14:val="none"/>
-        </w:rPr>
-        <w:t>86</w:t>
-      </w:r>
-      <w:r>
-        <w:rPr>
-          <w:rFonts w:ascii="Garamond" w:eastAsia="Times New Roman" w:hAnsi="Garamond" w:cs="Times New Roman"/>
-          <w:kern w:val="0"/>
-          <w:sz w:val="22"/>
-          <w:szCs w:val="22"/>
-          <w14:ligatures w14:val="none"/>
-        </w:rPr>
-        <w:t xml:space="preserve"> and Sr</w:t>
-      </w:r>
-      <w:r>
-        <w:rPr>
-          <w:rFonts w:ascii="Garamond" w:eastAsia="Times New Roman" w:hAnsi="Garamond" w:cs="Times New Roman"/>
-          <w:kern w:val="0"/>
-          <w:sz w:val="22"/>
-          <w:szCs w:val="22"/>
-          <w:vertAlign w:val="superscript"/>
-          <w14:ligatures w14:val="none"/>
-        </w:rPr>
-        <w:t>88</w:t>
-      </w:r>
-      <w:r>
-        <w:rPr>
-          <w:rFonts w:ascii="Garamond" w:eastAsia="Times New Roman" w:hAnsi="Garamond" w:cs="Times New Roman"/>
-          <w:kern w:val="0"/>
-          <w:sz w:val="22"/>
-          <w:szCs w:val="22"/>
-          <w14:ligatures w14:val="none"/>
-        </w:rPr>
-        <w:t xml:space="preserve"> </w:t>
-      </w:r>
-      <w:r>
-        <w:rPr>
-          <w:rFonts w:ascii="Garamond" w:eastAsia="Times New Roman" w:hAnsi="Garamond" w:cs="Times New Roman"/>
-          <w:kern w:val="0"/>
-          <w:sz w:val="22"/>
-          <w:szCs w:val="22"/>
-          <w14:ligatures w14:val="none"/>
-        </w:rPr>
-        <w:t>between the core and freshwater region</w:t>
-      </w:r>
-      <w:r>
-        <w:rPr>
-          <w:rFonts w:ascii="Garamond" w:eastAsia="Times New Roman" w:hAnsi="Garamond" w:cs="Times New Roman"/>
-          <w:kern w:val="0"/>
-          <w:sz w:val="22"/>
-          <w:szCs w:val="22"/>
-          <w14:ligatures w14:val="none"/>
-        </w:rPr>
-        <w:t xml:space="preserve">, </w:t>
-      </w:r>
-      <w:r>
-        <w:rPr>
-          <w:rFonts w:ascii="Garamond" w:eastAsia="Times New Roman" w:hAnsi="Garamond" w:cs="Times New Roman"/>
-          <w:kern w:val="0"/>
-          <w:sz w:val="22"/>
-          <w:szCs w:val="22"/>
-          <w14:ligatures w14:val="none"/>
-        </w:rPr>
-        <w:t xml:space="preserve">morphological features of the otolith visible among the ablation </w:t>
-      </w:r>
-      <w:proofErr w:type="gramStart"/>
-      <w:r>
-        <w:rPr>
-          <w:rFonts w:ascii="Garamond" w:eastAsia="Times New Roman" w:hAnsi="Garamond" w:cs="Times New Roman"/>
-          <w:kern w:val="0"/>
-          <w:sz w:val="22"/>
-          <w:szCs w:val="22"/>
-          <w14:ligatures w14:val="none"/>
-        </w:rPr>
-        <w:t>path</w:t>
-      </w:r>
-      <w:r>
-        <w:rPr>
-          <w:rFonts w:ascii="Garamond" w:eastAsia="Times New Roman" w:hAnsi="Garamond" w:cs="Times New Roman"/>
-          <w:kern w:val="0"/>
-          <w:sz w:val="22"/>
-          <w:szCs w:val="22"/>
-          <w14:ligatures w14:val="none"/>
-        </w:rPr>
-        <w:t>, and</w:t>
-      </w:r>
-      <w:proofErr w:type="gramEnd"/>
-      <w:r>
-        <w:rPr>
-          <w:rFonts w:ascii="Garamond" w:eastAsia="Times New Roman" w:hAnsi="Garamond" w:cs="Times New Roman"/>
-          <w:kern w:val="0"/>
-          <w:sz w:val="22"/>
-          <w:szCs w:val="22"/>
-          <w14:ligatures w14:val="none"/>
-        </w:rPr>
-        <w:t xml:space="preserve"> known distances from the core to onset of the freshwater signal </w:t>
-      </w:r>
-      <w:r>
-        <w:rPr>
-          <w:rFonts w:ascii="Garamond" w:eastAsia="Times New Roman" w:hAnsi="Garamond" w:cs="Times New Roman"/>
-          <w:kern w:val="0"/>
-          <w:sz w:val="22"/>
-          <w:szCs w:val="22"/>
-          <w:highlight w:val="yellow"/>
-          <w14:ligatures w14:val="none"/>
-        </w:rPr>
-        <w:t>(</w:t>
-      </w:r>
-      <w:commentRangeStart w:id="45"/>
-      <w:r>
-        <w:rPr>
-          <w:rFonts w:ascii="Garamond" w:eastAsia="Times New Roman" w:hAnsi="Garamond" w:cs="Times New Roman"/>
-          <w:kern w:val="0"/>
-          <w:sz w:val="22"/>
-          <w:szCs w:val="22"/>
-          <w:highlight w:val="yellow"/>
-          <w14:ligatures w14:val="none"/>
-        </w:rPr>
-        <w:t>cite</w:t>
-      </w:r>
-      <w:commentRangeEnd w:id="45"/>
-      <w:r>
-        <w:rPr>
-          <w:rStyle w:val="CommentReference"/>
-        </w:rPr>
-        <w:commentReference w:id="45"/>
-      </w:r>
-      <w:r>
-        <w:rPr>
-          <w:rFonts w:ascii="Garamond" w:eastAsia="Times New Roman" w:hAnsi="Garamond" w:cs="Times New Roman"/>
-          <w:kern w:val="0"/>
-          <w:sz w:val="22"/>
-          <w:szCs w:val="22"/>
-          <w:highlight w:val="yellow"/>
-          <w14:ligatures w14:val="none"/>
-        </w:rPr>
-        <w:t>).</w:t>
-      </w:r>
-      <w:r>
-        <w:rPr>
-          <w:rFonts w:ascii="Garamond" w:eastAsia="Times New Roman" w:hAnsi="Garamond" w:cs="Times New Roman"/>
-          <w:kern w:val="0"/>
-          <w:sz w:val="22"/>
-          <w:szCs w:val="22"/>
-          <w14:ligatures w14:val="none"/>
-        </w:rPr>
-        <w:t xml:space="preserve"> </w:t>
+        <w:spacing w:before="100" w:beforeAutospacing="1" w:after="100" w:afterAutospacing="1" w:line="480" w:lineRule="auto"/>
+        <w:rPr>
+          <w:rFonts w:ascii="Garamond" w:eastAsia="Times New Roman" w:hAnsi="Garamond" w:cs="Times New Roman"/>
+          <w:kern w:val="0"/>
+          <w:sz w:val="22"/>
+          <w:szCs w:val="22"/>
+          <w14:ligatures w14:val="none"/>
+        </w:rPr>
+      </w:pPr>
+      <w:proofErr w:type="spellStart"/>
+      <w:r>
+        <w:rPr>
+          <w:rFonts w:ascii="Garamond" w:eastAsia="Times New Roman" w:hAnsi="Garamond" w:cs="Times New Roman"/>
+          <w:b/>
+          <w:bCs/>
+          <w:kern w:val="0"/>
+          <w:sz w:val="22"/>
+          <w:szCs w:val="22"/>
+          <w14:ligatures w14:val="none"/>
+        </w:rPr>
+        <w:t>Isoscape</w:t>
+      </w:r>
+      <w:proofErr w:type="spellEnd"/>
+      <w:r>
+        <w:rPr>
+          <w:rFonts w:ascii="Garamond" w:eastAsia="Times New Roman" w:hAnsi="Garamond" w:cs="Times New Roman"/>
+          <w:b/>
+          <w:bCs/>
+          <w:kern w:val="0"/>
+          <w:sz w:val="22"/>
+          <w:szCs w:val="22"/>
+          <w14:ligatures w14:val="none"/>
+        </w:rPr>
+        <w:t xml:space="preserve"> Development</w:t>
       </w:r>
     </w:p>
     <w:p>
       <w:pPr>
         <w:spacing w:before="100" w:beforeAutospacing="1" w:after="100" w:afterAutospacing="1" w:line="480" w:lineRule="auto"/>
-        <w:rPr>
-          <w:rFonts w:ascii="Garamond" w:eastAsia="Times New Roman" w:hAnsi="Garamond" w:cs="Times New Roman"/>
-          <w:kern w:val="0"/>
-          <w:sz w:val="22"/>
-          <w:szCs w:val="22"/>
-          <w14:ligatures w14:val="none"/>
-        </w:rPr>
-      </w:pPr>
-      <w:proofErr w:type="spellStart"/>
-      <w:r>
-        <w:rPr>
-          <w:rFonts w:ascii="Garamond" w:eastAsia="Times New Roman" w:hAnsi="Garamond" w:cs="Times New Roman"/>
-          <w:b/>
-          <w:bCs/>
-          <w:kern w:val="0"/>
-          <w:sz w:val="22"/>
-          <w:szCs w:val="22"/>
-          <w14:ligatures w14:val="none"/>
-        </w:rPr>
-        <w:t>Isoscape</w:t>
-      </w:r>
-      <w:proofErr w:type="spellEnd"/>
-      <w:r>
-        <w:rPr>
-          <w:rFonts w:ascii="Garamond" w:eastAsia="Times New Roman" w:hAnsi="Garamond" w:cs="Times New Roman"/>
-          <w:b/>
-          <w:bCs/>
-          <w:kern w:val="0"/>
-          <w:sz w:val="22"/>
-          <w:szCs w:val="22"/>
-          <w14:ligatures w14:val="none"/>
-        </w:rPr>
-        <w:t xml:space="preserve"> Development</w:t>
-      </w:r>
-    </w:p>
-    <w:p>
-      <w:pPr>
-        <w:spacing w:before="100" w:beforeAutospacing="1" w:after="100" w:afterAutospacing="1" w:line="480" w:lineRule="auto"/>
         <w:ind w:firstLine="720"/>
         <w:rPr>
           <w:rFonts w:ascii="Garamond" w:hAnsi="Garamond" w:cs="Times New Roman"/>
@@ -3517,58 +3525,6 @@
         </w:rPr>
         <w:t>(</w:t>
       </w:r>
-      <w:ins w:id="46" w:author="Daniel Schindler" w:date="2025-07-17T13:18:00Z" w16du:dateUtc="2025-07-17T21:18:00Z">
-        <w:r>
-          <w:rPr>
-            <w:rFonts w:ascii="Garamond" w:eastAsia="Times New Roman" w:hAnsi="Garamond" w:cs="Times New Roman"/>
-            <w:kern w:val="0"/>
-            <w:sz w:val="22"/>
-            <w:szCs w:val="22"/>
-            <w:highlight w:val="yellow"/>
-            <w14:ligatures w14:val="none"/>
-          </w:rPr>
-          <w:t xml:space="preserve">French et al. </w:t>
-        </w:r>
-      </w:ins>
-      <w:ins w:id="47" w:author="Daniel Schindler" w:date="2025-07-17T13:19:00Z" w16du:dateUtc="2025-07-17T21:19:00Z">
-        <w:r>
-          <w:rPr>
-            <w:rFonts w:ascii="Garamond" w:eastAsia="Times New Roman" w:hAnsi="Garamond" w:cs="Times New Roman"/>
-            <w:kern w:val="0"/>
-            <w:sz w:val="22"/>
-            <w:szCs w:val="22"/>
-            <w:highlight w:val="yellow"/>
-            <w14:ligatures w14:val="none"/>
-          </w:rPr>
-          <w:t>202</w:t>
-        </w:r>
-      </w:ins>
-      <w:ins w:id="48" w:author="Daniel Schindler" w:date="2025-07-17T13:23:00Z" w16du:dateUtc="2025-07-17T21:23:00Z">
-        <w:r>
-          <w:rPr>
-            <w:rFonts w:ascii="Garamond" w:eastAsia="Times New Roman" w:hAnsi="Garamond" w:cs="Times New Roman"/>
-            <w:kern w:val="0"/>
-            <w:sz w:val="22"/>
-            <w:szCs w:val="22"/>
-            <w:highlight w:val="yellow"/>
-            <w14:ligatures w14:val="none"/>
-          </w:rPr>
-          <w:t>0</w:t>
-        </w:r>
-      </w:ins>
-      <w:ins w:id="49" w:author="Daniel Schindler" w:date="2025-07-17T13:19:00Z" w16du:dateUtc="2025-07-17T21:19:00Z">
-        <w:r>
-          <w:rPr>
-            <w:rFonts w:ascii="Garamond" w:eastAsia="Times New Roman" w:hAnsi="Garamond" w:cs="Times New Roman"/>
-            <w:kern w:val="0"/>
-            <w:sz w:val="22"/>
-            <w:szCs w:val="22"/>
-            <w:highlight w:val="yellow"/>
-            <w14:ligatures w14:val="none"/>
-          </w:rPr>
-          <w:t xml:space="preserve">; </w:t>
-        </w:r>
-      </w:ins>
       <w:r>
         <w:rPr>
           <w:rFonts w:ascii="Garamond" w:eastAsia="Times New Roman" w:hAnsi="Garamond" w:cs="Times New Roman"/>
@@ -3578,34 +3534,41 @@
           <w:highlight w:val="yellow"/>
           <w14:ligatures w14:val="none"/>
         </w:rPr>
+        <w:t>French et al. 202</w:t>
+      </w:r>
+      <w:r>
+        <w:rPr>
+          <w:rFonts w:ascii="Garamond" w:eastAsia="Times New Roman" w:hAnsi="Garamond" w:cs="Times New Roman"/>
+          <w:kern w:val="0"/>
+          <w:sz w:val="22"/>
+          <w:szCs w:val="22"/>
+          <w:highlight w:val="yellow"/>
+          <w14:ligatures w14:val="none"/>
+        </w:rPr>
+        <w:t>0</w:t>
+      </w:r>
+      <w:r>
+        <w:rPr>
+          <w:rFonts w:ascii="Garamond" w:eastAsia="Times New Roman" w:hAnsi="Garamond" w:cs="Times New Roman"/>
+          <w:kern w:val="0"/>
+          <w:sz w:val="22"/>
+          <w:szCs w:val="22"/>
+          <w:highlight w:val="yellow"/>
+          <w14:ligatures w14:val="none"/>
+        </w:rPr>
+        <w:t xml:space="preserve">; </w:t>
+      </w:r>
+      <w:r>
+        <w:rPr>
+          <w:rFonts w:ascii="Garamond" w:eastAsia="Times New Roman" w:hAnsi="Garamond" w:cs="Times New Roman"/>
+          <w:kern w:val="0"/>
+          <w:sz w:val="22"/>
+          <w:szCs w:val="22"/>
+          <w:highlight w:val="yellow"/>
+          <w14:ligatures w14:val="none"/>
+        </w:rPr>
         <w:t xml:space="preserve">N= </w:t>
       </w:r>
-      <w:ins w:id="50" w:author="Daniel Schindler" w:date="2025-07-17T13:20:00Z" w16du:dateUtc="2025-07-17T21:20:00Z">
-        <w:r>
-          <w:rPr>
-            <w:rFonts w:ascii="Garamond" w:eastAsia="Times New Roman" w:hAnsi="Garamond" w:cs="Times New Roman"/>
-            <w:kern w:val="0"/>
-            <w:sz w:val="22"/>
-            <w:szCs w:val="22"/>
-            <w:highlight w:val="yellow"/>
-            <w14:ligatures w14:val="none"/>
-          </w:rPr>
-          <w:t>120</w:t>
-        </w:r>
-      </w:ins>
-      <w:del w:id="51" w:author="Daniel Schindler" w:date="2025-07-17T13:19:00Z" w16du:dateUtc="2025-07-17T21:19:00Z">
-        <w:r>
-          <w:rPr>
-            <w:rFonts w:ascii="Garamond" w:eastAsia="Times New Roman" w:hAnsi="Garamond" w:cs="Times New Roman"/>
-            <w:kern w:val="0"/>
-            <w:sz w:val="22"/>
-            <w:szCs w:val="22"/>
-            <w:highlight w:val="yellow"/>
-            <w14:ligatures w14:val="none"/>
-          </w:rPr>
-          <w:delText xml:space="preserve">? </w:delText>
-        </w:r>
-      </w:del>
       <w:r>
         <w:rPr>
           <w:rFonts w:ascii="Garamond" w:eastAsia="Times New Roman" w:hAnsi="Garamond" w:cs="Times New Roman"/>
@@ -3615,6 +3578,17 @@
           <w:highlight w:val="yellow"/>
           <w14:ligatures w14:val="none"/>
         </w:rPr>
+        <w:t>120</w:t>
+      </w:r>
+      <w:r>
+        <w:rPr>
+          <w:rFonts w:ascii="Garamond" w:eastAsia="Times New Roman" w:hAnsi="Garamond" w:cs="Times New Roman"/>
+          <w:kern w:val="0"/>
+          <w:sz w:val="22"/>
+          <w:szCs w:val="22"/>
+          <w:highlight w:val="yellow"/>
+          <w14:ligatures w14:val="none"/>
+        </w:rPr>
         <w:t>)</w:t>
       </w:r>
       <w:r>
@@ -3637,42 +3611,16 @@
         </w:rPr>
         <w:t xml:space="preserve">collected throughout </w:t>
       </w:r>
-      <w:del w:id="52" w:author="Daniel Schindler" w:date="2025-07-17T13:20:00Z" w16du:dateUtc="2025-07-17T21:20:00Z">
-        <w:r>
-          <w:rPr>
-            <w:rFonts w:ascii="Garamond" w:eastAsia="Times New Roman" w:hAnsi="Garamond" w:cs="Times New Roman"/>
-            <w:kern w:val="0"/>
-            <w:sz w:val="22"/>
-            <w:szCs w:val="22"/>
-            <w14:ligatures w14:val="none"/>
-          </w:rPr>
-          <w:delText>both river basins</w:delText>
-        </w:r>
-      </w:del>
-      <w:ins w:id="53" w:author="Daniel Schindler" w:date="2025-07-17T13:20:00Z" w16du:dateUtc="2025-07-17T21:20:00Z">
-        <w:r>
-          <w:rPr>
-            <w:rFonts w:ascii="Garamond" w:eastAsia="Times New Roman" w:hAnsi="Garamond" w:cs="Times New Roman"/>
-            <w:kern w:val="0"/>
-            <w:sz w:val="22"/>
-            <w:szCs w:val="22"/>
-            <w14:ligatures w14:val="none"/>
-          </w:rPr>
-          <w:t xml:space="preserve">the Kuskokwim River </w:t>
-        </w:r>
-      </w:ins>
-      <w:ins w:id="54" w:author="Daniel Schindler" w:date="2025-07-17T13:21:00Z" w16du:dateUtc="2025-07-17T21:21:00Z">
-        <w:r>
-          <w:rPr>
-            <w:rFonts w:ascii="Garamond" w:eastAsia="Times New Roman" w:hAnsi="Garamond" w:cs="Times New Roman"/>
-            <w:kern w:val="0"/>
-            <w:sz w:val="22"/>
-            <w:szCs w:val="22"/>
-            <w14:ligatures w14:val="none"/>
-          </w:rPr>
-          <w:t>basin</w:t>
-        </w:r>
-      </w:ins>
+      <w:r>
+        <w:rPr>
+          <w:rFonts w:ascii="Garamond" w:eastAsia="Times New Roman" w:hAnsi="Garamond" w:cs="Times New Roman"/>
+          <w:kern w:val="0"/>
+          <w:sz w:val="22"/>
+          <w:szCs w:val="22"/>
+          <w14:ligatures w14:val="none"/>
+        </w:rPr>
+        <w:t>the Kuskokwim River basin</w:t>
+      </w:r>
       <w:r>
         <w:rPr>
           <w:rFonts w:ascii="Garamond" w:eastAsia="Times New Roman" w:hAnsi="Garamond" w:cs="Times New Roman"/>
@@ -3711,9 +3659,20 @@
           <w:szCs w:val="22"/>
           <w14:ligatures w14:val="none"/>
         </w:rPr>
-        <w:t xml:space="preserve"> using the STARRS package in R (</w:t>
-      </w:r>
-      <w:ins w:id="55" w:author="Daniel Schindler" w:date="2025-07-17T13:21:00Z" w16du:dateUtc="2025-07-17T21:21:00Z">
+        <w:t xml:space="preserve"> using the </w:t>
+      </w:r>
+      <w:commentRangeStart w:id="38"/>
+      <w:r>
+        <w:rPr>
+          <w:rFonts w:ascii="Garamond" w:eastAsia="Times New Roman" w:hAnsi="Garamond" w:cs="Times New Roman"/>
+          <w:kern w:val="0"/>
+          <w:sz w:val="22"/>
+          <w:szCs w:val="22"/>
+          <w14:ligatures w14:val="none"/>
+        </w:rPr>
+        <w:t>STARRS package in R (</w:t>
+      </w:r>
+      <w:ins w:id="39" w:author="Daniel Schindler" w:date="2025-07-17T13:21:00Z" w16du:dateUtc="2025-07-17T21:21:00Z">
         <w:r>
           <w:rPr>
             <w:rFonts w:ascii="Garamond" w:eastAsia="Times New Roman" w:hAnsi="Garamond" w:cs="Times New Roman"/>
@@ -3725,7 +3684,7 @@
           <w:t>French et al. 202</w:t>
         </w:r>
       </w:ins>
-      <w:ins w:id="56" w:author="Daniel Schindler" w:date="2025-07-17T13:23:00Z" w16du:dateUtc="2025-07-17T21:23:00Z">
+      <w:ins w:id="40" w:author="Daniel Schindler" w:date="2025-07-17T13:23:00Z" w16du:dateUtc="2025-07-17T21:23:00Z">
         <w:r>
           <w:rPr>
             <w:rFonts w:ascii="Garamond" w:eastAsia="Times New Roman" w:hAnsi="Garamond" w:cs="Times New Roman"/>
@@ -3737,7 +3696,7 @@
           <w:t>0</w:t>
         </w:r>
       </w:ins>
-      <w:del w:id="57" w:author="Daniel Schindler" w:date="2025-07-17T13:21:00Z" w16du:dateUtc="2025-07-17T21:21:00Z">
+      <w:del w:id="41" w:author="Daniel Schindler" w:date="2025-07-17T13:21:00Z" w16du:dateUtc="2025-07-17T21:21:00Z">
         <w:r>
           <w:rPr>
             <w:rFonts w:ascii="Garamond" w:eastAsia="Times New Roman" w:hAnsi="Garamond" w:cs="Times New Roman"/>
@@ -3757,7 +3716,24 @@
           <w:szCs w:val="22"/>
           <w14:ligatures w14:val="none"/>
         </w:rPr>
-        <w:t xml:space="preserve">). This approach considered </w:t>
+        <w:t xml:space="preserve">). </w:t>
+      </w:r>
+      <w:commentRangeEnd w:id="38"/>
+      <w:r>
+        <w:rPr>
+          <w:rStyle w:val="CommentReference"/>
+        </w:rPr>
+        <w:commentReference w:id="38"/>
+      </w:r>
+      <w:r>
+        <w:rPr>
+          <w:rFonts w:ascii="Garamond" w:eastAsia="Times New Roman" w:hAnsi="Garamond" w:cs="Times New Roman"/>
+          <w:kern w:val="0"/>
+          <w:sz w:val="22"/>
+          <w:szCs w:val="22"/>
+          <w14:ligatures w14:val="none"/>
+        </w:rPr>
+        <w:t xml:space="preserve">This approach considered </w:t>
       </w:r>
       <w:r>
         <w:rPr>
@@ -3940,7 +3916,7 @@
         </w:rPr>
         <w:t>To prevent over-assignment to tributaries with exceptionally low prediction error</w:t>
       </w:r>
-      <w:ins w:id="58" w:author="Daniel Schindler" w:date="2025-07-17T13:21:00Z" w16du:dateUtc="2025-07-17T21:21:00Z">
+      <w:ins w:id="42" w:author="Daniel Schindler" w:date="2025-07-17T13:21:00Z" w16du:dateUtc="2025-07-17T21:21:00Z">
         <w:r>
           <w:rPr>
             <w:rFonts w:ascii="Garamond" w:hAnsi="Garamond" w:cs="Times New Roman"/>
@@ -3950,7 +3926,7 @@
           <w:t xml:space="preserve"> (this was in one of Sean’s papers, can’t remember which one</w:t>
         </w:r>
       </w:ins>
-      <w:ins w:id="59" w:author="Daniel Schindler" w:date="2025-07-17T13:24:00Z" w16du:dateUtc="2025-07-17T21:24:00Z">
+      <w:ins w:id="43" w:author="Daniel Schindler" w:date="2025-07-17T13:24:00Z" w16du:dateUtc="2025-07-17T21:24:00Z">
         <w:r>
           <w:rPr>
             <w:rFonts w:ascii="Garamond" w:hAnsi="Garamond" w:cs="Times New Roman"/>
@@ -3960,7 +3936,7 @@
           <w:t>, I think Brenna</w:t>
         </w:r>
       </w:ins>
-      <w:ins w:id="60" w:author="Daniel Schindler" w:date="2025-07-17T13:25:00Z" w16du:dateUtc="2025-07-17T21:25:00Z">
+      <w:ins w:id="44" w:author="Daniel Schindler" w:date="2025-07-17T13:25:00Z" w16du:dateUtc="2025-07-17T21:25:00Z">
         <w:r>
           <w:rPr>
             <w:rFonts w:ascii="Garamond" w:hAnsi="Garamond" w:cs="Times New Roman"/>
@@ -3970,7 +3946,7 @@
           <w:t>n and Schindler 2017</w:t>
         </w:r>
       </w:ins>
-      <w:ins w:id="61" w:author="Daniel Schindler" w:date="2025-07-17T13:21:00Z" w16du:dateUtc="2025-07-17T21:21:00Z">
+      <w:ins w:id="45" w:author="Daniel Schindler" w:date="2025-07-17T13:21:00Z" w16du:dateUtc="2025-07-17T21:21:00Z">
         <w:r>
           <w:rPr>
             <w:rFonts w:ascii="Garamond" w:hAnsi="Garamond" w:cs="Times New Roman"/>
@@ -4216,19 +4192,9 @@
           <w:sz w:val="22"/>
           <w:szCs w:val="22"/>
         </w:rPr>
-        <w:t xml:space="preserve"> </w:t>
-      </w:r>
-      <w:commentRangeStart w:id="62"/>
-      <w:commentRangeStart w:id="63"/>
-      <w:r>
-        <w:rPr>
-          <w:rFonts w:ascii="Garamond" w:hAnsi="Garamond" w:cstheme="majorHAnsi"/>
-          <w:sz w:val="22"/>
-          <w:szCs w:val="22"/>
-        </w:rPr>
-        <w:t>prediction error</w:t>
-      </w:r>
-      <w:ins w:id="64" w:author="Daniel Schindler" w:date="2025-07-17T13:25:00Z" w16du:dateUtc="2025-07-17T21:25:00Z">
+        <w:t xml:space="preserve"> prediction error</w:t>
+      </w:r>
+      <w:ins w:id="46" w:author="Daniel Schindler" w:date="2025-07-17T13:25:00Z" w16du:dateUtc="2025-07-17T21:25:00Z">
         <w:r>
           <w:rPr>
             <w:rFonts w:ascii="Garamond" w:hAnsi="Garamond" w:cstheme="majorHAnsi"/>
@@ -4245,20 +4211,6 @@
           <w:szCs w:val="22"/>
         </w:rPr>
         <w:t xml:space="preserve">. </w:t>
-      </w:r>
-      <w:commentRangeEnd w:id="62"/>
-      <w:r>
-        <w:rPr>
-          <w:rStyle w:val="CommentReference"/>
-        </w:rPr>
-        <w:commentReference w:id="62"/>
-      </w:r>
-      <w:commentRangeEnd w:id="63"/>
-      <w:r>
-        <w:rPr>
-          <w:rStyle w:val="CommentReference"/>
-        </w:rPr>
-        <w:commentReference w:id="63"/>
       </w:r>
       <w:r>
         <w:rPr>
@@ -5067,72 +5019,70 @@
         </w:rPr>
         <w:t xml:space="preserve"> reflecting Chinook </w:t>
       </w:r>
-      <w:ins w:id="65" w:author="Daniel Schindler" w:date="2025-07-17T13:26:00Z" w16du:dateUtc="2025-07-17T21:26:00Z">
+      <w:r>
+        <w:rPr>
+          <w:rFonts w:ascii="Garamond" w:hAnsi="Garamond"/>
+          <w:sz w:val="22"/>
+          <w:szCs w:val="22"/>
+        </w:rPr>
+        <w:t>s</w:t>
+      </w:r>
+      <w:r>
+        <w:rPr>
+          <w:rFonts w:ascii="Garamond" w:hAnsi="Garamond"/>
+          <w:sz w:val="22"/>
+          <w:szCs w:val="22"/>
+        </w:rPr>
+        <w:t>almon’s known preference for spawning in larger streams</w:t>
+      </w:r>
+      <w:r>
+        <w:rPr>
+          <w:rFonts w:ascii="Garamond" w:hAnsi="Garamond"/>
+          <w:sz w:val="22"/>
+          <w:szCs w:val="22"/>
+        </w:rPr>
+        <w:t xml:space="preserve"> (</w:t>
+      </w:r>
+      <w:r>
+        <w:rPr>
+          <w:rFonts w:ascii="Garamond" w:hAnsi="Garamond"/>
+          <w:sz w:val="22"/>
+          <w:szCs w:val="22"/>
+        </w:rPr>
+        <w:t>Quinn</w:t>
+      </w:r>
+      <w:del w:id="47" w:author="Benjamin J. Makhlouf" w:date="2025-07-26T11:29:00Z" w16du:dateUtc="2025-07-26T18:29:00Z">
         <w:r>
           <w:rPr>
             <w:rFonts w:ascii="Garamond" w:hAnsi="Garamond"/>
             <w:sz w:val="22"/>
             <w:szCs w:val="22"/>
           </w:rPr>
-          <w:t>s</w:t>
+          <w:delText xml:space="preserve"> </w:delText>
         </w:r>
-      </w:ins>
-      <w:del w:id="66" w:author="Daniel Schindler" w:date="2025-07-17T13:26:00Z" w16du:dateUtc="2025-07-17T21:26:00Z">
+      </w:del>
+      <w:ins w:id="48" w:author="Benjamin J. Makhlouf" w:date="2025-07-26T11:29:00Z" w16du:dateUtc="2025-07-26T18:29:00Z">
         <w:r>
           <w:rPr>
             <w:rFonts w:ascii="Garamond" w:hAnsi="Garamond"/>
             <w:sz w:val="22"/>
             <w:szCs w:val="22"/>
           </w:rPr>
-          <w:delText>S</w:delText>
-        </w:r>
-      </w:del>
-      <w:r>
-        <w:rPr>
-          <w:rFonts w:ascii="Garamond" w:hAnsi="Garamond"/>
-          <w:sz w:val="22"/>
-          <w:szCs w:val="22"/>
-        </w:rPr>
-        <w:t>almon’s known preference for spawning in larger streams</w:t>
-      </w:r>
-      <w:r>
-        <w:rPr>
-          <w:rFonts w:ascii="Garamond" w:hAnsi="Garamond"/>
-          <w:sz w:val="22"/>
-          <w:szCs w:val="22"/>
-        </w:rPr>
-        <w:t xml:space="preserve"> </w:t>
-      </w:r>
-      <w:commentRangeStart w:id="67"/>
-      <w:commentRangeStart w:id="68"/>
-      <w:r>
-        <w:rPr>
-          <w:rFonts w:ascii="Garamond" w:hAnsi="Garamond"/>
-          <w:sz w:val="22"/>
-          <w:szCs w:val="22"/>
-        </w:rPr>
-        <w:t>(</w:t>
-      </w:r>
-      <w:del w:id="69" w:author="Daniel Schindler" w:date="2025-07-17T13:26:00Z" w16du:dateUtc="2025-07-17T21:26:00Z">
-        <w:r>
-          <w:rPr>
-            <w:rFonts w:ascii="Garamond" w:hAnsi="Garamond"/>
-            <w:sz w:val="22"/>
-            <w:szCs w:val="22"/>
-          </w:rPr>
-          <w:delText>cite</w:delText>
-        </w:r>
-      </w:del>
-      <w:ins w:id="70" w:author="Daniel Schindler" w:date="2025-07-17T13:26:00Z" w16du:dateUtc="2025-07-17T21:26:00Z">
-        <w:r>
-          <w:rPr>
-            <w:rFonts w:ascii="Garamond" w:hAnsi="Garamond"/>
-            <w:sz w:val="22"/>
-            <w:szCs w:val="22"/>
-          </w:rPr>
-          <w:t>Quinn book</w:t>
+          <w:t>, 2018</w:t>
         </w:r>
       </w:ins>
+      <w:ins w:id="49" w:author="Daniel Schindler" w:date="2025-07-17T13:26:00Z" w16du:dateUtc="2025-07-17T21:26:00Z">
+        <w:del w:id="50" w:author="Benjamin J. Makhlouf" w:date="2025-07-26T11:29:00Z" w16du:dateUtc="2025-07-26T18:29:00Z">
+          <w:r>
+            <w:rPr>
+              <w:rFonts w:ascii="Garamond" w:hAnsi="Garamond"/>
+              <w:sz w:val="22"/>
+              <w:szCs w:val="22"/>
+            </w:rPr>
+            <w:delText>book</w:delText>
+          </w:r>
+        </w:del>
+      </w:ins>
       <w:r>
         <w:rPr>
           <w:rFonts w:ascii="Garamond" w:hAnsi="Garamond"/>
@@ -5147,29 +5097,7 @@
           <w:sz w:val="22"/>
           <w:szCs w:val="22"/>
         </w:rPr>
-        <w:t xml:space="preserve">. </w:t>
-      </w:r>
-      <w:commentRangeEnd w:id="67"/>
-      <w:r>
-        <w:rPr>
-          <w:rStyle w:val="CommentReference"/>
-        </w:rPr>
-        <w:commentReference w:id="67"/>
-      </w:r>
-      <w:commentRangeEnd w:id="68"/>
-      <w:r>
-        <w:rPr>
-          <w:rStyle w:val="CommentReference"/>
-        </w:rPr>
-        <w:commentReference w:id="68"/>
-      </w:r>
-      <w:r>
-        <w:rPr>
-          <w:rFonts w:ascii="Garamond" w:hAnsi="Garamond"/>
-          <w:sz w:val="22"/>
-          <w:szCs w:val="22"/>
-        </w:rPr>
-        <w:t xml:space="preserve"> </w:t>
+        <w:t xml:space="preserve">.  </w:t>
       </w:r>
       <w:r>
         <w:rPr>
@@ -5296,7 +5224,7 @@
         </w:rPr>
         <w:t xml:space="preserve">. Finally, data was included on observed locations of spawning </w:t>
       </w:r>
-      <w:ins w:id="71" w:author="Daniel Schindler" w:date="2025-07-17T13:27:00Z" w16du:dateUtc="2025-07-17T21:27:00Z">
+      <w:ins w:id="51" w:author="Daniel Schindler" w:date="2025-07-17T13:27:00Z" w16du:dateUtc="2025-07-17T21:27:00Z">
         <w:r>
           <w:rPr>
             <w:rFonts w:ascii="Garamond" w:eastAsia="Times New Roman" w:hAnsi="Garamond" w:cs="Times New Roman"/>
@@ -5308,39 +5236,15 @@
           <w:t>C</w:t>
         </w:r>
       </w:ins>
-      <w:del w:id="72" w:author="Daniel Schindler" w:date="2025-07-17T13:27:00Z" w16du:dateUtc="2025-07-17T21:27:00Z">
-        <w:r>
-          <w:rPr>
-            <w:rFonts w:ascii="Garamond" w:eastAsia="Times New Roman" w:hAnsi="Garamond" w:cs="Times New Roman"/>
-            <w:kern w:val="0"/>
-            <w:sz w:val="22"/>
-            <w:szCs w:val="22"/>
-            <w14:ligatures w14:val="none"/>
-          </w:rPr>
-          <w:delText>c</w:delText>
-        </w:r>
-      </w:del>
-      <w:r>
-        <w:rPr>
-          <w:rFonts w:ascii="Garamond" w:eastAsia="Times New Roman" w:hAnsi="Garamond" w:cs="Times New Roman"/>
-          <w:kern w:val="0"/>
-          <w:sz w:val="22"/>
-          <w:szCs w:val="22"/>
-          <w14:ligatures w14:val="none"/>
-        </w:rPr>
-        <w:t xml:space="preserve">hinook presence derived from USGS Arctic-Yukon-Kuskokwim (AYK) Chinook Salmon Intrinsic potential mapping. </w:t>
-      </w:r>
-      <w:commentRangeStart w:id="73"/>
-      <w:commentRangeStart w:id="74"/>
-      <w:r>
-        <w:rPr>
-          <w:rFonts w:ascii="Garamond" w:eastAsia="Times New Roman" w:hAnsi="Garamond" w:cs="Times New Roman"/>
-          <w:kern w:val="0"/>
-          <w:sz w:val="22"/>
-          <w:szCs w:val="22"/>
-          <w14:ligatures w14:val="none"/>
-        </w:rPr>
-        <w:t>This dataset synthesizes several sources of data on observed Chinook salmon spawners  to provide a binary 0 or 1 value for locations with or without observations across the dataset</w:t>
+      <w:r>
+        <w:rPr>
+          <w:rFonts w:ascii="Garamond" w:eastAsia="Times New Roman" w:hAnsi="Garamond" w:cs="Times New Roman"/>
+          <w:kern w:val="0"/>
+          <w:sz w:val="22"/>
+          <w:szCs w:val="22"/>
+          <w14:ligatures w14:val="none"/>
+        </w:rPr>
+        <w:t>hinook presence derived from USGS Arctic-Yukon-Kuskokwim (AYK) Chinook Salmon Intrinsic potential mapping. This dataset synthesizes several sources of data on observed Chinook salmon spawners  to provide a binary 0 or 1 value for locations with or without observations across the dataset</w:t>
       </w:r>
       <w:r>
         <w:rPr>
@@ -5421,31 +5325,7 @@
           <w:szCs w:val="22"/>
           <w14:ligatures w14:val="none"/>
         </w:rPr>
-        <w:t xml:space="preserve"> </w:t>
-      </w:r>
-      <w:commentRangeEnd w:id="73"/>
-      <w:r>
-        <w:rPr>
-          <w:rStyle w:val="CommentReference"/>
-        </w:rPr>
-        <w:commentReference w:id="73"/>
-      </w:r>
-      <w:commentRangeEnd w:id="74"/>
-      <w:r>
-        <w:rPr>
-          <w:rStyle w:val="CommentReference"/>
-        </w:rPr>
-        <w:commentReference w:id="74"/>
-      </w:r>
-      <w:r>
-        <w:rPr>
-          <w:rFonts w:ascii="Garamond" w:eastAsia="Times New Roman" w:hAnsi="Garamond" w:cs="Times New Roman"/>
-          <w:kern w:val="0"/>
-          <w:sz w:val="22"/>
-          <w:szCs w:val="22"/>
-          <w14:ligatures w14:val="none"/>
-        </w:rPr>
-        <w:t xml:space="preserve">To avoid biasing regions without observations but with low sampling effort, this prior was only applied to </w:t>
+        <w:t xml:space="preserve"> To avoid biasing regions without observations but with low sampling effort, this prior was only applied to </w:t>
       </w:r>
       <w:r>
         <w:rPr>
@@ -5524,16 +5404,14 @@
         </w:rPr>
         <w:t xml:space="preserve"> to prevent low-probability assignments from confounding spatial patterns. Estimates were produced for predefined temporal quartiles </w:t>
       </w:r>
-      <w:ins w:id="75" w:author="Daniel Schindler" w:date="2025-07-17T13:28:00Z" w16du:dateUtc="2025-07-17T21:28:00Z">
-        <w:r>
-          <w:rPr>
-            <w:rFonts w:ascii="Garamond" w:hAnsi="Garamond"/>
-            <w:sz w:val="22"/>
-            <w:szCs w:val="22"/>
-          </w:rPr>
-          <w:t xml:space="preserve">of the salmon migration season </w:t>
-        </w:r>
-      </w:ins>
+      <w:r>
+        <w:rPr>
+          <w:rFonts w:ascii="Garamond" w:hAnsi="Garamond"/>
+          <w:sz w:val="22"/>
+          <w:szCs w:val="22"/>
+        </w:rPr>
+        <w:t xml:space="preserve">of the salmon migration season </w:t>
+      </w:r>
       <w:r>
         <w:rPr>
           <w:rFonts w:ascii="Garamond" w:hAnsi="Garamond"/>
@@ -5542,7 +5420,7 @@
         </w:rPr>
         <w:t>based on capture date: Q1 (run start through June 11), Q2 (June 12-21), Q3 (June 22-July 1), and Q4 (July 2 onward).</w:t>
       </w:r>
-      <w:ins w:id="76" w:author="Daniel Schindler" w:date="2025-07-17T13:30:00Z" w16du:dateUtc="2025-07-17T21:30:00Z">
+      <w:ins w:id="52" w:author="Daniel Schindler" w:date="2025-07-17T13:30:00Z" w16du:dateUtc="2025-07-17T21:30:00Z">
         <w:r>
           <w:rPr>
             <w:rFonts w:ascii="Garamond" w:hAnsi="Garamond"/>
@@ -5608,45 +5486,63 @@
         </w:rPr>
         <w:t xml:space="preserve">. </w:t>
       </w:r>
-      <w:ins w:id="77" w:author="Daniel Schindler" w:date="2025-07-17T13:29:00Z" w16du:dateUtc="2025-07-17T21:29:00Z">
-        <w:r>
-          <w:rPr>
-            <w:rFonts w:ascii="Garamond" w:hAnsi="Garamond"/>
-            <w:sz w:val="22"/>
-            <w:szCs w:val="22"/>
-          </w:rPr>
-          <w:t xml:space="preserve">The June 11 date was chosen specifically to </w:t>
-        </w:r>
-        <w:r>
-          <w:rPr>
-            <w:rFonts w:ascii="Garamond" w:hAnsi="Garamond"/>
-            <w:sz w:val="22"/>
-            <w:szCs w:val="22"/>
-          </w:rPr>
-          <w:lastRenderedPageBreak/>
-          <w:t xml:space="preserve">match the end of the ‘front end closure’ of the subsistence fishery </w:t>
-        </w:r>
-      </w:ins>
-      <w:ins w:id="78" w:author="Daniel Schindler" w:date="2025-07-17T13:30:00Z" w16du:dateUtc="2025-07-17T21:30:00Z">
-        <w:r>
-          <w:rPr>
-            <w:rFonts w:ascii="Garamond" w:hAnsi="Garamond"/>
-            <w:sz w:val="22"/>
-            <w:szCs w:val="22"/>
-          </w:rPr>
-          <w:t xml:space="preserve">corresponding to the first quartile of the run, </w:t>
-        </w:r>
-      </w:ins>
-      <w:ins w:id="79" w:author="Daniel Schindler" w:date="2025-07-17T13:29:00Z" w16du:dateUtc="2025-07-17T21:29:00Z">
-        <w:r>
-          <w:rPr>
-            <w:rFonts w:ascii="Garamond" w:hAnsi="Garamond"/>
-            <w:sz w:val="22"/>
-            <w:szCs w:val="22"/>
-          </w:rPr>
-          <w:t xml:space="preserve">which has been implemented for over a decade. </w:t>
-        </w:r>
-      </w:ins>
+      <w:r>
+        <w:rPr>
+          <w:rFonts w:ascii="Garamond" w:hAnsi="Garamond"/>
+          <w:sz w:val="22"/>
+          <w:szCs w:val="22"/>
+        </w:rPr>
+        <w:t xml:space="preserve">The June 11 date was chosen specifically to </w:t>
+      </w:r>
+      <w:r>
+        <w:rPr>
+          <w:rFonts w:ascii="Garamond" w:hAnsi="Garamond"/>
+          <w:sz w:val="22"/>
+          <w:szCs w:val="22"/>
+        </w:rPr>
+        <w:lastRenderedPageBreak/>
+        <w:t xml:space="preserve">match the end of the ‘front end closure’ of the subsistence fishery </w:t>
+      </w:r>
+      <w:r>
+        <w:rPr>
+          <w:rFonts w:ascii="Garamond" w:hAnsi="Garamond"/>
+          <w:sz w:val="22"/>
+          <w:szCs w:val="22"/>
+        </w:rPr>
+        <w:t xml:space="preserve">corresponding to the first quartile of the run, </w:t>
+      </w:r>
+      <w:r>
+        <w:rPr>
+          <w:rFonts w:ascii="Garamond" w:hAnsi="Garamond"/>
+          <w:sz w:val="22"/>
+          <w:szCs w:val="22"/>
+        </w:rPr>
+        <w:t xml:space="preserve">which has been implemented for over a </w:t>
+      </w:r>
+      <w:commentRangeStart w:id="53"/>
+      <w:r>
+        <w:rPr>
+          <w:rFonts w:ascii="Garamond" w:hAnsi="Garamond"/>
+          <w:sz w:val="22"/>
+          <w:szCs w:val="22"/>
+        </w:rPr>
+        <w:t>decade</w:t>
+      </w:r>
+      <w:commentRangeEnd w:id="53"/>
+      <w:r>
+        <w:rPr>
+          <w:rStyle w:val="CommentReference"/>
+        </w:rPr>
+        <w:commentReference w:id="53"/>
+      </w:r>
+      <w:r>
+        <w:rPr>
+          <w:rFonts w:ascii="Garamond" w:hAnsi="Garamond"/>
+          <w:sz w:val="22"/>
+          <w:szCs w:val="22"/>
+        </w:rPr>
+        <w:t xml:space="preserve">. </w:t>
+      </w:r>
       <w:r>
         <w:rPr>
           <w:rFonts w:ascii="Garamond" w:hAnsi="Garamond"/>
@@ -5687,26 +5583,14 @@
         </w:rPr>
         <w:t xml:space="preserve"> varie</w:t>
       </w:r>
-      <w:ins w:id="80" w:author="Daniel Schindler" w:date="2025-07-17T13:29:00Z" w16du:dateUtc="2025-07-17T21:29:00Z">
-        <w:r>
-          <w:rPr>
-            <w:rFonts w:ascii="Garamond" w:hAnsi="Garamond"/>
-            <w:sz w:val="22"/>
-            <w:szCs w:val="22"/>
-          </w:rPr>
-          <w:t>d</w:t>
-        </w:r>
-      </w:ins>
-      <w:del w:id="81" w:author="Daniel Schindler" w:date="2025-07-17T13:29:00Z" w16du:dateUtc="2025-07-17T21:29:00Z">
-        <w:r>
-          <w:rPr>
-            <w:rFonts w:ascii="Garamond" w:hAnsi="Garamond"/>
-            <w:sz w:val="22"/>
-            <w:szCs w:val="22"/>
-          </w:rPr>
-          <w:delText>s</w:delText>
-        </w:r>
-      </w:del>
+      <w:r>
+        <w:rPr>
+          <w:rFonts w:ascii="Garamond" w:hAnsi="Garamond"/>
+          <w:sz w:val="22"/>
+          <w:szCs w:val="22"/>
+        </w:rPr>
+        <w:t>d</w:t>
+      </w:r>
       <w:r>
         <w:rPr>
           <w:rFonts w:ascii="Garamond" w:hAnsi="Garamond"/>
@@ -5782,34 +5666,22 @@
         </w:rPr>
         <w:t xml:space="preserve">Twenty-one management units were defined to aggregate tributary-level estimates into units relevant to current management practices (Figure 2). Management units of interest to the Alaska Department of Fish </w:t>
       </w:r>
-      <w:del w:id="82" w:author="Daniel Schindler" w:date="2025-07-17T13:30:00Z" w16du:dateUtc="2025-07-17T21:30:00Z">
-        <w:r>
-          <w:rPr>
-            <w:rFonts w:ascii="Garamond" w:hAnsi="Garamond"/>
-            <w:sz w:val="22"/>
-            <w:szCs w:val="22"/>
-          </w:rPr>
-          <w:delText xml:space="preserve">and </w:delText>
-        </w:r>
-      </w:del>
-      <w:ins w:id="83" w:author="Daniel Schindler" w:date="2025-07-17T13:30:00Z" w16du:dateUtc="2025-07-17T21:30:00Z">
-        <w:r>
-          <w:rPr>
-            <w:rFonts w:ascii="Garamond" w:hAnsi="Garamond"/>
-            <w:sz w:val="22"/>
-            <w:szCs w:val="22"/>
-          </w:rPr>
-          <w:t>&amp;</w:t>
-        </w:r>
-        <w:r>
-          <w:rPr>
-            <w:rFonts w:ascii="Garamond" w:hAnsi="Garamond"/>
-            <w:sz w:val="22"/>
-            <w:szCs w:val="22"/>
-          </w:rPr>
-          <w:t xml:space="preserve"> </w:t>
-        </w:r>
-      </w:ins>
+      <w:r>
+        <w:rPr>
+          <w:rFonts w:ascii="Garamond" w:hAnsi="Garamond"/>
+          <w:sz w:val="22"/>
+          <w:szCs w:val="22"/>
+        </w:rPr>
+        <w:t>&amp;</w:t>
+      </w:r>
+      <w:r>
+        <w:rPr>
+          <w:rFonts w:ascii="Garamond" w:hAnsi="Garamond"/>
+          <w:sz w:val="22"/>
+          <w:szCs w:val="22"/>
+        </w:rPr>
+        <w:t xml:space="preserve"> </w:t>
+      </w:r>
       <w:r>
         <w:rPr>
           <w:rFonts w:ascii="Garamond" w:hAnsi="Garamond"/>
@@ -5826,25 +5698,7 @@
         </w:rPr>
         <w:t xml:space="preserve"> </w:t>
       </w:r>
-      <w:del w:id="84" w:author="Daniel Schindler" w:date="2025-07-17T13:31:00Z" w16du:dateUtc="2025-07-17T21:31:00Z">
-        <w:r>
-          <w:rPr>
-            <w:rFonts w:ascii="Garamond" w:hAnsi="Garamond"/>
-            <w:sz w:val="22"/>
-            <w:szCs w:val="22"/>
-          </w:rPr>
-          <w:delText>____</w:delText>
-        </w:r>
-        <w:r>
-          <w:rPr>
-            <w:rFonts w:ascii="Garamond" w:hAnsi="Garamond"/>
-            <w:sz w:val="22"/>
-            <w:szCs w:val="22"/>
-          </w:rPr>
-          <w:delText xml:space="preserve">], </w:delText>
-        </w:r>
-      </w:del>
-      <w:ins w:id="85" w:author="Daniel Schindler" w:date="2025-07-17T13:31:00Z" w16du:dateUtc="2025-07-17T21:31:00Z">
+      <w:ins w:id="54" w:author="Daniel Schindler" w:date="2025-07-17T13:31:00Z" w16du:dateUtc="2025-07-17T21:31:00Z">
         <w:r>
           <w:rPr>
             <w:rFonts w:ascii="Garamond" w:hAnsi="Garamond"/>
@@ -5933,26 +5787,14 @@
         </w:rPr>
         <w:tab/>
       </w:r>
-      <w:ins w:id="86" w:author="Daniel Schindler" w:date="2025-07-17T13:32:00Z" w16du:dateUtc="2025-07-17T21:32:00Z">
-        <w:r>
-          <w:rPr>
-            <w:rFonts w:ascii="Garamond" w:hAnsi="Garamond"/>
-            <w:sz w:val="22"/>
-            <w:szCs w:val="22"/>
-          </w:rPr>
-          <w:t>In each year of the study, and f</w:t>
-        </w:r>
-      </w:ins>
-      <w:del w:id="87" w:author="Daniel Schindler" w:date="2025-07-17T13:32:00Z" w16du:dateUtc="2025-07-17T21:32:00Z">
-        <w:r>
-          <w:rPr>
-            <w:rFonts w:ascii="Garamond" w:hAnsi="Garamond"/>
-            <w:sz w:val="22"/>
-            <w:szCs w:val="22"/>
-          </w:rPr>
-          <w:delText>F</w:delText>
-        </w:r>
-      </w:del>
+      <w:r>
+        <w:rPr>
+          <w:rFonts w:ascii="Garamond" w:hAnsi="Garamond"/>
+          <w:sz w:val="22"/>
+          <w:szCs w:val="22"/>
+        </w:rPr>
+        <w:t>In each year of the study, and f</w:t>
+      </w:r>
       <w:r>
         <w:rPr>
           <w:rFonts w:ascii="Garamond" w:hAnsi="Garamond"/>
@@ -5961,117 +5803,69 @@
         </w:rPr>
         <w:t xml:space="preserve">or each </w:t>
       </w:r>
-      <w:ins w:id="88" w:author="Daniel Schindler" w:date="2025-07-17T13:31:00Z" w16du:dateUtc="2025-07-17T21:31:00Z">
-        <w:r>
-          <w:rPr>
-            <w:rFonts w:ascii="Garamond" w:hAnsi="Garamond"/>
-            <w:sz w:val="22"/>
-            <w:szCs w:val="22"/>
-          </w:rPr>
-          <w:t>s</w:t>
-        </w:r>
-      </w:ins>
-      <w:ins w:id="89" w:author="Daniel Schindler" w:date="2025-07-17T13:32:00Z" w16du:dateUtc="2025-07-17T21:32:00Z">
-        <w:r>
-          <w:rPr>
-            <w:rFonts w:ascii="Garamond" w:hAnsi="Garamond"/>
-            <w:sz w:val="22"/>
-            <w:szCs w:val="22"/>
-          </w:rPr>
-          <w:t xml:space="preserve">easonal </w:t>
-        </w:r>
-      </w:ins>
-      <w:r>
-        <w:rPr>
-          <w:rFonts w:ascii="Garamond" w:hAnsi="Garamond"/>
-          <w:sz w:val="22"/>
-          <w:szCs w:val="22"/>
-        </w:rPr>
-        <w:t>quartile, return estimates were normalized to sum to one across the watershed, displaying proportional contribution patterns independent of among-quartile abundance differences. Mean contributions across all years were calculated for each management unit and quartile</w:t>
-      </w:r>
-      <w:r>
-        <w:rPr>
-          <w:rFonts w:ascii="Garamond" w:hAnsi="Garamond"/>
-          <w:sz w:val="22"/>
-          <w:szCs w:val="22"/>
-        </w:rPr>
-        <w:t xml:space="preserve"> and visualized by coloring all tributaries assigned to the same unit by their </w:t>
-      </w:r>
-      <w:del w:id="90" w:author="Daniel Schindler" w:date="2025-07-17T13:32:00Z" w16du:dateUtc="2025-07-17T21:32:00Z">
-        <w:r>
-          <w:rPr>
-            <w:rFonts w:ascii="Garamond" w:hAnsi="Garamond"/>
-            <w:sz w:val="22"/>
-            <w:szCs w:val="22"/>
-          </w:rPr>
-          <w:delText xml:space="preserve">relative </w:delText>
-        </w:r>
-      </w:del>
-      <w:ins w:id="91" w:author="Daniel Schindler" w:date="2025-07-17T13:32:00Z" w16du:dateUtc="2025-07-17T21:32:00Z">
-        <w:r>
-          <w:rPr>
-            <w:rFonts w:ascii="Garamond" w:hAnsi="Garamond"/>
-            <w:sz w:val="22"/>
-            <w:szCs w:val="22"/>
-          </w:rPr>
-          <w:t xml:space="preserve">proportional </w:t>
-        </w:r>
-      </w:ins>
-      <w:r>
-        <w:rPr>
-          <w:rFonts w:ascii="Garamond" w:hAnsi="Garamond"/>
-          <w:sz w:val="22"/>
-          <w:szCs w:val="22"/>
-        </w:rPr>
-        <w:t>contribution (Figure x). Corresponding b</w:t>
-      </w:r>
-      <w:r>
-        <w:rPr>
-          <w:rFonts w:ascii="Garamond" w:hAnsi="Garamond"/>
-          <w:sz w:val="22"/>
-          <w:szCs w:val="22"/>
-        </w:rPr>
-        <w:t xml:space="preserve">oxplots </w:t>
-      </w:r>
-      <w:r>
-        <w:rPr>
-          <w:rFonts w:ascii="Garamond" w:hAnsi="Garamond"/>
-          <w:sz w:val="22"/>
-          <w:szCs w:val="22"/>
-        </w:rPr>
-        <w:t xml:space="preserve">for each quartile </w:t>
-      </w:r>
-      <w:r>
-        <w:rPr>
-          <w:rFonts w:ascii="Garamond" w:hAnsi="Garamond"/>
-          <w:sz w:val="22"/>
-          <w:szCs w:val="22"/>
-        </w:rPr>
-        <w:t>illustrat</w:t>
-      </w:r>
-      <w:r>
-        <w:rPr>
-          <w:rFonts w:ascii="Garamond" w:hAnsi="Garamond"/>
-          <w:sz w:val="22"/>
-          <w:szCs w:val="22"/>
-        </w:rPr>
-        <w:t>e</w:t>
-      </w:r>
-      <w:r>
-        <w:rPr>
-          <w:rFonts w:ascii="Garamond" w:hAnsi="Garamond"/>
-          <w:sz w:val="22"/>
-          <w:szCs w:val="22"/>
-        </w:rPr>
-        <w:t xml:space="preserve"> temporal variability in contribution patterns, ordered from upstream to downstream locations.</w:t>
-      </w:r>
-      <w:r>
-        <w:rPr>
-          <w:rFonts w:ascii="Garamond" w:hAnsi="Garamond"/>
-          <w:sz w:val="22"/>
-          <w:szCs w:val="22"/>
-        </w:rPr>
-        <w:t xml:space="preserve"> </w:t>
+      <w:r>
+        <w:rPr>
+          <w:rFonts w:ascii="Garamond" w:hAnsi="Garamond"/>
+          <w:sz w:val="22"/>
+          <w:szCs w:val="22"/>
+        </w:rPr>
+        <w:t xml:space="preserve">seasonal </w:t>
+      </w:r>
+      <w:r>
+        <w:rPr>
+          <w:rFonts w:ascii="Garamond" w:hAnsi="Garamond"/>
+          <w:sz w:val="22"/>
+          <w:szCs w:val="22"/>
+        </w:rPr>
+        <w:t xml:space="preserve">quartile, return estimates were normalized to sum to one across the watershed, displaying proportional contribution patterns independent of among-quartile abundance differences. Mean contributions across all years were calculated for each management unit and quartile and visualized by coloring all tributaries assigned to the same unit by their </w:t>
+      </w:r>
+      <w:r>
+        <w:rPr>
+          <w:rFonts w:ascii="Garamond" w:hAnsi="Garamond"/>
+          <w:sz w:val="22"/>
+          <w:szCs w:val="22"/>
+        </w:rPr>
+        <w:t xml:space="preserve">proportional </w:t>
+      </w:r>
+      <w:r>
+        <w:rPr>
+          <w:rFonts w:ascii="Garamond" w:hAnsi="Garamond"/>
+          <w:sz w:val="22"/>
+          <w:szCs w:val="22"/>
+        </w:rPr>
+        <w:t xml:space="preserve">contribution </w:t>
+      </w:r>
+      <w:commentRangeStart w:id="55"/>
+      <w:r>
+        <w:rPr>
+          <w:rFonts w:ascii="Garamond" w:hAnsi="Garamond"/>
+          <w:sz w:val="22"/>
+          <w:szCs w:val="22"/>
+        </w:rPr>
+        <w:t xml:space="preserve">(Figure x). </w:t>
+      </w:r>
+      <w:commentRangeEnd w:id="55"/>
+      <w:r>
+        <w:rPr>
+          <w:rStyle w:val="CommentReference"/>
+          <w:rFonts w:ascii="Garamond" w:hAnsi="Garamond"/>
+          <w:sz w:val="22"/>
+          <w:szCs w:val="22"/>
+          <w:rPrChange w:id="56" w:author="Benjamin J. Makhlouf" w:date="2025-07-26T11:37:00Z" w16du:dateUtc="2025-07-26T18:37:00Z">
+            <w:rPr>
+              <w:rStyle w:val="CommentReference"/>
+            </w:rPr>
+          </w:rPrChange>
+        </w:rPr>
+        <w:commentReference w:id="55"/>
+      </w:r>
+      <w:r>
+        <w:rPr>
+          <w:rFonts w:ascii="Garamond" w:hAnsi="Garamond"/>
+          <w:sz w:val="22"/>
+          <w:szCs w:val="22"/>
+        </w:rPr>
+        <w:t xml:space="preserve">Corresponding boxplots for each quartile illustrate temporal variability in contribution patterns, ordered from upstream to downstream locations. </w:t>
       </w:r>
       <w:r>
         <w:rPr>
@@ -6123,27 +5917,9 @@
           <w:sz w:val="22"/>
           <w:szCs w:val="22"/>
         </w:rPr>
-        <w:t xml:space="preserve"> </w:t>
-      </w:r>
-      <w:del w:id="92" w:author="Daniel Schindler" w:date="2025-07-17T13:33:00Z" w16du:dateUtc="2025-07-17T21:33:00Z">
-        <w:r>
-          <w:rPr>
-            <w:rFonts w:ascii="Garamond" w:hAnsi="Garamond"/>
-            <w:sz w:val="22"/>
-            <w:szCs w:val="22"/>
-          </w:rPr>
-          <w:delText xml:space="preserve">produced and </w:delText>
-        </w:r>
-      </w:del>
-      <w:r>
-        <w:rPr>
-          <w:rFonts w:ascii="Garamond" w:hAnsi="Garamond"/>
-          <w:sz w:val="22"/>
-          <w:szCs w:val="22"/>
-        </w:rPr>
-        <w:t>aggregated into management units. These values were then compared against the raw values for the entire dataset</w:t>
-      </w:r>
-      <w:commentRangeStart w:id="93"/>
+        <w:t xml:space="preserve"> aggregated into management units. These values were then compared against the raw values for the entire dataset</w:t>
+      </w:r>
+      <w:commentRangeStart w:id="57"/>
       <w:r>
         <w:rPr>
           <w:rFonts w:ascii="Garamond" w:hAnsi="Garamond"/>
@@ -6160,12 +5936,20 @@
         </w:rPr>
         <w:t>Lines are colored in order of distance up the watershed with deeper red values displaying the furthest upstream populations and deep blue illustrating the furthest downstream populations</w:t>
       </w:r>
-      <w:commentRangeEnd w:id="93"/>
+      <w:commentRangeEnd w:id="57"/>
       <w:r>
         <w:rPr>
           <w:rStyle w:val="CommentReference"/>
-        </w:rPr>
-        <w:commentReference w:id="93"/>
+          <w:rFonts w:ascii="Garamond" w:hAnsi="Garamond"/>
+          <w:sz w:val="22"/>
+          <w:szCs w:val="22"/>
+          <w:rPrChange w:id="58" w:author="Benjamin J. Makhlouf" w:date="2025-07-26T11:37:00Z" w16du:dateUtc="2025-07-26T18:37:00Z">
+            <w:rPr>
+              <w:rStyle w:val="CommentReference"/>
+            </w:rPr>
+          </w:rPrChange>
+        </w:rPr>
+        <w:commentReference w:id="57"/>
       </w:r>
       <w:r>
         <w:rPr>
@@ -6183,7 +5967,7 @@
         </w:rPr>
         <w:t xml:space="preserve">Cumulative distribution functions were constructed using 3-day intervals throughout each run. For each interval, tributary-level production estimates were aggregated into management units and compared against full-season totals. </w:t>
       </w:r>
-      <w:commentRangeStart w:id="94"/>
+      <w:commentRangeStart w:id="59"/>
       <w:r>
         <w:rPr>
           <w:rFonts w:ascii="Garamond" w:hAnsi="Garamond"/>
@@ -6201,12 +5985,20 @@
         <w:lastRenderedPageBreak/>
         <w:t>position, with upstream populations in red transitioning to downstream populations in blue, providing a visual representation of the temporal progression of returns across the basin.</w:t>
       </w:r>
-      <w:commentRangeEnd w:id="94"/>
+      <w:commentRangeEnd w:id="59"/>
       <w:r>
         <w:rPr>
           <w:rStyle w:val="CommentReference"/>
-        </w:rPr>
-        <w:commentReference w:id="94"/>
+          <w:rFonts w:ascii="Garamond" w:hAnsi="Garamond"/>
+          <w:sz w:val="22"/>
+          <w:szCs w:val="22"/>
+          <w:rPrChange w:id="60" w:author="Benjamin J. Makhlouf" w:date="2025-07-26T11:37:00Z" w16du:dateUtc="2025-07-26T18:37:00Z">
+            <w:rPr>
+              <w:rStyle w:val="CommentReference"/>
+            </w:rPr>
+          </w:rPrChange>
+        </w:rPr>
+        <w:commentReference w:id="59"/>
       </w:r>
     </w:p>
     <w:p>
@@ -6225,46 +6017,16 @@
           <w:sz w:val="22"/>
           <w:szCs w:val="22"/>
         </w:rPr>
-        <w:t xml:space="preserve">To assess the </w:t>
-      </w:r>
-      <w:del w:id="95" w:author="Daniel Schindler" w:date="2025-07-17T13:42:00Z" w16du:dateUtc="2025-07-17T21:42:00Z">
-        <w:r>
-          <w:rPr>
-            <w:rFonts w:ascii="Garamond" w:hAnsi="Garamond"/>
-            <w:sz w:val="22"/>
-            <w:szCs w:val="22"/>
-          </w:rPr>
-          <w:delText xml:space="preserve">protective </w:delText>
-        </w:r>
-      </w:del>
-      <w:r>
-        <w:rPr>
-          <w:rFonts w:ascii="Garamond" w:hAnsi="Garamond"/>
-          <w:sz w:val="22"/>
-          <w:szCs w:val="22"/>
-        </w:rPr>
-        <w:t>effectiveness of front-end closure strategies</w:t>
-      </w:r>
-      <w:ins w:id="96" w:author="Daniel Schindler" w:date="2025-07-17T13:42:00Z" w16du:dateUtc="2025-07-17T21:42:00Z">
-        <w:r>
-          <w:rPr>
-            <w:rFonts w:ascii="Garamond" w:hAnsi="Garamond"/>
-            <w:sz w:val="22"/>
-            <w:szCs w:val="22"/>
-          </w:rPr>
-          <w:t xml:space="preserve"> for protecting</w:t>
-        </w:r>
-      </w:ins>
-      <w:del w:id="97" w:author="Daniel Schindler" w:date="2025-07-17T13:42:00Z" w16du:dateUtc="2025-07-17T21:42:00Z">
-        <w:r>
-          <w:rPr>
-            <w:rFonts w:ascii="Garamond" w:hAnsi="Garamond"/>
-            <w:sz w:val="22"/>
-            <w:szCs w:val="22"/>
-          </w:rPr>
-          <w:delText xml:space="preserve"> on</w:delText>
-        </w:r>
-      </w:del>
+        <w:t>To assess the effectiveness of front-end closure strategies</w:t>
+      </w:r>
+      <w:r>
+        <w:rPr>
+          <w:rFonts w:ascii="Garamond" w:hAnsi="Garamond"/>
+          <w:sz w:val="22"/>
+          <w:szCs w:val="22"/>
+        </w:rPr>
+        <w:t xml:space="preserve"> for protecting</w:t>
+      </w:r>
       <w:r>
         <w:rPr>
           <w:rFonts w:ascii="Garamond" w:hAnsi="Garamond"/>
@@ -6273,16 +6035,14 @@
         </w:rPr>
         <w:t xml:space="preserve"> upstream stock components</w:t>
       </w:r>
-      <w:ins w:id="98" w:author="Daniel Schindler" w:date="2025-07-17T13:42:00Z" w16du:dateUtc="2025-07-17T21:42:00Z">
-        <w:r>
-          <w:rPr>
-            <w:rFonts w:ascii="Garamond" w:hAnsi="Garamond"/>
-            <w:sz w:val="22"/>
-            <w:szCs w:val="22"/>
-          </w:rPr>
-          <w:t xml:space="preserve"> from harvest</w:t>
-        </w:r>
-      </w:ins>
+      <w:r>
+        <w:rPr>
+          <w:rFonts w:ascii="Garamond" w:hAnsi="Garamond"/>
+          <w:sz w:val="22"/>
+          <w:szCs w:val="22"/>
+        </w:rPr>
+        <w:t xml:space="preserve"> from harvest</w:t>
+      </w:r>
       <w:r>
         <w:rPr>
           <w:rFonts w:ascii="Garamond" w:hAnsi="Garamond"/>
@@ -6299,41 +6059,9 @@
           <w:rFonts w:ascii="Garamond" w:hAnsi="Garamond"/>
           <w:b/>
           <w:bCs/>
-          <w:sz w:val="28"/>
-          <w:szCs w:val="28"/>
-        </w:rPr>
-      </w:pPr>
-      <w:r>
-        <w:rPr>
-          <w:rFonts w:ascii="Garamond" w:hAnsi="Garamond"/>
-          <w:b/>
-          <w:bCs/>
-          <w:sz w:val="28"/>
-          <w:szCs w:val="28"/>
-        </w:rPr>
-        <w:t>Results</w:t>
-      </w:r>
-    </w:p>
-    <w:p>
-      <w:pPr>
-        <w:spacing w:line="480" w:lineRule="auto"/>
-        <w:rPr>
-          <w:rFonts w:ascii="Garamond" w:hAnsi="Garamond"/>
-          <w:b/>
-          <w:bCs/>
-          <w:sz w:val="22"/>
-          <w:szCs w:val="22"/>
-        </w:rPr>
-      </w:pPr>
-      <w:proofErr w:type="spellStart"/>
-      <w:r>
-        <w:rPr>
-          <w:rFonts w:ascii="Garamond" w:hAnsi="Garamond"/>
-          <w:b/>
-          <w:bCs/>
-          <w:sz w:val="22"/>
-          <w:szCs w:val="22"/>
-          <w:rPrChange w:id="99" w:author="Benjamin J. Makhlouf" w:date="2025-06-30T11:20:00Z" w16du:dateUtc="2025-06-30T18:20:00Z">
+          <w:sz w:val="22"/>
+          <w:szCs w:val="22"/>
+          <w:rPrChange w:id="61" w:author="Benjamin J. Makhlouf" w:date="2025-07-26T11:37:00Z" w16du:dateUtc="2025-07-26T18:37:00Z">
             <w:rPr>
               <w:rFonts w:ascii="Garamond" w:hAnsi="Garamond"/>
               <w:b/>
@@ -6343,9 +6071,7 @@
             </w:rPr>
           </w:rPrChange>
         </w:rPr>
-        <w:t>Isoscape</w:t>
-      </w:r>
-      <w:proofErr w:type="spellEnd"/>
+      </w:pPr>
       <w:r>
         <w:rPr>
           <w:rFonts w:ascii="Garamond" w:hAnsi="Garamond"/>
@@ -6353,7 +6079,7 @@
           <w:bCs/>
           <w:sz w:val="22"/>
           <w:szCs w:val="22"/>
-          <w:rPrChange w:id="100" w:author="Benjamin J. Makhlouf" w:date="2025-06-30T11:20:00Z" w16du:dateUtc="2025-06-30T18:20:00Z">
+          <w:rPrChange w:id="62" w:author="Benjamin J. Makhlouf" w:date="2025-07-26T11:37:00Z" w16du:dateUtc="2025-07-26T18:37:00Z">
             <w:rPr>
               <w:rFonts w:ascii="Garamond" w:hAnsi="Garamond"/>
               <w:b/>
@@ -6363,7 +6089,7 @@
             </w:rPr>
           </w:rPrChange>
         </w:rPr>
-        <w:t xml:space="preserve"> variation </w:t>
+        <w:t>Results</w:t>
       </w:r>
     </w:p>
     <w:p>
@@ -6375,7 +6101,17 @@
           <w:bCs/>
           <w:sz w:val="22"/>
           <w:szCs w:val="22"/>
-          <w:rPrChange w:id="101" w:author="Benjamin J. Makhlouf" w:date="2025-06-30T11:20:00Z" w16du:dateUtc="2025-06-30T18:20:00Z">
+        </w:rPr>
+      </w:pPr>
+      <w:proofErr w:type="spellStart"/>
+      <w:r>
+        <w:rPr>
+          <w:rFonts w:ascii="Garamond" w:hAnsi="Garamond"/>
+          <w:b/>
+          <w:bCs/>
+          <w:sz w:val="22"/>
+          <w:szCs w:val="22"/>
+          <w:rPrChange w:id="63" w:author="Benjamin J. Makhlouf" w:date="2025-07-26T11:37:00Z" w16du:dateUtc="2025-07-26T18:37:00Z">
             <w:rPr>
               <w:rFonts w:ascii="Garamond" w:hAnsi="Garamond"/>
               <w:b/>
@@ -6385,9 +6121,9 @@
             </w:rPr>
           </w:rPrChange>
         </w:rPr>
-      </w:pPr>
-      <w:commentRangeStart w:id="102"/>
-      <w:commentRangeStart w:id="103"/>
+        <w:t>Isoscape</w:t>
+      </w:r>
+      <w:proofErr w:type="spellEnd"/>
       <w:r>
         <w:rPr>
           <w:rFonts w:ascii="Garamond" w:hAnsi="Garamond"/>
@@ -6395,211 +6131,44 @@
           <w:bCs/>
           <w:sz w:val="22"/>
           <w:szCs w:val="22"/>
-        </w:rPr>
-        <w:t>*</w:t>
-      </w:r>
-      <w:r>
-        <w:rPr>
+          <w:rPrChange w:id="64" w:author="Benjamin J. Makhlouf" w:date="2025-07-26T11:37:00Z" w16du:dateUtc="2025-07-26T18:37:00Z">
+            <w:rPr>
+              <w:rFonts w:ascii="Garamond" w:hAnsi="Garamond"/>
+              <w:b/>
+              <w:bCs/>
+              <w:sz w:val="28"/>
+              <w:szCs w:val="28"/>
+            </w:rPr>
+          </w:rPrChange>
+        </w:rPr>
+        <w:t xml:space="preserve"> variation </w:t>
+      </w:r>
+    </w:p>
+    <w:p>
+      <w:pPr>
+        <w:spacing w:line="480" w:lineRule="auto"/>
+        <w:rPr>
+          <w:del w:id="65" w:author="Benjamin J. Makhlouf" w:date="2025-07-26T11:33:00Z" w16du:dateUtc="2025-07-26T18:33:00Z"/>
           <w:rFonts w:ascii="Garamond" w:hAnsi="Garamond"/>
           <w:b/>
           <w:bCs/>
           <w:sz w:val="22"/>
           <w:szCs w:val="22"/>
-        </w:rPr>
-        <w:t xml:space="preserve"> </w:t>
-      </w:r>
-      <w:commentRangeStart w:id="104"/>
-      <w:proofErr w:type="gramStart"/>
-      <w:r>
-        <w:rPr>
-          <w:rFonts w:ascii="Garamond" w:hAnsi="Garamond"/>
-          <w:b/>
-          <w:bCs/>
-          <w:sz w:val="22"/>
-          <w:szCs w:val="22"/>
-        </w:rPr>
-        <w:t>discuss</w:t>
-      </w:r>
-      <w:proofErr w:type="gramEnd"/>
-      <w:r>
-        <w:rPr>
-          <w:rFonts w:ascii="Garamond" w:hAnsi="Garamond"/>
-          <w:b/>
-          <w:bCs/>
-          <w:sz w:val="22"/>
-          <w:szCs w:val="22"/>
-        </w:rPr>
-        <w:t xml:space="preserve"> </w:t>
-      </w:r>
-      <w:commentRangeEnd w:id="104"/>
-      <w:r>
-        <w:rPr>
-          <w:rStyle w:val="CommentReference"/>
-        </w:rPr>
-        <w:commentReference w:id="104"/>
-      </w:r>
-      <w:r>
-        <w:rPr>
-          <w:rFonts w:ascii="Garamond" w:hAnsi="Garamond"/>
-          <w:b/>
-          <w:bCs/>
-          <w:sz w:val="22"/>
-          <w:szCs w:val="22"/>
-        </w:rPr>
-        <w:t xml:space="preserve">raw water values* </w:t>
-      </w:r>
-      <w:commentRangeEnd w:id="102"/>
-      <w:r>
-        <w:rPr>
-          <w:rStyle w:val="CommentReference"/>
-        </w:rPr>
-        <w:commentReference w:id="102"/>
-      </w:r>
-      <w:commentRangeEnd w:id="103"/>
-      <w:r>
-        <w:rPr>
-          <w:rStyle w:val="CommentReference"/>
-        </w:rPr>
-        <w:commentReference w:id="103"/>
-      </w:r>
-    </w:p>
-    <w:p>
-      <w:pPr>
-        <w:spacing w:line="480" w:lineRule="auto"/>
-        <w:rPr>
-          <w:rFonts w:ascii="Garamond" w:hAnsi="Garamond"/>
-          <w:sz w:val="22"/>
-          <w:szCs w:val="22"/>
-          <w:rPrChange w:id="105" w:author="Benjamin J. Makhlouf" w:date="2025-06-30T11:20:00Z" w16du:dateUtc="2025-06-30T18:20:00Z">
-            <w:rPr>
-              <w:rFonts w:ascii="Garamond" w:hAnsi="Garamond"/>
+          <w:rPrChange w:id="66" w:author="Benjamin J. Makhlouf" w:date="2025-07-26T11:37:00Z" w16du:dateUtc="2025-07-26T18:37:00Z">
+            <w:rPr>
+              <w:del w:id="67" w:author="Benjamin J. Makhlouf" w:date="2025-07-26T11:33:00Z" w16du:dateUtc="2025-07-26T18:33:00Z"/>
+              <w:rFonts w:ascii="Garamond" w:hAnsi="Garamond"/>
+              <w:b/>
+              <w:bCs/>
               <w:sz w:val="28"/>
               <w:szCs w:val="28"/>
             </w:rPr>
           </w:rPrChange>
         </w:rPr>
       </w:pPr>
-      <w:r>
-        <w:rPr>
-          <w:rFonts w:ascii="Garamond" w:hAnsi="Garamond"/>
-          <w:sz w:val="22"/>
-          <w:szCs w:val="22"/>
-        </w:rPr>
-        <w:t xml:space="preserve">Strontium isotope ratios in the basin ranged from 0.7042 to 0.7107, with significant variation at multiple spatial scales. More enriched values closer to the 0.7107 </w:t>
-      </w:r>
-      <w:proofErr w:type="gramStart"/>
-      <w:r>
-        <w:rPr>
-          <w:rFonts w:ascii="Garamond" w:hAnsi="Garamond"/>
-          <w:sz w:val="22"/>
-          <w:szCs w:val="22"/>
-        </w:rPr>
-        <w:t>( Figure</w:t>
-      </w:r>
-      <w:proofErr w:type="gramEnd"/>
-      <w:r>
-        <w:rPr>
-          <w:rFonts w:ascii="Garamond" w:hAnsi="Garamond"/>
-          <w:sz w:val="22"/>
-          <w:szCs w:val="22"/>
-        </w:rPr>
-        <w:t xml:space="preserve"> 1, light oranges and yellow) are primarily found in the upper reaches of the watershed near McGrath. In contract, the lower reaches of the watershed near Bethel, Alaska contain much lower values closer to 0.7040. Associated </w:t>
-      </w:r>
-      <w:proofErr w:type="spellStart"/>
-      <w:r>
-        <w:rPr>
-          <w:rFonts w:ascii="Garamond" w:hAnsi="Garamond"/>
-          <w:sz w:val="22"/>
-          <w:szCs w:val="22"/>
-        </w:rPr>
-        <w:t>isoscape</w:t>
-      </w:r>
-      <w:proofErr w:type="spellEnd"/>
-      <w:r>
-        <w:rPr>
-          <w:rFonts w:ascii="Garamond" w:hAnsi="Garamond"/>
-          <w:sz w:val="22"/>
-          <w:szCs w:val="22"/>
-        </w:rPr>
-        <w:t xml:space="preserve"> error values ranged from </w:t>
-      </w:r>
-      <w:r>
-        <w:rPr>
-          <w:rFonts w:ascii="Garamond" w:hAnsi="Garamond"/>
-          <w:sz w:val="22"/>
-          <w:szCs w:val="22"/>
-          <w:rPrChange w:id="106" w:author="Benjamin J. Makhlouf" w:date="2025-06-30T11:20:00Z" w16du:dateUtc="2025-06-30T18:20:00Z">
-            <w:rPr>
-              <w:rFonts w:ascii="Garamond" w:hAnsi="Garamond"/>
-              <w:sz w:val="28"/>
-              <w:szCs w:val="28"/>
-            </w:rPr>
-          </w:rPrChange>
-        </w:rPr>
-        <w:t xml:space="preserve">___ </w:t>
-      </w:r>
-      <w:proofErr w:type="spellStart"/>
-      <w:r>
-        <w:rPr>
-          <w:rFonts w:ascii="Garamond" w:hAnsi="Garamond"/>
-          <w:sz w:val="22"/>
-          <w:szCs w:val="22"/>
-          <w:rPrChange w:id="107" w:author="Benjamin J. Makhlouf" w:date="2025-06-30T11:20:00Z" w16du:dateUtc="2025-06-30T18:20:00Z">
-            <w:rPr>
-              <w:rFonts w:ascii="Garamond" w:hAnsi="Garamond"/>
-              <w:sz w:val="28"/>
-              <w:szCs w:val="28"/>
-            </w:rPr>
-          </w:rPrChange>
-        </w:rPr>
-        <w:t>to</w:t>
-      </w:r>
-      <w:proofErr w:type="spellEnd"/>
-      <w:r>
-        <w:rPr>
-          <w:rFonts w:ascii="Garamond" w:hAnsi="Garamond"/>
-          <w:sz w:val="22"/>
-          <w:szCs w:val="22"/>
-          <w:rPrChange w:id="108" w:author="Benjamin J. Makhlouf" w:date="2025-06-30T11:20:00Z" w16du:dateUtc="2025-06-30T18:20:00Z">
-            <w:rPr>
-              <w:rFonts w:ascii="Garamond" w:hAnsi="Garamond"/>
-              <w:sz w:val="28"/>
-              <w:szCs w:val="28"/>
-            </w:rPr>
-          </w:rPrChange>
-        </w:rPr>
-        <w:t xml:space="preserve"> ___, with </w:t>
-      </w:r>
-      <w:r>
-        <w:rPr>
-          <w:rFonts w:ascii="Garamond" w:hAnsi="Garamond"/>
-          <w:sz w:val="22"/>
-          <w:szCs w:val="22"/>
-        </w:rPr>
-        <w:t xml:space="preserve">lower error values present along the mainstem and major tributaries where sampling efforts were completed </w:t>
-      </w:r>
-      <w:r>
-        <w:rPr>
-          <w:rFonts w:ascii="Garamond" w:hAnsi="Garamond"/>
-          <w:sz w:val="22"/>
-          <w:szCs w:val="22"/>
-        </w:rPr>
-        <w:t xml:space="preserve">and larger error found ______. </w:t>
-      </w:r>
-    </w:p>
-    <w:p>
-      <w:pPr>
-        <w:pStyle w:val="whitespace-normal"/>
-        <w:spacing w:line="480" w:lineRule="auto"/>
-        <w:rPr>
-          <w:rFonts w:ascii="Garamond" w:hAnsi="Garamond"/>
-          <w:b/>
-          <w:bCs/>
-          <w:sz w:val="22"/>
-          <w:szCs w:val="22"/>
-        </w:rPr>
-      </w:pPr>
-      <w:del w:id="109" w:author="Daniel Schindler" w:date="2025-07-17T13:46:00Z" w16du:dateUtc="2025-07-17T21:46:00Z">
+      <w:commentRangeStart w:id="68"/>
+      <w:commentRangeStart w:id="69"/>
+      <w:del w:id="70" w:author="Benjamin J. Makhlouf" w:date="2025-07-26T11:33:00Z" w16du:dateUtc="2025-07-26T18:33:00Z">
         <w:r>
           <w:rPr>
             <w:rFonts w:ascii="Garamond" w:hAnsi="Garamond"/>
@@ -6608,10 +6177,177 @@
             <w:sz w:val="22"/>
             <w:szCs w:val="22"/>
           </w:rPr>
-          <w:delText>Spatiotemporal t</w:delText>
+          <w:delText xml:space="preserve">* discuss raw water values* </w:delText>
+        </w:r>
+        <w:commentRangeEnd w:id="68"/>
+        <w:r>
+          <w:rPr>
+            <w:rStyle w:val="CommentReference"/>
+            <w:rFonts w:ascii="Garamond" w:hAnsi="Garamond"/>
+            <w:sz w:val="22"/>
+            <w:szCs w:val="22"/>
+            <w:rPrChange w:id="71" w:author="Benjamin J. Makhlouf" w:date="2025-07-26T11:37:00Z" w16du:dateUtc="2025-07-26T18:37:00Z">
+              <w:rPr>
+                <w:rStyle w:val="CommentReference"/>
+              </w:rPr>
+            </w:rPrChange>
+          </w:rPr>
+          <w:commentReference w:id="68"/>
+        </w:r>
+        <w:commentRangeEnd w:id="69"/>
+        <w:r>
+          <w:rPr>
+            <w:rStyle w:val="CommentReference"/>
+            <w:rFonts w:ascii="Garamond" w:hAnsi="Garamond"/>
+            <w:sz w:val="22"/>
+            <w:szCs w:val="22"/>
+            <w:rPrChange w:id="72" w:author="Benjamin J. Makhlouf" w:date="2025-07-26T11:37:00Z" w16du:dateUtc="2025-07-26T18:37:00Z">
+              <w:rPr>
+                <w:rStyle w:val="CommentReference"/>
+              </w:rPr>
+            </w:rPrChange>
+          </w:rPr>
+          <w:commentReference w:id="69"/>
         </w:r>
       </w:del>
-      <w:ins w:id="110" w:author="Daniel Schindler" w:date="2025-07-17T13:46:00Z" w16du:dateUtc="2025-07-17T21:46:00Z">
+    </w:p>
+    <w:p>
+      <w:pPr>
+        <w:spacing w:line="480" w:lineRule="auto"/>
+        <w:rPr>
+          <w:rFonts w:ascii="Garamond" w:hAnsi="Garamond"/>
+          <w:sz w:val="22"/>
+          <w:szCs w:val="22"/>
+          <w:rPrChange w:id="73" w:author="Benjamin J. Makhlouf" w:date="2025-07-26T11:37:00Z" w16du:dateUtc="2025-07-26T18:37:00Z">
+            <w:rPr>
+              <w:rFonts w:ascii="Garamond" w:hAnsi="Garamond"/>
+              <w:sz w:val="28"/>
+              <w:szCs w:val="28"/>
+            </w:rPr>
+          </w:rPrChange>
+        </w:rPr>
+      </w:pPr>
+      <w:r>
+        <w:rPr>
+          <w:rFonts w:ascii="Garamond" w:hAnsi="Garamond"/>
+          <w:sz w:val="22"/>
+          <w:szCs w:val="22"/>
+        </w:rPr>
+        <w:t xml:space="preserve">Strontium isotope ratios in the basin ranged from 0.7042 to 0.7107, with significant variation at multiple spatial scales. More enriched values closer to the 0.7107 </w:t>
+      </w:r>
+      <w:proofErr w:type="gramStart"/>
+      <w:r>
+        <w:rPr>
+          <w:rFonts w:ascii="Garamond" w:hAnsi="Garamond"/>
+          <w:sz w:val="22"/>
+          <w:szCs w:val="22"/>
+        </w:rPr>
+        <w:t>( Figure</w:t>
+      </w:r>
+      <w:proofErr w:type="gramEnd"/>
+      <w:r>
+        <w:rPr>
+          <w:rFonts w:ascii="Garamond" w:hAnsi="Garamond"/>
+          <w:sz w:val="22"/>
+          <w:szCs w:val="22"/>
+        </w:rPr>
+        <w:t xml:space="preserve"> 1, light oranges and yellow) are primarily found in the upper reaches of the watershed near McGrath. In contract, the lower reaches of the watershed near Bethel, Alaska contain much lower values closer to 0.7040. Associated </w:t>
+      </w:r>
+      <w:proofErr w:type="spellStart"/>
+      <w:r>
+        <w:rPr>
+          <w:rFonts w:ascii="Garamond" w:hAnsi="Garamond"/>
+          <w:sz w:val="22"/>
+          <w:szCs w:val="22"/>
+        </w:rPr>
+        <w:t>isoscape</w:t>
+      </w:r>
+      <w:proofErr w:type="spellEnd"/>
+      <w:r>
+        <w:rPr>
+          <w:rFonts w:ascii="Garamond" w:hAnsi="Garamond"/>
+          <w:sz w:val="22"/>
+          <w:szCs w:val="22"/>
+        </w:rPr>
+        <w:t xml:space="preserve"> error values ranged from </w:t>
+      </w:r>
+      <w:r>
+        <w:rPr>
+          <w:rFonts w:ascii="Garamond" w:hAnsi="Garamond"/>
+          <w:sz w:val="22"/>
+          <w:szCs w:val="22"/>
+          <w:rPrChange w:id="74" w:author="Benjamin J. Makhlouf" w:date="2025-07-26T11:37:00Z" w16du:dateUtc="2025-07-26T18:37:00Z">
+            <w:rPr>
+              <w:rFonts w:ascii="Garamond" w:hAnsi="Garamond"/>
+              <w:sz w:val="28"/>
+              <w:szCs w:val="28"/>
+            </w:rPr>
+          </w:rPrChange>
+        </w:rPr>
+        <w:t xml:space="preserve">___ </w:t>
+      </w:r>
+      <w:proofErr w:type="spellStart"/>
+      <w:r>
+        <w:rPr>
+          <w:rFonts w:ascii="Garamond" w:hAnsi="Garamond"/>
+          <w:sz w:val="22"/>
+          <w:szCs w:val="22"/>
+          <w:rPrChange w:id="75" w:author="Benjamin J. Makhlouf" w:date="2025-07-26T11:37:00Z" w16du:dateUtc="2025-07-26T18:37:00Z">
+            <w:rPr>
+              <w:rFonts w:ascii="Garamond" w:hAnsi="Garamond"/>
+              <w:sz w:val="28"/>
+              <w:szCs w:val="28"/>
+            </w:rPr>
+          </w:rPrChange>
+        </w:rPr>
+        <w:t>to</w:t>
+      </w:r>
+      <w:proofErr w:type="spellEnd"/>
+      <w:r>
+        <w:rPr>
+          <w:rFonts w:ascii="Garamond" w:hAnsi="Garamond"/>
+          <w:sz w:val="22"/>
+          <w:szCs w:val="22"/>
+          <w:rPrChange w:id="76" w:author="Benjamin J. Makhlouf" w:date="2025-07-26T11:37:00Z" w16du:dateUtc="2025-07-26T18:37:00Z">
+            <w:rPr>
+              <w:rFonts w:ascii="Garamond" w:hAnsi="Garamond"/>
+              <w:sz w:val="28"/>
+              <w:szCs w:val="28"/>
+            </w:rPr>
+          </w:rPrChange>
+        </w:rPr>
+        <w:t xml:space="preserve"> ___, with </w:t>
+      </w:r>
+      <w:r>
+        <w:rPr>
+          <w:rFonts w:ascii="Garamond" w:hAnsi="Garamond"/>
+          <w:sz w:val="22"/>
+          <w:szCs w:val="22"/>
+        </w:rPr>
+        <w:t xml:space="preserve">lower error values present along the mainstem and major tributaries where sampling efforts were completed </w:t>
+      </w:r>
+      <w:r>
+        <w:rPr>
+          <w:rFonts w:ascii="Garamond" w:hAnsi="Garamond"/>
+          <w:sz w:val="22"/>
+          <w:szCs w:val="22"/>
+        </w:rPr>
+        <w:t xml:space="preserve">and larger error found ______. </w:t>
+      </w:r>
+    </w:p>
+    <w:p>
+      <w:pPr>
+        <w:pStyle w:val="whitespace-normal"/>
+        <w:spacing w:line="480" w:lineRule="auto"/>
+        <w:rPr>
+          <w:rFonts w:ascii="Garamond" w:hAnsi="Garamond"/>
+          <w:b/>
+          <w:bCs/>
+          <w:sz w:val="22"/>
+          <w:szCs w:val="22"/>
+        </w:rPr>
+      </w:pPr>
+      <w:ins w:id="77" w:author="Daniel Schindler" w:date="2025-07-17T13:46:00Z" w16du:dateUtc="2025-07-17T21:46:00Z">
         <w:r>
           <w:rPr>
             <w:rFonts w:ascii="Garamond" w:hAnsi="Garamond"/>
@@ -6633,63 +6369,72 @@
         </w:rPr>
         <w:t>rends in stock contribution</w:t>
       </w:r>
-      <w:ins w:id="111" w:author="Daniel Schindler" w:date="2025-07-17T13:46:00Z" w16du:dateUtc="2025-07-17T21:46:00Z">
+      <w:r>
+        <w:rPr>
+          <w:rFonts w:ascii="Garamond" w:hAnsi="Garamond"/>
+          <w:b/>
+          <w:bCs/>
+          <w:sz w:val="22"/>
+          <w:szCs w:val="22"/>
+        </w:rPr>
+        <w:t xml:space="preserve"> over the migration season</w:t>
+      </w:r>
+    </w:p>
+    <w:p>
+      <w:pPr>
+        <w:pStyle w:val="whitespace-normal"/>
+        <w:spacing w:line="480" w:lineRule="auto"/>
+        <w:rPr>
+          <w:rFonts w:ascii="Garamond" w:hAnsi="Garamond"/>
+          <w:sz w:val="22"/>
+          <w:szCs w:val="22"/>
+          <w:rPrChange w:id="78" w:author="Benjamin J. Makhlouf" w:date="2025-07-26T11:37:00Z" w16du:dateUtc="2025-07-26T18:37:00Z">
+            <w:rPr>
+              <w:rFonts w:ascii="Garamond" w:hAnsi="Garamond"/>
+              <w:sz w:val="20"/>
+              <w:szCs w:val="20"/>
+            </w:rPr>
+          </w:rPrChange>
+        </w:rPr>
+      </w:pPr>
+      <w:r>
+        <w:rPr>
+          <w:rFonts w:ascii="Garamond" w:hAnsi="Garamond"/>
+          <w:b/>
+          <w:bCs/>
+          <w:sz w:val="22"/>
+          <w:szCs w:val="22"/>
+        </w:rPr>
+        <w:tab/>
+      </w:r>
+      <w:r>
+        <w:rPr>
+          <w:rFonts w:ascii="Garamond" w:hAnsi="Garamond"/>
+          <w:sz w:val="22"/>
+          <w:szCs w:val="22"/>
+          <w:rPrChange w:id="79" w:author="Benjamin J. Makhlouf" w:date="2025-07-26T11:37:00Z" w16du:dateUtc="2025-07-26T18:37:00Z">
+            <w:rPr>
+              <w:rFonts w:ascii="Garamond" w:hAnsi="Garamond"/>
+              <w:sz w:val="20"/>
+              <w:szCs w:val="20"/>
+            </w:rPr>
+          </w:rPrChange>
+        </w:rPr>
+        <w:t xml:space="preserve">Across all years of our dataset (2017-2021), returns to the 21 stock units exhibited distinct temporal patterns in contribution and </w:t>
+      </w:r>
+      <w:ins w:id="80" w:author="Daniel Schindler" w:date="2025-07-17T13:47:00Z" w16du:dateUtc="2025-07-17T21:47:00Z">
         <w:r>
           <w:rPr>
             <w:rFonts w:ascii="Garamond" w:hAnsi="Garamond"/>
-            <w:b/>
-            <w:bCs/>
             <w:sz w:val="22"/>
             <w:szCs w:val="22"/>
-          </w:rPr>
-          <w:t xml:space="preserve"> over the migration season</w:t>
-        </w:r>
-      </w:ins>
-    </w:p>
-    <w:p>
-      <w:pPr>
-        <w:pStyle w:val="whitespace-normal"/>
-        <w:spacing w:line="480" w:lineRule="auto"/>
-        <w:rPr>
-          <w:rFonts w:ascii="Garamond" w:hAnsi="Garamond"/>
-          <w:sz w:val="20"/>
-          <w:szCs w:val="20"/>
-        </w:rPr>
-      </w:pPr>
-      <w:r>
-        <w:rPr>
-          <w:rFonts w:ascii="Garamond" w:hAnsi="Garamond"/>
-          <w:b/>
-          <w:bCs/>
-          <w:sz w:val="22"/>
-          <w:szCs w:val="22"/>
-        </w:rPr>
-        <w:tab/>
-      </w:r>
-      <w:r>
-        <w:rPr>
-          <w:rFonts w:ascii="Garamond" w:hAnsi="Garamond"/>
-          <w:sz w:val="20"/>
-          <w:szCs w:val="20"/>
-        </w:rPr>
-        <w:t xml:space="preserve">Across all years of our dataset (2017-2021), returns to the 21 stock units exhibited distinct temporal patterns in contribution and </w:t>
-      </w:r>
-      <w:del w:id="112" w:author="Daniel Schindler" w:date="2025-07-17T13:47:00Z" w16du:dateUtc="2025-07-17T21:47:00Z">
-        <w:r>
-          <w:rPr>
-            <w:rFonts w:ascii="Garamond" w:hAnsi="Garamond"/>
-            <w:sz w:val="20"/>
-            <w:szCs w:val="20"/>
-          </w:rPr>
-          <w:delText>an</w:delText>
-        </w:r>
-      </w:del>
-      <w:ins w:id="113" w:author="Daniel Schindler" w:date="2025-07-17T13:47:00Z" w16du:dateUtc="2025-07-17T21:47:00Z">
-        <w:r>
-          <w:rPr>
-            <w:rFonts w:ascii="Garamond" w:hAnsi="Garamond"/>
-            <w:sz w:val="20"/>
-            <w:szCs w:val="20"/>
+            <w:rPrChange w:id="81" w:author="Benjamin J. Makhlouf" w:date="2025-07-26T11:37:00Z" w16du:dateUtc="2025-07-26T18:37:00Z">
+              <w:rPr>
+                <w:rFonts w:ascii="Garamond" w:hAnsi="Garamond"/>
+                <w:sz w:val="20"/>
+                <w:szCs w:val="20"/>
+              </w:rPr>
+            </w:rPrChange>
           </w:rPr>
           <w:t>a</w:t>
         </w:r>
@@ -6697,116 +6442,165 @@
       <w:r>
         <w:rPr>
           <w:rFonts w:ascii="Garamond" w:hAnsi="Garamond"/>
-          <w:sz w:val="20"/>
-          <w:szCs w:val="20"/>
+          <w:sz w:val="22"/>
+          <w:szCs w:val="22"/>
+          <w:rPrChange w:id="82" w:author="Benjamin J. Makhlouf" w:date="2025-07-26T11:37:00Z" w16du:dateUtc="2025-07-26T18:37:00Z">
+            <w:rPr>
+              <w:rFonts w:ascii="Garamond" w:hAnsi="Garamond"/>
+              <w:sz w:val="20"/>
+              <w:szCs w:val="20"/>
+            </w:rPr>
+          </w:rPrChange>
         </w:rPr>
         <w:t xml:space="preserve"> </w:t>
       </w:r>
-      <w:del w:id="114" w:author="Daniel Schindler" w:date="2025-07-17T13:47:00Z" w16du:dateUtc="2025-07-17T21:47:00Z">
-        <w:r>
-          <w:rPr>
-            <w:rFonts w:ascii="Garamond" w:hAnsi="Garamond"/>
-            <w:sz w:val="20"/>
-            <w:szCs w:val="20"/>
-          </w:rPr>
-          <w:delText xml:space="preserve">progression </w:delText>
-        </w:r>
-      </w:del>
-      <w:ins w:id="115" w:author="Daniel Schindler" w:date="2025-07-17T13:47:00Z" w16du:dateUtc="2025-07-17T21:47:00Z">
-        <w:r>
-          <w:rPr>
-            <w:rFonts w:ascii="Garamond" w:hAnsi="Garamond"/>
-            <w:sz w:val="20"/>
-            <w:szCs w:val="20"/>
-          </w:rPr>
-          <w:t xml:space="preserve"> general transition</w:t>
-        </w:r>
-        <w:r>
-          <w:rPr>
-            <w:rFonts w:ascii="Garamond" w:hAnsi="Garamond"/>
-            <w:sz w:val="20"/>
-            <w:szCs w:val="20"/>
-          </w:rPr>
-          <w:t xml:space="preserve"> </w:t>
-        </w:r>
-      </w:ins>
-      <w:r>
-        <w:rPr>
-          <w:rFonts w:ascii="Garamond" w:hAnsi="Garamond"/>
-          <w:sz w:val="20"/>
-          <w:szCs w:val="20"/>
+      <w:r>
+        <w:rPr>
+          <w:rFonts w:ascii="Garamond" w:hAnsi="Garamond"/>
+          <w:sz w:val="22"/>
+          <w:szCs w:val="22"/>
+          <w:rPrChange w:id="83" w:author="Benjamin J. Makhlouf" w:date="2025-07-26T11:37:00Z" w16du:dateUtc="2025-07-26T18:37:00Z">
+            <w:rPr>
+              <w:rFonts w:ascii="Garamond" w:hAnsi="Garamond"/>
+              <w:sz w:val="20"/>
+              <w:szCs w:val="20"/>
+            </w:rPr>
+          </w:rPrChange>
+        </w:rPr>
+        <w:t xml:space="preserve">general transition </w:t>
+      </w:r>
+      <w:r>
+        <w:rPr>
+          <w:rFonts w:ascii="Garamond" w:hAnsi="Garamond"/>
+          <w:sz w:val="22"/>
+          <w:szCs w:val="22"/>
+          <w:rPrChange w:id="84" w:author="Benjamin J. Makhlouf" w:date="2025-07-26T11:37:00Z" w16du:dateUtc="2025-07-26T18:37:00Z">
+            <w:rPr>
+              <w:rFonts w:ascii="Garamond" w:hAnsi="Garamond"/>
+              <w:sz w:val="20"/>
+              <w:szCs w:val="20"/>
+            </w:rPr>
+          </w:rPrChange>
         </w:rPr>
         <w:t>from upstream to downstream stock</w:t>
       </w:r>
-      <w:ins w:id="116" w:author="Daniel Schindler" w:date="2025-07-17T13:47:00Z" w16du:dateUtc="2025-07-17T21:47:00Z">
-        <w:r>
-          <w:rPr>
-            <w:rFonts w:ascii="Garamond" w:hAnsi="Garamond"/>
-            <w:sz w:val="20"/>
-            <w:szCs w:val="20"/>
-          </w:rPr>
-          <w:t>s</w:t>
-        </w:r>
-      </w:ins>
-      <w:r>
-        <w:rPr>
-          <w:rFonts w:ascii="Garamond" w:hAnsi="Garamond"/>
-          <w:sz w:val="20"/>
-          <w:szCs w:val="20"/>
+      <w:r>
+        <w:rPr>
+          <w:rFonts w:ascii="Garamond" w:hAnsi="Garamond"/>
+          <w:sz w:val="22"/>
+          <w:szCs w:val="22"/>
+          <w:rPrChange w:id="85" w:author="Benjamin J. Makhlouf" w:date="2025-07-26T11:37:00Z" w16du:dateUtc="2025-07-26T18:37:00Z">
+            <w:rPr>
+              <w:rFonts w:ascii="Garamond" w:hAnsi="Garamond"/>
+              <w:sz w:val="20"/>
+              <w:szCs w:val="20"/>
+            </w:rPr>
+          </w:rPrChange>
+        </w:rPr>
+        <w:t>s</w:t>
+      </w:r>
+      <w:r>
+        <w:rPr>
+          <w:rFonts w:ascii="Garamond" w:hAnsi="Garamond"/>
+          <w:sz w:val="22"/>
+          <w:szCs w:val="22"/>
+          <w:rPrChange w:id="86" w:author="Benjamin J. Makhlouf" w:date="2025-07-26T11:37:00Z" w16du:dateUtc="2025-07-26T18:37:00Z">
+            <w:rPr>
+              <w:rFonts w:ascii="Garamond" w:hAnsi="Garamond"/>
+              <w:sz w:val="20"/>
+              <w:szCs w:val="20"/>
+            </w:rPr>
+          </w:rPrChange>
         </w:rPr>
         <w:t xml:space="preserve"> as the season progressed. Early season returns (Q1: start of run through June 11) were dominated by stocks from the upper portions of the watershed. The largest contributors were Big River (median: ~12%, range: 8-18%), Upper Kusko</w:t>
       </w:r>
-      <w:ins w:id="117" w:author="Daniel Schindler" w:date="2025-07-17T13:49:00Z" w16du:dateUtc="2025-07-17T21:49:00Z">
-        <w:r>
-          <w:rPr>
-            <w:rFonts w:ascii="Garamond" w:hAnsi="Garamond"/>
-            <w:sz w:val="20"/>
-            <w:szCs w:val="20"/>
-          </w:rPr>
-          <w:t>kwim</w:t>
-        </w:r>
-      </w:ins>
-      <w:r>
-        <w:rPr>
-          <w:rFonts w:ascii="Garamond" w:hAnsi="Garamond"/>
-          <w:sz w:val="20"/>
-          <w:szCs w:val="20"/>
+      <w:r>
+        <w:rPr>
+          <w:rFonts w:ascii="Garamond" w:hAnsi="Garamond"/>
+          <w:sz w:val="22"/>
+          <w:szCs w:val="22"/>
+          <w:rPrChange w:id="87" w:author="Benjamin J. Makhlouf" w:date="2025-07-26T11:37:00Z" w16du:dateUtc="2025-07-26T18:37:00Z">
+            <w:rPr>
+              <w:rFonts w:ascii="Garamond" w:hAnsi="Garamond"/>
+              <w:sz w:val="20"/>
+              <w:szCs w:val="20"/>
+            </w:rPr>
+          </w:rPrChange>
+        </w:rPr>
+        <w:t>kwim</w:t>
+      </w:r>
+      <w:r>
+        <w:rPr>
+          <w:rFonts w:ascii="Garamond" w:hAnsi="Garamond"/>
+          <w:sz w:val="22"/>
+          <w:szCs w:val="22"/>
+          <w:rPrChange w:id="88" w:author="Benjamin J. Makhlouf" w:date="2025-07-26T11:37:00Z" w16du:dateUtc="2025-07-26T18:37:00Z">
+            <w:rPr>
+              <w:rFonts w:ascii="Garamond" w:hAnsi="Garamond"/>
+              <w:sz w:val="20"/>
+              <w:szCs w:val="20"/>
+            </w:rPr>
+          </w:rPrChange>
         </w:rPr>
         <w:t xml:space="preserve"> Main (median: ~10%, range: 6-16%), and Swift </w:t>
       </w:r>
-      <w:ins w:id="118" w:author="Daniel Schindler" w:date="2025-07-17T13:49:00Z" w16du:dateUtc="2025-07-17T21:49:00Z">
-        <w:r>
-          <w:rPr>
-            <w:rFonts w:ascii="Garamond" w:hAnsi="Garamond"/>
-            <w:sz w:val="20"/>
-            <w:szCs w:val="20"/>
-          </w:rPr>
-          <w:t xml:space="preserve">River </w:t>
-        </w:r>
-      </w:ins>
-      <w:r>
-        <w:rPr>
-          <w:rFonts w:ascii="Garamond" w:hAnsi="Garamond"/>
-          <w:sz w:val="20"/>
-          <w:szCs w:val="20"/>
+      <w:r>
+        <w:rPr>
+          <w:rFonts w:ascii="Garamond" w:hAnsi="Garamond"/>
+          <w:sz w:val="22"/>
+          <w:szCs w:val="22"/>
+          <w:rPrChange w:id="89" w:author="Benjamin J. Makhlouf" w:date="2025-07-26T11:37:00Z" w16du:dateUtc="2025-07-26T18:37:00Z">
+            <w:rPr>
+              <w:rFonts w:ascii="Garamond" w:hAnsi="Garamond"/>
+              <w:sz w:val="20"/>
+              <w:szCs w:val="20"/>
+            </w:rPr>
+          </w:rPrChange>
+        </w:rPr>
+        <w:t xml:space="preserve">River </w:t>
+      </w:r>
+      <w:r>
+        <w:rPr>
+          <w:rFonts w:ascii="Garamond" w:hAnsi="Garamond"/>
+          <w:sz w:val="22"/>
+          <w:szCs w:val="22"/>
+          <w:rPrChange w:id="90" w:author="Benjamin J. Makhlouf" w:date="2025-07-26T11:37:00Z" w16du:dateUtc="2025-07-26T18:37:00Z">
+            <w:rPr>
+              <w:rFonts w:ascii="Garamond" w:hAnsi="Garamond"/>
+              <w:sz w:val="20"/>
+              <w:szCs w:val="20"/>
+            </w:rPr>
+          </w:rPrChange>
         </w:rPr>
         <w:t>(median: ~8%, range: 4-14%), with moderate contributions from</w:t>
       </w:r>
-      <w:ins w:id="119" w:author="Daniel Schindler" w:date="2025-07-17T13:49:00Z" w16du:dateUtc="2025-07-17T21:49:00Z">
-        <w:r>
-          <w:rPr>
-            <w:rFonts w:ascii="Garamond" w:hAnsi="Garamond"/>
-            <w:sz w:val="20"/>
-            <w:szCs w:val="20"/>
-          </w:rPr>
-          <w:t xml:space="preserve"> the</w:t>
-        </w:r>
-      </w:ins>
-      <w:r>
-        <w:rPr>
-          <w:rFonts w:ascii="Garamond" w:hAnsi="Garamond"/>
-          <w:sz w:val="20"/>
-          <w:szCs w:val="20"/>
+      <w:r>
+        <w:rPr>
+          <w:rFonts w:ascii="Garamond" w:hAnsi="Garamond"/>
+          <w:sz w:val="22"/>
+          <w:szCs w:val="22"/>
+          <w:rPrChange w:id="91" w:author="Benjamin J. Makhlouf" w:date="2025-07-26T11:37:00Z" w16du:dateUtc="2025-07-26T18:37:00Z">
+            <w:rPr>
+              <w:rFonts w:ascii="Garamond" w:hAnsi="Garamond"/>
+              <w:sz w:val="20"/>
+              <w:szCs w:val="20"/>
+            </w:rPr>
+          </w:rPrChange>
+        </w:rPr>
+        <w:t xml:space="preserve"> the</w:t>
+      </w:r>
+      <w:r>
+        <w:rPr>
+          <w:rFonts w:ascii="Garamond" w:hAnsi="Garamond"/>
+          <w:sz w:val="22"/>
+          <w:szCs w:val="22"/>
+          <w:rPrChange w:id="92" w:author="Benjamin J. Makhlouf" w:date="2025-07-26T11:37:00Z" w16du:dateUtc="2025-07-26T18:37:00Z">
+            <w:rPr>
+              <w:rFonts w:ascii="Garamond" w:hAnsi="Garamond"/>
+              <w:sz w:val="20"/>
+              <w:szCs w:val="20"/>
+            </w:rPr>
+          </w:rPrChange>
         </w:rPr>
         <w:t xml:space="preserve"> </w:t>
       </w:r>
@@ -6814,8 +6608,15 @@
       <w:r>
         <w:rPr>
           <w:rFonts w:ascii="Garamond" w:hAnsi="Garamond"/>
-          <w:sz w:val="20"/>
-          <w:szCs w:val="20"/>
+          <w:sz w:val="22"/>
+          <w:szCs w:val="22"/>
+          <w:rPrChange w:id="93" w:author="Benjamin J. Makhlouf" w:date="2025-07-26T11:37:00Z" w16du:dateUtc="2025-07-26T18:37:00Z">
+            <w:rPr>
+              <w:rFonts w:ascii="Garamond" w:hAnsi="Garamond"/>
+              <w:sz w:val="20"/>
+              <w:szCs w:val="20"/>
+            </w:rPr>
+          </w:rPrChange>
         </w:rPr>
         <w:t>Takotna</w:t>
       </w:r>
@@ -6823,44 +6624,75 @@
       <w:r>
         <w:rPr>
           <w:rFonts w:ascii="Garamond" w:hAnsi="Garamond"/>
-          <w:sz w:val="20"/>
-          <w:szCs w:val="20"/>
+          <w:sz w:val="22"/>
+          <w:szCs w:val="22"/>
+          <w:rPrChange w:id="94" w:author="Benjamin J. Makhlouf" w:date="2025-07-26T11:37:00Z" w16du:dateUtc="2025-07-26T18:37:00Z">
+            <w:rPr>
+              <w:rFonts w:ascii="Garamond" w:hAnsi="Garamond"/>
+              <w:sz w:val="20"/>
+              <w:szCs w:val="20"/>
+            </w:rPr>
+          </w:rPrChange>
         </w:rPr>
         <w:t xml:space="preserve"> </w:t>
       </w:r>
-      <w:ins w:id="120" w:author="Daniel Schindler" w:date="2025-07-17T13:49:00Z" w16du:dateUtc="2025-07-17T21:49:00Z">
-        <w:r>
-          <w:rPr>
-            <w:rFonts w:ascii="Garamond" w:hAnsi="Garamond"/>
-            <w:sz w:val="20"/>
-            <w:szCs w:val="20"/>
-          </w:rPr>
-          <w:t xml:space="preserve">River </w:t>
-        </w:r>
-      </w:ins>
-      <w:r>
-        <w:rPr>
-          <w:rFonts w:ascii="Garamond" w:hAnsi="Garamond"/>
-          <w:sz w:val="20"/>
-          <w:szCs w:val="20"/>
+      <w:r>
+        <w:rPr>
+          <w:rFonts w:ascii="Garamond" w:hAnsi="Garamond"/>
+          <w:sz w:val="22"/>
+          <w:szCs w:val="22"/>
+          <w:rPrChange w:id="95" w:author="Benjamin J. Makhlouf" w:date="2025-07-26T11:37:00Z" w16du:dateUtc="2025-07-26T18:37:00Z">
+            <w:rPr>
+              <w:rFonts w:ascii="Garamond" w:hAnsi="Garamond"/>
+              <w:sz w:val="20"/>
+              <w:szCs w:val="20"/>
+            </w:rPr>
+          </w:rPrChange>
+        </w:rPr>
+        <w:t xml:space="preserve">River </w:t>
+      </w:r>
+      <w:r>
+        <w:rPr>
+          <w:rFonts w:ascii="Garamond" w:hAnsi="Garamond"/>
+          <w:sz w:val="22"/>
+          <w:szCs w:val="22"/>
+          <w:rPrChange w:id="96" w:author="Benjamin J. Makhlouf" w:date="2025-07-26T11:37:00Z" w16du:dateUtc="2025-07-26T18:37:00Z">
+            <w:rPr>
+              <w:rFonts w:ascii="Garamond" w:hAnsi="Garamond"/>
+              <w:sz w:val="20"/>
+              <w:szCs w:val="20"/>
+            </w:rPr>
+          </w:rPrChange>
         </w:rPr>
         <w:t>and Nixon Fork (~8%) and some middle-watershed stocks including Stony</w:t>
       </w:r>
-      <w:ins w:id="121" w:author="Daniel Schindler" w:date="2025-07-17T13:49:00Z" w16du:dateUtc="2025-07-17T21:49:00Z">
-        <w:r>
-          <w:rPr>
-            <w:rFonts w:ascii="Garamond" w:hAnsi="Garamond"/>
-            <w:sz w:val="20"/>
-            <w:szCs w:val="20"/>
-          </w:rPr>
-          <w:t xml:space="preserve"> River</w:t>
-        </w:r>
-      </w:ins>
-      <w:r>
-        <w:rPr>
-          <w:rFonts w:ascii="Garamond" w:hAnsi="Garamond"/>
-          <w:sz w:val="20"/>
-          <w:szCs w:val="20"/>
+      <w:r>
+        <w:rPr>
+          <w:rFonts w:ascii="Garamond" w:hAnsi="Garamond"/>
+          <w:sz w:val="22"/>
+          <w:szCs w:val="22"/>
+          <w:rPrChange w:id="97" w:author="Benjamin J. Makhlouf" w:date="2025-07-26T11:37:00Z" w16du:dateUtc="2025-07-26T18:37:00Z">
+            <w:rPr>
+              <w:rFonts w:ascii="Garamond" w:hAnsi="Garamond"/>
+              <w:sz w:val="20"/>
+              <w:szCs w:val="20"/>
+            </w:rPr>
+          </w:rPrChange>
+        </w:rPr>
+        <w:t xml:space="preserve"> River</w:t>
+      </w:r>
+      <w:r>
+        <w:rPr>
+          <w:rFonts w:ascii="Garamond" w:hAnsi="Garamond"/>
+          <w:sz w:val="22"/>
+          <w:szCs w:val="22"/>
+          <w:rPrChange w:id="98" w:author="Benjamin J. Makhlouf" w:date="2025-07-26T11:37:00Z" w16du:dateUtc="2025-07-26T18:37:00Z">
+            <w:rPr>
+              <w:rFonts w:ascii="Garamond" w:hAnsi="Garamond"/>
+              <w:sz w:val="20"/>
+              <w:szCs w:val="20"/>
+            </w:rPr>
+          </w:rPrChange>
         </w:rPr>
         <w:t xml:space="preserve"> (~6%) and </w:t>
       </w:r>
@@ -6868,8 +6700,15 @@
       <w:r>
         <w:rPr>
           <w:rFonts w:ascii="Garamond" w:hAnsi="Garamond"/>
-          <w:sz w:val="20"/>
-          <w:szCs w:val="20"/>
+          <w:sz w:val="22"/>
+          <w:szCs w:val="22"/>
+          <w:rPrChange w:id="99" w:author="Benjamin J. Makhlouf" w:date="2025-07-26T11:37:00Z" w16du:dateUtc="2025-07-26T18:37:00Z">
+            <w:rPr>
+              <w:rFonts w:ascii="Garamond" w:hAnsi="Garamond"/>
+              <w:sz w:val="20"/>
+              <w:szCs w:val="20"/>
+            </w:rPr>
+          </w:rPrChange>
         </w:rPr>
         <w:t>Holitna</w:t>
       </w:r>
@@ -6877,143 +6716,181 @@
       <w:r>
         <w:rPr>
           <w:rFonts w:ascii="Garamond" w:hAnsi="Garamond"/>
-          <w:sz w:val="20"/>
-          <w:szCs w:val="20"/>
+          <w:sz w:val="22"/>
+          <w:szCs w:val="22"/>
+          <w:rPrChange w:id="100" w:author="Benjamin J. Makhlouf" w:date="2025-07-26T11:37:00Z" w16du:dateUtc="2025-07-26T18:37:00Z">
+            <w:rPr>
+              <w:rFonts w:ascii="Garamond" w:hAnsi="Garamond"/>
+              <w:sz w:val="20"/>
+              <w:szCs w:val="20"/>
+            </w:rPr>
+          </w:rPrChange>
         </w:rPr>
         <w:t xml:space="preserve"> </w:t>
       </w:r>
-      <w:ins w:id="122" w:author="Daniel Schindler" w:date="2025-07-17T13:49:00Z" w16du:dateUtc="2025-07-17T21:49:00Z">
-        <w:r>
-          <w:rPr>
-            <w:rFonts w:ascii="Garamond" w:hAnsi="Garamond"/>
-            <w:sz w:val="20"/>
-            <w:szCs w:val="20"/>
-          </w:rPr>
-          <w:t xml:space="preserve">River </w:t>
-        </w:r>
-      </w:ins>
-      <w:r>
-        <w:rPr>
-          <w:rFonts w:ascii="Garamond" w:hAnsi="Garamond"/>
-          <w:sz w:val="20"/>
-          <w:szCs w:val="20"/>
-        </w:rPr>
-        <w:t xml:space="preserve">(~5%). Upper </w:t>
-      </w:r>
-      <w:r>
-        <w:rPr>
-          <w:rFonts w:ascii="Garamond" w:hAnsi="Garamond"/>
-          <w:sz w:val="20"/>
-          <w:szCs w:val="20"/>
+      <w:r>
+        <w:rPr>
+          <w:rFonts w:ascii="Garamond" w:hAnsi="Garamond"/>
+          <w:sz w:val="22"/>
+          <w:szCs w:val="22"/>
+          <w:rPrChange w:id="101" w:author="Benjamin J. Makhlouf" w:date="2025-07-26T11:37:00Z" w16du:dateUtc="2025-07-26T18:37:00Z">
+            <w:rPr>
+              <w:rFonts w:ascii="Garamond" w:hAnsi="Garamond"/>
+              <w:sz w:val="20"/>
+              <w:szCs w:val="20"/>
+            </w:rPr>
+          </w:rPrChange>
+        </w:rPr>
+        <w:t xml:space="preserve">River </w:t>
+      </w:r>
+      <w:r>
+        <w:rPr>
+          <w:rFonts w:ascii="Garamond" w:hAnsi="Garamond"/>
+          <w:sz w:val="22"/>
+          <w:szCs w:val="22"/>
+          <w:rPrChange w:id="102" w:author="Benjamin J. Makhlouf" w:date="2025-07-26T11:37:00Z" w16du:dateUtc="2025-07-26T18:37:00Z">
+            <w:rPr>
+              <w:rFonts w:ascii="Garamond" w:hAnsi="Garamond"/>
+              <w:sz w:val="20"/>
+              <w:szCs w:val="20"/>
+            </w:rPr>
+          </w:rPrChange>
+        </w:rPr>
+        <w:t xml:space="preserve">(~5%). Upper watershed stocks exhibited substantially higher </w:t>
+      </w:r>
+      <w:r>
+        <w:rPr>
+          <w:rFonts w:ascii="Garamond" w:hAnsi="Garamond"/>
+          <w:sz w:val="22"/>
+          <w:szCs w:val="22"/>
+          <w:rPrChange w:id="103" w:author="Benjamin J. Makhlouf" w:date="2025-07-26T11:37:00Z" w16du:dateUtc="2025-07-26T18:37:00Z">
+            <w:rPr>
+              <w:rFonts w:ascii="Garamond" w:hAnsi="Garamond"/>
+              <w:sz w:val="20"/>
+              <w:szCs w:val="20"/>
+            </w:rPr>
+          </w:rPrChange>
         </w:rPr>
         <w:lastRenderedPageBreak/>
-        <w:t xml:space="preserve">watershed stocks exhibited substantially higher inter-annual variability during Q1 as compared to the other three </w:t>
-      </w:r>
-      <w:ins w:id="123" w:author="Daniel Schindler" w:date="2025-07-17T13:50:00Z" w16du:dateUtc="2025-07-17T21:50:00Z">
-        <w:r>
-          <w:rPr>
-            <w:rFonts w:ascii="Garamond" w:hAnsi="Garamond"/>
-            <w:sz w:val="20"/>
-            <w:szCs w:val="20"/>
-          </w:rPr>
-          <w:t xml:space="preserve">seasonal </w:t>
-        </w:r>
-      </w:ins>
-      <w:r>
-        <w:rPr>
-          <w:rFonts w:ascii="Garamond" w:hAnsi="Garamond"/>
-          <w:sz w:val="20"/>
-          <w:szCs w:val="20"/>
+        <w:t xml:space="preserve">inter-annual variability during Q1 as compared to the other three </w:t>
+      </w:r>
+      <w:r>
+        <w:rPr>
+          <w:rFonts w:ascii="Garamond" w:hAnsi="Garamond"/>
+          <w:sz w:val="22"/>
+          <w:szCs w:val="22"/>
+          <w:rPrChange w:id="104" w:author="Benjamin J. Makhlouf" w:date="2025-07-26T11:37:00Z" w16du:dateUtc="2025-07-26T18:37:00Z">
+            <w:rPr>
+              <w:rFonts w:ascii="Garamond" w:hAnsi="Garamond"/>
+              <w:sz w:val="20"/>
+              <w:szCs w:val="20"/>
+            </w:rPr>
+          </w:rPrChange>
+        </w:rPr>
+        <w:t xml:space="preserve">seasonal </w:t>
+      </w:r>
+      <w:r>
+        <w:rPr>
+          <w:rFonts w:ascii="Garamond" w:hAnsi="Garamond"/>
+          <w:sz w:val="22"/>
+          <w:szCs w:val="22"/>
+          <w:rPrChange w:id="105" w:author="Benjamin J. Makhlouf" w:date="2025-07-26T11:37:00Z" w16du:dateUtc="2025-07-26T18:37:00Z">
+            <w:rPr>
+              <w:rFonts w:ascii="Garamond" w:hAnsi="Garamond"/>
+              <w:sz w:val="20"/>
+              <w:szCs w:val="20"/>
+            </w:rPr>
+          </w:rPrChange>
         </w:rPr>
         <w:t>quartiles.</w:t>
       </w:r>
-      <w:ins w:id="124" w:author="Daniel Schindler" w:date="2025-07-17T13:50:00Z" w16du:dateUtc="2025-07-17T21:50:00Z">
-        <w:r>
-          <w:rPr>
-            <w:rFonts w:ascii="Garamond" w:hAnsi="Garamond"/>
-            <w:sz w:val="20"/>
-            <w:szCs w:val="20"/>
-          </w:rPr>
-          <w:t xml:space="preserve"> </w:t>
-        </w:r>
-      </w:ins>
-      <w:r>
-        <w:rPr>
-          <w:rFonts w:ascii="Garamond" w:hAnsi="Garamond"/>
-          <w:sz w:val="20"/>
-          <w:szCs w:val="20"/>
+      <w:r>
+        <w:rPr>
+          <w:rFonts w:ascii="Garamond" w:hAnsi="Garamond"/>
+          <w:sz w:val="22"/>
+          <w:szCs w:val="22"/>
+          <w:rPrChange w:id="106" w:author="Benjamin J. Makhlouf" w:date="2025-07-26T11:37:00Z" w16du:dateUtc="2025-07-26T18:37:00Z">
+            <w:rPr>
+              <w:rFonts w:ascii="Garamond" w:hAnsi="Garamond"/>
+              <w:sz w:val="20"/>
+              <w:szCs w:val="20"/>
+            </w:rPr>
+          </w:rPrChange>
+        </w:rPr>
+        <w:t xml:space="preserve"> </w:t>
+      </w:r>
+      <w:r>
+        <w:rPr>
+          <w:rFonts w:ascii="Garamond" w:hAnsi="Garamond"/>
+          <w:sz w:val="22"/>
+          <w:szCs w:val="22"/>
+          <w:rPrChange w:id="107" w:author="Benjamin J. Makhlouf" w:date="2025-07-26T11:37:00Z" w16du:dateUtc="2025-07-26T18:37:00Z">
+            <w:rPr>
+              <w:rFonts w:ascii="Garamond" w:hAnsi="Garamond"/>
+              <w:sz w:val="20"/>
+              <w:szCs w:val="20"/>
+            </w:rPr>
+          </w:rPrChange>
         </w:rPr>
         <w:t xml:space="preserve">The distribution of returns became more </w:t>
       </w:r>
-      <w:del w:id="125" w:author="Daniel Schindler" w:date="2025-07-17T13:50:00Z" w16du:dateUtc="2025-07-17T21:50:00Z">
-        <w:r>
-          <w:rPr>
-            <w:rFonts w:ascii="Garamond" w:hAnsi="Garamond"/>
-            <w:sz w:val="20"/>
-            <w:szCs w:val="20"/>
-          </w:rPr>
-          <w:delText xml:space="preserve">balanced </w:delText>
-        </w:r>
-      </w:del>
-      <w:ins w:id="126" w:author="Daniel Schindler" w:date="2025-07-17T13:50:00Z" w16du:dateUtc="2025-07-17T21:50:00Z">
-        <w:r>
-          <w:rPr>
-            <w:rFonts w:ascii="Garamond" w:hAnsi="Garamond"/>
-            <w:sz w:val="20"/>
-            <w:szCs w:val="20"/>
-          </w:rPr>
-          <w:t>widely distributed</w:t>
-        </w:r>
-        <w:r>
-          <w:rPr>
-            <w:rFonts w:ascii="Garamond" w:hAnsi="Garamond"/>
-            <w:sz w:val="20"/>
-            <w:szCs w:val="20"/>
-          </w:rPr>
-          <w:t xml:space="preserve"> </w:t>
-        </w:r>
-      </w:ins>
-      <w:r>
-        <w:rPr>
-          <w:rFonts w:ascii="Garamond" w:hAnsi="Garamond"/>
-          <w:sz w:val="20"/>
-          <w:szCs w:val="20"/>
+      <w:r>
+        <w:rPr>
+          <w:rFonts w:ascii="Garamond" w:hAnsi="Garamond"/>
+          <w:sz w:val="22"/>
+          <w:szCs w:val="22"/>
+          <w:rPrChange w:id="108" w:author="Benjamin J. Makhlouf" w:date="2025-07-26T11:37:00Z" w16du:dateUtc="2025-07-26T18:37:00Z">
+            <w:rPr>
+              <w:rFonts w:ascii="Garamond" w:hAnsi="Garamond"/>
+              <w:sz w:val="20"/>
+              <w:szCs w:val="20"/>
+            </w:rPr>
+          </w:rPrChange>
+        </w:rPr>
+        <w:t xml:space="preserve">widely distributed </w:t>
+      </w:r>
+      <w:r>
+        <w:rPr>
+          <w:rFonts w:ascii="Garamond" w:hAnsi="Garamond"/>
+          <w:sz w:val="22"/>
+          <w:szCs w:val="22"/>
+          <w:rPrChange w:id="109" w:author="Benjamin J. Makhlouf" w:date="2025-07-26T11:37:00Z" w16du:dateUtc="2025-07-26T18:37:00Z">
+            <w:rPr>
+              <w:rFonts w:ascii="Garamond" w:hAnsi="Garamond"/>
+              <w:sz w:val="20"/>
+              <w:szCs w:val="20"/>
+            </w:rPr>
+          </w:rPrChange>
         </w:rPr>
         <w:t xml:space="preserve">across the watershed during Q2 (June 12-21), with contributions more evenly distributed among management units compared to the upper-watershed dominance of Q1. Upper watershed contributions remained important but began declining: Big River decreased from 12% to 10%, Upper Kusko Main from 10% to 9%, and Swift from 8% to 7%. Simultaneously, middle-watershed stocks increased </w:t>
       </w:r>
-      <w:del w:id="127" w:author="Daniel Schindler" w:date="2025-07-17T13:51:00Z" w16du:dateUtc="2025-07-17T21:51:00Z">
-        <w:r>
-          <w:rPr>
-            <w:rFonts w:ascii="Garamond" w:hAnsi="Garamond"/>
-            <w:sz w:val="20"/>
-            <w:szCs w:val="20"/>
-          </w:rPr>
-          <w:delText xml:space="preserve">their </w:delText>
-        </w:r>
-      </w:del>
-      <w:ins w:id="128" w:author="Daniel Schindler" w:date="2025-07-17T13:51:00Z" w16du:dateUtc="2025-07-17T21:51:00Z">
-        <w:r>
-          <w:rPr>
-            <w:rFonts w:ascii="Garamond" w:hAnsi="Garamond"/>
-            <w:sz w:val="20"/>
-            <w:szCs w:val="20"/>
-          </w:rPr>
-          <w:t>in</w:t>
-        </w:r>
-        <w:r>
-          <w:rPr>
-            <w:rFonts w:ascii="Garamond" w:hAnsi="Garamond"/>
-            <w:sz w:val="20"/>
-            <w:szCs w:val="20"/>
-          </w:rPr>
-          <w:t xml:space="preserve"> </w:t>
-        </w:r>
-      </w:ins>
-      <w:r>
-        <w:rPr>
-          <w:rFonts w:ascii="Garamond" w:hAnsi="Garamond"/>
-          <w:sz w:val="20"/>
-          <w:szCs w:val="20"/>
+      <w:r>
+        <w:rPr>
+          <w:rFonts w:ascii="Garamond" w:hAnsi="Garamond"/>
+          <w:sz w:val="22"/>
+          <w:szCs w:val="22"/>
+          <w:rPrChange w:id="110" w:author="Benjamin J. Makhlouf" w:date="2025-07-26T11:37:00Z" w16du:dateUtc="2025-07-26T18:37:00Z">
+            <w:rPr>
+              <w:rFonts w:ascii="Garamond" w:hAnsi="Garamond"/>
+              <w:sz w:val="20"/>
+              <w:szCs w:val="20"/>
+            </w:rPr>
+          </w:rPrChange>
+        </w:rPr>
+        <w:t xml:space="preserve">in </w:t>
+      </w:r>
+      <w:r>
+        <w:rPr>
+          <w:rFonts w:ascii="Garamond" w:hAnsi="Garamond"/>
+          <w:sz w:val="22"/>
+          <w:szCs w:val="22"/>
+          <w:rPrChange w:id="111" w:author="Benjamin J. Makhlouf" w:date="2025-07-26T11:37:00Z" w16du:dateUtc="2025-07-26T18:37:00Z">
+            <w:rPr>
+              <w:rFonts w:ascii="Garamond" w:hAnsi="Garamond"/>
+              <w:sz w:val="20"/>
+              <w:szCs w:val="20"/>
+            </w:rPr>
+          </w:rPrChange>
         </w:rPr>
         <w:t xml:space="preserve">relative importance, with </w:t>
       </w:r>
@@ -7021,8 +6898,15 @@
       <w:r>
         <w:rPr>
           <w:rFonts w:ascii="Garamond" w:hAnsi="Garamond"/>
-          <w:sz w:val="20"/>
-          <w:szCs w:val="20"/>
+          <w:sz w:val="22"/>
+          <w:szCs w:val="22"/>
+          <w:rPrChange w:id="112" w:author="Benjamin J. Makhlouf" w:date="2025-07-26T11:37:00Z" w16du:dateUtc="2025-07-26T18:37:00Z">
+            <w:rPr>
+              <w:rFonts w:ascii="Garamond" w:hAnsi="Garamond"/>
+              <w:sz w:val="20"/>
+              <w:szCs w:val="20"/>
+            </w:rPr>
+          </w:rPrChange>
         </w:rPr>
         <w:t>Holitna</w:t>
       </w:r>
@@ -7030,32 +6914,60 @@
       <w:r>
         <w:rPr>
           <w:rFonts w:ascii="Garamond" w:hAnsi="Garamond"/>
-          <w:sz w:val="20"/>
-          <w:szCs w:val="20"/>
+          <w:sz w:val="22"/>
+          <w:szCs w:val="22"/>
+          <w:rPrChange w:id="113" w:author="Benjamin J. Makhlouf" w:date="2025-07-26T11:37:00Z" w16du:dateUtc="2025-07-26T18:37:00Z">
+            <w:rPr>
+              <w:rFonts w:ascii="Garamond" w:hAnsi="Garamond"/>
+              <w:sz w:val="20"/>
+              <w:szCs w:val="20"/>
+            </w:rPr>
+          </w:rPrChange>
         </w:rPr>
         <w:t xml:space="preserve"> rising from 5% to 7%, Middle Kusko Main from 4% to 6%, and Aniak from 3% to 5%. Stony River emerged as a consistently strong contributor (median: ~8%, range: 6-10%) with reduced variability compared to Q1 patterns (range: 4-12%). </w:t>
       </w:r>
       <w:r>
         <w:rPr>
           <w:rFonts w:ascii="Garamond" w:hAnsi="Garamond"/>
-          <w:sz w:val="20"/>
-          <w:szCs w:val="20"/>
+          <w:sz w:val="22"/>
+          <w:szCs w:val="22"/>
+          <w:rPrChange w:id="114" w:author="Benjamin J. Makhlouf" w:date="2025-07-26T11:37:00Z" w16du:dateUtc="2025-07-26T18:37:00Z">
+            <w:rPr>
+              <w:rFonts w:ascii="Garamond" w:hAnsi="Garamond"/>
+              <w:sz w:val="20"/>
+              <w:szCs w:val="20"/>
+            </w:rPr>
+          </w:rPrChange>
         </w:rPr>
         <w:t xml:space="preserve">Q3 returns (June 22-July 1) marked a clear transition toward middle-watershed </w:t>
       </w:r>
       <w:r>
         <w:rPr>
           <w:rFonts w:ascii="Garamond" w:hAnsi="Garamond"/>
-          <w:sz w:val="20"/>
-          <w:szCs w:val="20"/>
+          <w:sz w:val="22"/>
+          <w:szCs w:val="22"/>
+          <w:rPrChange w:id="115" w:author="Benjamin J. Makhlouf" w:date="2025-07-26T11:37:00Z" w16du:dateUtc="2025-07-26T18:37:00Z">
+            <w:rPr>
+              <w:rFonts w:ascii="Garamond" w:hAnsi="Garamond"/>
+              <w:sz w:val="20"/>
+              <w:szCs w:val="20"/>
+            </w:rPr>
+          </w:rPrChange>
         </w:rPr>
         <w:t xml:space="preserve">stocks </w:t>
       </w:r>
       <w:r>
         <w:rPr>
           <w:rFonts w:ascii="Garamond" w:hAnsi="Garamond"/>
-          <w:sz w:val="20"/>
-          <w:szCs w:val="20"/>
+          <w:sz w:val="22"/>
+          <w:szCs w:val="22"/>
+          <w:rPrChange w:id="116" w:author="Benjamin J. Makhlouf" w:date="2025-07-26T11:37:00Z" w16du:dateUtc="2025-07-26T18:37:00Z">
+            <w:rPr>
+              <w:rFonts w:ascii="Garamond" w:hAnsi="Garamond"/>
+              <w:sz w:val="20"/>
+              <w:szCs w:val="20"/>
+            </w:rPr>
+          </w:rPrChange>
         </w:rPr>
         <w:t xml:space="preserve">and represented the most consistent period across years. Upper Kuskokwim stocks showed substantial declines - Big River dropped from 12% to 6%, Upper Kusko Main from 10% to 7%, and Swift from 8% to 4%. Conversely, middle-watershed stocks peaked in importance: Stony maintained ~8% contribution, </w:t>
       </w:r>
@@ -7063,8 +6975,15 @@
       <w:r>
         <w:rPr>
           <w:rFonts w:ascii="Garamond" w:hAnsi="Garamond"/>
-          <w:sz w:val="20"/>
-          <w:szCs w:val="20"/>
+          <w:sz w:val="22"/>
+          <w:szCs w:val="22"/>
+          <w:rPrChange w:id="117" w:author="Benjamin J. Makhlouf" w:date="2025-07-26T11:37:00Z" w16du:dateUtc="2025-07-26T18:37:00Z">
+            <w:rPr>
+              <w:rFonts w:ascii="Garamond" w:hAnsi="Garamond"/>
+              <w:sz w:val="20"/>
+              <w:szCs w:val="20"/>
+            </w:rPr>
+          </w:rPrChange>
         </w:rPr>
         <w:t>Holitna</w:t>
       </w:r>
@@ -7072,68 +6991,105 @@
       <w:r>
         <w:rPr>
           <w:rFonts w:ascii="Garamond" w:hAnsi="Garamond"/>
-          <w:sz w:val="20"/>
-          <w:szCs w:val="20"/>
+          <w:sz w:val="22"/>
+          <w:szCs w:val="22"/>
+          <w:rPrChange w:id="118" w:author="Benjamin J. Makhlouf" w:date="2025-07-26T11:37:00Z" w16du:dateUtc="2025-07-26T18:37:00Z">
+            <w:rPr>
+              <w:rFonts w:ascii="Garamond" w:hAnsi="Garamond"/>
+              <w:sz w:val="20"/>
+              <w:szCs w:val="20"/>
+            </w:rPr>
+          </w:rPrChange>
         </w:rPr>
         <w:t xml:space="preserve"> increased to ~8%, and Middle Kusko Main reached ~7%. This quartile exhibited the </w:t>
       </w:r>
       <w:r>
         <w:rPr>
           <w:rFonts w:ascii="Garamond" w:hAnsi="Garamond"/>
-          <w:sz w:val="20"/>
-          <w:szCs w:val="20"/>
+          <w:sz w:val="22"/>
+          <w:szCs w:val="22"/>
+          <w:rPrChange w:id="119" w:author="Benjamin J. Makhlouf" w:date="2025-07-26T11:37:00Z" w16du:dateUtc="2025-07-26T18:37:00Z">
+            <w:rPr>
+              <w:rFonts w:ascii="Garamond" w:hAnsi="Garamond"/>
+              <w:sz w:val="20"/>
+              <w:szCs w:val="20"/>
+            </w:rPr>
+          </w:rPrChange>
         </w:rPr>
         <w:t xml:space="preserve">most </w:t>
       </w:r>
-      <w:del w:id="129" w:author="Daniel Schindler" w:date="2025-07-17T13:59:00Z" w16du:dateUtc="2025-07-17T21:59:00Z">
-        <w:r>
-          <w:rPr>
-            <w:rFonts w:ascii="Garamond" w:hAnsi="Garamond"/>
-            <w:sz w:val="20"/>
-            <w:szCs w:val="20"/>
-          </w:rPr>
-          <w:delText>consistant</w:delText>
-        </w:r>
-      </w:del>
-      <w:ins w:id="130" w:author="Daniel Schindler" w:date="2025-07-17T13:59:00Z" w16du:dateUtc="2025-07-17T21:59:00Z">
-        <w:r>
-          <w:rPr>
-            <w:rFonts w:ascii="Garamond" w:hAnsi="Garamond"/>
-            <w:sz w:val="20"/>
-            <w:szCs w:val="20"/>
-          </w:rPr>
-          <w:t>consistent</w:t>
-        </w:r>
-      </w:ins>
-      <w:r>
-        <w:rPr>
-          <w:rFonts w:ascii="Garamond" w:hAnsi="Garamond"/>
-          <w:sz w:val="20"/>
-          <w:szCs w:val="20"/>
+      <w:r>
+        <w:rPr>
+          <w:rFonts w:ascii="Garamond" w:hAnsi="Garamond"/>
+          <w:sz w:val="22"/>
+          <w:szCs w:val="22"/>
+          <w:rPrChange w:id="120" w:author="Benjamin J. Makhlouf" w:date="2025-07-26T11:37:00Z" w16du:dateUtc="2025-07-26T18:37:00Z">
+            <w:rPr>
+              <w:rFonts w:ascii="Garamond" w:hAnsi="Garamond"/>
+              <w:sz w:val="20"/>
+              <w:szCs w:val="20"/>
+            </w:rPr>
+          </w:rPrChange>
+        </w:rPr>
+        <w:t>consistent</w:t>
+      </w:r>
+      <w:r>
+        <w:rPr>
+          <w:rFonts w:ascii="Garamond" w:hAnsi="Garamond"/>
+          <w:sz w:val="22"/>
+          <w:szCs w:val="22"/>
+          <w:rPrChange w:id="121" w:author="Benjamin J. Makhlouf" w:date="2025-07-26T11:37:00Z" w16du:dateUtc="2025-07-26T18:37:00Z">
+            <w:rPr>
+              <w:rFonts w:ascii="Garamond" w:hAnsi="Garamond"/>
+              <w:sz w:val="20"/>
+              <w:szCs w:val="20"/>
+            </w:rPr>
+          </w:rPrChange>
         </w:rPr>
         <w:t xml:space="preserve"> distribution </w:t>
       </w:r>
       <w:r>
         <w:rPr>
           <w:rFonts w:ascii="Garamond" w:hAnsi="Garamond"/>
-          <w:sz w:val="20"/>
-          <w:szCs w:val="20"/>
+          <w:sz w:val="22"/>
+          <w:szCs w:val="22"/>
+          <w:rPrChange w:id="122" w:author="Benjamin J. Makhlouf" w:date="2025-07-26T11:37:00Z" w16du:dateUtc="2025-07-26T18:37:00Z">
+            <w:rPr>
+              <w:rFonts w:ascii="Garamond" w:hAnsi="Garamond"/>
+              <w:sz w:val="20"/>
+              <w:szCs w:val="20"/>
+            </w:rPr>
+          </w:rPrChange>
         </w:rPr>
         <w:t>(smallest interquartile ranges) for most stocks</w:t>
       </w:r>
       <w:r>
         <w:rPr>
           <w:rFonts w:ascii="Garamond" w:hAnsi="Garamond"/>
-          <w:sz w:val="20"/>
-          <w:szCs w:val="20"/>
+          <w:sz w:val="22"/>
+          <w:szCs w:val="22"/>
+          <w:rPrChange w:id="123" w:author="Benjamin J. Makhlouf" w:date="2025-07-26T11:37:00Z" w16du:dateUtc="2025-07-26T18:37:00Z">
+            <w:rPr>
+              <w:rFonts w:ascii="Garamond" w:hAnsi="Garamond"/>
+              <w:sz w:val="20"/>
+              <w:szCs w:val="20"/>
+            </w:rPr>
+          </w:rPrChange>
         </w:rPr>
         <w:t xml:space="preserve">. </w:t>
       </w:r>
       <w:r>
         <w:rPr>
           <w:rFonts w:ascii="Garamond" w:hAnsi="Garamond"/>
-          <w:sz w:val="20"/>
-          <w:szCs w:val="20"/>
+          <w:sz w:val="22"/>
+          <w:szCs w:val="22"/>
+          <w:rPrChange w:id="124" w:author="Benjamin J. Makhlouf" w:date="2025-07-26T11:37:00Z" w16du:dateUtc="2025-07-26T18:37:00Z">
+            <w:rPr>
+              <w:rFonts w:ascii="Garamond" w:hAnsi="Garamond"/>
+              <w:sz w:val="20"/>
+              <w:szCs w:val="20"/>
+            </w:rPr>
+          </w:rPrChange>
         </w:rPr>
         <w:t xml:space="preserve">Late-season returns (Q4: July 2 onward) demonstrated the most dramatic compositional shift, with several stocks showing </w:t>
       </w:r>
@@ -7141,8 +7097,15 @@
       <w:r>
         <w:rPr>
           <w:rFonts w:ascii="Garamond" w:hAnsi="Garamond"/>
-          <w:sz w:val="20"/>
-          <w:szCs w:val="20"/>
+          <w:sz w:val="22"/>
+          <w:szCs w:val="22"/>
+          <w:rPrChange w:id="125" w:author="Benjamin J. Makhlouf" w:date="2025-07-26T11:37:00Z" w16du:dateUtc="2025-07-26T18:37:00Z">
+            <w:rPr>
+              <w:rFonts w:ascii="Garamond" w:hAnsi="Garamond"/>
+              <w:sz w:val="20"/>
+              <w:szCs w:val="20"/>
+            </w:rPr>
+          </w:rPrChange>
         </w:rPr>
         <w:t>3-5 fold</w:t>
       </w:r>
@@ -7150,40 +7113,75 @@
       <w:r>
         <w:rPr>
           <w:rFonts w:ascii="Garamond" w:hAnsi="Garamond"/>
-          <w:sz w:val="20"/>
-          <w:szCs w:val="20"/>
+          <w:sz w:val="22"/>
+          <w:szCs w:val="22"/>
+          <w:rPrChange w:id="126" w:author="Benjamin J. Makhlouf" w:date="2025-07-26T11:37:00Z" w16du:dateUtc="2025-07-26T18:37:00Z">
+            <w:rPr>
+              <w:rFonts w:ascii="Garamond" w:hAnsi="Garamond"/>
+              <w:sz w:val="20"/>
+              <w:szCs w:val="20"/>
+            </w:rPr>
+          </w:rPrChange>
         </w:rPr>
         <w:t xml:space="preserve"> changes from their Q1 contributions. Upper-watershed contributions reached their seasonal minimum</w:t>
       </w:r>
       <w:r>
         <w:rPr>
           <w:rFonts w:ascii="Garamond" w:hAnsi="Garamond"/>
-          <w:sz w:val="20"/>
-          <w:szCs w:val="20"/>
+          <w:sz w:val="22"/>
+          <w:szCs w:val="22"/>
+          <w:rPrChange w:id="127" w:author="Benjamin J. Makhlouf" w:date="2025-07-26T11:37:00Z" w16du:dateUtc="2025-07-26T18:37:00Z">
+            <w:rPr>
+              <w:rFonts w:ascii="Garamond" w:hAnsi="Garamond"/>
+              <w:sz w:val="20"/>
+              <w:szCs w:val="20"/>
+            </w:rPr>
+          </w:rPrChange>
         </w:rPr>
         <w:t xml:space="preserve">; </w:t>
       </w:r>
       <w:r>
         <w:rPr>
           <w:rFonts w:ascii="Garamond" w:hAnsi="Garamond"/>
-          <w:sz w:val="20"/>
-          <w:szCs w:val="20"/>
+          <w:sz w:val="22"/>
+          <w:szCs w:val="22"/>
+          <w:rPrChange w:id="128" w:author="Benjamin J. Makhlouf" w:date="2025-07-26T11:37:00Z" w16du:dateUtc="2025-07-26T18:37:00Z">
+            <w:rPr>
+              <w:rFonts w:ascii="Garamond" w:hAnsi="Garamond"/>
+              <w:sz w:val="20"/>
+              <w:szCs w:val="20"/>
+            </w:rPr>
+          </w:rPrChange>
         </w:rPr>
         <w:t>Big River declined to ~4%</w:t>
       </w:r>
       <w:r>
         <w:rPr>
           <w:rFonts w:ascii="Garamond" w:hAnsi="Garamond"/>
-          <w:sz w:val="20"/>
-          <w:szCs w:val="20"/>
+          <w:sz w:val="22"/>
+          <w:szCs w:val="22"/>
+          <w:rPrChange w:id="129" w:author="Benjamin J. Makhlouf" w:date="2025-07-26T11:37:00Z" w16du:dateUtc="2025-07-26T18:37:00Z">
+            <w:rPr>
+              <w:rFonts w:ascii="Garamond" w:hAnsi="Garamond"/>
+              <w:sz w:val="20"/>
+              <w:szCs w:val="20"/>
+            </w:rPr>
+          </w:rPrChange>
         </w:rPr>
         <w:t xml:space="preserve">, </w:t>
       </w:r>
       <w:r>
         <w:rPr>
           <w:rFonts w:ascii="Garamond" w:hAnsi="Garamond"/>
-          <w:sz w:val="20"/>
-          <w:szCs w:val="20"/>
+          <w:sz w:val="22"/>
+          <w:szCs w:val="22"/>
+          <w:rPrChange w:id="130" w:author="Benjamin J. Makhlouf" w:date="2025-07-26T11:37:00Z" w16du:dateUtc="2025-07-26T18:37:00Z">
+            <w:rPr>
+              <w:rFonts w:ascii="Garamond" w:hAnsi="Garamond"/>
+              <w:sz w:val="20"/>
+              <w:szCs w:val="20"/>
+            </w:rPr>
+          </w:rPrChange>
         </w:rPr>
         <w:t xml:space="preserve">Upper Kusko Main to ~6%, and Swift to ~3%. Middle-watershed stocks maintained substantial but increasingly variable contributions, with wider distributions than Q3. Most notably, lower-watershed stocks reached their peak contributions during Q4: Aniak increased from ~3% in Q1 to ~9% in Q4, Kwethluk from ~2% to ~8%, and </w:t>
       </w:r>
@@ -7191,8 +7189,15 @@
       <w:r>
         <w:rPr>
           <w:rFonts w:ascii="Garamond" w:hAnsi="Garamond"/>
-          <w:sz w:val="20"/>
-          <w:szCs w:val="20"/>
+          <w:sz w:val="22"/>
+          <w:szCs w:val="22"/>
+          <w:rPrChange w:id="131" w:author="Benjamin J. Makhlouf" w:date="2025-07-26T11:37:00Z" w16du:dateUtc="2025-07-26T18:37:00Z">
+            <w:rPr>
+              <w:rFonts w:ascii="Garamond" w:hAnsi="Garamond"/>
+              <w:sz w:val="20"/>
+              <w:szCs w:val="20"/>
+            </w:rPr>
+          </w:rPrChange>
         </w:rPr>
         <w:t>Kisaralik</w:t>
       </w:r>
@@ -7200,40 +7205,75 @@
       <w:r>
         <w:rPr>
           <w:rFonts w:ascii="Garamond" w:hAnsi="Garamond"/>
-          <w:sz w:val="20"/>
-          <w:szCs w:val="20"/>
+          <w:sz w:val="22"/>
+          <w:szCs w:val="22"/>
+          <w:rPrChange w:id="132" w:author="Benjamin J. Makhlouf" w:date="2025-07-26T11:37:00Z" w16du:dateUtc="2025-07-26T18:37:00Z">
+            <w:rPr>
+              <w:rFonts w:ascii="Garamond" w:hAnsi="Garamond"/>
+              <w:sz w:val="20"/>
+              <w:szCs w:val="20"/>
+            </w:rPr>
+          </w:rPrChange>
         </w:rPr>
         <w:t xml:space="preserve"> from ~1% to ~6%. These lower-watershed stocks also exhibited the highest variability in Q4, with outliers suggesting some years had </w:t>
       </w:r>
       <w:r>
         <w:rPr>
           <w:rFonts w:ascii="Garamond" w:hAnsi="Garamond"/>
-          <w:sz w:val="20"/>
-          <w:szCs w:val="20"/>
+          <w:sz w:val="22"/>
+          <w:szCs w:val="22"/>
+          <w:rPrChange w:id="133" w:author="Benjamin J. Makhlouf" w:date="2025-07-26T11:37:00Z" w16du:dateUtc="2025-07-26T18:37:00Z">
+            <w:rPr>
+              <w:rFonts w:ascii="Garamond" w:hAnsi="Garamond"/>
+              <w:sz w:val="20"/>
+              <w:szCs w:val="20"/>
+            </w:rPr>
+          </w:rPrChange>
         </w:rPr>
         <w:t xml:space="preserve">more significant </w:t>
       </w:r>
       <w:r>
         <w:rPr>
           <w:rFonts w:ascii="Garamond" w:hAnsi="Garamond"/>
-          <w:sz w:val="20"/>
-          <w:szCs w:val="20"/>
+          <w:sz w:val="22"/>
+          <w:szCs w:val="22"/>
+          <w:rPrChange w:id="134" w:author="Benjamin J. Makhlouf" w:date="2025-07-26T11:37:00Z" w16du:dateUtc="2025-07-26T18:37:00Z">
+            <w:rPr>
+              <w:rFonts w:ascii="Garamond" w:hAnsi="Garamond"/>
+              <w:sz w:val="20"/>
+              <w:szCs w:val="20"/>
+            </w:rPr>
+          </w:rPrChange>
         </w:rPr>
         <w:t>late-season contributions from these</w:t>
       </w:r>
       <w:r>
         <w:rPr>
           <w:rFonts w:ascii="Garamond" w:hAnsi="Garamond"/>
-          <w:sz w:val="20"/>
-          <w:szCs w:val="20"/>
+          <w:sz w:val="22"/>
+          <w:szCs w:val="22"/>
+          <w:rPrChange w:id="135" w:author="Benjamin J. Makhlouf" w:date="2025-07-26T11:37:00Z" w16du:dateUtc="2025-07-26T18:37:00Z">
+            <w:rPr>
+              <w:rFonts w:ascii="Garamond" w:hAnsi="Garamond"/>
+              <w:sz w:val="20"/>
+              <w:szCs w:val="20"/>
+            </w:rPr>
+          </w:rPrChange>
         </w:rPr>
         <w:t xml:space="preserve"> stocks</w:t>
       </w:r>
       <w:r>
         <w:rPr>
           <w:rFonts w:ascii="Garamond" w:hAnsi="Garamond"/>
-          <w:sz w:val="20"/>
-          <w:szCs w:val="20"/>
+          <w:sz w:val="22"/>
+          <w:szCs w:val="22"/>
+          <w:rPrChange w:id="136" w:author="Benjamin J. Makhlouf" w:date="2025-07-26T11:37:00Z" w16du:dateUtc="2025-07-26T18:37:00Z">
+            <w:rPr>
+              <w:rFonts w:ascii="Garamond" w:hAnsi="Garamond"/>
+              <w:sz w:val="20"/>
+              <w:szCs w:val="20"/>
+            </w:rPr>
+          </w:rPrChange>
         </w:rPr>
         <w:t>.</w:t>
       </w:r>
@@ -7242,8 +7282,171 @@
       <w:pPr>
         <w:pStyle w:val="whitespace-normal"/>
         <w:spacing w:line="480" w:lineRule="auto"/>
-        <w:rPr>
-          <w:del w:id="131" w:author="Daniel Schindler" w:date="2025-07-17T14:23:00Z" w16du:dateUtc="2025-07-17T22:23:00Z"/>
+        <w:ind w:firstLine="720"/>
+        <w:rPr>
+          <w:rFonts w:ascii="Garamond" w:hAnsi="Garamond"/>
+          <w:sz w:val="22"/>
+          <w:szCs w:val="22"/>
+        </w:rPr>
+      </w:pPr>
+      <w:r>
+        <w:rPr>
+          <w:rFonts w:ascii="Garamond" w:hAnsi="Garamond"/>
+          <w:sz w:val="22"/>
+          <w:szCs w:val="22"/>
+        </w:rPr>
+        <w:t>We also used c</w:t>
+      </w:r>
+      <w:r>
+        <w:rPr>
+          <w:rFonts w:ascii="Garamond" w:hAnsi="Garamond"/>
+          <w:sz w:val="22"/>
+          <w:szCs w:val="22"/>
+        </w:rPr>
+        <w:t>umulative distribution plots</w:t>
+      </w:r>
+      <w:r>
+        <w:rPr>
+          <w:rFonts w:ascii="Garamond" w:hAnsi="Garamond"/>
+          <w:sz w:val="22"/>
+          <w:szCs w:val="22"/>
+        </w:rPr>
+        <w:t xml:space="preserve"> to</w:t>
+      </w:r>
+      <w:r>
+        <w:rPr>
+          <w:rFonts w:ascii="Garamond" w:hAnsi="Garamond"/>
+          <w:sz w:val="22"/>
+          <w:szCs w:val="22"/>
+        </w:rPr>
+        <w:t xml:space="preserve"> further illustrate the pattern of consistently early returning upper Kuskokwim stocks and late-returning lower Kuskokwim stocks. As compared to the relatively coarse spatial scale of quartile analysis, these data illustrate variation in run timing among stocks at a finer spatial scale that is independent of the quartile cutoff dates. This analysis reveal</w:t>
+      </w:r>
+      <w:r>
+        <w:rPr>
+          <w:rFonts w:ascii="Garamond" w:hAnsi="Garamond"/>
+          <w:sz w:val="22"/>
+          <w:szCs w:val="22"/>
+        </w:rPr>
+        <w:t>ed</w:t>
+      </w:r>
+      <w:r>
+        <w:rPr>
+          <w:rFonts w:ascii="Garamond" w:hAnsi="Garamond"/>
+          <w:sz w:val="22"/>
+          <w:szCs w:val="22"/>
+        </w:rPr>
+        <w:t xml:space="preserve"> whether the timing of stock contribution varies based on the relative timing of the run (i.e. early returning vs late returning or </w:t>
+      </w:r>
+      <w:r>
+        <w:rPr>
+          <w:rFonts w:ascii="Garamond" w:hAnsi="Garamond"/>
+          <w:sz w:val="22"/>
+          <w:szCs w:val="22"/>
+        </w:rPr>
+        <w:lastRenderedPageBreak/>
+        <w:t xml:space="preserve">protracted </w:t>
+      </w:r>
+      <w:r>
+        <w:rPr>
+          <w:rFonts w:ascii="Garamond" w:hAnsi="Garamond"/>
+          <w:sz w:val="22"/>
+          <w:szCs w:val="22"/>
+        </w:rPr>
+        <w:t xml:space="preserve">vs </w:t>
+      </w:r>
+      <w:r>
+        <w:rPr>
+          <w:rFonts w:ascii="Garamond" w:hAnsi="Garamond"/>
+          <w:sz w:val="22"/>
+          <w:szCs w:val="22"/>
+        </w:rPr>
+        <w:t>extended</w:t>
+      </w:r>
+      <w:r>
+        <w:rPr>
+          <w:rFonts w:ascii="Garamond" w:hAnsi="Garamond"/>
+          <w:sz w:val="22"/>
+          <w:szCs w:val="22"/>
+        </w:rPr>
+        <w:t xml:space="preserve"> run</w:t>
+      </w:r>
+      <w:proofErr w:type="gramStart"/>
+      <w:r>
+        <w:rPr>
+          <w:rFonts w:ascii="Garamond" w:hAnsi="Garamond"/>
+          <w:sz w:val="22"/>
+          <w:szCs w:val="22"/>
+        </w:rPr>
+        <w:t>), and</w:t>
+      </w:r>
+      <w:proofErr w:type="gramEnd"/>
+      <w:r>
+        <w:rPr>
+          <w:rFonts w:ascii="Garamond" w:hAnsi="Garamond"/>
+          <w:sz w:val="22"/>
+          <w:szCs w:val="22"/>
+        </w:rPr>
+        <w:t xml:space="preserve"> is independent of the total contribution of the stock to the overall run.</w:t>
+      </w:r>
+      <w:r>
+        <w:rPr>
+          <w:rFonts w:ascii="Garamond" w:hAnsi="Garamond"/>
+          <w:sz w:val="22"/>
+          <w:szCs w:val="22"/>
+        </w:rPr>
+        <w:t xml:space="preserve"> </w:t>
+      </w:r>
+      <w:r>
+        <w:rPr>
+          <w:rFonts w:ascii="Garamond" w:hAnsi="Garamond"/>
+          <w:sz w:val="22"/>
+          <w:szCs w:val="22"/>
+        </w:rPr>
+        <w:t xml:space="preserve">Upper watershed stocks demonstrated characteristically steep early-season curves, with populations like Big River, Swift, and Upper Kusko Main reaching 50% of their annual contribution more quickly than lower stocks. In most years, these populations arrive within a predictable window during the early portion of the season, </w:t>
+      </w:r>
+      <w:r>
+        <w:rPr>
+          <w:rStyle w:val="Strong"/>
+          <w:rFonts w:ascii="Garamond" w:eastAsiaTheme="majorEastAsia" w:hAnsi="Garamond"/>
+          <w:b w:val="0"/>
+          <w:bCs w:val="0"/>
+          <w:sz w:val="22"/>
+          <w:szCs w:val="22"/>
+        </w:rPr>
+        <w:t>with most upper watershed stocks reaching the majority (&gt;50%) of their annual contribution within the first three weeks of the run</w:t>
+      </w:r>
+      <w:r>
+        <w:rPr>
+          <w:rFonts w:ascii="Garamond" w:hAnsi="Garamond"/>
+          <w:sz w:val="22"/>
+          <w:szCs w:val="22"/>
+        </w:rPr>
+        <w:t xml:space="preserve">. Lower watershed stocks exhibited markedly different cumulative patterns with gradual, extended curves reflecting protracted run timing that spans the entirety of the run. Populations such as Aniak, Kwethluk, and </w:t>
+      </w:r>
+      <w:proofErr w:type="spellStart"/>
+      <w:r>
+        <w:rPr>
+          <w:rFonts w:ascii="Garamond" w:hAnsi="Garamond"/>
+          <w:sz w:val="22"/>
+          <w:szCs w:val="22"/>
+        </w:rPr>
+        <w:t>Kisaralik</w:t>
+      </w:r>
+      <w:proofErr w:type="spellEnd"/>
+      <w:r>
+        <w:rPr>
+          <w:rFonts w:ascii="Garamond" w:hAnsi="Garamond"/>
+          <w:sz w:val="22"/>
+          <w:szCs w:val="22"/>
+        </w:rPr>
+        <w:t xml:space="preserve"> showed substantially lower early-season contributions, with their steepest accumulation occurring later in the season, a pattern that further supports the average higher contribution of these stocks in the fourth quartile of our dataset.  Despite varying total run size, timing, and duration, the relative timing patterns among management units remained consistent among all years of our dataset with the timing offset between upper and lower stocks persisting regardless of the run dynamics.</w:t>
+      </w:r>
+    </w:p>
+    <w:p>
+      <w:pPr>
+        <w:pStyle w:val="whitespace-normal"/>
+        <w:spacing w:line="480" w:lineRule="auto"/>
+        <w:rPr>
           <w:rFonts w:ascii="Garamond" w:hAnsi="Garamond"/>
           <w:b/>
           <w:bCs/>
@@ -7251,114 +7454,998 @@
           <w:szCs w:val="20"/>
         </w:rPr>
       </w:pPr>
-      <w:del w:id="132" w:author="Daniel Schindler" w:date="2025-07-17T14:23:00Z" w16du:dateUtc="2025-07-17T22:23:00Z">
+      <w:r>
+        <w:rPr>
+          <w:rFonts w:ascii="Garamond" w:hAnsi="Garamond"/>
+          <w:b/>
+          <w:bCs/>
+          <w:sz w:val="20"/>
+          <w:szCs w:val="20"/>
+        </w:rPr>
+        <w:t xml:space="preserve">Front end closure protections </w:t>
+      </w:r>
+    </w:p>
+    <w:p>
+      <w:pPr>
+        <w:pStyle w:val="whitespace-normal"/>
+        <w:spacing w:line="480" w:lineRule="auto"/>
+        <w:ind w:firstLine="720"/>
+        <w:rPr>
+          <w:rFonts w:ascii="Garamond" w:hAnsi="Garamond"/>
+          <w:sz w:val="22"/>
+          <w:szCs w:val="22"/>
+          <w:rPrChange w:id="137" w:author="Benjamin J. Makhlouf" w:date="2025-07-26T11:37:00Z" w16du:dateUtc="2025-07-26T18:37:00Z">
+            <w:rPr>
+              <w:rFonts w:ascii="Garamond" w:hAnsi="Garamond"/>
+              <w:sz w:val="20"/>
+              <w:szCs w:val="20"/>
+            </w:rPr>
+          </w:rPrChange>
+        </w:rPr>
+      </w:pPr>
+      <w:r>
+        <w:rPr>
+          <w:rFonts w:ascii="Garamond" w:hAnsi="Garamond"/>
+          <w:sz w:val="22"/>
+          <w:szCs w:val="22"/>
+          <w:rPrChange w:id="138" w:author="Benjamin J. Makhlouf" w:date="2025-07-26T11:37:00Z" w16du:dateUtc="2025-07-26T18:37:00Z">
+            <w:rPr>
+              <w:rFonts w:ascii="Garamond" w:hAnsi="Garamond"/>
+              <w:sz w:val="20"/>
+              <w:szCs w:val="20"/>
+            </w:rPr>
+          </w:rPrChange>
+        </w:rPr>
+        <w:t xml:space="preserve">Analysis of the protection offered to stocks across the basin based on a front-end </w:t>
+      </w:r>
+      <w:ins w:id="139" w:author="Daniel Schindler" w:date="2025-07-17T14:36:00Z" w16du:dateUtc="2025-07-17T22:36:00Z">
         <w:r>
           <w:rPr>
             <w:rFonts w:ascii="Garamond" w:hAnsi="Garamond"/>
-            <w:b/>
-            <w:bCs/>
-            <w:sz w:val="20"/>
-            <w:szCs w:val="20"/>
+            <w:sz w:val="22"/>
+            <w:szCs w:val="22"/>
+            <w:rPrChange w:id="140" w:author="Benjamin J. Makhlouf" w:date="2025-07-26T11:37:00Z" w16du:dateUtc="2025-07-26T18:37:00Z">
+              <w:rPr>
+                <w:rFonts w:ascii="Garamond" w:hAnsi="Garamond"/>
+                <w:sz w:val="20"/>
+                <w:szCs w:val="20"/>
+              </w:rPr>
+            </w:rPrChange>
           </w:rPr>
-          <w:delText>Cumulative Distribution functions</w:delText>
+          <w:t xml:space="preserve">fishery </w:t>
         </w:r>
+      </w:ins>
+      <w:r>
+        <w:rPr>
+          <w:rFonts w:ascii="Garamond" w:hAnsi="Garamond"/>
+          <w:sz w:val="22"/>
+          <w:szCs w:val="22"/>
+          <w:rPrChange w:id="141" w:author="Benjamin J. Makhlouf" w:date="2025-07-26T11:37:00Z" w16du:dateUtc="2025-07-26T18:37:00Z">
+            <w:rPr>
+              <w:rFonts w:ascii="Garamond" w:hAnsi="Garamond"/>
+              <w:sz w:val="20"/>
+              <w:szCs w:val="20"/>
+            </w:rPr>
+          </w:rPrChange>
+        </w:rPr>
+        <w:t xml:space="preserve">closure illustrated a range of protection across stocks with clearly higher protection afforded to upper Kuskokwim stocks. Upper watershed stocks showed the highest closure protection rates, with East Fork Kuskokwim receiving the greatest benefit (median: 21.3%, range: 9.9-45.3%). Despite East Fork Kuskokwim contributing minimally to the total watershed run (~2-3% annually), approximately one-quarter of its total returns are protected by a front-end closure. Several other upper Kuskokwim stocks showed similarly high proportional protection, including the North Fork (median: 22.5%, range: 5.8-31.0%), </w:t>
+      </w:r>
+      <w:proofErr w:type="spellStart"/>
+      <w:r>
+        <w:rPr>
+          <w:rFonts w:ascii="Garamond" w:hAnsi="Garamond"/>
+          <w:sz w:val="22"/>
+          <w:szCs w:val="22"/>
+          <w:rPrChange w:id="142" w:author="Benjamin J. Makhlouf" w:date="2025-07-26T11:37:00Z" w16du:dateUtc="2025-07-26T18:37:00Z">
+            <w:rPr>
+              <w:rFonts w:ascii="Garamond" w:hAnsi="Garamond"/>
+              <w:sz w:val="20"/>
+              <w:szCs w:val="20"/>
+            </w:rPr>
+          </w:rPrChange>
+        </w:rPr>
+        <w:t>Tatlawiksuk</w:t>
+      </w:r>
+      <w:proofErr w:type="spellEnd"/>
+      <w:r>
+        <w:rPr>
+          <w:rFonts w:ascii="Garamond" w:hAnsi="Garamond"/>
+          <w:sz w:val="22"/>
+          <w:szCs w:val="22"/>
+          <w:rPrChange w:id="143" w:author="Benjamin J. Makhlouf" w:date="2025-07-26T11:37:00Z" w16du:dateUtc="2025-07-26T18:37:00Z">
+            <w:rPr>
+              <w:rFonts w:ascii="Garamond" w:hAnsi="Garamond"/>
+              <w:sz w:val="20"/>
+              <w:szCs w:val="20"/>
+            </w:rPr>
+          </w:rPrChange>
+        </w:rPr>
+        <w:t xml:space="preserve"> (median: 17.2%, range: 3.1-39.5%), Big River (median: 15.9%, range: 2.4-41.3%), Swift (median: 14.9%, range: 2.9-36.2%), South Fork (median: 12.3%, range: 2.7-31.7%), and Upper Kuskokwim (median: 11.4%, range: 2.8-27.4%). Of the stocks with the highest protection (&gt;11% median), all were found in the upper portions of the watershed. Notably, </w:t>
+      </w:r>
+      <w:proofErr w:type="spellStart"/>
+      <w:r>
+        <w:rPr>
+          <w:rFonts w:ascii="Garamond" w:hAnsi="Garamond"/>
+          <w:sz w:val="22"/>
+          <w:szCs w:val="22"/>
+          <w:rPrChange w:id="144" w:author="Benjamin J. Makhlouf" w:date="2025-07-26T11:37:00Z" w16du:dateUtc="2025-07-26T18:37:00Z">
+            <w:rPr>
+              <w:rFonts w:ascii="Garamond" w:hAnsi="Garamond"/>
+              <w:sz w:val="20"/>
+              <w:szCs w:val="20"/>
+            </w:rPr>
+          </w:rPrChange>
+        </w:rPr>
+        <w:t>Takotna</w:t>
+      </w:r>
+      <w:proofErr w:type="spellEnd"/>
+      <w:r>
+        <w:rPr>
+          <w:rFonts w:ascii="Garamond" w:hAnsi="Garamond"/>
+          <w:sz w:val="22"/>
+          <w:szCs w:val="22"/>
+          <w:rPrChange w:id="145" w:author="Benjamin J. Makhlouf" w:date="2025-07-26T11:37:00Z" w16du:dateUtc="2025-07-26T18:37:00Z">
+            <w:rPr>
+              <w:rFonts w:ascii="Garamond" w:hAnsi="Garamond"/>
+              <w:sz w:val="20"/>
+              <w:szCs w:val="20"/>
+            </w:rPr>
+          </w:rPrChange>
+        </w:rPr>
+        <w:t xml:space="preserve"> and Nixon Fork received relatively modest protection (median: 6.6%, range: 0.9-18.3%) despite its position at the top of the watershed. In contrast, stocks positioned lower in the watershed received </w:t>
+      </w:r>
+      <w:r>
+        <w:rPr>
+          <w:rFonts w:ascii="Garamond" w:hAnsi="Garamond"/>
+          <w:sz w:val="22"/>
+          <w:szCs w:val="22"/>
+          <w:rPrChange w:id="146" w:author="Benjamin J. Makhlouf" w:date="2025-07-26T11:37:00Z" w16du:dateUtc="2025-07-26T18:37:00Z">
+            <w:rPr>
+              <w:rFonts w:ascii="Garamond" w:hAnsi="Garamond"/>
+              <w:sz w:val="20"/>
+              <w:szCs w:val="20"/>
+            </w:rPr>
+          </w:rPrChange>
+        </w:rPr>
+        <w:lastRenderedPageBreak/>
+        <w:t>less protection from the front-end closure. Middle watershed stocks including Stony (median: 7.6%, range: 2.9-22.1</w:t>
+      </w:r>
+      <w:proofErr w:type="gramStart"/>
+      <w:r>
+        <w:rPr>
+          <w:rFonts w:ascii="Garamond" w:hAnsi="Garamond"/>
+          <w:sz w:val="22"/>
+          <w:szCs w:val="22"/>
+          <w:rPrChange w:id="147" w:author="Benjamin J. Makhlouf" w:date="2025-07-26T11:37:00Z" w16du:dateUtc="2025-07-26T18:37:00Z">
+            <w:rPr>
+              <w:rFonts w:ascii="Garamond" w:hAnsi="Garamond"/>
+              <w:sz w:val="20"/>
+              <w:szCs w:val="20"/>
+            </w:rPr>
+          </w:rPrChange>
+        </w:rPr>
+        <w:t>%)  Middle</w:t>
+      </w:r>
+      <w:proofErr w:type="gramEnd"/>
+      <w:r>
+        <w:rPr>
+          <w:rFonts w:ascii="Garamond" w:hAnsi="Garamond"/>
+          <w:sz w:val="22"/>
+          <w:szCs w:val="22"/>
+          <w:rPrChange w:id="148" w:author="Benjamin J. Makhlouf" w:date="2025-07-26T11:37:00Z" w16du:dateUtc="2025-07-26T18:37:00Z">
+            <w:rPr>
+              <w:rFonts w:ascii="Garamond" w:hAnsi="Garamond"/>
+              <w:sz w:val="20"/>
+              <w:szCs w:val="20"/>
+            </w:rPr>
+          </w:rPrChange>
+        </w:rPr>
+        <w:t xml:space="preserve"> Kusko Main (median: 5.5%, range: 4.7-17.7%</w:t>
+      </w:r>
+      <w:proofErr w:type="gramStart"/>
+      <w:r>
+        <w:rPr>
+          <w:rFonts w:ascii="Garamond" w:hAnsi="Garamond"/>
+          <w:sz w:val="22"/>
+          <w:szCs w:val="22"/>
+          <w:rPrChange w:id="149" w:author="Benjamin J. Makhlouf" w:date="2025-07-26T11:37:00Z" w16du:dateUtc="2025-07-26T18:37:00Z">
+            <w:rPr>
+              <w:rFonts w:ascii="Garamond" w:hAnsi="Garamond"/>
+              <w:sz w:val="20"/>
+              <w:szCs w:val="20"/>
+            </w:rPr>
+          </w:rPrChange>
+        </w:rPr>
+        <w:t>) ,</w:t>
+      </w:r>
+      <w:proofErr w:type="gramEnd"/>
+      <w:r>
+        <w:rPr>
+          <w:rFonts w:ascii="Garamond" w:hAnsi="Garamond"/>
+          <w:sz w:val="22"/>
+          <w:szCs w:val="22"/>
+          <w:rPrChange w:id="150" w:author="Benjamin J. Makhlouf" w:date="2025-07-26T11:37:00Z" w16du:dateUtc="2025-07-26T18:37:00Z">
+            <w:rPr>
+              <w:rFonts w:ascii="Garamond" w:hAnsi="Garamond"/>
+              <w:sz w:val="20"/>
+              <w:szCs w:val="20"/>
+            </w:rPr>
+          </w:rPrChange>
+        </w:rPr>
+        <w:t xml:space="preserve"> and </w:t>
+      </w:r>
+      <w:proofErr w:type="spellStart"/>
+      <w:r>
+        <w:rPr>
+          <w:rFonts w:ascii="Garamond" w:hAnsi="Garamond"/>
+          <w:sz w:val="22"/>
+          <w:szCs w:val="22"/>
+          <w:rPrChange w:id="151" w:author="Benjamin J. Makhlouf" w:date="2025-07-26T11:37:00Z" w16du:dateUtc="2025-07-26T18:37:00Z">
+            <w:rPr>
+              <w:rFonts w:ascii="Garamond" w:hAnsi="Garamond"/>
+              <w:sz w:val="20"/>
+              <w:szCs w:val="20"/>
+            </w:rPr>
+          </w:rPrChange>
+        </w:rPr>
+        <w:t>Hohlitna</w:t>
+      </w:r>
+      <w:proofErr w:type="spellEnd"/>
+      <w:r>
+        <w:rPr>
+          <w:rFonts w:ascii="Garamond" w:hAnsi="Garamond"/>
+          <w:sz w:val="22"/>
+          <w:szCs w:val="22"/>
+          <w:rPrChange w:id="152" w:author="Benjamin J. Makhlouf" w:date="2025-07-26T11:37:00Z" w16du:dateUtc="2025-07-26T18:37:00Z">
+            <w:rPr>
+              <w:rFonts w:ascii="Garamond" w:hAnsi="Garamond"/>
+              <w:sz w:val="20"/>
+              <w:szCs w:val="20"/>
+            </w:rPr>
+          </w:rPrChange>
+        </w:rPr>
+        <w:t xml:space="preserve"> </w:t>
+      </w:r>
+      <w:proofErr w:type="gramStart"/>
+      <w:r>
+        <w:rPr>
+          <w:rFonts w:ascii="Garamond" w:hAnsi="Garamond"/>
+          <w:sz w:val="22"/>
+          <w:szCs w:val="22"/>
+          <w:rPrChange w:id="153" w:author="Benjamin J. Makhlouf" w:date="2025-07-26T11:37:00Z" w16du:dateUtc="2025-07-26T18:37:00Z">
+            <w:rPr>
+              <w:rFonts w:ascii="Garamond" w:hAnsi="Garamond"/>
+              <w:sz w:val="20"/>
+              <w:szCs w:val="20"/>
+            </w:rPr>
+          </w:rPrChange>
+        </w:rPr>
+        <w:t>( median</w:t>
+      </w:r>
+      <w:proofErr w:type="gramEnd"/>
+      <w:r>
+        <w:rPr>
+          <w:rFonts w:ascii="Garamond" w:hAnsi="Garamond"/>
+          <w:sz w:val="22"/>
+          <w:szCs w:val="22"/>
+          <w:rPrChange w:id="154" w:author="Benjamin J. Makhlouf" w:date="2025-07-26T11:37:00Z" w16du:dateUtc="2025-07-26T18:37:00Z">
+            <w:rPr>
+              <w:rFonts w:ascii="Garamond" w:hAnsi="Garamond"/>
+              <w:sz w:val="20"/>
+              <w:szCs w:val="20"/>
+            </w:rPr>
+          </w:rPrChange>
+        </w:rPr>
+        <w:t xml:space="preserve">: 5.6%, range: 2.7 – 18.4%) showed modest median protection, but with ranges that indicate a high level of protection in at least one year of our dataset. Several stocks lower in the watershed, however, received consistently minimal protection. Lower Kusko, </w:t>
+      </w:r>
+      <w:proofErr w:type="spellStart"/>
+      <w:r>
+        <w:rPr>
+          <w:rFonts w:ascii="Garamond" w:hAnsi="Garamond"/>
+          <w:sz w:val="22"/>
+          <w:szCs w:val="22"/>
+          <w:rPrChange w:id="155" w:author="Benjamin J. Makhlouf" w:date="2025-07-26T11:37:00Z" w16du:dateUtc="2025-07-26T18:37:00Z">
+            <w:rPr>
+              <w:rFonts w:ascii="Garamond" w:hAnsi="Garamond"/>
+              <w:sz w:val="20"/>
+              <w:szCs w:val="20"/>
+            </w:rPr>
+          </w:rPrChange>
+        </w:rPr>
+        <w:t>Kisaralik</w:t>
+      </w:r>
+      <w:proofErr w:type="spellEnd"/>
+      <w:r>
+        <w:rPr>
+          <w:rFonts w:ascii="Garamond" w:hAnsi="Garamond"/>
+          <w:sz w:val="22"/>
+          <w:szCs w:val="22"/>
+          <w:rPrChange w:id="156" w:author="Benjamin J. Makhlouf" w:date="2025-07-26T11:37:00Z" w16du:dateUtc="2025-07-26T18:37:00Z">
+            <w:rPr>
+              <w:rFonts w:ascii="Garamond" w:hAnsi="Garamond"/>
+              <w:sz w:val="20"/>
+              <w:szCs w:val="20"/>
+            </w:rPr>
+          </w:rPrChange>
+        </w:rPr>
+        <w:t xml:space="preserve">, Aniak, </w:t>
+      </w:r>
+      <w:proofErr w:type="spellStart"/>
+      <w:r>
+        <w:rPr>
+          <w:rFonts w:ascii="Garamond" w:hAnsi="Garamond"/>
+          <w:sz w:val="22"/>
+          <w:szCs w:val="22"/>
+          <w:rPrChange w:id="157" w:author="Benjamin J. Makhlouf" w:date="2025-07-26T11:37:00Z" w16du:dateUtc="2025-07-26T18:37:00Z">
+            <w:rPr>
+              <w:rFonts w:ascii="Garamond" w:hAnsi="Garamond"/>
+              <w:sz w:val="20"/>
+              <w:szCs w:val="20"/>
+            </w:rPr>
+          </w:rPrChange>
+        </w:rPr>
+        <w:t>Tuluksak</w:t>
+      </w:r>
+      <w:proofErr w:type="spellEnd"/>
+      <w:r>
+        <w:rPr>
+          <w:rFonts w:ascii="Garamond" w:hAnsi="Garamond"/>
+          <w:sz w:val="22"/>
+          <w:szCs w:val="22"/>
+          <w:rPrChange w:id="158" w:author="Benjamin J. Makhlouf" w:date="2025-07-26T11:37:00Z" w16du:dateUtc="2025-07-26T18:37:00Z">
+            <w:rPr>
+              <w:rFonts w:ascii="Garamond" w:hAnsi="Garamond"/>
+              <w:sz w:val="20"/>
+              <w:szCs w:val="20"/>
+            </w:rPr>
+          </w:rPrChange>
+        </w:rPr>
+        <w:t xml:space="preserve">, </w:t>
+      </w:r>
+      <w:proofErr w:type="spellStart"/>
+      <w:r>
+        <w:rPr>
+          <w:rFonts w:ascii="Garamond" w:hAnsi="Garamond"/>
+          <w:sz w:val="22"/>
+          <w:szCs w:val="22"/>
+          <w:rPrChange w:id="159" w:author="Benjamin J. Makhlouf" w:date="2025-07-26T11:37:00Z" w16du:dateUtc="2025-07-26T18:37:00Z">
+            <w:rPr>
+              <w:rFonts w:ascii="Garamond" w:hAnsi="Garamond"/>
+              <w:sz w:val="20"/>
+              <w:szCs w:val="20"/>
+            </w:rPr>
+          </w:rPrChange>
+        </w:rPr>
+        <w:t>Oskakawlik</w:t>
+      </w:r>
+      <w:proofErr w:type="spellEnd"/>
+      <w:r>
+        <w:rPr>
+          <w:rFonts w:ascii="Garamond" w:hAnsi="Garamond"/>
+          <w:sz w:val="22"/>
+          <w:szCs w:val="22"/>
+          <w:rPrChange w:id="160" w:author="Benjamin J. Makhlouf" w:date="2025-07-26T11:37:00Z" w16du:dateUtc="2025-07-26T18:37:00Z">
+            <w:rPr>
+              <w:rFonts w:ascii="Garamond" w:hAnsi="Garamond"/>
+              <w:sz w:val="20"/>
+              <w:szCs w:val="20"/>
+            </w:rPr>
+          </w:rPrChange>
+        </w:rPr>
+        <w:t xml:space="preserve">, Kwethluk, and </w:t>
+      </w:r>
+      <w:proofErr w:type="spellStart"/>
+      <w:r>
+        <w:rPr>
+          <w:rFonts w:ascii="Garamond" w:hAnsi="Garamond"/>
+          <w:sz w:val="22"/>
+          <w:szCs w:val="22"/>
+          <w:rPrChange w:id="161" w:author="Benjamin J. Makhlouf" w:date="2025-07-26T11:37:00Z" w16du:dateUtc="2025-07-26T18:37:00Z">
+            <w:rPr>
+              <w:rFonts w:ascii="Garamond" w:hAnsi="Garamond"/>
+              <w:sz w:val="20"/>
+              <w:szCs w:val="20"/>
+            </w:rPr>
+          </w:rPrChange>
+        </w:rPr>
+        <w:t>Holitna</w:t>
+      </w:r>
+      <w:proofErr w:type="spellEnd"/>
+      <w:r>
+        <w:rPr>
+          <w:rFonts w:ascii="Garamond" w:hAnsi="Garamond"/>
+          <w:sz w:val="22"/>
+          <w:szCs w:val="22"/>
+          <w:rPrChange w:id="162" w:author="Benjamin J. Makhlouf" w:date="2025-07-26T11:37:00Z" w16du:dateUtc="2025-07-26T18:37:00Z">
+            <w:rPr>
+              <w:rFonts w:ascii="Garamond" w:hAnsi="Garamond"/>
+              <w:sz w:val="20"/>
+              <w:szCs w:val="20"/>
+            </w:rPr>
+          </w:rPrChange>
+        </w:rPr>
+        <w:t xml:space="preserve"> all demonstrated low protection rates (medians: 2.9-8.0%), with George River showing the lowest protection of all stocks (median: 3.9%, range: 1.7-8.4%), indicating that the vast majority of these stocks' contributions occur outside of the front-end closure window and are therefore subject to fishing pressure during the open fishing period.</w:t>
+      </w:r>
+    </w:p>
+    <w:p>
+      <w:pPr>
+        <w:pStyle w:val="whitespace-normal"/>
+        <w:spacing w:line="480" w:lineRule="auto"/>
+        <w:rPr>
+          <w:rFonts w:ascii="Garamond" w:hAnsi="Garamond"/>
+          <w:b/>
+          <w:bCs/>
+          <w:sz w:val="22"/>
+          <w:szCs w:val="22"/>
+          <w:u w:val="single"/>
+          <w:rPrChange w:id="163" w:author="Benjamin J. Makhlouf" w:date="2025-07-26T11:38:00Z" w16du:dateUtc="2025-07-26T18:38:00Z">
+            <w:rPr>
+              <w:rFonts w:ascii="Garamond" w:hAnsi="Garamond"/>
+              <w:b/>
+              <w:bCs/>
+              <w:u w:val="single"/>
+            </w:rPr>
+          </w:rPrChange>
+        </w:rPr>
+      </w:pPr>
+      <w:r>
+        <w:rPr>
+          <w:rFonts w:ascii="Garamond" w:hAnsi="Garamond"/>
+          <w:b/>
+          <w:bCs/>
+          <w:sz w:val="22"/>
+          <w:szCs w:val="22"/>
+          <w:u w:val="single"/>
+          <w:rPrChange w:id="164" w:author="Benjamin J. Makhlouf" w:date="2025-07-26T11:38:00Z" w16du:dateUtc="2025-07-26T18:38:00Z">
+            <w:rPr>
+              <w:rFonts w:ascii="Garamond" w:hAnsi="Garamond"/>
+              <w:b/>
+              <w:bCs/>
+              <w:u w:val="single"/>
+            </w:rPr>
+          </w:rPrChange>
+        </w:rPr>
+        <w:t>Discussion</w:t>
+      </w:r>
+    </w:p>
+    <w:p>
+      <w:pPr>
+        <w:pStyle w:val="whitespace-normal"/>
+        <w:spacing w:line="480" w:lineRule="auto"/>
+        <w:rPr>
+          <w:rFonts w:ascii="Garamond" w:hAnsi="Garamond"/>
+          <w:sz w:val="22"/>
+          <w:szCs w:val="22"/>
+          <w:rPrChange w:id="165" w:author="Benjamin J. Makhlouf" w:date="2025-07-26T11:38:00Z" w16du:dateUtc="2025-07-26T18:38:00Z">
+            <w:rPr>
+              <w:rFonts w:ascii="Garamond" w:hAnsi="Garamond"/>
+            </w:rPr>
+          </w:rPrChange>
+        </w:rPr>
+      </w:pPr>
+      <w:r>
+        <w:rPr>
+          <w:rFonts w:ascii="Garamond" w:hAnsi="Garamond"/>
+          <w:b/>
+          <w:bCs/>
+          <w:sz w:val="22"/>
+          <w:szCs w:val="22"/>
+          <w:rPrChange w:id="166" w:author="Benjamin J. Makhlouf" w:date="2025-07-26T11:38:00Z" w16du:dateUtc="2025-07-26T18:38:00Z">
+            <w:rPr>
+              <w:rFonts w:ascii="Garamond" w:hAnsi="Garamond"/>
+              <w:b/>
+              <w:bCs/>
+            </w:rPr>
+          </w:rPrChange>
+        </w:rPr>
+        <w:tab/>
+      </w:r>
+      <w:r>
+        <w:rPr>
+          <w:rFonts w:ascii="Garamond" w:hAnsi="Garamond"/>
+          <w:sz w:val="22"/>
+          <w:szCs w:val="22"/>
+          <w:rPrChange w:id="167" w:author="Benjamin J. Makhlouf" w:date="2025-07-26T11:38:00Z" w16du:dateUtc="2025-07-26T18:38:00Z">
+            <w:rPr>
+              <w:rFonts w:ascii="Garamond" w:hAnsi="Garamond"/>
+            </w:rPr>
+          </w:rPrChange>
+        </w:rPr>
+        <w:t xml:space="preserve">Understanding the spatial and temporal patterns governing salmon metapopulation dynamics is critical to developing management strategies which stabilize resource availability for downstream fisheries and build resilience to future </w:t>
+      </w:r>
+      <w:r>
+        <w:rPr>
+          <w:rFonts w:ascii="Garamond" w:hAnsi="Garamond"/>
+          <w:sz w:val="22"/>
+          <w:szCs w:val="22"/>
+          <w:rPrChange w:id="168" w:author="Benjamin J. Makhlouf" w:date="2025-07-26T11:38:00Z" w16du:dateUtc="2025-07-26T18:38:00Z">
+            <w:rPr>
+              <w:rFonts w:ascii="Garamond" w:hAnsi="Garamond"/>
+            </w:rPr>
+          </w:rPrChange>
+        </w:rPr>
+        <w:t>environmental change</w:t>
+      </w:r>
+      <w:r>
+        <w:rPr>
+          <w:rFonts w:ascii="Garamond" w:hAnsi="Garamond"/>
+          <w:sz w:val="22"/>
+          <w:szCs w:val="22"/>
+          <w:rPrChange w:id="169" w:author="Benjamin J. Makhlouf" w:date="2025-07-26T11:38:00Z" w16du:dateUtc="2025-07-26T18:38:00Z">
+            <w:rPr>
+              <w:rFonts w:ascii="Garamond" w:hAnsi="Garamond"/>
+            </w:rPr>
+          </w:rPrChange>
+        </w:rPr>
+        <w:t xml:space="preserve">. Here, we illustrate the spatiotemporal patterns of Chinook salmon </w:t>
+      </w:r>
+      <w:r>
+        <w:rPr>
+          <w:rFonts w:ascii="Garamond" w:hAnsi="Garamond"/>
+          <w:sz w:val="22"/>
+          <w:szCs w:val="22"/>
+          <w:rPrChange w:id="170" w:author="Benjamin J. Makhlouf" w:date="2025-07-26T11:38:00Z" w16du:dateUtc="2025-07-26T18:38:00Z">
+            <w:rPr>
+              <w:rFonts w:ascii="Garamond" w:hAnsi="Garamond"/>
+            </w:rPr>
+          </w:rPrChange>
+        </w:rPr>
+        <w:t xml:space="preserve">migration </w:t>
+      </w:r>
+      <w:r>
+        <w:rPr>
+          <w:rFonts w:ascii="Garamond" w:hAnsi="Garamond"/>
+          <w:sz w:val="22"/>
+          <w:szCs w:val="22"/>
+          <w:rPrChange w:id="171" w:author="Benjamin J. Makhlouf" w:date="2025-07-26T11:38:00Z" w16du:dateUtc="2025-07-26T18:38:00Z">
+            <w:rPr>
+              <w:rFonts w:ascii="Garamond" w:hAnsi="Garamond"/>
+            </w:rPr>
+          </w:rPrChange>
+        </w:rPr>
+        <w:t xml:space="preserve">in the Kuskokwim River-Basin, one of the largest salmon bearing watersheds in Alaska, over several years and at a finer spatial scale than is previously available. The results of our analysis demonstrate clear and consistent patterns of early return timing in stocks at the upper portion of the watershed, which has been observed in other salmon ecosystems </w:t>
+      </w:r>
+      <w:r>
+        <w:rPr>
+          <w:rFonts w:ascii="Garamond" w:hAnsi="Garamond"/>
+          <w:sz w:val="22"/>
+          <w:szCs w:val="22"/>
+          <w:highlight w:val="yellow"/>
+          <w:rPrChange w:id="172" w:author="Benjamin J. Makhlouf" w:date="2025-07-26T11:38:00Z" w16du:dateUtc="2025-07-26T18:38:00Z">
+            <w:rPr>
+              <w:rFonts w:ascii="Garamond" w:hAnsi="Garamond"/>
+            </w:rPr>
+          </w:rPrChange>
+        </w:rPr>
+        <w:t>(cite)</w:t>
+      </w:r>
+      <w:r>
+        <w:rPr>
+          <w:rFonts w:ascii="Garamond" w:hAnsi="Garamond"/>
+          <w:sz w:val="22"/>
+          <w:szCs w:val="22"/>
+          <w:rPrChange w:id="173" w:author="Benjamin J. Makhlouf" w:date="2025-07-26T11:38:00Z" w16du:dateUtc="2025-07-26T18:38:00Z">
+            <w:rPr>
+              <w:rFonts w:ascii="Garamond" w:hAnsi="Garamond"/>
+            </w:rPr>
+          </w:rPrChange>
+        </w:rPr>
+        <w:t xml:space="preserve"> and has been </w:t>
+      </w:r>
+      <w:del w:id="174" w:author="Daniel Schindler" w:date="2025-07-17T14:42:00Z" w16du:dateUtc="2025-07-17T22:42:00Z">
         <w:r>
           <w:rPr>
             <w:rFonts w:ascii="Garamond" w:hAnsi="Garamond"/>
-            <w:b/>
-            <w:bCs/>
-            <w:sz w:val="20"/>
-            <w:szCs w:val="20"/>
+            <w:sz w:val="22"/>
+            <w:szCs w:val="22"/>
+            <w:rPrChange w:id="175" w:author="Benjamin J. Makhlouf" w:date="2025-07-26T11:38:00Z" w16du:dateUtc="2025-07-26T18:38:00Z">
+              <w:rPr>
+                <w:rFonts w:ascii="Garamond" w:hAnsi="Garamond"/>
+              </w:rPr>
+            </w:rPrChange>
           </w:rPr>
-          <w:delText xml:space="preserve"> </w:delText>
+          <w:delText xml:space="preserve">anecdotally </w:delText>
         </w:r>
       </w:del>
-    </w:p>
-    <w:p>
-      <w:pPr>
-        <w:pStyle w:val="whitespace-normal"/>
-        <w:spacing w:line="480" w:lineRule="auto"/>
-        <w:ind w:firstLine="720"/>
-        <w:rPr>
-          <w:rFonts w:ascii="Garamond" w:hAnsi="Garamond"/>
-          <w:sz w:val="22"/>
-          <w:szCs w:val="22"/>
-        </w:rPr>
-      </w:pPr>
-      <w:ins w:id="133" w:author="Daniel Schindler" w:date="2025-07-17T14:24:00Z" w16du:dateUtc="2025-07-17T22:24:00Z">
+      <w:r>
+        <w:rPr>
+          <w:rFonts w:ascii="Garamond" w:hAnsi="Garamond"/>
+          <w:sz w:val="22"/>
+          <w:szCs w:val="22"/>
+          <w:rPrChange w:id="176" w:author="Benjamin J. Makhlouf" w:date="2025-07-26T11:38:00Z" w16du:dateUtc="2025-07-26T18:38:00Z">
+            <w:rPr>
+              <w:rFonts w:ascii="Garamond" w:hAnsi="Garamond"/>
+            </w:rPr>
+          </w:rPrChange>
+        </w:rPr>
+        <w:t xml:space="preserve">preliminarily </w:t>
+      </w:r>
+      <w:r>
+        <w:rPr>
+          <w:rFonts w:ascii="Garamond" w:hAnsi="Garamond"/>
+          <w:sz w:val="22"/>
+          <w:szCs w:val="22"/>
+          <w:rPrChange w:id="177" w:author="Benjamin J. Makhlouf" w:date="2025-07-26T11:38:00Z" w16du:dateUtc="2025-07-26T18:38:00Z">
+            <w:rPr>
+              <w:rFonts w:ascii="Garamond" w:hAnsi="Garamond"/>
+            </w:rPr>
+          </w:rPrChange>
+        </w:rPr>
+        <w:t>observed in the basin</w:t>
+      </w:r>
+      <w:r>
+        <w:rPr>
+          <w:rFonts w:ascii="Garamond" w:hAnsi="Garamond"/>
+          <w:sz w:val="22"/>
+          <w:szCs w:val="22"/>
+          <w:rPrChange w:id="178" w:author="Benjamin J. Makhlouf" w:date="2025-07-26T11:38:00Z" w16du:dateUtc="2025-07-26T18:38:00Z">
+            <w:rPr>
+              <w:rFonts w:ascii="Garamond" w:hAnsi="Garamond"/>
+            </w:rPr>
+          </w:rPrChange>
+        </w:rPr>
+        <w:t xml:space="preserve"> based on telemetry studies (ADF&amp;G telemetry report)</w:t>
+      </w:r>
+      <w:r>
+        <w:rPr>
+          <w:rFonts w:ascii="Garamond" w:hAnsi="Garamond"/>
+          <w:sz w:val="22"/>
+          <w:szCs w:val="22"/>
+          <w:rPrChange w:id="179" w:author="Benjamin J. Makhlouf" w:date="2025-07-26T11:38:00Z" w16du:dateUtc="2025-07-26T18:38:00Z">
+            <w:rPr>
+              <w:rFonts w:ascii="Garamond" w:hAnsi="Garamond"/>
+            </w:rPr>
+          </w:rPrChange>
+        </w:rPr>
+        <w:t xml:space="preserve">. Our analysis quantifies the progression of run timing from upper Kuskokwim stocks such as Big River, Upper Kusko Main, and Swift in the earliest portions of the season to middle Kuskokwim stocks such as Stony, </w:t>
+      </w:r>
+      <w:proofErr w:type="spellStart"/>
+      <w:r>
+        <w:rPr>
+          <w:rFonts w:ascii="Garamond" w:hAnsi="Garamond"/>
+          <w:sz w:val="22"/>
+          <w:szCs w:val="22"/>
+          <w:rPrChange w:id="180" w:author="Benjamin J. Makhlouf" w:date="2025-07-26T11:38:00Z" w16du:dateUtc="2025-07-26T18:38:00Z">
+            <w:rPr>
+              <w:rFonts w:ascii="Garamond" w:hAnsi="Garamond"/>
+            </w:rPr>
+          </w:rPrChange>
+        </w:rPr>
+        <w:t>Holitna</w:t>
+      </w:r>
+      <w:proofErr w:type="spellEnd"/>
+      <w:r>
+        <w:rPr>
+          <w:rFonts w:ascii="Garamond" w:hAnsi="Garamond"/>
+          <w:sz w:val="22"/>
+          <w:szCs w:val="22"/>
+          <w:rPrChange w:id="181" w:author="Benjamin J. Makhlouf" w:date="2025-07-26T11:38:00Z" w16du:dateUtc="2025-07-26T18:38:00Z">
+            <w:rPr>
+              <w:rFonts w:ascii="Garamond" w:hAnsi="Garamond"/>
+            </w:rPr>
+          </w:rPrChange>
+        </w:rPr>
+        <w:t xml:space="preserve">, and Middle Kusko Main in the middle portion of the season, and finally to stocks at the lowest portions of the watershed (Aniak, Kwethluk, </w:t>
+      </w:r>
+      <w:proofErr w:type="spellStart"/>
+      <w:r>
+        <w:rPr>
+          <w:rFonts w:ascii="Garamond" w:hAnsi="Garamond"/>
+          <w:sz w:val="22"/>
+          <w:szCs w:val="22"/>
+          <w:rPrChange w:id="182" w:author="Benjamin J. Makhlouf" w:date="2025-07-26T11:38:00Z" w16du:dateUtc="2025-07-26T18:38:00Z">
+            <w:rPr>
+              <w:rFonts w:ascii="Garamond" w:hAnsi="Garamond"/>
+            </w:rPr>
+          </w:rPrChange>
+        </w:rPr>
+        <w:t>Kisaralik</w:t>
+      </w:r>
+      <w:proofErr w:type="spellEnd"/>
+      <w:r>
+        <w:rPr>
+          <w:rFonts w:ascii="Garamond" w:hAnsi="Garamond"/>
+          <w:sz w:val="22"/>
+          <w:szCs w:val="22"/>
+          <w:rPrChange w:id="183" w:author="Benjamin J. Makhlouf" w:date="2025-07-26T11:38:00Z" w16du:dateUtc="2025-07-26T18:38:00Z">
+            <w:rPr>
+              <w:rFonts w:ascii="Garamond" w:hAnsi="Garamond"/>
+            </w:rPr>
+          </w:rPrChange>
+        </w:rPr>
+        <w:t xml:space="preserve">) in the final portion of the run. In addition, our results highlight variability in returns among stocks at several spatial scales. For example, some stocks such as Big River contributed a consistently significant portion of the run across all years of our dataset. However, the relative contribution among stocks varies among years. For example, stocks such as East Fork Kuskokwim contributed significantly in some years and much lower in others. Given the dynamic nature of salmon ecosystems and well-established patterns of </w:t>
+      </w:r>
+      <w:r>
+        <w:rPr>
+          <w:rFonts w:ascii="Garamond" w:hAnsi="Garamond"/>
+          <w:sz w:val="22"/>
+          <w:szCs w:val="22"/>
+          <w:rPrChange w:id="184" w:author="Benjamin J. Makhlouf" w:date="2025-07-26T11:38:00Z" w16du:dateUtc="2025-07-26T18:38:00Z">
+            <w:rPr>
+              <w:rFonts w:ascii="Garamond" w:hAnsi="Garamond"/>
+            </w:rPr>
+          </w:rPrChange>
+        </w:rPr>
+        <w:lastRenderedPageBreak/>
+        <w:t xml:space="preserve">distributed risk across several year classes and life histories, </w:t>
+      </w:r>
+      <w:ins w:id="185" w:author="Benjamin J. Makhlouf" w:date="2025-07-26T11:39:00Z" w16du:dateUtc="2025-07-26T18:39:00Z">
         <w:r>
           <w:rPr>
             <w:rFonts w:ascii="Garamond" w:hAnsi="Garamond"/>
             <w:sz w:val="22"/>
             <w:szCs w:val="22"/>
           </w:rPr>
-          <w:t xml:space="preserve">We also used </w:t>
+          <w:t xml:space="preserve">this </w:t>
         </w:r>
       </w:ins>
-      <w:del w:id="134" w:author="Daniel Schindler" w:date="2025-07-17T14:24:00Z" w16du:dateUtc="2025-07-17T22:24:00Z">
+      <w:r>
+        <w:rPr>
+          <w:rFonts w:ascii="Garamond" w:hAnsi="Garamond"/>
+          <w:sz w:val="22"/>
+          <w:szCs w:val="22"/>
+          <w:rPrChange w:id="186" w:author="Benjamin J. Makhlouf" w:date="2025-07-26T11:38:00Z" w16du:dateUtc="2025-07-26T18:38:00Z">
+            <w:rPr>
+              <w:rFonts w:ascii="Garamond" w:hAnsi="Garamond"/>
+            </w:rPr>
+          </w:rPrChange>
+        </w:rPr>
+        <w:t xml:space="preserve">variability in relative stock contribution among years is expected.  </w:t>
+      </w:r>
+    </w:p>
+    <w:p>
+      <w:pPr>
+        <w:pStyle w:val="whitespace-normal"/>
+        <w:spacing w:line="480" w:lineRule="auto"/>
+        <w:rPr>
+          <w:rFonts w:ascii="Garamond" w:hAnsi="Garamond"/>
+          <w:sz w:val="22"/>
+          <w:szCs w:val="22"/>
+          <w:rPrChange w:id="187" w:author="Benjamin J. Makhlouf" w:date="2025-07-26T11:38:00Z" w16du:dateUtc="2025-07-26T18:38:00Z">
+            <w:rPr>
+              <w:rFonts w:ascii="Garamond" w:hAnsi="Garamond"/>
+            </w:rPr>
+          </w:rPrChange>
+        </w:rPr>
+      </w:pPr>
+      <w:r>
+        <w:rPr>
+          <w:rFonts w:ascii="Garamond" w:hAnsi="Garamond"/>
+          <w:sz w:val="22"/>
+          <w:szCs w:val="22"/>
+          <w:rPrChange w:id="188" w:author="Benjamin J. Makhlouf" w:date="2025-07-26T11:38:00Z" w16du:dateUtc="2025-07-26T18:38:00Z">
+            <w:rPr>
+              <w:rFonts w:ascii="Garamond" w:hAnsi="Garamond"/>
+            </w:rPr>
+          </w:rPrChange>
+        </w:rPr>
+        <w:tab/>
+        <w:t xml:space="preserve">A gradient of return timing from the upper to lower stocks was further corroborated by </w:t>
+      </w:r>
+      <w:r>
+        <w:rPr>
+          <w:rFonts w:ascii="Garamond" w:hAnsi="Garamond"/>
+          <w:sz w:val="22"/>
+          <w:szCs w:val="22"/>
+          <w:rPrChange w:id="189" w:author="Benjamin J. Makhlouf" w:date="2025-07-26T11:38:00Z" w16du:dateUtc="2025-07-26T18:38:00Z">
+            <w:rPr>
+              <w:rFonts w:ascii="Garamond" w:hAnsi="Garamond"/>
+            </w:rPr>
+          </w:rPrChange>
+        </w:rPr>
+        <w:t xml:space="preserve">stock-specific </w:t>
+      </w:r>
+      <w:r>
+        <w:rPr>
+          <w:rFonts w:ascii="Garamond" w:hAnsi="Garamond"/>
+          <w:sz w:val="22"/>
+          <w:szCs w:val="22"/>
+          <w:rPrChange w:id="190" w:author="Benjamin J. Makhlouf" w:date="2025-07-26T11:38:00Z" w16du:dateUtc="2025-07-26T18:38:00Z">
+            <w:rPr>
+              <w:rFonts w:ascii="Garamond" w:hAnsi="Garamond"/>
+            </w:rPr>
+          </w:rPrChange>
+        </w:rPr>
+        <w:t>cumulative distribution</w:t>
+      </w:r>
+      <w:r>
+        <w:rPr>
+          <w:rFonts w:ascii="Garamond" w:hAnsi="Garamond"/>
+          <w:sz w:val="22"/>
+          <w:szCs w:val="22"/>
+          <w:rPrChange w:id="191" w:author="Benjamin J. Makhlouf" w:date="2025-07-26T11:38:00Z" w16du:dateUtc="2025-07-26T18:38:00Z">
+            <w:rPr>
+              <w:rFonts w:ascii="Garamond" w:hAnsi="Garamond"/>
+            </w:rPr>
+          </w:rPrChange>
+        </w:rPr>
+        <w:t>s over each season</w:t>
+      </w:r>
+      <w:r>
+        <w:rPr>
+          <w:rFonts w:ascii="Garamond" w:hAnsi="Garamond"/>
+          <w:sz w:val="22"/>
+          <w:szCs w:val="22"/>
+          <w:rPrChange w:id="192" w:author="Benjamin J. Makhlouf" w:date="2025-07-26T11:38:00Z" w16du:dateUtc="2025-07-26T18:38:00Z">
+            <w:rPr>
+              <w:rFonts w:ascii="Garamond" w:hAnsi="Garamond"/>
+            </w:rPr>
+          </w:rPrChange>
+        </w:rPr>
+        <w:t xml:space="preserve">, which displays return timing as a portion of each stock's total returns irrespective of its significance to the overall run. This analysis is also independent of the timing and duration of the overall returns to the basin, which may influence the proportion of CPUE within each quartile bin. Upper watershed stocks demonstrated characteristically steep early-season curves, with a pattern towards upper river stocks reaching </w:t>
+      </w:r>
+      <w:proofErr w:type="gramStart"/>
+      <w:r>
+        <w:rPr>
+          <w:rFonts w:ascii="Garamond" w:hAnsi="Garamond"/>
+          <w:sz w:val="22"/>
+          <w:szCs w:val="22"/>
+          <w:rPrChange w:id="193" w:author="Benjamin J. Makhlouf" w:date="2025-07-26T11:38:00Z" w16du:dateUtc="2025-07-26T18:38:00Z">
+            <w:rPr>
+              <w:rFonts w:ascii="Garamond" w:hAnsi="Garamond"/>
+            </w:rPr>
+          </w:rPrChange>
+        </w:rPr>
+        <w:t>the majority of</w:t>
+      </w:r>
+      <w:proofErr w:type="gramEnd"/>
+      <w:r>
+        <w:rPr>
+          <w:rFonts w:ascii="Garamond" w:hAnsi="Garamond"/>
+          <w:sz w:val="22"/>
+          <w:szCs w:val="22"/>
+          <w:rPrChange w:id="194" w:author="Benjamin J. Makhlouf" w:date="2025-07-26T11:38:00Z" w16du:dateUtc="2025-07-26T18:38:00Z">
+            <w:rPr>
+              <w:rFonts w:ascii="Garamond" w:hAnsi="Garamond"/>
+            </w:rPr>
+          </w:rPrChange>
+        </w:rPr>
+        <w:t xml:space="preserve"> the overall returns more quickly than middle and lower stocks, which tended to have more protracted return timing and later return timing. Interestingly, this pattern means that although middle and lower run stocks do not reach </w:t>
+      </w:r>
+      <w:proofErr w:type="gramStart"/>
+      <w:r>
+        <w:rPr>
+          <w:rFonts w:ascii="Garamond" w:hAnsi="Garamond"/>
+          <w:sz w:val="22"/>
+          <w:szCs w:val="22"/>
+          <w:rPrChange w:id="195" w:author="Benjamin J. Makhlouf" w:date="2025-07-26T11:38:00Z" w16du:dateUtc="2025-07-26T18:38:00Z">
+            <w:rPr>
+              <w:rFonts w:ascii="Garamond" w:hAnsi="Garamond"/>
+            </w:rPr>
+          </w:rPrChange>
+        </w:rPr>
+        <w:t>the majority of</w:t>
+      </w:r>
+      <w:proofErr w:type="gramEnd"/>
+      <w:r>
+        <w:rPr>
+          <w:rFonts w:ascii="Garamond" w:hAnsi="Garamond"/>
+          <w:sz w:val="22"/>
+          <w:szCs w:val="22"/>
+          <w:rPrChange w:id="196" w:author="Benjamin J. Makhlouf" w:date="2025-07-26T11:38:00Z" w16du:dateUtc="2025-07-26T18:38:00Z">
+            <w:rPr>
+              <w:rFonts w:ascii="Garamond" w:hAnsi="Garamond"/>
+            </w:rPr>
+          </w:rPrChange>
+        </w:rPr>
+        <w:t xml:space="preserve"> their run until later in the season, they contributed modestly throughout the full duration of the run in many </w:t>
+      </w:r>
+      <w:commentRangeStart w:id="197"/>
+      <w:r>
+        <w:rPr>
+          <w:rFonts w:ascii="Garamond" w:hAnsi="Garamond"/>
+          <w:sz w:val="22"/>
+          <w:szCs w:val="22"/>
+          <w:rPrChange w:id="198" w:author="Benjamin J. Makhlouf" w:date="2025-07-26T11:38:00Z" w16du:dateUtc="2025-07-26T18:38:00Z">
+            <w:rPr>
+              <w:rFonts w:ascii="Garamond" w:hAnsi="Garamond"/>
+            </w:rPr>
+          </w:rPrChange>
+        </w:rPr>
+        <w:t>cases</w:t>
+      </w:r>
+      <w:commentRangeEnd w:id="197"/>
+      <w:r>
+        <w:rPr>
+          <w:rStyle w:val="CommentReference"/>
+          <w:rFonts w:ascii="Garamond" w:eastAsiaTheme="minorHAnsi" w:hAnsi="Garamond" w:cstheme="minorBidi"/>
+          <w:kern w:val="2"/>
+          <w:sz w:val="22"/>
+          <w:szCs w:val="22"/>
+          <w14:ligatures w14:val="standardContextual"/>
+          <w:rPrChange w:id="199" w:author="Benjamin J. Makhlouf" w:date="2025-07-26T11:38:00Z" w16du:dateUtc="2025-07-26T18:38:00Z">
+            <w:rPr>
+              <w:rStyle w:val="CommentReference"/>
+              <w:rFonts w:asciiTheme="minorHAnsi" w:eastAsiaTheme="minorHAnsi" w:hAnsiTheme="minorHAnsi" w:cstheme="minorBidi"/>
+              <w:kern w:val="2"/>
+              <w14:ligatures w14:val="standardContextual"/>
+            </w:rPr>
+          </w:rPrChange>
+        </w:rPr>
+        <w:commentReference w:id="197"/>
+      </w:r>
+      <w:r>
+        <w:rPr>
+          <w:rFonts w:ascii="Garamond" w:hAnsi="Garamond"/>
+          <w:sz w:val="22"/>
+          <w:szCs w:val="22"/>
+          <w:rPrChange w:id="200" w:author="Benjamin J. Makhlouf" w:date="2025-07-26T11:38:00Z" w16du:dateUtc="2025-07-26T18:38:00Z">
+            <w:rPr>
+              <w:rFonts w:ascii="Garamond" w:hAnsi="Garamond"/>
+            </w:rPr>
+          </w:rPrChange>
+        </w:rPr>
+        <w:t xml:space="preserve">. </w:t>
+      </w:r>
+    </w:p>
+    <w:p>
+      <w:pPr>
+        <w:pStyle w:val="whitespace-normal"/>
+        <w:spacing w:line="480" w:lineRule="auto"/>
+        <w:rPr>
+          <w:rFonts w:ascii="Garamond" w:hAnsi="Garamond"/>
+          <w:sz w:val="22"/>
+          <w:szCs w:val="22"/>
+          <w:rPrChange w:id="201" w:author="Benjamin J. Makhlouf" w:date="2025-07-26T11:38:00Z" w16du:dateUtc="2025-07-26T18:38:00Z">
+            <w:rPr>
+              <w:rFonts w:ascii="Garamond" w:hAnsi="Garamond"/>
+            </w:rPr>
+          </w:rPrChange>
+        </w:rPr>
+      </w:pPr>
+    </w:p>
+    <w:p>
+      <w:pPr>
+        <w:pStyle w:val="whitespace-normal"/>
+        <w:spacing w:line="480" w:lineRule="auto"/>
+        <w:ind w:firstLine="720"/>
+        <w:rPr>
+          <w:rFonts w:ascii="Garamond" w:hAnsi="Garamond"/>
+          <w:sz w:val="22"/>
+          <w:szCs w:val="22"/>
+          <w:rPrChange w:id="202" w:author="Benjamin J. Makhlouf" w:date="2025-07-26T11:38:00Z" w16du:dateUtc="2025-07-26T18:38:00Z">
+            <w:rPr>
+              <w:rFonts w:ascii="Garamond" w:hAnsi="Garamond"/>
+            </w:rPr>
+          </w:rPrChange>
+        </w:rPr>
+      </w:pPr>
+      <w:r>
+        <w:rPr>
+          <w:rFonts w:ascii="Garamond" w:hAnsi="Garamond"/>
+          <w:sz w:val="22"/>
+          <w:szCs w:val="22"/>
+          <w:rPrChange w:id="203" w:author="Benjamin J. Makhlouf" w:date="2025-07-26T11:38:00Z" w16du:dateUtc="2025-07-26T18:38:00Z">
+            <w:rPr>
+              <w:rFonts w:ascii="Garamond" w:hAnsi="Garamond"/>
+            </w:rPr>
+          </w:rPrChange>
+        </w:rPr>
+        <w:t>Despite varying total run size, timing, and duration, the relative timing patterns among management units remained consistent among all years of our dataset with the timing offset between upper and lower stocks persisting regardless of the run dynamics. Interestingly, this pattern held throughout all years of our dataset despite significant differences in both the duration, magnitude, and timing of the total return</w:t>
+      </w:r>
+      <w:ins w:id="204" w:author="Benjamin J. Makhlouf" w:date="2025-07-26T11:40:00Z" w16du:dateUtc="2025-07-26T18:40:00Z">
         <w:r>
           <w:rPr>
             <w:rFonts w:ascii="Garamond" w:hAnsi="Garamond"/>
             <w:sz w:val="22"/>
             <w:szCs w:val="22"/>
           </w:rPr>
-          <w:delText>C</w:delText>
+          <w:t xml:space="preserve">, suggesting </w:t>
         </w:r>
-      </w:del>
-      <w:ins w:id="135" w:author="Daniel Schindler" w:date="2025-07-17T14:24:00Z" w16du:dateUtc="2025-07-17T22:24:00Z">
+      </w:ins>
+      <w:del w:id="205" w:author="Benjamin J. Makhlouf" w:date="2025-07-26T11:40:00Z" w16du:dateUtc="2025-07-26T18:40:00Z">
         <w:r>
           <w:rPr>
             <w:rFonts w:ascii="Garamond" w:hAnsi="Garamond"/>
             <w:sz w:val="22"/>
             <w:szCs w:val="22"/>
+            <w:rPrChange w:id="206" w:author="Benjamin J. Makhlouf" w:date="2025-07-26T11:38:00Z" w16du:dateUtc="2025-07-26T18:38:00Z">
+              <w:rPr>
+                <w:rFonts w:ascii="Garamond" w:hAnsi="Garamond"/>
+              </w:rPr>
+            </w:rPrChange>
           </w:rPr>
-          <w:t>c</w:t>
-        </w:r>
-      </w:ins>
-      <w:r>
-        <w:rPr>
-          <w:rFonts w:ascii="Garamond" w:hAnsi="Garamond"/>
-          <w:sz w:val="22"/>
-          <w:szCs w:val="22"/>
-        </w:rPr>
-        <w:t>umulative distribution plots</w:t>
-      </w:r>
-      <w:ins w:id="136" w:author="Daniel Schindler" w:date="2025-07-17T14:31:00Z" w16du:dateUtc="2025-07-17T22:31:00Z">
-        <w:r>
-          <w:rPr>
-            <w:rFonts w:ascii="Garamond" w:hAnsi="Garamond"/>
-            <w:sz w:val="22"/>
-            <w:szCs w:val="22"/>
-          </w:rPr>
-          <w:t xml:space="preserve"> to</w:t>
-        </w:r>
-      </w:ins>
-      <w:r>
-        <w:rPr>
-          <w:rFonts w:ascii="Garamond" w:hAnsi="Garamond"/>
-          <w:sz w:val="22"/>
-          <w:szCs w:val="22"/>
-        </w:rPr>
-        <w:t xml:space="preserve"> further illustrate the pattern of consistently early returning upper Kuskokwim stocks and late-returning lower Kuskokwim stocks. As compared to the relatively coarse spatial scale of quartile analysis, these data illustrate variation in run timing among stocks at a finer spatial scale that is independent of the quartile cutoff dates. This analysis reveal</w:t>
-      </w:r>
-      <w:ins w:id="137" w:author="Daniel Schindler" w:date="2025-07-17T14:31:00Z" w16du:dateUtc="2025-07-17T22:31:00Z">
-        <w:r>
-          <w:rPr>
-            <w:rFonts w:ascii="Garamond" w:hAnsi="Garamond"/>
-            <w:sz w:val="22"/>
-            <w:szCs w:val="22"/>
-          </w:rPr>
-          <w:t>ed</w:t>
-        </w:r>
-      </w:ins>
-      <w:del w:id="138" w:author="Daniel Schindler" w:date="2025-07-17T14:31:00Z" w16du:dateUtc="2025-07-17T22:31:00Z">
-        <w:r>
-          <w:rPr>
-            <w:rFonts w:ascii="Garamond" w:hAnsi="Garamond"/>
-            <w:sz w:val="22"/>
-            <w:szCs w:val="22"/>
-          </w:rPr>
-          <w:delText>s</w:delText>
+          <w:delText xml:space="preserve">. This suggests </w:delText>
         </w:r>
       </w:del>
       <w:r>
@@ -7366,717 +8453,24 @@
           <w:rFonts w:ascii="Garamond" w:hAnsi="Garamond"/>
           <w:sz w:val="22"/>
           <w:szCs w:val="22"/>
-        </w:rPr>
-        <w:t xml:space="preserve"> whether the timing of stock contribution varies based on the relative timing of the run (i.e. early returning vs late returning or </w:t>
-      </w:r>
-      <w:del w:id="139" w:author="Daniel Schindler" w:date="2025-07-17T14:31:00Z" w16du:dateUtc="2025-07-17T22:31:00Z">
-        <w:r>
-          <w:rPr>
-            <w:rFonts w:ascii="Garamond" w:hAnsi="Garamond"/>
-            <w:sz w:val="22"/>
-            <w:szCs w:val="22"/>
-          </w:rPr>
-          <w:delText xml:space="preserve">short </w:delText>
-        </w:r>
-      </w:del>
-      <w:ins w:id="140" w:author="Daniel Schindler" w:date="2025-07-17T14:31:00Z" w16du:dateUtc="2025-07-17T22:31:00Z">
-        <w:r>
-          <w:rPr>
-            <w:rFonts w:ascii="Garamond" w:hAnsi="Garamond"/>
-            <w:sz w:val="22"/>
-            <w:szCs w:val="22"/>
-          </w:rPr>
-          <w:t>protra</w:t>
-        </w:r>
-      </w:ins>
-      <w:ins w:id="141" w:author="Daniel Schindler" w:date="2025-07-17T14:32:00Z" w16du:dateUtc="2025-07-17T22:32:00Z">
-        <w:r>
-          <w:rPr>
-            <w:rFonts w:ascii="Garamond" w:hAnsi="Garamond"/>
-            <w:sz w:val="22"/>
-            <w:szCs w:val="22"/>
-          </w:rPr>
-          <w:t>cted</w:t>
-        </w:r>
-      </w:ins>
-      <w:ins w:id="142" w:author="Daniel Schindler" w:date="2025-07-17T14:31:00Z" w16du:dateUtc="2025-07-17T22:31:00Z">
-        <w:r>
-          <w:rPr>
-            <w:rFonts w:ascii="Garamond" w:hAnsi="Garamond"/>
-            <w:sz w:val="22"/>
-            <w:szCs w:val="22"/>
-          </w:rPr>
-          <w:t xml:space="preserve"> </w:t>
-        </w:r>
-      </w:ins>
-      <w:r>
-        <w:rPr>
-          <w:rFonts w:ascii="Garamond" w:hAnsi="Garamond"/>
-          <w:sz w:val="22"/>
-          <w:szCs w:val="22"/>
-        </w:rPr>
-        <w:t xml:space="preserve">vs </w:t>
-      </w:r>
-      <w:ins w:id="143" w:author="Daniel Schindler" w:date="2025-07-17T14:32:00Z" w16du:dateUtc="2025-07-17T22:32:00Z">
-        <w:r>
-          <w:rPr>
-            <w:rFonts w:ascii="Garamond" w:hAnsi="Garamond"/>
-            <w:sz w:val="22"/>
-            <w:szCs w:val="22"/>
-          </w:rPr>
-          <w:t>extended</w:t>
-        </w:r>
-      </w:ins>
-      <w:del w:id="144" w:author="Daniel Schindler" w:date="2025-07-17T14:32:00Z" w16du:dateUtc="2025-07-17T22:32:00Z">
-        <w:r>
-          <w:rPr>
-            <w:rFonts w:ascii="Garamond" w:hAnsi="Garamond"/>
-            <w:sz w:val="22"/>
-            <w:szCs w:val="22"/>
-          </w:rPr>
-          <w:delText>long</w:delText>
-        </w:r>
-      </w:del>
-      <w:r>
-        <w:rPr>
-          <w:rFonts w:ascii="Garamond" w:hAnsi="Garamond"/>
-          <w:sz w:val="22"/>
-          <w:szCs w:val="22"/>
-        </w:rPr>
-        <w:t xml:space="preserve"> run</w:t>
-      </w:r>
-      <w:proofErr w:type="gramStart"/>
-      <w:r>
-        <w:rPr>
-          <w:rFonts w:ascii="Garamond" w:hAnsi="Garamond"/>
-          <w:sz w:val="22"/>
-          <w:szCs w:val="22"/>
-        </w:rPr>
-        <w:t>), and</w:t>
-      </w:r>
-      <w:proofErr w:type="gramEnd"/>
-      <w:r>
-        <w:rPr>
-          <w:rFonts w:ascii="Garamond" w:hAnsi="Garamond"/>
-          <w:sz w:val="22"/>
-          <w:szCs w:val="22"/>
-        </w:rPr>
-        <w:t xml:space="preserve"> is independent of the total contribution of the stock to the overall run.</w:t>
-      </w:r>
-      <w:ins w:id="145" w:author="Daniel Schindler" w:date="2025-07-17T14:02:00Z" w16du:dateUtc="2025-07-17T22:02:00Z">
-        <w:r>
-          <w:rPr>
-            <w:rFonts w:ascii="Garamond" w:hAnsi="Garamond"/>
-            <w:sz w:val="22"/>
-            <w:szCs w:val="22"/>
-          </w:rPr>
-          <w:t xml:space="preserve"> </w:t>
-        </w:r>
-      </w:ins>
-      <w:r>
-        <w:rPr>
-          <w:rFonts w:ascii="Garamond" w:hAnsi="Garamond"/>
-          <w:sz w:val="22"/>
-          <w:szCs w:val="22"/>
-        </w:rPr>
-        <w:t xml:space="preserve">Upper watershed stocks demonstrated characteristically steep early-season curves, with populations like Big </w:t>
-      </w:r>
-      <w:r>
-        <w:rPr>
-          <w:rFonts w:ascii="Garamond" w:hAnsi="Garamond"/>
-          <w:sz w:val="22"/>
-          <w:szCs w:val="22"/>
-        </w:rPr>
-        <w:lastRenderedPageBreak/>
-        <w:t xml:space="preserve">River, Swift, and Upper Kusko Main reaching 50% of their annual contribution more quickly than lower stocks. In most years, these populations arrive within a predictable window during the early portion of the season, </w:t>
-      </w:r>
-      <w:r>
-        <w:rPr>
-          <w:rStyle w:val="Strong"/>
-          <w:rFonts w:ascii="Garamond" w:eastAsiaTheme="majorEastAsia" w:hAnsi="Garamond"/>
-          <w:b w:val="0"/>
-          <w:bCs w:val="0"/>
-          <w:sz w:val="22"/>
-          <w:szCs w:val="22"/>
-        </w:rPr>
-        <w:t>with most upper watershed stocks reaching the majority (&gt;50%) of their annual contribution within the first three weeks of the run</w:t>
-      </w:r>
-      <w:r>
-        <w:rPr>
-          <w:rFonts w:ascii="Garamond" w:hAnsi="Garamond"/>
-          <w:sz w:val="22"/>
-          <w:szCs w:val="22"/>
-        </w:rPr>
-        <w:t xml:space="preserve">. Lower watershed stocks exhibited markedly different cumulative patterns with gradual, extended curves reflecting protracted run timing that spans the entirety of the run. Populations such as Aniak, Kwethluk, and </w:t>
-      </w:r>
-      <w:proofErr w:type="spellStart"/>
-      <w:r>
-        <w:rPr>
-          <w:rFonts w:ascii="Garamond" w:hAnsi="Garamond"/>
-          <w:sz w:val="22"/>
-          <w:szCs w:val="22"/>
-        </w:rPr>
-        <w:t>Kisaralik</w:t>
-      </w:r>
-      <w:proofErr w:type="spellEnd"/>
-      <w:r>
-        <w:rPr>
-          <w:rFonts w:ascii="Garamond" w:hAnsi="Garamond"/>
-          <w:sz w:val="22"/>
-          <w:szCs w:val="22"/>
-        </w:rPr>
-        <w:t xml:space="preserve"> showed substantially lower early-season contributions, with their steepest accumulation occurring later in the season, a pattern that further supports the average higher contribution of these stocks in the fourth quartile of our dataset.  Despite varying total run size, timing, and duration, the relative timing patterns among management units remained consistent among all years of our dataset with the timing offset between upper and lower stocks persisting regardless of the run dynamics.</w:t>
-      </w:r>
-    </w:p>
-    <w:p>
-      <w:pPr>
-        <w:pStyle w:val="whitespace-normal"/>
-        <w:spacing w:line="480" w:lineRule="auto"/>
-        <w:rPr>
-          <w:rFonts w:ascii="Garamond" w:hAnsi="Garamond"/>
-          <w:b/>
-          <w:bCs/>
-          <w:sz w:val="20"/>
-          <w:szCs w:val="20"/>
-        </w:rPr>
-      </w:pPr>
-      <w:r>
-        <w:rPr>
-          <w:rFonts w:ascii="Garamond" w:hAnsi="Garamond"/>
-          <w:b/>
-          <w:bCs/>
-          <w:sz w:val="20"/>
-          <w:szCs w:val="20"/>
-        </w:rPr>
-        <w:t xml:space="preserve">Front end closure protections </w:t>
-      </w:r>
-    </w:p>
-    <w:p>
-      <w:pPr>
-        <w:pStyle w:val="whitespace-normal"/>
-        <w:spacing w:line="480" w:lineRule="auto"/>
-        <w:ind w:firstLine="720"/>
-        <w:rPr>
-          <w:rFonts w:ascii="Garamond" w:hAnsi="Garamond"/>
-          <w:sz w:val="20"/>
-          <w:szCs w:val="20"/>
-        </w:rPr>
-      </w:pPr>
-      <w:r>
-        <w:rPr>
-          <w:rFonts w:ascii="Garamond" w:hAnsi="Garamond"/>
-          <w:sz w:val="20"/>
-          <w:szCs w:val="20"/>
-        </w:rPr>
-        <w:t xml:space="preserve">Analysis of the protection offered to stocks across the basin based on a front-end </w:t>
-      </w:r>
-      <w:ins w:id="146" w:author="Daniel Schindler" w:date="2025-07-17T14:36:00Z" w16du:dateUtc="2025-07-17T22:36:00Z">
-        <w:r>
-          <w:rPr>
-            <w:rFonts w:ascii="Garamond" w:hAnsi="Garamond"/>
-            <w:sz w:val="20"/>
-            <w:szCs w:val="20"/>
-          </w:rPr>
-          <w:t xml:space="preserve">fishery </w:t>
-        </w:r>
-      </w:ins>
-      <w:r>
-        <w:rPr>
-          <w:rFonts w:ascii="Garamond" w:hAnsi="Garamond"/>
-          <w:sz w:val="20"/>
-          <w:szCs w:val="20"/>
-        </w:rPr>
-        <w:t xml:space="preserve">closure illustrated a range of protection across stocks with clearly higher protection afforded to upper Kuskokwim stocks. Upper watershed stocks showed the highest closure protection rates, with East Fork Kuskokwim receiving the greatest benefit (median: 21.3%, range: 9.9-45.3%). Despite East Fork Kuskokwim contributing minimally to the total watershed run (~2-3% annually), approximately one-quarter of its total returns are protected by a front-end closure. Several other upper Kuskokwim stocks showed similarly high proportional protection, including the North Fork (median: 22.5%, range: 5.8-31.0%), </w:t>
-      </w:r>
-      <w:proofErr w:type="spellStart"/>
-      <w:r>
-        <w:rPr>
-          <w:rFonts w:ascii="Garamond" w:hAnsi="Garamond"/>
-          <w:sz w:val="20"/>
-          <w:szCs w:val="20"/>
-        </w:rPr>
-        <w:t>Tatlawiksuk</w:t>
-      </w:r>
-      <w:proofErr w:type="spellEnd"/>
-      <w:r>
-        <w:rPr>
-          <w:rFonts w:ascii="Garamond" w:hAnsi="Garamond"/>
-          <w:sz w:val="20"/>
-          <w:szCs w:val="20"/>
-        </w:rPr>
-        <w:t xml:space="preserve"> (median: 17.2%, range: 3.1-39.5%), Big River (median: 15.9%, range: 2.4-41.3%), Swift (median: 14.9%, range: 2.9-36.2%), South Fork (median: 12.3%, range: 2.7-31.7%), and Upper Kuskokwim (median: 11.4%, range: 2.8-27.4%). Of the stocks with the highest protection (&gt;11% median), all were found in the upper portions of the watershed. Notably, </w:t>
-      </w:r>
-      <w:proofErr w:type="spellStart"/>
-      <w:r>
-        <w:rPr>
-          <w:rFonts w:ascii="Garamond" w:hAnsi="Garamond"/>
-          <w:sz w:val="20"/>
-          <w:szCs w:val="20"/>
-        </w:rPr>
-        <w:t>Takotna</w:t>
-      </w:r>
-      <w:proofErr w:type="spellEnd"/>
-      <w:r>
-        <w:rPr>
-          <w:rFonts w:ascii="Garamond" w:hAnsi="Garamond"/>
-          <w:sz w:val="20"/>
-          <w:szCs w:val="20"/>
-        </w:rPr>
-        <w:t xml:space="preserve"> and Nixon Fork received relatively modest protection (median: 6.6%, range: 0.9-18.3%) despite its position at the top of the watershed. In contrast, stocks positioned lower in the watershed received less protection from the front-end closure. Middle watershed stocks including Stony (median: 7.6%, range: 2.9-22.1</w:t>
-      </w:r>
-      <w:proofErr w:type="gramStart"/>
-      <w:r>
-        <w:rPr>
-          <w:rFonts w:ascii="Garamond" w:hAnsi="Garamond"/>
-          <w:sz w:val="20"/>
-          <w:szCs w:val="20"/>
-        </w:rPr>
-        <w:t>%)  Middle</w:t>
-      </w:r>
-      <w:proofErr w:type="gramEnd"/>
-      <w:r>
-        <w:rPr>
-          <w:rFonts w:ascii="Garamond" w:hAnsi="Garamond"/>
-          <w:sz w:val="20"/>
-          <w:szCs w:val="20"/>
-        </w:rPr>
-        <w:t xml:space="preserve"> Kusko Main (median: 5.5%, range: 4.7-17.7%</w:t>
-      </w:r>
-      <w:proofErr w:type="gramStart"/>
-      <w:r>
-        <w:rPr>
-          <w:rFonts w:ascii="Garamond" w:hAnsi="Garamond"/>
-          <w:sz w:val="20"/>
-          <w:szCs w:val="20"/>
-        </w:rPr>
-        <w:t>) ,</w:t>
-      </w:r>
-      <w:proofErr w:type="gramEnd"/>
-      <w:r>
-        <w:rPr>
-          <w:rFonts w:ascii="Garamond" w:hAnsi="Garamond"/>
-          <w:sz w:val="20"/>
-          <w:szCs w:val="20"/>
-        </w:rPr>
-        <w:t xml:space="preserve"> and </w:t>
-      </w:r>
-      <w:proofErr w:type="spellStart"/>
-      <w:r>
-        <w:rPr>
-          <w:rFonts w:ascii="Garamond" w:hAnsi="Garamond"/>
-          <w:sz w:val="20"/>
-          <w:szCs w:val="20"/>
-        </w:rPr>
-        <w:t>Hohlitna</w:t>
-      </w:r>
-      <w:proofErr w:type="spellEnd"/>
-      <w:r>
-        <w:rPr>
-          <w:rFonts w:ascii="Garamond" w:hAnsi="Garamond"/>
-          <w:sz w:val="20"/>
-          <w:szCs w:val="20"/>
-        </w:rPr>
-        <w:t xml:space="preserve"> </w:t>
-      </w:r>
-      <w:proofErr w:type="gramStart"/>
-      <w:r>
-        <w:rPr>
-          <w:rFonts w:ascii="Garamond" w:hAnsi="Garamond"/>
-          <w:sz w:val="20"/>
-          <w:szCs w:val="20"/>
-        </w:rPr>
-        <w:t>( median</w:t>
-      </w:r>
-      <w:proofErr w:type="gramEnd"/>
-      <w:r>
-        <w:rPr>
-          <w:rFonts w:ascii="Garamond" w:hAnsi="Garamond"/>
-          <w:sz w:val="20"/>
-          <w:szCs w:val="20"/>
-        </w:rPr>
-        <w:t xml:space="preserve">: 5.6%, range: 2.7 – 18.4%) showed modest median protection, but with ranges that indicate a high level of protection in at least one year of our dataset. Several stocks lower in the watershed, however, received consistently minimal protection. Lower Kusko, </w:t>
-      </w:r>
-      <w:proofErr w:type="spellStart"/>
-      <w:r>
-        <w:rPr>
-          <w:rFonts w:ascii="Garamond" w:hAnsi="Garamond"/>
-          <w:sz w:val="20"/>
-          <w:szCs w:val="20"/>
-        </w:rPr>
-        <w:t>Kisaralik</w:t>
-      </w:r>
-      <w:proofErr w:type="spellEnd"/>
-      <w:r>
-        <w:rPr>
-          <w:rFonts w:ascii="Garamond" w:hAnsi="Garamond"/>
-          <w:sz w:val="20"/>
-          <w:szCs w:val="20"/>
-        </w:rPr>
-        <w:t xml:space="preserve">, Aniak, </w:t>
-      </w:r>
-      <w:proofErr w:type="spellStart"/>
-      <w:r>
-        <w:rPr>
-          <w:rFonts w:ascii="Garamond" w:hAnsi="Garamond"/>
-          <w:sz w:val="20"/>
-          <w:szCs w:val="20"/>
-        </w:rPr>
-        <w:t>Tuluksak</w:t>
-      </w:r>
-      <w:proofErr w:type="spellEnd"/>
-      <w:r>
-        <w:rPr>
-          <w:rFonts w:ascii="Garamond" w:hAnsi="Garamond"/>
-          <w:sz w:val="20"/>
-          <w:szCs w:val="20"/>
-        </w:rPr>
-        <w:t xml:space="preserve">, </w:t>
-      </w:r>
-      <w:proofErr w:type="spellStart"/>
-      <w:r>
-        <w:rPr>
-          <w:rFonts w:ascii="Garamond" w:hAnsi="Garamond"/>
-          <w:sz w:val="20"/>
-          <w:szCs w:val="20"/>
-        </w:rPr>
-        <w:t>Oskakawlik</w:t>
-      </w:r>
-      <w:proofErr w:type="spellEnd"/>
-      <w:r>
-        <w:rPr>
-          <w:rFonts w:ascii="Garamond" w:hAnsi="Garamond"/>
-          <w:sz w:val="20"/>
-          <w:szCs w:val="20"/>
-        </w:rPr>
-        <w:t xml:space="preserve">, Kwethluk, and </w:t>
-      </w:r>
-      <w:proofErr w:type="spellStart"/>
-      <w:r>
-        <w:rPr>
-          <w:rFonts w:ascii="Garamond" w:hAnsi="Garamond"/>
-          <w:sz w:val="20"/>
-          <w:szCs w:val="20"/>
-        </w:rPr>
-        <w:t>Holitna</w:t>
-      </w:r>
-      <w:proofErr w:type="spellEnd"/>
-      <w:r>
-        <w:rPr>
-          <w:rFonts w:ascii="Garamond" w:hAnsi="Garamond"/>
-          <w:sz w:val="20"/>
-          <w:szCs w:val="20"/>
-        </w:rPr>
-        <w:t xml:space="preserve"> all demonstrated low protection rates (medians: 2.9-8.0%), with </w:t>
-      </w:r>
-      <w:r>
-        <w:rPr>
-          <w:rFonts w:ascii="Garamond" w:hAnsi="Garamond"/>
-          <w:sz w:val="20"/>
-          <w:szCs w:val="20"/>
-        </w:rPr>
-        <w:lastRenderedPageBreak/>
-        <w:t>George River showing the lowest protection of all stocks (median: 3.9%, range: 1.7-8.4%), indicating that the vast majority of these stocks' contributions occur outside of the front-end closure window and are therefore subject to fishing pressure during the open fishing period.</w:t>
-      </w:r>
-    </w:p>
-    <w:p>
-      <w:pPr>
-        <w:pStyle w:val="whitespace-normal"/>
-        <w:spacing w:line="480" w:lineRule="auto"/>
-        <w:rPr>
-          <w:rFonts w:ascii="Garamond" w:hAnsi="Garamond"/>
-          <w:b/>
-          <w:bCs/>
-          <w:u w:val="single"/>
-        </w:rPr>
-      </w:pPr>
-      <w:r>
-        <w:rPr>
-          <w:rFonts w:ascii="Garamond" w:hAnsi="Garamond"/>
-          <w:b/>
-          <w:bCs/>
-          <w:u w:val="single"/>
-        </w:rPr>
-        <w:t>Discussion</w:t>
-      </w:r>
-    </w:p>
-    <w:p>
-      <w:pPr>
-        <w:pStyle w:val="whitespace-normal"/>
-        <w:spacing w:line="480" w:lineRule="auto"/>
-        <w:rPr>
-          <w:rFonts w:ascii="Garamond" w:hAnsi="Garamond"/>
-        </w:rPr>
-      </w:pPr>
-      <w:r>
-        <w:rPr>
-          <w:rFonts w:ascii="Garamond" w:hAnsi="Garamond"/>
-          <w:b/>
-          <w:bCs/>
-        </w:rPr>
-        <w:tab/>
-      </w:r>
-      <w:r>
-        <w:rPr>
-          <w:rFonts w:ascii="Garamond" w:hAnsi="Garamond"/>
-        </w:rPr>
-        <w:t xml:space="preserve">Understanding the spatial and temporal patterns governing salmon metapopulation dynamics is critical to developing management strategies which stabilize resource availability for downstream fisheries and build resilience to future </w:t>
-      </w:r>
-      <w:del w:id="147" w:author="Daniel Schindler" w:date="2025-07-17T14:40:00Z" w16du:dateUtc="2025-07-17T22:40:00Z">
-        <w:r>
-          <w:rPr>
-            <w:rFonts w:ascii="Garamond" w:hAnsi="Garamond"/>
-          </w:rPr>
-          <w:delText>perturbations</w:delText>
-        </w:r>
-      </w:del>
-      <w:ins w:id="148" w:author="Daniel Schindler" w:date="2025-07-17T14:40:00Z" w16du:dateUtc="2025-07-17T22:40:00Z">
-        <w:r>
-          <w:rPr>
-            <w:rFonts w:ascii="Garamond" w:hAnsi="Garamond"/>
-          </w:rPr>
-          <w:t>environmental change</w:t>
-        </w:r>
-      </w:ins>
-      <w:r>
-        <w:rPr>
-          <w:rFonts w:ascii="Garamond" w:hAnsi="Garamond"/>
-        </w:rPr>
-        <w:t xml:space="preserve">. Here, we illustrate the spatiotemporal patterns of Chinook salmon </w:t>
-      </w:r>
-      <w:ins w:id="149" w:author="Daniel Schindler" w:date="2025-07-17T14:40:00Z" w16du:dateUtc="2025-07-17T22:40:00Z">
-        <w:r>
-          <w:rPr>
-            <w:rFonts w:ascii="Garamond" w:hAnsi="Garamond"/>
-          </w:rPr>
-          <w:t xml:space="preserve">migration </w:t>
-        </w:r>
-      </w:ins>
-      <w:r>
-        <w:rPr>
-          <w:rFonts w:ascii="Garamond" w:hAnsi="Garamond"/>
-        </w:rPr>
-        <w:t xml:space="preserve">in the Kuskokwim River-Basin, one of the largest salmon bearing watersheds in Alaska, over several years and at a finer spatial scale than is previously available. The results of our analysis demonstrate clear and consistent patterns of early return timing in stocks at the upper portion of the watershed, which has been observed in other salmon ecosystems (cite) and has been </w:t>
-      </w:r>
-      <w:del w:id="150" w:author="Daniel Schindler" w:date="2025-07-17T14:42:00Z" w16du:dateUtc="2025-07-17T22:42:00Z">
-        <w:r>
-          <w:rPr>
-            <w:rFonts w:ascii="Garamond" w:hAnsi="Garamond"/>
-          </w:rPr>
-          <w:delText xml:space="preserve">anecdotally </w:delText>
-        </w:r>
-      </w:del>
-      <w:ins w:id="151" w:author="Daniel Schindler" w:date="2025-07-17T14:42:00Z" w16du:dateUtc="2025-07-17T22:42:00Z">
-        <w:r>
-          <w:rPr>
-            <w:rFonts w:ascii="Garamond" w:hAnsi="Garamond"/>
-          </w:rPr>
-          <w:t xml:space="preserve">preliminarily </w:t>
-        </w:r>
-      </w:ins>
-      <w:r>
-        <w:rPr>
-          <w:rFonts w:ascii="Garamond" w:hAnsi="Garamond"/>
-        </w:rPr>
-        <w:t>observed in the basin</w:t>
-      </w:r>
-      <w:ins w:id="152" w:author="Daniel Schindler" w:date="2025-07-17T14:42:00Z" w16du:dateUtc="2025-07-17T22:42:00Z">
-        <w:r>
-          <w:rPr>
-            <w:rFonts w:ascii="Garamond" w:hAnsi="Garamond"/>
-          </w:rPr>
-          <w:t xml:space="preserve"> based on telemetry studies</w:t>
-        </w:r>
-      </w:ins>
-      <w:ins w:id="153" w:author="Daniel Schindler" w:date="2025-07-17T14:41:00Z" w16du:dateUtc="2025-07-17T22:41:00Z">
-        <w:r>
-          <w:rPr>
-            <w:rFonts w:ascii="Garamond" w:hAnsi="Garamond"/>
-          </w:rPr>
-          <w:t xml:space="preserve"> (ADF&amp;G </w:t>
-        </w:r>
-      </w:ins>
-      <w:ins w:id="154" w:author="Daniel Schindler" w:date="2025-07-17T14:42:00Z" w16du:dateUtc="2025-07-17T22:42:00Z">
-        <w:r>
-          <w:rPr>
-            <w:rFonts w:ascii="Garamond" w:hAnsi="Garamond"/>
-          </w:rPr>
-          <w:t xml:space="preserve">telemetry </w:t>
-        </w:r>
-      </w:ins>
-      <w:ins w:id="155" w:author="Daniel Schindler" w:date="2025-07-17T14:41:00Z" w16du:dateUtc="2025-07-17T22:41:00Z">
-        <w:r>
-          <w:rPr>
-            <w:rFonts w:ascii="Garamond" w:hAnsi="Garamond"/>
-          </w:rPr>
-          <w:t>report)</w:t>
-        </w:r>
-      </w:ins>
-      <w:r>
-        <w:rPr>
-          <w:rFonts w:ascii="Garamond" w:hAnsi="Garamond"/>
-        </w:rPr>
-        <w:t xml:space="preserve">. Our analysis quantifies the progression of run timing from upper Kuskokwim stocks such as Big River, Upper Kusko Main, and Swift in the earliest portions of the season to middle Kuskokwim stocks such as Stony, </w:t>
-      </w:r>
-      <w:proofErr w:type="spellStart"/>
-      <w:r>
-        <w:rPr>
-          <w:rFonts w:ascii="Garamond" w:hAnsi="Garamond"/>
-        </w:rPr>
-        <w:t>Holitna</w:t>
-      </w:r>
-      <w:proofErr w:type="spellEnd"/>
-      <w:r>
-        <w:rPr>
-          <w:rFonts w:ascii="Garamond" w:hAnsi="Garamond"/>
-        </w:rPr>
-        <w:t xml:space="preserve">, and Middle Kusko Main in the middle portion of the season, and finally to stocks at the lowest portions of the watershed (Aniak, Kwethluk, </w:t>
-      </w:r>
-      <w:proofErr w:type="spellStart"/>
-      <w:r>
-        <w:rPr>
-          <w:rFonts w:ascii="Garamond" w:hAnsi="Garamond"/>
-        </w:rPr>
-        <w:t>Kisaralik</w:t>
-      </w:r>
-      <w:proofErr w:type="spellEnd"/>
-      <w:r>
-        <w:rPr>
-          <w:rFonts w:ascii="Garamond" w:hAnsi="Garamond"/>
-        </w:rPr>
-        <w:t xml:space="preserve">) in the final portion of the run. In addition, our results highlight variability in returns among stocks at several spatial scales. For example, some stocks such as Big River contributed a consistently significant portion of the run across all years of our dataset. However, the relative contribution among stocks varies among years. For example, stocks such as East Fork Kuskokwim contributed significantly in some years and much lower in others. Given the dynamic nature of salmon ecosystems and well-established patterns of distributed risk across several year classes and life histories, variability in relative stock contribution among years is expected.  </w:t>
-      </w:r>
-    </w:p>
-    <w:p>
-      <w:pPr>
-        <w:pStyle w:val="whitespace-normal"/>
-        <w:spacing w:line="480" w:lineRule="auto"/>
-        <w:rPr>
-          <w:rFonts w:ascii="Garamond" w:hAnsi="Garamond"/>
-        </w:rPr>
-      </w:pPr>
-      <w:r>
-        <w:rPr>
-          <w:rFonts w:ascii="Garamond" w:hAnsi="Garamond"/>
-        </w:rPr>
-        <w:lastRenderedPageBreak/>
-        <w:tab/>
-        <w:t xml:space="preserve">A gradient of return timing from the upper to lower stocks was further corroborated by </w:t>
-      </w:r>
-      <w:ins w:id="156" w:author="Daniel Schindler" w:date="2025-07-17T14:44:00Z" w16du:dateUtc="2025-07-17T22:44:00Z">
-        <w:r>
-          <w:rPr>
-            <w:rFonts w:ascii="Garamond" w:hAnsi="Garamond"/>
-          </w:rPr>
-          <w:t xml:space="preserve">stock-specific </w:t>
-        </w:r>
-      </w:ins>
-      <w:r>
-        <w:rPr>
-          <w:rFonts w:ascii="Garamond" w:hAnsi="Garamond"/>
-        </w:rPr>
-        <w:t>cumulative distribution</w:t>
-      </w:r>
-      <w:ins w:id="157" w:author="Daniel Schindler" w:date="2025-07-17T14:44:00Z" w16du:dateUtc="2025-07-17T22:44:00Z">
-        <w:r>
-          <w:rPr>
-            <w:rFonts w:ascii="Garamond" w:hAnsi="Garamond"/>
-          </w:rPr>
-          <w:t>s over each season</w:t>
-        </w:r>
-      </w:ins>
-      <w:del w:id="158" w:author="Daniel Schindler" w:date="2025-07-17T14:44:00Z" w16du:dateUtc="2025-07-17T22:44:00Z">
-        <w:r>
-          <w:rPr>
-            <w:rFonts w:ascii="Garamond" w:hAnsi="Garamond"/>
-          </w:rPr>
-          <w:delText xml:space="preserve"> function analysis</w:delText>
-        </w:r>
-      </w:del>
-      <w:r>
-        <w:rPr>
-          <w:rFonts w:ascii="Garamond" w:hAnsi="Garamond"/>
-        </w:rPr>
-        <w:t xml:space="preserve">, which displays return timing as a portion of each stock's total returns irrespective of its significance to the overall run. This analysis is also independent of the timing and duration of the overall returns to the basin, which may influence the proportion of CPUE within each quartile bin. Upper watershed stocks demonstrated characteristically steep early-season curves, with a pattern towards upper river stocks reaching </w:t>
-      </w:r>
-      <w:proofErr w:type="gramStart"/>
-      <w:r>
-        <w:rPr>
-          <w:rFonts w:ascii="Garamond" w:hAnsi="Garamond"/>
-        </w:rPr>
-        <w:t>the majority of</w:t>
-      </w:r>
-      <w:proofErr w:type="gramEnd"/>
-      <w:r>
-        <w:rPr>
-          <w:rFonts w:ascii="Garamond" w:hAnsi="Garamond"/>
-        </w:rPr>
-        <w:t xml:space="preserve"> the overall returns more quickly than middle and lower stocks, which tended to have more protracted return timing and later return timing. Interestingly, this pattern means that although middle and lower run stocks do not reach </w:t>
-      </w:r>
-      <w:proofErr w:type="gramStart"/>
-      <w:r>
-        <w:rPr>
-          <w:rFonts w:ascii="Garamond" w:hAnsi="Garamond"/>
-        </w:rPr>
-        <w:t>the majority of</w:t>
-      </w:r>
-      <w:proofErr w:type="gramEnd"/>
-      <w:r>
-        <w:rPr>
-          <w:rFonts w:ascii="Garamond" w:hAnsi="Garamond"/>
-        </w:rPr>
-        <w:t xml:space="preserve"> their run until later in the season, they contributed modestly throughout the full duration of the run in many </w:t>
-      </w:r>
-      <w:commentRangeStart w:id="159"/>
-      <w:r>
-        <w:rPr>
-          <w:rFonts w:ascii="Garamond" w:hAnsi="Garamond"/>
-        </w:rPr>
-        <w:t>cases</w:t>
-      </w:r>
-      <w:commentRangeEnd w:id="159"/>
-      <w:r>
-        <w:rPr>
-          <w:rStyle w:val="CommentReference"/>
-          <w:rFonts w:asciiTheme="minorHAnsi" w:eastAsiaTheme="minorHAnsi" w:hAnsiTheme="minorHAnsi" w:cstheme="minorBidi"/>
-          <w:kern w:val="2"/>
-          <w14:ligatures w14:val="standardContextual"/>
-        </w:rPr>
-        <w:commentReference w:id="159"/>
-      </w:r>
-      <w:r>
-        <w:rPr>
-          <w:rFonts w:ascii="Garamond" w:hAnsi="Garamond"/>
-        </w:rPr>
-        <w:t xml:space="preserve">. </w:t>
-      </w:r>
-    </w:p>
-    <w:p>
-      <w:pPr>
-        <w:pStyle w:val="whitespace-normal"/>
-        <w:spacing w:line="480" w:lineRule="auto"/>
-        <w:rPr>
-          <w:rFonts w:ascii="Garamond" w:hAnsi="Garamond"/>
-        </w:rPr>
-      </w:pPr>
-    </w:p>
-    <w:p>
-      <w:pPr>
-        <w:pStyle w:val="whitespace-normal"/>
-        <w:spacing w:line="480" w:lineRule="auto"/>
-        <w:ind w:firstLine="720"/>
-        <w:rPr>
-          <w:rFonts w:ascii="Garamond" w:hAnsi="Garamond"/>
-        </w:rPr>
-      </w:pPr>
-      <w:r>
-        <w:rPr>
-          <w:rFonts w:ascii="Garamond" w:hAnsi="Garamond"/>
-        </w:rPr>
-        <w:t xml:space="preserve">Despite varying total run size, timing, and duration, the relative timing patterns among management units remained consistent among all years of our dataset with the timing offset between upper and lower stocks persisting regardless of the run dynamics. Interestingly, this pattern held throughout all years of our dataset despite significant differences in both the duration, magnitude, and timing of the total return. This suggests that shifts to the timing of basin-wide returns (i.e. an anomalously early run) may be the result of </w:t>
-      </w:r>
-      <w:r>
-        <w:rPr>
-          <w:rFonts w:ascii="Garamond" w:hAnsi="Garamond"/>
+          <w:rPrChange w:id="207" w:author="Benjamin J. Makhlouf" w:date="2025-07-26T11:38:00Z" w16du:dateUtc="2025-07-26T18:38:00Z">
+            <w:rPr>
+              <w:rFonts w:ascii="Garamond" w:hAnsi="Garamond"/>
+            </w:rPr>
+          </w:rPrChange>
+        </w:rPr>
+        <w:t xml:space="preserve">that shifts to the timing of basin-wide returns (i.e. an anomalously early run) may be the result of </w:t>
+      </w:r>
+      <w:r>
+        <w:rPr>
+          <w:rFonts w:ascii="Garamond" w:hAnsi="Garamond"/>
+          <w:sz w:val="22"/>
+          <w:szCs w:val="22"/>
+          <w:rPrChange w:id="208" w:author="Benjamin J. Makhlouf" w:date="2025-07-26T11:38:00Z" w16du:dateUtc="2025-07-26T18:38:00Z">
+            <w:rPr>
+              <w:rFonts w:ascii="Garamond" w:hAnsi="Garamond"/>
+            </w:rPr>
+          </w:rPrChange>
         </w:rPr>
         <w:t xml:space="preserve">a shift in the phenology of all stocks rather than a changes to a single stock or series of stocks. </w:t>
       </w:r>
@@ -8384,7 +8778,7 @@
         </w:rPr>
         <w:t xml:space="preserve"> </w:t>
       </w:r>
-      <w:ins w:id="160" w:author="Daniel Schindler" w:date="2025-07-17T14:47:00Z" w16du:dateUtc="2025-07-17T22:47:00Z">
+      <w:ins w:id="209" w:author="Daniel Schindler" w:date="2025-07-17T14:47:00Z" w16du:dateUtc="2025-07-17T22:47:00Z">
         <w:r>
           <w:rPr>
             <w:rFonts w:ascii="Garamond" w:hAnsi="Garamond"/>
@@ -8396,7 +8790,7 @@
           <w:t xml:space="preserve">Should argue that upriver stocks are most vulnerable to </w:t>
         </w:r>
       </w:ins>
-      <w:ins w:id="161" w:author="Daniel Schindler" w:date="2025-07-17T14:48:00Z" w16du:dateUtc="2025-07-17T22:48:00Z">
+      <w:ins w:id="210" w:author="Daniel Schindler" w:date="2025-07-17T14:48:00Z" w16du:dateUtc="2025-07-17T22:48:00Z">
         <w:r>
           <w:rPr>
             <w:rFonts w:ascii="Garamond" w:hAnsi="Garamond"/>
@@ -8408,7 +8802,7 @@
           <w:t>overfishing since they migrate first but also have shorter migration seasons (assuming they do – see note above). Thus, the front end closures are a type of time management that has potential to maintain biocomplex</w:t>
         </w:r>
       </w:ins>
-      <w:ins w:id="162" w:author="Daniel Schindler" w:date="2025-07-17T14:49:00Z" w16du:dateUtc="2025-07-17T22:49:00Z">
+      <w:ins w:id="211" w:author="Daniel Schindler" w:date="2025-07-17T14:49:00Z" w16du:dateUtc="2025-07-17T22:49:00Z">
         <w:r>
           <w:rPr>
             <w:rFonts w:ascii="Garamond" w:hAnsi="Garamond"/>
@@ -8436,11 +8830,8 @@
 
 <file path=word/comments.xml><?xml version="1.0" encoding="utf-8"?>
 <w:comments xmlns:wpc="http://schemas.microsoft.com/office/word/2010/wordprocessingCanvas" xmlns:cx="http://schemas.microsoft.com/office/drawing/2014/chartex" xmlns:cx1="http://schemas.microsoft.com/office/drawing/2015/9/8/chartex" xmlns:cx2="http://schemas.microsoft.com/office/drawing/2015/10/21/chartex" xmlns:cx3="http://schemas.microsoft.com/office/drawing/2016/5/9/chartex" xmlns:cx4="http://schemas.microsoft.com/office/drawing/2016/5/10/chartex" xmlns:cx5="http://schemas.microsoft.com/office/drawing/2016/5/11/chartex" xmlns:cx6="http://schemas.microsoft.com/office/drawing/2016/5/12/chartex" xmlns:cx7="http://schemas.microsoft.com/office/drawing/2016/5/13/chartex" xmlns:cx8="http://schemas.microsoft.com/office/drawing/2016/5/14/chartex" xmlns:mc="http://schemas.openxmlformats.org/markup-compatibility/2006" xmlns:aink="http://schemas.microsoft.com/office/drawing/2016/ink" xmlns:am3d="http://schemas.microsoft.com/office/drawing/2017/model3d" xmlns:o="urn:schemas-microsoft-com:office:office" xmlns:oel="http://schemas.microsoft.com/office/2019/extlst" xmlns:r="http://schemas.openxmlformats.org/officeDocument/2006/relationships" xmlns:m="http://schemas.openxmlformats.org/officeDocument/2006/math" xmlns:v="urn:schemas-microsoft-com:vml" xmlns:wp14="http://schemas.microsoft.com/office/word/2010/wordprocessingDrawing" xmlns:wp="http://schemas.openxmlformats.org/drawingml/2006/wordprocessingDrawing" xmlns:w10="urn:schemas-microsoft-com:office:word" xmlns:w="http://schemas.openxmlformats.org/wordprocessingml/2006/main" xmlns:w14="http://schemas.microsoft.com/office/word/2010/wordml" xmlns:w15="http://schemas.microsoft.com/office/word/2012/wordml" xmlns:w16cex="http://schemas.microsoft.com/office/word/2018/wordml/cex" xmlns:w16cid="http://schemas.microsoft.com/office/word/2016/wordml/cid" xmlns:w16="http://schemas.microsoft.com/office/word/2018/wordml" xmlns:w16du="http://schemas.microsoft.com/office/word/2023/wordml/word16du" xmlns:w16sdtdh="http://schemas.microsoft.com/office/word/2020/wordml/sdtdatahash" xmlns:w16sdtfl="http://schemas.microsoft.com/office/word/2024/wordml/sdtformatlock" xmlns:w16se="http://schemas.microsoft.com/office/word/2015/wordml/symex" xmlns:wpg="http://schemas.microsoft.com/office/word/2010/wordprocessingGroup" xmlns:wpi="http://schemas.microsoft.com/office/word/2010/wordprocessingInk" xmlns:wne="http://schemas.microsoft.com/office/word/2006/wordml" xmlns:wps="http://schemas.microsoft.com/office/word/2010/wordprocessingShape" mc:Ignorable="w14 w15 w16se w16cid w16 w16cex w16sdtdh w16sdtfl w16du wp14">
-  <w:comment w:id="1" w:author="Daniel Schindler" w:date="2025-07-17T12:25:00Z" w:initials="DS">
+  <w:comment w:id="9" w:author="Benjamin J. Makhlouf" w:date="2025-07-26T11:23:00Z" w:initials="b">
     <w:p>
-      <w:pPr>
-        <w:pStyle w:val="CommentText"/>
-      </w:pPr>
       <w:r>
         <w:rPr>
           <w:rStyle w:val="CommentReference"/>
@@ -8448,11 +8839,15 @@
         <w:annotationRef/>
       </w:r>
       <w:r>
-        <w:t>Need a different title to emphasize time closures to protect biodiversity</w:t>
+        <w:rPr>
+          <w:sz w:val="20"/>
+          <w:szCs w:val="20"/>
+        </w:rPr>
+        <w:t xml:space="preserve">Thoughts on others to add? </w:t>
       </w:r>
     </w:p>
   </w:comment>
-  <w:comment w:id="6" w:author="Daniel Schindler" w:date="2025-07-17T12:57:00Z" w:initials="DS">
+  <w:comment w:id="14" w:author="Daniel Schindler" w:date="2025-07-17T12:25:00Z" w:initials="DS">
     <w:p>
       <w:pPr>
         <w:pStyle w:val="CommentText"/>
@@ -8464,11 +8859,11 @@
         <w:annotationRef/>
       </w:r>
       <w:r>
-        <w:t>Need to reorganize this to broaden scope a bit for J Appl Ecology</w:t>
+        <w:t>Need a different title to emphasize time closures to protect biodiversity</w:t>
       </w:r>
     </w:p>
   </w:comment>
-  <w:comment w:id="7" w:author="Daniel Schindler" w:date="2025-07-17T13:14:00Z" w:initials="DS">
+  <w:comment w:id="23" w:author="Daniel Schindler" w:date="2025-07-17T12:57:00Z" w:initials="DS">
     <w:p>
       <w:pPr>
         <w:pStyle w:val="CommentText"/>
@@ -8480,11 +8875,11 @@
         <w:annotationRef/>
       </w:r>
       <w:r>
-        <w:t>I will come back to this later.</w:t>
+        <w:t>Need to reorganize this to broaden scope a bit for J Appl Ecology</w:t>
       </w:r>
     </w:p>
   </w:comment>
-  <w:comment w:id="9" w:author="Daniel Schindler" w:date="2025-06-27T11:54:00Z" w:initials="DS">
+  <w:comment w:id="24" w:author="Daniel Schindler" w:date="2025-07-17T13:14:00Z" w:initials="DS">
     <w:p>
       <w:pPr>
         <w:pStyle w:val="CommentText"/>
@@ -8496,11 +8891,11 @@
         <w:annotationRef/>
       </w:r>
       <w:r>
-        <w:t>We should try to track down that ADF&amp;G tech report that described their telemetry results. Jordan Head was a co-author. Zach Liller would have been as well, I think.</w:t>
+        <w:t>I will come back to this later.</w:t>
       </w:r>
     </w:p>
   </w:comment>
-  <w:comment w:id="40" w:author="Daniel Schindler" w:date="2025-07-17T13:15:00Z" w:initials="DS">
+  <w:comment w:id="26" w:author="Daniel Schindler" w:date="2025-06-27T11:54:00Z" w:initials="DS">
     <w:p>
       <w:pPr>
         <w:pStyle w:val="CommentText"/>
@@ -8512,11 +8907,11 @@
         <w:annotationRef/>
       </w:r>
       <w:r>
-        <w:t>Need to clarify if these were selected in proportion to CPUE or to get a relatively uniform sample of otos over the course of the run.</w:t>
+        <w:t>We should try to track down that ADF&amp;G tech report that described their telemetry results. Jordan Head was a co-author. Zach Liller would have been as well, I think.</w:t>
       </w:r>
     </w:p>
   </w:comment>
-  <w:comment w:id="45" w:author="Daniel Schindler" w:date="2025-07-17T13:16:00Z" w:initials="DS">
+  <w:comment w:id="30" w:author="Daniel Schindler" w:date="2025-07-17T13:15:00Z" w:initials="DS">
     <w:p>
       <w:pPr>
         <w:pStyle w:val="CommentText"/>
@@ -8528,12 +8923,30 @@
         <w:annotationRef/>
       </w:r>
       <w:r>
-        <w:t xml:space="preserve">Cite the Brennan Science paper and whoever he cites that developed the method. </w:t>
+        <w:t>Need to clarify if these were selected in proportion to CPUE or to get a relatively uniform sample of otos over the course of the run.</w:t>
       </w:r>
     </w:p>
   </w:comment>
-  <w:comment w:id="62" w:author="Benjamin J. Makhlouf" w:date="2025-06-27T17:34:00Z" w:initials="BM">
+  <w:comment w:id="34" w:author="Benjamin J. Makhlouf" w:date="2025-07-26T11:26:00Z" w:initials="b">
     <w:p>
+      <w:r>
+        <w:rPr>
+          <w:rStyle w:val="CommentReference"/>
+        </w:rPr>
+        <w:annotationRef/>
+      </w:r>
+      <w:r>
+        <w:rPr>
+          <w:sz w:val="20"/>
+          <w:szCs w:val="20"/>
+        </w:rPr>
+        <w:t>Note to self: Find in sean's old papers</w:t>
+      </w:r>
+    </w:p>
+    <w:p/>
+  </w:comment>
+  <w:comment w:id="37" w:author="Daniel Schindler" w:date="2025-07-17T13:16:00Z" w:initials="DS">
+    <w:p>
       <w:pPr>
         <w:pStyle w:val="CommentText"/>
       </w:pPr>
@@ -8544,15 +8957,12 @@
         <w:annotationRef/>
       </w:r>
       <w:r>
-        <w:t xml:space="preserve">Do you think these all need to be defined? </w:t>
+        <w:t xml:space="preserve">Cite the Brennan Science paper and whoever he cites that developed the method. </w:t>
       </w:r>
     </w:p>
   </w:comment>
-  <w:comment w:id="63" w:author="Daniel Schindler" w:date="2025-07-17T13:26:00Z" w:initials="DS">
+  <w:comment w:id="38" w:author="Benjamin J. Makhlouf" w:date="2025-07-26T11:27:00Z" w:initials="b">
     <w:p>
-      <w:pPr>
-        <w:pStyle w:val="CommentText"/>
-      </w:pPr>
       <w:r>
         <w:rPr>
           <w:rStyle w:val="CommentReference"/>
@@ -8560,15 +8970,16 @@
         <w:annotationRef/>
       </w:r>
       <w:r>
-        <w:t xml:space="preserve">I think you can go with what you have here. A reviewer might want more detail but that is easy to add if requested. </w:t>
+        <w:rPr>
+          <w:sz w:val="20"/>
+          <w:szCs w:val="20"/>
+        </w:rPr>
+        <w:t>Note to self: add citations for STARSS</w:t>
       </w:r>
     </w:p>
   </w:comment>
-  <w:comment w:id="67" w:author="Benjamin J. Makhlouf" w:date="2025-06-27T17:37:00Z" w:initials="BM">
+  <w:comment w:id="53" w:author="Benjamin J. Makhlouf" w:date="2025-07-26T11:31:00Z" w:initials="b">
     <w:p>
-      <w:pPr>
-        <w:pStyle w:val="CommentText"/>
-      </w:pPr>
       <w:r>
         <w:rPr>
           <w:rStyle w:val="CommentReference"/>
@@ -8576,12 +8987,34 @@
         <w:annotationRef/>
       </w:r>
       <w:r>
-        <w:t xml:space="preserve">Quinn paper? </w:t>
+        <w:rPr>
+          <w:sz w:val="20"/>
+          <w:szCs w:val="20"/>
+        </w:rPr>
+        <w:t>Note to self: Add citation here</w:t>
       </w:r>
     </w:p>
   </w:comment>
-  <w:comment w:id="68" w:author="Daniel Schindler" w:date="2025-07-17T13:28:00Z" w:initials="DS">
+  <w:comment w:id="55" w:author="Benjamin J. Makhlouf" w:date="2025-07-26T11:32:00Z" w:initials="b">
     <w:p>
+      <w:r>
+        <w:rPr>
+          <w:rStyle w:val="CommentReference"/>
+        </w:rPr>
+        <w:annotationRef/>
+      </w:r>
+      <w:r>
+        <w:rPr>
+          <w:sz w:val="20"/>
+          <w:szCs w:val="20"/>
+        </w:rPr>
+        <w:t xml:space="preserve">Add correct figure here </w:t>
+      </w:r>
+    </w:p>
+    <w:p/>
+  </w:comment>
+  <w:comment w:id="57" w:author="Daniel Schindler" w:date="2025-07-17T13:34:00Z" w:initials="DS">
+    <w:p>
       <w:pPr>
         <w:pStyle w:val="CommentText"/>
       </w:pPr>
@@ -8592,11 +9025,11 @@
         <w:annotationRef/>
       </w:r>
       <w:r>
-        <w:t>Just cite his book</w:t>
+        <w:t>Put this into the figure caption</w:t>
       </w:r>
     </w:p>
   </w:comment>
-  <w:comment w:id="73" w:author="Benjamin J. Makhlouf" w:date="2025-06-27T17:39:00Z" w:initials="BM">
+  <w:comment w:id="59" w:author="Daniel Schindler" w:date="2025-07-17T13:42:00Z" w:initials="DS">
     <w:p>
       <w:pPr>
         <w:pStyle w:val="CommentText"/>
@@ -8608,75 +9041,11 @@
         <w:annotationRef/>
       </w:r>
       <w:r>
-        <w:t xml:space="preserve">Add more detail here </w:t>
+        <w:t>Into figure caption</w:t>
       </w:r>
     </w:p>
   </w:comment>
-  <w:comment w:id="74" w:author="Daniel Schindler" w:date="2025-07-17T13:27:00Z" w:initials="DS">
-    <w:p>
-      <w:pPr>
-        <w:pStyle w:val="CommentText"/>
-      </w:pPr>
-      <w:r>
-        <w:rPr>
-          <w:rStyle w:val="CommentReference"/>
-        </w:rPr>
-        <w:annotationRef/>
-      </w:r>
-      <w:r>
-        <w:t>I think this is good for now. Again, they can ask for more if necessary</w:t>
-      </w:r>
-    </w:p>
-  </w:comment>
-  <w:comment w:id="93" w:author="Daniel Schindler" w:date="2025-07-17T13:34:00Z" w:initials="DS">
-    <w:p>
-      <w:pPr>
-        <w:pStyle w:val="CommentText"/>
-      </w:pPr>
-      <w:r>
-        <w:rPr>
-          <w:rStyle w:val="CommentReference"/>
-        </w:rPr>
-        <w:annotationRef/>
-      </w:r>
-      <w:r>
-        <w:t>Put this into the figure caption</w:t>
-      </w:r>
-    </w:p>
-  </w:comment>
-  <w:comment w:id="94" w:author="Daniel Schindler" w:date="2025-07-17T13:42:00Z" w:initials="DS">
-    <w:p>
-      <w:pPr>
-        <w:pStyle w:val="CommentText"/>
-      </w:pPr>
-      <w:r>
-        <w:rPr>
-          <w:rStyle w:val="CommentReference"/>
-        </w:rPr>
-        <w:annotationRef/>
-      </w:r>
-      <w:r>
-        <w:t>Into figure caption</w:t>
-      </w:r>
-    </w:p>
-  </w:comment>
-  <w:comment w:id="104" w:author="Daniel Schindler" w:date="2025-07-17T13:45:00Z" w:initials="DS">
-    <w:p>
-      <w:pPr>
-        <w:pStyle w:val="CommentText"/>
-      </w:pPr>
-      <w:r>
-        <w:rPr>
-          <w:rStyle w:val="CommentReference"/>
-        </w:rPr>
-        <w:annotationRef/>
-      </w:r>
-      <w:r>
-        <w:t>Not sure you have to because it is presented and summarized in French et al. 2020</w:t>
-      </w:r>
-    </w:p>
-  </w:comment>
-  <w:comment w:id="102" w:author="bmak29" w:date="2025-07-03T09:59:00Z" w:initials="b">
+  <w:comment w:id="68" w:author="bmak29" w:date="2025-07-03T09:59:00Z" w:initials="b">
     <w:p>
       <w:r>
         <w:rPr>
@@ -8694,7 +9063,7 @@
       </w:r>
     </w:p>
   </w:comment>
-  <w:comment w:id="103" w:author="Daniel Schindler" w:date="2025-07-17T13:43:00Z" w:initials="DS">
+  <w:comment w:id="69" w:author="Daniel Schindler" w:date="2025-07-17T13:43:00Z" w:initials="DS">
     <w:p>
       <w:pPr>
         <w:pStyle w:val="CommentText"/>
@@ -8710,7 +9079,7 @@
       </w:r>
     </w:p>
   </w:comment>
-  <w:comment w:id="159" w:author="Daniel Schindler" w:date="2025-07-17T14:47:00Z" w:initials="DS">
+  <w:comment w:id="197" w:author="Daniel Schindler" w:date="2025-07-17T14:47:00Z" w:initials="DS">
     <w:p>
       <w:pPr>
         <w:pStyle w:val="CommentText"/>
@@ -8731,21 +9100,19 @@
 
 <file path=word/commentsExtended.xml><?xml version="1.0" encoding="utf-8"?>
 <w15:commentsEx xmlns:wpc="http://schemas.microsoft.com/office/word/2010/wordprocessingCanvas" xmlns:cx="http://schemas.microsoft.com/office/drawing/2014/chartex" xmlns:cx1="http://schemas.microsoft.com/office/drawing/2015/9/8/chartex" xmlns:cx2="http://schemas.microsoft.com/office/drawing/2015/10/21/chartex" xmlns:cx3="http://schemas.microsoft.com/office/drawing/2016/5/9/chartex" xmlns:cx4="http://schemas.microsoft.com/office/drawing/2016/5/10/chartex" xmlns:cx5="http://schemas.microsoft.com/office/drawing/2016/5/11/chartex" xmlns:cx6="http://schemas.microsoft.com/office/drawing/2016/5/12/chartex" xmlns:cx7="http://schemas.microsoft.com/office/drawing/2016/5/13/chartex" xmlns:cx8="http://schemas.microsoft.com/office/drawing/2016/5/14/chartex" xmlns:mc="http://schemas.openxmlformats.org/markup-compatibility/2006" xmlns:aink="http://schemas.microsoft.com/office/drawing/2016/ink" xmlns:am3d="http://schemas.microsoft.com/office/drawing/2017/model3d" xmlns:o="urn:schemas-microsoft-com:office:office" xmlns:oel="http://schemas.microsoft.com/office/2019/extlst" xmlns:r="http://schemas.openxmlformats.org/officeDocument/2006/relationships" xmlns:m="http://schemas.openxmlformats.org/officeDocument/2006/math" xmlns:v="urn:schemas-microsoft-com:vml" xmlns:wp14="http://schemas.microsoft.com/office/word/2010/wordprocessingDrawing" xmlns:wp="http://schemas.openxmlformats.org/drawingml/2006/wordprocessingDrawing" xmlns:w10="urn:schemas-microsoft-com:office:word" xmlns:w="http://schemas.openxmlformats.org/wordprocessingml/2006/main" xmlns:w14="http://schemas.microsoft.com/office/word/2010/wordml" xmlns:w15="http://schemas.microsoft.com/office/word/2012/wordml" xmlns:w16cex="http://schemas.microsoft.com/office/word/2018/wordml/cex" xmlns:w16cid="http://schemas.microsoft.com/office/word/2016/wordml/cid" xmlns:w16="http://schemas.microsoft.com/office/word/2018/wordml" xmlns:w16du="http://schemas.microsoft.com/office/word/2023/wordml/word16du" xmlns:w16sdtdh="http://schemas.microsoft.com/office/word/2020/wordml/sdtdatahash" xmlns:w16sdtfl="http://schemas.microsoft.com/office/word/2024/wordml/sdtformatlock" xmlns:w16se="http://schemas.microsoft.com/office/word/2015/wordml/symex" xmlns:wpg="http://schemas.microsoft.com/office/word/2010/wordprocessingGroup" xmlns:wpi="http://schemas.microsoft.com/office/word/2010/wordprocessingInk" xmlns:wne="http://schemas.microsoft.com/office/word/2006/wordml" xmlns:wps="http://schemas.microsoft.com/office/word/2010/wordprocessingShape" mc:Ignorable="w14 w15 w16se w16cid w16 w16cex w16sdtdh w16sdtfl w16du wp14">
+  <w15:commentEx w15:paraId="545E12D6" w15:done="0"/>
   <w15:commentEx w15:paraId="68C1DA6D" w15:done="0"/>
   <w15:commentEx w15:paraId="2AD4524E" w15:done="0"/>
   <w15:commentEx w15:paraId="0DA0C363" w15:paraIdParent="2AD4524E" w15:done="0"/>
   <w15:commentEx w15:paraId="75633029" w15:done="0"/>
   <w15:commentEx w15:paraId="30B34C80" w15:done="0"/>
+  <w15:commentEx w15:paraId="48BA107A" w15:done="0"/>
   <w15:commentEx w15:paraId="40FE26C3" w15:done="0"/>
-  <w15:commentEx w15:paraId="57D69624" w15:done="0"/>
-  <w15:commentEx w15:paraId="5F9A2BF6" w15:paraIdParent="57D69624" w15:done="0"/>
-  <w15:commentEx w15:paraId="5F979FDB" w15:done="0"/>
-  <w15:commentEx w15:paraId="28AF9B90" w15:paraIdParent="5F979FDB" w15:done="0"/>
-  <w15:commentEx w15:paraId="22BD8311" w15:done="0"/>
-  <w15:commentEx w15:paraId="19DFAC4B" w15:paraIdParent="22BD8311" w15:done="0"/>
+  <w15:commentEx w15:paraId="60F93AC4" w15:done="0"/>
+  <w15:commentEx w15:paraId="6C8DD3E4" w15:done="0"/>
+  <w15:commentEx w15:paraId="53427C37" w15:done="0"/>
   <w15:commentEx w15:paraId="766F9961" w15:done="0"/>
   <w15:commentEx w15:paraId="5A0BD90B" w15:done="0"/>
-  <w15:commentEx w15:paraId="02150F99" w15:done="0"/>
   <w15:commentEx w15:paraId="20BC9ADA" w15:done="0"/>
   <w15:commentEx w15:paraId="00B872BD" w15:paraIdParent="20BC9ADA" w15:done="0"/>
   <w15:commentEx w15:paraId="2CA10A03" w15:done="0"/>
@@ -8754,21 +9121,19 @@
 
 <file path=word/commentsExtensible.xml><?xml version="1.0" encoding="utf-8"?>
 <w16cex:commentsExtensible xmlns:wpc="http://schemas.microsoft.com/office/word/2010/wordprocessingCanvas" xmlns:cx="http://schemas.microsoft.com/office/drawing/2014/chartex" xmlns:cx1="http://schemas.microsoft.com/office/drawing/2015/9/8/chartex" xmlns:cx2="http://schemas.microsoft.com/office/drawing/2015/10/21/chartex" xmlns:cx3="http://schemas.microsoft.com/office/drawing/2016/5/9/chartex" xmlns:cx4="http://schemas.microsoft.com/office/drawing/2016/5/10/chartex" xmlns:cx5="http://schemas.microsoft.com/office/drawing/2016/5/11/chartex" xmlns:cx6="http://schemas.microsoft.com/office/drawing/2016/5/12/chartex" xmlns:cx7="http://schemas.microsoft.com/office/drawing/2016/5/13/chartex" xmlns:cx8="http://schemas.microsoft.com/office/drawing/2016/5/14/chartex" xmlns:cr="http://schemas.microsoft.com/office/comments/2020/reactions" xmlns:mc="http://schemas.openxmlformats.org/markup-compatibility/2006" xmlns:aink="http://schemas.microsoft.com/office/drawing/2016/ink" xmlns:am3d="http://schemas.microsoft.com/office/drawing/2017/model3d" xmlns:o="urn:schemas-microsoft-com:office:office" xmlns:oel="http://schemas.microsoft.com/office/2019/extlst" xmlns:r="http://schemas.openxmlformats.org/officeDocument/2006/relationships" xmlns:m="http://schemas.openxmlformats.org/officeDocument/2006/math" xmlns:v="urn:schemas-microsoft-com:vml" xmlns:wp14="http://schemas.microsoft.com/office/word/2010/wordprocessingDrawing" xmlns:wp="http://schemas.openxmlformats.org/drawingml/2006/wordprocessingDrawing" xmlns:w10="urn:schemas-microsoft-com:office:word" xmlns:w="http://schemas.openxmlformats.org/wordprocessingml/2006/main" xmlns:w14="http://schemas.microsoft.com/office/word/2010/wordml" xmlns:w15="http://schemas.microsoft.com/office/word/2012/wordml" xmlns:w16cex="http://schemas.microsoft.com/office/word/2018/wordml/cex" xmlns:w16cid="http://schemas.microsoft.com/office/word/2016/wordml/cid" xmlns:w16="http://schemas.microsoft.com/office/word/2018/wordml" xmlns:w16du="http://schemas.microsoft.com/office/word/2023/wordml/word16du" xmlns:w16sdtdh="http://schemas.microsoft.com/office/word/2020/wordml/sdtdatahash" xmlns:w16sdtfl="http://schemas.microsoft.com/office/word/2024/wordml/sdtformatlock" xmlns:w16se="http://schemas.microsoft.com/office/word/2015/wordml/symex" xmlns:wpg="http://schemas.microsoft.com/office/word/2010/wordprocessingGroup" xmlns:wpi="http://schemas.microsoft.com/office/word/2010/wordprocessingInk" xmlns:wne="http://schemas.microsoft.com/office/word/2006/wordml" xmlns:wps="http://schemas.microsoft.com/office/word/2010/wordprocessingShape" mc:Ignorable="w14 w15 w16se w16cid w16 w16cex w16sdtdh w16sdtfl cr w16du wp14">
+  <w16cex:commentExtensible w16cex:durableId="0AF9D5BC" w16cex:dateUtc="2025-07-26T18:23:00Z"/>
   <w16cex:commentExtensible w16cex:durableId="08E0E4C3" w16cex:dateUtc="2025-07-17T20:25:00Z"/>
   <w16cex:commentExtensible w16cex:durableId="6C50E346" w16cex:dateUtc="2025-07-17T20:57:00Z"/>
   <w16cex:commentExtensible w16cex:durableId="31A19B43" w16cex:dateUtc="2025-07-17T21:14:00Z"/>
   <w16cex:commentExtensible w16cex:durableId="08B9BEA6" w16cex:dateUtc="2025-06-27T19:54:00Z"/>
   <w16cex:commentExtensible w16cex:durableId="77F3D5D1" w16cex:dateUtc="2025-07-17T21:15:00Z"/>
+  <w16cex:commentExtensible w16cex:durableId="18939DF4" w16cex:dateUtc="2025-07-26T18:26:00Z"/>
   <w16cex:commentExtensible w16cex:durableId="4CEAE8F0" w16cex:dateUtc="2025-07-17T21:16:00Z"/>
-  <w16cex:commentExtensible w16cex:durableId="58735DA5" w16cex:dateUtc="2025-06-28T00:34:00Z"/>
-  <w16cex:commentExtensible w16cex:durableId="090D81AE" w16cex:dateUtc="2025-07-17T21:26:00Z"/>
-  <w16cex:commentExtensible w16cex:durableId="2B7C7B73" w16cex:dateUtc="2025-06-28T00:37:00Z"/>
-  <w16cex:commentExtensible w16cex:durableId="2C504E8B" w16cex:dateUtc="2025-07-17T21:28:00Z"/>
-  <w16cex:commentExtensible w16cex:durableId="550C5D78" w16cex:dateUtc="2025-06-28T00:39:00Z"/>
-  <w16cex:commentExtensible w16cex:durableId="3E6BB244" w16cex:dateUtc="2025-07-17T21:27:00Z"/>
+  <w16cex:commentExtensible w16cex:durableId="4867FE59" w16cex:dateUtc="2025-07-26T18:27:00Z"/>
+  <w16cex:commentExtensible w16cex:durableId="754DEB12" w16cex:dateUtc="2025-07-26T18:31:00Z"/>
+  <w16cex:commentExtensible w16cex:durableId="6A21E4F9" w16cex:dateUtc="2025-07-26T18:32:00Z"/>
   <w16cex:commentExtensible w16cex:durableId="71BA3AD6" w16cex:dateUtc="2025-07-17T21:34:00Z"/>
   <w16cex:commentExtensible w16cex:durableId="1395E7DB" w16cex:dateUtc="2025-07-17T21:42:00Z"/>
-  <w16cex:commentExtensible w16cex:durableId="370CFE55" w16cex:dateUtc="2025-07-17T21:45:00Z"/>
   <w16cex:commentExtensible w16cex:durableId="6A2B2DA9" w16cex:dateUtc="2025-07-03T16:59:00Z"/>
   <w16cex:commentExtensible w16cex:durableId="2D9B7AC7" w16cex:dateUtc="2025-07-17T21:43:00Z"/>
   <w16cex:commentExtensible w16cex:durableId="48E9606C" w16cex:dateUtc="2025-07-17T22:47:00Z"/>
@@ -8777,21 +9142,19 @@
 
 <file path=word/commentsIds.xml><?xml version="1.0" encoding="utf-8"?>
 <w16cid:commentsIds xmlns:wpc="http://schemas.microsoft.com/office/word/2010/wordprocessingCanvas" xmlns:cx="http://schemas.microsoft.com/office/drawing/2014/chartex" xmlns:cx1="http://schemas.microsoft.com/office/drawing/2015/9/8/chartex" xmlns:cx2="http://schemas.microsoft.com/office/drawing/2015/10/21/chartex" xmlns:cx3="http://schemas.microsoft.com/office/drawing/2016/5/9/chartex" xmlns:cx4="http://schemas.microsoft.com/office/drawing/2016/5/10/chartex" xmlns:cx5="http://schemas.microsoft.com/office/drawing/2016/5/11/chartex" xmlns:cx6="http://schemas.microsoft.com/office/drawing/2016/5/12/chartex" xmlns:cx7="http://schemas.microsoft.com/office/drawing/2016/5/13/chartex" xmlns:cx8="http://schemas.microsoft.com/office/drawing/2016/5/14/chartex" xmlns:mc="http://schemas.openxmlformats.org/markup-compatibility/2006" xmlns:aink="http://schemas.microsoft.com/office/drawing/2016/ink" xmlns:am3d="http://schemas.microsoft.com/office/drawing/2017/model3d" xmlns:o="urn:schemas-microsoft-com:office:office" xmlns:oel="http://schemas.microsoft.com/office/2019/extlst" xmlns:r="http://schemas.openxmlformats.org/officeDocument/2006/relationships" xmlns:m="http://schemas.openxmlformats.org/officeDocument/2006/math" xmlns:v="urn:schemas-microsoft-com:vml" xmlns:wp14="http://schemas.microsoft.com/office/word/2010/wordprocessingDrawing" xmlns:wp="http://schemas.openxmlformats.org/drawingml/2006/wordprocessingDrawing" xmlns:w10="urn:schemas-microsoft-com:office:word" xmlns:w="http://schemas.openxmlformats.org/wordprocessingml/2006/main" xmlns:w14="http://schemas.microsoft.com/office/word/2010/wordml" xmlns:w15="http://schemas.microsoft.com/office/word/2012/wordml" xmlns:w16cex="http://schemas.microsoft.com/office/word/2018/wordml/cex" xmlns:w16cid="http://schemas.microsoft.com/office/word/2016/wordml/cid" xmlns:w16="http://schemas.microsoft.com/office/word/2018/wordml" xmlns:w16du="http://schemas.microsoft.com/office/word/2023/wordml/word16du" xmlns:w16sdtdh="http://schemas.microsoft.com/office/word/2020/wordml/sdtdatahash" xmlns:w16sdtfl="http://schemas.microsoft.com/office/word/2024/wordml/sdtformatlock" xmlns:w16se="http://schemas.microsoft.com/office/word/2015/wordml/symex" xmlns:wpg="http://schemas.microsoft.com/office/word/2010/wordprocessingGroup" xmlns:wpi="http://schemas.microsoft.com/office/word/2010/wordprocessingInk" xmlns:wne="http://schemas.microsoft.com/office/word/2006/wordml" xmlns:wps="http://schemas.microsoft.com/office/word/2010/wordprocessingShape" mc:Ignorable="w14 w15 w16se w16cid w16 w16cex w16sdtdh w16sdtfl w16du wp14">
+  <w16cid:commentId w16cid:paraId="545E12D6" w16cid:durableId="0AF9D5BC"/>
   <w16cid:commentId w16cid:paraId="68C1DA6D" w16cid:durableId="08E0E4C3"/>
   <w16cid:commentId w16cid:paraId="2AD4524E" w16cid:durableId="6C50E346"/>
   <w16cid:commentId w16cid:paraId="0DA0C363" w16cid:durableId="31A19B43"/>
   <w16cid:commentId w16cid:paraId="75633029" w16cid:durableId="08B9BEA6"/>
   <w16cid:commentId w16cid:paraId="30B34C80" w16cid:durableId="77F3D5D1"/>
+  <w16cid:commentId w16cid:paraId="48BA107A" w16cid:durableId="18939DF4"/>
   <w16cid:commentId w16cid:paraId="40FE26C3" w16cid:durableId="4CEAE8F0"/>
-  <w16cid:commentId w16cid:paraId="57D69624" w16cid:durableId="58735DA5"/>
-  <w16cid:commentId w16cid:paraId="5F9A2BF6" w16cid:durableId="090D81AE"/>
-  <w16cid:commentId w16cid:paraId="5F979FDB" w16cid:durableId="2B7C7B73"/>
-  <w16cid:commentId w16cid:paraId="28AF9B90" w16cid:durableId="2C504E8B"/>
-  <w16cid:commentId w16cid:paraId="22BD8311" w16cid:durableId="550C5D78"/>
-  <w16cid:commentId w16cid:paraId="19DFAC4B" w16cid:durableId="3E6BB244"/>
+  <w16cid:commentId w16cid:paraId="60F93AC4" w16cid:durableId="4867FE59"/>
+  <w16cid:commentId w16cid:paraId="6C8DD3E4" w16cid:durableId="754DEB12"/>
+  <w16cid:commentId w16cid:paraId="53427C37" w16cid:durableId="6A21E4F9"/>
   <w16cid:commentId w16cid:paraId="766F9961" w16cid:durableId="71BA3AD6"/>
   <w16cid:commentId w16cid:paraId="5A0BD90B" w16cid:durableId="1395E7DB"/>
-  <w16cid:commentId w16cid:paraId="02150F99" w16cid:durableId="370CFE55"/>
   <w16cid:commentId w16cid:paraId="20BC9ADA" w16cid:durableId="6A2B2DA9"/>
   <w16cid:commentId w16cid:paraId="00B872BD" w16cid:durableId="2D9B7AC7"/>
   <w16cid:commentId w16cid:paraId="2CA10A03" w16cid:durableId="48E9606C"/>

--- a/Docs/Run_timing_manuscript.docx
+++ b/Docs/Run_timing_manuscript.docx
@@ -739,7 +739,7 @@
           <w:sz w:val="22"/>
           <w:szCs w:val="22"/>
         </w:rPr>
-        <w:instrText xml:space="preserve"> ADDIN ZOTERO_ITEM CSL_CITATION {"citationID":"R6hBXmsY","properties":{"formattedCitation":"(Bolnick et al., 2011)","plainCitation":"(Bolnick et al., 2011)","noteIndex":0},"citationItems":[{"id":5318,"uris":["http://zotero.org/users/8421274/items/R2ZYTKMR"],"itemData":{"id":5318,"type":"article-journal","container-title":"Trends in Ecology &amp; Evolution","DOI":"10.1016/j.tree.2011.01.009","ISSN":"0169-5347","issue":"4","journalAbbreviation":"Trends in Ecology &amp; Evolution","language":"English","note":"publisher: Elsevier\nPMID: 21367482","page":"183-192","source":"www.cell.com","title":"Why intraspecific trait variation matters in community ecology","volume":"26","author":[{"family":"Bolnick","given":"Daniel I."},{"family":"Amarasekare","given":"Priyanga"},{"family":"Araújo","given":"Márcio S."},{"family":"Bürger","given":"Reinhard"},{"family":"Levine","given":"Jonathan M."},{"family":"Novak","given":"Mark"},{"family":"Rudolf","given":"Volker H. W."},{"family":"Schreiber","given":"Sebastian J."},{"family":"Urban","given":"Mark C."},{"family":"Vasseur","given":"David A."}],"issued":{"date-parts":[["2011",4,1]]}}}],"schema":"https://github.com/citation-style-language/schema/raw/master/csl-citation.json"} </w:instrText>
+        <w:instrText xml:space="preserve"> ADDIN ZOTERO_ITEM CSL_CITATION {"citationID":"ZMEsTNxs","properties":{"formattedCitation":"(Luck et al., 2003; Schindler et al., 2015)","plainCitation":"(Luck et al., 2003; Schindler et al., 2015)","noteIndex":0},"citationItems":[{"id":5557,"uris":["http://zotero.org/users/8421274/items/VSKUKCRX"],"itemData":{"id":5557,"type":"article-journal","abstract":"The current rate of biodiversity loss threatens to disrupt greatly the functioning of ecosystems, with potentially significant consequences for humanity. The magnitude of the loss is generally measured with the use of species extinction rates, an approach that understates the severity of the problem and masks some of its most important consequences. Here, we propose a major expansion of this focus to include population diversity: considering changes in the size, number, distribution and genetic composition of populations and the implications of those changes for the functioning of ecosystems and the provision of ecosystem services. We also outline the key components of population diversity and describe a new approach to delineating a population unit that explicitly links it to the services that it provides","container-title":"Trends in Ecology &amp; Evolution","DOI":"10.1016/S0169-5347(03)00100-9","journalAbbreviation":"Trends in Ecology &amp; Evolution","page":"331-336","source":"ResearchGate","title":"Population diversity and ecosystem services","volume":"18","author":[{"family":"Luck","given":"Gary"},{"family":"Daily","given":"Gretchen"},{"family":"Ehrlich","given":"Paul"}],"issued":{"date-parts":[["2003",7,1]]}}},{"id":68,"uris":["http://zotero.org/users/8421274/items/DIRY8NHC"],"itemData":{"id":68,"type":"article-journal","container-title":"Frontiers in Ecology and the Environment","issue":"5","note":"publisher: Wiley Online Library","page":"257–263","source":"Google Scholar","title":"The portfolio concept in ecology and evolution","volume":"13","author":[{"family":"Schindler","given":"Daniel E."},{"family":"Armstrong","given":"Jonathan B."},{"family":"Reed","given":"Thomas E."}],"issued":{"date-parts":[["2015"]]}}}],"schema":"https://github.com/citation-style-language/schema/raw/master/csl-citation.json"} </w:instrText>
       </w:r>
       <w:r>
         <w:rPr>
@@ -756,26 +756,7 @@
           <w:sz w:val="22"/>
           <w:szCs w:val="22"/>
         </w:rPr>
-        <w:t>(</w:t>
-      </w:r>
-      <w:r>
-        <w:rPr>
-          <w:rFonts w:ascii="Garamond" w:hAnsi="Garamond"/>
-          <w:noProof/>
-          <w:sz w:val="22"/>
-          <w:szCs w:val="22"/>
-          <w:highlight w:val="yellow"/>
-        </w:rPr>
-        <w:t>Luck et al. 200X</w:t>
-      </w:r>
-      <w:r>
-        <w:rPr>
-          <w:rFonts w:ascii="Garamond" w:hAnsi="Garamond"/>
-          <w:noProof/>
-          <w:sz w:val="22"/>
-          <w:szCs w:val="22"/>
-        </w:rPr>
-        <w:t>, Schindler et al. 2015)</w:t>
+        <w:t>(Luck et al., 2003; Schindler et al., 2015)</w:t>
       </w:r>
       <w:r>
         <w:rPr>
@@ -791,7 +772,25 @@
           <w:sz w:val="22"/>
           <w:szCs w:val="22"/>
         </w:rPr>
-        <w:t>. In salmon populations, substantial variation in both return timing and spatial distribution of habitat use produces significant complexity in life history strategies within and among populations</w:t>
+        <w:t xml:space="preserve">. In salmon populations, substantial variation in both </w:t>
+      </w:r>
+      <w:proofErr w:type="gramStart"/>
+      <w:r>
+        <w:rPr>
+          <w:rFonts w:ascii="Garamond" w:hAnsi="Garamond"/>
+          <w:sz w:val="22"/>
+          <w:szCs w:val="22"/>
+        </w:rPr>
+        <w:t>return</w:t>
+      </w:r>
+      <w:proofErr w:type="gramEnd"/>
+      <w:r>
+        <w:rPr>
+          <w:rFonts w:ascii="Garamond" w:hAnsi="Garamond"/>
+          <w:sz w:val="22"/>
+          <w:szCs w:val="22"/>
+        </w:rPr>
+        <w:t xml:space="preserve"> timing and spatial distribution of habitat use produces significant complexity in life history strategies within and among populations</w:t>
       </w:r>
       <w:r>
         <w:rPr>
@@ -847,7 +846,7 @@
           <w:sz w:val="22"/>
           <w:szCs w:val="22"/>
         </w:rPr>
-        <w:instrText xml:space="preserve"> ADDIN ZOTERO_ITEM CSL_CITATION {"citationID":"4R3sEUmP","properties":{"formattedCitation":"(Connors et al., 2022; Ohlberger et al., 2016)","plainCitation":"(Connors et al., 2022; Ohlberger et al., 2016)","noteIndex":0},"citationItems":[{"id":4144,"uris":["http://zotero.org/users/8421274/items/M4DUIZ82"],"itemData":{"id":4144,"type":"article-journal","abstract":"Variation among populations in life history and intrinsic population characteristics (i.e., population diversity) helps maintain resilience to environmental change and dampen interannual variability in ecosystem services. As a result, ecological variation, and the processes that generate it, is considered central to strategies for managing risks to ecosystems in an increasingly variable and uncertain world. However, characterizing population diversity is difficult, particularly in large and remote regions, which often prevents its formal consideration in management advice. We combined genetic stock identification of archived scale and tissue samples with state-space run-reconstruction models to estimate migration timing and annual return abundance for eight geographically and genetically distinct Chinook salmon populations within the Canadian portion of the Yukon River. We found that among-population variation in migration timing and return abundances resulted in aggregate return migrations that were 2.1 times longer and 1.4 times more stable than if they had composed a single homogeneous population. We then fit state-space spawner–recruitment models to the annual return abundances to characterize among-population diversity in intrinsic productivity and population size and their consequences for the fisheries they support. Productivity and carrying capacity varied among populations by approximately 2.4-fold (2.9 to 6.9 recruits per spawner) and three-fold (8800 to 27,000 spawners), respectively. This diversity implies an equilibrium trade-off between harvesting of the population aggregate and the conservation of individual populations whereby the harvest rate predicted to maximize aggregate harvests comes at the cost of overfishing 40% of the populations but with a relatively low risk of extirpating the weakest ones. Our findings illustrate how population diversity in one of the largest salmon-producing river basins in the world contributes to fishery stability and food security in a region where salmon have high cultural and subsistence value. More generally, our work demonstrates the utility of molecular analyses of archived biological material for characterizing diversity in biological systems and its benefits and consequences for trade-offs in decision-making.","container-title":"Ecological Applications","DOI":"10.1002/eap.2709","ISSN":"1939-5582","issue":"8","language":"en","license":"© 2022 The Ecological Society of America.","note":"_eprint: https://onlinelibrary.wiley.com/doi/pdf/10.1002/eap.2709","page":"e2709","source":"Wiley Online Library","title":"Chinook salmon diversity contributes to fishery stability and trade-offs with mixed-stock harvest","volume":"32","author":[{"family":"Connors","given":"Brendan M."},{"family":"Siegle","given":"Matthew R."},{"family":"Harding","given":"Joel"},{"family":"Rossi","given":"Steven"},{"family":"Staton","given":"Benjamin A."},{"family":"Jones","given":"Michael L."},{"family":"Bradford","given":"Michael J."},{"family":"Brown","given":"Randy"},{"family":"Bechtol","given":"Bill"},{"family":"Doherty","given":"Beau"},{"family":"Cox","given":"Sean"},{"family":"Sutherland","given":"Ben J. G."}],"issued":{"date-parts":[["2022"]]}}},{"id":5321,"uris":["http://zotero.org/users/8421274/items/PJWLDI6C"],"itemData":{"id":5321,"type":"article-journal","abstract":"A central problem in understanding how species respond to global change is in parsing the effects of local drivers of population dynamics from regional and global drivers that are shared among populations. Management and conservation efforts that typically focus on a particular population would benefit greatly from being able to separate the effects of environmental processes at local, regional, and global scales. One way of addressing this challenge is to integrate data across multiple populations and use multivariate time series approaches to estimate shared and independent components of dynamics among neighboring populations. Here, we use a data set of 15 populations of Chinook salmon (Oncorhynchus tshawytscha) covering a broad geographical range in the eastern North Pacific Ocean to show how Dynamic Factor Analysis (DFA) can be used to estimate temporal coherence in population dynamics and to detect environmental drivers across spatial scales. Our results show that productivity dynamics of Chinook salmon populations strongly covary at the regional scale, but to a lesser degree at larger spatial scales. The timing of river ice break-up in spring was identified as an important driver of regional productivity dynamics. In addition, broad-scale variability in population productivity was linked to the North Pacific Gyre Oscillation, a dominant pattern of sea surface height variability. These broad-scale patterns in productivity dynamics may be associated with recent regime shifts in the Northeast Pacific Ocean. However, our results also demonstrate that populations within regions do not always respond consistently to the same environmental drivers, thus suggesting location-specific impacts. Overall, this study illustrates the use of DFA for quantifying the spatial and temporal complexity of multiple population responses to environmental change, thereby providing insights to processes that affect populations across large geographic areas, but that might be filtered by local habitat conditions.","container-title":"Ecosphere","DOI":"10.1002/ecs2.1333","ISSN":"2150-8925","issue":"4","language":"en","license":"© 2016 Ohlberger et al.","note":"_eprint: https://esajournals.onlinelibrary.wiley.com/doi/pdf/10.1002/ecs2.1333","page":"e01333","source":"Wiley Online Library","title":"Population coherence and environmental impacts across spatial scales: a case study of Chinook salmon","title-short":"Population coherence and environmental impacts across spatial scales","volume":"7","author":[{"family":"Ohlberger","given":"Jan"},{"family":"Scheuerell","given":"Mark D."},{"family":"Schindler","given":"Daniel E."}],"issued":{"date-parts":[["2016"]]}}}],"schema":"https://github.com/citation-style-language/schema/raw/master/csl-citation.json"} </w:instrText>
+        <w:instrText xml:space="preserve"> ADDIN ZOTERO_ITEM CSL_CITATION {"citationID":"4R3sEUmP","properties":{"formattedCitation":"(Connors et al., 2022; Ohlberger et al., 2016)","plainCitation":"(Connors et al., 2022; Ohlberger et al., 2016)","dontUpdate":true,"noteIndex":0},"citationItems":[{"id":4144,"uris":["http://zotero.org/users/8421274/items/M4DUIZ82"],"itemData":{"id":4144,"type":"article-journal","abstract":"Variation among populations in life history and intrinsic population characteristics (i.e., population diversity) helps maintain resilience to environmental change and dampen interannual variability in ecosystem services. As a result, ecological variation, and the processes that generate it, is considered central to strategies for managing risks to ecosystems in an increasingly variable and uncertain world. However, characterizing population diversity is difficult, particularly in large and remote regions, which often prevents its formal consideration in management advice. We combined genetic stock identification of archived scale and tissue samples with state-space run-reconstruction models to estimate migration timing and annual return abundance for eight geographically and genetically distinct Chinook salmon populations within the Canadian portion of the Yukon River. We found that among-population variation in migration timing and return abundances resulted in aggregate return migrations that were 2.1 times longer and 1.4 times more stable than if they had composed a single homogeneous population. We then fit state-space spawner–recruitment models to the annual return abundances to characterize among-population diversity in intrinsic productivity and population size and their consequences for the fisheries they support. Productivity and carrying capacity varied among populations by approximately 2.4-fold (2.9 to 6.9 recruits per spawner) and three-fold (8800 to 27,000 spawners), respectively. This diversity implies an equilibrium trade-off between harvesting of the population aggregate and the conservation of individual populations whereby the harvest rate predicted to maximize aggregate harvests comes at the cost of overfishing 40% of the populations but with a relatively low risk of extirpating the weakest ones. Our findings illustrate how population diversity in one of the largest salmon-producing river basins in the world contributes to fishery stability and food security in a region where salmon have high cultural and subsistence value. More generally, our work demonstrates the utility of molecular analyses of archived biological material for characterizing diversity in biological systems and its benefits and consequences for trade-offs in decision-making.","container-title":"Ecological Applications","DOI":"10.1002/eap.2709","ISSN":"1939-5582","issue":"8","language":"en","license":"© 2022 The Ecological Society of America.","note":"_eprint: https://onlinelibrary.wiley.com/doi/pdf/10.1002/eap.2709","page":"e2709","source":"Wiley Online Library","title":"Chinook salmon diversity contributes to fishery stability and trade-offs with mixed-stock harvest","volume":"32","author":[{"family":"Connors","given":"Brendan M."},{"family":"Siegle","given":"Matthew R."},{"family":"Harding","given":"Joel"},{"family":"Rossi","given":"Steven"},{"family":"Staton","given":"Benjamin A."},{"family":"Jones","given":"Michael L."},{"family":"Bradford","given":"Michael J."},{"family":"Brown","given":"Randy"},{"family":"Bechtol","given":"Bill"},{"family":"Doherty","given":"Beau"},{"family":"Cox","given":"Sean"},{"family":"Sutherland","given":"Ben J. G."}],"issued":{"date-parts":[["2022"]]}}},{"id":5321,"uris":["http://zotero.org/users/8421274/items/PJWLDI6C"],"itemData":{"id":5321,"type":"article-journal","abstract":"A central problem in understanding how species respond to global change is in parsing the effects of local drivers of population dynamics from regional and global drivers that are shared among populations. Management and conservation efforts that typically focus on a particular population would benefit greatly from being able to separate the effects of environmental processes at local, regional, and global scales. One way of addressing this challenge is to integrate data across multiple populations and use multivariate time series approaches to estimate shared and independent components of dynamics among neighboring populations. Here, we use a data set of 15 populations of Chinook salmon (Oncorhynchus tshawytscha) covering a broad geographical range in the eastern North Pacific Ocean to show how Dynamic Factor Analysis (DFA) can be used to estimate temporal coherence in population dynamics and to detect environmental drivers across spatial scales. Our results show that productivity dynamics of Chinook salmon populations strongly covary at the regional scale, but to a lesser degree at larger spatial scales. The timing of river ice break-up in spring was identified as an important driver of regional productivity dynamics. In addition, broad-scale variability in population productivity was linked to the North Pacific Gyre Oscillation, a dominant pattern of sea surface height variability. These broad-scale patterns in productivity dynamics may be associated with recent regime shifts in the Northeast Pacific Ocean. However, our results also demonstrate that populations within regions do not always respond consistently to the same environmental drivers, thus suggesting location-specific impacts. Overall, this study illustrates the use of DFA for quantifying the spatial and temporal complexity of multiple population responses to environmental change, thereby providing insights to processes that affect populations across large geographic areas, but that might be filtered by local habitat conditions.","container-title":"Ecosphere","DOI":"10.1002/ecs2.1333","ISSN":"2150-8925","issue":"4","language":"en","license":"© 2016 Ohlberger et al.","note":"_eprint: https://esajournals.onlinelibrary.wiley.com/doi/pdf/10.1002/ecs2.1333","page":"e01333","source":"Wiley Online Library","title":"Population coherence and environmental impacts across spatial scales: a case study of Chinook salmon","title-short":"Population coherence and environmental impacts across spatial scales","volume":"7","author":[{"family":"Ohlberger","given":"Jan"},{"family":"Scheuerell","given":"Mark D."},{"family":"Schindler","given":"Daniel E."}],"issued":{"date-parts":[["2016"]]}}}],"schema":"https://github.com/citation-style-language/schema/raw/master/csl-citation.json"} </w:instrText>
       </w:r>
       <w:r>
         <w:rPr>
@@ -978,15 +977,7 @@
           <w:sz w:val="22"/>
           <w:szCs w:val="22"/>
         </w:rPr>
-        <w:instrText xml:space="preserve"> ADDIN ZOTERO_ITEM CSL_CITATION {"citationID":"ropzGQtb","properties":{"formattedCitation":"(Cline et al., 2017; Griffiths et al., 2014; Markowitz, 1952; Schindler et al., 2015)","plainCitation":"(Cline et al., 2017; Griffiths et al., 2014; Markowitz, 1952; Schindler et al., 2015)","noteIndex":0},"citationItems":[{"id":1181,"uris":["http://zotero.org/users/8421274/items/B23FV4AJ"],"itemData":{"id":1181,"type":"article-journal","abstract":"Abrupt shifts in natural resources and their markets are a ubiquitous challenge to human communities. Building resilient social-ecological systems requires approaches that are robust to uncertainty and to regime shifts. Harvesting diverse portfolios of natural resources and adapting portfolios in response to change could stabilize economies reliant on natural resources and their markets, both of which are prone to unpredictable shifts. Here we use fisheries catch and revenue data from Alaskan fishing communities over 34 years to test whether diversification and turnover in the composition of fishing opportunities increased economic stability during major ocean and market regime shifts in 1989. More than 85% of communities show reduced fishing revenues following these regime shifts. However, communities with the highest portfolio diversity and those that could opportunistically shift the composition of resources they harvest, experienced negligible or even positive changes in revenue. Maintaining diversity in economic opportunities and enabling turnover facilitates sustainability of communities reliant on renewable resources facing uncertain futures.","container-title":"Nature Communications","DOI":"10.1038/ncomms14042","ISSN":"2041-1723","issue":"1","journalAbbreviation":"Nat Commun","language":"en","license":"2017 The Author(s)","note":"number: 1\npublisher: Nature Publishing Group","page":"14042","source":"www-nature-com.offcampus.lib.washington.edu","title":"Fisheries portfolio diversification and turnover buffer Alaskan fishing communities from abrupt resource and market changes","volume":"8","author":[{"family":"Cline","given":"Timothy J."},{"family":"Schindler","given":"Daniel E."},{"family":"Hilborn","given":"Ray"}],"issued":{"date-parts":[["2017",1,16]]}}},{"id":4217,"uris":["http://zotero.org/users/8421274/items/8XTQF7BZ"],"itemData":{"id":4217,"type":"article-journal","abstract":"&lt;list list-type=\"1\" id=\"jpe12341-list-0001\"&gt; Quantifying the variability in the delivery of ecosystem services across the landscape can be used to set appropriate management targets, evaluate resilience and target conservation efforts. Ecosystem functions and services may exhibit portfolio-type dynamics, whereby diversity within lower levels promotes stability at more aggregated levels. Portfolio theory provides a framework to characterize the relative performance among ecosystems and the processes that drive differences in performance. We assessed Pacific salmon Oncorhynchus spp. portfolio performance across their native latitudinal range focusing on the reliability of salmon returns as a metric with which to assess the function of salmon ecosystems and their services to humans. We used the Sharpe ratio (e.g. the size of the total salmon return to the portfolio relative to its variability (risk)) to evaluate the performance of Chinook and sockeye salmon portfolios across the west coast of North America. We evaluated the effects on portfolio performance from the variance of and covariance among salmon returns within each portfolio, and the association between portfolio performance and watershed attributes. We found a positive latitudinal trend in the risk-adjusted performance of Chinook and sockeye salmon portfolios that also correlated negatively with anthropogenic impact on watersheds (e.g. dams and land-use change). High-latitude Chinook salmon portfolios were on average 25 times more reliable, and their portfolio risk was mainly due to low variance in the individual assets. Sockeye salmon portfolios were also more reliable at higher latitudes, but sources of risk varied among the highest performing portfolios.Synthesis and applications. Portfolio theory provides a straightforward method for characterizing the resilience of salmon ecosystems and their services. Natural variability in portfolio performance among undeveloped watersheds provides a benchmark for restoration efforts. Locally and regionally, assessing the sources of portfolio risk can guide actions to maintain existing resilience (protect habitat and disturbance regimes that maintain response diversity; employ harvest strategies sensitive to different portfolio components) or improve restoration activities. Improving our understanding of portfolio reliability may allow for management of natural resources that is robust to ongoing environmental change. Portfolio theory provides a straightforward method for characterizing the resilience of salmon ecosystems and their services. Natural variability in portfolio performance among undeveloped watersheds provides a benchmark for restoration efforts. Locally and regionally, assessing the sources of portfolio risk can guide actions to maintain existing resilience (protect habitat and disturbance regimes that maintain response diversity; employ harvest strategies sensitive to different portfolio components) or improve restoration activities. Improving our understanding of portfolio reliability may allow for management of natural resources that is robust to ongoing environmental change.","container-title":"JOURNAL OF APPLIED ECOLOGY","DOI":"10.1111/1365-2664.12341","ISSN":"0021-8901, 1365-2664","issue":"6","journalAbbreviation":"J. Appl. Ecol.","language":"English","note":"number-of-pages: 10\npublisher-place: Hoboken\npublisher: Wiley-Blackwell\nWeb of Science ID: WOS:000345706100010","page":"1554-1563","source":"Clarivate Analytics Web of Science","title":"Performance of salmon fishery portfolios across western North America","volume":"51","author":[{"family":"Griffiths","gi</w:instrText>
-      </w:r>
-      <w:r>
-        <w:rPr>
-          <w:rFonts w:ascii="Garamond" w:hAnsi="Garamond"/>
-          <w:sz w:val="22"/>
-          <w:szCs w:val="22"/>
-        </w:rPr>
-        <w:instrText xml:space="preserve">ven":"Jennifer R."},{"family":"Schindler","given":"Daniel E."},{"family":"Armstrong","given":"Jonathan B."},{"family":"Scheuerell","given":"Mark D."},{"family":"Whited","given":"Diane C."},{"family":"Clark","given":"Robert A."},{"family":"Hilborn","given":"Ray"},{"family":"Holt","given":"Carrie A."},{"family":"Lindley","given":"Steven T."},{"family":"Stanford","given":"Jack A."},{"family":"Volk","given":"Eric C."}],"issued":{"date-parts":[["2014",12]]}}},{"id":5389,"uris":["http://zotero.org/users/8421274/items/4NQQUH9L"],"itemData":{"id":5389,"type":"article-journal","container-title":"The Journal of Finance","DOI":"10.2307/2975974","ISSN":"0022-1082","issue":"1","note":"publisher: [American Finance Association, Wiley]","page":"77-91","source":"JSTOR","title":"Portfolio Selection","volume":"7","author":[{"family":"Markowitz","given":"Harry"}],"issued":{"date-parts":[["1952"]]}}},{"id":68,"uris":["http://zotero.org/users/8421274/items/DIRY8NHC"],"itemData":{"id":68,"type":"article-journal","container-title":"Frontiers in Ecology and the Environment","issue":"5","note":"publisher: Wiley Online Library","page":"257–263","source":"Google Scholar","title":"The portfolio concept in ecology and evolution","volume":"13","author":[{"family":"Schindler","given":"Daniel E."},{"family":"Armstrong","given":"Jonathan B."},{"family":"Reed","given":"Thomas E."}],"issued":{"date-parts":[["2015"]]}}}],"schema":"https://github.com/citation-style-language/schema/raw/master/csl-citation.json"} </w:instrText>
+        <w:instrText xml:space="preserve"> ADDIN ZOTERO_ITEM CSL_CITATION {"citationID":"ropzGQtb","properties":{"formattedCitation":"(Cline et al., 2017; Griffiths et al., 2014; Markowitz, 1952; Schindler et al., 2015)","plainCitation":"(Cline et al., 2017; Griffiths et al., 2014; Markowitz, 1952; Schindler et al., 2015)","dontUpdate":true,"noteIndex":0},"citationItems":[{"id":1181,"uris":["http://zotero.org/users/8421274/items/B23FV4AJ"],"itemData":{"id":1181,"type":"article-journal","abstract":"Abrupt shifts in natural resources and their markets are a ubiquitous challenge to human communities. Building resilient social-ecological systems requires approaches that are robust to uncertainty and to regime shifts. Harvesting diverse portfolios of natural resources and adapting portfolios in response to change could stabilize economies reliant on natural resources and their markets, both of which are prone to unpredictable shifts. Here we use fisheries catch and revenue data from Alaskan fishing communities over 34 years to test whether diversification and turnover in the composition of fishing opportunities increased economic stability during major ocean and market regime shifts in 1989. More than 85% of communities show reduced fishing revenues following these regime shifts. However, communities with the highest portfolio diversity and those that could opportunistically shift the composition of resources they harvest, experienced negligible or even positive changes in revenue. Maintaining diversity in economic opportunities and enabling turnover facilitates sustainability of communities reliant on renewable resources facing uncertain futures.","container-title":"Nature Communications","DOI":"10.1038/ncomms14042","ISSN":"2041-1723","issue":"1","journalAbbreviation":"Nat Commun","language":"en","license":"2017 The Author(s)","note":"number: 1\npublisher: Nature Publishing Group","page":"14042","source":"www-nature-com.offcampus.lib.washington.edu","title":"Fisheries portfolio diversification and turnover buffer Alaskan fishing communities from abrupt resource and market changes","volume":"8","author":[{"family":"Cline","given":"Timothy J."},{"family":"Schindler","given":"Daniel E."},{"family":"Hilborn","given":"Ray"}],"issued":{"date-parts":[["2017",1,16]]}}},{"id":4217,"uris":["http://zotero.org/users/8421274/items/8XTQF7BZ"],"itemData":{"id":4217,"type":"article-journal","abstract":"&lt;list list-type=\"1\" id=\"jpe12341-list-0001\"&gt; Quantifying the variability in the delivery of ecosystem services across the landscape can be used to set appropriate management targets, evaluate resilience and target conservation efforts. Ecosystem functions and services may exhibit portfolio-type dynamics, whereby diversity within lower levels promotes stability at more aggregated levels. Portfolio theory provides a framework to characterize the relative performance among ecosystems and the processes that drive differences in performance. We assessed Pacific salmon Oncorhynchus spp. portfolio performance across their native latitudinal range focusing on the reliability of salmon returns as a metric with which to assess the function of salmon ecosystems and their services to humans. We used the Sharpe ratio (e.g. the size of the total salmon return to the portfolio relative to its variability (risk)) to evaluate the performance of Chinook and sockeye salmon portfolios across the west coast of North America. We evaluated the effects on portfolio performance from the variance of and covariance among salmon returns within each portfolio, and the association between portfolio performance and watershed attributes. We found a positive latitudinal trend in the risk-adjusted performance of Chinook and sockeye salmon portfolios that also correlated negatively with anthropogenic impact on watersheds (e.g. dams and land-use change). High-latitude Chinook salmon portfolios were on average 25 times more reliable, and their portfolio risk was mainly due to low variance in the individual assets. Sockeye salmon portfolios were also more reliable at higher latitudes, but sources of risk varied among the highest performing portfolios.Synthesis and applications. Portfolio theory provides a straightforward method for characterizing the resilience of salmon ecosystems and their services. Natural variability in portfolio performance among undeveloped watersheds provides a benchmark for restoration efforts. Locally and regionally, assessing the sources of portfolio risk can guide actions to maintain existing resilience (protect habitat and disturbance regimes that maintain response diversity; employ harvest strategies sensitive to different portfolio components) or improve restoration activities. Improving our understanding of portfolio reliability may allow for management of natural resources that is robust to ongoing environmental change. Portfolio theory provides a straightforward method for characterizing the resilience of salmon ecosystems and their services. Natural variability in portfolio performance among undeveloped watersheds provides a benchmark for restoration efforts. Locally and regionally, assessing the sources of portfolio risk can guide actions to maintain existing resilience (protect habitat and disturbance regimes that maintain response diversity; employ harvest strategies sensitive to different portfolio components) or improve restoration activities. Improving our understanding of portfolio reliability may allow for management of natural resources that is robust to ongoing environmental change.","container-title":"JOURNAL OF APPLIED ECOLOGY","DOI":"10.1111/1365-2664.12341","ISSN":"0021-8901, 1365-2664","issue":"6","journalAbbreviation":"J. Appl. Ecol.","language":"English","note":"number-of-pages: 10\npublisher-place: Hoboken\npublisher: Wiley-Blackwell\nWeb of Science ID: WOS:000345706100010","page":"1554-1563","source":"Clarivate Analytics Web of Science","title":"Performance of salmon fishery portfolios across western North America","volume":"51","author":[{"family":"Griffiths","given":"Jennifer R."},{"family":"Schindler","given":"Daniel E."},{"family":"Armstrong","given":"Jonathan B."},{"family":"Scheuerell","given":"Mark D."},{"family":"Whited","given":"Diane C."},{"family":"Clark","given":"Robert A."},{"family":"Hilborn","given":"Ray"},{"family":"Holt","given":"Carrie A."},{"family":"Lindley","given":"Steven T."},{"family":"Stanford","given":"Jack A."},{"family":"Volk","given":"Eric C."}],"issued":{"date-parts":[["2014",12]]}}},{"id":5389,"uris":["http://zotero.org/users/8421274/items/4NQQUH9L"],"itemData":{"id":5389,"type":"article-journal","container-title":"The Journal of Finance","DOI":"10.2307/2975974","ISSN":"0022-1082","issue":"1","note":"publisher: [American Finance Association, Wiley]","page":"77-91","source":"JSTOR","title":"Portfolio Selection","volume":"7","author":[{"family":"Markowitz","given":"Harry"}],"issued":{"date-parts":[["1952"]]}}},{"id":68,"uris":["http://zotero.org/users/8421274/items/DIRY8NHC"],"itemData":{"id":68,"type":"article-journal","container-title":"Frontiers in Ecology and the Environment","issue":"5","note":"publisher: Wiley Online Library","page":"257–263","source":"Google Scholar","title":"The portfolio concept in ecology and evolution","volume":"13","author":[{"family":"Schindler","given":"Daniel E."},{"family":"Armstrong","given":"Jonathan B."},{"family":"Reed","given":"Thomas E."}],"issued":{"date-parts":[["2015"]]}}}],"schema":"https://github.com/citation-style-language/schema/raw/master/csl-citation.json"} </w:instrText>
       </w:r>
       <w:r>
         <w:rPr>
@@ -1168,7 +1159,7 @@
           <w:sz w:val="22"/>
           <w:szCs w:val="22"/>
         </w:rPr>
-        <w:instrText xml:space="preserve"> ADDIN ZOTERO_ITEM CSL_CITATION {"citationID":"XiDspMSN","properties":{"formattedCitation":"(Connors et al., 2022)","plainCitation":"(Connors et al., 2022)","noteIndex":0},"citationItems":[{"id":4144,"uris":["http://zotero.org/users/8421274/items/M4DUIZ82"],"itemData":{"id":4144,"type":"article-journal","abstract":"Variation among populations in life history and intrinsic population characteristics (i.e., population diversity) helps maintain resilience to environmental change and dampen interannual variability in ecosystem services. As a result, ecological variation, and the processes that generate it, is considered central to strategies for managing risks to ecosystems in an increasingly variable and uncertain world. However, characterizing population diversity is difficult, particularly in large and remote regions, which often prevents its formal consideration in management advice. We combined genetic stock identification of archived scale and tissue samples with state-space run-reconstruction models to estimate migration timing and annual return abundance for eight geographically and genetically distinct Chinook salmon populations within the Canadian portion of the Yukon River. We found that among-population variation in migration timing and return abundances resulted in aggregate return migrations that were 2.1 times longer and 1.4 times more stable than if they had composed a single homogeneous population. We then fit state-space spawner–recruitment models to the annual return abundances to characterize among-population diversity in intrinsic productivity and population size and their consequences for the fisheries they support. Productivity and carrying capacity varied among populations by approximately 2.4-fold (2.9 to 6.9 recruits per spawner) and three-fold (8800 to 27,000 spawners), respectively. This diversity implies an equilibrium trade-off between harvesting of the population aggregate and the conservation of individual populations whereby the harvest rate predicted to maximize aggregate harvests comes at the cost of overfishing 40% of the populations but with a relatively low risk of extirpating the weakest ones. Our findings illustrate how population diversity in one of the largest salmon-producing river basins in the world contributes to fishery stability and food security in a region where salmon have high cultural and subsistence value. More generally, our work demonstrates the utility of molecular analyses of archived biological material for characterizing diversity in biological systems and its benefits and consequences for trade-offs in decision-making.","container-title":"Ecological Applications","DOI":"10.1002/eap.2709","ISSN":"1939-5582","issue":"8","language":"en","license":"© 2022 The Ecological Society of America.","note":"_eprint: https://onlinelibrary.wiley.com/doi/pdf/10.1002/eap.2709","page":"e2709","source":"Wiley Online Library","title":"Chinook salmon diversity contributes to fishery stability and trade-offs with mixed-stock harvest","volume":"32","author":[{"family":"Connors","given":"Brendan M."},{"family":"Siegle","given":"Matthew R."},{"family":"Harding","given":"Joel"},{"family":"Rossi","given":"Steven"},{"family":"Staton","given":"Benjamin A."},{"family":"Jones","given":"Michael L."},{"family":"Bradford","given":"Michael J."},{"family":"Brown","given":"Randy"},{"family":"Bechtol","given":"Bill"},{"family":"Doherty","given":"Beau"},{"family":"Cox","given":"Sean"},{"family":"Sutherland","given":"Ben J. G."}],"issued":{"date-parts":[["2022"]]}}}],"schema":"https://github.com/citation-style-language/schema/raw/master/csl-citation.json"} </w:instrText>
+        <w:instrText xml:space="preserve"> ADDIN ZOTERO_ITEM CSL_CITATION {"citationID":"XiDspMSN","properties":{"formattedCitation":"(Connors et al., 2022)","plainCitation":"(Connors et al., 2022)","dontUpdate":true,"noteIndex":0},"citationItems":[{"id":4144,"uris":["http://zotero.org/users/8421274/items/M4DUIZ82"],"itemData":{"id":4144,"type":"article-journal","abstract":"Variation among populations in life history and intrinsic population characteristics (i.e., population diversity) helps maintain resilience to environmental change and dampen interannual variability in ecosystem services. As a result, ecological variation, and the processes that generate it, is considered central to strategies for managing risks to ecosystems in an increasingly variable and uncertain world. However, characterizing population diversity is difficult, particularly in large and remote regions, which often prevents its formal consideration in management advice. We combined genetic stock identification of archived scale and tissue samples with state-space run-reconstruction models to estimate migration timing and annual return abundance for eight geographically and genetically distinct Chinook salmon populations within the Canadian portion of the Yukon River. We found that among-population variation in migration timing and return abundances resulted in aggregate return migrations that were 2.1 times longer and 1.4 times more stable than if they had composed a single homogeneous population. We then fit state-space spawner–recruitment models to the annual return abundances to characterize among-population diversity in intrinsic productivity and population size and their consequences for the fisheries they support. Productivity and carrying capacity varied among populations by approximately 2.4-fold (2.9 to 6.9 recruits per spawner) and three-fold (8800 to 27,000 spawners), respectively. This diversity implies an equilibrium trade-off between harvesting of the population aggregate and the conservation of individual populations whereby the harvest rate predicted to maximize aggregate harvests comes at the cost of overfishing 40% of the populations but with a relatively low risk of extirpating the weakest ones. Our findings illustrate how population diversity in one of the largest salmon-producing river basins in the world contributes to fishery stability and food security in a region where salmon have high cultural and subsistence value. More generally, our work demonstrates the utility of molecular analyses of archived biological material for characterizing diversity in biological systems and its benefits and consequences for trade-offs in decision-making.","container-title":"Ecological Applications","DOI":"10.1002/eap.2709","ISSN":"1939-5582","issue":"8","language":"en","license":"© 2022 The Ecological Society of America.","note":"_eprint: https://onlinelibrary.wiley.com/doi/pdf/10.1002/eap.2709","page":"e2709","source":"Wiley Online Library","title":"Chinook salmon diversity contributes to fishery stability and trade-offs with mixed-stock harvest","volume":"32","author":[{"family":"Connors","given":"Brendan M."},{"family":"Siegle","given":"Matthew R."},{"family":"Harding","given":"Joel"},{"family":"Rossi","given":"Steven"},{"family":"Staton","given":"Benjamin A."},{"family":"Jones","given":"Michael L."},{"family":"Bradford","given":"Michael J."},{"family":"Brown","given":"Randy"},{"family":"Bechtol","given":"Bill"},{"family":"Doherty","given":"Beau"},{"family":"Cox","given":"Sean"},{"family":"Sutherland","given":"Ben J. G."}],"issued":{"date-parts":[["2022"]]}}}],"schema":"https://github.com/citation-style-language/schema/raw/master/csl-citation.json"} </w:instrText>
       </w:r>
       <w:r>
         <w:rPr>
@@ -1218,6 +1209,7 @@
         <w:spacing w:line="480" w:lineRule="auto"/>
         <w:ind w:firstLine="720"/>
         <w:rPr>
+          <w:ins w:id="25" w:author="Benjamin J. Makhlouf" w:date="2025-07-26T14:59:00Z" w16du:dateUtc="2025-07-26T21:59:00Z"/>
           <w:rFonts w:ascii="Garamond" w:hAnsi="Garamond"/>
           <w:sz w:val="22"/>
           <w:szCs w:val="22"/>
@@ -1485,378 +1477,23 @@
     </w:p>
     <w:p>
       <w:pPr>
+        <w:pStyle w:val="NormalWeb"/>
         <w:spacing w:line="480" w:lineRule="auto"/>
         <w:ind w:firstLine="720"/>
         <w:rPr>
-          <w:ins w:id="25" w:author="Daniel Schindler" w:date="2025-07-17T13:53:00Z" w16du:dateUtc="2025-07-17T21:53:00Z"/>
-          <w:rFonts w:ascii="Garamond" w:hAnsi="Garamond"/>
-          <w:sz w:val="22"/>
-          <w:szCs w:val="22"/>
-        </w:rPr>
-      </w:pPr>
-      <w:r>
-        <w:rPr>
-          <w:rFonts w:ascii="Garamond" w:hAnsi="Garamond"/>
-          <w:sz w:val="22"/>
-          <w:szCs w:val="22"/>
-        </w:rPr>
-        <w:t>Lack</w:t>
-      </w:r>
-      <w:r>
-        <w:rPr>
-          <w:rFonts w:ascii="Garamond" w:hAnsi="Garamond"/>
-          <w:sz w:val="22"/>
-          <w:szCs w:val="22"/>
-        </w:rPr>
-        <w:t xml:space="preserve"> of stock-specific spatial ecology </w:t>
-      </w:r>
-      <w:r>
-        <w:rPr>
-          <w:rFonts w:ascii="Garamond" w:hAnsi="Garamond"/>
-          <w:sz w:val="22"/>
-          <w:szCs w:val="22"/>
-        </w:rPr>
-        <w:t xml:space="preserve">of Chinook salmon populations </w:t>
-      </w:r>
-      <w:r>
-        <w:rPr>
-          <w:rFonts w:ascii="Garamond" w:hAnsi="Garamond"/>
-          <w:sz w:val="22"/>
-          <w:szCs w:val="22"/>
-        </w:rPr>
-        <w:t xml:space="preserve">in </w:t>
-      </w:r>
-      <w:r>
-        <w:rPr>
-          <w:rFonts w:ascii="Garamond" w:hAnsi="Garamond"/>
-          <w:sz w:val="22"/>
-          <w:szCs w:val="22"/>
-        </w:rPr>
-        <w:t>w</w:t>
-      </w:r>
-      <w:r>
-        <w:rPr>
-          <w:rFonts w:ascii="Garamond" w:hAnsi="Garamond"/>
-          <w:sz w:val="22"/>
-          <w:szCs w:val="22"/>
-        </w:rPr>
-        <w:t>estern Alaska</w:t>
-      </w:r>
-      <w:r>
-        <w:rPr>
-          <w:rFonts w:ascii="Garamond" w:hAnsi="Garamond"/>
-          <w:sz w:val="22"/>
-          <w:szCs w:val="22"/>
-        </w:rPr>
-        <w:t xml:space="preserve"> </w:t>
-      </w:r>
-      <w:r>
-        <w:rPr>
-          <w:rFonts w:ascii="Garamond" w:hAnsi="Garamond"/>
-          <w:sz w:val="22"/>
-          <w:szCs w:val="22"/>
-        </w:rPr>
-        <w:t xml:space="preserve">has necessitated that </w:t>
-      </w:r>
-      <w:r>
-        <w:rPr>
-          <w:rFonts w:ascii="Garamond" w:hAnsi="Garamond"/>
-          <w:sz w:val="22"/>
-          <w:szCs w:val="22"/>
-        </w:rPr>
-        <w:t xml:space="preserve">management strategies </w:t>
-      </w:r>
-      <w:r>
-        <w:rPr>
-          <w:rFonts w:ascii="Garamond" w:hAnsi="Garamond"/>
-          <w:sz w:val="22"/>
-          <w:szCs w:val="22"/>
-        </w:rPr>
-        <w:t>be</w:t>
-      </w:r>
-      <w:r>
-        <w:rPr>
-          <w:rFonts w:ascii="Garamond" w:hAnsi="Garamond"/>
-          <w:sz w:val="22"/>
-          <w:szCs w:val="22"/>
-        </w:rPr>
-        <w:t xml:space="preserve"> implemented at relatively coarse spatial scales. </w:t>
-      </w:r>
-      <w:r>
-        <w:rPr>
-          <w:rFonts w:ascii="Garamond" w:hAnsi="Garamond"/>
-          <w:sz w:val="22"/>
-          <w:szCs w:val="22"/>
-        </w:rPr>
-        <w:t>A salient example of this is in the</w:t>
-      </w:r>
-      <w:r>
-        <w:rPr>
-          <w:rFonts w:ascii="Garamond" w:hAnsi="Garamond"/>
-          <w:sz w:val="22"/>
-          <w:szCs w:val="22"/>
-        </w:rPr>
-        <w:t xml:space="preserve"> Kuskokwim River </w:t>
-      </w:r>
-      <w:r>
-        <w:rPr>
-          <w:rFonts w:ascii="Garamond" w:hAnsi="Garamond"/>
-          <w:sz w:val="22"/>
-          <w:szCs w:val="22"/>
-        </w:rPr>
-        <w:t>where managers implement a</w:t>
-      </w:r>
-      <w:r>
-        <w:rPr>
-          <w:rFonts w:ascii="Garamond" w:hAnsi="Garamond"/>
-          <w:sz w:val="22"/>
-          <w:szCs w:val="22"/>
-        </w:rPr>
-        <w:t xml:space="preserve"> front-end closure strateg</w:t>
-      </w:r>
-      <w:r>
-        <w:rPr>
-          <w:rFonts w:ascii="Garamond" w:hAnsi="Garamond"/>
-          <w:sz w:val="22"/>
-          <w:szCs w:val="22"/>
-        </w:rPr>
-        <w:t xml:space="preserve">y that heavily restricts fishing during the beginning of the salmon migration season to protect early returning fish </w:t>
-      </w:r>
-      <w:r>
-        <w:rPr>
-          <w:rFonts w:ascii="Garamond" w:hAnsi="Garamond"/>
-          <w:sz w:val="22"/>
-          <w:szCs w:val="22"/>
-        </w:rPr>
-        <w:fldChar w:fldCharType="begin"/>
-      </w:r>
-      <w:r>
-        <w:rPr>
-          <w:rFonts w:ascii="Garamond" w:hAnsi="Garamond"/>
-          <w:sz w:val="22"/>
-          <w:szCs w:val="22"/>
-        </w:rPr>
-        <w:instrText xml:space="preserve"> ADDIN ZOTERO_ITEM CSL_CITATION {"citationID":"A32imaA8","properties":{"formattedCitation":"(Bechtol et al., 2025)","plainCitation":"(Bechtol et al., 2025)","noteIndex":0},"citationItems":[{"id":5396,"uris":["http://zotero.org/users/8421274/items/5K4UUKKW"],"itemData":{"id":5396,"type":"report","language":"en","publisher":"Kuskokwim River Inter-Tribal Fish Commission, Bethel","source":"Zotero","title":"Inseason Harvest and Effort Estimates for the 2024 Kuskokwim River Subsistence Salmon Fisheries During Block Openings","author":[{"family":"Bechtol","given":"William R"},{"family":"Vicente","given":"Terese"},{"family":"Leon","given":"Justin"},{"family":"Hoffman","given":"Avery"},{"family":"Moses","given":"Aaron"},{"family":"Hooper","given":"Delen"}],"issued":{"date-parts":[["2025"]]}}}],"schema":"https://github.com/citation-style-language/schema/raw/master/csl-citation.json"} </w:instrText>
-      </w:r>
-      <w:r>
-        <w:rPr>
-          <w:rFonts w:ascii="Garamond" w:hAnsi="Garamond"/>
-          <w:sz w:val="22"/>
-          <w:szCs w:val="22"/>
-        </w:rPr>
-        <w:fldChar w:fldCharType="separate"/>
-      </w:r>
-      <w:r>
-        <w:rPr>
-          <w:rFonts w:ascii="Garamond" w:hAnsi="Garamond"/>
-          <w:noProof/>
-          <w:sz w:val="22"/>
-          <w:szCs w:val="22"/>
-        </w:rPr>
-        <w:t>(e.g. Bechtol et al., 2025)</w:t>
-      </w:r>
-      <w:r>
-        <w:rPr>
-          <w:rFonts w:ascii="Garamond" w:hAnsi="Garamond"/>
-          <w:sz w:val="22"/>
-          <w:szCs w:val="22"/>
-        </w:rPr>
-        <w:fldChar w:fldCharType="end"/>
-      </w:r>
-      <w:r>
-        <w:rPr>
-          <w:rFonts w:ascii="Garamond" w:hAnsi="Garamond"/>
-          <w:sz w:val="22"/>
-          <w:szCs w:val="22"/>
-        </w:rPr>
-        <w:t>.</w:t>
-      </w:r>
-      <w:r>
-        <w:rPr>
-          <w:rFonts w:ascii="Garamond" w:hAnsi="Garamond"/>
-          <w:sz w:val="22"/>
-          <w:szCs w:val="22"/>
-        </w:rPr>
-        <w:t xml:space="preserve"> </w:t>
-      </w:r>
-      <w:r>
-        <w:rPr>
-          <w:rFonts w:ascii="Garamond" w:hAnsi="Garamond"/>
-          <w:sz w:val="22"/>
-          <w:szCs w:val="22"/>
-        </w:rPr>
-        <w:t>This strategy aims to</w:t>
-      </w:r>
-      <w:r>
-        <w:rPr>
-          <w:rFonts w:ascii="Garamond" w:hAnsi="Garamond"/>
-          <w:sz w:val="22"/>
-          <w:szCs w:val="22"/>
-        </w:rPr>
-        <w:t xml:space="preserve"> support</w:t>
-      </w:r>
-      <w:r>
-        <w:rPr>
-          <w:rFonts w:ascii="Garamond" w:hAnsi="Garamond"/>
-          <w:sz w:val="22"/>
-          <w:szCs w:val="22"/>
-        </w:rPr>
-        <w:t xml:space="preserve"> </w:t>
-      </w:r>
-      <w:r>
-        <w:rPr>
-          <w:rFonts w:ascii="Garamond" w:hAnsi="Garamond"/>
-          <w:sz w:val="22"/>
-          <w:szCs w:val="22"/>
-        </w:rPr>
-        <w:t>basin-wide escapement goals</w:t>
-      </w:r>
-      <w:r>
-        <w:rPr>
-          <w:rFonts w:ascii="Garamond" w:hAnsi="Garamond"/>
-          <w:sz w:val="22"/>
-          <w:szCs w:val="22"/>
-        </w:rPr>
-        <w:t xml:space="preserve"> while allowing for a significant number of fish to return to stocks in the upper portions of the river basin , thereby protecting access to harvest opportunities for upstream communities and bolstering the health of upstream stocks which have a general tendency to migrate early in the season </w:t>
-      </w:r>
-      <w:commentRangeStart w:id="26"/>
-      <w:r>
-        <w:rPr>
-          <w:rFonts w:ascii="Garamond" w:hAnsi="Garamond"/>
-          <w:sz w:val="22"/>
-          <w:szCs w:val="22"/>
-        </w:rPr>
-        <w:fldChar w:fldCharType="begin"/>
-      </w:r>
-      <w:r>
-        <w:rPr>
-          <w:rFonts w:ascii="Garamond" w:hAnsi="Garamond"/>
-          <w:sz w:val="22"/>
-          <w:szCs w:val="22"/>
-        </w:rPr>
-        <w:instrText xml:space="preserve"> ADDIN ZOTERO_ITEM CSL_CITATION {"citationID":"7EzFVXNC","properties":{"formattedCitation":"(Clark et al., 2015)","plainCitation":"(Clark et al., 2015)","noteIndex":0},"citationItems":[{"id":5370,"uris":["http://zotero.org/users/8421274/items/CSEI4Y28"],"itemData":{"id":5370,"type":"article-journal","abstract":"Variation in the timing of migration to freshwaters to spawn is one important dimension of the life history variation within individual salmon stocks. That variable has important implications for developing sustainable fisheries that simultaneously exploit multiple populations within the same geographic area. We examined the variation in migration timing of adult Chinook Salmon Oncorhynchus tshawytscha within the Togiak River system of southwest Alaska to determine whether fish that spawned in different habitats migrated into freshwater from the ocean at different times. In particular, we evaluated whether there were watershed</w:instrText>
-      </w:r>
-      <w:r>
-        <w:rPr>
-          <w:rFonts w:ascii="Cambria Math" w:hAnsi="Cambria Math" w:cs="Cambria Math"/>
-          <w:sz w:val="22"/>
-          <w:szCs w:val="22"/>
-        </w:rPr>
-        <w:instrText>‐</w:instrText>
-      </w:r>
-      <w:r>
-        <w:rPr>
-          <w:rFonts w:ascii="Garamond" w:hAnsi="Garamond"/>
-          <w:sz w:val="22"/>
-          <w:szCs w:val="22"/>
-        </w:rPr>
-        <w:instrText>wide effects of body size, sex, spawning location, and year on the timing of spawning</w:instrText>
-      </w:r>
-      <w:r>
-        <w:rPr>
-          <w:rFonts w:ascii="Cambria Math" w:hAnsi="Cambria Math" w:cs="Cambria Math"/>
-          <w:sz w:val="22"/>
-          <w:szCs w:val="22"/>
-        </w:rPr>
-        <w:instrText>‐</w:instrText>
-      </w:r>
-      <w:r>
-        <w:rPr>
-          <w:rFonts w:ascii="Garamond" w:hAnsi="Garamond"/>
-          <w:sz w:val="22"/>
-          <w:szCs w:val="22"/>
-        </w:rPr>
-        <w:instrText>run migration into the Togiak River. Migration data and spawning fate were collected using radiotelemetry and analyzed with mixed effects models to account for among</w:instrText>
-      </w:r>
-      <w:r>
-        <w:rPr>
-          <w:rFonts w:ascii="Cambria Math" w:hAnsi="Cambria Math" w:cs="Cambria Math"/>
-          <w:sz w:val="22"/>
-          <w:szCs w:val="22"/>
-        </w:rPr>
-        <w:instrText>‐</w:instrText>
-      </w:r>
-      <w:r>
-        <w:rPr>
-          <w:rFonts w:ascii="Garamond" w:hAnsi="Garamond"/>
-          <w:sz w:val="22"/>
-          <w:szCs w:val="22"/>
-        </w:rPr>
-        <w:instrText xml:space="preserve">year variation in migration timing across the 4 years of the study. We found that migration timing of Chinook Salmon in the Togiak watershed is segregated by spawning location and sex and is consistent across body sizes and years. Fish that spawned higher in the watershed had a tendency to enter freshwater earlier than fish that spawned lower in the watershed and in the main stem of the river. Our results indicate clear stock structure in the migration of spawning Chinook Salmon to the Togiak River watershed, suggesting that it is important to distribute harvest over the entire distribution of Chinook Salmon run timing to minimize the risk of overexploiting certain components of the stock complex.","container-title":"Transactions of the American Fisheries Society","DOI":"10.1080/00028487.2015.1031281","ISSN":"0002-8487","issue":"4","journalAbbreviation":"Transactions of the American Fisheries Society","page":"829-836","source":"Silverchair","title":"Migration Timing of Adult Chinook Salmon into the Togiak River, Alaska, Watershed: Is There Evidence for Stock Structure?","title-short":"Migration Timing of Adult Chinook Salmon into the Togiak River, Alaska, Watershed","volume":"144","author":[{"family":"Clark","given":"Sydney C."},{"family":"Tanner","given":"Theresa L."},{"family":"Sethi","given":"Suresh A."},{"family":"Bentley","given":"Kale T."},{"family":"Schindler","given":"Daniel E."}],"issued":{"date-parts":[["2015",7,1]]}}}],"schema":"https://github.com/citation-style-language/schema/raw/master/csl-citation.json"} </w:instrText>
-      </w:r>
-      <w:r>
-        <w:rPr>
-          <w:rFonts w:ascii="Garamond" w:hAnsi="Garamond"/>
-          <w:sz w:val="22"/>
-          <w:szCs w:val="22"/>
-        </w:rPr>
-        <w:fldChar w:fldCharType="separate"/>
-      </w:r>
-      <w:r>
-        <w:rPr>
-          <w:rFonts w:ascii="Garamond" w:hAnsi="Garamond"/>
-          <w:sz w:val="22"/>
-        </w:rPr>
-        <w:t>(Clark et al., 2015)</w:t>
-      </w:r>
-      <w:r>
-        <w:rPr>
-          <w:rFonts w:ascii="Garamond" w:hAnsi="Garamond"/>
-          <w:sz w:val="22"/>
-          <w:szCs w:val="22"/>
-        </w:rPr>
-        <w:fldChar w:fldCharType="end"/>
-      </w:r>
-      <w:commentRangeEnd w:id="26"/>
-      <w:r>
-        <w:rPr>
-          <w:rStyle w:val="CommentReference"/>
-        </w:rPr>
-        <w:commentReference w:id="26"/>
-      </w:r>
-      <w:r>
-        <w:rPr>
-          <w:rFonts w:ascii="Garamond" w:hAnsi="Garamond"/>
-          <w:sz w:val="22"/>
-          <w:szCs w:val="22"/>
-        </w:rPr>
-        <w:t xml:space="preserve">. However, little data exist which quantifies the spatiotemporal patterns among stocks. The impact of front-end closure strategies on individual stock components is not well understood, and a more complete understanding of stock contribution to the overall run both within and among years is currently not readily available. </w:t>
-      </w:r>
-      <w:r>
-        <w:rPr>
-          <w:rFonts w:ascii="Garamond" w:hAnsi="Garamond"/>
-          <w:sz w:val="22"/>
-          <w:szCs w:val="22"/>
-        </w:rPr>
-        <w:t>T</w:t>
-      </w:r>
-      <w:r>
-        <w:rPr>
-          <w:rFonts w:ascii="Garamond" w:hAnsi="Garamond"/>
-          <w:sz w:val="22"/>
-          <w:szCs w:val="22"/>
-        </w:rPr>
-        <w:t xml:space="preserve">hese data may be important to assessing the impact of current management strategies and designing new strategies which maintain stock health across all components of the watershed and maintain a reliable resource for communities and industry in the region. </w:t>
-      </w:r>
-    </w:p>
-    <w:p>
-      <w:pPr>
-        <w:spacing w:line="480" w:lineRule="auto"/>
-        <w:ind w:firstLine="720"/>
-        <w:rPr>
-          <w:rFonts w:ascii="Garamond" w:hAnsi="Garamond"/>
-          <w:sz w:val="22"/>
-          <w:szCs w:val="22"/>
-        </w:rPr>
-      </w:pPr>
-      <w:ins w:id="27" w:author="Daniel Schindler" w:date="2025-07-17T13:53:00Z" w16du:dateUtc="2025-07-17T21:53:00Z">
+          <w:rFonts w:ascii="Garamond" w:hAnsi="Garamond"/>
+          <w:sz w:val="22"/>
+          <w:szCs w:val="22"/>
+        </w:rPr>
+      </w:pPr>
+      <w:ins w:id="26" w:author="Benjamin J. Makhlouf" w:date="2025-07-26T14:59:00Z" w16du:dateUtc="2025-07-26T21:59:00Z">
         <w:r>
           <w:rPr>
             <w:rFonts w:ascii="Garamond" w:hAnsi="Garamond"/>
             <w:sz w:val="22"/>
             <w:szCs w:val="22"/>
           </w:rPr>
-          <w:t xml:space="preserve">Need </w:t>
+          <w:t>The Kuskokwim River, a large free-flowing system covering 124,000 km² in Western Alaska, has historically supported abundant returns of all five Pacific salmon species that serve as both a subsistence resource and cultural cornerstone for indigenous communities throughout the watershed (</w:t>
         </w:r>
         <w:proofErr w:type="spellStart"/>
         <w:r>
@@ -1865,7 +1502,7 @@
             <w:sz w:val="22"/>
             <w:szCs w:val="22"/>
           </w:rPr>
-          <w:t>pareagraph</w:t>
+          <w:t>Esquible</w:t>
         </w:r>
         <w:proofErr w:type="spellEnd"/>
         <w:r>
@@ -1874,7 +1511,7 @@
             <w:sz w:val="22"/>
             <w:szCs w:val="22"/>
           </w:rPr>
-          <w:t xml:space="preserve"> here that is an overview of the Kuskokwim River. Its size, the importance of salmon, </w:t>
+          <w:t xml:space="preserve"> et al., 2018). The basin's subsistence fisheries exhibit some of Alaska's highest participation rates, and subsistence fishing for Chinook salmon in the Kuskokwim basin Is among the most highly utilized in the state (</w:t>
         </w:r>
         <w:proofErr w:type="spellStart"/>
         <w:r>
@@ -1883,7 +1520,7 @@
             <w:sz w:val="22"/>
             <w:szCs w:val="22"/>
           </w:rPr>
-          <w:t>essentiually</w:t>
+          <w:t>Esquible</w:t>
         </w:r>
         <w:proofErr w:type="spellEnd"/>
         <w:r>
@@ -1892,7 +1529,7 @@
             <w:sz w:val="22"/>
             <w:szCs w:val="22"/>
           </w:rPr>
-          <w:t xml:space="preserve"> all harvesters are </w:t>
+          <w:t xml:space="preserve"> et al., 2024). This deep connection to subsistence harvest extends to nearly every household in the region, which is comprised almost entirely of rural and indigenous communities that rely on these opportunities for a significant portion of their protein needs (Clark et al., 2018; </w:t>
         </w:r>
         <w:proofErr w:type="spellStart"/>
         <w:r>
@@ -1901,7 +1538,7 @@
             <w:sz w:val="22"/>
             <w:szCs w:val="22"/>
           </w:rPr>
-          <w:t>susbsistence</w:t>
+          <w:t>Esquible</w:t>
         </w:r>
         <w:proofErr w:type="spellEnd"/>
         <w:r>
@@ -1910,47 +1547,451 @@
             <w:sz w:val="22"/>
             <w:szCs w:val="22"/>
           </w:rPr>
-          <w:t xml:space="preserve"> and from Indigenous </w:t>
+          <w:t xml:space="preserve"> et al., 2024).</w:t>
         </w:r>
-        <w:proofErr w:type="spellStart"/>
+      </w:ins>
+    </w:p>
+    <w:p>
+      <w:pPr>
+        <w:spacing w:line="480" w:lineRule="auto"/>
+        <w:ind w:firstLine="720"/>
+        <w:rPr>
+          <w:ins w:id="27" w:author="Benjamin J. Makhlouf" w:date="2025-07-26T14:27:00Z" w16du:dateUtc="2025-07-26T21:27:00Z"/>
+          <w:rFonts w:ascii="Garamond" w:hAnsi="Garamond"/>
+          <w:sz w:val="22"/>
+          <w:szCs w:val="22"/>
+        </w:rPr>
+      </w:pPr>
+      <w:r>
+        <w:rPr>
+          <w:rFonts w:ascii="Garamond" w:hAnsi="Garamond"/>
+          <w:sz w:val="22"/>
+          <w:szCs w:val="22"/>
+        </w:rPr>
+        <w:t>Lack</w:t>
+      </w:r>
+      <w:r>
+        <w:rPr>
+          <w:rFonts w:ascii="Garamond" w:hAnsi="Garamond"/>
+          <w:sz w:val="22"/>
+          <w:szCs w:val="22"/>
+        </w:rPr>
+        <w:t xml:space="preserve"> of stock-specific spatial ecology </w:t>
+      </w:r>
+      <w:r>
+        <w:rPr>
+          <w:rFonts w:ascii="Garamond" w:hAnsi="Garamond"/>
+          <w:sz w:val="22"/>
+          <w:szCs w:val="22"/>
+        </w:rPr>
+        <w:t xml:space="preserve">of Chinook salmon populations </w:t>
+      </w:r>
+      <w:r>
+        <w:rPr>
+          <w:rFonts w:ascii="Garamond" w:hAnsi="Garamond"/>
+          <w:sz w:val="22"/>
+          <w:szCs w:val="22"/>
+        </w:rPr>
+        <w:t xml:space="preserve">in </w:t>
+      </w:r>
+      <w:r>
+        <w:rPr>
+          <w:rFonts w:ascii="Garamond" w:hAnsi="Garamond"/>
+          <w:sz w:val="22"/>
+          <w:szCs w:val="22"/>
+        </w:rPr>
+        <w:t>w</w:t>
+      </w:r>
+      <w:r>
+        <w:rPr>
+          <w:rFonts w:ascii="Garamond" w:hAnsi="Garamond"/>
+          <w:sz w:val="22"/>
+          <w:szCs w:val="22"/>
+        </w:rPr>
+        <w:t>estern Alaska</w:t>
+      </w:r>
+      <w:r>
+        <w:rPr>
+          <w:rFonts w:ascii="Garamond" w:hAnsi="Garamond"/>
+          <w:sz w:val="22"/>
+          <w:szCs w:val="22"/>
+        </w:rPr>
+        <w:t xml:space="preserve"> </w:t>
+      </w:r>
+      <w:r>
+        <w:rPr>
+          <w:rFonts w:ascii="Garamond" w:hAnsi="Garamond"/>
+          <w:sz w:val="22"/>
+          <w:szCs w:val="22"/>
+        </w:rPr>
+        <w:t xml:space="preserve">has necessitated that </w:t>
+      </w:r>
+      <w:r>
+        <w:rPr>
+          <w:rFonts w:ascii="Garamond" w:hAnsi="Garamond"/>
+          <w:sz w:val="22"/>
+          <w:szCs w:val="22"/>
+        </w:rPr>
+        <w:t xml:space="preserve">management strategies </w:t>
+      </w:r>
+      <w:r>
+        <w:rPr>
+          <w:rFonts w:ascii="Garamond" w:hAnsi="Garamond"/>
+          <w:sz w:val="22"/>
+          <w:szCs w:val="22"/>
+        </w:rPr>
+        <w:t>be</w:t>
+      </w:r>
+      <w:r>
+        <w:rPr>
+          <w:rFonts w:ascii="Garamond" w:hAnsi="Garamond"/>
+          <w:sz w:val="22"/>
+          <w:szCs w:val="22"/>
+        </w:rPr>
+        <w:t xml:space="preserve"> implemented at relatively coarse spatial scales. </w:t>
+      </w:r>
+      <w:r>
+        <w:rPr>
+          <w:rFonts w:ascii="Garamond" w:hAnsi="Garamond"/>
+          <w:sz w:val="22"/>
+          <w:szCs w:val="22"/>
+        </w:rPr>
+        <w:t>A salient example of this is in the</w:t>
+      </w:r>
+      <w:r>
+        <w:rPr>
+          <w:rFonts w:ascii="Garamond" w:hAnsi="Garamond"/>
+          <w:sz w:val="22"/>
+          <w:szCs w:val="22"/>
+        </w:rPr>
+        <w:t xml:space="preserve"> Kuskokwim River </w:t>
+      </w:r>
+      <w:r>
+        <w:rPr>
+          <w:rFonts w:ascii="Garamond" w:hAnsi="Garamond"/>
+          <w:sz w:val="22"/>
+          <w:szCs w:val="22"/>
+        </w:rPr>
+        <w:t>where managers implement a</w:t>
+      </w:r>
+      <w:r>
+        <w:rPr>
+          <w:rFonts w:ascii="Garamond" w:hAnsi="Garamond"/>
+          <w:sz w:val="22"/>
+          <w:szCs w:val="22"/>
+        </w:rPr>
+        <w:t xml:space="preserve"> front-end closure strateg</w:t>
+      </w:r>
+      <w:r>
+        <w:rPr>
+          <w:rFonts w:ascii="Garamond" w:hAnsi="Garamond"/>
+          <w:sz w:val="22"/>
+          <w:szCs w:val="22"/>
+        </w:rPr>
+        <w:t xml:space="preserve">y that heavily restricts fishing during the beginning of the salmon migration season to protect early returning fish </w:t>
+      </w:r>
+      <w:r>
+        <w:rPr>
+          <w:rFonts w:ascii="Garamond" w:hAnsi="Garamond"/>
+          <w:sz w:val="22"/>
+          <w:szCs w:val="22"/>
+        </w:rPr>
+        <w:fldChar w:fldCharType="begin"/>
+      </w:r>
+      <w:r>
+        <w:rPr>
+          <w:rFonts w:ascii="Garamond" w:hAnsi="Garamond"/>
+          <w:sz w:val="22"/>
+          <w:szCs w:val="22"/>
+        </w:rPr>
+        <w:instrText xml:space="preserve"> ADDIN ZOTERO_ITEM CSL_CITATION {"citationID":"A32imaA8","properties":{"formattedCitation":"(Bechtol et al., 2025)","plainCitation":"(Bechtol et al., 2025)","dontUpdate":true,"noteIndex":0},"citationItems":[{"id":5396,"uris":["http://zotero.org/users/8421274/items/5K4UUKKW"],"itemData":{"id":5396,"type":"report","language":"en","publisher":"Kuskokwim River Inter-Tribal Fish Commission, Bethel","source":"Zotero","title":"Inseason Harvest and Effort Estimates for the 2024 Kuskokwim River Subsistence Salmon Fisheries During Block Openings","author":[{"family":"Bechtol","given":"William R"},{"family":"Vicente","given":"Terese"},{"family":"Leon","given":"Justin"},{"family":"Hoffman","given":"Avery"},{"family":"Moses","given":"Aaron"},{"family":"Hooper","given":"Delen"}],"issued":{"date-parts":[["2025"]]}}}],"schema":"https://github.com/citation-style-language/schema/raw/master/csl-citation.json"} </w:instrText>
+      </w:r>
+      <w:r>
+        <w:rPr>
+          <w:rFonts w:ascii="Garamond" w:hAnsi="Garamond"/>
+          <w:sz w:val="22"/>
+          <w:szCs w:val="22"/>
+        </w:rPr>
+        <w:fldChar w:fldCharType="separate"/>
+      </w:r>
+      <w:r>
+        <w:rPr>
+          <w:rFonts w:ascii="Garamond" w:hAnsi="Garamond"/>
+          <w:noProof/>
+          <w:sz w:val="22"/>
+          <w:szCs w:val="22"/>
+        </w:rPr>
+        <w:t>(e.g. Bechtol et al., 2025)</w:t>
+      </w:r>
+      <w:r>
+        <w:rPr>
+          <w:rFonts w:ascii="Garamond" w:hAnsi="Garamond"/>
+          <w:sz w:val="22"/>
+          <w:szCs w:val="22"/>
+        </w:rPr>
+        <w:fldChar w:fldCharType="end"/>
+      </w:r>
+      <w:r>
+        <w:rPr>
+          <w:rFonts w:ascii="Garamond" w:hAnsi="Garamond"/>
+          <w:sz w:val="22"/>
+          <w:szCs w:val="22"/>
+        </w:rPr>
+        <w:t>.</w:t>
+      </w:r>
+      <w:r>
+        <w:rPr>
+          <w:rFonts w:ascii="Garamond" w:hAnsi="Garamond"/>
+          <w:sz w:val="22"/>
+          <w:szCs w:val="22"/>
+        </w:rPr>
+        <w:t xml:space="preserve"> </w:t>
+      </w:r>
+      <w:r>
+        <w:rPr>
+          <w:rFonts w:ascii="Garamond" w:hAnsi="Garamond"/>
+          <w:sz w:val="22"/>
+          <w:szCs w:val="22"/>
+        </w:rPr>
+        <w:t>This strategy aims to</w:t>
+      </w:r>
+      <w:r>
+        <w:rPr>
+          <w:rFonts w:ascii="Garamond" w:hAnsi="Garamond"/>
+          <w:sz w:val="22"/>
+          <w:szCs w:val="22"/>
+        </w:rPr>
+        <w:t xml:space="preserve"> support</w:t>
+      </w:r>
+      <w:r>
+        <w:rPr>
+          <w:rFonts w:ascii="Garamond" w:hAnsi="Garamond"/>
+          <w:sz w:val="22"/>
+          <w:szCs w:val="22"/>
+        </w:rPr>
+        <w:t xml:space="preserve"> </w:t>
+      </w:r>
+      <w:r>
+        <w:rPr>
+          <w:rFonts w:ascii="Garamond" w:hAnsi="Garamond"/>
+          <w:sz w:val="22"/>
+          <w:szCs w:val="22"/>
+        </w:rPr>
+        <w:t>basin-wide escapement goals</w:t>
+      </w:r>
+      <w:r>
+        <w:rPr>
+          <w:rFonts w:ascii="Garamond" w:hAnsi="Garamond"/>
+          <w:sz w:val="22"/>
+          <w:szCs w:val="22"/>
+        </w:rPr>
+        <w:t xml:space="preserve"> while allowing for a significant number of fish to return to stocks in the upper portions of the river basin , thereby protecting access to harvest opportunities for upstream communities and bolstering the health of upstream stocks which have a general tendency to migrate early in the season </w:t>
+      </w:r>
+      <w:commentRangeStart w:id="28"/>
+      <w:r>
+        <w:rPr>
+          <w:rFonts w:ascii="Garamond" w:hAnsi="Garamond"/>
+          <w:sz w:val="22"/>
+          <w:szCs w:val="22"/>
+        </w:rPr>
+        <w:fldChar w:fldCharType="begin"/>
+      </w:r>
+      <w:r>
+        <w:rPr>
+          <w:rFonts w:ascii="Garamond" w:hAnsi="Garamond"/>
+          <w:sz w:val="22"/>
+          <w:szCs w:val="22"/>
+        </w:rPr>
+        <w:instrText xml:space="preserve"> ADDIN ZOTERO_ITEM CSL_CITATION {"citationID":"7EzFVXNC","properties":{"formattedCitation":"(Clark et al., 2015)","plainCitation":"(Clark et al., 2015)","noteIndex":0},"citationItems":[{"id":5370,"uris":["http://zotero.org/users/8421274/items/CSEI4Y28"],"itemData":{"id":5370,"type":"article-journal","abstract":"Variation in the timing of migration to freshwaters to spawn is one important dimension of the life history variation within individual salmon stocks. That variable has important implications for developing sustainable fisheries that simultaneously exploit multiple populations within the same geographic area. We examined the variation in migration timing of adult Chinook Salmon Oncorhynchus tshawytscha within the Togiak River system of southwest Alaska to determine whether fish that spawned in different habitats migrated into freshwater from the ocean at different times. In particular, we evaluated whether there were watershed</w:instrText>
+      </w:r>
+      <w:r>
+        <w:rPr>
+          <w:rFonts w:ascii="Cambria Math" w:hAnsi="Cambria Math" w:cs="Cambria Math"/>
+          <w:sz w:val="22"/>
+          <w:szCs w:val="22"/>
+        </w:rPr>
+        <w:instrText>‐</w:instrText>
+      </w:r>
+      <w:r>
+        <w:rPr>
+          <w:rFonts w:ascii="Garamond" w:hAnsi="Garamond"/>
+          <w:sz w:val="22"/>
+          <w:szCs w:val="22"/>
+        </w:rPr>
+        <w:instrText>wide effects of body size, sex, spawning location, and year on the timing of spawning</w:instrText>
+      </w:r>
+      <w:r>
+        <w:rPr>
+          <w:rFonts w:ascii="Cambria Math" w:hAnsi="Cambria Math" w:cs="Cambria Math"/>
+          <w:sz w:val="22"/>
+          <w:szCs w:val="22"/>
+        </w:rPr>
+        <w:instrText>‐</w:instrText>
+      </w:r>
+      <w:r>
+        <w:rPr>
+          <w:rFonts w:ascii="Garamond" w:hAnsi="Garamond"/>
+          <w:sz w:val="22"/>
+          <w:szCs w:val="22"/>
+        </w:rPr>
+        <w:instrText>run migration into the Togiak River. Migration data and spawning fate were collected using radiotelemetry and analyzed with mixed effects models to account for among</w:instrText>
+      </w:r>
+      <w:r>
+        <w:rPr>
+          <w:rFonts w:ascii="Cambria Math" w:hAnsi="Cambria Math" w:cs="Cambria Math"/>
+          <w:sz w:val="22"/>
+          <w:szCs w:val="22"/>
+        </w:rPr>
+        <w:instrText>‐</w:instrText>
+      </w:r>
+      <w:r>
+        <w:rPr>
+          <w:rFonts w:ascii="Garamond" w:hAnsi="Garamond"/>
+          <w:sz w:val="22"/>
+          <w:szCs w:val="22"/>
+        </w:rPr>
+        <w:instrText xml:space="preserve">year variation in migration timing across the 4 years of the study. We found that migration timing of Chinook Salmon in the Togiak watershed is segregated by spawning location and sex and is consistent across body sizes and years. Fish that spawned higher in the watershed had a tendency to enter freshwater earlier than fish that spawned lower in the watershed and in the main stem of the river. Our results indicate clear stock structure in the migration of spawning Chinook Salmon to the Togiak River watershed, suggesting that it is important to distribute harvest over the entire distribution of Chinook Salmon run timing to minimize the risk of overexploiting certain components of the stock complex.","container-title":"Transactions of the American Fisheries Society","DOI":"10.1080/00028487.2015.1031281","ISSN":"0002-8487","issue":"4","journalAbbreviation":"Transactions of the American Fisheries Society","page":"829-836","source":"Silverchair","title":"Migration Timing of Adult Chinook Salmon into the Togiak River, Alaska, Watershed: Is There Evidence for Stock Structure?","title-short":"Migration Timing of Adult Chinook Salmon into the Togiak River, Alaska, Watershed","volume":"144","author":[{"family":"Clark","given":"Sydney C."},{"family":"Tanner","given":"Theresa L."},{"family":"Sethi","given":"Suresh A."},{"family":"Bentley","given":"Kale T."},{"family":"Schindler","given":"Daniel E."}],"issued":{"date-parts":[["2015",7,1]]}}}],"schema":"https://github.com/citation-style-language/schema/raw/master/csl-citation.json"} </w:instrText>
+      </w:r>
+      <w:r>
+        <w:rPr>
+          <w:rFonts w:ascii="Garamond" w:hAnsi="Garamond"/>
+          <w:sz w:val="22"/>
+          <w:szCs w:val="22"/>
+        </w:rPr>
+        <w:fldChar w:fldCharType="separate"/>
+      </w:r>
+      <w:r>
+        <w:rPr>
+          <w:rFonts w:ascii="Garamond" w:hAnsi="Garamond"/>
+          <w:sz w:val="22"/>
+        </w:rPr>
+        <w:t>(Clark et al., 2015)</w:t>
+      </w:r>
+      <w:r>
+        <w:rPr>
+          <w:rFonts w:ascii="Garamond" w:hAnsi="Garamond"/>
+          <w:sz w:val="22"/>
+          <w:szCs w:val="22"/>
+        </w:rPr>
+        <w:fldChar w:fldCharType="end"/>
+      </w:r>
+      <w:commentRangeEnd w:id="28"/>
+      <w:r>
+        <w:rPr>
+          <w:rStyle w:val="CommentReference"/>
+        </w:rPr>
+        <w:commentReference w:id="28"/>
+      </w:r>
+      <w:r>
+        <w:rPr>
+          <w:rFonts w:ascii="Garamond" w:hAnsi="Garamond"/>
+          <w:sz w:val="22"/>
+          <w:szCs w:val="22"/>
+        </w:rPr>
+        <w:t xml:space="preserve">. However, little data exist which quantifies the spatiotemporal patterns among stocks. The impact of front-end closure strategies on individual stock components is not well understood, and a more complete understanding of stock contribution to the overall run both within and among years is currently not readily available. </w:t>
+      </w:r>
+      <w:r>
+        <w:rPr>
+          <w:rFonts w:ascii="Garamond" w:hAnsi="Garamond"/>
+          <w:sz w:val="22"/>
+          <w:szCs w:val="22"/>
+        </w:rPr>
+        <w:t>T</w:t>
+      </w:r>
+      <w:r>
+        <w:rPr>
+          <w:rFonts w:ascii="Garamond" w:hAnsi="Garamond"/>
+          <w:sz w:val="22"/>
+          <w:szCs w:val="22"/>
+        </w:rPr>
+        <w:t xml:space="preserve">hese data may be important to assessing the impact of current management strategies and designing new strategies which maintain stock health across all components of the watershed and maintain a reliable resource for communities and industry in the region. </w:t>
+      </w:r>
+    </w:p>
+    <w:p>
+      <w:pPr>
+        <w:spacing w:line="480" w:lineRule="auto"/>
+        <w:ind w:firstLine="720"/>
+        <w:rPr>
+          <w:ins w:id="29" w:author="Daniel Schindler" w:date="2025-07-17T13:53:00Z" w16du:dateUtc="2025-07-17T21:53:00Z"/>
+          <w:del w:id="30" w:author="Benjamin J. Makhlouf" w:date="2025-07-26T14:54:00Z" w16du:dateUtc="2025-07-26T21:54:00Z"/>
+          <w:rFonts w:ascii="Garamond" w:hAnsi="Garamond"/>
+          <w:sz w:val="22"/>
+          <w:szCs w:val="22"/>
+        </w:rPr>
+        <w:pPrChange w:id="31" w:author="Benjamin J. Makhlouf" w:date="2025-07-26T14:56:00Z" w16du:dateUtc="2025-07-26T21:56:00Z">
+          <w:pPr>
+            <w:spacing w:line="480" w:lineRule="auto"/>
+            <w:ind w:firstLine="720"/>
+          </w:pPr>
+        </w:pPrChange>
+      </w:pPr>
+    </w:p>
+    <w:p>
+      <w:pPr>
+        <w:spacing w:line="480" w:lineRule="auto"/>
+        <w:ind w:firstLine="720"/>
+        <w:rPr>
+          <w:del w:id="32" w:author="Benjamin J. Makhlouf" w:date="2025-07-26T14:54:00Z" w16du:dateUtc="2025-07-26T21:54:00Z"/>
+          <w:rFonts w:ascii="Garamond" w:hAnsi="Garamond"/>
+          <w:sz w:val="22"/>
+          <w:szCs w:val="22"/>
+        </w:rPr>
+        <w:pPrChange w:id="33" w:author="Benjamin J. Makhlouf" w:date="2025-07-26T14:56:00Z" w16du:dateUtc="2025-07-26T21:56:00Z">
+          <w:pPr>
+            <w:spacing w:line="480" w:lineRule="auto"/>
+            <w:ind w:firstLine="720"/>
+          </w:pPr>
+        </w:pPrChange>
+      </w:pPr>
+      <w:ins w:id="34" w:author="Daniel Schindler" w:date="2025-07-17T13:53:00Z" w16du:dateUtc="2025-07-17T21:53:00Z">
+        <w:del w:id="35" w:author="Benjamin J. Makhlouf" w:date="2025-07-26T14:54:00Z" w16du:dateUtc="2025-07-26T21:54:00Z">
+          <w:r>
+            <w:rPr>
+              <w:rFonts w:ascii="Garamond" w:hAnsi="Garamond"/>
+              <w:sz w:val="22"/>
+              <w:szCs w:val="22"/>
+            </w:rPr>
+            <w:delText>Need pareagraph here that is an overview of the Kuskokwim River. Its size, the importance of salmon, essentiually all harvesters are susbsistence and from Indigenous co</w:delText>
+          </w:r>
+        </w:del>
+      </w:ins>
+      <w:ins w:id="36" w:author="Daniel Schindler" w:date="2025-07-17T13:54:00Z" w16du:dateUtc="2025-07-17T21:54:00Z">
+        <w:del w:id="37" w:author="Benjamin J. Makhlouf" w:date="2025-07-26T14:54:00Z" w16du:dateUtc="2025-07-26T21:54:00Z">
+          <w:r>
+            <w:rPr>
+              <w:rFonts w:ascii="Garamond" w:hAnsi="Garamond"/>
+              <w:sz w:val="22"/>
+              <w:szCs w:val="22"/>
+            </w:rPr>
+            <w:delText xml:space="preserve">mmunitiies., etc. </w:delText>
+          </w:r>
+        </w:del>
+      </w:ins>
+      <w:ins w:id="38" w:author="Benjamin J. Makhlouf" w:date="2025-07-26T14:58:00Z" w16du:dateUtc="2025-07-26T21:58:00Z">
         <w:r>
           <w:rPr>
             <w:rFonts w:ascii="Garamond" w:hAnsi="Garamond"/>
             <w:sz w:val="22"/>
             <w:szCs w:val="22"/>
           </w:rPr>
-          <w:t>co</w:t>
-        </w:r>
-      </w:ins>
-      <w:ins w:id="28" w:author="Daniel Schindler" w:date="2025-07-17T13:54:00Z" w16du:dateUtc="2025-07-17T21:54:00Z">
-        <w:r>
-          <w:rPr>
-            <w:rFonts w:ascii="Garamond" w:hAnsi="Garamond"/>
-            <w:sz w:val="22"/>
-            <w:szCs w:val="22"/>
-          </w:rPr>
-          <w:t>mmunitiies</w:t>
-        </w:r>
-        <w:proofErr w:type="spellEnd"/>
-        <w:r>
-          <w:rPr>
-            <w:rFonts w:ascii="Garamond" w:hAnsi="Garamond"/>
-            <w:sz w:val="22"/>
-            <w:szCs w:val="22"/>
-          </w:rPr>
-          <w:t xml:space="preserve">., etc. </w:t>
+          <w:tab/>
         </w:r>
       </w:ins>
     </w:p>
     <w:p>
       <w:pPr>
         <w:spacing w:line="480" w:lineRule="auto"/>
-        <w:ind w:firstLine="720"/>
-        <w:rPr>
-          <w:rFonts w:ascii="Garamond" w:hAnsi="Garamond"/>
-          <w:sz w:val="22"/>
-          <w:szCs w:val="22"/>
-        </w:rPr>
+        <w:rPr>
+          <w:rFonts w:ascii="Garamond" w:hAnsi="Garamond"/>
+          <w:sz w:val="22"/>
+          <w:szCs w:val="22"/>
+        </w:rPr>
+        <w:pPrChange w:id="39" w:author="Benjamin J. Makhlouf" w:date="2025-07-26T14:58:00Z" w16du:dateUtc="2025-07-26T21:58:00Z">
+          <w:pPr>
+            <w:spacing w:line="480" w:lineRule="auto"/>
+            <w:ind w:firstLine="720"/>
+          </w:pPr>
+        </w:pPrChange>
       </w:pPr>
       <w:r>
         <w:rPr>
@@ -2094,7 +2135,6 @@
           <w:sz w:val="32"/>
           <w:szCs w:val="32"/>
         </w:rPr>
-        <w:lastRenderedPageBreak/>
         <w:t xml:space="preserve">Methods: </w:t>
       </w:r>
     </w:p>
@@ -2143,7 +2183,7 @@
           <w:sz w:val="22"/>
           <w:szCs w:val="22"/>
           <w14:ligatures w14:val="none"/>
-          <w:rPrChange w:id="29" w:author="Benjamin J. Makhlouf" w:date="2025-07-26T11:26:00Z" w16du:dateUtc="2025-07-26T18:26:00Z">
+          <w:rPrChange w:id="40" w:author="Benjamin J. Makhlouf" w:date="2025-07-26T11:26:00Z" w16du:dateUtc="2025-07-26T18:26:00Z">
             <w:rPr>
               <w:rFonts w:ascii="Garamond" w:hAnsi="Garamond"/>
               <w:sz w:val="22"/>
@@ -2344,35 +2384,7 @@
           <w:szCs w:val="22"/>
           <w14:ligatures w14:val="none"/>
         </w:rPr>
-        <w:t xml:space="preserve">rom these, about 250 otoliths were </w:t>
-      </w:r>
-      <w:commentRangeStart w:id="30"/>
-      <w:r>
-        <w:rPr>
-          <w:rFonts w:ascii="Garamond" w:eastAsia="Times New Roman" w:hAnsi="Garamond" w:cs="Times New Roman"/>
-          <w:kern w:val="0"/>
-          <w:sz w:val="22"/>
-          <w:szCs w:val="22"/>
-          <w14:ligatures w14:val="none"/>
-        </w:rPr>
-        <w:t xml:space="preserve">selected </w:t>
-      </w:r>
-      <w:commentRangeEnd w:id="30"/>
-      <w:r>
-        <w:rPr>
-          <w:rStyle w:val="CommentReference"/>
-        </w:rPr>
-        <w:commentReference w:id="30"/>
-      </w:r>
-      <w:r>
-        <w:rPr>
-          <w:rFonts w:ascii="Garamond" w:eastAsia="Times New Roman" w:hAnsi="Garamond" w:cs="Times New Roman"/>
-          <w:kern w:val="0"/>
-          <w:sz w:val="22"/>
-          <w:szCs w:val="22"/>
-          <w14:ligatures w14:val="none"/>
-        </w:rPr>
-        <w:t xml:space="preserve">for </w:t>
+        <w:t xml:space="preserve">rom these, about 250 otoliths were selected for </w:t>
       </w:r>
       <w:r>
         <w:rPr>
@@ -2394,7 +2406,7 @@
         </w:rPr>
         <w:t xml:space="preserve">analysis </w:t>
       </w:r>
-      <w:ins w:id="31" w:author="Benjamin J. Makhlouf" w:date="2025-07-26T11:26:00Z" w16du:dateUtc="2025-07-26T18:26:00Z">
+      <w:ins w:id="41" w:author="Benjamin J. Makhlouf" w:date="2025-07-26T11:26:00Z" w16du:dateUtc="2025-07-26T18:26:00Z">
         <w:r>
           <w:rPr>
             <w:rFonts w:ascii="Garamond" w:eastAsia="Times New Roman" w:hAnsi="Garamond" w:cs="Times New Roman"/>
@@ -2406,7 +2418,7 @@
           <w:t>in proportion to the</w:t>
         </w:r>
       </w:ins>
-      <w:del w:id="32" w:author="Benjamin J. Makhlouf" w:date="2025-07-26T11:26:00Z" w16du:dateUtc="2025-07-26T18:26:00Z">
+      <w:del w:id="42" w:author="Benjamin J. Makhlouf" w:date="2025-07-26T11:26:00Z" w16du:dateUtc="2025-07-26T18:26:00Z">
         <w:r>
           <w:rPr>
             <w:rFonts w:ascii="Garamond" w:eastAsia="Times New Roman" w:hAnsi="Garamond" w:cs="Times New Roman"/>
@@ -2428,7 +2440,7 @@
         </w:rPr>
         <w:t xml:space="preserve"> relative</w:t>
       </w:r>
-      <w:del w:id="33" w:author="Benjamin J. Makhlouf" w:date="2025-07-26T11:26:00Z" w16du:dateUtc="2025-07-26T18:26:00Z">
+      <w:del w:id="43" w:author="Benjamin J. Makhlouf" w:date="2025-07-26T11:26:00Z" w16du:dateUtc="2025-07-26T18:26:00Z">
         <w:r>
           <w:rPr>
             <w:rFonts w:ascii="Garamond" w:eastAsia="Times New Roman" w:hAnsi="Garamond" w:cs="Times New Roman"/>
@@ -2507,8 +2519,8 @@
         </w:rPr>
         <w:t xml:space="preserve">with </w:t>
       </w:r>
-      <w:commentRangeStart w:id="34"/>
-      <w:ins w:id="35" w:author="Benjamin J. Makhlouf" w:date="2025-07-26T11:26:00Z" w16du:dateUtc="2025-07-26T18:26:00Z">
+      <w:commentRangeStart w:id="44"/>
+      <w:ins w:id="45" w:author="Benjamin J. Makhlouf" w:date="2025-07-26T11:26:00Z" w16du:dateUtc="2025-07-26T18:26:00Z">
         <w:r>
           <w:rPr>
             <w:rFonts w:ascii="Garamond" w:eastAsia="Times New Roman" w:hAnsi="Garamond" w:cs="Times New Roman"/>
@@ -2542,7 +2554,7 @@
           <w:t xml:space="preserve"> saw</w:t>
         </w:r>
       </w:ins>
-      <w:del w:id="36" w:author="Benjamin J. Makhlouf" w:date="2025-07-26T11:26:00Z" w16du:dateUtc="2025-07-26T18:26:00Z">
+      <w:del w:id="46" w:author="Benjamin J. Makhlouf" w:date="2025-07-26T11:26:00Z" w16du:dateUtc="2025-07-26T18:26:00Z">
         <w:r>
           <w:rPr>
             <w:rFonts w:ascii="Garamond" w:eastAsia="Times New Roman" w:hAnsi="Garamond" w:cs="Times New Roman"/>
@@ -2564,12 +2576,12 @@
         </w:rPr>
         <w:t xml:space="preserve"> </w:t>
       </w:r>
-      <w:commentRangeEnd w:id="34"/>
+      <w:commentRangeEnd w:id="44"/>
       <w:r>
         <w:rPr>
           <w:rStyle w:val="CommentReference"/>
         </w:rPr>
-        <w:commentReference w:id="34"/>
+        <w:commentReference w:id="44"/>
       </w:r>
       <w:proofErr w:type="spellStart"/>
       <w:r>
@@ -2728,7 +2740,7 @@
           <w:sz w:val="22"/>
           <w:szCs w:val="22"/>
         </w:rPr>
-        <w:instrText xml:space="preserve"> ADDIN ZOTERO_ITEM CSL_CITATION {"citationID":"nvLrB1dQ","properties":{"formattedCitation":"(Brennan et al., 2015; Zimmerman &amp; Reeves, 2002)","plainCitation":"(Brennan et al., 2015; Zimmerman &amp; Reeves, 2002)","dontUpdate":true,"noteIndex":0},"citationItems":[{"id":"dI01jIsp/qEdWN4pU","uris":["http://zotero.org/users/8421274/items/IY3FLHLM"],"itemData":{"id":915,"type":"article-journal","abstract":"Strontium isotopes simultaneously delineate fine-scale natal habitats and migrations of Pacific salmon harvested during a coastal commercial fishery., Highly migratory organisms present major challenges to conservation efforts. This is especially true for exploited anadromous fish species, which exhibit long-range dispersals from natal sites, complex population structures, and extensive mixing of distinct populations during exploitation. By tracing the migratory histories of individual Chinook salmon caught in fisheries using strontium isotopes, we determined the relative production of natal habitats at fine spatial scales and different life histories. Although strontium isotopes have been widely used in provenance research, we present a new robust framework to simultaneously assess natal sources and migrations of individuals within fishery harvests through time. Our results pave the way for investigating how fine-scale habitat production and life histories of salmon respond to perturbations—providing crucial insights for conservation.","container-title":"Science Advances","DOI":"10.1126/sciadv.1400124","ISSN":"2375-2548","issue":"4","journalAbbreviation":"Sci Adv","note":"PMID: 26601173\nPMCID: PMC4640640","page":"e1400124","source":"PubMed Central","title":"Strontium isotopes delineate fine-scale natal origins and migration histories of Pacific salmon","volume":"1","author":[{"family":"Brennan","given":"Sean R."},{"family":"Zimmerman","given":"Christian E."},{"family":"Fernandez","given":"Diego P."},{"family":"Cerling","given":"Thure E."},{"family":"McPhee","given":"Megan V."},{"family":"Wooller","given":"Matthew J."}],"issued":{"date-parts":[["2015",5,15]]}}},{"id":4132,"uris":["http://zotero.org/users/8421274/items/5YINANGC"],"itemData":{"id":4132,"type":"article-journal","abstract":"Comparisons of strontium:calcium (Sr: Ca) ratios in otolith primordia and freshwater growth regions were used to identify the progeny of steelhead Oncorhynchus mykiss (anadromous rainbow trout) and resident rainbow trout in the Deschutes River, Oregon. We cultured progeny of known adult steelhead and resident rainbow trout to confirm the relationship between Sr:Ca ratios in otolith primordia and the life history of the maternal parent. The mean (±SD) Sr:Ca ratio was significantly higher in the otolith primordia of the progeny of steelhead (0.001461 ± 0.00029; n = 100) than in those of the progeny of resident rainbow trout (0.000829 ± 0.000012; n = 100). We used comparisons of Sr:Ca ratios in the primordia and first-summer growth regions of otoliths to determine the maternal origin of unknown O. mykiss juveniles (n = 272) collected from rearing habitats within the main-stem Deschutes River and tributary rearing habitats and thus to ascertain the relative proportion of each life history morph in each rearing habitat. Resident rainbow trout fry dominated the bimonthly samples collected from main-stem rearing habitats between May and November 1995. Steelhead fry dominated samples collected from below waterfalls on two tributaries in 1996 and 1998.","container-title":"Transactions of the American Fisheries Society","DOI":"10.1577/1548-8659(2002)131&lt;0986:IOSARR&gt;2.0.CO;2","ISSN":"0002-8487","issue":"5","note":"publisher: Taylor &amp; Francis\n_eprint: https://doi.org/10.1577/1548-8659(2002)131&lt;0986:IOSARR&gt;2.0.CO;2","page":"986-993","source":"Taylor and Francis+NEJM","title":"Identification of Steelhead and Resident Rainbow Trout Progeny in the Deschutes River, Oregon, Revealed with Otolith Microchemistry","volume":"131","author":[{"family":"Zimmerman","given":"Christian E."},{"family":"Reeves","given":"Gordon H."}],"issued":{"date-parts":[["2002",9,1]]}}}],"schema":"https://github.com/citation-style-language/schema/raw/master/csl-citation.json"} </w:instrText>
+        <w:instrText xml:space="preserve"> ADDIN ZOTERO_ITEM CSL_CITATION {"citationID":"nvLrB1dQ","properties":{"formattedCitation":"(Brennan et al., 2015; Zimmerman &amp; Reeves, 2002)","plainCitation":"(Brennan et al., 2015; Zimmerman &amp; Reeves, 2002)","dontUpdate":true,"noteIndex":0},"citationItems":[{"id":"h4h2qxOD/ChWvHkvk","uris":["http://zotero.org/users/8421274/items/IY3FLHLM"],"itemData":{"id":915,"type":"article-journal","abstract":"Strontium isotopes simultaneously delineate fine-scale natal habitats and migrations of Pacific salmon harvested during a coastal commercial fishery., Highly migratory organisms present major challenges to conservation efforts. This is especially true for exploited anadromous fish species, which exhibit long-range dispersals from natal sites, complex population structures, and extensive mixing of distinct populations during exploitation. By tracing the migratory histories of individual Chinook salmon caught in fisheries using strontium isotopes, we determined the relative production of natal habitats at fine spatial scales and different life histories. Although strontium isotopes have been widely used in provenance research, we present a new robust framework to simultaneously assess natal sources and migrations of individuals within fishery harvests through time. Our results pave the way for investigating how fine-scale habitat production and life histories of salmon respond to perturbations—providing crucial insights for conservation.","container-title":"Science Advances","DOI":"10.1126/sciadv.1400124","ISSN":"2375-2548","issue":"4","journalAbbreviation":"Sci Adv","note":"PMID: 26601173\nPMCID: PMC4640640","page":"e1400124","source":"PubMed Central","title":"Strontium isotopes delineate fine-scale natal origins and migration histories of Pacific salmon","volume":"1","author":[{"family":"Brennan","given":"Sean R."},{"family":"Zimmerman","given":"Christian E."},{"family":"Fernandez","given":"Diego P."},{"family":"Cerling","given":"Thure E."},{"family":"McPhee","given":"Megan V."},{"family":"Wooller","given":"Matthew J."}],"issued":{"date-parts":[["2015",5,15]]}}},{"id":4132,"uris":["http://zotero.org/users/8421274/items/5YINANGC"],"itemData":{"id":4132,"type":"article-journal","abstract":"Comparisons of strontium:calcium (Sr: Ca) ratios in otolith primordia and freshwater growth regions were used to identify the progeny of steelhead Oncorhynchus mykiss (anadromous rainbow trout) and resident rainbow trout in the Deschutes River, Oregon. We cultured progeny of known adult steelhead and resident rainbow trout to confirm the relationship between Sr:Ca ratios in otolith primordia and the life history of the maternal parent. The mean (±SD) Sr:Ca ratio was significantly higher in the otolith primordia of the progeny of steelhead (0.001461 ± 0.00029; n = 100) than in those of the progeny of resident rainbow trout (0.000829 ± 0.000012; n = 100). We used comparisons of Sr:Ca ratios in the primordia and first-summer growth regions of otoliths to determine the maternal origin of unknown O. mykiss juveniles (n = 272) collected from rearing habitats within the main-stem Deschutes River and tributary rearing habitats and thus to ascertain the relative proportion of each life history morph in each rearing habitat. Resident rainbow trout fry dominated the bimonthly samples collected from main-stem rearing habitats between May and November 1995. Steelhead fry dominated samples collected from below waterfalls on two tributaries in 1996 and 1998.","container-title":"Transactions of the American Fisheries Society","DOI":"10.1577/1548-8659(2002)131&lt;0986:IOSARR&gt;2.0.CO;2","ISSN":"0002-8487","issue":"5","note":"publisher: Taylor &amp; Francis\n_eprint: https://doi.org/10.1577/1548-8659(2002)131&lt;0986:IOSARR&gt;2.0.CO;2","page":"986-993","source":"Taylor and Francis+NEJM","title":"Identification of Steelhead and Resident Rainbow Trout Progeny in the Deschutes River, Oregon, Revealed with Otolith Microchemistry","volume":"131","author":[{"family":"Zimmerman","given":"Christian E."},{"family":"Reeves","given":"Gordon H."}],"issued":{"date-parts":[["2002",9,1]]}}}],"schema":"https://github.com/citation-style-language/schema/raw/master/csl-citation.json"} </w:instrText>
       </w:r>
       <w:r>
         <w:rPr>
@@ -2885,7 +2897,7 @@
           <w:szCs w:val="22"/>
           <w14:ligatures w14:val="none"/>
         </w:rPr>
-        <w:instrText xml:space="preserve"> ADDIN ZOTERO_ITEM CSL_CITATION {"citationID":"drNJXJRw","properties":{"formattedCitation":"(Brennan et al., 2015; Campana, 1999; Capo et al., 1998)","plainCitation":"(Brennan et al., 2015; Campana, 1999; Capo et al., 1998)","noteIndex":0},"citationItems":[{"id":"dI01jIsp/qEdWN4pU","uris":["http://zotero.org/users/8421274/items/IY3FLHLM"],"itemData":{"id":"dI01jIsp/qEdWN4pU","type":"article-journal","abstract":"Strontium isotopes simultaneously delineate fine-scale natal habitats and migrations of Pacific salmon harvested during a coastal commercial fishery., Highly migratory organisms present major challenges to conservation efforts. This is especially true for exploited anadromous fish species, which exhibit long-range dispersals from natal sites, complex population structures, and extensive mixing of distinct populations during exploitation. By tracing the migratory histories of individual Chinook salmon caught in fisheries using strontium isotopes, we determined the relative production of natal habitats at fine spatial scales and different life histories. Although strontium isotopes have been widely used in provenance research, we present a new robust framework to simultaneously assess natal sources and migrations of individuals within fishery harvests through time. Our results pave the way for investigating how fine-scale habitat production and life histories of salmon respond to perturbations—providing crucial insights for conservation.","container-title":"Science Advances","DOI":"10.1126/sciadv.1400124","ISSN":"2375-2548","issue":"4","journalAbbreviation":"Sci Adv","note":"PMID: 26601173\nPMCID: PMC4640640","page":"e1400124","source":"PubMed Central","title":"Strontium isotopes delineate fine-scale natal origins and migration histories of Pacific salmon","volume":"1","author":[{"family":"Brennan","given":"Sean R."},{"family":"Zimmerman","given":"Christian E."},{"family":"Fernandez","given":"Diego P."},{"family":"Cerling","given":"Thure E."},{"family":"McPhee","given":"Megan V."},{"family":"Wooller","given":"Matthew J."}],"issued":{"date-parts":[["2015",5,15]]}}},{"id":1441,"uris":["http://zotero.org/users/8421274/items/PHNAKZ8D"],"itemData":{"id":1441,"type":"article-journal","abstract":"The fish otolith (earstone) has long been known as a timekeeper, but interest in its use as a metabolically inert environmental recorder has accelerated in recent years. In part due to technological advances, applications such as stock identification, determination of rnigralon pathways, reconstruction of temperature and salinity history, age validation, detection of anadromy, use as a natural tag and chemical mass marking have been developed, some of which are difficult or impossible to implement using alternative techniques. Microsamphg and the latest advances in beam-based probes allow many elemental assays to be coupled with daily or annual growth increments, thus providing a detailed chronologcal record of the environment. However, few workers have critically assessed the assumptions upon which the environmental reconstructions are based, or considered the possibility that elemental incorporation into the otolith may proceed differently than that into other calcified structures. This paper reviews current applications and their assumptions and suggests future directions. Particular attention is given to the premises that the elemental and isotopic composition of the otolith reflects that of the environment, and the effect of physiological filters on the resulting composition. The roles of temperature, elemental uptake into the fish and the process of otolith crystahzation are also assessed. Drawing upon recent advances in geochemistry and paleoclirnate research as points of contrast, it appears that not all applications of otolith chemistry are firmly based, although others are destined to become powerful and perhaps routine tools for the mainstream fish biologst.","container-title":"Marine Ecology Progress Series","DOI":"10.3354/meps188263","ISSN":"0171-8630, 1616-1599","journalAbbreviation":"Mar. Ecol. Prog. Ser.","language":"en","page":"263-297","source":"DOI.org (Crossref)","title":"Chemistry and composition of fish otoliths:pathways, mechanisms and applications","title-short":"Chemistry and composition of fish otoliths","volume":"188","author":[{"family":"Campana","given":"Se"}],"issued":{"date-parts":[["1999"]]}}},{"id":1457,"uris":["http://zotero.org/users/8421274/items/TDIQBP7K"],"itemData":{"id":1457,"type":"article-journal","abstract":"The strontium (Sr) isotope method can be a powerful tool in studies of chemical weathering and soil genesis, cation provenance and mobility, and the chronostratigraphic correlation of marine sediments. It is a sensitive geochemical tracer, applicable to large-scale ecosystem studies as well as to centimeter-scaled examination of cation mobility within a soil profile. The 87Sr/86Sr ratios of natural materials reflect the sources of strontium available during their formation. Isotopically distinct inputs from precipitation, dryfall, soil parent material, and surface or groundwater allow determination of the relative proportions of those materials entering or leaving an ecosystem. The isotopic compositions of labile (soil exchange complex and soil solution) strontium and Sr in vegetation reflect the sources of cations available to plants. Strontium isotopes can be used to track the biogeochemical cycling of nutrient cations such as calcium. The extent of cation contributions from in situ weathering and external additions to soil from dust and rain can also be resolved with this method. In this paper, we review the geochemistry and isotopic systematics of strontium, and discuss the use of this method as a tracer of earth surface processes.","container-title":"Geoderma","DOI":"10.1016/S0016-7061(97)00102-X","ISSN":"0016-7061","issue":"1","journalAbbreviation":"Geoderma","language":"en","page":"197-225","source":"ScienceDirect","title":"Strontium isotopes as tracers of ecosystem processes: theory and methods","title-short":"Strontium isotopes as tracers of ecosystem processes","volume":"82","author":[{"family":"Capo","given":"Rosemary C."},{"family":"Stewart","given":"Brian W."},{"family":"Chadwick","given":"Oliver A."}],"issued":{"date-parts":[["1998",2,1]]}}}],"schema":"https://github.com/citation-style-language/schema/raw/master/csl-citation.json"} </w:instrText>
+        <w:instrText xml:space="preserve"> ADDIN ZOTERO_ITEM CSL_CITATION {"citationID":"drNJXJRw","properties":{"formattedCitation":"(Brennan et al., 2015; Campana, 1999; Capo et al., 1998)","plainCitation":"(Brennan et al., 2015; Campana, 1999; Capo et al., 1998)","noteIndex":0},"citationItems":[{"id":"h4h2qxOD/ChWvHkvk","uris":["http://zotero.org/users/8421274/items/IY3FLHLM"],"itemData":{"id":"dI01jIsp/qEdWN4pU","type":"article-journal","abstract":"Strontium isotopes simultaneously delineate fine-scale natal habitats and migrations of Pacific salmon harvested during a coastal commercial fishery., Highly migratory organisms present major challenges to conservation efforts. This is especially true for exploited anadromous fish species, which exhibit long-range dispersals from natal sites, complex population structures, and extensive mixing of distinct populations during exploitation. By tracing the migratory histories of individual Chinook salmon caught in fisheries using strontium isotopes, we determined the relative production of natal habitats at fine spatial scales and different life histories. Although strontium isotopes have been widely used in provenance research, we present a new robust framework to simultaneously assess natal sources and migrations of individuals within fishery harvests through time. Our results pave the way for investigating how fine-scale habitat production and life histories of salmon respond to perturbations—providing crucial insights for conservation.","container-title":"Science Advances","DOI":"10.1126/sciadv.1400124","ISSN":"2375-2548","issue":"4","journalAbbreviation":"Sci Adv","note":"PMID: 26601173\nPMCID: PMC4640640","page":"e1400124","source":"PubMed Central","title":"Strontium isotopes delineate fine-scale natal origins and migration histories of Pacific salmon","volume":"1","author":[{"family":"Brennan","given":"Sean R."},{"family":"Zimmerman","given":"Christian E."},{"family":"Fernandez","given":"Diego P."},{"family":"Cerling","given":"Thure E."},{"family":"McPhee","given":"Megan V."},{"family":"Wooller","given":"Matthew J."}],"issued":{"date-parts":[["2015",5,15]]}}},{"id":1441,"uris":["http://zotero.org/users/8421274/items/PHNAKZ8D"],"itemData":{"id":1441,"type":"article-journal","abstract":"The fish otolith (earstone) has long been known as a timekeeper, but interest in its use as a metabolically inert environmental recorder has accelerated in recent years. In part due to technological advances, applications such as stock identification, determination of rnigralon pathways, reconstruction of temperature and salinity history, age validation, detection of anadromy, use as a natural tag and chemical mass marking have been developed, some of which are difficult or impossible to implement using alternative techniques. Microsamphg and the latest advances in beam-based probes allow many elemental assays to be coupled with daily or annual growth increments, thus providing a detailed chronologcal record of the environment. However, few workers have critically assessed the assumptions upon which the environmental reconstructions are based, or considered the possibility that elemental incorporation into the otolith may proceed differently than that into other calcified structures. This paper reviews current applications and their assumptions and suggests future directions. Particular attention is given to the premises that the elemental and isotopic composition of the otolith reflects that of the environment, and the effect of physiological filters on the resulting composition. The roles of temperature, elemental uptake into the fish and the process of otolith crystahzation are also assessed. Drawing upon recent advances in geochemistry and paleoclirnate research as points of contrast, it appears that not all applications of otolith chemistry are firmly based, although others are destined to become powerful and perhaps routine tools for the mainstream fish biologst.","container-title":"Marine Ecology Progress Series","DOI":"10.3354/meps188263","ISSN":"0171-8630, 1616-1599","journalAbbreviation":"Mar. Ecol. Prog. Ser.","language":"en","page":"263-297","source":"DOI.org (Crossref)","title":"Chemistry and composition of fish otoliths:pathways, mechanisms and applications","title-short":"Chemistry and composition of fish otoliths","volume":"188","author":[{"family":"Campana","given":"Se"}],"issued":{"date-parts":[["1999"]]}}},{"id":1457,"uris":["http://zotero.org/users/8421274/items/TDIQBP7K"],"itemData":{"id":1457,"type":"article-journal","abstract":"The strontium (Sr) isotope method can be a powerful tool in studies of chemical weathering and soil genesis, cation provenance and mobility, and the chronostratigraphic correlation of marine sediments. It is a sensitive geochemical tracer, applicable to large-scale ecosystem studies as well as to centimeter-scaled examination of cation mobility within a soil profile. The 87Sr/86Sr ratios of natural materials reflect the sources of strontium available during their formation. Isotopically distinct inputs from precipitation, dryfall, soil parent material, and surface or groundwater allow determination of the relative proportions of those materials entering or leaving an ecosystem. The isotopic compositions of labile (soil exchange complex and soil solution) strontium and Sr in vegetation reflect the sources of cations available to plants. Strontium isotopes can be used to track the biogeochemical cycling of nutrient cations such as calcium. The extent of cation contributions from in situ weathering and external additions to soil from dust and rain can also be resolved with this method. In this paper, we review the geochemistry and isotopic systematics of strontium, and discuss the use of this method as a tracer of earth surface processes.","container-title":"Geoderma","DOI":"10.1016/S0016-7061(97)00102-X","ISSN":"0016-7061","issue":"1","journalAbbreviation":"Geoderma","language":"en","page":"197-225","source":"ScienceDirect","title":"Strontium isotopes as tracers of ecosystem processes: theory and methods","title-short":"Strontium isotopes as tracers of ecosystem processes","volume":"82","author":[{"family":"Capo","given":"Rosemary C."},{"family":"Stewart","given":"Brian W."},{"family":"Chadwick","given":"Oliver A."}],"issued":{"date-parts":[["1998",2,1]]}}}],"schema":"https://github.com/citation-style-language/schema/raw/master/csl-citation.json"} </w:instrText>
       </w:r>
       <w:r>
         <w:rPr>
@@ -2956,7 +2968,18 @@
           <w:szCs w:val="22"/>
           <w14:ligatures w14:val="none"/>
         </w:rPr>
-        <w:t>natal freshwater rearing period was extracted by examining</w:t>
+        <w:t xml:space="preserve">natal freshwater </w:t>
+      </w:r>
+      <w:r>
+        <w:rPr>
+          <w:rFonts w:ascii="Garamond" w:eastAsia="Times New Roman" w:hAnsi="Garamond" w:cs="Times New Roman"/>
+          <w:kern w:val="0"/>
+          <w:sz w:val="22"/>
+          <w:szCs w:val="22"/>
+          <w14:ligatures w14:val="none"/>
+        </w:rPr>
+        <w:lastRenderedPageBreak/>
+        <w:t>rearing period was extracted by examining</w:t>
       </w:r>
       <w:r>
         <w:rPr>
@@ -3069,244 +3092,17 @@
           <w:szCs w:val="22"/>
           <w14:ligatures w14:val="none"/>
         </w:rPr>
-        <w:t xml:space="preserve">morphological features of the otolith visible among the ablation </w:t>
-      </w:r>
-      <w:proofErr w:type="gramStart"/>
-      <w:r>
-        <w:rPr>
-          <w:rFonts w:ascii="Garamond" w:eastAsia="Times New Roman" w:hAnsi="Garamond" w:cs="Times New Roman"/>
-          <w:kern w:val="0"/>
-          <w:sz w:val="22"/>
-          <w:szCs w:val="22"/>
-          <w14:ligatures w14:val="none"/>
-        </w:rPr>
-        <w:t>path</w:t>
-      </w:r>
-      <w:r>
-        <w:rPr>
-          <w:rFonts w:ascii="Garamond" w:eastAsia="Times New Roman" w:hAnsi="Garamond" w:cs="Times New Roman"/>
-          <w:kern w:val="0"/>
-          <w:sz w:val="22"/>
-          <w:szCs w:val="22"/>
-          <w14:ligatures w14:val="none"/>
-        </w:rPr>
-        <w:t>, and</w:t>
-      </w:r>
-      <w:proofErr w:type="gramEnd"/>
-      <w:r>
-        <w:rPr>
-          <w:rFonts w:ascii="Garamond" w:eastAsia="Times New Roman" w:hAnsi="Garamond" w:cs="Times New Roman"/>
-          <w:kern w:val="0"/>
-          <w:sz w:val="22"/>
-          <w:szCs w:val="22"/>
-          <w14:ligatures w14:val="none"/>
-        </w:rPr>
-        <w:t xml:space="preserve"> known distances from the core to onset of the freshwater signal </w:t>
-      </w:r>
-      <w:r>
-        <w:rPr>
-          <w:rFonts w:ascii="Garamond" w:eastAsia="Times New Roman" w:hAnsi="Garamond" w:cs="Times New Roman"/>
-          <w:kern w:val="0"/>
-          <w:sz w:val="22"/>
-          <w:szCs w:val="22"/>
-          <w:highlight w:val="yellow"/>
-          <w14:ligatures w14:val="none"/>
-        </w:rPr>
-        <w:t>(</w:t>
-      </w:r>
-      <w:commentRangeStart w:id="37"/>
-      <w:r>
-        <w:rPr>
-          <w:rFonts w:ascii="Garamond" w:eastAsia="Times New Roman" w:hAnsi="Garamond" w:cs="Times New Roman"/>
-          <w:kern w:val="0"/>
-          <w:sz w:val="22"/>
-          <w:szCs w:val="22"/>
-          <w:highlight w:val="yellow"/>
-          <w14:ligatures w14:val="none"/>
-        </w:rPr>
-        <w:t>cite</w:t>
-      </w:r>
-      <w:commentRangeEnd w:id="37"/>
-      <w:r>
-        <w:rPr>
-          <w:rStyle w:val="CommentReference"/>
-        </w:rPr>
-        <w:commentReference w:id="37"/>
-      </w:r>
-      <w:r>
-        <w:rPr>
-          <w:rFonts w:ascii="Garamond" w:eastAsia="Times New Roman" w:hAnsi="Garamond" w:cs="Times New Roman"/>
-          <w:kern w:val="0"/>
-          <w:sz w:val="22"/>
-          <w:szCs w:val="22"/>
-          <w:highlight w:val="yellow"/>
-          <w14:ligatures w14:val="none"/>
-        </w:rPr>
-        <w:t>).</w:t>
-      </w:r>
-      <w:r>
-        <w:rPr>
-          <w:rFonts w:ascii="Garamond" w:eastAsia="Times New Roman" w:hAnsi="Garamond" w:cs="Times New Roman"/>
-          <w:kern w:val="0"/>
-          <w:sz w:val="22"/>
-          <w:szCs w:val="22"/>
-          <w14:ligatures w14:val="none"/>
-        </w:rPr>
-        <w:t xml:space="preserve"> </w:t>
-      </w:r>
-    </w:p>
-    <w:p>
-      <w:pPr>
-        <w:spacing w:before="100" w:beforeAutospacing="1" w:after="100" w:afterAutospacing="1" w:line="480" w:lineRule="auto"/>
-        <w:rPr>
-          <w:rFonts w:ascii="Garamond" w:eastAsia="Times New Roman" w:hAnsi="Garamond" w:cs="Times New Roman"/>
-          <w:kern w:val="0"/>
-          <w:sz w:val="22"/>
-          <w:szCs w:val="22"/>
-          <w14:ligatures w14:val="none"/>
-        </w:rPr>
-      </w:pPr>
-      <w:proofErr w:type="spellStart"/>
-      <w:r>
-        <w:rPr>
-          <w:rFonts w:ascii="Garamond" w:eastAsia="Times New Roman" w:hAnsi="Garamond" w:cs="Times New Roman"/>
-          <w:b/>
-          <w:bCs/>
-          <w:kern w:val="0"/>
-          <w:sz w:val="22"/>
-          <w:szCs w:val="22"/>
-          <w14:ligatures w14:val="none"/>
-        </w:rPr>
-        <w:t>Isoscape</w:t>
-      </w:r>
-      <w:proofErr w:type="spellEnd"/>
-      <w:r>
-        <w:rPr>
-          <w:rFonts w:ascii="Garamond" w:eastAsia="Times New Roman" w:hAnsi="Garamond" w:cs="Times New Roman"/>
-          <w:b/>
-          <w:bCs/>
-          <w:kern w:val="0"/>
-          <w:sz w:val="22"/>
-          <w:szCs w:val="22"/>
-          <w14:ligatures w14:val="none"/>
-        </w:rPr>
-        <w:t xml:space="preserve"> Development</w:t>
-      </w:r>
-    </w:p>
-    <w:p>
-      <w:pPr>
-        <w:spacing w:before="100" w:beforeAutospacing="1" w:after="100" w:afterAutospacing="1" w:line="480" w:lineRule="auto"/>
-        <w:ind w:firstLine="720"/>
-        <w:rPr>
-          <w:rFonts w:ascii="Garamond" w:hAnsi="Garamond" w:cs="Times New Roman"/>
-          <w:sz w:val="22"/>
-          <w:szCs w:val="22"/>
-        </w:rPr>
-      </w:pPr>
-      <w:r>
-        <w:rPr>
-          <w:rFonts w:ascii="Garamond" w:eastAsia="Times New Roman" w:hAnsi="Garamond" w:cs="Times New Roman"/>
-          <w:kern w:val="0"/>
-          <w:sz w:val="22"/>
-          <w:szCs w:val="22"/>
-          <w14:ligatures w14:val="none"/>
-        </w:rPr>
-        <w:lastRenderedPageBreak/>
-        <w:t xml:space="preserve">An </w:t>
-      </w:r>
-      <w:proofErr w:type="spellStart"/>
-      <w:r>
-        <w:rPr>
-          <w:rFonts w:ascii="Garamond" w:eastAsia="Times New Roman" w:hAnsi="Garamond" w:cs="Times New Roman"/>
-          <w:kern w:val="0"/>
-          <w:sz w:val="22"/>
-          <w:szCs w:val="22"/>
-          <w14:ligatures w14:val="none"/>
-        </w:rPr>
-        <w:t>isoscape</w:t>
-      </w:r>
-      <w:proofErr w:type="spellEnd"/>
-      <w:r>
-        <w:rPr>
-          <w:rFonts w:ascii="Garamond" w:eastAsia="Times New Roman" w:hAnsi="Garamond" w:cs="Times New Roman"/>
-          <w:kern w:val="0"/>
-          <w:sz w:val="22"/>
-          <w:szCs w:val="22"/>
-          <w14:ligatures w14:val="none"/>
-        </w:rPr>
-        <w:t xml:space="preserve"> of the Kuskokwim river was</w:t>
-      </w:r>
-      <w:r>
-        <w:rPr>
-          <w:rFonts w:ascii="Garamond" w:eastAsia="Times New Roman" w:hAnsi="Garamond" w:cs="Times New Roman"/>
-          <w:kern w:val="0"/>
-          <w:sz w:val="22"/>
-          <w:szCs w:val="22"/>
-          <w14:ligatures w14:val="none"/>
-        </w:rPr>
-        <w:t xml:space="preserve"> constructed to </w:t>
-      </w:r>
-      <w:r>
-        <w:rPr>
-          <w:rFonts w:ascii="Garamond" w:eastAsia="Times New Roman" w:hAnsi="Garamond" w:cs="Times New Roman"/>
-          <w:kern w:val="0"/>
-          <w:sz w:val="22"/>
-          <w:szCs w:val="22"/>
-          <w14:ligatures w14:val="none"/>
-        </w:rPr>
-        <w:t>model</w:t>
-      </w:r>
-      <w:r>
-        <w:rPr>
-          <w:rFonts w:ascii="Garamond" w:eastAsia="Times New Roman" w:hAnsi="Garamond" w:cs="Times New Roman"/>
-          <w:kern w:val="0"/>
-          <w:sz w:val="22"/>
-          <w:szCs w:val="22"/>
-          <w14:ligatures w14:val="none"/>
-        </w:rPr>
-        <w:t xml:space="preserve"> spatial variation in Sr</w:t>
-      </w:r>
-      <w:r>
-        <w:rPr>
-          <w:rFonts w:ascii="Garamond" w:eastAsia="Times New Roman" w:hAnsi="Garamond" w:cs="Times New Roman"/>
-          <w:kern w:val="0"/>
-          <w:sz w:val="22"/>
-          <w:szCs w:val="22"/>
-          <w:vertAlign w:val="superscript"/>
-          <w14:ligatures w14:val="none"/>
-        </w:rPr>
-        <w:t>87</w:t>
-      </w:r>
-      <w:r>
-        <w:rPr>
-          <w:rFonts w:ascii="Garamond" w:eastAsia="Times New Roman" w:hAnsi="Garamond" w:cs="Times New Roman"/>
-          <w:kern w:val="0"/>
-          <w:sz w:val="22"/>
-          <w:szCs w:val="22"/>
-          <w14:ligatures w14:val="none"/>
-        </w:rPr>
-        <w:t>/Sr</w:t>
-      </w:r>
-      <w:r>
-        <w:rPr>
-          <w:rFonts w:ascii="Garamond" w:eastAsia="Times New Roman" w:hAnsi="Garamond" w:cs="Times New Roman"/>
-          <w:kern w:val="0"/>
-          <w:sz w:val="22"/>
-          <w:szCs w:val="22"/>
-          <w:vertAlign w:val="superscript"/>
-          <w14:ligatures w14:val="none"/>
-        </w:rPr>
-        <w:t>86</w:t>
-      </w:r>
-      <w:r>
-        <w:rPr>
-          <w:rFonts w:ascii="Garamond" w:eastAsia="Times New Roman" w:hAnsi="Garamond" w:cs="Times New Roman"/>
-          <w:kern w:val="0"/>
-          <w:sz w:val="22"/>
-          <w:szCs w:val="22"/>
-          <w14:ligatures w14:val="none"/>
-        </w:rPr>
-        <w:t xml:space="preserve"> ratios across the river basin, following the methodology described in </w:t>
+        <w:t>morphological features of the otolith visible among the ablation path</w:t>
+      </w:r>
+      <w:r>
+        <w:rPr>
+          <w:rFonts w:ascii="Garamond" w:eastAsia="Times New Roman" w:hAnsi="Garamond" w:cs="Times New Roman"/>
+          <w:kern w:val="0"/>
+          <w:sz w:val="22"/>
+          <w:szCs w:val="22"/>
+          <w14:ligatures w14:val="none"/>
+        </w:rPr>
+        <w:t xml:space="preserve">, and known distances from the core to onset of the freshwater signal </w:t>
       </w:r>
       <w:r>
         <w:rPr>
@@ -3326,7 +3122,7 @@
           <w:szCs w:val="22"/>
           <w14:ligatures w14:val="none"/>
         </w:rPr>
-        <w:instrText xml:space="preserve"> ADDIN ZOTERO_ITEM CSL_CITATION {"citationID":"ABJTaAkC","properties":{"formattedCitation":"(Brennan et al., 2016)","plainCitation":"(Brennan et al., 2016)","noteIndex":0},"citationItems":[{"id":2315,"uris":["http://zotero.org/users/8421274/items/Q4IUGSIX"],"itemData":{"id":2315,"type":"article-journal","abstract":"A critical challenge for the Earth sciences is to trace the transport and flux of matter within and among aquatic, terrestrial, and atmospheric systems. Robust descriptions of isotopic patterns across space and time, called “isoscapes,” form the basis of a rapidly growing and wide-ranging body of research aimed at quantifying connectivity within and among Earth's systems. However, isoscapes of rivers have been limited by conventional Euclidean approaches in geostatistics and the lack of a quantitative framework to apportion the influence of processes driven by landscape features versus in-stream phenomena. Here we demonstrate how dendritic network models substantially improve the accuracy of isoscapes of strontium isotopes and partition the influence of hydrologic transport versus local geologic features on strontium isotope ratios in a large Alaska river. This work illustrates the analytical power of dendritic network models for the field of isotope biogeochemistry, particularly for provenance studies of modern and ancient animals.","container-title":"Geophysical Research Letters","DOI":"10.1002/2016GL068904","ISSN":"1944-8007","issue":"10","language":"en","note":"_eprint: https://onlinelibrary.wiley.com/doi/pdf/10.1002/2016GL068904","page":"5043-5051","source":"Wiley Online Library","title":"Dendritic network models: Improving isoscapes and quantifying influence of landscape and in-stream processes on strontium isotopes in rivers","title-short":"Dendritic network models","volume":"43","author":[{"family":"Brennan","given":"Sean R."},{"family":"Torgersen","given":"Christian E."},{"family":"Hollenbeck","given":"Jeff P."},{"family":"Fernandez","given":"Diego P."},{"family":"Jensen","given":"Carrie K."},{"family":"Schindler","given":"Daniel E."}],"issued":{"date-parts":[["2016"]]}}}],"schema":"https://github.com/citation-style-language/schema/raw/master/csl-citation.json"} </w:instrText>
+        <w:instrText xml:space="preserve"> ADDIN ZOTERO_ITEM CSL_CITATION {"citationID":"9Eo1mxW7","properties":{"formattedCitation":"(Brennan, Schindler, et al., 2019; Chittaro et al., 2023)","plainCitation":"(Brennan, Schindler, et al., 2019; Chittaro et al., 2023)","noteIndex":0},"citationItems":[{"id":3844,"uris":["http://zotero.org/users/8421274/items/RXD5IA9D"],"itemData":{"id":3844,"type":"article-journal","abstract":"Watersheds are complex mosaics of habitats whose conditions vary across space and time as landscape features filter overriding climate forcing, yet the extent to which the reliability of ecosystem services depends on these dynamics remains unknown. We quantified how shifting habitat mosaics are expressed across a range of spatial scales within a large, free-flowing river, and how they stabilize the production of Pacific salmon that support valuable fisheries. The strontium isotope records of ear stones (otoliths) show that the relative productivity of locations across the river network, as both natal- and juvenile-rearing habitat, varies widely among years and that this variability is expressed across a broad range of spatial scales, ultimately stabilizing the interannual production of fish at the scale of the entire basin.","container-title":"Science","DOI":"10.1126/science.aav4313","issue":"6442","note":"publisher: American Association for the Advancement of Science","page":"783-786","source":"science.org (Atypon)","title":"Shifting habitat mosaics and fish production across river basins","volume":"364","author":[{"family":"Brennan","given":"Sean R."},{"family":"Schindler","given":"Daniel E."},{"family":"Cline","given":"Timothy J."},{"family":"Walsworth","given":"Timothy E."},{"family":"Buck","given":"Greg"},{"family":"Fernandez","given":"Diego P."}],"issued":{"date-parts":[["2019"]]}}},{"id":4257,"uris":["http://zotero.org/users/8421274/items/TAJ7RSQZ"],"itemData":{"id":4257,"type":"article-journal","abstract":"Effective species management often requires understanding patterns of movement and habitat use. A common approach in identifying where individuals reside relies upon chemical tracers from the environment that are incorporated into an individual's tissues. For fish, isotopes in their otoliths, specifically the portion of their otolith formed during their larval stage, have been used to identify the natal origin. Complicating this work, however, is the fact that during this life stage, there is a shift in the source of isotopes deposited onto the growing otolith from maternally to environmentally derived. The objective of this study was to identify the portion of the otolith representing this transition to environmentally derived isotopes so as to accurately investigate questions of natal origin for a threatened population of fall Chinook salmon (Oncorhynchus tshawytscha). We exposed developing larvae to four treatments that differed in terms of their water strontium isotope ratio (87Sr/86Sr) and used change-point analysis of otolith 87Sr/86Sr and strontium to calcium ratio (Sr/Ca) to identify the otolith radius corresponding to the transition to environmentally derived isotopes. Our results indicated this transition occurred, on average, at 132 μm (87Sr/86Sr; ±50 μm standard deviation) and 127 μm (Sr/Ca; ±29 μm) from the otolith core, which corresponded to the developmental time between hatching and exogenous feeding. A substantial proportion of our otoliths (i.e., 61%) did not show convergence between otolith and water 87Sr/86Sr by the end of the 113-day experiment, which was likely due to the dietary contribution of marine-based feed. Therefore, we were unable to recommend an otolith radius to target for the purposes of reconstructing natal origin apart from being beyond approximately 130 μm.","container-title":"Ecology of Freshwater Fish","DOI":"10.1111/eff.12673","ISSN":"1600-0633","issue":"1","language":"en","license":"© 2022 John Wiley &amp; Sons Ltd. This article has been contributed to by U.S. Government employees and their work is in the public domain in the USA.","note":"_eprint: https://onlinelibrary.wiley.com/doi/pdf/10.1111/eff.12673","page":"107-119","source":"Wiley Online Library","title":"The incorporation of environmentally derived 87Sr/86Sr and Sr/Ca in early otolith formation of Chinook salmon","volume":"32","author":[{"family":"Chittaro","given":"Paul"},{"family":"Hegg","given":"Jens"},{"family":"Fuhrman","given":"Abby"},{"family":"Robichaux","given":"Devin"},{"family":"Doung","given":"Rothboury"},{"family":"Beckman","given":"Brian"},{"family":"Fisher","given":"Chris"},{"family":"Vervoort","given":"Jeff"},{"family":"Kennedy","given":"Brian"}],"issued":{"date-parts":[["2023"]]}}}],"schema":"https://github.com/citation-style-language/schema/raw/master/csl-citation.json"} </w:instrText>
       </w:r>
       <w:r>
         <w:rPr>
@@ -3347,7 +3143,7 @@
           <w:szCs w:val="22"/>
           <w14:ligatures w14:val="none"/>
         </w:rPr>
-        <w:t>Brennan et al., (2016)</w:t>
+        <w:t>(Brennan, Schindler, et al., 2019; Chittaro et al., 2023)</w:t>
       </w:r>
       <w:r>
         <w:rPr>
@@ -3359,320 +3155,7 @@
         </w:rPr>
         <w:fldChar w:fldCharType="end"/>
       </w:r>
-      <w:r>
-        <w:rPr>
-          <w:rFonts w:ascii="Garamond" w:eastAsia="Times New Roman" w:hAnsi="Garamond" w:cs="Times New Roman"/>
-          <w:kern w:val="0"/>
-          <w:sz w:val="22"/>
-          <w:szCs w:val="22"/>
-          <w14:ligatures w14:val="none"/>
-        </w:rPr>
-        <w:t xml:space="preserve"> </w:t>
-      </w:r>
-      <w:r>
-        <w:rPr>
-          <w:rFonts w:ascii="Garamond" w:eastAsia="Times New Roman" w:hAnsi="Garamond" w:cs="Times New Roman"/>
-          <w:kern w:val="0"/>
-          <w:sz w:val="22"/>
-          <w:szCs w:val="22"/>
-          <w14:ligatures w14:val="none"/>
-        </w:rPr>
-        <w:t xml:space="preserve">and </w:t>
-      </w:r>
-      <w:r>
-        <w:rPr>
-          <w:rFonts w:ascii="Garamond" w:eastAsia="Times New Roman" w:hAnsi="Garamond" w:cs="Times New Roman"/>
-          <w:kern w:val="0"/>
-          <w:sz w:val="22"/>
-          <w:szCs w:val="22"/>
-          <w14:ligatures w14:val="none"/>
-        </w:rPr>
-        <w:fldChar w:fldCharType="begin"/>
-      </w:r>
-      <w:r>
-        <w:rPr>
-          <w:rFonts w:ascii="Garamond" w:eastAsia="Times New Roman" w:hAnsi="Garamond" w:cs="Times New Roman"/>
-          <w:kern w:val="0"/>
-          <w:sz w:val="22"/>
-          <w:szCs w:val="22"/>
-          <w14:ligatures w14:val="none"/>
-        </w:rPr>
-        <w:instrText xml:space="preserve"> ADDIN ZOTERO_ITEM CSL_CITATION {"citationID":"9A6PUmLO","properties":{"formattedCitation":"(Makhlouf et al., 2025)","plainCitation":"(Makhlouf et al., 2025)","noteIndex":0},"citationItems":[{"id":5397,"uris":["http://zotero.org/users/8421274/items/WRVF2L9N"],"itemData":{"id":5397,"type":"article-journal","abstract":"Understanding the spatial ecology of migratory species is uniquely challenging using conventional approaches. In fisheries such as for Pacific salmon, genetic stock identification (GSI) and isotope-based methods have emerged as strategies for reconstructing spatial ecology but are limited by the spatial resolution of genetic differentiation and isotopic heterogeneity. We show that integrating these complementary datasets improve the spatial resolution of provenance assignments. To do so, we reconstructed basin-wide estimates of natal origin locations for Chinook salmon in the Yukon River using samples (n = 247) from an experimental fishery designed to assess in-season run timing. A combined framework improved precision of likely provenance assignments (stream km &gt; 0.7 posterior probability) by 92% over genetic assignments and 52% over strontium isotope methods. In doing so, we illustrate watershed scale estimates of natal origin distributions with a greater resolution available from GSI or isotope data alone.","container-title":"Limnology and Oceanography Letters","DOI":"10.1002/lol2.70025","ISSN":"2378-2242","issue":"n/a","language":"en","license":"© 2025 The Author(s). Limnology and Oceanography Letters published by Wiley Periodicals LLC on behalf of Association for the Sciences of Limnology and Oceanography.","note":"_eprint: https://onlinelibrary.wiley.com/doi/pdf/10.1002/lol2.70025","source":"Wiley Online Library","title":"Combining genetic and isotope frameworks improves reconstruction of fish provenance across riverscapes","URL":"https://onlinelibrary.wiley.com/doi/abs/10.1002/lol2.70025","volume":"n/a","author":[{"family":"Makhlouf","given":"Ben"},{"family":"Cline","given":"Timothy J."},{"family":"Fernandez","given":"Diego"},{"family":"Seeb","given":"Lisa"},{"family":"Lee","given":"Elizabeth"},{"family":"Gilk-Baumer","given":"Sara"},{"family":"Whited","given":"Diane"},{"family":"Zimmerman","given":"Christian E."},{"family":"Schindler","given":"Daniel E."}],"accessed":{"date-parts":[["2025",6,4]]},"issued":{"date-parts":[["2025"]]}}}],"schema":"https://github.com/citation-style-language/schema/raw/master/csl-citation.json"} </w:instrText>
-      </w:r>
-      <w:r>
-        <w:rPr>
-          <w:rFonts w:ascii="Garamond" w:eastAsia="Times New Roman" w:hAnsi="Garamond" w:cs="Times New Roman"/>
-          <w:kern w:val="0"/>
-          <w:sz w:val="22"/>
-          <w:szCs w:val="22"/>
-          <w14:ligatures w14:val="none"/>
-        </w:rPr>
-        <w:fldChar w:fldCharType="separate"/>
-      </w:r>
-      <w:r>
-        <w:rPr>
-          <w:rFonts w:ascii="Garamond" w:eastAsia="Times New Roman" w:hAnsi="Garamond" w:cs="Times New Roman"/>
-          <w:noProof/>
-          <w:kern w:val="0"/>
-          <w:sz w:val="22"/>
-          <w:szCs w:val="22"/>
-          <w14:ligatures w14:val="none"/>
-        </w:rPr>
-        <w:t>Makhlouf et al., (2025)</w:t>
-      </w:r>
-      <w:r>
-        <w:rPr>
-          <w:rFonts w:ascii="Garamond" w:eastAsia="Times New Roman" w:hAnsi="Garamond" w:cs="Times New Roman"/>
-          <w:kern w:val="0"/>
-          <w:sz w:val="22"/>
-          <w:szCs w:val="22"/>
-          <w14:ligatures w14:val="none"/>
-        </w:rPr>
-        <w:fldChar w:fldCharType="end"/>
-      </w:r>
-      <w:r>
-        <w:rPr>
-          <w:rFonts w:ascii="Garamond" w:eastAsia="Times New Roman" w:hAnsi="Garamond" w:cs="Times New Roman"/>
-          <w:kern w:val="0"/>
-          <w:sz w:val="22"/>
-          <w:szCs w:val="22"/>
-          <w14:ligatures w14:val="none"/>
-        </w:rPr>
-        <w:t xml:space="preserve">. </w:t>
-      </w:r>
-      <w:proofErr w:type="gramStart"/>
-      <w:r>
-        <w:rPr>
-          <w:rFonts w:ascii="Garamond" w:eastAsia="Times New Roman" w:hAnsi="Garamond" w:cs="Times New Roman"/>
-          <w:kern w:val="0"/>
-          <w:sz w:val="22"/>
-          <w:szCs w:val="22"/>
-          <w14:ligatures w14:val="none"/>
-        </w:rPr>
-        <w:t>Briefly,</w:t>
-      </w:r>
-      <w:r>
-        <w:rPr>
-          <w:rFonts w:ascii="Garamond" w:eastAsia="Times New Roman" w:hAnsi="Garamond" w:cs="Times New Roman"/>
-          <w:kern w:val="0"/>
-          <w:sz w:val="22"/>
-          <w:szCs w:val="22"/>
-          <w14:ligatures w14:val="none"/>
-        </w:rPr>
-        <w:t xml:space="preserve"> </w:t>
-      </w:r>
-      <w:r>
-        <w:rPr>
-          <w:rFonts w:ascii="Garamond" w:eastAsia="Times New Roman" w:hAnsi="Garamond" w:cs="Times New Roman"/>
-          <w:kern w:val="0"/>
-          <w:sz w:val="22"/>
-          <w:szCs w:val="22"/>
-          <w14:ligatures w14:val="none"/>
-        </w:rPr>
-        <w:t xml:space="preserve"> Sr</w:t>
-      </w:r>
-      <w:proofErr w:type="gramEnd"/>
-      <w:r>
-        <w:rPr>
-          <w:rFonts w:ascii="Garamond" w:eastAsia="Times New Roman" w:hAnsi="Garamond" w:cs="Times New Roman"/>
-          <w:kern w:val="0"/>
-          <w:sz w:val="22"/>
-          <w:szCs w:val="22"/>
-          <w:vertAlign w:val="superscript"/>
-          <w14:ligatures w14:val="none"/>
-        </w:rPr>
-        <w:t>87</w:t>
-      </w:r>
-      <w:r>
-        <w:rPr>
-          <w:rFonts w:ascii="Garamond" w:eastAsia="Times New Roman" w:hAnsi="Garamond" w:cs="Times New Roman"/>
-          <w:kern w:val="0"/>
-          <w:sz w:val="22"/>
-          <w:szCs w:val="22"/>
-          <w14:ligatures w14:val="none"/>
-        </w:rPr>
-        <w:t>/Sr</w:t>
-      </w:r>
-      <w:r>
-        <w:rPr>
-          <w:rFonts w:ascii="Garamond" w:eastAsia="Times New Roman" w:hAnsi="Garamond" w:cs="Times New Roman"/>
-          <w:kern w:val="0"/>
-          <w:sz w:val="22"/>
-          <w:szCs w:val="22"/>
-          <w:vertAlign w:val="superscript"/>
-          <w14:ligatures w14:val="none"/>
-        </w:rPr>
-        <w:t>86</w:t>
-      </w:r>
-      <w:r>
-        <w:rPr>
-          <w:rFonts w:ascii="Garamond" w:eastAsia="Times New Roman" w:hAnsi="Garamond" w:cs="Times New Roman"/>
-          <w:kern w:val="0"/>
-          <w:sz w:val="22"/>
-          <w:szCs w:val="22"/>
-          <w14:ligatures w14:val="none"/>
-        </w:rPr>
-        <w:t xml:space="preserve"> values were derived from water samples </w:t>
-      </w:r>
-      <w:r>
-        <w:rPr>
-          <w:rFonts w:ascii="Garamond" w:eastAsia="Times New Roman" w:hAnsi="Garamond" w:cs="Times New Roman"/>
-          <w:kern w:val="0"/>
-          <w:sz w:val="22"/>
-          <w:szCs w:val="22"/>
-          <w:highlight w:val="yellow"/>
-          <w14:ligatures w14:val="none"/>
-        </w:rPr>
-        <w:t>(</w:t>
-      </w:r>
-      <w:r>
-        <w:rPr>
-          <w:rFonts w:ascii="Garamond" w:eastAsia="Times New Roman" w:hAnsi="Garamond" w:cs="Times New Roman"/>
-          <w:kern w:val="0"/>
-          <w:sz w:val="22"/>
-          <w:szCs w:val="22"/>
-          <w:highlight w:val="yellow"/>
-          <w14:ligatures w14:val="none"/>
-        </w:rPr>
-        <w:t>French et al. 202</w:t>
-      </w:r>
-      <w:r>
-        <w:rPr>
-          <w:rFonts w:ascii="Garamond" w:eastAsia="Times New Roman" w:hAnsi="Garamond" w:cs="Times New Roman"/>
-          <w:kern w:val="0"/>
-          <w:sz w:val="22"/>
-          <w:szCs w:val="22"/>
-          <w:highlight w:val="yellow"/>
-          <w14:ligatures w14:val="none"/>
-        </w:rPr>
-        <w:t>0</w:t>
-      </w:r>
-      <w:r>
-        <w:rPr>
-          <w:rFonts w:ascii="Garamond" w:eastAsia="Times New Roman" w:hAnsi="Garamond" w:cs="Times New Roman"/>
-          <w:kern w:val="0"/>
-          <w:sz w:val="22"/>
-          <w:szCs w:val="22"/>
-          <w:highlight w:val="yellow"/>
-          <w14:ligatures w14:val="none"/>
-        </w:rPr>
-        <w:t xml:space="preserve">; </w:t>
-      </w:r>
-      <w:r>
-        <w:rPr>
-          <w:rFonts w:ascii="Garamond" w:eastAsia="Times New Roman" w:hAnsi="Garamond" w:cs="Times New Roman"/>
-          <w:kern w:val="0"/>
-          <w:sz w:val="22"/>
-          <w:szCs w:val="22"/>
-          <w:highlight w:val="yellow"/>
-          <w14:ligatures w14:val="none"/>
-        </w:rPr>
-        <w:t xml:space="preserve">N= </w:t>
-      </w:r>
-      <w:r>
-        <w:rPr>
-          <w:rFonts w:ascii="Garamond" w:eastAsia="Times New Roman" w:hAnsi="Garamond" w:cs="Times New Roman"/>
-          <w:kern w:val="0"/>
-          <w:sz w:val="22"/>
-          <w:szCs w:val="22"/>
-          <w:highlight w:val="yellow"/>
-          <w14:ligatures w14:val="none"/>
-        </w:rPr>
-        <w:t>120</w:t>
-      </w:r>
-      <w:r>
-        <w:rPr>
-          <w:rFonts w:ascii="Garamond" w:eastAsia="Times New Roman" w:hAnsi="Garamond" w:cs="Times New Roman"/>
-          <w:kern w:val="0"/>
-          <w:sz w:val="22"/>
-          <w:szCs w:val="22"/>
-          <w:highlight w:val="yellow"/>
-          <w14:ligatures w14:val="none"/>
-        </w:rPr>
-        <w:t>)</w:t>
-      </w:r>
-      <w:r>
-        <w:rPr>
-          <w:rFonts w:ascii="Garamond" w:eastAsia="Times New Roman" w:hAnsi="Garamond" w:cs="Times New Roman"/>
-          <w:kern w:val="0"/>
-          <w:sz w:val="22"/>
-          <w:szCs w:val="22"/>
-          <w14:ligatures w14:val="none"/>
-        </w:rPr>
-        <w:t xml:space="preserve"> </w:t>
-      </w:r>
-      <w:r>
-        <w:rPr>
-          <w:rFonts w:ascii="Garamond" w:eastAsia="Times New Roman" w:hAnsi="Garamond" w:cs="Times New Roman"/>
-          <w:kern w:val="0"/>
-          <w:sz w:val="22"/>
-          <w:szCs w:val="22"/>
-          <w14:ligatures w14:val="none"/>
-        </w:rPr>
-        <w:t xml:space="preserve">collected throughout </w:t>
-      </w:r>
-      <w:r>
-        <w:rPr>
-          <w:rFonts w:ascii="Garamond" w:eastAsia="Times New Roman" w:hAnsi="Garamond" w:cs="Times New Roman"/>
-          <w:kern w:val="0"/>
-          <w:sz w:val="22"/>
-          <w:szCs w:val="22"/>
-          <w14:ligatures w14:val="none"/>
-        </w:rPr>
-        <w:t>the Kuskokwim River basin</w:t>
-      </w:r>
-      <w:r>
-        <w:rPr>
-          <w:rFonts w:ascii="Garamond" w:eastAsia="Times New Roman" w:hAnsi="Garamond" w:cs="Times New Roman"/>
-          <w:kern w:val="0"/>
-          <w:sz w:val="22"/>
-          <w:szCs w:val="22"/>
-          <w14:ligatures w14:val="none"/>
-        </w:rPr>
-        <w:t xml:space="preserve"> (Supp. 1) and modeled </w:t>
-      </w:r>
-      <w:r>
-        <w:rPr>
-          <w:rFonts w:ascii="Garamond" w:eastAsia="Times New Roman" w:hAnsi="Garamond" w:cs="Times New Roman"/>
-          <w:kern w:val="0"/>
-          <w:sz w:val="22"/>
-          <w:szCs w:val="22"/>
-          <w14:ligatures w14:val="none"/>
-        </w:rPr>
-        <w:t>via</w:t>
-      </w:r>
-      <w:r>
-        <w:rPr>
-          <w:rFonts w:ascii="Garamond" w:eastAsia="Times New Roman" w:hAnsi="Garamond" w:cs="Times New Roman"/>
-          <w:kern w:val="0"/>
-          <w:sz w:val="22"/>
-          <w:szCs w:val="22"/>
-          <w14:ligatures w14:val="none"/>
-        </w:rPr>
-        <w:t xml:space="preserve"> spatial stream network modeling</w:t>
-      </w:r>
-      <w:r>
-        <w:rPr>
-          <w:rFonts w:ascii="Garamond" w:eastAsia="Times New Roman" w:hAnsi="Garamond" w:cs="Times New Roman"/>
-          <w:kern w:val="0"/>
-          <w:sz w:val="22"/>
-          <w:szCs w:val="22"/>
-          <w14:ligatures w14:val="none"/>
-        </w:rPr>
-        <w:t xml:space="preserve"> using the </w:t>
-      </w:r>
-      <w:commentRangeStart w:id="38"/>
-      <w:r>
-        <w:rPr>
-          <w:rFonts w:ascii="Garamond" w:eastAsia="Times New Roman" w:hAnsi="Garamond" w:cs="Times New Roman"/>
-          <w:kern w:val="0"/>
-          <w:sz w:val="22"/>
-          <w:szCs w:val="22"/>
-          <w14:ligatures w14:val="none"/>
-        </w:rPr>
-        <w:t>STARRS package in R (</w:t>
-      </w:r>
-      <w:ins w:id="39" w:author="Daniel Schindler" w:date="2025-07-17T13:21:00Z" w16du:dateUtc="2025-07-17T21:21:00Z">
+      <w:ins w:id="47" w:author="Benjamin J. Makhlouf" w:date="2025-07-26T13:45:00Z" w16du:dateUtc="2025-07-26T20:45:00Z">
         <w:r>
           <w:rPr>
             <w:rFonts w:ascii="Garamond" w:eastAsia="Times New Roman" w:hAnsi="Garamond" w:cs="Times New Roman"/>
@@ -3681,10 +3164,68 @@
             <w:szCs w:val="22"/>
             <w14:ligatures w14:val="none"/>
           </w:rPr>
-          <w:t>French et al. 202</w:t>
+          <w:t xml:space="preserve">. </w:t>
         </w:r>
       </w:ins>
-      <w:ins w:id="40" w:author="Daniel Schindler" w:date="2025-07-17T13:23:00Z" w16du:dateUtc="2025-07-17T21:23:00Z">
+    </w:p>
+    <w:p>
+      <w:pPr>
+        <w:spacing w:before="100" w:beforeAutospacing="1" w:after="100" w:afterAutospacing="1" w:line="480" w:lineRule="auto"/>
+        <w:rPr>
+          <w:rFonts w:ascii="Garamond" w:eastAsia="Times New Roman" w:hAnsi="Garamond" w:cs="Times New Roman"/>
+          <w:kern w:val="0"/>
+          <w:sz w:val="22"/>
+          <w:szCs w:val="22"/>
+          <w14:ligatures w14:val="none"/>
+        </w:rPr>
+      </w:pPr>
+      <w:proofErr w:type="spellStart"/>
+      <w:r>
+        <w:rPr>
+          <w:rFonts w:ascii="Garamond" w:eastAsia="Times New Roman" w:hAnsi="Garamond" w:cs="Times New Roman"/>
+          <w:b/>
+          <w:bCs/>
+          <w:kern w:val="0"/>
+          <w:sz w:val="22"/>
+          <w:szCs w:val="22"/>
+          <w14:ligatures w14:val="none"/>
+        </w:rPr>
+        <w:t>Isoscape</w:t>
+      </w:r>
+      <w:proofErr w:type="spellEnd"/>
+      <w:r>
+        <w:rPr>
+          <w:rFonts w:ascii="Garamond" w:eastAsia="Times New Roman" w:hAnsi="Garamond" w:cs="Times New Roman"/>
+          <w:b/>
+          <w:bCs/>
+          <w:kern w:val="0"/>
+          <w:sz w:val="22"/>
+          <w:szCs w:val="22"/>
+          <w14:ligatures w14:val="none"/>
+        </w:rPr>
+        <w:t xml:space="preserve"> Development</w:t>
+      </w:r>
+    </w:p>
+    <w:p>
+      <w:pPr>
+        <w:spacing w:before="100" w:beforeAutospacing="1" w:after="100" w:afterAutospacing="1" w:line="480" w:lineRule="auto"/>
+        <w:ind w:firstLine="720"/>
+        <w:rPr>
+          <w:rFonts w:ascii="Garamond" w:eastAsia="Times New Roman" w:hAnsi="Garamond" w:cs="Times New Roman"/>
+          <w:kern w:val="0"/>
+          <w:sz w:val="22"/>
+          <w:szCs w:val="22"/>
+          <w14:ligatures w14:val="none"/>
+          <w:rPrChange w:id="48" w:author="Benjamin J. Makhlouf" w:date="2025-07-26T13:03:00Z" w16du:dateUtc="2025-07-26T20:03:00Z">
+            <w:rPr>
+              <w:rFonts w:ascii="Garamond" w:hAnsi="Garamond" w:cs="Times New Roman"/>
+              <w:sz w:val="22"/>
+              <w:szCs w:val="22"/>
+            </w:rPr>
+          </w:rPrChange>
+        </w:rPr>
+      </w:pPr>
+      <w:ins w:id="49" w:author="Benjamin J. Makhlouf" w:date="2025-07-26T13:03:00Z" w16du:dateUtc="2025-07-26T20:03:00Z">
         <w:r>
           <w:rPr>
             <w:rFonts w:ascii="Garamond" w:eastAsia="Times New Roman" w:hAnsi="Garamond" w:cs="Times New Roman"/>
@@ -3693,10 +3234,1062 @@
             <w:szCs w:val="22"/>
             <w14:ligatures w14:val="none"/>
           </w:rPr>
-          <w:t>0</w:t>
+          <w:t>We used an</w:t>
         </w:r>
       </w:ins>
-      <w:del w:id="41" w:author="Daniel Schindler" w:date="2025-07-17T13:21:00Z" w16du:dateUtc="2025-07-17T21:21:00Z">
+      <w:del w:id="50" w:author="Benjamin J. Makhlouf" w:date="2025-07-26T13:03:00Z" w16du:dateUtc="2025-07-26T20:03:00Z">
+        <w:r>
+          <w:rPr>
+            <w:rFonts w:ascii="Garamond" w:eastAsia="Times New Roman" w:hAnsi="Garamond" w:cs="Times New Roman"/>
+            <w:kern w:val="0"/>
+            <w:sz w:val="22"/>
+            <w:szCs w:val="22"/>
+            <w14:ligatures w14:val="none"/>
+          </w:rPr>
+          <w:delText>An</w:delText>
+        </w:r>
+      </w:del>
+      <w:r>
+        <w:rPr>
+          <w:rFonts w:ascii="Garamond" w:eastAsia="Times New Roman" w:hAnsi="Garamond" w:cs="Times New Roman"/>
+          <w:kern w:val="0"/>
+          <w:sz w:val="22"/>
+          <w:szCs w:val="22"/>
+          <w14:ligatures w14:val="none"/>
+        </w:rPr>
+        <w:t xml:space="preserve"> </w:t>
+      </w:r>
+      <w:proofErr w:type="spellStart"/>
+      <w:r>
+        <w:rPr>
+          <w:rFonts w:ascii="Garamond" w:eastAsia="Times New Roman" w:hAnsi="Garamond" w:cs="Times New Roman"/>
+          <w:kern w:val="0"/>
+          <w:sz w:val="22"/>
+          <w:szCs w:val="22"/>
+          <w14:ligatures w14:val="none"/>
+        </w:rPr>
+        <w:t>isoscape</w:t>
+      </w:r>
+      <w:proofErr w:type="spellEnd"/>
+      <w:r>
+        <w:rPr>
+          <w:rFonts w:ascii="Garamond" w:eastAsia="Times New Roman" w:hAnsi="Garamond" w:cs="Times New Roman"/>
+          <w:kern w:val="0"/>
+          <w:sz w:val="22"/>
+          <w:szCs w:val="22"/>
+          <w14:ligatures w14:val="none"/>
+        </w:rPr>
+        <w:t xml:space="preserve"> of the Kuskokwim river </w:t>
+      </w:r>
+      <w:ins w:id="51" w:author="Benjamin J. Makhlouf" w:date="2025-07-26T13:03:00Z" w16du:dateUtc="2025-07-26T20:03:00Z">
+        <w:r>
+          <w:rPr>
+            <w:rFonts w:ascii="Garamond" w:eastAsia="Times New Roman" w:hAnsi="Garamond" w:cs="Times New Roman"/>
+            <w:kern w:val="0"/>
+            <w:sz w:val="22"/>
+            <w:szCs w:val="22"/>
+            <w14:ligatures w14:val="none"/>
+          </w:rPr>
+          <w:t xml:space="preserve">basin </w:t>
+        </w:r>
+        <w:proofErr w:type="spellStart"/>
+        <w:r>
+          <w:rPr>
+            <w:rFonts w:ascii="Garamond" w:eastAsia="Times New Roman" w:hAnsi="Garamond" w:cs="Times New Roman"/>
+            <w:kern w:val="0"/>
+            <w:sz w:val="22"/>
+            <w:szCs w:val="22"/>
+            <w14:ligatures w14:val="none"/>
+          </w:rPr>
+          <w:t>contstucted</w:t>
+        </w:r>
+        <w:proofErr w:type="spellEnd"/>
+        <w:r>
+          <w:rPr>
+            <w:rFonts w:ascii="Garamond" w:eastAsia="Times New Roman" w:hAnsi="Garamond" w:cs="Times New Roman"/>
+            <w:kern w:val="0"/>
+            <w:sz w:val="22"/>
+            <w:szCs w:val="22"/>
+            <w14:ligatures w14:val="none"/>
+          </w:rPr>
+          <w:t xml:space="preserve"> in </w:t>
+        </w:r>
+      </w:ins>
+      <w:r>
+        <w:rPr>
+          <w:rFonts w:ascii="Garamond" w:eastAsia="Times New Roman" w:hAnsi="Garamond" w:cs="Times New Roman"/>
+          <w:kern w:val="0"/>
+          <w:sz w:val="22"/>
+          <w:szCs w:val="22"/>
+          <w14:ligatures w14:val="none"/>
+        </w:rPr>
+        <w:fldChar w:fldCharType="begin"/>
+      </w:r>
+      <w:r>
+        <w:rPr>
+          <w:rFonts w:ascii="Garamond" w:eastAsia="Times New Roman" w:hAnsi="Garamond" w:cs="Times New Roman"/>
+          <w:kern w:val="0"/>
+          <w:sz w:val="22"/>
+          <w:szCs w:val="22"/>
+          <w14:ligatures w14:val="none"/>
+        </w:rPr>
+        <w:instrText xml:space="preserve"> ADDIN ZOTERO_ITEM CSL_CITATION {"citationID":"W38QgOZ8","properties":{"formattedCitation":"(French et al., 2020)","plainCitation":"(French et al., 2020)","noteIndex":0},"citationItems":[{"id":1684,"uris":["http://zotero.org/users/8421274/items/M654PKRJ"],"itemData":{"id":1684,"type":"article-journal","abstract":"Riverine chemistry reflects both watershed conditions and instream processing, both of which vary across river networks, yet little is known about the scales at which watershed attributes regulate biogeochemical constituents. We used spatial stream network (SSN) models to quantify both watershed and instream effects on streamwater constituents in the Kuskokwim River (western Alaska), the largest free-flowing river in the United States. We assessed chemical constituents spanning from labile nutrients (nitrate [NO3−] and orthophosphate [PO43−]) to biologically and chemically conservative tracers (calcium [Ca2+], strontium [Sr2+], and Sr isotopes [87Sr/86Sr]). We also examined the behavior of dissolved organic carbon (DOC) relative to these constituents to understand whether bulk DOC behaved conservatively in a large boreal river network, where future changes in DOC and nutrient loading are expected under a shifting climate. We derived watershed spatial covariates comprising land cover, geology, and geomorphic characteristics at 14 different spatial extents based on stream order and relative to position in the river network to understand the effect of distant and proximal watershed attributes on streamwater constituents. For all constituents but 87Sr/86Sr, watershed attributes in low-order headwater catchments yielded the best predictive ability for streamwater constituent concentrations across the entire network. Spatial patterning for conservative tracers and bulk DOC showed strong spatial autocorrelation, whereas PO43− and NO3− exhibited spatial patchiness indicative of instream processing. Our work shows that headwater streams are disproportionately important contributors to network-wide biogeochemical constituents supporting aquatic food webs and that conservation and management of aquatic systems should include these small and often remote watershed areas.","container-title":"Journal of Geophysical Research: Biogeosciences","DOI":"10.1029/2020JG005851","ISSN":"2169-8961","issue":"12","language":"en","note":"_eprint: https://agupubs.onlinelibrary.wiley.com/doi/pdf/10.1029/2020JG005851","page":"e2020JG005851","source":"Wiley Online Library","title":"Headwater Catchments Govern Biogeochemistry in America's Largest Free-Flowing River Network","volume":"125","author":[{"family":"French","given":"David W."},{"family":"Schindler","given":"Daniel E."},{"family":"Brennan","given":"Sean R."},{"family":"Whited","given":"Diane"}],"issued":{"date-parts":[["2020"]]}}}],"schema":"https://github.com/citation-style-language/schema/raw/master/csl-citation.json"} </w:instrText>
+      </w:r>
+      <w:r>
+        <w:rPr>
+          <w:rFonts w:ascii="Garamond" w:eastAsia="Times New Roman" w:hAnsi="Garamond" w:cs="Times New Roman"/>
+          <w:kern w:val="0"/>
+          <w:sz w:val="22"/>
+          <w:szCs w:val="22"/>
+          <w14:ligatures w14:val="none"/>
+        </w:rPr>
+        <w:fldChar w:fldCharType="separate"/>
+      </w:r>
+      <w:r>
+        <w:rPr>
+          <w:rFonts w:ascii="Garamond" w:eastAsia="Times New Roman" w:hAnsi="Garamond" w:cs="Times New Roman"/>
+          <w:noProof/>
+          <w:kern w:val="0"/>
+          <w:sz w:val="22"/>
+          <w:szCs w:val="22"/>
+          <w14:ligatures w14:val="none"/>
+        </w:rPr>
+        <w:t>(French et al., 2020)</w:t>
+      </w:r>
+      <w:r>
+        <w:rPr>
+          <w:rFonts w:ascii="Garamond" w:eastAsia="Times New Roman" w:hAnsi="Garamond" w:cs="Times New Roman"/>
+          <w:kern w:val="0"/>
+          <w:sz w:val="22"/>
+          <w:szCs w:val="22"/>
+          <w14:ligatures w14:val="none"/>
+        </w:rPr>
+        <w:fldChar w:fldCharType="end"/>
+      </w:r>
+      <w:ins w:id="52" w:author="Benjamin J. Makhlouf" w:date="2025-07-26T13:03:00Z" w16du:dateUtc="2025-07-26T20:03:00Z">
+        <w:r>
+          <w:rPr>
+            <w:rFonts w:ascii="Garamond" w:eastAsia="Times New Roman" w:hAnsi="Garamond" w:cs="Times New Roman"/>
+            <w:kern w:val="0"/>
+            <w:sz w:val="22"/>
+            <w:szCs w:val="22"/>
+            <w14:ligatures w14:val="none"/>
+          </w:rPr>
+          <w:t xml:space="preserve">, in which </w:t>
+        </w:r>
+      </w:ins>
+      <w:del w:id="53" w:author="Benjamin J. Makhlouf" w:date="2025-07-26T13:03:00Z" w16du:dateUtc="2025-07-26T20:03:00Z">
+        <w:r>
+          <w:rPr>
+            <w:rFonts w:ascii="Garamond" w:eastAsia="Times New Roman" w:hAnsi="Garamond" w:cs="Times New Roman"/>
+            <w:kern w:val="0"/>
+            <w:sz w:val="22"/>
+            <w:szCs w:val="22"/>
+            <w14:ligatures w14:val="none"/>
+          </w:rPr>
+          <w:delText>was</w:delText>
+        </w:r>
+        <w:r>
+          <w:rPr>
+            <w:rFonts w:ascii="Garamond" w:eastAsia="Times New Roman" w:hAnsi="Garamond" w:cs="Times New Roman"/>
+            <w:kern w:val="0"/>
+            <w:sz w:val="22"/>
+            <w:szCs w:val="22"/>
+            <w14:ligatures w14:val="none"/>
+          </w:rPr>
+          <w:delText xml:space="preserve"> constructed to </w:delText>
+        </w:r>
+        <w:r>
+          <w:rPr>
+            <w:rFonts w:ascii="Garamond" w:eastAsia="Times New Roman" w:hAnsi="Garamond" w:cs="Times New Roman"/>
+            <w:kern w:val="0"/>
+            <w:sz w:val="22"/>
+            <w:szCs w:val="22"/>
+            <w14:ligatures w14:val="none"/>
+          </w:rPr>
+          <w:delText>model</w:delText>
+        </w:r>
+        <w:r>
+          <w:rPr>
+            <w:rFonts w:ascii="Garamond" w:eastAsia="Times New Roman" w:hAnsi="Garamond" w:cs="Times New Roman"/>
+            <w:kern w:val="0"/>
+            <w:sz w:val="22"/>
+            <w:szCs w:val="22"/>
+            <w14:ligatures w14:val="none"/>
+          </w:rPr>
+          <w:delText xml:space="preserve"> </w:delText>
+        </w:r>
+      </w:del>
+      <w:r>
+        <w:rPr>
+          <w:rFonts w:ascii="Garamond" w:eastAsia="Times New Roman" w:hAnsi="Garamond" w:cs="Times New Roman"/>
+          <w:kern w:val="0"/>
+          <w:sz w:val="22"/>
+          <w:szCs w:val="22"/>
+          <w14:ligatures w14:val="none"/>
+        </w:rPr>
+        <w:t>spatial variation in Sr</w:t>
+      </w:r>
+      <w:r>
+        <w:rPr>
+          <w:rFonts w:ascii="Garamond" w:eastAsia="Times New Roman" w:hAnsi="Garamond" w:cs="Times New Roman"/>
+          <w:kern w:val="0"/>
+          <w:sz w:val="22"/>
+          <w:szCs w:val="22"/>
+          <w:vertAlign w:val="superscript"/>
+          <w14:ligatures w14:val="none"/>
+        </w:rPr>
+        <w:t>87</w:t>
+      </w:r>
+      <w:r>
+        <w:rPr>
+          <w:rFonts w:ascii="Garamond" w:eastAsia="Times New Roman" w:hAnsi="Garamond" w:cs="Times New Roman"/>
+          <w:kern w:val="0"/>
+          <w:sz w:val="22"/>
+          <w:szCs w:val="22"/>
+          <w14:ligatures w14:val="none"/>
+        </w:rPr>
+        <w:t>/Sr</w:t>
+      </w:r>
+      <w:r>
+        <w:rPr>
+          <w:rFonts w:ascii="Garamond" w:eastAsia="Times New Roman" w:hAnsi="Garamond" w:cs="Times New Roman"/>
+          <w:kern w:val="0"/>
+          <w:sz w:val="22"/>
+          <w:szCs w:val="22"/>
+          <w:vertAlign w:val="superscript"/>
+          <w14:ligatures w14:val="none"/>
+        </w:rPr>
+        <w:t>86</w:t>
+      </w:r>
+      <w:r>
+        <w:rPr>
+          <w:rFonts w:ascii="Garamond" w:eastAsia="Times New Roman" w:hAnsi="Garamond" w:cs="Times New Roman"/>
+          <w:kern w:val="0"/>
+          <w:sz w:val="22"/>
+          <w:szCs w:val="22"/>
+          <w14:ligatures w14:val="none"/>
+        </w:rPr>
+        <w:t xml:space="preserve"> ratios across the river basin</w:t>
+      </w:r>
+      <w:ins w:id="54" w:author="Benjamin J. Makhlouf" w:date="2025-07-26T13:03:00Z" w16du:dateUtc="2025-07-26T20:03:00Z">
+        <w:r>
+          <w:rPr>
+            <w:rFonts w:ascii="Garamond" w:eastAsia="Times New Roman" w:hAnsi="Garamond" w:cs="Times New Roman"/>
+            <w:kern w:val="0"/>
+            <w:sz w:val="22"/>
+            <w:szCs w:val="22"/>
+            <w14:ligatures w14:val="none"/>
+          </w:rPr>
+          <w:t xml:space="preserve"> and associated uncertainty was modeled</w:t>
+        </w:r>
+      </w:ins>
+      <w:ins w:id="55" w:author="Benjamin J. Makhlouf" w:date="2025-07-26T13:02:00Z" w16du:dateUtc="2025-07-26T20:02:00Z">
+        <w:r>
+          <w:rPr>
+            <w:rFonts w:ascii="Garamond" w:eastAsia="Times New Roman" w:hAnsi="Garamond" w:cs="Times New Roman"/>
+            <w:kern w:val="0"/>
+            <w:sz w:val="22"/>
+            <w:szCs w:val="22"/>
+            <w14:ligatures w14:val="none"/>
+          </w:rPr>
+          <w:t xml:space="preserve"> using spatial stream network modeling (SSNM)</w:t>
+        </w:r>
+      </w:ins>
+      <w:ins w:id="56" w:author="Benjamin J. Makhlouf" w:date="2025-07-26T13:03:00Z" w16du:dateUtc="2025-07-26T20:03:00Z">
+        <w:r>
+          <w:rPr>
+            <w:rFonts w:ascii="Garamond" w:eastAsia="Times New Roman" w:hAnsi="Garamond" w:cs="Times New Roman"/>
+            <w:kern w:val="0"/>
+            <w:sz w:val="22"/>
+            <w:szCs w:val="22"/>
+            <w14:ligatures w14:val="none"/>
+          </w:rPr>
+          <w:t>.</w:t>
+        </w:r>
+      </w:ins>
+      <w:ins w:id="57" w:author="Benjamin J. Makhlouf" w:date="2025-07-26T13:04:00Z" w16du:dateUtc="2025-07-26T20:04:00Z">
+        <w:r>
+          <w:rPr>
+            <w:rFonts w:ascii="Garamond" w:eastAsia="Times New Roman" w:hAnsi="Garamond" w:cs="Times New Roman"/>
+            <w:kern w:val="0"/>
+            <w:sz w:val="22"/>
+            <w:szCs w:val="22"/>
+            <w14:ligatures w14:val="none"/>
+          </w:rPr>
+          <w:t xml:space="preserve"> </w:t>
+        </w:r>
+      </w:ins>
+      <w:del w:id="58" w:author="Benjamin J. Makhlouf" w:date="2025-07-26T13:03:00Z" w16du:dateUtc="2025-07-26T20:03:00Z">
+        <w:r>
+          <w:rPr>
+            <w:rFonts w:ascii="Garamond" w:eastAsia="Times New Roman" w:hAnsi="Garamond" w:cs="Times New Roman"/>
+            <w:kern w:val="0"/>
+            <w:sz w:val="22"/>
+            <w:szCs w:val="22"/>
+            <w14:ligatures w14:val="none"/>
+          </w:rPr>
+          <w:fldChar w:fldCharType="begin"/>
+        </w:r>
+        <w:r>
+          <w:rPr>
+            <w:rFonts w:ascii="Garamond" w:eastAsia="Times New Roman" w:hAnsi="Garamond" w:cs="Times New Roman"/>
+            <w:kern w:val="0"/>
+            <w:sz w:val="22"/>
+            <w:szCs w:val="22"/>
+            <w14:ligatures w14:val="none"/>
+          </w:rPr>
+          <w:delInstrText xml:space="preserve"> ADDIN ZOTERO_ITEM CSL_CITATION {"citationID":"98Fo8NBI","properties":{"formattedCitation":"(French et al., 2020)","plainCitation":"(French et al., 2020)","noteIndex":0},"citationItems":[{"id":1684,"uris":["http://zotero.org/users/8421274/items/M654PKRJ"],"itemData":{"id":1684,"type":"article-journal","abstract":"Riverine chemistry reflects both watershed conditions and instream processing, both of which vary across river networks, yet little is known about the scales at which watershed attributes regulate biogeochemical constituents. We used spatial stream network (SSN) models to quantify both watershed and instream effects on streamwater constituents in the Kuskokwim River (western Alaska), the largest free-flowing river in the United States. We assessed chemical constituents spanning from labile nutrients (nitrate [NO3−] and orthophosphate [PO43−]) to biologically and chemically conservative tracers (calcium [Ca2+], strontium [Sr2+], and Sr isotopes [87Sr/86Sr]). We also examined the behavior of dissolved organic carbon (DOC) relative to these constituents to understand whether bulk DOC behaved conservatively in a large boreal river network, where future changes in DOC and nutrient loading are expected under a shifting climate. We derived watershed spatial covariates comprising land cover, geology, and geomorphic characteristics at 14 different spatial extents based on stream order and relative to position in the river network to understand the effect of distant and proximal watershed attributes on streamwater constituents. For all constituents but 87Sr/86Sr, watershed attributes in low-order headwater catchments yielded the best predictive ability for streamwater constituent concentrations across the entire network. Spatial patterning for conservative tracers and bulk DOC showed strong spatial autocorrelation, whereas PO43− and NO3− exhibited spatial patchiness indicative of instream processing. Our work shows that headwater streams are disproportionately important contributors to network-wide biogeochemical constituents supporting aquatic food webs and that conservation and management of aquatic systems should include these small and often remote watershed areas.","container-title":"Journal of Geophysical Research: Biogeosciences","DOI":"10.1029/2020JG005851","ISSN":"2169-8961","issue":"12","language":"en","note":"_eprint: https://agupubs.onlinelibrary.wiley.com/doi/pdf/10.1029/2020JG005851","page":"e2020JG005851","source":"Wiley Online Library","title":"Headwater Catchments Govern Biogeochemistry in America's Largest Free-Flowing River Network","volume":"125","author":[{"family":"French","given":"David W."},{"family":"Schindler","given":"Daniel E."},{"family":"Brennan","given":"Sean R."},{"family":"Whited","given":"Diane"}],"issued":{"date-parts":[["2020"]]}}}],"schema":"https://github.com/citation-style-language/schema/raw/master/csl-citation.json"} </w:delInstrText>
+        </w:r>
+        <w:r>
+          <w:rPr>
+            <w:rFonts w:ascii="Garamond" w:eastAsia="Times New Roman" w:hAnsi="Garamond" w:cs="Times New Roman"/>
+            <w:kern w:val="0"/>
+            <w:sz w:val="22"/>
+            <w:szCs w:val="22"/>
+            <w14:ligatures w14:val="none"/>
+          </w:rPr>
+          <w:fldChar w:fldCharType="separate"/>
+        </w:r>
+        <w:r>
+          <w:rPr>
+            <w:rFonts w:ascii="Garamond" w:eastAsia="Times New Roman" w:hAnsi="Garamond" w:cs="Times New Roman"/>
+            <w:noProof/>
+            <w:kern w:val="0"/>
+            <w:sz w:val="22"/>
+            <w:szCs w:val="22"/>
+            <w14:ligatures w14:val="none"/>
+          </w:rPr>
+          <w:delText>(French et al., 2020)</w:delText>
+        </w:r>
+        <w:r>
+          <w:rPr>
+            <w:rFonts w:ascii="Garamond" w:eastAsia="Times New Roman" w:hAnsi="Garamond" w:cs="Times New Roman"/>
+            <w:kern w:val="0"/>
+            <w:sz w:val="22"/>
+            <w:szCs w:val="22"/>
+            <w14:ligatures w14:val="none"/>
+          </w:rPr>
+          <w:fldChar w:fldCharType="end"/>
+        </w:r>
+      </w:del>
+      <w:del w:id="59" w:author="Benjamin J. Makhlouf" w:date="2025-07-26T13:02:00Z" w16du:dateUtc="2025-07-26T20:02:00Z">
+        <w:r>
+          <w:rPr>
+            <w:rFonts w:ascii="Garamond" w:eastAsia="Times New Roman" w:hAnsi="Garamond" w:cs="Times New Roman"/>
+            <w:kern w:val="0"/>
+            <w:sz w:val="22"/>
+            <w:szCs w:val="22"/>
+            <w14:ligatures w14:val="none"/>
+          </w:rPr>
+          <w:delText xml:space="preserve">, following the methodology described in </w:delText>
+        </w:r>
+        <w:r>
+          <w:rPr>
+            <w:rFonts w:ascii="Garamond" w:eastAsia="Times New Roman" w:hAnsi="Garamond" w:cs="Times New Roman"/>
+            <w:kern w:val="0"/>
+            <w:sz w:val="22"/>
+            <w:szCs w:val="22"/>
+            <w14:ligatures w14:val="none"/>
+          </w:rPr>
+          <w:fldChar w:fldCharType="begin"/>
+        </w:r>
+        <w:r>
+          <w:rPr>
+            <w:rFonts w:ascii="Garamond" w:eastAsia="Times New Roman" w:hAnsi="Garamond" w:cs="Times New Roman"/>
+            <w:kern w:val="0"/>
+            <w:sz w:val="22"/>
+            <w:szCs w:val="22"/>
+            <w14:ligatures w14:val="none"/>
+          </w:rPr>
+          <w:delInstrText xml:space="preserve"> ADDIN ZOTERO_ITEM CSL_CITATION {"citationID":"ABJTaAkC","properties":{"formattedCitation":"(Brennan et al., 2016)","plainCitation":"(Brennan et al., 2016)","dontUpdate":true,"noteIndex":0},"citationItems":[{"id":2315,"uris":["http://zotero.org/users/8421274/items/Q4IUGSIX"],"itemData":{"id":2315,"type":"article-journal","abstract":"A critical challenge for the Earth sciences is to trace the transport and flux of matter within and among aquatic, terrestrial, and atmospheric systems. Robust descriptions of isotopic patterns across space and time, called “isoscapes,” form the basis of a rapidly growing and wide-ranging body of research aimed at quantifying connectivity within and among Earth's systems. However, isoscapes of rivers have been limited by conventional Euclidean approaches in geostatistics and the lack of a quantitative framework to apportion the influence of processes driven by landscape features versus in-stream phenomena. Here we demonstrate how dendritic network models substantially improve the accuracy of isoscapes of strontium isotopes and partition the influence of hydrologic transport versus local geologic features on strontium isotope ratios in a large Alaska river. This work illustrates the analytical power of dendritic network models for the field of isotope biogeochemistry, particularly for provenance studies of modern and ancient animals.","container-title":"Geophysical Research Letters","DOI":"10.1002/2016GL068904","ISSN":"1944-8007","issue":"10","language":"en","note":"_eprint: https://onlinelibrary.wiley.com/doi/pdf/10.1002/2016GL068904","page":"5043-5051","source":"Wiley Online Library","title":"Dendritic network models: Improving isoscapes and quantifying influence of landscape and in-stream processes on strontium isotopes in rivers","title-short":"Dendritic network models","volume":"43","author":[{"family":"Brennan","given":"Sean R."},{"family":"Torgersen","given":"Christian E."},{"family":"Hollenbeck","given":"Jeff P."},{"family":"Fernandez","given":"Diego P."},{"family":"Jensen","given":"Carrie K."},{"family":"Schindler","given":"Daniel E."}],"issued":{"date-parts":[["2016"]]}}}],"schema":"https://github.com/citation-style-language/schema/raw/master/csl-citation.json"} </w:delInstrText>
+        </w:r>
+        <w:r>
+          <w:rPr>
+            <w:rFonts w:ascii="Garamond" w:eastAsia="Times New Roman" w:hAnsi="Garamond" w:cs="Times New Roman"/>
+            <w:kern w:val="0"/>
+            <w:sz w:val="22"/>
+            <w:szCs w:val="22"/>
+            <w14:ligatures w14:val="none"/>
+          </w:rPr>
+          <w:fldChar w:fldCharType="separate"/>
+        </w:r>
+        <w:r>
+          <w:rPr>
+            <w:rFonts w:ascii="Garamond" w:eastAsia="Times New Roman" w:hAnsi="Garamond" w:cs="Times New Roman"/>
+            <w:noProof/>
+            <w:kern w:val="0"/>
+            <w:sz w:val="22"/>
+            <w:szCs w:val="22"/>
+            <w14:ligatures w14:val="none"/>
+          </w:rPr>
+          <w:delText>Brennan et al., (2016)</w:delText>
+        </w:r>
+        <w:r>
+          <w:rPr>
+            <w:rFonts w:ascii="Garamond" w:eastAsia="Times New Roman" w:hAnsi="Garamond" w:cs="Times New Roman"/>
+            <w:kern w:val="0"/>
+            <w:sz w:val="22"/>
+            <w:szCs w:val="22"/>
+            <w14:ligatures w14:val="none"/>
+          </w:rPr>
+          <w:fldChar w:fldCharType="end"/>
+        </w:r>
+        <w:r>
+          <w:rPr>
+            <w:rFonts w:ascii="Garamond" w:eastAsia="Times New Roman" w:hAnsi="Garamond" w:cs="Times New Roman"/>
+            <w:kern w:val="0"/>
+            <w:sz w:val="22"/>
+            <w:szCs w:val="22"/>
+            <w14:ligatures w14:val="none"/>
+          </w:rPr>
+          <w:delText xml:space="preserve"> </w:delText>
+        </w:r>
+        <w:r>
+          <w:rPr>
+            <w:rFonts w:ascii="Garamond" w:eastAsia="Times New Roman" w:hAnsi="Garamond" w:cs="Times New Roman"/>
+            <w:kern w:val="0"/>
+            <w:sz w:val="22"/>
+            <w:szCs w:val="22"/>
+            <w14:ligatures w14:val="none"/>
+          </w:rPr>
+          <w:delText xml:space="preserve">and </w:delText>
+        </w:r>
+        <w:r>
+          <w:rPr>
+            <w:rFonts w:ascii="Garamond" w:eastAsia="Times New Roman" w:hAnsi="Garamond" w:cs="Times New Roman"/>
+            <w:kern w:val="0"/>
+            <w:sz w:val="22"/>
+            <w:szCs w:val="22"/>
+            <w14:ligatures w14:val="none"/>
+          </w:rPr>
+          <w:fldChar w:fldCharType="begin"/>
+        </w:r>
+        <w:r>
+          <w:rPr>
+            <w:rFonts w:ascii="Garamond" w:eastAsia="Times New Roman" w:hAnsi="Garamond" w:cs="Times New Roman"/>
+            <w:kern w:val="0"/>
+            <w:sz w:val="22"/>
+            <w:szCs w:val="22"/>
+            <w14:ligatures w14:val="none"/>
+          </w:rPr>
+          <w:delInstrText xml:space="preserve"> ADDIN ZOTERO_ITEM CSL_CITATION {"citationID":"9A6PUmLO","properties":{"formattedCitation":"(Makhlouf et al., 2025)","plainCitation":"(Makhlouf et al., 2025)","noteIndex":0},"citationItems":[{"id":5397,"uris":["http://zotero.org/users/8421274/items/WRVF2L9N"],"itemData":{"id":5397,"type":"article-journal","abstract":"Understanding the spatial ecology of migratory species is uniquely challenging using conventional approaches. In fisheries such as for Pacific salmon, genetic stock identification (GSI) and isotope-based methods have emerged as strategies for reconstructing spatial ecology but are limited by the spatial resolution of genetic differentiation and isotopic heterogeneity. We show that integrating these complementary datasets improve the spatial resolution of provenance assignments. To do so, we reconstructed basin-wide estimates of natal origin locations for Chinook salmon in the Yukon River using samples (n = 247) from an experimental fishery designed to assess in-season run timing. A combined framework improved precision of likely provenance assignments (stream km &gt; 0.7 posterior probability) by 92% over genetic assignments and 52% over strontium isotope methods. In doing so, we illustrate watershed scale estimates of natal origin distributions with a greater resolution available from GSI or isotope data alone.","container-title":"Limnology and Oceanography Letters","DOI":"10.1002/lol2.70025","ISSN":"2378-2242","issue":"n/a","language":"en","license":"© 2025 The Author(s). Limnology and Oceanography Letters published by Wiley Periodicals LLC on behalf of Association for the Sciences of Limnology and Oceanography.","note":"_eprint: https://onlinelibrary.wiley.com/doi/pdf/10.1002/lol2.70025","source":"Wiley Online Library","title":"Combining genetic and isotope frameworks improves reconstruction of fish provenance across riverscapes","URL":"https://onlinelibrary.wiley.com/doi/abs/10.1002/lol2.70025","volume":"n/a","author":[{"family":"Makhlouf","given":"Ben"},{"family":"Cline","given":"Timothy J."},{"family":"Fernandez","given":"Diego"},{"family":"Seeb","given":"Lisa"},{"family":"Lee","given":"Elizabeth"},{"family":"Gilk-Baumer","given":"Sara"},{"family":"Whited","given":"Diane"},{"family":"Zimmerman","given":"Christian E."},{"family":"Schindler","given":"Daniel E."}],"accessed":{"date-parts":[["2025",6,4]]},"issued":{"date-parts":[["2025"]]}}}],"schema":"https://github.com/citation-style-language/schema/raw/master/csl-citation.json"} </w:delInstrText>
+        </w:r>
+        <w:r>
+          <w:rPr>
+            <w:rFonts w:ascii="Garamond" w:eastAsia="Times New Roman" w:hAnsi="Garamond" w:cs="Times New Roman"/>
+            <w:kern w:val="0"/>
+            <w:sz w:val="22"/>
+            <w:szCs w:val="22"/>
+            <w14:ligatures w14:val="none"/>
+          </w:rPr>
+          <w:fldChar w:fldCharType="separate"/>
+        </w:r>
+        <w:r>
+          <w:rPr>
+            <w:rFonts w:ascii="Garamond" w:eastAsia="Times New Roman" w:hAnsi="Garamond" w:cs="Times New Roman"/>
+            <w:noProof/>
+            <w:kern w:val="0"/>
+            <w:sz w:val="22"/>
+            <w:szCs w:val="22"/>
+            <w14:ligatures w14:val="none"/>
+          </w:rPr>
+          <w:delText>(Makhlouf et al., 2025)</w:delText>
+        </w:r>
+        <w:r>
+          <w:rPr>
+            <w:rFonts w:ascii="Garamond" w:eastAsia="Times New Roman" w:hAnsi="Garamond" w:cs="Times New Roman"/>
+            <w:kern w:val="0"/>
+            <w:sz w:val="22"/>
+            <w:szCs w:val="22"/>
+            <w14:ligatures w14:val="none"/>
+          </w:rPr>
+          <w:fldChar w:fldCharType="end"/>
+        </w:r>
+        <w:r>
+          <w:rPr>
+            <w:rFonts w:ascii="Garamond" w:eastAsia="Times New Roman" w:hAnsi="Garamond" w:cs="Times New Roman"/>
+            <w:kern w:val="0"/>
+            <w:sz w:val="22"/>
+            <w:szCs w:val="22"/>
+            <w14:ligatures w14:val="none"/>
+          </w:rPr>
+          <w:delText xml:space="preserve">. </w:delText>
+        </w:r>
+      </w:del>
+      <w:r>
+        <w:rPr>
+          <w:rFonts w:ascii="Garamond" w:eastAsia="Times New Roman" w:hAnsi="Garamond" w:cs="Times New Roman"/>
+          <w:kern w:val="0"/>
+          <w:sz w:val="22"/>
+          <w:szCs w:val="22"/>
+          <w14:ligatures w14:val="none"/>
+        </w:rPr>
+        <w:t>Briefly,</w:t>
+      </w:r>
+      <w:r>
+        <w:rPr>
+          <w:rFonts w:ascii="Garamond" w:eastAsia="Times New Roman" w:hAnsi="Garamond" w:cs="Times New Roman"/>
+          <w:kern w:val="0"/>
+          <w:sz w:val="22"/>
+          <w:szCs w:val="22"/>
+          <w14:ligatures w14:val="none"/>
+        </w:rPr>
+        <w:t xml:space="preserve"> </w:t>
+      </w:r>
+      <w:r>
+        <w:rPr>
+          <w:rFonts w:ascii="Garamond" w:eastAsia="Times New Roman" w:hAnsi="Garamond" w:cs="Times New Roman"/>
+          <w:kern w:val="0"/>
+          <w:sz w:val="22"/>
+          <w:szCs w:val="22"/>
+          <w14:ligatures w14:val="none"/>
+        </w:rPr>
+        <w:t xml:space="preserve"> Sr</w:t>
+      </w:r>
+      <w:r>
+        <w:rPr>
+          <w:rFonts w:ascii="Garamond" w:eastAsia="Times New Roman" w:hAnsi="Garamond" w:cs="Times New Roman"/>
+          <w:kern w:val="0"/>
+          <w:sz w:val="22"/>
+          <w:szCs w:val="22"/>
+          <w:vertAlign w:val="superscript"/>
+          <w14:ligatures w14:val="none"/>
+        </w:rPr>
+        <w:t>87</w:t>
+      </w:r>
+      <w:r>
+        <w:rPr>
+          <w:rFonts w:ascii="Garamond" w:eastAsia="Times New Roman" w:hAnsi="Garamond" w:cs="Times New Roman"/>
+          <w:kern w:val="0"/>
+          <w:sz w:val="22"/>
+          <w:szCs w:val="22"/>
+          <w14:ligatures w14:val="none"/>
+        </w:rPr>
+        <w:t>/Sr</w:t>
+      </w:r>
+      <w:r>
+        <w:rPr>
+          <w:rFonts w:ascii="Garamond" w:eastAsia="Times New Roman" w:hAnsi="Garamond" w:cs="Times New Roman"/>
+          <w:kern w:val="0"/>
+          <w:sz w:val="22"/>
+          <w:szCs w:val="22"/>
+          <w:vertAlign w:val="superscript"/>
+          <w14:ligatures w14:val="none"/>
+        </w:rPr>
+        <w:t>86</w:t>
+      </w:r>
+      <w:r>
+        <w:rPr>
+          <w:rFonts w:ascii="Garamond" w:eastAsia="Times New Roman" w:hAnsi="Garamond" w:cs="Times New Roman"/>
+          <w:kern w:val="0"/>
+          <w:sz w:val="22"/>
+          <w:szCs w:val="22"/>
+          <w14:ligatures w14:val="none"/>
+        </w:rPr>
+        <w:t xml:space="preserve"> values were derived from water samples </w:t>
+      </w:r>
+      <w:del w:id="60" w:author="Benjamin J. Makhlouf" w:date="2025-07-26T13:00:00Z" w16du:dateUtc="2025-07-26T20:00:00Z">
+        <w:r>
+          <w:rPr>
+            <w:rFonts w:ascii="Garamond" w:eastAsia="Times New Roman" w:hAnsi="Garamond" w:cs="Times New Roman"/>
+            <w:kern w:val="0"/>
+            <w:sz w:val="22"/>
+            <w:szCs w:val="22"/>
+            <w:highlight w:val="yellow"/>
+            <w14:ligatures w14:val="none"/>
+          </w:rPr>
+          <w:delText>(</w:delText>
+        </w:r>
+      </w:del>
+      <w:r>
+        <w:rPr>
+          <w:rFonts w:ascii="Garamond" w:eastAsia="Times New Roman" w:hAnsi="Garamond" w:cs="Times New Roman"/>
+          <w:kern w:val="0"/>
+          <w:sz w:val="22"/>
+          <w:szCs w:val="22"/>
+          <w14:ligatures w14:val="none"/>
+          <w:rPrChange w:id="61" w:author="Benjamin J. Makhlouf" w:date="2025-07-26T13:00:00Z" w16du:dateUtc="2025-07-26T20:00:00Z">
+            <w:rPr>
+              <w:rFonts w:ascii="Garamond" w:eastAsia="Times New Roman" w:hAnsi="Garamond" w:cs="Times New Roman"/>
+              <w:kern w:val="0"/>
+              <w:sz w:val="22"/>
+              <w:szCs w:val="22"/>
+              <w:highlight w:val="yellow"/>
+              <w14:ligatures w14:val="none"/>
+            </w:rPr>
+          </w:rPrChange>
+        </w:rPr>
+        <w:fldChar w:fldCharType="begin"/>
+      </w:r>
+      <w:r>
+        <w:rPr>
+          <w:rFonts w:ascii="Garamond" w:eastAsia="Times New Roman" w:hAnsi="Garamond" w:cs="Times New Roman"/>
+          <w:kern w:val="0"/>
+          <w:sz w:val="22"/>
+          <w:szCs w:val="22"/>
+          <w14:ligatures w14:val="none"/>
+          <w:rPrChange w:id="62" w:author="Benjamin J. Makhlouf" w:date="2025-07-26T13:00:00Z" w16du:dateUtc="2025-07-26T20:00:00Z">
+            <w:rPr>
+              <w:rFonts w:ascii="Garamond" w:eastAsia="Times New Roman" w:hAnsi="Garamond" w:cs="Times New Roman"/>
+              <w:kern w:val="0"/>
+              <w:sz w:val="22"/>
+              <w:szCs w:val="22"/>
+              <w:highlight w:val="yellow"/>
+              <w14:ligatures w14:val="none"/>
+            </w:rPr>
+          </w:rPrChange>
+        </w:rPr>
+        <w:instrText xml:space="preserve"> ADDIN ZOTERO_ITEM CSL_CITATION {"citationID":"5Pp7WuA9","properties":{"formattedCitation":"(French et al., 2020)","plainCitation":"(French et al., 2020)","noteIndex":0},"citationItems":[{"id":1684,"uris":["http://zotero.org/users/8421274/items/M654PKRJ"],"itemData":{"id":1684,"type":"article-journal","abstract":"Riverine chemistry reflects both watershed conditions and instream processing, both of which vary across river networks, yet little is known about the scales at which watershed attributes regulate biogeochemical constituents. We used spatial stream network (SSN) models to quantify both watershed and instream effects on streamwater constituents in the Kuskokwim River (western Alaska), the largest free-flowing river in the United States. We assessed chemical constituents spanning from labile nutrients (nitrate [NO3−] and orthophosphate [PO43−]) to biologically and chemically conservative tracers (calcium [Ca2+], strontium [Sr2+], and Sr isotopes [87Sr/86Sr]). We also examined the behavior of dissolved organic carbon (DOC) relative to these constituents to understand whether bulk DOC behaved conservatively in a large boreal river network, where future changes in DOC and nutrient loading are expected under a shifting climate. We derived watershed spatial covariates comprising land cover, geology, and geomorphic characteristics at 14 different spatial extents based on stream order and relative to position in the river network to understand the effect of distant and proximal watershed attributes on streamwater constituents. For all constituents but 87Sr/86Sr, watershed attributes in low-order headwater catchments yielded the best predictive ability for streamwater constituent concentrations across the entire network. Spatial patterning for conservative tracers and bulk DOC showed strong spatial autocorrelation, whereas PO43− and NO3− exhibited spatial patchiness indicative of instream processing. Our work shows that headwater streams are disproportionately important contributors to network-wide biogeochemical constituents supporting aquatic food webs and that conservation and management of aquatic systems should include these small and often remote watershed areas.","container-title":"Journal of Geophysical Research: Biogeosciences","DOI":"10.1029/2020JG005851","ISSN":"2169-8961","issue":"12","language":"en","note":"_eprint: https://agupubs.onlinelibrary.wiley.com/doi/pdf/10.1029/2020JG005851","page":"e2020JG005851","source":"Wiley Online Library","title":"Headwater Catchments Govern Biogeochemistry in America's Largest Free-Flowing River Network","volume":"125","author":[{"family":"French","given":"David W."},{"family":"Schindler","given":"Daniel E."},{"family":"Brennan","given":"Sean R."},{"family":"Whited","given":"Diane"}],"issued":{"date-parts":[["2020"]]}}}],"schema":"https://github.com/citation-style-language/schema/raw/master/csl-citation.json"} </w:instrText>
+      </w:r>
+      <w:r>
+        <w:rPr>
+          <w:rFonts w:ascii="Garamond" w:eastAsia="Times New Roman" w:hAnsi="Garamond" w:cs="Times New Roman"/>
+          <w:kern w:val="0"/>
+          <w:sz w:val="22"/>
+          <w:szCs w:val="22"/>
+          <w14:ligatures w14:val="none"/>
+          <w:rPrChange w:id="63" w:author="Benjamin J. Makhlouf" w:date="2025-07-26T13:00:00Z" w16du:dateUtc="2025-07-26T20:00:00Z">
+            <w:rPr>
+              <w:rFonts w:ascii="Garamond" w:eastAsia="Times New Roman" w:hAnsi="Garamond" w:cs="Times New Roman"/>
+              <w:kern w:val="0"/>
+              <w:sz w:val="22"/>
+              <w:szCs w:val="22"/>
+              <w:highlight w:val="yellow"/>
+              <w14:ligatures w14:val="none"/>
+            </w:rPr>
+          </w:rPrChange>
+        </w:rPr>
+        <w:fldChar w:fldCharType="separate"/>
+      </w:r>
+      <w:r>
+        <w:rPr>
+          <w:rFonts w:ascii="Garamond" w:eastAsia="Times New Roman" w:hAnsi="Garamond" w:cs="Times New Roman"/>
+          <w:noProof/>
+          <w:kern w:val="0"/>
+          <w:sz w:val="22"/>
+          <w:szCs w:val="22"/>
+          <w14:ligatures w14:val="none"/>
+          <w:rPrChange w:id="64" w:author="Benjamin J. Makhlouf" w:date="2025-07-26T13:00:00Z" w16du:dateUtc="2025-07-26T20:00:00Z">
+            <w:rPr>
+              <w:rFonts w:ascii="Garamond" w:eastAsia="Times New Roman" w:hAnsi="Garamond" w:cs="Times New Roman"/>
+              <w:noProof/>
+              <w:kern w:val="0"/>
+              <w:sz w:val="22"/>
+              <w:szCs w:val="22"/>
+              <w:highlight w:val="yellow"/>
+              <w14:ligatures w14:val="none"/>
+            </w:rPr>
+          </w:rPrChange>
+        </w:rPr>
+        <w:t>(French et al., 2020</w:t>
+      </w:r>
+      <w:ins w:id="65" w:author="Benjamin J. Makhlouf" w:date="2025-07-26T13:00:00Z" w16du:dateUtc="2025-07-26T20:00:00Z">
+        <w:r>
+          <w:rPr>
+            <w:rFonts w:ascii="Garamond" w:eastAsia="Times New Roman" w:hAnsi="Garamond" w:cs="Times New Roman"/>
+            <w:noProof/>
+            <w:kern w:val="0"/>
+            <w:sz w:val="22"/>
+            <w:szCs w:val="22"/>
+            <w14:ligatures w14:val="none"/>
+            <w:rPrChange w:id="66" w:author="Benjamin J. Makhlouf" w:date="2025-07-26T13:00:00Z" w16du:dateUtc="2025-07-26T20:00:00Z">
+              <w:rPr>
+                <w:rFonts w:ascii="Garamond" w:eastAsia="Times New Roman" w:hAnsi="Garamond" w:cs="Times New Roman"/>
+                <w:noProof/>
+                <w:kern w:val="0"/>
+                <w:sz w:val="22"/>
+                <w:szCs w:val="22"/>
+                <w:highlight w:val="yellow"/>
+                <w14:ligatures w14:val="none"/>
+              </w:rPr>
+            </w:rPrChange>
+          </w:rPr>
+          <w:t>, N = 120</w:t>
+        </w:r>
+      </w:ins>
+      <w:r>
+        <w:rPr>
+          <w:rFonts w:ascii="Garamond" w:eastAsia="Times New Roman" w:hAnsi="Garamond" w:cs="Times New Roman"/>
+          <w:noProof/>
+          <w:kern w:val="0"/>
+          <w:sz w:val="22"/>
+          <w:szCs w:val="22"/>
+          <w14:ligatures w14:val="none"/>
+          <w:rPrChange w:id="67" w:author="Benjamin J. Makhlouf" w:date="2025-07-26T13:00:00Z" w16du:dateUtc="2025-07-26T20:00:00Z">
+            <w:rPr>
+              <w:rFonts w:ascii="Garamond" w:eastAsia="Times New Roman" w:hAnsi="Garamond" w:cs="Times New Roman"/>
+              <w:noProof/>
+              <w:kern w:val="0"/>
+              <w:sz w:val="22"/>
+              <w:szCs w:val="22"/>
+              <w:highlight w:val="yellow"/>
+              <w14:ligatures w14:val="none"/>
+            </w:rPr>
+          </w:rPrChange>
+        </w:rPr>
+        <w:t>)</w:t>
+      </w:r>
+      <w:r>
+        <w:rPr>
+          <w:rFonts w:ascii="Garamond" w:eastAsia="Times New Roman" w:hAnsi="Garamond" w:cs="Times New Roman"/>
+          <w:kern w:val="0"/>
+          <w:sz w:val="22"/>
+          <w:szCs w:val="22"/>
+          <w14:ligatures w14:val="none"/>
+          <w:rPrChange w:id="68" w:author="Benjamin J. Makhlouf" w:date="2025-07-26T13:00:00Z" w16du:dateUtc="2025-07-26T20:00:00Z">
+            <w:rPr>
+              <w:rFonts w:ascii="Garamond" w:eastAsia="Times New Roman" w:hAnsi="Garamond" w:cs="Times New Roman"/>
+              <w:kern w:val="0"/>
+              <w:sz w:val="22"/>
+              <w:szCs w:val="22"/>
+              <w:highlight w:val="yellow"/>
+              <w14:ligatures w14:val="none"/>
+            </w:rPr>
+          </w:rPrChange>
+        </w:rPr>
+        <w:fldChar w:fldCharType="end"/>
+      </w:r>
+      <w:del w:id="69" w:author="Benjamin J. Makhlouf" w:date="2025-07-26T13:00:00Z" w16du:dateUtc="2025-07-26T20:00:00Z">
+        <w:r>
+          <w:rPr>
+            <w:rFonts w:ascii="Garamond" w:eastAsia="Times New Roman" w:hAnsi="Garamond" w:cs="Times New Roman"/>
+            <w:kern w:val="0"/>
+            <w:sz w:val="22"/>
+            <w:szCs w:val="22"/>
+            <w14:ligatures w14:val="none"/>
+            <w:rPrChange w:id="70" w:author="Benjamin J. Makhlouf" w:date="2025-07-26T13:00:00Z" w16du:dateUtc="2025-07-26T20:00:00Z">
+              <w:rPr>
+                <w:rFonts w:ascii="Garamond" w:eastAsia="Times New Roman" w:hAnsi="Garamond" w:cs="Times New Roman"/>
+                <w:kern w:val="0"/>
+                <w:sz w:val="22"/>
+                <w:szCs w:val="22"/>
+                <w:highlight w:val="yellow"/>
+                <w14:ligatures w14:val="none"/>
+              </w:rPr>
+            </w:rPrChange>
+          </w:rPr>
+          <w:delText>French et al. 202</w:delText>
+        </w:r>
+        <w:r>
+          <w:rPr>
+            <w:rFonts w:ascii="Garamond" w:eastAsia="Times New Roman" w:hAnsi="Garamond" w:cs="Times New Roman"/>
+            <w:kern w:val="0"/>
+            <w:sz w:val="22"/>
+            <w:szCs w:val="22"/>
+            <w14:ligatures w14:val="none"/>
+            <w:rPrChange w:id="71" w:author="Benjamin J. Makhlouf" w:date="2025-07-26T13:00:00Z" w16du:dateUtc="2025-07-26T20:00:00Z">
+              <w:rPr>
+                <w:rFonts w:ascii="Garamond" w:eastAsia="Times New Roman" w:hAnsi="Garamond" w:cs="Times New Roman"/>
+                <w:kern w:val="0"/>
+                <w:sz w:val="22"/>
+                <w:szCs w:val="22"/>
+                <w:highlight w:val="yellow"/>
+                <w14:ligatures w14:val="none"/>
+              </w:rPr>
+            </w:rPrChange>
+          </w:rPr>
+          <w:delText>0</w:delText>
+        </w:r>
+        <w:r>
+          <w:rPr>
+            <w:rFonts w:ascii="Garamond" w:eastAsia="Times New Roman" w:hAnsi="Garamond" w:cs="Times New Roman"/>
+            <w:kern w:val="0"/>
+            <w:sz w:val="22"/>
+            <w:szCs w:val="22"/>
+            <w14:ligatures w14:val="none"/>
+            <w:rPrChange w:id="72" w:author="Benjamin J. Makhlouf" w:date="2025-07-26T13:00:00Z" w16du:dateUtc="2025-07-26T20:00:00Z">
+              <w:rPr>
+                <w:rFonts w:ascii="Garamond" w:eastAsia="Times New Roman" w:hAnsi="Garamond" w:cs="Times New Roman"/>
+                <w:kern w:val="0"/>
+                <w:sz w:val="22"/>
+                <w:szCs w:val="22"/>
+                <w:highlight w:val="yellow"/>
+                <w14:ligatures w14:val="none"/>
+              </w:rPr>
+            </w:rPrChange>
+          </w:rPr>
+          <w:delText>;</w:delText>
+        </w:r>
+      </w:del>
+      <w:ins w:id="73" w:author="Benjamin J. Makhlouf" w:date="2025-07-26T13:00:00Z" w16du:dateUtc="2025-07-26T20:00:00Z">
+        <w:r>
+          <w:rPr>
+            <w:rFonts w:ascii="Garamond" w:eastAsia="Times New Roman" w:hAnsi="Garamond" w:cs="Times New Roman"/>
+            <w:kern w:val="0"/>
+            <w:sz w:val="22"/>
+            <w:szCs w:val="22"/>
+            <w14:ligatures w14:val="none"/>
+            <w:rPrChange w:id="74" w:author="Benjamin J. Makhlouf" w:date="2025-07-26T13:00:00Z" w16du:dateUtc="2025-07-26T20:00:00Z">
+              <w:rPr>
+                <w:rFonts w:ascii="Garamond" w:eastAsia="Times New Roman" w:hAnsi="Garamond" w:cs="Times New Roman"/>
+                <w:kern w:val="0"/>
+                <w:sz w:val="22"/>
+                <w:szCs w:val="22"/>
+                <w:highlight w:val="yellow"/>
+                <w14:ligatures w14:val="none"/>
+              </w:rPr>
+            </w:rPrChange>
+          </w:rPr>
+          <w:t xml:space="preserve"> </w:t>
+        </w:r>
+      </w:ins>
+      <w:del w:id="75" w:author="Benjamin J. Makhlouf" w:date="2025-07-26T13:00:00Z" w16du:dateUtc="2025-07-26T20:00:00Z">
+        <w:r>
+          <w:rPr>
+            <w:rFonts w:ascii="Garamond" w:eastAsia="Times New Roman" w:hAnsi="Garamond" w:cs="Times New Roman"/>
+            <w:kern w:val="0"/>
+            <w:sz w:val="22"/>
+            <w:szCs w:val="22"/>
+            <w14:ligatures w14:val="none"/>
+            <w:rPrChange w:id="76" w:author="Benjamin J. Makhlouf" w:date="2025-07-26T13:00:00Z" w16du:dateUtc="2025-07-26T20:00:00Z">
+              <w:rPr>
+                <w:rFonts w:ascii="Garamond" w:eastAsia="Times New Roman" w:hAnsi="Garamond" w:cs="Times New Roman"/>
+                <w:kern w:val="0"/>
+                <w:sz w:val="22"/>
+                <w:szCs w:val="22"/>
+                <w:highlight w:val="yellow"/>
+                <w14:ligatures w14:val="none"/>
+              </w:rPr>
+            </w:rPrChange>
+          </w:rPr>
+          <w:delText xml:space="preserve"> </w:delText>
+        </w:r>
+        <w:r>
+          <w:rPr>
+            <w:rFonts w:ascii="Garamond" w:eastAsia="Times New Roman" w:hAnsi="Garamond" w:cs="Times New Roman"/>
+            <w:kern w:val="0"/>
+            <w:sz w:val="22"/>
+            <w:szCs w:val="22"/>
+            <w14:ligatures w14:val="none"/>
+            <w:rPrChange w:id="77" w:author="Benjamin J. Makhlouf" w:date="2025-07-26T13:00:00Z" w16du:dateUtc="2025-07-26T20:00:00Z">
+              <w:rPr>
+                <w:rFonts w:ascii="Garamond" w:eastAsia="Times New Roman" w:hAnsi="Garamond" w:cs="Times New Roman"/>
+                <w:kern w:val="0"/>
+                <w:sz w:val="22"/>
+                <w:szCs w:val="22"/>
+                <w:highlight w:val="yellow"/>
+                <w14:ligatures w14:val="none"/>
+              </w:rPr>
+            </w:rPrChange>
+          </w:rPr>
+          <w:delText xml:space="preserve">N= </w:delText>
+        </w:r>
+        <w:r>
+          <w:rPr>
+            <w:rFonts w:ascii="Garamond" w:eastAsia="Times New Roman" w:hAnsi="Garamond" w:cs="Times New Roman"/>
+            <w:kern w:val="0"/>
+            <w:sz w:val="22"/>
+            <w:szCs w:val="22"/>
+            <w14:ligatures w14:val="none"/>
+            <w:rPrChange w:id="78" w:author="Benjamin J. Makhlouf" w:date="2025-07-26T13:00:00Z" w16du:dateUtc="2025-07-26T20:00:00Z">
+              <w:rPr>
+                <w:rFonts w:ascii="Garamond" w:eastAsia="Times New Roman" w:hAnsi="Garamond" w:cs="Times New Roman"/>
+                <w:kern w:val="0"/>
+                <w:sz w:val="22"/>
+                <w:szCs w:val="22"/>
+                <w:highlight w:val="yellow"/>
+                <w14:ligatures w14:val="none"/>
+              </w:rPr>
+            </w:rPrChange>
+          </w:rPr>
+          <w:delText>120</w:delText>
+        </w:r>
+        <w:r>
+          <w:rPr>
+            <w:rFonts w:ascii="Garamond" w:eastAsia="Times New Roman" w:hAnsi="Garamond" w:cs="Times New Roman"/>
+            <w:kern w:val="0"/>
+            <w:sz w:val="22"/>
+            <w:szCs w:val="22"/>
+            <w14:ligatures w14:val="none"/>
+            <w:rPrChange w:id="79" w:author="Benjamin J. Makhlouf" w:date="2025-07-26T13:00:00Z" w16du:dateUtc="2025-07-26T20:00:00Z">
+              <w:rPr>
+                <w:rFonts w:ascii="Garamond" w:eastAsia="Times New Roman" w:hAnsi="Garamond" w:cs="Times New Roman"/>
+                <w:kern w:val="0"/>
+                <w:sz w:val="22"/>
+                <w:szCs w:val="22"/>
+                <w:highlight w:val="yellow"/>
+                <w14:ligatures w14:val="none"/>
+              </w:rPr>
+            </w:rPrChange>
+          </w:rPr>
+          <w:delText>)</w:delText>
+        </w:r>
+      </w:del>
+      <w:r>
+        <w:rPr>
+          <w:rFonts w:ascii="Garamond" w:eastAsia="Times New Roman" w:hAnsi="Garamond" w:cs="Times New Roman"/>
+          <w:kern w:val="0"/>
+          <w:sz w:val="22"/>
+          <w:szCs w:val="22"/>
+          <w14:ligatures w14:val="none"/>
+        </w:rPr>
+        <w:t xml:space="preserve"> </w:t>
+      </w:r>
+      <w:r>
+        <w:rPr>
+          <w:rFonts w:ascii="Garamond" w:eastAsia="Times New Roman" w:hAnsi="Garamond" w:cs="Times New Roman"/>
+          <w:kern w:val="0"/>
+          <w:sz w:val="22"/>
+          <w:szCs w:val="22"/>
+          <w14:ligatures w14:val="none"/>
+        </w:rPr>
+        <w:t xml:space="preserve">collected throughout </w:t>
+      </w:r>
+      <w:r>
+        <w:rPr>
+          <w:rFonts w:ascii="Garamond" w:eastAsia="Times New Roman" w:hAnsi="Garamond" w:cs="Times New Roman"/>
+          <w:kern w:val="0"/>
+          <w:sz w:val="22"/>
+          <w:szCs w:val="22"/>
+          <w14:ligatures w14:val="none"/>
+        </w:rPr>
+        <w:t>the Kuskokwim River basin</w:t>
+      </w:r>
+      <w:r>
+        <w:rPr>
+          <w:rFonts w:ascii="Garamond" w:eastAsia="Times New Roman" w:hAnsi="Garamond" w:cs="Times New Roman"/>
+          <w:kern w:val="0"/>
+          <w:sz w:val="22"/>
+          <w:szCs w:val="22"/>
+          <w14:ligatures w14:val="none"/>
+        </w:rPr>
+        <w:t xml:space="preserve"> (Supp. 1) and modeled </w:t>
+      </w:r>
+      <w:del w:id="80" w:author="Benjamin J. Makhlouf" w:date="2025-07-26T13:04:00Z" w16du:dateUtc="2025-07-26T20:04:00Z">
+        <w:r>
+          <w:rPr>
+            <w:rFonts w:ascii="Garamond" w:eastAsia="Times New Roman" w:hAnsi="Garamond" w:cs="Times New Roman"/>
+            <w:kern w:val="0"/>
+            <w:sz w:val="22"/>
+            <w:szCs w:val="22"/>
+            <w14:ligatures w14:val="none"/>
+          </w:rPr>
+          <w:delText>via</w:delText>
+        </w:r>
+        <w:r>
+          <w:rPr>
+            <w:rFonts w:ascii="Garamond" w:eastAsia="Times New Roman" w:hAnsi="Garamond" w:cs="Times New Roman"/>
+            <w:kern w:val="0"/>
+            <w:sz w:val="22"/>
+            <w:szCs w:val="22"/>
+            <w14:ligatures w14:val="none"/>
+          </w:rPr>
+          <w:delText xml:space="preserve"> spatial stream network modeling</w:delText>
+        </w:r>
+        <w:r>
+          <w:rPr>
+            <w:rFonts w:ascii="Garamond" w:eastAsia="Times New Roman" w:hAnsi="Garamond" w:cs="Times New Roman"/>
+            <w:kern w:val="0"/>
+            <w:sz w:val="22"/>
+            <w:szCs w:val="22"/>
+            <w14:ligatures w14:val="none"/>
+          </w:rPr>
+          <w:delText xml:space="preserve"> </w:delText>
+        </w:r>
+      </w:del>
+      <w:r>
+        <w:rPr>
+          <w:rFonts w:ascii="Garamond" w:eastAsia="Times New Roman" w:hAnsi="Garamond" w:cs="Times New Roman"/>
+          <w:kern w:val="0"/>
+          <w:sz w:val="22"/>
+          <w:szCs w:val="22"/>
+          <w14:ligatures w14:val="none"/>
+        </w:rPr>
+        <w:t xml:space="preserve">using the STARRS package in R </w:t>
+      </w:r>
+      <w:del w:id="81" w:author="Benjamin J. Makhlouf" w:date="2025-07-26T12:59:00Z" w16du:dateUtc="2025-07-26T19:59:00Z">
+        <w:r>
+          <w:rPr>
+            <w:rFonts w:ascii="Garamond" w:eastAsia="Times New Roman" w:hAnsi="Garamond" w:cs="Times New Roman"/>
+            <w:kern w:val="0"/>
+            <w:sz w:val="22"/>
+            <w:szCs w:val="22"/>
+            <w14:ligatures w14:val="none"/>
+          </w:rPr>
+          <w:delText>(</w:delText>
+        </w:r>
+      </w:del>
+      <w:r>
+        <w:rPr>
+          <w:rFonts w:ascii="Garamond" w:eastAsia="Times New Roman" w:hAnsi="Garamond" w:cs="Times New Roman"/>
+          <w:kern w:val="0"/>
+          <w:sz w:val="22"/>
+          <w:szCs w:val="22"/>
+          <w14:ligatures w14:val="none"/>
+        </w:rPr>
+        <w:fldChar w:fldCharType="begin"/>
+      </w:r>
+      <w:r>
+        <w:rPr>
+          <w:rFonts w:ascii="Garamond" w:eastAsia="Times New Roman" w:hAnsi="Garamond" w:cs="Times New Roman"/>
+          <w:kern w:val="0"/>
+          <w:sz w:val="22"/>
+          <w:szCs w:val="22"/>
+          <w14:ligatures w14:val="none"/>
+        </w:rPr>
+        <w:instrText xml:space="preserve"> ADDIN ZOTERO_ITEM CSL_CITATION {"citationID":"s6C5sUiM","properties":{"formattedCitation":"(French et al., 2020; Peterson &amp; Hoef, 2014)","plainCitation":"(French et al., 2020; Peterson &amp; Hoef, 2014)","noteIndex":0},"citationItems":[{"id":1684,"uris":["http://zotero.org/users/8421274/items/M654PKRJ"],"itemData":{"id":1684,"type":"article-journal","abstract":"Riverine chemistry reflects both watershed conditions and instream processing, both of which vary across river networks, yet little is known about the scales at which watershed attributes regulate biogeochemical constituents. We used spatial stream network (SSN) models to quantify both watershed and instream effects on streamwater constituents in the Kuskokwim River (western Alaska), the largest free-flowing river in the United States. We assessed chemical constituents spanning from labile nutrients (nitrate [NO3−] and orthophosphate [PO43−]) to biologically and chemically conservative tracers (calcium [Ca2+], strontium [Sr2+], and Sr isotopes [87Sr/86Sr]). We also examined the behavior of dissolved organic carbon (DOC) relative to these constituents to understand whether bulk DOC behaved conservatively in a large boreal river network, where future changes in DOC and nutrient loading are expected under a shifting climate. We derived watershed spatial covariates comprising land cover, geology, and geomorphic characteristics at 14 different spatial extents based on stream order and relative to position in the river network to understand the effect of distant and proximal watershed attributes on streamwater constituents. For all constituents but 87Sr/86Sr, watershed attributes in low-order headwater catchments yielded the best predictive ability for streamwater constituent concentrations across the entire network. Spatial patterning for conservative tracers and bulk DOC showed strong spatial autocorrelation, whereas PO43− and NO3− exhibited spatial patchiness indicative of instream processing. Our work shows that headwater streams are disproportionately important contributors to network-wide biogeochemical constituents supporting aquatic food webs and that conservation and management of aquatic systems should include these small and often remote watershed areas.","container-title":"Journal of Geophysical Research: Biogeosciences","DOI":"10.1029/2020JG005851","ISSN":"2169-8961","issue":"12","language":"en","note":"_eprint: https://agupubs.onlinelibrary.wiley.com/doi/pdf/10.1029/2020JG005851","page":"e2020JG005851","source":"Wiley Online Library","title":"Headwater Catchments Govern Biogeochemistry in America's Largest Free-Flowing River Network","volume":"125","author":[{"family":"French","given":"David W."},{"family":"Schindler","given":"Daniel E."},{"family":"Brennan","given":"Sean R."},{"family":"Whited","given":"Diane"}],"issued":{"date-parts":[["2020"]]}}},{"id":4119,"uris":["http://zotero.org/users/8421274/items/DJWAZARS"],"itemData":{"id":4119,"type":"article-journal","abstract":"This paper describes the STARS ArcGIS geoprocessing toolset, which is used to calculate the spatial information needed to ﬁt spatial statistical models to stream network data using the SSN package. The STARS toolset is designed for use with a landscape network (LSN), which is a topological data model produced by the FLoWS ArcGIS geoprocessing toolset. An overview of the FLoWS LSN structure and a few particularly useful tools is also provided so that users will have a clear understanding of the underlying data structure that the STARS toolset depends on. This document may be used as an introduction to new users. The methods used to calculate the spatial information and format the ﬁnal .ssn object are also explicitly described so that users may create their own .ssn object using other data models and software.","container-title":"Journal of Statistical Software","DOI":"10.18637/jss.v056.i02","ISSN":"1548-7660","issue":"2","journalAbbreviation":"J. Stat. Soft.","language":"en","source":"DOI.org (Crossref)","title":"&lt;b&gt;STARS&lt;/b&gt; : An &lt;i&gt;ArcGIS&lt;/i&gt; Toolset Used to Calculate the Spatial Information Needed to Fit Spatial Statistical Models to Stream Network Data","title-short":"&lt;b&gt;STARS&lt;/b&gt;","URL":"http://www.jstatsoft.org/v56/i02/","volume":"56","author":[{"family":"Peterson","given":"Erin E."},{"family":"Hoef","given":"Jay M. Ver"}],"accessed":{"date-parts":[["2024",1,22]]},"issued":{"date-parts":[["2014"]]}}}],"schema":"https://github.com/citation-style-language/schema/raw/master/csl-citation.json"} </w:instrText>
+      </w:r>
+      <w:r>
+        <w:rPr>
+          <w:rFonts w:ascii="Garamond" w:eastAsia="Times New Roman" w:hAnsi="Garamond" w:cs="Times New Roman"/>
+          <w:kern w:val="0"/>
+          <w:sz w:val="22"/>
+          <w:szCs w:val="22"/>
+          <w14:ligatures w14:val="none"/>
+        </w:rPr>
+        <w:fldChar w:fldCharType="separate"/>
+      </w:r>
+      <w:r>
+        <w:rPr>
+          <w:rFonts w:ascii="Garamond" w:eastAsia="Times New Roman" w:hAnsi="Garamond" w:cs="Times New Roman"/>
+          <w:noProof/>
+          <w:kern w:val="0"/>
+          <w:sz w:val="22"/>
+          <w:szCs w:val="22"/>
+          <w14:ligatures w14:val="none"/>
+        </w:rPr>
+        <w:t>(French et al., 2020; Peterson &amp; Hoef, 2014)</w:t>
+      </w:r>
+      <w:r>
+        <w:rPr>
+          <w:rFonts w:ascii="Garamond" w:eastAsia="Times New Roman" w:hAnsi="Garamond" w:cs="Times New Roman"/>
+          <w:kern w:val="0"/>
+          <w:sz w:val="22"/>
+          <w:szCs w:val="22"/>
+          <w14:ligatures w14:val="none"/>
+        </w:rPr>
+        <w:fldChar w:fldCharType="end"/>
+      </w:r>
+      <w:ins w:id="82" w:author="Daniel Schindler" w:date="2025-07-17T13:21:00Z" w16du:dateUtc="2025-07-17T21:21:00Z">
+        <w:del w:id="83" w:author="Benjamin J. Makhlouf" w:date="2025-07-26T12:59:00Z" w16du:dateUtc="2025-07-26T19:59:00Z">
+          <w:r>
+            <w:rPr>
+              <w:rFonts w:ascii="Garamond" w:eastAsia="Times New Roman" w:hAnsi="Garamond" w:cs="Times New Roman"/>
+              <w:kern w:val="0"/>
+              <w:sz w:val="22"/>
+              <w:szCs w:val="22"/>
+              <w14:ligatures w14:val="none"/>
+            </w:rPr>
+            <w:delText>French et al. 202</w:delText>
+          </w:r>
+        </w:del>
+      </w:ins>
+      <w:ins w:id="84" w:author="Daniel Schindler" w:date="2025-07-17T13:23:00Z" w16du:dateUtc="2025-07-17T21:23:00Z">
+        <w:del w:id="85" w:author="Benjamin J. Makhlouf" w:date="2025-07-26T12:59:00Z" w16du:dateUtc="2025-07-26T19:59:00Z">
+          <w:r>
+            <w:rPr>
+              <w:rFonts w:ascii="Garamond" w:eastAsia="Times New Roman" w:hAnsi="Garamond" w:cs="Times New Roman"/>
+              <w:kern w:val="0"/>
+              <w:sz w:val="22"/>
+              <w:szCs w:val="22"/>
+              <w14:ligatures w14:val="none"/>
+            </w:rPr>
+            <w:delText>0</w:delText>
+          </w:r>
+        </w:del>
+      </w:ins>
+      <w:del w:id="86" w:author="Daniel Schindler" w:date="2025-07-17T13:21:00Z" w16du:dateUtc="2025-07-17T21:21:00Z">
         <w:r>
           <w:rPr>
             <w:rFonts w:ascii="Garamond" w:eastAsia="Times New Roman" w:hAnsi="Garamond" w:cs="Times New Roman"/>
@@ -3708,225 +4301,229 @@
           <w:delText>add more</w:delText>
         </w:r>
       </w:del>
-      <w:r>
-        <w:rPr>
-          <w:rFonts w:ascii="Garamond" w:eastAsia="Times New Roman" w:hAnsi="Garamond" w:cs="Times New Roman"/>
-          <w:kern w:val="0"/>
-          <w:sz w:val="22"/>
-          <w:szCs w:val="22"/>
-          <w14:ligatures w14:val="none"/>
+      <w:del w:id="87" w:author="Benjamin J. Makhlouf" w:date="2025-07-26T12:59:00Z" w16du:dateUtc="2025-07-26T19:59:00Z">
+        <w:r>
+          <w:rPr>
+            <w:rFonts w:ascii="Garamond" w:eastAsia="Times New Roman" w:hAnsi="Garamond" w:cs="Times New Roman"/>
+            <w:kern w:val="0"/>
+            <w:sz w:val="22"/>
+            <w:szCs w:val="22"/>
+            <w14:ligatures w14:val="none"/>
+          </w:rPr>
+          <w:delText>)</w:delText>
+        </w:r>
+      </w:del>
+      <w:r>
+        <w:rPr>
+          <w:rFonts w:ascii="Garamond" w:eastAsia="Times New Roman" w:hAnsi="Garamond" w:cs="Times New Roman"/>
+          <w:kern w:val="0"/>
+          <w:sz w:val="22"/>
+          <w:szCs w:val="22"/>
+          <w14:ligatures w14:val="none"/>
+        </w:rPr>
+        <w:t xml:space="preserve">. This approach considered </w:t>
+      </w:r>
+      <w:r>
+        <w:rPr>
+          <w:rFonts w:ascii="Garamond" w:eastAsia="Times New Roman" w:hAnsi="Garamond" w:cs="Times New Roman"/>
+          <w:kern w:val="0"/>
+          <w:sz w:val="22"/>
+          <w:szCs w:val="22"/>
+          <w14:ligatures w14:val="none"/>
+        </w:rPr>
+        <w:t>several geologic and hydrological covariates as well as Euclidian distance and hydrological connectivity between sampling sites</w:t>
+      </w:r>
+      <w:r>
+        <w:rPr>
+          <w:rFonts w:ascii="Garamond" w:eastAsia="Times New Roman" w:hAnsi="Garamond" w:cs="Times New Roman"/>
+          <w:kern w:val="0"/>
+          <w:sz w:val="22"/>
+          <w:szCs w:val="22"/>
+          <w14:ligatures w14:val="none"/>
+        </w:rPr>
+        <w:t xml:space="preserve"> </w:t>
+      </w:r>
+      <w:r>
+        <w:rPr>
+          <w:rFonts w:ascii="Garamond" w:eastAsia="Times New Roman" w:hAnsi="Garamond" w:cs="Times New Roman"/>
+          <w:kern w:val="0"/>
+          <w:sz w:val="22"/>
+          <w:szCs w:val="22"/>
+          <w14:ligatures w14:val="none"/>
+        </w:rPr>
+        <w:fldChar w:fldCharType="begin"/>
+      </w:r>
+      <w:r>
+        <w:rPr>
+          <w:rFonts w:ascii="Garamond" w:eastAsia="Times New Roman" w:hAnsi="Garamond" w:cs="Times New Roman"/>
+          <w:kern w:val="0"/>
+          <w:sz w:val="22"/>
+          <w:szCs w:val="22"/>
+          <w14:ligatures w14:val="none"/>
+        </w:rPr>
+        <w:instrText xml:space="preserve"> ADDIN ZOTERO_ITEM CSL_CITATION {"citationID":"a4pXqHFf","properties":{"formattedCitation":"(Ver Hoef &amp; Peterson, 2010)","plainCitation":"(Ver Hoef &amp; Peterson, 2010)","noteIndex":0},"citationItems":[{"id":4769,"uris":["http://zotero.org/users/8421274/items/XBJELDI4"],"itemData":{"id":4769,"type":"article-journal","container-title":"Journal of the American Statistical Association","DOI":"10.1198/jasa.2009.ap08248","ISSN":"0162-1459, 1537-274X","issue":"489","journalAbbreviation":"Journal of the American Statistical Association","language":"en","page":"6-18","source":"DOI.org (Crossref)","title":"A Moving Average Approach for Spatial Statistical Models of Stream Networks","volume":"105","author":[{"family":"Ver Hoef","given":"Jay M."},{"family":"Peterson","given":"Erin E."}],"issued":{"date-parts":[["2010",3,1]]}}}],"schema":"https://github.com/citation-style-language/schema/raw/master/csl-citation.json"} </w:instrText>
+      </w:r>
+      <w:r>
+        <w:rPr>
+          <w:rFonts w:ascii="Garamond" w:eastAsia="Times New Roman" w:hAnsi="Garamond" w:cs="Times New Roman"/>
+          <w:kern w:val="0"/>
+          <w:sz w:val="22"/>
+          <w:szCs w:val="22"/>
+          <w14:ligatures w14:val="none"/>
+        </w:rPr>
+        <w:fldChar w:fldCharType="separate"/>
+      </w:r>
+      <w:r>
+        <w:rPr>
+          <w:rFonts w:ascii="Garamond" w:eastAsia="Times New Roman" w:hAnsi="Garamond" w:cs="Times New Roman"/>
+          <w:noProof/>
+          <w:kern w:val="0"/>
+          <w:sz w:val="22"/>
+          <w:szCs w:val="22"/>
+          <w14:ligatures w14:val="none"/>
+        </w:rPr>
+        <w:t>(Ver Hoef &amp; Peterson, 2010)</w:t>
+      </w:r>
+      <w:r>
+        <w:rPr>
+          <w:rFonts w:ascii="Garamond" w:eastAsia="Times New Roman" w:hAnsi="Garamond" w:cs="Times New Roman"/>
+          <w:kern w:val="0"/>
+          <w:sz w:val="22"/>
+          <w:szCs w:val="22"/>
+          <w14:ligatures w14:val="none"/>
+        </w:rPr>
+        <w:fldChar w:fldCharType="end"/>
+      </w:r>
+      <w:r>
+        <w:rPr>
+          <w:rFonts w:ascii="Garamond" w:eastAsia="Times New Roman" w:hAnsi="Garamond" w:cs="Times New Roman"/>
+          <w:kern w:val="0"/>
+          <w:sz w:val="22"/>
+          <w:szCs w:val="22"/>
+          <w14:ligatures w14:val="none"/>
+        </w:rPr>
+        <w:t xml:space="preserve">. </w:t>
+      </w:r>
+      <w:r>
+        <w:rPr>
+          <w:rFonts w:ascii="Garamond" w:hAnsi="Garamond" w:cs="Times New Roman"/>
+          <w:sz w:val="22"/>
+          <w:szCs w:val="22"/>
+        </w:rPr>
+        <w:t xml:space="preserve">The resulting </w:t>
+      </w:r>
+      <w:proofErr w:type="spellStart"/>
+      <w:r>
+        <w:rPr>
+          <w:rFonts w:ascii="Garamond" w:hAnsi="Garamond" w:cs="Times New Roman"/>
+          <w:sz w:val="22"/>
+          <w:szCs w:val="22"/>
+        </w:rPr>
+        <w:t>isoscape</w:t>
+      </w:r>
+      <w:proofErr w:type="spellEnd"/>
+      <w:r>
+        <w:rPr>
+          <w:rFonts w:ascii="Garamond" w:hAnsi="Garamond" w:cs="Times New Roman"/>
+          <w:sz w:val="22"/>
+          <w:szCs w:val="22"/>
+        </w:rPr>
+        <w:t xml:space="preserve"> provides a spatially continuous estimate of </w:t>
+      </w:r>
+      <w:r>
+        <w:rPr>
+          <w:rFonts w:ascii="Garamond" w:eastAsia="Times New Roman" w:hAnsi="Garamond" w:cs="Times New Roman"/>
+          <w:kern w:val="0"/>
+          <w:sz w:val="22"/>
+          <w:szCs w:val="22"/>
+          <w14:ligatures w14:val="none"/>
+        </w:rPr>
+        <w:t>Sr</w:t>
+      </w:r>
+      <w:r>
+        <w:rPr>
+          <w:rFonts w:ascii="Garamond" w:eastAsia="Times New Roman" w:hAnsi="Garamond" w:cs="Times New Roman"/>
+          <w:kern w:val="0"/>
+          <w:sz w:val="22"/>
+          <w:szCs w:val="22"/>
+          <w:vertAlign w:val="superscript"/>
+          <w14:ligatures w14:val="none"/>
+        </w:rPr>
+        <w:t>87</w:t>
+      </w:r>
+      <w:r>
+        <w:rPr>
+          <w:rFonts w:ascii="Garamond" w:eastAsia="Times New Roman" w:hAnsi="Garamond" w:cs="Times New Roman"/>
+          <w:kern w:val="0"/>
+          <w:sz w:val="22"/>
+          <w:szCs w:val="22"/>
+          <w14:ligatures w14:val="none"/>
+        </w:rPr>
+        <w:t>/Sr</w:t>
+      </w:r>
+      <w:r>
+        <w:rPr>
+          <w:rFonts w:ascii="Garamond" w:eastAsia="Times New Roman" w:hAnsi="Garamond" w:cs="Times New Roman"/>
+          <w:kern w:val="0"/>
+          <w:sz w:val="22"/>
+          <w:szCs w:val="22"/>
+          <w:vertAlign w:val="superscript"/>
+          <w14:ligatures w14:val="none"/>
+        </w:rPr>
+        <w:t>86</w:t>
+      </w:r>
+      <w:r>
+        <w:rPr>
+          <w:rFonts w:ascii="Garamond" w:hAnsi="Garamond" w:cs="Times New Roman"/>
+          <w:sz w:val="22"/>
+          <w:szCs w:val="22"/>
+        </w:rPr>
+        <w:t xml:space="preserve"> values and their associated uncertainties for roughly every ~1km stretch of tributaries across the basin (Figure </w:t>
+      </w:r>
+      <w:r>
+        <w:rPr>
+          <w:rFonts w:ascii="Garamond" w:hAnsi="Garamond" w:cs="Times New Roman"/>
+          <w:sz w:val="22"/>
+          <w:szCs w:val="22"/>
+        </w:rPr>
+        <w:t>1</w:t>
+      </w:r>
+      <w:r>
+        <w:rPr>
+          <w:rFonts w:ascii="Garamond" w:hAnsi="Garamond" w:cs="Times New Roman"/>
+          <w:sz w:val="22"/>
+          <w:szCs w:val="22"/>
         </w:rPr>
         <w:t xml:space="preserve">). </w:t>
       </w:r>
-      <w:commentRangeEnd w:id="38"/>
-      <w:r>
-        <w:rPr>
-          <w:rStyle w:val="CommentReference"/>
-        </w:rPr>
-        <w:commentReference w:id="38"/>
-      </w:r>
-      <w:r>
-        <w:rPr>
-          <w:rFonts w:ascii="Garamond" w:eastAsia="Times New Roman" w:hAnsi="Garamond" w:cs="Times New Roman"/>
-          <w:kern w:val="0"/>
-          <w:sz w:val="22"/>
-          <w:szCs w:val="22"/>
-          <w14:ligatures w14:val="none"/>
-        </w:rPr>
-        <w:t xml:space="preserve">This approach considered </w:t>
-      </w:r>
-      <w:r>
-        <w:rPr>
-          <w:rFonts w:ascii="Garamond" w:eastAsia="Times New Roman" w:hAnsi="Garamond" w:cs="Times New Roman"/>
-          <w:kern w:val="0"/>
-          <w:sz w:val="22"/>
-          <w:szCs w:val="22"/>
-          <w14:ligatures w14:val="none"/>
-        </w:rPr>
-        <w:t>several geologic and hydrological covariates as well as Euclidian distance and hydrological connectivity between sampling sites</w:t>
-      </w:r>
-      <w:r>
-        <w:rPr>
-          <w:rFonts w:ascii="Garamond" w:eastAsia="Times New Roman" w:hAnsi="Garamond" w:cs="Times New Roman"/>
-          <w:kern w:val="0"/>
-          <w:sz w:val="22"/>
-          <w:szCs w:val="22"/>
-          <w14:ligatures w14:val="none"/>
-        </w:rPr>
-        <w:t xml:space="preserve"> </w:t>
-      </w:r>
-      <w:r>
-        <w:rPr>
-          <w:rFonts w:ascii="Garamond" w:eastAsia="Times New Roman" w:hAnsi="Garamond" w:cs="Times New Roman"/>
-          <w:kern w:val="0"/>
-          <w:sz w:val="22"/>
-          <w:szCs w:val="22"/>
-          <w14:ligatures w14:val="none"/>
-        </w:rPr>
-        <w:fldChar w:fldCharType="begin"/>
-      </w:r>
-      <w:r>
-        <w:rPr>
-          <w:rFonts w:ascii="Garamond" w:eastAsia="Times New Roman" w:hAnsi="Garamond" w:cs="Times New Roman"/>
-          <w:kern w:val="0"/>
-          <w:sz w:val="22"/>
-          <w:szCs w:val="22"/>
-          <w14:ligatures w14:val="none"/>
-        </w:rPr>
-        <w:instrText xml:space="preserve"> ADDIN ZOTERO_ITEM CSL_CITATION {"citationID":"a4pXqHFf","properties":{"formattedCitation":"(Ver Hoef &amp; Peterson, 2010)","plainCitation":"(Ver Hoef &amp; Peterson, 2010)","noteIndex":0},"citationItems":[{"id":4769,"uris":["http://zotero.org/users/8421274/items/XBJELDI4"],"itemData":{"id":4769,"type":"article-journal","container-title":"Journal of the American Statistical Association","DOI":"10.1198/jasa.2009.ap08248","ISSN":"0162-1459, 1537-274X","issue":"489","journalAbbreviation":"Journal of the American Statistical Association","language":"en","page":"6-18","source":"DOI.org (Crossref)","title":"A Moving Average Approach for Spatial Statistical Models of Stream Networks","volume":"105","author":[{"family":"Ver Hoef","given":"Jay M."},{"family":"Peterson","given":"Erin E."}],"issued":{"date-parts":[["2010",3,1]]}}}],"schema":"https://github.com/citation-style-language/schema/raw/master/csl-citation.json"} </w:instrText>
-      </w:r>
-      <w:r>
-        <w:rPr>
-          <w:rFonts w:ascii="Garamond" w:eastAsia="Times New Roman" w:hAnsi="Garamond" w:cs="Times New Roman"/>
-          <w:kern w:val="0"/>
-          <w:sz w:val="22"/>
-          <w:szCs w:val="22"/>
-          <w14:ligatures w14:val="none"/>
-        </w:rPr>
-        <w:fldChar w:fldCharType="separate"/>
-      </w:r>
-      <w:r>
-        <w:rPr>
-          <w:rFonts w:ascii="Garamond" w:eastAsia="Times New Roman" w:hAnsi="Garamond" w:cs="Times New Roman"/>
-          <w:noProof/>
-          <w:kern w:val="0"/>
-          <w:sz w:val="22"/>
-          <w:szCs w:val="22"/>
-          <w14:ligatures w14:val="none"/>
-        </w:rPr>
-        <w:t>(Ver Hoef &amp; Peterson, 2010)</w:t>
-      </w:r>
-      <w:r>
-        <w:rPr>
-          <w:rFonts w:ascii="Garamond" w:eastAsia="Times New Roman" w:hAnsi="Garamond" w:cs="Times New Roman"/>
-          <w:kern w:val="0"/>
-          <w:sz w:val="22"/>
-          <w:szCs w:val="22"/>
-          <w14:ligatures w14:val="none"/>
-        </w:rPr>
-        <w:fldChar w:fldCharType="end"/>
-      </w:r>
-      <w:r>
-        <w:rPr>
-          <w:rFonts w:ascii="Garamond" w:eastAsia="Times New Roman" w:hAnsi="Garamond" w:cs="Times New Roman"/>
-          <w:kern w:val="0"/>
-          <w:sz w:val="22"/>
-          <w:szCs w:val="22"/>
-          <w14:ligatures w14:val="none"/>
-        </w:rPr>
-        <w:t xml:space="preserve">. </w:t>
-      </w:r>
       <w:r>
         <w:rPr>
           <w:rFonts w:ascii="Garamond" w:hAnsi="Garamond" w:cs="Times New Roman"/>
           <w:sz w:val="22"/>
           <w:szCs w:val="22"/>
         </w:rPr>
-        <w:t xml:space="preserve">The resulting </w:t>
-      </w:r>
-      <w:proofErr w:type="spellStart"/>
-      <w:r>
-        <w:rPr>
-          <w:rFonts w:ascii="Garamond" w:hAnsi="Garamond" w:cs="Times New Roman"/>
-          <w:sz w:val="22"/>
-          <w:szCs w:val="22"/>
-        </w:rPr>
-        <w:t>isoscape</w:t>
-      </w:r>
-      <w:proofErr w:type="spellEnd"/>
-      <w:r>
-        <w:rPr>
-          <w:rFonts w:ascii="Garamond" w:hAnsi="Garamond" w:cs="Times New Roman"/>
-          <w:sz w:val="22"/>
-          <w:szCs w:val="22"/>
-        </w:rPr>
-        <w:t xml:space="preserve"> provides a spatially continuous estimate of </w:t>
-      </w:r>
-      <w:r>
-        <w:rPr>
-          <w:rFonts w:ascii="Garamond" w:eastAsia="Times New Roman" w:hAnsi="Garamond" w:cs="Times New Roman"/>
-          <w:kern w:val="0"/>
-          <w:sz w:val="22"/>
-          <w:szCs w:val="22"/>
-          <w14:ligatures w14:val="none"/>
-        </w:rPr>
-        <w:t>Sr</w:t>
-      </w:r>
-      <w:r>
-        <w:rPr>
-          <w:rFonts w:ascii="Garamond" w:eastAsia="Times New Roman" w:hAnsi="Garamond" w:cs="Times New Roman"/>
-          <w:kern w:val="0"/>
-          <w:sz w:val="22"/>
-          <w:szCs w:val="22"/>
-          <w:vertAlign w:val="superscript"/>
-          <w14:ligatures w14:val="none"/>
-        </w:rPr>
-        <w:t>87</w:t>
-      </w:r>
-      <w:r>
-        <w:rPr>
-          <w:rFonts w:ascii="Garamond" w:eastAsia="Times New Roman" w:hAnsi="Garamond" w:cs="Times New Roman"/>
-          <w:kern w:val="0"/>
-          <w:sz w:val="22"/>
-          <w:szCs w:val="22"/>
-          <w14:ligatures w14:val="none"/>
-        </w:rPr>
-        <w:t>/Sr</w:t>
-      </w:r>
-      <w:r>
-        <w:rPr>
-          <w:rFonts w:ascii="Garamond" w:eastAsia="Times New Roman" w:hAnsi="Garamond" w:cs="Times New Roman"/>
-          <w:kern w:val="0"/>
-          <w:sz w:val="22"/>
-          <w:szCs w:val="22"/>
-          <w:vertAlign w:val="superscript"/>
-          <w14:ligatures w14:val="none"/>
-        </w:rPr>
-        <w:t>86</w:t>
-      </w:r>
-      <w:r>
-        <w:rPr>
-          <w:rFonts w:ascii="Garamond" w:hAnsi="Garamond" w:cs="Times New Roman"/>
-          <w:sz w:val="22"/>
-          <w:szCs w:val="22"/>
-        </w:rPr>
-        <w:t xml:space="preserve"> values and their associated uncertainties for roughly every ~1km stretch of tributaries across the basin (Figure </w:t>
-      </w:r>
-      <w:r>
-        <w:rPr>
-          <w:rFonts w:ascii="Garamond" w:hAnsi="Garamond" w:cs="Times New Roman"/>
-          <w:sz w:val="22"/>
-          <w:szCs w:val="22"/>
-        </w:rPr>
-        <w:t>1</w:t>
-      </w:r>
-      <w:r>
-        <w:rPr>
-          <w:rFonts w:ascii="Garamond" w:hAnsi="Garamond" w:cs="Times New Roman"/>
-          <w:sz w:val="22"/>
-          <w:szCs w:val="22"/>
-        </w:rPr>
-        <w:t xml:space="preserve">). </w:t>
-      </w:r>
-      <w:r>
-        <w:rPr>
-          <w:rFonts w:ascii="Garamond" w:hAnsi="Garamond" w:cs="Times New Roman"/>
-          <w:sz w:val="22"/>
-          <w:szCs w:val="22"/>
-        </w:rPr>
         <w:t>To prevent over-assignment to tributaries with exceptionally low prediction error</w:t>
       </w:r>
-      <w:ins w:id="42" w:author="Daniel Schindler" w:date="2025-07-17T13:21:00Z" w16du:dateUtc="2025-07-17T21:21:00Z">
+      <w:ins w:id="88" w:author="Daniel Schindler" w:date="2025-07-17T13:21:00Z" w16du:dateUtc="2025-07-17T21:21:00Z">
         <w:r>
           <w:rPr>
             <w:rFonts w:ascii="Garamond" w:hAnsi="Garamond" w:cs="Times New Roman"/>
             <w:sz w:val="22"/>
             <w:szCs w:val="22"/>
           </w:rPr>
-          <w:t xml:space="preserve"> (this was in one of Sean’s papers, can’t remember which one</w:t>
+          <w:t xml:space="preserve"> </w:t>
+        </w:r>
+        <w:commentRangeStart w:id="89"/>
+        <w:r>
+          <w:rPr>
+            <w:rFonts w:ascii="Garamond" w:hAnsi="Garamond" w:cs="Times New Roman"/>
+            <w:sz w:val="22"/>
+            <w:szCs w:val="22"/>
+          </w:rPr>
+          <w:t>(this was in one of Sean’s papers, can’t remember which one</w:t>
         </w:r>
       </w:ins>
-      <w:ins w:id="43" w:author="Daniel Schindler" w:date="2025-07-17T13:24:00Z" w16du:dateUtc="2025-07-17T21:24:00Z">
+      <w:ins w:id="90" w:author="Daniel Schindler" w:date="2025-07-17T13:24:00Z" w16du:dateUtc="2025-07-17T21:24:00Z">
         <w:r>
           <w:rPr>
             <w:rFonts w:ascii="Garamond" w:hAnsi="Garamond" w:cs="Times New Roman"/>
@@ -3936,7 +4533,7 @@
           <w:t>, I think Brenna</w:t>
         </w:r>
       </w:ins>
-      <w:ins w:id="44" w:author="Daniel Schindler" w:date="2025-07-17T13:25:00Z" w16du:dateUtc="2025-07-17T21:25:00Z">
+      <w:ins w:id="91" w:author="Daniel Schindler" w:date="2025-07-17T13:25:00Z" w16du:dateUtc="2025-07-17T21:25:00Z">
         <w:r>
           <w:rPr>
             <w:rFonts w:ascii="Garamond" w:hAnsi="Garamond" w:cs="Times New Roman"/>
@@ -3946,7 +4543,7 @@
           <w:t>n and Schindler 2017</w:t>
         </w:r>
       </w:ins>
-      <w:ins w:id="45" w:author="Daniel Schindler" w:date="2025-07-17T13:21:00Z" w16du:dateUtc="2025-07-17T21:21:00Z">
+      <w:ins w:id="92" w:author="Daniel Schindler" w:date="2025-07-17T13:21:00Z" w16du:dateUtc="2025-07-17T21:21:00Z">
         <w:r>
           <w:rPr>
             <w:rFonts w:ascii="Garamond" w:hAnsi="Garamond" w:cs="Times New Roman"/>
@@ -3962,7 +4559,22 @@
           <w:sz w:val="22"/>
           <w:szCs w:val="22"/>
         </w:rPr>
-        <w:t>, minimum error values were constrained to 0.0006. This threshold was selected through systematic evaluation to minimize assignments driven primarily by uncertainty differences rather than isotopic similarity, while preserving broad-scale production patterns across the basin</w:t>
+        <w:t xml:space="preserve">, </w:t>
+      </w:r>
+      <w:commentRangeEnd w:id="89"/>
+      <w:r>
+        <w:rPr>
+          <w:rStyle w:val="CommentReference"/>
+        </w:rPr>
+        <w:commentReference w:id="89"/>
+      </w:r>
+      <w:r>
+        <w:rPr>
+          <w:rFonts w:ascii="Garamond" w:hAnsi="Garamond" w:cs="Times New Roman"/>
+          <w:sz w:val="22"/>
+          <w:szCs w:val="22"/>
+        </w:rPr>
+        <w:t>minimum error values were constrained to 0.0006. This threshold was selected through systematic evaluation to minimize assignments driven primarily by uncertainty differences rather than isotopic similarity, while preserving broad-scale production patterns across the basin</w:t>
       </w:r>
     </w:p>
     <w:p>
@@ -4194,7 +4806,7 @@
         </w:rPr>
         <w:t xml:space="preserve"> prediction error</w:t>
       </w:r>
-      <w:ins w:id="46" w:author="Daniel Schindler" w:date="2025-07-17T13:25:00Z" w16du:dateUtc="2025-07-17T21:25:00Z">
+      <w:ins w:id="93" w:author="Daniel Schindler" w:date="2025-07-17T13:25:00Z" w16du:dateUtc="2025-07-17T21:25:00Z">
         <w:r>
           <w:rPr>
             <w:rFonts w:ascii="Garamond" w:hAnsi="Garamond" w:cstheme="majorHAnsi"/>
@@ -4500,7 +5112,6 @@
               <w:sz w:val="18"/>
               <w:szCs w:val="18"/>
             </w:rPr>
-            <w:lastRenderedPageBreak/>
             <m:t>P</m:t>
           </m:r>
           <m:d>
@@ -5051,7 +5662,7 @@
         </w:rPr>
         <w:t>Quinn</w:t>
       </w:r>
-      <w:del w:id="47" w:author="Benjamin J. Makhlouf" w:date="2025-07-26T11:29:00Z" w16du:dateUtc="2025-07-26T18:29:00Z">
+      <w:del w:id="94" w:author="Benjamin J. Makhlouf" w:date="2025-07-26T11:29:00Z" w16du:dateUtc="2025-07-26T18:29:00Z">
         <w:r>
           <w:rPr>
             <w:rFonts w:ascii="Garamond" w:hAnsi="Garamond"/>
@@ -5061,7 +5672,7 @@
           <w:delText xml:space="preserve"> </w:delText>
         </w:r>
       </w:del>
-      <w:ins w:id="48" w:author="Benjamin J. Makhlouf" w:date="2025-07-26T11:29:00Z" w16du:dateUtc="2025-07-26T18:29:00Z">
+      <w:ins w:id="95" w:author="Benjamin J. Makhlouf" w:date="2025-07-26T11:29:00Z" w16du:dateUtc="2025-07-26T18:29:00Z">
         <w:r>
           <w:rPr>
             <w:rFonts w:ascii="Garamond" w:hAnsi="Garamond"/>
@@ -5071,8 +5682,8 @@
           <w:t>, 2018</w:t>
         </w:r>
       </w:ins>
-      <w:ins w:id="49" w:author="Daniel Schindler" w:date="2025-07-17T13:26:00Z" w16du:dateUtc="2025-07-17T21:26:00Z">
-        <w:del w:id="50" w:author="Benjamin J. Makhlouf" w:date="2025-07-26T11:29:00Z" w16du:dateUtc="2025-07-26T18:29:00Z">
+      <w:ins w:id="96" w:author="Daniel Schindler" w:date="2025-07-17T13:26:00Z" w16du:dateUtc="2025-07-17T21:26:00Z">
+        <w:del w:id="97" w:author="Benjamin J. Makhlouf" w:date="2025-07-26T11:29:00Z" w16du:dateUtc="2025-07-26T18:29:00Z">
           <w:r>
             <w:rPr>
               <w:rFonts w:ascii="Garamond" w:hAnsi="Garamond"/>
@@ -5169,8 +5780,17 @@
           <w:kern w:val="0"/>
           <w:sz w:val="22"/>
           <w:szCs w:val="22"/>
-          <w:highlight w:val="yellow"/>
-          <w14:ligatures w14:val="none"/>
+          <w14:ligatures w14:val="none"/>
+          <w:rPrChange w:id="98" w:author="Benjamin J. Makhlouf" w:date="2025-07-26T13:48:00Z" w16du:dateUtc="2025-07-26T20:48:00Z">
+            <w:rPr>
+              <w:rFonts w:ascii="Garamond" w:eastAsia="Times New Roman" w:hAnsi="Garamond" w:cs="Times New Roman"/>
+              <w:kern w:val="0"/>
+              <w:sz w:val="22"/>
+              <w:szCs w:val="22"/>
+              <w:highlight w:val="yellow"/>
+              <w14:ligatures w14:val="none"/>
+            </w:rPr>
+          </w:rPrChange>
         </w:rPr>
         <w:t>a threshold contributing slope value</w:t>
       </w:r>
@@ -5182,7 +5802,17 @@
           <w:szCs w:val="22"/>
           <w14:ligatures w14:val="none"/>
         </w:rPr>
-        <w:t xml:space="preserve">, thereby preventing assignment to exceedingly slow or flat reaches determined to be unsuitable </w:t>
+        <w:t>,</w:t>
+      </w:r>
+      <w:r>
+        <w:rPr>
+          <w:rFonts w:ascii="Garamond" w:eastAsia="Times New Roman" w:hAnsi="Garamond" w:cs="Times New Roman"/>
+          <w:kern w:val="0"/>
+          <w:sz w:val="22"/>
+          <w:szCs w:val="22"/>
+          <w14:ligatures w14:val="none"/>
+        </w:rPr>
+        <w:t xml:space="preserve"> thereby preventing assignment to exceedingly slow or flat reaches determined to be unsuitable </w:t>
       </w:r>
       <w:r>
         <w:rPr>
@@ -5224,7 +5854,7 @@
         </w:rPr>
         <w:t xml:space="preserve">. Finally, data was included on observed locations of spawning </w:t>
       </w:r>
-      <w:ins w:id="51" w:author="Daniel Schindler" w:date="2025-07-17T13:27:00Z" w16du:dateUtc="2025-07-17T21:27:00Z">
+      <w:ins w:id="99" w:author="Daniel Schindler" w:date="2025-07-17T13:27:00Z" w16du:dateUtc="2025-07-17T21:27:00Z">
         <w:r>
           <w:rPr>
             <w:rFonts w:ascii="Garamond" w:eastAsia="Times New Roman" w:hAnsi="Garamond" w:cs="Times New Roman"/>
@@ -5402,7 +6032,16 @@
           <w:sz w:val="22"/>
           <w:szCs w:val="22"/>
         </w:rPr>
-        <w:t xml:space="preserve"> to prevent low-probability assignments from confounding spatial patterns. Estimates were produced for predefined temporal quartiles </w:t>
+        <w:t xml:space="preserve"> to prevent low-probability </w:t>
+      </w:r>
+      <w:r>
+        <w:rPr>
+          <w:rFonts w:ascii="Garamond" w:hAnsi="Garamond"/>
+          <w:sz w:val="22"/>
+          <w:szCs w:val="22"/>
+        </w:rPr>
+        <w:lastRenderedPageBreak/>
+        <w:t xml:space="preserve">assignments from confounding spatial patterns. Estimates were produced for predefined temporal quartiles </w:t>
       </w:r>
       <w:r>
         <w:rPr>
@@ -5420,7 +6059,7 @@
         </w:rPr>
         <w:t>based on capture date: Q1 (run start through June 11), Q2 (June 12-21), Q3 (June 22-July 1), and Q4 (July 2 onward).</w:t>
       </w:r>
-      <w:ins w:id="52" w:author="Daniel Schindler" w:date="2025-07-17T13:30:00Z" w16du:dateUtc="2025-07-17T21:30:00Z">
+      <w:ins w:id="100" w:author="Daniel Schindler" w:date="2025-07-17T13:30:00Z" w16du:dateUtc="2025-07-17T21:30:00Z">
         <w:r>
           <w:rPr>
             <w:rFonts w:ascii="Garamond" w:hAnsi="Garamond"/>
@@ -5492,16 +6131,7 @@
           <w:sz w:val="22"/>
           <w:szCs w:val="22"/>
         </w:rPr>
-        <w:t xml:space="preserve">The June 11 date was chosen specifically to </w:t>
-      </w:r>
-      <w:r>
-        <w:rPr>
-          <w:rFonts w:ascii="Garamond" w:hAnsi="Garamond"/>
-          <w:sz w:val="22"/>
-          <w:szCs w:val="22"/>
-        </w:rPr>
-        <w:lastRenderedPageBreak/>
-        <w:t xml:space="preserve">match the end of the ‘front end closure’ of the subsistence fishery </w:t>
+        <w:t xml:space="preserve">The June 11 date was chosen specifically to match the end of the ‘front end closure’ of the subsistence fishery </w:t>
       </w:r>
       <w:r>
         <w:rPr>
@@ -5519,7 +6149,7 @@
         </w:rPr>
         <w:t xml:space="preserve">which has been implemented for over a </w:t>
       </w:r>
-      <w:commentRangeStart w:id="53"/>
+      <w:commentRangeStart w:id="101"/>
       <w:r>
         <w:rPr>
           <w:rFonts w:ascii="Garamond" w:hAnsi="Garamond"/>
@@ -5528,12 +6158,12 @@
         </w:rPr>
         <w:t>decade</w:t>
       </w:r>
-      <w:commentRangeEnd w:id="53"/>
+      <w:commentRangeEnd w:id="101"/>
       <w:r>
         <w:rPr>
           <w:rStyle w:val="CommentReference"/>
         </w:rPr>
-        <w:commentReference w:id="53"/>
+        <w:commentReference w:id="101"/>
       </w:r>
       <w:r>
         <w:rPr>
@@ -5698,7 +6328,7 @@
         </w:rPr>
         <w:t xml:space="preserve"> </w:t>
       </w:r>
-      <w:ins w:id="54" w:author="Daniel Schindler" w:date="2025-07-17T13:31:00Z" w16du:dateUtc="2025-07-17T21:31:00Z">
+      <w:ins w:id="102" w:author="Daniel Schindler" w:date="2025-07-17T13:31:00Z" w16du:dateUtc="2025-07-17T21:31:00Z">
         <w:r>
           <w:rPr>
             <w:rFonts w:ascii="Garamond" w:hAnsi="Garamond"/>
@@ -5835,7 +6465,7 @@
         </w:rPr>
         <w:t xml:space="preserve">contribution </w:t>
       </w:r>
-      <w:commentRangeStart w:id="55"/>
+      <w:commentRangeStart w:id="103"/>
       <w:r>
         <w:rPr>
           <w:rFonts w:ascii="Garamond" w:hAnsi="Garamond"/>
@@ -5844,20 +6474,20 @@
         </w:rPr>
         <w:t xml:space="preserve">(Figure x). </w:t>
       </w:r>
-      <w:commentRangeEnd w:id="55"/>
+      <w:commentRangeEnd w:id="103"/>
       <w:r>
         <w:rPr>
           <w:rStyle w:val="CommentReference"/>
           <w:rFonts w:ascii="Garamond" w:hAnsi="Garamond"/>
           <w:sz w:val="22"/>
           <w:szCs w:val="22"/>
-          <w:rPrChange w:id="56" w:author="Benjamin J. Makhlouf" w:date="2025-07-26T11:37:00Z" w16du:dateUtc="2025-07-26T18:37:00Z">
+          <w:rPrChange w:id="104" w:author="Benjamin J. Makhlouf" w:date="2025-07-26T11:37:00Z" w16du:dateUtc="2025-07-26T18:37:00Z">
             <w:rPr>
               <w:rStyle w:val="CommentReference"/>
             </w:rPr>
           </w:rPrChange>
         </w:rPr>
-        <w:commentReference w:id="55"/>
+        <w:commentReference w:id="103"/>
       </w:r>
       <w:r>
         <w:rPr>
@@ -5919,7 +6549,7 @@
         </w:rPr>
         <w:t xml:space="preserve"> aggregated into management units. These values were then compared against the raw values for the entire dataset</w:t>
       </w:r>
-      <w:commentRangeStart w:id="57"/>
+      <w:commentRangeStart w:id="105"/>
       <w:r>
         <w:rPr>
           <w:rFonts w:ascii="Garamond" w:hAnsi="Garamond"/>
@@ -5934,22 +6564,31 @@
           <w:sz w:val="22"/>
           <w:szCs w:val="22"/>
         </w:rPr>
-        <w:t>Lines are colored in order of distance up the watershed with deeper red values displaying the furthest upstream populations and deep blue illustrating the furthest downstream populations</w:t>
-      </w:r>
-      <w:commentRangeEnd w:id="57"/>
+        <w:t xml:space="preserve">Lines are colored in order of distance up the watershed with deeper red values displaying the furthest upstream populations and deep blue illustrating the furthest </w:t>
+      </w:r>
+      <w:r>
+        <w:rPr>
+          <w:rFonts w:ascii="Garamond" w:hAnsi="Garamond"/>
+          <w:sz w:val="22"/>
+          <w:szCs w:val="22"/>
+        </w:rPr>
+        <w:lastRenderedPageBreak/>
+        <w:t>downstream populations</w:t>
+      </w:r>
+      <w:commentRangeEnd w:id="105"/>
       <w:r>
         <w:rPr>
           <w:rStyle w:val="CommentReference"/>
           <w:rFonts w:ascii="Garamond" w:hAnsi="Garamond"/>
           <w:sz w:val="22"/>
           <w:szCs w:val="22"/>
-          <w:rPrChange w:id="58" w:author="Benjamin J. Makhlouf" w:date="2025-07-26T11:37:00Z" w16du:dateUtc="2025-07-26T18:37:00Z">
+          <w:rPrChange w:id="106" w:author="Benjamin J. Makhlouf" w:date="2025-07-26T11:37:00Z" w16du:dateUtc="2025-07-26T18:37:00Z">
             <w:rPr>
               <w:rStyle w:val="CommentReference"/>
             </w:rPr>
           </w:rPrChange>
         </w:rPr>
-        <w:commentReference w:id="57"/>
+        <w:commentReference w:id="105"/>
       </w:r>
       <w:r>
         <w:rPr>
@@ -5967,38 +6606,29 @@
         </w:rPr>
         <w:t xml:space="preserve">Cumulative distribution functions were constructed using 3-day intervals throughout each run. For each interval, tributary-level production estimates were aggregated into management units and compared against full-season totals. </w:t>
       </w:r>
-      <w:commentRangeStart w:id="59"/>
-      <w:r>
-        <w:rPr>
-          <w:rFonts w:ascii="Garamond" w:hAnsi="Garamond"/>
-          <w:sz w:val="22"/>
-          <w:szCs w:val="22"/>
-        </w:rPr>
-        <w:t xml:space="preserve">Management units were color-coded by watershed </w:t>
-      </w:r>
-      <w:r>
-        <w:rPr>
-          <w:rFonts w:ascii="Garamond" w:hAnsi="Garamond"/>
-          <w:sz w:val="22"/>
-          <w:szCs w:val="22"/>
-        </w:rPr>
-        <w:lastRenderedPageBreak/>
-        <w:t>position, with upstream populations in red transitioning to downstream populations in blue, providing a visual representation of the temporal progression of returns across the basin.</w:t>
-      </w:r>
-      <w:commentRangeEnd w:id="59"/>
+      <w:commentRangeStart w:id="107"/>
+      <w:r>
+        <w:rPr>
+          <w:rFonts w:ascii="Garamond" w:hAnsi="Garamond"/>
+          <w:sz w:val="22"/>
+          <w:szCs w:val="22"/>
+        </w:rPr>
+        <w:t>Management units were color-coded by watershed position, with upstream populations in red transitioning to downstream populations in blue, providing a visual representation of the temporal progression of returns across the basin.</w:t>
+      </w:r>
+      <w:commentRangeEnd w:id="107"/>
       <w:r>
         <w:rPr>
           <w:rStyle w:val="CommentReference"/>
           <w:rFonts w:ascii="Garamond" w:hAnsi="Garamond"/>
           <w:sz w:val="22"/>
           <w:szCs w:val="22"/>
-          <w:rPrChange w:id="60" w:author="Benjamin J. Makhlouf" w:date="2025-07-26T11:37:00Z" w16du:dateUtc="2025-07-26T18:37:00Z">
+          <w:rPrChange w:id="108" w:author="Benjamin J. Makhlouf" w:date="2025-07-26T11:37:00Z" w16du:dateUtc="2025-07-26T18:37:00Z">
             <w:rPr>
               <w:rStyle w:val="CommentReference"/>
             </w:rPr>
           </w:rPrChange>
         </w:rPr>
-        <w:commentReference w:id="59"/>
+        <w:commentReference w:id="107"/>
       </w:r>
     </w:p>
     <w:p>
@@ -6061,7 +6691,7 @@
           <w:bCs/>
           <w:sz w:val="22"/>
           <w:szCs w:val="22"/>
-          <w:rPrChange w:id="61" w:author="Benjamin J. Makhlouf" w:date="2025-07-26T11:37:00Z" w16du:dateUtc="2025-07-26T18:37:00Z">
+          <w:rPrChange w:id="109" w:author="Benjamin J. Makhlouf" w:date="2025-07-26T11:37:00Z" w16du:dateUtc="2025-07-26T18:37:00Z">
             <w:rPr>
               <w:rFonts w:ascii="Garamond" w:hAnsi="Garamond"/>
               <w:b/>
@@ -6079,7 +6709,7 @@
           <w:bCs/>
           <w:sz w:val="22"/>
           <w:szCs w:val="22"/>
-          <w:rPrChange w:id="62" w:author="Benjamin J. Makhlouf" w:date="2025-07-26T11:37:00Z" w16du:dateUtc="2025-07-26T18:37:00Z">
+          <w:rPrChange w:id="110" w:author="Benjamin J. Makhlouf" w:date="2025-07-26T11:37:00Z" w16du:dateUtc="2025-07-26T18:37:00Z">
             <w:rPr>
               <w:rFonts w:ascii="Garamond" w:hAnsi="Garamond"/>
               <w:b/>
@@ -6111,7 +6741,7 @@
           <w:bCs/>
           <w:sz w:val="22"/>
           <w:szCs w:val="22"/>
-          <w:rPrChange w:id="63" w:author="Benjamin J. Makhlouf" w:date="2025-07-26T11:37:00Z" w16du:dateUtc="2025-07-26T18:37:00Z">
+          <w:rPrChange w:id="111" w:author="Benjamin J. Makhlouf" w:date="2025-07-26T11:37:00Z" w16du:dateUtc="2025-07-26T18:37:00Z">
             <w:rPr>
               <w:rFonts w:ascii="Garamond" w:hAnsi="Garamond"/>
               <w:b/>
@@ -6131,7 +6761,7 @@
           <w:bCs/>
           <w:sz w:val="22"/>
           <w:szCs w:val="22"/>
-          <w:rPrChange w:id="64" w:author="Benjamin J. Makhlouf" w:date="2025-07-26T11:37:00Z" w16du:dateUtc="2025-07-26T18:37:00Z">
+          <w:rPrChange w:id="112" w:author="Benjamin J. Makhlouf" w:date="2025-07-26T11:37:00Z" w16du:dateUtc="2025-07-26T18:37:00Z">
             <w:rPr>
               <w:rFonts w:ascii="Garamond" w:hAnsi="Garamond"/>
               <w:b/>
@@ -6148,15 +6778,15 @@
       <w:pPr>
         <w:spacing w:line="480" w:lineRule="auto"/>
         <w:rPr>
-          <w:del w:id="65" w:author="Benjamin J. Makhlouf" w:date="2025-07-26T11:33:00Z" w16du:dateUtc="2025-07-26T18:33:00Z"/>
+          <w:del w:id="113" w:author="Benjamin J. Makhlouf" w:date="2025-07-26T11:33:00Z" w16du:dateUtc="2025-07-26T18:33:00Z"/>
           <w:rFonts w:ascii="Garamond" w:hAnsi="Garamond"/>
           <w:b/>
           <w:bCs/>
           <w:sz w:val="22"/>
           <w:szCs w:val="22"/>
-          <w:rPrChange w:id="66" w:author="Benjamin J. Makhlouf" w:date="2025-07-26T11:37:00Z" w16du:dateUtc="2025-07-26T18:37:00Z">
-            <w:rPr>
-              <w:del w:id="67" w:author="Benjamin J. Makhlouf" w:date="2025-07-26T11:33:00Z" w16du:dateUtc="2025-07-26T18:33:00Z"/>
+          <w:rPrChange w:id="114" w:author="Benjamin J. Makhlouf" w:date="2025-07-26T11:37:00Z" w16du:dateUtc="2025-07-26T18:37:00Z">
+            <w:rPr>
+              <w:del w:id="115" w:author="Benjamin J. Makhlouf" w:date="2025-07-26T11:33:00Z" w16du:dateUtc="2025-07-26T18:33:00Z"/>
               <w:rFonts w:ascii="Garamond" w:hAnsi="Garamond"/>
               <w:b/>
               <w:bCs/>
@@ -6166,9 +6796,9 @@
           </w:rPrChange>
         </w:rPr>
       </w:pPr>
-      <w:commentRangeStart w:id="68"/>
-      <w:commentRangeStart w:id="69"/>
-      <w:del w:id="70" w:author="Benjamin J. Makhlouf" w:date="2025-07-26T11:33:00Z" w16du:dateUtc="2025-07-26T18:33:00Z">
+      <w:commentRangeStart w:id="116"/>
+      <w:commentRangeStart w:id="117"/>
+      <w:del w:id="118" w:author="Benjamin J. Makhlouf" w:date="2025-07-26T11:33:00Z" w16du:dateUtc="2025-07-26T18:33:00Z">
         <w:r>
           <w:rPr>
             <w:rFonts w:ascii="Garamond" w:hAnsi="Garamond"/>
@@ -6179,35 +6809,35 @@
           </w:rPr>
           <w:delText xml:space="preserve">* discuss raw water values* </w:delText>
         </w:r>
-        <w:commentRangeEnd w:id="68"/>
+        <w:commentRangeEnd w:id="116"/>
         <w:r>
           <w:rPr>
             <w:rStyle w:val="CommentReference"/>
             <w:rFonts w:ascii="Garamond" w:hAnsi="Garamond"/>
             <w:sz w:val="22"/>
             <w:szCs w:val="22"/>
-            <w:rPrChange w:id="71" w:author="Benjamin J. Makhlouf" w:date="2025-07-26T11:37:00Z" w16du:dateUtc="2025-07-26T18:37:00Z">
+            <w:rPrChange w:id="119" w:author="Benjamin J. Makhlouf" w:date="2025-07-26T11:37:00Z" w16du:dateUtc="2025-07-26T18:37:00Z">
               <w:rPr>
                 <w:rStyle w:val="CommentReference"/>
               </w:rPr>
             </w:rPrChange>
           </w:rPr>
-          <w:commentReference w:id="68"/>
+          <w:commentReference w:id="116"/>
         </w:r>
-        <w:commentRangeEnd w:id="69"/>
+        <w:commentRangeEnd w:id="117"/>
         <w:r>
           <w:rPr>
             <w:rStyle w:val="CommentReference"/>
             <w:rFonts w:ascii="Garamond" w:hAnsi="Garamond"/>
             <w:sz w:val="22"/>
             <w:szCs w:val="22"/>
-            <w:rPrChange w:id="72" w:author="Benjamin J. Makhlouf" w:date="2025-07-26T11:37:00Z" w16du:dateUtc="2025-07-26T18:37:00Z">
+            <w:rPrChange w:id="120" w:author="Benjamin J. Makhlouf" w:date="2025-07-26T11:37:00Z" w16du:dateUtc="2025-07-26T18:37:00Z">
               <w:rPr>
                 <w:rStyle w:val="CommentReference"/>
               </w:rPr>
             </w:rPrChange>
           </w:rPr>
-          <w:commentReference w:id="69"/>
+          <w:commentReference w:id="117"/>
         </w:r>
       </w:del>
     </w:p>
@@ -6218,7 +6848,7 @@
           <w:rFonts w:ascii="Garamond" w:hAnsi="Garamond"/>
           <w:sz w:val="22"/>
           <w:szCs w:val="22"/>
-          <w:rPrChange w:id="73" w:author="Benjamin J. Makhlouf" w:date="2025-07-26T11:37:00Z" w16du:dateUtc="2025-07-26T18:37:00Z">
+          <w:rPrChange w:id="121" w:author="Benjamin J. Makhlouf" w:date="2025-07-26T11:37:00Z" w16du:dateUtc="2025-07-26T18:37:00Z">
             <w:rPr>
               <w:rFonts w:ascii="Garamond" w:hAnsi="Garamond"/>
               <w:sz w:val="28"/>
@@ -6276,7 +6906,7 @@
           <w:rFonts w:ascii="Garamond" w:hAnsi="Garamond"/>
           <w:sz w:val="22"/>
           <w:szCs w:val="22"/>
-          <w:rPrChange w:id="74" w:author="Benjamin J. Makhlouf" w:date="2025-07-26T11:37:00Z" w16du:dateUtc="2025-07-26T18:37:00Z">
+          <w:rPrChange w:id="122" w:author="Benjamin J. Makhlouf" w:date="2025-07-26T11:37:00Z" w16du:dateUtc="2025-07-26T18:37:00Z">
             <w:rPr>
               <w:rFonts w:ascii="Garamond" w:hAnsi="Garamond"/>
               <w:sz w:val="28"/>
@@ -6292,7 +6922,7 @@
           <w:rFonts w:ascii="Garamond" w:hAnsi="Garamond"/>
           <w:sz w:val="22"/>
           <w:szCs w:val="22"/>
-          <w:rPrChange w:id="75" w:author="Benjamin J. Makhlouf" w:date="2025-07-26T11:37:00Z" w16du:dateUtc="2025-07-26T18:37:00Z">
+          <w:rPrChange w:id="123" w:author="Benjamin J. Makhlouf" w:date="2025-07-26T11:37:00Z" w16du:dateUtc="2025-07-26T18:37:00Z">
             <w:rPr>
               <w:rFonts w:ascii="Garamond" w:hAnsi="Garamond"/>
               <w:sz w:val="28"/>
@@ -6308,7 +6938,7 @@
           <w:rFonts w:ascii="Garamond" w:hAnsi="Garamond"/>
           <w:sz w:val="22"/>
           <w:szCs w:val="22"/>
-          <w:rPrChange w:id="76" w:author="Benjamin J. Makhlouf" w:date="2025-07-26T11:37:00Z" w16du:dateUtc="2025-07-26T18:37:00Z">
+          <w:rPrChange w:id="124" w:author="Benjamin J. Makhlouf" w:date="2025-07-26T11:37:00Z" w16du:dateUtc="2025-07-26T18:37:00Z">
             <w:rPr>
               <w:rFonts w:ascii="Garamond" w:hAnsi="Garamond"/>
               <w:sz w:val="28"/>
@@ -6347,7 +6977,7 @@
           <w:szCs w:val="22"/>
         </w:rPr>
       </w:pPr>
-      <w:ins w:id="77" w:author="Daniel Schindler" w:date="2025-07-17T13:46:00Z" w16du:dateUtc="2025-07-17T21:46:00Z">
+      <w:ins w:id="125" w:author="Daniel Schindler" w:date="2025-07-17T13:46:00Z" w16du:dateUtc="2025-07-17T21:46:00Z">
         <w:r>
           <w:rPr>
             <w:rFonts w:ascii="Garamond" w:hAnsi="Garamond"/>
@@ -6388,7 +7018,7 @@
           <w:rFonts w:ascii="Garamond" w:hAnsi="Garamond"/>
           <w:sz w:val="22"/>
           <w:szCs w:val="22"/>
-          <w:rPrChange w:id="78" w:author="Benjamin J. Makhlouf" w:date="2025-07-26T11:37:00Z" w16du:dateUtc="2025-07-26T18:37:00Z">
+          <w:rPrChange w:id="126" w:author="Benjamin J. Makhlouf" w:date="2025-07-26T11:37:00Z" w16du:dateUtc="2025-07-26T18:37:00Z">
             <w:rPr>
               <w:rFonts w:ascii="Garamond" w:hAnsi="Garamond"/>
               <w:sz w:val="20"/>
@@ -6412,7 +7042,7 @@
           <w:rFonts w:ascii="Garamond" w:hAnsi="Garamond"/>
           <w:sz w:val="22"/>
           <w:szCs w:val="22"/>
-          <w:rPrChange w:id="79" w:author="Benjamin J. Makhlouf" w:date="2025-07-26T11:37:00Z" w16du:dateUtc="2025-07-26T18:37:00Z">
+          <w:rPrChange w:id="127" w:author="Benjamin J. Makhlouf" w:date="2025-07-26T11:37:00Z" w16du:dateUtc="2025-07-26T18:37:00Z">
             <w:rPr>
               <w:rFonts w:ascii="Garamond" w:hAnsi="Garamond"/>
               <w:sz w:val="20"/>
@@ -6422,13 +7052,13 @@
         </w:rPr>
         <w:t xml:space="preserve">Across all years of our dataset (2017-2021), returns to the 21 stock units exhibited distinct temporal patterns in contribution and </w:t>
       </w:r>
-      <w:ins w:id="80" w:author="Daniel Schindler" w:date="2025-07-17T13:47:00Z" w16du:dateUtc="2025-07-17T21:47:00Z">
+      <w:ins w:id="128" w:author="Daniel Schindler" w:date="2025-07-17T13:47:00Z" w16du:dateUtc="2025-07-17T21:47:00Z">
         <w:r>
           <w:rPr>
             <w:rFonts w:ascii="Garamond" w:hAnsi="Garamond"/>
             <w:sz w:val="22"/>
             <w:szCs w:val="22"/>
-            <w:rPrChange w:id="81" w:author="Benjamin J. Makhlouf" w:date="2025-07-26T11:37:00Z" w16du:dateUtc="2025-07-26T18:37:00Z">
+            <w:rPrChange w:id="129" w:author="Benjamin J. Makhlouf" w:date="2025-07-26T11:37:00Z" w16du:dateUtc="2025-07-26T18:37:00Z">
               <w:rPr>
                 <w:rFonts w:ascii="Garamond" w:hAnsi="Garamond"/>
                 <w:sz w:val="20"/>
@@ -6444,7 +7074,7 @@
           <w:rFonts w:ascii="Garamond" w:hAnsi="Garamond"/>
           <w:sz w:val="22"/>
           <w:szCs w:val="22"/>
-          <w:rPrChange w:id="82" w:author="Benjamin J. Makhlouf" w:date="2025-07-26T11:37:00Z" w16du:dateUtc="2025-07-26T18:37:00Z">
+          <w:rPrChange w:id="130" w:author="Benjamin J. Makhlouf" w:date="2025-07-26T11:37:00Z" w16du:dateUtc="2025-07-26T18:37:00Z">
             <w:rPr>
               <w:rFonts w:ascii="Garamond" w:hAnsi="Garamond"/>
               <w:sz w:val="20"/>
@@ -6459,7 +7089,7 @@
           <w:rFonts w:ascii="Garamond" w:hAnsi="Garamond"/>
           <w:sz w:val="22"/>
           <w:szCs w:val="22"/>
-          <w:rPrChange w:id="83" w:author="Benjamin J. Makhlouf" w:date="2025-07-26T11:37:00Z" w16du:dateUtc="2025-07-26T18:37:00Z">
+          <w:rPrChange w:id="131" w:author="Benjamin J. Makhlouf" w:date="2025-07-26T11:37:00Z" w16du:dateUtc="2025-07-26T18:37:00Z">
             <w:rPr>
               <w:rFonts w:ascii="Garamond" w:hAnsi="Garamond"/>
               <w:sz w:val="20"/>
@@ -6474,7 +7104,7 @@
           <w:rFonts w:ascii="Garamond" w:hAnsi="Garamond"/>
           <w:sz w:val="22"/>
           <w:szCs w:val="22"/>
-          <w:rPrChange w:id="84" w:author="Benjamin J. Makhlouf" w:date="2025-07-26T11:37:00Z" w16du:dateUtc="2025-07-26T18:37:00Z">
+          <w:rPrChange w:id="132" w:author="Benjamin J. Makhlouf" w:date="2025-07-26T11:37:00Z" w16du:dateUtc="2025-07-26T18:37:00Z">
             <w:rPr>
               <w:rFonts w:ascii="Garamond" w:hAnsi="Garamond"/>
               <w:sz w:val="20"/>
@@ -6489,7 +7119,7 @@
           <w:rFonts w:ascii="Garamond" w:hAnsi="Garamond"/>
           <w:sz w:val="22"/>
           <w:szCs w:val="22"/>
-          <w:rPrChange w:id="85" w:author="Benjamin J. Makhlouf" w:date="2025-07-26T11:37:00Z" w16du:dateUtc="2025-07-26T18:37:00Z">
+          <w:rPrChange w:id="133" w:author="Benjamin J. Makhlouf" w:date="2025-07-26T11:37:00Z" w16du:dateUtc="2025-07-26T18:37:00Z">
             <w:rPr>
               <w:rFonts w:ascii="Garamond" w:hAnsi="Garamond"/>
               <w:sz w:val="20"/>
@@ -6504,7 +7134,7 @@
           <w:rFonts w:ascii="Garamond" w:hAnsi="Garamond"/>
           <w:sz w:val="22"/>
           <w:szCs w:val="22"/>
-          <w:rPrChange w:id="86" w:author="Benjamin J. Makhlouf" w:date="2025-07-26T11:37:00Z" w16du:dateUtc="2025-07-26T18:37:00Z">
+          <w:rPrChange w:id="134" w:author="Benjamin J. Makhlouf" w:date="2025-07-26T11:37:00Z" w16du:dateUtc="2025-07-26T18:37:00Z">
             <w:rPr>
               <w:rFonts w:ascii="Garamond" w:hAnsi="Garamond"/>
               <w:sz w:val="20"/>
@@ -6512,14 +7142,14 @@
             </w:rPr>
           </w:rPrChange>
         </w:rPr>
-        <w:t xml:space="preserve"> as the season progressed. Early season returns (Q1: start of run through June 11) were dominated by stocks from the upper portions of the watershed. The largest contributors were Big River (median: ~12%, range: 8-18%), Upper Kusko</w:t>
-      </w:r>
-      <w:r>
-        <w:rPr>
-          <w:rFonts w:ascii="Garamond" w:hAnsi="Garamond"/>
-          <w:sz w:val="22"/>
-          <w:szCs w:val="22"/>
-          <w:rPrChange w:id="87" w:author="Benjamin J. Makhlouf" w:date="2025-07-26T11:37:00Z" w16du:dateUtc="2025-07-26T18:37:00Z">
+        <w:t xml:space="preserve"> as the season progressed. Early season returns (Q1: start of run through June 11) were dominated by stocks from the upper portions of the watershed. The largest contributors were Big River (median: ~12%, range: 8-18%), Upper </w:t>
+      </w:r>
+      <w:r>
+        <w:rPr>
+          <w:rFonts w:ascii="Garamond" w:hAnsi="Garamond"/>
+          <w:sz w:val="22"/>
+          <w:szCs w:val="22"/>
+          <w:rPrChange w:id="135" w:author="Benjamin J. Makhlouf" w:date="2025-07-26T11:37:00Z" w16du:dateUtc="2025-07-26T18:37:00Z">
             <w:rPr>
               <w:rFonts w:ascii="Garamond" w:hAnsi="Garamond"/>
               <w:sz w:val="20"/>
@@ -6527,14 +7157,15 @@
             </w:rPr>
           </w:rPrChange>
         </w:rPr>
-        <w:t>kwim</w:t>
-      </w:r>
-      <w:r>
-        <w:rPr>
-          <w:rFonts w:ascii="Garamond" w:hAnsi="Garamond"/>
-          <w:sz w:val="22"/>
-          <w:szCs w:val="22"/>
-          <w:rPrChange w:id="88" w:author="Benjamin J. Makhlouf" w:date="2025-07-26T11:37:00Z" w16du:dateUtc="2025-07-26T18:37:00Z">
+        <w:lastRenderedPageBreak/>
+        <w:t>Kusko</w:t>
+      </w:r>
+      <w:r>
+        <w:rPr>
+          <w:rFonts w:ascii="Garamond" w:hAnsi="Garamond"/>
+          <w:sz w:val="22"/>
+          <w:szCs w:val="22"/>
+          <w:rPrChange w:id="136" w:author="Benjamin J. Makhlouf" w:date="2025-07-26T11:37:00Z" w16du:dateUtc="2025-07-26T18:37:00Z">
             <w:rPr>
               <w:rFonts w:ascii="Garamond" w:hAnsi="Garamond"/>
               <w:sz w:val="20"/>
@@ -6542,14 +7173,14 @@
             </w:rPr>
           </w:rPrChange>
         </w:rPr>
-        <w:t xml:space="preserve"> Main (median: ~10%, range: 6-16%), and Swift </w:t>
-      </w:r>
-      <w:r>
-        <w:rPr>
-          <w:rFonts w:ascii="Garamond" w:hAnsi="Garamond"/>
-          <w:sz w:val="22"/>
-          <w:szCs w:val="22"/>
-          <w:rPrChange w:id="89" w:author="Benjamin J. Makhlouf" w:date="2025-07-26T11:37:00Z" w16du:dateUtc="2025-07-26T18:37:00Z">
+        <w:t>kwim</w:t>
+      </w:r>
+      <w:r>
+        <w:rPr>
+          <w:rFonts w:ascii="Garamond" w:hAnsi="Garamond"/>
+          <w:sz w:val="22"/>
+          <w:szCs w:val="22"/>
+          <w:rPrChange w:id="137" w:author="Benjamin J. Makhlouf" w:date="2025-07-26T11:37:00Z" w16du:dateUtc="2025-07-26T18:37:00Z">
             <w:rPr>
               <w:rFonts w:ascii="Garamond" w:hAnsi="Garamond"/>
               <w:sz w:val="20"/>
@@ -6557,14 +7188,14 @@
             </w:rPr>
           </w:rPrChange>
         </w:rPr>
-        <w:t xml:space="preserve">River </w:t>
-      </w:r>
-      <w:r>
-        <w:rPr>
-          <w:rFonts w:ascii="Garamond" w:hAnsi="Garamond"/>
-          <w:sz w:val="22"/>
-          <w:szCs w:val="22"/>
-          <w:rPrChange w:id="90" w:author="Benjamin J. Makhlouf" w:date="2025-07-26T11:37:00Z" w16du:dateUtc="2025-07-26T18:37:00Z">
+        <w:t xml:space="preserve"> Main (median: ~10%, range: 6-16%), and Swift </w:t>
+      </w:r>
+      <w:r>
+        <w:rPr>
+          <w:rFonts w:ascii="Garamond" w:hAnsi="Garamond"/>
+          <w:sz w:val="22"/>
+          <w:szCs w:val="22"/>
+          <w:rPrChange w:id="138" w:author="Benjamin J. Makhlouf" w:date="2025-07-26T11:37:00Z" w16du:dateUtc="2025-07-26T18:37:00Z">
             <w:rPr>
               <w:rFonts w:ascii="Garamond" w:hAnsi="Garamond"/>
               <w:sz w:val="20"/>
@@ -6572,14 +7203,14 @@
             </w:rPr>
           </w:rPrChange>
         </w:rPr>
-        <w:t>(median: ~8%, range: 4-14%), with moderate contributions from</w:t>
-      </w:r>
-      <w:r>
-        <w:rPr>
-          <w:rFonts w:ascii="Garamond" w:hAnsi="Garamond"/>
-          <w:sz w:val="22"/>
-          <w:szCs w:val="22"/>
-          <w:rPrChange w:id="91" w:author="Benjamin J. Makhlouf" w:date="2025-07-26T11:37:00Z" w16du:dateUtc="2025-07-26T18:37:00Z">
+        <w:t xml:space="preserve">River </w:t>
+      </w:r>
+      <w:r>
+        <w:rPr>
+          <w:rFonts w:ascii="Garamond" w:hAnsi="Garamond"/>
+          <w:sz w:val="22"/>
+          <w:szCs w:val="22"/>
+          <w:rPrChange w:id="139" w:author="Benjamin J. Makhlouf" w:date="2025-07-26T11:37:00Z" w16du:dateUtc="2025-07-26T18:37:00Z">
             <w:rPr>
               <w:rFonts w:ascii="Garamond" w:hAnsi="Garamond"/>
               <w:sz w:val="20"/>
@@ -6587,14 +7218,14 @@
             </w:rPr>
           </w:rPrChange>
         </w:rPr>
-        <w:t xml:space="preserve"> the</w:t>
-      </w:r>
-      <w:r>
-        <w:rPr>
-          <w:rFonts w:ascii="Garamond" w:hAnsi="Garamond"/>
-          <w:sz w:val="22"/>
-          <w:szCs w:val="22"/>
-          <w:rPrChange w:id="92" w:author="Benjamin J. Makhlouf" w:date="2025-07-26T11:37:00Z" w16du:dateUtc="2025-07-26T18:37:00Z">
+        <w:t>(median: ~8%, range: 4-14%), with moderate contributions from</w:t>
+      </w:r>
+      <w:r>
+        <w:rPr>
+          <w:rFonts w:ascii="Garamond" w:hAnsi="Garamond"/>
+          <w:sz w:val="22"/>
+          <w:szCs w:val="22"/>
+          <w:rPrChange w:id="140" w:author="Benjamin J. Makhlouf" w:date="2025-07-26T11:37:00Z" w16du:dateUtc="2025-07-26T18:37:00Z">
             <w:rPr>
               <w:rFonts w:ascii="Garamond" w:hAnsi="Garamond"/>
               <w:sz w:val="20"/>
@@ -6602,15 +7233,14 @@
             </w:rPr>
           </w:rPrChange>
         </w:rPr>
-        <w:t xml:space="preserve"> </w:t>
-      </w:r>
-      <w:proofErr w:type="spellStart"/>
-      <w:r>
-        <w:rPr>
-          <w:rFonts w:ascii="Garamond" w:hAnsi="Garamond"/>
-          <w:sz w:val="22"/>
-          <w:szCs w:val="22"/>
-          <w:rPrChange w:id="93" w:author="Benjamin J. Makhlouf" w:date="2025-07-26T11:37:00Z" w16du:dateUtc="2025-07-26T18:37:00Z">
+        <w:t xml:space="preserve"> the</w:t>
+      </w:r>
+      <w:r>
+        <w:rPr>
+          <w:rFonts w:ascii="Garamond" w:hAnsi="Garamond"/>
+          <w:sz w:val="22"/>
+          <w:szCs w:val="22"/>
+          <w:rPrChange w:id="141" w:author="Benjamin J. Makhlouf" w:date="2025-07-26T11:37:00Z" w16du:dateUtc="2025-07-26T18:37:00Z">
             <w:rPr>
               <w:rFonts w:ascii="Garamond" w:hAnsi="Garamond"/>
               <w:sz w:val="20"/>
@@ -6618,15 +7248,15 @@
             </w:rPr>
           </w:rPrChange>
         </w:rPr>
-        <w:t>Takotna</w:t>
-      </w:r>
-      <w:proofErr w:type="spellEnd"/>
-      <w:r>
-        <w:rPr>
-          <w:rFonts w:ascii="Garamond" w:hAnsi="Garamond"/>
-          <w:sz w:val="22"/>
-          <w:szCs w:val="22"/>
-          <w:rPrChange w:id="94" w:author="Benjamin J. Makhlouf" w:date="2025-07-26T11:37:00Z" w16du:dateUtc="2025-07-26T18:37:00Z">
+        <w:t xml:space="preserve"> </w:t>
+      </w:r>
+      <w:proofErr w:type="spellStart"/>
+      <w:r>
+        <w:rPr>
+          <w:rFonts w:ascii="Garamond" w:hAnsi="Garamond"/>
+          <w:sz w:val="22"/>
+          <w:szCs w:val="22"/>
+          <w:rPrChange w:id="142" w:author="Benjamin J. Makhlouf" w:date="2025-07-26T11:37:00Z" w16du:dateUtc="2025-07-26T18:37:00Z">
             <w:rPr>
               <w:rFonts w:ascii="Garamond" w:hAnsi="Garamond"/>
               <w:sz w:val="20"/>
@@ -6634,14 +7264,15 @@
             </w:rPr>
           </w:rPrChange>
         </w:rPr>
-        <w:t xml:space="preserve"> </w:t>
-      </w:r>
-      <w:r>
-        <w:rPr>
-          <w:rFonts w:ascii="Garamond" w:hAnsi="Garamond"/>
-          <w:sz w:val="22"/>
-          <w:szCs w:val="22"/>
-          <w:rPrChange w:id="95" w:author="Benjamin J. Makhlouf" w:date="2025-07-26T11:37:00Z" w16du:dateUtc="2025-07-26T18:37:00Z">
+        <w:t>Takotna</w:t>
+      </w:r>
+      <w:proofErr w:type="spellEnd"/>
+      <w:r>
+        <w:rPr>
+          <w:rFonts w:ascii="Garamond" w:hAnsi="Garamond"/>
+          <w:sz w:val="22"/>
+          <w:szCs w:val="22"/>
+          <w:rPrChange w:id="143" w:author="Benjamin J. Makhlouf" w:date="2025-07-26T11:37:00Z" w16du:dateUtc="2025-07-26T18:37:00Z">
             <w:rPr>
               <w:rFonts w:ascii="Garamond" w:hAnsi="Garamond"/>
               <w:sz w:val="20"/>
@@ -6649,14 +7280,14 @@
             </w:rPr>
           </w:rPrChange>
         </w:rPr>
-        <w:t xml:space="preserve">River </w:t>
-      </w:r>
-      <w:r>
-        <w:rPr>
-          <w:rFonts w:ascii="Garamond" w:hAnsi="Garamond"/>
-          <w:sz w:val="22"/>
-          <w:szCs w:val="22"/>
-          <w:rPrChange w:id="96" w:author="Benjamin J. Makhlouf" w:date="2025-07-26T11:37:00Z" w16du:dateUtc="2025-07-26T18:37:00Z">
+        <w:t xml:space="preserve"> </w:t>
+      </w:r>
+      <w:r>
+        <w:rPr>
+          <w:rFonts w:ascii="Garamond" w:hAnsi="Garamond"/>
+          <w:sz w:val="22"/>
+          <w:szCs w:val="22"/>
+          <w:rPrChange w:id="144" w:author="Benjamin J. Makhlouf" w:date="2025-07-26T11:37:00Z" w16du:dateUtc="2025-07-26T18:37:00Z">
             <w:rPr>
               <w:rFonts w:ascii="Garamond" w:hAnsi="Garamond"/>
               <w:sz w:val="20"/>
@@ -6664,14 +7295,14 @@
             </w:rPr>
           </w:rPrChange>
         </w:rPr>
-        <w:t>and Nixon Fork (~8%) and some middle-watershed stocks including Stony</w:t>
-      </w:r>
-      <w:r>
-        <w:rPr>
-          <w:rFonts w:ascii="Garamond" w:hAnsi="Garamond"/>
-          <w:sz w:val="22"/>
-          <w:szCs w:val="22"/>
-          <w:rPrChange w:id="97" w:author="Benjamin J. Makhlouf" w:date="2025-07-26T11:37:00Z" w16du:dateUtc="2025-07-26T18:37:00Z">
+        <w:t xml:space="preserve">River </w:t>
+      </w:r>
+      <w:r>
+        <w:rPr>
+          <w:rFonts w:ascii="Garamond" w:hAnsi="Garamond"/>
+          <w:sz w:val="22"/>
+          <w:szCs w:val="22"/>
+          <w:rPrChange w:id="145" w:author="Benjamin J. Makhlouf" w:date="2025-07-26T11:37:00Z" w16du:dateUtc="2025-07-26T18:37:00Z">
             <w:rPr>
               <w:rFonts w:ascii="Garamond" w:hAnsi="Garamond"/>
               <w:sz w:val="20"/>
@@ -6679,14 +7310,14 @@
             </w:rPr>
           </w:rPrChange>
         </w:rPr>
-        <w:t xml:space="preserve"> River</w:t>
-      </w:r>
-      <w:r>
-        <w:rPr>
-          <w:rFonts w:ascii="Garamond" w:hAnsi="Garamond"/>
-          <w:sz w:val="22"/>
-          <w:szCs w:val="22"/>
-          <w:rPrChange w:id="98" w:author="Benjamin J. Makhlouf" w:date="2025-07-26T11:37:00Z" w16du:dateUtc="2025-07-26T18:37:00Z">
+        <w:t>and Nixon Fork (~8%) and some middle-watershed stocks including Stony</w:t>
+      </w:r>
+      <w:r>
+        <w:rPr>
+          <w:rFonts w:ascii="Garamond" w:hAnsi="Garamond"/>
+          <w:sz w:val="22"/>
+          <w:szCs w:val="22"/>
+          <w:rPrChange w:id="146" w:author="Benjamin J. Makhlouf" w:date="2025-07-26T11:37:00Z" w16du:dateUtc="2025-07-26T18:37:00Z">
             <w:rPr>
               <w:rFonts w:ascii="Garamond" w:hAnsi="Garamond"/>
               <w:sz w:val="20"/>
@@ -6694,15 +7325,14 @@
             </w:rPr>
           </w:rPrChange>
         </w:rPr>
-        <w:t xml:space="preserve"> (~6%) and </w:t>
-      </w:r>
-      <w:proofErr w:type="spellStart"/>
-      <w:r>
-        <w:rPr>
-          <w:rFonts w:ascii="Garamond" w:hAnsi="Garamond"/>
-          <w:sz w:val="22"/>
-          <w:szCs w:val="22"/>
-          <w:rPrChange w:id="99" w:author="Benjamin J. Makhlouf" w:date="2025-07-26T11:37:00Z" w16du:dateUtc="2025-07-26T18:37:00Z">
+        <w:t xml:space="preserve"> River</w:t>
+      </w:r>
+      <w:r>
+        <w:rPr>
+          <w:rFonts w:ascii="Garamond" w:hAnsi="Garamond"/>
+          <w:sz w:val="22"/>
+          <w:szCs w:val="22"/>
+          <w:rPrChange w:id="147" w:author="Benjamin J. Makhlouf" w:date="2025-07-26T11:37:00Z" w16du:dateUtc="2025-07-26T18:37:00Z">
             <w:rPr>
               <w:rFonts w:ascii="Garamond" w:hAnsi="Garamond"/>
               <w:sz w:val="20"/>
@@ -6710,15 +7340,15 @@
             </w:rPr>
           </w:rPrChange>
         </w:rPr>
-        <w:t>Holitna</w:t>
-      </w:r>
-      <w:proofErr w:type="spellEnd"/>
-      <w:r>
-        <w:rPr>
-          <w:rFonts w:ascii="Garamond" w:hAnsi="Garamond"/>
-          <w:sz w:val="22"/>
-          <w:szCs w:val="22"/>
-          <w:rPrChange w:id="100" w:author="Benjamin J. Makhlouf" w:date="2025-07-26T11:37:00Z" w16du:dateUtc="2025-07-26T18:37:00Z">
+        <w:t xml:space="preserve"> (~6%) and </w:t>
+      </w:r>
+      <w:proofErr w:type="spellStart"/>
+      <w:r>
+        <w:rPr>
+          <w:rFonts w:ascii="Garamond" w:hAnsi="Garamond"/>
+          <w:sz w:val="22"/>
+          <w:szCs w:val="22"/>
+          <w:rPrChange w:id="148" w:author="Benjamin J. Makhlouf" w:date="2025-07-26T11:37:00Z" w16du:dateUtc="2025-07-26T18:37:00Z">
             <w:rPr>
               <w:rFonts w:ascii="Garamond" w:hAnsi="Garamond"/>
               <w:sz w:val="20"/>
@@ -6726,14 +7356,15 @@
             </w:rPr>
           </w:rPrChange>
         </w:rPr>
-        <w:t xml:space="preserve"> </w:t>
-      </w:r>
-      <w:r>
-        <w:rPr>
-          <w:rFonts w:ascii="Garamond" w:hAnsi="Garamond"/>
-          <w:sz w:val="22"/>
-          <w:szCs w:val="22"/>
-          <w:rPrChange w:id="101" w:author="Benjamin J. Makhlouf" w:date="2025-07-26T11:37:00Z" w16du:dateUtc="2025-07-26T18:37:00Z">
+        <w:t>Holitna</w:t>
+      </w:r>
+      <w:proofErr w:type="spellEnd"/>
+      <w:r>
+        <w:rPr>
+          <w:rFonts w:ascii="Garamond" w:hAnsi="Garamond"/>
+          <w:sz w:val="22"/>
+          <w:szCs w:val="22"/>
+          <w:rPrChange w:id="149" w:author="Benjamin J. Makhlouf" w:date="2025-07-26T11:37:00Z" w16du:dateUtc="2025-07-26T18:37:00Z">
             <w:rPr>
               <w:rFonts w:ascii="Garamond" w:hAnsi="Garamond"/>
               <w:sz w:val="20"/>
@@ -6741,14 +7372,14 @@
             </w:rPr>
           </w:rPrChange>
         </w:rPr>
-        <w:t xml:space="preserve">River </w:t>
-      </w:r>
-      <w:r>
-        <w:rPr>
-          <w:rFonts w:ascii="Garamond" w:hAnsi="Garamond"/>
-          <w:sz w:val="22"/>
-          <w:szCs w:val="22"/>
-          <w:rPrChange w:id="102" w:author="Benjamin J. Makhlouf" w:date="2025-07-26T11:37:00Z" w16du:dateUtc="2025-07-26T18:37:00Z">
+        <w:t xml:space="preserve"> </w:t>
+      </w:r>
+      <w:r>
+        <w:rPr>
+          <w:rFonts w:ascii="Garamond" w:hAnsi="Garamond"/>
+          <w:sz w:val="22"/>
+          <w:szCs w:val="22"/>
+          <w:rPrChange w:id="150" w:author="Benjamin J. Makhlouf" w:date="2025-07-26T11:37:00Z" w16du:dateUtc="2025-07-26T18:37:00Z">
             <w:rPr>
               <w:rFonts w:ascii="Garamond" w:hAnsi="Garamond"/>
               <w:sz w:val="20"/>
@@ -6756,14 +7387,14 @@
             </w:rPr>
           </w:rPrChange>
         </w:rPr>
-        <w:t xml:space="preserve">(~5%). Upper watershed stocks exhibited substantially higher </w:t>
-      </w:r>
-      <w:r>
-        <w:rPr>
-          <w:rFonts w:ascii="Garamond" w:hAnsi="Garamond"/>
-          <w:sz w:val="22"/>
-          <w:szCs w:val="22"/>
-          <w:rPrChange w:id="103" w:author="Benjamin J. Makhlouf" w:date="2025-07-26T11:37:00Z" w16du:dateUtc="2025-07-26T18:37:00Z">
+        <w:t xml:space="preserve">River </w:t>
+      </w:r>
+      <w:r>
+        <w:rPr>
+          <w:rFonts w:ascii="Garamond" w:hAnsi="Garamond"/>
+          <w:sz w:val="22"/>
+          <w:szCs w:val="22"/>
+          <w:rPrChange w:id="151" w:author="Benjamin J. Makhlouf" w:date="2025-07-26T11:37:00Z" w16du:dateUtc="2025-07-26T18:37:00Z">
             <w:rPr>
               <w:rFonts w:ascii="Garamond" w:hAnsi="Garamond"/>
               <w:sz w:val="20"/>
@@ -6771,15 +7402,14 @@
             </w:rPr>
           </w:rPrChange>
         </w:rPr>
-        <w:lastRenderedPageBreak/>
-        <w:t xml:space="preserve">inter-annual variability during Q1 as compared to the other three </w:t>
-      </w:r>
-      <w:r>
-        <w:rPr>
-          <w:rFonts w:ascii="Garamond" w:hAnsi="Garamond"/>
-          <w:sz w:val="22"/>
-          <w:szCs w:val="22"/>
-          <w:rPrChange w:id="104" w:author="Benjamin J. Makhlouf" w:date="2025-07-26T11:37:00Z" w16du:dateUtc="2025-07-26T18:37:00Z">
+        <w:t xml:space="preserve">(~5%). Upper watershed stocks exhibited substantially higher inter-annual variability during Q1 as compared to the other three </w:t>
+      </w:r>
+      <w:r>
+        <w:rPr>
+          <w:rFonts w:ascii="Garamond" w:hAnsi="Garamond"/>
+          <w:sz w:val="22"/>
+          <w:szCs w:val="22"/>
+          <w:rPrChange w:id="152" w:author="Benjamin J. Makhlouf" w:date="2025-07-26T11:37:00Z" w16du:dateUtc="2025-07-26T18:37:00Z">
             <w:rPr>
               <w:rFonts w:ascii="Garamond" w:hAnsi="Garamond"/>
               <w:sz w:val="20"/>
@@ -6794,7 +7424,7 @@
           <w:rFonts w:ascii="Garamond" w:hAnsi="Garamond"/>
           <w:sz w:val="22"/>
           <w:szCs w:val="22"/>
-          <w:rPrChange w:id="105" w:author="Benjamin J. Makhlouf" w:date="2025-07-26T11:37:00Z" w16du:dateUtc="2025-07-26T18:37:00Z">
+          <w:rPrChange w:id="153" w:author="Benjamin J. Makhlouf" w:date="2025-07-26T11:37:00Z" w16du:dateUtc="2025-07-26T18:37:00Z">
             <w:rPr>
               <w:rFonts w:ascii="Garamond" w:hAnsi="Garamond"/>
               <w:sz w:val="20"/>
@@ -6809,7 +7439,7 @@
           <w:rFonts w:ascii="Garamond" w:hAnsi="Garamond"/>
           <w:sz w:val="22"/>
           <w:szCs w:val="22"/>
-          <w:rPrChange w:id="106" w:author="Benjamin J. Makhlouf" w:date="2025-07-26T11:37:00Z" w16du:dateUtc="2025-07-26T18:37:00Z">
+          <w:rPrChange w:id="154" w:author="Benjamin J. Makhlouf" w:date="2025-07-26T11:37:00Z" w16du:dateUtc="2025-07-26T18:37:00Z">
             <w:rPr>
               <w:rFonts w:ascii="Garamond" w:hAnsi="Garamond"/>
               <w:sz w:val="20"/>
@@ -6824,7 +7454,7 @@
           <w:rFonts w:ascii="Garamond" w:hAnsi="Garamond"/>
           <w:sz w:val="22"/>
           <w:szCs w:val="22"/>
-          <w:rPrChange w:id="107" w:author="Benjamin J. Makhlouf" w:date="2025-07-26T11:37:00Z" w16du:dateUtc="2025-07-26T18:37:00Z">
+          <w:rPrChange w:id="155" w:author="Benjamin J. Makhlouf" w:date="2025-07-26T11:37:00Z" w16du:dateUtc="2025-07-26T18:37:00Z">
             <w:rPr>
               <w:rFonts w:ascii="Garamond" w:hAnsi="Garamond"/>
               <w:sz w:val="20"/>
@@ -6839,7 +7469,7 @@
           <w:rFonts w:ascii="Garamond" w:hAnsi="Garamond"/>
           <w:sz w:val="22"/>
           <w:szCs w:val="22"/>
-          <w:rPrChange w:id="108" w:author="Benjamin J. Makhlouf" w:date="2025-07-26T11:37:00Z" w16du:dateUtc="2025-07-26T18:37:00Z">
+          <w:rPrChange w:id="156" w:author="Benjamin J. Makhlouf" w:date="2025-07-26T11:37:00Z" w16du:dateUtc="2025-07-26T18:37:00Z">
             <w:rPr>
               <w:rFonts w:ascii="Garamond" w:hAnsi="Garamond"/>
               <w:sz w:val="20"/>
@@ -6854,7 +7484,7 @@
           <w:rFonts w:ascii="Garamond" w:hAnsi="Garamond"/>
           <w:sz w:val="22"/>
           <w:szCs w:val="22"/>
-          <w:rPrChange w:id="109" w:author="Benjamin J. Makhlouf" w:date="2025-07-26T11:37:00Z" w16du:dateUtc="2025-07-26T18:37:00Z">
+          <w:rPrChange w:id="157" w:author="Benjamin J. Makhlouf" w:date="2025-07-26T11:37:00Z" w16du:dateUtc="2025-07-26T18:37:00Z">
             <w:rPr>
               <w:rFonts w:ascii="Garamond" w:hAnsi="Garamond"/>
               <w:sz w:val="20"/>
@@ -6869,7 +7499,7 @@
           <w:rFonts w:ascii="Garamond" w:hAnsi="Garamond"/>
           <w:sz w:val="22"/>
           <w:szCs w:val="22"/>
-          <w:rPrChange w:id="110" w:author="Benjamin J. Makhlouf" w:date="2025-07-26T11:37:00Z" w16du:dateUtc="2025-07-26T18:37:00Z">
+          <w:rPrChange w:id="158" w:author="Benjamin J. Makhlouf" w:date="2025-07-26T11:37:00Z" w16du:dateUtc="2025-07-26T18:37:00Z">
             <w:rPr>
               <w:rFonts w:ascii="Garamond" w:hAnsi="Garamond"/>
               <w:sz w:val="20"/>
@@ -6884,7 +7514,7 @@
           <w:rFonts w:ascii="Garamond" w:hAnsi="Garamond"/>
           <w:sz w:val="22"/>
           <w:szCs w:val="22"/>
-          <w:rPrChange w:id="111" w:author="Benjamin J. Makhlouf" w:date="2025-07-26T11:37:00Z" w16du:dateUtc="2025-07-26T18:37:00Z">
+          <w:rPrChange w:id="159" w:author="Benjamin J. Makhlouf" w:date="2025-07-26T11:37:00Z" w16du:dateUtc="2025-07-26T18:37:00Z">
             <w:rPr>
               <w:rFonts w:ascii="Garamond" w:hAnsi="Garamond"/>
               <w:sz w:val="20"/>
@@ -6900,7 +7530,7 @@
           <w:rFonts w:ascii="Garamond" w:hAnsi="Garamond"/>
           <w:sz w:val="22"/>
           <w:szCs w:val="22"/>
-          <w:rPrChange w:id="112" w:author="Benjamin J. Makhlouf" w:date="2025-07-26T11:37:00Z" w16du:dateUtc="2025-07-26T18:37:00Z">
+          <w:rPrChange w:id="160" w:author="Benjamin J. Makhlouf" w:date="2025-07-26T11:37:00Z" w16du:dateUtc="2025-07-26T18:37:00Z">
             <w:rPr>
               <w:rFonts w:ascii="Garamond" w:hAnsi="Garamond"/>
               <w:sz w:val="20"/>
@@ -6916,7 +7546,7 @@
           <w:rFonts w:ascii="Garamond" w:hAnsi="Garamond"/>
           <w:sz w:val="22"/>
           <w:szCs w:val="22"/>
-          <w:rPrChange w:id="113" w:author="Benjamin J. Makhlouf" w:date="2025-07-26T11:37:00Z" w16du:dateUtc="2025-07-26T18:37:00Z">
+          <w:rPrChange w:id="161" w:author="Benjamin J. Makhlouf" w:date="2025-07-26T11:37:00Z" w16du:dateUtc="2025-07-26T18:37:00Z">
             <w:rPr>
               <w:rFonts w:ascii="Garamond" w:hAnsi="Garamond"/>
               <w:sz w:val="20"/>
@@ -6931,7 +7561,7 @@
           <w:rFonts w:ascii="Garamond" w:hAnsi="Garamond"/>
           <w:sz w:val="22"/>
           <w:szCs w:val="22"/>
-          <w:rPrChange w:id="114" w:author="Benjamin J. Makhlouf" w:date="2025-07-26T11:37:00Z" w16du:dateUtc="2025-07-26T18:37:00Z">
+          <w:rPrChange w:id="162" w:author="Benjamin J. Makhlouf" w:date="2025-07-26T11:37:00Z" w16du:dateUtc="2025-07-26T18:37:00Z">
             <w:rPr>
               <w:rFonts w:ascii="Garamond" w:hAnsi="Garamond"/>
               <w:sz w:val="20"/>
@@ -6946,7 +7576,7 @@
           <w:rFonts w:ascii="Garamond" w:hAnsi="Garamond"/>
           <w:sz w:val="22"/>
           <w:szCs w:val="22"/>
-          <w:rPrChange w:id="115" w:author="Benjamin J. Makhlouf" w:date="2025-07-26T11:37:00Z" w16du:dateUtc="2025-07-26T18:37:00Z">
+          <w:rPrChange w:id="163" w:author="Benjamin J. Makhlouf" w:date="2025-07-26T11:37:00Z" w16du:dateUtc="2025-07-26T18:37:00Z">
             <w:rPr>
               <w:rFonts w:ascii="Garamond" w:hAnsi="Garamond"/>
               <w:sz w:val="20"/>
@@ -6961,7 +7591,7 @@
           <w:rFonts w:ascii="Garamond" w:hAnsi="Garamond"/>
           <w:sz w:val="22"/>
           <w:szCs w:val="22"/>
-          <w:rPrChange w:id="116" w:author="Benjamin J. Makhlouf" w:date="2025-07-26T11:37:00Z" w16du:dateUtc="2025-07-26T18:37:00Z">
+          <w:rPrChange w:id="164" w:author="Benjamin J. Makhlouf" w:date="2025-07-26T11:37:00Z" w16du:dateUtc="2025-07-26T18:37:00Z">
             <w:rPr>
               <w:rFonts w:ascii="Garamond" w:hAnsi="Garamond"/>
               <w:sz w:val="20"/>
@@ -6977,7 +7607,7 @@
           <w:rFonts w:ascii="Garamond" w:hAnsi="Garamond"/>
           <w:sz w:val="22"/>
           <w:szCs w:val="22"/>
-          <w:rPrChange w:id="117" w:author="Benjamin J. Makhlouf" w:date="2025-07-26T11:37:00Z" w16du:dateUtc="2025-07-26T18:37:00Z">
+          <w:rPrChange w:id="165" w:author="Benjamin J. Makhlouf" w:date="2025-07-26T11:37:00Z" w16du:dateUtc="2025-07-26T18:37:00Z">
             <w:rPr>
               <w:rFonts w:ascii="Garamond" w:hAnsi="Garamond"/>
               <w:sz w:val="20"/>
@@ -6993,7 +7623,7 @@
           <w:rFonts w:ascii="Garamond" w:hAnsi="Garamond"/>
           <w:sz w:val="22"/>
           <w:szCs w:val="22"/>
-          <w:rPrChange w:id="118" w:author="Benjamin J. Makhlouf" w:date="2025-07-26T11:37:00Z" w16du:dateUtc="2025-07-26T18:37:00Z">
+          <w:rPrChange w:id="166" w:author="Benjamin J. Makhlouf" w:date="2025-07-26T11:37:00Z" w16du:dateUtc="2025-07-26T18:37:00Z">
             <w:rPr>
               <w:rFonts w:ascii="Garamond" w:hAnsi="Garamond"/>
               <w:sz w:val="20"/>
@@ -7008,7 +7638,7 @@
           <w:rFonts w:ascii="Garamond" w:hAnsi="Garamond"/>
           <w:sz w:val="22"/>
           <w:szCs w:val="22"/>
-          <w:rPrChange w:id="119" w:author="Benjamin J. Makhlouf" w:date="2025-07-26T11:37:00Z" w16du:dateUtc="2025-07-26T18:37:00Z">
+          <w:rPrChange w:id="167" w:author="Benjamin J. Makhlouf" w:date="2025-07-26T11:37:00Z" w16du:dateUtc="2025-07-26T18:37:00Z">
             <w:rPr>
               <w:rFonts w:ascii="Garamond" w:hAnsi="Garamond"/>
               <w:sz w:val="20"/>
@@ -7023,7 +7653,7 @@
           <w:rFonts w:ascii="Garamond" w:hAnsi="Garamond"/>
           <w:sz w:val="22"/>
           <w:szCs w:val="22"/>
-          <w:rPrChange w:id="120" w:author="Benjamin J. Makhlouf" w:date="2025-07-26T11:37:00Z" w16du:dateUtc="2025-07-26T18:37:00Z">
+          <w:rPrChange w:id="168" w:author="Benjamin J. Makhlouf" w:date="2025-07-26T11:37:00Z" w16du:dateUtc="2025-07-26T18:37:00Z">
             <w:rPr>
               <w:rFonts w:ascii="Garamond" w:hAnsi="Garamond"/>
               <w:sz w:val="20"/>
@@ -7038,7 +7668,7 @@
           <w:rFonts w:ascii="Garamond" w:hAnsi="Garamond"/>
           <w:sz w:val="22"/>
           <w:szCs w:val="22"/>
-          <w:rPrChange w:id="121" w:author="Benjamin J. Makhlouf" w:date="2025-07-26T11:37:00Z" w16du:dateUtc="2025-07-26T18:37:00Z">
+          <w:rPrChange w:id="169" w:author="Benjamin J. Makhlouf" w:date="2025-07-26T11:37:00Z" w16du:dateUtc="2025-07-26T18:37:00Z">
             <w:rPr>
               <w:rFonts w:ascii="Garamond" w:hAnsi="Garamond"/>
               <w:sz w:val="20"/>
@@ -7053,7 +7683,7 @@
           <w:rFonts w:ascii="Garamond" w:hAnsi="Garamond"/>
           <w:sz w:val="22"/>
           <w:szCs w:val="22"/>
-          <w:rPrChange w:id="122" w:author="Benjamin J. Makhlouf" w:date="2025-07-26T11:37:00Z" w16du:dateUtc="2025-07-26T18:37:00Z">
+          <w:rPrChange w:id="170" w:author="Benjamin J. Makhlouf" w:date="2025-07-26T11:37:00Z" w16du:dateUtc="2025-07-26T18:37:00Z">
             <w:rPr>
               <w:rFonts w:ascii="Garamond" w:hAnsi="Garamond"/>
               <w:sz w:val="20"/>
@@ -7068,7 +7698,7 @@
           <w:rFonts w:ascii="Garamond" w:hAnsi="Garamond"/>
           <w:sz w:val="22"/>
           <w:szCs w:val="22"/>
-          <w:rPrChange w:id="123" w:author="Benjamin J. Makhlouf" w:date="2025-07-26T11:37:00Z" w16du:dateUtc="2025-07-26T18:37:00Z">
+          <w:rPrChange w:id="171" w:author="Benjamin J. Makhlouf" w:date="2025-07-26T11:37:00Z" w16du:dateUtc="2025-07-26T18:37:00Z">
             <w:rPr>
               <w:rFonts w:ascii="Garamond" w:hAnsi="Garamond"/>
               <w:sz w:val="20"/>
@@ -7083,7 +7713,7 @@
           <w:rFonts w:ascii="Garamond" w:hAnsi="Garamond"/>
           <w:sz w:val="22"/>
           <w:szCs w:val="22"/>
-          <w:rPrChange w:id="124" w:author="Benjamin J. Makhlouf" w:date="2025-07-26T11:37:00Z" w16du:dateUtc="2025-07-26T18:37:00Z">
+          <w:rPrChange w:id="172" w:author="Benjamin J. Makhlouf" w:date="2025-07-26T11:37:00Z" w16du:dateUtc="2025-07-26T18:37:00Z">
             <w:rPr>
               <w:rFonts w:ascii="Garamond" w:hAnsi="Garamond"/>
               <w:sz w:val="20"/>
@@ -7099,7 +7729,7 @@
           <w:rFonts w:ascii="Garamond" w:hAnsi="Garamond"/>
           <w:sz w:val="22"/>
           <w:szCs w:val="22"/>
-          <w:rPrChange w:id="125" w:author="Benjamin J. Makhlouf" w:date="2025-07-26T11:37:00Z" w16du:dateUtc="2025-07-26T18:37:00Z">
+          <w:rPrChange w:id="173" w:author="Benjamin J. Makhlouf" w:date="2025-07-26T11:37:00Z" w16du:dateUtc="2025-07-26T18:37:00Z">
             <w:rPr>
               <w:rFonts w:ascii="Garamond" w:hAnsi="Garamond"/>
               <w:sz w:val="20"/>
@@ -7115,7 +7745,7 @@
           <w:rFonts w:ascii="Garamond" w:hAnsi="Garamond"/>
           <w:sz w:val="22"/>
           <w:szCs w:val="22"/>
-          <w:rPrChange w:id="126" w:author="Benjamin J. Makhlouf" w:date="2025-07-26T11:37:00Z" w16du:dateUtc="2025-07-26T18:37:00Z">
+          <w:rPrChange w:id="174" w:author="Benjamin J. Makhlouf" w:date="2025-07-26T11:37:00Z" w16du:dateUtc="2025-07-26T18:37:00Z">
             <w:rPr>
               <w:rFonts w:ascii="Garamond" w:hAnsi="Garamond"/>
               <w:sz w:val="20"/>
@@ -7130,7 +7760,7 @@
           <w:rFonts w:ascii="Garamond" w:hAnsi="Garamond"/>
           <w:sz w:val="22"/>
           <w:szCs w:val="22"/>
-          <w:rPrChange w:id="127" w:author="Benjamin J. Makhlouf" w:date="2025-07-26T11:37:00Z" w16du:dateUtc="2025-07-26T18:37:00Z">
+          <w:rPrChange w:id="175" w:author="Benjamin J. Makhlouf" w:date="2025-07-26T11:37:00Z" w16du:dateUtc="2025-07-26T18:37:00Z">
             <w:rPr>
               <w:rFonts w:ascii="Garamond" w:hAnsi="Garamond"/>
               <w:sz w:val="20"/>
@@ -7145,7 +7775,7 @@
           <w:rFonts w:ascii="Garamond" w:hAnsi="Garamond"/>
           <w:sz w:val="22"/>
           <w:szCs w:val="22"/>
-          <w:rPrChange w:id="128" w:author="Benjamin J. Makhlouf" w:date="2025-07-26T11:37:00Z" w16du:dateUtc="2025-07-26T18:37:00Z">
+          <w:rPrChange w:id="176" w:author="Benjamin J. Makhlouf" w:date="2025-07-26T11:37:00Z" w16du:dateUtc="2025-07-26T18:37:00Z">
             <w:rPr>
               <w:rFonts w:ascii="Garamond" w:hAnsi="Garamond"/>
               <w:sz w:val="20"/>
@@ -7160,7 +7790,7 @@
           <w:rFonts w:ascii="Garamond" w:hAnsi="Garamond"/>
           <w:sz w:val="22"/>
           <w:szCs w:val="22"/>
-          <w:rPrChange w:id="129" w:author="Benjamin J. Makhlouf" w:date="2025-07-26T11:37:00Z" w16du:dateUtc="2025-07-26T18:37:00Z">
+          <w:rPrChange w:id="177" w:author="Benjamin J. Makhlouf" w:date="2025-07-26T11:37:00Z" w16du:dateUtc="2025-07-26T18:37:00Z">
             <w:rPr>
               <w:rFonts w:ascii="Garamond" w:hAnsi="Garamond"/>
               <w:sz w:val="20"/>
@@ -7175,7 +7805,7 @@
           <w:rFonts w:ascii="Garamond" w:hAnsi="Garamond"/>
           <w:sz w:val="22"/>
           <w:szCs w:val="22"/>
-          <w:rPrChange w:id="130" w:author="Benjamin J. Makhlouf" w:date="2025-07-26T11:37:00Z" w16du:dateUtc="2025-07-26T18:37:00Z">
+          <w:rPrChange w:id="178" w:author="Benjamin J. Makhlouf" w:date="2025-07-26T11:37:00Z" w16du:dateUtc="2025-07-26T18:37:00Z">
             <w:rPr>
               <w:rFonts w:ascii="Garamond" w:hAnsi="Garamond"/>
               <w:sz w:val="20"/>
@@ -7191,7 +7821,7 @@
           <w:rFonts w:ascii="Garamond" w:hAnsi="Garamond"/>
           <w:sz w:val="22"/>
           <w:szCs w:val="22"/>
-          <w:rPrChange w:id="131" w:author="Benjamin J. Makhlouf" w:date="2025-07-26T11:37:00Z" w16du:dateUtc="2025-07-26T18:37:00Z">
+          <w:rPrChange w:id="179" w:author="Benjamin J. Makhlouf" w:date="2025-07-26T11:37:00Z" w16du:dateUtc="2025-07-26T18:37:00Z">
             <w:rPr>
               <w:rFonts w:ascii="Garamond" w:hAnsi="Garamond"/>
               <w:sz w:val="20"/>
@@ -7207,7 +7837,7 @@
           <w:rFonts w:ascii="Garamond" w:hAnsi="Garamond"/>
           <w:sz w:val="22"/>
           <w:szCs w:val="22"/>
-          <w:rPrChange w:id="132" w:author="Benjamin J. Makhlouf" w:date="2025-07-26T11:37:00Z" w16du:dateUtc="2025-07-26T18:37:00Z">
+          <w:rPrChange w:id="180" w:author="Benjamin J. Makhlouf" w:date="2025-07-26T11:37:00Z" w16du:dateUtc="2025-07-26T18:37:00Z">
             <w:rPr>
               <w:rFonts w:ascii="Garamond" w:hAnsi="Garamond"/>
               <w:sz w:val="20"/>
@@ -7222,7 +7852,7 @@
           <w:rFonts w:ascii="Garamond" w:hAnsi="Garamond"/>
           <w:sz w:val="22"/>
           <w:szCs w:val="22"/>
-          <w:rPrChange w:id="133" w:author="Benjamin J. Makhlouf" w:date="2025-07-26T11:37:00Z" w16du:dateUtc="2025-07-26T18:37:00Z">
+          <w:rPrChange w:id="181" w:author="Benjamin J. Makhlouf" w:date="2025-07-26T11:37:00Z" w16du:dateUtc="2025-07-26T18:37:00Z">
             <w:rPr>
               <w:rFonts w:ascii="Garamond" w:hAnsi="Garamond"/>
               <w:sz w:val="20"/>
@@ -7237,7 +7867,7 @@
           <w:rFonts w:ascii="Garamond" w:hAnsi="Garamond"/>
           <w:sz w:val="22"/>
           <w:szCs w:val="22"/>
-          <w:rPrChange w:id="134" w:author="Benjamin J. Makhlouf" w:date="2025-07-26T11:37:00Z" w16du:dateUtc="2025-07-26T18:37:00Z">
+          <w:rPrChange w:id="182" w:author="Benjamin J. Makhlouf" w:date="2025-07-26T11:37:00Z" w16du:dateUtc="2025-07-26T18:37:00Z">
             <w:rPr>
               <w:rFonts w:ascii="Garamond" w:hAnsi="Garamond"/>
               <w:sz w:val="20"/>
@@ -7252,7 +7882,7 @@
           <w:rFonts w:ascii="Garamond" w:hAnsi="Garamond"/>
           <w:sz w:val="22"/>
           <w:szCs w:val="22"/>
-          <w:rPrChange w:id="135" w:author="Benjamin J. Makhlouf" w:date="2025-07-26T11:37:00Z" w16du:dateUtc="2025-07-26T18:37:00Z">
+          <w:rPrChange w:id="183" w:author="Benjamin J. Makhlouf" w:date="2025-07-26T11:37:00Z" w16du:dateUtc="2025-07-26T18:37:00Z">
             <w:rPr>
               <w:rFonts w:ascii="Garamond" w:hAnsi="Garamond"/>
               <w:sz w:val="20"/>
@@ -7267,7 +7897,7 @@
           <w:rFonts w:ascii="Garamond" w:hAnsi="Garamond"/>
           <w:sz w:val="22"/>
           <w:szCs w:val="22"/>
-          <w:rPrChange w:id="136" w:author="Benjamin J. Makhlouf" w:date="2025-07-26T11:37:00Z" w16du:dateUtc="2025-07-26T18:37:00Z">
+          <w:rPrChange w:id="184" w:author="Benjamin J. Makhlouf" w:date="2025-07-26T11:37:00Z" w16du:dateUtc="2025-07-26T18:37:00Z">
             <w:rPr>
               <w:rFonts w:ascii="Garamond" w:hAnsi="Garamond"/>
               <w:sz w:val="20"/>
@@ -7319,7 +7949,16 @@
           <w:sz w:val="22"/>
           <w:szCs w:val="22"/>
         </w:rPr>
-        <w:t xml:space="preserve"> further illustrate the pattern of consistently early returning upper Kuskokwim stocks and late-returning lower Kuskokwim stocks. As compared to the relatively coarse spatial scale of quartile analysis, these data illustrate variation in run timing among stocks at a finer spatial scale that is independent of the quartile cutoff dates. This analysis reveal</w:t>
+        <w:t xml:space="preserve"> further illustrate the pattern of consistently early returning upper Kuskokwim stocks and late-returning lower Kuskokwim stocks. As compared to the </w:t>
+      </w:r>
+      <w:r>
+        <w:rPr>
+          <w:rFonts w:ascii="Garamond" w:hAnsi="Garamond"/>
+          <w:sz w:val="22"/>
+          <w:szCs w:val="22"/>
+        </w:rPr>
+        <w:lastRenderedPageBreak/>
+        <w:t>relatively coarse spatial scale of quartile analysis, these data illustrate variation in run timing among stocks at a finer spatial scale that is independent of the quartile cutoff dates. This analysis reveal</w:t>
       </w:r>
       <w:r>
         <w:rPr>
@@ -7343,7 +7982,6 @@
           <w:sz w:val="22"/>
           <w:szCs w:val="22"/>
         </w:rPr>
-        <w:lastRenderedPageBreak/>
         <w:t xml:space="preserve">protracted </w:t>
       </w:r>
       <w:r>
@@ -7474,7 +8112,7 @@
           <w:rFonts w:ascii="Garamond" w:hAnsi="Garamond"/>
           <w:sz w:val="22"/>
           <w:szCs w:val="22"/>
-          <w:rPrChange w:id="137" w:author="Benjamin J. Makhlouf" w:date="2025-07-26T11:37:00Z" w16du:dateUtc="2025-07-26T18:37:00Z">
+          <w:rPrChange w:id="185" w:author="Benjamin J. Makhlouf" w:date="2025-07-26T11:37:00Z" w16du:dateUtc="2025-07-26T18:37:00Z">
             <w:rPr>
               <w:rFonts w:ascii="Garamond" w:hAnsi="Garamond"/>
               <w:sz w:val="20"/>
@@ -7488,7 +8126,7 @@
           <w:rFonts w:ascii="Garamond" w:hAnsi="Garamond"/>
           <w:sz w:val="22"/>
           <w:szCs w:val="22"/>
-          <w:rPrChange w:id="138" w:author="Benjamin J. Makhlouf" w:date="2025-07-26T11:37:00Z" w16du:dateUtc="2025-07-26T18:37:00Z">
+          <w:rPrChange w:id="186" w:author="Benjamin J. Makhlouf" w:date="2025-07-26T11:37:00Z" w16du:dateUtc="2025-07-26T18:37:00Z">
             <w:rPr>
               <w:rFonts w:ascii="Garamond" w:hAnsi="Garamond"/>
               <w:sz w:val="20"/>
@@ -7498,13 +8136,13 @@
         </w:rPr>
         <w:t xml:space="preserve">Analysis of the protection offered to stocks across the basin based on a front-end </w:t>
       </w:r>
-      <w:ins w:id="139" w:author="Daniel Schindler" w:date="2025-07-17T14:36:00Z" w16du:dateUtc="2025-07-17T22:36:00Z">
+      <w:ins w:id="187" w:author="Daniel Schindler" w:date="2025-07-17T14:36:00Z" w16du:dateUtc="2025-07-17T22:36:00Z">
         <w:r>
           <w:rPr>
             <w:rFonts w:ascii="Garamond" w:hAnsi="Garamond"/>
             <w:sz w:val="22"/>
             <w:szCs w:val="22"/>
-            <w:rPrChange w:id="140" w:author="Benjamin J. Makhlouf" w:date="2025-07-26T11:37:00Z" w16du:dateUtc="2025-07-26T18:37:00Z">
+            <w:rPrChange w:id="188" w:author="Benjamin J. Makhlouf" w:date="2025-07-26T11:37:00Z" w16du:dateUtc="2025-07-26T18:37:00Z">
               <w:rPr>
                 <w:rFonts w:ascii="Garamond" w:hAnsi="Garamond"/>
                 <w:sz w:val="20"/>
@@ -7520,7 +8158,7 @@
           <w:rFonts w:ascii="Garamond" w:hAnsi="Garamond"/>
           <w:sz w:val="22"/>
           <w:szCs w:val="22"/>
-          <w:rPrChange w:id="141" w:author="Benjamin J. Makhlouf" w:date="2025-07-26T11:37:00Z" w16du:dateUtc="2025-07-26T18:37:00Z">
+          <w:rPrChange w:id="189" w:author="Benjamin J. Makhlouf" w:date="2025-07-26T11:37:00Z" w16du:dateUtc="2025-07-26T18:37:00Z">
             <w:rPr>
               <w:rFonts w:ascii="Garamond" w:hAnsi="Garamond"/>
               <w:sz w:val="20"/>
@@ -7536,7 +8174,7 @@
           <w:rFonts w:ascii="Garamond" w:hAnsi="Garamond"/>
           <w:sz w:val="22"/>
           <w:szCs w:val="22"/>
-          <w:rPrChange w:id="142" w:author="Benjamin J. Makhlouf" w:date="2025-07-26T11:37:00Z" w16du:dateUtc="2025-07-26T18:37:00Z">
+          <w:rPrChange w:id="190" w:author="Benjamin J. Makhlouf" w:date="2025-07-26T11:37:00Z" w16du:dateUtc="2025-07-26T18:37:00Z">
             <w:rPr>
               <w:rFonts w:ascii="Garamond" w:hAnsi="Garamond"/>
               <w:sz w:val="20"/>
@@ -7552,7 +8190,7 @@
           <w:rFonts w:ascii="Garamond" w:hAnsi="Garamond"/>
           <w:sz w:val="22"/>
           <w:szCs w:val="22"/>
-          <w:rPrChange w:id="143" w:author="Benjamin J. Makhlouf" w:date="2025-07-26T11:37:00Z" w16du:dateUtc="2025-07-26T18:37:00Z">
+          <w:rPrChange w:id="191" w:author="Benjamin J. Makhlouf" w:date="2025-07-26T11:37:00Z" w16du:dateUtc="2025-07-26T18:37:00Z">
             <w:rPr>
               <w:rFonts w:ascii="Garamond" w:hAnsi="Garamond"/>
               <w:sz w:val="20"/>
@@ -7560,15 +8198,14 @@
             </w:rPr>
           </w:rPrChange>
         </w:rPr>
-        <w:t xml:space="preserve"> (median: 17.2%, range: 3.1-39.5%), Big River (median: 15.9%, range: 2.4-41.3%), Swift (median: 14.9%, range: 2.9-36.2%), South Fork (median: 12.3%, range: 2.7-31.7%), and Upper Kuskokwim (median: 11.4%, range: 2.8-27.4%). Of the stocks with the highest protection (&gt;11% median), all were found in the upper portions of the watershed. Notably, </w:t>
-      </w:r>
-      <w:proofErr w:type="spellStart"/>
-      <w:r>
-        <w:rPr>
-          <w:rFonts w:ascii="Garamond" w:hAnsi="Garamond"/>
-          <w:sz w:val="22"/>
-          <w:szCs w:val="22"/>
-          <w:rPrChange w:id="144" w:author="Benjamin J. Makhlouf" w:date="2025-07-26T11:37:00Z" w16du:dateUtc="2025-07-26T18:37:00Z">
+        <w:t xml:space="preserve"> (median: 17.2%, range: 3.1-39.5%), Big River (median: 15.9%, range: 2.4-41.3%), Swift (median: 14.9%, range: 2.9-36.2%), South Fork (median: 12.3%, range: 2.7-31.7%), and Upper Kuskokwim (median: 11.4%, range: 2.8-27.4%). Of the </w:t>
+      </w:r>
+      <w:r>
+        <w:rPr>
+          <w:rFonts w:ascii="Garamond" w:hAnsi="Garamond"/>
+          <w:sz w:val="22"/>
+          <w:szCs w:val="22"/>
+          <w:rPrChange w:id="192" w:author="Benjamin J. Makhlouf" w:date="2025-07-26T11:37:00Z" w16du:dateUtc="2025-07-26T18:37:00Z">
             <w:rPr>
               <w:rFonts w:ascii="Garamond" w:hAnsi="Garamond"/>
               <w:sz w:val="20"/>
@@ -7576,15 +8213,16 @@
             </w:rPr>
           </w:rPrChange>
         </w:rPr>
-        <w:t>Takotna</w:t>
-      </w:r>
-      <w:proofErr w:type="spellEnd"/>
-      <w:r>
-        <w:rPr>
-          <w:rFonts w:ascii="Garamond" w:hAnsi="Garamond"/>
-          <w:sz w:val="22"/>
-          <w:szCs w:val="22"/>
-          <w:rPrChange w:id="145" w:author="Benjamin J. Makhlouf" w:date="2025-07-26T11:37:00Z" w16du:dateUtc="2025-07-26T18:37:00Z">
+        <w:lastRenderedPageBreak/>
+        <w:t xml:space="preserve">stocks with the highest protection (&gt;11% median), all were found in the upper portions of the watershed. Notably, </w:t>
+      </w:r>
+      <w:proofErr w:type="spellStart"/>
+      <w:r>
+        <w:rPr>
+          <w:rFonts w:ascii="Garamond" w:hAnsi="Garamond"/>
+          <w:sz w:val="22"/>
+          <w:szCs w:val="22"/>
+          <w:rPrChange w:id="193" w:author="Benjamin J. Makhlouf" w:date="2025-07-26T11:37:00Z" w16du:dateUtc="2025-07-26T18:37:00Z">
             <w:rPr>
               <w:rFonts w:ascii="Garamond" w:hAnsi="Garamond"/>
               <w:sz w:val="20"/>
@@ -7592,14 +8230,15 @@
             </w:rPr>
           </w:rPrChange>
         </w:rPr>
-        <w:t xml:space="preserve"> and Nixon Fork received relatively modest protection (median: 6.6%, range: 0.9-18.3%) despite its position at the top of the watershed. In contrast, stocks positioned lower in the watershed received </w:t>
-      </w:r>
-      <w:r>
-        <w:rPr>
-          <w:rFonts w:ascii="Garamond" w:hAnsi="Garamond"/>
-          <w:sz w:val="22"/>
-          <w:szCs w:val="22"/>
-          <w:rPrChange w:id="146" w:author="Benjamin J. Makhlouf" w:date="2025-07-26T11:37:00Z" w16du:dateUtc="2025-07-26T18:37:00Z">
+        <w:t>Takotna</w:t>
+      </w:r>
+      <w:proofErr w:type="spellEnd"/>
+      <w:r>
+        <w:rPr>
+          <w:rFonts w:ascii="Garamond" w:hAnsi="Garamond"/>
+          <w:sz w:val="22"/>
+          <w:szCs w:val="22"/>
+          <w:rPrChange w:id="194" w:author="Benjamin J. Makhlouf" w:date="2025-07-26T11:37:00Z" w16du:dateUtc="2025-07-26T18:37:00Z">
             <w:rPr>
               <w:rFonts w:ascii="Garamond" w:hAnsi="Garamond"/>
               <w:sz w:val="20"/>
@@ -7607,8 +8246,7 @@
             </w:rPr>
           </w:rPrChange>
         </w:rPr>
-        <w:lastRenderedPageBreak/>
-        <w:t>less protection from the front-end closure. Middle watershed stocks including Stony (median: 7.6%, range: 2.9-22.1</w:t>
+        <w:t xml:space="preserve"> and Nixon Fork received relatively modest protection (median: 6.6%, range: 0.9-18.3%) despite its position at the top of the watershed. In contrast, stocks positioned lower in the watershed received less protection from the front-end closure. Middle watershed stocks including Stony (median: 7.6%, range: 2.9-22.1</w:t>
       </w:r>
       <w:proofErr w:type="gramStart"/>
       <w:r>
@@ -7616,7 +8254,7 @@
           <w:rFonts w:ascii="Garamond" w:hAnsi="Garamond"/>
           <w:sz w:val="22"/>
           <w:szCs w:val="22"/>
-          <w:rPrChange w:id="147" w:author="Benjamin J. Makhlouf" w:date="2025-07-26T11:37:00Z" w16du:dateUtc="2025-07-26T18:37:00Z">
+          <w:rPrChange w:id="195" w:author="Benjamin J. Makhlouf" w:date="2025-07-26T11:37:00Z" w16du:dateUtc="2025-07-26T18:37:00Z">
             <w:rPr>
               <w:rFonts w:ascii="Garamond" w:hAnsi="Garamond"/>
               <w:sz w:val="20"/>
@@ -7632,7 +8270,7 @@
           <w:rFonts w:ascii="Garamond" w:hAnsi="Garamond"/>
           <w:sz w:val="22"/>
           <w:szCs w:val="22"/>
-          <w:rPrChange w:id="148" w:author="Benjamin J. Makhlouf" w:date="2025-07-26T11:37:00Z" w16du:dateUtc="2025-07-26T18:37:00Z">
+          <w:rPrChange w:id="196" w:author="Benjamin J. Makhlouf" w:date="2025-07-26T11:37:00Z" w16du:dateUtc="2025-07-26T18:37:00Z">
             <w:rPr>
               <w:rFonts w:ascii="Garamond" w:hAnsi="Garamond"/>
               <w:sz w:val="20"/>
@@ -7648,7 +8286,7 @@
           <w:rFonts w:ascii="Garamond" w:hAnsi="Garamond"/>
           <w:sz w:val="22"/>
           <w:szCs w:val="22"/>
-          <w:rPrChange w:id="149" w:author="Benjamin J. Makhlouf" w:date="2025-07-26T11:37:00Z" w16du:dateUtc="2025-07-26T18:37:00Z">
+          <w:rPrChange w:id="197" w:author="Benjamin J. Makhlouf" w:date="2025-07-26T11:37:00Z" w16du:dateUtc="2025-07-26T18:37:00Z">
             <w:rPr>
               <w:rFonts w:ascii="Garamond" w:hAnsi="Garamond"/>
               <w:sz w:val="20"/>
@@ -7664,7 +8302,7 @@
           <w:rFonts w:ascii="Garamond" w:hAnsi="Garamond"/>
           <w:sz w:val="22"/>
           <w:szCs w:val="22"/>
-          <w:rPrChange w:id="150" w:author="Benjamin J. Makhlouf" w:date="2025-07-26T11:37:00Z" w16du:dateUtc="2025-07-26T18:37:00Z">
+          <w:rPrChange w:id="198" w:author="Benjamin J. Makhlouf" w:date="2025-07-26T11:37:00Z" w16du:dateUtc="2025-07-26T18:37:00Z">
             <w:rPr>
               <w:rFonts w:ascii="Garamond" w:hAnsi="Garamond"/>
               <w:sz w:val="20"/>
@@ -7680,7 +8318,7 @@
           <w:rFonts w:ascii="Garamond" w:hAnsi="Garamond"/>
           <w:sz w:val="22"/>
           <w:szCs w:val="22"/>
-          <w:rPrChange w:id="151" w:author="Benjamin J. Makhlouf" w:date="2025-07-26T11:37:00Z" w16du:dateUtc="2025-07-26T18:37:00Z">
+          <w:rPrChange w:id="199" w:author="Benjamin J. Makhlouf" w:date="2025-07-26T11:37:00Z" w16du:dateUtc="2025-07-26T18:37:00Z">
             <w:rPr>
               <w:rFonts w:ascii="Garamond" w:hAnsi="Garamond"/>
               <w:sz w:val="20"/>
@@ -7696,7 +8334,7 @@
           <w:rFonts w:ascii="Garamond" w:hAnsi="Garamond"/>
           <w:sz w:val="22"/>
           <w:szCs w:val="22"/>
-          <w:rPrChange w:id="152" w:author="Benjamin J. Makhlouf" w:date="2025-07-26T11:37:00Z" w16du:dateUtc="2025-07-26T18:37:00Z">
+          <w:rPrChange w:id="200" w:author="Benjamin J. Makhlouf" w:date="2025-07-26T11:37:00Z" w16du:dateUtc="2025-07-26T18:37:00Z">
             <w:rPr>
               <w:rFonts w:ascii="Garamond" w:hAnsi="Garamond"/>
               <w:sz w:val="20"/>
@@ -7712,7 +8350,7 @@
           <w:rFonts w:ascii="Garamond" w:hAnsi="Garamond"/>
           <w:sz w:val="22"/>
           <w:szCs w:val="22"/>
-          <w:rPrChange w:id="153" w:author="Benjamin J. Makhlouf" w:date="2025-07-26T11:37:00Z" w16du:dateUtc="2025-07-26T18:37:00Z">
+          <w:rPrChange w:id="201" w:author="Benjamin J. Makhlouf" w:date="2025-07-26T11:37:00Z" w16du:dateUtc="2025-07-26T18:37:00Z">
             <w:rPr>
               <w:rFonts w:ascii="Garamond" w:hAnsi="Garamond"/>
               <w:sz w:val="20"/>
@@ -7728,7 +8366,7 @@
           <w:rFonts w:ascii="Garamond" w:hAnsi="Garamond"/>
           <w:sz w:val="22"/>
           <w:szCs w:val="22"/>
-          <w:rPrChange w:id="154" w:author="Benjamin J. Makhlouf" w:date="2025-07-26T11:37:00Z" w16du:dateUtc="2025-07-26T18:37:00Z">
+          <w:rPrChange w:id="202" w:author="Benjamin J. Makhlouf" w:date="2025-07-26T11:37:00Z" w16du:dateUtc="2025-07-26T18:37:00Z">
             <w:rPr>
               <w:rFonts w:ascii="Garamond" w:hAnsi="Garamond"/>
               <w:sz w:val="20"/>
@@ -7744,7 +8382,7 @@
           <w:rFonts w:ascii="Garamond" w:hAnsi="Garamond"/>
           <w:sz w:val="22"/>
           <w:szCs w:val="22"/>
-          <w:rPrChange w:id="155" w:author="Benjamin J. Makhlouf" w:date="2025-07-26T11:37:00Z" w16du:dateUtc="2025-07-26T18:37:00Z">
+          <w:rPrChange w:id="203" w:author="Benjamin J. Makhlouf" w:date="2025-07-26T11:37:00Z" w16du:dateUtc="2025-07-26T18:37:00Z">
             <w:rPr>
               <w:rFonts w:ascii="Garamond" w:hAnsi="Garamond"/>
               <w:sz w:val="20"/>
@@ -7760,7 +8398,7 @@
           <w:rFonts w:ascii="Garamond" w:hAnsi="Garamond"/>
           <w:sz w:val="22"/>
           <w:szCs w:val="22"/>
-          <w:rPrChange w:id="156" w:author="Benjamin J. Makhlouf" w:date="2025-07-26T11:37:00Z" w16du:dateUtc="2025-07-26T18:37:00Z">
+          <w:rPrChange w:id="204" w:author="Benjamin J. Makhlouf" w:date="2025-07-26T11:37:00Z" w16du:dateUtc="2025-07-26T18:37:00Z">
             <w:rPr>
               <w:rFonts w:ascii="Garamond" w:hAnsi="Garamond"/>
               <w:sz w:val="20"/>
@@ -7776,7 +8414,7 @@
           <w:rFonts w:ascii="Garamond" w:hAnsi="Garamond"/>
           <w:sz w:val="22"/>
           <w:szCs w:val="22"/>
-          <w:rPrChange w:id="157" w:author="Benjamin J. Makhlouf" w:date="2025-07-26T11:37:00Z" w16du:dateUtc="2025-07-26T18:37:00Z">
+          <w:rPrChange w:id="205" w:author="Benjamin J. Makhlouf" w:date="2025-07-26T11:37:00Z" w16du:dateUtc="2025-07-26T18:37:00Z">
             <w:rPr>
               <w:rFonts w:ascii="Garamond" w:hAnsi="Garamond"/>
               <w:sz w:val="20"/>
@@ -7792,7 +8430,7 @@
           <w:rFonts w:ascii="Garamond" w:hAnsi="Garamond"/>
           <w:sz w:val="22"/>
           <w:szCs w:val="22"/>
-          <w:rPrChange w:id="158" w:author="Benjamin J. Makhlouf" w:date="2025-07-26T11:37:00Z" w16du:dateUtc="2025-07-26T18:37:00Z">
+          <w:rPrChange w:id="206" w:author="Benjamin J. Makhlouf" w:date="2025-07-26T11:37:00Z" w16du:dateUtc="2025-07-26T18:37:00Z">
             <w:rPr>
               <w:rFonts w:ascii="Garamond" w:hAnsi="Garamond"/>
               <w:sz w:val="20"/>
@@ -7808,7 +8446,7 @@
           <w:rFonts w:ascii="Garamond" w:hAnsi="Garamond"/>
           <w:sz w:val="22"/>
           <w:szCs w:val="22"/>
-          <w:rPrChange w:id="159" w:author="Benjamin J. Makhlouf" w:date="2025-07-26T11:37:00Z" w16du:dateUtc="2025-07-26T18:37:00Z">
+          <w:rPrChange w:id="207" w:author="Benjamin J. Makhlouf" w:date="2025-07-26T11:37:00Z" w16du:dateUtc="2025-07-26T18:37:00Z">
             <w:rPr>
               <w:rFonts w:ascii="Garamond" w:hAnsi="Garamond"/>
               <w:sz w:val="20"/>
@@ -7824,7 +8462,7 @@
           <w:rFonts w:ascii="Garamond" w:hAnsi="Garamond"/>
           <w:sz w:val="22"/>
           <w:szCs w:val="22"/>
-          <w:rPrChange w:id="160" w:author="Benjamin J. Makhlouf" w:date="2025-07-26T11:37:00Z" w16du:dateUtc="2025-07-26T18:37:00Z">
+          <w:rPrChange w:id="208" w:author="Benjamin J. Makhlouf" w:date="2025-07-26T11:37:00Z" w16du:dateUtc="2025-07-26T18:37:00Z">
             <w:rPr>
               <w:rFonts w:ascii="Garamond" w:hAnsi="Garamond"/>
               <w:sz w:val="20"/>
@@ -7840,7 +8478,7 @@
           <w:rFonts w:ascii="Garamond" w:hAnsi="Garamond"/>
           <w:sz w:val="22"/>
           <w:szCs w:val="22"/>
-          <w:rPrChange w:id="161" w:author="Benjamin J. Makhlouf" w:date="2025-07-26T11:37:00Z" w16du:dateUtc="2025-07-26T18:37:00Z">
+          <w:rPrChange w:id="209" w:author="Benjamin J. Makhlouf" w:date="2025-07-26T11:37:00Z" w16du:dateUtc="2025-07-26T18:37:00Z">
             <w:rPr>
               <w:rFonts w:ascii="Garamond" w:hAnsi="Garamond"/>
               <w:sz w:val="20"/>
@@ -7856,7 +8494,7 @@
           <w:rFonts w:ascii="Garamond" w:hAnsi="Garamond"/>
           <w:sz w:val="22"/>
           <w:szCs w:val="22"/>
-          <w:rPrChange w:id="162" w:author="Benjamin J. Makhlouf" w:date="2025-07-26T11:37:00Z" w16du:dateUtc="2025-07-26T18:37:00Z">
+          <w:rPrChange w:id="210" w:author="Benjamin J. Makhlouf" w:date="2025-07-26T11:37:00Z" w16du:dateUtc="2025-07-26T18:37:00Z">
             <w:rPr>
               <w:rFonts w:ascii="Garamond" w:hAnsi="Garamond"/>
               <w:sz w:val="20"/>
@@ -7878,7 +8516,7 @@
           <w:sz w:val="22"/>
           <w:szCs w:val="22"/>
           <w:u w:val="single"/>
-          <w:rPrChange w:id="163" w:author="Benjamin J. Makhlouf" w:date="2025-07-26T11:38:00Z" w16du:dateUtc="2025-07-26T18:38:00Z">
+          <w:rPrChange w:id="211" w:author="Benjamin J. Makhlouf" w:date="2025-07-26T11:38:00Z" w16du:dateUtc="2025-07-26T18:38:00Z">
             <w:rPr>
               <w:rFonts w:ascii="Garamond" w:hAnsi="Garamond"/>
               <w:b/>
@@ -7896,7 +8534,7 @@
           <w:sz w:val="22"/>
           <w:szCs w:val="22"/>
           <w:u w:val="single"/>
-          <w:rPrChange w:id="164" w:author="Benjamin J. Makhlouf" w:date="2025-07-26T11:38:00Z" w16du:dateUtc="2025-07-26T18:38:00Z">
+          <w:rPrChange w:id="212" w:author="Benjamin J. Makhlouf" w:date="2025-07-26T11:38:00Z" w16du:dateUtc="2025-07-26T18:38:00Z">
             <w:rPr>
               <w:rFonts w:ascii="Garamond" w:hAnsi="Garamond"/>
               <w:b/>
@@ -7916,7 +8554,7 @@
           <w:rFonts w:ascii="Garamond" w:hAnsi="Garamond"/>
           <w:sz w:val="22"/>
           <w:szCs w:val="22"/>
-          <w:rPrChange w:id="165" w:author="Benjamin J. Makhlouf" w:date="2025-07-26T11:38:00Z" w16du:dateUtc="2025-07-26T18:38:00Z">
+          <w:rPrChange w:id="213" w:author="Benjamin J. Makhlouf" w:date="2025-07-26T11:38:00Z" w16du:dateUtc="2025-07-26T18:38:00Z">
             <w:rPr>
               <w:rFonts w:ascii="Garamond" w:hAnsi="Garamond"/>
             </w:rPr>
@@ -7930,7 +8568,7 @@
           <w:bCs/>
           <w:sz w:val="22"/>
           <w:szCs w:val="22"/>
-          <w:rPrChange w:id="166" w:author="Benjamin J. Makhlouf" w:date="2025-07-26T11:38:00Z" w16du:dateUtc="2025-07-26T18:38:00Z">
+          <w:rPrChange w:id="214" w:author="Benjamin J. Makhlouf" w:date="2025-07-26T11:38:00Z" w16du:dateUtc="2025-07-26T18:38:00Z">
             <w:rPr>
               <w:rFonts w:ascii="Garamond" w:hAnsi="Garamond"/>
               <w:b/>
@@ -7945,7 +8583,7 @@
           <w:rFonts w:ascii="Garamond" w:hAnsi="Garamond"/>
           <w:sz w:val="22"/>
           <w:szCs w:val="22"/>
-          <w:rPrChange w:id="167" w:author="Benjamin J. Makhlouf" w:date="2025-07-26T11:38:00Z" w16du:dateUtc="2025-07-26T18:38:00Z">
+          <w:rPrChange w:id="215" w:author="Benjamin J. Makhlouf" w:date="2025-07-26T11:38:00Z" w16du:dateUtc="2025-07-26T18:38:00Z">
             <w:rPr>
               <w:rFonts w:ascii="Garamond" w:hAnsi="Garamond"/>
             </w:rPr>
@@ -7958,7 +8596,7 @@
           <w:rFonts w:ascii="Garamond" w:hAnsi="Garamond"/>
           <w:sz w:val="22"/>
           <w:szCs w:val="22"/>
-          <w:rPrChange w:id="168" w:author="Benjamin J. Makhlouf" w:date="2025-07-26T11:38:00Z" w16du:dateUtc="2025-07-26T18:38:00Z">
+          <w:rPrChange w:id="216" w:author="Benjamin J. Makhlouf" w:date="2025-07-26T11:38:00Z" w16du:dateUtc="2025-07-26T18:38:00Z">
             <w:rPr>
               <w:rFonts w:ascii="Garamond" w:hAnsi="Garamond"/>
             </w:rPr>
@@ -7971,7 +8609,7 @@
           <w:rFonts w:ascii="Garamond" w:hAnsi="Garamond"/>
           <w:sz w:val="22"/>
           <w:szCs w:val="22"/>
-          <w:rPrChange w:id="169" w:author="Benjamin J. Makhlouf" w:date="2025-07-26T11:38:00Z" w16du:dateUtc="2025-07-26T18:38:00Z">
+          <w:rPrChange w:id="217" w:author="Benjamin J. Makhlouf" w:date="2025-07-26T11:38:00Z" w16du:dateUtc="2025-07-26T18:38:00Z">
             <w:rPr>
               <w:rFonts w:ascii="Garamond" w:hAnsi="Garamond"/>
             </w:rPr>
@@ -7984,7 +8622,7 @@
           <w:rFonts w:ascii="Garamond" w:hAnsi="Garamond"/>
           <w:sz w:val="22"/>
           <w:szCs w:val="22"/>
-          <w:rPrChange w:id="170" w:author="Benjamin J. Makhlouf" w:date="2025-07-26T11:38:00Z" w16du:dateUtc="2025-07-26T18:38:00Z">
+          <w:rPrChange w:id="218" w:author="Benjamin J. Makhlouf" w:date="2025-07-26T11:38:00Z" w16du:dateUtc="2025-07-26T18:38:00Z">
             <w:rPr>
               <w:rFonts w:ascii="Garamond" w:hAnsi="Garamond"/>
             </w:rPr>
@@ -7997,7 +8635,7 @@
           <w:rFonts w:ascii="Garamond" w:hAnsi="Garamond"/>
           <w:sz w:val="22"/>
           <w:szCs w:val="22"/>
-          <w:rPrChange w:id="171" w:author="Benjamin J. Makhlouf" w:date="2025-07-26T11:38:00Z" w16du:dateUtc="2025-07-26T18:38:00Z">
+          <w:rPrChange w:id="219" w:author="Benjamin J. Makhlouf" w:date="2025-07-26T11:38:00Z" w16du:dateUtc="2025-07-26T18:38:00Z">
             <w:rPr>
               <w:rFonts w:ascii="Garamond" w:hAnsi="Garamond"/>
             </w:rPr>
@@ -8011,7 +8649,7 @@
           <w:sz w:val="22"/>
           <w:szCs w:val="22"/>
           <w:highlight w:val="yellow"/>
-          <w:rPrChange w:id="172" w:author="Benjamin J. Makhlouf" w:date="2025-07-26T11:38:00Z" w16du:dateUtc="2025-07-26T18:38:00Z">
+          <w:rPrChange w:id="220" w:author="Benjamin J. Makhlouf" w:date="2025-07-26T11:38:00Z" w16du:dateUtc="2025-07-26T18:38:00Z">
             <w:rPr>
               <w:rFonts w:ascii="Garamond" w:hAnsi="Garamond"/>
             </w:rPr>
@@ -8024,7 +8662,7 @@
           <w:rFonts w:ascii="Garamond" w:hAnsi="Garamond"/>
           <w:sz w:val="22"/>
           <w:szCs w:val="22"/>
-          <w:rPrChange w:id="173" w:author="Benjamin J. Makhlouf" w:date="2025-07-26T11:38:00Z" w16du:dateUtc="2025-07-26T18:38:00Z">
+          <w:rPrChange w:id="221" w:author="Benjamin J. Makhlouf" w:date="2025-07-26T11:38:00Z" w16du:dateUtc="2025-07-26T18:38:00Z">
             <w:rPr>
               <w:rFonts w:ascii="Garamond" w:hAnsi="Garamond"/>
             </w:rPr>
@@ -8032,13 +8670,13 @@
         </w:rPr>
         <w:t xml:space="preserve"> and has been </w:t>
       </w:r>
-      <w:del w:id="174" w:author="Daniel Schindler" w:date="2025-07-17T14:42:00Z" w16du:dateUtc="2025-07-17T22:42:00Z">
+      <w:del w:id="222" w:author="Daniel Schindler" w:date="2025-07-17T14:42:00Z" w16du:dateUtc="2025-07-17T22:42:00Z">
         <w:r>
           <w:rPr>
             <w:rFonts w:ascii="Garamond" w:hAnsi="Garamond"/>
             <w:sz w:val="22"/>
             <w:szCs w:val="22"/>
-            <w:rPrChange w:id="175" w:author="Benjamin J. Makhlouf" w:date="2025-07-26T11:38:00Z" w16du:dateUtc="2025-07-26T18:38:00Z">
+            <w:rPrChange w:id="223" w:author="Benjamin J. Makhlouf" w:date="2025-07-26T11:38:00Z" w16du:dateUtc="2025-07-26T18:38:00Z">
               <w:rPr>
                 <w:rFonts w:ascii="Garamond" w:hAnsi="Garamond"/>
               </w:rPr>
@@ -8052,7 +8690,7 @@
           <w:rFonts w:ascii="Garamond" w:hAnsi="Garamond"/>
           <w:sz w:val="22"/>
           <w:szCs w:val="22"/>
-          <w:rPrChange w:id="176" w:author="Benjamin J. Makhlouf" w:date="2025-07-26T11:38:00Z" w16du:dateUtc="2025-07-26T18:38:00Z">
+          <w:rPrChange w:id="224" w:author="Benjamin J. Makhlouf" w:date="2025-07-26T11:38:00Z" w16du:dateUtc="2025-07-26T18:38:00Z">
             <w:rPr>
               <w:rFonts w:ascii="Garamond" w:hAnsi="Garamond"/>
             </w:rPr>
@@ -8065,7 +8703,7 @@
           <w:rFonts w:ascii="Garamond" w:hAnsi="Garamond"/>
           <w:sz w:val="22"/>
           <w:szCs w:val="22"/>
-          <w:rPrChange w:id="177" w:author="Benjamin J. Makhlouf" w:date="2025-07-26T11:38:00Z" w16du:dateUtc="2025-07-26T18:38:00Z">
+          <w:rPrChange w:id="225" w:author="Benjamin J. Makhlouf" w:date="2025-07-26T11:38:00Z" w16du:dateUtc="2025-07-26T18:38:00Z">
             <w:rPr>
               <w:rFonts w:ascii="Garamond" w:hAnsi="Garamond"/>
             </w:rPr>
@@ -8078,7 +8716,7 @@
           <w:rFonts w:ascii="Garamond" w:hAnsi="Garamond"/>
           <w:sz w:val="22"/>
           <w:szCs w:val="22"/>
-          <w:rPrChange w:id="178" w:author="Benjamin J. Makhlouf" w:date="2025-07-26T11:38:00Z" w16du:dateUtc="2025-07-26T18:38:00Z">
+          <w:rPrChange w:id="226" w:author="Benjamin J. Makhlouf" w:date="2025-07-26T11:38:00Z" w16du:dateUtc="2025-07-26T18:38:00Z">
             <w:rPr>
               <w:rFonts w:ascii="Garamond" w:hAnsi="Garamond"/>
             </w:rPr>
@@ -8091,7 +8729,7 @@
           <w:rFonts w:ascii="Garamond" w:hAnsi="Garamond"/>
           <w:sz w:val="22"/>
           <w:szCs w:val="22"/>
-          <w:rPrChange w:id="179" w:author="Benjamin J. Makhlouf" w:date="2025-07-26T11:38:00Z" w16du:dateUtc="2025-07-26T18:38:00Z">
+          <w:rPrChange w:id="227" w:author="Benjamin J. Makhlouf" w:date="2025-07-26T11:38:00Z" w16du:dateUtc="2025-07-26T18:38:00Z">
             <w:rPr>
               <w:rFonts w:ascii="Garamond" w:hAnsi="Garamond"/>
             </w:rPr>
@@ -8105,7 +8743,7 @@
           <w:rFonts w:ascii="Garamond" w:hAnsi="Garamond"/>
           <w:sz w:val="22"/>
           <w:szCs w:val="22"/>
-          <w:rPrChange w:id="180" w:author="Benjamin J. Makhlouf" w:date="2025-07-26T11:38:00Z" w16du:dateUtc="2025-07-26T18:38:00Z">
+          <w:rPrChange w:id="228" w:author="Benjamin J. Makhlouf" w:date="2025-07-26T11:38:00Z" w16du:dateUtc="2025-07-26T18:38:00Z">
             <w:rPr>
               <w:rFonts w:ascii="Garamond" w:hAnsi="Garamond"/>
             </w:rPr>
@@ -8119,7 +8757,7 @@
           <w:rFonts w:ascii="Garamond" w:hAnsi="Garamond"/>
           <w:sz w:val="22"/>
           <w:szCs w:val="22"/>
-          <w:rPrChange w:id="181" w:author="Benjamin J. Makhlouf" w:date="2025-07-26T11:38:00Z" w16du:dateUtc="2025-07-26T18:38:00Z">
+          <w:rPrChange w:id="229" w:author="Benjamin J. Makhlouf" w:date="2025-07-26T11:38:00Z" w16du:dateUtc="2025-07-26T18:38:00Z">
             <w:rPr>
               <w:rFonts w:ascii="Garamond" w:hAnsi="Garamond"/>
             </w:rPr>
@@ -8133,7 +8771,7 @@
           <w:rFonts w:ascii="Garamond" w:hAnsi="Garamond"/>
           <w:sz w:val="22"/>
           <w:szCs w:val="22"/>
-          <w:rPrChange w:id="182" w:author="Benjamin J. Makhlouf" w:date="2025-07-26T11:38:00Z" w16du:dateUtc="2025-07-26T18:38:00Z">
+          <w:rPrChange w:id="230" w:author="Benjamin J. Makhlouf" w:date="2025-07-26T11:38:00Z" w16du:dateUtc="2025-07-26T18:38:00Z">
             <w:rPr>
               <w:rFonts w:ascii="Garamond" w:hAnsi="Garamond"/>
             </w:rPr>
@@ -8147,29 +8785,29 @@
           <w:rFonts w:ascii="Garamond" w:hAnsi="Garamond"/>
           <w:sz w:val="22"/>
           <w:szCs w:val="22"/>
-          <w:rPrChange w:id="183" w:author="Benjamin J. Makhlouf" w:date="2025-07-26T11:38:00Z" w16du:dateUtc="2025-07-26T18:38:00Z">
-            <w:rPr>
-              <w:rFonts w:ascii="Garamond" w:hAnsi="Garamond"/>
-            </w:rPr>
-          </w:rPrChange>
-        </w:rPr>
-        <w:t xml:space="preserve">) in the final portion of the run. In addition, our results highlight variability in returns among stocks at several spatial scales. For example, some stocks such as Big River contributed a consistently significant portion of the run across all years of our dataset. However, the relative contribution among stocks varies among years. For example, stocks such as East Fork Kuskokwim contributed significantly in some years and much lower in others. Given the dynamic nature of salmon ecosystems and well-established patterns of </w:t>
-      </w:r>
-      <w:r>
-        <w:rPr>
-          <w:rFonts w:ascii="Garamond" w:hAnsi="Garamond"/>
-          <w:sz w:val="22"/>
-          <w:szCs w:val="22"/>
-          <w:rPrChange w:id="184" w:author="Benjamin J. Makhlouf" w:date="2025-07-26T11:38:00Z" w16du:dateUtc="2025-07-26T18:38:00Z">
+          <w:rPrChange w:id="231" w:author="Benjamin J. Makhlouf" w:date="2025-07-26T11:38:00Z" w16du:dateUtc="2025-07-26T18:38:00Z">
+            <w:rPr>
+              <w:rFonts w:ascii="Garamond" w:hAnsi="Garamond"/>
+            </w:rPr>
+          </w:rPrChange>
+        </w:rPr>
+        <w:t xml:space="preserve">) in the final portion of the run. In addition, our results highlight variability in returns among stocks at several spatial scales. For example, some stocks such as Big River contributed a consistently significant </w:t>
+      </w:r>
+      <w:r>
+        <w:rPr>
+          <w:rFonts w:ascii="Garamond" w:hAnsi="Garamond"/>
+          <w:sz w:val="22"/>
+          <w:szCs w:val="22"/>
+          <w:rPrChange w:id="232" w:author="Benjamin J. Makhlouf" w:date="2025-07-26T11:38:00Z" w16du:dateUtc="2025-07-26T18:38:00Z">
             <w:rPr>
               <w:rFonts w:ascii="Garamond" w:hAnsi="Garamond"/>
             </w:rPr>
           </w:rPrChange>
         </w:rPr>
         <w:lastRenderedPageBreak/>
-        <w:t xml:space="preserve">distributed risk across several year classes and life histories, </w:t>
-      </w:r>
-      <w:ins w:id="185" w:author="Benjamin J. Makhlouf" w:date="2025-07-26T11:39:00Z" w16du:dateUtc="2025-07-26T18:39:00Z">
+        <w:t xml:space="preserve">portion of the run across all years of our dataset. However, the relative contribution among stocks varies among years. For example, stocks such as East Fork Kuskokwim contributed significantly in some years and much lower in others. Given the dynamic nature of salmon ecosystems and well-established patterns of distributed risk across several year classes and life histories, </w:t>
+      </w:r>
+      <w:ins w:id="233" w:author="Benjamin J. Makhlouf" w:date="2025-07-26T11:39:00Z" w16du:dateUtc="2025-07-26T18:39:00Z">
         <w:r>
           <w:rPr>
             <w:rFonts w:ascii="Garamond" w:hAnsi="Garamond"/>
@@ -8184,7 +8822,7 @@
           <w:rFonts w:ascii="Garamond" w:hAnsi="Garamond"/>
           <w:sz w:val="22"/>
           <w:szCs w:val="22"/>
-          <w:rPrChange w:id="186" w:author="Benjamin J. Makhlouf" w:date="2025-07-26T11:38:00Z" w16du:dateUtc="2025-07-26T18:38:00Z">
+          <w:rPrChange w:id="234" w:author="Benjamin J. Makhlouf" w:date="2025-07-26T11:38:00Z" w16du:dateUtc="2025-07-26T18:38:00Z">
             <w:rPr>
               <w:rFonts w:ascii="Garamond" w:hAnsi="Garamond"/>
             </w:rPr>
@@ -8201,19 +8839,19 @@
           <w:rFonts w:ascii="Garamond" w:hAnsi="Garamond"/>
           <w:sz w:val="22"/>
           <w:szCs w:val="22"/>
-          <w:rPrChange w:id="187" w:author="Benjamin J. Makhlouf" w:date="2025-07-26T11:38:00Z" w16du:dateUtc="2025-07-26T18:38:00Z">
-            <w:rPr>
-              <w:rFonts w:ascii="Garamond" w:hAnsi="Garamond"/>
-            </w:rPr>
-          </w:rPrChange>
-        </w:rPr>
-      </w:pPr>
-      <w:r>
-        <w:rPr>
-          <w:rFonts w:ascii="Garamond" w:hAnsi="Garamond"/>
-          <w:sz w:val="22"/>
-          <w:szCs w:val="22"/>
-          <w:rPrChange w:id="188" w:author="Benjamin J. Makhlouf" w:date="2025-07-26T11:38:00Z" w16du:dateUtc="2025-07-26T18:38:00Z">
+          <w:rPrChange w:id="235" w:author="Benjamin J. Makhlouf" w:date="2025-07-26T11:38:00Z" w16du:dateUtc="2025-07-26T18:38:00Z">
+            <w:rPr>
+              <w:rFonts w:ascii="Garamond" w:hAnsi="Garamond"/>
+            </w:rPr>
+          </w:rPrChange>
+        </w:rPr>
+      </w:pPr>
+      <w:r>
+        <w:rPr>
+          <w:rFonts w:ascii="Garamond" w:hAnsi="Garamond"/>
+          <w:sz w:val="22"/>
+          <w:szCs w:val="22"/>
+          <w:rPrChange w:id="236" w:author="Benjamin J. Makhlouf" w:date="2025-07-26T11:38:00Z" w16du:dateUtc="2025-07-26T18:38:00Z">
             <w:rPr>
               <w:rFonts w:ascii="Garamond" w:hAnsi="Garamond"/>
             </w:rPr>
@@ -8227,7 +8865,7 @@
           <w:rFonts w:ascii="Garamond" w:hAnsi="Garamond"/>
           <w:sz w:val="22"/>
           <w:szCs w:val="22"/>
-          <w:rPrChange w:id="189" w:author="Benjamin J. Makhlouf" w:date="2025-07-26T11:38:00Z" w16du:dateUtc="2025-07-26T18:38:00Z">
+          <w:rPrChange w:id="237" w:author="Benjamin J. Makhlouf" w:date="2025-07-26T11:38:00Z" w16du:dateUtc="2025-07-26T18:38:00Z">
             <w:rPr>
               <w:rFonts w:ascii="Garamond" w:hAnsi="Garamond"/>
             </w:rPr>
@@ -8240,7 +8878,7 @@
           <w:rFonts w:ascii="Garamond" w:hAnsi="Garamond"/>
           <w:sz w:val="22"/>
           <w:szCs w:val="22"/>
-          <w:rPrChange w:id="190" w:author="Benjamin J. Makhlouf" w:date="2025-07-26T11:38:00Z" w16du:dateUtc="2025-07-26T18:38:00Z">
+          <w:rPrChange w:id="238" w:author="Benjamin J. Makhlouf" w:date="2025-07-26T11:38:00Z" w16du:dateUtc="2025-07-26T18:38:00Z">
             <w:rPr>
               <w:rFonts w:ascii="Garamond" w:hAnsi="Garamond"/>
             </w:rPr>
@@ -8253,7 +8891,7 @@
           <w:rFonts w:ascii="Garamond" w:hAnsi="Garamond"/>
           <w:sz w:val="22"/>
           <w:szCs w:val="22"/>
-          <w:rPrChange w:id="191" w:author="Benjamin J. Makhlouf" w:date="2025-07-26T11:38:00Z" w16du:dateUtc="2025-07-26T18:38:00Z">
+          <w:rPrChange w:id="239" w:author="Benjamin J. Makhlouf" w:date="2025-07-26T11:38:00Z" w16du:dateUtc="2025-07-26T18:38:00Z">
             <w:rPr>
               <w:rFonts w:ascii="Garamond" w:hAnsi="Garamond"/>
             </w:rPr>
@@ -8266,7 +8904,7 @@
           <w:rFonts w:ascii="Garamond" w:hAnsi="Garamond"/>
           <w:sz w:val="22"/>
           <w:szCs w:val="22"/>
-          <w:rPrChange w:id="192" w:author="Benjamin J. Makhlouf" w:date="2025-07-26T11:38:00Z" w16du:dateUtc="2025-07-26T18:38:00Z">
+          <w:rPrChange w:id="240" w:author="Benjamin J. Makhlouf" w:date="2025-07-26T11:38:00Z" w16du:dateUtc="2025-07-26T18:38:00Z">
             <w:rPr>
               <w:rFonts w:ascii="Garamond" w:hAnsi="Garamond"/>
             </w:rPr>
@@ -8280,7 +8918,7 @@
           <w:rFonts w:ascii="Garamond" w:hAnsi="Garamond"/>
           <w:sz w:val="22"/>
           <w:szCs w:val="22"/>
-          <w:rPrChange w:id="193" w:author="Benjamin J. Makhlouf" w:date="2025-07-26T11:38:00Z" w16du:dateUtc="2025-07-26T18:38:00Z">
+          <w:rPrChange w:id="241" w:author="Benjamin J. Makhlouf" w:date="2025-07-26T11:38:00Z" w16du:dateUtc="2025-07-26T18:38:00Z">
             <w:rPr>
               <w:rFonts w:ascii="Garamond" w:hAnsi="Garamond"/>
             </w:rPr>
@@ -8294,7 +8932,7 @@
           <w:rFonts w:ascii="Garamond" w:hAnsi="Garamond"/>
           <w:sz w:val="22"/>
           <w:szCs w:val="22"/>
-          <w:rPrChange w:id="194" w:author="Benjamin J. Makhlouf" w:date="2025-07-26T11:38:00Z" w16du:dateUtc="2025-07-26T18:38:00Z">
+          <w:rPrChange w:id="242" w:author="Benjamin J. Makhlouf" w:date="2025-07-26T11:38:00Z" w16du:dateUtc="2025-07-26T18:38:00Z">
             <w:rPr>
               <w:rFonts w:ascii="Garamond" w:hAnsi="Garamond"/>
             </w:rPr>
@@ -8308,7 +8946,7 @@
           <w:rFonts w:ascii="Garamond" w:hAnsi="Garamond"/>
           <w:sz w:val="22"/>
           <w:szCs w:val="22"/>
-          <w:rPrChange w:id="195" w:author="Benjamin J. Makhlouf" w:date="2025-07-26T11:38:00Z" w16du:dateUtc="2025-07-26T18:38:00Z">
+          <w:rPrChange w:id="243" w:author="Benjamin J. Makhlouf" w:date="2025-07-26T11:38:00Z" w16du:dateUtc="2025-07-26T18:38:00Z">
             <w:rPr>
               <w:rFonts w:ascii="Garamond" w:hAnsi="Garamond"/>
             </w:rPr>
@@ -8322,7 +8960,7 @@
           <w:rFonts w:ascii="Garamond" w:hAnsi="Garamond"/>
           <w:sz w:val="22"/>
           <w:szCs w:val="22"/>
-          <w:rPrChange w:id="196" w:author="Benjamin J. Makhlouf" w:date="2025-07-26T11:38:00Z" w16du:dateUtc="2025-07-26T18:38:00Z">
+          <w:rPrChange w:id="244" w:author="Benjamin J. Makhlouf" w:date="2025-07-26T11:38:00Z" w16du:dateUtc="2025-07-26T18:38:00Z">
             <w:rPr>
               <w:rFonts w:ascii="Garamond" w:hAnsi="Garamond"/>
             </w:rPr>
@@ -8330,13 +8968,13 @@
         </w:rPr>
         <w:t xml:space="preserve"> their run until later in the season, they contributed modestly throughout the full duration of the run in many </w:t>
       </w:r>
-      <w:commentRangeStart w:id="197"/>
-      <w:r>
-        <w:rPr>
-          <w:rFonts w:ascii="Garamond" w:hAnsi="Garamond"/>
-          <w:sz w:val="22"/>
-          <w:szCs w:val="22"/>
-          <w:rPrChange w:id="198" w:author="Benjamin J. Makhlouf" w:date="2025-07-26T11:38:00Z" w16du:dateUtc="2025-07-26T18:38:00Z">
+      <w:commentRangeStart w:id="245"/>
+      <w:r>
+        <w:rPr>
+          <w:rFonts w:ascii="Garamond" w:hAnsi="Garamond"/>
+          <w:sz w:val="22"/>
+          <w:szCs w:val="22"/>
+          <w:rPrChange w:id="246" w:author="Benjamin J. Makhlouf" w:date="2025-07-26T11:38:00Z" w16du:dateUtc="2025-07-26T18:38:00Z">
             <w:rPr>
               <w:rFonts w:ascii="Garamond" w:hAnsi="Garamond"/>
             </w:rPr>
@@ -8344,7 +8982,7 @@
         </w:rPr>
         <w:t>cases</w:t>
       </w:r>
-      <w:commentRangeEnd w:id="197"/>
+      <w:commentRangeEnd w:id="245"/>
       <w:r>
         <w:rPr>
           <w:rStyle w:val="CommentReference"/>
@@ -8353,7 +8991,7 @@
           <w:sz w:val="22"/>
           <w:szCs w:val="22"/>
           <w14:ligatures w14:val="standardContextual"/>
-          <w:rPrChange w:id="199" w:author="Benjamin J. Makhlouf" w:date="2025-07-26T11:38:00Z" w16du:dateUtc="2025-07-26T18:38:00Z">
+          <w:rPrChange w:id="247" w:author="Benjamin J. Makhlouf" w:date="2025-07-26T11:38:00Z" w16du:dateUtc="2025-07-26T18:38:00Z">
             <w:rPr>
               <w:rStyle w:val="CommentReference"/>
               <w:rFonts w:asciiTheme="minorHAnsi" w:eastAsiaTheme="minorHAnsi" w:hAnsiTheme="minorHAnsi" w:cstheme="minorBidi"/>
@@ -8362,14 +9000,14 @@
             </w:rPr>
           </w:rPrChange>
         </w:rPr>
-        <w:commentReference w:id="197"/>
-      </w:r>
-      <w:r>
-        <w:rPr>
-          <w:rFonts w:ascii="Garamond" w:hAnsi="Garamond"/>
-          <w:sz w:val="22"/>
-          <w:szCs w:val="22"/>
-          <w:rPrChange w:id="200" w:author="Benjamin J. Makhlouf" w:date="2025-07-26T11:38:00Z" w16du:dateUtc="2025-07-26T18:38:00Z">
+        <w:commentReference w:id="245"/>
+      </w:r>
+      <w:r>
+        <w:rPr>
+          <w:rFonts w:ascii="Garamond" w:hAnsi="Garamond"/>
+          <w:sz w:val="22"/>
+          <w:szCs w:val="22"/>
+          <w:rPrChange w:id="248" w:author="Benjamin J. Makhlouf" w:date="2025-07-26T11:38:00Z" w16du:dateUtc="2025-07-26T18:38:00Z">
             <w:rPr>
               <w:rFonts w:ascii="Garamond" w:hAnsi="Garamond"/>
             </w:rPr>
@@ -8386,7 +9024,7 @@
           <w:rFonts w:ascii="Garamond" w:hAnsi="Garamond"/>
           <w:sz w:val="22"/>
           <w:szCs w:val="22"/>
-          <w:rPrChange w:id="201" w:author="Benjamin J. Makhlouf" w:date="2025-07-26T11:38:00Z" w16du:dateUtc="2025-07-26T18:38:00Z">
+          <w:rPrChange w:id="249" w:author="Benjamin J. Makhlouf" w:date="2025-07-26T11:38:00Z" w16du:dateUtc="2025-07-26T18:38:00Z">
             <w:rPr>
               <w:rFonts w:ascii="Garamond" w:hAnsi="Garamond"/>
             </w:rPr>
@@ -8400,22 +9038,18 @@
         <w:spacing w:line="480" w:lineRule="auto"/>
         <w:ind w:firstLine="720"/>
         <w:rPr>
-          <w:rFonts w:ascii="Garamond" w:hAnsi="Garamond"/>
-          <w:sz w:val="22"/>
-          <w:szCs w:val="22"/>
-          <w:rPrChange w:id="202" w:author="Benjamin J. Makhlouf" w:date="2025-07-26T11:38:00Z" w16du:dateUtc="2025-07-26T18:38:00Z">
-            <w:rPr>
-              <w:rFonts w:ascii="Garamond" w:hAnsi="Garamond"/>
-            </w:rPr>
-          </w:rPrChange>
-        </w:rPr>
-      </w:pPr>
-      <w:r>
-        <w:rPr>
-          <w:rFonts w:ascii="Garamond" w:hAnsi="Garamond"/>
-          <w:sz w:val="22"/>
-          <w:szCs w:val="22"/>
-          <w:rPrChange w:id="203" w:author="Benjamin J. Makhlouf" w:date="2025-07-26T11:38:00Z" w16du:dateUtc="2025-07-26T18:38:00Z">
+          <w:ins w:id="250" w:author="Benjamin J. Makhlouf" w:date="2025-07-26T11:41:00Z" w16du:dateUtc="2025-07-26T18:41:00Z"/>
+          <w:rFonts w:ascii="Garamond" w:hAnsi="Garamond"/>
+          <w:sz w:val="22"/>
+          <w:szCs w:val="22"/>
+        </w:rPr>
+      </w:pPr>
+      <w:r>
+        <w:rPr>
+          <w:rFonts w:ascii="Garamond" w:hAnsi="Garamond"/>
+          <w:sz w:val="22"/>
+          <w:szCs w:val="22"/>
+          <w:rPrChange w:id="251" w:author="Benjamin J. Makhlouf" w:date="2025-07-26T11:38:00Z" w16du:dateUtc="2025-07-26T18:38:00Z">
             <w:rPr>
               <w:rFonts w:ascii="Garamond" w:hAnsi="Garamond"/>
             </w:rPr>
@@ -8423,7 +9057,7 @@
         </w:rPr>
         <w:t>Despite varying total run size, timing, and duration, the relative timing patterns among management units remained consistent among all years of our dataset with the timing offset between upper and lower stocks persisting regardless of the run dynamics. Interestingly, this pattern held throughout all years of our dataset despite significant differences in both the duration, magnitude, and timing of the total return</w:t>
       </w:r>
-      <w:ins w:id="204" w:author="Benjamin J. Makhlouf" w:date="2025-07-26T11:40:00Z" w16du:dateUtc="2025-07-26T18:40:00Z">
+      <w:ins w:id="252" w:author="Benjamin J. Makhlouf" w:date="2025-07-26T11:40:00Z" w16du:dateUtc="2025-07-26T18:40:00Z">
         <w:r>
           <w:rPr>
             <w:rFonts w:ascii="Garamond" w:hAnsi="Garamond"/>
@@ -8433,13 +9067,13 @@
           <w:t xml:space="preserve">, suggesting </w:t>
         </w:r>
       </w:ins>
-      <w:del w:id="205" w:author="Benjamin J. Makhlouf" w:date="2025-07-26T11:40:00Z" w16du:dateUtc="2025-07-26T18:40:00Z">
+      <w:del w:id="253" w:author="Benjamin J. Makhlouf" w:date="2025-07-26T11:40:00Z" w16du:dateUtc="2025-07-26T18:40:00Z">
         <w:r>
           <w:rPr>
             <w:rFonts w:ascii="Garamond" w:hAnsi="Garamond"/>
             <w:sz w:val="22"/>
             <w:szCs w:val="22"/>
-            <w:rPrChange w:id="206" w:author="Benjamin J. Makhlouf" w:date="2025-07-26T11:38:00Z" w16du:dateUtc="2025-07-26T18:38:00Z">
+            <w:rPrChange w:id="254" w:author="Benjamin J. Makhlouf" w:date="2025-07-26T11:38:00Z" w16du:dateUtc="2025-07-26T18:38:00Z">
               <w:rPr>
                 <w:rFonts w:ascii="Garamond" w:hAnsi="Garamond"/>
               </w:rPr>
@@ -8453,7 +9087,7 @@
           <w:rFonts w:ascii="Garamond" w:hAnsi="Garamond"/>
           <w:sz w:val="22"/>
           <w:szCs w:val="22"/>
-          <w:rPrChange w:id="207" w:author="Benjamin J. Makhlouf" w:date="2025-07-26T11:38:00Z" w16du:dateUtc="2025-07-26T18:38:00Z">
+          <w:rPrChange w:id="255" w:author="Benjamin J. Makhlouf" w:date="2025-07-26T11:38:00Z" w16du:dateUtc="2025-07-26T18:38:00Z">
             <w:rPr>
               <w:rFonts w:ascii="Garamond" w:hAnsi="Garamond"/>
             </w:rPr>
@@ -8466,7 +9100,7 @@
           <w:rFonts w:ascii="Garamond" w:hAnsi="Garamond"/>
           <w:sz w:val="22"/>
           <w:szCs w:val="22"/>
-          <w:rPrChange w:id="208" w:author="Benjamin J. Makhlouf" w:date="2025-07-26T11:38:00Z" w16du:dateUtc="2025-07-26T18:38:00Z">
+          <w:rPrChange w:id="256" w:author="Benjamin J. Makhlouf" w:date="2025-07-26T11:38:00Z" w16du:dateUtc="2025-07-26T18:38:00Z">
             <w:rPr>
               <w:rFonts w:ascii="Garamond" w:hAnsi="Garamond"/>
             </w:rPr>
@@ -8474,6 +9108,23 @@
         </w:rPr>
         <w:t xml:space="preserve">a shift in the phenology of all stocks rather than a changes to a single stock or series of stocks. </w:t>
       </w:r>
+    </w:p>
+    <w:p>
+      <w:pPr>
+        <w:pStyle w:val="whitespace-normal"/>
+        <w:spacing w:line="480" w:lineRule="auto"/>
+        <w:ind w:firstLine="720"/>
+        <w:rPr>
+          <w:rFonts w:ascii="Garamond" w:hAnsi="Garamond"/>
+          <w:sz w:val="22"/>
+          <w:szCs w:val="22"/>
+          <w:rPrChange w:id="257" w:author="Benjamin J. Makhlouf" w:date="2025-07-26T11:38:00Z" w16du:dateUtc="2025-07-26T18:38:00Z">
+            <w:rPr>
+              <w:rFonts w:ascii="Garamond" w:hAnsi="Garamond"/>
+            </w:rPr>
+          </w:rPrChange>
+        </w:rPr>
+      </w:pPr>
     </w:p>
     <w:p>
       <w:pPr>
@@ -8498,6 +9149,7 @@
         <w:spacing w:line="480" w:lineRule="auto"/>
       </w:pPr>
       <w:r>
+        <w:lastRenderedPageBreak/>
         <w:t xml:space="preserve">The highest median contribution was all Upper Kuskokwim stocks. </w:t>
       </w:r>
       <w:proofErr w:type="spellStart"/>
@@ -8519,7 +9171,6 @@
         <w:spacing w:line="480" w:lineRule="auto"/>
       </w:pPr>
       <w:r>
-        <w:lastRenderedPageBreak/>
         <w:t xml:space="preserve">Big range and outliers, indicating variability among years in the protection afforded, which may be the result of differences in total run timing or big contribution years for a given stock. </w:t>
       </w:r>
     </w:p>
@@ -8778,7 +9429,7 @@
         </w:rPr>
         <w:t xml:space="preserve"> </w:t>
       </w:r>
-      <w:ins w:id="209" w:author="Daniel Schindler" w:date="2025-07-17T14:47:00Z" w16du:dateUtc="2025-07-17T22:47:00Z">
+      <w:ins w:id="258" w:author="Daniel Schindler" w:date="2025-07-17T14:47:00Z" w16du:dateUtc="2025-07-17T22:47:00Z">
         <w:r>
           <w:rPr>
             <w:rFonts w:ascii="Garamond" w:hAnsi="Garamond"/>
@@ -8790,7 +9441,7 @@
           <w:t xml:space="preserve">Should argue that upriver stocks are most vulnerable to </w:t>
         </w:r>
       </w:ins>
-      <w:ins w:id="210" w:author="Daniel Schindler" w:date="2025-07-17T14:48:00Z" w16du:dateUtc="2025-07-17T22:48:00Z">
+      <w:ins w:id="259" w:author="Daniel Schindler" w:date="2025-07-17T14:48:00Z" w16du:dateUtc="2025-07-17T22:48:00Z">
         <w:r>
           <w:rPr>
             <w:rFonts w:ascii="Garamond" w:hAnsi="Garamond"/>
@@ -8802,7 +9453,7 @@
           <w:t>overfishing since they migrate first but also have shorter migration seasons (assuming they do – see note above). Thus, the front end closures are a type of time management that has potential to maintain biocomplex</w:t>
         </w:r>
       </w:ins>
-      <w:ins w:id="211" w:author="Daniel Schindler" w:date="2025-07-17T14:49:00Z" w16du:dateUtc="2025-07-17T22:49:00Z">
+      <w:ins w:id="260" w:author="Daniel Schindler" w:date="2025-07-17T14:49:00Z" w16du:dateUtc="2025-07-17T22:49:00Z">
         <w:r>
           <w:rPr>
             <w:rFonts w:ascii="Garamond" w:hAnsi="Garamond"/>
@@ -8895,7 +9546,7 @@
       </w:r>
     </w:p>
   </w:comment>
-  <w:comment w:id="26" w:author="Daniel Schindler" w:date="2025-06-27T11:54:00Z" w:initials="DS">
+  <w:comment w:id="28" w:author="Daniel Schindler" w:date="2025-06-27T11:54:00Z" w:initials="DS">
     <w:p>
       <w:pPr>
         <w:pStyle w:val="CommentText"/>
@@ -8911,23 +9562,7 @@
       </w:r>
     </w:p>
   </w:comment>
-  <w:comment w:id="30" w:author="Daniel Schindler" w:date="2025-07-17T13:15:00Z" w:initials="DS">
-    <w:p>
-      <w:pPr>
-        <w:pStyle w:val="CommentText"/>
-      </w:pPr>
-      <w:r>
-        <w:rPr>
-          <w:rStyle w:val="CommentReference"/>
-        </w:rPr>
-        <w:annotationRef/>
-      </w:r>
-      <w:r>
-        <w:t>Need to clarify if these were selected in proportion to CPUE or to get a relatively uniform sample of otos over the course of the run.</w:t>
-      </w:r>
-    </w:p>
-  </w:comment>
-  <w:comment w:id="34" w:author="Benjamin J. Makhlouf" w:date="2025-07-26T11:26:00Z" w:initials="b">
+  <w:comment w:id="44" w:author="Benjamin J. Makhlouf" w:date="2025-07-26T11:26:00Z" w:initials="b">
     <w:p>
       <w:r>
         <w:rPr>
@@ -8945,11 +9580,8 @@
     </w:p>
     <w:p/>
   </w:comment>
-  <w:comment w:id="37" w:author="Daniel Schindler" w:date="2025-07-17T13:16:00Z" w:initials="DS">
+  <w:comment w:id="89" w:author="Benjamin J. Makhlouf" w:date="2025-07-26T13:08:00Z" w:initials="b">
     <w:p>
-      <w:pPr>
-        <w:pStyle w:val="CommentText"/>
-      </w:pPr>
       <w:r>
         <w:rPr>
           <w:rStyle w:val="CommentReference"/>
@@ -8957,11 +9589,15 @@
         <w:annotationRef/>
       </w:r>
       <w:r>
-        <w:t xml:space="preserve">Cite the Brennan Science paper and whoever he cites that developed the method. </w:t>
+        <w:rPr>
+          <w:sz w:val="20"/>
+          <w:szCs w:val="20"/>
+        </w:rPr>
+        <w:t>I cant seem to find this specific mention</w:t>
       </w:r>
     </w:p>
   </w:comment>
-  <w:comment w:id="38" w:author="Benjamin J. Makhlouf" w:date="2025-07-26T11:27:00Z" w:initials="b">
+  <w:comment w:id="101" w:author="Benjamin J. Makhlouf" w:date="2025-07-26T11:31:00Z" w:initials="b">
     <w:p>
       <w:r>
         <w:rPr>
@@ -8974,28 +9610,11 @@
           <w:sz w:val="20"/>
           <w:szCs w:val="20"/>
         </w:rPr>
-        <w:t>Note to self: add citations for STARSS</w:t>
+        <w:t>Note to self: Add citation here</w:t>
       </w:r>
     </w:p>
   </w:comment>
-  <w:comment w:id="53" w:author="Benjamin J. Makhlouf" w:date="2025-07-26T11:31:00Z" w:initials="b">
-    <w:p>
-      <w:r>
-        <w:rPr>
-          <w:rStyle w:val="CommentReference"/>
-        </w:rPr>
-        <w:annotationRef/>
-      </w:r>
-      <w:r>
-        <w:rPr>
-          <w:sz w:val="20"/>
-          <w:szCs w:val="20"/>
-        </w:rPr>
-        <w:t>Note to self: Add citation here</w:t>
-      </w:r>
-    </w:p>
-  </w:comment>
-  <w:comment w:id="55" w:author="Benjamin J. Makhlouf" w:date="2025-07-26T11:32:00Z" w:initials="b">
+  <w:comment w:id="103" w:author="Benjamin J. Makhlouf" w:date="2025-07-26T11:32:00Z" w:initials="b">
     <w:p>
       <w:r>
         <w:rPr>
@@ -9013,7 +9632,7 @@
     </w:p>
     <w:p/>
   </w:comment>
-  <w:comment w:id="57" w:author="Daniel Schindler" w:date="2025-07-17T13:34:00Z" w:initials="DS">
+  <w:comment w:id="105" w:author="Daniel Schindler" w:date="2025-07-17T13:34:00Z" w:initials="DS">
     <w:p>
       <w:pPr>
         <w:pStyle w:val="CommentText"/>
@@ -9029,7 +9648,7 @@
       </w:r>
     </w:p>
   </w:comment>
-  <w:comment w:id="59" w:author="Daniel Schindler" w:date="2025-07-17T13:42:00Z" w:initials="DS">
+  <w:comment w:id="107" w:author="Daniel Schindler" w:date="2025-07-17T13:42:00Z" w:initials="DS">
     <w:p>
       <w:pPr>
         <w:pStyle w:val="CommentText"/>
@@ -9045,7 +9664,7 @@
       </w:r>
     </w:p>
   </w:comment>
-  <w:comment w:id="68" w:author="bmak29" w:date="2025-07-03T09:59:00Z" w:initials="b">
+  <w:comment w:id="116" w:author="bmak29" w:date="2025-07-03T09:59:00Z" w:initials="b">
     <w:p>
       <w:r>
         <w:rPr>
@@ -9063,7 +9682,7 @@
       </w:r>
     </w:p>
   </w:comment>
-  <w:comment w:id="69" w:author="Daniel Schindler" w:date="2025-07-17T13:43:00Z" w:initials="DS">
+  <w:comment w:id="117" w:author="Daniel Schindler" w:date="2025-07-17T13:43:00Z" w:initials="DS">
     <w:p>
       <w:pPr>
         <w:pStyle w:val="CommentText"/>
@@ -9079,7 +9698,7 @@
       </w:r>
     </w:p>
   </w:comment>
-  <w:comment w:id="197" w:author="Daniel Schindler" w:date="2025-07-17T14:47:00Z" w:initials="DS">
+  <w:comment w:id="245" w:author="Daniel Schindler" w:date="2025-07-17T14:47:00Z" w:initials="DS">
     <w:p>
       <w:pPr>
         <w:pStyle w:val="CommentText"/>
@@ -9105,10 +9724,8 @@
   <w15:commentEx w15:paraId="2AD4524E" w15:done="0"/>
   <w15:commentEx w15:paraId="0DA0C363" w15:paraIdParent="2AD4524E" w15:done="0"/>
   <w15:commentEx w15:paraId="75633029" w15:done="0"/>
-  <w15:commentEx w15:paraId="30B34C80" w15:done="0"/>
   <w15:commentEx w15:paraId="48BA107A" w15:done="0"/>
-  <w15:commentEx w15:paraId="40FE26C3" w15:done="0"/>
-  <w15:commentEx w15:paraId="60F93AC4" w15:done="0"/>
+  <w15:commentEx w15:paraId="4E90B050" w15:done="0"/>
   <w15:commentEx w15:paraId="6C8DD3E4" w15:done="0"/>
   <w15:commentEx w15:paraId="53427C37" w15:done="0"/>
   <w15:commentEx w15:paraId="766F9961" w15:done="0"/>
@@ -9126,10 +9743,8 @@
   <w16cex:commentExtensible w16cex:durableId="6C50E346" w16cex:dateUtc="2025-07-17T20:57:00Z"/>
   <w16cex:commentExtensible w16cex:durableId="31A19B43" w16cex:dateUtc="2025-07-17T21:14:00Z"/>
   <w16cex:commentExtensible w16cex:durableId="08B9BEA6" w16cex:dateUtc="2025-06-27T19:54:00Z"/>
-  <w16cex:commentExtensible w16cex:durableId="77F3D5D1" w16cex:dateUtc="2025-07-17T21:15:00Z"/>
   <w16cex:commentExtensible w16cex:durableId="18939DF4" w16cex:dateUtc="2025-07-26T18:26:00Z"/>
-  <w16cex:commentExtensible w16cex:durableId="4CEAE8F0" w16cex:dateUtc="2025-07-17T21:16:00Z"/>
-  <w16cex:commentExtensible w16cex:durableId="4867FE59" w16cex:dateUtc="2025-07-26T18:27:00Z"/>
+  <w16cex:commentExtensible w16cex:durableId="62DF3813" w16cex:dateUtc="2025-07-26T20:08:00Z"/>
   <w16cex:commentExtensible w16cex:durableId="754DEB12" w16cex:dateUtc="2025-07-26T18:31:00Z"/>
   <w16cex:commentExtensible w16cex:durableId="6A21E4F9" w16cex:dateUtc="2025-07-26T18:32:00Z"/>
   <w16cex:commentExtensible w16cex:durableId="71BA3AD6" w16cex:dateUtc="2025-07-17T21:34:00Z"/>
@@ -9147,10 +9762,8 @@
   <w16cid:commentId w16cid:paraId="2AD4524E" w16cid:durableId="6C50E346"/>
   <w16cid:commentId w16cid:paraId="0DA0C363" w16cid:durableId="31A19B43"/>
   <w16cid:commentId w16cid:paraId="75633029" w16cid:durableId="08B9BEA6"/>
-  <w16cid:commentId w16cid:paraId="30B34C80" w16cid:durableId="77F3D5D1"/>
   <w16cid:commentId w16cid:paraId="48BA107A" w16cid:durableId="18939DF4"/>
-  <w16cid:commentId w16cid:paraId="40FE26C3" w16cid:durableId="4CEAE8F0"/>
-  <w16cid:commentId w16cid:paraId="60F93AC4" w16cid:durableId="4867FE59"/>
+  <w16cid:commentId w16cid:paraId="4E90B050" w16cid:durableId="62DF3813"/>
   <w16cid:commentId w16cid:paraId="6C8DD3E4" w16cid:durableId="754DEB12"/>
   <w16cid:commentId w16cid:paraId="53427C37" w16cid:durableId="6A21E4F9"/>
   <w16cid:commentId w16cid:paraId="766F9961" w16cid:durableId="71BA3AD6"/>

--- a/Docs/Run_timing_manuscript.docx
+++ b/Docs/Run_timing_manuscript.docx
@@ -7,7 +7,6 @@
         <w:suppressLineNumbers/>
         <w:jc w:val="center"/>
         <w:rPr>
-          <w:ins w:id="0" w:author="Benjamin J. Makhlouf" w:date="2025-07-26T11:21:00Z" w16du:dateUtc="2025-07-26T18:21:00Z"/>
           <w:rFonts w:ascii="Garamond" w:hAnsi="Garamond"/>
           <w:b/>
           <w:bCs/>
@@ -21,7 +20,6 @@
         <w:suppressLineNumbers/>
         <w:jc w:val="center"/>
         <w:rPr>
-          <w:ins w:id="1" w:author="Benjamin J. Makhlouf" w:date="2025-07-26T11:22:00Z" w16du:dateUtc="2025-07-26T18:22:00Z"/>
           <w:rFonts w:ascii="Garamond" w:hAnsi="Garamond"/>
           <w:b/>
           <w:bCs/>
@@ -29,181 +27,85 @@
           <w:szCs w:val="32"/>
         </w:rPr>
       </w:pPr>
-      <w:ins w:id="2" w:author="Benjamin J. Makhlouf" w:date="2025-07-26T11:21:00Z" w16du:dateUtc="2025-07-26T18:21:00Z">
-        <w:r>
-          <w:rPr>
-            <w:rFonts w:ascii="Garamond" w:hAnsi="Garamond"/>
-            <w:b/>
-            <w:bCs/>
-            <w:sz w:val="32"/>
-            <w:szCs w:val="32"/>
-          </w:rPr>
-          <w:t xml:space="preserve">Timed fishery closures protect </w:t>
-        </w:r>
-      </w:ins>
-      <w:ins w:id="3" w:author="Benjamin J. Makhlouf" w:date="2025-07-26T11:22:00Z" w16du:dateUtc="2025-07-26T18:22:00Z">
-        <w:r>
-          <w:rPr>
-            <w:rFonts w:ascii="Garamond" w:hAnsi="Garamond"/>
-            <w:b/>
-            <w:bCs/>
-            <w:sz w:val="32"/>
-            <w:szCs w:val="32"/>
-          </w:rPr>
-          <w:t>stock</w:t>
-        </w:r>
-      </w:ins>
-      <w:ins w:id="4" w:author="Benjamin J. Makhlouf" w:date="2025-07-26T11:21:00Z" w16du:dateUtc="2025-07-26T18:21:00Z">
-        <w:r>
-          <w:rPr>
-            <w:rFonts w:ascii="Garamond" w:hAnsi="Garamond"/>
-            <w:b/>
-            <w:bCs/>
-            <w:sz w:val="32"/>
-            <w:szCs w:val="32"/>
-          </w:rPr>
-          <w:t xml:space="preserve"> diver</w:t>
-        </w:r>
-      </w:ins>
-      <w:ins w:id="5" w:author="Benjamin J. Makhlouf" w:date="2025-07-26T11:22:00Z" w16du:dateUtc="2025-07-26T18:22:00Z">
-        <w:r>
-          <w:rPr>
-            <w:rFonts w:ascii="Garamond" w:hAnsi="Garamond"/>
-            <w:b/>
-            <w:bCs/>
-            <w:sz w:val="32"/>
-            <w:szCs w:val="32"/>
-          </w:rPr>
-          <w:t>sity and increase resource stability in a large river-basin.</w:t>
-        </w:r>
-      </w:ins>
+      <w:r>
+        <w:rPr>
+          <w:rFonts w:ascii="Garamond" w:hAnsi="Garamond"/>
+          <w:b/>
+          <w:bCs/>
+          <w:sz w:val="32"/>
+          <w:szCs w:val="32"/>
+        </w:rPr>
+        <w:t xml:space="preserve">Timed fishery closures protect stock diversity and increase resource stability </w:t>
+      </w:r>
+      <w:r>
+        <w:rPr>
+          <w:rFonts w:ascii="Garamond" w:hAnsi="Garamond"/>
+          <w:b/>
+          <w:bCs/>
+          <w:sz w:val="32"/>
+          <w:szCs w:val="32"/>
+        </w:rPr>
+        <w:t>across</w:t>
+      </w:r>
+      <w:r>
+        <w:rPr>
+          <w:rFonts w:ascii="Garamond" w:hAnsi="Garamond"/>
+          <w:b/>
+          <w:bCs/>
+          <w:sz w:val="32"/>
+          <w:szCs w:val="32"/>
+        </w:rPr>
+        <w:t xml:space="preserve"> a large river-basin.</w:t>
+      </w:r>
     </w:p>
     <w:p>
       <w:pPr>
         <w:suppressLineNumbers/>
         <w:jc w:val="center"/>
         <w:rPr>
-          <w:ins w:id="6" w:author="Benjamin J. Makhlouf" w:date="2025-07-26T11:21:00Z" w16du:dateUtc="2025-07-26T18:21:00Z"/>
           <w:rFonts w:ascii="Garamond" w:hAnsi="Garamond"/>
           <w:b/>
           <w:bCs/>
           <w:sz w:val="20"/>
           <w:szCs w:val="20"/>
-          <w:rPrChange w:id="7" w:author="Benjamin J. Makhlouf" w:date="2025-07-26T11:22:00Z" w16du:dateUtc="2025-07-26T18:22:00Z">
-            <w:rPr>
-              <w:ins w:id="8" w:author="Benjamin J. Makhlouf" w:date="2025-07-26T11:21:00Z" w16du:dateUtc="2025-07-26T18:21:00Z"/>
-              <w:rFonts w:ascii="Garamond" w:hAnsi="Garamond"/>
-              <w:b/>
-              <w:bCs/>
-              <w:sz w:val="32"/>
-              <w:szCs w:val="32"/>
-            </w:rPr>
-          </w:rPrChange>
-        </w:rPr>
-      </w:pPr>
-      <w:commentRangeStart w:id="9"/>
-      <w:ins w:id="10" w:author="Benjamin J. Makhlouf" w:date="2025-07-26T11:22:00Z" w16du:dateUtc="2025-07-26T18:22:00Z">
-        <w:r>
-          <w:rPr>
-            <w:rFonts w:ascii="Garamond" w:hAnsi="Garamond"/>
-            <w:b/>
-            <w:bCs/>
-            <w:sz w:val="20"/>
-            <w:szCs w:val="20"/>
-          </w:rPr>
-          <w:t>Ben Makhlouf, Daniel Schind</w:t>
-        </w:r>
-      </w:ins>
-      <w:ins w:id="11" w:author="Benjamin J. Makhlouf" w:date="2025-07-26T11:23:00Z" w16du:dateUtc="2025-07-26T18:23:00Z">
-        <w:r>
-          <w:rPr>
-            <w:rFonts w:ascii="Garamond" w:hAnsi="Garamond"/>
-            <w:b/>
-            <w:bCs/>
-            <w:sz w:val="20"/>
-            <w:szCs w:val="20"/>
-          </w:rPr>
-          <w:t>ler, Tim Cline, Zach Liller, Sean Larson</w:t>
-        </w:r>
-        <w:commentRangeEnd w:id="9"/>
-        <w:r>
-          <w:rPr>
-            <w:rStyle w:val="CommentReference"/>
-          </w:rPr>
-          <w:commentReference w:id="9"/>
-        </w:r>
-      </w:ins>
+        </w:rPr>
+      </w:pPr>
+      <w:commentRangeStart w:id="0"/>
+      <w:r>
+        <w:rPr>
+          <w:rFonts w:ascii="Garamond" w:hAnsi="Garamond"/>
+          <w:b/>
+          <w:bCs/>
+          <w:sz w:val="20"/>
+          <w:szCs w:val="20"/>
+        </w:rPr>
+        <w:t>Ben Makhlouf, Daniel Schindler, Tim Cline, Zach Liller, Sean Larson</w:t>
+      </w:r>
+      <w:commentRangeEnd w:id="0"/>
+      <w:r>
+        <w:rPr>
+          <w:rStyle w:val="CommentReference"/>
+        </w:rPr>
+        <w:commentReference w:id="0"/>
+      </w:r>
     </w:p>
     <w:p>
       <w:pPr>
         <w:suppressLineNumbers/>
-        <w:jc w:val="center"/>
-        <w:rPr>
-          <w:del w:id="12" w:author="Benjamin J. Makhlouf" w:date="2025-07-26T11:22:00Z" w16du:dateUtc="2025-07-26T18:22:00Z"/>
+        <w:rPr>
           <w:rFonts w:ascii="Garamond" w:hAnsi="Garamond"/>
           <w:b/>
           <w:bCs/>
-          <w:sz w:val="32"/>
-          <w:szCs w:val="32"/>
-        </w:rPr>
-      </w:pPr>
-      <w:del w:id="13" w:author="Benjamin J. Makhlouf" w:date="2025-07-26T11:22:00Z" w16du:dateUtc="2025-07-26T18:22:00Z">
-        <w:r>
-          <w:rPr>
-            <w:rFonts w:ascii="Garamond" w:hAnsi="Garamond"/>
-            <w:b/>
-            <w:bCs/>
-            <w:sz w:val="32"/>
-            <w:szCs w:val="32"/>
-          </w:rPr>
-          <w:delText xml:space="preserve">Spatiotemporal trends in salmon </w:delText>
-        </w:r>
-        <w:commentRangeStart w:id="14"/>
-        <w:r>
-          <w:rPr>
-            <w:rFonts w:ascii="Garamond" w:hAnsi="Garamond"/>
-            <w:b/>
-            <w:bCs/>
-            <w:sz w:val="32"/>
-            <w:szCs w:val="32"/>
-          </w:rPr>
-          <w:delText>metapopulation</w:delText>
-        </w:r>
-        <w:commentRangeEnd w:id="14"/>
-        <w:r>
-          <w:rPr>
-            <w:rStyle w:val="CommentReference"/>
-          </w:rPr>
-          <w:commentReference w:id="14"/>
-        </w:r>
-        <w:r>
-          <w:rPr>
-            <w:rFonts w:ascii="Garamond" w:hAnsi="Garamond"/>
-            <w:b/>
-            <w:bCs/>
-            <w:sz w:val="32"/>
-            <w:szCs w:val="32"/>
-          </w:rPr>
-          <w:delText xml:space="preserve"> contribution to </w:delText>
-        </w:r>
-        <w:r>
-          <w:rPr>
-            <w:rFonts w:ascii="Garamond" w:hAnsi="Garamond"/>
-            <w:b/>
-            <w:bCs/>
-            <w:sz w:val="32"/>
-            <w:szCs w:val="32"/>
-          </w:rPr>
-          <w:delText>the Kuskokwim river</w:delText>
-        </w:r>
-      </w:del>
+          <w:sz w:val="22"/>
+          <w:szCs w:val="22"/>
+          <w:u w:val="single"/>
+        </w:rPr>
+      </w:pPr>
     </w:p>
     <w:p>
       <w:pPr>
-        <w:suppressLineNumbers/>
-        <w:rPr>
-          <w:ins w:id="15" w:author="Daniel Schindler" w:date="2025-07-17T13:57:00Z" w16du:dateUtc="2025-07-17T21:57:00Z"/>
-          <w:del w:id="16" w:author="Benjamin J. Makhlouf" w:date="2025-07-26T11:23:00Z" w16du:dateUtc="2025-07-26T18:23:00Z"/>
+        <w:spacing w:line="480" w:lineRule="auto"/>
+        <w:rPr>
           <w:rFonts w:ascii="Garamond" w:hAnsi="Garamond"/>
           <w:b/>
           <w:bCs/>
@@ -212,126 +114,55 @@
           <w:u w:val="single"/>
         </w:rPr>
       </w:pPr>
-      <w:ins w:id="17" w:author="Daniel Schindler" w:date="2025-07-17T13:57:00Z" w16du:dateUtc="2025-07-17T21:57:00Z">
-        <w:del w:id="18" w:author="Benjamin J. Makhlouf" w:date="2025-07-26T11:23:00Z" w16du:dateUtc="2025-07-26T18:23:00Z">
-          <w:r>
-            <w:rPr>
-              <w:rFonts w:ascii="Garamond" w:hAnsi="Garamond"/>
-              <w:b/>
-              <w:bCs/>
-              <w:sz w:val="22"/>
-              <w:szCs w:val="22"/>
-              <w:u w:val="single"/>
-            </w:rPr>
-            <w:delText>Authors: we should ask Zach Liller and Sean Larson from ADF&amp;G if they would like to be co-authors</w:delText>
-          </w:r>
-        </w:del>
-      </w:ins>
-      <w:ins w:id="19" w:author="Daniel Schindler" w:date="2025-07-17T13:58:00Z" w16du:dateUtc="2025-07-17T21:58:00Z">
-        <w:del w:id="20" w:author="Benjamin J. Makhlouf" w:date="2025-07-26T11:23:00Z" w16du:dateUtc="2025-07-26T18:23:00Z">
-          <w:r>
-            <w:rPr>
-              <w:rFonts w:ascii="Garamond" w:hAnsi="Garamond"/>
-              <w:b/>
-              <w:bCs/>
-              <w:sz w:val="22"/>
-              <w:szCs w:val="22"/>
-              <w:u w:val="single"/>
-            </w:rPr>
-            <w:delText xml:space="preserve"> (would have to go through dept review which can take some time)</w:delText>
-          </w:r>
-        </w:del>
-      </w:ins>
-      <w:ins w:id="21" w:author="Daniel Schindler" w:date="2025-07-17T13:57:00Z" w16du:dateUtc="2025-07-17T21:57:00Z">
-        <w:del w:id="22" w:author="Benjamin J. Makhlouf" w:date="2025-07-26T11:23:00Z" w16du:dateUtc="2025-07-26T18:23:00Z">
-          <w:r>
-            <w:rPr>
-              <w:rFonts w:ascii="Garamond" w:hAnsi="Garamond"/>
-              <w:b/>
-              <w:bCs/>
-              <w:sz w:val="22"/>
-              <w:szCs w:val="22"/>
-              <w:u w:val="single"/>
-            </w:rPr>
-            <w:delText>.</w:delText>
-          </w:r>
-        </w:del>
-      </w:ins>
+      <w:commentRangeStart w:id="1"/>
+      <w:commentRangeStart w:id="2"/>
+      <w:r>
+        <w:rPr>
+          <w:rFonts w:ascii="Garamond" w:hAnsi="Garamond"/>
+          <w:b/>
+          <w:bCs/>
+          <w:sz w:val="22"/>
+          <w:szCs w:val="22"/>
+          <w:u w:val="single"/>
+        </w:rPr>
+        <w:t>Introduction</w:t>
+      </w:r>
+      <w:commentRangeEnd w:id="1"/>
+      <w:r>
+        <w:rPr>
+          <w:rStyle w:val="CommentReference"/>
+        </w:rPr>
+        <w:commentReference w:id="1"/>
+      </w:r>
+      <w:commentRangeEnd w:id="2"/>
+      <w:r>
+        <w:rPr>
+          <w:rStyle w:val="CommentReference"/>
+        </w:rPr>
+        <w:commentReference w:id="2"/>
+      </w:r>
+      <w:r>
+        <w:rPr>
+          <w:rFonts w:ascii="Garamond" w:hAnsi="Garamond"/>
+          <w:b/>
+          <w:bCs/>
+          <w:sz w:val="22"/>
+          <w:szCs w:val="22"/>
+          <w:u w:val="single"/>
+        </w:rPr>
+        <w:t xml:space="preserve">: </w:t>
+      </w:r>
+      <w:r>
+        <w:rPr>
+          <w:rFonts w:ascii="Garamond" w:hAnsi="Garamond"/>
+          <w:sz w:val="22"/>
+          <w:szCs w:val="22"/>
+        </w:rPr>
+        <w:t xml:space="preserve"> </w:t>
+      </w:r>
     </w:p>
     <w:p>
       <w:pPr>
-        <w:suppressLineNumbers/>
-        <w:rPr>
-          <w:rFonts w:ascii="Garamond" w:hAnsi="Garamond"/>
-          <w:b/>
-          <w:bCs/>
-          <w:sz w:val="22"/>
-          <w:szCs w:val="22"/>
-          <w:u w:val="single"/>
-        </w:rPr>
-      </w:pPr>
-    </w:p>
-    <w:p>
-      <w:pPr>
-        <w:spacing w:line="480" w:lineRule="auto"/>
-        <w:rPr>
-          <w:rFonts w:ascii="Garamond" w:hAnsi="Garamond"/>
-          <w:b/>
-          <w:bCs/>
-          <w:sz w:val="22"/>
-          <w:szCs w:val="22"/>
-          <w:u w:val="single"/>
-        </w:rPr>
-      </w:pPr>
-      <w:commentRangeStart w:id="23"/>
-      <w:commentRangeStart w:id="24"/>
-      <w:r>
-        <w:rPr>
-          <w:rFonts w:ascii="Garamond" w:hAnsi="Garamond"/>
-          <w:b/>
-          <w:bCs/>
-          <w:sz w:val="22"/>
-          <w:szCs w:val="22"/>
-          <w:u w:val="single"/>
-        </w:rPr>
-        <w:t>Introduction</w:t>
-      </w:r>
-      <w:commentRangeEnd w:id="23"/>
-      <w:r>
-        <w:rPr>
-          <w:rStyle w:val="CommentReference"/>
-        </w:rPr>
-        <w:commentReference w:id="23"/>
-      </w:r>
-      <w:commentRangeEnd w:id="24"/>
-      <w:r>
-        <w:rPr>
-          <w:rStyle w:val="CommentReference"/>
-        </w:rPr>
-        <w:commentReference w:id="24"/>
-      </w:r>
-      <w:r>
-        <w:rPr>
-          <w:rFonts w:ascii="Garamond" w:hAnsi="Garamond"/>
-          <w:b/>
-          <w:bCs/>
-          <w:sz w:val="22"/>
-          <w:szCs w:val="22"/>
-          <w:u w:val="single"/>
-        </w:rPr>
-        <w:t xml:space="preserve">: </w:t>
-      </w:r>
-      <w:r>
-        <w:rPr>
-          <w:rFonts w:ascii="Garamond" w:hAnsi="Garamond"/>
-          <w:sz w:val="22"/>
-          <w:szCs w:val="22"/>
-        </w:rPr>
-        <w:t xml:space="preserve"> </w:t>
-      </w:r>
-    </w:p>
-    <w:p>
-      <w:pPr>
         <w:spacing w:line="480" w:lineRule="auto"/>
         <w:ind w:firstLine="720"/>
         <w:rPr>
@@ -510,13 +341,23 @@
         </w:rPr>
         <w:t xml:space="preserve">. Salmon from this region </w:t>
       </w:r>
-      <w:r>
-        <w:rPr>
-          <w:rFonts w:ascii="Garamond" w:hAnsi="Garamond"/>
-          <w:sz w:val="22"/>
-          <w:szCs w:val="22"/>
-        </w:rPr>
-        <w:t>have supported</w:t>
+      <w:proofErr w:type="gramStart"/>
+      <w:r>
+        <w:rPr>
+          <w:rFonts w:ascii="Garamond" w:hAnsi="Garamond"/>
+          <w:sz w:val="22"/>
+          <w:szCs w:val="22"/>
+        </w:rPr>
+        <w:t>have</w:t>
+      </w:r>
+      <w:proofErr w:type="gramEnd"/>
+      <w:r>
+        <w:rPr>
+          <w:rFonts w:ascii="Garamond" w:hAnsi="Garamond"/>
+          <w:sz w:val="22"/>
+          <w:szCs w:val="22"/>
+        </w:rPr>
+        <w:t xml:space="preserve"> supported</w:t>
       </w:r>
       <w:r>
         <w:rPr>
@@ -526,16 +367,14 @@
         </w:rPr>
         <w:t xml:space="preserve"> lucrative commercial </w:t>
       </w:r>
-      <w:proofErr w:type="gramStart"/>
-      <w:r>
-        <w:rPr>
-          <w:rFonts w:ascii="Garamond" w:hAnsi="Garamond"/>
-          <w:sz w:val="22"/>
-          <w:szCs w:val="22"/>
-        </w:rPr>
-        <w:t>fisheries, and</w:t>
-      </w:r>
-      <w:proofErr w:type="gramEnd"/>
+      <w:r>
+        <w:rPr>
+          <w:rFonts w:ascii="Garamond" w:hAnsi="Garamond"/>
+          <w:sz w:val="22"/>
+          <w:szCs w:val="22"/>
+        </w:rPr>
+        <w:t>fisheries and</w:t>
+      </w:r>
       <w:r>
         <w:rPr>
           <w:rFonts w:ascii="Garamond" w:hAnsi="Garamond"/>
@@ -772,25 +611,7 @@
           <w:sz w:val="22"/>
           <w:szCs w:val="22"/>
         </w:rPr>
-        <w:t xml:space="preserve">. In salmon populations, substantial variation in both </w:t>
-      </w:r>
-      <w:proofErr w:type="gramStart"/>
-      <w:r>
-        <w:rPr>
-          <w:rFonts w:ascii="Garamond" w:hAnsi="Garamond"/>
-          <w:sz w:val="22"/>
-          <w:szCs w:val="22"/>
-        </w:rPr>
-        <w:t>return</w:t>
-      </w:r>
-      <w:proofErr w:type="gramEnd"/>
-      <w:r>
-        <w:rPr>
-          <w:rFonts w:ascii="Garamond" w:hAnsi="Garamond"/>
-          <w:sz w:val="22"/>
-          <w:szCs w:val="22"/>
-        </w:rPr>
-        <w:t xml:space="preserve"> timing and spatial distribution of habitat use produces significant complexity in life history strategies within and among populations</w:t>
+        <w:t>. In salmon populations, substantial variation in both return timing and spatial distribution of habitat use produces significant complexity in life history strategies within and among populations</w:t>
       </w:r>
       <w:r>
         <w:rPr>
@@ -1209,7 +1030,7 @@
         <w:spacing w:line="480" w:lineRule="auto"/>
         <w:ind w:firstLine="720"/>
         <w:rPr>
-          <w:ins w:id="25" w:author="Benjamin J. Makhlouf" w:date="2025-07-26T14:59:00Z" w16du:dateUtc="2025-07-26T21:59:00Z"/>
+          <w:ins w:id="3" w:author="Benjamin J. Makhlouf" w:date="2025-07-26T14:59:00Z" w16du:dateUtc="2025-07-26T21:59:00Z"/>
           <w:rFonts w:ascii="Garamond" w:hAnsi="Garamond"/>
           <w:sz w:val="22"/>
           <w:szCs w:val="22"/>
@@ -1486,7 +1307,7 @@
           <w:szCs w:val="22"/>
         </w:rPr>
       </w:pPr>
-      <w:ins w:id="26" w:author="Benjamin J. Makhlouf" w:date="2025-07-26T14:59:00Z" w16du:dateUtc="2025-07-26T21:59:00Z">
+      <w:ins w:id="4" w:author="Benjamin J. Makhlouf" w:date="2025-07-26T14:59:00Z" w16du:dateUtc="2025-07-26T21:59:00Z">
         <w:r>
           <w:rPr>
             <w:rFonts w:ascii="Garamond" w:hAnsi="Garamond"/>
@@ -1556,7 +1377,6 @@
         <w:spacing w:line="480" w:lineRule="auto"/>
         <w:ind w:firstLine="720"/>
         <w:rPr>
-          <w:ins w:id="27" w:author="Benjamin J. Makhlouf" w:date="2025-07-26T14:27:00Z" w16du:dateUtc="2025-07-26T21:27:00Z"/>
           <w:rFonts w:ascii="Garamond" w:hAnsi="Garamond"/>
           <w:sz w:val="22"/>
           <w:szCs w:val="22"/>
@@ -1787,7 +1607,7 @@
         </w:rPr>
         <w:t xml:space="preserve"> while allowing for a significant number of fish to return to stocks in the upper portions of the river basin , thereby protecting access to harvest opportunities for upstream communities and bolstering the health of upstream stocks which have a general tendency to migrate early in the season </w:t>
       </w:r>
-      <w:commentRangeStart w:id="28"/>
+      <w:commentRangeStart w:id="5"/>
       <w:r>
         <w:rPr>
           <w:rFonts w:ascii="Garamond" w:hAnsi="Garamond"/>
@@ -1875,12 +1695,12 @@
         </w:rPr>
         <w:fldChar w:fldCharType="end"/>
       </w:r>
-      <w:commentRangeEnd w:id="28"/>
+      <w:commentRangeEnd w:id="5"/>
       <w:r>
         <w:rPr>
           <w:rStyle w:val="CommentReference"/>
         </w:rPr>
-        <w:commentReference w:id="28"/>
+        <w:commentReference w:id="5"/>
       </w:r>
       <w:r>
         <w:rPr>
@@ -1890,6 +1710,7 @@
         </w:rPr>
         <w:t xml:space="preserve">. However, little data exist which quantifies the spatiotemporal patterns among stocks. The impact of front-end closure strategies on individual stock components is not well understood, and a more complete understanding of stock contribution to the overall run both within and among years is currently not readily available. </w:t>
       </w:r>
+      <w:proofErr w:type="gramStart"/>
       <w:r>
         <w:rPr>
           <w:rFonts w:ascii="Garamond" w:hAnsi="Garamond"/>
@@ -1904,7 +1725,16 @@
           <w:sz w:val="22"/>
           <w:szCs w:val="22"/>
         </w:rPr>
-        <w:t xml:space="preserve">hese data may be important to assessing the impact of current management strategies and designing new strategies which maintain stock health across all components of the watershed and maintain a reliable resource for communities and industry in the region. </w:t>
+        <w:t>hese</w:t>
+      </w:r>
+      <w:proofErr w:type="gramEnd"/>
+      <w:r>
+        <w:rPr>
+          <w:rFonts w:ascii="Garamond" w:hAnsi="Garamond"/>
+          <w:sz w:val="22"/>
+          <w:szCs w:val="22"/>
+        </w:rPr>
+        <w:t xml:space="preserve"> data may be important to assessing the impact of current management strategies and designing new strategies which maintain stock health across all components of the watershed and maintain a reliable resource for communities and industry in the region. </w:t>
       </w:r>
     </w:p>
     <w:p>
@@ -1912,93 +1742,18 @@
         <w:spacing w:line="480" w:lineRule="auto"/>
         <w:ind w:firstLine="720"/>
         <w:rPr>
-          <w:ins w:id="29" w:author="Daniel Schindler" w:date="2025-07-17T13:53:00Z" w16du:dateUtc="2025-07-17T21:53:00Z"/>
-          <w:del w:id="30" w:author="Benjamin J. Makhlouf" w:date="2025-07-26T14:54:00Z" w16du:dateUtc="2025-07-26T21:54:00Z"/>
-          <w:rFonts w:ascii="Garamond" w:hAnsi="Garamond"/>
-          <w:sz w:val="22"/>
-          <w:szCs w:val="22"/>
-        </w:rPr>
-        <w:pPrChange w:id="31" w:author="Benjamin J. Makhlouf" w:date="2025-07-26T14:56:00Z" w16du:dateUtc="2025-07-26T21:56:00Z">
-          <w:pPr>
-            <w:spacing w:line="480" w:lineRule="auto"/>
-            <w:ind w:firstLine="720"/>
-          </w:pPr>
-        </w:pPrChange>
-      </w:pPr>
-    </w:p>
-    <w:p>
-      <w:pPr>
-        <w:spacing w:line="480" w:lineRule="auto"/>
-        <w:ind w:firstLine="720"/>
-        <w:rPr>
-          <w:del w:id="32" w:author="Benjamin J. Makhlouf" w:date="2025-07-26T14:54:00Z" w16du:dateUtc="2025-07-26T21:54:00Z"/>
-          <w:rFonts w:ascii="Garamond" w:hAnsi="Garamond"/>
-          <w:sz w:val="22"/>
-          <w:szCs w:val="22"/>
-        </w:rPr>
-        <w:pPrChange w:id="33" w:author="Benjamin J. Makhlouf" w:date="2025-07-26T14:56:00Z" w16du:dateUtc="2025-07-26T21:56:00Z">
-          <w:pPr>
-            <w:spacing w:line="480" w:lineRule="auto"/>
-            <w:ind w:firstLine="720"/>
-          </w:pPr>
-        </w:pPrChange>
-      </w:pPr>
-      <w:ins w:id="34" w:author="Daniel Schindler" w:date="2025-07-17T13:53:00Z" w16du:dateUtc="2025-07-17T21:53:00Z">
-        <w:del w:id="35" w:author="Benjamin J. Makhlouf" w:date="2025-07-26T14:54:00Z" w16du:dateUtc="2025-07-26T21:54:00Z">
-          <w:r>
-            <w:rPr>
-              <w:rFonts w:ascii="Garamond" w:hAnsi="Garamond"/>
-              <w:sz w:val="22"/>
-              <w:szCs w:val="22"/>
-            </w:rPr>
-            <w:delText>Need pareagraph here that is an overview of the Kuskokwim River. Its size, the importance of salmon, essentiually all harvesters are susbsistence and from Indigenous co</w:delText>
-          </w:r>
-        </w:del>
-      </w:ins>
-      <w:ins w:id="36" w:author="Daniel Schindler" w:date="2025-07-17T13:54:00Z" w16du:dateUtc="2025-07-17T21:54:00Z">
-        <w:del w:id="37" w:author="Benjamin J. Makhlouf" w:date="2025-07-26T14:54:00Z" w16du:dateUtc="2025-07-26T21:54:00Z">
-          <w:r>
-            <w:rPr>
-              <w:rFonts w:ascii="Garamond" w:hAnsi="Garamond"/>
-              <w:sz w:val="22"/>
-              <w:szCs w:val="22"/>
-            </w:rPr>
-            <w:delText xml:space="preserve">mmunitiies., etc. </w:delText>
-          </w:r>
-        </w:del>
-      </w:ins>
-      <w:ins w:id="38" w:author="Benjamin J. Makhlouf" w:date="2025-07-26T14:58:00Z" w16du:dateUtc="2025-07-26T21:58:00Z">
-        <w:r>
-          <w:rPr>
-            <w:rFonts w:ascii="Garamond" w:hAnsi="Garamond"/>
-            <w:sz w:val="22"/>
-            <w:szCs w:val="22"/>
-          </w:rPr>
-          <w:tab/>
-        </w:r>
-      </w:ins>
-    </w:p>
-    <w:p>
-      <w:pPr>
-        <w:spacing w:line="480" w:lineRule="auto"/>
-        <w:rPr>
-          <w:rFonts w:ascii="Garamond" w:hAnsi="Garamond"/>
-          <w:sz w:val="22"/>
-          <w:szCs w:val="22"/>
-        </w:rPr>
-        <w:pPrChange w:id="39" w:author="Benjamin J. Makhlouf" w:date="2025-07-26T14:58:00Z" w16du:dateUtc="2025-07-26T21:58:00Z">
-          <w:pPr>
-            <w:spacing w:line="480" w:lineRule="auto"/>
-            <w:ind w:firstLine="720"/>
-          </w:pPr>
-        </w:pPrChange>
-      </w:pPr>
-      <w:r>
-        <w:rPr>
-          <w:rFonts w:ascii="Garamond" w:hAnsi="Garamond"/>
-          <w:sz w:val="22"/>
-          <w:szCs w:val="22"/>
-        </w:rPr>
+          <w:rFonts w:ascii="Garamond" w:hAnsi="Garamond"/>
+          <w:sz w:val="22"/>
+          <w:szCs w:val="22"/>
+        </w:rPr>
+      </w:pPr>
+      <w:r>
+        <w:rPr>
+          <w:rFonts w:ascii="Garamond" w:hAnsi="Garamond"/>
+          <w:sz w:val="22"/>
+          <w:szCs w:val="22"/>
+        </w:rPr>
+        <w:lastRenderedPageBreak/>
         <w:t>Here, we apply otolit</w:t>
       </w:r>
       <w:r>
@@ -2183,13 +1938,6 @@
           <w:sz w:val="22"/>
           <w:szCs w:val="22"/>
           <w14:ligatures w14:val="none"/>
-          <w:rPrChange w:id="40" w:author="Benjamin J. Makhlouf" w:date="2025-07-26T11:26:00Z" w16du:dateUtc="2025-07-26T18:26:00Z">
-            <w:rPr>
-              <w:rFonts w:ascii="Garamond" w:hAnsi="Garamond"/>
-              <w:sz w:val="22"/>
-              <w:szCs w:val="22"/>
-            </w:rPr>
-          </w:rPrChange>
         </w:rPr>
       </w:pPr>
       <w:r>
@@ -2406,7 +2154,7 @@
         </w:rPr>
         <w:t xml:space="preserve">analysis </w:t>
       </w:r>
-      <w:ins w:id="41" w:author="Benjamin J. Makhlouf" w:date="2025-07-26T11:26:00Z" w16du:dateUtc="2025-07-26T18:26:00Z">
+      <w:ins w:id="6" w:author="Benjamin J. Makhlouf" w:date="2025-07-26T11:26:00Z" w16du:dateUtc="2025-07-26T18:26:00Z">
         <w:r>
           <w:rPr>
             <w:rFonts w:ascii="Garamond" w:eastAsia="Times New Roman" w:hAnsi="Garamond" w:cs="Times New Roman"/>
@@ -2418,7 +2166,7 @@
           <w:t>in proportion to the</w:t>
         </w:r>
       </w:ins>
-      <w:del w:id="42" w:author="Benjamin J. Makhlouf" w:date="2025-07-26T11:26:00Z" w16du:dateUtc="2025-07-26T18:26:00Z">
+      <w:del w:id="7" w:author="Benjamin J. Makhlouf" w:date="2025-07-26T11:26:00Z" w16du:dateUtc="2025-07-26T18:26:00Z">
         <w:r>
           <w:rPr>
             <w:rFonts w:ascii="Garamond" w:eastAsia="Times New Roman" w:hAnsi="Garamond" w:cs="Times New Roman"/>
@@ -2440,7 +2188,7 @@
         </w:rPr>
         <w:t xml:space="preserve"> relative</w:t>
       </w:r>
-      <w:del w:id="43" w:author="Benjamin J. Makhlouf" w:date="2025-07-26T11:26:00Z" w16du:dateUtc="2025-07-26T18:26:00Z">
+      <w:del w:id="8" w:author="Benjamin J. Makhlouf" w:date="2025-07-26T11:26:00Z" w16du:dateUtc="2025-07-26T18:26:00Z">
         <w:r>
           <w:rPr>
             <w:rFonts w:ascii="Garamond" w:eastAsia="Times New Roman" w:hAnsi="Garamond" w:cs="Times New Roman"/>
@@ -2519,53 +2267,28 @@
         </w:rPr>
         <w:t xml:space="preserve">with </w:t>
       </w:r>
-      <w:commentRangeStart w:id="44"/>
-      <w:ins w:id="45" w:author="Benjamin J. Makhlouf" w:date="2025-07-26T11:26:00Z" w16du:dateUtc="2025-07-26T18:26:00Z">
-        <w:r>
-          <w:rPr>
-            <w:rFonts w:ascii="Garamond" w:eastAsia="Times New Roman" w:hAnsi="Garamond" w:cs="Times New Roman"/>
-            <w:kern w:val="0"/>
-            <w:sz w:val="22"/>
-            <w:szCs w:val="22"/>
-            <w14:ligatures w14:val="none"/>
-          </w:rPr>
-          <w:t xml:space="preserve">an </w:t>
-        </w:r>
-        <w:proofErr w:type="spellStart"/>
-        <w:r>
-          <w:rPr>
-            <w:rFonts w:ascii="Garamond" w:eastAsia="Times New Roman" w:hAnsi="Garamond" w:cs="Times New Roman"/>
-            <w:kern w:val="0"/>
-            <w:sz w:val="22"/>
-            <w:szCs w:val="22"/>
-            <w14:ligatures w14:val="none"/>
-          </w:rPr>
-          <w:t>isomet</w:t>
-        </w:r>
-        <w:proofErr w:type="spellEnd"/>
-        <w:r>
-          <w:rPr>
-            <w:rFonts w:ascii="Garamond" w:eastAsia="Times New Roman" w:hAnsi="Garamond" w:cs="Times New Roman"/>
-            <w:kern w:val="0"/>
-            <w:sz w:val="22"/>
-            <w:szCs w:val="22"/>
-            <w14:ligatures w14:val="none"/>
-          </w:rPr>
-          <w:t xml:space="preserve"> saw</w:t>
-        </w:r>
-      </w:ins>
-      <w:del w:id="46" w:author="Benjamin J. Makhlouf" w:date="2025-07-26T11:26:00Z" w16du:dateUtc="2025-07-26T18:26:00Z">
-        <w:r>
-          <w:rPr>
-            <w:rFonts w:ascii="Garamond" w:eastAsia="Times New Roman" w:hAnsi="Garamond" w:cs="Times New Roman"/>
-            <w:kern w:val="0"/>
-            <w:sz w:val="22"/>
-            <w:szCs w:val="22"/>
-            <w14:ligatures w14:val="none"/>
-          </w:rPr>
-          <w:delText>***</w:delText>
-        </w:r>
-      </w:del>
+      <w:r>
+        <w:rPr>
+          <w:rFonts w:ascii="Garamond" w:eastAsia="Times New Roman" w:hAnsi="Garamond" w:cs="Times New Roman"/>
+          <w:kern w:val="0"/>
+          <w:sz w:val="22"/>
+          <w:szCs w:val="22"/>
+          <w14:ligatures w14:val="none"/>
+        </w:rPr>
+        <w:t xml:space="preserve">low speed diamond blade </w:t>
+      </w:r>
+      <w:proofErr w:type="spellStart"/>
+      <w:r>
+        <w:rPr>
+          <w:rFonts w:ascii="Garamond" w:eastAsia="Times New Roman" w:hAnsi="Garamond" w:cs="Times New Roman"/>
+          <w:kern w:val="0"/>
+          <w:sz w:val="22"/>
+          <w:szCs w:val="22"/>
+          <w14:ligatures w14:val="none"/>
+        </w:rPr>
+        <w:t>isomet</w:t>
+      </w:r>
+      <w:proofErr w:type="spellEnd"/>
       <w:r>
         <w:rPr>
           <w:rFonts w:ascii="Garamond" w:eastAsia="Times New Roman" w:hAnsi="Garamond" w:cs="Times New Roman"/>
@@ -2576,34 +2299,15 @@
         </w:rPr>
         <w:t xml:space="preserve"> </w:t>
       </w:r>
-      <w:commentRangeEnd w:id="44"/>
-      <w:r>
-        <w:rPr>
-          <w:rStyle w:val="CommentReference"/>
-        </w:rPr>
-        <w:commentReference w:id="44"/>
-      </w:r>
-      <w:proofErr w:type="spellStart"/>
-      <w:r>
-        <w:rPr>
-          <w:rFonts w:ascii="Garamond" w:eastAsia="Times New Roman" w:hAnsi="Garamond" w:cs="Times New Roman"/>
-          <w:kern w:val="0"/>
-          <w:sz w:val="22"/>
-          <w:szCs w:val="22"/>
-          <w14:ligatures w14:val="none"/>
-        </w:rPr>
-        <w:t>saw</w:t>
-      </w:r>
-      <w:proofErr w:type="spellEnd"/>
-      <w:r>
-        <w:rPr>
-          <w:rFonts w:ascii="Garamond" w:eastAsia="Times New Roman" w:hAnsi="Garamond" w:cs="Times New Roman"/>
-          <w:kern w:val="0"/>
-          <w:sz w:val="22"/>
-          <w:szCs w:val="22"/>
-          <w14:ligatures w14:val="none"/>
-        </w:rPr>
-        <w:t xml:space="preserve"> </w:t>
+      <w:r>
+        <w:rPr>
+          <w:rFonts w:ascii="Garamond" w:eastAsia="Times New Roman" w:hAnsi="Garamond" w:cs="Times New Roman"/>
+          <w:kern w:val="0"/>
+          <w:sz w:val="22"/>
+          <w:szCs w:val="22"/>
+          <w14:ligatures w14:val="none"/>
+        </w:rPr>
+        <w:t xml:space="preserve">saw </w:t>
       </w:r>
       <w:r>
         <w:rPr>
@@ -2887,6 +2591,7 @@
           <w:szCs w:val="22"/>
           <w14:ligatures w14:val="none"/>
         </w:rPr>
+        <w:lastRenderedPageBreak/>
         <w:fldChar w:fldCharType="begin"/>
       </w:r>
       <w:r>
@@ -2968,18 +2673,7 @@
           <w:szCs w:val="22"/>
           <w14:ligatures w14:val="none"/>
         </w:rPr>
-        <w:t xml:space="preserve">natal freshwater </w:t>
-      </w:r>
-      <w:r>
-        <w:rPr>
-          <w:rFonts w:ascii="Garamond" w:eastAsia="Times New Roman" w:hAnsi="Garamond" w:cs="Times New Roman"/>
-          <w:kern w:val="0"/>
-          <w:sz w:val="22"/>
-          <w:szCs w:val="22"/>
-          <w14:ligatures w14:val="none"/>
-        </w:rPr>
-        <w:lastRenderedPageBreak/>
-        <w:t>rearing period was extracted by examining</w:t>
+        <w:t>natal freshwater rearing period was extracted by examining</w:t>
       </w:r>
       <w:r>
         <w:rPr>
@@ -3155,7 +2849,7 @@
         </w:rPr>
         <w:fldChar w:fldCharType="end"/>
       </w:r>
-      <w:ins w:id="47" w:author="Benjamin J. Makhlouf" w:date="2025-07-26T13:45:00Z" w16du:dateUtc="2025-07-26T20:45:00Z">
+      <w:ins w:id="9" w:author="Benjamin J. Makhlouf" w:date="2025-07-26T13:45:00Z" w16du:dateUtc="2025-07-26T20:45:00Z">
         <w:r>
           <w:rPr>
             <w:rFonts w:ascii="Garamond" w:eastAsia="Times New Roman" w:hAnsi="Garamond" w:cs="Times New Roman"/>
@@ -3216,7 +2910,7 @@
           <w:sz w:val="22"/>
           <w:szCs w:val="22"/>
           <w14:ligatures w14:val="none"/>
-          <w:rPrChange w:id="48" w:author="Benjamin J. Makhlouf" w:date="2025-07-26T13:03:00Z" w16du:dateUtc="2025-07-26T20:03:00Z">
+          <w:rPrChange w:id="10" w:author="Benjamin J. Makhlouf" w:date="2025-07-26T13:03:00Z" w16du:dateUtc="2025-07-26T20:03:00Z">
             <w:rPr>
               <w:rFonts w:ascii="Garamond" w:hAnsi="Garamond" w:cs="Times New Roman"/>
               <w:sz w:val="22"/>
@@ -3225,7 +2919,7 @@
           </w:rPrChange>
         </w:rPr>
       </w:pPr>
-      <w:ins w:id="49" w:author="Benjamin J. Makhlouf" w:date="2025-07-26T13:03:00Z" w16du:dateUtc="2025-07-26T20:03:00Z">
+      <w:ins w:id="11" w:author="Benjamin J. Makhlouf" w:date="2025-07-26T13:03:00Z" w16du:dateUtc="2025-07-26T20:03:00Z">
         <w:r>
           <w:rPr>
             <w:rFonts w:ascii="Garamond" w:eastAsia="Times New Roman" w:hAnsi="Garamond" w:cs="Times New Roman"/>
@@ -3237,7 +2931,7 @@
           <w:t>We used an</w:t>
         </w:r>
       </w:ins>
-      <w:del w:id="50" w:author="Benjamin J. Makhlouf" w:date="2025-07-26T13:03:00Z" w16du:dateUtc="2025-07-26T20:03:00Z">
+      <w:del w:id="12" w:author="Benjamin J. Makhlouf" w:date="2025-07-26T13:03:00Z" w16du:dateUtc="2025-07-26T20:03:00Z">
         <w:r>
           <w:rPr>
             <w:rFonts w:ascii="Garamond" w:eastAsia="Times New Roman" w:hAnsi="Garamond" w:cs="Times New Roman"/>
@@ -3281,7 +2975,7 @@
         </w:rPr>
         <w:t xml:space="preserve"> of the Kuskokwim river </w:t>
       </w:r>
-      <w:ins w:id="51" w:author="Benjamin J. Makhlouf" w:date="2025-07-26T13:03:00Z" w16du:dateUtc="2025-07-26T20:03:00Z">
+      <w:ins w:id="13" w:author="Benjamin J. Makhlouf" w:date="2025-07-26T13:03:00Z" w16du:dateUtc="2025-07-26T20:03:00Z">
         <w:r>
           <w:rPr>
             <w:rFonts w:ascii="Garamond" w:eastAsia="Times New Roman" w:hAnsi="Garamond" w:cs="Times New Roman"/>
@@ -3366,7 +3060,7 @@
         </w:rPr>
         <w:fldChar w:fldCharType="end"/>
       </w:r>
-      <w:ins w:id="52" w:author="Benjamin J. Makhlouf" w:date="2025-07-26T13:03:00Z" w16du:dateUtc="2025-07-26T20:03:00Z">
+      <w:ins w:id="14" w:author="Benjamin J. Makhlouf" w:date="2025-07-26T13:03:00Z" w16du:dateUtc="2025-07-26T20:03:00Z">
         <w:r>
           <w:rPr>
             <w:rFonts w:ascii="Garamond" w:eastAsia="Times New Roman" w:hAnsi="Garamond" w:cs="Times New Roman"/>
@@ -3378,7 +3072,7 @@
           <w:t xml:space="preserve">, in which </w:t>
         </w:r>
       </w:ins>
-      <w:del w:id="53" w:author="Benjamin J. Makhlouf" w:date="2025-07-26T13:03:00Z" w16du:dateUtc="2025-07-26T20:03:00Z">
+      <w:del w:id="15" w:author="Benjamin J. Makhlouf" w:date="2025-07-26T13:03:00Z" w16du:dateUtc="2025-07-26T20:03:00Z">
         <w:r>
           <w:rPr>
             <w:rFonts w:ascii="Garamond" w:eastAsia="Times New Roman" w:hAnsi="Garamond" w:cs="Times New Roman"/>
@@ -3472,7 +3166,7 @@
         </w:rPr>
         <w:t xml:space="preserve"> ratios across the river basin</w:t>
       </w:r>
-      <w:ins w:id="54" w:author="Benjamin J. Makhlouf" w:date="2025-07-26T13:03:00Z" w16du:dateUtc="2025-07-26T20:03:00Z">
+      <w:ins w:id="16" w:author="Benjamin J. Makhlouf" w:date="2025-07-26T13:03:00Z" w16du:dateUtc="2025-07-26T20:03:00Z">
         <w:r>
           <w:rPr>
             <w:rFonts w:ascii="Garamond" w:eastAsia="Times New Roman" w:hAnsi="Garamond" w:cs="Times New Roman"/>
@@ -3484,7 +3178,7 @@
           <w:t xml:space="preserve"> and associated uncertainty was modeled</w:t>
         </w:r>
       </w:ins>
-      <w:ins w:id="55" w:author="Benjamin J. Makhlouf" w:date="2025-07-26T13:02:00Z" w16du:dateUtc="2025-07-26T20:02:00Z">
+      <w:ins w:id="17" w:author="Benjamin J. Makhlouf" w:date="2025-07-26T13:02:00Z" w16du:dateUtc="2025-07-26T20:02:00Z">
         <w:r>
           <w:rPr>
             <w:rFonts w:ascii="Garamond" w:eastAsia="Times New Roman" w:hAnsi="Garamond" w:cs="Times New Roman"/>
@@ -3496,7 +3190,7 @@
           <w:t xml:space="preserve"> using spatial stream network modeling (SSNM)</w:t>
         </w:r>
       </w:ins>
-      <w:ins w:id="56" w:author="Benjamin J. Makhlouf" w:date="2025-07-26T13:03:00Z" w16du:dateUtc="2025-07-26T20:03:00Z">
+      <w:ins w:id="18" w:author="Benjamin J. Makhlouf" w:date="2025-07-26T13:03:00Z" w16du:dateUtc="2025-07-26T20:03:00Z">
         <w:r>
           <w:rPr>
             <w:rFonts w:ascii="Garamond" w:eastAsia="Times New Roman" w:hAnsi="Garamond" w:cs="Times New Roman"/>
@@ -3508,7 +3202,7 @@
           <w:t>.</w:t>
         </w:r>
       </w:ins>
-      <w:ins w:id="57" w:author="Benjamin J. Makhlouf" w:date="2025-07-26T13:04:00Z" w16du:dateUtc="2025-07-26T20:04:00Z">
+      <w:ins w:id="19" w:author="Benjamin J. Makhlouf" w:date="2025-07-26T13:04:00Z" w16du:dateUtc="2025-07-26T20:04:00Z">
         <w:r>
           <w:rPr>
             <w:rFonts w:ascii="Garamond" w:eastAsia="Times New Roman" w:hAnsi="Garamond" w:cs="Times New Roman"/>
@@ -3520,7 +3214,7 @@
           <w:t xml:space="preserve"> </w:t>
         </w:r>
       </w:ins>
-      <w:del w:id="58" w:author="Benjamin J. Makhlouf" w:date="2025-07-26T13:03:00Z" w16du:dateUtc="2025-07-26T20:03:00Z">
+      <w:del w:id="20" w:author="Benjamin J. Makhlouf" w:date="2025-07-26T13:03:00Z" w16du:dateUtc="2025-07-26T20:03:00Z">
         <w:r>
           <w:rPr>
             <w:rFonts w:ascii="Garamond" w:eastAsia="Times New Roman" w:hAnsi="Garamond" w:cs="Times New Roman"/>
@@ -3573,7 +3267,7 @@
           <w:fldChar w:fldCharType="end"/>
         </w:r>
       </w:del>
-      <w:del w:id="59" w:author="Benjamin J. Makhlouf" w:date="2025-07-26T13:02:00Z" w16du:dateUtc="2025-07-26T20:02:00Z">
+      <w:del w:id="21" w:author="Benjamin J. Makhlouf" w:date="2025-07-26T13:02:00Z" w16du:dateUtc="2025-07-26T20:02:00Z">
         <w:r>
           <w:rPr>
             <w:rFonts w:ascii="Garamond" w:eastAsia="Times New Roman" w:hAnsi="Garamond" w:cs="Times New Roman"/>
@@ -3789,7 +3483,7 @@
         </w:rPr>
         <w:t xml:space="preserve"> values were derived from water samples </w:t>
       </w:r>
-      <w:del w:id="60" w:author="Benjamin J. Makhlouf" w:date="2025-07-26T13:00:00Z" w16du:dateUtc="2025-07-26T20:00:00Z">
+      <w:del w:id="22" w:author="Benjamin J. Makhlouf" w:date="2025-07-26T13:00:00Z" w16du:dateUtc="2025-07-26T20:00:00Z">
         <w:r>
           <w:rPr>
             <w:rFonts w:ascii="Garamond" w:eastAsia="Times New Roman" w:hAnsi="Garamond" w:cs="Times New Roman"/>
@@ -3809,7 +3503,7 @@
           <w:sz w:val="22"/>
           <w:szCs w:val="22"/>
           <w14:ligatures w14:val="none"/>
-          <w:rPrChange w:id="61" w:author="Benjamin J. Makhlouf" w:date="2025-07-26T13:00:00Z" w16du:dateUtc="2025-07-26T20:00:00Z">
+          <w:rPrChange w:id="23" w:author="Benjamin J. Makhlouf" w:date="2025-07-26T13:00:00Z" w16du:dateUtc="2025-07-26T20:00:00Z">
             <w:rPr>
               <w:rFonts w:ascii="Garamond" w:eastAsia="Times New Roman" w:hAnsi="Garamond" w:cs="Times New Roman"/>
               <w:kern w:val="0"/>
@@ -3829,7 +3523,7 @@
           <w:sz w:val="22"/>
           <w:szCs w:val="22"/>
           <w14:ligatures w14:val="none"/>
-          <w:rPrChange w:id="62" w:author="Benjamin J. Makhlouf" w:date="2025-07-26T13:00:00Z" w16du:dateUtc="2025-07-26T20:00:00Z">
+          <w:rPrChange w:id="24" w:author="Benjamin J. Makhlouf" w:date="2025-07-26T13:00:00Z" w16du:dateUtc="2025-07-26T20:00:00Z">
             <w:rPr>
               <w:rFonts w:ascii="Garamond" w:eastAsia="Times New Roman" w:hAnsi="Garamond" w:cs="Times New Roman"/>
               <w:kern w:val="0"/>
@@ -3849,7 +3543,7 @@
           <w:sz w:val="22"/>
           <w:szCs w:val="22"/>
           <w14:ligatures w14:val="none"/>
-          <w:rPrChange w:id="63" w:author="Benjamin J. Makhlouf" w:date="2025-07-26T13:00:00Z" w16du:dateUtc="2025-07-26T20:00:00Z">
+          <w:rPrChange w:id="25" w:author="Benjamin J. Makhlouf" w:date="2025-07-26T13:00:00Z" w16du:dateUtc="2025-07-26T20:00:00Z">
             <w:rPr>
               <w:rFonts w:ascii="Garamond" w:eastAsia="Times New Roman" w:hAnsi="Garamond" w:cs="Times New Roman"/>
               <w:kern w:val="0"/>
@@ -3870,7 +3564,7 @@
           <w:sz w:val="22"/>
           <w:szCs w:val="22"/>
           <w14:ligatures w14:val="none"/>
-          <w:rPrChange w:id="64" w:author="Benjamin J. Makhlouf" w:date="2025-07-26T13:00:00Z" w16du:dateUtc="2025-07-26T20:00:00Z">
+          <w:rPrChange w:id="26" w:author="Benjamin J. Makhlouf" w:date="2025-07-26T13:00:00Z" w16du:dateUtc="2025-07-26T20:00:00Z">
             <w:rPr>
               <w:rFonts w:ascii="Garamond" w:eastAsia="Times New Roman" w:hAnsi="Garamond" w:cs="Times New Roman"/>
               <w:noProof/>
@@ -3884,7 +3578,7 @@
         </w:rPr>
         <w:t>(French et al., 2020</w:t>
       </w:r>
-      <w:ins w:id="65" w:author="Benjamin J. Makhlouf" w:date="2025-07-26T13:00:00Z" w16du:dateUtc="2025-07-26T20:00:00Z">
+      <w:ins w:id="27" w:author="Benjamin J. Makhlouf" w:date="2025-07-26T13:00:00Z" w16du:dateUtc="2025-07-26T20:00:00Z">
         <w:r>
           <w:rPr>
             <w:rFonts w:ascii="Garamond" w:eastAsia="Times New Roman" w:hAnsi="Garamond" w:cs="Times New Roman"/>
@@ -3893,7 +3587,7 @@
             <w:sz w:val="22"/>
             <w:szCs w:val="22"/>
             <w14:ligatures w14:val="none"/>
-            <w:rPrChange w:id="66" w:author="Benjamin J. Makhlouf" w:date="2025-07-26T13:00:00Z" w16du:dateUtc="2025-07-26T20:00:00Z">
+            <w:rPrChange w:id="28" w:author="Benjamin J. Makhlouf" w:date="2025-07-26T13:00:00Z" w16du:dateUtc="2025-07-26T20:00:00Z">
               <w:rPr>
                 <w:rFonts w:ascii="Garamond" w:eastAsia="Times New Roman" w:hAnsi="Garamond" w:cs="Times New Roman"/>
                 <w:noProof/>
@@ -3916,7 +3610,7 @@
           <w:sz w:val="22"/>
           <w:szCs w:val="22"/>
           <w14:ligatures w14:val="none"/>
-          <w:rPrChange w:id="67" w:author="Benjamin J. Makhlouf" w:date="2025-07-26T13:00:00Z" w16du:dateUtc="2025-07-26T20:00:00Z">
+          <w:rPrChange w:id="29" w:author="Benjamin J. Makhlouf" w:date="2025-07-26T13:00:00Z" w16du:dateUtc="2025-07-26T20:00:00Z">
             <w:rPr>
               <w:rFonts w:ascii="Garamond" w:eastAsia="Times New Roman" w:hAnsi="Garamond" w:cs="Times New Roman"/>
               <w:noProof/>
@@ -3937,7 +3631,7 @@
           <w:sz w:val="22"/>
           <w:szCs w:val="22"/>
           <w14:ligatures w14:val="none"/>
-          <w:rPrChange w:id="68" w:author="Benjamin J. Makhlouf" w:date="2025-07-26T13:00:00Z" w16du:dateUtc="2025-07-26T20:00:00Z">
+          <w:rPrChange w:id="30" w:author="Benjamin J. Makhlouf" w:date="2025-07-26T13:00:00Z" w16du:dateUtc="2025-07-26T20:00:00Z">
             <w:rPr>
               <w:rFonts w:ascii="Garamond" w:eastAsia="Times New Roman" w:hAnsi="Garamond" w:cs="Times New Roman"/>
               <w:kern w:val="0"/>
@@ -3950,7 +3644,7 @@
         </w:rPr>
         <w:fldChar w:fldCharType="end"/>
       </w:r>
-      <w:del w:id="69" w:author="Benjamin J. Makhlouf" w:date="2025-07-26T13:00:00Z" w16du:dateUtc="2025-07-26T20:00:00Z">
+      <w:del w:id="31" w:author="Benjamin J. Makhlouf" w:date="2025-07-26T13:00:00Z" w16du:dateUtc="2025-07-26T20:00:00Z">
         <w:r>
           <w:rPr>
             <w:rFonts w:ascii="Garamond" w:eastAsia="Times New Roman" w:hAnsi="Garamond" w:cs="Times New Roman"/>
@@ -3958,7 +3652,7 @@
             <w:sz w:val="22"/>
             <w:szCs w:val="22"/>
             <w14:ligatures w14:val="none"/>
-            <w:rPrChange w:id="70" w:author="Benjamin J. Makhlouf" w:date="2025-07-26T13:00:00Z" w16du:dateUtc="2025-07-26T20:00:00Z">
+            <w:rPrChange w:id="32" w:author="Benjamin J. Makhlouf" w:date="2025-07-26T13:00:00Z" w16du:dateUtc="2025-07-26T20:00:00Z">
               <w:rPr>
                 <w:rFonts w:ascii="Garamond" w:eastAsia="Times New Roman" w:hAnsi="Garamond" w:cs="Times New Roman"/>
                 <w:kern w:val="0"/>
@@ -3978,7 +3672,7 @@
             <w:sz w:val="22"/>
             <w:szCs w:val="22"/>
             <w14:ligatures w14:val="none"/>
-            <w:rPrChange w:id="71" w:author="Benjamin J. Makhlouf" w:date="2025-07-26T13:00:00Z" w16du:dateUtc="2025-07-26T20:00:00Z">
+            <w:rPrChange w:id="33" w:author="Benjamin J. Makhlouf" w:date="2025-07-26T13:00:00Z" w16du:dateUtc="2025-07-26T20:00:00Z">
               <w:rPr>
                 <w:rFonts w:ascii="Garamond" w:eastAsia="Times New Roman" w:hAnsi="Garamond" w:cs="Times New Roman"/>
                 <w:kern w:val="0"/>
@@ -3998,7 +3692,7 @@
             <w:sz w:val="22"/>
             <w:szCs w:val="22"/>
             <w14:ligatures w14:val="none"/>
-            <w:rPrChange w:id="72" w:author="Benjamin J. Makhlouf" w:date="2025-07-26T13:00:00Z" w16du:dateUtc="2025-07-26T20:00:00Z">
+            <w:rPrChange w:id="34" w:author="Benjamin J. Makhlouf" w:date="2025-07-26T13:00:00Z" w16du:dateUtc="2025-07-26T20:00:00Z">
               <w:rPr>
                 <w:rFonts w:ascii="Garamond" w:eastAsia="Times New Roman" w:hAnsi="Garamond" w:cs="Times New Roman"/>
                 <w:kern w:val="0"/>
@@ -4012,7 +3706,7 @@
           <w:delText>;</w:delText>
         </w:r>
       </w:del>
-      <w:ins w:id="73" w:author="Benjamin J. Makhlouf" w:date="2025-07-26T13:00:00Z" w16du:dateUtc="2025-07-26T20:00:00Z">
+      <w:ins w:id="35" w:author="Benjamin J. Makhlouf" w:date="2025-07-26T13:00:00Z" w16du:dateUtc="2025-07-26T20:00:00Z">
         <w:r>
           <w:rPr>
             <w:rFonts w:ascii="Garamond" w:eastAsia="Times New Roman" w:hAnsi="Garamond" w:cs="Times New Roman"/>
@@ -4020,7 +3714,7 @@
             <w:sz w:val="22"/>
             <w:szCs w:val="22"/>
             <w14:ligatures w14:val="none"/>
-            <w:rPrChange w:id="74" w:author="Benjamin J. Makhlouf" w:date="2025-07-26T13:00:00Z" w16du:dateUtc="2025-07-26T20:00:00Z">
+            <w:rPrChange w:id="36" w:author="Benjamin J. Makhlouf" w:date="2025-07-26T13:00:00Z" w16du:dateUtc="2025-07-26T20:00:00Z">
               <w:rPr>
                 <w:rFonts w:ascii="Garamond" w:eastAsia="Times New Roman" w:hAnsi="Garamond" w:cs="Times New Roman"/>
                 <w:kern w:val="0"/>
@@ -4034,7 +3728,7 @@
           <w:t xml:space="preserve"> </w:t>
         </w:r>
       </w:ins>
-      <w:del w:id="75" w:author="Benjamin J. Makhlouf" w:date="2025-07-26T13:00:00Z" w16du:dateUtc="2025-07-26T20:00:00Z">
+      <w:del w:id="37" w:author="Benjamin J. Makhlouf" w:date="2025-07-26T13:00:00Z" w16du:dateUtc="2025-07-26T20:00:00Z">
         <w:r>
           <w:rPr>
             <w:rFonts w:ascii="Garamond" w:eastAsia="Times New Roman" w:hAnsi="Garamond" w:cs="Times New Roman"/>
@@ -4042,7 +3736,7 @@
             <w:sz w:val="22"/>
             <w:szCs w:val="22"/>
             <w14:ligatures w14:val="none"/>
-            <w:rPrChange w:id="76" w:author="Benjamin J. Makhlouf" w:date="2025-07-26T13:00:00Z" w16du:dateUtc="2025-07-26T20:00:00Z">
+            <w:rPrChange w:id="38" w:author="Benjamin J. Makhlouf" w:date="2025-07-26T13:00:00Z" w16du:dateUtc="2025-07-26T20:00:00Z">
               <w:rPr>
                 <w:rFonts w:ascii="Garamond" w:eastAsia="Times New Roman" w:hAnsi="Garamond" w:cs="Times New Roman"/>
                 <w:kern w:val="0"/>
@@ -4062,7 +3756,7 @@
             <w:sz w:val="22"/>
             <w:szCs w:val="22"/>
             <w14:ligatures w14:val="none"/>
-            <w:rPrChange w:id="77" w:author="Benjamin J. Makhlouf" w:date="2025-07-26T13:00:00Z" w16du:dateUtc="2025-07-26T20:00:00Z">
+            <w:rPrChange w:id="39" w:author="Benjamin J. Makhlouf" w:date="2025-07-26T13:00:00Z" w16du:dateUtc="2025-07-26T20:00:00Z">
               <w:rPr>
                 <w:rFonts w:ascii="Garamond" w:eastAsia="Times New Roman" w:hAnsi="Garamond" w:cs="Times New Roman"/>
                 <w:kern w:val="0"/>
@@ -4082,7 +3776,7 @@
             <w:sz w:val="22"/>
             <w:szCs w:val="22"/>
             <w14:ligatures w14:val="none"/>
-            <w:rPrChange w:id="78" w:author="Benjamin J. Makhlouf" w:date="2025-07-26T13:00:00Z" w16du:dateUtc="2025-07-26T20:00:00Z">
+            <w:rPrChange w:id="40" w:author="Benjamin J. Makhlouf" w:date="2025-07-26T13:00:00Z" w16du:dateUtc="2025-07-26T20:00:00Z">
               <w:rPr>
                 <w:rFonts w:ascii="Garamond" w:eastAsia="Times New Roman" w:hAnsi="Garamond" w:cs="Times New Roman"/>
                 <w:kern w:val="0"/>
@@ -4102,7 +3796,7 @@
             <w:sz w:val="22"/>
             <w:szCs w:val="22"/>
             <w14:ligatures w14:val="none"/>
-            <w:rPrChange w:id="79" w:author="Benjamin J. Makhlouf" w:date="2025-07-26T13:00:00Z" w16du:dateUtc="2025-07-26T20:00:00Z">
+            <w:rPrChange w:id="41" w:author="Benjamin J. Makhlouf" w:date="2025-07-26T13:00:00Z" w16du:dateUtc="2025-07-26T20:00:00Z">
               <w:rPr>
                 <w:rFonts w:ascii="Garamond" w:eastAsia="Times New Roman" w:hAnsi="Garamond" w:cs="Times New Roman"/>
                 <w:kern w:val="0"/>
@@ -4156,7 +3850,7 @@
         </w:rPr>
         <w:t xml:space="preserve"> (Supp. 1) and modeled </w:t>
       </w:r>
-      <w:del w:id="80" w:author="Benjamin J. Makhlouf" w:date="2025-07-26T13:04:00Z" w16du:dateUtc="2025-07-26T20:04:00Z">
+      <w:del w:id="42" w:author="Benjamin J. Makhlouf" w:date="2025-07-26T13:04:00Z" w16du:dateUtc="2025-07-26T20:04:00Z">
         <w:r>
           <w:rPr>
             <w:rFonts w:ascii="Garamond" w:eastAsia="Times New Roman" w:hAnsi="Garamond" w:cs="Times New Roman"/>
@@ -4198,7 +3892,7 @@
         </w:rPr>
         <w:t xml:space="preserve">using the STARRS package in R </w:t>
       </w:r>
-      <w:del w:id="81" w:author="Benjamin J. Makhlouf" w:date="2025-07-26T12:59:00Z" w16du:dateUtc="2025-07-26T19:59:00Z">
+      <w:del w:id="43" w:author="Benjamin J. Makhlouf" w:date="2025-07-26T12:59:00Z" w16du:dateUtc="2025-07-26T19:59:00Z">
         <w:r>
           <w:rPr>
             <w:rFonts w:ascii="Garamond" w:eastAsia="Times New Roman" w:hAnsi="Garamond" w:cs="Times New Roman"/>
@@ -4261,8 +3955,8 @@
         </w:rPr>
         <w:fldChar w:fldCharType="end"/>
       </w:r>
-      <w:ins w:id="82" w:author="Daniel Schindler" w:date="2025-07-17T13:21:00Z" w16du:dateUtc="2025-07-17T21:21:00Z">
-        <w:del w:id="83" w:author="Benjamin J. Makhlouf" w:date="2025-07-26T12:59:00Z" w16du:dateUtc="2025-07-26T19:59:00Z">
+      <w:ins w:id="44" w:author="Daniel Schindler" w:date="2025-07-17T13:21:00Z" w16du:dateUtc="2025-07-17T21:21:00Z">
+        <w:del w:id="45" w:author="Benjamin J. Makhlouf" w:date="2025-07-26T12:59:00Z" w16du:dateUtc="2025-07-26T19:59:00Z">
           <w:r>
             <w:rPr>
               <w:rFonts w:ascii="Garamond" w:eastAsia="Times New Roman" w:hAnsi="Garamond" w:cs="Times New Roman"/>
@@ -4275,8 +3969,8 @@
           </w:r>
         </w:del>
       </w:ins>
-      <w:ins w:id="84" w:author="Daniel Schindler" w:date="2025-07-17T13:23:00Z" w16du:dateUtc="2025-07-17T21:23:00Z">
-        <w:del w:id="85" w:author="Benjamin J. Makhlouf" w:date="2025-07-26T12:59:00Z" w16du:dateUtc="2025-07-26T19:59:00Z">
+      <w:ins w:id="46" w:author="Daniel Schindler" w:date="2025-07-17T13:23:00Z" w16du:dateUtc="2025-07-17T21:23:00Z">
+        <w:del w:id="47" w:author="Benjamin J. Makhlouf" w:date="2025-07-26T12:59:00Z" w16du:dateUtc="2025-07-26T19:59:00Z">
           <w:r>
             <w:rPr>
               <w:rFonts w:ascii="Garamond" w:eastAsia="Times New Roman" w:hAnsi="Garamond" w:cs="Times New Roman"/>
@@ -4289,7 +3983,7 @@
           </w:r>
         </w:del>
       </w:ins>
-      <w:del w:id="86" w:author="Daniel Schindler" w:date="2025-07-17T13:21:00Z" w16du:dateUtc="2025-07-17T21:21:00Z">
+      <w:del w:id="48" w:author="Daniel Schindler" w:date="2025-07-17T13:21:00Z" w16du:dateUtc="2025-07-17T21:21:00Z">
         <w:r>
           <w:rPr>
             <w:rFonts w:ascii="Garamond" w:eastAsia="Times New Roman" w:hAnsi="Garamond" w:cs="Times New Roman"/>
@@ -4301,7 +3995,7 @@
           <w:delText>add more</w:delText>
         </w:r>
       </w:del>
-      <w:del w:id="87" w:author="Benjamin J. Makhlouf" w:date="2025-07-26T12:59:00Z" w16du:dateUtc="2025-07-26T19:59:00Z">
+      <w:del w:id="49" w:author="Benjamin J. Makhlouf" w:date="2025-07-26T12:59:00Z" w16du:dateUtc="2025-07-26T19:59:00Z">
         <w:r>
           <w:rPr>
             <w:rFonts w:ascii="Garamond" w:eastAsia="Times New Roman" w:hAnsi="Garamond" w:cs="Times New Roman"/>
@@ -4504,7 +4198,7 @@
         </w:rPr>
         <w:t>To prevent over-assignment to tributaries with exceptionally low prediction error</w:t>
       </w:r>
-      <w:ins w:id="88" w:author="Daniel Schindler" w:date="2025-07-17T13:21:00Z" w16du:dateUtc="2025-07-17T21:21:00Z">
+      <w:ins w:id="50" w:author="Daniel Schindler" w:date="2025-07-17T13:21:00Z" w16du:dateUtc="2025-07-17T21:21:00Z">
         <w:r>
           <w:rPr>
             <w:rFonts w:ascii="Garamond" w:hAnsi="Garamond" w:cs="Times New Roman"/>
@@ -4513,7 +4207,7 @@
           </w:rPr>
           <w:t xml:space="preserve"> </w:t>
         </w:r>
-        <w:commentRangeStart w:id="89"/>
+        <w:commentRangeStart w:id="51"/>
         <w:r>
           <w:rPr>
             <w:rFonts w:ascii="Garamond" w:hAnsi="Garamond" w:cs="Times New Roman"/>
@@ -4523,7 +4217,7 @@
           <w:t>(this was in one of Sean’s papers, can’t remember which one</w:t>
         </w:r>
       </w:ins>
-      <w:ins w:id="90" w:author="Daniel Schindler" w:date="2025-07-17T13:24:00Z" w16du:dateUtc="2025-07-17T21:24:00Z">
+      <w:ins w:id="52" w:author="Daniel Schindler" w:date="2025-07-17T13:24:00Z" w16du:dateUtc="2025-07-17T21:24:00Z">
         <w:r>
           <w:rPr>
             <w:rFonts w:ascii="Garamond" w:hAnsi="Garamond" w:cs="Times New Roman"/>
@@ -4533,7 +4227,7 @@
           <w:t>, I think Brenna</w:t>
         </w:r>
       </w:ins>
-      <w:ins w:id="91" w:author="Daniel Schindler" w:date="2025-07-17T13:25:00Z" w16du:dateUtc="2025-07-17T21:25:00Z">
+      <w:ins w:id="53" w:author="Daniel Schindler" w:date="2025-07-17T13:25:00Z" w16du:dateUtc="2025-07-17T21:25:00Z">
         <w:r>
           <w:rPr>
             <w:rFonts w:ascii="Garamond" w:hAnsi="Garamond" w:cs="Times New Roman"/>
@@ -4543,7 +4237,7 @@
           <w:t>n and Schindler 2017</w:t>
         </w:r>
       </w:ins>
-      <w:ins w:id="92" w:author="Daniel Schindler" w:date="2025-07-17T13:21:00Z" w16du:dateUtc="2025-07-17T21:21:00Z">
+      <w:ins w:id="54" w:author="Daniel Schindler" w:date="2025-07-17T13:21:00Z" w16du:dateUtc="2025-07-17T21:21:00Z">
         <w:r>
           <w:rPr>
             <w:rFonts w:ascii="Garamond" w:hAnsi="Garamond" w:cs="Times New Roman"/>
@@ -4561,12 +4255,12 @@
         </w:rPr>
         <w:t xml:space="preserve">, </w:t>
       </w:r>
-      <w:commentRangeEnd w:id="89"/>
+      <w:commentRangeEnd w:id="51"/>
       <w:r>
         <w:rPr>
           <w:rStyle w:val="CommentReference"/>
         </w:rPr>
-        <w:commentReference w:id="89"/>
+        <w:commentReference w:id="51"/>
       </w:r>
       <w:r>
         <w:rPr>
@@ -4726,7 +4420,18 @@
           <w:szCs w:val="22"/>
           <w14:ligatures w14:val="none"/>
         </w:rPr>
-        <w:t xml:space="preserve">. This approach considers the relationship between extracted natal origin otolith </w:t>
+        <w:t xml:space="preserve">. This approach </w:t>
+      </w:r>
+      <w:r>
+        <w:rPr>
+          <w:rFonts w:ascii="Garamond" w:eastAsia="Times New Roman" w:hAnsi="Garamond" w:cs="Times New Roman"/>
+          <w:kern w:val="0"/>
+          <w:sz w:val="22"/>
+          <w:szCs w:val="22"/>
+          <w14:ligatures w14:val="none"/>
+        </w:rPr>
+        <w:lastRenderedPageBreak/>
+        <w:t xml:space="preserve">considers the relationship between extracted natal origin otolith </w:t>
       </w:r>
       <w:r>
         <w:rPr>
@@ -4806,7 +4511,7 @@
         </w:rPr>
         <w:t xml:space="preserve"> prediction error</w:t>
       </w:r>
-      <w:ins w:id="93" w:author="Daniel Schindler" w:date="2025-07-17T13:25:00Z" w16du:dateUtc="2025-07-17T21:25:00Z">
+      <w:ins w:id="55" w:author="Daniel Schindler" w:date="2025-07-17T13:25:00Z" w16du:dateUtc="2025-07-17T21:25:00Z">
         <w:r>
           <w:rPr>
             <w:rFonts w:ascii="Garamond" w:hAnsi="Garamond" w:cstheme="majorHAnsi"/>
@@ -5662,7 +5367,7 @@
         </w:rPr>
         <w:t>Quinn</w:t>
       </w:r>
-      <w:del w:id="94" w:author="Benjamin J. Makhlouf" w:date="2025-07-26T11:29:00Z" w16du:dateUtc="2025-07-26T18:29:00Z">
+      <w:del w:id="56" w:author="Benjamin J. Makhlouf" w:date="2025-07-26T11:29:00Z" w16du:dateUtc="2025-07-26T18:29:00Z">
         <w:r>
           <w:rPr>
             <w:rFonts w:ascii="Garamond" w:hAnsi="Garamond"/>
@@ -5672,7 +5377,7 @@
           <w:delText xml:space="preserve"> </w:delText>
         </w:r>
       </w:del>
-      <w:ins w:id="95" w:author="Benjamin J. Makhlouf" w:date="2025-07-26T11:29:00Z" w16du:dateUtc="2025-07-26T18:29:00Z">
+      <w:ins w:id="57" w:author="Benjamin J. Makhlouf" w:date="2025-07-26T11:29:00Z" w16du:dateUtc="2025-07-26T18:29:00Z">
         <w:r>
           <w:rPr>
             <w:rFonts w:ascii="Garamond" w:hAnsi="Garamond"/>
@@ -5682,8 +5387,8 @@
           <w:t>, 2018</w:t>
         </w:r>
       </w:ins>
-      <w:ins w:id="96" w:author="Daniel Schindler" w:date="2025-07-17T13:26:00Z" w16du:dateUtc="2025-07-17T21:26:00Z">
-        <w:del w:id="97" w:author="Benjamin J. Makhlouf" w:date="2025-07-26T11:29:00Z" w16du:dateUtc="2025-07-26T18:29:00Z">
+      <w:ins w:id="58" w:author="Daniel Schindler" w:date="2025-07-17T13:26:00Z" w16du:dateUtc="2025-07-17T21:26:00Z">
+        <w:del w:id="59" w:author="Benjamin J. Makhlouf" w:date="2025-07-26T11:29:00Z" w16du:dateUtc="2025-07-26T18:29:00Z">
           <w:r>
             <w:rPr>
               <w:rFonts w:ascii="Garamond" w:hAnsi="Garamond"/>
@@ -5781,7 +5486,7 @@
           <w:sz w:val="22"/>
           <w:szCs w:val="22"/>
           <w14:ligatures w14:val="none"/>
-          <w:rPrChange w:id="98" w:author="Benjamin J. Makhlouf" w:date="2025-07-26T13:48:00Z" w16du:dateUtc="2025-07-26T20:48:00Z">
+          <w:rPrChange w:id="60" w:author="Benjamin J. Makhlouf" w:date="2025-07-26T13:48:00Z" w16du:dateUtc="2025-07-26T20:48:00Z">
             <w:rPr>
               <w:rFonts w:ascii="Garamond" w:eastAsia="Times New Roman" w:hAnsi="Garamond" w:cs="Times New Roman"/>
               <w:kern w:val="0"/>
@@ -5854,7 +5559,7 @@
         </w:rPr>
         <w:t xml:space="preserve">. Finally, data was included on observed locations of spawning </w:t>
       </w:r>
-      <w:ins w:id="99" w:author="Daniel Schindler" w:date="2025-07-17T13:27:00Z" w16du:dateUtc="2025-07-17T21:27:00Z">
+      <w:ins w:id="61" w:author="Daniel Schindler" w:date="2025-07-17T13:27:00Z" w16du:dateUtc="2025-07-17T21:27:00Z">
         <w:r>
           <w:rPr>
             <w:rFonts w:ascii="Garamond" w:eastAsia="Times New Roman" w:hAnsi="Garamond" w:cs="Times New Roman"/>
@@ -5965,7 +5670,18 @@
           <w:szCs w:val="22"/>
           <w14:ligatures w14:val="none"/>
         </w:rPr>
-        <w:t xml:space="preserve">the two highest stream orders in the dataset (Stream order &gt;= 6). </w:t>
+        <w:t xml:space="preserve">the </w:t>
+      </w:r>
+      <w:r>
+        <w:rPr>
+          <w:rFonts w:ascii="Garamond" w:eastAsia="Times New Roman" w:hAnsi="Garamond" w:cs="Times New Roman"/>
+          <w:kern w:val="0"/>
+          <w:sz w:val="22"/>
+          <w:szCs w:val="22"/>
+          <w14:ligatures w14:val="none"/>
+        </w:rPr>
+        <w:lastRenderedPageBreak/>
+        <w:t xml:space="preserve">two highest stream orders in the dataset (Stream order &gt;= 6). </w:t>
       </w:r>
       <w:r>
         <w:rPr>
@@ -6032,16 +5748,7 @@
           <w:sz w:val="22"/>
           <w:szCs w:val="22"/>
         </w:rPr>
-        <w:t xml:space="preserve"> to prevent low-probability </w:t>
-      </w:r>
-      <w:r>
-        <w:rPr>
-          <w:rFonts w:ascii="Garamond" w:hAnsi="Garamond"/>
-          <w:sz w:val="22"/>
-          <w:szCs w:val="22"/>
-        </w:rPr>
-        <w:lastRenderedPageBreak/>
-        <w:t xml:space="preserve">assignments from confounding spatial patterns. Estimates were produced for predefined temporal quartiles </w:t>
+        <w:t xml:space="preserve"> to prevent low-probability assignments from confounding spatial patterns. Estimates were produced for predefined temporal quartiles </w:t>
       </w:r>
       <w:r>
         <w:rPr>
@@ -6059,7 +5766,7 @@
         </w:rPr>
         <w:t>based on capture date: Q1 (run start through June 11), Q2 (June 12-21), Q3 (June 22-July 1), and Q4 (July 2 onward).</w:t>
       </w:r>
-      <w:ins w:id="100" w:author="Daniel Schindler" w:date="2025-07-17T13:30:00Z" w16du:dateUtc="2025-07-17T21:30:00Z">
+      <w:ins w:id="62" w:author="Daniel Schindler" w:date="2025-07-17T13:30:00Z" w16du:dateUtc="2025-07-17T21:30:00Z">
         <w:r>
           <w:rPr>
             <w:rFonts w:ascii="Garamond" w:hAnsi="Garamond"/>
@@ -6147,31 +5854,7 @@
           <w:sz w:val="22"/>
           <w:szCs w:val="22"/>
         </w:rPr>
-        <w:t xml:space="preserve">which has been implemented for over a </w:t>
-      </w:r>
-      <w:commentRangeStart w:id="101"/>
-      <w:r>
-        <w:rPr>
-          <w:rFonts w:ascii="Garamond" w:hAnsi="Garamond"/>
-          <w:sz w:val="22"/>
-          <w:szCs w:val="22"/>
-        </w:rPr>
-        <w:t>decade</w:t>
-      </w:r>
-      <w:commentRangeEnd w:id="101"/>
-      <w:r>
-        <w:rPr>
-          <w:rStyle w:val="CommentReference"/>
-        </w:rPr>
-        <w:commentReference w:id="101"/>
-      </w:r>
-      <w:r>
-        <w:rPr>
-          <w:rFonts w:ascii="Garamond" w:hAnsi="Garamond"/>
-          <w:sz w:val="22"/>
-          <w:szCs w:val="22"/>
-        </w:rPr>
-        <w:t xml:space="preserve">. </w:t>
+        <w:t xml:space="preserve">which has been implemented for over a decade. </w:t>
       </w:r>
       <w:r>
         <w:rPr>
@@ -6328,7 +6011,7 @@
         </w:rPr>
         <w:t xml:space="preserve"> </w:t>
       </w:r>
-      <w:ins w:id="102" w:author="Daniel Schindler" w:date="2025-07-17T13:31:00Z" w16du:dateUtc="2025-07-17T21:31:00Z">
+      <w:ins w:id="63" w:author="Daniel Schindler" w:date="2025-07-17T13:31:00Z" w16du:dateUtc="2025-07-17T21:31:00Z">
         <w:r>
           <w:rPr>
             <w:rFonts w:ascii="Garamond" w:hAnsi="Garamond"/>
@@ -6463,93 +6146,65 @@
           <w:sz w:val="22"/>
           <w:szCs w:val="22"/>
         </w:rPr>
-        <w:t xml:space="preserve">contribution </w:t>
-      </w:r>
-      <w:commentRangeStart w:id="103"/>
-      <w:r>
-        <w:rPr>
-          <w:rFonts w:ascii="Garamond" w:hAnsi="Garamond"/>
-          <w:sz w:val="22"/>
-          <w:szCs w:val="22"/>
-        </w:rPr>
-        <w:t xml:space="preserve">(Figure x). </w:t>
-      </w:r>
-      <w:commentRangeEnd w:id="103"/>
-      <w:r>
-        <w:rPr>
-          <w:rStyle w:val="CommentReference"/>
-          <w:rFonts w:ascii="Garamond" w:hAnsi="Garamond"/>
-          <w:sz w:val="22"/>
-          <w:szCs w:val="22"/>
-          <w:rPrChange w:id="104" w:author="Benjamin J. Makhlouf" w:date="2025-07-26T11:37:00Z" w16du:dateUtc="2025-07-26T18:37:00Z">
-            <w:rPr>
-              <w:rStyle w:val="CommentReference"/>
-            </w:rPr>
-          </w:rPrChange>
-        </w:rPr>
-        <w:commentReference w:id="103"/>
-      </w:r>
-      <w:r>
-        <w:rPr>
-          <w:rFonts w:ascii="Garamond" w:hAnsi="Garamond"/>
-          <w:sz w:val="22"/>
-          <w:szCs w:val="22"/>
-        </w:rPr>
-        <w:t xml:space="preserve">Corresponding boxplots for each quartile illustrate temporal variability in contribution patterns, ordered from upstream to downstream locations. </w:t>
-      </w:r>
-      <w:r>
-        <w:rPr>
-          <w:rFonts w:ascii="Garamond" w:hAnsi="Garamond"/>
-          <w:sz w:val="22"/>
-          <w:szCs w:val="22"/>
-        </w:rPr>
-        <w:t xml:space="preserve">Cumulative distribution functions were produced by </w:t>
-      </w:r>
-      <w:proofErr w:type="spellStart"/>
-      <w:r>
-        <w:rPr>
-          <w:rFonts w:ascii="Garamond" w:hAnsi="Garamond"/>
-          <w:sz w:val="22"/>
-          <w:szCs w:val="22"/>
-        </w:rPr>
-        <w:t>subsetting</w:t>
-      </w:r>
-      <w:proofErr w:type="spellEnd"/>
-      <w:r>
-        <w:rPr>
-          <w:rFonts w:ascii="Garamond" w:hAnsi="Garamond"/>
-          <w:sz w:val="22"/>
-          <w:szCs w:val="22"/>
-        </w:rPr>
-        <w:t xml:space="preserve"> the full dataset into every third day</w:t>
-      </w:r>
-      <w:r>
-        <w:rPr>
-          <w:rFonts w:ascii="Garamond" w:hAnsi="Garamond"/>
-          <w:sz w:val="22"/>
-          <w:szCs w:val="22"/>
-        </w:rPr>
-        <w:t xml:space="preserve">. From each subset total summed estimates of production for each tributary </w:t>
-      </w:r>
-      <w:proofErr w:type="gramStart"/>
-      <w:r>
-        <w:rPr>
-          <w:rFonts w:ascii="Garamond" w:hAnsi="Garamond"/>
-          <w:sz w:val="22"/>
-          <w:szCs w:val="22"/>
-        </w:rPr>
-        <w:t>was</w:t>
-      </w:r>
-      <w:proofErr w:type="gramEnd"/>
-      <w:r>
-        <w:rPr>
-          <w:rFonts w:ascii="Garamond" w:hAnsi="Garamond"/>
-          <w:sz w:val="22"/>
-          <w:szCs w:val="22"/>
-        </w:rPr>
-        <w:t xml:space="preserve"> aggregated into management units. These values were then compared against the raw values for the entire dataset</w:t>
-      </w:r>
-      <w:commentRangeStart w:id="105"/>
+        <w:t xml:space="preserve">contribution (Figure </w:t>
+      </w:r>
+      <w:r>
+        <w:rPr>
+          <w:rFonts w:ascii="Garamond" w:hAnsi="Garamond"/>
+          <w:sz w:val="22"/>
+          <w:szCs w:val="22"/>
+        </w:rPr>
+        <w:t>3</w:t>
+      </w:r>
+      <w:r>
+        <w:rPr>
+          <w:rFonts w:ascii="Garamond" w:hAnsi="Garamond"/>
+          <w:sz w:val="22"/>
+          <w:szCs w:val="22"/>
+        </w:rPr>
+        <w:t xml:space="preserve">). Corresponding boxplots for each quartile illustrate temporal variability in contribution patterns, ordered from upstream to downstream locations. Cumulative distribution functions </w:t>
+      </w:r>
+      <w:r>
+        <w:rPr>
+          <w:rFonts w:ascii="Garamond" w:hAnsi="Garamond"/>
+          <w:sz w:val="22"/>
+          <w:szCs w:val="22"/>
+        </w:rPr>
+        <w:lastRenderedPageBreak/>
+        <w:t>were constructed using 3-day intervals throughout each run. For each interval, tributary-level production estimates were aggregated into management units and compared against full-season totals.</w:t>
+      </w:r>
+      <w:r>
+        <w:rPr>
+          <w:rFonts w:ascii="Garamond" w:hAnsi="Garamond"/>
+          <w:sz w:val="22"/>
+          <w:szCs w:val="22"/>
+        </w:rPr>
+        <w:t xml:space="preserve"> Resulting data represent the proportion of the total contribution from each stock present at each interval. For each stock, lines were color coded by watershed position, with upstream populations in red. </w:t>
+      </w:r>
+      <w:r>
+        <w:rPr>
+          <w:rFonts w:ascii="Garamond" w:hAnsi="Garamond"/>
+          <w:sz w:val="22"/>
+          <w:szCs w:val="22"/>
+        </w:rPr>
+        <w:t xml:space="preserve">Management units were color-coded by watershed position, with upstream </w:t>
+      </w:r>
+      <w:r>
+        <w:rPr>
+          <w:rFonts w:ascii="Garamond" w:hAnsi="Garamond"/>
+          <w:sz w:val="22"/>
+          <w:szCs w:val="22"/>
+        </w:rPr>
+        <w:t>populations</w:t>
+      </w:r>
+      <w:r>
+        <w:rPr>
+          <w:rFonts w:ascii="Garamond" w:hAnsi="Garamond"/>
+          <w:sz w:val="22"/>
+          <w:szCs w:val="22"/>
+        </w:rPr>
+        <w:t xml:space="preserve"> transitioning to downstream populations in blue</w:t>
+      </w:r>
       <w:r>
         <w:rPr>
           <w:rFonts w:ascii="Garamond" w:hAnsi="Garamond"/>
@@ -6564,134 +6219,51 @@
           <w:sz w:val="22"/>
           <w:szCs w:val="22"/>
         </w:rPr>
-        <w:t xml:space="preserve">Lines are colored in order of distance up the watershed with deeper red values displaying the furthest upstream populations and deep blue illustrating the furthest </w:t>
-      </w:r>
-      <w:r>
-        <w:rPr>
-          <w:rFonts w:ascii="Garamond" w:hAnsi="Garamond"/>
-          <w:sz w:val="22"/>
-          <w:szCs w:val="22"/>
-        </w:rPr>
-        <w:lastRenderedPageBreak/>
-        <w:t>downstream populations</w:t>
-      </w:r>
-      <w:commentRangeEnd w:id="105"/>
-      <w:r>
-        <w:rPr>
-          <w:rStyle w:val="CommentReference"/>
-          <w:rFonts w:ascii="Garamond" w:hAnsi="Garamond"/>
-          <w:sz w:val="22"/>
-          <w:szCs w:val="22"/>
-          <w:rPrChange w:id="106" w:author="Benjamin J. Makhlouf" w:date="2025-07-26T11:37:00Z" w16du:dateUtc="2025-07-26T18:37:00Z">
-            <w:rPr>
-              <w:rStyle w:val="CommentReference"/>
-            </w:rPr>
-          </w:rPrChange>
-        </w:rPr>
-        <w:commentReference w:id="105"/>
-      </w:r>
-      <w:r>
-        <w:rPr>
-          <w:rFonts w:ascii="Garamond" w:hAnsi="Garamond"/>
-          <w:sz w:val="22"/>
-          <w:szCs w:val="22"/>
-        </w:rPr>
-        <w:t xml:space="preserve">. </w:t>
-      </w:r>
-      <w:r>
-        <w:rPr>
-          <w:rFonts w:ascii="Garamond" w:hAnsi="Garamond"/>
-          <w:sz w:val="22"/>
-          <w:szCs w:val="22"/>
-        </w:rPr>
-        <w:t xml:space="preserve">Cumulative distribution functions were constructed using 3-day intervals throughout each run. For each interval, tributary-level production estimates were aggregated into management units and compared against full-season totals. </w:t>
-      </w:r>
-      <w:commentRangeStart w:id="107"/>
-      <w:r>
-        <w:rPr>
-          <w:rFonts w:ascii="Garamond" w:hAnsi="Garamond"/>
-          <w:sz w:val="22"/>
-          <w:szCs w:val="22"/>
-        </w:rPr>
-        <w:t>Management units were color-coded by watershed position, with upstream populations in red transitioning to downstream populations in blue, providing a visual representation of the temporal progression of returns across the basin.</w:t>
-      </w:r>
-      <w:commentRangeEnd w:id="107"/>
-      <w:r>
-        <w:rPr>
-          <w:rStyle w:val="CommentReference"/>
-          <w:rFonts w:ascii="Garamond" w:hAnsi="Garamond"/>
-          <w:sz w:val="22"/>
-          <w:szCs w:val="22"/>
-          <w:rPrChange w:id="108" w:author="Benjamin J. Makhlouf" w:date="2025-07-26T11:37:00Z" w16du:dateUtc="2025-07-26T18:37:00Z">
-            <w:rPr>
-              <w:rStyle w:val="CommentReference"/>
-            </w:rPr>
-          </w:rPrChange>
-        </w:rPr>
-        <w:commentReference w:id="107"/>
+        <w:t>To assess the effectiveness of front-end closure strategies</w:t>
+      </w:r>
+      <w:r>
+        <w:rPr>
+          <w:rFonts w:ascii="Garamond" w:hAnsi="Garamond"/>
+          <w:sz w:val="22"/>
+          <w:szCs w:val="22"/>
+        </w:rPr>
+        <w:t xml:space="preserve"> for protecting</w:t>
+      </w:r>
+      <w:r>
+        <w:rPr>
+          <w:rFonts w:ascii="Garamond" w:hAnsi="Garamond"/>
+          <w:sz w:val="22"/>
+          <w:szCs w:val="22"/>
+        </w:rPr>
+        <w:t xml:space="preserve"> upstream stock components</w:t>
+      </w:r>
+      <w:r>
+        <w:rPr>
+          <w:rFonts w:ascii="Garamond" w:hAnsi="Garamond"/>
+          <w:sz w:val="22"/>
+          <w:szCs w:val="22"/>
+        </w:rPr>
+        <w:t xml:space="preserve"> from harvest</w:t>
+      </w:r>
+      <w:r>
+        <w:rPr>
+          <w:rFonts w:ascii="Garamond" w:hAnsi="Garamond"/>
+          <w:sz w:val="22"/>
+          <w:szCs w:val="22"/>
+        </w:rPr>
+        <w:t>, we quantified the proportion of each management unit's annual production that occurs within the current closure window. We calculated the ratio of estimated returns during Q1 (run start through June 11) to the total annual returns for each management unit and year. This metric represents the fraction of each stock's production that would be protected by implementing a front-end closure, independent of that unit's overall contribution to basin-wide returns.</w:t>
       </w:r>
     </w:p>
     <w:p>
       <w:pPr>
         <w:spacing w:line="480" w:lineRule="auto"/>
-        <w:ind w:firstLine="720"/>
-        <w:rPr>
-          <w:rFonts w:ascii="Garamond" w:hAnsi="Garamond"/>
-          <w:sz w:val="22"/>
-          <w:szCs w:val="22"/>
-        </w:rPr>
-      </w:pPr>
-      <w:r>
-        <w:rPr>
-          <w:rFonts w:ascii="Garamond" w:hAnsi="Garamond"/>
-          <w:sz w:val="22"/>
-          <w:szCs w:val="22"/>
-        </w:rPr>
-        <w:t>To assess the effectiveness of front-end closure strategies</w:t>
-      </w:r>
-      <w:r>
-        <w:rPr>
-          <w:rFonts w:ascii="Garamond" w:hAnsi="Garamond"/>
-          <w:sz w:val="22"/>
-          <w:szCs w:val="22"/>
-        </w:rPr>
-        <w:t xml:space="preserve"> for protecting</w:t>
-      </w:r>
-      <w:r>
-        <w:rPr>
-          <w:rFonts w:ascii="Garamond" w:hAnsi="Garamond"/>
-          <w:sz w:val="22"/>
-          <w:szCs w:val="22"/>
-        </w:rPr>
-        <w:t xml:space="preserve"> upstream stock components</w:t>
-      </w:r>
-      <w:r>
-        <w:rPr>
-          <w:rFonts w:ascii="Garamond" w:hAnsi="Garamond"/>
-          <w:sz w:val="22"/>
-          <w:szCs w:val="22"/>
-        </w:rPr>
-        <w:t xml:space="preserve"> from harvest</w:t>
-      </w:r>
-      <w:r>
-        <w:rPr>
-          <w:rFonts w:ascii="Garamond" w:hAnsi="Garamond"/>
-          <w:sz w:val="22"/>
-          <w:szCs w:val="22"/>
-        </w:rPr>
-        <w:t>, we quantified the proportion of each management unit's annual production that occurs within the current closure window. We calculated the ratio of estimated returns during Q1 (run start through June 11) to the total annual returns for each management unit and year. This metric represents the fraction of each stock's production that would be protected by implementing a front-end closure, independent of that unit's overall contribution to basin-wide returns.</w:t>
-      </w:r>
-    </w:p>
-    <w:p>
-      <w:pPr>
-        <w:spacing w:line="480" w:lineRule="auto"/>
         <w:rPr>
           <w:rFonts w:ascii="Garamond" w:hAnsi="Garamond"/>
           <w:b/>
           <w:bCs/>
           <w:sz w:val="22"/>
           <w:szCs w:val="22"/>
-          <w:rPrChange w:id="109" w:author="Benjamin J. Makhlouf" w:date="2025-07-26T11:37:00Z" w16du:dateUtc="2025-07-26T18:37:00Z">
+          <w:rPrChange w:id="64" w:author="Benjamin J. Makhlouf" w:date="2025-07-26T11:37:00Z" w16du:dateUtc="2025-07-26T18:37:00Z">
             <w:rPr>
               <w:rFonts w:ascii="Garamond" w:hAnsi="Garamond"/>
               <w:b/>
@@ -6709,7 +6281,7 @@
           <w:bCs/>
           <w:sz w:val="22"/>
           <w:szCs w:val="22"/>
-          <w:rPrChange w:id="110" w:author="Benjamin J. Makhlouf" w:date="2025-07-26T11:37:00Z" w16du:dateUtc="2025-07-26T18:37:00Z">
+          <w:rPrChange w:id="65" w:author="Benjamin J. Makhlouf" w:date="2025-07-26T11:37:00Z" w16du:dateUtc="2025-07-26T18:37:00Z">
             <w:rPr>
               <w:rFonts w:ascii="Garamond" w:hAnsi="Garamond"/>
               <w:b/>
@@ -6724,6 +6296,7 @@
     </w:p>
     <w:p>
       <w:pPr>
+        <w:pStyle w:val="whitespace-normal"/>
         <w:spacing w:line="480" w:lineRule="auto"/>
         <w:rPr>
           <w:rFonts w:ascii="Garamond" w:hAnsi="Garamond"/>
@@ -6733,7 +6306,6 @@
           <w:szCs w:val="22"/>
         </w:rPr>
       </w:pPr>
-      <w:proofErr w:type="spellStart"/>
       <w:r>
         <w:rPr>
           <w:rFonts w:ascii="Garamond" w:hAnsi="Garamond"/>
@@ -6741,19 +6313,9 @@
           <w:bCs/>
           <w:sz w:val="22"/>
           <w:szCs w:val="22"/>
-          <w:rPrChange w:id="111" w:author="Benjamin J. Makhlouf" w:date="2025-07-26T11:37:00Z" w16du:dateUtc="2025-07-26T18:37:00Z">
-            <w:rPr>
-              <w:rFonts w:ascii="Garamond" w:hAnsi="Garamond"/>
-              <w:b/>
-              <w:bCs/>
-              <w:sz w:val="28"/>
-              <w:szCs w:val="28"/>
-            </w:rPr>
-          </w:rPrChange>
-        </w:rPr>
-        <w:t>Isoscape</w:t>
-      </w:r>
-      <w:proofErr w:type="spellEnd"/>
+        </w:rPr>
+        <w:t>T</w:t>
+      </w:r>
       <w:r>
         <w:rPr>
           <w:rFonts w:ascii="Garamond" w:hAnsi="Garamond"/>
@@ -6761,264 +6323,29 @@
           <w:bCs/>
           <w:sz w:val="22"/>
           <w:szCs w:val="22"/>
-          <w:rPrChange w:id="112" w:author="Benjamin J. Makhlouf" w:date="2025-07-26T11:37:00Z" w16du:dateUtc="2025-07-26T18:37:00Z">
-            <w:rPr>
-              <w:rFonts w:ascii="Garamond" w:hAnsi="Garamond"/>
-              <w:b/>
-              <w:bCs/>
-              <w:sz w:val="28"/>
-              <w:szCs w:val="28"/>
-            </w:rPr>
-          </w:rPrChange>
-        </w:rPr>
-        <w:t xml:space="preserve"> variation </w:t>
+        </w:rPr>
+        <w:t>rends in stock contribution</w:t>
+      </w:r>
+      <w:r>
+        <w:rPr>
+          <w:rFonts w:ascii="Garamond" w:hAnsi="Garamond"/>
+          <w:b/>
+          <w:bCs/>
+          <w:sz w:val="22"/>
+          <w:szCs w:val="22"/>
+        </w:rPr>
+        <w:t xml:space="preserve"> over the migration season</w:t>
       </w:r>
     </w:p>
     <w:p>
       <w:pPr>
-        <w:spacing w:line="480" w:lineRule="auto"/>
-        <w:rPr>
-          <w:del w:id="113" w:author="Benjamin J. Makhlouf" w:date="2025-07-26T11:33:00Z" w16du:dateUtc="2025-07-26T18:33:00Z"/>
-          <w:rFonts w:ascii="Garamond" w:hAnsi="Garamond"/>
-          <w:b/>
-          <w:bCs/>
-          <w:sz w:val="22"/>
-          <w:szCs w:val="22"/>
-          <w:rPrChange w:id="114" w:author="Benjamin J. Makhlouf" w:date="2025-07-26T11:37:00Z" w16du:dateUtc="2025-07-26T18:37:00Z">
-            <w:rPr>
-              <w:del w:id="115" w:author="Benjamin J. Makhlouf" w:date="2025-07-26T11:33:00Z" w16du:dateUtc="2025-07-26T18:33:00Z"/>
-              <w:rFonts w:ascii="Garamond" w:hAnsi="Garamond"/>
-              <w:b/>
-              <w:bCs/>
-              <w:sz w:val="28"/>
-              <w:szCs w:val="28"/>
-            </w:rPr>
-          </w:rPrChange>
-        </w:rPr>
-      </w:pPr>
-      <w:commentRangeStart w:id="116"/>
-      <w:commentRangeStart w:id="117"/>
-      <w:del w:id="118" w:author="Benjamin J. Makhlouf" w:date="2025-07-26T11:33:00Z" w16du:dateUtc="2025-07-26T18:33:00Z">
-        <w:r>
-          <w:rPr>
-            <w:rFonts w:ascii="Garamond" w:hAnsi="Garamond"/>
-            <w:b/>
-            <w:bCs/>
-            <w:sz w:val="22"/>
-            <w:szCs w:val="22"/>
-          </w:rPr>
-          <w:delText xml:space="preserve">* discuss raw water values* </w:delText>
-        </w:r>
-        <w:commentRangeEnd w:id="116"/>
-        <w:r>
-          <w:rPr>
-            <w:rStyle w:val="CommentReference"/>
-            <w:rFonts w:ascii="Garamond" w:hAnsi="Garamond"/>
-            <w:sz w:val="22"/>
-            <w:szCs w:val="22"/>
-            <w:rPrChange w:id="119" w:author="Benjamin J. Makhlouf" w:date="2025-07-26T11:37:00Z" w16du:dateUtc="2025-07-26T18:37:00Z">
-              <w:rPr>
-                <w:rStyle w:val="CommentReference"/>
-              </w:rPr>
-            </w:rPrChange>
-          </w:rPr>
-          <w:commentReference w:id="116"/>
-        </w:r>
-        <w:commentRangeEnd w:id="117"/>
-        <w:r>
-          <w:rPr>
-            <w:rStyle w:val="CommentReference"/>
-            <w:rFonts w:ascii="Garamond" w:hAnsi="Garamond"/>
-            <w:sz w:val="22"/>
-            <w:szCs w:val="22"/>
-            <w:rPrChange w:id="120" w:author="Benjamin J. Makhlouf" w:date="2025-07-26T11:37:00Z" w16du:dateUtc="2025-07-26T18:37:00Z">
-              <w:rPr>
-                <w:rStyle w:val="CommentReference"/>
-              </w:rPr>
-            </w:rPrChange>
-          </w:rPr>
-          <w:commentReference w:id="117"/>
-        </w:r>
-      </w:del>
-    </w:p>
-    <w:p>
-      <w:pPr>
-        <w:spacing w:line="480" w:lineRule="auto"/>
-        <w:rPr>
-          <w:rFonts w:ascii="Garamond" w:hAnsi="Garamond"/>
-          <w:sz w:val="22"/>
-          <w:szCs w:val="22"/>
-          <w:rPrChange w:id="121" w:author="Benjamin J. Makhlouf" w:date="2025-07-26T11:37:00Z" w16du:dateUtc="2025-07-26T18:37:00Z">
-            <w:rPr>
-              <w:rFonts w:ascii="Garamond" w:hAnsi="Garamond"/>
-              <w:sz w:val="28"/>
-              <w:szCs w:val="28"/>
-            </w:rPr>
-          </w:rPrChange>
-        </w:rPr>
-      </w:pPr>
-      <w:r>
-        <w:rPr>
-          <w:rFonts w:ascii="Garamond" w:hAnsi="Garamond"/>
-          <w:sz w:val="22"/>
-          <w:szCs w:val="22"/>
-        </w:rPr>
-        <w:t xml:space="preserve">Strontium isotope ratios in the basin ranged from 0.7042 to 0.7107, with significant variation at multiple spatial scales. More enriched values closer to the 0.7107 </w:t>
-      </w:r>
-      <w:proofErr w:type="gramStart"/>
-      <w:r>
-        <w:rPr>
-          <w:rFonts w:ascii="Garamond" w:hAnsi="Garamond"/>
-          <w:sz w:val="22"/>
-          <w:szCs w:val="22"/>
-        </w:rPr>
-        <w:t>( Figure</w:t>
-      </w:r>
-      <w:proofErr w:type="gramEnd"/>
-      <w:r>
-        <w:rPr>
-          <w:rFonts w:ascii="Garamond" w:hAnsi="Garamond"/>
-          <w:sz w:val="22"/>
-          <w:szCs w:val="22"/>
-        </w:rPr>
-        <w:t xml:space="preserve"> 1, light oranges and yellow) are primarily found in the upper reaches of the watershed near McGrath. In contract, the lower reaches of the watershed near Bethel, Alaska contain much lower values closer to 0.7040. Associated </w:t>
-      </w:r>
-      <w:proofErr w:type="spellStart"/>
-      <w:r>
-        <w:rPr>
-          <w:rFonts w:ascii="Garamond" w:hAnsi="Garamond"/>
-          <w:sz w:val="22"/>
-          <w:szCs w:val="22"/>
-        </w:rPr>
-        <w:t>isoscape</w:t>
-      </w:r>
-      <w:proofErr w:type="spellEnd"/>
-      <w:r>
-        <w:rPr>
-          <w:rFonts w:ascii="Garamond" w:hAnsi="Garamond"/>
-          <w:sz w:val="22"/>
-          <w:szCs w:val="22"/>
-        </w:rPr>
-        <w:t xml:space="preserve"> error values ranged from </w:t>
-      </w:r>
-      <w:r>
-        <w:rPr>
-          <w:rFonts w:ascii="Garamond" w:hAnsi="Garamond"/>
-          <w:sz w:val="22"/>
-          <w:szCs w:val="22"/>
-          <w:rPrChange w:id="122" w:author="Benjamin J. Makhlouf" w:date="2025-07-26T11:37:00Z" w16du:dateUtc="2025-07-26T18:37:00Z">
-            <w:rPr>
-              <w:rFonts w:ascii="Garamond" w:hAnsi="Garamond"/>
-              <w:sz w:val="28"/>
-              <w:szCs w:val="28"/>
-            </w:rPr>
-          </w:rPrChange>
-        </w:rPr>
-        <w:t xml:space="preserve">___ </w:t>
-      </w:r>
-      <w:proofErr w:type="spellStart"/>
-      <w:r>
-        <w:rPr>
-          <w:rFonts w:ascii="Garamond" w:hAnsi="Garamond"/>
-          <w:sz w:val="22"/>
-          <w:szCs w:val="22"/>
-          <w:rPrChange w:id="123" w:author="Benjamin J. Makhlouf" w:date="2025-07-26T11:37:00Z" w16du:dateUtc="2025-07-26T18:37:00Z">
-            <w:rPr>
-              <w:rFonts w:ascii="Garamond" w:hAnsi="Garamond"/>
-              <w:sz w:val="28"/>
-              <w:szCs w:val="28"/>
-            </w:rPr>
-          </w:rPrChange>
-        </w:rPr>
-        <w:t>to</w:t>
-      </w:r>
-      <w:proofErr w:type="spellEnd"/>
-      <w:r>
-        <w:rPr>
-          <w:rFonts w:ascii="Garamond" w:hAnsi="Garamond"/>
-          <w:sz w:val="22"/>
-          <w:szCs w:val="22"/>
-          <w:rPrChange w:id="124" w:author="Benjamin J. Makhlouf" w:date="2025-07-26T11:37:00Z" w16du:dateUtc="2025-07-26T18:37:00Z">
-            <w:rPr>
-              <w:rFonts w:ascii="Garamond" w:hAnsi="Garamond"/>
-              <w:sz w:val="28"/>
-              <w:szCs w:val="28"/>
-            </w:rPr>
-          </w:rPrChange>
-        </w:rPr>
-        <w:t xml:space="preserve"> ___, with </w:t>
-      </w:r>
-      <w:r>
-        <w:rPr>
-          <w:rFonts w:ascii="Garamond" w:hAnsi="Garamond"/>
-          <w:sz w:val="22"/>
-          <w:szCs w:val="22"/>
-        </w:rPr>
-        <w:t xml:space="preserve">lower error values present along the mainstem and major tributaries where sampling efforts were completed </w:t>
-      </w:r>
-      <w:r>
-        <w:rPr>
-          <w:rFonts w:ascii="Garamond" w:hAnsi="Garamond"/>
-          <w:sz w:val="22"/>
-          <w:szCs w:val="22"/>
-        </w:rPr>
-        <w:t xml:space="preserve">and larger error found ______. </w:t>
-      </w:r>
-    </w:p>
-    <w:p>
-      <w:pPr>
         <w:pStyle w:val="whitespace-normal"/>
         <w:spacing w:line="480" w:lineRule="auto"/>
         <w:rPr>
           <w:rFonts w:ascii="Garamond" w:hAnsi="Garamond"/>
-          <w:b/>
-          <w:bCs/>
-          <w:sz w:val="22"/>
-          <w:szCs w:val="22"/>
-        </w:rPr>
-      </w:pPr>
-      <w:ins w:id="125" w:author="Daniel Schindler" w:date="2025-07-17T13:46:00Z" w16du:dateUtc="2025-07-17T21:46:00Z">
-        <w:r>
-          <w:rPr>
-            <w:rFonts w:ascii="Garamond" w:hAnsi="Garamond"/>
-            <w:b/>
-            <w:bCs/>
-            <w:sz w:val="22"/>
-            <w:szCs w:val="22"/>
-          </w:rPr>
-          <w:t>T</w:t>
-        </w:r>
-      </w:ins>
-      <w:r>
-        <w:rPr>
-          <w:rFonts w:ascii="Garamond" w:hAnsi="Garamond"/>
-          <w:b/>
-          <w:bCs/>
-          <w:sz w:val="22"/>
-          <w:szCs w:val="22"/>
-        </w:rPr>
-        <w:t>rends in stock contribution</w:t>
-      </w:r>
-      <w:r>
-        <w:rPr>
-          <w:rFonts w:ascii="Garamond" w:hAnsi="Garamond"/>
-          <w:b/>
-          <w:bCs/>
-          <w:sz w:val="22"/>
-          <w:szCs w:val="22"/>
-        </w:rPr>
-        <w:t xml:space="preserve"> over the migration season</w:t>
-      </w:r>
-    </w:p>
-    <w:p>
-      <w:pPr>
-        <w:pStyle w:val="whitespace-normal"/>
-        <w:spacing w:line="480" w:lineRule="auto"/>
-        <w:rPr>
-          <w:rFonts w:ascii="Garamond" w:hAnsi="Garamond"/>
-          <w:sz w:val="22"/>
-          <w:szCs w:val="22"/>
-          <w:rPrChange w:id="126" w:author="Benjamin J. Makhlouf" w:date="2025-07-26T11:37:00Z" w16du:dateUtc="2025-07-26T18:37:00Z">
+          <w:sz w:val="22"/>
+          <w:szCs w:val="22"/>
+          <w:rPrChange w:id="66" w:author="Benjamin J. Makhlouf" w:date="2025-07-26T11:37:00Z" w16du:dateUtc="2025-07-26T18:37:00Z">
             <w:rPr>
               <w:rFonts w:ascii="Garamond" w:hAnsi="Garamond"/>
               <w:sz w:val="20"/>
@@ -7042,7 +6369,7 @@
           <w:rFonts w:ascii="Garamond" w:hAnsi="Garamond"/>
           <w:sz w:val="22"/>
           <w:szCs w:val="22"/>
-          <w:rPrChange w:id="127" w:author="Benjamin J. Makhlouf" w:date="2025-07-26T11:37:00Z" w16du:dateUtc="2025-07-26T18:37:00Z">
+          <w:rPrChange w:id="67" w:author="Benjamin J. Makhlouf" w:date="2025-07-26T11:37:00Z" w16du:dateUtc="2025-07-26T18:37:00Z">
             <w:rPr>
               <w:rFonts w:ascii="Garamond" w:hAnsi="Garamond"/>
               <w:sz w:val="20"/>
@@ -7052,13 +6379,13 @@
         </w:rPr>
         <w:t xml:space="preserve">Across all years of our dataset (2017-2021), returns to the 21 stock units exhibited distinct temporal patterns in contribution and </w:t>
       </w:r>
-      <w:ins w:id="128" w:author="Daniel Schindler" w:date="2025-07-17T13:47:00Z" w16du:dateUtc="2025-07-17T21:47:00Z">
+      <w:ins w:id="68" w:author="Daniel Schindler" w:date="2025-07-17T13:47:00Z" w16du:dateUtc="2025-07-17T21:47:00Z">
         <w:r>
           <w:rPr>
             <w:rFonts w:ascii="Garamond" w:hAnsi="Garamond"/>
             <w:sz w:val="22"/>
             <w:szCs w:val="22"/>
-            <w:rPrChange w:id="129" w:author="Benjamin J. Makhlouf" w:date="2025-07-26T11:37:00Z" w16du:dateUtc="2025-07-26T18:37:00Z">
+            <w:rPrChange w:id="69" w:author="Benjamin J. Makhlouf" w:date="2025-07-26T11:37:00Z" w16du:dateUtc="2025-07-26T18:37:00Z">
               <w:rPr>
                 <w:rFonts w:ascii="Garamond" w:hAnsi="Garamond"/>
                 <w:sz w:val="20"/>
@@ -7074,7 +6401,7 @@
           <w:rFonts w:ascii="Garamond" w:hAnsi="Garamond"/>
           <w:sz w:val="22"/>
           <w:szCs w:val="22"/>
-          <w:rPrChange w:id="130" w:author="Benjamin J. Makhlouf" w:date="2025-07-26T11:37:00Z" w16du:dateUtc="2025-07-26T18:37:00Z">
+          <w:rPrChange w:id="70" w:author="Benjamin J. Makhlouf" w:date="2025-07-26T11:37:00Z" w16du:dateUtc="2025-07-26T18:37:00Z">
             <w:rPr>
               <w:rFonts w:ascii="Garamond" w:hAnsi="Garamond"/>
               <w:sz w:val="20"/>
@@ -7089,7 +6416,7 @@
           <w:rFonts w:ascii="Garamond" w:hAnsi="Garamond"/>
           <w:sz w:val="22"/>
           <w:szCs w:val="22"/>
-          <w:rPrChange w:id="131" w:author="Benjamin J. Makhlouf" w:date="2025-07-26T11:37:00Z" w16du:dateUtc="2025-07-26T18:37:00Z">
+          <w:rPrChange w:id="71" w:author="Benjamin J. Makhlouf" w:date="2025-07-26T11:37:00Z" w16du:dateUtc="2025-07-26T18:37:00Z">
             <w:rPr>
               <w:rFonts w:ascii="Garamond" w:hAnsi="Garamond"/>
               <w:sz w:val="20"/>
@@ -7104,7 +6431,7 @@
           <w:rFonts w:ascii="Garamond" w:hAnsi="Garamond"/>
           <w:sz w:val="22"/>
           <w:szCs w:val="22"/>
-          <w:rPrChange w:id="132" w:author="Benjamin J. Makhlouf" w:date="2025-07-26T11:37:00Z" w16du:dateUtc="2025-07-26T18:37:00Z">
+          <w:rPrChange w:id="72" w:author="Benjamin J. Makhlouf" w:date="2025-07-26T11:37:00Z" w16du:dateUtc="2025-07-26T18:37:00Z">
             <w:rPr>
               <w:rFonts w:ascii="Garamond" w:hAnsi="Garamond"/>
               <w:sz w:val="20"/>
@@ -7119,7 +6446,7 @@
           <w:rFonts w:ascii="Garamond" w:hAnsi="Garamond"/>
           <w:sz w:val="22"/>
           <w:szCs w:val="22"/>
-          <w:rPrChange w:id="133" w:author="Benjamin J. Makhlouf" w:date="2025-07-26T11:37:00Z" w16du:dateUtc="2025-07-26T18:37:00Z">
+          <w:rPrChange w:id="73" w:author="Benjamin J. Makhlouf" w:date="2025-07-26T11:37:00Z" w16du:dateUtc="2025-07-26T18:37:00Z">
             <w:rPr>
               <w:rFonts w:ascii="Garamond" w:hAnsi="Garamond"/>
               <w:sz w:val="20"/>
@@ -7134,7 +6461,7 @@
           <w:rFonts w:ascii="Garamond" w:hAnsi="Garamond"/>
           <w:sz w:val="22"/>
           <w:szCs w:val="22"/>
-          <w:rPrChange w:id="134" w:author="Benjamin J. Makhlouf" w:date="2025-07-26T11:37:00Z" w16du:dateUtc="2025-07-26T18:37:00Z">
+          <w:rPrChange w:id="74" w:author="Benjamin J. Makhlouf" w:date="2025-07-26T11:37:00Z" w16du:dateUtc="2025-07-26T18:37:00Z">
             <w:rPr>
               <w:rFonts w:ascii="Garamond" w:hAnsi="Garamond"/>
               <w:sz w:val="20"/>
@@ -7142,14 +6469,14 @@
             </w:rPr>
           </w:rPrChange>
         </w:rPr>
-        <w:t xml:space="preserve"> as the season progressed. Early season returns (Q1: start of run through June 11) were dominated by stocks from the upper portions of the watershed. The largest contributors were Big River (median: ~12%, range: 8-18%), Upper </w:t>
-      </w:r>
-      <w:r>
-        <w:rPr>
-          <w:rFonts w:ascii="Garamond" w:hAnsi="Garamond"/>
-          <w:sz w:val="22"/>
-          <w:szCs w:val="22"/>
-          <w:rPrChange w:id="135" w:author="Benjamin J. Makhlouf" w:date="2025-07-26T11:37:00Z" w16du:dateUtc="2025-07-26T18:37:00Z">
+        <w:t xml:space="preserve"> as the season progressed. Early season returns (Q1: start of run through June 11) were dominated by stocks from the upper portions of the watershed. The largest contributors were Big River (median: ~12%, range: 8-18%), Upper Kusko</w:t>
+      </w:r>
+      <w:r>
+        <w:rPr>
+          <w:rFonts w:ascii="Garamond" w:hAnsi="Garamond"/>
+          <w:sz w:val="22"/>
+          <w:szCs w:val="22"/>
+          <w:rPrChange w:id="75" w:author="Benjamin J. Makhlouf" w:date="2025-07-26T11:37:00Z" w16du:dateUtc="2025-07-26T18:37:00Z">
             <w:rPr>
               <w:rFonts w:ascii="Garamond" w:hAnsi="Garamond"/>
               <w:sz w:val="20"/>
@@ -7157,15 +6484,14 @@
             </w:rPr>
           </w:rPrChange>
         </w:rPr>
-        <w:lastRenderedPageBreak/>
-        <w:t>Kusko</w:t>
-      </w:r>
-      <w:r>
-        <w:rPr>
-          <w:rFonts w:ascii="Garamond" w:hAnsi="Garamond"/>
-          <w:sz w:val="22"/>
-          <w:szCs w:val="22"/>
-          <w:rPrChange w:id="136" w:author="Benjamin J. Makhlouf" w:date="2025-07-26T11:37:00Z" w16du:dateUtc="2025-07-26T18:37:00Z">
+        <w:t>kwim</w:t>
+      </w:r>
+      <w:r>
+        <w:rPr>
+          <w:rFonts w:ascii="Garamond" w:hAnsi="Garamond"/>
+          <w:sz w:val="22"/>
+          <w:szCs w:val="22"/>
+          <w:rPrChange w:id="76" w:author="Benjamin J. Makhlouf" w:date="2025-07-26T11:37:00Z" w16du:dateUtc="2025-07-26T18:37:00Z">
             <w:rPr>
               <w:rFonts w:ascii="Garamond" w:hAnsi="Garamond"/>
               <w:sz w:val="20"/>
@@ -7173,14 +6499,14 @@
             </w:rPr>
           </w:rPrChange>
         </w:rPr>
-        <w:t>kwim</w:t>
-      </w:r>
-      <w:r>
-        <w:rPr>
-          <w:rFonts w:ascii="Garamond" w:hAnsi="Garamond"/>
-          <w:sz w:val="22"/>
-          <w:szCs w:val="22"/>
-          <w:rPrChange w:id="137" w:author="Benjamin J. Makhlouf" w:date="2025-07-26T11:37:00Z" w16du:dateUtc="2025-07-26T18:37:00Z">
+        <w:t xml:space="preserve"> Main (median: ~10%, range: 6-16%), and Swift </w:t>
+      </w:r>
+      <w:r>
+        <w:rPr>
+          <w:rFonts w:ascii="Garamond" w:hAnsi="Garamond"/>
+          <w:sz w:val="22"/>
+          <w:szCs w:val="22"/>
+          <w:rPrChange w:id="77" w:author="Benjamin J. Makhlouf" w:date="2025-07-26T11:37:00Z" w16du:dateUtc="2025-07-26T18:37:00Z">
             <w:rPr>
               <w:rFonts w:ascii="Garamond" w:hAnsi="Garamond"/>
               <w:sz w:val="20"/>
@@ -7188,14 +6514,14 @@
             </w:rPr>
           </w:rPrChange>
         </w:rPr>
-        <w:t xml:space="preserve"> Main (median: ~10%, range: 6-16%), and Swift </w:t>
-      </w:r>
-      <w:r>
-        <w:rPr>
-          <w:rFonts w:ascii="Garamond" w:hAnsi="Garamond"/>
-          <w:sz w:val="22"/>
-          <w:szCs w:val="22"/>
-          <w:rPrChange w:id="138" w:author="Benjamin J. Makhlouf" w:date="2025-07-26T11:37:00Z" w16du:dateUtc="2025-07-26T18:37:00Z">
+        <w:t xml:space="preserve">River </w:t>
+      </w:r>
+      <w:r>
+        <w:rPr>
+          <w:rFonts w:ascii="Garamond" w:hAnsi="Garamond"/>
+          <w:sz w:val="22"/>
+          <w:szCs w:val="22"/>
+          <w:rPrChange w:id="78" w:author="Benjamin J. Makhlouf" w:date="2025-07-26T11:37:00Z" w16du:dateUtc="2025-07-26T18:37:00Z">
             <w:rPr>
               <w:rFonts w:ascii="Garamond" w:hAnsi="Garamond"/>
               <w:sz w:val="20"/>
@@ -7203,14 +6529,14 @@
             </w:rPr>
           </w:rPrChange>
         </w:rPr>
-        <w:t xml:space="preserve">River </w:t>
-      </w:r>
-      <w:r>
-        <w:rPr>
-          <w:rFonts w:ascii="Garamond" w:hAnsi="Garamond"/>
-          <w:sz w:val="22"/>
-          <w:szCs w:val="22"/>
-          <w:rPrChange w:id="139" w:author="Benjamin J. Makhlouf" w:date="2025-07-26T11:37:00Z" w16du:dateUtc="2025-07-26T18:37:00Z">
+        <w:t>(median: ~8%, range: 4-14%), with moderate contributions from</w:t>
+      </w:r>
+      <w:r>
+        <w:rPr>
+          <w:rFonts w:ascii="Garamond" w:hAnsi="Garamond"/>
+          <w:sz w:val="22"/>
+          <w:szCs w:val="22"/>
+          <w:rPrChange w:id="79" w:author="Benjamin J. Makhlouf" w:date="2025-07-26T11:37:00Z" w16du:dateUtc="2025-07-26T18:37:00Z">
             <w:rPr>
               <w:rFonts w:ascii="Garamond" w:hAnsi="Garamond"/>
               <w:sz w:val="20"/>
@@ -7218,14 +6544,14 @@
             </w:rPr>
           </w:rPrChange>
         </w:rPr>
-        <w:t>(median: ~8%, range: 4-14%), with moderate contributions from</w:t>
-      </w:r>
-      <w:r>
-        <w:rPr>
-          <w:rFonts w:ascii="Garamond" w:hAnsi="Garamond"/>
-          <w:sz w:val="22"/>
-          <w:szCs w:val="22"/>
-          <w:rPrChange w:id="140" w:author="Benjamin J. Makhlouf" w:date="2025-07-26T11:37:00Z" w16du:dateUtc="2025-07-26T18:37:00Z">
+        <w:t xml:space="preserve"> the</w:t>
+      </w:r>
+      <w:r>
+        <w:rPr>
+          <w:rFonts w:ascii="Garamond" w:hAnsi="Garamond"/>
+          <w:sz w:val="22"/>
+          <w:szCs w:val="22"/>
+          <w:rPrChange w:id="80" w:author="Benjamin J. Makhlouf" w:date="2025-07-26T11:37:00Z" w16du:dateUtc="2025-07-26T18:37:00Z">
             <w:rPr>
               <w:rFonts w:ascii="Garamond" w:hAnsi="Garamond"/>
               <w:sz w:val="20"/>
@@ -7233,14 +6559,15 @@
             </w:rPr>
           </w:rPrChange>
         </w:rPr>
-        <w:t xml:space="preserve"> the</w:t>
-      </w:r>
-      <w:r>
-        <w:rPr>
-          <w:rFonts w:ascii="Garamond" w:hAnsi="Garamond"/>
-          <w:sz w:val="22"/>
-          <w:szCs w:val="22"/>
-          <w:rPrChange w:id="141" w:author="Benjamin J. Makhlouf" w:date="2025-07-26T11:37:00Z" w16du:dateUtc="2025-07-26T18:37:00Z">
+        <w:t xml:space="preserve"> </w:t>
+      </w:r>
+      <w:proofErr w:type="spellStart"/>
+      <w:r>
+        <w:rPr>
+          <w:rFonts w:ascii="Garamond" w:hAnsi="Garamond"/>
+          <w:sz w:val="22"/>
+          <w:szCs w:val="22"/>
+          <w:rPrChange w:id="81" w:author="Benjamin J. Makhlouf" w:date="2025-07-26T11:37:00Z" w16du:dateUtc="2025-07-26T18:37:00Z">
             <w:rPr>
               <w:rFonts w:ascii="Garamond" w:hAnsi="Garamond"/>
               <w:sz w:val="20"/>
@@ -7248,15 +6575,15 @@
             </w:rPr>
           </w:rPrChange>
         </w:rPr>
-        <w:t xml:space="preserve"> </w:t>
-      </w:r>
-      <w:proofErr w:type="spellStart"/>
-      <w:r>
-        <w:rPr>
-          <w:rFonts w:ascii="Garamond" w:hAnsi="Garamond"/>
-          <w:sz w:val="22"/>
-          <w:szCs w:val="22"/>
-          <w:rPrChange w:id="142" w:author="Benjamin J. Makhlouf" w:date="2025-07-26T11:37:00Z" w16du:dateUtc="2025-07-26T18:37:00Z">
+        <w:t>Takotna</w:t>
+      </w:r>
+      <w:proofErr w:type="spellEnd"/>
+      <w:r>
+        <w:rPr>
+          <w:rFonts w:ascii="Garamond" w:hAnsi="Garamond"/>
+          <w:sz w:val="22"/>
+          <w:szCs w:val="22"/>
+          <w:rPrChange w:id="82" w:author="Benjamin J. Makhlouf" w:date="2025-07-26T11:37:00Z" w16du:dateUtc="2025-07-26T18:37:00Z">
             <w:rPr>
               <w:rFonts w:ascii="Garamond" w:hAnsi="Garamond"/>
               <w:sz w:val="20"/>
@@ -7264,15 +6591,14 @@
             </w:rPr>
           </w:rPrChange>
         </w:rPr>
-        <w:t>Takotna</w:t>
-      </w:r>
-      <w:proofErr w:type="spellEnd"/>
-      <w:r>
-        <w:rPr>
-          <w:rFonts w:ascii="Garamond" w:hAnsi="Garamond"/>
-          <w:sz w:val="22"/>
-          <w:szCs w:val="22"/>
-          <w:rPrChange w:id="143" w:author="Benjamin J. Makhlouf" w:date="2025-07-26T11:37:00Z" w16du:dateUtc="2025-07-26T18:37:00Z">
+        <w:t xml:space="preserve"> </w:t>
+      </w:r>
+      <w:r>
+        <w:rPr>
+          <w:rFonts w:ascii="Garamond" w:hAnsi="Garamond"/>
+          <w:sz w:val="22"/>
+          <w:szCs w:val="22"/>
+          <w:rPrChange w:id="83" w:author="Benjamin J. Makhlouf" w:date="2025-07-26T11:37:00Z" w16du:dateUtc="2025-07-26T18:37:00Z">
             <w:rPr>
               <w:rFonts w:ascii="Garamond" w:hAnsi="Garamond"/>
               <w:sz w:val="20"/>
@@ -7280,14 +6606,14 @@
             </w:rPr>
           </w:rPrChange>
         </w:rPr>
-        <w:t xml:space="preserve"> </w:t>
-      </w:r>
-      <w:r>
-        <w:rPr>
-          <w:rFonts w:ascii="Garamond" w:hAnsi="Garamond"/>
-          <w:sz w:val="22"/>
-          <w:szCs w:val="22"/>
-          <w:rPrChange w:id="144" w:author="Benjamin J. Makhlouf" w:date="2025-07-26T11:37:00Z" w16du:dateUtc="2025-07-26T18:37:00Z">
+        <w:t xml:space="preserve">River </w:t>
+      </w:r>
+      <w:r>
+        <w:rPr>
+          <w:rFonts w:ascii="Garamond" w:hAnsi="Garamond"/>
+          <w:sz w:val="22"/>
+          <w:szCs w:val="22"/>
+          <w:rPrChange w:id="84" w:author="Benjamin J. Makhlouf" w:date="2025-07-26T11:37:00Z" w16du:dateUtc="2025-07-26T18:37:00Z">
             <w:rPr>
               <w:rFonts w:ascii="Garamond" w:hAnsi="Garamond"/>
               <w:sz w:val="20"/>
@@ -7295,14 +6621,14 @@
             </w:rPr>
           </w:rPrChange>
         </w:rPr>
-        <w:t xml:space="preserve">River </w:t>
-      </w:r>
-      <w:r>
-        <w:rPr>
-          <w:rFonts w:ascii="Garamond" w:hAnsi="Garamond"/>
-          <w:sz w:val="22"/>
-          <w:szCs w:val="22"/>
-          <w:rPrChange w:id="145" w:author="Benjamin J. Makhlouf" w:date="2025-07-26T11:37:00Z" w16du:dateUtc="2025-07-26T18:37:00Z">
+        <w:t>and Nixon Fork (~8%) and some middle-watershed stocks including Stony</w:t>
+      </w:r>
+      <w:r>
+        <w:rPr>
+          <w:rFonts w:ascii="Garamond" w:hAnsi="Garamond"/>
+          <w:sz w:val="22"/>
+          <w:szCs w:val="22"/>
+          <w:rPrChange w:id="85" w:author="Benjamin J. Makhlouf" w:date="2025-07-26T11:37:00Z" w16du:dateUtc="2025-07-26T18:37:00Z">
             <w:rPr>
               <w:rFonts w:ascii="Garamond" w:hAnsi="Garamond"/>
               <w:sz w:val="20"/>
@@ -7310,14 +6636,14 @@
             </w:rPr>
           </w:rPrChange>
         </w:rPr>
-        <w:t>and Nixon Fork (~8%) and some middle-watershed stocks including Stony</w:t>
-      </w:r>
-      <w:r>
-        <w:rPr>
-          <w:rFonts w:ascii="Garamond" w:hAnsi="Garamond"/>
-          <w:sz w:val="22"/>
-          <w:szCs w:val="22"/>
-          <w:rPrChange w:id="146" w:author="Benjamin J. Makhlouf" w:date="2025-07-26T11:37:00Z" w16du:dateUtc="2025-07-26T18:37:00Z">
+        <w:t xml:space="preserve"> River</w:t>
+      </w:r>
+      <w:r>
+        <w:rPr>
+          <w:rFonts w:ascii="Garamond" w:hAnsi="Garamond"/>
+          <w:sz w:val="22"/>
+          <w:szCs w:val="22"/>
+          <w:rPrChange w:id="86" w:author="Benjamin J. Makhlouf" w:date="2025-07-26T11:37:00Z" w16du:dateUtc="2025-07-26T18:37:00Z">
             <w:rPr>
               <w:rFonts w:ascii="Garamond" w:hAnsi="Garamond"/>
               <w:sz w:val="20"/>
@@ -7325,14 +6651,15 @@
             </w:rPr>
           </w:rPrChange>
         </w:rPr>
-        <w:t xml:space="preserve"> River</w:t>
-      </w:r>
-      <w:r>
-        <w:rPr>
-          <w:rFonts w:ascii="Garamond" w:hAnsi="Garamond"/>
-          <w:sz w:val="22"/>
-          <w:szCs w:val="22"/>
-          <w:rPrChange w:id="147" w:author="Benjamin J. Makhlouf" w:date="2025-07-26T11:37:00Z" w16du:dateUtc="2025-07-26T18:37:00Z">
+        <w:t xml:space="preserve"> (~6%) and </w:t>
+      </w:r>
+      <w:proofErr w:type="spellStart"/>
+      <w:r>
+        <w:rPr>
+          <w:rFonts w:ascii="Garamond" w:hAnsi="Garamond"/>
+          <w:sz w:val="22"/>
+          <w:szCs w:val="22"/>
+          <w:rPrChange w:id="87" w:author="Benjamin J. Makhlouf" w:date="2025-07-26T11:37:00Z" w16du:dateUtc="2025-07-26T18:37:00Z">
             <w:rPr>
               <w:rFonts w:ascii="Garamond" w:hAnsi="Garamond"/>
               <w:sz w:val="20"/>
@@ -7340,15 +6667,15 @@
             </w:rPr>
           </w:rPrChange>
         </w:rPr>
-        <w:t xml:space="preserve"> (~6%) and </w:t>
-      </w:r>
-      <w:proofErr w:type="spellStart"/>
-      <w:r>
-        <w:rPr>
-          <w:rFonts w:ascii="Garamond" w:hAnsi="Garamond"/>
-          <w:sz w:val="22"/>
-          <w:szCs w:val="22"/>
-          <w:rPrChange w:id="148" w:author="Benjamin J. Makhlouf" w:date="2025-07-26T11:37:00Z" w16du:dateUtc="2025-07-26T18:37:00Z">
+        <w:t>Holitna</w:t>
+      </w:r>
+      <w:proofErr w:type="spellEnd"/>
+      <w:r>
+        <w:rPr>
+          <w:rFonts w:ascii="Garamond" w:hAnsi="Garamond"/>
+          <w:sz w:val="22"/>
+          <w:szCs w:val="22"/>
+          <w:rPrChange w:id="88" w:author="Benjamin J. Makhlouf" w:date="2025-07-26T11:37:00Z" w16du:dateUtc="2025-07-26T18:37:00Z">
             <w:rPr>
               <w:rFonts w:ascii="Garamond" w:hAnsi="Garamond"/>
               <w:sz w:val="20"/>
@@ -7356,15 +6683,14 @@
             </w:rPr>
           </w:rPrChange>
         </w:rPr>
-        <w:t>Holitna</w:t>
-      </w:r>
-      <w:proofErr w:type="spellEnd"/>
-      <w:r>
-        <w:rPr>
-          <w:rFonts w:ascii="Garamond" w:hAnsi="Garamond"/>
-          <w:sz w:val="22"/>
-          <w:szCs w:val="22"/>
-          <w:rPrChange w:id="149" w:author="Benjamin J. Makhlouf" w:date="2025-07-26T11:37:00Z" w16du:dateUtc="2025-07-26T18:37:00Z">
+        <w:t xml:space="preserve"> </w:t>
+      </w:r>
+      <w:r>
+        <w:rPr>
+          <w:rFonts w:ascii="Garamond" w:hAnsi="Garamond"/>
+          <w:sz w:val="22"/>
+          <w:szCs w:val="22"/>
+          <w:rPrChange w:id="89" w:author="Benjamin J. Makhlouf" w:date="2025-07-26T11:37:00Z" w16du:dateUtc="2025-07-26T18:37:00Z">
             <w:rPr>
               <w:rFonts w:ascii="Garamond" w:hAnsi="Garamond"/>
               <w:sz w:val="20"/>
@@ -7372,14 +6698,14 @@
             </w:rPr>
           </w:rPrChange>
         </w:rPr>
-        <w:t xml:space="preserve"> </w:t>
-      </w:r>
-      <w:r>
-        <w:rPr>
-          <w:rFonts w:ascii="Garamond" w:hAnsi="Garamond"/>
-          <w:sz w:val="22"/>
-          <w:szCs w:val="22"/>
-          <w:rPrChange w:id="150" w:author="Benjamin J. Makhlouf" w:date="2025-07-26T11:37:00Z" w16du:dateUtc="2025-07-26T18:37:00Z">
+        <w:t xml:space="preserve">River </w:t>
+      </w:r>
+      <w:r>
+        <w:rPr>
+          <w:rFonts w:ascii="Garamond" w:hAnsi="Garamond"/>
+          <w:sz w:val="22"/>
+          <w:szCs w:val="22"/>
+          <w:rPrChange w:id="90" w:author="Benjamin J. Makhlouf" w:date="2025-07-26T11:37:00Z" w16du:dateUtc="2025-07-26T18:37:00Z">
             <w:rPr>
               <w:rFonts w:ascii="Garamond" w:hAnsi="Garamond"/>
               <w:sz w:val="20"/>
@@ -7387,14 +6713,14 @@
             </w:rPr>
           </w:rPrChange>
         </w:rPr>
-        <w:t xml:space="preserve">River </w:t>
-      </w:r>
-      <w:r>
-        <w:rPr>
-          <w:rFonts w:ascii="Garamond" w:hAnsi="Garamond"/>
-          <w:sz w:val="22"/>
-          <w:szCs w:val="22"/>
-          <w:rPrChange w:id="151" w:author="Benjamin J. Makhlouf" w:date="2025-07-26T11:37:00Z" w16du:dateUtc="2025-07-26T18:37:00Z">
+        <w:t xml:space="preserve">(~5%). Upper watershed stocks exhibited substantially higher inter-annual variability during Q1 as compared to the other three </w:t>
+      </w:r>
+      <w:r>
+        <w:rPr>
+          <w:rFonts w:ascii="Garamond" w:hAnsi="Garamond"/>
+          <w:sz w:val="22"/>
+          <w:szCs w:val="22"/>
+          <w:rPrChange w:id="91" w:author="Benjamin J. Makhlouf" w:date="2025-07-26T11:37:00Z" w16du:dateUtc="2025-07-26T18:37:00Z">
             <w:rPr>
               <w:rFonts w:ascii="Garamond" w:hAnsi="Garamond"/>
               <w:sz w:val="20"/>
@@ -7402,14 +6728,14 @@
             </w:rPr>
           </w:rPrChange>
         </w:rPr>
-        <w:t xml:space="preserve">(~5%). Upper watershed stocks exhibited substantially higher inter-annual variability during Q1 as compared to the other three </w:t>
-      </w:r>
-      <w:r>
-        <w:rPr>
-          <w:rFonts w:ascii="Garamond" w:hAnsi="Garamond"/>
-          <w:sz w:val="22"/>
-          <w:szCs w:val="22"/>
-          <w:rPrChange w:id="152" w:author="Benjamin J. Makhlouf" w:date="2025-07-26T11:37:00Z" w16du:dateUtc="2025-07-26T18:37:00Z">
+        <w:t xml:space="preserve">seasonal </w:t>
+      </w:r>
+      <w:r>
+        <w:rPr>
+          <w:rFonts w:ascii="Garamond" w:hAnsi="Garamond"/>
+          <w:sz w:val="22"/>
+          <w:szCs w:val="22"/>
+          <w:rPrChange w:id="92" w:author="Benjamin J. Makhlouf" w:date="2025-07-26T11:37:00Z" w16du:dateUtc="2025-07-26T18:37:00Z">
             <w:rPr>
               <w:rFonts w:ascii="Garamond" w:hAnsi="Garamond"/>
               <w:sz w:val="20"/>
@@ -7417,14 +6743,14 @@
             </w:rPr>
           </w:rPrChange>
         </w:rPr>
-        <w:t xml:space="preserve">seasonal </w:t>
-      </w:r>
-      <w:r>
-        <w:rPr>
-          <w:rFonts w:ascii="Garamond" w:hAnsi="Garamond"/>
-          <w:sz w:val="22"/>
-          <w:szCs w:val="22"/>
-          <w:rPrChange w:id="153" w:author="Benjamin J. Makhlouf" w:date="2025-07-26T11:37:00Z" w16du:dateUtc="2025-07-26T18:37:00Z">
+        <w:t>quartiles.</w:t>
+      </w:r>
+      <w:r>
+        <w:rPr>
+          <w:rFonts w:ascii="Garamond" w:hAnsi="Garamond"/>
+          <w:sz w:val="22"/>
+          <w:szCs w:val="22"/>
+          <w:rPrChange w:id="93" w:author="Benjamin J. Makhlouf" w:date="2025-07-26T11:37:00Z" w16du:dateUtc="2025-07-26T18:37:00Z">
             <w:rPr>
               <w:rFonts w:ascii="Garamond" w:hAnsi="Garamond"/>
               <w:sz w:val="20"/>
@@ -7432,14 +6758,14 @@
             </w:rPr>
           </w:rPrChange>
         </w:rPr>
-        <w:t>quartiles.</w:t>
-      </w:r>
-      <w:r>
-        <w:rPr>
-          <w:rFonts w:ascii="Garamond" w:hAnsi="Garamond"/>
-          <w:sz w:val="22"/>
-          <w:szCs w:val="22"/>
-          <w:rPrChange w:id="154" w:author="Benjamin J. Makhlouf" w:date="2025-07-26T11:37:00Z" w16du:dateUtc="2025-07-26T18:37:00Z">
+        <w:t xml:space="preserve"> </w:t>
+      </w:r>
+      <w:r>
+        <w:rPr>
+          <w:rFonts w:ascii="Garamond" w:hAnsi="Garamond"/>
+          <w:sz w:val="22"/>
+          <w:szCs w:val="22"/>
+          <w:rPrChange w:id="94" w:author="Benjamin J. Makhlouf" w:date="2025-07-26T11:37:00Z" w16du:dateUtc="2025-07-26T18:37:00Z">
             <w:rPr>
               <w:rFonts w:ascii="Garamond" w:hAnsi="Garamond"/>
               <w:sz w:val="20"/>
@@ -7447,14 +6773,14 @@
             </w:rPr>
           </w:rPrChange>
         </w:rPr>
-        <w:t xml:space="preserve"> </w:t>
-      </w:r>
-      <w:r>
-        <w:rPr>
-          <w:rFonts w:ascii="Garamond" w:hAnsi="Garamond"/>
-          <w:sz w:val="22"/>
-          <w:szCs w:val="22"/>
-          <w:rPrChange w:id="155" w:author="Benjamin J. Makhlouf" w:date="2025-07-26T11:37:00Z" w16du:dateUtc="2025-07-26T18:37:00Z">
+        <w:t xml:space="preserve">The distribution of returns became more </w:t>
+      </w:r>
+      <w:r>
+        <w:rPr>
+          <w:rFonts w:ascii="Garamond" w:hAnsi="Garamond"/>
+          <w:sz w:val="22"/>
+          <w:szCs w:val="22"/>
+          <w:rPrChange w:id="95" w:author="Benjamin J. Makhlouf" w:date="2025-07-26T11:37:00Z" w16du:dateUtc="2025-07-26T18:37:00Z">
             <w:rPr>
               <w:rFonts w:ascii="Garamond" w:hAnsi="Garamond"/>
               <w:sz w:val="20"/>
@@ -7462,14 +6788,14 @@
             </w:rPr>
           </w:rPrChange>
         </w:rPr>
-        <w:t xml:space="preserve">The distribution of returns became more </w:t>
-      </w:r>
-      <w:r>
-        <w:rPr>
-          <w:rFonts w:ascii="Garamond" w:hAnsi="Garamond"/>
-          <w:sz w:val="22"/>
-          <w:szCs w:val="22"/>
-          <w:rPrChange w:id="156" w:author="Benjamin J. Makhlouf" w:date="2025-07-26T11:37:00Z" w16du:dateUtc="2025-07-26T18:37:00Z">
+        <w:t xml:space="preserve">widely distributed </w:t>
+      </w:r>
+      <w:r>
+        <w:rPr>
+          <w:rFonts w:ascii="Garamond" w:hAnsi="Garamond"/>
+          <w:sz w:val="22"/>
+          <w:szCs w:val="22"/>
+          <w:rPrChange w:id="96" w:author="Benjamin J. Makhlouf" w:date="2025-07-26T11:37:00Z" w16du:dateUtc="2025-07-26T18:37:00Z">
             <w:rPr>
               <w:rFonts w:ascii="Garamond" w:hAnsi="Garamond"/>
               <w:sz w:val="20"/>
@@ -7477,14 +6803,14 @@
             </w:rPr>
           </w:rPrChange>
         </w:rPr>
-        <w:t xml:space="preserve">widely distributed </w:t>
-      </w:r>
-      <w:r>
-        <w:rPr>
-          <w:rFonts w:ascii="Garamond" w:hAnsi="Garamond"/>
-          <w:sz w:val="22"/>
-          <w:szCs w:val="22"/>
-          <w:rPrChange w:id="157" w:author="Benjamin J. Makhlouf" w:date="2025-07-26T11:37:00Z" w16du:dateUtc="2025-07-26T18:37:00Z">
+        <w:t xml:space="preserve">across the watershed during Q2 (June 12-21), with contributions more evenly distributed among management units compared to the upper-watershed dominance of Q1. Upper watershed contributions remained important but began declining: Big River decreased from 12% to 10%, Upper Kusko Main from 10% to 9%, and Swift from 8% to 7%. Simultaneously, middle-watershed </w:t>
+      </w:r>
+      <w:r>
+        <w:rPr>
+          <w:rFonts w:ascii="Garamond" w:hAnsi="Garamond"/>
+          <w:sz w:val="22"/>
+          <w:szCs w:val="22"/>
+          <w:rPrChange w:id="97" w:author="Benjamin J. Makhlouf" w:date="2025-07-26T11:37:00Z" w16du:dateUtc="2025-07-26T18:37:00Z">
             <w:rPr>
               <w:rFonts w:ascii="Garamond" w:hAnsi="Garamond"/>
               <w:sz w:val="20"/>
@@ -7492,14 +6818,15 @@
             </w:rPr>
           </w:rPrChange>
         </w:rPr>
-        <w:t xml:space="preserve">across the watershed during Q2 (June 12-21), with contributions more evenly distributed among management units compared to the upper-watershed dominance of Q1. Upper watershed contributions remained important but began declining: Big River decreased from 12% to 10%, Upper Kusko Main from 10% to 9%, and Swift from 8% to 7%. Simultaneously, middle-watershed stocks increased </w:t>
-      </w:r>
-      <w:r>
-        <w:rPr>
-          <w:rFonts w:ascii="Garamond" w:hAnsi="Garamond"/>
-          <w:sz w:val="22"/>
-          <w:szCs w:val="22"/>
-          <w:rPrChange w:id="158" w:author="Benjamin J. Makhlouf" w:date="2025-07-26T11:37:00Z" w16du:dateUtc="2025-07-26T18:37:00Z">
+        <w:lastRenderedPageBreak/>
+        <w:t xml:space="preserve">stocks increased </w:t>
+      </w:r>
+      <w:r>
+        <w:rPr>
+          <w:rFonts w:ascii="Garamond" w:hAnsi="Garamond"/>
+          <w:sz w:val="22"/>
+          <w:szCs w:val="22"/>
+          <w:rPrChange w:id="98" w:author="Benjamin J. Makhlouf" w:date="2025-07-26T11:37:00Z" w16du:dateUtc="2025-07-26T18:37:00Z">
             <w:rPr>
               <w:rFonts w:ascii="Garamond" w:hAnsi="Garamond"/>
               <w:sz w:val="20"/>
@@ -7514,7 +6841,7 @@
           <w:rFonts w:ascii="Garamond" w:hAnsi="Garamond"/>
           <w:sz w:val="22"/>
           <w:szCs w:val="22"/>
-          <w:rPrChange w:id="159" w:author="Benjamin J. Makhlouf" w:date="2025-07-26T11:37:00Z" w16du:dateUtc="2025-07-26T18:37:00Z">
+          <w:rPrChange w:id="99" w:author="Benjamin J. Makhlouf" w:date="2025-07-26T11:37:00Z" w16du:dateUtc="2025-07-26T18:37:00Z">
             <w:rPr>
               <w:rFonts w:ascii="Garamond" w:hAnsi="Garamond"/>
               <w:sz w:val="20"/>
@@ -7530,7 +6857,7 @@
           <w:rFonts w:ascii="Garamond" w:hAnsi="Garamond"/>
           <w:sz w:val="22"/>
           <w:szCs w:val="22"/>
-          <w:rPrChange w:id="160" w:author="Benjamin J. Makhlouf" w:date="2025-07-26T11:37:00Z" w16du:dateUtc="2025-07-26T18:37:00Z">
+          <w:rPrChange w:id="100" w:author="Benjamin J. Makhlouf" w:date="2025-07-26T11:37:00Z" w16du:dateUtc="2025-07-26T18:37:00Z">
             <w:rPr>
               <w:rFonts w:ascii="Garamond" w:hAnsi="Garamond"/>
               <w:sz w:val="20"/>
@@ -7546,7 +6873,7 @@
           <w:rFonts w:ascii="Garamond" w:hAnsi="Garamond"/>
           <w:sz w:val="22"/>
           <w:szCs w:val="22"/>
-          <w:rPrChange w:id="161" w:author="Benjamin J. Makhlouf" w:date="2025-07-26T11:37:00Z" w16du:dateUtc="2025-07-26T18:37:00Z">
+          <w:rPrChange w:id="101" w:author="Benjamin J. Makhlouf" w:date="2025-07-26T11:37:00Z" w16du:dateUtc="2025-07-26T18:37:00Z">
             <w:rPr>
               <w:rFonts w:ascii="Garamond" w:hAnsi="Garamond"/>
               <w:sz w:val="20"/>
@@ -7561,7 +6888,7 @@
           <w:rFonts w:ascii="Garamond" w:hAnsi="Garamond"/>
           <w:sz w:val="22"/>
           <w:szCs w:val="22"/>
-          <w:rPrChange w:id="162" w:author="Benjamin J. Makhlouf" w:date="2025-07-26T11:37:00Z" w16du:dateUtc="2025-07-26T18:37:00Z">
+          <w:rPrChange w:id="102" w:author="Benjamin J. Makhlouf" w:date="2025-07-26T11:37:00Z" w16du:dateUtc="2025-07-26T18:37:00Z">
             <w:rPr>
               <w:rFonts w:ascii="Garamond" w:hAnsi="Garamond"/>
               <w:sz w:val="20"/>
@@ -7576,7 +6903,7 @@
           <w:rFonts w:ascii="Garamond" w:hAnsi="Garamond"/>
           <w:sz w:val="22"/>
           <w:szCs w:val="22"/>
-          <w:rPrChange w:id="163" w:author="Benjamin J. Makhlouf" w:date="2025-07-26T11:37:00Z" w16du:dateUtc="2025-07-26T18:37:00Z">
+          <w:rPrChange w:id="103" w:author="Benjamin J. Makhlouf" w:date="2025-07-26T11:37:00Z" w16du:dateUtc="2025-07-26T18:37:00Z">
             <w:rPr>
               <w:rFonts w:ascii="Garamond" w:hAnsi="Garamond"/>
               <w:sz w:val="20"/>
@@ -7591,7 +6918,7 @@
           <w:rFonts w:ascii="Garamond" w:hAnsi="Garamond"/>
           <w:sz w:val="22"/>
           <w:szCs w:val="22"/>
-          <w:rPrChange w:id="164" w:author="Benjamin J. Makhlouf" w:date="2025-07-26T11:37:00Z" w16du:dateUtc="2025-07-26T18:37:00Z">
+          <w:rPrChange w:id="104" w:author="Benjamin J. Makhlouf" w:date="2025-07-26T11:37:00Z" w16du:dateUtc="2025-07-26T18:37:00Z">
             <w:rPr>
               <w:rFonts w:ascii="Garamond" w:hAnsi="Garamond"/>
               <w:sz w:val="20"/>
@@ -7607,7 +6934,7 @@
           <w:rFonts w:ascii="Garamond" w:hAnsi="Garamond"/>
           <w:sz w:val="22"/>
           <w:szCs w:val="22"/>
-          <w:rPrChange w:id="165" w:author="Benjamin J. Makhlouf" w:date="2025-07-26T11:37:00Z" w16du:dateUtc="2025-07-26T18:37:00Z">
+          <w:rPrChange w:id="105" w:author="Benjamin J. Makhlouf" w:date="2025-07-26T11:37:00Z" w16du:dateUtc="2025-07-26T18:37:00Z">
             <w:rPr>
               <w:rFonts w:ascii="Garamond" w:hAnsi="Garamond"/>
               <w:sz w:val="20"/>
@@ -7623,7 +6950,7 @@
           <w:rFonts w:ascii="Garamond" w:hAnsi="Garamond"/>
           <w:sz w:val="22"/>
           <w:szCs w:val="22"/>
-          <w:rPrChange w:id="166" w:author="Benjamin J. Makhlouf" w:date="2025-07-26T11:37:00Z" w16du:dateUtc="2025-07-26T18:37:00Z">
+          <w:rPrChange w:id="106" w:author="Benjamin J. Makhlouf" w:date="2025-07-26T11:37:00Z" w16du:dateUtc="2025-07-26T18:37:00Z">
             <w:rPr>
               <w:rFonts w:ascii="Garamond" w:hAnsi="Garamond"/>
               <w:sz w:val="20"/>
@@ -7638,7 +6965,7 @@
           <w:rFonts w:ascii="Garamond" w:hAnsi="Garamond"/>
           <w:sz w:val="22"/>
           <w:szCs w:val="22"/>
-          <w:rPrChange w:id="167" w:author="Benjamin J. Makhlouf" w:date="2025-07-26T11:37:00Z" w16du:dateUtc="2025-07-26T18:37:00Z">
+          <w:rPrChange w:id="107" w:author="Benjamin J. Makhlouf" w:date="2025-07-26T11:37:00Z" w16du:dateUtc="2025-07-26T18:37:00Z">
             <w:rPr>
               <w:rFonts w:ascii="Garamond" w:hAnsi="Garamond"/>
               <w:sz w:val="20"/>
@@ -7653,7 +6980,7 @@
           <w:rFonts w:ascii="Garamond" w:hAnsi="Garamond"/>
           <w:sz w:val="22"/>
           <w:szCs w:val="22"/>
-          <w:rPrChange w:id="168" w:author="Benjamin J. Makhlouf" w:date="2025-07-26T11:37:00Z" w16du:dateUtc="2025-07-26T18:37:00Z">
+          <w:rPrChange w:id="108" w:author="Benjamin J. Makhlouf" w:date="2025-07-26T11:37:00Z" w16du:dateUtc="2025-07-26T18:37:00Z">
             <w:rPr>
               <w:rFonts w:ascii="Garamond" w:hAnsi="Garamond"/>
               <w:sz w:val="20"/>
@@ -7668,7 +6995,7 @@
           <w:rFonts w:ascii="Garamond" w:hAnsi="Garamond"/>
           <w:sz w:val="22"/>
           <w:szCs w:val="22"/>
-          <w:rPrChange w:id="169" w:author="Benjamin J. Makhlouf" w:date="2025-07-26T11:37:00Z" w16du:dateUtc="2025-07-26T18:37:00Z">
+          <w:rPrChange w:id="109" w:author="Benjamin J. Makhlouf" w:date="2025-07-26T11:37:00Z" w16du:dateUtc="2025-07-26T18:37:00Z">
             <w:rPr>
               <w:rFonts w:ascii="Garamond" w:hAnsi="Garamond"/>
               <w:sz w:val="20"/>
@@ -7683,7 +7010,7 @@
           <w:rFonts w:ascii="Garamond" w:hAnsi="Garamond"/>
           <w:sz w:val="22"/>
           <w:szCs w:val="22"/>
-          <w:rPrChange w:id="170" w:author="Benjamin J. Makhlouf" w:date="2025-07-26T11:37:00Z" w16du:dateUtc="2025-07-26T18:37:00Z">
+          <w:rPrChange w:id="110" w:author="Benjamin J. Makhlouf" w:date="2025-07-26T11:37:00Z" w16du:dateUtc="2025-07-26T18:37:00Z">
             <w:rPr>
               <w:rFonts w:ascii="Garamond" w:hAnsi="Garamond"/>
               <w:sz w:val="20"/>
@@ -7698,7 +7025,7 @@
           <w:rFonts w:ascii="Garamond" w:hAnsi="Garamond"/>
           <w:sz w:val="22"/>
           <w:szCs w:val="22"/>
-          <w:rPrChange w:id="171" w:author="Benjamin J. Makhlouf" w:date="2025-07-26T11:37:00Z" w16du:dateUtc="2025-07-26T18:37:00Z">
+          <w:rPrChange w:id="111" w:author="Benjamin J. Makhlouf" w:date="2025-07-26T11:37:00Z" w16du:dateUtc="2025-07-26T18:37:00Z">
             <w:rPr>
               <w:rFonts w:ascii="Garamond" w:hAnsi="Garamond"/>
               <w:sz w:val="20"/>
@@ -7713,7 +7040,7 @@
           <w:rFonts w:ascii="Garamond" w:hAnsi="Garamond"/>
           <w:sz w:val="22"/>
           <w:szCs w:val="22"/>
-          <w:rPrChange w:id="172" w:author="Benjamin J. Makhlouf" w:date="2025-07-26T11:37:00Z" w16du:dateUtc="2025-07-26T18:37:00Z">
+          <w:rPrChange w:id="112" w:author="Benjamin J. Makhlouf" w:date="2025-07-26T11:37:00Z" w16du:dateUtc="2025-07-26T18:37:00Z">
             <w:rPr>
               <w:rFonts w:ascii="Garamond" w:hAnsi="Garamond"/>
               <w:sz w:val="20"/>
@@ -7729,7 +7056,7 @@
           <w:rFonts w:ascii="Garamond" w:hAnsi="Garamond"/>
           <w:sz w:val="22"/>
           <w:szCs w:val="22"/>
-          <w:rPrChange w:id="173" w:author="Benjamin J. Makhlouf" w:date="2025-07-26T11:37:00Z" w16du:dateUtc="2025-07-26T18:37:00Z">
+          <w:rPrChange w:id="113" w:author="Benjamin J. Makhlouf" w:date="2025-07-26T11:37:00Z" w16du:dateUtc="2025-07-26T18:37:00Z">
             <w:rPr>
               <w:rFonts w:ascii="Garamond" w:hAnsi="Garamond"/>
               <w:sz w:val="20"/>
@@ -7745,7 +7072,7 @@
           <w:rFonts w:ascii="Garamond" w:hAnsi="Garamond"/>
           <w:sz w:val="22"/>
           <w:szCs w:val="22"/>
-          <w:rPrChange w:id="174" w:author="Benjamin J. Makhlouf" w:date="2025-07-26T11:37:00Z" w16du:dateUtc="2025-07-26T18:37:00Z">
+          <w:rPrChange w:id="114" w:author="Benjamin J. Makhlouf" w:date="2025-07-26T11:37:00Z" w16du:dateUtc="2025-07-26T18:37:00Z">
             <w:rPr>
               <w:rFonts w:ascii="Garamond" w:hAnsi="Garamond"/>
               <w:sz w:val="20"/>
@@ -7760,7 +7087,7 @@
           <w:rFonts w:ascii="Garamond" w:hAnsi="Garamond"/>
           <w:sz w:val="22"/>
           <w:szCs w:val="22"/>
-          <w:rPrChange w:id="175" w:author="Benjamin J. Makhlouf" w:date="2025-07-26T11:37:00Z" w16du:dateUtc="2025-07-26T18:37:00Z">
+          <w:rPrChange w:id="115" w:author="Benjamin J. Makhlouf" w:date="2025-07-26T11:37:00Z" w16du:dateUtc="2025-07-26T18:37:00Z">
             <w:rPr>
               <w:rFonts w:ascii="Garamond" w:hAnsi="Garamond"/>
               <w:sz w:val="20"/>
@@ -7775,7 +7102,7 @@
           <w:rFonts w:ascii="Garamond" w:hAnsi="Garamond"/>
           <w:sz w:val="22"/>
           <w:szCs w:val="22"/>
-          <w:rPrChange w:id="176" w:author="Benjamin J. Makhlouf" w:date="2025-07-26T11:37:00Z" w16du:dateUtc="2025-07-26T18:37:00Z">
+          <w:rPrChange w:id="116" w:author="Benjamin J. Makhlouf" w:date="2025-07-26T11:37:00Z" w16du:dateUtc="2025-07-26T18:37:00Z">
             <w:rPr>
               <w:rFonts w:ascii="Garamond" w:hAnsi="Garamond"/>
               <w:sz w:val="20"/>
@@ -7790,7 +7117,7 @@
           <w:rFonts w:ascii="Garamond" w:hAnsi="Garamond"/>
           <w:sz w:val="22"/>
           <w:szCs w:val="22"/>
-          <w:rPrChange w:id="177" w:author="Benjamin J. Makhlouf" w:date="2025-07-26T11:37:00Z" w16du:dateUtc="2025-07-26T18:37:00Z">
+          <w:rPrChange w:id="117" w:author="Benjamin J. Makhlouf" w:date="2025-07-26T11:37:00Z" w16du:dateUtc="2025-07-26T18:37:00Z">
             <w:rPr>
               <w:rFonts w:ascii="Garamond" w:hAnsi="Garamond"/>
               <w:sz w:val="20"/>
@@ -7805,7 +7132,7 @@
           <w:rFonts w:ascii="Garamond" w:hAnsi="Garamond"/>
           <w:sz w:val="22"/>
           <w:szCs w:val="22"/>
-          <w:rPrChange w:id="178" w:author="Benjamin J. Makhlouf" w:date="2025-07-26T11:37:00Z" w16du:dateUtc="2025-07-26T18:37:00Z">
+          <w:rPrChange w:id="118" w:author="Benjamin J. Makhlouf" w:date="2025-07-26T11:37:00Z" w16du:dateUtc="2025-07-26T18:37:00Z">
             <w:rPr>
               <w:rFonts w:ascii="Garamond" w:hAnsi="Garamond"/>
               <w:sz w:val="20"/>
@@ -7821,7 +7148,7 @@
           <w:rFonts w:ascii="Garamond" w:hAnsi="Garamond"/>
           <w:sz w:val="22"/>
           <w:szCs w:val="22"/>
-          <w:rPrChange w:id="179" w:author="Benjamin J. Makhlouf" w:date="2025-07-26T11:37:00Z" w16du:dateUtc="2025-07-26T18:37:00Z">
+          <w:rPrChange w:id="119" w:author="Benjamin J. Makhlouf" w:date="2025-07-26T11:37:00Z" w16du:dateUtc="2025-07-26T18:37:00Z">
             <w:rPr>
               <w:rFonts w:ascii="Garamond" w:hAnsi="Garamond"/>
               <w:sz w:val="20"/>
@@ -7837,7 +7164,7 @@
           <w:rFonts w:ascii="Garamond" w:hAnsi="Garamond"/>
           <w:sz w:val="22"/>
           <w:szCs w:val="22"/>
-          <w:rPrChange w:id="180" w:author="Benjamin J. Makhlouf" w:date="2025-07-26T11:37:00Z" w16du:dateUtc="2025-07-26T18:37:00Z">
+          <w:rPrChange w:id="120" w:author="Benjamin J. Makhlouf" w:date="2025-07-26T11:37:00Z" w16du:dateUtc="2025-07-26T18:37:00Z">
             <w:rPr>
               <w:rFonts w:ascii="Garamond" w:hAnsi="Garamond"/>
               <w:sz w:val="20"/>
@@ -7852,7 +7179,7 @@
           <w:rFonts w:ascii="Garamond" w:hAnsi="Garamond"/>
           <w:sz w:val="22"/>
           <w:szCs w:val="22"/>
-          <w:rPrChange w:id="181" w:author="Benjamin J. Makhlouf" w:date="2025-07-26T11:37:00Z" w16du:dateUtc="2025-07-26T18:37:00Z">
+          <w:rPrChange w:id="121" w:author="Benjamin J. Makhlouf" w:date="2025-07-26T11:37:00Z" w16du:dateUtc="2025-07-26T18:37:00Z">
             <w:rPr>
               <w:rFonts w:ascii="Garamond" w:hAnsi="Garamond"/>
               <w:sz w:val="20"/>
@@ -7867,7 +7194,7 @@
           <w:rFonts w:ascii="Garamond" w:hAnsi="Garamond"/>
           <w:sz w:val="22"/>
           <w:szCs w:val="22"/>
-          <w:rPrChange w:id="182" w:author="Benjamin J. Makhlouf" w:date="2025-07-26T11:37:00Z" w16du:dateUtc="2025-07-26T18:37:00Z">
+          <w:rPrChange w:id="122" w:author="Benjamin J. Makhlouf" w:date="2025-07-26T11:37:00Z" w16du:dateUtc="2025-07-26T18:37:00Z">
             <w:rPr>
               <w:rFonts w:ascii="Garamond" w:hAnsi="Garamond"/>
               <w:sz w:val="20"/>
@@ -7882,7 +7209,7 @@
           <w:rFonts w:ascii="Garamond" w:hAnsi="Garamond"/>
           <w:sz w:val="22"/>
           <w:szCs w:val="22"/>
-          <w:rPrChange w:id="183" w:author="Benjamin J. Makhlouf" w:date="2025-07-26T11:37:00Z" w16du:dateUtc="2025-07-26T18:37:00Z">
+          <w:rPrChange w:id="123" w:author="Benjamin J. Makhlouf" w:date="2025-07-26T11:37:00Z" w16du:dateUtc="2025-07-26T18:37:00Z">
             <w:rPr>
               <w:rFonts w:ascii="Garamond" w:hAnsi="Garamond"/>
               <w:sz w:val="20"/>
@@ -7897,7 +7224,7 @@
           <w:rFonts w:ascii="Garamond" w:hAnsi="Garamond"/>
           <w:sz w:val="22"/>
           <w:szCs w:val="22"/>
-          <w:rPrChange w:id="184" w:author="Benjamin J. Makhlouf" w:date="2025-07-26T11:37:00Z" w16du:dateUtc="2025-07-26T18:37:00Z">
+          <w:rPrChange w:id="124" w:author="Benjamin J. Makhlouf" w:date="2025-07-26T11:37:00Z" w16du:dateUtc="2025-07-26T18:37:00Z">
             <w:rPr>
               <w:rFonts w:ascii="Garamond" w:hAnsi="Garamond"/>
               <w:sz w:val="20"/>
@@ -7949,16 +7276,7 @@
           <w:sz w:val="22"/>
           <w:szCs w:val="22"/>
         </w:rPr>
-        <w:t xml:space="preserve"> further illustrate the pattern of consistently early returning upper Kuskokwim stocks and late-returning lower Kuskokwim stocks. As compared to the </w:t>
-      </w:r>
-      <w:r>
-        <w:rPr>
-          <w:rFonts w:ascii="Garamond" w:hAnsi="Garamond"/>
-          <w:sz w:val="22"/>
-          <w:szCs w:val="22"/>
-        </w:rPr>
-        <w:lastRenderedPageBreak/>
-        <w:t>relatively coarse spatial scale of quartile analysis, these data illustrate variation in run timing among stocks at a finer spatial scale that is independent of the quartile cutoff dates. This analysis reveal</w:t>
+        <w:t xml:space="preserve"> further illustrate the pattern of consistently early returning upper Kuskokwim stocks and late-returning lower Kuskokwim stocks. As compared to the relatively coarse spatial scale of quartile analysis, these data illustrate variation in run timing among stocks at a finer spatial scale that is independent of the quartile cutoff dates. This analysis reveal</w:t>
       </w:r>
       <w:r>
         <w:rPr>
@@ -8051,7 +7369,19 @@
           <w:sz w:val="22"/>
           <w:szCs w:val="22"/>
         </w:rPr>
-        <w:t>with most upper watershed stocks reaching the majority (&gt;50%) of their annual contribution within the first three weeks of the run</w:t>
+        <w:t xml:space="preserve">with most upper watershed stocks reaching the majority (&gt;50%) of their annual contribution within </w:t>
+      </w:r>
+      <w:r>
+        <w:rPr>
+          <w:rStyle w:val="Strong"/>
+          <w:rFonts w:ascii="Garamond" w:eastAsiaTheme="majorEastAsia" w:hAnsi="Garamond"/>
+          <w:b w:val="0"/>
+          <w:bCs w:val="0"/>
+          <w:sz w:val="22"/>
+          <w:szCs w:val="22"/>
+        </w:rPr>
+        <w:lastRenderedPageBreak/>
+        <w:t>the first three weeks of the run</w:t>
       </w:r>
       <w:r>
         <w:rPr>
@@ -8112,7 +7442,7 @@
           <w:rFonts w:ascii="Garamond" w:hAnsi="Garamond"/>
           <w:sz w:val="22"/>
           <w:szCs w:val="22"/>
-          <w:rPrChange w:id="185" w:author="Benjamin J. Makhlouf" w:date="2025-07-26T11:37:00Z" w16du:dateUtc="2025-07-26T18:37:00Z">
+          <w:rPrChange w:id="125" w:author="Benjamin J. Makhlouf" w:date="2025-07-26T11:37:00Z" w16du:dateUtc="2025-07-26T18:37:00Z">
             <w:rPr>
               <w:rFonts w:ascii="Garamond" w:hAnsi="Garamond"/>
               <w:sz w:val="20"/>
@@ -8126,7 +7456,7 @@
           <w:rFonts w:ascii="Garamond" w:hAnsi="Garamond"/>
           <w:sz w:val="22"/>
           <w:szCs w:val="22"/>
-          <w:rPrChange w:id="186" w:author="Benjamin J. Makhlouf" w:date="2025-07-26T11:37:00Z" w16du:dateUtc="2025-07-26T18:37:00Z">
+          <w:rPrChange w:id="126" w:author="Benjamin J. Makhlouf" w:date="2025-07-26T11:37:00Z" w16du:dateUtc="2025-07-26T18:37:00Z">
             <w:rPr>
               <w:rFonts w:ascii="Garamond" w:hAnsi="Garamond"/>
               <w:sz w:val="20"/>
@@ -8136,13 +7466,13 @@
         </w:rPr>
         <w:t xml:space="preserve">Analysis of the protection offered to stocks across the basin based on a front-end </w:t>
       </w:r>
-      <w:ins w:id="187" w:author="Daniel Schindler" w:date="2025-07-17T14:36:00Z" w16du:dateUtc="2025-07-17T22:36:00Z">
+      <w:ins w:id="127" w:author="Daniel Schindler" w:date="2025-07-17T14:36:00Z" w16du:dateUtc="2025-07-17T22:36:00Z">
         <w:r>
           <w:rPr>
             <w:rFonts w:ascii="Garamond" w:hAnsi="Garamond"/>
             <w:sz w:val="22"/>
             <w:szCs w:val="22"/>
-            <w:rPrChange w:id="188" w:author="Benjamin J. Makhlouf" w:date="2025-07-26T11:37:00Z" w16du:dateUtc="2025-07-26T18:37:00Z">
+            <w:rPrChange w:id="128" w:author="Benjamin J. Makhlouf" w:date="2025-07-26T11:37:00Z" w16du:dateUtc="2025-07-26T18:37:00Z">
               <w:rPr>
                 <w:rFonts w:ascii="Garamond" w:hAnsi="Garamond"/>
                 <w:sz w:val="20"/>
@@ -8158,7 +7488,7 @@
           <w:rFonts w:ascii="Garamond" w:hAnsi="Garamond"/>
           <w:sz w:val="22"/>
           <w:szCs w:val="22"/>
-          <w:rPrChange w:id="189" w:author="Benjamin J. Makhlouf" w:date="2025-07-26T11:37:00Z" w16du:dateUtc="2025-07-26T18:37:00Z">
+          <w:rPrChange w:id="129" w:author="Benjamin J. Makhlouf" w:date="2025-07-26T11:37:00Z" w16du:dateUtc="2025-07-26T18:37:00Z">
             <w:rPr>
               <w:rFonts w:ascii="Garamond" w:hAnsi="Garamond"/>
               <w:sz w:val="20"/>
@@ -8174,7 +7504,7 @@
           <w:rFonts w:ascii="Garamond" w:hAnsi="Garamond"/>
           <w:sz w:val="22"/>
           <w:szCs w:val="22"/>
-          <w:rPrChange w:id="190" w:author="Benjamin J. Makhlouf" w:date="2025-07-26T11:37:00Z" w16du:dateUtc="2025-07-26T18:37:00Z">
+          <w:rPrChange w:id="130" w:author="Benjamin J. Makhlouf" w:date="2025-07-26T11:37:00Z" w16du:dateUtc="2025-07-26T18:37:00Z">
             <w:rPr>
               <w:rFonts w:ascii="Garamond" w:hAnsi="Garamond"/>
               <w:sz w:val="20"/>
@@ -8190,7 +7520,7 @@
           <w:rFonts w:ascii="Garamond" w:hAnsi="Garamond"/>
           <w:sz w:val="22"/>
           <w:szCs w:val="22"/>
-          <w:rPrChange w:id="191" w:author="Benjamin J. Makhlouf" w:date="2025-07-26T11:37:00Z" w16du:dateUtc="2025-07-26T18:37:00Z">
+          <w:rPrChange w:id="131" w:author="Benjamin J. Makhlouf" w:date="2025-07-26T11:37:00Z" w16du:dateUtc="2025-07-26T18:37:00Z">
             <w:rPr>
               <w:rFonts w:ascii="Garamond" w:hAnsi="Garamond"/>
               <w:sz w:val="20"/>
@@ -8198,14 +7528,15 @@
             </w:rPr>
           </w:rPrChange>
         </w:rPr>
-        <w:t xml:space="preserve"> (median: 17.2%, range: 3.1-39.5%), Big River (median: 15.9%, range: 2.4-41.3%), Swift (median: 14.9%, range: 2.9-36.2%), South Fork (median: 12.3%, range: 2.7-31.7%), and Upper Kuskokwim (median: 11.4%, range: 2.8-27.4%). Of the </w:t>
-      </w:r>
-      <w:r>
-        <w:rPr>
-          <w:rFonts w:ascii="Garamond" w:hAnsi="Garamond"/>
-          <w:sz w:val="22"/>
-          <w:szCs w:val="22"/>
-          <w:rPrChange w:id="192" w:author="Benjamin J. Makhlouf" w:date="2025-07-26T11:37:00Z" w16du:dateUtc="2025-07-26T18:37:00Z">
+        <w:t xml:space="preserve"> (median: 17.2%, range: 3.1-39.5%), Big River (median: 15.9%, range: 2.4-41.3%), Swift (median: 14.9%, range: 2.9-36.2%), South Fork (median: 12.3%, range: 2.7-31.7%), and Upper Kuskokwim (median: 11.4%, range: 2.8-27.4%). Of the stocks with the highest protection (&gt;11% median), all were found in the upper portions of the watershed. Notably, </w:t>
+      </w:r>
+      <w:proofErr w:type="spellStart"/>
+      <w:r>
+        <w:rPr>
+          <w:rFonts w:ascii="Garamond" w:hAnsi="Garamond"/>
+          <w:sz w:val="22"/>
+          <w:szCs w:val="22"/>
+          <w:rPrChange w:id="132" w:author="Benjamin J. Makhlouf" w:date="2025-07-26T11:37:00Z" w16du:dateUtc="2025-07-26T18:37:00Z">
             <w:rPr>
               <w:rFonts w:ascii="Garamond" w:hAnsi="Garamond"/>
               <w:sz w:val="20"/>
@@ -8213,16 +7544,15 @@
             </w:rPr>
           </w:rPrChange>
         </w:rPr>
-        <w:lastRenderedPageBreak/>
-        <w:t xml:space="preserve">stocks with the highest protection (&gt;11% median), all were found in the upper portions of the watershed. Notably, </w:t>
-      </w:r>
-      <w:proofErr w:type="spellStart"/>
-      <w:r>
-        <w:rPr>
-          <w:rFonts w:ascii="Garamond" w:hAnsi="Garamond"/>
-          <w:sz w:val="22"/>
-          <w:szCs w:val="22"/>
-          <w:rPrChange w:id="193" w:author="Benjamin J. Makhlouf" w:date="2025-07-26T11:37:00Z" w16du:dateUtc="2025-07-26T18:37:00Z">
+        <w:t>Takotna</w:t>
+      </w:r>
+      <w:proofErr w:type="spellEnd"/>
+      <w:r>
+        <w:rPr>
+          <w:rFonts w:ascii="Garamond" w:hAnsi="Garamond"/>
+          <w:sz w:val="22"/>
+          <w:szCs w:val="22"/>
+          <w:rPrChange w:id="133" w:author="Benjamin J. Makhlouf" w:date="2025-07-26T11:37:00Z" w16du:dateUtc="2025-07-26T18:37:00Z">
             <w:rPr>
               <w:rFonts w:ascii="Garamond" w:hAnsi="Garamond"/>
               <w:sz w:val="20"/>
@@ -8230,15 +7560,15 @@
             </w:rPr>
           </w:rPrChange>
         </w:rPr>
-        <w:t>Takotna</w:t>
-      </w:r>
-      <w:proofErr w:type="spellEnd"/>
-      <w:r>
-        <w:rPr>
-          <w:rFonts w:ascii="Garamond" w:hAnsi="Garamond"/>
-          <w:sz w:val="22"/>
-          <w:szCs w:val="22"/>
-          <w:rPrChange w:id="194" w:author="Benjamin J. Makhlouf" w:date="2025-07-26T11:37:00Z" w16du:dateUtc="2025-07-26T18:37:00Z">
+        <w:t xml:space="preserve"> and Nixon Fork received relatively modest protection (median: 6.6%, range: 0.9-18.3%) despite its position at the top of the watershed. In contrast, stocks positioned lower in the watershed received less protection from the front-end closure. Middle watershed stocks including Stony (median: 7.6%, range: 2.9-22.1</w:t>
+      </w:r>
+      <w:proofErr w:type="gramStart"/>
+      <w:r>
+        <w:rPr>
+          <w:rFonts w:ascii="Garamond" w:hAnsi="Garamond"/>
+          <w:sz w:val="22"/>
+          <w:szCs w:val="22"/>
+          <w:rPrChange w:id="134" w:author="Benjamin J. Makhlouf" w:date="2025-07-26T11:37:00Z" w16du:dateUtc="2025-07-26T18:37:00Z">
             <w:rPr>
               <w:rFonts w:ascii="Garamond" w:hAnsi="Garamond"/>
               <w:sz w:val="20"/>
@@ -8246,15 +7576,15 @@
             </w:rPr>
           </w:rPrChange>
         </w:rPr>
-        <w:t xml:space="preserve"> and Nixon Fork received relatively modest protection (median: 6.6%, range: 0.9-18.3%) despite its position at the top of the watershed. In contrast, stocks positioned lower in the watershed received less protection from the front-end closure. Middle watershed stocks including Stony (median: 7.6%, range: 2.9-22.1</w:t>
-      </w:r>
-      <w:proofErr w:type="gramStart"/>
-      <w:r>
-        <w:rPr>
-          <w:rFonts w:ascii="Garamond" w:hAnsi="Garamond"/>
-          <w:sz w:val="22"/>
-          <w:szCs w:val="22"/>
-          <w:rPrChange w:id="195" w:author="Benjamin J. Makhlouf" w:date="2025-07-26T11:37:00Z" w16du:dateUtc="2025-07-26T18:37:00Z">
+        <w:t>%)  Middle</w:t>
+      </w:r>
+      <w:proofErr w:type="gramEnd"/>
+      <w:r>
+        <w:rPr>
+          <w:rFonts w:ascii="Garamond" w:hAnsi="Garamond"/>
+          <w:sz w:val="22"/>
+          <w:szCs w:val="22"/>
+          <w:rPrChange w:id="135" w:author="Benjamin J. Makhlouf" w:date="2025-07-26T11:37:00Z" w16du:dateUtc="2025-07-26T18:37:00Z">
             <w:rPr>
               <w:rFonts w:ascii="Garamond" w:hAnsi="Garamond"/>
               <w:sz w:val="20"/>
@@ -8262,15 +7592,15 @@
             </w:rPr>
           </w:rPrChange>
         </w:rPr>
-        <w:t>%)  Middle</w:t>
-      </w:r>
-      <w:proofErr w:type="gramEnd"/>
-      <w:r>
-        <w:rPr>
-          <w:rFonts w:ascii="Garamond" w:hAnsi="Garamond"/>
-          <w:sz w:val="22"/>
-          <w:szCs w:val="22"/>
-          <w:rPrChange w:id="196" w:author="Benjamin J. Makhlouf" w:date="2025-07-26T11:37:00Z" w16du:dateUtc="2025-07-26T18:37:00Z">
+        <w:t xml:space="preserve"> Kusko Main (median: 5.5%, range: 4.7-17.7%</w:t>
+      </w:r>
+      <w:proofErr w:type="gramStart"/>
+      <w:r>
+        <w:rPr>
+          <w:rFonts w:ascii="Garamond" w:hAnsi="Garamond"/>
+          <w:sz w:val="22"/>
+          <w:szCs w:val="22"/>
+          <w:rPrChange w:id="136" w:author="Benjamin J. Makhlouf" w:date="2025-07-26T11:37:00Z" w16du:dateUtc="2025-07-26T18:37:00Z">
             <w:rPr>
               <w:rFonts w:ascii="Garamond" w:hAnsi="Garamond"/>
               <w:sz w:val="20"/>
@@ -8278,15 +7608,15 @@
             </w:rPr>
           </w:rPrChange>
         </w:rPr>
-        <w:t xml:space="preserve"> Kusko Main (median: 5.5%, range: 4.7-17.7%</w:t>
-      </w:r>
-      <w:proofErr w:type="gramStart"/>
-      <w:r>
-        <w:rPr>
-          <w:rFonts w:ascii="Garamond" w:hAnsi="Garamond"/>
-          <w:sz w:val="22"/>
-          <w:szCs w:val="22"/>
-          <w:rPrChange w:id="197" w:author="Benjamin J. Makhlouf" w:date="2025-07-26T11:37:00Z" w16du:dateUtc="2025-07-26T18:37:00Z">
+        <w:t>) ,</w:t>
+      </w:r>
+      <w:proofErr w:type="gramEnd"/>
+      <w:r>
+        <w:rPr>
+          <w:rFonts w:ascii="Garamond" w:hAnsi="Garamond"/>
+          <w:sz w:val="22"/>
+          <w:szCs w:val="22"/>
+          <w:rPrChange w:id="137" w:author="Benjamin J. Makhlouf" w:date="2025-07-26T11:37:00Z" w16du:dateUtc="2025-07-26T18:37:00Z">
             <w:rPr>
               <w:rFonts w:ascii="Garamond" w:hAnsi="Garamond"/>
               <w:sz w:val="20"/>
@@ -8294,15 +7624,15 @@
             </w:rPr>
           </w:rPrChange>
         </w:rPr>
-        <w:t>) ,</w:t>
-      </w:r>
-      <w:proofErr w:type="gramEnd"/>
-      <w:r>
-        <w:rPr>
-          <w:rFonts w:ascii="Garamond" w:hAnsi="Garamond"/>
-          <w:sz w:val="22"/>
-          <w:szCs w:val="22"/>
-          <w:rPrChange w:id="198" w:author="Benjamin J. Makhlouf" w:date="2025-07-26T11:37:00Z" w16du:dateUtc="2025-07-26T18:37:00Z">
+        <w:t xml:space="preserve"> and </w:t>
+      </w:r>
+      <w:proofErr w:type="spellStart"/>
+      <w:r>
+        <w:rPr>
+          <w:rFonts w:ascii="Garamond" w:hAnsi="Garamond"/>
+          <w:sz w:val="22"/>
+          <w:szCs w:val="22"/>
+          <w:rPrChange w:id="138" w:author="Benjamin J. Makhlouf" w:date="2025-07-26T11:37:00Z" w16du:dateUtc="2025-07-26T18:37:00Z">
             <w:rPr>
               <w:rFonts w:ascii="Garamond" w:hAnsi="Garamond"/>
               <w:sz w:val="20"/>
@@ -8310,15 +7640,15 @@
             </w:rPr>
           </w:rPrChange>
         </w:rPr>
-        <w:t xml:space="preserve"> and </w:t>
-      </w:r>
-      <w:proofErr w:type="spellStart"/>
-      <w:r>
-        <w:rPr>
-          <w:rFonts w:ascii="Garamond" w:hAnsi="Garamond"/>
-          <w:sz w:val="22"/>
-          <w:szCs w:val="22"/>
-          <w:rPrChange w:id="199" w:author="Benjamin J. Makhlouf" w:date="2025-07-26T11:37:00Z" w16du:dateUtc="2025-07-26T18:37:00Z">
+        <w:t>Hohlitna</w:t>
+      </w:r>
+      <w:proofErr w:type="spellEnd"/>
+      <w:r>
+        <w:rPr>
+          <w:rFonts w:ascii="Garamond" w:hAnsi="Garamond"/>
+          <w:sz w:val="22"/>
+          <w:szCs w:val="22"/>
+          <w:rPrChange w:id="139" w:author="Benjamin J. Makhlouf" w:date="2025-07-26T11:37:00Z" w16du:dateUtc="2025-07-26T18:37:00Z">
             <w:rPr>
               <w:rFonts w:ascii="Garamond" w:hAnsi="Garamond"/>
               <w:sz w:val="20"/>
@@ -8326,15 +7656,15 @@
             </w:rPr>
           </w:rPrChange>
         </w:rPr>
-        <w:t>Hohlitna</w:t>
-      </w:r>
-      <w:proofErr w:type="spellEnd"/>
-      <w:r>
-        <w:rPr>
-          <w:rFonts w:ascii="Garamond" w:hAnsi="Garamond"/>
-          <w:sz w:val="22"/>
-          <w:szCs w:val="22"/>
-          <w:rPrChange w:id="200" w:author="Benjamin J. Makhlouf" w:date="2025-07-26T11:37:00Z" w16du:dateUtc="2025-07-26T18:37:00Z">
+        <w:t xml:space="preserve"> </w:t>
+      </w:r>
+      <w:proofErr w:type="gramStart"/>
+      <w:r>
+        <w:rPr>
+          <w:rFonts w:ascii="Garamond" w:hAnsi="Garamond"/>
+          <w:sz w:val="22"/>
+          <w:szCs w:val="22"/>
+          <w:rPrChange w:id="140" w:author="Benjamin J. Makhlouf" w:date="2025-07-26T11:37:00Z" w16du:dateUtc="2025-07-26T18:37:00Z">
             <w:rPr>
               <w:rFonts w:ascii="Garamond" w:hAnsi="Garamond"/>
               <w:sz w:val="20"/>
@@ -8342,15 +7672,15 @@
             </w:rPr>
           </w:rPrChange>
         </w:rPr>
-        <w:t xml:space="preserve"> </w:t>
-      </w:r>
-      <w:proofErr w:type="gramStart"/>
-      <w:r>
-        <w:rPr>
-          <w:rFonts w:ascii="Garamond" w:hAnsi="Garamond"/>
-          <w:sz w:val="22"/>
-          <w:szCs w:val="22"/>
-          <w:rPrChange w:id="201" w:author="Benjamin J. Makhlouf" w:date="2025-07-26T11:37:00Z" w16du:dateUtc="2025-07-26T18:37:00Z">
+        <w:t>( median</w:t>
+      </w:r>
+      <w:proofErr w:type="gramEnd"/>
+      <w:r>
+        <w:rPr>
+          <w:rFonts w:ascii="Garamond" w:hAnsi="Garamond"/>
+          <w:sz w:val="22"/>
+          <w:szCs w:val="22"/>
+          <w:rPrChange w:id="141" w:author="Benjamin J. Makhlouf" w:date="2025-07-26T11:37:00Z" w16du:dateUtc="2025-07-26T18:37:00Z">
             <w:rPr>
               <w:rFonts w:ascii="Garamond" w:hAnsi="Garamond"/>
               <w:sz w:val="20"/>
@@ -8358,15 +7688,15 @@
             </w:rPr>
           </w:rPrChange>
         </w:rPr>
-        <w:t>( median</w:t>
-      </w:r>
-      <w:proofErr w:type="gramEnd"/>
-      <w:r>
-        <w:rPr>
-          <w:rFonts w:ascii="Garamond" w:hAnsi="Garamond"/>
-          <w:sz w:val="22"/>
-          <w:szCs w:val="22"/>
-          <w:rPrChange w:id="202" w:author="Benjamin J. Makhlouf" w:date="2025-07-26T11:37:00Z" w16du:dateUtc="2025-07-26T18:37:00Z">
+        <w:t xml:space="preserve">: 5.6%, range: 2.7 – 18.4%) showed modest median protection, but with ranges that indicate a high level of protection in at least one year of our dataset. Several stocks lower in the watershed, however, received consistently minimal protection. Lower Kusko, </w:t>
+      </w:r>
+      <w:proofErr w:type="spellStart"/>
+      <w:r>
+        <w:rPr>
+          <w:rFonts w:ascii="Garamond" w:hAnsi="Garamond"/>
+          <w:sz w:val="22"/>
+          <w:szCs w:val="22"/>
+          <w:rPrChange w:id="142" w:author="Benjamin J. Makhlouf" w:date="2025-07-26T11:37:00Z" w16du:dateUtc="2025-07-26T18:37:00Z">
             <w:rPr>
               <w:rFonts w:ascii="Garamond" w:hAnsi="Garamond"/>
               <w:sz w:val="20"/>
@@ -8374,15 +7704,15 @@
             </w:rPr>
           </w:rPrChange>
         </w:rPr>
-        <w:t xml:space="preserve">: 5.6%, range: 2.7 – 18.4%) showed modest median protection, but with ranges that indicate a high level of protection in at least one year of our dataset. Several stocks lower in the watershed, however, received consistently minimal protection. Lower Kusko, </w:t>
-      </w:r>
-      <w:proofErr w:type="spellStart"/>
-      <w:r>
-        <w:rPr>
-          <w:rFonts w:ascii="Garamond" w:hAnsi="Garamond"/>
-          <w:sz w:val="22"/>
-          <w:szCs w:val="22"/>
-          <w:rPrChange w:id="203" w:author="Benjamin J. Makhlouf" w:date="2025-07-26T11:37:00Z" w16du:dateUtc="2025-07-26T18:37:00Z">
+        <w:t>Kisaralik</w:t>
+      </w:r>
+      <w:proofErr w:type="spellEnd"/>
+      <w:r>
+        <w:rPr>
+          <w:rFonts w:ascii="Garamond" w:hAnsi="Garamond"/>
+          <w:sz w:val="22"/>
+          <w:szCs w:val="22"/>
+          <w:rPrChange w:id="143" w:author="Benjamin J. Makhlouf" w:date="2025-07-26T11:37:00Z" w16du:dateUtc="2025-07-26T18:37:00Z">
             <w:rPr>
               <w:rFonts w:ascii="Garamond" w:hAnsi="Garamond"/>
               <w:sz w:val="20"/>
@@ -8390,15 +7720,15 @@
             </w:rPr>
           </w:rPrChange>
         </w:rPr>
-        <w:t>Kisaralik</w:t>
-      </w:r>
-      <w:proofErr w:type="spellEnd"/>
-      <w:r>
-        <w:rPr>
-          <w:rFonts w:ascii="Garamond" w:hAnsi="Garamond"/>
-          <w:sz w:val="22"/>
-          <w:szCs w:val="22"/>
-          <w:rPrChange w:id="204" w:author="Benjamin J. Makhlouf" w:date="2025-07-26T11:37:00Z" w16du:dateUtc="2025-07-26T18:37:00Z">
+        <w:t xml:space="preserve">, Aniak, </w:t>
+      </w:r>
+      <w:proofErr w:type="spellStart"/>
+      <w:r>
+        <w:rPr>
+          <w:rFonts w:ascii="Garamond" w:hAnsi="Garamond"/>
+          <w:sz w:val="22"/>
+          <w:szCs w:val="22"/>
+          <w:rPrChange w:id="144" w:author="Benjamin J. Makhlouf" w:date="2025-07-26T11:37:00Z" w16du:dateUtc="2025-07-26T18:37:00Z">
             <w:rPr>
               <w:rFonts w:ascii="Garamond" w:hAnsi="Garamond"/>
               <w:sz w:val="20"/>
@@ -8406,15 +7736,15 @@
             </w:rPr>
           </w:rPrChange>
         </w:rPr>
-        <w:t xml:space="preserve">, Aniak, </w:t>
-      </w:r>
-      <w:proofErr w:type="spellStart"/>
-      <w:r>
-        <w:rPr>
-          <w:rFonts w:ascii="Garamond" w:hAnsi="Garamond"/>
-          <w:sz w:val="22"/>
-          <w:szCs w:val="22"/>
-          <w:rPrChange w:id="205" w:author="Benjamin J. Makhlouf" w:date="2025-07-26T11:37:00Z" w16du:dateUtc="2025-07-26T18:37:00Z">
+        <w:t>Tuluksak</w:t>
+      </w:r>
+      <w:proofErr w:type="spellEnd"/>
+      <w:r>
+        <w:rPr>
+          <w:rFonts w:ascii="Garamond" w:hAnsi="Garamond"/>
+          <w:sz w:val="22"/>
+          <w:szCs w:val="22"/>
+          <w:rPrChange w:id="145" w:author="Benjamin J. Makhlouf" w:date="2025-07-26T11:37:00Z" w16du:dateUtc="2025-07-26T18:37:00Z">
             <w:rPr>
               <w:rFonts w:ascii="Garamond" w:hAnsi="Garamond"/>
               <w:sz w:val="20"/>
@@ -8422,15 +7752,15 @@
             </w:rPr>
           </w:rPrChange>
         </w:rPr>
-        <w:t>Tuluksak</w:t>
-      </w:r>
-      <w:proofErr w:type="spellEnd"/>
-      <w:r>
-        <w:rPr>
-          <w:rFonts w:ascii="Garamond" w:hAnsi="Garamond"/>
-          <w:sz w:val="22"/>
-          <w:szCs w:val="22"/>
-          <w:rPrChange w:id="206" w:author="Benjamin J. Makhlouf" w:date="2025-07-26T11:37:00Z" w16du:dateUtc="2025-07-26T18:37:00Z">
+        <w:t xml:space="preserve">, </w:t>
+      </w:r>
+      <w:proofErr w:type="spellStart"/>
+      <w:r>
+        <w:rPr>
+          <w:rFonts w:ascii="Garamond" w:hAnsi="Garamond"/>
+          <w:sz w:val="22"/>
+          <w:szCs w:val="22"/>
+          <w:rPrChange w:id="146" w:author="Benjamin J. Makhlouf" w:date="2025-07-26T11:37:00Z" w16du:dateUtc="2025-07-26T18:37:00Z">
             <w:rPr>
               <w:rFonts w:ascii="Garamond" w:hAnsi="Garamond"/>
               <w:sz w:val="20"/>
@@ -8438,15 +7768,15 @@
             </w:rPr>
           </w:rPrChange>
         </w:rPr>
-        <w:t xml:space="preserve">, </w:t>
-      </w:r>
-      <w:proofErr w:type="spellStart"/>
-      <w:r>
-        <w:rPr>
-          <w:rFonts w:ascii="Garamond" w:hAnsi="Garamond"/>
-          <w:sz w:val="22"/>
-          <w:szCs w:val="22"/>
-          <w:rPrChange w:id="207" w:author="Benjamin J. Makhlouf" w:date="2025-07-26T11:37:00Z" w16du:dateUtc="2025-07-26T18:37:00Z">
+        <w:t>Oskakawlik</w:t>
+      </w:r>
+      <w:proofErr w:type="spellEnd"/>
+      <w:r>
+        <w:rPr>
+          <w:rFonts w:ascii="Garamond" w:hAnsi="Garamond"/>
+          <w:sz w:val="22"/>
+          <w:szCs w:val="22"/>
+          <w:rPrChange w:id="147" w:author="Benjamin J. Makhlouf" w:date="2025-07-26T11:37:00Z" w16du:dateUtc="2025-07-26T18:37:00Z">
             <w:rPr>
               <w:rFonts w:ascii="Garamond" w:hAnsi="Garamond"/>
               <w:sz w:val="20"/>
@@ -8454,15 +7784,15 @@
             </w:rPr>
           </w:rPrChange>
         </w:rPr>
-        <w:t>Oskakawlik</w:t>
-      </w:r>
-      <w:proofErr w:type="spellEnd"/>
-      <w:r>
-        <w:rPr>
-          <w:rFonts w:ascii="Garamond" w:hAnsi="Garamond"/>
-          <w:sz w:val="22"/>
-          <w:szCs w:val="22"/>
-          <w:rPrChange w:id="208" w:author="Benjamin J. Makhlouf" w:date="2025-07-26T11:37:00Z" w16du:dateUtc="2025-07-26T18:37:00Z">
+        <w:t xml:space="preserve">, Kwethluk, and </w:t>
+      </w:r>
+      <w:proofErr w:type="spellStart"/>
+      <w:r>
+        <w:rPr>
+          <w:rFonts w:ascii="Garamond" w:hAnsi="Garamond"/>
+          <w:sz w:val="22"/>
+          <w:szCs w:val="22"/>
+          <w:rPrChange w:id="148" w:author="Benjamin J. Makhlouf" w:date="2025-07-26T11:37:00Z" w16du:dateUtc="2025-07-26T18:37:00Z">
             <w:rPr>
               <w:rFonts w:ascii="Garamond" w:hAnsi="Garamond"/>
               <w:sz w:val="20"/>
@@ -8470,15 +7800,15 @@
             </w:rPr>
           </w:rPrChange>
         </w:rPr>
-        <w:t xml:space="preserve">, Kwethluk, and </w:t>
-      </w:r>
-      <w:proofErr w:type="spellStart"/>
-      <w:r>
-        <w:rPr>
-          <w:rFonts w:ascii="Garamond" w:hAnsi="Garamond"/>
-          <w:sz w:val="22"/>
-          <w:szCs w:val="22"/>
-          <w:rPrChange w:id="209" w:author="Benjamin J. Makhlouf" w:date="2025-07-26T11:37:00Z" w16du:dateUtc="2025-07-26T18:37:00Z">
+        <w:t>Holitna</w:t>
+      </w:r>
+      <w:proofErr w:type="spellEnd"/>
+      <w:r>
+        <w:rPr>
+          <w:rFonts w:ascii="Garamond" w:hAnsi="Garamond"/>
+          <w:sz w:val="22"/>
+          <w:szCs w:val="22"/>
+          <w:rPrChange w:id="149" w:author="Benjamin J. Makhlouf" w:date="2025-07-26T11:37:00Z" w16du:dateUtc="2025-07-26T18:37:00Z">
             <w:rPr>
               <w:rFonts w:ascii="Garamond" w:hAnsi="Garamond"/>
               <w:sz w:val="20"/>
@@ -8486,15 +7816,14 @@
             </w:rPr>
           </w:rPrChange>
         </w:rPr>
-        <w:t>Holitna</w:t>
-      </w:r>
-      <w:proofErr w:type="spellEnd"/>
-      <w:r>
-        <w:rPr>
-          <w:rFonts w:ascii="Garamond" w:hAnsi="Garamond"/>
-          <w:sz w:val="22"/>
-          <w:szCs w:val="22"/>
-          <w:rPrChange w:id="210" w:author="Benjamin J. Makhlouf" w:date="2025-07-26T11:37:00Z" w16du:dateUtc="2025-07-26T18:37:00Z">
+        <w:t xml:space="preserve"> all demonstrated </w:t>
+      </w:r>
+      <w:r>
+        <w:rPr>
+          <w:rFonts w:ascii="Garamond" w:hAnsi="Garamond"/>
+          <w:sz w:val="22"/>
+          <w:szCs w:val="22"/>
+          <w:rPrChange w:id="150" w:author="Benjamin J. Makhlouf" w:date="2025-07-26T11:37:00Z" w16du:dateUtc="2025-07-26T18:37:00Z">
             <w:rPr>
               <w:rFonts w:ascii="Garamond" w:hAnsi="Garamond"/>
               <w:sz w:val="20"/>
@@ -8502,7 +7831,8 @@
             </w:rPr>
           </w:rPrChange>
         </w:rPr>
-        <w:t xml:space="preserve"> all demonstrated low protection rates (medians: 2.9-8.0%), with George River showing the lowest protection of all stocks (median: 3.9%, range: 1.7-8.4%), indicating that the vast majority of these stocks' contributions occur outside of the front-end closure window and are therefore subject to fishing pressure during the open fishing period.</w:t>
+        <w:lastRenderedPageBreak/>
+        <w:t>low protection rates (medians: 2.9-8.0%), with George River showing the lowest protection of all stocks (median: 3.9%, range: 1.7-8.4%), indicating that the vast majority of these stocks' contributions occur outside of the front-end closure window and are therefore subject to fishing pressure during the open fishing period.</w:t>
       </w:r>
     </w:p>
     <w:p>
@@ -8516,7 +7846,7 @@
           <w:sz w:val="22"/>
           <w:szCs w:val="22"/>
           <w:u w:val="single"/>
-          <w:rPrChange w:id="211" w:author="Benjamin J. Makhlouf" w:date="2025-07-26T11:38:00Z" w16du:dateUtc="2025-07-26T18:38:00Z">
+          <w:rPrChange w:id="151" w:author="Benjamin J. Makhlouf" w:date="2025-07-26T11:38:00Z" w16du:dateUtc="2025-07-26T18:38:00Z">
             <w:rPr>
               <w:rFonts w:ascii="Garamond" w:hAnsi="Garamond"/>
               <w:b/>
@@ -8534,7 +7864,7 @@
           <w:sz w:val="22"/>
           <w:szCs w:val="22"/>
           <w:u w:val="single"/>
-          <w:rPrChange w:id="212" w:author="Benjamin J. Makhlouf" w:date="2025-07-26T11:38:00Z" w16du:dateUtc="2025-07-26T18:38:00Z">
+          <w:rPrChange w:id="152" w:author="Benjamin J. Makhlouf" w:date="2025-07-26T11:38:00Z" w16du:dateUtc="2025-07-26T18:38:00Z">
             <w:rPr>
               <w:rFonts w:ascii="Garamond" w:hAnsi="Garamond"/>
               <w:b/>
@@ -8554,11 +7884,6 @@
           <w:rFonts w:ascii="Garamond" w:hAnsi="Garamond"/>
           <w:sz w:val="22"/>
           <w:szCs w:val="22"/>
-          <w:rPrChange w:id="213" w:author="Benjamin J. Makhlouf" w:date="2025-07-26T11:38:00Z" w16du:dateUtc="2025-07-26T18:38:00Z">
-            <w:rPr>
-              <w:rFonts w:ascii="Garamond" w:hAnsi="Garamond"/>
-            </w:rPr>
-          </w:rPrChange>
         </w:rPr>
       </w:pPr>
       <w:r>
@@ -8568,7 +7893,7 @@
           <w:bCs/>
           <w:sz w:val="22"/>
           <w:szCs w:val="22"/>
-          <w:rPrChange w:id="214" w:author="Benjamin J. Makhlouf" w:date="2025-07-26T11:38:00Z" w16du:dateUtc="2025-07-26T18:38:00Z">
+          <w:rPrChange w:id="153" w:author="Benjamin J. Makhlouf" w:date="2025-07-26T11:38:00Z" w16du:dateUtc="2025-07-26T18:38:00Z">
             <w:rPr>
               <w:rFonts w:ascii="Garamond" w:hAnsi="Garamond"/>
               <w:b/>
@@ -8583,24 +7908,35 @@
           <w:rFonts w:ascii="Garamond" w:hAnsi="Garamond"/>
           <w:sz w:val="22"/>
           <w:szCs w:val="22"/>
-          <w:rPrChange w:id="215" w:author="Benjamin J. Makhlouf" w:date="2025-07-26T11:38:00Z" w16du:dateUtc="2025-07-26T18:38:00Z">
+          <w:rPrChange w:id="154" w:author="Benjamin J. Makhlouf" w:date="2025-07-26T11:38:00Z" w16du:dateUtc="2025-07-26T18:38:00Z">
             <w:rPr>
               <w:rFonts w:ascii="Garamond" w:hAnsi="Garamond"/>
             </w:rPr>
           </w:rPrChange>
         </w:rPr>
-        <w:t xml:space="preserve">Understanding the spatial and temporal patterns governing salmon metapopulation dynamics is critical to developing management strategies which stabilize resource availability for downstream fisheries and build resilience to future </w:t>
-      </w:r>
-      <w:r>
-        <w:rPr>
-          <w:rFonts w:ascii="Garamond" w:hAnsi="Garamond"/>
-          <w:sz w:val="22"/>
-          <w:szCs w:val="22"/>
-          <w:rPrChange w:id="216" w:author="Benjamin J. Makhlouf" w:date="2025-07-26T11:38:00Z" w16du:dateUtc="2025-07-26T18:38:00Z">
-            <w:rPr>
-              <w:rFonts w:ascii="Garamond" w:hAnsi="Garamond"/>
-            </w:rPr>
-          </w:rPrChange>
+        <w:t>Understanding the spatial and temporal patterns governing metapopulation dynamic</w:t>
+      </w:r>
+      <w:r>
+        <w:rPr>
+          <w:rFonts w:ascii="Garamond" w:hAnsi="Garamond"/>
+          <w:sz w:val="22"/>
+          <w:szCs w:val="22"/>
+        </w:rPr>
+        <w:t>s</w:t>
+      </w:r>
+      <w:r>
+        <w:rPr>
+          <w:rFonts w:ascii="Garamond" w:hAnsi="Garamond"/>
+          <w:sz w:val="22"/>
+          <w:szCs w:val="22"/>
+        </w:rPr>
+        <w:t xml:space="preserve"> is critical to developing management strategies which stabilize resource availability and build resilience to future </w:t>
+      </w:r>
+      <w:r>
+        <w:rPr>
+          <w:rFonts w:ascii="Garamond" w:hAnsi="Garamond"/>
+          <w:sz w:val="22"/>
+          <w:szCs w:val="22"/>
         </w:rPr>
         <w:t>environmental change</w:t>
       </w:r>
@@ -8609,11 +7945,6 @@
           <w:rFonts w:ascii="Garamond" w:hAnsi="Garamond"/>
           <w:sz w:val="22"/>
           <w:szCs w:val="22"/>
-          <w:rPrChange w:id="217" w:author="Benjamin J. Makhlouf" w:date="2025-07-26T11:38:00Z" w16du:dateUtc="2025-07-26T18:38:00Z">
-            <w:rPr>
-              <w:rFonts w:ascii="Garamond" w:hAnsi="Garamond"/>
-            </w:rPr>
-          </w:rPrChange>
         </w:rPr>
         <w:t xml:space="preserve">. Here, we illustrate the spatiotemporal patterns of Chinook salmon </w:t>
       </w:r>
@@ -8622,11 +7953,6 @@
           <w:rFonts w:ascii="Garamond" w:hAnsi="Garamond"/>
           <w:sz w:val="22"/>
           <w:szCs w:val="22"/>
-          <w:rPrChange w:id="218" w:author="Benjamin J. Makhlouf" w:date="2025-07-26T11:38:00Z" w16du:dateUtc="2025-07-26T18:38:00Z">
-            <w:rPr>
-              <w:rFonts w:ascii="Garamond" w:hAnsi="Garamond"/>
-            </w:rPr>
-          </w:rPrChange>
         </w:rPr>
         <w:t xml:space="preserve">migration </w:t>
       </w:r>
@@ -8635,200 +7961,80 @@
           <w:rFonts w:ascii="Garamond" w:hAnsi="Garamond"/>
           <w:sz w:val="22"/>
           <w:szCs w:val="22"/>
-          <w:rPrChange w:id="219" w:author="Benjamin J. Makhlouf" w:date="2025-07-26T11:38:00Z" w16du:dateUtc="2025-07-26T18:38:00Z">
-            <w:rPr>
-              <w:rFonts w:ascii="Garamond" w:hAnsi="Garamond"/>
-            </w:rPr>
-          </w:rPrChange>
-        </w:rPr>
-        <w:t xml:space="preserve">in the Kuskokwim River-Basin, one of the largest salmon bearing watersheds in Alaska, over several years and at a finer spatial scale than is previously available. The results of our analysis demonstrate clear and consistent patterns of early return timing in stocks at the upper portion of the watershed, which has been observed in other salmon ecosystems </w:t>
-      </w:r>
-      <w:r>
-        <w:rPr>
-          <w:rFonts w:ascii="Garamond" w:hAnsi="Garamond"/>
-          <w:sz w:val="22"/>
-          <w:szCs w:val="22"/>
-          <w:highlight w:val="yellow"/>
-          <w:rPrChange w:id="220" w:author="Benjamin J. Makhlouf" w:date="2025-07-26T11:38:00Z" w16du:dateUtc="2025-07-26T18:38:00Z">
-            <w:rPr>
-              <w:rFonts w:ascii="Garamond" w:hAnsi="Garamond"/>
-            </w:rPr>
-          </w:rPrChange>
-        </w:rPr>
-        <w:t>(cite)</w:t>
-      </w:r>
-      <w:r>
-        <w:rPr>
-          <w:rFonts w:ascii="Garamond" w:hAnsi="Garamond"/>
-          <w:sz w:val="22"/>
-          <w:szCs w:val="22"/>
-          <w:rPrChange w:id="221" w:author="Benjamin J. Makhlouf" w:date="2025-07-26T11:38:00Z" w16du:dateUtc="2025-07-26T18:38:00Z">
-            <w:rPr>
-              <w:rFonts w:ascii="Garamond" w:hAnsi="Garamond"/>
-            </w:rPr>
-          </w:rPrChange>
-        </w:rPr>
-        <w:t xml:space="preserve"> and has been </w:t>
-      </w:r>
-      <w:del w:id="222" w:author="Daniel Schindler" w:date="2025-07-17T14:42:00Z" w16du:dateUtc="2025-07-17T22:42:00Z">
-        <w:r>
-          <w:rPr>
-            <w:rFonts w:ascii="Garamond" w:hAnsi="Garamond"/>
-            <w:sz w:val="22"/>
-            <w:szCs w:val="22"/>
-            <w:rPrChange w:id="223" w:author="Benjamin J. Makhlouf" w:date="2025-07-26T11:38:00Z" w16du:dateUtc="2025-07-26T18:38:00Z">
-              <w:rPr>
-                <w:rFonts w:ascii="Garamond" w:hAnsi="Garamond"/>
-              </w:rPr>
-            </w:rPrChange>
-          </w:rPr>
-          <w:delText xml:space="preserve">anecdotally </w:delText>
-        </w:r>
-      </w:del>
-      <w:r>
-        <w:rPr>
-          <w:rFonts w:ascii="Garamond" w:hAnsi="Garamond"/>
-          <w:sz w:val="22"/>
-          <w:szCs w:val="22"/>
-          <w:rPrChange w:id="224" w:author="Benjamin J. Makhlouf" w:date="2025-07-26T11:38:00Z" w16du:dateUtc="2025-07-26T18:38:00Z">
-            <w:rPr>
-              <w:rFonts w:ascii="Garamond" w:hAnsi="Garamond"/>
-            </w:rPr>
-          </w:rPrChange>
-        </w:rPr>
-        <w:t xml:space="preserve">preliminarily </w:t>
-      </w:r>
-      <w:r>
-        <w:rPr>
-          <w:rFonts w:ascii="Garamond" w:hAnsi="Garamond"/>
-          <w:sz w:val="22"/>
-          <w:szCs w:val="22"/>
-          <w:rPrChange w:id="225" w:author="Benjamin J. Makhlouf" w:date="2025-07-26T11:38:00Z" w16du:dateUtc="2025-07-26T18:38:00Z">
-            <w:rPr>
-              <w:rFonts w:ascii="Garamond" w:hAnsi="Garamond"/>
-            </w:rPr>
-          </w:rPrChange>
-        </w:rPr>
-        <w:t>observed in the basin</w:t>
-      </w:r>
-      <w:r>
-        <w:rPr>
-          <w:rFonts w:ascii="Garamond" w:hAnsi="Garamond"/>
-          <w:sz w:val="22"/>
-          <w:szCs w:val="22"/>
-          <w:rPrChange w:id="226" w:author="Benjamin J. Makhlouf" w:date="2025-07-26T11:38:00Z" w16du:dateUtc="2025-07-26T18:38:00Z">
-            <w:rPr>
-              <w:rFonts w:ascii="Garamond" w:hAnsi="Garamond"/>
-            </w:rPr>
-          </w:rPrChange>
-        </w:rPr>
-        <w:t xml:space="preserve"> based on telemetry studies (ADF&amp;G telemetry report)</w:t>
-      </w:r>
-      <w:r>
-        <w:rPr>
-          <w:rFonts w:ascii="Garamond" w:hAnsi="Garamond"/>
-          <w:sz w:val="22"/>
-          <w:szCs w:val="22"/>
-          <w:rPrChange w:id="227" w:author="Benjamin J. Makhlouf" w:date="2025-07-26T11:38:00Z" w16du:dateUtc="2025-07-26T18:38:00Z">
-            <w:rPr>
-              <w:rFonts w:ascii="Garamond" w:hAnsi="Garamond"/>
-            </w:rPr>
-          </w:rPrChange>
-        </w:rPr>
-        <w:t xml:space="preserve">. Our analysis quantifies the progression of run timing from upper Kuskokwim stocks such as Big River, Upper Kusko Main, and Swift in the earliest portions of the season to middle Kuskokwim stocks such as Stony, </w:t>
-      </w:r>
-      <w:proofErr w:type="spellStart"/>
-      <w:r>
-        <w:rPr>
-          <w:rFonts w:ascii="Garamond" w:hAnsi="Garamond"/>
-          <w:sz w:val="22"/>
-          <w:szCs w:val="22"/>
-          <w:rPrChange w:id="228" w:author="Benjamin J. Makhlouf" w:date="2025-07-26T11:38:00Z" w16du:dateUtc="2025-07-26T18:38:00Z">
-            <w:rPr>
-              <w:rFonts w:ascii="Garamond" w:hAnsi="Garamond"/>
-            </w:rPr>
-          </w:rPrChange>
-        </w:rPr>
-        <w:t>Holitna</w:t>
-      </w:r>
-      <w:proofErr w:type="spellEnd"/>
-      <w:r>
-        <w:rPr>
-          <w:rFonts w:ascii="Garamond" w:hAnsi="Garamond"/>
-          <w:sz w:val="22"/>
-          <w:szCs w:val="22"/>
-          <w:rPrChange w:id="229" w:author="Benjamin J. Makhlouf" w:date="2025-07-26T11:38:00Z" w16du:dateUtc="2025-07-26T18:38:00Z">
-            <w:rPr>
-              <w:rFonts w:ascii="Garamond" w:hAnsi="Garamond"/>
-            </w:rPr>
-          </w:rPrChange>
-        </w:rPr>
-        <w:t xml:space="preserve">, and Middle Kusko Main in the middle portion of the season, and finally to stocks at the lowest portions of the watershed (Aniak, Kwethluk, </w:t>
-      </w:r>
-      <w:proofErr w:type="spellStart"/>
-      <w:r>
-        <w:rPr>
-          <w:rFonts w:ascii="Garamond" w:hAnsi="Garamond"/>
-          <w:sz w:val="22"/>
-          <w:szCs w:val="22"/>
-          <w:rPrChange w:id="230" w:author="Benjamin J. Makhlouf" w:date="2025-07-26T11:38:00Z" w16du:dateUtc="2025-07-26T18:38:00Z">
-            <w:rPr>
-              <w:rFonts w:ascii="Garamond" w:hAnsi="Garamond"/>
-            </w:rPr>
-          </w:rPrChange>
-        </w:rPr>
-        <w:t>Kisaralik</w:t>
-      </w:r>
-      <w:proofErr w:type="spellEnd"/>
-      <w:r>
-        <w:rPr>
-          <w:rFonts w:ascii="Garamond" w:hAnsi="Garamond"/>
-          <w:sz w:val="22"/>
-          <w:szCs w:val="22"/>
-          <w:rPrChange w:id="231" w:author="Benjamin J. Makhlouf" w:date="2025-07-26T11:38:00Z" w16du:dateUtc="2025-07-26T18:38:00Z">
-            <w:rPr>
-              <w:rFonts w:ascii="Garamond" w:hAnsi="Garamond"/>
-            </w:rPr>
-          </w:rPrChange>
-        </w:rPr>
-        <w:t xml:space="preserve">) in the final portion of the run. In addition, our results highlight variability in returns among stocks at several spatial scales. For example, some stocks such as Big River contributed a consistently significant </w:t>
-      </w:r>
-      <w:r>
-        <w:rPr>
-          <w:rFonts w:ascii="Garamond" w:hAnsi="Garamond"/>
-          <w:sz w:val="22"/>
-          <w:szCs w:val="22"/>
-          <w:rPrChange w:id="232" w:author="Benjamin J. Makhlouf" w:date="2025-07-26T11:38:00Z" w16du:dateUtc="2025-07-26T18:38:00Z">
-            <w:rPr>
-              <w:rFonts w:ascii="Garamond" w:hAnsi="Garamond"/>
-            </w:rPr>
-          </w:rPrChange>
-        </w:rPr>
-        <w:lastRenderedPageBreak/>
-        <w:t xml:space="preserve">portion of the run across all years of our dataset. However, the relative contribution among stocks varies among years. For example, stocks such as East Fork Kuskokwim contributed significantly in some years and much lower in others. Given the dynamic nature of salmon ecosystems and well-established patterns of distributed risk across several year classes and life histories, </w:t>
-      </w:r>
-      <w:ins w:id="233" w:author="Benjamin J. Makhlouf" w:date="2025-07-26T11:39:00Z" w16du:dateUtc="2025-07-26T18:39:00Z">
-        <w:r>
-          <w:rPr>
-            <w:rFonts w:ascii="Garamond" w:hAnsi="Garamond"/>
-            <w:sz w:val="22"/>
-            <w:szCs w:val="22"/>
-          </w:rPr>
-          <w:t xml:space="preserve">this </w:t>
-        </w:r>
-      </w:ins>
-      <w:r>
-        <w:rPr>
-          <w:rFonts w:ascii="Garamond" w:hAnsi="Garamond"/>
-          <w:sz w:val="22"/>
-          <w:szCs w:val="22"/>
-          <w:rPrChange w:id="234" w:author="Benjamin J. Makhlouf" w:date="2025-07-26T11:38:00Z" w16du:dateUtc="2025-07-26T18:38:00Z">
-            <w:rPr>
-              <w:rFonts w:ascii="Garamond" w:hAnsi="Garamond"/>
-            </w:rPr>
-          </w:rPrChange>
-        </w:rPr>
-        <w:t xml:space="preserve">variability in relative stock contribution among years is expected.  </w:t>
+        </w:rPr>
+        <w:t>in the Kuskokwim River-Basin</w:t>
+      </w:r>
+      <w:r>
+        <w:rPr>
+          <w:rFonts w:ascii="Garamond" w:hAnsi="Garamond"/>
+          <w:sz w:val="22"/>
+          <w:szCs w:val="22"/>
+        </w:rPr>
+        <w:t xml:space="preserve"> </w:t>
+      </w:r>
+      <w:r>
+        <w:rPr>
+          <w:rFonts w:ascii="Garamond" w:hAnsi="Garamond"/>
+          <w:sz w:val="22"/>
+          <w:szCs w:val="22"/>
+        </w:rPr>
+        <w:t>over several years and at a finer spatial scale than previously available</w:t>
+      </w:r>
+      <w:r>
+        <w:rPr>
+          <w:rFonts w:ascii="Garamond" w:hAnsi="Garamond"/>
+          <w:sz w:val="22"/>
+          <w:szCs w:val="22"/>
+        </w:rPr>
+        <w:t>, revealing a clear and consistent pattern of early return timing for stocks in the upper portion of the watershed and progressively later return timing for those in the lower river. This pattern has been observed in other salmon ecosystems and preliminarily in the Kuskokwim river-basin</w:t>
+      </w:r>
+      <w:r>
+        <w:rPr>
+          <w:rFonts w:ascii="Garamond" w:hAnsi="Garamond"/>
+          <w:sz w:val="22"/>
+          <w:szCs w:val="22"/>
+        </w:rPr>
+        <w:t xml:space="preserve"> </w:t>
+      </w:r>
+      <w:r>
+        <w:rPr>
+          <w:rFonts w:ascii="Garamond" w:hAnsi="Garamond"/>
+          <w:sz w:val="22"/>
+          <w:szCs w:val="22"/>
+        </w:rPr>
+        <w:t>(Clark et al., 2015, Lillard report)</w:t>
+      </w:r>
+      <w:r>
+        <w:rPr>
+          <w:rFonts w:ascii="Garamond" w:hAnsi="Garamond"/>
+          <w:sz w:val="22"/>
+          <w:szCs w:val="22"/>
+        </w:rPr>
+        <w:t xml:space="preserve">. These analyses corroborate these </w:t>
+      </w:r>
+      <w:r>
+        <w:rPr>
+          <w:rFonts w:ascii="Garamond" w:hAnsi="Garamond"/>
+          <w:sz w:val="22"/>
+          <w:szCs w:val="22"/>
+        </w:rPr>
+        <w:t>findings and</w:t>
+      </w:r>
+      <w:r>
+        <w:rPr>
+          <w:rFonts w:ascii="Garamond" w:hAnsi="Garamond"/>
+          <w:sz w:val="22"/>
+          <w:szCs w:val="22"/>
+        </w:rPr>
+        <w:t xml:space="preserve"> demonstrate the consistency of this pattern over several years and overall run dynamics</w:t>
+      </w:r>
+      <w:r>
+        <w:rPr>
+          <w:rFonts w:ascii="Garamond" w:hAnsi="Garamond"/>
+          <w:sz w:val="22"/>
+          <w:szCs w:val="22"/>
+        </w:rPr>
+        <w:t xml:space="preserve">. The results of the cumulative distribution analysis, which illustrate the consistent pattern across all years regardless of the overall run timing indicate that this pattern is robust to changes in the timing and duration of the overall run. </w:t>
       </w:r>
     </w:p>
     <w:p>
@@ -8839,181 +8045,59 @@
           <w:rFonts w:ascii="Garamond" w:hAnsi="Garamond"/>
           <w:sz w:val="22"/>
           <w:szCs w:val="22"/>
-          <w:rPrChange w:id="235" w:author="Benjamin J. Makhlouf" w:date="2025-07-26T11:38:00Z" w16du:dateUtc="2025-07-26T18:38:00Z">
-            <w:rPr>
-              <w:rFonts w:ascii="Garamond" w:hAnsi="Garamond"/>
-            </w:rPr>
-          </w:rPrChange>
-        </w:rPr>
-      </w:pPr>
-      <w:r>
-        <w:rPr>
-          <w:rFonts w:ascii="Garamond" w:hAnsi="Garamond"/>
-          <w:sz w:val="22"/>
-          <w:szCs w:val="22"/>
-          <w:rPrChange w:id="236" w:author="Benjamin J. Makhlouf" w:date="2025-07-26T11:38:00Z" w16du:dateUtc="2025-07-26T18:38:00Z">
-            <w:rPr>
-              <w:rFonts w:ascii="Garamond" w:hAnsi="Garamond"/>
-            </w:rPr>
-          </w:rPrChange>
+        </w:rPr>
+      </w:pPr>
+      <w:r>
+        <w:rPr>
+          <w:rFonts w:ascii="Garamond" w:hAnsi="Garamond"/>
+          <w:sz w:val="22"/>
+          <w:szCs w:val="22"/>
         </w:rPr>
         <w:tab/>
-        <w:t xml:space="preserve">A gradient of return timing from the upper to lower stocks was further corroborated by </w:t>
-      </w:r>
-      <w:r>
-        <w:rPr>
-          <w:rFonts w:ascii="Garamond" w:hAnsi="Garamond"/>
-          <w:sz w:val="22"/>
-          <w:szCs w:val="22"/>
-          <w:rPrChange w:id="237" w:author="Benjamin J. Makhlouf" w:date="2025-07-26T11:38:00Z" w16du:dateUtc="2025-07-26T18:38:00Z">
-            <w:rPr>
-              <w:rFonts w:ascii="Garamond" w:hAnsi="Garamond"/>
-            </w:rPr>
-          </w:rPrChange>
-        </w:rPr>
-        <w:t xml:space="preserve">stock-specific </w:t>
-      </w:r>
-      <w:r>
-        <w:rPr>
-          <w:rFonts w:ascii="Garamond" w:hAnsi="Garamond"/>
-          <w:sz w:val="22"/>
-          <w:szCs w:val="22"/>
-          <w:rPrChange w:id="238" w:author="Benjamin J. Makhlouf" w:date="2025-07-26T11:38:00Z" w16du:dateUtc="2025-07-26T18:38:00Z">
-            <w:rPr>
-              <w:rFonts w:ascii="Garamond" w:hAnsi="Garamond"/>
-            </w:rPr>
-          </w:rPrChange>
-        </w:rPr>
-        <w:t>cumulative distribution</w:t>
-      </w:r>
-      <w:r>
-        <w:rPr>
-          <w:rFonts w:ascii="Garamond" w:hAnsi="Garamond"/>
-          <w:sz w:val="22"/>
-          <w:szCs w:val="22"/>
-          <w:rPrChange w:id="239" w:author="Benjamin J. Makhlouf" w:date="2025-07-26T11:38:00Z" w16du:dateUtc="2025-07-26T18:38:00Z">
-            <w:rPr>
-              <w:rFonts w:ascii="Garamond" w:hAnsi="Garamond"/>
-            </w:rPr>
-          </w:rPrChange>
-        </w:rPr>
-        <w:t>s over each season</w:t>
-      </w:r>
-      <w:r>
-        <w:rPr>
-          <w:rFonts w:ascii="Garamond" w:hAnsi="Garamond"/>
-          <w:sz w:val="22"/>
-          <w:szCs w:val="22"/>
-          <w:rPrChange w:id="240" w:author="Benjamin J. Makhlouf" w:date="2025-07-26T11:38:00Z" w16du:dateUtc="2025-07-26T18:38:00Z">
-            <w:rPr>
-              <w:rFonts w:ascii="Garamond" w:hAnsi="Garamond"/>
-            </w:rPr>
-          </w:rPrChange>
-        </w:rPr>
-        <w:t xml:space="preserve">, which displays return timing as a portion of each stock's total returns irrespective of its significance to the overall run. This analysis is also independent of the timing and duration of the overall returns to the basin, which may influence the proportion of CPUE within each quartile bin. Upper watershed stocks demonstrated characteristically steep early-season curves, with a pattern towards upper river stocks reaching </w:t>
-      </w:r>
-      <w:proofErr w:type="gramStart"/>
-      <w:r>
-        <w:rPr>
-          <w:rFonts w:ascii="Garamond" w:hAnsi="Garamond"/>
-          <w:sz w:val="22"/>
-          <w:szCs w:val="22"/>
-          <w:rPrChange w:id="241" w:author="Benjamin J. Makhlouf" w:date="2025-07-26T11:38:00Z" w16du:dateUtc="2025-07-26T18:38:00Z">
-            <w:rPr>
-              <w:rFonts w:ascii="Garamond" w:hAnsi="Garamond"/>
-            </w:rPr>
-          </w:rPrChange>
-        </w:rPr>
-        <w:t>the majority of</w:t>
-      </w:r>
-      <w:proofErr w:type="gramEnd"/>
-      <w:r>
-        <w:rPr>
-          <w:rFonts w:ascii="Garamond" w:hAnsi="Garamond"/>
-          <w:sz w:val="22"/>
-          <w:szCs w:val="22"/>
-          <w:rPrChange w:id="242" w:author="Benjamin J. Makhlouf" w:date="2025-07-26T11:38:00Z" w16du:dateUtc="2025-07-26T18:38:00Z">
-            <w:rPr>
-              <w:rFonts w:ascii="Garamond" w:hAnsi="Garamond"/>
-            </w:rPr>
-          </w:rPrChange>
-        </w:rPr>
-        <w:t xml:space="preserve"> the overall returns more quickly than middle and lower stocks, which tended to have more protracted return timing and later return timing. Interestingly, this pattern means that although middle and lower run stocks do not reach </w:t>
-      </w:r>
-      <w:proofErr w:type="gramStart"/>
-      <w:r>
-        <w:rPr>
-          <w:rFonts w:ascii="Garamond" w:hAnsi="Garamond"/>
-          <w:sz w:val="22"/>
-          <w:szCs w:val="22"/>
-          <w:rPrChange w:id="243" w:author="Benjamin J. Makhlouf" w:date="2025-07-26T11:38:00Z" w16du:dateUtc="2025-07-26T18:38:00Z">
-            <w:rPr>
-              <w:rFonts w:ascii="Garamond" w:hAnsi="Garamond"/>
-            </w:rPr>
-          </w:rPrChange>
-        </w:rPr>
-        <w:t>the majority of</w:t>
-      </w:r>
-      <w:proofErr w:type="gramEnd"/>
-      <w:r>
-        <w:rPr>
-          <w:rFonts w:ascii="Garamond" w:hAnsi="Garamond"/>
-          <w:sz w:val="22"/>
-          <w:szCs w:val="22"/>
-          <w:rPrChange w:id="244" w:author="Benjamin J. Makhlouf" w:date="2025-07-26T11:38:00Z" w16du:dateUtc="2025-07-26T18:38:00Z">
-            <w:rPr>
-              <w:rFonts w:ascii="Garamond" w:hAnsi="Garamond"/>
-            </w:rPr>
-          </w:rPrChange>
-        </w:rPr>
-        <w:t xml:space="preserve"> their run until later in the season, they contributed modestly throughout the full duration of the run in many </w:t>
-      </w:r>
-      <w:commentRangeStart w:id="245"/>
-      <w:r>
-        <w:rPr>
-          <w:rFonts w:ascii="Garamond" w:hAnsi="Garamond"/>
-          <w:sz w:val="22"/>
-          <w:szCs w:val="22"/>
-          <w:rPrChange w:id="246" w:author="Benjamin J. Makhlouf" w:date="2025-07-26T11:38:00Z" w16du:dateUtc="2025-07-26T18:38:00Z">
-            <w:rPr>
-              <w:rFonts w:ascii="Garamond" w:hAnsi="Garamond"/>
-            </w:rPr>
-          </w:rPrChange>
-        </w:rPr>
-        <w:t>cases</w:t>
-      </w:r>
-      <w:commentRangeEnd w:id="245"/>
-      <w:r>
-        <w:rPr>
-          <w:rStyle w:val="CommentReference"/>
-          <w:rFonts w:ascii="Garamond" w:eastAsiaTheme="minorHAnsi" w:hAnsi="Garamond" w:cstheme="minorBidi"/>
-          <w:kern w:val="2"/>
-          <w:sz w:val="22"/>
-          <w:szCs w:val="22"/>
-          <w14:ligatures w14:val="standardContextual"/>
-          <w:rPrChange w:id="247" w:author="Benjamin J. Makhlouf" w:date="2025-07-26T11:38:00Z" w16du:dateUtc="2025-07-26T18:38:00Z">
-            <w:rPr>
-              <w:rStyle w:val="CommentReference"/>
-              <w:rFonts w:asciiTheme="minorHAnsi" w:eastAsiaTheme="minorHAnsi" w:hAnsiTheme="minorHAnsi" w:cstheme="minorBidi"/>
-              <w:kern w:val="2"/>
-              <w14:ligatures w14:val="standardContextual"/>
-            </w:rPr>
-          </w:rPrChange>
-        </w:rPr>
-        <w:commentReference w:id="245"/>
-      </w:r>
-      <w:r>
-        <w:rPr>
-          <w:rFonts w:ascii="Garamond" w:hAnsi="Garamond"/>
-          <w:sz w:val="22"/>
-          <w:szCs w:val="22"/>
-          <w:rPrChange w:id="248" w:author="Benjamin J. Makhlouf" w:date="2025-07-26T11:38:00Z" w16du:dateUtc="2025-07-26T18:38:00Z">
-            <w:rPr>
-              <w:rFonts w:ascii="Garamond" w:hAnsi="Garamond"/>
-            </w:rPr>
-          </w:rPrChange>
-        </w:rPr>
-        <w:t xml:space="preserve">. </w:t>
+        <w:t>A consistent contribution of upper Kuskokwim stocks to the earliest portion of the run has significant implications for management using a front-end closure</w:t>
+      </w:r>
+      <w:r>
+        <w:rPr>
+          <w:rFonts w:ascii="Garamond" w:hAnsi="Garamond"/>
+          <w:sz w:val="22"/>
+          <w:szCs w:val="22"/>
+        </w:rPr>
+        <w:t>, which disproportionately protects upper Kuskokwim stocks from exploitation pressure as compared to stocks in the middle or lower portions of the basin. Stocks found above the Stony River were afforded &gt;10% protection from a front-end closure ending on June 11</w:t>
+      </w:r>
+      <w:r>
+        <w:rPr>
+          <w:rFonts w:ascii="Garamond" w:hAnsi="Garamond"/>
+          <w:sz w:val="22"/>
+          <w:szCs w:val="22"/>
+          <w:vertAlign w:val="superscript"/>
+        </w:rPr>
+        <w:t>th</w:t>
+      </w:r>
+      <w:r>
+        <w:rPr>
+          <w:rFonts w:ascii="Garamond" w:hAnsi="Garamond"/>
+          <w:sz w:val="22"/>
+          <w:szCs w:val="22"/>
+        </w:rPr>
+        <w:t xml:space="preserve"> on average, with some years providing &gt;30% protection for several stocks. A notable exception is the </w:t>
+      </w:r>
+      <w:proofErr w:type="spellStart"/>
+      <w:r>
+        <w:rPr>
+          <w:rFonts w:ascii="Garamond" w:hAnsi="Garamond"/>
+          <w:sz w:val="22"/>
+          <w:szCs w:val="22"/>
+        </w:rPr>
+        <w:t>Takotna</w:t>
+      </w:r>
+      <w:proofErr w:type="spellEnd"/>
+      <w:r>
+        <w:rPr>
+          <w:rFonts w:ascii="Garamond" w:hAnsi="Garamond"/>
+          <w:sz w:val="22"/>
+          <w:szCs w:val="22"/>
+        </w:rPr>
+        <w:t xml:space="preserve"> and Nixon Fork stocks, which received lower mean protection as compared to other stocks found in a similar region of the watershed. </w:t>
       </w:r>
     </w:p>
     <w:p>
@@ -9024,13 +8108,64 @@
           <w:rFonts w:ascii="Garamond" w:hAnsi="Garamond"/>
           <w:sz w:val="22"/>
           <w:szCs w:val="22"/>
-          <w:rPrChange w:id="249" w:author="Benjamin J. Makhlouf" w:date="2025-07-26T11:38:00Z" w16du:dateUtc="2025-07-26T18:38:00Z">
-            <w:rPr>
-              <w:rFonts w:ascii="Garamond" w:hAnsi="Garamond"/>
-            </w:rPr>
-          </w:rPrChange>
-        </w:rPr>
-      </w:pPr>
+        </w:rPr>
+      </w:pPr>
+    </w:p>
+    <w:p>
+      <w:pPr>
+        <w:pStyle w:val="whitespace-normal"/>
+        <w:spacing w:line="480" w:lineRule="auto"/>
+        <w:rPr>
+          <w:rFonts w:ascii="Garamond" w:hAnsi="Garamond"/>
+          <w:sz w:val="22"/>
+          <w:szCs w:val="22"/>
+        </w:rPr>
+      </w:pPr>
+      <w:r>
+        <w:rPr>
+          <w:rFonts w:ascii="Garamond" w:hAnsi="Garamond"/>
+          <w:sz w:val="22"/>
+          <w:szCs w:val="22"/>
+        </w:rPr>
+        <w:lastRenderedPageBreak/>
+        <w:tab/>
+      </w:r>
+      <w:r>
+        <w:rPr>
+          <w:rFonts w:ascii="Garamond" w:hAnsi="Garamond"/>
+          <w:sz w:val="22"/>
+          <w:szCs w:val="22"/>
+        </w:rPr>
+        <w:t xml:space="preserve"> </w:t>
+      </w:r>
+    </w:p>
+    <w:p>
+      <w:pPr>
+        <w:pStyle w:val="whitespace-normal"/>
+        <w:spacing w:line="480" w:lineRule="auto"/>
+        <w:rPr>
+          <w:ins w:id="155" w:author="Benjamin J. Makhlouf" w:date="2025-07-26T11:41:00Z" w16du:dateUtc="2025-07-26T18:41:00Z"/>
+          <w:rFonts w:ascii="Garamond" w:hAnsi="Garamond"/>
+          <w:sz w:val="22"/>
+          <w:szCs w:val="22"/>
+        </w:rPr>
+      </w:pPr>
+      <w:r>
+        <w:rPr>
+          <w:rFonts w:ascii="Garamond" w:hAnsi="Garamond"/>
+          <w:sz w:val="22"/>
+          <w:szCs w:val="22"/>
+        </w:rPr>
+        <w:tab/>
+      </w:r>
+      <w:r>
+        <w:rPr>
+          <w:rFonts w:ascii="Garamond" w:hAnsi="Garamond"/>
+          <w:sz w:val="22"/>
+          <w:szCs w:val="22"/>
+        </w:rPr>
+        <w:t xml:space="preserve"> </w:t>
+      </w:r>
     </w:p>
     <w:p>
       <w:pPr>
@@ -9038,93 +8173,79 @@
         <w:spacing w:line="480" w:lineRule="auto"/>
         <w:ind w:firstLine="720"/>
         <w:rPr>
-          <w:ins w:id="250" w:author="Benjamin J. Makhlouf" w:date="2025-07-26T11:41:00Z" w16du:dateUtc="2025-07-26T18:41:00Z"/>
-          <w:rFonts w:ascii="Garamond" w:hAnsi="Garamond"/>
-          <w:sz w:val="22"/>
-          <w:szCs w:val="22"/>
-        </w:rPr>
-      </w:pPr>
-      <w:r>
-        <w:rPr>
-          <w:rFonts w:ascii="Garamond" w:hAnsi="Garamond"/>
-          <w:sz w:val="22"/>
-          <w:szCs w:val="22"/>
-          <w:rPrChange w:id="251" w:author="Benjamin J. Makhlouf" w:date="2025-07-26T11:38:00Z" w16du:dateUtc="2025-07-26T18:38:00Z">
-            <w:rPr>
-              <w:rFonts w:ascii="Garamond" w:hAnsi="Garamond"/>
-            </w:rPr>
-          </w:rPrChange>
-        </w:rPr>
-        <w:t>Despite varying total run size, timing, and duration, the relative timing patterns among management units remained consistent among all years of our dataset with the timing offset between upper and lower stocks persisting regardless of the run dynamics. Interestingly, this pattern held throughout all years of our dataset despite significant differences in both the duration, magnitude, and timing of the total return</w:t>
-      </w:r>
-      <w:ins w:id="252" w:author="Benjamin J. Makhlouf" w:date="2025-07-26T11:40:00Z" w16du:dateUtc="2025-07-26T18:40:00Z">
-        <w:r>
-          <w:rPr>
-            <w:rFonts w:ascii="Garamond" w:hAnsi="Garamond"/>
-            <w:sz w:val="22"/>
-            <w:szCs w:val="22"/>
-          </w:rPr>
-          <w:t xml:space="preserve">, suggesting </w:t>
-        </w:r>
-      </w:ins>
-      <w:del w:id="253" w:author="Benjamin J. Makhlouf" w:date="2025-07-26T11:40:00Z" w16du:dateUtc="2025-07-26T18:40:00Z">
-        <w:r>
-          <w:rPr>
-            <w:rFonts w:ascii="Garamond" w:hAnsi="Garamond"/>
-            <w:sz w:val="22"/>
-            <w:szCs w:val="22"/>
-            <w:rPrChange w:id="254" w:author="Benjamin J. Makhlouf" w:date="2025-07-26T11:38:00Z" w16du:dateUtc="2025-07-26T18:38:00Z">
-              <w:rPr>
-                <w:rFonts w:ascii="Garamond" w:hAnsi="Garamond"/>
-              </w:rPr>
-            </w:rPrChange>
-          </w:rPr>
-          <w:delText xml:space="preserve">. This suggests </w:delText>
-        </w:r>
-      </w:del>
-      <w:r>
-        <w:rPr>
-          <w:rFonts w:ascii="Garamond" w:hAnsi="Garamond"/>
-          <w:sz w:val="22"/>
-          <w:szCs w:val="22"/>
-          <w:rPrChange w:id="255" w:author="Benjamin J. Makhlouf" w:date="2025-07-26T11:38:00Z" w16du:dateUtc="2025-07-26T18:38:00Z">
-            <w:rPr>
-              <w:rFonts w:ascii="Garamond" w:hAnsi="Garamond"/>
-            </w:rPr>
-          </w:rPrChange>
-        </w:rPr>
-        <w:t xml:space="preserve">that shifts to the timing of basin-wide returns (i.e. an anomalously early run) may be the result of </w:t>
-      </w:r>
-      <w:r>
-        <w:rPr>
-          <w:rFonts w:ascii="Garamond" w:hAnsi="Garamond"/>
-          <w:sz w:val="22"/>
-          <w:szCs w:val="22"/>
-          <w:rPrChange w:id="256" w:author="Benjamin J. Makhlouf" w:date="2025-07-26T11:38:00Z" w16du:dateUtc="2025-07-26T18:38:00Z">
-            <w:rPr>
-              <w:rFonts w:ascii="Garamond" w:hAnsi="Garamond"/>
-            </w:rPr>
-          </w:rPrChange>
-        </w:rPr>
-        <w:t xml:space="preserve">a shift in the phenology of all stocks rather than a changes to a single stock or series of stocks. </w:t>
-      </w:r>
+          <w:rFonts w:ascii="Garamond" w:hAnsi="Garamond"/>
+          <w:sz w:val="22"/>
+          <w:szCs w:val="22"/>
+        </w:rPr>
+      </w:pPr>
     </w:p>
     <w:p>
       <w:pPr>
         <w:pStyle w:val="whitespace-normal"/>
+        <w:numPr>
+          <w:ilvl w:val="1"/>
+          <w:numId w:val="8"/>
+        </w:numPr>
         <w:spacing w:line="480" w:lineRule="auto"/>
-        <w:ind w:firstLine="720"/>
-        <w:rPr>
-          <w:rFonts w:ascii="Garamond" w:hAnsi="Garamond"/>
-          <w:sz w:val="22"/>
-          <w:szCs w:val="22"/>
-          <w:rPrChange w:id="257" w:author="Benjamin J. Makhlouf" w:date="2025-07-26T11:38:00Z" w16du:dateUtc="2025-07-26T18:38:00Z">
-            <w:rPr>
-              <w:rFonts w:ascii="Garamond" w:hAnsi="Garamond"/>
-            </w:rPr>
-          </w:rPrChange>
-        </w:rPr>
-      </w:pPr>
+      </w:pPr>
+      <w:r>
+        <w:t xml:space="preserve">The highest median contribution was all Upper Kuskokwim stocks. </w:t>
+      </w:r>
+      <w:proofErr w:type="spellStart"/>
+      <w:r>
+        <w:t>Takotna</w:t>
+      </w:r>
+      <w:proofErr w:type="spellEnd"/>
+      <w:r>
+        <w:t xml:space="preserve"> and Nixon fork are an exception.</w:t>
+      </w:r>
+    </w:p>
+    <w:p>
+      <w:pPr>
+        <w:pStyle w:val="whitespace-normal"/>
+        <w:numPr>
+          <w:ilvl w:val="1"/>
+          <w:numId w:val="8"/>
+        </w:numPr>
+        <w:spacing w:line="480" w:lineRule="auto"/>
+      </w:pPr>
+      <w:r>
+        <w:t xml:space="preserve">Big range and outliers, indicating variability among years in the protection afforded, which may be the result of differences in total run timing or big contribution years for a given stock. </w:t>
+      </w:r>
+    </w:p>
+    <w:p>
+      <w:pPr>
+        <w:pStyle w:val="whitespace-normal"/>
+        <w:numPr>
+          <w:ilvl w:val="1"/>
+          <w:numId w:val="8"/>
+        </w:numPr>
+        <w:spacing w:line="480" w:lineRule="auto"/>
+      </w:pPr>
+      <w:r>
+        <w:t xml:space="preserve">Front end closure appears to successfully protect upper Kuskokwim stocks </w:t>
+      </w:r>
+    </w:p>
+    <w:p>
+      <w:pPr>
+        <w:pStyle w:val="whitespace-normal"/>
+        <w:numPr>
+          <w:ilvl w:val="2"/>
+          <w:numId w:val="8"/>
+        </w:numPr>
+        <w:spacing w:line="480" w:lineRule="auto"/>
+      </w:pPr>
+      <w:r>
+        <w:t xml:space="preserve">Connect to intro discussion about </w:t>
+      </w:r>
+      <w:proofErr w:type="gramStart"/>
+      <w:r>
+        <w:t>this stabilizing downstream dynamics</w:t>
+      </w:r>
+      <w:proofErr w:type="gramEnd"/>
+      <w:r>
+        <w:t xml:space="preserve"> + extending timing of fishing opp.</w:t>
+      </w:r>
     </w:p>
     <w:p>
       <w:pPr>
@@ -9135,8 +8256,13 @@
         </w:numPr>
         <w:spacing w:line="480" w:lineRule="auto"/>
       </w:pPr>
-      <w:r>
-        <w:t xml:space="preserve">Front end Closure </w:t>
+      <w:proofErr w:type="spellStart"/>
+      <w:r>
+        <w:t>Agnowleding</w:t>
+      </w:r>
+      <w:proofErr w:type="spellEnd"/>
+      <w:r>
+        <w:t xml:space="preserve"> limitations and assumptions. </w:t>
       </w:r>
     </w:p>
     <w:p>
@@ -9149,16 +8275,12 @@
         <w:spacing w:line="480" w:lineRule="auto"/>
       </w:pPr>
       <w:r>
-        <w:lastRenderedPageBreak/>
-        <w:t xml:space="preserve">The highest median contribution was all Upper Kuskokwim stocks. </w:t>
-      </w:r>
-      <w:proofErr w:type="spellStart"/>
-      <w:r>
-        <w:t>Takotna</w:t>
-      </w:r>
-      <w:proofErr w:type="spellEnd"/>
-      <w:r>
-        <w:t xml:space="preserve"> and Nixon fork are an exception.</w:t>
+        <w:rPr>
+          <w:rFonts w:ascii="Garamond" w:hAnsi="Garamond"/>
+          <w:sz w:val="22"/>
+          <w:szCs w:val="22"/>
+        </w:rPr>
+        <w:t xml:space="preserve">lack of verification </w:t>
       </w:r>
     </w:p>
     <w:p>
@@ -9171,7 +8293,12 @@
         <w:spacing w:line="480" w:lineRule="auto"/>
       </w:pPr>
       <w:r>
-        <w:t xml:space="preserve">Big range and outliers, indicating variability among years in the protection afforded, which may be the result of differences in total run timing or big contribution years for a given stock. </w:t>
+        <w:rPr>
+          <w:rFonts w:ascii="Garamond" w:hAnsi="Garamond"/>
+          <w:sz w:val="22"/>
+          <w:szCs w:val="22"/>
+        </w:rPr>
+        <w:t xml:space="preserve">Extrapolation of sample size </w:t>
       </w:r>
     </w:p>
     <w:p>
@@ -9184,29 +8311,87 @@
         <w:spacing w:line="480" w:lineRule="auto"/>
       </w:pPr>
       <w:r>
-        <w:t xml:space="preserve">Front end closure appears to successfully protect upper Kuskokwim stocks </w:t>
+        <w:rPr>
+          <w:rFonts w:ascii="Garamond" w:hAnsi="Garamond"/>
+          <w:sz w:val="22"/>
+          <w:szCs w:val="22"/>
+        </w:rPr>
+        <w:t xml:space="preserve">Differences in run timing, resulting in </w:t>
+      </w:r>
+      <w:r>
+        <w:rPr>
+          <w:rFonts w:ascii="Garamond" w:hAnsi="Garamond"/>
+          <w:sz w:val="22"/>
+          <w:szCs w:val="22"/>
+        </w:rPr>
+        <w:t xml:space="preserve">inconsistent binning proportions </w:t>
       </w:r>
     </w:p>
     <w:p>
       <w:pPr>
         <w:pStyle w:val="whitespace-normal"/>
         <w:numPr>
-          <w:ilvl w:val="2"/>
+          <w:ilvl w:val="1"/>
           <w:numId w:val="8"/>
         </w:numPr>
         <w:spacing w:line="480" w:lineRule="auto"/>
       </w:pPr>
       <w:r>
-        <w:t xml:space="preserve">Connect to intro discussion about </w:t>
-      </w:r>
-      <w:proofErr w:type="gramStart"/>
-      <w:r>
-        <w:t>this stabilizing downstream dynamics</w:t>
-      </w:r>
-      <w:proofErr w:type="gramEnd"/>
-      <w:r>
-        <w:t xml:space="preserve"> + extending timing of fishing opp.</w:t>
-      </w:r>
+        <w:rPr>
+          <w:rFonts w:ascii="Garamond" w:hAnsi="Garamond"/>
+          <w:sz w:val="22"/>
+          <w:szCs w:val="22"/>
+        </w:rPr>
+        <w:t xml:space="preserve">However, clear and </w:t>
+      </w:r>
+      <w:proofErr w:type="spellStart"/>
+      <w:r>
+        <w:rPr>
+          <w:rFonts w:ascii="Garamond" w:hAnsi="Garamond"/>
+          <w:sz w:val="22"/>
+          <w:szCs w:val="22"/>
+        </w:rPr>
+        <w:t>consistant</w:t>
+      </w:r>
+      <w:proofErr w:type="spellEnd"/>
+      <w:r>
+        <w:rPr>
+          <w:rFonts w:ascii="Garamond" w:hAnsi="Garamond"/>
+          <w:sz w:val="22"/>
+          <w:szCs w:val="22"/>
+        </w:rPr>
+        <w:t xml:space="preserve"> patterns follow what we expect based on anecdotal evidence and other studies </w:t>
+      </w:r>
+      <w:proofErr w:type="spellStart"/>
+      <w:r>
+        <w:rPr>
+          <w:rFonts w:ascii="Garamond" w:hAnsi="Garamond"/>
+          <w:sz w:val="22"/>
+          <w:szCs w:val="22"/>
+        </w:rPr>
+        <w:t>snd</w:t>
+      </w:r>
+      <w:proofErr w:type="spellEnd"/>
+      <w:r>
+        <w:rPr>
+          <w:rFonts w:ascii="Garamond" w:hAnsi="Garamond"/>
+          <w:sz w:val="22"/>
+          <w:szCs w:val="22"/>
+        </w:rPr>
+        <w:t xml:space="preserve"> provides a finer and more complete estimate than is available. </w:t>
+      </w:r>
+    </w:p>
+    <w:p>
+      <w:pPr>
+        <w:pStyle w:val="whitespace-normal"/>
+        <w:spacing w:line="480" w:lineRule="auto"/>
+        <w:ind w:left="360"/>
+        <w:rPr>
+          <w:rFonts w:ascii="Garamond" w:hAnsi="Garamond"/>
+          <w:sz w:val="22"/>
+          <w:szCs w:val="22"/>
+        </w:rPr>
+      </w:pPr>
     </w:p>
     <w:p>
       <w:pPr>
@@ -9216,143 +8401,24 @@
           <w:numId w:val="8"/>
         </w:numPr>
         <w:spacing w:line="480" w:lineRule="auto"/>
-      </w:pPr>
-      <w:proofErr w:type="spellStart"/>
-      <w:r>
-        <w:t>Agnowleding</w:t>
-      </w:r>
-      <w:proofErr w:type="spellEnd"/>
-      <w:r>
-        <w:t xml:space="preserve"> limitations and assumptions. </w:t>
-      </w:r>
-    </w:p>
-    <w:p>
-      <w:pPr>
-        <w:pStyle w:val="whitespace-normal"/>
-        <w:numPr>
-          <w:ilvl w:val="1"/>
-          <w:numId w:val="8"/>
-        </w:numPr>
-        <w:spacing w:line="480" w:lineRule="auto"/>
-      </w:pPr>
-      <w:r>
-        <w:rPr>
-          <w:rFonts w:ascii="Garamond" w:hAnsi="Garamond"/>
-          <w:sz w:val="22"/>
-          <w:szCs w:val="22"/>
-        </w:rPr>
-        <w:t xml:space="preserve">lack of verification </w:t>
-      </w:r>
-    </w:p>
-    <w:p>
-      <w:pPr>
-        <w:pStyle w:val="whitespace-normal"/>
-        <w:numPr>
-          <w:ilvl w:val="1"/>
-          <w:numId w:val="8"/>
-        </w:numPr>
-        <w:spacing w:line="480" w:lineRule="auto"/>
-      </w:pPr>
-      <w:r>
-        <w:rPr>
-          <w:rFonts w:ascii="Garamond" w:hAnsi="Garamond"/>
-          <w:sz w:val="22"/>
-          <w:szCs w:val="22"/>
-        </w:rPr>
-        <w:t xml:space="preserve">Extrapolation of sample size </w:t>
-      </w:r>
-    </w:p>
-    <w:p>
-      <w:pPr>
-        <w:pStyle w:val="whitespace-normal"/>
-        <w:numPr>
-          <w:ilvl w:val="1"/>
-          <w:numId w:val="8"/>
-        </w:numPr>
-        <w:spacing w:line="480" w:lineRule="auto"/>
-      </w:pPr>
-      <w:r>
-        <w:rPr>
-          <w:rFonts w:ascii="Garamond" w:hAnsi="Garamond"/>
-          <w:sz w:val="22"/>
-          <w:szCs w:val="22"/>
-        </w:rPr>
-        <w:t xml:space="preserve">Differences in run timing, resulting in </w:t>
-      </w:r>
-      <w:r>
-        <w:rPr>
-          <w:rFonts w:ascii="Garamond" w:hAnsi="Garamond"/>
-          <w:sz w:val="22"/>
-          <w:szCs w:val="22"/>
-        </w:rPr>
-        <w:t xml:space="preserve">inconsistent binning proportions </w:t>
-      </w:r>
-    </w:p>
-    <w:p>
-      <w:pPr>
-        <w:pStyle w:val="whitespace-normal"/>
-        <w:numPr>
-          <w:ilvl w:val="1"/>
-          <w:numId w:val="8"/>
-        </w:numPr>
-        <w:spacing w:line="480" w:lineRule="auto"/>
-      </w:pPr>
-      <w:r>
-        <w:rPr>
-          <w:rFonts w:ascii="Garamond" w:hAnsi="Garamond"/>
-          <w:sz w:val="22"/>
-          <w:szCs w:val="22"/>
-        </w:rPr>
-        <w:t xml:space="preserve">However, clear and </w:t>
-      </w:r>
-      <w:proofErr w:type="spellStart"/>
-      <w:r>
-        <w:rPr>
-          <w:rFonts w:ascii="Garamond" w:hAnsi="Garamond"/>
-          <w:sz w:val="22"/>
-          <w:szCs w:val="22"/>
-        </w:rPr>
-        <w:t>consistant</w:t>
-      </w:r>
-      <w:proofErr w:type="spellEnd"/>
-      <w:r>
-        <w:rPr>
-          <w:rFonts w:ascii="Garamond" w:hAnsi="Garamond"/>
-          <w:sz w:val="22"/>
-          <w:szCs w:val="22"/>
-        </w:rPr>
-        <w:t xml:space="preserve"> patterns follow what we expect based on anecdotal evidence and other studies </w:t>
-      </w:r>
-      <w:proofErr w:type="spellStart"/>
-      <w:r>
-        <w:rPr>
-          <w:rFonts w:ascii="Garamond" w:hAnsi="Garamond"/>
-          <w:sz w:val="22"/>
-          <w:szCs w:val="22"/>
-        </w:rPr>
-        <w:t>snd</w:t>
-      </w:r>
-      <w:proofErr w:type="spellEnd"/>
-      <w:r>
-        <w:rPr>
-          <w:rFonts w:ascii="Garamond" w:hAnsi="Garamond"/>
-          <w:sz w:val="22"/>
-          <w:szCs w:val="22"/>
-        </w:rPr>
-        <w:t xml:space="preserve"> provides a finer and more complete estimate than is available. </w:t>
-      </w:r>
-    </w:p>
-    <w:p>
-      <w:pPr>
-        <w:pStyle w:val="whitespace-normal"/>
-        <w:spacing w:line="480" w:lineRule="auto"/>
-        <w:ind w:left="360"/>
-        <w:rPr>
-          <w:rFonts w:ascii="Garamond" w:hAnsi="Garamond"/>
-          <w:sz w:val="22"/>
-          <w:szCs w:val="22"/>
-        </w:rPr>
-      </w:pPr>
+        <w:rPr>
+          <w:rFonts w:ascii="Garamond" w:hAnsi="Garamond"/>
+          <w:b/>
+          <w:bCs/>
+          <w:sz w:val="22"/>
+          <w:szCs w:val="22"/>
+        </w:rPr>
+      </w:pPr>
+      <w:r>
+        <w:rPr>
+          <w:rFonts w:ascii="Garamond" w:hAnsi="Garamond"/>
+          <w:b/>
+          <w:bCs/>
+          <w:sz w:val="22"/>
+          <w:szCs w:val="22"/>
+        </w:rPr>
+        <w:t>Generally, understanding spatial ecology is key to maintaining diversity through harvest and conservation strategies</w:t>
+      </w:r>
     </w:p>
     <w:p>
       <w:pPr>
@@ -9378,17 +8444,10 @@
           <w:sz w:val="22"/>
           <w:szCs w:val="22"/>
         </w:rPr>
-        <w:t>Generally, understanding spatial ecology is key to maintaining diversity through harvest and conservation strategies</w:t>
-      </w:r>
-    </w:p>
-    <w:p>
-      <w:pPr>
-        <w:pStyle w:val="whitespace-normal"/>
-        <w:numPr>
-          <w:ilvl w:val="0"/>
-          <w:numId w:val="8"/>
-        </w:numPr>
-        <w:spacing w:line="480" w:lineRule="auto"/>
+        <w:t xml:space="preserve">Thoughts on how to finish this </w:t>
+      </w:r>
+      <w:proofErr w:type="gramStart"/>
+      <w:r>
         <w:rPr>
           <w:rFonts w:ascii="Garamond" w:hAnsi="Garamond"/>
           <w:b/>
@@ -9396,7 +8455,9 @@
           <w:sz w:val="22"/>
           <w:szCs w:val="22"/>
         </w:rPr>
-      </w:pPr>
+        <w:t>up?</w:t>
+      </w:r>
+      <w:proofErr w:type="gramEnd"/>
       <w:r>
         <w:rPr>
           <w:rFonts w:ascii="Garamond" w:hAnsi="Garamond"/>
@@ -9405,31 +8466,9 @@
           <w:sz w:val="22"/>
           <w:szCs w:val="22"/>
         </w:rPr>
-        <w:t xml:space="preserve">Thoughts on how to finish this </w:t>
-      </w:r>
-      <w:proofErr w:type="gramStart"/>
-      <w:r>
-        <w:rPr>
-          <w:rFonts w:ascii="Garamond" w:hAnsi="Garamond"/>
-          <w:b/>
-          <w:bCs/>
-          <w:sz w:val="22"/>
-          <w:szCs w:val="22"/>
-        </w:rPr>
-        <w:t>up?</w:t>
-      </w:r>
-      <w:proofErr w:type="gramEnd"/>
-      <w:r>
-        <w:rPr>
-          <w:rFonts w:ascii="Garamond" w:hAnsi="Garamond"/>
-          <w:b/>
-          <w:bCs/>
-          <w:sz w:val="22"/>
-          <w:szCs w:val="22"/>
-        </w:rPr>
         <w:t xml:space="preserve"> </w:t>
       </w:r>
-      <w:ins w:id="258" w:author="Daniel Schindler" w:date="2025-07-17T14:47:00Z" w16du:dateUtc="2025-07-17T22:47:00Z">
+      <w:ins w:id="156" w:author="Daniel Schindler" w:date="2025-07-17T14:47:00Z" w16du:dateUtc="2025-07-17T22:47:00Z">
         <w:r>
           <w:rPr>
             <w:rFonts w:ascii="Garamond" w:hAnsi="Garamond"/>
@@ -9441,7 +8480,7 @@
           <w:t xml:space="preserve">Should argue that upriver stocks are most vulnerable to </w:t>
         </w:r>
       </w:ins>
-      <w:ins w:id="259" w:author="Daniel Schindler" w:date="2025-07-17T14:48:00Z" w16du:dateUtc="2025-07-17T22:48:00Z">
+      <w:ins w:id="157" w:author="Daniel Schindler" w:date="2025-07-17T14:48:00Z" w16du:dateUtc="2025-07-17T22:48:00Z">
         <w:r>
           <w:rPr>
             <w:rFonts w:ascii="Garamond" w:hAnsi="Garamond"/>
@@ -9450,10 +8489,21 @@
             <w:sz w:val="22"/>
             <w:szCs w:val="22"/>
           </w:rPr>
-          <w:t>overfishing since they migrate first but also have shorter migration seasons (assuming they do – see note above). Thus, the front end closures are a type of time management that has potential to maintain biocomplex</w:t>
+          <w:t xml:space="preserve">overfishing since they migrate first but also have shorter migration seasons (assuming they </w:t>
+        </w:r>
+        <w:r>
+          <w:rPr>
+            <w:rFonts w:ascii="Garamond" w:hAnsi="Garamond"/>
+            <w:b/>
+            <w:bCs/>
+            <w:sz w:val="22"/>
+            <w:szCs w:val="22"/>
+          </w:rPr>
+          <w:lastRenderedPageBreak/>
+          <w:t>do – see note above). Thus, the front end closures are a type of time management that has potential to maintain biocomplex</w:t>
         </w:r>
       </w:ins>
-      <w:ins w:id="260" w:author="Daniel Schindler" w:date="2025-07-17T14:49:00Z" w16du:dateUtc="2025-07-17T22:49:00Z">
+      <w:ins w:id="158" w:author="Daniel Schindler" w:date="2025-07-17T14:49:00Z" w16du:dateUtc="2025-07-17T22:49:00Z">
         <w:r>
           <w:rPr>
             <w:rFonts w:ascii="Garamond" w:hAnsi="Garamond"/>
@@ -9481,7 +8531,7 @@
 
 <file path=word/comments.xml><?xml version="1.0" encoding="utf-8"?>
 <w:comments xmlns:wpc="http://schemas.microsoft.com/office/word/2010/wordprocessingCanvas" xmlns:cx="http://schemas.microsoft.com/office/drawing/2014/chartex" xmlns:cx1="http://schemas.microsoft.com/office/drawing/2015/9/8/chartex" xmlns:cx2="http://schemas.microsoft.com/office/drawing/2015/10/21/chartex" xmlns:cx3="http://schemas.microsoft.com/office/drawing/2016/5/9/chartex" xmlns:cx4="http://schemas.microsoft.com/office/drawing/2016/5/10/chartex" xmlns:cx5="http://schemas.microsoft.com/office/drawing/2016/5/11/chartex" xmlns:cx6="http://schemas.microsoft.com/office/drawing/2016/5/12/chartex" xmlns:cx7="http://schemas.microsoft.com/office/drawing/2016/5/13/chartex" xmlns:cx8="http://schemas.microsoft.com/office/drawing/2016/5/14/chartex" xmlns:mc="http://schemas.openxmlformats.org/markup-compatibility/2006" xmlns:aink="http://schemas.microsoft.com/office/drawing/2016/ink" xmlns:am3d="http://schemas.microsoft.com/office/drawing/2017/model3d" xmlns:o="urn:schemas-microsoft-com:office:office" xmlns:oel="http://schemas.microsoft.com/office/2019/extlst" xmlns:r="http://schemas.openxmlformats.org/officeDocument/2006/relationships" xmlns:m="http://schemas.openxmlformats.org/officeDocument/2006/math" xmlns:v="urn:schemas-microsoft-com:vml" xmlns:wp14="http://schemas.microsoft.com/office/word/2010/wordprocessingDrawing" xmlns:wp="http://schemas.openxmlformats.org/drawingml/2006/wordprocessingDrawing" xmlns:w10="urn:schemas-microsoft-com:office:word" xmlns:w="http://schemas.openxmlformats.org/wordprocessingml/2006/main" xmlns:w14="http://schemas.microsoft.com/office/word/2010/wordml" xmlns:w15="http://schemas.microsoft.com/office/word/2012/wordml" xmlns:w16cex="http://schemas.microsoft.com/office/word/2018/wordml/cex" xmlns:w16cid="http://schemas.microsoft.com/office/word/2016/wordml/cid" xmlns:w16="http://schemas.microsoft.com/office/word/2018/wordml" xmlns:w16du="http://schemas.microsoft.com/office/word/2023/wordml/word16du" xmlns:w16sdtdh="http://schemas.microsoft.com/office/word/2020/wordml/sdtdatahash" xmlns:w16sdtfl="http://schemas.microsoft.com/office/word/2024/wordml/sdtformatlock" xmlns:w16se="http://schemas.microsoft.com/office/word/2015/wordml/symex" xmlns:wpg="http://schemas.microsoft.com/office/word/2010/wordprocessingGroup" xmlns:wpi="http://schemas.microsoft.com/office/word/2010/wordprocessingInk" xmlns:wne="http://schemas.microsoft.com/office/word/2006/wordml" xmlns:wps="http://schemas.microsoft.com/office/word/2010/wordprocessingShape" mc:Ignorable="w14 w15 w16se w16cid w16 w16cex w16sdtdh w16sdtfl w16du wp14">
-  <w:comment w:id="9" w:author="Benjamin J. Makhlouf" w:date="2025-07-26T11:23:00Z" w:initials="b">
+  <w:comment w:id="0" w:author="Benjamin J. Makhlouf" w:date="2025-07-26T11:23:00Z" w:initials="b">
     <w:p>
       <w:r>
         <w:rPr>
@@ -9498,7 +8548,7 @@
       </w:r>
     </w:p>
   </w:comment>
-  <w:comment w:id="14" w:author="Daniel Schindler" w:date="2025-07-17T12:25:00Z" w:initials="DS">
+  <w:comment w:id="1" w:author="Daniel Schindler" w:date="2025-07-17T12:57:00Z" w:initials="DS">
     <w:p>
       <w:pPr>
         <w:pStyle w:val="CommentText"/>
@@ -9510,11 +8560,11 @@
         <w:annotationRef/>
       </w:r>
       <w:r>
-        <w:t>Need a different title to emphasize time closures to protect biodiversity</w:t>
+        <w:t>Need to reorganize this to broaden scope a bit for J Appl Ecology</w:t>
       </w:r>
     </w:p>
   </w:comment>
-  <w:comment w:id="23" w:author="Daniel Schindler" w:date="2025-07-17T12:57:00Z" w:initials="DS">
+  <w:comment w:id="2" w:author="Daniel Schindler" w:date="2025-07-17T13:14:00Z" w:initials="DS">
     <w:p>
       <w:pPr>
         <w:pStyle w:val="CommentText"/>
@@ -9526,11 +8576,11 @@
         <w:annotationRef/>
       </w:r>
       <w:r>
-        <w:t>Need to reorganize this to broaden scope a bit for J Appl Ecology</w:t>
+        <w:t>I will come back to this later.</w:t>
       </w:r>
     </w:p>
   </w:comment>
-  <w:comment w:id="24" w:author="Daniel Schindler" w:date="2025-07-17T13:14:00Z" w:initials="DS">
+  <w:comment w:id="5" w:author="Daniel Schindler" w:date="2025-06-27T11:54:00Z" w:initials="DS">
     <w:p>
       <w:pPr>
         <w:pStyle w:val="CommentText"/>
@@ -9542,27 +8592,11 @@
         <w:annotationRef/>
       </w:r>
       <w:r>
-        <w:t>I will come back to this later.</w:t>
+        <w:t>We should try to track down that ADF&amp;G tech report that described their telemetry results. Jordan Head was a co-author. Zach Liller would have been as well, I think.</w:t>
       </w:r>
     </w:p>
   </w:comment>
-  <w:comment w:id="28" w:author="Daniel Schindler" w:date="2025-06-27T11:54:00Z" w:initials="DS">
-    <w:p>
-      <w:pPr>
-        <w:pStyle w:val="CommentText"/>
-      </w:pPr>
-      <w:r>
-        <w:rPr>
-          <w:rStyle w:val="CommentReference"/>
-        </w:rPr>
-        <w:annotationRef/>
-      </w:r>
-      <w:r>
-        <w:t>We should try to track down that ADF&amp;G tech report that described their telemetry results. Jordan Head was a co-author. Zach Liller would have been as well, I think.</w:t>
-      </w:r>
-    </w:p>
-  </w:comment>
-  <w:comment w:id="44" w:author="Benjamin J. Makhlouf" w:date="2025-07-26T11:26:00Z" w:initials="b">
+  <w:comment w:id="51" w:author="Benjamin J. Makhlouf" w:date="2025-07-26T13:08:00Z" w:initials="b">
     <w:p>
       <w:r>
         <w:rPr>
@@ -9575,142 +8609,7 @@
           <w:sz w:val="20"/>
           <w:szCs w:val="20"/>
         </w:rPr>
-        <w:t>Note to self: Find in sean's old papers</w:t>
-      </w:r>
-    </w:p>
-    <w:p/>
-  </w:comment>
-  <w:comment w:id="89" w:author="Benjamin J. Makhlouf" w:date="2025-07-26T13:08:00Z" w:initials="b">
-    <w:p>
-      <w:r>
-        <w:rPr>
-          <w:rStyle w:val="CommentReference"/>
-        </w:rPr>
-        <w:annotationRef/>
-      </w:r>
-      <w:r>
-        <w:rPr>
-          <w:sz w:val="20"/>
-          <w:szCs w:val="20"/>
-        </w:rPr>
         <w:t>I cant seem to find this specific mention</w:t>
-      </w:r>
-    </w:p>
-  </w:comment>
-  <w:comment w:id="101" w:author="Benjamin J. Makhlouf" w:date="2025-07-26T11:31:00Z" w:initials="b">
-    <w:p>
-      <w:r>
-        <w:rPr>
-          <w:rStyle w:val="CommentReference"/>
-        </w:rPr>
-        <w:annotationRef/>
-      </w:r>
-      <w:r>
-        <w:rPr>
-          <w:sz w:val="20"/>
-          <w:szCs w:val="20"/>
-        </w:rPr>
-        <w:t>Note to self: Add citation here</w:t>
-      </w:r>
-    </w:p>
-  </w:comment>
-  <w:comment w:id="103" w:author="Benjamin J. Makhlouf" w:date="2025-07-26T11:32:00Z" w:initials="b">
-    <w:p>
-      <w:r>
-        <w:rPr>
-          <w:rStyle w:val="CommentReference"/>
-        </w:rPr>
-        <w:annotationRef/>
-      </w:r>
-      <w:r>
-        <w:rPr>
-          <w:sz w:val="20"/>
-          <w:szCs w:val="20"/>
-        </w:rPr>
-        <w:t xml:space="preserve">Add correct figure here </w:t>
-      </w:r>
-    </w:p>
-    <w:p/>
-  </w:comment>
-  <w:comment w:id="105" w:author="Daniel Schindler" w:date="2025-07-17T13:34:00Z" w:initials="DS">
-    <w:p>
-      <w:pPr>
-        <w:pStyle w:val="CommentText"/>
-      </w:pPr>
-      <w:r>
-        <w:rPr>
-          <w:rStyle w:val="CommentReference"/>
-        </w:rPr>
-        <w:annotationRef/>
-      </w:r>
-      <w:r>
-        <w:t>Put this into the figure caption</w:t>
-      </w:r>
-    </w:p>
-  </w:comment>
-  <w:comment w:id="107" w:author="Daniel Schindler" w:date="2025-07-17T13:42:00Z" w:initials="DS">
-    <w:p>
-      <w:pPr>
-        <w:pStyle w:val="CommentText"/>
-      </w:pPr>
-      <w:r>
-        <w:rPr>
-          <w:rStyle w:val="CommentReference"/>
-        </w:rPr>
-        <w:annotationRef/>
-      </w:r>
-      <w:r>
-        <w:t>Into figure caption</w:t>
-      </w:r>
-    </w:p>
-  </w:comment>
-  <w:comment w:id="116" w:author="bmak29" w:date="2025-07-03T09:59:00Z" w:initials="b">
-    <w:p>
-      <w:r>
-        <w:rPr>
-          <w:rStyle w:val="CommentReference"/>
-        </w:rPr>
-        <w:annotationRef/>
-      </w:r>
-      <w:r>
-        <w:rPr>
-          <w:color w:val="000000"/>
-          <w:sz w:val="20"/>
-          <w:szCs w:val="20"/>
-        </w:rPr>
-        <w:t>Need to find these.. and will add a short description of their collection/analysis to the methods and a supplemental.</w:t>
-      </w:r>
-    </w:p>
-  </w:comment>
-  <w:comment w:id="117" w:author="Daniel Schindler" w:date="2025-07-17T13:43:00Z" w:initials="DS">
-    <w:p>
-      <w:pPr>
-        <w:pStyle w:val="CommentText"/>
-      </w:pPr>
-      <w:r>
-        <w:rPr>
-          <w:rStyle w:val="CommentReference"/>
-        </w:rPr>
-        <w:annotationRef/>
-      </w:r>
-      <w:r>
-        <w:t>Rely on the French et al. 2020 paper here. The SSN are laid out there… in fact the isoscape is actually in that paper. Pretty sure it is the same one you are using.</w:t>
-      </w:r>
-    </w:p>
-  </w:comment>
-  <w:comment w:id="245" w:author="Daniel Schindler" w:date="2025-07-17T14:47:00Z" w:initials="DS">
-    <w:p>
-      <w:pPr>
-        <w:pStyle w:val="CommentText"/>
-      </w:pPr>
-      <w:r>
-        <w:rPr>
-          <w:rStyle w:val="CommentReference"/>
-        </w:rPr>
-        <w:annotationRef/>
-      </w:r>
-      <w:r>
-        <w:t>I wonder if it is worth calculating the length of time for some arbitrary % of the run to accumulate and compare this to position in the watershed. E.g, it takes 20 days for 90% of stock x to migrate through the lower river, while it take 30 days for river Y. Shorter windows would make those stocks more vulnerable to fisheries.</w:t>
       </w:r>
     </w:p>
   </w:comment>
@@ -9720,57 +8619,30 @@
 <file path=word/commentsExtended.xml><?xml version="1.0" encoding="utf-8"?>
 <w15:commentsEx xmlns:wpc="http://schemas.microsoft.com/office/word/2010/wordprocessingCanvas" xmlns:cx="http://schemas.microsoft.com/office/drawing/2014/chartex" xmlns:cx1="http://schemas.microsoft.com/office/drawing/2015/9/8/chartex" xmlns:cx2="http://schemas.microsoft.com/office/drawing/2015/10/21/chartex" xmlns:cx3="http://schemas.microsoft.com/office/drawing/2016/5/9/chartex" xmlns:cx4="http://schemas.microsoft.com/office/drawing/2016/5/10/chartex" xmlns:cx5="http://schemas.microsoft.com/office/drawing/2016/5/11/chartex" xmlns:cx6="http://schemas.microsoft.com/office/drawing/2016/5/12/chartex" xmlns:cx7="http://schemas.microsoft.com/office/drawing/2016/5/13/chartex" xmlns:cx8="http://schemas.microsoft.com/office/drawing/2016/5/14/chartex" xmlns:mc="http://schemas.openxmlformats.org/markup-compatibility/2006" xmlns:aink="http://schemas.microsoft.com/office/drawing/2016/ink" xmlns:am3d="http://schemas.microsoft.com/office/drawing/2017/model3d" xmlns:o="urn:schemas-microsoft-com:office:office" xmlns:oel="http://schemas.microsoft.com/office/2019/extlst" xmlns:r="http://schemas.openxmlformats.org/officeDocument/2006/relationships" xmlns:m="http://schemas.openxmlformats.org/officeDocument/2006/math" xmlns:v="urn:schemas-microsoft-com:vml" xmlns:wp14="http://schemas.microsoft.com/office/word/2010/wordprocessingDrawing" xmlns:wp="http://schemas.openxmlformats.org/drawingml/2006/wordprocessingDrawing" xmlns:w10="urn:schemas-microsoft-com:office:word" xmlns:w="http://schemas.openxmlformats.org/wordprocessingml/2006/main" xmlns:w14="http://schemas.microsoft.com/office/word/2010/wordml" xmlns:w15="http://schemas.microsoft.com/office/word/2012/wordml" xmlns:w16cex="http://schemas.microsoft.com/office/word/2018/wordml/cex" xmlns:w16cid="http://schemas.microsoft.com/office/word/2016/wordml/cid" xmlns:w16="http://schemas.microsoft.com/office/word/2018/wordml" xmlns:w16du="http://schemas.microsoft.com/office/word/2023/wordml/word16du" xmlns:w16sdtdh="http://schemas.microsoft.com/office/word/2020/wordml/sdtdatahash" xmlns:w16sdtfl="http://schemas.microsoft.com/office/word/2024/wordml/sdtformatlock" xmlns:w16se="http://schemas.microsoft.com/office/word/2015/wordml/symex" xmlns:wpg="http://schemas.microsoft.com/office/word/2010/wordprocessingGroup" xmlns:wpi="http://schemas.microsoft.com/office/word/2010/wordprocessingInk" xmlns:wne="http://schemas.microsoft.com/office/word/2006/wordml" xmlns:wps="http://schemas.microsoft.com/office/word/2010/wordprocessingShape" mc:Ignorable="w14 w15 w16se w16cid w16 w16cex w16sdtdh w16sdtfl w16du wp14">
   <w15:commentEx w15:paraId="545E12D6" w15:done="0"/>
-  <w15:commentEx w15:paraId="68C1DA6D" w15:done="0"/>
   <w15:commentEx w15:paraId="2AD4524E" w15:done="0"/>
   <w15:commentEx w15:paraId="0DA0C363" w15:paraIdParent="2AD4524E" w15:done="0"/>
   <w15:commentEx w15:paraId="75633029" w15:done="0"/>
-  <w15:commentEx w15:paraId="48BA107A" w15:done="0"/>
   <w15:commentEx w15:paraId="4E90B050" w15:done="0"/>
-  <w15:commentEx w15:paraId="6C8DD3E4" w15:done="0"/>
-  <w15:commentEx w15:paraId="53427C37" w15:done="0"/>
-  <w15:commentEx w15:paraId="766F9961" w15:done="0"/>
-  <w15:commentEx w15:paraId="5A0BD90B" w15:done="0"/>
-  <w15:commentEx w15:paraId="20BC9ADA" w15:done="0"/>
-  <w15:commentEx w15:paraId="00B872BD" w15:paraIdParent="20BC9ADA" w15:done="0"/>
-  <w15:commentEx w15:paraId="2CA10A03" w15:done="0"/>
 </w15:commentsEx>
 </file>
 
 <file path=word/commentsExtensible.xml><?xml version="1.0" encoding="utf-8"?>
 <w16cex:commentsExtensible xmlns:wpc="http://schemas.microsoft.com/office/word/2010/wordprocessingCanvas" xmlns:cx="http://schemas.microsoft.com/office/drawing/2014/chartex" xmlns:cx1="http://schemas.microsoft.com/office/drawing/2015/9/8/chartex" xmlns:cx2="http://schemas.microsoft.com/office/drawing/2015/10/21/chartex" xmlns:cx3="http://schemas.microsoft.com/office/drawing/2016/5/9/chartex" xmlns:cx4="http://schemas.microsoft.com/office/drawing/2016/5/10/chartex" xmlns:cx5="http://schemas.microsoft.com/office/drawing/2016/5/11/chartex" xmlns:cx6="http://schemas.microsoft.com/office/drawing/2016/5/12/chartex" xmlns:cx7="http://schemas.microsoft.com/office/drawing/2016/5/13/chartex" xmlns:cx8="http://schemas.microsoft.com/office/drawing/2016/5/14/chartex" xmlns:cr="http://schemas.microsoft.com/office/comments/2020/reactions" xmlns:mc="http://schemas.openxmlformats.org/markup-compatibility/2006" xmlns:aink="http://schemas.microsoft.com/office/drawing/2016/ink" xmlns:am3d="http://schemas.microsoft.com/office/drawing/2017/model3d" xmlns:o="urn:schemas-microsoft-com:office:office" xmlns:oel="http://schemas.microsoft.com/office/2019/extlst" xmlns:r="http://schemas.openxmlformats.org/officeDocument/2006/relationships" xmlns:m="http://schemas.openxmlformats.org/officeDocument/2006/math" xmlns:v="urn:schemas-microsoft-com:vml" xmlns:wp14="http://schemas.microsoft.com/office/word/2010/wordprocessingDrawing" xmlns:wp="http://schemas.openxmlformats.org/drawingml/2006/wordprocessingDrawing" xmlns:w10="urn:schemas-microsoft-com:office:word" xmlns:w="http://schemas.openxmlformats.org/wordprocessingml/2006/main" xmlns:w14="http://schemas.microsoft.com/office/word/2010/wordml" xmlns:w15="http://schemas.microsoft.com/office/word/2012/wordml" xmlns:w16cex="http://schemas.microsoft.com/office/word/2018/wordml/cex" xmlns:w16cid="http://schemas.microsoft.com/office/word/2016/wordml/cid" xmlns:w16="http://schemas.microsoft.com/office/word/2018/wordml" xmlns:w16du="http://schemas.microsoft.com/office/word/2023/wordml/word16du" xmlns:w16sdtdh="http://schemas.microsoft.com/office/word/2020/wordml/sdtdatahash" xmlns:w16sdtfl="http://schemas.microsoft.com/office/word/2024/wordml/sdtformatlock" xmlns:w16se="http://schemas.microsoft.com/office/word/2015/wordml/symex" xmlns:wpg="http://schemas.microsoft.com/office/word/2010/wordprocessingGroup" xmlns:wpi="http://schemas.microsoft.com/office/word/2010/wordprocessingInk" xmlns:wne="http://schemas.microsoft.com/office/word/2006/wordml" xmlns:wps="http://schemas.microsoft.com/office/word/2010/wordprocessingShape" mc:Ignorable="w14 w15 w16se w16cid w16 w16cex w16sdtdh w16sdtfl cr w16du wp14">
   <w16cex:commentExtensible w16cex:durableId="0AF9D5BC" w16cex:dateUtc="2025-07-26T18:23:00Z"/>
-  <w16cex:commentExtensible w16cex:durableId="08E0E4C3" w16cex:dateUtc="2025-07-17T20:25:00Z"/>
   <w16cex:commentExtensible w16cex:durableId="6C50E346" w16cex:dateUtc="2025-07-17T20:57:00Z"/>
   <w16cex:commentExtensible w16cex:durableId="31A19B43" w16cex:dateUtc="2025-07-17T21:14:00Z"/>
   <w16cex:commentExtensible w16cex:durableId="08B9BEA6" w16cex:dateUtc="2025-06-27T19:54:00Z"/>
-  <w16cex:commentExtensible w16cex:durableId="18939DF4" w16cex:dateUtc="2025-07-26T18:26:00Z"/>
   <w16cex:commentExtensible w16cex:durableId="62DF3813" w16cex:dateUtc="2025-07-26T20:08:00Z"/>
-  <w16cex:commentExtensible w16cex:durableId="754DEB12" w16cex:dateUtc="2025-07-26T18:31:00Z"/>
-  <w16cex:commentExtensible w16cex:durableId="6A21E4F9" w16cex:dateUtc="2025-07-26T18:32:00Z"/>
-  <w16cex:commentExtensible w16cex:durableId="71BA3AD6" w16cex:dateUtc="2025-07-17T21:34:00Z"/>
-  <w16cex:commentExtensible w16cex:durableId="1395E7DB" w16cex:dateUtc="2025-07-17T21:42:00Z"/>
-  <w16cex:commentExtensible w16cex:durableId="6A2B2DA9" w16cex:dateUtc="2025-07-03T16:59:00Z"/>
-  <w16cex:commentExtensible w16cex:durableId="2D9B7AC7" w16cex:dateUtc="2025-07-17T21:43:00Z"/>
-  <w16cex:commentExtensible w16cex:durableId="48E9606C" w16cex:dateUtc="2025-07-17T22:47:00Z"/>
 </w16cex:commentsExtensible>
 </file>
 
 <file path=word/commentsIds.xml><?xml version="1.0" encoding="utf-8"?>
 <w16cid:commentsIds xmlns:wpc="http://schemas.microsoft.com/office/word/2010/wordprocessingCanvas" xmlns:cx="http://schemas.microsoft.com/office/drawing/2014/chartex" xmlns:cx1="http://schemas.microsoft.com/office/drawing/2015/9/8/chartex" xmlns:cx2="http://schemas.microsoft.com/office/drawing/2015/10/21/chartex" xmlns:cx3="http://schemas.microsoft.com/office/drawing/2016/5/9/chartex" xmlns:cx4="http://schemas.microsoft.com/office/drawing/2016/5/10/chartex" xmlns:cx5="http://schemas.microsoft.com/office/drawing/2016/5/11/chartex" xmlns:cx6="http://schemas.microsoft.com/office/drawing/2016/5/12/chartex" xmlns:cx7="http://schemas.microsoft.com/office/drawing/2016/5/13/chartex" xmlns:cx8="http://schemas.microsoft.com/office/drawing/2016/5/14/chartex" xmlns:mc="http://schemas.openxmlformats.org/markup-compatibility/2006" xmlns:aink="http://schemas.microsoft.com/office/drawing/2016/ink" xmlns:am3d="http://schemas.microsoft.com/office/drawing/2017/model3d" xmlns:o="urn:schemas-microsoft-com:office:office" xmlns:oel="http://schemas.microsoft.com/office/2019/extlst" xmlns:r="http://schemas.openxmlformats.org/officeDocument/2006/relationships" xmlns:m="http://schemas.openxmlformats.org/officeDocument/2006/math" xmlns:v="urn:schemas-microsoft-com:vml" xmlns:wp14="http://schemas.microsoft.com/office/word/2010/wordprocessingDrawing" xmlns:wp="http://schemas.openxmlformats.org/drawingml/2006/wordprocessingDrawing" xmlns:w10="urn:schemas-microsoft-com:office:word" xmlns:w="http://schemas.openxmlformats.org/wordprocessingml/2006/main" xmlns:w14="http://schemas.microsoft.com/office/word/2010/wordml" xmlns:w15="http://schemas.microsoft.com/office/word/2012/wordml" xmlns:w16cex="http://schemas.microsoft.com/office/word/2018/wordml/cex" xmlns:w16cid="http://schemas.microsoft.com/office/word/2016/wordml/cid" xmlns:w16="http://schemas.microsoft.com/office/word/2018/wordml" xmlns:w16du="http://schemas.microsoft.com/office/word/2023/wordml/word16du" xmlns:w16sdtdh="http://schemas.microsoft.com/office/word/2020/wordml/sdtdatahash" xmlns:w16sdtfl="http://schemas.microsoft.com/office/word/2024/wordml/sdtformatlock" xmlns:w16se="http://schemas.microsoft.com/office/word/2015/wordml/symex" xmlns:wpg="http://schemas.microsoft.com/office/word/2010/wordprocessingGroup" xmlns:wpi="http://schemas.microsoft.com/office/word/2010/wordprocessingInk" xmlns:wne="http://schemas.microsoft.com/office/word/2006/wordml" xmlns:wps="http://schemas.microsoft.com/office/word/2010/wordprocessingShape" mc:Ignorable="w14 w15 w16se w16cid w16 w16cex w16sdtdh w16sdtfl w16du wp14">
   <w16cid:commentId w16cid:paraId="545E12D6" w16cid:durableId="0AF9D5BC"/>
-  <w16cid:commentId w16cid:paraId="68C1DA6D" w16cid:durableId="08E0E4C3"/>
   <w16cid:commentId w16cid:paraId="2AD4524E" w16cid:durableId="6C50E346"/>
   <w16cid:commentId w16cid:paraId="0DA0C363" w16cid:durableId="31A19B43"/>
   <w16cid:commentId w16cid:paraId="75633029" w16cid:durableId="08B9BEA6"/>
-  <w16cid:commentId w16cid:paraId="48BA107A" w16cid:durableId="18939DF4"/>
   <w16cid:commentId w16cid:paraId="4E90B050" w16cid:durableId="62DF3813"/>
-  <w16cid:commentId w16cid:paraId="6C8DD3E4" w16cid:durableId="754DEB12"/>
-  <w16cid:commentId w16cid:paraId="53427C37" w16cid:durableId="6A21E4F9"/>
-  <w16cid:commentId w16cid:paraId="766F9961" w16cid:durableId="71BA3AD6"/>
-  <w16cid:commentId w16cid:paraId="5A0BD90B" w16cid:durableId="1395E7DB"/>
-  <w16cid:commentId w16cid:paraId="20BC9ADA" w16cid:durableId="6A2B2DA9"/>
-  <w16cid:commentId w16cid:paraId="00B872BD" w16cid:durableId="2D9B7AC7"/>
-  <w16cid:commentId w16cid:paraId="2CA10A03" w16cid:durableId="48E9606C"/>
 </w16cid:commentsIds>
 </file>
 
@@ -10879,9 +9751,6 @@
   </w15:person>
   <w15:person w15:author="Daniel Schindler">
     <w15:presenceInfo w15:providerId="AD" w15:userId="S::deschind@uw.edu::638f7977-a89c-40df-b85e-dc804ddb30d9"/>
-  </w15:person>
-  <w15:person w15:author="bmak29">
-    <w15:presenceInfo w15:providerId="AD" w15:userId="S::bmak29@uw.edu::e2d819b1-db99-41fc-888c-ad60b4d561ad"/>
   </w15:person>
 </w15:people>
 </file>
@@ -12002,6 +10871,28 @@
     <w:basedOn w:val="DefaultParagraphFont"/>
     <w:rsid w:val="00DC75BB"/>
   </w:style>
+  <w:style w:type="paragraph" w:styleId="Header">
+    <w:name w:val="header"/>
+    <w:basedOn w:val="Normal"/>
+    <w:link w:val="HeaderChar"/>
+    <w:uiPriority w:val="99"/>
+    <w:unhideWhenUsed/>
+    <w:rsid w:val="00932FBC"/>
+    <w:pPr>
+      <w:tabs>
+        <w:tab w:val="center" w:pos="4680"/>
+        <w:tab w:val="right" w:pos="9360"/>
+      </w:tabs>
+      <w:spacing w:after="0" w:line="240" w:lineRule="auto"/>
+    </w:pPr>
+  </w:style>
+  <w:style w:type="character" w:customStyle="1" w:styleId="HeaderChar">
+    <w:name w:val="Header Char"/>
+    <w:basedOn w:val="DefaultParagraphFont"/>
+    <w:link w:val="Header"/>
+    <w:uiPriority w:val="99"/>
+    <w:rsid w:val="00932FBC"/>
+  </w:style>
 </w:styles>
 </file>
 

--- a/Docs/Run_timing_manuscript.docx
+++ b/Docs/Run_timing_manuscript.docx
@@ -2060,163 +2060,37 @@
           <w:szCs w:val="22"/>
           <w14:ligatures w14:val="none"/>
         </w:rPr>
-        <w:t xml:space="preserve"> the Alaska Department of Fish &amp; Game</w:t>
-      </w:r>
-      <w:proofErr w:type="gramStart"/>
-      <w:r>
-        <w:rPr>
-          <w:rFonts w:ascii="Garamond" w:eastAsia="Times New Roman" w:hAnsi="Garamond" w:cs="Times New Roman"/>
-          <w:kern w:val="0"/>
-          <w:sz w:val="22"/>
-          <w:szCs w:val="22"/>
-          <w14:ligatures w14:val="none"/>
-        </w:rPr>
-        <w:t xml:space="preserve">. </w:t>
-      </w:r>
-      <w:r>
-        <w:rPr>
-          <w:rFonts w:ascii="Garamond" w:eastAsia="Times New Roman" w:hAnsi="Garamond" w:cs="Times New Roman"/>
-          <w:kern w:val="0"/>
-          <w:sz w:val="22"/>
-          <w:szCs w:val="22"/>
-          <w14:ligatures w14:val="none"/>
-        </w:rPr>
-        <w:t>.</w:t>
-      </w:r>
-      <w:proofErr w:type="gramEnd"/>
-      <w:r>
-        <w:rPr>
-          <w:rFonts w:ascii="Garamond" w:eastAsia="Times New Roman" w:hAnsi="Garamond" w:cs="Times New Roman"/>
-          <w:kern w:val="0"/>
-          <w:sz w:val="22"/>
-          <w:szCs w:val="22"/>
-          <w14:ligatures w14:val="none"/>
-        </w:rPr>
-        <w:t xml:space="preserve"> </w:t>
-      </w:r>
-      <w:r>
-        <w:rPr>
-          <w:rFonts w:ascii="Garamond" w:eastAsia="Times New Roman" w:hAnsi="Garamond" w:cs="Times New Roman"/>
-          <w:kern w:val="0"/>
-          <w:sz w:val="22"/>
-          <w:szCs w:val="22"/>
-          <w14:ligatures w14:val="none"/>
-        </w:rPr>
-        <w:t xml:space="preserve">The BTF was designed to allow in-season assessment of run strength based on catch-per-unit-effort to inform management of subsistence fisheries throughout the river (Liller report). We sampled otoliths from fish captured over the course of the entire season to assess relative stock contributions over the course of the run. </w:t>
-      </w:r>
-      <w:r>
-        <w:rPr>
-          <w:rFonts w:ascii="Garamond" w:eastAsia="Times New Roman" w:hAnsi="Garamond" w:cs="Times New Roman"/>
-          <w:kern w:val="0"/>
-          <w:sz w:val="22"/>
-          <w:szCs w:val="22"/>
-          <w14:ligatures w14:val="none"/>
-        </w:rPr>
-        <w:t xml:space="preserve">Approximately 500 otoliths were collected </w:t>
-      </w:r>
-      <w:r>
-        <w:rPr>
-          <w:rFonts w:ascii="Garamond" w:eastAsia="Times New Roman" w:hAnsi="Garamond" w:cs="Times New Roman"/>
-          <w:kern w:val="0"/>
-          <w:sz w:val="22"/>
-          <w:szCs w:val="22"/>
-          <w14:ligatures w14:val="none"/>
-        </w:rPr>
-        <w:t>each year and f</w:t>
-      </w:r>
-      <w:r>
-        <w:rPr>
-          <w:rFonts w:ascii="Garamond" w:eastAsia="Times New Roman" w:hAnsi="Garamond" w:cs="Times New Roman"/>
-          <w:kern w:val="0"/>
-          <w:sz w:val="22"/>
-          <w:szCs w:val="22"/>
-          <w14:ligatures w14:val="none"/>
-        </w:rPr>
-        <w:t xml:space="preserve">rom these, about 250 otoliths were selected for </w:t>
-      </w:r>
-      <w:r>
-        <w:rPr>
-          <w:rFonts w:ascii="Garamond" w:eastAsia="Times New Roman" w:hAnsi="Garamond" w:cs="Times New Roman"/>
-          <w:kern w:val="0"/>
-          <w:sz w:val="22"/>
-          <w:szCs w:val="22"/>
-          <w14:ligatures w14:val="none"/>
-        </w:rPr>
-        <w:t xml:space="preserve">microchemical </w:t>
-      </w:r>
-      <w:r>
-        <w:rPr>
-          <w:rFonts w:ascii="Garamond" w:eastAsia="Times New Roman" w:hAnsi="Garamond" w:cs="Times New Roman"/>
-          <w:kern w:val="0"/>
-          <w:sz w:val="22"/>
-          <w:szCs w:val="22"/>
-          <w14:ligatures w14:val="none"/>
-        </w:rPr>
-        <w:t xml:space="preserve">analysis </w:t>
-      </w:r>
-      <w:ins w:id="6" w:author="Benjamin J. Makhlouf" w:date="2025-07-26T11:26:00Z" w16du:dateUtc="2025-07-26T18:26:00Z">
-        <w:r>
-          <w:rPr>
-            <w:rFonts w:ascii="Garamond" w:eastAsia="Times New Roman" w:hAnsi="Garamond" w:cs="Times New Roman"/>
-            <w:kern w:val="0"/>
-            <w:sz w:val="22"/>
-            <w:szCs w:val="22"/>
-            <w14:ligatures w14:val="none"/>
-          </w:rPr>
-          <w:t>in proportion to the</w:t>
-        </w:r>
-      </w:ins>
-      <w:del w:id="7" w:author="Benjamin J. Makhlouf" w:date="2025-07-26T11:26:00Z" w16du:dateUtc="2025-07-26T18:26:00Z">
-        <w:r>
-          <w:rPr>
-            <w:rFonts w:ascii="Garamond" w:eastAsia="Times New Roman" w:hAnsi="Garamond" w:cs="Times New Roman"/>
-            <w:kern w:val="0"/>
-            <w:sz w:val="22"/>
-            <w:szCs w:val="22"/>
-            <w14:ligatures w14:val="none"/>
-          </w:rPr>
-          <w:delText>to ensure coverage across the full sampling period and to provide proportional representation</w:delText>
-        </w:r>
-      </w:del>
-      <w:r>
-        <w:rPr>
-          <w:rFonts w:ascii="Garamond" w:eastAsia="Times New Roman" w:hAnsi="Garamond" w:cs="Times New Roman"/>
-          <w:kern w:val="0"/>
-          <w:sz w:val="22"/>
-          <w:szCs w:val="22"/>
-          <w14:ligatures w14:val="none"/>
-        </w:rPr>
-        <w:t xml:space="preserve"> relative</w:t>
-      </w:r>
-      <w:del w:id="8" w:author="Benjamin J. Makhlouf" w:date="2025-07-26T11:26:00Z" w16du:dateUtc="2025-07-26T18:26:00Z">
-        <w:r>
-          <w:rPr>
-            <w:rFonts w:ascii="Garamond" w:eastAsia="Times New Roman" w:hAnsi="Garamond" w:cs="Times New Roman"/>
-            <w:kern w:val="0"/>
-            <w:sz w:val="22"/>
-            <w:szCs w:val="22"/>
-            <w14:ligatures w14:val="none"/>
-          </w:rPr>
-          <w:delText xml:space="preserve"> to</w:delText>
-        </w:r>
-      </w:del>
-      <w:r>
-        <w:rPr>
-          <w:rFonts w:ascii="Garamond" w:eastAsia="Times New Roman" w:hAnsi="Garamond" w:cs="Times New Roman"/>
-          <w:kern w:val="0"/>
-          <w:sz w:val="22"/>
-          <w:szCs w:val="22"/>
-          <w14:ligatures w14:val="none"/>
-        </w:rPr>
-        <w:t xml:space="preserve"> catch per unit effort (CPUE) throughout the run.</w:t>
-      </w:r>
-      <w:r>
-        <w:rPr>
-          <w:rFonts w:ascii="Garamond" w:hAnsi="Garamond"/>
-          <w:sz w:val="22"/>
-          <w:szCs w:val="22"/>
-        </w:rPr>
-        <w:t xml:space="preserve"> </w:t>
+        <w:t xml:space="preserve"> the Alaska Department of Fish &amp; Game. </w:t>
+      </w:r>
+      <w:r>
+        <w:rPr>
+          <w:rFonts w:ascii="Garamond" w:eastAsia="Times New Roman" w:hAnsi="Garamond" w:cs="Times New Roman"/>
+          <w:kern w:val="0"/>
+          <w:sz w:val="22"/>
+          <w:szCs w:val="22"/>
+          <w14:ligatures w14:val="none"/>
+        </w:rPr>
+        <w:t xml:space="preserve">The BTF was designed to allow in-season assessment of run strength based on catch-per-unit-effort to inform management of subsistence fisheries throughout the river (Liller report). </w:t>
+      </w:r>
+      <w:r>
+        <w:rPr>
+          <w:rFonts w:ascii="Garamond" w:eastAsia="Times New Roman" w:hAnsi="Garamond" w:cs="Times New Roman"/>
+          <w:kern w:val="0"/>
+          <w:sz w:val="22"/>
+          <w:szCs w:val="22"/>
+          <w14:ligatures w14:val="none"/>
+        </w:rPr>
+        <w:t xml:space="preserve">As such, fish captured in this test fishery are expected to be a representative sample of returning stocks throughout the basin. We collected approximately 500 otoliths from each year from 2017-2022, ensuring sampling efforts over the full course of the run. From these, approximately 250 otoliths were selected for microchemical analysis in proportion to the relative catch per unit effort (CPUE) </w:t>
+      </w:r>
+      <w:r>
+        <w:rPr>
+          <w:rFonts w:ascii="Garamond" w:eastAsia="Times New Roman" w:hAnsi="Garamond" w:cs="Times New Roman"/>
+          <w:kern w:val="0"/>
+          <w:sz w:val="22"/>
+          <w:szCs w:val="22"/>
+          <w14:ligatures w14:val="none"/>
+        </w:rPr>
+        <w:t xml:space="preserve">throughout the season. </w:t>
       </w:r>
     </w:p>
     <w:p>
@@ -2849,7 +2723,7 @@
         </w:rPr>
         <w:fldChar w:fldCharType="end"/>
       </w:r>
-      <w:ins w:id="9" w:author="Benjamin J. Makhlouf" w:date="2025-07-26T13:45:00Z" w16du:dateUtc="2025-07-26T20:45:00Z">
+      <w:ins w:id="6" w:author="Benjamin J. Makhlouf" w:date="2025-07-26T13:45:00Z" w16du:dateUtc="2025-07-26T20:45:00Z">
         <w:r>
           <w:rPr>
             <w:rFonts w:ascii="Garamond" w:eastAsia="Times New Roman" w:hAnsi="Garamond" w:cs="Times New Roman"/>
@@ -2905,44 +2779,21 @@
         <w:spacing w:before="100" w:beforeAutospacing="1" w:after="100" w:afterAutospacing="1" w:line="480" w:lineRule="auto"/>
         <w:ind w:firstLine="720"/>
         <w:rPr>
-          <w:rFonts w:ascii="Garamond" w:eastAsia="Times New Roman" w:hAnsi="Garamond" w:cs="Times New Roman"/>
-          <w:kern w:val="0"/>
-          <w:sz w:val="22"/>
-          <w:szCs w:val="22"/>
-          <w14:ligatures w14:val="none"/>
-          <w:rPrChange w:id="10" w:author="Benjamin J. Makhlouf" w:date="2025-07-26T13:03:00Z" w16du:dateUtc="2025-07-26T20:03:00Z">
-            <w:rPr>
-              <w:rFonts w:ascii="Garamond" w:hAnsi="Garamond" w:cs="Times New Roman"/>
-              <w:sz w:val="22"/>
-              <w:szCs w:val="22"/>
-            </w:rPr>
-          </w:rPrChange>
-        </w:rPr>
-      </w:pPr>
-      <w:ins w:id="11" w:author="Benjamin J. Makhlouf" w:date="2025-07-26T13:03:00Z" w16du:dateUtc="2025-07-26T20:03:00Z">
-        <w:r>
-          <w:rPr>
-            <w:rFonts w:ascii="Garamond" w:eastAsia="Times New Roman" w:hAnsi="Garamond" w:cs="Times New Roman"/>
-            <w:kern w:val="0"/>
-            <w:sz w:val="22"/>
-            <w:szCs w:val="22"/>
-            <w14:ligatures w14:val="none"/>
-          </w:rPr>
-          <w:t>We used an</w:t>
-        </w:r>
-      </w:ins>
-      <w:del w:id="12" w:author="Benjamin J. Makhlouf" w:date="2025-07-26T13:03:00Z" w16du:dateUtc="2025-07-26T20:03:00Z">
-        <w:r>
-          <w:rPr>
-            <w:rFonts w:ascii="Garamond" w:eastAsia="Times New Roman" w:hAnsi="Garamond" w:cs="Times New Roman"/>
-            <w:kern w:val="0"/>
-            <w:sz w:val="22"/>
-            <w:szCs w:val="22"/>
-            <w14:ligatures w14:val="none"/>
-          </w:rPr>
-          <w:delText>An</w:delText>
-        </w:r>
-      </w:del>
+          <w:rFonts w:ascii="Garamond" w:hAnsi="Garamond" w:cs="Times New Roman"/>
+          <w:sz w:val="22"/>
+          <w:szCs w:val="22"/>
+        </w:rPr>
+      </w:pPr>
+      <w:r>
+        <w:rPr>
+          <w:rFonts w:ascii="Garamond" w:eastAsia="Times New Roman" w:hAnsi="Garamond" w:cs="Times New Roman"/>
+          <w:kern w:val="0"/>
+          <w:sz w:val="22"/>
+          <w:szCs w:val="22"/>
+          <w14:ligatures w14:val="none"/>
+        </w:rPr>
+        <w:t>We used an</w:t>
+      </w:r>
       <w:r>
         <w:rPr>
           <w:rFonts w:ascii="Garamond" w:eastAsia="Times New Roman" w:hAnsi="Garamond" w:cs="Times New Roman"/>
@@ -2975,40 +2826,46 @@
         </w:rPr>
         <w:t xml:space="preserve"> of the Kuskokwim river </w:t>
       </w:r>
-      <w:ins w:id="13" w:author="Benjamin J. Makhlouf" w:date="2025-07-26T13:03:00Z" w16du:dateUtc="2025-07-26T20:03:00Z">
-        <w:r>
-          <w:rPr>
-            <w:rFonts w:ascii="Garamond" w:eastAsia="Times New Roman" w:hAnsi="Garamond" w:cs="Times New Roman"/>
-            <w:kern w:val="0"/>
-            <w:sz w:val="22"/>
-            <w:szCs w:val="22"/>
-            <w14:ligatures w14:val="none"/>
-          </w:rPr>
-          <w:t xml:space="preserve">basin </w:t>
-        </w:r>
-        <w:proofErr w:type="spellStart"/>
-        <w:r>
-          <w:rPr>
-            <w:rFonts w:ascii="Garamond" w:eastAsia="Times New Roman" w:hAnsi="Garamond" w:cs="Times New Roman"/>
-            <w:kern w:val="0"/>
-            <w:sz w:val="22"/>
-            <w:szCs w:val="22"/>
-            <w14:ligatures w14:val="none"/>
-          </w:rPr>
-          <w:t>contstucted</w:t>
-        </w:r>
-        <w:proofErr w:type="spellEnd"/>
-        <w:r>
-          <w:rPr>
-            <w:rFonts w:ascii="Garamond" w:eastAsia="Times New Roman" w:hAnsi="Garamond" w:cs="Times New Roman"/>
-            <w:kern w:val="0"/>
-            <w:sz w:val="22"/>
-            <w:szCs w:val="22"/>
-            <w14:ligatures w14:val="none"/>
-          </w:rPr>
-          <w:t xml:space="preserve"> in </w:t>
-        </w:r>
-      </w:ins>
+      <w:r>
+        <w:rPr>
+          <w:rFonts w:ascii="Garamond" w:eastAsia="Times New Roman" w:hAnsi="Garamond" w:cs="Times New Roman"/>
+          <w:kern w:val="0"/>
+          <w:sz w:val="22"/>
+          <w:szCs w:val="22"/>
+          <w14:ligatures w14:val="none"/>
+        </w:rPr>
+        <w:t xml:space="preserve">basin </w:t>
+      </w:r>
+      <w:r>
+        <w:rPr>
+          <w:rFonts w:ascii="Garamond" w:eastAsia="Times New Roman" w:hAnsi="Garamond" w:cs="Times New Roman"/>
+          <w:kern w:val="0"/>
+          <w:sz w:val="22"/>
+          <w:szCs w:val="22"/>
+          <w14:ligatures w14:val="none"/>
+        </w:rPr>
+        <w:t>constructed</w:t>
+      </w:r>
+      <w:r>
+        <w:rPr>
+          <w:rFonts w:ascii="Garamond" w:eastAsia="Times New Roman" w:hAnsi="Garamond" w:cs="Times New Roman"/>
+          <w:kern w:val="0"/>
+          <w:sz w:val="22"/>
+          <w:szCs w:val="22"/>
+          <w14:ligatures w14:val="none"/>
+        </w:rPr>
+        <w:t xml:space="preserve"> </w:t>
+      </w:r>
+      <w:r>
+        <w:rPr>
+          <w:rFonts w:ascii="Garamond" w:eastAsia="Times New Roman" w:hAnsi="Garamond" w:cs="Times New Roman"/>
+          <w:kern w:val="0"/>
+          <w:sz w:val="22"/>
+          <w:szCs w:val="22"/>
+          <w14:ligatures w14:val="none"/>
+        </w:rPr>
+        <w:t xml:space="preserve">by </w:t>
+      </w:r>
       <w:r>
         <w:rPr>
           <w:rFonts w:ascii="Garamond" w:eastAsia="Times New Roman" w:hAnsi="Garamond" w:cs="Times New Roman"/>
@@ -3060,60 +2917,16 @@
         </w:rPr>
         <w:fldChar w:fldCharType="end"/>
       </w:r>
-      <w:ins w:id="14" w:author="Benjamin J. Makhlouf" w:date="2025-07-26T13:03:00Z" w16du:dateUtc="2025-07-26T20:03:00Z">
-        <w:r>
-          <w:rPr>
-            <w:rFonts w:ascii="Garamond" w:eastAsia="Times New Roman" w:hAnsi="Garamond" w:cs="Times New Roman"/>
-            <w:kern w:val="0"/>
-            <w:sz w:val="22"/>
-            <w:szCs w:val="22"/>
-            <w14:ligatures w14:val="none"/>
-          </w:rPr>
-          <w:t xml:space="preserve">, in which </w:t>
-        </w:r>
-      </w:ins>
-      <w:del w:id="15" w:author="Benjamin J. Makhlouf" w:date="2025-07-26T13:03:00Z" w16du:dateUtc="2025-07-26T20:03:00Z">
-        <w:r>
-          <w:rPr>
-            <w:rFonts w:ascii="Garamond" w:eastAsia="Times New Roman" w:hAnsi="Garamond" w:cs="Times New Roman"/>
-            <w:kern w:val="0"/>
-            <w:sz w:val="22"/>
-            <w:szCs w:val="22"/>
-            <w14:ligatures w14:val="none"/>
-          </w:rPr>
-          <w:delText>was</w:delText>
-        </w:r>
-        <w:r>
-          <w:rPr>
-            <w:rFonts w:ascii="Garamond" w:eastAsia="Times New Roman" w:hAnsi="Garamond" w:cs="Times New Roman"/>
-            <w:kern w:val="0"/>
-            <w:sz w:val="22"/>
-            <w:szCs w:val="22"/>
-            <w14:ligatures w14:val="none"/>
-          </w:rPr>
-          <w:delText xml:space="preserve"> constructed to </w:delText>
-        </w:r>
-        <w:r>
-          <w:rPr>
-            <w:rFonts w:ascii="Garamond" w:eastAsia="Times New Roman" w:hAnsi="Garamond" w:cs="Times New Roman"/>
-            <w:kern w:val="0"/>
-            <w:sz w:val="22"/>
-            <w:szCs w:val="22"/>
-            <w14:ligatures w14:val="none"/>
-          </w:rPr>
-          <w:delText>model</w:delText>
-        </w:r>
-        <w:r>
-          <w:rPr>
-            <w:rFonts w:ascii="Garamond" w:eastAsia="Times New Roman" w:hAnsi="Garamond" w:cs="Times New Roman"/>
-            <w:kern w:val="0"/>
-            <w:sz w:val="22"/>
-            <w:szCs w:val="22"/>
-            <w14:ligatures w14:val="none"/>
-          </w:rPr>
-          <w:delText xml:space="preserve"> </w:delText>
-        </w:r>
-      </w:del>
+      <w:r>
+        <w:rPr>
+          <w:rFonts w:ascii="Garamond" w:eastAsia="Times New Roman" w:hAnsi="Garamond" w:cs="Times New Roman"/>
+          <w:kern w:val="0"/>
+          <w:sz w:val="22"/>
+          <w:szCs w:val="22"/>
+          <w14:ligatures w14:val="none"/>
+        </w:rPr>
+        <w:t xml:space="preserve">, in which </w:t>
+      </w:r>
       <w:r>
         <w:rPr>
           <w:rFonts w:ascii="Garamond" w:eastAsia="Times New Roman" w:hAnsi="Garamond" w:cs="Times New Roman"/>
@@ -3166,261 +2979,6 @@
         </w:rPr>
         <w:t xml:space="preserve"> ratios across the river basin</w:t>
       </w:r>
-      <w:ins w:id="16" w:author="Benjamin J. Makhlouf" w:date="2025-07-26T13:03:00Z" w16du:dateUtc="2025-07-26T20:03:00Z">
-        <w:r>
-          <w:rPr>
-            <w:rFonts w:ascii="Garamond" w:eastAsia="Times New Roman" w:hAnsi="Garamond" w:cs="Times New Roman"/>
-            <w:kern w:val="0"/>
-            <w:sz w:val="22"/>
-            <w:szCs w:val="22"/>
-            <w14:ligatures w14:val="none"/>
-          </w:rPr>
-          <w:t xml:space="preserve"> and associated uncertainty was modeled</w:t>
-        </w:r>
-      </w:ins>
-      <w:ins w:id="17" w:author="Benjamin J. Makhlouf" w:date="2025-07-26T13:02:00Z" w16du:dateUtc="2025-07-26T20:02:00Z">
-        <w:r>
-          <w:rPr>
-            <w:rFonts w:ascii="Garamond" w:eastAsia="Times New Roman" w:hAnsi="Garamond" w:cs="Times New Roman"/>
-            <w:kern w:val="0"/>
-            <w:sz w:val="22"/>
-            <w:szCs w:val="22"/>
-            <w14:ligatures w14:val="none"/>
-          </w:rPr>
-          <w:t xml:space="preserve"> using spatial stream network modeling (SSNM)</w:t>
-        </w:r>
-      </w:ins>
-      <w:ins w:id="18" w:author="Benjamin J. Makhlouf" w:date="2025-07-26T13:03:00Z" w16du:dateUtc="2025-07-26T20:03:00Z">
-        <w:r>
-          <w:rPr>
-            <w:rFonts w:ascii="Garamond" w:eastAsia="Times New Roman" w:hAnsi="Garamond" w:cs="Times New Roman"/>
-            <w:kern w:val="0"/>
-            <w:sz w:val="22"/>
-            <w:szCs w:val="22"/>
-            <w14:ligatures w14:val="none"/>
-          </w:rPr>
-          <w:t>.</w:t>
-        </w:r>
-      </w:ins>
-      <w:ins w:id="19" w:author="Benjamin J. Makhlouf" w:date="2025-07-26T13:04:00Z" w16du:dateUtc="2025-07-26T20:04:00Z">
-        <w:r>
-          <w:rPr>
-            <w:rFonts w:ascii="Garamond" w:eastAsia="Times New Roman" w:hAnsi="Garamond" w:cs="Times New Roman"/>
-            <w:kern w:val="0"/>
-            <w:sz w:val="22"/>
-            <w:szCs w:val="22"/>
-            <w14:ligatures w14:val="none"/>
-          </w:rPr>
-          <w:t xml:space="preserve"> </w:t>
-        </w:r>
-      </w:ins>
-      <w:del w:id="20" w:author="Benjamin J. Makhlouf" w:date="2025-07-26T13:03:00Z" w16du:dateUtc="2025-07-26T20:03:00Z">
-        <w:r>
-          <w:rPr>
-            <w:rFonts w:ascii="Garamond" w:eastAsia="Times New Roman" w:hAnsi="Garamond" w:cs="Times New Roman"/>
-            <w:kern w:val="0"/>
-            <w:sz w:val="22"/>
-            <w:szCs w:val="22"/>
-            <w14:ligatures w14:val="none"/>
-          </w:rPr>
-          <w:fldChar w:fldCharType="begin"/>
-        </w:r>
-        <w:r>
-          <w:rPr>
-            <w:rFonts w:ascii="Garamond" w:eastAsia="Times New Roman" w:hAnsi="Garamond" w:cs="Times New Roman"/>
-            <w:kern w:val="0"/>
-            <w:sz w:val="22"/>
-            <w:szCs w:val="22"/>
-            <w14:ligatures w14:val="none"/>
-          </w:rPr>
-          <w:delInstrText xml:space="preserve"> ADDIN ZOTERO_ITEM CSL_CITATION {"citationID":"98Fo8NBI","properties":{"formattedCitation":"(French et al., 2020)","plainCitation":"(French et al., 2020)","noteIndex":0},"citationItems":[{"id":1684,"uris":["http://zotero.org/users/8421274/items/M654PKRJ"],"itemData":{"id":1684,"type":"article-journal","abstract":"Riverine chemistry reflects both watershed conditions and instream processing, both of which vary across river networks, yet little is known about the scales at which watershed attributes regulate biogeochemical constituents. We used spatial stream network (SSN) models to quantify both watershed and instream effects on streamwater constituents in the Kuskokwim River (western Alaska), the largest free-flowing river in the United States. We assessed chemical constituents spanning from labile nutrients (nitrate [NO3−] and orthophosphate [PO43−]) to biologically and chemically conservative tracers (calcium [Ca2+], strontium [Sr2+], and Sr isotopes [87Sr/86Sr]). We also examined the behavior of dissolved organic carbon (DOC) relative to these constituents to understand whether bulk DOC behaved conservatively in a large boreal river network, where future changes in DOC and nutrient loading are expected under a shifting climate. We derived watershed spatial covariates comprising land cover, geology, and geomorphic characteristics at 14 different spatial extents based on stream order and relative to position in the river network to understand the effect of distant and proximal watershed attributes on streamwater constituents. For all constituents but 87Sr/86Sr, watershed attributes in low-order headwater catchments yielded the best predictive ability for streamwater constituent concentrations across the entire network. Spatial patterning for conservative tracers and bulk DOC showed strong spatial autocorrelation, whereas PO43− and NO3− exhibited spatial patchiness indicative of instream processing. Our work shows that headwater streams are disproportionately important contributors to network-wide biogeochemical constituents supporting aquatic food webs and that conservation and management of aquatic systems should include these small and often remote watershed areas.","container-title":"Journal of Geophysical Research: Biogeosciences","DOI":"10.1029/2020JG005851","ISSN":"2169-8961","issue":"12","language":"en","note":"_eprint: https://agupubs.onlinelibrary.wiley.com/doi/pdf/10.1029/2020JG005851","page":"e2020JG005851","source":"Wiley Online Library","title":"Headwater Catchments Govern Biogeochemistry in America's Largest Free-Flowing River Network","volume":"125","author":[{"family":"French","given":"David W."},{"family":"Schindler","given":"Daniel E."},{"family":"Brennan","given":"Sean R."},{"family":"Whited","given":"Diane"}],"issued":{"date-parts":[["2020"]]}}}],"schema":"https://github.com/citation-style-language/schema/raw/master/csl-citation.json"} </w:delInstrText>
-        </w:r>
-        <w:r>
-          <w:rPr>
-            <w:rFonts w:ascii="Garamond" w:eastAsia="Times New Roman" w:hAnsi="Garamond" w:cs="Times New Roman"/>
-            <w:kern w:val="0"/>
-            <w:sz w:val="22"/>
-            <w:szCs w:val="22"/>
-            <w14:ligatures w14:val="none"/>
-          </w:rPr>
-          <w:fldChar w:fldCharType="separate"/>
-        </w:r>
-        <w:r>
-          <w:rPr>
-            <w:rFonts w:ascii="Garamond" w:eastAsia="Times New Roman" w:hAnsi="Garamond" w:cs="Times New Roman"/>
-            <w:noProof/>
-            <w:kern w:val="0"/>
-            <w:sz w:val="22"/>
-            <w:szCs w:val="22"/>
-            <w14:ligatures w14:val="none"/>
-          </w:rPr>
-          <w:delText>(French et al., 2020)</w:delText>
-        </w:r>
-        <w:r>
-          <w:rPr>
-            <w:rFonts w:ascii="Garamond" w:eastAsia="Times New Roman" w:hAnsi="Garamond" w:cs="Times New Roman"/>
-            <w:kern w:val="0"/>
-            <w:sz w:val="22"/>
-            <w:szCs w:val="22"/>
-            <w14:ligatures w14:val="none"/>
-          </w:rPr>
-          <w:fldChar w:fldCharType="end"/>
-        </w:r>
-      </w:del>
-      <w:del w:id="21" w:author="Benjamin J. Makhlouf" w:date="2025-07-26T13:02:00Z" w16du:dateUtc="2025-07-26T20:02:00Z">
-        <w:r>
-          <w:rPr>
-            <w:rFonts w:ascii="Garamond" w:eastAsia="Times New Roman" w:hAnsi="Garamond" w:cs="Times New Roman"/>
-            <w:kern w:val="0"/>
-            <w:sz w:val="22"/>
-            <w:szCs w:val="22"/>
-            <w14:ligatures w14:val="none"/>
-          </w:rPr>
-          <w:delText xml:space="preserve">, following the methodology described in </w:delText>
-        </w:r>
-        <w:r>
-          <w:rPr>
-            <w:rFonts w:ascii="Garamond" w:eastAsia="Times New Roman" w:hAnsi="Garamond" w:cs="Times New Roman"/>
-            <w:kern w:val="0"/>
-            <w:sz w:val="22"/>
-            <w:szCs w:val="22"/>
-            <w14:ligatures w14:val="none"/>
-          </w:rPr>
-          <w:fldChar w:fldCharType="begin"/>
-        </w:r>
-        <w:r>
-          <w:rPr>
-            <w:rFonts w:ascii="Garamond" w:eastAsia="Times New Roman" w:hAnsi="Garamond" w:cs="Times New Roman"/>
-            <w:kern w:val="0"/>
-            <w:sz w:val="22"/>
-            <w:szCs w:val="22"/>
-            <w14:ligatures w14:val="none"/>
-          </w:rPr>
-          <w:delInstrText xml:space="preserve"> ADDIN ZOTERO_ITEM CSL_CITATION {"citationID":"ABJTaAkC","properties":{"formattedCitation":"(Brennan et al., 2016)","plainCitation":"(Brennan et al., 2016)","dontUpdate":true,"noteIndex":0},"citationItems":[{"id":2315,"uris":["http://zotero.org/users/8421274/items/Q4IUGSIX"],"itemData":{"id":2315,"type":"article-journal","abstract":"A critical challenge for the Earth sciences is to trace the transport and flux of matter within and among aquatic, terrestrial, and atmospheric systems. Robust descriptions of isotopic patterns across space and time, called “isoscapes,” form the basis of a rapidly growing and wide-ranging body of research aimed at quantifying connectivity within and among Earth's systems. However, isoscapes of rivers have been limited by conventional Euclidean approaches in geostatistics and the lack of a quantitative framework to apportion the influence of processes driven by landscape features versus in-stream phenomena. Here we demonstrate how dendritic network models substantially improve the accuracy of isoscapes of strontium isotopes and partition the influence of hydrologic transport versus local geologic features on strontium isotope ratios in a large Alaska river. This work illustrates the analytical power of dendritic network models for the field of isotope biogeochemistry, particularly for provenance studies of modern and ancient animals.","container-title":"Geophysical Research Letters","DOI":"10.1002/2016GL068904","ISSN":"1944-8007","issue":"10","language":"en","note":"_eprint: https://onlinelibrary.wiley.com/doi/pdf/10.1002/2016GL068904","page":"5043-5051","source":"Wiley Online Library","title":"Dendritic network models: Improving isoscapes and quantifying influence of landscape and in-stream processes on strontium isotopes in rivers","title-short":"Dendritic network models","volume":"43","author":[{"family":"Brennan","given":"Sean R."},{"family":"Torgersen","given":"Christian E."},{"family":"Hollenbeck","given":"Jeff P."},{"family":"Fernandez","given":"Diego P."},{"family":"Jensen","given":"Carrie K."},{"family":"Schindler","given":"Daniel E."}],"issued":{"date-parts":[["2016"]]}}}],"schema":"https://github.com/citation-style-language/schema/raw/master/csl-citation.json"} </w:delInstrText>
-        </w:r>
-        <w:r>
-          <w:rPr>
-            <w:rFonts w:ascii="Garamond" w:eastAsia="Times New Roman" w:hAnsi="Garamond" w:cs="Times New Roman"/>
-            <w:kern w:val="0"/>
-            <w:sz w:val="22"/>
-            <w:szCs w:val="22"/>
-            <w14:ligatures w14:val="none"/>
-          </w:rPr>
-          <w:fldChar w:fldCharType="separate"/>
-        </w:r>
-        <w:r>
-          <w:rPr>
-            <w:rFonts w:ascii="Garamond" w:eastAsia="Times New Roman" w:hAnsi="Garamond" w:cs="Times New Roman"/>
-            <w:noProof/>
-            <w:kern w:val="0"/>
-            <w:sz w:val="22"/>
-            <w:szCs w:val="22"/>
-            <w14:ligatures w14:val="none"/>
-          </w:rPr>
-          <w:delText>Brennan et al., (2016)</w:delText>
-        </w:r>
-        <w:r>
-          <w:rPr>
-            <w:rFonts w:ascii="Garamond" w:eastAsia="Times New Roman" w:hAnsi="Garamond" w:cs="Times New Roman"/>
-            <w:kern w:val="0"/>
-            <w:sz w:val="22"/>
-            <w:szCs w:val="22"/>
-            <w14:ligatures w14:val="none"/>
-          </w:rPr>
-          <w:fldChar w:fldCharType="end"/>
-        </w:r>
-        <w:r>
-          <w:rPr>
-            <w:rFonts w:ascii="Garamond" w:eastAsia="Times New Roman" w:hAnsi="Garamond" w:cs="Times New Roman"/>
-            <w:kern w:val="0"/>
-            <w:sz w:val="22"/>
-            <w:szCs w:val="22"/>
-            <w14:ligatures w14:val="none"/>
-          </w:rPr>
-          <w:delText xml:space="preserve"> </w:delText>
-        </w:r>
-        <w:r>
-          <w:rPr>
-            <w:rFonts w:ascii="Garamond" w:eastAsia="Times New Roman" w:hAnsi="Garamond" w:cs="Times New Roman"/>
-            <w:kern w:val="0"/>
-            <w:sz w:val="22"/>
-            <w:szCs w:val="22"/>
-            <w14:ligatures w14:val="none"/>
-          </w:rPr>
-          <w:delText xml:space="preserve">and </w:delText>
-        </w:r>
-        <w:r>
-          <w:rPr>
-            <w:rFonts w:ascii="Garamond" w:eastAsia="Times New Roman" w:hAnsi="Garamond" w:cs="Times New Roman"/>
-            <w:kern w:val="0"/>
-            <w:sz w:val="22"/>
-            <w:szCs w:val="22"/>
-            <w14:ligatures w14:val="none"/>
-          </w:rPr>
-          <w:fldChar w:fldCharType="begin"/>
-        </w:r>
-        <w:r>
-          <w:rPr>
-            <w:rFonts w:ascii="Garamond" w:eastAsia="Times New Roman" w:hAnsi="Garamond" w:cs="Times New Roman"/>
-            <w:kern w:val="0"/>
-            <w:sz w:val="22"/>
-            <w:szCs w:val="22"/>
-            <w14:ligatures w14:val="none"/>
-          </w:rPr>
-          <w:delInstrText xml:space="preserve"> ADDIN ZOTERO_ITEM CSL_CITATION {"citationID":"9A6PUmLO","properties":{"formattedCitation":"(Makhlouf et al., 2025)","plainCitation":"(Makhlouf et al., 2025)","noteIndex":0},"citationItems":[{"id":5397,"uris":["http://zotero.org/users/8421274/items/WRVF2L9N"],"itemData":{"id":5397,"type":"article-journal","abstract":"Understanding the spatial ecology of migratory species is uniquely challenging using conventional approaches. In fisheries such as for Pacific salmon, genetic stock identification (GSI) and isotope-based methods have emerged as strategies for reconstructing spatial ecology but are limited by the spatial resolution of genetic differentiation and isotopic heterogeneity. We show that integrating these complementary datasets improve the spatial resolution of provenance assignments. To do so, we reconstructed basin-wide estimates of natal origin locations for Chinook salmon in the Yukon River using samples (n = 247) from an experimental fishery designed to assess in-season run timing. A combined framework improved precision of likely provenance assignments (stream km &gt; 0.7 posterior probability) by 92% over genetic assignments and 52% over strontium isotope methods. In doing so, we illustrate watershed scale estimates of natal origin distributions with a greater resolution available from GSI or isotope data alone.","container-title":"Limnology and Oceanography Letters","DOI":"10.1002/lol2.70025","ISSN":"2378-2242","issue":"n/a","language":"en","license":"© 2025 The Author(s). Limnology and Oceanography Letters published by Wiley Periodicals LLC on behalf of Association for the Sciences of Limnology and Oceanography.","note":"_eprint: https://onlinelibrary.wiley.com/doi/pdf/10.1002/lol2.70025","source":"Wiley Online Library","title":"Combining genetic and isotope frameworks improves reconstruction of fish provenance across riverscapes","URL":"https://onlinelibrary.wiley.com/doi/abs/10.1002/lol2.70025","volume":"n/a","author":[{"family":"Makhlouf","given":"Ben"},{"family":"Cline","given":"Timothy J."},{"family":"Fernandez","given":"Diego"},{"family":"Seeb","given":"Lisa"},{"family":"Lee","given":"Elizabeth"},{"family":"Gilk-Baumer","given":"Sara"},{"family":"Whited","given":"Diane"},{"family":"Zimmerman","given":"Christian E."},{"family":"Schindler","given":"Daniel E."}],"accessed":{"date-parts":[["2025",6,4]]},"issued":{"date-parts":[["2025"]]}}}],"schema":"https://github.com/citation-style-language/schema/raw/master/csl-citation.json"} </w:delInstrText>
-        </w:r>
-        <w:r>
-          <w:rPr>
-            <w:rFonts w:ascii="Garamond" w:eastAsia="Times New Roman" w:hAnsi="Garamond" w:cs="Times New Roman"/>
-            <w:kern w:val="0"/>
-            <w:sz w:val="22"/>
-            <w:szCs w:val="22"/>
-            <w14:ligatures w14:val="none"/>
-          </w:rPr>
-          <w:fldChar w:fldCharType="separate"/>
-        </w:r>
-        <w:r>
-          <w:rPr>
-            <w:rFonts w:ascii="Garamond" w:eastAsia="Times New Roman" w:hAnsi="Garamond" w:cs="Times New Roman"/>
-            <w:noProof/>
-            <w:kern w:val="0"/>
-            <w:sz w:val="22"/>
-            <w:szCs w:val="22"/>
-            <w14:ligatures w14:val="none"/>
-          </w:rPr>
-          <w:delText>(Makhlouf et al., 2025)</w:delText>
-        </w:r>
-        <w:r>
-          <w:rPr>
-            <w:rFonts w:ascii="Garamond" w:eastAsia="Times New Roman" w:hAnsi="Garamond" w:cs="Times New Roman"/>
-            <w:kern w:val="0"/>
-            <w:sz w:val="22"/>
-            <w:szCs w:val="22"/>
-            <w14:ligatures w14:val="none"/>
-          </w:rPr>
-          <w:fldChar w:fldCharType="end"/>
-        </w:r>
-        <w:r>
-          <w:rPr>
-            <w:rFonts w:ascii="Garamond" w:eastAsia="Times New Roman" w:hAnsi="Garamond" w:cs="Times New Roman"/>
-            <w:kern w:val="0"/>
-            <w:sz w:val="22"/>
-            <w:szCs w:val="22"/>
-            <w14:ligatures w14:val="none"/>
-          </w:rPr>
-          <w:delText xml:space="preserve">. </w:delText>
-        </w:r>
-      </w:del>
-      <w:r>
-        <w:rPr>
-          <w:rFonts w:ascii="Garamond" w:eastAsia="Times New Roman" w:hAnsi="Garamond" w:cs="Times New Roman"/>
-          <w:kern w:val="0"/>
-          <w:sz w:val="22"/>
-          <w:szCs w:val="22"/>
-          <w14:ligatures w14:val="none"/>
-        </w:rPr>
-        <w:t>Briefly,</w:t>
-      </w:r>
       <w:r>
         <w:rPr>
           <w:rFonts w:ascii="Garamond" w:eastAsia="Times New Roman" w:hAnsi="Garamond" w:cs="Times New Roman"/>
@@ -3439,71 +2997,36 @@
           <w:szCs w:val="22"/>
           <w14:ligatures w14:val="none"/>
         </w:rPr>
-        <w:t xml:space="preserve"> Sr</w:t>
-      </w:r>
-      <w:r>
-        <w:rPr>
-          <w:rFonts w:ascii="Garamond" w:eastAsia="Times New Roman" w:hAnsi="Garamond" w:cs="Times New Roman"/>
-          <w:kern w:val="0"/>
-          <w:sz w:val="22"/>
-          <w:szCs w:val="22"/>
-          <w:vertAlign w:val="superscript"/>
-          <w14:ligatures w14:val="none"/>
-        </w:rPr>
-        <w:t>87</w:t>
-      </w:r>
-      <w:r>
-        <w:rPr>
-          <w:rFonts w:ascii="Garamond" w:eastAsia="Times New Roman" w:hAnsi="Garamond" w:cs="Times New Roman"/>
-          <w:kern w:val="0"/>
-          <w:sz w:val="22"/>
-          <w:szCs w:val="22"/>
-          <w14:ligatures w14:val="none"/>
-        </w:rPr>
-        <w:t>/Sr</w:t>
-      </w:r>
-      <w:r>
-        <w:rPr>
-          <w:rFonts w:ascii="Garamond" w:eastAsia="Times New Roman" w:hAnsi="Garamond" w:cs="Times New Roman"/>
-          <w:kern w:val="0"/>
-          <w:sz w:val="22"/>
-          <w:szCs w:val="22"/>
-          <w:vertAlign w:val="superscript"/>
-          <w14:ligatures w14:val="none"/>
-        </w:rPr>
-        <w:t>86</w:t>
-      </w:r>
-      <w:r>
-        <w:rPr>
-          <w:rFonts w:ascii="Garamond" w:eastAsia="Times New Roman" w:hAnsi="Garamond" w:cs="Times New Roman"/>
-          <w:kern w:val="0"/>
-          <w:sz w:val="22"/>
-          <w:szCs w:val="22"/>
-          <w14:ligatures w14:val="none"/>
-        </w:rPr>
-        <w:t xml:space="preserve"> values were derived from water samples </w:t>
-      </w:r>
-      <w:del w:id="22" w:author="Benjamin J. Makhlouf" w:date="2025-07-26T13:00:00Z" w16du:dateUtc="2025-07-26T20:00:00Z">
-        <w:r>
-          <w:rPr>
-            <w:rFonts w:ascii="Garamond" w:eastAsia="Times New Roman" w:hAnsi="Garamond" w:cs="Times New Roman"/>
-            <w:kern w:val="0"/>
-            <w:sz w:val="22"/>
-            <w:szCs w:val="22"/>
-            <w:highlight w:val="yellow"/>
-            <w14:ligatures w14:val="none"/>
-          </w:rPr>
-          <w:delText>(</w:delText>
-        </w:r>
-      </w:del>
-      <w:r>
-        <w:rPr>
-          <w:rFonts w:ascii="Garamond" w:eastAsia="Times New Roman" w:hAnsi="Garamond" w:cs="Times New Roman"/>
-          <w:kern w:val="0"/>
-          <w:sz w:val="22"/>
-          <w:szCs w:val="22"/>
-          <w14:ligatures w14:val="none"/>
-          <w:rPrChange w:id="23" w:author="Benjamin J. Makhlouf" w:date="2025-07-26T13:00:00Z" w16du:dateUtc="2025-07-26T20:00:00Z">
+        <w:t xml:space="preserve">were </w:t>
+      </w:r>
+      <w:r>
+        <w:rPr>
+          <w:rFonts w:ascii="Garamond" w:eastAsia="Times New Roman" w:hAnsi="Garamond" w:cs="Times New Roman"/>
+          <w:kern w:val="0"/>
+          <w:sz w:val="22"/>
+          <w:szCs w:val="22"/>
+          <w14:ligatures w14:val="none"/>
+        </w:rPr>
+        <w:t>modeled using spatial stream network modeling (SSNM)</w:t>
+      </w:r>
+      <w:r>
+        <w:rPr>
+          <w:rFonts w:ascii="Garamond" w:eastAsia="Times New Roman" w:hAnsi="Garamond" w:cs="Times New Roman"/>
+          <w:kern w:val="0"/>
+          <w:sz w:val="22"/>
+          <w:szCs w:val="22"/>
+          <w14:ligatures w14:val="none"/>
+        </w:rPr>
+        <w:t xml:space="preserve"> and derived from water samples collected throughout the river basin </w:t>
+      </w:r>
+      <w:r>
+        <w:rPr>
+          <w:rFonts w:ascii="Garamond" w:eastAsia="Times New Roman" w:hAnsi="Garamond" w:cs="Times New Roman"/>
+          <w:kern w:val="0"/>
+          <w:sz w:val="22"/>
+          <w:szCs w:val="22"/>
+          <w14:ligatures w14:val="none"/>
+          <w:rPrChange w:id="7" w:author="Benjamin J. Makhlouf" w:date="2025-07-26T13:00:00Z" w16du:dateUtc="2025-07-26T20:00:00Z">
             <w:rPr>
               <w:rFonts w:ascii="Garamond" w:eastAsia="Times New Roman" w:hAnsi="Garamond" w:cs="Times New Roman"/>
               <w:kern w:val="0"/>
@@ -3523,7 +3046,7 @@
           <w:sz w:val="22"/>
           <w:szCs w:val="22"/>
           <w14:ligatures w14:val="none"/>
-          <w:rPrChange w:id="24" w:author="Benjamin J. Makhlouf" w:date="2025-07-26T13:00:00Z" w16du:dateUtc="2025-07-26T20:00:00Z">
+          <w:rPrChange w:id="8" w:author="Benjamin J. Makhlouf" w:date="2025-07-26T13:00:00Z" w16du:dateUtc="2025-07-26T20:00:00Z">
             <w:rPr>
               <w:rFonts w:ascii="Garamond" w:eastAsia="Times New Roman" w:hAnsi="Garamond" w:cs="Times New Roman"/>
               <w:kern w:val="0"/>
@@ -3543,7 +3066,7 @@
           <w:sz w:val="22"/>
           <w:szCs w:val="22"/>
           <w14:ligatures w14:val="none"/>
-          <w:rPrChange w:id="25" w:author="Benjamin J. Makhlouf" w:date="2025-07-26T13:00:00Z" w16du:dateUtc="2025-07-26T20:00:00Z">
+          <w:rPrChange w:id="9" w:author="Benjamin J. Makhlouf" w:date="2025-07-26T13:00:00Z" w16du:dateUtc="2025-07-26T20:00:00Z">
             <w:rPr>
               <w:rFonts w:ascii="Garamond" w:eastAsia="Times New Roman" w:hAnsi="Garamond" w:cs="Times New Roman"/>
               <w:kern w:val="0"/>
@@ -3564,7 +3087,7 @@
           <w:sz w:val="22"/>
           <w:szCs w:val="22"/>
           <w14:ligatures w14:val="none"/>
-          <w:rPrChange w:id="26" w:author="Benjamin J. Makhlouf" w:date="2025-07-26T13:00:00Z" w16du:dateUtc="2025-07-26T20:00:00Z">
+          <w:rPrChange w:id="10" w:author="Benjamin J. Makhlouf" w:date="2025-07-26T13:00:00Z" w16du:dateUtc="2025-07-26T20:00:00Z">
             <w:rPr>
               <w:rFonts w:ascii="Garamond" w:eastAsia="Times New Roman" w:hAnsi="Garamond" w:cs="Times New Roman"/>
               <w:noProof/>
@@ -3578,30 +3101,6 @@
         </w:rPr>
         <w:t>(French et al., 2020</w:t>
       </w:r>
-      <w:ins w:id="27" w:author="Benjamin J. Makhlouf" w:date="2025-07-26T13:00:00Z" w16du:dateUtc="2025-07-26T20:00:00Z">
-        <w:r>
-          <w:rPr>
-            <w:rFonts w:ascii="Garamond" w:eastAsia="Times New Roman" w:hAnsi="Garamond" w:cs="Times New Roman"/>
-            <w:noProof/>
-            <w:kern w:val="0"/>
-            <w:sz w:val="22"/>
-            <w:szCs w:val="22"/>
-            <w14:ligatures w14:val="none"/>
-            <w:rPrChange w:id="28" w:author="Benjamin J. Makhlouf" w:date="2025-07-26T13:00:00Z" w16du:dateUtc="2025-07-26T20:00:00Z">
-              <w:rPr>
-                <w:rFonts w:ascii="Garamond" w:eastAsia="Times New Roman" w:hAnsi="Garamond" w:cs="Times New Roman"/>
-                <w:noProof/>
-                <w:kern w:val="0"/>
-                <w:sz w:val="22"/>
-                <w:szCs w:val="22"/>
-                <w:highlight w:val="yellow"/>
-                <w14:ligatures w14:val="none"/>
-              </w:rPr>
-            </w:rPrChange>
-          </w:rPr>
-          <w:t>, N = 120</w:t>
-        </w:r>
-      </w:ins>
       <w:r>
         <w:rPr>
           <w:rFonts w:ascii="Garamond" w:eastAsia="Times New Roman" w:hAnsi="Garamond" w:cs="Times New Roman"/>
@@ -3610,7 +3109,7 @@
           <w:sz w:val="22"/>
           <w:szCs w:val="22"/>
           <w14:ligatures w14:val="none"/>
-          <w:rPrChange w:id="29" w:author="Benjamin J. Makhlouf" w:date="2025-07-26T13:00:00Z" w16du:dateUtc="2025-07-26T20:00:00Z">
+          <w:rPrChange w:id="11" w:author="Benjamin J. Makhlouf" w:date="2025-07-26T13:00:00Z" w16du:dateUtc="2025-07-26T20:00:00Z">
             <w:rPr>
               <w:rFonts w:ascii="Garamond" w:eastAsia="Times New Roman" w:hAnsi="Garamond" w:cs="Times New Roman"/>
               <w:noProof/>
@@ -3622,6 +3121,28 @@
             </w:rPr>
           </w:rPrChange>
         </w:rPr>
+        <w:t>, N = 120</w:t>
+      </w:r>
+      <w:r>
+        <w:rPr>
+          <w:rFonts w:ascii="Garamond" w:eastAsia="Times New Roman" w:hAnsi="Garamond" w:cs="Times New Roman"/>
+          <w:noProof/>
+          <w:kern w:val="0"/>
+          <w:sz w:val="22"/>
+          <w:szCs w:val="22"/>
+          <w14:ligatures w14:val="none"/>
+          <w:rPrChange w:id="12" w:author="Benjamin J. Makhlouf" w:date="2025-07-26T13:00:00Z" w16du:dateUtc="2025-07-26T20:00:00Z">
+            <w:rPr>
+              <w:rFonts w:ascii="Garamond" w:eastAsia="Times New Roman" w:hAnsi="Garamond" w:cs="Times New Roman"/>
+              <w:noProof/>
+              <w:kern w:val="0"/>
+              <w:sz w:val="22"/>
+              <w:szCs w:val="22"/>
+              <w:highlight w:val="yellow"/>
+              <w14:ligatures w14:val="none"/>
+            </w:rPr>
+          </w:rPrChange>
+        </w:rPr>
         <w:t>)</w:t>
       </w:r>
       <w:r>
@@ -3631,7 +3152,7 @@
           <w:sz w:val="22"/>
           <w:szCs w:val="22"/>
           <w14:ligatures w14:val="none"/>
-          <w:rPrChange w:id="30" w:author="Benjamin J. Makhlouf" w:date="2025-07-26T13:00:00Z" w16du:dateUtc="2025-07-26T20:00:00Z">
+          <w:rPrChange w:id="13" w:author="Benjamin J. Makhlouf" w:date="2025-07-26T13:00:00Z" w16du:dateUtc="2025-07-26T20:00:00Z">
             <w:rPr>
               <w:rFonts w:ascii="Garamond" w:eastAsia="Times New Roman" w:hAnsi="Garamond" w:cs="Times New Roman"/>
               <w:kern w:val="0"/>
@@ -3644,172 +3165,149 @@
         </w:rPr>
         <w:fldChar w:fldCharType="end"/>
       </w:r>
-      <w:del w:id="31" w:author="Benjamin J. Makhlouf" w:date="2025-07-26T13:00:00Z" w16du:dateUtc="2025-07-26T20:00:00Z">
-        <w:r>
-          <w:rPr>
-            <w:rFonts w:ascii="Garamond" w:eastAsia="Times New Roman" w:hAnsi="Garamond" w:cs="Times New Roman"/>
-            <w:kern w:val="0"/>
-            <w:sz w:val="22"/>
-            <w:szCs w:val="22"/>
-            <w14:ligatures w14:val="none"/>
-            <w:rPrChange w:id="32" w:author="Benjamin J. Makhlouf" w:date="2025-07-26T13:00:00Z" w16du:dateUtc="2025-07-26T20:00:00Z">
-              <w:rPr>
-                <w:rFonts w:ascii="Garamond" w:eastAsia="Times New Roman" w:hAnsi="Garamond" w:cs="Times New Roman"/>
-                <w:kern w:val="0"/>
-                <w:sz w:val="22"/>
-                <w:szCs w:val="22"/>
-                <w:highlight w:val="yellow"/>
-                <w14:ligatures w14:val="none"/>
-              </w:rPr>
-            </w:rPrChange>
-          </w:rPr>
-          <w:delText>French et al. 202</w:delText>
-        </w:r>
-        <w:r>
-          <w:rPr>
-            <w:rFonts w:ascii="Garamond" w:eastAsia="Times New Roman" w:hAnsi="Garamond" w:cs="Times New Roman"/>
-            <w:kern w:val="0"/>
-            <w:sz w:val="22"/>
-            <w:szCs w:val="22"/>
-            <w14:ligatures w14:val="none"/>
-            <w:rPrChange w:id="33" w:author="Benjamin J. Makhlouf" w:date="2025-07-26T13:00:00Z" w16du:dateUtc="2025-07-26T20:00:00Z">
-              <w:rPr>
-                <w:rFonts w:ascii="Garamond" w:eastAsia="Times New Roman" w:hAnsi="Garamond" w:cs="Times New Roman"/>
-                <w:kern w:val="0"/>
-                <w:sz w:val="22"/>
-                <w:szCs w:val="22"/>
-                <w:highlight w:val="yellow"/>
-                <w14:ligatures w14:val="none"/>
-              </w:rPr>
-            </w:rPrChange>
-          </w:rPr>
-          <w:delText>0</w:delText>
-        </w:r>
-        <w:r>
-          <w:rPr>
-            <w:rFonts w:ascii="Garamond" w:eastAsia="Times New Roman" w:hAnsi="Garamond" w:cs="Times New Roman"/>
-            <w:kern w:val="0"/>
-            <w:sz w:val="22"/>
-            <w:szCs w:val="22"/>
-            <w14:ligatures w14:val="none"/>
-            <w:rPrChange w:id="34" w:author="Benjamin J. Makhlouf" w:date="2025-07-26T13:00:00Z" w16du:dateUtc="2025-07-26T20:00:00Z">
-              <w:rPr>
-                <w:rFonts w:ascii="Garamond" w:eastAsia="Times New Roman" w:hAnsi="Garamond" w:cs="Times New Roman"/>
-                <w:kern w:val="0"/>
-                <w:sz w:val="22"/>
-                <w:szCs w:val="22"/>
-                <w:highlight w:val="yellow"/>
-                <w14:ligatures w14:val="none"/>
-              </w:rPr>
-            </w:rPrChange>
-          </w:rPr>
-          <w:delText>;</w:delText>
-        </w:r>
-      </w:del>
-      <w:ins w:id="35" w:author="Benjamin J. Makhlouf" w:date="2025-07-26T13:00:00Z" w16du:dateUtc="2025-07-26T20:00:00Z">
-        <w:r>
-          <w:rPr>
-            <w:rFonts w:ascii="Garamond" w:eastAsia="Times New Roman" w:hAnsi="Garamond" w:cs="Times New Roman"/>
-            <w:kern w:val="0"/>
-            <w:sz w:val="22"/>
-            <w:szCs w:val="22"/>
-            <w14:ligatures w14:val="none"/>
-            <w:rPrChange w:id="36" w:author="Benjamin J. Makhlouf" w:date="2025-07-26T13:00:00Z" w16du:dateUtc="2025-07-26T20:00:00Z">
-              <w:rPr>
-                <w:rFonts w:ascii="Garamond" w:eastAsia="Times New Roman" w:hAnsi="Garamond" w:cs="Times New Roman"/>
-                <w:kern w:val="0"/>
-                <w:sz w:val="22"/>
-                <w:szCs w:val="22"/>
-                <w:highlight w:val="yellow"/>
-                <w14:ligatures w14:val="none"/>
-              </w:rPr>
-            </w:rPrChange>
-          </w:rPr>
-          <w:t xml:space="preserve"> </w:t>
-        </w:r>
-      </w:ins>
-      <w:del w:id="37" w:author="Benjamin J. Makhlouf" w:date="2025-07-26T13:00:00Z" w16du:dateUtc="2025-07-26T20:00:00Z">
-        <w:r>
-          <w:rPr>
-            <w:rFonts w:ascii="Garamond" w:eastAsia="Times New Roman" w:hAnsi="Garamond" w:cs="Times New Roman"/>
-            <w:kern w:val="0"/>
-            <w:sz w:val="22"/>
-            <w:szCs w:val="22"/>
-            <w14:ligatures w14:val="none"/>
-            <w:rPrChange w:id="38" w:author="Benjamin J. Makhlouf" w:date="2025-07-26T13:00:00Z" w16du:dateUtc="2025-07-26T20:00:00Z">
-              <w:rPr>
-                <w:rFonts w:ascii="Garamond" w:eastAsia="Times New Roman" w:hAnsi="Garamond" w:cs="Times New Roman"/>
-                <w:kern w:val="0"/>
-                <w:sz w:val="22"/>
-                <w:szCs w:val="22"/>
-                <w:highlight w:val="yellow"/>
-                <w14:ligatures w14:val="none"/>
-              </w:rPr>
-            </w:rPrChange>
-          </w:rPr>
-          <w:delText xml:space="preserve"> </w:delText>
-        </w:r>
-        <w:r>
-          <w:rPr>
-            <w:rFonts w:ascii="Garamond" w:eastAsia="Times New Roman" w:hAnsi="Garamond" w:cs="Times New Roman"/>
-            <w:kern w:val="0"/>
-            <w:sz w:val="22"/>
-            <w:szCs w:val="22"/>
-            <w14:ligatures w14:val="none"/>
-            <w:rPrChange w:id="39" w:author="Benjamin J. Makhlouf" w:date="2025-07-26T13:00:00Z" w16du:dateUtc="2025-07-26T20:00:00Z">
-              <w:rPr>
-                <w:rFonts w:ascii="Garamond" w:eastAsia="Times New Roman" w:hAnsi="Garamond" w:cs="Times New Roman"/>
-                <w:kern w:val="0"/>
-                <w:sz w:val="22"/>
-                <w:szCs w:val="22"/>
-                <w:highlight w:val="yellow"/>
-                <w14:ligatures w14:val="none"/>
-              </w:rPr>
-            </w:rPrChange>
-          </w:rPr>
-          <w:delText xml:space="preserve">N= </w:delText>
-        </w:r>
-        <w:r>
-          <w:rPr>
-            <w:rFonts w:ascii="Garamond" w:eastAsia="Times New Roman" w:hAnsi="Garamond" w:cs="Times New Roman"/>
-            <w:kern w:val="0"/>
-            <w:sz w:val="22"/>
-            <w:szCs w:val="22"/>
-            <w14:ligatures w14:val="none"/>
-            <w:rPrChange w:id="40" w:author="Benjamin J. Makhlouf" w:date="2025-07-26T13:00:00Z" w16du:dateUtc="2025-07-26T20:00:00Z">
-              <w:rPr>
-                <w:rFonts w:ascii="Garamond" w:eastAsia="Times New Roman" w:hAnsi="Garamond" w:cs="Times New Roman"/>
-                <w:kern w:val="0"/>
-                <w:sz w:val="22"/>
-                <w:szCs w:val="22"/>
-                <w:highlight w:val="yellow"/>
-                <w14:ligatures w14:val="none"/>
-              </w:rPr>
-            </w:rPrChange>
-          </w:rPr>
-          <w:delText>120</w:delText>
-        </w:r>
-        <w:r>
-          <w:rPr>
-            <w:rFonts w:ascii="Garamond" w:eastAsia="Times New Roman" w:hAnsi="Garamond" w:cs="Times New Roman"/>
-            <w:kern w:val="0"/>
-            <w:sz w:val="22"/>
-            <w:szCs w:val="22"/>
-            <w14:ligatures w14:val="none"/>
-            <w:rPrChange w:id="41" w:author="Benjamin J. Makhlouf" w:date="2025-07-26T13:00:00Z" w16du:dateUtc="2025-07-26T20:00:00Z">
-              <w:rPr>
-                <w:rFonts w:ascii="Garamond" w:eastAsia="Times New Roman" w:hAnsi="Garamond" w:cs="Times New Roman"/>
-                <w:kern w:val="0"/>
-                <w:sz w:val="22"/>
-                <w:szCs w:val="22"/>
-                <w:highlight w:val="yellow"/>
-                <w14:ligatures w14:val="none"/>
-              </w:rPr>
-            </w:rPrChange>
-          </w:rPr>
-          <w:delText>)</w:delText>
-        </w:r>
-      </w:del>
+      <w:r>
+        <w:rPr>
+          <w:rFonts w:ascii="Garamond" w:eastAsia="Times New Roman" w:hAnsi="Garamond" w:cs="Times New Roman"/>
+          <w:kern w:val="0"/>
+          <w:sz w:val="22"/>
+          <w:szCs w:val="22"/>
+          <w14:ligatures w14:val="none"/>
+        </w:rPr>
+        <w:t xml:space="preserve">. </w:t>
+      </w:r>
+      <w:r>
+        <w:rPr>
+          <w:rFonts w:ascii="Garamond" w:eastAsia="Times New Roman" w:hAnsi="Garamond" w:cs="Times New Roman"/>
+          <w:kern w:val="0"/>
+          <w:sz w:val="22"/>
+          <w:szCs w:val="22"/>
+          <w14:ligatures w14:val="none"/>
+        </w:rPr>
+        <w:t xml:space="preserve">This approach considered </w:t>
+      </w:r>
+      <w:r>
+        <w:rPr>
+          <w:rFonts w:ascii="Garamond" w:eastAsia="Times New Roman" w:hAnsi="Garamond" w:cs="Times New Roman"/>
+          <w:kern w:val="0"/>
+          <w:sz w:val="22"/>
+          <w:szCs w:val="22"/>
+          <w14:ligatures w14:val="none"/>
+        </w:rPr>
+        <w:t>several geologic and hydrological covariates as well as</w:t>
+      </w:r>
+      <w:r>
+        <w:rPr>
+          <w:rFonts w:ascii="Garamond" w:eastAsia="Times New Roman" w:hAnsi="Garamond" w:cs="Times New Roman"/>
+          <w:kern w:val="0"/>
+          <w:sz w:val="22"/>
+          <w:szCs w:val="22"/>
+          <w14:ligatures w14:val="none"/>
+        </w:rPr>
+        <w:t xml:space="preserve"> the effect of both </w:t>
+      </w:r>
+      <w:r>
+        <w:rPr>
+          <w:rFonts w:ascii="Garamond" w:eastAsia="Times New Roman" w:hAnsi="Garamond" w:cs="Times New Roman"/>
+          <w:kern w:val="0"/>
+          <w:sz w:val="22"/>
+          <w:szCs w:val="22"/>
+          <w14:ligatures w14:val="none"/>
+        </w:rPr>
+        <w:t>Euclidian distance and hydrological connectivity between sampling sites</w:t>
+      </w:r>
+      <w:r>
+        <w:rPr>
+          <w:rFonts w:ascii="Garamond" w:eastAsia="Times New Roman" w:hAnsi="Garamond" w:cs="Times New Roman"/>
+          <w:kern w:val="0"/>
+          <w:sz w:val="22"/>
+          <w:szCs w:val="22"/>
+          <w14:ligatures w14:val="none"/>
+        </w:rPr>
+        <w:t xml:space="preserve">, providing a </w:t>
+      </w:r>
+      <w:r>
+        <w:rPr>
+          <w:rFonts w:ascii="Garamond" w:hAnsi="Garamond" w:cs="Times New Roman"/>
+          <w:sz w:val="22"/>
+          <w:szCs w:val="22"/>
+        </w:rPr>
+        <w:t xml:space="preserve">spatially continuous estimate of </w:t>
+      </w:r>
+      <w:r>
+        <w:rPr>
+          <w:rFonts w:ascii="Garamond" w:eastAsia="Times New Roman" w:hAnsi="Garamond" w:cs="Times New Roman"/>
+          <w:kern w:val="0"/>
+          <w:sz w:val="22"/>
+          <w:szCs w:val="22"/>
+          <w14:ligatures w14:val="none"/>
+        </w:rPr>
+        <w:t>Sr</w:t>
+      </w:r>
+      <w:r>
+        <w:rPr>
+          <w:rFonts w:ascii="Garamond" w:eastAsia="Times New Roman" w:hAnsi="Garamond" w:cs="Times New Roman"/>
+          <w:kern w:val="0"/>
+          <w:sz w:val="22"/>
+          <w:szCs w:val="22"/>
+          <w:vertAlign w:val="superscript"/>
+          <w14:ligatures w14:val="none"/>
+        </w:rPr>
+        <w:t>87</w:t>
+      </w:r>
+      <w:r>
+        <w:rPr>
+          <w:rFonts w:ascii="Garamond" w:eastAsia="Times New Roman" w:hAnsi="Garamond" w:cs="Times New Roman"/>
+          <w:kern w:val="0"/>
+          <w:sz w:val="22"/>
+          <w:szCs w:val="22"/>
+          <w14:ligatures w14:val="none"/>
+        </w:rPr>
+        <w:t>/Sr</w:t>
+      </w:r>
+      <w:r>
+        <w:rPr>
+          <w:rFonts w:ascii="Garamond" w:eastAsia="Times New Roman" w:hAnsi="Garamond" w:cs="Times New Roman"/>
+          <w:kern w:val="0"/>
+          <w:sz w:val="22"/>
+          <w:szCs w:val="22"/>
+          <w:vertAlign w:val="superscript"/>
+          <w14:ligatures w14:val="none"/>
+        </w:rPr>
+        <w:t>86</w:t>
+      </w:r>
+      <w:r>
+        <w:rPr>
+          <w:rFonts w:ascii="Garamond" w:hAnsi="Garamond" w:cs="Times New Roman"/>
+          <w:sz w:val="22"/>
+          <w:szCs w:val="22"/>
+        </w:rPr>
+        <w:t xml:space="preserve"> values and their associated uncertainties for roughly every ~1km stretch of tributaries across the basin </w:t>
+      </w:r>
+      <w:commentRangeStart w:id="14"/>
+      <w:r>
+        <w:rPr>
+          <w:rFonts w:ascii="Garamond" w:hAnsi="Garamond" w:cs="Times New Roman"/>
+          <w:sz w:val="22"/>
+          <w:szCs w:val="22"/>
+        </w:rPr>
+        <w:t xml:space="preserve">(Figure </w:t>
+      </w:r>
+      <w:r>
+        <w:rPr>
+          <w:rFonts w:ascii="Garamond" w:hAnsi="Garamond" w:cs="Times New Roman"/>
+          <w:sz w:val="22"/>
+          <w:szCs w:val="22"/>
+        </w:rPr>
+        <w:t>1</w:t>
+      </w:r>
+      <w:r>
+        <w:rPr>
+          <w:rFonts w:ascii="Garamond" w:hAnsi="Garamond" w:cs="Times New Roman"/>
+          <w:sz w:val="22"/>
+          <w:szCs w:val="22"/>
+        </w:rPr>
+        <w:t>)</w:t>
+      </w:r>
       <w:r>
         <w:rPr>
           <w:rFonts w:ascii="Garamond" w:eastAsia="Times New Roman" w:hAnsi="Garamond" w:cs="Times New Roman"/>
@@ -3820,90 +3318,13 @@
         </w:rPr>
         <w:t xml:space="preserve"> </w:t>
       </w:r>
-      <w:r>
-        <w:rPr>
-          <w:rFonts w:ascii="Garamond" w:eastAsia="Times New Roman" w:hAnsi="Garamond" w:cs="Times New Roman"/>
-          <w:kern w:val="0"/>
-          <w:sz w:val="22"/>
-          <w:szCs w:val="22"/>
-          <w14:ligatures w14:val="none"/>
-        </w:rPr>
-        <w:t xml:space="preserve">collected throughout </w:t>
-      </w:r>
-      <w:r>
-        <w:rPr>
-          <w:rFonts w:ascii="Garamond" w:eastAsia="Times New Roman" w:hAnsi="Garamond" w:cs="Times New Roman"/>
-          <w:kern w:val="0"/>
-          <w:sz w:val="22"/>
-          <w:szCs w:val="22"/>
-          <w14:ligatures w14:val="none"/>
-        </w:rPr>
-        <w:t>the Kuskokwim River basin</w:t>
-      </w:r>
-      <w:r>
-        <w:rPr>
-          <w:rFonts w:ascii="Garamond" w:eastAsia="Times New Roman" w:hAnsi="Garamond" w:cs="Times New Roman"/>
-          <w:kern w:val="0"/>
-          <w:sz w:val="22"/>
-          <w:szCs w:val="22"/>
-          <w14:ligatures w14:val="none"/>
-        </w:rPr>
-        <w:t xml:space="preserve"> (Supp. 1) and modeled </w:t>
-      </w:r>
-      <w:del w:id="42" w:author="Benjamin J. Makhlouf" w:date="2025-07-26T13:04:00Z" w16du:dateUtc="2025-07-26T20:04:00Z">
-        <w:r>
-          <w:rPr>
-            <w:rFonts w:ascii="Garamond" w:eastAsia="Times New Roman" w:hAnsi="Garamond" w:cs="Times New Roman"/>
-            <w:kern w:val="0"/>
-            <w:sz w:val="22"/>
-            <w:szCs w:val="22"/>
-            <w14:ligatures w14:val="none"/>
-          </w:rPr>
-          <w:delText>via</w:delText>
-        </w:r>
-        <w:r>
-          <w:rPr>
-            <w:rFonts w:ascii="Garamond" w:eastAsia="Times New Roman" w:hAnsi="Garamond" w:cs="Times New Roman"/>
-            <w:kern w:val="0"/>
-            <w:sz w:val="22"/>
-            <w:szCs w:val="22"/>
-            <w14:ligatures w14:val="none"/>
-          </w:rPr>
-          <w:delText xml:space="preserve"> spatial stream network modeling</w:delText>
-        </w:r>
-        <w:r>
-          <w:rPr>
-            <w:rFonts w:ascii="Garamond" w:eastAsia="Times New Roman" w:hAnsi="Garamond" w:cs="Times New Roman"/>
-            <w:kern w:val="0"/>
-            <w:sz w:val="22"/>
-            <w:szCs w:val="22"/>
-            <w14:ligatures w14:val="none"/>
-          </w:rPr>
-          <w:delText xml:space="preserve"> </w:delText>
-        </w:r>
-      </w:del>
-      <w:r>
-        <w:rPr>
-          <w:rFonts w:ascii="Garamond" w:eastAsia="Times New Roman" w:hAnsi="Garamond" w:cs="Times New Roman"/>
-          <w:kern w:val="0"/>
-          <w:sz w:val="22"/>
-          <w:szCs w:val="22"/>
-          <w14:ligatures w14:val="none"/>
-        </w:rPr>
-        <w:t xml:space="preserve">using the STARRS package in R </w:t>
-      </w:r>
-      <w:del w:id="43" w:author="Benjamin J. Makhlouf" w:date="2025-07-26T12:59:00Z" w16du:dateUtc="2025-07-26T19:59:00Z">
-        <w:r>
-          <w:rPr>
-            <w:rFonts w:ascii="Garamond" w:eastAsia="Times New Roman" w:hAnsi="Garamond" w:cs="Times New Roman"/>
-            <w:kern w:val="0"/>
-            <w:sz w:val="22"/>
-            <w:szCs w:val="22"/>
-            <w14:ligatures w14:val="none"/>
-          </w:rPr>
-          <w:delText>(</w:delText>
-        </w:r>
-      </w:del>
+      <w:commentRangeEnd w:id="14"/>
+      <w:r>
+        <w:rPr>
+          <w:rStyle w:val="CommentReference"/>
+        </w:rPr>
+        <w:commentReference w:id="14"/>
+      </w:r>
       <w:r>
         <w:rPr>
           <w:rFonts w:ascii="Garamond" w:eastAsia="Times New Roman" w:hAnsi="Garamond" w:cs="Times New Roman"/>
@@ -3922,7 +3343,7 @@
           <w:szCs w:val="22"/>
           <w14:ligatures w14:val="none"/>
         </w:rPr>
-        <w:instrText xml:space="preserve"> ADDIN ZOTERO_ITEM CSL_CITATION {"citationID":"s6C5sUiM","properties":{"formattedCitation":"(French et al., 2020; Peterson &amp; Hoef, 2014)","plainCitation":"(French et al., 2020; Peterson &amp; Hoef, 2014)","noteIndex":0},"citationItems":[{"id":1684,"uris":["http://zotero.org/users/8421274/items/M654PKRJ"],"itemData":{"id":1684,"type":"article-journal","abstract":"Riverine chemistry reflects both watershed conditions and instream processing, both of which vary across river networks, yet little is known about the scales at which watershed attributes regulate biogeochemical constituents. We used spatial stream network (SSN) models to quantify both watershed and instream effects on streamwater constituents in the Kuskokwim River (western Alaska), the largest free-flowing river in the United States. We assessed chemical constituents spanning from labile nutrients (nitrate [NO3−] and orthophosphate [PO43−]) to biologically and chemically conservative tracers (calcium [Ca2+], strontium [Sr2+], and Sr isotopes [87Sr/86Sr]). We also examined the behavior of dissolved organic carbon (DOC) relative to these constituents to understand whether bulk DOC behaved conservatively in a large boreal river network, where future changes in DOC and nutrient loading are expected under a shifting climate. We derived watershed spatial covariates comprising land cover, geology, and geomorphic characteristics at 14 different spatial extents based on stream order and relative to position in the river network to understand the effect of distant and proximal watershed attributes on streamwater constituents. For all constituents but 87Sr/86Sr, watershed attributes in low-order headwater catchments yielded the best predictive ability for streamwater constituent concentrations across the entire network. Spatial patterning for conservative tracers and bulk DOC showed strong spatial autocorrelation, whereas PO43− and NO3− exhibited spatial patchiness indicative of instream processing. Our work shows that headwater streams are disproportionately important contributors to network-wide biogeochemical constituents supporting aquatic food webs and that conservation and management of aquatic systems should include these small and often remote watershed areas.","container-title":"Journal of Geophysical Research: Biogeosciences","DOI":"10.1029/2020JG005851","ISSN":"2169-8961","issue":"12","language":"en","note":"_eprint: https://agupubs.onlinelibrary.wiley.com/doi/pdf/10.1029/2020JG005851","page":"e2020JG005851","source":"Wiley Online Library","title":"Headwater Catchments Govern Biogeochemistry in America's Largest Free-Flowing River Network","volume":"125","author":[{"family":"French","given":"David W."},{"family":"Schindler","given":"Daniel E."},{"family":"Brennan","given":"Sean R."},{"family":"Whited","given":"Diane"}],"issued":{"date-parts":[["2020"]]}}},{"id":4119,"uris":["http://zotero.org/users/8421274/items/DJWAZARS"],"itemData":{"id":4119,"type":"article-journal","abstract":"This paper describes the STARS ArcGIS geoprocessing toolset, which is used to calculate the spatial information needed to ﬁt spatial statistical models to stream network data using the SSN package. The STARS toolset is designed for use with a landscape network (LSN), which is a topological data model produced by the FLoWS ArcGIS geoprocessing toolset. An overview of the FLoWS LSN structure and a few particularly useful tools is also provided so that users will have a clear understanding of the underlying data structure that the STARS toolset depends on. This document may be used as an introduction to new users. The methods used to calculate the spatial information and format the ﬁnal .ssn object are also explicitly described so that users may create their own .ssn object using other data models and software.","container-title":"Journal of Statistical Software","DOI":"10.18637/jss.v056.i02","ISSN":"1548-7660","issue":"2","journalAbbreviation":"J. Stat. Soft.","language":"en","source":"DOI.org (Crossref)","title":"&lt;b&gt;STARS&lt;/b&gt; : An &lt;i&gt;ArcGIS&lt;/i&gt; Toolset Used to Calculate the Spatial Information Needed to Fit Spatial Statistical Models to Stream Network Data","title-short":"&lt;b&gt;STARS&lt;/b&gt;","URL":"http://www.jstatsoft.org/v56/i02/","volume":"56","author":[{"family":"Peterson","given":"Erin E."},{"family":"Hoef","given":"Jay M. Ver"}],"accessed":{"date-parts":[["2024",1,22]]},"issued":{"date-parts":[["2014"]]}}}],"schema":"https://github.com/citation-style-language/schema/raw/master/csl-citation.json"} </w:instrText>
+        <w:instrText xml:space="preserve"> ADDIN ZOTERO_ITEM CSL_CITATION {"citationID":"a4pXqHFf","properties":{"formattedCitation":"(Ver Hoef &amp; Peterson, 2010)","plainCitation":"(Ver Hoef &amp; Peterson, 2010)","noteIndex":0},"citationItems":[{"id":4769,"uris":["http://zotero.org/users/8421274/items/XBJELDI4"],"itemData":{"id":4769,"type":"article-journal","container-title":"Journal of the American Statistical Association","DOI":"10.1198/jasa.2009.ap08248","ISSN":"0162-1459, 1537-274X","issue":"489","journalAbbreviation":"Journal of the American Statistical Association","language":"en","page":"6-18","source":"DOI.org (Crossref)","title":"A Moving Average Approach for Spatial Statistical Models of Stream Networks","volume":"105","author":[{"family":"Ver Hoef","given":"Jay M."},{"family":"Peterson","given":"Erin E."}],"issued":{"date-parts":[["2010",3,1]]}}}],"schema":"https://github.com/citation-style-language/schema/raw/master/csl-citation.json"} </w:instrText>
       </w:r>
       <w:r>
         <w:rPr>
@@ -3943,7 +3364,7 @@
           <w:szCs w:val="22"/>
           <w14:ligatures w14:val="none"/>
         </w:rPr>
-        <w:t>(French et al., 2020; Peterson &amp; Hoef, 2014)</w:t>
+        <w:t>(Ver Hoef &amp; Peterson, 2010)</w:t>
       </w:r>
       <w:r>
         <w:rPr>
@@ -3955,216 +3376,63 @@
         </w:rPr>
         <w:fldChar w:fldCharType="end"/>
       </w:r>
-      <w:ins w:id="44" w:author="Daniel Schindler" w:date="2025-07-17T13:21:00Z" w16du:dateUtc="2025-07-17T21:21:00Z">
-        <w:del w:id="45" w:author="Benjamin J. Makhlouf" w:date="2025-07-26T12:59:00Z" w16du:dateUtc="2025-07-26T19:59:00Z">
-          <w:r>
-            <w:rPr>
-              <w:rFonts w:ascii="Garamond" w:eastAsia="Times New Roman" w:hAnsi="Garamond" w:cs="Times New Roman"/>
-              <w:kern w:val="0"/>
-              <w:sz w:val="22"/>
-              <w:szCs w:val="22"/>
-              <w14:ligatures w14:val="none"/>
-            </w:rPr>
-            <w:delText>French et al. 202</w:delText>
-          </w:r>
-        </w:del>
-      </w:ins>
-      <w:ins w:id="46" w:author="Daniel Schindler" w:date="2025-07-17T13:23:00Z" w16du:dateUtc="2025-07-17T21:23:00Z">
-        <w:del w:id="47" w:author="Benjamin J. Makhlouf" w:date="2025-07-26T12:59:00Z" w16du:dateUtc="2025-07-26T19:59:00Z">
-          <w:r>
-            <w:rPr>
-              <w:rFonts w:ascii="Garamond" w:eastAsia="Times New Roman" w:hAnsi="Garamond" w:cs="Times New Roman"/>
-              <w:kern w:val="0"/>
-              <w:sz w:val="22"/>
-              <w:szCs w:val="22"/>
-              <w14:ligatures w14:val="none"/>
-            </w:rPr>
-            <w:delText>0</w:delText>
-          </w:r>
-        </w:del>
-      </w:ins>
-      <w:del w:id="48" w:author="Daniel Schindler" w:date="2025-07-17T13:21:00Z" w16du:dateUtc="2025-07-17T21:21:00Z">
-        <w:r>
-          <w:rPr>
-            <w:rFonts w:ascii="Garamond" w:eastAsia="Times New Roman" w:hAnsi="Garamond" w:cs="Times New Roman"/>
-            <w:kern w:val="0"/>
-            <w:sz w:val="22"/>
-            <w:szCs w:val="22"/>
-            <w14:ligatures w14:val="none"/>
-          </w:rPr>
-          <w:delText>add more</w:delText>
-        </w:r>
-      </w:del>
-      <w:del w:id="49" w:author="Benjamin J. Makhlouf" w:date="2025-07-26T12:59:00Z" w16du:dateUtc="2025-07-26T19:59:00Z">
-        <w:r>
-          <w:rPr>
-            <w:rFonts w:ascii="Garamond" w:eastAsia="Times New Roman" w:hAnsi="Garamond" w:cs="Times New Roman"/>
-            <w:kern w:val="0"/>
-            <w:sz w:val="22"/>
-            <w:szCs w:val="22"/>
-            <w14:ligatures w14:val="none"/>
-          </w:rPr>
-          <w:delText>)</w:delText>
-        </w:r>
-      </w:del>
-      <w:r>
-        <w:rPr>
-          <w:rFonts w:ascii="Garamond" w:eastAsia="Times New Roman" w:hAnsi="Garamond" w:cs="Times New Roman"/>
-          <w:kern w:val="0"/>
-          <w:sz w:val="22"/>
-          <w:szCs w:val="22"/>
-          <w14:ligatures w14:val="none"/>
-        </w:rPr>
-        <w:t xml:space="preserve">. This approach considered </w:t>
-      </w:r>
-      <w:r>
-        <w:rPr>
-          <w:rFonts w:ascii="Garamond" w:eastAsia="Times New Roman" w:hAnsi="Garamond" w:cs="Times New Roman"/>
-          <w:kern w:val="0"/>
-          <w:sz w:val="22"/>
-          <w:szCs w:val="22"/>
-          <w14:ligatures w14:val="none"/>
-        </w:rPr>
-        <w:t>several geologic and hydrological covariates as well as Euclidian distance and hydrological connectivity between sampling sites</w:t>
-      </w:r>
-      <w:r>
-        <w:rPr>
-          <w:rFonts w:ascii="Garamond" w:eastAsia="Times New Roman" w:hAnsi="Garamond" w:cs="Times New Roman"/>
-          <w:kern w:val="0"/>
-          <w:sz w:val="22"/>
-          <w:szCs w:val="22"/>
-          <w14:ligatures w14:val="none"/>
+      <w:r>
+        <w:rPr>
+          <w:rFonts w:ascii="Garamond" w:eastAsia="Times New Roman" w:hAnsi="Garamond" w:cs="Times New Roman"/>
+          <w:kern w:val="0"/>
+          <w:sz w:val="22"/>
+          <w:szCs w:val="22"/>
+          <w14:ligatures w14:val="none"/>
+        </w:rPr>
+        <w:t xml:space="preserve">. </w:t>
+      </w:r>
+      <w:commentRangeStart w:id="15"/>
+      <w:r>
+        <w:rPr>
+          <w:rFonts w:ascii="Garamond" w:hAnsi="Garamond" w:cs="Times New Roman"/>
+          <w:sz w:val="22"/>
+          <w:szCs w:val="22"/>
+        </w:rPr>
+        <w:t>To prevent over-assignment to tributaries with exceptionally low prediction error</w:t>
+      </w:r>
+      <w:r>
+        <w:rPr>
+          <w:rFonts w:ascii="Garamond" w:hAnsi="Garamond" w:cs="Times New Roman"/>
+          <w:sz w:val="22"/>
+          <w:szCs w:val="22"/>
         </w:rPr>
         <w:t xml:space="preserve"> </w:t>
       </w:r>
       <w:r>
         <w:rPr>
-          <w:rFonts w:ascii="Garamond" w:eastAsia="Times New Roman" w:hAnsi="Garamond" w:cs="Times New Roman"/>
-          <w:kern w:val="0"/>
-          <w:sz w:val="22"/>
-          <w:szCs w:val="22"/>
-          <w14:ligatures w14:val="none"/>
-        </w:rPr>
-        <w:fldChar w:fldCharType="begin"/>
-      </w:r>
-      <w:r>
-        <w:rPr>
-          <w:rFonts w:ascii="Garamond" w:eastAsia="Times New Roman" w:hAnsi="Garamond" w:cs="Times New Roman"/>
-          <w:kern w:val="0"/>
-          <w:sz w:val="22"/>
-          <w:szCs w:val="22"/>
-          <w14:ligatures w14:val="none"/>
-        </w:rPr>
-        <w:instrText xml:space="preserve"> ADDIN ZOTERO_ITEM CSL_CITATION {"citationID":"a4pXqHFf","properties":{"formattedCitation":"(Ver Hoef &amp; Peterson, 2010)","plainCitation":"(Ver Hoef &amp; Peterson, 2010)","noteIndex":0},"citationItems":[{"id":4769,"uris":["http://zotero.org/users/8421274/items/XBJELDI4"],"itemData":{"id":4769,"type":"article-journal","container-title":"Journal of the American Statistical Association","DOI":"10.1198/jasa.2009.ap08248","ISSN":"0162-1459, 1537-274X","issue":"489","journalAbbreviation":"Journal of the American Statistical Association","language":"en","page":"6-18","source":"DOI.org (Crossref)","title":"A Moving Average Approach for Spatial Statistical Models of Stream Networks","volume":"105","author":[{"family":"Ver Hoef","given":"Jay M."},{"family":"Peterson","given":"Erin E."}],"issued":{"date-parts":[["2010",3,1]]}}}],"schema":"https://github.com/citation-style-language/schema/raw/master/csl-citation.json"} </w:instrText>
-      </w:r>
-      <w:r>
-        <w:rPr>
-          <w:rFonts w:ascii="Garamond" w:eastAsia="Times New Roman" w:hAnsi="Garamond" w:cs="Times New Roman"/>
-          <w:kern w:val="0"/>
-          <w:sz w:val="22"/>
-          <w:szCs w:val="22"/>
-          <w14:ligatures w14:val="none"/>
-        </w:rPr>
-        <w:fldChar w:fldCharType="separate"/>
-      </w:r>
-      <w:r>
-        <w:rPr>
-          <w:rFonts w:ascii="Garamond" w:eastAsia="Times New Roman" w:hAnsi="Garamond" w:cs="Times New Roman"/>
-          <w:noProof/>
-          <w:kern w:val="0"/>
-          <w:sz w:val="22"/>
-          <w:szCs w:val="22"/>
-          <w14:ligatures w14:val="none"/>
-        </w:rPr>
-        <w:t>(Ver Hoef &amp; Peterson, 2010)</w:t>
-      </w:r>
-      <w:r>
-        <w:rPr>
-          <w:rFonts w:ascii="Garamond" w:eastAsia="Times New Roman" w:hAnsi="Garamond" w:cs="Times New Roman"/>
-          <w:kern w:val="0"/>
-          <w:sz w:val="22"/>
-          <w:szCs w:val="22"/>
-          <w14:ligatures w14:val="none"/>
-        </w:rPr>
-        <w:fldChar w:fldCharType="end"/>
-      </w:r>
-      <w:r>
-        <w:rPr>
-          <w:rFonts w:ascii="Garamond" w:eastAsia="Times New Roman" w:hAnsi="Garamond" w:cs="Times New Roman"/>
-          <w:kern w:val="0"/>
-          <w:sz w:val="22"/>
-          <w:szCs w:val="22"/>
-          <w14:ligatures w14:val="none"/>
-        </w:rPr>
-        <w:t xml:space="preserve">. </w:t>
-      </w:r>
-      <w:r>
-        <w:rPr>
           <w:rFonts w:ascii="Garamond" w:hAnsi="Garamond" w:cs="Times New Roman"/>
           <w:sz w:val="22"/>
           <w:szCs w:val="22"/>
         </w:rPr>
-        <w:t xml:space="preserve">The resulting </w:t>
-      </w:r>
-      <w:proofErr w:type="spellStart"/>
+        <w:t>minimum error values were constrained to 0.0006</w:t>
+      </w:r>
       <w:r>
         <w:rPr>
           <w:rFonts w:ascii="Garamond" w:hAnsi="Garamond" w:cs="Times New Roman"/>
           <w:sz w:val="22"/>
           <w:szCs w:val="22"/>
         </w:rPr>
-        <w:t>isoscape</w:t>
-      </w:r>
-      <w:proofErr w:type="spellEnd"/>
+        <w:t xml:space="preserve"> and above.</w:t>
+      </w:r>
       <w:r>
         <w:rPr>
           <w:rFonts w:ascii="Garamond" w:hAnsi="Garamond" w:cs="Times New Roman"/>
           <w:sz w:val="22"/>
           <w:szCs w:val="22"/>
         </w:rPr>
-        <w:t xml:space="preserve"> provides a spatially continuous estimate of </w:t>
-      </w:r>
-      <w:r>
-        <w:rPr>
-          <w:rFonts w:ascii="Garamond" w:eastAsia="Times New Roman" w:hAnsi="Garamond" w:cs="Times New Roman"/>
-          <w:kern w:val="0"/>
-          <w:sz w:val="22"/>
-          <w:szCs w:val="22"/>
-          <w14:ligatures w14:val="none"/>
-        </w:rPr>
-        <w:t>Sr</w:t>
-      </w:r>
-      <w:r>
-        <w:rPr>
-          <w:rFonts w:ascii="Garamond" w:eastAsia="Times New Roman" w:hAnsi="Garamond" w:cs="Times New Roman"/>
-          <w:kern w:val="0"/>
-          <w:sz w:val="22"/>
-          <w:szCs w:val="22"/>
-          <w:vertAlign w:val="superscript"/>
-          <w14:ligatures w14:val="none"/>
-        </w:rPr>
-        <w:t>87</w:t>
-      </w:r>
-      <w:r>
-        <w:rPr>
-          <w:rFonts w:ascii="Garamond" w:eastAsia="Times New Roman" w:hAnsi="Garamond" w:cs="Times New Roman"/>
-          <w:kern w:val="0"/>
-          <w:sz w:val="22"/>
-          <w:szCs w:val="22"/>
-          <w14:ligatures w14:val="none"/>
-        </w:rPr>
-        <w:t>/Sr</w:t>
-      </w:r>
-      <w:r>
-        <w:rPr>
-          <w:rFonts w:ascii="Garamond" w:eastAsia="Times New Roman" w:hAnsi="Garamond" w:cs="Times New Roman"/>
-          <w:kern w:val="0"/>
-          <w:sz w:val="22"/>
-          <w:szCs w:val="22"/>
-          <w:vertAlign w:val="superscript"/>
-          <w14:ligatures w14:val="none"/>
-        </w:rPr>
-        <w:t>86</w:t>
+        <w:t xml:space="preserve"> </w:t>
+      </w:r>
+      <w:commentRangeEnd w:id="15"/>
+      <w:r>
+        <w:rPr>
+          <w:rStyle w:val="CommentReference"/>
+        </w:rPr>
+        <w:commentReference w:id="15"/>
       </w:r>
       <w:r>
         <w:rPr>
@@ -4172,7 +3440,7 @@
           <w:sz w:val="22"/>
           <w:szCs w:val="22"/>
         </w:rPr>
-        <w:t xml:space="preserve"> values and their associated uncertainties for roughly every ~1km stretch of tributaries across the basin (Figure </w:t>
+        <w:t>This threshold was selected through</w:t>
       </w:r>
       <w:r>
         <w:rPr>
@@ -4180,7 +3448,7 @@
           <w:sz w:val="22"/>
           <w:szCs w:val="22"/>
         </w:rPr>
-        <w:t>1</w:t>
+        <w:t xml:space="preserve"> a</w:t>
       </w:r>
       <w:r>
         <w:rPr>
@@ -4188,7 +3456,7 @@
           <w:sz w:val="22"/>
           <w:szCs w:val="22"/>
         </w:rPr>
-        <w:t xml:space="preserve">). </w:t>
+        <w:t xml:space="preserve"> systematic evaluation to minimize assignments driven primarily by uncertainty differences rather than isotopic similarity</w:t>
       </w:r>
       <w:r>
         <w:rPr>
@@ -4196,79 +3464,15 @@
           <w:sz w:val="22"/>
           <w:szCs w:val="22"/>
         </w:rPr>
-        <w:t>To prevent over-assignment to tributaries with exceptionally low prediction error</w:t>
-      </w:r>
-      <w:ins w:id="50" w:author="Daniel Schindler" w:date="2025-07-17T13:21:00Z" w16du:dateUtc="2025-07-17T21:21:00Z">
-        <w:r>
-          <w:rPr>
-            <w:rFonts w:ascii="Garamond" w:hAnsi="Garamond" w:cs="Times New Roman"/>
-            <w:sz w:val="22"/>
-            <w:szCs w:val="22"/>
-          </w:rPr>
-          <w:t xml:space="preserve"> </w:t>
-        </w:r>
-        <w:commentRangeStart w:id="51"/>
-        <w:r>
-          <w:rPr>
-            <w:rFonts w:ascii="Garamond" w:hAnsi="Garamond" w:cs="Times New Roman"/>
-            <w:sz w:val="22"/>
-            <w:szCs w:val="22"/>
-          </w:rPr>
-          <w:t>(this was in one of Sean’s papers, can’t remember which one</w:t>
-        </w:r>
-      </w:ins>
-      <w:ins w:id="52" w:author="Daniel Schindler" w:date="2025-07-17T13:24:00Z" w16du:dateUtc="2025-07-17T21:24:00Z">
-        <w:r>
-          <w:rPr>
-            <w:rFonts w:ascii="Garamond" w:hAnsi="Garamond" w:cs="Times New Roman"/>
-            <w:sz w:val="22"/>
-            <w:szCs w:val="22"/>
-          </w:rPr>
-          <w:t>, I think Brenna</w:t>
-        </w:r>
-      </w:ins>
-      <w:ins w:id="53" w:author="Daniel Schindler" w:date="2025-07-17T13:25:00Z" w16du:dateUtc="2025-07-17T21:25:00Z">
-        <w:r>
-          <w:rPr>
-            <w:rFonts w:ascii="Garamond" w:hAnsi="Garamond" w:cs="Times New Roman"/>
-            <w:sz w:val="22"/>
-            <w:szCs w:val="22"/>
-          </w:rPr>
-          <w:t>n and Schindler 2017</w:t>
-        </w:r>
-      </w:ins>
-      <w:ins w:id="54" w:author="Daniel Schindler" w:date="2025-07-17T13:21:00Z" w16du:dateUtc="2025-07-17T21:21:00Z">
-        <w:r>
-          <w:rPr>
-            <w:rFonts w:ascii="Garamond" w:hAnsi="Garamond" w:cs="Times New Roman"/>
-            <w:sz w:val="22"/>
-            <w:szCs w:val="22"/>
-          </w:rPr>
-          <w:t>)</w:t>
-        </w:r>
-      </w:ins>
+        <w:t xml:space="preserve"> </w:t>
+      </w:r>
       <w:r>
         <w:rPr>
           <w:rFonts w:ascii="Garamond" w:hAnsi="Garamond" w:cs="Times New Roman"/>
           <w:sz w:val="22"/>
           <w:szCs w:val="22"/>
         </w:rPr>
-        <w:t xml:space="preserve">, </w:t>
-      </w:r>
-      <w:commentRangeEnd w:id="51"/>
-      <w:r>
-        <w:rPr>
-          <w:rStyle w:val="CommentReference"/>
-        </w:rPr>
-        <w:commentReference w:id="51"/>
-      </w:r>
-      <w:r>
-        <w:rPr>
-          <w:rFonts w:ascii="Garamond" w:hAnsi="Garamond" w:cs="Times New Roman"/>
-          <w:sz w:val="22"/>
-          <w:szCs w:val="22"/>
-        </w:rPr>
-        <w:t>minimum error values were constrained to 0.0006. This threshold was selected through systematic evaluation to minimize assignments driven primarily by uncertainty differences rather than isotopic similarity, while preserving broad-scale production patterns across the basin</w:t>
+        <w:t>while preserving broad-scale production patterns across the basin</w:t>
       </w:r>
     </w:p>
     <w:p>
@@ -4420,18 +3624,7 @@
           <w:szCs w:val="22"/>
           <w14:ligatures w14:val="none"/>
         </w:rPr>
-        <w:t xml:space="preserve">. This approach </w:t>
-      </w:r>
-      <w:r>
-        <w:rPr>
-          <w:rFonts w:ascii="Garamond" w:eastAsia="Times New Roman" w:hAnsi="Garamond" w:cs="Times New Roman"/>
-          <w:kern w:val="0"/>
-          <w:sz w:val="22"/>
-          <w:szCs w:val="22"/>
-          <w14:ligatures w14:val="none"/>
-        </w:rPr>
-        <w:lastRenderedPageBreak/>
-        <w:t xml:space="preserve">considers the relationship between extracted natal origin otolith </w:t>
+        <w:t xml:space="preserve">. This approach considers the relationship between extracted natal origin otolith </w:t>
       </w:r>
       <w:r>
         <w:rPr>
@@ -4511,16 +3704,14 @@
         </w:rPr>
         <w:t xml:space="preserve"> prediction error</w:t>
       </w:r>
-      <w:ins w:id="55" w:author="Daniel Schindler" w:date="2025-07-17T13:25:00Z" w16du:dateUtc="2025-07-17T21:25:00Z">
-        <w:r>
-          <w:rPr>
-            <w:rFonts w:ascii="Garamond" w:hAnsi="Garamond" w:cstheme="majorHAnsi"/>
-            <w:sz w:val="22"/>
-            <w:szCs w:val="22"/>
-          </w:rPr>
-          <w:t>s</w:t>
-        </w:r>
-      </w:ins>
+      <w:r>
+        <w:rPr>
+          <w:rFonts w:ascii="Garamond" w:hAnsi="Garamond" w:cstheme="majorHAnsi"/>
+          <w:sz w:val="22"/>
+          <w:szCs w:val="22"/>
+        </w:rPr>
+        <w:t>s</w:t>
+      </w:r>
       <w:r>
         <w:rPr>
           <w:rFonts w:ascii="Garamond" w:hAnsi="Garamond" w:cstheme="majorHAnsi"/>
@@ -4744,6 +3935,7 @@
           <w:sz w:val="22"/>
           <w:szCs w:val="22"/>
         </w:rPr>
+        <w:lastRenderedPageBreak/>
         <w:t xml:space="preserve">Posterior probability values for each tributary (j) were then calculated using Bayes theorem </w:t>
       </w:r>
       <w:r>
@@ -5307,33 +4499,15 @@
           <w:sz w:val="22"/>
           <w:szCs w:val="22"/>
         </w:rPr>
-        <w:t>tributaries with a stream order of 3 or greater</w:t>
-      </w:r>
-      <w:proofErr w:type="gramStart"/>
-      <w:r>
-        <w:rPr>
-          <w:rFonts w:ascii="Garamond" w:hAnsi="Garamond"/>
-          <w:sz w:val="22"/>
-          <w:szCs w:val="22"/>
-        </w:rPr>
-        <w:t xml:space="preserve">, </w:t>
-      </w:r>
-      <w:r>
-        <w:rPr>
-          <w:rFonts w:ascii="Garamond" w:hAnsi="Garamond"/>
-          <w:sz w:val="22"/>
-          <w:szCs w:val="22"/>
-        </w:rPr>
-        <w:t>,</w:t>
-      </w:r>
-      <w:proofErr w:type="gramEnd"/>
-      <w:r>
-        <w:rPr>
-          <w:rFonts w:ascii="Garamond" w:hAnsi="Garamond"/>
-          <w:sz w:val="22"/>
-          <w:szCs w:val="22"/>
-        </w:rPr>
-        <w:t xml:space="preserve"> reflecting Chinook </w:t>
+        <w:t xml:space="preserve">tributaries with a stream order of 3 or greater, </w:t>
+      </w:r>
+      <w:r>
+        <w:rPr>
+          <w:rFonts w:ascii="Garamond" w:hAnsi="Garamond"/>
+          <w:sz w:val="22"/>
+          <w:szCs w:val="22"/>
+        </w:rPr>
+        <w:t xml:space="preserve">reflecting Chinook </w:t>
       </w:r>
       <w:r>
         <w:rPr>
@@ -5357,53 +4531,52 @@
           <w:sz w:val="22"/>
           <w:szCs w:val="22"/>
         </w:rPr>
-        <w:t xml:space="preserve"> (</w:t>
-      </w:r>
-      <w:r>
-        <w:rPr>
-          <w:rFonts w:ascii="Garamond" w:hAnsi="Garamond"/>
-          <w:sz w:val="22"/>
-          <w:szCs w:val="22"/>
+        <w:t xml:space="preserve"> </w:t>
+      </w:r>
+      <w:r>
+        <w:rPr>
+          <w:rFonts w:ascii="Garamond" w:hAnsi="Garamond"/>
+          <w:sz w:val="22"/>
+          <w:szCs w:val="22"/>
+          <w:highlight w:val="yellow"/>
+        </w:rPr>
+        <w:t>(</w:t>
+      </w:r>
+      <w:r>
+        <w:rPr>
+          <w:rFonts w:ascii="Garamond" w:hAnsi="Garamond"/>
+          <w:sz w:val="22"/>
+          <w:szCs w:val="22"/>
+          <w:highlight w:val="yellow"/>
         </w:rPr>
         <w:t>Quinn</w:t>
       </w:r>
-      <w:del w:id="56" w:author="Benjamin J. Makhlouf" w:date="2025-07-26T11:29:00Z" w16du:dateUtc="2025-07-26T18:29:00Z">
+      <w:del w:id="16" w:author="Benjamin J. Makhlouf" w:date="2025-07-26T11:29:00Z" w16du:dateUtc="2025-07-26T18:29:00Z">
         <w:r>
           <w:rPr>
             <w:rFonts w:ascii="Garamond" w:hAnsi="Garamond"/>
             <w:sz w:val="22"/>
             <w:szCs w:val="22"/>
+            <w:highlight w:val="yellow"/>
           </w:rPr>
           <w:delText xml:space="preserve"> </w:delText>
         </w:r>
       </w:del>
-      <w:ins w:id="57" w:author="Benjamin J. Makhlouf" w:date="2025-07-26T11:29:00Z" w16du:dateUtc="2025-07-26T18:29:00Z">
-        <w:r>
-          <w:rPr>
-            <w:rFonts w:ascii="Garamond" w:hAnsi="Garamond"/>
-            <w:sz w:val="22"/>
-            <w:szCs w:val="22"/>
-          </w:rPr>
-          <w:t>, 2018</w:t>
-        </w:r>
-      </w:ins>
-      <w:ins w:id="58" w:author="Daniel Schindler" w:date="2025-07-17T13:26:00Z" w16du:dateUtc="2025-07-17T21:26:00Z">
-        <w:del w:id="59" w:author="Benjamin J. Makhlouf" w:date="2025-07-26T11:29:00Z" w16du:dateUtc="2025-07-26T18:29:00Z">
-          <w:r>
-            <w:rPr>
-              <w:rFonts w:ascii="Garamond" w:hAnsi="Garamond"/>
-              <w:sz w:val="22"/>
-              <w:szCs w:val="22"/>
-            </w:rPr>
-            <w:delText>book</w:delText>
-          </w:r>
-        </w:del>
-      </w:ins>
-      <w:r>
-        <w:rPr>
-          <w:rFonts w:ascii="Garamond" w:hAnsi="Garamond"/>
-          <w:sz w:val="22"/>
-          <w:szCs w:val="22"/>
+      <w:r>
+        <w:rPr>
+          <w:rFonts w:ascii="Garamond" w:hAnsi="Garamond"/>
+          <w:sz w:val="22"/>
+          <w:szCs w:val="22"/>
+          <w:highlight w:val="yellow"/>
+        </w:rPr>
+        <w:t>, 2018</w:t>
+      </w:r>
+      <w:r>
+        <w:rPr>
+          <w:rFonts w:ascii="Garamond" w:hAnsi="Garamond"/>
+          <w:sz w:val="22"/>
+          <w:szCs w:val="22"/>
+          <w:highlight w:val="yellow"/>
         </w:rPr>
         <w:t>)</w:t>
       </w:r>
@@ -5412,8 +4585,17 @@
           <w:rFonts w:ascii="Garamond" w:hAnsi="Garamond"/>
           <w:sz w:val="22"/>
           <w:szCs w:val="22"/>
-        </w:rPr>
-        <w:t xml:space="preserve">.  </w:t>
+          <w:highlight w:val="yellow"/>
+        </w:rPr>
+        <w:t>.</w:t>
+      </w:r>
+      <w:r>
+        <w:rPr>
+          <w:rFonts w:ascii="Garamond" w:hAnsi="Garamond"/>
+          <w:sz w:val="22"/>
+          <w:szCs w:val="22"/>
+        </w:rPr>
+        <w:t xml:space="preserve">  </w:t>
       </w:r>
       <w:r>
         <w:rPr>
@@ -5486,7 +4668,7 @@
           <w:sz w:val="22"/>
           <w:szCs w:val="22"/>
           <w14:ligatures w14:val="none"/>
-          <w:rPrChange w:id="60" w:author="Benjamin J. Makhlouf" w:date="2025-07-26T13:48:00Z" w16du:dateUtc="2025-07-26T20:48:00Z">
+          <w:rPrChange w:id="17" w:author="Benjamin J. Makhlouf" w:date="2025-07-26T13:48:00Z" w16du:dateUtc="2025-07-26T20:48:00Z">
             <w:rPr>
               <w:rFonts w:ascii="Garamond" w:eastAsia="Times New Roman" w:hAnsi="Garamond" w:cs="Times New Roman"/>
               <w:kern w:val="0"/>
@@ -5507,6 +4689,27 @@
           <w:szCs w:val="22"/>
           <w14:ligatures w14:val="none"/>
         </w:rPr>
+        <w:t xml:space="preserve"> of </w:t>
+      </w:r>
+      <w:r>
+        <w:rPr>
+          <w:rFonts w:ascii="Garamond" w:eastAsia="Times New Roman" w:hAnsi="Garamond" w:cs="Times New Roman"/>
+          <w:kern w:val="0"/>
+          <w:sz w:val="22"/>
+          <w:szCs w:val="22"/>
+          <w:highlight w:val="yellow"/>
+          <w14:ligatures w14:val="none"/>
+        </w:rPr>
+        <w:t>_____</w:t>
+      </w:r>
+      <w:r>
+        <w:rPr>
+          <w:rFonts w:ascii="Garamond" w:eastAsia="Times New Roman" w:hAnsi="Garamond" w:cs="Times New Roman"/>
+          <w:kern w:val="0"/>
+          <w:sz w:val="22"/>
+          <w:szCs w:val="22"/>
+          <w14:ligatures w14:val="none"/>
+        </w:rPr>
         <w:t>,</w:t>
       </w:r>
       <w:r>
@@ -5557,36 +4760,92 @@
           <w:szCs w:val="22"/>
           <w14:ligatures w14:val="none"/>
         </w:rPr>
-        <w:t xml:space="preserve">. Finally, data was included on observed locations of spawning </w:t>
-      </w:r>
-      <w:ins w:id="61" w:author="Daniel Schindler" w:date="2025-07-17T13:27:00Z" w16du:dateUtc="2025-07-17T21:27:00Z">
-        <w:r>
-          <w:rPr>
-            <w:rFonts w:ascii="Garamond" w:eastAsia="Times New Roman" w:hAnsi="Garamond" w:cs="Times New Roman"/>
-            <w:kern w:val="0"/>
-            <w:sz w:val="22"/>
-            <w:szCs w:val="22"/>
-            <w14:ligatures w14:val="none"/>
-          </w:rPr>
-          <w:t>C</w:t>
-        </w:r>
-      </w:ins>
-      <w:r>
-        <w:rPr>
-          <w:rFonts w:ascii="Garamond" w:eastAsia="Times New Roman" w:hAnsi="Garamond" w:cs="Times New Roman"/>
-          <w:kern w:val="0"/>
-          <w:sz w:val="22"/>
-          <w:szCs w:val="22"/>
-          <w14:ligatures w14:val="none"/>
-        </w:rPr>
-        <w:t>hinook presence derived from USGS Arctic-Yukon-Kuskokwim (AYK) Chinook Salmon Intrinsic potential mapping. This dataset synthesizes several sources of data on observed Chinook salmon spawners  to provide a binary 0 or 1 value for locations with or without observations across the dataset</w:t>
-      </w:r>
-      <w:r>
-        <w:rPr>
-          <w:rFonts w:ascii="Garamond" w:eastAsia="Times New Roman" w:hAnsi="Garamond" w:cs="Times New Roman"/>
-          <w:kern w:val="0"/>
-          <w:sz w:val="22"/>
-          <w:szCs w:val="22"/>
+        <w:t xml:space="preserve">. </w:t>
+      </w:r>
+      <w:r>
+        <w:rPr>
+          <w:rFonts w:ascii="Garamond" w:eastAsia="Times New Roman" w:hAnsi="Garamond" w:cs="Times New Roman"/>
+          <w:kern w:val="0"/>
+          <w:sz w:val="22"/>
+          <w:szCs w:val="22"/>
+          <w:highlight w:val="yellow"/>
+          <w14:ligatures w14:val="none"/>
+        </w:rPr>
+        <w:t xml:space="preserve">Finally, data was included on observed locations of spawning </w:t>
+      </w:r>
+      <w:r>
+        <w:rPr>
+          <w:rFonts w:ascii="Garamond" w:eastAsia="Times New Roman" w:hAnsi="Garamond" w:cs="Times New Roman"/>
+          <w:kern w:val="0"/>
+          <w:sz w:val="22"/>
+          <w:szCs w:val="22"/>
+          <w:highlight w:val="yellow"/>
+          <w14:ligatures w14:val="none"/>
+        </w:rPr>
+        <w:t>C</w:t>
+      </w:r>
+      <w:r>
+        <w:rPr>
+          <w:rFonts w:ascii="Garamond" w:eastAsia="Times New Roman" w:hAnsi="Garamond" w:cs="Times New Roman"/>
+          <w:kern w:val="0"/>
+          <w:sz w:val="22"/>
+          <w:szCs w:val="22"/>
+          <w:highlight w:val="yellow"/>
+          <w14:ligatures w14:val="none"/>
+        </w:rPr>
+        <w:t>hinook presence derived from USGS Arctic-Yukon-Kuskokwim (AYK) Chinook Salmon Intrinsic potential mapping</w:t>
+      </w:r>
+      <w:r>
+        <w:rPr>
+          <w:rFonts w:ascii="Garamond" w:eastAsia="Times New Roman" w:hAnsi="Garamond" w:cs="Times New Roman"/>
+          <w:kern w:val="0"/>
+          <w:sz w:val="22"/>
+          <w:szCs w:val="22"/>
+          <w:highlight w:val="yellow"/>
+          <w14:ligatures w14:val="none"/>
+        </w:rPr>
+        <w:t xml:space="preserve">, which </w:t>
+      </w:r>
+      <w:r>
+        <w:rPr>
+          <w:rFonts w:ascii="Garamond" w:eastAsia="Times New Roman" w:hAnsi="Garamond" w:cs="Times New Roman"/>
+          <w:kern w:val="0"/>
+          <w:sz w:val="22"/>
+          <w:szCs w:val="22"/>
+          <w:highlight w:val="yellow"/>
+          <w14:ligatures w14:val="none"/>
+        </w:rPr>
+        <w:t>synthesize</w:t>
+      </w:r>
+      <w:r>
+        <w:rPr>
+          <w:rFonts w:ascii="Garamond" w:eastAsia="Times New Roman" w:hAnsi="Garamond" w:cs="Times New Roman"/>
+          <w:kern w:val="0"/>
+          <w:sz w:val="22"/>
+          <w:szCs w:val="22"/>
+          <w:highlight w:val="yellow"/>
+          <w14:ligatures w14:val="none"/>
+        </w:rPr>
+        <w:t>d</w:t>
+      </w:r>
+      <w:r>
+        <w:rPr>
+          <w:rFonts w:ascii="Garamond" w:eastAsia="Times New Roman" w:hAnsi="Garamond" w:cs="Times New Roman"/>
+          <w:kern w:val="0"/>
+          <w:sz w:val="22"/>
+          <w:szCs w:val="22"/>
+          <w:highlight w:val="yellow"/>
+          <w14:ligatures w14:val="none"/>
+        </w:rPr>
+        <w:t xml:space="preserve"> several sources of data on observed Chinook salmon spawners  to provide a binary 0 or 1 value for locations with or without observations across the dataset</w:t>
+      </w:r>
+      <w:r>
+        <w:rPr>
+          <w:rFonts w:ascii="Garamond" w:eastAsia="Times New Roman" w:hAnsi="Garamond" w:cs="Times New Roman"/>
+          <w:kern w:val="0"/>
+          <w:sz w:val="22"/>
+          <w:szCs w:val="22"/>
+          <w:highlight w:val="yellow"/>
           <w14:ligatures w14:val="none"/>
         </w:rPr>
         <w:t xml:space="preserve"> </w:t>
@@ -5597,6 +4856,7 @@
           <w:kern w:val="0"/>
           <w:sz w:val="22"/>
           <w:szCs w:val="22"/>
+          <w:highlight w:val="yellow"/>
           <w14:ligatures w14:val="none"/>
         </w:rPr>
         <w:fldChar w:fldCharType="begin"/>
@@ -5607,6 +4867,7 @@
           <w:kern w:val="0"/>
           <w:sz w:val="22"/>
           <w:szCs w:val="22"/>
+          <w:highlight w:val="yellow"/>
           <w14:ligatures w14:val="none"/>
         </w:rPr>
         <w:instrText xml:space="preserve"> ADDIN ZOTERO_ITEM CSL_CITATION {"citationID":"GgqWHCm6","properties":{"formattedCitation":"(Falke &amp; Paul, 2025)","plainCitation":"(Falke &amp; Paul, 2025)","noteIndex":0},"citationItems":[{"id":5400,"uris":["http://zotero.org/users/8421274/items/GG56Y5HB"],"itemData":{"id":5400,"type":"dataset","abstract":"Chinook Salmon (Oncorhynchus tshawytscha) are an important commercial, subsistence, and recreational fishery resource in Alaska, and recent population declines have resulted in closures of some Chinook Salmon fisheries. Research into environmental factors involved in the decline of salmon stocks has exposed information gaps regarding fine-scale freshwater habitat quality known to influence Chinook Salmon productivity. We developed spatially-explicit intrinsic habitat potential models for Chinook Salmon freshwater spawning and rearing life-stages based on geomorphic stream network attributes (e.g., gradient, mean annual flow, valley bottom width). Model predictions were applied to individual stream reaches and summarized across synthetic stream networks derived from high-resolution (5-meter) digital elevation models covering the Yukon River drainage west of the US-Canada border and the entire Kuskokwim River drainage (total stream length ~667,000 km across 1.3 million km2 area). Vector spatial datasets include unique reach contributing area (uRCA) and unique reach contributing area valley bottom (uRCA VB) polygons, and confluence to confluence streamline edges derived from the NetMap synthetic streamlines product. Tabular data includes a collection of stream attributes summarized by uRCA or uRCA VB polygons, and habitat model results derived from these stream attributes. See metadata records for individual data elements for a description of input sources, software\nenvironments, data quality, processing steps, and attribute information. Approximately 87,500 and 39,500 stream km were predicted to represent moderate to high (index scores 0.6-1.0) Chinook Salmon rearing and spawning habitat suitability, respectively. Our high-resolution, spatially explicit dataset provides many options for summarizing and visualizing habitat suitability across areal units (e.g., river basins, land management boundaries) and assessing the potential for high suitability habitats outside the known distribution of Chinook Salmon at scales useful for managers and the research community.","DOI":"10.5066/P95AV4JO","license":"Creative Commons Zero v1.0 Universal","medium":"csv,xml,shp","publisher":"U.S. Geological Survey","source":"DOI.org (Datacite)","title":"Stream Attributes and Habitat Intrinsic Potential Model Results to examine Freshwater Habitat Potential for Chinook Salmon in the Yukon and Kuskokwim River Basins, Alaska","URL":"https://www.sciencebase.gov/catalog/item/64df8deed34e5f6cd553baec","author":[{"family":"Falke","given":""},{"family":"Paul","given":""}],"accessed":{"date-parts":[["2025",6,4]]},"issued":{"date-parts":[["2025"]]}}}],"schema":"https://github.com/citation-style-language/schema/raw/master/csl-citation.json"} </w:instrText>
@@ -5617,6 +4878,7 @@
           <w:kern w:val="0"/>
           <w:sz w:val="22"/>
           <w:szCs w:val="22"/>
+          <w:highlight w:val="yellow"/>
           <w14:ligatures w14:val="none"/>
         </w:rPr>
         <w:fldChar w:fldCharType="separate"/>
@@ -5628,6 +4890,7 @@
           <w:kern w:val="0"/>
           <w:sz w:val="22"/>
           <w:szCs w:val="22"/>
+          <w:highlight w:val="yellow"/>
           <w14:ligatures w14:val="none"/>
         </w:rPr>
         <w:t>(Falke &amp; Paul, 2025)</w:t>
@@ -5638,6 +4901,7 @@
           <w:kern w:val="0"/>
           <w:sz w:val="22"/>
           <w:szCs w:val="22"/>
+          <w:highlight w:val="yellow"/>
           <w14:ligatures w14:val="none"/>
         </w:rPr>
         <w:fldChar w:fldCharType="end"/>
@@ -5648,9 +4912,20 @@
           <w:kern w:val="0"/>
           <w:sz w:val="22"/>
           <w:szCs w:val="22"/>
-          <w14:ligatures w14:val="none"/>
-        </w:rPr>
-        <w:t xml:space="preserve">. </w:t>
+          <w:highlight w:val="yellow"/>
+          <w14:ligatures w14:val="none"/>
+        </w:rPr>
+        <w:t>.</w:t>
+      </w:r>
+      <w:r>
+        <w:rPr>
+          <w:rFonts w:ascii="Garamond" w:eastAsia="Times New Roman" w:hAnsi="Garamond" w:cs="Times New Roman"/>
+          <w:kern w:val="0"/>
+          <w:sz w:val="22"/>
+          <w:szCs w:val="22"/>
+          <w14:ligatures w14:val="none"/>
+        </w:rPr>
+        <w:t xml:space="preserve"> </w:t>
       </w:r>
       <w:r>
         <w:rPr>
@@ -5670,48 +4945,37 @@
           <w:szCs w:val="22"/>
           <w14:ligatures w14:val="none"/>
         </w:rPr>
-        <w:t xml:space="preserve">the </w:t>
-      </w:r>
-      <w:r>
-        <w:rPr>
-          <w:rFonts w:ascii="Garamond" w:eastAsia="Times New Roman" w:hAnsi="Garamond" w:cs="Times New Roman"/>
-          <w:kern w:val="0"/>
-          <w:sz w:val="22"/>
-          <w:szCs w:val="22"/>
-          <w14:ligatures w14:val="none"/>
-        </w:rPr>
-        <w:lastRenderedPageBreak/>
-        <w:t xml:space="preserve">two highest stream orders in the dataset (Stream order &gt;= 6). </w:t>
-      </w:r>
-      <w:r>
-        <w:rPr>
-          <w:rFonts w:ascii="Garamond" w:eastAsia="Times New Roman" w:hAnsi="Garamond" w:cs="Times New Roman"/>
-          <w:kern w:val="0"/>
-          <w:sz w:val="22"/>
-          <w:szCs w:val="22"/>
-          <w14:ligatures w14:val="none"/>
-        </w:rPr>
-        <w:t xml:space="preserve">From these tributaries, reaches identified in the </w:t>
-      </w:r>
-      <w:r>
-        <w:rPr>
-          <w:rFonts w:ascii="Garamond" w:eastAsia="Times New Roman" w:hAnsi="Garamond" w:cs="Times New Roman"/>
-          <w:kern w:val="0"/>
-          <w:sz w:val="22"/>
-          <w:szCs w:val="22"/>
-          <w14:ligatures w14:val="none"/>
-        </w:rPr>
-        <w:t>intrinsic potential</w:t>
-      </w:r>
-      <w:r>
-        <w:rPr>
-          <w:rFonts w:ascii="Garamond" w:eastAsia="Times New Roman" w:hAnsi="Garamond" w:cs="Times New Roman"/>
-          <w:kern w:val="0"/>
-          <w:sz w:val="22"/>
-          <w:szCs w:val="22"/>
-          <w14:ligatures w14:val="none"/>
-        </w:rPr>
-        <w:t xml:space="preserve"> dataset as lacking observed Chinook spawning were assigned as a value of 0. </w:t>
+        <w:t xml:space="preserve">the two highest stream orders in the dataset (Stream order &gt;= 6). </w:t>
+      </w:r>
+      <w:r>
+        <w:rPr>
+          <w:rFonts w:ascii="Garamond" w:eastAsia="Times New Roman" w:hAnsi="Garamond" w:cs="Times New Roman"/>
+          <w:kern w:val="0"/>
+          <w:sz w:val="22"/>
+          <w:szCs w:val="22"/>
+          <w14:ligatures w14:val="none"/>
+        </w:rPr>
+        <w:t xml:space="preserve">From these tributaries, reaches identified as </w:t>
+      </w:r>
+      <w:r>
+        <w:rPr>
+          <w:rFonts w:ascii="Garamond" w:eastAsia="Times New Roman" w:hAnsi="Garamond" w:cs="Times New Roman"/>
+          <w:kern w:val="0"/>
+          <w:sz w:val="22"/>
+          <w:szCs w:val="22"/>
+          <w14:ligatures w14:val="none"/>
+        </w:rPr>
+        <w:t xml:space="preserve">consistently </w:t>
+      </w:r>
+      <w:r>
+        <w:rPr>
+          <w:rFonts w:ascii="Garamond" w:eastAsia="Times New Roman" w:hAnsi="Garamond" w:cs="Times New Roman"/>
+          <w:kern w:val="0"/>
+          <w:sz w:val="22"/>
+          <w:szCs w:val="22"/>
+          <w14:ligatures w14:val="none"/>
+        </w:rPr>
+        <w:t xml:space="preserve">lacking observed Chinook spawning were assigned as a value of 0. </w:t>
       </w:r>
     </w:p>
     <w:p>
@@ -5730,7 +4994,63 @@
           <w:sz w:val="22"/>
           <w:szCs w:val="22"/>
         </w:rPr>
-        <w:t xml:space="preserve">Natal origin distributions were estimated by summing posterior probability values across individuals and locations, retaining only the top 30% of posterior values for </w:t>
+        <w:t xml:space="preserve">To estimate the spatial distribution of natal origins for a subset of the population, </w:t>
+      </w:r>
+      <w:r>
+        <w:rPr>
+          <w:rFonts w:ascii="Garamond" w:hAnsi="Garamond"/>
+          <w:sz w:val="22"/>
+          <w:szCs w:val="22"/>
+        </w:rPr>
+        <w:t xml:space="preserve">posterior probability values </w:t>
+      </w:r>
+      <w:r>
+        <w:rPr>
+          <w:rFonts w:ascii="Garamond" w:hAnsi="Garamond"/>
+          <w:sz w:val="22"/>
+          <w:szCs w:val="22"/>
+        </w:rPr>
+        <w:t xml:space="preserve">were summed </w:t>
+      </w:r>
+      <w:r>
+        <w:rPr>
+          <w:rFonts w:ascii="Garamond" w:hAnsi="Garamond"/>
+          <w:sz w:val="22"/>
+          <w:szCs w:val="22"/>
+        </w:rPr>
+        <w:t xml:space="preserve">across </w:t>
+      </w:r>
+      <w:r>
+        <w:rPr>
+          <w:rFonts w:ascii="Garamond" w:hAnsi="Garamond"/>
+          <w:sz w:val="22"/>
+          <w:szCs w:val="22"/>
+        </w:rPr>
+        <w:t xml:space="preserve">all </w:t>
+      </w:r>
+      <w:r>
+        <w:rPr>
+          <w:rFonts w:ascii="Garamond" w:hAnsi="Garamond"/>
+          <w:sz w:val="22"/>
+          <w:szCs w:val="22"/>
+        </w:rPr>
+        <w:t xml:space="preserve">individuals </w:t>
+      </w:r>
+      <w:r>
+        <w:rPr>
+          <w:rFonts w:ascii="Garamond" w:hAnsi="Garamond"/>
+          <w:sz w:val="22"/>
+          <w:szCs w:val="22"/>
+        </w:rPr>
+        <w:t>in the subset and at all reaches in the basin.</w:t>
+      </w:r>
+      <w:r>
+        <w:rPr>
+          <w:rFonts w:ascii="Garamond" w:hAnsi="Garamond"/>
+          <w:sz w:val="22"/>
+          <w:szCs w:val="22"/>
+        </w:rPr>
+        <w:t xml:space="preserve"> To focus analysis on only highly likely locations, the top 30% of posterior values were retained whereas all other values were assigned a value of 0 for </w:t>
       </w:r>
       <w:proofErr w:type="gramStart"/>
       <w:r>
@@ -5748,7 +5068,16 @@
           <w:sz w:val="22"/>
           <w:szCs w:val="22"/>
         </w:rPr>
-        <w:t xml:space="preserve"> to prevent low-probability assignments from confounding spatial patterns. Estimates were produced for predefined temporal quartiles </w:t>
+        <w:t xml:space="preserve"> before summing. Natal origin estimates were produced for </w:t>
+      </w:r>
+      <w:r>
+        <w:rPr>
+          <w:rFonts w:ascii="Garamond" w:hAnsi="Garamond"/>
+          <w:sz w:val="22"/>
+          <w:szCs w:val="22"/>
+        </w:rPr>
+        <w:lastRenderedPageBreak/>
+        <w:t xml:space="preserve">predefined temporal quartiles </w:t>
       </w:r>
       <w:r>
         <w:rPr>
@@ -5766,7 +5095,7 @@
         </w:rPr>
         <w:t>based on capture date: Q1 (run start through June 11), Q2 (June 12-21), Q3 (June 22-July 1), and Q4 (July 2 onward).</w:t>
       </w:r>
-      <w:ins w:id="62" w:author="Daniel Schindler" w:date="2025-07-17T13:30:00Z" w16du:dateUtc="2025-07-17T21:30:00Z">
+      <w:ins w:id="18" w:author="Daniel Schindler" w:date="2025-07-17T13:30:00Z" w16du:dateUtc="2025-07-17T21:30:00Z">
         <w:r>
           <w:rPr>
             <w:rFonts w:ascii="Garamond" w:hAnsi="Garamond"/>
@@ -5862,103 +5191,7 @@
           <w:sz w:val="22"/>
           <w:szCs w:val="22"/>
         </w:rPr>
-        <w:t xml:space="preserve">Due </w:t>
-      </w:r>
-      <w:r>
-        <w:rPr>
-          <w:rFonts w:ascii="Garamond" w:hAnsi="Garamond"/>
-          <w:sz w:val="22"/>
-          <w:szCs w:val="22"/>
-        </w:rPr>
-        <w:t xml:space="preserve">to differences in the total run duration among years </w:t>
-      </w:r>
-      <w:r>
-        <w:rPr>
-          <w:rFonts w:ascii="Garamond" w:hAnsi="Garamond"/>
-          <w:sz w:val="22"/>
-          <w:szCs w:val="22"/>
-        </w:rPr>
-        <w:t xml:space="preserve">the duration of the </w:t>
-      </w:r>
-      <w:r>
-        <w:rPr>
-          <w:rFonts w:ascii="Garamond" w:hAnsi="Garamond"/>
-          <w:sz w:val="22"/>
-          <w:szCs w:val="22"/>
-        </w:rPr>
-        <w:t>fourth quartile bin</w:t>
-      </w:r>
-      <w:r>
-        <w:rPr>
-          <w:rFonts w:ascii="Garamond" w:hAnsi="Garamond"/>
-          <w:sz w:val="22"/>
-          <w:szCs w:val="22"/>
-        </w:rPr>
-        <w:t xml:space="preserve"> varie</w:t>
-      </w:r>
-      <w:r>
-        <w:rPr>
-          <w:rFonts w:ascii="Garamond" w:hAnsi="Garamond"/>
-          <w:sz w:val="22"/>
-          <w:szCs w:val="22"/>
-        </w:rPr>
-        <w:t>d</w:t>
-      </w:r>
-      <w:r>
-        <w:rPr>
-          <w:rFonts w:ascii="Garamond" w:hAnsi="Garamond"/>
-          <w:sz w:val="22"/>
-          <w:szCs w:val="22"/>
-        </w:rPr>
-        <w:t xml:space="preserve"> </w:t>
-      </w:r>
-      <w:r>
-        <w:rPr>
-          <w:rFonts w:ascii="Garamond" w:hAnsi="Garamond"/>
-          <w:sz w:val="22"/>
-          <w:szCs w:val="22"/>
-        </w:rPr>
-        <w:t xml:space="preserve">slightly among years. For the most part, these deviations were minimal and </w:t>
-      </w:r>
-      <w:r>
-        <w:rPr>
-          <w:rFonts w:ascii="Garamond" w:hAnsi="Garamond"/>
-          <w:sz w:val="22"/>
-          <w:szCs w:val="22"/>
-        </w:rPr>
-        <w:t>included</w:t>
-      </w:r>
-      <w:r>
-        <w:rPr>
-          <w:rFonts w:ascii="Garamond" w:hAnsi="Garamond"/>
-          <w:sz w:val="22"/>
-          <w:szCs w:val="22"/>
-        </w:rPr>
-        <w:t xml:space="preserve"> </w:t>
-      </w:r>
-      <w:r>
-        <w:rPr>
-          <w:rFonts w:ascii="Garamond" w:hAnsi="Garamond"/>
-          <w:sz w:val="22"/>
-          <w:szCs w:val="22"/>
-        </w:rPr>
-        <w:t>a negligible</w:t>
-      </w:r>
-      <w:r>
-        <w:rPr>
-          <w:rFonts w:ascii="Garamond" w:hAnsi="Garamond"/>
-          <w:sz w:val="22"/>
-          <w:szCs w:val="22"/>
-        </w:rPr>
-        <w:t xml:space="preserve"> </w:t>
-      </w:r>
-      <w:r>
-        <w:rPr>
-          <w:rFonts w:ascii="Garamond" w:hAnsi="Garamond"/>
-          <w:sz w:val="22"/>
-          <w:szCs w:val="22"/>
-        </w:rPr>
-        <w:t xml:space="preserve">portion of the CPUE. Finally, estimates were produced for the full run in each year by including all four quartiles of data. </w:t>
+        <w:t xml:space="preserve">Estimates were also produced for the full duration of the run including all four quartiles of data for each year. </w:t>
       </w:r>
     </w:p>
     <w:p>
@@ -6011,7 +5244,7 @@
         </w:rPr>
         <w:t xml:space="preserve"> </w:t>
       </w:r>
-      <w:ins w:id="63" w:author="Daniel Schindler" w:date="2025-07-17T13:31:00Z" w16du:dateUtc="2025-07-17T21:31:00Z">
+      <w:ins w:id="19" w:author="Daniel Schindler" w:date="2025-07-17T13:31:00Z" w16du:dateUtc="2025-07-17T21:31:00Z">
         <w:r>
           <w:rPr>
             <w:rFonts w:ascii="Garamond" w:hAnsi="Garamond"/>
@@ -6162,7 +5395,87 @@
           <w:sz w:val="22"/>
           <w:szCs w:val="22"/>
         </w:rPr>
-        <w:t xml:space="preserve">). Corresponding boxplots for each quartile illustrate temporal variability in contribution patterns, ordered from upstream to downstream locations. Cumulative distribution functions </w:t>
+        <w:t>). Corresponding boxplots for each quartile illustrate temporal variability in contribution patterns, ordered from upstream to downstream locations. Cumulative distribution functions were constructed using 3-day intervals throughout each run. For each interval, tributary-level production estimates were aggregated into management units and compared against full-season totals.</w:t>
+      </w:r>
+      <w:r>
+        <w:rPr>
+          <w:rFonts w:ascii="Garamond" w:hAnsi="Garamond"/>
+          <w:sz w:val="22"/>
+          <w:szCs w:val="22"/>
+        </w:rPr>
+        <w:t xml:space="preserve"> Resulting data represent the proportion of the total contribution from each stock present at each interval. For each stock, lines were color coded by watershed position, with upstream populations in red. </w:t>
+      </w:r>
+      <w:r>
+        <w:rPr>
+          <w:rFonts w:ascii="Garamond" w:hAnsi="Garamond"/>
+          <w:sz w:val="22"/>
+          <w:szCs w:val="22"/>
+        </w:rPr>
+        <w:t xml:space="preserve">Management units were color-coded by watershed position, with upstream </w:t>
+      </w:r>
+      <w:r>
+        <w:rPr>
+          <w:rFonts w:ascii="Garamond" w:hAnsi="Garamond"/>
+          <w:sz w:val="22"/>
+          <w:szCs w:val="22"/>
+        </w:rPr>
+        <w:t>populations</w:t>
+      </w:r>
+      <w:r>
+        <w:rPr>
+          <w:rFonts w:ascii="Garamond" w:hAnsi="Garamond"/>
+          <w:sz w:val="22"/>
+          <w:szCs w:val="22"/>
+        </w:rPr>
+        <w:t xml:space="preserve"> transitioning to downstream populations in blue</w:t>
+      </w:r>
+      <w:r>
+        <w:rPr>
+          <w:rFonts w:ascii="Garamond" w:hAnsi="Garamond"/>
+          <w:sz w:val="22"/>
+          <w:szCs w:val="22"/>
+        </w:rPr>
+        <w:t xml:space="preserve">. </w:t>
+      </w:r>
+      <w:r>
+        <w:rPr>
+          <w:rFonts w:ascii="Garamond" w:hAnsi="Garamond"/>
+          <w:sz w:val="22"/>
+          <w:szCs w:val="22"/>
+        </w:rPr>
+        <w:t>To assess the effectiveness of front-end closure strategies</w:t>
+      </w:r>
+      <w:r>
+        <w:rPr>
+          <w:rFonts w:ascii="Garamond" w:hAnsi="Garamond"/>
+          <w:sz w:val="22"/>
+          <w:szCs w:val="22"/>
+        </w:rPr>
+        <w:t xml:space="preserve"> for protecting</w:t>
+      </w:r>
+      <w:r>
+        <w:rPr>
+          <w:rFonts w:ascii="Garamond" w:hAnsi="Garamond"/>
+          <w:sz w:val="22"/>
+          <w:szCs w:val="22"/>
+        </w:rPr>
+        <w:t xml:space="preserve"> upstream stock components</w:t>
+      </w:r>
+      <w:r>
+        <w:rPr>
+          <w:rFonts w:ascii="Garamond" w:hAnsi="Garamond"/>
+          <w:sz w:val="22"/>
+          <w:szCs w:val="22"/>
+        </w:rPr>
+        <w:t xml:space="preserve"> from harvest</w:t>
+      </w:r>
+      <w:r>
+        <w:rPr>
+          <w:rFonts w:ascii="Garamond" w:hAnsi="Garamond"/>
+          <w:sz w:val="22"/>
+          <w:szCs w:val="22"/>
+        </w:rPr>
+        <w:t xml:space="preserve">, we quantified the proportion of each management unit's annual production that occurs within </w:t>
       </w:r>
       <w:r>
         <w:rPr>
@@ -6171,87 +5484,7 @@
           <w:szCs w:val="22"/>
         </w:rPr>
         <w:lastRenderedPageBreak/>
-        <w:t>were constructed using 3-day intervals throughout each run. For each interval, tributary-level production estimates were aggregated into management units and compared against full-season totals.</w:t>
-      </w:r>
-      <w:r>
-        <w:rPr>
-          <w:rFonts w:ascii="Garamond" w:hAnsi="Garamond"/>
-          <w:sz w:val="22"/>
-          <w:szCs w:val="22"/>
-        </w:rPr>
-        <w:t xml:space="preserve"> Resulting data represent the proportion of the total contribution from each stock present at each interval. For each stock, lines were color coded by watershed position, with upstream populations in red. </w:t>
-      </w:r>
-      <w:r>
-        <w:rPr>
-          <w:rFonts w:ascii="Garamond" w:hAnsi="Garamond"/>
-          <w:sz w:val="22"/>
-          <w:szCs w:val="22"/>
-        </w:rPr>
-        <w:t xml:space="preserve">Management units were color-coded by watershed position, with upstream </w:t>
-      </w:r>
-      <w:r>
-        <w:rPr>
-          <w:rFonts w:ascii="Garamond" w:hAnsi="Garamond"/>
-          <w:sz w:val="22"/>
-          <w:szCs w:val="22"/>
-        </w:rPr>
-        <w:t>populations</w:t>
-      </w:r>
-      <w:r>
-        <w:rPr>
-          <w:rFonts w:ascii="Garamond" w:hAnsi="Garamond"/>
-          <w:sz w:val="22"/>
-          <w:szCs w:val="22"/>
-        </w:rPr>
-        <w:t xml:space="preserve"> transitioning to downstream populations in blue</w:t>
-      </w:r>
-      <w:r>
-        <w:rPr>
-          <w:rFonts w:ascii="Garamond" w:hAnsi="Garamond"/>
-          <w:sz w:val="22"/>
-          <w:szCs w:val="22"/>
-        </w:rPr>
-        <w:t xml:space="preserve">. </w:t>
-      </w:r>
-      <w:r>
-        <w:rPr>
-          <w:rFonts w:ascii="Garamond" w:hAnsi="Garamond"/>
-          <w:sz w:val="22"/>
-          <w:szCs w:val="22"/>
-        </w:rPr>
-        <w:t>To assess the effectiveness of front-end closure strategies</w:t>
-      </w:r>
-      <w:r>
-        <w:rPr>
-          <w:rFonts w:ascii="Garamond" w:hAnsi="Garamond"/>
-          <w:sz w:val="22"/>
-          <w:szCs w:val="22"/>
-        </w:rPr>
-        <w:t xml:space="preserve"> for protecting</w:t>
-      </w:r>
-      <w:r>
-        <w:rPr>
-          <w:rFonts w:ascii="Garamond" w:hAnsi="Garamond"/>
-          <w:sz w:val="22"/>
-          <w:szCs w:val="22"/>
-        </w:rPr>
-        <w:t xml:space="preserve"> upstream stock components</w:t>
-      </w:r>
-      <w:r>
-        <w:rPr>
-          <w:rFonts w:ascii="Garamond" w:hAnsi="Garamond"/>
-          <w:sz w:val="22"/>
-          <w:szCs w:val="22"/>
-        </w:rPr>
-        <w:t xml:space="preserve"> from harvest</w:t>
-      </w:r>
-      <w:r>
-        <w:rPr>
-          <w:rFonts w:ascii="Garamond" w:hAnsi="Garamond"/>
-          <w:sz w:val="22"/>
-          <w:szCs w:val="22"/>
-        </w:rPr>
-        <w:t>, we quantified the proportion of each management unit's annual production that occurs within the current closure window. We calculated the ratio of estimated returns during Q1 (run start through June 11) to the total annual returns for each management unit and year. This metric represents the fraction of each stock's production that would be protected by implementing a front-end closure, independent of that unit's overall contribution to basin-wide returns.</w:t>
+        <w:t>the current closure window. We calculated the ratio of estimated returns during Q1 (run start through June 11) to the total annual returns for each management unit and year. This metric represents the fraction of each stock's production that would be protected by implementing a front-end closure, independent of that unit's overall contribution to basin-wide returns.</w:t>
       </w:r>
     </w:p>
     <w:p>
@@ -6263,7 +5496,7 @@
           <w:bCs/>
           <w:sz w:val="22"/>
           <w:szCs w:val="22"/>
-          <w:rPrChange w:id="64" w:author="Benjamin J. Makhlouf" w:date="2025-07-26T11:37:00Z" w16du:dateUtc="2025-07-26T18:37:00Z">
+          <w:rPrChange w:id="20" w:author="Benjamin J. Makhlouf" w:date="2025-07-26T11:37:00Z" w16du:dateUtc="2025-07-26T18:37:00Z">
             <w:rPr>
               <w:rFonts w:ascii="Garamond" w:hAnsi="Garamond"/>
               <w:b/>
@@ -6281,7 +5514,7 @@
           <w:bCs/>
           <w:sz w:val="22"/>
           <w:szCs w:val="22"/>
-          <w:rPrChange w:id="65" w:author="Benjamin J. Makhlouf" w:date="2025-07-26T11:37:00Z" w16du:dateUtc="2025-07-26T18:37:00Z">
+          <w:rPrChange w:id="21" w:author="Benjamin J. Makhlouf" w:date="2025-07-26T11:37:00Z" w16du:dateUtc="2025-07-26T18:37:00Z">
             <w:rPr>
               <w:rFonts w:ascii="Garamond" w:hAnsi="Garamond"/>
               <w:b/>
@@ -6345,7 +5578,7 @@
           <w:rFonts w:ascii="Garamond" w:hAnsi="Garamond"/>
           <w:sz w:val="22"/>
           <w:szCs w:val="22"/>
-          <w:rPrChange w:id="66" w:author="Benjamin J. Makhlouf" w:date="2025-07-26T11:37:00Z" w16du:dateUtc="2025-07-26T18:37:00Z">
+          <w:rPrChange w:id="22" w:author="Benjamin J. Makhlouf" w:date="2025-07-26T11:37:00Z" w16du:dateUtc="2025-07-26T18:37:00Z">
             <w:rPr>
               <w:rFonts w:ascii="Garamond" w:hAnsi="Garamond"/>
               <w:sz w:val="20"/>
@@ -6369,7 +5602,7 @@
           <w:rFonts w:ascii="Garamond" w:hAnsi="Garamond"/>
           <w:sz w:val="22"/>
           <w:szCs w:val="22"/>
-          <w:rPrChange w:id="67" w:author="Benjamin J. Makhlouf" w:date="2025-07-26T11:37:00Z" w16du:dateUtc="2025-07-26T18:37:00Z">
+          <w:rPrChange w:id="23" w:author="Benjamin J. Makhlouf" w:date="2025-07-26T11:37:00Z" w16du:dateUtc="2025-07-26T18:37:00Z">
             <w:rPr>
               <w:rFonts w:ascii="Garamond" w:hAnsi="Garamond"/>
               <w:sz w:val="20"/>
@@ -6379,13 +5612,13 @@
         </w:rPr>
         <w:t xml:space="preserve">Across all years of our dataset (2017-2021), returns to the 21 stock units exhibited distinct temporal patterns in contribution and </w:t>
       </w:r>
-      <w:ins w:id="68" w:author="Daniel Schindler" w:date="2025-07-17T13:47:00Z" w16du:dateUtc="2025-07-17T21:47:00Z">
+      <w:ins w:id="24" w:author="Daniel Schindler" w:date="2025-07-17T13:47:00Z" w16du:dateUtc="2025-07-17T21:47:00Z">
         <w:r>
           <w:rPr>
             <w:rFonts w:ascii="Garamond" w:hAnsi="Garamond"/>
             <w:sz w:val="22"/>
             <w:szCs w:val="22"/>
-            <w:rPrChange w:id="69" w:author="Benjamin J. Makhlouf" w:date="2025-07-26T11:37:00Z" w16du:dateUtc="2025-07-26T18:37:00Z">
+            <w:rPrChange w:id="25" w:author="Benjamin J. Makhlouf" w:date="2025-07-26T11:37:00Z" w16du:dateUtc="2025-07-26T18:37:00Z">
               <w:rPr>
                 <w:rFonts w:ascii="Garamond" w:hAnsi="Garamond"/>
                 <w:sz w:val="20"/>
@@ -6401,6 +5634,677 @@
           <w:rFonts w:ascii="Garamond" w:hAnsi="Garamond"/>
           <w:sz w:val="22"/>
           <w:szCs w:val="22"/>
+          <w:rPrChange w:id="26" w:author="Benjamin J. Makhlouf" w:date="2025-07-26T11:37:00Z" w16du:dateUtc="2025-07-26T18:37:00Z">
+            <w:rPr>
+              <w:rFonts w:ascii="Garamond" w:hAnsi="Garamond"/>
+              <w:sz w:val="20"/>
+              <w:szCs w:val="20"/>
+            </w:rPr>
+          </w:rPrChange>
+        </w:rPr>
+        <w:t xml:space="preserve"> </w:t>
+      </w:r>
+      <w:r>
+        <w:rPr>
+          <w:rFonts w:ascii="Garamond" w:hAnsi="Garamond"/>
+          <w:sz w:val="22"/>
+          <w:szCs w:val="22"/>
+          <w:rPrChange w:id="27" w:author="Benjamin J. Makhlouf" w:date="2025-07-26T11:37:00Z" w16du:dateUtc="2025-07-26T18:37:00Z">
+            <w:rPr>
+              <w:rFonts w:ascii="Garamond" w:hAnsi="Garamond"/>
+              <w:sz w:val="20"/>
+              <w:szCs w:val="20"/>
+            </w:rPr>
+          </w:rPrChange>
+        </w:rPr>
+        <w:t xml:space="preserve">general transition </w:t>
+      </w:r>
+      <w:r>
+        <w:rPr>
+          <w:rFonts w:ascii="Garamond" w:hAnsi="Garamond"/>
+          <w:sz w:val="22"/>
+          <w:szCs w:val="22"/>
+          <w:rPrChange w:id="28" w:author="Benjamin J. Makhlouf" w:date="2025-07-26T11:37:00Z" w16du:dateUtc="2025-07-26T18:37:00Z">
+            <w:rPr>
+              <w:rFonts w:ascii="Garamond" w:hAnsi="Garamond"/>
+              <w:sz w:val="20"/>
+              <w:szCs w:val="20"/>
+            </w:rPr>
+          </w:rPrChange>
+        </w:rPr>
+        <w:t>from upstream to downstream stock</w:t>
+      </w:r>
+      <w:r>
+        <w:rPr>
+          <w:rFonts w:ascii="Garamond" w:hAnsi="Garamond"/>
+          <w:sz w:val="22"/>
+          <w:szCs w:val="22"/>
+          <w:rPrChange w:id="29" w:author="Benjamin J. Makhlouf" w:date="2025-07-26T11:37:00Z" w16du:dateUtc="2025-07-26T18:37:00Z">
+            <w:rPr>
+              <w:rFonts w:ascii="Garamond" w:hAnsi="Garamond"/>
+              <w:sz w:val="20"/>
+              <w:szCs w:val="20"/>
+            </w:rPr>
+          </w:rPrChange>
+        </w:rPr>
+        <w:t>s</w:t>
+      </w:r>
+      <w:r>
+        <w:rPr>
+          <w:rFonts w:ascii="Garamond" w:hAnsi="Garamond"/>
+          <w:sz w:val="22"/>
+          <w:szCs w:val="22"/>
+          <w:rPrChange w:id="30" w:author="Benjamin J. Makhlouf" w:date="2025-07-26T11:37:00Z" w16du:dateUtc="2025-07-26T18:37:00Z">
+            <w:rPr>
+              <w:rFonts w:ascii="Garamond" w:hAnsi="Garamond"/>
+              <w:sz w:val="20"/>
+              <w:szCs w:val="20"/>
+            </w:rPr>
+          </w:rPrChange>
+        </w:rPr>
+        <w:t xml:space="preserve"> as the season progressed. Early season returns (Q1: start of run through June 11) were dominated by stocks from the upper portions of the watershed. The largest contributors were Big River (median: ~12%, range: 8-18%), Upper Kusko</w:t>
+      </w:r>
+      <w:r>
+        <w:rPr>
+          <w:rFonts w:ascii="Garamond" w:hAnsi="Garamond"/>
+          <w:sz w:val="22"/>
+          <w:szCs w:val="22"/>
+          <w:rPrChange w:id="31" w:author="Benjamin J. Makhlouf" w:date="2025-07-26T11:37:00Z" w16du:dateUtc="2025-07-26T18:37:00Z">
+            <w:rPr>
+              <w:rFonts w:ascii="Garamond" w:hAnsi="Garamond"/>
+              <w:sz w:val="20"/>
+              <w:szCs w:val="20"/>
+            </w:rPr>
+          </w:rPrChange>
+        </w:rPr>
+        <w:t>kwim</w:t>
+      </w:r>
+      <w:r>
+        <w:rPr>
+          <w:rFonts w:ascii="Garamond" w:hAnsi="Garamond"/>
+          <w:sz w:val="22"/>
+          <w:szCs w:val="22"/>
+          <w:rPrChange w:id="32" w:author="Benjamin J. Makhlouf" w:date="2025-07-26T11:37:00Z" w16du:dateUtc="2025-07-26T18:37:00Z">
+            <w:rPr>
+              <w:rFonts w:ascii="Garamond" w:hAnsi="Garamond"/>
+              <w:sz w:val="20"/>
+              <w:szCs w:val="20"/>
+            </w:rPr>
+          </w:rPrChange>
+        </w:rPr>
+        <w:t xml:space="preserve"> Main (median: ~10%, range: 6-16%), and Swift </w:t>
+      </w:r>
+      <w:r>
+        <w:rPr>
+          <w:rFonts w:ascii="Garamond" w:hAnsi="Garamond"/>
+          <w:sz w:val="22"/>
+          <w:szCs w:val="22"/>
+          <w:rPrChange w:id="33" w:author="Benjamin J. Makhlouf" w:date="2025-07-26T11:37:00Z" w16du:dateUtc="2025-07-26T18:37:00Z">
+            <w:rPr>
+              <w:rFonts w:ascii="Garamond" w:hAnsi="Garamond"/>
+              <w:sz w:val="20"/>
+              <w:szCs w:val="20"/>
+            </w:rPr>
+          </w:rPrChange>
+        </w:rPr>
+        <w:t xml:space="preserve">River </w:t>
+      </w:r>
+      <w:r>
+        <w:rPr>
+          <w:rFonts w:ascii="Garamond" w:hAnsi="Garamond"/>
+          <w:sz w:val="22"/>
+          <w:szCs w:val="22"/>
+          <w:rPrChange w:id="34" w:author="Benjamin J. Makhlouf" w:date="2025-07-26T11:37:00Z" w16du:dateUtc="2025-07-26T18:37:00Z">
+            <w:rPr>
+              <w:rFonts w:ascii="Garamond" w:hAnsi="Garamond"/>
+              <w:sz w:val="20"/>
+              <w:szCs w:val="20"/>
+            </w:rPr>
+          </w:rPrChange>
+        </w:rPr>
+        <w:t>(median: ~8%, range: 4-14%), with moderate contributions from</w:t>
+      </w:r>
+      <w:r>
+        <w:rPr>
+          <w:rFonts w:ascii="Garamond" w:hAnsi="Garamond"/>
+          <w:sz w:val="22"/>
+          <w:szCs w:val="22"/>
+          <w:rPrChange w:id="35" w:author="Benjamin J. Makhlouf" w:date="2025-07-26T11:37:00Z" w16du:dateUtc="2025-07-26T18:37:00Z">
+            <w:rPr>
+              <w:rFonts w:ascii="Garamond" w:hAnsi="Garamond"/>
+              <w:sz w:val="20"/>
+              <w:szCs w:val="20"/>
+            </w:rPr>
+          </w:rPrChange>
+        </w:rPr>
+        <w:t xml:space="preserve"> the</w:t>
+      </w:r>
+      <w:r>
+        <w:rPr>
+          <w:rFonts w:ascii="Garamond" w:hAnsi="Garamond"/>
+          <w:sz w:val="22"/>
+          <w:szCs w:val="22"/>
+          <w:rPrChange w:id="36" w:author="Benjamin J. Makhlouf" w:date="2025-07-26T11:37:00Z" w16du:dateUtc="2025-07-26T18:37:00Z">
+            <w:rPr>
+              <w:rFonts w:ascii="Garamond" w:hAnsi="Garamond"/>
+              <w:sz w:val="20"/>
+              <w:szCs w:val="20"/>
+            </w:rPr>
+          </w:rPrChange>
+        </w:rPr>
+        <w:t xml:space="preserve"> </w:t>
+      </w:r>
+      <w:proofErr w:type="spellStart"/>
+      <w:r>
+        <w:rPr>
+          <w:rFonts w:ascii="Garamond" w:hAnsi="Garamond"/>
+          <w:sz w:val="22"/>
+          <w:szCs w:val="22"/>
+          <w:rPrChange w:id="37" w:author="Benjamin J. Makhlouf" w:date="2025-07-26T11:37:00Z" w16du:dateUtc="2025-07-26T18:37:00Z">
+            <w:rPr>
+              <w:rFonts w:ascii="Garamond" w:hAnsi="Garamond"/>
+              <w:sz w:val="20"/>
+              <w:szCs w:val="20"/>
+            </w:rPr>
+          </w:rPrChange>
+        </w:rPr>
+        <w:t>Takotna</w:t>
+      </w:r>
+      <w:proofErr w:type="spellEnd"/>
+      <w:r>
+        <w:rPr>
+          <w:rFonts w:ascii="Garamond" w:hAnsi="Garamond"/>
+          <w:sz w:val="22"/>
+          <w:szCs w:val="22"/>
+          <w:rPrChange w:id="38" w:author="Benjamin J. Makhlouf" w:date="2025-07-26T11:37:00Z" w16du:dateUtc="2025-07-26T18:37:00Z">
+            <w:rPr>
+              <w:rFonts w:ascii="Garamond" w:hAnsi="Garamond"/>
+              <w:sz w:val="20"/>
+              <w:szCs w:val="20"/>
+            </w:rPr>
+          </w:rPrChange>
+        </w:rPr>
+        <w:t xml:space="preserve"> </w:t>
+      </w:r>
+      <w:r>
+        <w:rPr>
+          <w:rFonts w:ascii="Garamond" w:hAnsi="Garamond"/>
+          <w:sz w:val="22"/>
+          <w:szCs w:val="22"/>
+          <w:rPrChange w:id="39" w:author="Benjamin J. Makhlouf" w:date="2025-07-26T11:37:00Z" w16du:dateUtc="2025-07-26T18:37:00Z">
+            <w:rPr>
+              <w:rFonts w:ascii="Garamond" w:hAnsi="Garamond"/>
+              <w:sz w:val="20"/>
+              <w:szCs w:val="20"/>
+            </w:rPr>
+          </w:rPrChange>
+        </w:rPr>
+        <w:t xml:space="preserve">River </w:t>
+      </w:r>
+      <w:r>
+        <w:rPr>
+          <w:rFonts w:ascii="Garamond" w:hAnsi="Garamond"/>
+          <w:sz w:val="22"/>
+          <w:szCs w:val="22"/>
+          <w:rPrChange w:id="40" w:author="Benjamin J. Makhlouf" w:date="2025-07-26T11:37:00Z" w16du:dateUtc="2025-07-26T18:37:00Z">
+            <w:rPr>
+              <w:rFonts w:ascii="Garamond" w:hAnsi="Garamond"/>
+              <w:sz w:val="20"/>
+              <w:szCs w:val="20"/>
+            </w:rPr>
+          </w:rPrChange>
+        </w:rPr>
+        <w:t>and Nixon Fork (~8%) and some middle-watershed stocks including Stony</w:t>
+      </w:r>
+      <w:r>
+        <w:rPr>
+          <w:rFonts w:ascii="Garamond" w:hAnsi="Garamond"/>
+          <w:sz w:val="22"/>
+          <w:szCs w:val="22"/>
+          <w:rPrChange w:id="41" w:author="Benjamin J. Makhlouf" w:date="2025-07-26T11:37:00Z" w16du:dateUtc="2025-07-26T18:37:00Z">
+            <w:rPr>
+              <w:rFonts w:ascii="Garamond" w:hAnsi="Garamond"/>
+              <w:sz w:val="20"/>
+              <w:szCs w:val="20"/>
+            </w:rPr>
+          </w:rPrChange>
+        </w:rPr>
+        <w:t xml:space="preserve"> River</w:t>
+      </w:r>
+      <w:r>
+        <w:rPr>
+          <w:rFonts w:ascii="Garamond" w:hAnsi="Garamond"/>
+          <w:sz w:val="22"/>
+          <w:szCs w:val="22"/>
+          <w:rPrChange w:id="42" w:author="Benjamin J. Makhlouf" w:date="2025-07-26T11:37:00Z" w16du:dateUtc="2025-07-26T18:37:00Z">
+            <w:rPr>
+              <w:rFonts w:ascii="Garamond" w:hAnsi="Garamond"/>
+              <w:sz w:val="20"/>
+              <w:szCs w:val="20"/>
+            </w:rPr>
+          </w:rPrChange>
+        </w:rPr>
+        <w:t xml:space="preserve"> (~6%) and </w:t>
+      </w:r>
+      <w:proofErr w:type="spellStart"/>
+      <w:r>
+        <w:rPr>
+          <w:rFonts w:ascii="Garamond" w:hAnsi="Garamond"/>
+          <w:sz w:val="22"/>
+          <w:szCs w:val="22"/>
+          <w:rPrChange w:id="43" w:author="Benjamin J. Makhlouf" w:date="2025-07-26T11:37:00Z" w16du:dateUtc="2025-07-26T18:37:00Z">
+            <w:rPr>
+              <w:rFonts w:ascii="Garamond" w:hAnsi="Garamond"/>
+              <w:sz w:val="20"/>
+              <w:szCs w:val="20"/>
+            </w:rPr>
+          </w:rPrChange>
+        </w:rPr>
+        <w:t>Holitna</w:t>
+      </w:r>
+      <w:proofErr w:type="spellEnd"/>
+      <w:r>
+        <w:rPr>
+          <w:rFonts w:ascii="Garamond" w:hAnsi="Garamond"/>
+          <w:sz w:val="22"/>
+          <w:szCs w:val="22"/>
+          <w:rPrChange w:id="44" w:author="Benjamin J. Makhlouf" w:date="2025-07-26T11:37:00Z" w16du:dateUtc="2025-07-26T18:37:00Z">
+            <w:rPr>
+              <w:rFonts w:ascii="Garamond" w:hAnsi="Garamond"/>
+              <w:sz w:val="20"/>
+              <w:szCs w:val="20"/>
+            </w:rPr>
+          </w:rPrChange>
+        </w:rPr>
+        <w:t xml:space="preserve"> </w:t>
+      </w:r>
+      <w:r>
+        <w:rPr>
+          <w:rFonts w:ascii="Garamond" w:hAnsi="Garamond"/>
+          <w:sz w:val="22"/>
+          <w:szCs w:val="22"/>
+          <w:rPrChange w:id="45" w:author="Benjamin J. Makhlouf" w:date="2025-07-26T11:37:00Z" w16du:dateUtc="2025-07-26T18:37:00Z">
+            <w:rPr>
+              <w:rFonts w:ascii="Garamond" w:hAnsi="Garamond"/>
+              <w:sz w:val="20"/>
+              <w:szCs w:val="20"/>
+            </w:rPr>
+          </w:rPrChange>
+        </w:rPr>
+        <w:t xml:space="preserve">River </w:t>
+      </w:r>
+      <w:r>
+        <w:rPr>
+          <w:rFonts w:ascii="Garamond" w:hAnsi="Garamond"/>
+          <w:sz w:val="22"/>
+          <w:szCs w:val="22"/>
+          <w:rPrChange w:id="46" w:author="Benjamin J. Makhlouf" w:date="2025-07-26T11:37:00Z" w16du:dateUtc="2025-07-26T18:37:00Z">
+            <w:rPr>
+              <w:rFonts w:ascii="Garamond" w:hAnsi="Garamond"/>
+              <w:sz w:val="20"/>
+              <w:szCs w:val="20"/>
+            </w:rPr>
+          </w:rPrChange>
+        </w:rPr>
+        <w:t xml:space="preserve">(~5%). Upper watershed stocks exhibited substantially higher inter-annual variability during Q1 as compared to the other three </w:t>
+      </w:r>
+      <w:r>
+        <w:rPr>
+          <w:rFonts w:ascii="Garamond" w:hAnsi="Garamond"/>
+          <w:sz w:val="22"/>
+          <w:szCs w:val="22"/>
+          <w:rPrChange w:id="47" w:author="Benjamin J. Makhlouf" w:date="2025-07-26T11:37:00Z" w16du:dateUtc="2025-07-26T18:37:00Z">
+            <w:rPr>
+              <w:rFonts w:ascii="Garamond" w:hAnsi="Garamond"/>
+              <w:sz w:val="20"/>
+              <w:szCs w:val="20"/>
+            </w:rPr>
+          </w:rPrChange>
+        </w:rPr>
+        <w:t xml:space="preserve">seasonal </w:t>
+      </w:r>
+      <w:r>
+        <w:rPr>
+          <w:rFonts w:ascii="Garamond" w:hAnsi="Garamond"/>
+          <w:sz w:val="22"/>
+          <w:szCs w:val="22"/>
+          <w:rPrChange w:id="48" w:author="Benjamin J. Makhlouf" w:date="2025-07-26T11:37:00Z" w16du:dateUtc="2025-07-26T18:37:00Z">
+            <w:rPr>
+              <w:rFonts w:ascii="Garamond" w:hAnsi="Garamond"/>
+              <w:sz w:val="20"/>
+              <w:szCs w:val="20"/>
+            </w:rPr>
+          </w:rPrChange>
+        </w:rPr>
+        <w:t>quartiles.</w:t>
+      </w:r>
+      <w:r>
+        <w:rPr>
+          <w:rFonts w:ascii="Garamond" w:hAnsi="Garamond"/>
+          <w:sz w:val="22"/>
+          <w:szCs w:val="22"/>
+          <w:rPrChange w:id="49" w:author="Benjamin J. Makhlouf" w:date="2025-07-26T11:37:00Z" w16du:dateUtc="2025-07-26T18:37:00Z">
+            <w:rPr>
+              <w:rFonts w:ascii="Garamond" w:hAnsi="Garamond"/>
+              <w:sz w:val="20"/>
+              <w:szCs w:val="20"/>
+            </w:rPr>
+          </w:rPrChange>
+        </w:rPr>
+        <w:t xml:space="preserve"> </w:t>
+      </w:r>
+      <w:r>
+        <w:rPr>
+          <w:rFonts w:ascii="Garamond" w:hAnsi="Garamond"/>
+          <w:sz w:val="22"/>
+          <w:szCs w:val="22"/>
+          <w:rPrChange w:id="50" w:author="Benjamin J. Makhlouf" w:date="2025-07-26T11:37:00Z" w16du:dateUtc="2025-07-26T18:37:00Z">
+            <w:rPr>
+              <w:rFonts w:ascii="Garamond" w:hAnsi="Garamond"/>
+              <w:sz w:val="20"/>
+              <w:szCs w:val="20"/>
+            </w:rPr>
+          </w:rPrChange>
+        </w:rPr>
+        <w:t xml:space="preserve">The distribution of returns became more </w:t>
+      </w:r>
+      <w:r>
+        <w:rPr>
+          <w:rFonts w:ascii="Garamond" w:hAnsi="Garamond"/>
+          <w:sz w:val="22"/>
+          <w:szCs w:val="22"/>
+          <w:rPrChange w:id="51" w:author="Benjamin J. Makhlouf" w:date="2025-07-26T11:37:00Z" w16du:dateUtc="2025-07-26T18:37:00Z">
+            <w:rPr>
+              <w:rFonts w:ascii="Garamond" w:hAnsi="Garamond"/>
+              <w:sz w:val="20"/>
+              <w:szCs w:val="20"/>
+            </w:rPr>
+          </w:rPrChange>
+        </w:rPr>
+        <w:t xml:space="preserve">widely distributed </w:t>
+      </w:r>
+      <w:r>
+        <w:rPr>
+          <w:rFonts w:ascii="Garamond" w:hAnsi="Garamond"/>
+          <w:sz w:val="22"/>
+          <w:szCs w:val="22"/>
+          <w:rPrChange w:id="52" w:author="Benjamin J. Makhlouf" w:date="2025-07-26T11:37:00Z" w16du:dateUtc="2025-07-26T18:37:00Z">
+            <w:rPr>
+              <w:rFonts w:ascii="Garamond" w:hAnsi="Garamond"/>
+              <w:sz w:val="20"/>
+              <w:szCs w:val="20"/>
+            </w:rPr>
+          </w:rPrChange>
+        </w:rPr>
+        <w:t xml:space="preserve">across the watershed during Q2 (June 12-21), with contributions more evenly distributed among management units compared to the upper-watershed dominance of Q1. Upper watershed contributions remained important but began declining: Big River decreased from 12% to 10%, Upper Kusko Main from 10% to 9%, and Swift from 8% to 7%. Simultaneously, middle-watershed stocks increased </w:t>
+      </w:r>
+      <w:r>
+        <w:rPr>
+          <w:rFonts w:ascii="Garamond" w:hAnsi="Garamond"/>
+          <w:sz w:val="22"/>
+          <w:szCs w:val="22"/>
+          <w:rPrChange w:id="53" w:author="Benjamin J. Makhlouf" w:date="2025-07-26T11:37:00Z" w16du:dateUtc="2025-07-26T18:37:00Z">
+            <w:rPr>
+              <w:rFonts w:ascii="Garamond" w:hAnsi="Garamond"/>
+              <w:sz w:val="20"/>
+              <w:szCs w:val="20"/>
+            </w:rPr>
+          </w:rPrChange>
+        </w:rPr>
+        <w:t xml:space="preserve">in </w:t>
+      </w:r>
+      <w:r>
+        <w:rPr>
+          <w:rFonts w:ascii="Garamond" w:hAnsi="Garamond"/>
+          <w:sz w:val="22"/>
+          <w:szCs w:val="22"/>
+          <w:rPrChange w:id="54" w:author="Benjamin J. Makhlouf" w:date="2025-07-26T11:37:00Z" w16du:dateUtc="2025-07-26T18:37:00Z">
+            <w:rPr>
+              <w:rFonts w:ascii="Garamond" w:hAnsi="Garamond"/>
+              <w:sz w:val="20"/>
+              <w:szCs w:val="20"/>
+            </w:rPr>
+          </w:rPrChange>
+        </w:rPr>
+        <w:t xml:space="preserve">relative importance, with </w:t>
+      </w:r>
+      <w:proofErr w:type="spellStart"/>
+      <w:r>
+        <w:rPr>
+          <w:rFonts w:ascii="Garamond" w:hAnsi="Garamond"/>
+          <w:sz w:val="22"/>
+          <w:szCs w:val="22"/>
+          <w:rPrChange w:id="55" w:author="Benjamin J. Makhlouf" w:date="2025-07-26T11:37:00Z" w16du:dateUtc="2025-07-26T18:37:00Z">
+            <w:rPr>
+              <w:rFonts w:ascii="Garamond" w:hAnsi="Garamond"/>
+              <w:sz w:val="20"/>
+              <w:szCs w:val="20"/>
+            </w:rPr>
+          </w:rPrChange>
+        </w:rPr>
+        <w:t>Holitna</w:t>
+      </w:r>
+      <w:proofErr w:type="spellEnd"/>
+      <w:r>
+        <w:rPr>
+          <w:rFonts w:ascii="Garamond" w:hAnsi="Garamond"/>
+          <w:sz w:val="22"/>
+          <w:szCs w:val="22"/>
+          <w:rPrChange w:id="56" w:author="Benjamin J. Makhlouf" w:date="2025-07-26T11:37:00Z" w16du:dateUtc="2025-07-26T18:37:00Z">
+            <w:rPr>
+              <w:rFonts w:ascii="Garamond" w:hAnsi="Garamond"/>
+              <w:sz w:val="20"/>
+              <w:szCs w:val="20"/>
+            </w:rPr>
+          </w:rPrChange>
+        </w:rPr>
+        <w:t xml:space="preserve"> rising from 5% to 7%, Middle Kusko Main from 4% to 6%, and Aniak from 3% to 5%. Stony River emerged as a consistently strong contributor (median: ~8%, range: 6-10%) with reduced variability compared to Q1 patterns (range: 4-12%). </w:t>
+      </w:r>
+      <w:r>
+        <w:rPr>
+          <w:rFonts w:ascii="Garamond" w:hAnsi="Garamond"/>
+          <w:sz w:val="22"/>
+          <w:szCs w:val="22"/>
+          <w:rPrChange w:id="57" w:author="Benjamin J. Makhlouf" w:date="2025-07-26T11:37:00Z" w16du:dateUtc="2025-07-26T18:37:00Z">
+            <w:rPr>
+              <w:rFonts w:ascii="Garamond" w:hAnsi="Garamond"/>
+              <w:sz w:val="20"/>
+              <w:szCs w:val="20"/>
+            </w:rPr>
+          </w:rPrChange>
+        </w:rPr>
+        <w:t xml:space="preserve">Q3 returns (June 22-July 1) marked a clear transition toward middle-watershed </w:t>
+      </w:r>
+      <w:r>
+        <w:rPr>
+          <w:rFonts w:ascii="Garamond" w:hAnsi="Garamond"/>
+          <w:sz w:val="22"/>
+          <w:szCs w:val="22"/>
+          <w:rPrChange w:id="58" w:author="Benjamin J. Makhlouf" w:date="2025-07-26T11:37:00Z" w16du:dateUtc="2025-07-26T18:37:00Z">
+            <w:rPr>
+              <w:rFonts w:ascii="Garamond" w:hAnsi="Garamond"/>
+              <w:sz w:val="20"/>
+              <w:szCs w:val="20"/>
+            </w:rPr>
+          </w:rPrChange>
+        </w:rPr>
+        <w:t xml:space="preserve">stocks </w:t>
+      </w:r>
+      <w:r>
+        <w:rPr>
+          <w:rFonts w:ascii="Garamond" w:hAnsi="Garamond"/>
+          <w:sz w:val="22"/>
+          <w:szCs w:val="22"/>
+          <w:rPrChange w:id="59" w:author="Benjamin J. Makhlouf" w:date="2025-07-26T11:37:00Z" w16du:dateUtc="2025-07-26T18:37:00Z">
+            <w:rPr>
+              <w:rFonts w:ascii="Garamond" w:hAnsi="Garamond"/>
+              <w:sz w:val="20"/>
+              <w:szCs w:val="20"/>
+            </w:rPr>
+          </w:rPrChange>
+        </w:rPr>
+        <w:t xml:space="preserve">and represented the most consistent period across years. Upper Kuskokwim stocks showed substantial declines - Big River dropped from 12% to 6%, Upper Kusko Main from 10% to 7%, and Swift from 8% to 4%. Conversely, middle-watershed stocks peaked in importance: Stony maintained ~8% contribution, </w:t>
+      </w:r>
+      <w:proofErr w:type="spellStart"/>
+      <w:r>
+        <w:rPr>
+          <w:rFonts w:ascii="Garamond" w:hAnsi="Garamond"/>
+          <w:sz w:val="22"/>
+          <w:szCs w:val="22"/>
+          <w:rPrChange w:id="60" w:author="Benjamin J. Makhlouf" w:date="2025-07-26T11:37:00Z" w16du:dateUtc="2025-07-26T18:37:00Z">
+            <w:rPr>
+              <w:rFonts w:ascii="Garamond" w:hAnsi="Garamond"/>
+              <w:sz w:val="20"/>
+              <w:szCs w:val="20"/>
+            </w:rPr>
+          </w:rPrChange>
+        </w:rPr>
+        <w:t>Holitna</w:t>
+      </w:r>
+      <w:proofErr w:type="spellEnd"/>
+      <w:r>
+        <w:rPr>
+          <w:rFonts w:ascii="Garamond" w:hAnsi="Garamond"/>
+          <w:sz w:val="22"/>
+          <w:szCs w:val="22"/>
+          <w:rPrChange w:id="61" w:author="Benjamin J. Makhlouf" w:date="2025-07-26T11:37:00Z" w16du:dateUtc="2025-07-26T18:37:00Z">
+            <w:rPr>
+              <w:rFonts w:ascii="Garamond" w:hAnsi="Garamond"/>
+              <w:sz w:val="20"/>
+              <w:szCs w:val="20"/>
+            </w:rPr>
+          </w:rPrChange>
+        </w:rPr>
+        <w:t xml:space="preserve"> increased to ~8%, and Middle Kusko Main reached </w:t>
+      </w:r>
+      <w:r>
+        <w:rPr>
+          <w:rFonts w:ascii="Garamond" w:hAnsi="Garamond"/>
+          <w:sz w:val="22"/>
+          <w:szCs w:val="22"/>
+          <w:rPrChange w:id="62" w:author="Benjamin J. Makhlouf" w:date="2025-07-26T11:37:00Z" w16du:dateUtc="2025-07-26T18:37:00Z">
+            <w:rPr>
+              <w:rFonts w:ascii="Garamond" w:hAnsi="Garamond"/>
+              <w:sz w:val="20"/>
+              <w:szCs w:val="20"/>
+            </w:rPr>
+          </w:rPrChange>
+        </w:rPr>
+        <w:lastRenderedPageBreak/>
+        <w:t xml:space="preserve">~7%. This quartile exhibited the </w:t>
+      </w:r>
+      <w:r>
+        <w:rPr>
+          <w:rFonts w:ascii="Garamond" w:hAnsi="Garamond"/>
+          <w:sz w:val="22"/>
+          <w:szCs w:val="22"/>
+          <w:rPrChange w:id="63" w:author="Benjamin J. Makhlouf" w:date="2025-07-26T11:37:00Z" w16du:dateUtc="2025-07-26T18:37:00Z">
+            <w:rPr>
+              <w:rFonts w:ascii="Garamond" w:hAnsi="Garamond"/>
+              <w:sz w:val="20"/>
+              <w:szCs w:val="20"/>
+            </w:rPr>
+          </w:rPrChange>
+        </w:rPr>
+        <w:t xml:space="preserve">most </w:t>
+      </w:r>
+      <w:r>
+        <w:rPr>
+          <w:rFonts w:ascii="Garamond" w:hAnsi="Garamond"/>
+          <w:sz w:val="22"/>
+          <w:szCs w:val="22"/>
+          <w:rPrChange w:id="64" w:author="Benjamin J. Makhlouf" w:date="2025-07-26T11:37:00Z" w16du:dateUtc="2025-07-26T18:37:00Z">
+            <w:rPr>
+              <w:rFonts w:ascii="Garamond" w:hAnsi="Garamond"/>
+              <w:sz w:val="20"/>
+              <w:szCs w:val="20"/>
+            </w:rPr>
+          </w:rPrChange>
+        </w:rPr>
+        <w:t>consistent</w:t>
+      </w:r>
+      <w:r>
+        <w:rPr>
+          <w:rFonts w:ascii="Garamond" w:hAnsi="Garamond"/>
+          <w:sz w:val="22"/>
+          <w:szCs w:val="22"/>
+          <w:rPrChange w:id="65" w:author="Benjamin J. Makhlouf" w:date="2025-07-26T11:37:00Z" w16du:dateUtc="2025-07-26T18:37:00Z">
+            <w:rPr>
+              <w:rFonts w:ascii="Garamond" w:hAnsi="Garamond"/>
+              <w:sz w:val="20"/>
+              <w:szCs w:val="20"/>
+            </w:rPr>
+          </w:rPrChange>
+        </w:rPr>
+        <w:t xml:space="preserve"> distribution </w:t>
+      </w:r>
+      <w:r>
+        <w:rPr>
+          <w:rFonts w:ascii="Garamond" w:hAnsi="Garamond"/>
+          <w:sz w:val="22"/>
+          <w:szCs w:val="22"/>
+          <w:rPrChange w:id="66" w:author="Benjamin J. Makhlouf" w:date="2025-07-26T11:37:00Z" w16du:dateUtc="2025-07-26T18:37:00Z">
+            <w:rPr>
+              <w:rFonts w:ascii="Garamond" w:hAnsi="Garamond"/>
+              <w:sz w:val="20"/>
+              <w:szCs w:val="20"/>
+            </w:rPr>
+          </w:rPrChange>
+        </w:rPr>
+        <w:t>(smallest interquartile ranges) for most stocks</w:t>
+      </w:r>
+      <w:r>
+        <w:rPr>
+          <w:rFonts w:ascii="Garamond" w:hAnsi="Garamond"/>
+          <w:sz w:val="22"/>
+          <w:szCs w:val="22"/>
+          <w:rPrChange w:id="67" w:author="Benjamin J. Makhlouf" w:date="2025-07-26T11:37:00Z" w16du:dateUtc="2025-07-26T18:37:00Z">
+            <w:rPr>
+              <w:rFonts w:ascii="Garamond" w:hAnsi="Garamond"/>
+              <w:sz w:val="20"/>
+              <w:szCs w:val="20"/>
+            </w:rPr>
+          </w:rPrChange>
+        </w:rPr>
+        <w:t xml:space="preserve">. </w:t>
+      </w:r>
+      <w:r>
+        <w:rPr>
+          <w:rFonts w:ascii="Garamond" w:hAnsi="Garamond"/>
+          <w:sz w:val="22"/>
+          <w:szCs w:val="22"/>
+          <w:rPrChange w:id="68" w:author="Benjamin J. Makhlouf" w:date="2025-07-26T11:37:00Z" w16du:dateUtc="2025-07-26T18:37:00Z">
+            <w:rPr>
+              <w:rFonts w:ascii="Garamond" w:hAnsi="Garamond"/>
+              <w:sz w:val="20"/>
+              <w:szCs w:val="20"/>
+            </w:rPr>
+          </w:rPrChange>
+        </w:rPr>
+        <w:t xml:space="preserve">Late-season returns (Q4: July 2 onward) demonstrated the most dramatic compositional shift, with several stocks showing </w:t>
+      </w:r>
+      <w:proofErr w:type="gramStart"/>
+      <w:r>
+        <w:rPr>
+          <w:rFonts w:ascii="Garamond" w:hAnsi="Garamond"/>
+          <w:sz w:val="22"/>
+          <w:szCs w:val="22"/>
+          <w:rPrChange w:id="69" w:author="Benjamin J. Makhlouf" w:date="2025-07-26T11:37:00Z" w16du:dateUtc="2025-07-26T18:37:00Z">
+            <w:rPr>
+              <w:rFonts w:ascii="Garamond" w:hAnsi="Garamond"/>
+              <w:sz w:val="20"/>
+              <w:szCs w:val="20"/>
+            </w:rPr>
+          </w:rPrChange>
+        </w:rPr>
+        <w:t>3-5 fold</w:t>
+      </w:r>
+      <w:proofErr w:type="gramEnd"/>
+      <w:r>
+        <w:rPr>
+          <w:rFonts w:ascii="Garamond" w:hAnsi="Garamond"/>
+          <w:sz w:val="22"/>
+          <w:szCs w:val="22"/>
           <w:rPrChange w:id="70" w:author="Benjamin J. Makhlouf" w:date="2025-07-26T11:37:00Z" w16du:dateUtc="2025-07-26T18:37:00Z">
             <w:rPr>
               <w:rFonts w:ascii="Garamond" w:hAnsi="Garamond"/>
@@ -6409,7 +6313,7 @@
             </w:rPr>
           </w:rPrChange>
         </w:rPr>
-        <w:t xml:space="preserve"> </w:t>
+        <w:t xml:space="preserve"> changes from their Q1 contributions. Upper-watershed contributions reached their seasonal minimum</w:t>
       </w:r>
       <w:r>
         <w:rPr>
@@ -6424,7 +6328,7 @@
             </w:rPr>
           </w:rPrChange>
         </w:rPr>
-        <w:t xml:space="preserve">general transition </w:t>
+        <w:t xml:space="preserve">; </w:t>
       </w:r>
       <w:r>
         <w:rPr>
@@ -6439,7 +6343,7 @@
             </w:rPr>
           </w:rPrChange>
         </w:rPr>
-        <w:t>from upstream to downstream stock</w:t>
+        <w:t>Big River declined to ~4%</w:t>
       </w:r>
       <w:r>
         <w:rPr>
@@ -6454,7 +6358,7 @@
             </w:rPr>
           </w:rPrChange>
         </w:rPr>
-        <w:t>s</w:t>
+        <w:t xml:space="preserve">, </w:t>
       </w:r>
       <w:r>
         <w:rPr>
@@ -6469,8 +6373,9 @@
             </w:rPr>
           </w:rPrChange>
         </w:rPr>
-        <w:t xml:space="preserve"> as the season progressed. Early season returns (Q1: start of run through June 11) were dominated by stocks from the upper portions of the watershed. The largest contributors were Big River (median: ~12%, range: 8-18%), Upper Kusko</w:t>
-      </w:r>
+        <w:t xml:space="preserve">Upper Kusko Main to ~6%, and Swift to ~3%. Middle-watershed stocks maintained substantial but increasingly variable contributions, with wider distributions than Q3. Most notably, lower-watershed stocks reached their peak contributions during Q4: Aniak increased from ~3% in Q1 to ~9% in Q4, Kwethluk from ~2% to ~8%, and </w:t>
+      </w:r>
+      <w:proofErr w:type="spellStart"/>
       <w:r>
         <w:rPr>
           <w:rFonts w:ascii="Garamond" w:hAnsi="Garamond"/>
@@ -6484,8 +6389,9 @@
             </w:rPr>
           </w:rPrChange>
         </w:rPr>
-        <w:t>kwim</w:t>
-      </w:r>
+        <w:t>Kisaralik</w:t>
+      </w:r>
+      <w:proofErr w:type="spellEnd"/>
       <w:r>
         <w:rPr>
           <w:rFonts w:ascii="Garamond" w:hAnsi="Garamond"/>
@@ -6499,7 +6405,7 @@
             </w:rPr>
           </w:rPrChange>
         </w:rPr>
-        <w:t xml:space="preserve"> Main (median: ~10%, range: 6-16%), and Swift </w:t>
+        <w:t xml:space="preserve"> from ~1% to ~6%. These lower-watershed stocks also exhibited the highest variability in Q4, with outliers suggesting some years had </w:t>
       </w:r>
       <w:r>
         <w:rPr>
@@ -6514,7 +6420,7 @@
             </w:rPr>
           </w:rPrChange>
         </w:rPr>
-        <w:t xml:space="preserve">River </w:t>
+        <w:t xml:space="preserve">more significant </w:t>
       </w:r>
       <w:r>
         <w:rPr>
@@ -6529,7 +6435,7 @@
             </w:rPr>
           </w:rPrChange>
         </w:rPr>
-        <w:t>(median: ~8%, range: 4-14%), with moderate contributions from</w:t>
+        <w:t>late-season contributions from these</w:t>
       </w:r>
       <w:r>
         <w:rPr>
@@ -6544,7 +6450,7 @@
             </w:rPr>
           </w:rPrChange>
         </w:rPr>
-        <w:t xml:space="preserve"> the</w:t>
+        <w:t xml:space="preserve"> stocks</w:t>
       </w:r>
       <w:r>
         <w:rPr>
@@ -6559,10 +6465,201 @@
             </w:rPr>
           </w:rPrChange>
         </w:rPr>
+        <w:t>.</w:t>
+      </w:r>
+    </w:p>
+    <w:p>
+      <w:pPr>
+        <w:pStyle w:val="whitespace-normal"/>
+        <w:spacing w:line="480" w:lineRule="auto"/>
+        <w:ind w:firstLine="720"/>
+        <w:rPr>
+          <w:rFonts w:ascii="Garamond" w:hAnsi="Garamond"/>
+          <w:sz w:val="22"/>
+          <w:szCs w:val="22"/>
+        </w:rPr>
+      </w:pPr>
+      <w:r>
+        <w:rPr>
+          <w:rFonts w:ascii="Garamond" w:hAnsi="Garamond"/>
+          <w:sz w:val="22"/>
+          <w:szCs w:val="22"/>
+        </w:rPr>
+        <w:t>We also used c</w:t>
+      </w:r>
+      <w:r>
+        <w:rPr>
+          <w:rFonts w:ascii="Garamond" w:hAnsi="Garamond"/>
+          <w:sz w:val="22"/>
+          <w:szCs w:val="22"/>
+        </w:rPr>
+        <w:t>umulative distribution plots</w:t>
+      </w:r>
+      <w:r>
+        <w:rPr>
+          <w:rFonts w:ascii="Garamond" w:hAnsi="Garamond"/>
+          <w:sz w:val="22"/>
+          <w:szCs w:val="22"/>
+        </w:rPr>
+        <w:t xml:space="preserve"> to</w:t>
+      </w:r>
+      <w:r>
+        <w:rPr>
+          <w:rFonts w:ascii="Garamond" w:hAnsi="Garamond"/>
+          <w:sz w:val="22"/>
+          <w:szCs w:val="22"/>
+        </w:rPr>
+        <w:t xml:space="preserve"> further illustrate the pattern of consistently early returning upper Kuskokwim stocks and late-returning lower Kuskokwim stocks. As compared to the relatively coarse spatial scale of quartile analysis, these data illustrate variation in run timing among stocks at a finer spatial scale that is independent of the quartile cutoff dates. This analysis reveal</w:t>
+      </w:r>
+      <w:r>
+        <w:rPr>
+          <w:rFonts w:ascii="Garamond" w:hAnsi="Garamond"/>
+          <w:sz w:val="22"/>
+          <w:szCs w:val="22"/>
+        </w:rPr>
+        <w:t>ed</w:t>
+      </w:r>
+      <w:r>
+        <w:rPr>
+          <w:rFonts w:ascii="Garamond" w:hAnsi="Garamond"/>
+          <w:sz w:val="22"/>
+          <w:szCs w:val="22"/>
+        </w:rPr>
+        <w:t xml:space="preserve"> whether the timing of stock contribution varies based on the relative timing of the run (i.e. early returning vs late returning or </w:t>
+      </w:r>
+      <w:r>
+        <w:rPr>
+          <w:rFonts w:ascii="Garamond" w:hAnsi="Garamond"/>
+          <w:sz w:val="22"/>
+          <w:szCs w:val="22"/>
+        </w:rPr>
+        <w:t xml:space="preserve">protracted </w:t>
+      </w:r>
+      <w:r>
+        <w:rPr>
+          <w:rFonts w:ascii="Garamond" w:hAnsi="Garamond"/>
+          <w:sz w:val="22"/>
+          <w:szCs w:val="22"/>
+        </w:rPr>
+        <w:t xml:space="preserve">vs </w:t>
+      </w:r>
+      <w:r>
+        <w:rPr>
+          <w:rFonts w:ascii="Garamond" w:hAnsi="Garamond"/>
+          <w:sz w:val="22"/>
+          <w:szCs w:val="22"/>
+        </w:rPr>
+        <w:t>extended</w:t>
+      </w:r>
+      <w:r>
+        <w:rPr>
+          <w:rFonts w:ascii="Garamond" w:hAnsi="Garamond"/>
+          <w:sz w:val="22"/>
+          <w:szCs w:val="22"/>
+        </w:rPr>
+        <w:t xml:space="preserve"> run</w:t>
+      </w:r>
+      <w:proofErr w:type="gramStart"/>
+      <w:r>
+        <w:rPr>
+          <w:rFonts w:ascii="Garamond" w:hAnsi="Garamond"/>
+          <w:sz w:val="22"/>
+          <w:szCs w:val="22"/>
+        </w:rPr>
+        <w:t>), and</w:t>
+      </w:r>
+      <w:proofErr w:type="gramEnd"/>
+      <w:r>
+        <w:rPr>
+          <w:rFonts w:ascii="Garamond" w:hAnsi="Garamond"/>
+          <w:sz w:val="22"/>
+          <w:szCs w:val="22"/>
+        </w:rPr>
+        <w:t xml:space="preserve"> is independent of the total contribution of the stock to the overall run.</w:t>
+      </w:r>
+      <w:r>
+        <w:rPr>
+          <w:rFonts w:ascii="Garamond" w:hAnsi="Garamond"/>
+          <w:sz w:val="22"/>
+          <w:szCs w:val="22"/>
+        </w:rPr>
         <w:t xml:space="preserve"> </w:t>
       </w:r>
+      <w:r>
+        <w:rPr>
+          <w:rFonts w:ascii="Garamond" w:hAnsi="Garamond"/>
+          <w:sz w:val="22"/>
+          <w:szCs w:val="22"/>
+        </w:rPr>
+        <w:t xml:space="preserve">Upper watershed stocks demonstrated characteristically steep early-season curves, with populations like Big River, Swift, and Upper Kusko Main reaching 50% of their annual contribution more quickly than lower stocks. In most years, these populations arrive within a predictable window during the early portion of the season, </w:t>
+      </w:r>
+      <w:r>
+        <w:rPr>
+          <w:rStyle w:val="Strong"/>
+          <w:rFonts w:ascii="Garamond" w:eastAsiaTheme="majorEastAsia" w:hAnsi="Garamond"/>
+          <w:b w:val="0"/>
+          <w:bCs w:val="0"/>
+          <w:sz w:val="22"/>
+          <w:szCs w:val="22"/>
+        </w:rPr>
+        <w:t>with most upper watershed stocks reaching the majority (&gt;50%) of their annual contribution within the first three weeks of the run</w:t>
+      </w:r>
+      <w:r>
+        <w:rPr>
+          <w:rFonts w:ascii="Garamond" w:hAnsi="Garamond"/>
+          <w:sz w:val="22"/>
+          <w:szCs w:val="22"/>
+        </w:rPr>
+        <w:t xml:space="preserve">. Lower watershed stocks exhibited markedly different cumulative patterns with gradual, extended curves reflecting protracted run timing that spans the entirety of the run. Populations such as Aniak, Kwethluk, and </w:t>
+      </w:r>
       <w:proofErr w:type="spellStart"/>
       <w:r>
+        <w:rPr>
+          <w:rFonts w:ascii="Garamond" w:hAnsi="Garamond"/>
+          <w:sz w:val="22"/>
+          <w:szCs w:val="22"/>
+        </w:rPr>
+        <w:t>Kisaralik</w:t>
+      </w:r>
+      <w:proofErr w:type="spellEnd"/>
+      <w:r>
+        <w:rPr>
+          <w:rFonts w:ascii="Garamond" w:hAnsi="Garamond"/>
+          <w:sz w:val="22"/>
+          <w:szCs w:val="22"/>
+        </w:rPr>
+        <w:t xml:space="preserve"> showed substantially lower early-season contributions, with their steepest accumulation occurring later in the season, a pattern that further supports the average higher contribution of these stocks in the fourth quartile of our dataset.  Despite varying total run size, timing, and duration, the relative timing patterns among management units remained consistent among all years of our dataset with the timing offset between upper and lower stocks persisting regardless of the run dynamics.</w:t>
+      </w:r>
+    </w:p>
+    <w:p>
+      <w:pPr>
+        <w:pStyle w:val="whitespace-normal"/>
+        <w:spacing w:line="480" w:lineRule="auto"/>
+        <w:rPr>
+          <w:rFonts w:ascii="Garamond" w:hAnsi="Garamond"/>
+          <w:b/>
+          <w:bCs/>
+          <w:sz w:val="20"/>
+          <w:szCs w:val="20"/>
+        </w:rPr>
+      </w:pPr>
+      <w:r>
+        <w:rPr>
+          <w:rFonts w:ascii="Garamond" w:hAnsi="Garamond"/>
+          <w:b/>
+          <w:bCs/>
+          <w:sz w:val="20"/>
+          <w:szCs w:val="20"/>
+        </w:rPr>
+        <w:lastRenderedPageBreak/>
+        <w:t xml:space="preserve">Front end closure protections </w:t>
+      </w:r>
+    </w:p>
+    <w:p>
+      <w:pPr>
+        <w:pStyle w:val="whitespace-normal"/>
+        <w:spacing w:line="480" w:lineRule="auto"/>
+        <w:ind w:firstLine="720"/>
         <w:rPr>
           <w:rFonts w:ascii="Garamond" w:hAnsi="Garamond"/>
           <w:sz w:val="22"/>
@@ -6575,9 +6672,7 @@
             </w:rPr>
           </w:rPrChange>
         </w:rPr>
-        <w:t>Takotna</w:t>
-      </w:r>
-      <w:proofErr w:type="spellEnd"/>
+      </w:pPr>
       <w:r>
         <w:rPr>
           <w:rFonts w:ascii="Garamond" w:hAnsi="Garamond"/>
@@ -6591,888 +6686,15 @@
             </w:rPr>
           </w:rPrChange>
         </w:rPr>
-        <w:t xml:space="preserve"> </w:t>
-      </w:r>
-      <w:r>
-        <w:rPr>
-          <w:rFonts w:ascii="Garamond" w:hAnsi="Garamond"/>
-          <w:sz w:val="22"/>
-          <w:szCs w:val="22"/>
-          <w:rPrChange w:id="83" w:author="Benjamin J. Makhlouf" w:date="2025-07-26T11:37:00Z" w16du:dateUtc="2025-07-26T18:37:00Z">
-            <w:rPr>
-              <w:rFonts w:ascii="Garamond" w:hAnsi="Garamond"/>
-              <w:sz w:val="20"/>
-              <w:szCs w:val="20"/>
-            </w:rPr>
-          </w:rPrChange>
-        </w:rPr>
-        <w:t xml:space="preserve">River </w:t>
-      </w:r>
-      <w:r>
-        <w:rPr>
-          <w:rFonts w:ascii="Garamond" w:hAnsi="Garamond"/>
-          <w:sz w:val="22"/>
-          <w:szCs w:val="22"/>
-          <w:rPrChange w:id="84" w:author="Benjamin J. Makhlouf" w:date="2025-07-26T11:37:00Z" w16du:dateUtc="2025-07-26T18:37:00Z">
-            <w:rPr>
-              <w:rFonts w:ascii="Garamond" w:hAnsi="Garamond"/>
-              <w:sz w:val="20"/>
-              <w:szCs w:val="20"/>
-            </w:rPr>
-          </w:rPrChange>
-        </w:rPr>
-        <w:t>and Nixon Fork (~8%) and some middle-watershed stocks including Stony</w:t>
-      </w:r>
-      <w:r>
-        <w:rPr>
-          <w:rFonts w:ascii="Garamond" w:hAnsi="Garamond"/>
-          <w:sz w:val="22"/>
-          <w:szCs w:val="22"/>
-          <w:rPrChange w:id="85" w:author="Benjamin J. Makhlouf" w:date="2025-07-26T11:37:00Z" w16du:dateUtc="2025-07-26T18:37:00Z">
-            <w:rPr>
-              <w:rFonts w:ascii="Garamond" w:hAnsi="Garamond"/>
-              <w:sz w:val="20"/>
-              <w:szCs w:val="20"/>
-            </w:rPr>
-          </w:rPrChange>
-        </w:rPr>
-        <w:t xml:space="preserve"> River</w:t>
-      </w:r>
-      <w:r>
-        <w:rPr>
-          <w:rFonts w:ascii="Garamond" w:hAnsi="Garamond"/>
-          <w:sz w:val="22"/>
-          <w:szCs w:val="22"/>
-          <w:rPrChange w:id="86" w:author="Benjamin J. Makhlouf" w:date="2025-07-26T11:37:00Z" w16du:dateUtc="2025-07-26T18:37:00Z">
-            <w:rPr>
-              <w:rFonts w:ascii="Garamond" w:hAnsi="Garamond"/>
-              <w:sz w:val="20"/>
-              <w:szCs w:val="20"/>
-            </w:rPr>
-          </w:rPrChange>
-        </w:rPr>
-        <w:t xml:space="preserve"> (~6%) and </w:t>
-      </w:r>
-      <w:proofErr w:type="spellStart"/>
-      <w:r>
-        <w:rPr>
-          <w:rFonts w:ascii="Garamond" w:hAnsi="Garamond"/>
-          <w:sz w:val="22"/>
-          <w:szCs w:val="22"/>
-          <w:rPrChange w:id="87" w:author="Benjamin J. Makhlouf" w:date="2025-07-26T11:37:00Z" w16du:dateUtc="2025-07-26T18:37:00Z">
-            <w:rPr>
-              <w:rFonts w:ascii="Garamond" w:hAnsi="Garamond"/>
-              <w:sz w:val="20"/>
-              <w:szCs w:val="20"/>
-            </w:rPr>
-          </w:rPrChange>
-        </w:rPr>
-        <w:t>Holitna</w:t>
-      </w:r>
-      <w:proofErr w:type="spellEnd"/>
-      <w:r>
-        <w:rPr>
-          <w:rFonts w:ascii="Garamond" w:hAnsi="Garamond"/>
-          <w:sz w:val="22"/>
-          <w:szCs w:val="22"/>
-          <w:rPrChange w:id="88" w:author="Benjamin J. Makhlouf" w:date="2025-07-26T11:37:00Z" w16du:dateUtc="2025-07-26T18:37:00Z">
-            <w:rPr>
-              <w:rFonts w:ascii="Garamond" w:hAnsi="Garamond"/>
-              <w:sz w:val="20"/>
-              <w:szCs w:val="20"/>
-            </w:rPr>
-          </w:rPrChange>
-        </w:rPr>
-        <w:t xml:space="preserve"> </w:t>
-      </w:r>
-      <w:r>
-        <w:rPr>
-          <w:rFonts w:ascii="Garamond" w:hAnsi="Garamond"/>
-          <w:sz w:val="22"/>
-          <w:szCs w:val="22"/>
-          <w:rPrChange w:id="89" w:author="Benjamin J. Makhlouf" w:date="2025-07-26T11:37:00Z" w16du:dateUtc="2025-07-26T18:37:00Z">
-            <w:rPr>
-              <w:rFonts w:ascii="Garamond" w:hAnsi="Garamond"/>
-              <w:sz w:val="20"/>
-              <w:szCs w:val="20"/>
-            </w:rPr>
-          </w:rPrChange>
-        </w:rPr>
-        <w:t xml:space="preserve">River </w:t>
-      </w:r>
-      <w:r>
-        <w:rPr>
-          <w:rFonts w:ascii="Garamond" w:hAnsi="Garamond"/>
-          <w:sz w:val="22"/>
-          <w:szCs w:val="22"/>
-          <w:rPrChange w:id="90" w:author="Benjamin J. Makhlouf" w:date="2025-07-26T11:37:00Z" w16du:dateUtc="2025-07-26T18:37:00Z">
-            <w:rPr>
-              <w:rFonts w:ascii="Garamond" w:hAnsi="Garamond"/>
-              <w:sz w:val="20"/>
-              <w:szCs w:val="20"/>
-            </w:rPr>
-          </w:rPrChange>
-        </w:rPr>
-        <w:t xml:space="preserve">(~5%). Upper watershed stocks exhibited substantially higher inter-annual variability during Q1 as compared to the other three </w:t>
-      </w:r>
-      <w:r>
-        <w:rPr>
-          <w:rFonts w:ascii="Garamond" w:hAnsi="Garamond"/>
-          <w:sz w:val="22"/>
-          <w:szCs w:val="22"/>
-          <w:rPrChange w:id="91" w:author="Benjamin J. Makhlouf" w:date="2025-07-26T11:37:00Z" w16du:dateUtc="2025-07-26T18:37:00Z">
-            <w:rPr>
-              <w:rFonts w:ascii="Garamond" w:hAnsi="Garamond"/>
-              <w:sz w:val="20"/>
-              <w:szCs w:val="20"/>
-            </w:rPr>
-          </w:rPrChange>
-        </w:rPr>
-        <w:t xml:space="preserve">seasonal </w:t>
-      </w:r>
-      <w:r>
-        <w:rPr>
-          <w:rFonts w:ascii="Garamond" w:hAnsi="Garamond"/>
-          <w:sz w:val="22"/>
-          <w:szCs w:val="22"/>
-          <w:rPrChange w:id="92" w:author="Benjamin J. Makhlouf" w:date="2025-07-26T11:37:00Z" w16du:dateUtc="2025-07-26T18:37:00Z">
-            <w:rPr>
-              <w:rFonts w:ascii="Garamond" w:hAnsi="Garamond"/>
-              <w:sz w:val="20"/>
-              <w:szCs w:val="20"/>
-            </w:rPr>
-          </w:rPrChange>
-        </w:rPr>
-        <w:t>quartiles.</w:t>
-      </w:r>
-      <w:r>
-        <w:rPr>
-          <w:rFonts w:ascii="Garamond" w:hAnsi="Garamond"/>
-          <w:sz w:val="22"/>
-          <w:szCs w:val="22"/>
-          <w:rPrChange w:id="93" w:author="Benjamin J. Makhlouf" w:date="2025-07-26T11:37:00Z" w16du:dateUtc="2025-07-26T18:37:00Z">
-            <w:rPr>
-              <w:rFonts w:ascii="Garamond" w:hAnsi="Garamond"/>
-              <w:sz w:val="20"/>
-              <w:szCs w:val="20"/>
-            </w:rPr>
-          </w:rPrChange>
-        </w:rPr>
-        <w:t xml:space="preserve"> </w:t>
-      </w:r>
-      <w:r>
-        <w:rPr>
-          <w:rFonts w:ascii="Garamond" w:hAnsi="Garamond"/>
-          <w:sz w:val="22"/>
-          <w:szCs w:val="22"/>
-          <w:rPrChange w:id="94" w:author="Benjamin J. Makhlouf" w:date="2025-07-26T11:37:00Z" w16du:dateUtc="2025-07-26T18:37:00Z">
-            <w:rPr>
-              <w:rFonts w:ascii="Garamond" w:hAnsi="Garamond"/>
-              <w:sz w:val="20"/>
-              <w:szCs w:val="20"/>
-            </w:rPr>
-          </w:rPrChange>
-        </w:rPr>
-        <w:t xml:space="preserve">The distribution of returns became more </w:t>
-      </w:r>
-      <w:r>
-        <w:rPr>
-          <w:rFonts w:ascii="Garamond" w:hAnsi="Garamond"/>
-          <w:sz w:val="22"/>
-          <w:szCs w:val="22"/>
-          <w:rPrChange w:id="95" w:author="Benjamin J. Makhlouf" w:date="2025-07-26T11:37:00Z" w16du:dateUtc="2025-07-26T18:37:00Z">
-            <w:rPr>
-              <w:rFonts w:ascii="Garamond" w:hAnsi="Garamond"/>
-              <w:sz w:val="20"/>
-              <w:szCs w:val="20"/>
-            </w:rPr>
-          </w:rPrChange>
-        </w:rPr>
-        <w:t xml:space="preserve">widely distributed </w:t>
-      </w:r>
-      <w:r>
-        <w:rPr>
-          <w:rFonts w:ascii="Garamond" w:hAnsi="Garamond"/>
-          <w:sz w:val="22"/>
-          <w:szCs w:val="22"/>
-          <w:rPrChange w:id="96" w:author="Benjamin J. Makhlouf" w:date="2025-07-26T11:37:00Z" w16du:dateUtc="2025-07-26T18:37:00Z">
-            <w:rPr>
-              <w:rFonts w:ascii="Garamond" w:hAnsi="Garamond"/>
-              <w:sz w:val="20"/>
-              <w:szCs w:val="20"/>
-            </w:rPr>
-          </w:rPrChange>
-        </w:rPr>
-        <w:t xml:space="preserve">across the watershed during Q2 (June 12-21), with contributions more evenly distributed among management units compared to the upper-watershed dominance of Q1. Upper watershed contributions remained important but began declining: Big River decreased from 12% to 10%, Upper Kusko Main from 10% to 9%, and Swift from 8% to 7%. Simultaneously, middle-watershed </w:t>
-      </w:r>
-      <w:r>
-        <w:rPr>
-          <w:rFonts w:ascii="Garamond" w:hAnsi="Garamond"/>
-          <w:sz w:val="22"/>
-          <w:szCs w:val="22"/>
-          <w:rPrChange w:id="97" w:author="Benjamin J. Makhlouf" w:date="2025-07-26T11:37:00Z" w16du:dateUtc="2025-07-26T18:37:00Z">
-            <w:rPr>
-              <w:rFonts w:ascii="Garamond" w:hAnsi="Garamond"/>
-              <w:sz w:val="20"/>
-              <w:szCs w:val="20"/>
-            </w:rPr>
-          </w:rPrChange>
-        </w:rPr>
-        <w:lastRenderedPageBreak/>
-        <w:t xml:space="preserve">stocks increased </w:t>
-      </w:r>
-      <w:r>
-        <w:rPr>
-          <w:rFonts w:ascii="Garamond" w:hAnsi="Garamond"/>
-          <w:sz w:val="22"/>
-          <w:szCs w:val="22"/>
-          <w:rPrChange w:id="98" w:author="Benjamin J. Makhlouf" w:date="2025-07-26T11:37:00Z" w16du:dateUtc="2025-07-26T18:37:00Z">
-            <w:rPr>
-              <w:rFonts w:ascii="Garamond" w:hAnsi="Garamond"/>
-              <w:sz w:val="20"/>
-              <w:szCs w:val="20"/>
-            </w:rPr>
-          </w:rPrChange>
-        </w:rPr>
-        <w:t xml:space="preserve">in </w:t>
-      </w:r>
-      <w:r>
-        <w:rPr>
-          <w:rFonts w:ascii="Garamond" w:hAnsi="Garamond"/>
-          <w:sz w:val="22"/>
-          <w:szCs w:val="22"/>
-          <w:rPrChange w:id="99" w:author="Benjamin J. Makhlouf" w:date="2025-07-26T11:37:00Z" w16du:dateUtc="2025-07-26T18:37:00Z">
-            <w:rPr>
-              <w:rFonts w:ascii="Garamond" w:hAnsi="Garamond"/>
-              <w:sz w:val="20"/>
-              <w:szCs w:val="20"/>
-            </w:rPr>
-          </w:rPrChange>
-        </w:rPr>
-        <w:t xml:space="preserve">relative importance, with </w:t>
-      </w:r>
-      <w:proofErr w:type="spellStart"/>
-      <w:r>
-        <w:rPr>
-          <w:rFonts w:ascii="Garamond" w:hAnsi="Garamond"/>
-          <w:sz w:val="22"/>
-          <w:szCs w:val="22"/>
-          <w:rPrChange w:id="100" w:author="Benjamin J. Makhlouf" w:date="2025-07-26T11:37:00Z" w16du:dateUtc="2025-07-26T18:37:00Z">
-            <w:rPr>
-              <w:rFonts w:ascii="Garamond" w:hAnsi="Garamond"/>
-              <w:sz w:val="20"/>
-              <w:szCs w:val="20"/>
-            </w:rPr>
-          </w:rPrChange>
-        </w:rPr>
-        <w:t>Holitna</w:t>
-      </w:r>
-      <w:proofErr w:type="spellEnd"/>
-      <w:r>
-        <w:rPr>
-          <w:rFonts w:ascii="Garamond" w:hAnsi="Garamond"/>
-          <w:sz w:val="22"/>
-          <w:szCs w:val="22"/>
-          <w:rPrChange w:id="101" w:author="Benjamin J. Makhlouf" w:date="2025-07-26T11:37:00Z" w16du:dateUtc="2025-07-26T18:37:00Z">
-            <w:rPr>
-              <w:rFonts w:ascii="Garamond" w:hAnsi="Garamond"/>
-              <w:sz w:val="20"/>
-              <w:szCs w:val="20"/>
-            </w:rPr>
-          </w:rPrChange>
-        </w:rPr>
-        <w:t xml:space="preserve"> rising from 5% to 7%, Middle Kusko Main from 4% to 6%, and Aniak from 3% to 5%. Stony River emerged as a consistently strong contributor (median: ~8%, range: 6-10%) with reduced variability compared to Q1 patterns (range: 4-12%). </w:t>
-      </w:r>
-      <w:r>
-        <w:rPr>
-          <w:rFonts w:ascii="Garamond" w:hAnsi="Garamond"/>
-          <w:sz w:val="22"/>
-          <w:szCs w:val="22"/>
-          <w:rPrChange w:id="102" w:author="Benjamin J. Makhlouf" w:date="2025-07-26T11:37:00Z" w16du:dateUtc="2025-07-26T18:37:00Z">
-            <w:rPr>
-              <w:rFonts w:ascii="Garamond" w:hAnsi="Garamond"/>
-              <w:sz w:val="20"/>
-              <w:szCs w:val="20"/>
-            </w:rPr>
-          </w:rPrChange>
-        </w:rPr>
-        <w:t xml:space="preserve">Q3 returns (June 22-July 1) marked a clear transition toward middle-watershed </w:t>
-      </w:r>
-      <w:r>
-        <w:rPr>
-          <w:rFonts w:ascii="Garamond" w:hAnsi="Garamond"/>
-          <w:sz w:val="22"/>
-          <w:szCs w:val="22"/>
-          <w:rPrChange w:id="103" w:author="Benjamin J. Makhlouf" w:date="2025-07-26T11:37:00Z" w16du:dateUtc="2025-07-26T18:37:00Z">
-            <w:rPr>
-              <w:rFonts w:ascii="Garamond" w:hAnsi="Garamond"/>
-              <w:sz w:val="20"/>
-              <w:szCs w:val="20"/>
-            </w:rPr>
-          </w:rPrChange>
-        </w:rPr>
-        <w:t xml:space="preserve">stocks </w:t>
-      </w:r>
-      <w:r>
-        <w:rPr>
-          <w:rFonts w:ascii="Garamond" w:hAnsi="Garamond"/>
-          <w:sz w:val="22"/>
-          <w:szCs w:val="22"/>
-          <w:rPrChange w:id="104" w:author="Benjamin J. Makhlouf" w:date="2025-07-26T11:37:00Z" w16du:dateUtc="2025-07-26T18:37:00Z">
-            <w:rPr>
-              <w:rFonts w:ascii="Garamond" w:hAnsi="Garamond"/>
-              <w:sz w:val="20"/>
-              <w:szCs w:val="20"/>
-            </w:rPr>
-          </w:rPrChange>
-        </w:rPr>
-        <w:t xml:space="preserve">and represented the most consistent period across years. Upper Kuskokwim stocks showed substantial declines - Big River dropped from 12% to 6%, Upper Kusko Main from 10% to 7%, and Swift from 8% to 4%. Conversely, middle-watershed stocks peaked in importance: Stony maintained ~8% contribution, </w:t>
-      </w:r>
-      <w:proofErr w:type="spellStart"/>
-      <w:r>
-        <w:rPr>
-          <w:rFonts w:ascii="Garamond" w:hAnsi="Garamond"/>
-          <w:sz w:val="22"/>
-          <w:szCs w:val="22"/>
-          <w:rPrChange w:id="105" w:author="Benjamin J. Makhlouf" w:date="2025-07-26T11:37:00Z" w16du:dateUtc="2025-07-26T18:37:00Z">
-            <w:rPr>
-              <w:rFonts w:ascii="Garamond" w:hAnsi="Garamond"/>
-              <w:sz w:val="20"/>
-              <w:szCs w:val="20"/>
-            </w:rPr>
-          </w:rPrChange>
-        </w:rPr>
-        <w:t>Holitna</w:t>
-      </w:r>
-      <w:proofErr w:type="spellEnd"/>
-      <w:r>
-        <w:rPr>
-          <w:rFonts w:ascii="Garamond" w:hAnsi="Garamond"/>
-          <w:sz w:val="22"/>
-          <w:szCs w:val="22"/>
-          <w:rPrChange w:id="106" w:author="Benjamin J. Makhlouf" w:date="2025-07-26T11:37:00Z" w16du:dateUtc="2025-07-26T18:37:00Z">
-            <w:rPr>
-              <w:rFonts w:ascii="Garamond" w:hAnsi="Garamond"/>
-              <w:sz w:val="20"/>
-              <w:szCs w:val="20"/>
-            </w:rPr>
-          </w:rPrChange>
-        </w:rPr>
-        <w:t xml:space="preserve"> increased to ~8%, and Middle Kusko Main reached ~7%. This quartile exhibited the </w:t>
-      </w:r>
-      <w:r>
-        <w:rPr>
-          <w:rFonts w:ascii="Garamond" w:hAnsi="Garamond"/>
-          <w:sz w:val="22"/>
-          <w:szCs w:val="22"/>
-          <w:rPrChange w:id="107" w:author="Benjamin J. Makhlouf" w:date="2025-07-26T11:37:00Z" w16du:dateUtc="2025-07-26T18:37:00Z">
-            <w:rPr>
-              <w:rFonts w:ascii="Garamond" w:hAnsi="Garamond"/>
-              <w:sz w:val="20"/>
-              <w:szCs w:val="20"/>
-            </w:rPr>
-          </w:rPrChange>
-        </w:rPr>
-        <w:t xml:space="preserve">most </w:t>
-      </w:r>
-      <w:r>
-        <w:rPr>
-          <w:rFonts w:ascii="Garamond" w:hAnsi="Garamond"/>
-          <w:sz w:val="22"/>
-          <w:szCs w:val="22"/>
-          <w:rPrChange w:id="108" w:author="Benjamin J. Makhlouf" w:date="2025-07-26T11:37:00Z" w16du:dateUtc="2025-07-26T18:37:00Z">
-            <w:rPr>
-              <w:rFonts w:ascii="Garamond" w:hAnsi="Garamond"/>
-              <w:sz w:val="20"/>
-              <w:szCs w:val="20"/>
-            </w:rPr>
-          </w:rPrChange>
-        </w:rPr>
-        <w:t>consistent</w:t>
-      </w:r>
-      <w:r>
-        <w:rPr>
-          <w:rFonts w:ascii="Garamond" w:hAnsi="Garamond"/>
-          <w:sz w:val="22"/>
-          <w:szCs w:val="22"/>
-          <w:rPrChange w:id="109" w:author="Benjamin J. Makhlouf" w:date="2025-07-26T11:37:00Z" w16du:dateUtc="2025-07-26T18:37:00Z">
-            <w:rPr>
-              <w:rFonts w:ascii="Garamond" w:hAnsi="Garamond"/>
-              <w:sz w:val="20"/>
-              <w:szCs w:val="20"/>
-            </w:rPr>
-          </w:rPrChange>
-        </w:rPr>
-        <w:t xml:space="preserve"> distribution </w:t>
-      </w:r>
-      <w:r>
-        <w:rPr>
-          <w:rFonts w:ascii="Garamond" w:hAnsi="Garamond"/>
-          <w:sz w:val="22"/>
-          <w:szCs w:val="22"/>
-          <w:rPrChange w:id="110" w:author="Benjamin J. Makhlouf" w:date="2025-07-26T11:37:00Z" w16du:dateUtc="2025-07-26T18:37:00Z">
-            <w:rPr>
-              <w:rFonts w:ascii="Garamond" w:hAnsi="Garamond"/>
-              <w:sz w:val="20"/>
-              <w:szCs w:val="20"/>
-            </w:rPr>
-          </w:rPrChange>
-        </w:rPr>
-        <w:t>(smallest interquartile ranges) for most stocks</w:t>
-      </w:r>
-      <w:r>
-        <w:rPr>
-          <w:rFonts w:ascii="Garamond" w:hAnsi="Garamond"/>
-          <w:sz w:val="22"/>
-          <w:szCs w:val="22"/>
-          <w:rPrChange w:id="111" w:author="Benjamin J. Makhlouf" w:date="2025-07-26T11:37:00Z" w16du:dateUtc="2025-07-26T18:37:00Z">
-            <w:rPr>
-              <w:rFonts w:ascii="Garamond" w:hAnsi="Garamond"/>
-              <w:sz w:val="20"/>
-              <w:szCs w:val="20"/>
-            </w:rPr>
-          </w:rPrChange>
-        </w:rPr>
-        <w:t xml:space="preserve">. </w:t>
-      </w:r>
-      <w:r>
-        <w:rPr>
-          <w:rFonts w:ascii="Garamond" w:hAnsi="Garamond"/>
-          <w:sz w:val="22"/>
-          <w:szCs w:val="22"/>
-          <w:rPrChange w:id="112" w:author="Benjamin J. Makhlouf" w:date="2025-07-26T11:37:00Z" w16du:dateUtc="2025-07-26T18:37:00Z">
-            <w:rPr>
-              <w:rFonts w:ascii="Garamond" w:hAnsi="Garamond"/>
-              <w:sz w:val="20"/>
-              <w:szCs w:val="20"/>
-            </w:rPr>
-          </w:rPrChange>
-        </w:rPr>
-        <w:t xml:space="preserve">Late-season returns (Q4: July 2 onward) demonstrated the most dramatic compositional shift, with several stocks showing </w:t>
-      </w:r>
-      <w:proofErr w:type="gramStart"/>
-      <w:r>
-        <w:rPr>
-          <w:rFonts w:ascii="Garamond" w:hAnsi="Garamond"/>
-          <w:sz w:val="22"/>
-          <w:szCs w:val="22"/>
-          <w:rPrChange w:id="113" w:author="Benjamin J. Makhlouf" w:date="2025-07-26T11:37:00Z" w16du:dateUtc="2025-07-26T18:37:00Z">
-            <w:rPr>
-              <w:rFonts w:ascii="Garamond" w:hAnsi="Garamond"/>
-              <w:sz w:val="20"/>
-              <w:szCs w:val="20"/>
-            </w:rPr>
-          </w:rPrChange>
-        </w:rPr>
-        <w:t>3-5 fold</w:t>
-      </w:r>
-      <w:proofErr w:type="gramEnd"/>
-      <w:r>
-        <w:rPr>
-          <w:rFonts w:ascii="Garamond" w:hAnsi="Garamond"/>
-          <w:sz w:val="22"/>
-          <w:szCs w:val="22"/>
-          <w:rPrChange w:id="114" w:author="Benjamin J. Makhlouf" w:date="2025-07-26T11:37:00Z" w16du:dateUtc="2025-07-26T18:37:00Z">
-            <w:rPr>
-              <w:rFonts w:ascii="Garamond" w:hAnsi="Garamond"/>
-              <w:sz w:val="20"/>
-              <w:szCs w:val="20"/>
-            </w:rPr>
-          </w:rPrChange>
-        </w:rPr>
-        <w:t xml:space="preserve"> changes from their Q1 contributions. Upper-watershed contributions reached their seasonal minimum</w:t>
-      </w:r>
-      <w:r>
-        <w:rPr>
-          <w:rFonts w:ascii="Garamond" w:hAnsi="Garamond"/>
-          <w:sz w:val="22"/>
-          <w:szCs w:val="22"/>
-          <w:rPrChange w:id="115" w:author="Benjamin J. Makhlouf" w:date="2025-07-26T11:37:00Z" w16du:dateUtc="2025-07-26T18:37:00Z">
-            <w:rPr>
-              <w:rFonts w:ascii="Garamond" w:hAnsi="Garamond"/>
-              <w:sz w:val="20"/>
-              <w:szCs w:val="20"/>
-            </w:rPr>
-          </w:rPrChange>
-        </w:rPr>
-        <w:t xml:space="preserve">; </w:t>
-      </w:r>
-      <w:r>
-        <w:rPr>
-          <w:rFonts w:ascii="Garamond" w:hAnsi="Garamond"/>
-          <w:sz w:val="22"/>
-          <w:szCs w:val="22"/>
-          <w:rPrChange w:id="116" w:author="Benjamin J. Makhlouf" w:date="2025-07-26T11:37:00Z" w16du:dateUtc="2025-07-26T18:37:00Z">
-            <w:rPr>
-              <w:rFonts w:ascii="Garamond" w:hAnsi="Garamond"/>
-              <w:sz w:val="20"/>
-              <w:szCs w:val="20"/>
-            </w:rPr>
-          </w:rPrChange>
-        </w:rPr>
-        <w:t>Big River declined to ~4%</w:t>
-      </w:r>
-      <w:r>
-        <w:rPr>
-          <w:rFonts w:ascii="Garamond" w:hAnsi="Garamond"/>
-          <w:sz w:val="22"/>
-          <w:szCs w:val="22"/>
-          <w:rPrChange w:id="117" w:author="Benjamin J. Makhlouf" w:date="2025-07-26T11:37:00Z" w16du:dateUtc="2025-07-26T18:37:00Z">
-            <w:rPr>
-              <w:rFonts w:ascii="Garamond" w:hAnsi="Garamond"/>
-              <w:sz w:val="20"/>
-              <w:szCs w:val="20"/>
-            </w:rPr>
-          </w:rPrChange>
-        </w:rPr>
-        <w:t xml:space="preserve">, </w:t>
-      </w:r>
-      <w:r>
-        <w:rPr>
-          <w:rFonts w:ascii="Garamond" w:hAnsi="Garamond"/>
-          <w:sz w:val="22"/>
-          <w:szCs w:val="22"/>
-          <w:rPrChange w:id="118" w:author="Benjamin J. Makhlouf" w:date="2025-07-26T11:37:00Z" w16du:dateUtc="2025-07-26T18:37:00Z">
-            <w:rPr>
-              <w:rFonts w:ascii="Garamond" w:hAnsi="Garamond"/>
-              <w:sz w:val="20"/>
-              <w:szCs w:val="20"/>
-            </w:rPr>
-          </w:rPrChange>
-        </w:rPr>
-        <w:t xml:space="preserve">Upper Kusko Main to ~6%, and Swift to ~3%. Middle-watershed stocks maintained substantial but increasingly variable contributions, with wider distributions than Q3. Most notably, lower-watershed stocks reached their peak contributions during Q4: Aniak increased from ~3% in Q1 to ~9% in Q4, Kwethluk from ~2% to ~8%, and </w:t>
-      </w:r>
-      <w:proofErr w:type="spellStart"/>
-      <w:r>
-        <w:rPr>
-          <w:rFonts w:ascii="Garamond" w:hAnsi="Garamond"/>
-          <w:sz w:val="22"/>
-          <w:szCs w:val="22"/>
-          <w:rPrChange w:id="119" w:author="Benjamin J. Makhlouf" w:date="2025-07-26T11:37:00Z" w16du:dateUtc="2025-07-26T18:37:00Z">
-            <w:rPr>
-              <w:rFonts w:ascii="Garamond" w:hAnsi="Garamond"/>
-              <w:sz w:val="20"/>
-              <w:szCs w:val="20"/>
-            </w:rPr>
-          </w:rPrChange>
-        </w:rPr>
-        <w:t>Kisaralik</w:t>
-      </w:r>
-      <w:proofErr w:type="spellEnd"/>
-      <w:r>
-        <w:rPr>
-          <w:rFonts w:ascii="Garamond" w:hAnsi="Garamond"/>
-          <w:sz w:val="22"/>
-          <w:szCs w:val="22"/>
-          <w:rPrChange w:id="120" w:author="Benjamin J. Makhlouf" w:date="2025-07-26T11:37:00Z" w16du:dateUtc="2025-07-26T18:37:00Z">
-            <w:rPr>
-              <w:rFonts w:ascii="Garamond" w:hAnsi="Garamond"/>
-              <w:sz w:val="20"/>
-              <w:szCs w:val="20"/>
-            </w:rPr>
-          </w:rPrChange>
-        </w:rPr>
-        <w:t xml:space="preserve"> from ~1% to ~6%. These lower-watershed stocks also exhibited the highest variability in Q4, with outliers suggesting some years had </w:t>
-      </w:r>
-      <w:r>
-        <w:rPr>
-          <w:rFonts w:ascii="Garamond" w:hAnsi="Garamond"/>
-          <w:sz w:val="22"/>
-          <w:szCs w:val="22"/>
-          <w:rPrChange w:id="121" w:author="Benjamin J. Makhlouf" w:date="2025-07-26T11:37:00Z" w16du:dateUtc="2025-07-26T18:37:00Z">
-            <w:rPr>
-              <w:rFonts w:ascii="Garamond" w:hAnsi="Garamond"/>
-              <w:sz w:val="20"/>
-              <w:szCs w:val="20"/>
-            </w:rPr>
-          </w:rPrChange>
-        </w:rPr>
-        <w:t xml:space="preserve">more significant </w:t>
-      </w:r>
-      <w:r>
-        <w:rPr>
-          <w:rFonts w:ascii="Garamond" w:hAnsi="Garamond"/>
-          <w:sz w:val="22"/>
-          <w:szCs w:val="22"/>
-          <w:rPrChange w:id="122" w:author="Benjamin J. Makhlouf" w:date="2025-07-26T11:37:00Z" w16du:dateUtc="2025-07-26T18:37:00Z">
-            <w:rPr>
-              <w:rFonts w:ascii="Garamond" w:hAnsi="Garamond"/>
-              <w:sz w:val="20"/>
-              <w:szCs w:val="20"/>
-            </w:rPr>
-          </w:rPrChange>
-        </w:rPr>
-        <w:t>late-season contributions from these</w:t>
-      </w:r>
-      <w:r>
-        <w:rPr>
-          <w:rFonts w:ascii="Garamond" w:hAnsi="Garamond"/>
-          <w:sz w:val="22"/>
-          <w:szCs w:val="22"/>
-          <w:rPrChange w:id="123" w:author="Benjamin J. Makhlouf" w:date="2025-07-26T11:37:00Z" w16du:dateUtc="2025-07-26T18:37:00Z">
-            <w:rPr>
-              <w:rFonts w:ascii="Garamond" w:hAnsi="Garamond"/>
-              <w:sz w:val="20"/>
-              <w:szCs w:val="20"/>
-            </w:rPr>
-          </w:rPrChange>
-        </w:rPr>
-        <w:t xml:space="preserve"> stocks</w:t>
-      </w:r>
-      <w:r>
-        <w:rPr>
-          <w:rFonts w:ascii="Garamond" w:hAnsi="Garamond"/>
-          <w:sz w:val="22"/>
-          <w:szCs w:val="22"/>
-          <w:rPrChange w:id="124" w:author="Benjamin J. Makhlouf" w:date="2025-07-26T11:37:00Z" w16du:dateUtc="2025-07-26T18:37:00Z">
-            <w:rPr>
-              <w:rFonts w:ascii="Garamond" w:hAnsi="Garamond"/>
-              <w:sz w:val="20"/>
-              <w:szCs w:val="20"/>
-            </w:rPr>
-          </w:rPrChange>
-        </w:rPr>
-        <w:t>.</w:t>
-      </w:r>
-    </w:p>
-    <w:p>
-      <w:pPr>
-        <w:pStyle w:val="whitespace-normal"/>
-        <w:spacing w:line="480" w:lineRule="auto"/>
-        <w:ind w:firstLine="720"/>
-        <w:rPr>
-          <w:rFonts w:ascii="Garamond" w:hAnsi="Garamond"/>
-          <w:sz w:val="22"/>
-          <w:szCs w:val="22"/>
-        </w:rPr>
-      </w:pPr>
-      <w:r>
-        <w:rPr>
-          <w:rFonts w:ascii="Garamond" w:hAnsi="Garamond"/>
-          <w:sz w:val="22"/>
-          <w:szCs w:val="22"/>
-        </w:rPr>
-        <w:t>We also used c</w:t>
-      </w:r>
-      <w:r>
-        <w:rPr>
-          <w:rFonts w:ascii="Garamond" w:hAnsi="Garamond"/>
-          <w:sz w:val="22"/>
-          <w:szCs w:val="22"/>
-        </w:rPr>
-        <w:t>umulative distribution plots</w:t>
-      </w:r>
-      <w:r>
-        <w:rPr>
-          <w:rFonts w:ascii="Garamond" w:hAnsi="Garamond"/>
-          <w:sz w:val="22"/>
-          <w:szCs w:val="22"/>
-        </w:rPr>
-        <w:t xml:space="preserve"> to</w:t>
-      </w:r>
-      <w:r>
-        <w:rPr>
-          <w:rFonts w:ascii="Garamond" w:hAnsi="Garamond"/>
-          <w:sz w:val="22"/>
-          <w:szCs w:val="22"/>
-        </w:rPr>
-        <w:t xml:space="preserve"> further illustrate the pattern of consistently early returning upper Kuskokwim stocks and late-returning lower Kuskokwim stocks. As compared to the relatively coarse spatial scale of quartile analysis, these data illustrate variation in run timing among stocks at a finer spatial scale that is independent of the quartile cutoff dates. This analysis reveal</w:t>
-      </w:r>
-      <w:r>
-        <w:rPr>
-          <w:rFonts w:ascii="Garamond" w:hAnsi="Garamond"/>
-          <w:sz w:val="22"/>
-          <w:szCs w:val="22"/>
-        </w:rPr>
-        <w:t>ed</w:t>
-      </w:r>
-      <w:r>
-        <w:rPr>
-          <w:rFonts w:ascii="Garamond" w:hAnsi="Garamond"/>
-          <w:sz w:val="22"/>
-          <w:szCs w:val="22"/>
-        </w:rPr>
-        <w:t xml:space="preserve"> whether the timing of stock contribution varies based on the relative timing of the run (i.e. early returning vs late returning or </w:t>
-      </w:r>
-      <w:r>
-        <w:rPr>
-          <w:rFonts w:ascii="Garamond" w:hAnsi="Garamond"/>
-          <w:sz w:val="22"/>
-          <w:szCs w:val="22"/>
-        </w:rPr>
-        <w:t xml:space="preserve">protracted </w:t>
-      </w:r>
-      <w:r>
-        <w:rPr>
-          <w:rFonts w:ascii="Garamond" w:hAnsi="Garamond"/>
-          <w:sz w:val="22"/>
-          <w:szCs w:val="22"/>
-        </w:rPr>
-        <w:t xml:space="preserve">vs </w:t>
-      </w:r>
-      <w:r>
-        <w:rPr>
-          <w:rFonts w:ascii="Garamond" w:hAnsi="Garamond"/>
-          <w:sz w:val="22"/>
-          <w:szCs w:val="22"/>
-        </w:rPr>
-        <w:t>extended</w:t>
-      </w:r>
-      <w:r>
-        <w:rPr>
-          <w:rFonts w:ascii="Garamond" w:hAnsi="Garamond"/>
-          <w:sz w:val="22"/>
-          <w:szCs w:val="22"/>
-        </w:rPr>
-        <w:t xml:space="preserve"> run</w:t>
-      </w:r>
-      <w:proofErr w:type="gramStart"/>
-      <w:r>
-        <w:rPr>
-          <w:rFonts w:ascii="Garamond" w:hAnsi="Garamond"/>
-          <w:sz w:val="22"/>
-          <w:szCs w:val="22"/>
-        </w:rPr>
-        <w:t>), and</w:t>
-      </w:r>
-      <w:proofErr w:type="gramEnd"/>
-      <w:r>
-        <w:rPr>
-          <w:rFonts w:ascii="Garamond" w:hAnsi="Garamond"/>
-          <w:sz w:val="22"/>
-          <w:szCs w:val="22"/>
-        </w:rPr>
-        <w:t xml:space="preserve"> is independent of the total contribution of the stock to the overall run.</w:t>
-      </w:r>
-      <w:r>
-        <w:rPr>
-          <w:rFonts w:ascii="Garamond" w:hAnsi="Garamond"/>
-          <w:sz w:val="22"/>
-          <w:szCs w:val="22"/>
-        </w:rPr>
-        <w:t xml:space="preserve"> </w:t>
-      </w:r>
-      <w:r>
-        <w:rPr>
-          <w:rFonts w:ascii="Garamond" w:hAnsi="Garamond"/>
-          <w:sz w:val="22"/>
-          <w:szCs w:val="22"/>
-        </w:rPr>
-        <w:t xml:space="preserve">Upper watershed stocks demonstrated characteristically steep early-season curves, with populations like Big River, Swift, and Upper Kusko Main reaching 50% of their annual contribution more quickly than lower stocks. In most years, these populations arrive within a predictable window during the early portion of the season, </w:t>
-      </w:r>
-      <w:r>
-        <w:rPr>
-          <w:rStyle w:val="Strong"/>
-          <w:rFonts w:ascii="Garamond" w:eastAsiaTheme="majorEastAsia" w:hAnsi="Garamond"/>
-          <w:b w:val="0"/>
-          <w:bCs w:val="0"/>
-          <w:sz w:val="22"/>
-          <w:szCs w:val="22"/>
-        </w:rPr>
-        <w:t xml:space="preserve">with most upper watershed stocks reaching the majority (&gt;50%) of their annual contribution within </w:t>
-      </w:r>
-      <w:r>
-        <w:rPr>
-          <w:rStyle w:val="Strong"/>
-          <w:rFonts w:ascii="Garamond" w:eastAsiaTheme="majorEastAsia" w:hAnsi="Garamond"/>
-          <w:b w:val="0"/>
-          <w:bCs w:val="0"/>
-          <w:sz w:val="22"/>
-          <w:szCs w:val="22"/>
-        </w:rPr>
-        <w:lastRenderedPageBreak/>
-        <w:t>the first three weeks of the run</w:t>
-      </w:r>
-      <w:r>
-        <w:rPr>
-          <w:rFonts w:ascii="Garamond" w:hAnsi="Garamond"/>
-          <w:sz w:val="22"/>
-          <w:szCs w:val="22"/>
-        </w:rPr>
-        <w:t xml:space="preserve">. Lower watershed stocks exhibited markedly different cumulative patterns with gradual, extended curves reflecting protracted run timing that spans the entirety of the run. Populations such as Aniak, Kwethluk, and </w:t>
-      </w:r>
-      <w:proofErr w:type="spellStart"/>
-      <w:r>
-        <w:rPr>
-          <w:rFonts w:ascii="Garamond" w:hAnsi="Garamond"/>
-          <w:sz w:val="22"/>
-          <w:szCs w:val="22"/>
-        </w:rPr>
-        <w:t>Kisaralik</w:t>
-      </w:r>
-      <w:proofErr w:type="spellEnd"/>
-      <w:r>
-        <w:rPr>
-          <w:rFonts w:ascii="Garamond" w:hAnsi="Garamond"/>
-          <w:sz w:val="22"/>
-          <w:szCs w:val="22"/>
-        </w:rPr>
-        <w:t xml:space="preserve"> showed substantially lower early-season contributions, with their steepest accumulation occurring later in the season, a pattern that further supports the average higher contribution of these stocks in the fourth quartile of our dataset.  Despite varying total run size, timing, and duration, the relative timing patterns among management units remained consistent among all years of our dataset with the timing offset between upper and lower stocks persisting regardless of the run dynamics.</w:t>
-      </w:r>
-    </w:p>
-    <w:p>
-      <w:pPr>
-        <w:pStyle w:val="whitespace-normal"/>
-        <w:spacing w:line="480" w:lineRule="auto"/>
-        <w:rPr>
-          <w:rFonts w:ascii="Garamond" w:hAnsi="Garamond"/>
-          <w:b/>
-          <w:bCs/>
-          <w:sz w:val="20"/>
-          <w:szCs w:val="20"/>
-        </w:rPr>
-      </w:pPr>
-      <w:r>
-        <w:rPr>
-          <w:rFonts w:ascii="Garamond" w:hAnsi="Garamond"/>
-          <w:b/>
-          <w:bCs/>
-          <w:sz w:val="20"/>
-          <w:szCs w:val="20"/>
-        </w:rPr>
-        <w:t xml:space="preserve">Front end closure protections </w:t>
-      </w:r>
-    </w:p>
-    <w:p>
-      <w:pPr>
-        <w:pStyle w:val="whitespace-normal"/>
-        <w:spacing w:line="480" w:lineRule="auto"/>
-        <w:ind w:firstLine="720"/>
-        <w:rPr>
-          <w:rFonts w:ascii="Garamond" w:hAnsi="Garamond"/>
-          <w:sz w:val="22"/>
-          <w:szCs w:val="22"/>
-          <w:rPrChange w:id="125" w:author="Benjamin J. Makhlouf" w:date="2025-07-26T11:37:00Z" w16du:dateUtc="2025-07-26T18:37:00Z">
-            <w:rPr>
-              <w:rFonts w:ascii="Garamond" w:hAnsi="Garamond"/>
-              <w:sz w:val="20"/>
-              <w:szCs w:val="20"/>
-            </w:rPr>
-          </w:rPrChange>
-        </w:rPr>
-      </w:pPr>
-      <w:r>
-        <w:rPr>
-          <w:rFonts w:ascii="Garamond" w:hAnsi="Garamond"/>
-          <w:sz w:val="22"/>
-          <w:szCs w:val="22"/>
-          <w:rPrChange w:id="126" w:author="Benjamin J. Makhlouf" w:date="2025-07-26T11:37:00Z" w16du:dateUtc="2025-07-26T18:37:00Z">
-            <w:rPr>
-              <w:rFonts w:ascii="Garamond" w:hAnsi="Garamond"/>
-              <w:sz w:val="20"/>
-              <w:szCs w:val="20"/>
-            </w:rPr>
-          </w:rPrChange>
-        </w:rPr>
         <w:t xml:space="preserve">Analysis of the protection offered to stocks across the basin based on a front-end </w:t>
       </w:r>
-      <w:ins w:id="127" w:author="Daniel Schindler" w:date="2025-07-17T14:36:00Z" w16du:dateUtc="2025-07-17T22:36:00Z">
+      <w:ins w:id="83" w:author="Daniel Schindler" w:date="2025-07-17T14:36:00Z" w16du:dateUtc="2025-07-17T22:36:00Z">
         <w:r>
           <w:rPr>
             <w:rFonts w:ascii="Garamond" w:hAnsi="Garamond"/>
             <w:sz w:val="22"/>
             <w:szCs w:val="22"/>
-            <w:rPrChange w:id="128" w:author="Benjamin J. Makhlouf" w:date="2025-07-26T11:37:00Z" w16du:dateUtc="2025-07-26T18:37:00Z">
+            <w:rPrChange w:id="84" w:author="Benjamin J. Makhlouf" w:date="2025-07-26T11:37:00Z" w16du:dateUtc="2025-07-26T18:37:00Z">
               <w:rPr>
                 <w:rFonts w:ascii="Garamond" w:hAnsi="Garamond"/>
                 <w:sz w:val="20"/>
@@ -7488,7 +6710,7 @@
           <w:rFonts w:ascii="Garamond" w:hAnsi="Garamond"/>
           <w:sz w:val="22"/>
           <w:szCs w:val="22"/>
-          <w:rPrChange w:id="129" w:author="Benjamin J. Makhlouf" w:date="2025-07-26T11:37:00Z" w16du:dateUtc="2025-07-26T18:37:00Z">
+          <w:rPrChange w:id="85" w:author="Benjamin J. Makhlouf" w:date="2025-07-26T11:37:00Z" w16du:dateUtc="2025-07-26T18:37:00Z">
             <w:rPr>
               <w:rFonts w:ascii="Garamond" w:hAnsi="Garamond"/>
               <w:sz w:val="20"/>
@@ -7504,7 +6726,7 @@
           <w:rFonts w:ascii="Garamond" w:hAnsi="Garamond"/>
           <w:sz w:val="22"/>
           <w:szCs w:val="22"/>
-          <w:rPrChange w:id="130" w:author="Benjamin J. Makhlouf" w:date="2025-07-26T11:37:00Z" w16du:dateUtc="2025-07-26T18:37:00Z">
+          <w:rPrChange w:id="86" w:author="Benjamin J. Makhlouf" w:date="2025-07-26T11:37:00Z" w16du:dateUtc="2025-07-26T18:37:00Z">
             <w:rPr>
               <w:rFonts w:ascii="Garamond" w:hAnsi="Garamond"/>
               <w:sz w:val="20"/>
@@ -7520,7 +6742,7 @@
           <w:rFonts w:ascii="Garamond" w:hAnsi="Garamond"/>
           <w:sz w:val="22"/>
           <w:szCs w:val="22"/>
-          <w:rPrChange w:id="131" w:author="Benjamin J. Makhlouf" w:date="2025-07-26T11:37:00Z" w16du:dateUtc="2025-07-26T18:37:00Z">
+          <w:rPrChange w:id="87" w:author="Benjamin J. Makhlouf" w:date="2025-07-26T11:37:00Z" w16du:dateUtc="2025-07-26T18:37:00Z">
             <w:rPr>
               <w:rFonts w:ascii="Garamond" w:hAnsi="Garamond"/>
               <w:sz w:val="20"/>
@@ -7536,7 +6758,7 @@
           <w:rFonts w:ascii="Garamond" w:hAnsi="Garamond"/>
           <w:sz w:val="22"/>
           <w:szCs w:val="22"/>
-          <w:rPrChange w:id="132" w:author="Benjamin J. Makhlouf" w:date="2025-07-26T11:37:00Z" w16du:dateUtc="2025-07-26T18:37:00Z">
+          <w:rPrChange w:id="88" w:author="Benjamin J. Makhlouf" w:date="2025-07-26T11:37:00Z" w16du:dateUtc="2025-07-26T18:37:00Z">
             <w:rPr>
               <w:rFonts w:ascii="Garamond" w:hAnsi="Garamond"/>
               <w:sz w:val="20"/>
@@ -7552,7 +6774,7 @@
           <w:rFonts w:ascii="Garamond" w:hAnsi="Garamond"/>
           <w:sz w:val="22"/>
           <w:szCs w:val="22"/>
-          <w:rPrChange w:id="133" w:author="Benjamin J. Makhlouf" w:date="2025-07-26T11:37:00Z" w16du:dateUtc="2025-07-26T18:37:00Z">
+          <w:rPrChange w:id="89" w:author="Benjamin J. Makhlouf" w:date="2025-07-26T11:37:00Z" w16du:dateUtc="2025-07-26T18:37:00Z">
             <w:rPr>
               <w:rFonts w:ascii="Garamond" w:hAnsi="Garamond"/>
               <w:sz w:val="20"/>
@@ -7568,7 +6790,7 @@
           <w:rFonts w:ascii="Garamond" w:hAnsi="Garamond"/>
           <w:sz w:val="22"/>
           <w:szCs w:val="22"/>
-          <w:rPrChange w:id="134" w:author="Benjamin J. Makhlouf" w:date="2025-07-26T11:37:00Z" w16du:dateUtc="2025-07-26T18:37:00Z">
+          <w:rPrChange w:id="90" w:author="Benjamin J. Makhlouf" w:date="2025-07-26T11:37:00Z" w16du:dateUtc="2025-07-26T18:37:00Z">
             <w:rPr>
               <w:rFonts w:ascii="Garamond" w:hAnsi="Garamond"/>
               <w:sz w:val="20"/>
@@ -7584,7 +6806,7 @@
           <w:rFonts w:ascii="Garamond" w:hAnsi="Garamond"/>
           <w:sz w:val="22"/>
           <w:szCs w:val="22"/>
-          <w:rPrChange w:id="135" w:author="Benjamin J. Makhlouf" w:date="2025-07-26T11:37:00Z" w16du:dateUtc="2025-07-26T18:37:00Z">
+          <w:rPrChange w:id="91" w:author="Benjamin J. Makhlouf" w:date="2025-07-26T11:37:00Z" w16du:dateUtc="2025-07-26T18:37:00Z">
             <w:rPr>
               <w:rFonts w:ascii="Garamond" w:hAnsi="Garamond"/>
               <w:sz w:val="20"/>
@@ -7600,7 +6822,7 @@
           <w:rFonts w:ascii="Garamond" w:hAnsi="Garamond"/>
           <w:sz w:val="22"/>
           <w:szCs w:val="22"/>
-          <w:rPrChange w:id="136" w:author="Benjamin J. Makhlouf" w:date="2025-07-26T11:37:00Z" w16du:dateUtc="2025-07-26T18:37:00Z">
+          <w:rPrChange w:id="92" w:author="Benjamin J. Makhlouf" w:date="2025-07-26T11:37:00Z" w16du:dateUtc="2025-07-26T18:37:00Z">
             <w:rPr>
               <w:rFonts w:ascii="Garamond" w:hAnsi="Garamond"/>
               <w:sz w:val="20"/>
@@ -7616,7 +6838,7 @@
           <w:rFonts w:ascii="Garamond" w:hAnsi="Garamond"/>
           <w:sz w:val="22"/>
           <w:szCs w:val="22"/>
-          <w:rPrChange w:id="137" w:author="Benjamin J. Makhlouf" w:date="2025-07-26T11:37:00Z" w16du:dateUtc="2025-07-26T18:37:00Z">
+          <w:rPrChange w:id="93" w:author="Benjamin J. Makhlouf" w:date="2025-07-26T11:37:00Z" w16du:dateUtc="2025-07-26T18:37:00Z">
             <w:rPr>
               <w:rFonts w:ascii="Garamond" w:hAnsi="Garamond"/>
               <w:sz w:val="20"/>
@@ -7632,7 +6854,7 @@
           <w:rFonts w:ascii="Garamond" w:hAnsi="Garamond"/>
           <w:sz w:val="22"/>
           <w:szCs w:val="22"/>
-          <w:rPrChange w:id="138" w:author="Benjamin J. Makhlouf" w:date="2025-07-26T11:37:00Z" w16du:dateUtc="2025-07-26T18:37:00Z">
+          <w:rPrChange w:id="94" w:author="Benjamin J. Makhlouf" w:date="2025-07-26T11:37:00Z" w16du:dateUtc="2025-07-26T18:37:00Z">
             <w:rPr>
               <w:rFonts w:ascii="Garamond" w:hAnsi="Garamond"/>
               <w:sz w:val="20"/>
@@ -7648,7 +6870,7 @@
           <w:rFonts w:ascii="Garamond" w:hAnsi="Garamond"/>
           <w:sz w:val="22"/>
           <w:szCs w:val="22"/>
-          <w:rPrChange w:id="139" w:author="Benjamin J. Makhlouf" w:date="2025-07-26T11:37:00Z" w16du:dateUtc="2025-07-26T18:37:00Z">
+          <w:rPrChange w:id="95" w:author="Benjamin J. Makhlouf" w:date="2025-07-26T11:37:00Z" w16du:dateUtc="2025-07-26T18:37:00Z">
             <w:rPr>
               <w:rFonts w:ascii="Garamond" w:hAnsi="Garamond"/>
               <w:sz w:val="20"/>
@@ -7664,7 +6886,7 @@
           <w:rFonts w:ascii="Garamond" w:hAnsi="Garamond"/>
           <w:sz w:val="22"/>
           <w:szCs w:val="22"/>
-          <w:rPrChange w:id="140" w:author="Benjamin J. Makhlouf" w:date="2025-07-26T11:37:00Z" w16du:dateUtc="2025-07-26T18:37:00Z">
+          <w:rPrChange w:id="96" w:author="Benjamin J. Makhlouf" w:date="2025-07-26T11:37:00Z" w16du:dateUtc="2025-07-26T18:37:00Z">
             <w:rPr>
               <w:rFonts w:ascii="Garamond" w:hAnsi="Garamond"/>
               <w:sz w:val="20"/>
@@ -7680,7 +6902,7 @@
           <w:rFonts w:ascii="Garamond" w:hAnsi="Garamond"/>
           <w:sz w:val="22"/>
           <w:szCs w:val="22"/>
-          <w:rPrChange w:id="141" w:author="Benjamin J. Makhlouf" w:date="2025-07-26T11:37:00Z" w16du:dateUtc="2025-07-26T18:37:00Z">
+          <w:rPrChange w:id="97" w:author="Benjamin J. Makhlouf" w:date="2025-07-26T11:37:00Z" w16du:dateUtc="2025-07-26T18:37:00Z">
             <w:rPr>
               <w:rFonts w:ascii="Garamond" w:hAnsi="Garamond"/>
               <w:sz w:val="20"/>
@@ -7696,7 +6918,7 @@
           <w:rFonts w:ascii="Garamond" w:hAnsi="Garamond"/>
           <w:sz w:val="22"/>
           <w:szCs w:val="22"/>
-          <w:rPrChange w:id="142" w:author="Benjamin J. Makhlouf" w:date="2025-07-26T11:37:00Z" w16du:dateUtc="2025-07-26T18:37:00Z">
+          <w:rPrChange w:id="98" w:author="Benjamin J. Makhlouf" w:date="2025-07-26T11:37:00Z" w16du:dateUtc="2025-07-26T18:37:00Z">
             <w:rPr>
               <w:rFonts w:ascii="Garamond" w:hAnsi="Garamond"/>
               <w:sz w:val="20"/>
@@ -7712,7 +6934,7 @@
           <w:rFonts w:ascii="Garamond" w:hAnsi="Garamond"/>
           <w:sz w:val="22"/>
           <w:szCs w:val="22"/>
-          <w:rPrChange w:id="143" w:author="Benjamin J. Makhlouf" w:date="2025-07-26T11:37:00Z" w16du:dateUtc="2025-07-26T18:37:00Z">
+          <w:rPrChange w:id="99" w:author="Benjamin J. Makhlouf" w:date="2025-07-26T11:37:00Z" w16du:dateUtc="2025-07-26T18:37:00Z">
             <w:rPr>
               <w:rFonts w:ascii="Garamond" w:hAnsi="Garamond"/>
               <w:sz w:val="20"/>
@@ -7728,7 +6950,7 @@
           <w:rFonts w:ascii="Garamond" w:hAnsi="Garamond"/>
           <w:sz w:val="22"/>
           <w:szCs w:val="22"/>
-          <w:rPrChange w:id="144" w:author="Benjamin J. Makhlouf" w:date="2025-07-26T11:37:00Z" w16du:dateUtc="2025-07-26T18:37:00Z">
+          <w:rPrChange w:id="100" w:author="Benjamin J. Makhlouf" w:date="2025-07-26T11:37:00Z" w16du:dateUtc="2025-07-26T18:37:00Z">
             <w:rPr>
               <w:rFonts w:ascii="Garamond" w:hAnsi="Garamond"/>
               <w:sz w:val="20"/>
@@ -7744,7 +6966,7 @@
           <w:rFonts w:ascii="Garamond" w:hAnsi="Garamond"/>
           <w:sz w:val="22"/>
           <w:szCs w:val="22"/>
-          <w:rPrChange w:id="145" w:author="Benjamin J. Makhlouf" w:date="2025-07-26T11:37:00Z" w16du:dateUtc="2025-07-26T18:37:00Z">
+          <w:rPrChange w:id="101" w:author="Benjamin J. Makhlouf" w:date="2025-07-26T11:37:00Z" w16du:dateUtc="2025-07-26T18:37:00Z">
             <w:rPr>
               <w:rFonts w:ascii="Garamond" w:hAnsi="Garamond"/>
               <w:sz w:val="20"/>
@@ -7760,7 +6982,7 @@
           <w:rFonts w:ascii="Garamond" w:hAnsi="Garamond"/>
           <w:sz w:val="22"/>
           <w:szCs w:val="22"/>
-          <w:rPrChange w:id="146" w:author="Benjamin J. Makhlouf" w:date="2025-07-26T11:37:00Z" w16du:dateUtc="2025-07-26T18:37:00Z">
+          <w:rPrChange w:id="102" w:author="Benjamin J. Makhlouf" w:date="2025-07-26T11:37:00Z" w16du:dateUtc="2025-07-26T18:37:00Z">
             <w:rPr>
               <w:rFonts w:ascii="Garamond" w:hAnsi="Garamond"/>
               <w:sz w:val="20"/>
@@ -7776,7 +6998,7 @@
           <w:rFonts w:ascii="Garamond" w:hAnsi="Garamond"/>
           <w:sz w:val="22"/>
           <w:szCs w:val="22"/>
-          <w:rPrChange w:id="147" w:author="Benjamin J. Makhlouf" w:date="2025-07-26T11:37:00Z" w16du:dateUtc="2025-07-26T18:37:00Z">
+          <w:rPrChange w:id="103" w:author="Benjamin J. Makhlouf" w:date="2025-07-26T11:37:00Z" w16du:dateUtc="2025-07-26T18:37:00Z">
             <w:rPr>
               <w:rFonts w:ascii="Garamond" w:hAnsi="Garamond"/>
               <w:sz w:val="20"/>
@@ -7792,7 +7014,7 @@
           <w:rFonts w:ascii="Garamond" w:hAnsi="Garamond"/>
           <w:sz w:val="22"/>
           <w:szCs w:val="22"/>
-          <w:rPrChange w:id="148" w:author="Benjamin J. Makhlouf" w:date="2025-07-26T11:37:00Z" w16du:dateUtc="2025-07-26T18:37:00Z">
+          <w:rPrChange w:id="104" w:author="Benjamin J. Makhlouf" w:date="2025-07-26T11:37:00Z" w16du:dateUtc="2025-07-26T18:37:00Z">
             <w:rPr>
               <w:rFonts w:ascii="Garamond" w:hAnsi="Garamond"/>
               <w:sz w:val="20"/>
@@ -7808,7 +7030,7 @@
           <w:rFonts w:ascii="Garamond" w:hAnsi="Garamond"/>
           <w:sz w:val="22"/>
           <w:szCs w:val="22"/>
-          <w:rPrChange w:id="149" w:author="Benjamin J. Makhlouf" w:date="2025-07-26T11:37:00Z" w16du:dateUtc="2025-07-26T18:37:00Z">
+          <w:rPrChange w:id="105" w:author="Benjamin J. Makhlouf" w:date="2025-07-26T11:37:00Z" w16du:dateUtc="2025-07-26T18:37:00Z">
             <w:rPr>
               <w:rFonts w:ascii="Garamond" w:hAnsi="Garamond"/>
               <w:sz w:val="20"/>
@@ -7816,23 +7038,7 @@
             </w:rPr>
           </w:rPrChange>
         </w:rPr>
-        <w:t xml:space="preserve"> all demonstrated </w:t>
-      </w:r>
-      <w:r>
-        <w:rPr>
-          <w:rFonts w:ascii="Garamond" w:hAnsi="Garamond"/>
-          <w:sz w:val="22"/>
-          <w:szCs w:val="22"/>
-          <w:rPrChange w:id="150" w:author="Benjamin J. Makhlouf" w:date="2025-07-26T11:37:00Z" w16du:dateUtc="2025-07-26T18:37:00Z">
-            <w:rPr>
-              <w:rFonts w:ascii="Garamond" w:hAnsi="Garamond"/>
-              <w:sz w:val="20"/>
-              <w:szCs w:val="20"/>
-            </w:rPr>
-          </w:rPrChange>
-        </w:rPr>
-        <w:lastRenderedPageBreak/>
-        <w:t>low protection rates (medians: 2.9-8.0%), with George River showing the lowest protection of all stocks (median: 3.9%, range: 1.7-8.4%), indicating that the vast majority of these stocks' contributions occur outside of the front-end closure window and are therefore subject to fishing pressure during the open fishing period.</w:t>
+        <w:t xml:space="preserve"> all demonstrated low protection rates (medians: 2.9-8.0%), with George River showing the lowest protection of all stocks (median: 3.9%, range: 1.7-8.4%), indicating that the vast majority of these stocks' contributions occur outside of the front-end closure window and are therefore subject to fishing pressure during the open fishing period.</w:t>
       </w:r>
     </w:p>
     <w:p>
@@ -7846,7 +7052,7 @@
           <w:sz w:val="22"/>
           <w:szCs w:val="22"/>
           <w:u w:val="single"/>
-          <w:rPrChange w:id="151" w:author="Benjamin J. Makhlouf" w:date="2025-07-26T11:38:00Z" w16du:dateUtc="2025-07-26T18:38:00Z">
+          <w:rPrChange w:id="106" w:author="Benjamin J. Makhlouf" w:date="2025-07-26T11:38:00Z" w16du:dateUtc="2025-07-26T18:38:00Z">
             <w:rPr>
               <w:rFonts w:ascii="Garamond" w:hAnsi="Garamond"/>
               <w:b/>
@@ -7864,7 +7070,7 @@
           <w:sz w:val="22"/>
           <w:szCs w:val="22"/>
           <w:u w:val="single"/>
-          <w:rPrChange w:id="152" w:author="Benjamin J. Makhlouf" w:date="2025-07-26T11:38:00Z" w16du:dateUtc="2025-07-26T18:38:00Z">
+          <w:rPrChange w:id="107" w:author="Benjamin J. Makhlouf" w:date="2025-07-26T11:38:00Z" w16du:dateUtc="2025-07-26T18:38:00Z">
             <w:rPr>
               <w:rFonts w:ascii="Garamond" w:hAnsi="Garamond"/>
               <w:b/>
@@ -7893,7 +7099,7 @@
           <w:bCs/>
           <w:sz w:val="22"/>
           <w:szCs w:val="22"/>
-          <w:rPrChange w:id="153" w:author="Benjamin J. Makhlouf" w:date="2025-07-26T11:38:00Z" w16du:dateUtc="2025-07-26T18:38:00Z">
+          <w:rPrChange w:id="108" w:author="Benjamin J. Makhlouf" w:date="2025-07-26T11:38:00Z" w16du:dateUtc="2025-07-26T18:38:00Z">
             <w:rPr>
               <w:rFonts w:ascii="Garamond" w:hAnsi="Garamond"/>
               <w:b/>
@@ -7908,7 +7114,7 @@
           <w:rFonts w:ascii="Garamond" w:hAnsi="Garamond"/>
           <w:sz w:val="22"/>
           <w:szCs w:val="22"/>
-          <w:rPrChange w:id="154" w:author="Benjamin J. Makhlouf" w:date="2025-07-26T11:38:00Z" w16du:dateUtc="2025-07-26T18:38:00Z">
+          <w:rPrChange w:id="109" w:author="Benjamin J. Makhlouf" w:date="2025-07-26T11:38:00Z" w16du:dateUtc="2025-07-26T18:38:00Z">
             <w:rPr>
               <w:rFonts w:ascii="Garamond" w:hAnsi="Garamond"/>
             </w:rPr>
@@ -7962,7 +7168,16 @@
           <w:sz w:val="22"/>
           <w:szCs w:val="22"/>
         </w:rPr>
-        <w:t>in the Kuskokwim River-Basin</w:t>
+        <w:t xml:space="preserve">in the </w:t>
+      </w:r>
+      <w:r>
+        <w:rPr>
+          <w:rFonts w:ascii="Garamond" w:hAnsi="Garamond"/>
+          <w:sz w:val="22"/>
+          <w:szCs w:val="22"/>
+        </w:rPr>
+        <w:lastRenderedPageBreak/>
+        <w:t>Kuskokwim River-Basin</w:t>
       </w:r>
       <w:r>
         <w:rPr>
@@ -7994,23 +7209,7 @@
           <w:sz w:val="22"/>
           <w:szCs w:val="22"/>
         </w:rPr>
-        <w:t xml:space="preserve"> </w:t>
-      </w:r>
-      <w:r>
-        <w:rPr>
-          <w:rFonts w:ascii="Garamond" w:hAnsi="Garamond"/>
-          <w:sz w:val="22"/>
-          <w:szCs w:val="22"/>
-        </w:rPr>
-        <w:t>(Clark et al., 2015, Lillard report)</w:t>
-      </w:r>
-      <w:r>
-        <w:rPr>
-          <w:rFonts w:ascii="Garamond" w:hAnsi="Garamond"/>
-          <w:sz w:val="22"/>
-          <w:szCs w:val="22"/>
-        </w:rPr>
-        <w:t xml:space="preserve">. These analyses corroborate these </w:t>
+        <w:t xml:space="preserve"> (Clark et al., 2015, Lillard report). These analyses corroborate these </w:t>
       </w:r>
       <w:r>
         <w:rPr>
@@ -8127,7 +7326,6 @@
           <w:sz w:val="22"/>
           <w:szCs w:val="22"/>
         </w:rPr>
-        <w:lastRenderedPageBreak/>
         <w:tab/>
       </w:r>
       <w:r>
@@ -8144,7 +7342,7 @@
         <w:pStyle w:val="whitespace-normal"/>
         <w:spacing w:line="480" w:lineRule="auto"/>
         <w:rPr>
-          <w:ins w:id="155" w:author="Benjamin J. Makhlouf" w:date="2025-07-26T11:41:00Z" w16du:dateUtc="2025-07-26T18:41:00Z"/>
+          <w:ins w:id="110" w:author="Benjamin J. Makhlouf" w:date="2025-07-26T11:41:00Z" w16du:dateUtc="2025-07-26T18:41:00Z"/>
           <w:rFonts w:ascii="Garamond" w:hAnsi="Garamond"/>
           <w:sz w:val="22"/>
           <w:szCs w:val="22"/>
@@ -8210,6 +7408,7 @@
         <w:spacing w:line="480" w:lineRule="auto"/>
       </w:pPr>
       <w:r>
+        <w:lastRenderedPageBreak/>
         <w:t xml:space="preserve">Big range and outliers, indicating variability among years in the protection afforded, which may be the result of differences in total run timing or big contribution years for a given stock. </w:t>
       </w:r>
     </w:p>
@@ -8468,7 +7667,7 @@
         </w:rPr>
         <w:t xml:space="preserve"> </w:t>
       </w:r>
-      <w:ins w:id="156" w:author="Daniel Schindler" w:date="2025-07-17T14:47:00Z" w16du:dateUtc="2025-07-17T22:47:00Z">
+      <w:ins w:id="111" w:author="Daniel Schindler" w:date="2025-07-17T14:47:00Z" w16du:dateUtc="2025-07-17T22:47:00Z">
         <w:r>
           <w:rPr>
             <w:rFonts w:ascii="Garamond" w:hAnsi="Garamond"/>
@@ -8480,7 +7679,7 @@
           <w:t xml:space="preserve">Should argue that upriver stocks are most vulnerable to </w:t>
         </w:r>
       </w:ins>
-      <w:ins w:id="157" w:author="Daniel Schindler" w:date="2025-07-17T14:48:00Z" w16du:dateUtc="2025-07-17T22:48:00Z">
+      <w:ins w:id="112" w:author="Daniel Schindler" w:date="2025-07-17T14:48:00Z" w16du:dateUtc="2025-07-17T22:48:00Z">
         <w:r>
           <w:rPr>
             <w:rFonts w:ascii="Garamond" w:hAnsi="Garamond"/>
@@ -8489,21 +7688,10 @@
             <w:sz w:val="22"/>
             <w:szCs w:val="22"/>
           </w:rPr>
-          <w:t xml:space="preserve">overfishing since they migrate first but also have shorter migration seasons (assuming they </w:t>
-        </w:r>
-        <w:r>
-          <w:rPr>
-            <w:rFonts w:ascii="Garamond" w:hAnsi="Garamond"/>
-            <w:b/>
-            <w:bCs/>
-            <w:sz w:val="22"/>
-            <w:szCs w:val="22"/>
-          </w:rPr>
-          <w:lastRenderedPageBreak/>
-          <w:t>do – see note above). Thus, the front end closures are a type of time management that has potential to maintain biocomplex</w:t>
+          <w:t>overfishing since they migrate first but also have shorter migration seasons (assuming they do – see note above). Thus, the front end closures are a type of time management that has potential to maintain biocomplex</w:t>
         </w:r>
       </w:ins>
-      <w:ins w:id="158" w:author="Daniel Schindler" w:date="2025-07-17T14:49:00Z" w16du:dateUtc="2025-07-17T22:49:00Z">
+      <w:ins w:id="113" w:author="Daniel Schindler" w:date="2025-07-17T14:49:00Z" w16du:dateUtc="2025-07-17T22:49:00Z">
         <w:r>
           <w:rPr>
             <w:rFonts w:ascii="Garamond" w:hAnsi="Garamond"/>
@@ -8596,8 +7784,11 @@
       </w:r>
     </w:p>
   </w:comment>
-  <w:comment w:id="51" w:author="Benjamin J. Makhlouf" w:date="2025-07-26T13:08:00Z" w:initials="b">
+  <w:comment w:id="14" w:author="Benjamin J. Makhlouf" w:date="2025-07-28T07:41:00Z" w:initials="BM">
     <w:p>
+      <w:pPr>
+        <w:pStyle w:val="CommentText"/>
+      </w:pPr>
       <w:r>
         <w:rPr>
           <w:rStyle w:val="CommentReference"/>
@@ -8605,11 +7796,23 @@
         <w:annotationRef/>
       </w:r>
       <w:r>
-        <w:rPr>
-          <w:sz w:val="20"/>
-          <w:szCs w:val="20"/>
-        </w:rPr>
-        <w:t>I cant seem to find this specific mention</w:t>
+        <w:t xml:space="preserve">Since this is published in french et al., do you think I should not include it as a figure? </w:t>
+      </w:r>
+    </w:p>
+  </w:comment>
+  <w:comment w:id="15" w:author="Benjamin J. Makhlouf" w:date="2025-07-28T07:42:00Z" w:initials="BM">
+    <w:p>
+      <w:pPr>
+        <w:pStyle w:val="CommentText"/>
+      </w:pPr>
+      <w:r>
+        <w:rPr>
+          <w:rStyle w:val="CommentReference"/>
+        </w:rPr>
+        <w:annotationRef/>
+      </w:r>
+      <w:r>
+        <w:t xml:space="preserve">This is in one of Sean’s papers but I cannot find it </w:t>
       </w:r>
     </w:p>
   </w:comment>
@@ -8622,7 +7825,8 @@
   <w15:commentEx w15:paraId="2AD4524E" w15:done="0"/>
   <w15:commentEx w15:paraId="0DA0C363" w15:paraIdParent="2AD4524E" w15:done="0"/>
   <w15:commentEx w15:paraId="75633029" w15:done="0"/>
-  <w15:commentEx w15:paraId="4E90B050" w15:done="0"/>
+  <w15:commentEx w15:paraId="317DFEBA" w15:done="0"/>
+  <w15:commentEx w15:paraId="05C4AF8C" w15:done="0"/>
 </w15:commentsEx>
 </file>
 
@@ -8632,7 +7836,8 @@
   <w16cex:commentExtensible w16cex:durableId="6C50E346" w16cex:dateUtc="2025-07-17T20:57:00Z"/>
   <w16cex:commentExtensible w16cex:durableId="31A19B43" w16cex:dateUtc="2025-07-17T21:14:00Z"/>
   <w16cex:commentExtensible w16cex:durableId="08B9BEA6" w16cex:dateUtc="2025-06-27T19:54:00Z"/>
-  <w16cex:commentExtensible w16cex:durableId="62DF3813" w16cex:dateUtc="2025-07-26T20:08:00Z"/>
+  <w16cex:commentExtensible w16cex:durableId="6C95C996" w16cex:dateUtc="2025-07-28T14:41:00Z"/>
+  <w16cex:commentExtensible w16cex:durableId="3CAE4ABD" w16cex:dateUtc="2025-07-28T14:42:00Z"/>
 </w16cex:commentsExtensible>
 </file>
 
@@ -8642,7 +7847,8 @@
   <w16cid:commentId w16cid:paraId="2AD4524E" w16cid:durableId="6C50E346"/>
   <w16cid:commentId w16cid:paraId="0DA0C363" w16cid:durableId="31A19B43"/>
   <w16cid:commentId w16cid:paraId="75633029" w16cid:durableId="08B9BEA6"/>
-  <w16cid:commentId w16cid:paraId="4E90B050" w16cid:durableId="62DF3813"/>
+  <w16cid:commentId w16cid:paraId="317DFEBA" w16cid:durableId="6C95C996"/>
+  <w16cid:commentId w16cid:paraId="05C4AF8C" w16cid:durableId="3CAE4ABD"/>
 </w16cid:commentsIds>
 </file>
 

--- a/Docs/Run_timing_manuscript.docx
+++ b/Docs/Run_timing_manuscript.docx
@@ -5191,26 +5191,49 @@
           <w:sz w:val="22"/>
           <w:szCs w:val="22"/>
         </w:rPr>
-        <w:t xml:space="preserve">Estimates were also produced for the full duration of the run including all four quartiles of data for each year. </w:t>
-      </w:r>
-    </w:p>
-    <w:p>
-      <w:pPr>
-        <w:spacing w:line="480" w:lineRule="auto"/>
-        <w:ind w:firstLine="720"/>
-        <w:rPr>
-          <w:rFonts w:ascii="Garamond" w:hAnsi="Garamond"/>
-          <w:sz w:val="22"/>
-          <w:szCs w:val="22"/>
-        </w:rPr>
-      </w:pPr>
-      <w:r>
-        <w:rPr>
-          <w:rFonts w:ascii="Garamond" w:hAnsi="Garamond"/>
-          <w:sz w:val="22"/>
-          <w:szCs w:val="22"/>
-        </w:rPr>
-        <w:t xml:space="preserve">Twenty-one management units were defined to aggregate tributary-level estimates into units relevant to current management practices (Figure 2). Management units of interest to the Alaska Department of Fish </w:t>
+        <w:t xml:space="preserve">Estimates were also produced for the full duration of the </w:t>
+      </w:r>
+      <w:proofErr w:type="gramStart"/>
+      <w:r>
+        <w:rPr>
+          <w:rFonts w:ascii="Garamond" w:hAnsi="Garamond"/>
+          <w:sz w:val="22"/>
+          <w:szCs w:val="22"/>
+        </w:rPr>
+        <w:t xml:space="preserve">run </w:t>
+      </w:r>
+      <w:r>
+        <w:rPr>
+          <w:rFonts w:ascii="Garamond" w:hAnsi="Garamond"/>
+          <w:sz w:val="22"/>
+          <w:szCs w:val="22"/>
+        </w:rPr>
+        <w:t>in</w:t>
+      </w:r>
+      <w:proofErr w:type="gramEnd"/>
+      <w:r>
+        <w:rPr>
+          <w:rFonts w:ascii="Garamond" w:hAnsi="Garamond"/>
+          <w:sz w:val="22"/>
+          <w:szCs w:val="22"/>
+        </w:rPr>
+        <w:t xml:space="preserve"> each year.</w:t>
+      </w:r>
+      <w:r>
+        <w:rPr>
+          <w:rFonts w:ascii="Garamond" w:hAnsi="Garamond"/>
+          <w:sz w:val="22"/>
+          <w:szCs w:val="22"/>
+        </w:rPr>
+        <w:t xml:space="preserve"> Twenty</w:t>
+      </w:r>
+      <w:r>
+        <w:rPr>
+          <w:rFonts w:ascii="Garamond" w:hAnsi="Garamond"/>
+          <w:sz w:val="22"/>
+          <w:szCs w:val="22"/>
+        </w:rPr>
+        <w:t xml:space="preserve">-one management units were defined to aggregate tributary-level estimates into units relevant to current management practices (Figure 2). Management units of interest to the Alaska Department of Fish </w:t>
       </w:r>
       <w:r>
         <w:rPr>
@@ -5268,12 +5291,302 @@
           <w:sz w:val="22"/>
           <w:szCs w:val="22"/>
         </w:rPr>
-        <w:t>with all upstream segments from the most downstream point of each tributary assigned to common management identifiers. Remaining basin areas were manually grouped into units of comparable size to ensure complete basin coverage.</w:t>
+        <w:t xml:space="preserve">with all upstream segments from the most downstream point of each tributary assigned to common management identifiers. </w:t>
+      </w:r>
+      <w:proofErr w:type="gramStart"/>
+      <w:r>
+        <w:rPr>
+          <w:rFonts w:ascii="Garamond" w:hAnsi="Garamond"/>
+          <w:sz w:val="22"/>
+          <w:szCs w:val="22"/>
+        </w:rPr>
+        <w:t>Remaining</w:t>
+      </w:r>
+      <w:proofErr w:type="gramEnd"/>
+      <w:r>
+        <w:rPr>
+          <w:rFonts w:ascii="Garamond" w:hAnsi="Garamond"/>
+          <w:sz w:val="22"/>
+          <w:szCs w:val="22"/>
+        </w:rPr>
+        <w:t xml:space="preserve"> basin areas were manually grouped into units of comparable size to ensure complete basin coverage</w:t>
+      </w:r>
+      <w:r>
+        <w:rPr>
+          <w:rFonts w:ascii="Garamond" w:hAnsi="Garamond"/>
+          <w:sz w:val="22"/>
+          <w:szCs w:val="22"/>
+        </w:rPr>
+        <w:t xml:space="preserve"> (Figure 2).</w:t>
       </w:r>
     </w:p>
     <w:p>
       <w:pPr>
         <w:spacing w:line="480" w:lineRule="auto"/>
+        <w:ind w:firstLine="720"/>
+        <w:rPr>
+          <w:rFonts w:ascii="Garamond" w:hAnsi="Garamond"/>
+          <w:sz w:val="22"/>
+          <w:szCs w:val="22"/>
+        </w:rPr>
+      </w:pPr>
+      <w:r>
+        <w:rPr>
+          <w:rFonts w:ascii="Garamond" w:hAnsi="Garamond"/>
+          <w:sz w:val="22"/>
+          <w:szCs w:val="22"/>
+        </w:rPr>
+        <w:t>In each year of the study, and f</w:t>
+      </w:r>
+      <w:r>
+        <w:rPr>
+          <w:rFonts w:ascii="Garamond" w:hAnsi="Garamond"/>
+          <w:sz w:val="22"/>
+          <w:szCs w:val="22"/>
+        </w:rPr>
+        <w:t xml:space="preserve">or each </w:t>
+      </w:r>
+      <w:r>
+        <w:rPr>
+          <w:rFonts w:ascii="Garamond" w:hAnsi="Garamond"/>
+          <w:sz w:val="22"/>
+          <w:szCs w:val="22"/>
+        </w:rPr>
+        <w:t xml:space="preserve">seasonal </w:t>
+      </w:r>
+      <w:r>
+        <w:rPr>
+          <w:rFonts w:ascii="Garamond" w:hAnsi="Garamond"/>
+          <w:sz w:val="22"/>
+          <w:szCs w:val="22"/>
+        </w:rPr>
+        <w:t xml:space="preserve">quartile, return estimates were normalized to sum to one across the </w:t>
+      </w:r>
+      <w:r>
+        <w:rPr>
+          <w:rFonts w:ascii="Garamond" w:hAnsi="Garamond"/>
+          <w:sz w:val="22"/>
+          <w:szCs w:val="22"/>
+        </w:rPr>
+        <w:t>watershed to display</w:t>
+      </w:r>
+      <w:r>
+        <w:rPr>
+          <w:rFonts w:ascii="Garamond" w:hAnsi="Garamond"/>
+          <w:sz w:val="22"/>
+          <w:szCs w:val="22"/>
+        </w:rPr>
+        <w:t xml:space="preserve"> proportional contribution</w:t>
+      </w:r>
+      <w:r>
+        <w:rPr>
+          <w:rFonts w:ascii="Garamond" w:hAnsi="Garamond"/>
+          <w:sz w:val="22"/>
+          <w:szCs w:val="22"/>
+        </w:rPr>
+        <w:t xml:space="preserve"> within a given seasonal quartile. For each quartile, the mean proportional contribution value was calculated across all years for each management unit (Figure 3). </w:t>
+      </w:r>
+      <w:r>
+        <w:rPr>
+          <w:rFonts w:ascii="Garamond" w:hAnsi="Garamond"/>
+          <w:sz w:val="22"/>
+          <w:szCs w:val="22"/>
+        </w:rPr>
+        <w:t xml:space="preserve">Corresponding boxplots for each quartile illustrate </w:t>
+      </w:r>
+      <w:r>
+        <w:rPr>
+          <w:rFonts w:ascii="Garamond" w:hAnsi="Garamond"/>
+          <w:sz w:val="22"/>
+          <w:szCs w:val="22"/>
+        </w:rPr>
+        <w:t xml:space="preserve">annual </w:t>
+      </w:r>
+      <w:r>
+        <w:rPr>
+          <w:rFonts w:ascii="Garamond" w:hAnsi="Garamond"/>
+          <w:sz w:val="22"/>
+          <w:szCs w:val="22"/>
+        </w:rPr>
+        <w:t xml:space="preserve">variability in contribution patterns, ordered from </w:t>
+      </w:r>
+      <w:r>
+        <w:rPr>
+          <w:rFonts w:ascii="Garamond" w:hAnsi="Garamond"/>
+          <w:sz w:val="22"/>
+          <w:szCs w:val="22"/>
+        </w:rPr>
+        <w:t xml:space="preserve">the most </w:t>
+      </w:r>
+      <w:r>
+        <w:rPr>
+          <w:rFonts w:ascii="Garamond" w:hAnsi="Garamond"/>
+          <w:sz w:val="22"/>
+          <w:szCs w:val="22"/>
+        </w:rPr>
+        <w:t xml:space="preserve">upstream to </w:t>
+      </w:r>
+      <w:r>
+        <w:rPr>
+          <w:rFonts w:ascii="Garamond" w:hAnsi="Garamond"/>
+          <w:sz w:val="22"/>
+          <w:szCs w:val="22"/>
+        </w:rPr>
+        <w:t xml:space="preserve">the furthest </w:t>
+      </w:r>
+      <w:r>
+        <w:rPr>
+          <w:rFonts w:ascii="Garamond" w:hAnsi="Garamond"/>
+          <w:sz w:val="22"/>
+          <w:szCs w:val="22"/>
+        </w:rPr>
+        <w:t>downstream locations</w:t>
+      </w:r>
+      <w:r>
+        <w:rPr>
+          <w:rFonts w:ascii="Garamond" w:hAnsi="Garamond"/>
+          <w:sz w:val="22"/>
+          <w:szCs w:val="22"/>
+        </w:rPr>
+        <w:t xml:space="preserve"> (Figure 3). </w:t>
+      </w:r>
+      <w:r>
+        <w:rPr>
+          <w:rFonts w:ascii="Garamond" w:hAnsi="Garamond"/>
+          <w:sz w:val="22"/>
+          <w:szCs w:val="22"/>
+        </w:rPr>
+        <w:t xml:space="preserve">Cumulative distribution functions were constructed using 3-day intervals throughout each run. For each interval, </w:t>
+      </w:r>
+      <w:r>
+        <w:rPr>
+          <w:rFonts w:ascii="Garamond" w:hAnsi="Garamond"/>
+          <w:sz w:val="22"/>
+          <w:szCs w:val="22"/>
+        </w:rPr>
+        <w:t xml:space="preserve">estimates of the returns at the tributary scale were aggregated into management units and compared against the full-season total for that stock. The resulting data represent the proportion of the total contribution of each stock present at each </w:t>
+      </w:r>
+      <w:proofErr w:type="gramStart"/>
+      <w:r>
+        <w:rPr>
+          <w:rFonts w:ascii="Garamond" w:hAnsi="Garamond"/>
+          <w:sz w:val="22"/>
+          <w:szCs w:val="22"/>
+        </w:rPr>
+        <w:t>3 day</w:t>
+      </w:r>
+      <w:proofErr w:type="gramEnd"/>
+      <w:r>
+        <w:rPr>
+          <w:rFonts w:ascii="Garamond" w:hAnsi="Garamond"/>
+          <w:sz w:val="22"/>
+          <w:szCs w:val="22"/>
+        </w:rPr>
+        <w:t xml:space="preserve"> interval in the run. </w:t>
+      </w:r>
+      <w:r>
+        <w:rPr>
+          <w:rFonts w:ascii="Garamond" w:hAnsi="Garamond"/>
+          <w:sz w:val="22"/>
+          <w:szCs w:val="22"/>
+        </w:rPr>
+        <w:t xml:space="preserve">To assess the </w:t>
+      </w:r>
+      <w:r>
+        <w:rPr>
+          <w:rFonts w:ascii="Garamond" w:hAnsi="Garamond"/>
+          <w:sz w:val="22"/>
+          <w:szCs w:val="22"/>
+        </w:rPr>
+        <w:t xml:space="preserve">relative protection afforded to stocks by a </w:t>
+      </w:r>
+      <w:proofErr w:type="gramStart"/>
+      <w:r>
+        <w:rPr>
+          <w:rFonts w:ascii="Garamond" w:hAnsi="Garamond"/>
+          <w:sz w:val="22"/>
+          <w:szCs w:val="22"/>
+        </w:rPr>
+        <w:t>front end</w:t>
+      </w:r>
+      <w:proofErr w:type="gramEnd"/>
+      <w:r>
+        <w:rPr>
+          <w:rFonts w:ascii="Garamond" w:hAnsi="Garamond"/>
+          <w:sz w:val="22"/>
+          <w:szCs w:val="22"/>
+        </w:rPr>
+        <w:t xml:space="preserve"> closure ending on June 11</w:t>
+      </w:r>
+      <w:r>
+        <w:rPr>
+          <w:rFonts w:ascii="Garamond" w:hAnsi="Garamond"/>
+          <w:sz w:val="22"/>
+          <w:szCs w:val="22"/>
+          <w:vertAlign w:val="superscript"/>
+        </w:rPr>
+        <w:t>th</w:t>
+      </w:r>
+      <w:r>
+        <w:rPr>
+          <w:rFonts w:ascii="Garamond" w:hAnsi="Garamond"/>
+          <w:sz w:val="22"/>
+          <w:szCs w:val="22"/>
+        </w:rPr>
+        <w:t xml:space="preserve">, </w:t>
+      </w:r>
+      <w:r>
+        <w:rPr>
+          <w:rFonts w:ascii="Garamond" w:hAnsi="Garamond"/>
+          <w:sz w:val="22"/>
+          <w:szCs w:val="22"/>
+        </w:rPr>
+        <w:t xml:space="preserve">we quantified the proportion of each </w:t>
+      </w:r>
+      <w:r>
+        <w:rPr>
+          <w:rFonts w:ascii="Garamond" w:hAnsi="Garamond"/>
+          <w:sz w:val="22"/>
+          <w:szCs w:val="22"/>
+        </w:rPr>
+        <w:t xml:space="preserve">stock’s </w:t>
+      </w:r>
+      <w:r>
+        <w:rPr>
+          <w:rFonts w:ascii="Garamond" w:hAnsi="Garamond"/>
+          <w:sz w:val="22"/>
+          <w:szCs w:val="22"/>
+        </w:rPr>
+        <w:t xml:space="preserve">annual </w:t>
+      </w:r>
+      <w:r>
+        <w:rPr>
+          <w:rFonts w:ascii="Garamond" w:hAnsi="Garamond"/>
+          <w:sz w:val="22"/>
+          <w:szCs w:val="22"/>
+        </w:rPr>
+        <w:t>returns which</w:t>
+      </w:r>
+      <w:r>
+        <w:rPr>
+          <w:rFonts w:ascii="Garamond" w:hAnsi="Garamond"/>
+          <w:sz w:val="22"/>
+          <w:szCs w:val="22"/>
+        </w:rPr>
+        <w:t xml:space="preserve"> occur within the current closure window</w:t>
+      </w:r>
+      <w:r>
+        <w:rPr>
+          <w:rFonts w:ascii="Garamond" w:hAnsi="Garamond"/>
+          <w:sz w:val="22"/>
+          <w:szCs w:val="22"/>
+        </w:rPr>
+        <w:t xml:space="preserve"> (Q1 in our subset dataset). </w:t>
+      </w:r>
+    </w:p>
+    <w:p>
+      <w:pPr>
+        <w:spacing w:line="480" w:lineRule="auto"/>
         <w:rPr>
           <w:rFonts w:ascii="Garamond" w:hAnsi="Garamond"/>
           <w:b/>
@@ -5282,7 +5595,10 @@
           <w:szCs w:val="22"/>
         </w:rPr>
       </w:pPr>
-      <w:r>
+    </w:p>
+    <w:p>
+      <w:pPr>
+        <w:spacing w:line="480" w:lineRule="auto"/>
         <w:rPr>
           <w:rFonts w:ascii="Garamond" w:hAnsi="Garamond"/>
           <w:b/>
@@ -5290,9 +5606,11 @@
           <w:sz w:val="22"/>
           <w:szCs w:val="22"/>
         </w:rPr>
-        <w:t>Spatial and Temporal pattern</w:t>
-      </w:r>
-      <w:r>
+      </w:pPr>
+    </w:p>
+    <w:p>
+      <w:pPr>
+        <w:spacing w:line="480" w:lineRule="auto"/>
         <w:rPr>
           <w:rFonts w:ascii="Garamond" w:hAnsi="Garamond"/>
           <w:b/>
@@ -5300,300 +5618,120 @@
           <w:sz w:val="22"/>
           <w:szCs w:val="22"/>
         </w:rPr>
-        <w:t>s</w:t>
-      </w:r>
-      <w:r>
+      </w:pPr>
+    </w:p>
+    <w:p>
+      <w:pPr>
+        <w:spacing w:line="480" w:lineRule="auto"/>
         <w:rPr>
           <w:rFonts w:ascii="Garamond" w:hAnsi="Garamond"/>
           <w:b/>
           <w:bCs/>
-          <w:sz w:val="22"/>
-          <w:szCs w:val="22"/>
-        </w:rPr>
-        <w:t xml:space="preserve"> </w:t>
+          <w:sz w:val="36"/>
+          <w:szCs w:val="36"/>
+        </w:rPr>
+      </w:pPr>
+      <w:r>
+        <w:rPr>
+          <w:rFonts w:ascii="Garamond" w:hAnsi="Garamond"/>
+          <w:b/>
+          <w:bCs/>
+          <w:sz w:val="36"/>
+          <w:szCs w:val="36"/>
+        </w:rPr>
+        <w:lastRenderedPageBreak/>
+        <w:t>Results</w:t>
       </w:r>
     </w:p>
     <w:p>
       <w:pPr>
         <w:spacing w:line="480" w:lineRule="auto"/>
-        <w:ind w:firstLine="720"/>
-        <w:rPr>
-          <w:rFonts w:ascii="Garamond" w:hAnsi="Garamond"/>
-          <w:sz w:val="22"/>
-          <w:szCs w:val="22"/>
-        </w:rPr>
-      </w:pPr>
-      <w:r>
         <w:rPr>
           <w:rFonts w:ascii="Garamond" w:hAnsi="Garamond"/>
           <w:b/>
           <w:bCs/>
-          <w:sz w:val="22"/>
-          <w:szCs w:val="22"/>
-        </w:rPr>
-        <w:tab/>
-      </w:r>
-      <w:r>
-        <w:rPr>
-          <w:rFonts w:ascii="Garamond" w:hAnsi="Garamond"/>
-          <w:sz w:val="22"/>
-          <w:szCs w:val="22"/>
-        </w:rPr>
-        <w:t>In each year of the study, and f</w:t>
-      </w:r>
-      <w:r>
-        <w:rPr>
-          <w:rFonts w:ascii="Garamond" w:hAnsi="Garamond"/>
-          <w:sz w:val="22"/>
-          <w:szCs w:val="22"/>
-        </w:rPr>
-        <w:t xml:space="preserve">or each </w:t>
-      </w:r>
-      <w:r>
-        <w:rPr>
-          <w:rFonts w:ascii="Garamond" w:hAnsi="Garamond"/>
-          <w:sz w:val="22"/>
-          <w:szCs w:val="22"/>
-        </w:rPr>
-        <w:t xml:space="preserve">seasonal </w:t>
-      </w:r>
-      <w:r>
-        <w:rPr>
-          <w:rFonts w:ascii="Garamond" w:hAnsi="Garamond"/>
-          <w:sz w:val="22"/>
-          <w:szCs w:val="22"/>
-        </w:rPr>
-        <w:t xml:space="preserve">quartile, return estimates were normalized to sum to one across the watershed, displaying proportional contribution patterns independent of among-quartile abundance differences. Mean contributions across all years were calculated for each management unit and quartile and visualized by coloring all tributaries assigned to the same unit by their </w:t>
-      </w:r>
-      <w:r>
-        <w:rPr>
-          <w:rFonts w:ascii="Garamond" w:hAnsi="Garamond"/>
-          <w:sz w:val="22"/>
-          <w:szCs w:val="22"/>
-        </w:rPr>
-        <w:t xml:space="preserve">proportional </w:t>
-      </w:r>
-      <w:r>
-        <w:rPr>
-          <w:rFonts w:ascii="Garamond" w:hAnsi="Garamond"/>
-          <w:sz w:val="22"/>
-          <w:szCs w:val="22"/>
-        </w:rPr>
-        <w:t xml:space="preserve">contribution (Figure </w:t>
-      </w:r>
-      <w:r>
-        <w:rPr>
-          <w:rFonts w:ascii="Garamond" w:hAnsi="Garamond"/>
-          <w:sz w:val="22"/>
-          <w:szCs w:val="22"/>
-        </w:rPr>
-        <w:t>3</w:t>
-      </w:r>
-      <w:r>
-        <w:rPr>
-          <w:rFonts w:ascii="Garamond" w:hAnsi="Garamond"/>
-          <w:sz w:val="22"/>
-          <w:szCs w:val="22"/>
-        </w:rPr>
-        <w:t>). Corresponding boxplots for each quartile illustrate temporal variability in contribution patterns, ordered from upstream to downstream locations. Cumulative distribution functions were constructed using 3-day intervals throughout each run. For each interval, tributary-level production estimates were aggregated into management units and compared against full-season totals.</w:t>
-      </w:r>
-      <w:r>
-        <w:rPr>
-          <w:rFonts w:ascii="Garamond" w:hAnsi="Garamond"/>
-          <w:sz w:val="22"/>
-          <w:szCs w:val="22"/>
-        </w:rPr>
-        <w:t xml:space="preserve"> Resulting data represent the proportion of the total contribution from each stock present at each interval. For each stock, lines were color coded by watershed position, with upstream populations in red. </w:t>
-      </w:r>
-      <w:r>
-        <w:rPr>
-          <w:rFonts w:ascii="Garamond" w:hAnsi="Garamond"/>
-          <w:sz w:val="22"/>
-          <w:szCs w:val="22"/>
-        </w:rPr>
-        <w:t xml:space="preserve">Management units were color-coded by watershed position, with upstream </w:t>
-      </w:r>
-      <w:r>
-        <w:rPr>
-          <w:rFonts w:ascii="Garamond" w:hAnsi="Garamond"/>
-          <w:sz w:val="22"/>
-          <w:szCs w:val="22"/>
-        </w:rPr>
-        <w:t>populations</w:t>
-      </w:r>
-      <w:r>
-        <w:rPr>
-          <w:rFonts w:ascii="Garamond" w:hAnsi="Garamond"/>
-          <w:sz w:val="22"/>
-          <w:szCs w:val="22"/>
-        </w:rPr>
-        <w:t xml:space="preserve"> transitioning to downstream populations in blue</w:t>
-      </w:r>
-      <w:r>
-        <w:rPr>
-          <w:rFonts w:ascii="Garamond" w:hAnsi="Garamond"/>
-          <w:sz w:val="22"/>
-          <w:szCs w:val="22"/>
-        </w:rPr>
-        <w:t xml:space="preserve">. </w:t>
-      </w:r>
-      <w:r>
-        <w:rPr>
-          <w:rFonts w:ascii="Garamond" w:hAnsi="Garamond"/>
-          <w:sz w:val="22"/>
-          <w:szCs w:val="22"/>
-        </w:rPr>
-        <w:t>To assess the effectiveness of front-end closure strategies</w:t>
-      </w:r>
-      <w:r>
-        <w:rPr>
-          <w:rFonts w:ascii="Garamond" w:hAnsi="Garamond"/>
-          <w:sz w:val="22"/>
-          <w:szCs w:val="22"/>
-        </w:rPr>
-        <w:t xml:space="preserve"> for protecting</w:t>
-      </w:r>
-      <w:r>
-        <w:rPr>
-          <w:rFonts w:ascii="Garamond" w:hAnsi="Garamond"/>
-          <w:sz w:val="22"/>
-          <w:szCs w:val="22"/>
-        </w:rPr>
-        <w:t xml:space="preserve"> upstream stock components</w:t>
-      </w:r>
-      <w:r>
-        <w:rPr>
-          <w:rFonts w:ascii="Garamond" w:hAnsi="Garamond"/>
-          <w:sz w:val="22"/>
-          <w:szCs w:val="22"/>
-        </w:rPr>
-        <w:t xml:space="preserve"> from harvest</w:t>
-      </w:r>
-      <w:r>
-        <w:rPr>
-          <w:rFonts w:ascii="Garamond" w:hAnsi="Garamond"/>
-          <w:sz w:val="22"/>
-          <w:szCs w:val="22"/>
-        </w:rPr>
-        <w:t xml:space="preserve">, we quantified the proportion of each management unit's annual production that occurs within </w:t>
-      </w:r>
-      <w:r>
-        <w:rPr>
-          <w:rFonts w:ascii="Garamond" w:hAnsi="Garamond"/>
-          <w:sz w:val="22"/>
-          <w:szCs w:val="22"/>
-        </w:rPr>
-        <w:lastRenderedPageBreak/>
-        <w:t>the current closure window. We calculated the ratio of estimated returns during Q1 (run start through June 11) to the total annual returns for each management unit and year. This metric represents the fraction of each stock's production that would be protected by implementing a front-end closure, independent of that unit's overall contribution to basin-wide returns.</w:t>
+          <w:sz w:val="36"/>
+          <w:szCs w:val="36"/>
+        </w:rPr>
+      </w:pPr>
+      <w:r>
+        <w:rPr>
+          <w:rFonts w:ascii="Garamond" w:hAnsi="Garamond"/>
+          <w:b/>
+          <w:bCs/>
+          <w:sz w:val="22"/>
+          <w:szCs w:val="22"/>
+        </w:rPr>
+        <w:t>T</w:t>
+      </w:r>
+      <w:r>
+        <w:rPr>
+          <w:rFonts w:ascii="Garamond" w:hAnsi="Garamond"/>
+          <w:b/>
+          <w:bCs/>
+          <w:sz w:val="22"/>
+          <w:szCs w:val="22"/>
+        </w:rPr>
+        <w:t xml:space="preserve">rends in stock </w:t>
+      </w:r>
+      <w:r>
+        <w:rPr>
+          <w:rFonts w:ascii="Garamond" w:hAnsi="Garamond"/>
+          <w:b/>
+          <w:bCs/>
+          <w:sz w:val="22"/>
+          <w:szCs w:val="22"/>
+        </w:rPr>
+        <w:t>return timing</w:t>
+      </w:r>
+      <w:r>
+        <w:rPr>
+          <w:rFonts w:ascii="Garamond" w:hAnsi="Garamond"/>
+          <w:b/>
+          <w:bCs/>
+          <w:sz w:val="22"/>
+          <w:szCs w:val="22"/>
+        </w:rPr>
+        <w:t xml:space="preserve"> </w:t>
+      </w:r>
+      <w:r>
+        <w:rPr>
+          <w:rFonts w:ascii="Garamond" w:hAnsi="Garamond"/>
+          <w:b/>
+          <w:bCs/>
+          <w:sz w:val="22"/>
+          <w:szCs w:val="22"/>
+        </w:rPr>
+        <w:t xml:space="preserve">within </w:t>
+      </w:r>
+      <w:r>
+        <w:rPr>
+          <w:rFonts w:ascii="Garamond" w:hAnsi="Garamond"/>
+          <w:b/>
+          <w:bCs/>
+          <w:sz w:val="22"/>
+          <w:szCs w:val="22"/>
+        </w:rPr>
+        <w:t>season</w:t>
       </w:r>
     </w:p>
     <w:p>
       <w:pPr>
+        <w:pStyle w:val="whitespace-normal"/>
         <w:spacing w:line="480" w:lineRule="auto"/>
+        <w:rPr>
+          <w:rFonts w:ascii="Garamond" w:hAnsi="Garamond"/>
+          <w:sz w:val="22"/>
+          <w:szCs w:val="22"/>
+        </w:rPr>
+      </w:pPr>
+      <w:r>
         <w:rPr>
           <w:rFonts w:ascii="Garamond" w:hAnsi="Garamond"/>
           <w:b/>
           <w:bCs/>
           <w:sz w:val="22"/>
           <w:szCs w:val="22"/>
-          <w:rPrChange w:id="20" w:author="Benjamin J. Makhlouf" w:date="2025-07-26T11:37:00Z" w16du:dateUtc="2025-07-26T18:37:00Z">
-            <w:rPr>
-              <w:rFonts w:ascii="Garamond" w:hAnsi="Garamond"/>
-              <w:b/>
-              <w:bCs/>
-              <w:sz w:val="28"/>
-              <w:szCs w:val="28"/>
-            </w:rPr>
-          </w:rPrChange>
-        </w:rPr>
-      </w:pPr>
-      <w:r>
-        <w:rPr>
-          <w:rFonts w:ascii="Garamond" w:hAnsi="Garamond"/>
-          <w:b/>
-          <w:bCs/>
-          <w:sz w:val="22"/>
-          <w:szCs w:val="22"/>
-          <w:rPrChange w:id="21" w:author="Benjamin J. Makhlouf" w:date="2025-07-26T11:37:00Z" w16du:dateUtc="2025-07-26T18:37:00Z">
-            <w:rPr>
-              <w:rFonts w:ascii="Garamond" w:hAnsi="Garamond"/>
-              <w:b/>
-              <w:bCs/>
-              <w:sz w:val="28"/>
-              <w:szCs w:val="28"/>
-            </w:rPr>
-          </w:rPrChange>
-        </w:rPr>
-        <w:t>Results</w:t>
-      </w:r>
-    </w:p>
-    <w:p>
-      <w:pPr>
-        <w:pStyle w:val="whitespace-normal"/>
-        <w:spacing w:line="480" w:lineRule="auto"/>
-        <w:rPr>
-          <w:rFonts w:ascii="Garamond" w:hAnsi="Garamond"/>
-          <w:b/>
-          <w:bCs/>
-          <w:sz w:val="22"/>
-          <w:szCs w:val="22"/>
-        </w:rPr>
-      </w:pPr>
-      <w:r>
-        <w:rPr>
-          <w:rFonts w:ascii="Garamond" w:hAnsi="Garamond"/>
-          <w:b/>
-          <w:bCs/>
-          <w:sz w:val="22"/>
-          <w:szCs w:val="22"/>
-        </w:rPr>
-        <w:t>T</w:t>
-      </w:r>
-      <w:r>
-        <w:rPr>
-          <w:rFonts w:ascii="Garamond" w:hAnsi="Garamond"/>
-          <w:b/>
-          <w:bCs/>
-          <w:sz w:val="22"/>
-          <w:szCs w:val="22"/>
-        </w:rPr>
-        <w:t>rends in stock contribution</w:t>
-      </w:r>
-      <w:r>
-        <w:rPr>
-          <w:rFonts w:ascii="Garamond" w:hAnsi="Garamond"/>
-          <w:b/>
-          <w:bCs/>
-          <w:sz w:val="22"/>
-          <w:szCs w:val="22"/>
-        </w:rPr>
-        <w:t xml:space="preserve"> over the migration season</w:t>
-      </w:r>
-    </w:p>
-    <w:p>
-      <w:pPr>
-        <w:pStyle w:val="whitespace-normal"/>
-        <w:spacing w:line="480" w:lineRule="auto"/>
-        <w:rPr>
-          <w:rFonts w:ascii="Garamond" w:hAnsi="Garamond"/>
-          <w:sz w:val="22"/>
-          <w:szCs w:val="22"/>
-          <w:rPrChange w:id="22" w:author="Benjamin J. Makhlouf" w:date="2025-07-26T11:37:00Z" w16du:dateUtc="2025-07-26T18:37:00Z">
-            <w:rPr>
-              <w:rFonts w:ascii="Garamond" w:hAnsi="Garamond"/>
-              <w:sz w:val="20"/>
-              <w:szCs w:val="20"/>
-            </w:rPr>
-          </w:rPrChange>
-        </w:rPr>
-      </w:pPr>
-      <w:r>
-        <w:rPr>
-          <w:rFonts w:ascii="Garamond" w:hAnsi="Garamond"/>
-          <w:b/>
-          <w:bCs/>
-          <w:sz w:val="22"/>
-          <w:szCs w:val="22"/>
         </w:rPr>
         <w:tab/>
       </w:r>
@@ -5602,45 +5740,22 @@
           <w:rFonts w:ascii="Garamond" w:hAnsi="Garamond"/>
           <w:sz w:val="22"/>
           <w:szCs w:val="22"/>
-          <w:rPrChange w:id="23" w:author="Benjamin J. Makhlouf" w:date="2025-07-26T11:37:00Z" w16du:dateUtc="2025-07-26T18:37:00Z">
-            <w:rPr>
-              <w:rFonts w:ascii="Garamond" w:hAnsi="Garamond"/>
-              <w:sz w:val="20"/>
-              <w:szCs w:val="20"/>
-            </w:rPr>
-          </w:rPrChange>
-        </w:rPr>
-        <w:t xml:space="preserve">Across all years of our dataset (2017-2021), returns to the 21 stock units exhibited distinct temporal patterns in contribution and </w:t>
-      </w:r>
-      <w:ins w:id="24" w:author="Daniel Schindler" w:date="2025-07-17T13:47:00Z" w16du:dateUtc="2025-07-17T21:47:00Z">
-        <w:r>
-          <w:rPr>
-            <w:rFonts w:ascii="Garamond" w:hAnsi="Garamond"/>
-            <w:sz w:val="22"/>
-            <w:szCs w:val="22"/>
-            <w:rPrChange w:id="25" w:author="Benjamin J. Makhlouf" w:date="2025-07-26T11:37:00Z" w16du:dateUtc="2025-07-26T18:37:00Z">
-              <w:rPr>
-                <w:rFonts w:ascii="Garamond" w:hAnsi="Garamond"/>
-                <w:sz w:val="20"/>
-                <w:szCs w:val="20"/>
-              </w:rPr>
-            </w:rPrChange>
-          </w:rPr>
-          <w:t>a</w:t>
-        </w:r>
-      </w:ins>
-      <w:r>
-        <w:rPr>
-          <w:rFonts w:ascii="Garamond" w:hAnsi="Garamond"/>
-          <w:sz w:val="22"/>
-          <w:szCs w:val="22"/>
-          <w:rPrChange w:id="26" w:author="Benjamin J. Makhlouf" w:date="2025-07-26T11:37:00Z" w16du:dateUtc="2025-07-26T18:37:00Z">
-            <w:rPr>
-              <w:rFonts w:ascii="Garamond" w:hAnsi="Garamond"/>
-              <w:sz w:val="20"/>
-              <w:szCs w:val="20"/>
-            </w:rPr>
-          </w:rPrChange>
+        </w:rPr>
+        <w:t xml:space="preserve">Across all years of our dataset (2017-2021), returns to the 21 stock units exhibited </w:t>
+      </w:r>
+      <w:r>
+        <w:rPr>
+          <w:rFonts w:ascii="Garamond" w:hAnsi="Garamond"/>
+          <w:sz w:val="22"/>
+          <w:szCs w:val="22"/>
+        </w:rPr>
+        <w:t>a</w:t>
+      </w:r>
+      <w:r>
+        <w:rPr>
+          <w:rFonts w:ascii="Garamond" w:hAnsi="Garamond"/>
+          <w:sz w:val="22"/>
+          <w:szCs w:val="22"/>
         </w:rPr>
         <w:t xml:space="preserve"> </w:t>
       </w:r>
@@ -5649,13 +5764,6 @@
           <w:rFonts w:ascii="Garamond" w:hAnsi="Garamond"/>
           <w:sz w:val="22"/>
           <w:szCs w:val="22"/>
-          <w:rPrChange w:id="27" w:author="Benjamin J. Makhlouf" w:date="2025-07-26T11:37:00Z" w16du:dateUtc="2025-07-26T18:37:00Z">
-            <w:rPr>
-              <w:rFonts w:ascii="Garamond" w:hAnsi="Garamond"/>
-              <w:sz w:val="20"/>
-              <w:szCs w:val="20"/>
-            </w:rPr>
-          </w:rPrChange>
         </w:rPr>
         <w:t xml:space="preserve">general transition </w:t>
       </w:r>
@@ -5664,13 +5772,6 @@
           <w:rFonts w:ascii="Garamond" w:hAnsi="Garamond"/>
           <w:sz w:val="22"/>
           <w:szCs w:val="22"/>
-          <w:rPrChange w:id="28" w:author="Benjamin J. Makhlouf" w:date="2025-07-26T11:37:00Z" w16du:dateUtc="2025-07-26T18:37:00Z">
-            <w:rPr>
-              <w:rFonts w:ascii="Garamond" w:hAnsi="Garamond"/>
-              <w:sz w:val="20"/>
-              <w:szCs w:val="20"/>
-            </w:rPr>
-          </w:rPrChange>
         </w:rPr>
         <w:t>from upstream to downstream stock</w:t>
       </w:r>
@@ -5679,13 +5780,6 @@
           <w:rFonts w:ascii="Garamond" w:hAnsi="Garamond"/>
           <w:sz w:val="22"/>
           <w:szCs w:val="22"/>
-          <w:rPrChange w:id="29" w:author="Benjamin J. Makhlouf" w:date="2025-07-26T11:37:00Z" w16du:dateUtc="2025-07-26T18:37:00Z">
-            <w:rPr>
-              <w:rFonts w:ascii="Garamond" w:hAnsi="Garamond"/>
-              <w:sz w:val="20"/>
-              <w:szCs w:val="20"/>
-            </w:rPr>
-          </w:rPrChange>
         </w:rPr>
         <w:t>s</w:t>
       </w:r>
@@ -5694,119 +5788,63 @@
           <w:rFonts w:ascii="Garamond" w:hAnsi="Garamond"/>
           <w:sz w:val="22"/>
           <w:szCs w:val="22"/>
-          <w:rPrChange w:id="30" w:author="Benjamin J. Makhlouf" w:date="2025-07-26T11:37:00Z" w16du:dateUtc="2025-07-26T18:37:00Z">
-            <w:rPr>
-              <w:rFonts w:ascii="Garamond" w:hAnsi="Garamond"/>
-              <w:sz w:val="20"/>
-              <w:szCs w:val="20"/>
-            </w:rPr>
-          </w:rPrChange>
-        </w:rPr>
-        <w:t xml:space="preserve"> as the season progressed. Early season returns (Q1: start of run through June 11) were dominated by stocks from the upper portions of the watershed. The largest contributors were Big River (median: ~12%, range: 8-18%), Upper Kusko</w:t>
-      </w:r>
-      <w:r>
-        <w:rPr>
-          <w:rFonts w:ascii="Garamond" w:hAnsi="Garamond"/>
-          <w:sz w:val="22"/>
-          <w:szCs w:val="22"/>
-          <w:rPrChange w:id="31" w:author="Benjamin J. Makhlouf" w:date="2025-07-26T11:37:00Z" w16du:dateUtc="2025-07-26T18:37:00Z">
-            <w:rPr>
-              <w:rFonts w:ascii="Garamond" w:hAnsi="Garamond"/>
-              <w:sz w:val="20"/>
-              <w:szCs w:val="20"/>
-            </w:rPr>
-          </w:rPrChange>
-        </w:rPr>
-        <w:t>kwim</w:t>
-      </w:r>
-      <w:r>
-        <w:rPr>
-          <w:rFonts w:ascii="Garamond" w:hAnsi="Garamond"/>
-          <w:sz w:val="22"/>
-          <w:szCs w:val="22"/>
-          <w:rPrChange w:id="32" w:author="Benjamin J. Makhlouf" w:date="2025-07-26T11:37:00Z" w16du:dateUtc="2025-07-26T18:37:00Z">
-            <w:rPr>
-              <w:rFonts w:ascii="Garamond" w:hAnsi="Garamond"/>
-              <w:sz w:val="20"/>
-              <w:szCs w:val="20"/>
-            </w:rPr>
-          </w:rPrChange>
-        </w:rPr>
-        <w:t xml:space="preserve"> Main (median: ~10%, range: 6-16%), and Swift </w:t>
-      </w:r>
-      <w:r>
-        <w:rPr>
-          <w:rFonts w:ascii="Garamond" w:hAnsi="Garamond"/>
-          <w:sz w:val="22"/>
-          <w:szCs w:val="22"/>
-          <w:rPrChange w:id="33" w:author="Benjamin J. Makhlouf" w:date="2025-07-26T11:37:00Z" w16du:dateUtc="2025-07-26T18:37:00Z">
-            <w:rPr>
-              <w:rFonts w:ascii="Garamond" w:hAnsi="Garamond"/>
-              <w:sz w:val="20"/>
-              <w:szCs w:val="20"/>
-            </w:rPr>
-          </w:rPrChange>
-        </w:rPr>
-        <w:t xml:space="preserve">River </w:t>
-      </w:r>
-      <w:r>
-        <w:rPr>
-          <w:rFonts w:ascii="Garamond" w:hAnsi="Garamond"/>
-          <w:sz w:val="22"/>
-          <w:szCs w:val="22"/>
-          <w:rPrChange w:id="34" w:author="Benjamin J. Makhlouf" w:date="2025-07-26T11:37:00Z" w16du:dateUtc="2025-07-26T18:37:00Z">
-            <w:rPr>
-              <w:rFonts w:ascii="Garamond" w:hAnsi="Garamond"/>
-              <w:sz w:val="20"/>
-              <w:szCs w:val="20"/>
-            </w:rPr>
-          </w:rPrChange>
-        </w:rPr>
-        <w:t>(median: ~8%, range: 4-14%), with moderate contributions from</w:t>
-      </w:r>
-      <w:r>
-        <w:rPr>
-          <w:rFonts w:ascii="Garamond" w:hAnsi="Garamond"/>
-          <w:sz w:val="22"/>
-          <w:szCs w:val="22"/>
-          <w:rPrChange w:id="35" w:author="Benjamin J. Makhlouf" w:date="2025-07-26T11:37:00Z" w16du:dateUtc="2025-07-26T18:37:00Z">
-            <w:rPr>
-              <w:rFonts w:ascii="Garamond" w:hAnsi="Garamond"/>
-              <w:sz w:val="20"/>
-              <w:szCs w:val="20"/>
-            </w:rPr>
-          </w:rPrChange>
-        </w:rPr>
-        <w:t xml:space="preserve"> the</w:t>
-      </w:r>
-      <w:r>
-        <w:rPr>
-          <w:rFonts w:ascii="Garamond" w:hAnsi="Garamond"/>
-          <w:sz w:val="22"/>
-          <w:szCs w:val="22"/>
-          <w:rPrChange w:id="36" w:author="Benjamin J. Makhlouf" w:date="2025-07-26T11:37:00Z" w16du:dateUtc="2025-07-26T18:37:00Z">
-            <w:rPr>
-              <w:rFonts w:ascii="Garamond" w:hAnsi="Garamond"/>
-              <w:sz w:val="20"/>
-              <w:szCs w:val="20"/>
-            </w:rPr>
-          </w:rPrChange>
+        </w:rPr>
+        <w:t xml:space="preserve"> as the season progressed. Early season returns (Q1: start of run through June 11) were </w:t>
+      </w:r>
+      <w:r>
+        <w:rPr>
+          <w:rFonts w:ascii="Garamond" w:hAnsi="Garamond"/>
+          <w:sz w:val="22"/>
+          <w:szCs w:val="22"/>
+        </w:rPr>
+        <w:t xml:space="preserve">driven primarily </w:t>
+      </w:r>
+      <w:r>
+        <w:rPr>
+          <w:rFonts w:ascii="Garamond" w:hAnsi="Garamond"/>
+          <w:sz w:val="22"/>
+          <w:szCs w:val="22"/>
+        </w:rPr>
+        <w:t>by stocks from the upper portions of the watershed</w:t>
+      </w:r>
+      <w:r>
+        <w:rPr>
+          <w:rFonts w:ascii="Garamond" w:hAnsi="Garamond"/>
+          <w:sz w:val="22"/>
+          <w:szCs w:val="22"/>
+        </w:rPr>
+        <w:t xml:space="preserve"> including</w:t>
+      </w:r>
+      <w:r>
+        <w:rPr>
+          <w:rFonts w:ascii="Garamond" w:hAnsi="Garamond"/>
+          <w:sz w:val="22"/>
+          <w:szCs w:val="22"/>
         </w:rPr>
         <w:t xml:space="preserve"> </w:t>
       </w:r>
+      <w:r>
+        <w:rPr>
+          <w:rFonts w:ascii="Garamond" w:hAnsi="Garamond"/>
+          <w:sz w:val="22"/>
+          <w:szCs w:val="22"/>
+        </w:rPr>
+        <w:t xml:space="preserve">Big River ( </w:t>
+      </w:r>
+      <w:r>
+        <w:rPr>
+          <w:rFonts w:ascii="Garamond" w:hAnsi="Garamond"/>
+          <w:sz w:val="22"/>
+          <w:szCs w:val="22"/>
+        </w:rPr>
+        <w:t xml:space="preserve">median 12.8%, range 4.6 – 16.1%), Swift River (median: 11.6%, range 5.7-14.4%), Stony River (median: 10.5%, range 9.6-12.4%), and Upper Kuskokwim Main (median: 8.9%, range 5.5-10.8%). Notably, the uppermost stocks (North, East, and South Fork Kuskokwim) consistently contributed very little (&lt; 2.5%) and the </w:t>
+      </w:r>
       <w:proofErr w:type="spellStart"/>
       <w:r>
         <w:rPr>
           <w:rFonts w:ascii="Garamond" w:hAnsi="Garamond"/>
           <w:sz w:val="22"/>
           <w:szCs w:val="22"/>
-          <w:rPrChange w:id="37" w:author="Benjamin J. Makhlouf" w:date="2025-07-26T11:37:00Z" w16du:dateUtc="2025-07-26T18:37:00Z">
-            <w:rPr>
-              <w:rFonts w:ascii="Garamond" w:hAnsi="Garamond"/>
-              <w:sz w:val="20"/>
-              <w:szCs w:val="20"/>
-            </w:rPr>
-          </w:rPrChange>
         </w:rPr>
         <w:t>Takotna</w:t>
       </w:r>
@@ -5816,91 +5854,463 @@
           <w:rFonts w:ascii="Garamond" w:hAnsi="Garamond"/>
           <w:sz w:val="22"/>
           <w:szCs w:val="22"/>
-          <w:rPrChange w:id="38" w:author="Benjamin J. Makhlouf" w:date="2025-07-26T11:37:00Z" w16du:dateUtc="2025-07-26T18:37:00Z">
-            <w:rPr>
-              <w:rFonts w:ascii="Garamond" w:hAnsi="Garamond"/>
-              <w:sz w:val="20"/>
-              <w:szCs w:val="20"/>
-            </w:rPr>
-          </w:rPrChange>
+        </w:rPr>
+        <w:t xml:space="preserve"> and Nixon fork and </w:t>
+      </w:r>
+      <w:proofErr w:type="spellStart"/>
+      <w:r>
+        <w:rPr>
+          <w:rFonts w:ascii="Garamond" w:hAnsi="Garamond"/>
+          <w:sz w:val="22"/>
+          <w:szCs w:val="22"/>
+        </w:rPr>
+        <w:t>Tatlawiksuk</w:t>
+      </w:r>
+      <w:proofErr w:type="spellEnd"/>
+      <w:r>
+        <w:rPr>
+          <w:rFonts w:ascii="Garamond" w:hAnsi="Garamond"/>
+          <w:sz w:val="22"/>
+          <w:szCs w:val="22"/>
+        </w:rPr>
+        <w:t xml:space="preserve"> stocks each contributed only modestly (median 3% and 5% respectively) despite their position near the top of the watershed. The second quartile </w:t>
+      </w:r>
+      <w:proofErr w:type="gramStart"/>
+      <w:r>
+        <w:rPr>
+          <w:rFonts w:ascii="Garamond" w:hAnsi="Garamond"/>
+          <w:sz w:val="22"/>
+          <w:szCs w:val="22"/>
+        </w:rPr>
+        <w:t xml:space="preserve">( </w:t>
+      </w:r>
+      <w:r>
+        <w:rPr>
+          <w:rFonts w:ascii="Garamond" w:hAnsi="Garamond"/>
+          <w:sz w:val="22"/>
+          <w:szCs w:val="22"/>
+        </w:rPr>
+        <w:t>June</w:t>
+      </w:r>
+      <w:proofErr w:type="gramEnd"/>
+      <w:r>
+        <w:rPr>
+          <w:rFonts w:ascii="Garamond" w:hAnsi="Garamond"/>
+          <w:sz w:val="22"/>
+          <w:szCs w:val="22"/>
+        </w:rPr>
+        <w:t xml:space="preserve"> 12</w:t>
+      </w:r>
+      <w:r>
+        <w:rPr>
+          <w:rFonts w:ascii="Garamond" w:hAnsi="Garamond"/>
+          <w:sz w:val="22"/>
+          <w:szCs w:val="22"/>
+          <w:vertAlign w:val="superscript"/>
+        </w:rPr>
+        <w:t>th</w:t>
+      </w:r>
+      <w:r>
+        <w:rPr>
+          <w:rFonts w:ascii="Garamond" w:hAnsi="Garamond"/>
+          <w:sz w:val="22"/>
+          <w:szCs w:val="22"/>
+        </w:rPr>
+        <w:t xml:space="preserve"> – 21</w:t>
+      </w:r>
+      <w:r>
+        <w:rPr>
+          <w:rFonts w:ascii="Garamond" w:hAnsi="Garamond"/>
+          <w:sz w:val="22"/>
+          <w:szCs w:val="22"/>
+          <w:vertAlign w:val="superscript"/>
+        </w:rPr>
+        <w:t>st</w:t>
+      </w:r>
+      <w:r>
+        <w:rPr>
+          <w:rFonts w:ascii="Garamond" w:hAnsi="Garamond"/>
+          <w:sz w:val="22"/>
+          <w:szCs w:val="22"/>
+        </w:rPr>
+        <w:t xml:space="preserve">) saw a more even distribution of returns across much of the middle watershed, with Upper Kuskokwim Main, Big River, </w:t>
+      </w:r>
+      <w:proofErr w:type="spellStart"/>
+      <w:r>
+        <w:rPr>
+          <w:rFonts w:ascii="Garamond" w:hAnsi="Garamond"/>
+          <w:sz w:val="22"/>
+          <w:szCs w:val="22"/>
+        </w:rPr>
+        <w:t>Takotna</w:t>
+      </w:r>
+      <w:proofErr w:type="spellEnd"/>
+      <w:r>
+        <w:rPr>
+          <w:rFonts w:ascii="Garamond" w:hAnsi="Garamond"/>
+          <w:sz w:val="22"/>
+          <w:szCs w:val="22"/>
+        </w:rPr>
+        <w:t xml:space="preserve"> River and Nixon Fork, Swift River, </w:t>
+      </w:r>
+      <w:proofErr w:type="spellStart"/>
+      <w:r>
+        <w:rPr>
+          <w:rFonts w:ascii="Garamond" w:hAnsi="Garamond"/>
+          <w:sz w:val="22"/>
+          <w:szCs w:val="22"/>
+        </w:rPr>
+        <w:t>Holitna</w:t>
+      </w:r>
+      <w:proofErr w:type="spellEnd"/>
+      <w:r>
+        <w:rPr>
+          <w:rFonts w:ascii="Garamond" w:hAnsi="Garamond"/>
+          <w:sz w:val="22"/>
+          <w:szCs w:val="22"/>
+        </w:rPr>
+        <w:t xml:space="preserve"> River, </w:t>
+      </w:r>
+      <w:proofErr w:type="spellStart"/>
+      <w:r>
+        <w:rPr>
+          <w:rFonts w:ascii="Garamond" w:hAnsi="Garamond"/>
+          <w:sz w:val="22"/>
+          <w:szCs w:val="22"/>
+        </w:rPr>
+        <w:t>Hoholitna</w:t>
+      </w:r>
+      <w:proofErr w:type="spellEnd"/>
+      <w:r>
+        <w:rPr>
+          <w:rFonts w:ascii="Garamond" w:hAnsi="Garamond"/>
+          <w:sz w:val="22"/>
+          <w:szCs w:val="22"/>
+        </w:rPr>
+        <w:t xml:space="preserve"> River, Middle Kuskokwim Main, Aniak, and </w:t>
+      </w:r>
+      <w:proofErr w:type="spellStart"/>
+      <w:r>
+        <w:rPr>
+          <w:rFonts w:ascii="Garamond" w:hAnsi="Garamond"/>
+          <w:sz w:val="22"/>
+          <w:szCs w:val="22"/>
+        </w:rPr>
+        <w:t>Kisarlik</w:t>
+      </w:r>
+      <w:proofErr w:type="spellEnd"/>
+      <w:r>
+        <w:rPr>
+          <w:rFonts w:ascii="Garamond" w:hAnsi="Garamond"/>
+          <w:sz w:val="22"/>
+          <w:szCs w:val="22"/>
+        </w:rPr>
+        <w:t xml:space="preserve"> all contributing between 5 and 10%. Only the Stony River had an average contribution of greater than 10% (median 11.5%) with a relative constrained range (10.7 – 12.2%) indicating consistent contribution to the 2</w:t>
+      </w:r>
+      <w:r>
+        <w:rPr>
+          <w:rFonts w:ascii="Garamond" w:hAnsi="Garamond"/>
+          <w:sz w:val="22"/>
+          <w:szCs w:val="22"/>
+          <w:vertAlign w:val="superscript"/>
+        </w:rPr>
+        <w:t>nd</w:t>
+      </w:r>
+      <w:r>
+        <w:rPr>
+          <w:rFonts w:ascii="Garamond" w:hAnsi="Garamond"/>
+          <w:sz w:val="22"/>
+          <w:szCs w:val="22"/>
+        </w:rPr>
+        <w:t xml:space="preserve"> quartile. This pattern largely holds in the 3</w:t>
+      </w:r>
+      <w:r>
+        <w:rPr>
+          <w:rFonts w:ascii="Garamond" w:hAnsi="Garamond"/>
+          <w:sz w:val="22"/>
+          <w:szCs w:val="22"/>
+          <w:vertAlign w:val="superscript"/>
+        </w:rPr>
+        <w:t>rd</w:t>
+      </w:r>
+      <w:r>
+        <w:rPr>
+          <w:rFonts w:ascii="Garamond" w:hAnsi="Garamond"/>
+          <w:sz w:val="22"/>
+          <w:szCs w:val="22"/>
+        </w:rPr>
+        <w:t xml:space="preserve"> quartile (June 22</w:t>
+      </w:r>
+      <w:r>
+        <w:rPr>
+          <w:rFonts w:ascii="Garamond" w:hAnsi="Garamond"/>
+          <w:sz w:val="22"/>
+          <w:szCs w:val="22"/>
+          <w:vertAlign w:val="superscript"/>
+        </w:rPr>
+        <w:t>nd</w:t>
+      </w:r>
+      <w:r>
+        <w:rPr>
+          <w:rFonts w:ascii="Garamond" w:hAnsi="Garamond"/>
+          <w:sz w:val="22"/>
+          <w:szCs w:val="22"/>
+        </w:rPr>
+        <w:t>-July1st</w:t>
+      </w:r>
+      <w:proofErr w:type="gramStart"/>
+      <w:r>
+        <w:rPr>
+          <w:rFonts w:ascii="Garamond" w:hAnsi="Garamond"/>
+          <w:sz w:val="22"/>
+          <w:szCs w:val="22"/>
+        </w:rPr>
+        <w:t>) ,</w:t>
+      </w:r>
+      <w:proofErr w:type="gramEnd"/>
+      <w:r>
+        <w:rPr>
+          <w:rFonts w:ascii="Garamond" w:hAnsi="Garamond"/>
+          <w:sz w:val="22"/>
+          <w:szCs w:val="22"/>
+        </w:rPr>
+        <w:t xml:space="preserve"> but with increased contribution from the </w:t>
+      </w:r>
+      <w:proofErr w:type="spellStart"/>
+      <w:r>
+        <w:rPr>
+          <w:rFonts w:ascii="Garamond" w:hAnsi="Garamond"/>
+          <w:sz w:val="22"/>
+          <w:szCs w:val="22"/>
+        </w:rPr>
+        <w:t>Holitna</w:t>
+      </w:r>
+      <w:proofErr w:type="spellEnd"/>
+      <w:r>
+        <w:rPr>
+          <w:rFonts w:ascii="Garamond" w:hAnsi="Garamond"/>
+          <w:sz w:val="22"/>
+          <w:szCs w:val="22"/>
+        </w:rPr>
+        <w:t xml:space="preserve"> River (median; 10.4%, range 9.5-13.6%), </w:t>
+      </w:r>
+      <w:proofErr w:type="spellStart"/>
+      <w:r>
+        <w:rPr>
+          <w:rFonts w:ascii="Garamond" w:hAnsi="Garamond"/>
+          <w:sz w:val="22"/>
+          <w:szCs w:val="22"/>
+        </w:rPr>
+        <w:t>Hoholitna</w:t>
+      </w:r>
+      <w:proofErr w:type="spellEnd"/>
+      <w:r>
+        <w:rPr>
+          <w:rFonts w:ascii="Garamond" w:hAnsi="Garamond"/>
+          <w:sz w:val="22"/>
+          <w:szCs w:val="22"/>
+        </w:rPr>
+        <w:t xml:space="preserve"> River (median 9.6%, range 8.8-12.2%), and Aniak river (median 8.2%, range 5.7-10.1%). </w:t>
+      </w:r>
+      <w:proofErr w:type="spellStart"/>
+      <w:r>
+        <w:rPr>
+          <w:rFonts w:ascii="Garamond" w:hAnsi="Garamond"/>
+          <w:sz w:val="22"/>
+          <w:szCs w:val="22"/>
+        </w:rPr>
+        <w:t>lLate</w:t>
+      </w:r>
+      <w:proofErr w:type="spellEnd"/>
+      <w:r>
+        <w:rPr>
+          <w:rFonts w:ascii="Garamond" w:hAnsi="Garamond"/>
+          <w:sz w:val="22"/>
+          <w:szCs w:val="22"/>
+        </w:rPr>
+        <w:t xml:space="preserve"> season returns (July 2</w:t>
+      </w:r>
+      <w:r>
+        <w:rPr>
+          <w:rFonts w:ascii="Garamond" w:hAnsi="Garamond"/>
+          <w:sz w:val="22"/>
+          <w:szCs w:val="22"/>
+          <w:vertAlign w:val="superscript"/>
+        </w:rPr>
+        <w:t>nd</w:t>
+      </w:r>
+      <w:r>
+        <w:rPr>
+          <w:rFonts w:ascii="Garamond" w:hAnsi="Garamond"/>
+          <w:sz w:val="22"/>
+          <w:szCs w:val="22"/>
+        </w:rPr>
+        <w:t xml:space="preserve"> onward) displayed further decreasing contribution from Upper Kuskokwim stocks (</w:t>
+      </w:r>
+      <w:proofErr w:type="spellStart"/>
+      <w:r>
+        <w:rPr>
+          <w:rFonts w:ascii="Garamond" w:hAnsi="Garamond"/>
+          <w:sz w:val="22"/>
+          <w:szCs w:val="22"/>
+        </w:rPr>
+        <w:t>i.e</w:t>
+      </w:r>
+      <w:proofErr w:type="spellEnd"/>
+      <w:r>
+        <w:rPr>
+          <w:rFonts w:ascii="Garamond" w:hAnsi="Garamond"/>
+          <w:sz w:val="22"/>
+          <w:szCs w:val="22"/>
+        </w:rPr>
+        <w:t xml:space="preserve"> Upper Kuskokwim Main, Big River, </w:t>
+      </w:r>
+      <w:proofErr w:type="spellStart"/>
+      <w:r>
+        <w:rPr>
+          <w:rFonts w:ascii="Garamond" w:hAnsi="Garamond"/>
+          <w:sz w:val="22"/>
+          <w:szCs w:val="22"/>
+        </w:rPr>
+        <w:t>Takotna</w:t>
+      </w:r>
+      <w:proofErr w:type="spellEnd"/>
+      <w:r>
+        <w:rPr>
+          <w:rFonts w:ascii="Garamond" w:hAnsi="Garamond"/>
+          <w:sz w:val="22"/>
+          <w:szCs w:val="22"/>
+        </w:rPr>
+        <w:t xml:space="preserve"> River and Nixon Fork, </w:t>
+      </w:r>
+      <w:proofErr w:type="spellStart"/>
+      <w:r>
+        <w:rPr>
+          <w:rFonts w:ascii="Garamond" w:hAnsi="Garamond"/>
+          <w:sz w:val="22"/>
+          <w:szCs w:val="22"/>
+        </w:rPr>
+        <w:t>Tatlawiksuk</w:t>
+      </w:r>
+      <w:proofErr w:type="spellEnd"/>
+      <w:r>
+        <w:rPr>
+          <w:rFonts w:ascii="Garamond" w:hAnsi="Garamond"/>
+          <w:sz w:val="22"/>
+          <w:szCs w:val="22"/>
+        </w:rPr>
+        <w:t xml:space="preserve"> River, and Swift River). The </w:t>
+      </w:r>
+      <w:proofErr w:type="spellStart"/>
+      <w:r>
+        <w:rPr>
+          <w:rFonts w:ascii="Garamond" w:hAnsi="Garamond"/>
+          <w:sz w:val="22"/>
+          <w:szCs w:val="22"/>
+        </w:rPr>
+        <w:t>Hoholitna</w:t>
+      </w:r>
+      <w:proofErr w:type="spellEnd"/>
+      <w:r>
+        <w:rPr>
+          <w:rFonts w:ascii="Garamond" w:hAnsi="Garamond"/>
+          <w:sz w:val="22"/>
+          <w:szCs w:val="22"/>
+        </w:rPr>
+        <w:t xml:space="preserve"> and Middle Kuskokwim River saw slight decreases and increases in contribution, respectively, but with </w:t>
+      </w:r>
+      <w:r>
+        <w:rPr>
+          <w:rFonts w:ascii="Garamond" w:hAnsi="Garamond"/>
+          <w:sz w:val="22"/>
+          <w:szCs w:val="22"/>
+        </w:rPr>
+        <w:t xml:space="preserve">an associated </w:t>
+      </w:r>
+      <w:r>
+        <w:rPr>
+          <w:rFonts w:ascii="Garamond" w:hAnsi="Garamond"/>
+          <w:sz w:val="22"/>
+          <w:szCs w:val="22"/>
+        </w:rPr>
+        <w:t xml:space="preserve">increase in range indicating variability </w:t>
+      </w:r>
+      <w:r>
+        <w:rPr>
+          <w:rFonts w:ascii="Garamond" w:hAnsi="Garamond"/>
+          <w:sz w:val="22"/>
+          <w:szCs w:val="22"/>
+        </w:rPr>
+        <w:t xml:space="preserve">across </w:t>
+      </w:r>
+      <w:r>
+        <w:rPr>
+          <w:rFonts w:ascii="Garamond" w:hAnsi="Garamond"/>
+          <w:sz w:val="22"/>
+          <w:szCs w:val="22"/>
+        </w:rPr>
+        <w:t>the dataset. Contribution from the Aniak</w:t>
+      </w:r>
+      <w:r>
+        <w:rPr>
+          <w:rFonts w:ascii="Garamond" w:hAnsi="Garamond"/>
+          <w:sz w:val="22"/>
+          <w:szCs w:val="22"/>
+        </w:rPr>
+        <w:t xml:space="preserve"> (median; 11.6%), </w:t>
+      </w:r>
+      <w:proofErr w:type="spellStart"/>
+      <w:r>
+        <w:rPr>
+          <w:rFonts w:ascii="Garamond" w:hAnsi="Garamond"/>
+          <w:sz w:val="22"/>
+          <w:szCs w:val="22"/>
+        </w:rPr>
+        <w:t>Tuluksak</w:t>
+      </w:r>
+      <w:proofErr w:type="spellEnd"/>
+      <w:r>
+        <w:rPr>
+          <w:rFonts w:ascii="Garamond" w:hAnsi="Garamond"/>
+          <w:sz w:val="22"/>
+          <w:szCs w:val="22"/>
+        </w:rPr>
+        <w:t xml:space="preserve"> (median; 6.1%</w:t>
+      </w:r>
+      <w:proofErr w:type="gramStart"/>
+      <w:r>
+        <w:rPr>
+          <w:rFonts w:ascii="Garamond" w:hAnsi="Garamond"/>
+          <w:sz w:val="22"/>
+          <w:szCs w:val="22"/>
+        </w:rPr>
+        <w:t xml:space="preserve">) </w:t>
+      </w:r>
+      <w:r>
+        <w:rPr>
+          <w:rFonts w:ascii="Garamond" w:hAnsi="Garamond"/>
+          <w:sz w:val="22"/>
+          <w:szCs w:val="22"/>
+        </w:rPr>
+        <w:t>,</w:t>
+      </w:r>
+      <w:proofErr w:type="gramEnd"/>
+      <w:r>
+        <w:rPr>
+          <w:rFonts w:ascii="Garamond" w:hAnsi="Garamond"/>
+          <w:sz w:val="22"/>
+          <w:szCs w:val="22"/>
         </w:rPr>
         <w:t xml:space="preserve"> </w:t>
       </w:r>
-      <w:r>
-        <w:rPr>
-          <w:rFonts w:ascii="Garamond" w:hAnsi="Garamond"/>
-          <w:sz w:val="22"/>
-          <w:szCs w:val="22"/>
-          <w:rPrChange w:id="39" w:author="Benjamin J. Makhlouf" w:date="2025-07-26T11:37:00Z" w16du:dateUtc="2025-07-26T18:37:00Z">
-            <w:rPr>
-              <w:rFonts w:ascii="Garamond" w:hAnsi="Garamond"/>
-              <w:sz w:val="20"/>
-              <w:szCs w:val="20"/>
-            </w:rPr>
-          </w:rPrChange>
-        </w:rPr>
-        <w:t xml:space="preserve">River </w:t>
-      </w:r>
-      <w:r>
-        <w:rPr>
-          <w:rFonts w:ascii="Garamond" w:hAnsi="Garamond"/>
-          <w:sz w:val="22"/>
-          <w:szCs w:val="22"/>
-          <w:rPrChange w:id="40" w:author="Benjamin J. Makhlouf" w:date="2025-07-26T11:37:00Z" w16du:dateUtc="2025-07-26T18:37:00Z">
-            <w:rPr>
-              <w:rFonts w:ascii="Garamond" w:hAnsi="Garamond"/>
-              <w:sz w:val="20"/>
-              <w:szCs w:val="20"/>
-            </w:rPr>
-          </w:rPrChange>
-        </w:rPr>
-        <w:t>and Nixon Fork (~8%) and some middle-watershed stocks including Stony</w:t>
-      </w:r>
-      <w:r>
-        <w:rPr>
-          <w:rFonts w:ascii="Garamond" w:hAnsi="Garamond"/>
-          <w:sz w:val="22"/>
-          <w:szCs w:val="22"/>
-          <w:rPrChange w:id="41" w:author="Benjamin J. Makhlouf" w:date="2025-07-26T11:37:00Z" w16du:dateUtc="2025-07-26T18:37:00Z">
-            <w:rPr>
-              <w:rFonts w:ascii="Garamond" w:hAnsi="Garamond"/>
-              <w:sz w:val="20"/>
-              <w:szCs w:val="20"/>
-            </w:rPr>
-          </w:rPrChange>
-        </w:rPr>
-        <w:t xml:space="preserve"> River</w:t>
-      </w:r>
-      <w:r>
-        <w:rPr>
-          <w:rFonts w:ascii="Garamond" w:hAnsi="Garamond"/>
-          <w:sz w:val="22"/>
-          <w:szCs w:val="22"/>
-          <w:rPrChange w:id="42" w:author="Benjamin J. Makhlouf" w:date="2025-07-26T11:37:00Z" w16du:dateUtc="2025-07-26T18:37:00Z">
-            <w:rPr>
-              <w:rFonts w:ascii="Garamond" w:hAnsi="Garamond"/>
-              <w:sz w:val="20"/>
-              <w:szCs w:val="20"/>
-            </w:rPr>
-          </w:rPrChange>
-        </w:rPr>
-        <w:t xml:space="preserve"> (~6%) and </w:t>
-      </w:r>
       <w:proofErr w:type="spellStart"/>
       <w:r>
         <w:rPr>
           <w:rFonts w:ascii="Garamond" w:hAnsi="Garamond"/>
           <w:sz w:val="22"/>
           <w:szCs w:val="22"/>
-          <w:rPrChange w:id="43" w:author="Benjamin J. Makhlouf" w:date="2025-07-26T11:37:00Z" w16du:dateUtc="2025-07-26T18:37:00Z">
-            <w:rPr>
-              <w:rFonts w:ascii="Garamond" w:hAnsi="Garamond"/>
-              <w:sz w:val="20"/>
-              <w:szCs w:val="20"/>
-            </w:rPr>
-          </w:rPrChange>
-        </w:rPr>
-        <w:t>Holitna</w:t>
+        </w:rPr>
+        <w:t>Kisaralik</w:t>
       </w:r>
       <w:proofErr w:type="spellEnd"/>
       <w:r>
@@ -5908,380 +6318,24 @@
           <w:rFonts w:ascii="Garamond" w:hAnsi="Garamond"/>
           <w:sz w:val="22"/>
           <w:szCs w:val="22"/>
-          <w:rPrChange w:id="44" w:author="Benjamin J. Makhlouf" w:date="2025-07-26T11:37:00Z" w16du:dateUtc="2025-07-26T18:37:00Z">
-            <w:rPr>
-              <w:rFonts w:ascii="Garamond" w:hAnsi="Garamond"/>
-              <w:sz w:val="20"/>
-              <w:szCs w:val="20"/>
-            </w:rPr>
-          </w:rPrChange>
-        </w:rPr>
-        <w:t xml:space="preserve"> </w:t>
-      </w:r>
-      <w:r>
-        <w:rPr>
-          <w:rFonts w:ascii="Garamond" w:hAnsi="Garamond"/>
-          <w:sz w:val="22"/>
-          <w:szCs w:val="22"/>
-          <w:rPrChange w:id="45" w:author="Benjamin J. Makhlouf" w:date="2025-07-26T11:37:00Z" w16du:dateUtc="2025-07-26T18:37:00Z">
-            <w:rPr>
-              <w:rFonts w:ascii="Garamond" w:hAnsi="Garamond"/>
-              <w:sz w:val="20"/>
-              <w:szCs w:val="20"/>
-            </w:rPr>
-          </w:rPrChange>
-        </w:rPr>
-        <w:t xml:space="preserve">River </w:t>
-      </w:r>
-      <w:r>
-        <w:rPr>
-          <w:rFonts w:ascii="Garamond" w:hAnsi="Garamond"/>
-          <w:sz w:val="22"/>
-          <w:szCs w:val="22"/>
-          <w:rPrChange w:id="46" w:author="Benjamin J. Makhlouf" w:date="2025-07-26T11:37:00Z" w16du:dateUtc="2025-07-26T18:37:00Z">
-            <w:rPr>
-              <w:rFonts w:ascii="Garamond" w:hAnsi="Garamond"/>
-              <w:sz w:val="20"/>
-              <w:szCs w:val="20"/>
-            </w:rPr>
-          </w:rPrChange>
-        </w:rPr>
-        <w:t xml:space="preserve">(~5%). Upper watershed stocks exhibited substantially higher inter-annual variability during Q1 as compared to the other three </w:t>
-      </w:r>
-      <w:r>
-        <w:rPr>
-          <w:rFonts w:ascii="Garamond" w:hAnsi="Garamond"/>
-          <w:sz w:val="22"/>
-          <w:szCs w:val="22"/>
-          <w:rPrChange w:id="47" w:author="Benjamin J. Makhlouf" w:date="2025-07-26T11:37:00Z" w16du:dateUtc="2025-07-26T18:37:00Z">
-            <w:rPr>
-              <w:rFonts w:ascii="Garamond" w:hAnsi="Garamond"/>
-              <w:sz w:val="20"/>
-              <w:szCs w:val="20"/>
-            </w:rPr>
-          </w:rPrChange>
-        </w:rPr>
-        <w:t xml:space="preserve">seasonal </w:t>
-      </w:r>
-      <w:r>
-        <w:rPr>
-          <w:rFonts w:ascii="Garamond" w:hAnsi="Garamond"/>
-          <w:sz w:val="22"/>
-          <w:szCs w:val="22"/>
-          <w:rPrChange w:id="48" w:author="Benjamin J. Makhlouf" w:date="2025-07-26T11:37:00Z" w16du:dateUtc="2025-07-26T18:37:00Z">
-            <w:rPr>
-              <w:rFonts w:ascii="Garamond" w:hAnsi="Garamond"/>
-              <w:sz w:val="20"/>
-              <w:szCs w:val="20"/>
-            </w:rPr>
-          </w:rPrChange>
-        </w:rPr>
-        <w:t>quartiles.</w:t>
-      </w:r>
-      <w:r>
-        <w:rPr>
-          <w:rFonts w:ascii="Garamond" w:hAnsi="Garamond"/>
-          <w:sz w:val="22"/>
-          <w:szCs w:val="22"/>
-          <w:rPrChange w:id="49" w:author="Benjamin J. Makhlouf" w:date="2025-07-26T11:37:00Z" w16du:dateUtc="2025-07-26T18:37:00Z">
-            <w:rPr>
-              <w:rFonts w:ascii="Garamond" w:hAnsi="Garamond"/>
-              <w:sz w:val="20"/>
-              <w:szCs w:val="20"/>
-            </w:rPr>
-          </w:rPrChange>
-        </w:rPr>
-        <w:t xml:space="preserve"> </w:t>
-      </w:r>
-      <w:r>
-        <w:rPr>
-          <w:rFonts w:ascii="Garamond" w:hAnsi="Garamond"/>
-          <w:sz w:val="22"/>
-          <w:szCs w:val="22"/>
-          <w:rPrChange w:id="50" w:author="Benjamin J. Makhlouf" w:date="2025-07-26T11:37:00Z" w16du:dateUtc="2025-07-26T18:37:00Z">
-            <w:rPr>
-              <w:rFonts w:ascii="Garamond" w:hAnsi="Garamond"/>
-              <w:sz w:val="20"/>
-              <w:szCs w:val="20"/>
-            </w:rPr>
-          </w:rPrChange>
-        </w:rPr>
-        <w:t xml:space="preserve">The distribution of returns became more </w:t>
-      </w:r>
-      <w:r>
-        <w:rPr>
-          <w:rFonts w:ascii="Garamond" w:hAnsi="Garamond"/>
-          <w:sz w:val="22"/>
-          <w:szCs w:val="22"/>
-          <w:rPrChange w:id="51" w:author="Benjamin J. Makhlouf" w:date="2025-07-26T11:37:00Z" w16du:dateUtc="2025-07-26T18:37:00Z">
-            <w:rPr>
-              <w:rFonts w:ascii="Garamond" w:hAnsi="Garamond"/>
-              <w:sz w:val="20"/>
-              <w:szCs w:val="20"/>
-            </w:rPr>
-          </w:rPrChange>
-        </w:rPr>
-        <w:t xml:space="preserve">widely distributed </w:t>
-      </w:r>
-      <w:r>
-        <w:rPr>
-          <w:rFonts w:ascii="Garamond" w:hAnsi="Garamond"/>
-          <w:sz w:val="22"/>
-          <w:szCs w:val="22"/>
-          <w:rPrChange w:id="52" w:author="Benjamin J. Makhlouf" w:date="2025-07-26T11:37:00Z" w16du:dateUtc="2025-07-26T18:37:00Z">
-            <w:rPr>
-              <w:rFonts w:ascii="Garamond" w:hAnsi="Garamond"/>
-              <w:sz w:val="20"/>
-              <w:szCs w:val="20"/>
-            </w:rPr>
-          </w:rPrChange>
-        </w:rPr>
-        <w:t xml:space="preserve">across the watershed during Q2 (June 12-21), with contributions more evenly distributed among management units compared to the upper-watershed dominance of Q1. Upper watershed contributions remained important but began declining: Big River decreased from 12% to 10%, Upper Kusko Main from 10% to 9%, and Swift from 8% to 7%. Simultaneously, middle-watershed stocks increased </w:t>
-      </w:r>
-      <w:r>
-        <w:rPr>
-          <w:rFonts w:ascii="Garamond" w:hAnsi="Garamond"/>
-          <w:sz w:val="22"/>
-          <w:szCs w:val="22"/>
-          <w:rPrChange w:id="53" w:author="Benjamin J. Makhlouf" w:date="2025-07-26T11:37:00Z" w16du:dateUtc="2025-07-26T18:37:00Z">
-            <w:rPr>
-              <w:rFonts w:ascii="Garamond" w:hAnsi="Garamond"/>
-              <w:sz w:val="20"/>
-              <w:szCs w:val="20"/>
-            </w:rPr>
-          </w:rPrChange>
-        </w:rPr>
-        <w:t xml:space="preserve">in </w:t>
-      </w:r>
-      <w:r>
-        <w:rPr>
-          <w:rFonts w:ascii="Garamond" w:hAnsi="Garamond"/>
-          <w:sz w:val="22"/>
-          <w:szCs w:val="22"/>
-          <w:rPrChange w:id="54" w:author="Benjamin J. Makhlouf" w:date="2025-07-26T11:37:00Z" w16du:dateUtc="2025-07-26T18:37:00Z">
-            <w:rPr>
-              <w:rFonts w:ascii="Garamond" w:hAnsi="Garamond"/>
-              <w:sz w:val="20"/>
-              <w:szCs w:val="20"/>
-            </w:rPr>
-          </w:rPrChange>
-        </w:rPr>
-        <w:t xml:space="preserve">relative importance, with </w:t>
-      </w:r>
-      <w:proofErr w:type="spellStart"/>
-      <w:r>
-        <w:rPr>
-          <w:rFonts w:ascii="Garamond" w:hAnsi="Garamond"/>
-          <w:sz w:val="22"/>
-          <w:szCs w:val="22"/>
-          <w:rPrChange w:id="55" w:author="Benjamin J. Makhlouf" w:date="2025-07-26T11:37:00Z" w16du:dateUtc="2025-07-26T18:37:00Z">
-            <w:rPr>
-              <w:rFonts w:ascii="Garamond" w:hAnsi="Garamond"/>
-              <w:sz w:val="20"/>
-              <w:szCs w:val="20"/>
-            </w:rPr>
-          </w:rPrChange>
-        </w:rPr>
-        <w:t>Holitna</w:t>
-      </w:r>
-      <w:proofErr w:type="spellEnd"/>
-      <w:r>
-        <w:rPr>
-          <w:rFonts w:ascii="Garamond" w:hAnsi="Garamond"/>
-          <w:sz w:val="22"/>
-          <w:szCs w:val="22"/>
-          <w:rPrChange w:id="56" w:author="Benjamin J. Makhlouf" w:date="2025-07-26T11:37:00Z" w16du:dateUtc="2025-07-26T18:37:00Z">
-            <w:rPr>
-              <w:rFonts w:ascii="Garamond" w:hAnsi="Garamond"/>
-              <w:sz w:val="20"/>
-              <w:szCs w:val="20"/>
-            </w:rPr>
-          </w:rPrChange>
-        </w:rPr>
-        <w:t xml:space="preserve"> rising from 5% to 7%, Middle Kusko Main from 4% to 6%, and Aniak from 3% to 5%. Stony River emerged as a consistently strong contributor (median: ~8%, range: 6-10%) with reduced variability compared to Q1 patterns (range: 4-12%). </w:t>
-      </w:r>
-      <w:r>
-        <w:rPr>
-          <w:rFonts w:ascii="Garamond" w:hAnsi="Garamond"/>
-          <w:sz w:val="22"/>
-          <w:szCs w:val="22"/>
-          <w:rPrChange w:id="57" w:author="Benjamin J. Makhlouf" w:date="2025-07-26T11:37:00Z" w16du:dateUtc="2025-07-26T18:37:00Z">
-            <w:rPr>
-              <w:rFonts w:ascii="Garamond" w:hAnsi="Garamond"/>
-              <w:sz w:val="20"/>
-              <w:szCs w:val="20"/>
-            </w:rPr>
-          </w:rPrChange>
-        </w:rPr>
-        <w:t xml:space="preserve">Q3 returns (June 22-July 1) marked a clear transition toward middle-watershed </w:t>
-      </w:r>
-      <w:r>
-        <w:rPr>
-          <w:rFonts w:ascii="Garamond" w:hAnsi="Garamond"/>
-          <w:sz w:val="22"/>
-          <w:szCs w:val="22"/>
-          <w:rPrChange w:id="58" w:author="Benjamin J. Makhlouf" w:date="2025-07-26T11:37:00Z" w16du:dateUtc="2025-07-26T18:37:00Z">
-            <w:rPr>
-              <w:rFonts w:ascii="Garamond" w:hAnsi="Garamond"/>
-              <w:sz w:val="20"/>
-              <w:szCs w:val="20"/>
-            </w:rPr>
-          </w:rPrChange>
-        </w:rPr>
-        <w:t xml:space="preserve">stocks </w:t>
-      </w:r>
-      <w:r>
-        <w:rPr>
-          <w:rFonts w:ascii="Garamond" w:hAnsi="Garamond"/>
-          <w:sz w:val="22"/>
-          <w:szCs w:val="22"/>
-          <w:rPrChange w:id="59" w:author="Benjamin J. Makhlouf" w:date="2025-07-26T11:37:00Z" w16du:dateUtc="2025-07-26T18:37:00Z">
-            <w:rPr>
-              <w:rFonts w:ascii="Garamond" w:hAnsi="Garamond"/>
-              <w:sz w:val="20"/>
-              <w:szCs w:val="20"/>
-            </w:rPr>
-          </w:rPrChange>
-        </w:rPr>
-        <w:t xml:space="preserve">and represented the most consistent period across years. Upper Kuskokwim stocks showed substantial declines - Big River dropped from 12% to 6%, Upper Kusko Main from 10% to 7%, and Swift from 8% to 4%. Conversely, middle-watershed stocks peaked in importance: Stony maintained ~8% contribution, </w:t>
-      </w:r>
-      <w:proofErr w:type="spellStart"/>
-      <w:r>
-        <w:rPr>
-          <w:rFonts w:ascii="Garamond" w:hAnsi="Garamond"/>
-          <w:sz w:val="22"/>
-          <w:szCs w:val="22"/>
-          <w:rPrChange w:id="60" w:author="Benjamin J. Makhlouf" w:date="2025-07-26T11:37:00Z" w16du:dateUtc="2025-07-26T18:37:00Z">
-            <w:rPr>
-              <w:rFonts w:ascii="Garamond" w:hAnsi="Garamond"/>
-              <w:sz w:val="20"/>
-              <w:szCs w:val="20"/>
-            </w:rPr>
-          </w:rPrChange>
-        </w:rPr>
-        <w:t>Holitna</w:t>
-      </w:r>
-      <w:proofErr w:type="spellEnd"/>
-      <w:r>
-        <w:rPr>
-          <w:rFonts w:ascii="Garamond" w:hAnsi="Garamond"/>
-          <w:sz w:val="22"/>
-          <w:szCs w:val="22"/>
-          <w:rPrChange w:id="61" w:author="Benjamin J. Makhlouf" w:date="2025-07-26T11:37:00Z" w16du:dateUtc="2025-07-26T18:37:00Z">
-            <w:rPr>
-              <w:rFonts w:ascii="Garamond" w:hAnsi="Garamond"/>
-              <w:sz w:val="20"/>
-              <w:szCs w:val="20"/>
-            </w:rPr>
-          </w:rPrChange>
-        </w:rPr>
-        <w:t xml:space="preserve"> increased to ~8%, and Middle Kusko Main reached </w:t>
-      </w:r>
-      <w:r>
-        <w:rPr>
-          <w:rFonts w:ascii="Garamond" w:hAnsi="Garamond"/>
-          <w:sz w:val="22"/>
-          <w:szCs w:val="22"/>
-          <w:rPrChange w:id="62" w:author="Benjamin J. Makhlouf" w:date="2025-07-26T11:37:00Z" w16du:dateUtc="2025-07-26T18:37:00Z">
-            <w:rPr>
-              <w:rFonts w:ascii="Garamond" w:hAnsi="Garamond"/>
-              <w:sz w:val="20"/>
-              <w:szCs w:val="20"/>
-            </w:rPr>
-          </w:rPrChange>
-        </w:rPr>
-        <w:lastRenderedPageBreak/>
-        <w:t xml:space="preserve">~7%. This quartile exhibited the </w:t>
-      </w:r>
-      <w:r>
-        <w:rPr>
-          <w:rFonts w:ascii="Garamond" w:hAnsi="Garamond"/>
-          <w:sz w:val="22"/>
-          <w:szCs w:val="22"/>
-          <w:rPrChange w:id="63" w:author="Benjamin J. Makhlouf" w:date="2025-07-26T11:37:00Z" w16du:dateUtc="2025-07-26T18:37:00Z">
-            <w:rPr>
-              <w:rFonts w:ascii="Garamond" w:hAnsi="Garamond"/>
-              <w:sz w:val="20"/>
-              <w:szCs w:val="20"/>
-            </w:rPr>
-          </w:rPrChange>
-        </w:rPr>
-        <w:t xml:space="preserve">most </w:t>
-      </w:r>
-      <w:r>
-        <w:rPr>
-          <w:rFonts w:ascii="Garamond" w:hAnsi="Garamond"/>
-          <w:sz w:val="22"/>
-          <w:szCs w:val="22"/>
-          <w:rPrChange w:id="64" w:author="Benjamin J. Makhlouf" w:date="2025-07-26T11:37:00Z" w16du:dateUtc="2025-07-26T18:37:00Z">
-            <w:rPr>
-              <w:rFonts w:ascii="Garamond" w:hAnsi="Garamond"/>
-              <w:sz w:val="20"/>
-              <w:szCs w:val="20"/>
-            </w:rPr>
-          </w:rPrChange>
-        </w:rPr>
-        <w:t>consistent</w:t>
-      </w:r>
-      <w:r>
-        <w:rPr>
-          <w:rFonts w:ascii="Garamond" w:hAnsi="Garamond"/>
-          <w:sz w:val="22"/>
-          <w:szCs w:val="22"/>
-          <w:rPrChange w:id="65" w:author="Benjamin J. Makhlouf" w:date="2025-07-26T11:37:00Z" w16du:dateUtc="2025-07-26T18:37:00Z">
-            <w:rPr>
-              <w:rFonts w:ascii="Garamond" w:hAnsi="Garamond"/>
-              <w:sz w:val="20"/>
-              <w:szCs w:val="20"/>
-            </w:rPr>
-          </w:rPrChange>
-        </w:rPr>
-        <w:t xml:space="preserve"> distribution </w:t>
-      </w:r>
-      <w:r>
-        <w:rPr>
-          <w:rFonts w:ascii="Garamond" w:hAnsi="Garamond"/>
-          <w:sz w:val="22"/>
-          <w:szCs w:val="22"/>
-          <w:rPrChange w:id="66" w:author="Benjamin J. Makhlouf" w:date="2025-07-26T11:37:00Z" w16du:dateUtc="2025-07-26T18:37:00Z">
-            <w:rPr>
-              <w:rFonts w:ascii="Garamond" w:hAnsi="Garamond"/>
-              <w:sz w:val="20"/>
-              <w:szCs w:val="20"/>
-            </w:rPr>
-          </w:rPrChange>
-        </w:rPr>
-        <w:t>(smallest interquartile ranges) for most stocks</w:t>
-      </w:r>
-      <w:r>
-        <w:rPr>
-          <w:rFonts w:ascii="Garamond" w:hAnsi="Garamond"/>
-          <w:sz w:val="22"/>
-          <w:szCs w:val="22"/>
-          <w:rPrChange w:id="67" w:author="Benjamin J. Makhlouf" w:date="2025-07-26T11:37:00Z" w16du:dateUtc="2025-07-26T18:37:00Z">
-            <w:rPr>
-              <w:rFonts w:ascii="Garamond" w:hAnsi="Garamond"/>
-              <w:sz w:val="20"/>
-              <w:szCs w:val="20"/>
-            </w:rPr>
-          </w:rPrChange>
-        </w:rPr>
-        <w:t xml:space="preserve">. </w:t>
-      </w:r>
-      <w:r>
-        <w:rPr>
-          <w:rFonts w:ascii="Garamond" w:hAnsi="Garamond"/>
-          <w:sz w:val="22"/>
-          <w:szCs w:val="22"/>
-          <w:rPrChange w:id="68" w:author="Benjamin J. Makhlouf" w:date="2025-07-26T11:37:00Z" w16du:dateUtc="2025-07-26T18:37:00Z">
-            <w:rPr>
-              <w:rFonts w:ascii="Garamond" w:hAnsi="Garamond"/>
-              <w:sz w:val="20"/>
-              <w:szCs w:val="20"/>
-            </w:rPr>
-          </w:rPrChange>
-        </w:rPr>
-        <w:t xml:space="preserve">Late-season returns (Q4: July 2 onward) demonstrated the most dramatic compositional shift, with several stocks showing </w:t>
+        </w:rPr>
+        <w:t xml:space="preserve"> (median 8.2%) </w:t>
+      </w:r>
+      <w:r>
+        <w:rPr>
+          <w:rFonts w:ascii="Garamond" w:hAnsi="Garamond"/>
+          <w:sz w:val="22"/>
+          <w:szCs w:val="22"/>
+        </w:rPr>
+        <w:t>and Kwethluk</w:t>
+      </w:r>
+      <w:r>
+        <w:rPr>
+          <w:rFonts w:ascii="Garamond" w:hAnsi="Garamond"/>
+          <w:sz w:val="22"/>
+          <w:szCs w:val="22"/>
+        </w:rPr>
+        <w:t xml:space="preserve"> (median 6.7</w:t>
       </w:r>
       <w:proofErr w:type="gramStart"/>
       <w:r>
@@ -6289,15 +6343,16 @@
           <w:rFonts w:ascii="Garamond" w:hAnsi="Garamond"/>
           <w:sz w:val="22"/>
           <w:szCs w:val="22"/>
-          <w:rPrChange w:id="69" w:author="Benjamin J. Makhlouf" w:date="2025-07-26T11:37:00Z" w16du:dateUtc="2025-07-26T18:37:00Z">
-            <w:rPr>
-              <w:rFonts w:ascii="Garamond" w:hAnsi="Garamond"/>
-              <w:sz w:val="20"/>
-              <w:szCs w:val="20"/>
-            </w:rPr>
-          </w:rPrChange>
-        </w:rPr>
-        <w:t>3-5 fold</w:t>
+        </w:rPr>
+        <w:t xml:space="preserve">%) </w:t>
+      </w:r>
+      <w:r>
+        <w:rPr>
+          <w:rFonts w:ascii="Garamond" w:hAnsi="Garamond"/>
+          <w:sz w:val="22"/>
+          <w:szCs w:val="22"/>
+        </w:rPr>
+        <w:t xml:space="preserve"> all</w:t>
       </w:r>
       <w:proofErr w:type="gramEnd"/>
       <w:r>
@@ -6305,167 +6360,8 @@
           <w:rFonts w:ascii="Garamond" w:hAnsi="Garamond"/>
           <w:sz w:val="22"/>
           <w:szCs w:val="22"/>
-          <w:rPrChange w:id="70" w:author="Benjamin J. Makhlouf" w:date="2025-07-26T11:37:00Z" w16du:dateUtc="2025-07-26T18:37:00Z">
-            <w:rPr>
-              <w:rFonts w:ascii="Garamond" w:hAnsi="Garamond"/>
-              <w:sz w:val="20"/>
-              <w:szCs w:val="20"/>
-            </w:rPr>
-          </w:rPrChange>
-        </w:rPr>
-        <w:t xml:space="preserve"> changes from their Q1 contributions. Upper-watershed contributions reached their seasonal minimum</w:t>
-      </w:r>
-      <w:r>
-        <w:rPr>
-          <w:rFonts w:ascii="Garamond" w:hAnsi="Garamond"/>
-          <w:sz w:val="22"/>
-          <w:szCs w:val="22"/>
-          <w:rPrChange w:id="71" w:author="Benjamin J. Makhlouf" w:date="2025-07-26T11:37:00Z" w16du:dateUtc="2025-07-26T18:37:00Z">
-            <w:rPr>
-              <w:rFonts w:ascii="Garamond" w:hAnsi="Garamond"/>
-              <w:sz w:val="20"/>
-              <w:szCs w:val="20"/>
-            </w:rPr>
-          </w:rPrChange>
-        </w:rPr>
-        <w:t xml:space="preserve">; </w:t>
-      </w:r>
-      <w:r>
-        <w:rPr>
-          <w:rFonts w:ascii="Garamond" w:hAnsi="Garamond"/>
-          <w:sz w:val="22"/>
-          <w:szCs w:val="22"/>
-          <w:rPrChange w:id="72" w:author="Benjamin J. Makhlouf" w:date="2025-07-26T11:37:00Z" w16du:dateUtc="2025-07-26T18:37:00Z">
-            <w:rPr>
-              <w:rFonts w:ascii="Garamond" w:hAnsi="Garamond"/>
-              <w:sz w:val="20"/>
-              <w:szCs w:val="20"/>
-            </w:rPr>
-          </w:rPrChange>
-        </w:rPr>
-        <w:t>Big River declined to ~4%</w:t>
-      </w:r>
-      <w:r>
-        <w:rPr>
-          <w:rFonts w:ascii="Garamond" w:hAnsi="Garamond"/>
-          <w:sz w:val="22"/>
-          <w:szCs w:val="22"/>
-          <w:rPrChange w:id="73" w:author="Benjamin J. Makhlouf" w:date="2025-07-26T11:37:00Z" w16du:dateUtc="2025-07-26T18:37:00Z">
-            <w:rPr>
-              <w:rFonts w:ascii="Garamond" w:hAnsi="Garamond"/>
-              <w:sz w:val="20"/>
-              <w:szCs w:val="20"/>
-            </w:rPr>
-          </w:rPrChange>
-        </w:rPr>
-        <w:t xml:space="preserve">, </w:t>
-      </w:r>
-      <w:r>
-        <w:rPr>
-          <w:rFonts w:ascii="Garamond" w:hAnsi="Garamond"/>
-          <w:sz w:val="22"/>
-          <w:szCs w:val="22"/>
-          <w:rPrChange w:id="74" w:author="Benjamin J. Makhlouf" w:date="2025-07-26T11:37:00Z" w16du:dateUtc="2025-07-26T18:37:00Z">
-            <w:rPr>
-              <w:rFonts w:ascii="Garamond" w:hAnsi="Garamond"/>
-              <w:sz w:val="20"/>
-              <w:szCs w:val="20"/>
-            </w:rPr>
-          </w:rPrChange>
-        </w:rPr>
-        <w:t xml:space="preserve">Upper Kusko Main to ~6%, and Swift to ~3%. Middle-watershed stocks maintained substantial but increasingly variable contributions, with wider distributions than Q3. Most notably, lower-watershed stocks reached their peak contributions during Q4: Aniak increased from ~3% in Q1 to ~9% in Q4, Kwethluk from ~2% to ~8%, and </w:t>
-      </w:r>
-      <w:proofErr w:type="spellStart"/>
-      <w:r>
-        <w:rPr>
-          <w:rFonts w:ascii="Garamond" w:hAnsi="Garamond"/>
-          <w:sz w:val="22"/>
-          <w:szCs w:val="22"/>
-          <w:rPrChange w:id="75" w:author="Benjamin J. Makhlouf" w:date="2025-07-26T11:37:00Z" w16du:dateUtc="2025-07-26T18:37:00Z">
-            <w:rPr>
-              <w:rFonts w:ascii="Garamond" w:hAnsi="Garamond"/>
-              <w:sz w:val="20"/>
-              <w:szCs w:val="20"/>
-            </w:rPr>
-          </w:rPrChange>
-        </w:rPr>
-        <w:t>Kisaralik</w:t>
-      </w:r>
-      <w:proofErr w:type="spellEnd"/>
-      <w:r>
-        <w:rPr>
-          <w:rFonts w:ascii="Garamond" w:hAnsi="Garamond"/>
-          <w:sz w:val="22"/>
-          <w:szCs w:val="22"/>
-          <w:rPrChange w:id="76" w:author="Benjamin J. Makhlouf" w:date="2025-07-26T11:37:00Z" w16du:dateUtc="2025-07-26T18:37:00Z">
-            <w:rPr>
-              <w:rFonts w:ascii="Garamond" w:hAnsi="Garamond"/>
-              <w:sz w:val="20"/>
-              <w:szCs w:val="20"/>
-            </w:rPr>
-          </w:rPrChange>
-        </w:rPr>
-        <w:t xml:space="preserve"> from ~1% to ~6%. These lower-watershed stocks also exhibited the highest variability in Q4, with outliers suggesting some years had </w:t>
-      </w:r>
-      <w:r>
-        <w:rPr>
-          <w:rFonts w:ascii="Garamond" w:hAnsi="Garamond"/>
-          <w:sz w:val="22"/>
-          <w:szCs w:val="22"/>
-          <w:rPrChange w:id="77" w:author="Benjamin J. Makhlouf" w:date="2025-07-26T11:37:00Z" w16du:dateUtc="2025-07-26T18:37:00Z">
-            <w:rPr>
-              <w:rFonts w:ascii="Garamond" w:hAnsi="Garamond"/>
-              <w:sz w:val="20"/>
-              <w:szCs w:val="20"/>
-            </w:rPr>
-          </w:rPrChange>
-        </w:rPr>
-        <w:t xml:space="preserve">more significant </w:t>
-      </w:r>
-      <w:r>
-        <w:rPr>
-          <w:rFonts w:ascii="Garamond" w:hAnsi="Garamond"/>
-          <w:sz w:val="22"/>
-          <w:szCs w:val="22"/>
-          <w:rPrChange w:id="78" w:author="Benjamin J. Makhlouf" w:date="2025-07-26T11:37:00Z" w16du:dateUtc="2025-07-26T18:37:00Z">
-            <w:rPr>
-              <w:rFonts w:ascii="Garamond" w:hAnsi="Garamond"/>
-              <w:sz w:val="20"/>
-              <w:szCs w:val="20"/>
-            </w:rPr>
-          </w:rPrChange>
-        </w:rPr>
-        <w:t>late-season contributions from these</w:t>
-      </w:r>
-      <w:r>
-        <w:rPr>
-          <w:rFonts w:ascii="Garamond" w:hAnsi="Garamond"/>
-          <w:sz w:val="22"/>
-          <w:szCs w:val="22"/>
-          <w:rPrChange w:id="79" w:author="Benjamin J. Makhlouf" w:date="2025-07-26T11:37:00Z" w16du:dateUtc="2025-07-26T18:37:00Z">
-            <w:rPr>
-              <w:rFonts w:ascii="Garamond" w:hAnsi="Garamond"/>
-              <w:sz w:val="20"/>
-              <w:szCs w:val="20"/>
-            </w:rPr>
-          </w:rPrChange>
-        </w:rPr>
-        <w:t xml:space="preserve"> stocks</w:t>
-      </w:r>
-      <w:r>
-        <w:rPr>
-          <w:rFonts w:ascii="Garamond" w:hAnsi="Garamond"/>
-          <w:sz w:val="22"/>
-          <w:szCs w:val="22"/>
-          <w:rPrChange w:id="80" w:author="Benjamin J. Makhlouf" w:date="2025-07-26T11:37:00Z" w16du:dateUtc="2025-07-26T18:37:00Z">
-            <w:rPr>
-              <w:rFonts w:ascii="Garamond" w:hAnsi="Garamond"/>
-              <w:sz w:val="20"/>
-              <w:szCs w:val="20"/>
-            </w:rPr>
-          </w:rPrChange>
-        </w:rPr>
-        <w:t>.</w:t>
+        </w:rPr>
+        <w:t xml:space="preserve"> reached their peak contribution during this period, consistent with late returns for stocks in the lower portion of the watershed. </w:t>
       </w:r>
     </w:p>
     <w:p>
@@ -6485,47 +6381,159 @@
           <w:sz w:val="22"/>
           <w:szCs w:val="22"/>
         </w:rPr>
-        <w:t>We also used c</w:t>
-      </w:r>
-      <w:r>
-        <w:rPr>
-          <w:rFonts w:ascii="Garamond" w:hAnsi="Garamond"/>
-          <w:sz w:val="22"/>
-          <w:szCs w:val="22"/>
-        </w:rPr>
-        <w:t>umulative distribution plots</w:t>
-      </w:r>
-      <w:r>
-        <w:rPr>
-          <w:rFonts w:ascii="Garamond" w:hAnsi="Garamond"/>
-          <w:sz w:val="22"/>
-          <w:szCs w:val="22"/>
-        </w:rPr>
-        <w:t xml:space="preserve"> to</w:t>
-      </w:r>
-      <w:r>
-        <w:rPr>
-          <w:rFonts w:ascii="Garamond" w:hAnsi="Garamond"/>
-          <w:sz w:val="22"/>
-          <w:szCs w:val="22"/>
-        </w:rPr>
-        <w:t xml:space="preserve"> further illustrate the pattern of consistently early returning upper Kuskokwim stocks and late-returning lower Kuskokwim stocks. As compared to the relatively coarse spatial scale of quartile analysis, these data illustrate variation in run timing among stocks at a finer spatial scale that is independent of the quartile cutoff dates. This analysis reveal</w:t>
-      </w:r>
-      <w:r>
-        <w:rPr>
-          <w:rFonts w:ascii="Garamond" w:hAnsi="Garamond"/>
-          <w:sz w:val="22"/>
-          <w:szCs w:val="22"/>
-        </w:rPr>
-        <w:t>ed</w:t>
-      </w:r>
-      <w:r>
-        <w:rPr>
-          <w:rFonts w:ascii="Garamond" w:hAnsi="Garamond"/>
-          <w:sz w:val="22"/>
-          <w:szCs w:val="22"/>
-        </w:rPr>
-        <w:t xml:space="preserve"> whether the timing of stock contribution varies based on the relative timing of the run (i.e. early returning vs late returning or </w:t>
+        <w:lastRenderedPageBreak/>
+        <w:t xml:space="preserve">Cumulative distribution plots </w:t>
+      </w:r>
+      <w:r>
+        <w:rPr>
+          <w:rFonts w:ascii="Garamond" w:hAnsi="Garamond"/>
+          <w:sz w:val="22"/>
+          <w:szCs w:val="22"/>
+        </w:rPr>
+        <w:t xml:space="preserve">(Figure 4) </w:t>
+      </w:r>
+      <w:r>
+        <w:rPr>
+          <w:rFonts w:ascii="Garamond" w:hAnsi="Garamond"/>
+          <w:sz w:val="22"/>
+          <w:szCs w:val="22"/>
+        </w:rPr>
+        <w:t>corroborated the a</w:t>
+      </w:r>
+      <w:r>
+        <w:rPr>
+          <w:rFonts w:ascii="Garamond" w:hAnsi="Garamond"/>
+          <w:sz w:val="22"/>
+          <w:szCs w:val="22"/>
+        </w:rPr>
+        <w:t xml:space="preserve">bove </w:t>
+      </w:r>
+      <w:r>
+        <w:rPr>
+          <w:rFonts w:ascii="Garamond" w:hAnsi="Garamond"/>
+          <w:sz w:val="22"/>
+          <w:szCs w:val="22"/>
+        </w:rPr>
+        <w:t>patterns but</w:t>
+      </w:r>
+      <w:r>
+        <w:rPr>
+          <w:rFonts w:ascii="Garamond" w:hAnsi="Garamond"/>
+          <w:sz w:val="22"/>
+          <w:szCs w:val="22"/>
+        </w:rPr>
+        <w:t xml:space="preserve"> illustrated </w:t>
+      </w:r>
+      <w:r>
+        <w:rPr>
+          <w:rFonts w:ascii="Garamond" w:hAnsi="Garamond"/>
+          <w:sz w:val="22"/>
+          <w:szCs w:val="22"/>
+        </w:rPr>
+        <w:t xml:space="preserve">variation in run timing among stocks at a finer </w:t>
+      </w:r>
+      <w:r>
+        <w:rPr>
+          <w:rFonts w:ascii="Garamond" w:hAnsi="Garamond"/>
+          <w:sz w:val="22"/>
+          <w:szCs w:val="22"/>
+        </w:rPr>
+        <w:t xml:space="preserve">temporal scale and independent of the total contribution of each stock to the overall run. </w:t>
+      </w:r>
+      <w:r>
+        <w:rPr>
+          <w:rFonts w:ascii="Garamond" w:hAnsi="Garamond"/>
+          <w:sz w:val="22"/>
+          <w:szCs w:val="22"/>
+          <w:highlight w:val="yellow"/>
+        </w:rPr>
+        <w:t xml:space="preserve">The results display a clear pattern of </w:t>
+      </w:r>
+      <w:proofErr w:type="gramStart"/>
+      <w:r>
+        <w:rPr>
+          <w:rFonts w:ascii="Garamond" w:hAnsi="Garamond"/>
+          <w:sz w:val="22"/>
+          <w:szCs w:val="22"/>
+          <w:highlight w:val="yellow"/>
+        </w:rPr>
+        <w:t>earliest</w:t>
+      </w:r>
+      <w:proofErr w:type="gramEnd"/>
+      <w:r>
+        <w:rPr>
+          <w:rFonts w:ascii="Garamond" w:hAnsi="Garamond"/>
+          <w:sz w:val="22"/>
+          <w:szCs w:val="22"/>
+          <w:highlight w:val="yellow"/>
+        </w:rPr>
+        <w:t xml:space="preserve"> returning stocks (closer to red) arriving earlier in the season, with 50% of the run for stocks such as the East Fork Kuskokwim and Big River arriving within X days of the start of the run.</w:t>
+      </w:r>
+      <w:r>
+        <w:rPr>
+          <w:rFonts w:ascii="Garamond" w:hAnsi="Garamond"/>
+          <w:sz w:val="22"/>
+          <w:szCs w:val="22"/>
+        </w:rPr>
+        <w:t xml:space="preserve"> In contrast, lower Kuskokwim stocks arrive later in the season, with stocks such as the </w:t>
+      </w:r>
+      <w:proofErr w:type="spellStart"/>
+      <w:r>
+        <w:rPr>
+          <w:rFonts w:ascii="Garamond" w:hAnsi="Garamond"/>
+          <w:sz w:val="22"/>
+          <w:szCs w:val="22"/>
+        </w:rPr>
+        <w:t>Hoholitna</w:t>
+      </w:r>
+      <w:proofErr w:type="spellEnd"/>
+      <w:r>
+        <w:rPr>
+          <w:rFonts w:ascii="Garamond" w:hAnsi="Garamond"/>
+          <w:sz w:val="22"/>
+          <w:szCs w:val="22"/>
+        </w:rPr>
+        <w:t xml:space="preserve"> and Aniak river reaching 50% of their total run nearly X days from the start of the season. </w:t>
+      </w:r>
+      <w:r>
+        <w:rPr>
+          <w:rFonts w:ascii="Garamond" w:hAnsi="Garamond"/>
+          <w:sz w:val="22"/>
+          <w:szCs w:val="22"/>
+        </w:rPr>
+        <w:t xml:space="preserve">Some variability in this pattern does exist. In 2020, for example, a few of the middle Kuskokwim stocks (yellow or orange) appear to arrive after that of the lowest Kuskokwim stocks. However, the general downstream trajectory of returning stocks remains consistent across our dataset independent of the relative </w:t>
+      </w:r>
+      <w:r>
+        <w:rPr>
+          <w:rFonts w:ascii="Garamond" w:hAnsi="Garamond"/>
+          <w:sz w:val="22"/>
+          <w:szCs w:val="22"/>
+        </w:rPr>
+        <w:t xml:space="preserve">timing </w:t>
+      </w:r>
+      <w:r>
+        <w:rPr>
+          <w:rFonts w:ascii="Garamond" w:hAnsi="Garamond"/>
+          <w:sz w:val="22"/>
+          <w:szCs w:val="22"/>
+        </w:rPr>
+        <w:t>(</w:t>
+      </w:r>
+      <w:r>
+        <w:rPr>
+          <w:rFonts w:ascii="Garamond" w:hAnsi="Garamond"/>
+          <w:sz w:val="22"/>
+          <w:szCs w:val="22"/>
+        </w:rPr>
+        <w:t>i.e. early returning vs late returning</w:t>
+      </w:r>
+      <w:r>
+        <w:rPr>
+          <w:rFonts w:ascii="Garamond" w:hAnsi="Garamond"/>
+          <w:sz w:val="22"/>
+          <w:szCs w:val="22"/>
+        </w:rPr>
+        <w:t>) or duration (</w:t>
       </w:r>
       <w:r>
         <w:rPr>
@@ -6543,6 +6551,15 @@
         </w:rPr>
         <w:t xml:space="preserve">vs </w:t>
       </w:r>
+      <w:proofErr w:type="spellStart"/>
+      <w:r>
+        <w:rPr>
+          <w:rFonts w:ascii="Garamond" w:hAnsi="Garamond"/>
+          <w:sz w:val="22"/>
+          <w:szCs w:val="22"/>
+        </w:rPr>
+        <w:t>e</w:t>
+      </w:r>
       <w:r>
         <w:rPr>
           <w:rFonts w:ascii="Garamond" w:hAnsi="Garamond"/>
@@ -6551,31 +6568,14 @@
         </w:rPr>
         <w:t>extended</w:t>
       </w:r>
-      <w:r>
-        <w:rPr>
-          <w:rFonts w:ascii="Garamond" w:hAnsi="Garamond"/>
-          <w:sz w:val="22"/>
-          <w:szCs w:val="22"/>
-        </w:rPr>
-        <w:t xml:space="preserve"> run</w:t>
-      </w:r>
-      <w:proofErr w:type="gramStart"/>
-      <w:r>
-        <w:rPr>
-          <w:rFonts w:ascii="Garamond" w:hAnsi="Garamond"/>
-          <w:sz w:val="22"/>
-          <w:szCs w:val="22"/>
-        </w:rPr>
-        <w:t>), and</w:t>
-      </w:r>
-      <w:proofErr w:type="gramEnd"/>
-      <w:r>
-        <w:rPr>
-          <w:rFonts w:ascii="Garamond" w:hAnsi="Garamond"/>
-          <w:sz w:val="22"/>
-          <w:szCs w:val="22"/>
-        </w:rPr>
-        <w:t xml:space="preserve"> is independent of the total contribution of the stock to the overall run.</w:t>
+      <w:proofErr w:type="spellEnd"/>
+      <w:r>
+        <w:rPr>
+          <w:rFonts w:ascii="Garamond" w:hAnsi="Garamond"/>
+          <w:sz w:val="22"/>
+          <w:szCs w:val="22"/>
+        </w:rPr>
+        <w:t>)</w:t>
       </w:r>
       <w:r>
         <w:rPr>
@@ -6591,50 +6591,20 @@
           <w:sz w:val="22"/>
           <w:szCs w:val="22"/>
         </w:rPr>
-        <w:t xml:space="preserve">Upper watershed stocks demonstrated characteristically steep early-season curves, with populations like Big River, Swift, and Upper Kusko Main reaching 50% of their annual contribution more quickly than lower stocks. In most years, these populations arrive within a predictable window during the early portion of the season, </w:t>
-      </w:r>
-      <w:r>
-        <w:rPr>
-          <w:rStyle w:val="Strong"/>
-          <w:rFonts w:ascii="Garamond" w:eastAsiaTheme="majorEastAsia" w:hAnsi="Garamond"/>
-          <w:b w:val="0"/>
-          <w:bCs w:val="0"/>
-          <w:sz w:val="22"/>
-          <w:szCs w:val="22"/>
-        </w:rPr>
-        <w:t>with most upper watershed stocks reaching the majority (&gt;50%) of their annual contribution within the first three weeks of the run</w:t>
-      </w:r>
-      <w:r>
-        <w:rPr>
-          <w:rFonts w:ascii="Garamond" w:hAnsi="Garamond"/>
-          <w:sz w:val="22"/>
-          <w:szCs w:val="22"/>
-        </w:rPr>
-        <w:t xml:space="preserve">. Lower watershed stocks exhibited markedly different cumulative patterns with gradual, extended curves reflecting protracted run timing that spans the entirety of the run. Populations such as Aniak, Kwethluk, and </w:t>
-      </w:r>
-      <w:proofErr w:type="spellStart"/>
-      <w:r>
-        <w:rPr>
-          <w:rFonts w:ascii="Garamond" w:hAnsi="Garamond"/>
-          <w:sz w:val="22"/>
-          <w:szCs w:val="22"/>
-        </w:rPr>
-        <w:t>Kisaralik</w:t>
-      </w:r>
-      <w:proofErr w:type="spellEnd"/>
-      <w:r>
-        <w:rPr>
-          <w:rFonts w:ascii="Garamond" w:hAnsi="Garamond"/>
-          <w:sz w:val="22"/>
-          <w:szCs w:val="22"/>
-        </w:rPr>
-        <w:t xml:space="preserve"> showed substantially lower early-season contributions, with their steepest accumulation occurring later in the season, a pattern that further supports the average higher contribution of these stocks in the fourth quartile of our dataset.  Despite varying total run size, timing, and duration, the relative timing patterns among management units remained consistent among all years of our dataset with the timing offset between upper and lower stocks persisting regardless of the run dynamics.</w:t>
+        <w:t xml:space="preserve">of the run. </w:t>
       </w:r>
     </w:p>
     <w:p>
       <w:pPr>
         <w:pStyle w:val="whitespace-normal"/>
         <w:spacing w:line="480" w:lineRule="auto"/>
+        <w:rPr>
+          <w:rFonts w:ascii="Garamond" w:hAnsi="Garamond"/>
+          <w:sz w:val="22"/>
+          <w:szCs w:val="22"/>
+        </w:rPr>
+      </w:pPr>
+      <w:r>
         <w:rPr>
           <w:rFonts w:ascii="Garamond" w:hAnsi="Garamond"/>
           <w:b/>
@@ -6642,16 +6612,6 @@
           <w:sz w:val="20"/>
           <w:szCs w:val="20"/>
         </w:rPr>
-      </w:pPr>
-      <w:r>
-        <w:rPr>
-          <w:rFonts w:ascii="Garamond" w:hAnsi="Garamond"/>
-          <w:b/>
-          <w:bCs/>
-          <w:sz w:val="20"/>
-          <w:szCs w:val="20"/>
-        </w:rPr>
-        <w:lastRenderedPageBreak/>
         <w:t xml:space="preserve">Front end closure protections </w:t>
       </w:r>
     </w:p>
@@ -6664,61 +6624,68 @@
           <w:rFonts w:ascii="Garamond" w:hAnsi="Garamond"/>
           <w:sz w:val="22"/>
           <w:szCs w:val="22"/>
-          <w:rPrChange w:id="81" w:author="Benjamin J. Makhlouf" w:date="2025-07-26T11:37:00Z" w16du:dateUtc="2025-07-26T18:37:00Z">
-            <w:rPr>
-              <w:rFonts w:ascii="Garamond" w:hAnsi="Garamond"/>
-              <w:sz w:val="20"/>
-              <w:szCs w:val="20"/>
-            </w:rPr>
-          </w:rPrChange>
-        </w:rPr>
-      </w:pPr>
-      <w:r>
-        <w:rPr>
-          <w:rFonts w:ascii="Garamond" w:hAnsi="Garamond"/>
-          <w:sz w:val="22"/>
-          <w:szCs w:val="22"/>
-          <w:rPrChange w:id="82" w:author="Benjamin J. Makhlouf" w:date="2025-07-26T11:37:00Z" w16du:dateUtc="2025-07-26T18:37:00Z">
-            <w:rPr>
-              <w:rFonts w:ascii="Garamond" w:hAnsi="Garamond"/>
-              <w:sz w:val="20"/>
-              <w:szCs w:val="20"/>
-            </w:rPr>
-          </w:rPrChange>
-        </w:rPr>
-        <w:t xml:space="preserve">Analysis of the protection offered to stocks across the basin based on a front-end </w:t>
-      </w:r>
-      <w:ins w:id="83" w:author="Daniel Schindler" w:date="2025-07-17T14:36:00Z" w16du:dateUtc="2025-07-17T22:36:00Z">
-        <w:r>
-          <w:rPr>
-            <w:rFonts w:ascii="Garamond" w:hAnsi="Garamond"/>
-            <w:sz w:val="22"/>
-            <w:szCs w:val="22"/>
-            <w:rPrChange w:id="84" w:author="Benjamin J. Makhlouf" w:date="2025-07-26T11:37:00Z" w16du:dateUtc="2025-07-26T18:37:00Z">
-              <w:rPr>
-                <w:rFonts w:ascii="Garamond" w:hAnsi="Garamond"/>
-                <w:sz w:val="20"/>
-                <w:szCs w:val="20"/>
-              </w:rPr>
-            </w:rPrChange>
-          </w:rPr>
-          <w:t xml:space="preserve">fishery </w:t>
-        </w:r>
-      </w:ins>
-      <w:r>
-        <w:rPr>
-          <w:rFonts w:ascii="Garamond" w:hAnsi="Garamond"/>
-          <w:sz w:val="22"/>
-          <w:szCs w:val="22"/>
-          <w:rPrChange w:id="85" w:author="Benjamin J. Makhlouf" w:date="2025-07-26T11:37:00Z" w16du:dateUtc="2025-07-26T18:37:00Z">
-            <w:rPr>
-              <w:rFonts w:ascii="Garamond" w:hAnsi="Garamond"/>
-              <w:sz w:val="20"/>
-              <w:szCs w:val="20"/>
-            </w:rPr>
-          </w:rPrChange>
-        </w:rPr>
-        <w:t xml:space="preserve">closure illustrated a range of protection across stocks with clearly higher protection afforded to upper Kuskokwim stocks. Upper watershed stocks showed the highest closure protection rates, with East Fork Kuskokwim receiving the greatest benefit (median: 21.3%, range: 9.9-45.3%). Despite East Fork Kuskokwim contributing minimally to the total watershed run (~2-3% annually), approximately one-quarter of its total returns are protected by a front-end closure. Several other upper Kuskokwim stocks showed similarly high proportional protection, including the North Fork (median: 22.5%, range: 5.8-31.0%), </w:t>
+        </w:rPr>
+      </w:pPr>
+      <w:r>
+        <w:rPr>
+          <w:rFonts w:ascii="Garamond" w:hAnsi="Garamond"/>
+          <w:sz w:val="22"/>
+          <w:szCs w:val="22"/>
+        </w:rPr>
+        <w:t xml:space="preserve">A pattern of early returning upper Kuskokwim stocks clearly affords higher protection </w:t>
+      </w:r>
+      <w:proofErr w:type="gramStart"/>
+      <w:r>
+        <w:rPr>
+          <w:rFonts w:ascii="Garamond" w:hAnsi="Garamond"/>
+          <w:sz w:val="22"/>
+          <w:szCs w:val="22"/>
+        </w:rPr>
+        <w:t>to</w:t>
+      </w:r>
+      <w:proofErr w:type="gramEnd"/>
+      <w:r>
+        <w:rPr>
+          <w:rFonts w:ascii="Garamond" w:hAnsi="Garamond"/>
+          <w:sz w:val="22"/>
+          <w:szCs w:val="22"/>
+        </w:rPr>
+        <w:t xml:space="preserve"> these stocks from a </w:t>
+      </w:r>
+      <w:proofErr w:type="gramStart"/>
+      <w:r>
+        <w:rPr>
+          <w:rFonts w:ascii="Garamond" w:hAnsi="Garamond"/>
+          <w:sz w:val="22"/>
+          <w:szCs w:val="22"/>
+        </w:rPr>
+        <w:t>front end</w:t>
+      </w:r>
+      <w:proofErr w:type="gramEnd"/>
+      <w:r>
+        <w:rPr>
+          <w:rFonts w:ascii="Garamond" w:hAnsi="Garamond"/>
+          <w:sz w:val="22"/>
+          <w:szCs w:val="22"/>
+        </w:rPr>
+        <w:t xml:space="preserve"> closure ending on June 12</w:t>
+      </w:r>
+      <w:r>
+        <w:rPr>
+          <w:rFonts w:ascii="Garamond" w:hAnsi="Garamond"/>
+          <w:sz w:val="22"/>
+          <w:szCs w:val="22"/>
+          <w:vertAlign w:val="superscript"/>
+        </w:rPr>
+        <w:t>th</w:t>
+      </w:r>
+      <w:r>
+        <w:rPr>
+          <w:rFonts w:ascii="Garamond" w:hAnsi="Garamond"/>
+          <w:sz w:val="22"/>
+          <w:szCs w:val="22"/>
+        </w:rPr>
+        <w:t xml:space="preserve">.  Nearly all stocks upstream of Swift River received median protection &gt;10% of the total stock contribution across all years of our dataset, with several notable </w:t>
       </w:r>
       <w:proofErr w:type="spellStart"/>
       <w:r>
@@ -6726,15 +6693,8 @@
           <w:rFonts w:ascii="Garamond" w:hAnsi="Garamond"/>
           <w:sz w:val="22"/>
           <w:szCs w:val="22"/>
-          <w:rPrChange w:id="86" w:author="Benjamin J. Makhlouf" w:date="2025-07-26T11:37:00Z" w16du:dateUtc="2025-07-26T18:37:00Z">
-            <w:rPr>
-              <w:rFonts w:ascii="Garamond" w:hAnsi="Garamond"/>
-              <w:sz w:val="20"/>
-              <w:szCs w:val="20"/>
-            </w:rPr>
-          </w:rPrChange>
-        </w:rPr>
-        <w:t>Tatlawiksuk</w:t>
+        </w:rPr>
+        <w:t>outlkiers</w:t>
       </w:r>
       <w:proofErr w:type="spellEnd"/>
       <w:r>
@@ -6742,15 +6702,8 @@
           <w:rFonts w:ascii="Garamond" w:hAnsi="Garamond"/>
           <w:sz w:val="22"/>
           <w:szCs w:val="22"/>
-          <w:rPrChange w:id="87" w:author="Benjamin J. Makhlouf" w:date="2025-07-26T11:37:00Z" w16du:dateUtc="2025-07-26T18:37:00Z">
-            <w:rPr>
-              <w:rFonts w:ascii="Garamond" w:hAnsi="Garamond"/>
-              <w:sz w:val="20"/>
-              <w:szCs w:val="20"/>
-            </w:rPr>
-          </w:rPrChange>
-        </w:rPr>
-        <w:t xml:space="preserve"> (median: 17.2%, range: 3.1-39.5%), Big River (median: 15.9%, range: 2.4-41.3%), Swift (median: 14.9%, range: 2.9-36.2%), South Fork (median: 12.3%, range: 2.7-31.7%), and Upper Kuskokwim (median: 11.4%, range: 2.8-27.4%). Of the stocks with the highest protection (&gt;11% median), all were found in the upper portions of the watershed. Notably, </w:t>
+        </w:rPr>
+        <w:t xml:space="preserve"> &gt;30% protection in some years. An exception is the </w:t>
       </w:r>
       <w:proofErr w:type="spellStart"/>
       <w:r>
@@ -6758,13 +6711,6 @@
           <w:rFonts w:ascii="Garamond" w:hAnsi="Garamond"/>
           <w:sz w:val="22"/>
           <w:szCs w:val="22"/>
-          <w:rPrChange w:id="88" w:author="Benjamin J. Makhlouf" w:date="2025-07-26T11:37:00Z" w16du:dateUtc="2025-07-26T18:37:00Z">
-            <w:rPr>
-              <w:rFonts w:ascii="Garamond" w:hAnsi="Garamond"/>
-              <w:sz w:val="20"/>
-              <w:szCs w:val="20"/>
-            </w:rPr>
-          </w:rPrChange>
         </w:rPr>
         <w:t>Takotna</w:t>
       </w:r>
@@ -6774,15 +6720,50 @@
           <w:rFonts w:ascii="Garamond" w:hAnsi="Garamond"/>
           <w:sz w:val="22"/>
           <w:szCs w:val="22"/>
-          <w:rPrChange w:id="89" w:author="Benjamin J. Makhlouf" w:date="2025-07-26T11:37:00Z" w16du:dateUtc="2025-07-26T18:37:00Z">
-            <w:rPr>
-              <w:rFonts w:ascii="Garamond" w:hAnsi="Garamond"/>
-              <w:sz w:val="20"/>
-              <w:szCs w:val="20"/>
-            </w:rPr>
-          </w:rPrChange>
-        </w:rPr>
-        <w:t xml:space="preserve"> and Nixon Fork received relatively modest protection (median: 6.6%, range: 0.9-18.3%) despite its position at the top of the watershed. In contrast, stocks positioned lower in the watershed received less protection from the front-end closure. Middle watershed stocks including Stony (median: 7.6%, range: 2.9-22.1</w:t>
+        </w:rPr>
+        <w:t xml:space="preserve"> river and Nixon Fork stocks, which received a median protection of only 6.6%. Several stocks which contribute only minimally to the overall run are afforded significant protection. For example, although the East Fork Kuskokwim contributes minimally to the total run</w:t>
+      </w:r>
+      <w:r>
+        <w:rPr>
+          <w:rFonts w:ascii="Garamond" w:hAnsi="Garamond"/>
+          <w:sz w:val="22"/>
+          <w:szCs w:val="22"/>
+        </w:rPr>
+        <w:t xml:space="preserve"> (~2-3% annually), approximately one-quarter of its total returns are protected by a front-end closure. </w:t>
+      </w:r>
+      <w:r>
+        <w:rPr>
+          <w:rFonts w:ascii="Garamond" w:hAnsi="Garamond"/>
+          <w:sz w:val="22"/>
+          <w:szCs w:val="22"/>
+        </w:rPr>
+        <w:t xml:space="preserve">Stocks positioned lower in the watershed received less protection due to their generally late arrival, with all stocks downstream or the Swift River receiving </w:t>
+      </w:r>
+      <w:r>
+        <w:rPr>
+          <w:rFonts w:ascii="Garamond" w:hAnsi="Garamond"/>
+          <w:sz w:val="22"/>
+          <w:szCs w:val="22"/>
+        </w:rPr>
+        <w:t xml:space="preserve">median protection of less than 10%. The stony and </w:t>
+      </w:r>
+      <w:proofErr w:type="spellStart"/>
+      <w:r>
+        <w:rPr>
+          <w:rFonts w:ascii="Garamond" w:hAnsi="Garamond"/>
+          <w:sz w:val="22"/>
+          <w:szCs w:val="22"/>
+        </w:rPr>
+        <w:t>Hoholitna</w:t>
+      </w:r>
+      <w:proofErr w:type="spellEnd"/>
+      <w:r>
+        <w:rPr>
+          <w:rFonts w:ascii="Garamond" w:hAnsi="Garamond"/>
+          <w:sz w:val="22"/>
+          <w:szCs w:val="22"/>
+        </w:rPr>
+        <w:t xml:space="preserve"> River stocks, however, contain outliers of 22.1% and 18.4%, indicating that a </w:t>
       </w:r>
       <w:proofErr w:type="gramStart"/>
       <w:r>
@@ -6790,15 +6771,8 @@
           <w:rFonts w:ascii="Garamond" w:hAnsi="Garamond"/>
           <w:sz w:val="22"/>
           <w:szCs w:val="22"/>
-          <w:rPrChange w:id="90" w:author="Benjamin J. Makhlouf" w:date="2025-07-26T11:37:00Z" w16du:dateUtc="2025-07-26T18:37:00Z">
-            <w:rPr>
-              <w:rFonts w:ascii="Garamond" w:hAnsi="Garamond"/>
-              <w:sz w:val="20"/>
-              <w:szCs w:val="20"/>
-            </w:rPr>
-          </w:rPrChange>
-        </w:rPr>
-        <w:t>%)  Middle</w:t>
+        </w:rPr>
+        <w:t>front end</w:t>
       </w:r>
       <w:proofErr w:type="gramEnd"/>
       <w:r>
@@ -6806,239 +6780,8 @@
           <w:rFonts w:ascii="Garamond" w:hAnsi="Garamond"/>
           <w:sz w:val="22"/>
           <w:szCs w:val="22"/>
-          <w:rPrChange w:id="91" w:author="Benjamin J. Makhlouf" w:date="2025-07-26T11:37:00Z" w16du:dateUtc="2025-07-26T18:37:00Z">
-            <w:rPr>
-              <w:rFonts w:ascii="Garamond" w:hAnsi="Garamond"/>
-              <w:sz w:val="20"/>
-              <w:szCs w:val="20"/>
-            </w:rPr>
-          </w:rPrChange>
-        </w:rPr>
-        <w:t xml:space="preserve"> Kusko Main (median: 5.5%, range: 4.7-17.7%</w:t>
-      </w:r>
-      <w:proofErr w:type="gramStart"/>
-      <w:r>
-        <w:rPr>
-          <w:rFonts w:ascii="Garamond" w:hAnsi="Garamond"/>
-          <w:sz w:val="22"/>
-          <w:szCs w:val="22"/>
-          <w:rPrChange w:id="92" w:author="Benjamin J. Makhlouf" w:date="2025-07-26T11:37:00Z" w16du:dateUtc="2025-07-26T18:37:00Z">
-            <w:rPr>
-              <w:rFonts w:ascii="Garamond" w:hAnsi="Garamond"/>
-              <w:sz w:val="20"/>
-              <w:szCs w:val="20"/>
-            </w:rPr>
-          </w:rPrChange>
-        </w:rPr>
-        <w:t>) ,</w:t>
-      </w:r>
-      <w:proofErr w:type="gramEnd"/>
-      <w:r>
-        <w:rPr>
-          <w:rFonts w:ascii="Garamond" w:hAnsi="Garamond"/>
-          <w:sz w:val="22"/>
-          <w:szCs w:val="22"/>
-          <w:rPrChange w:id="93" w:author="Benjamin J. Makhlouf" w:date="2025-07-26T11:37:00Z" w16du:dateUtc="2025-07-26T18:37:00Z">
-            <w:rPr>
-              <w:rFonts w:ascii="Garamond" w:hAnsi="Garamond"/>
-              <w:sz w:val="20"/>
-              <w:szCs w:val="20"/>
-            </w:rPr>
-          </w:rPrChange>
-        </w:rPr>
-        <w:t xml:space="preserve"> and </w:t>
-      </w:r>
-      <w:proofErr w:type="spellStart"/>
-      <w:r>
-        <w:rPr>
-          <w:rFonts w:ascii="Garamond" w:hAnsi="Garamond"/>
-          <w:sz w:val="22"/>
-          <w:szCs w:val="22"/>
-          <w:rPrChange w:id="94" w:author="Benjamin J. Makhlouf" w:date="2025-07-26T11:37:00Z" w16du:dateUtc="2025-07-26T18:37:00Z">
-            <w:rPr>
-              <w:rFonts w:ascii="Garamond" w:hAnsi="Garamond"/>
-              <w:sz w:val="20"/>
-              <w:szCs w:val="20"/>
-            </w:rPr>
-          </w:rPrChange>
-        </w:rPr>
-        <w:t>Hohlitna</w:t>
-      </w:r>
-      <w:proofErr w:type="spellEnd"/>
-      <w:r>
-        <w:rPr>
-          <w:rFonts w:ascii="Garamond" w:hAnsi="Garamond"/>
-          <w:sz w:val="22"/>
-          <w:szCs w:val="22"/>
-          <w:rPrChange w:id="95" w:author="Benjamin J. Makhlouf" w:date="2025-07-26T11:37:00Z" w16du:dateUtc="2025-07-26T18:37:00Z">
-            <w:rPr>
-              <w:rFonts w:ascii="Garamond" w:hAnsi="Garamond"/>
-              <w:sz w:val="20"/>
-              <w:szCs w:val="20"/>
-            </w:rPr>
-          </w:rPrChange>
-        </w:rPr>
-        <w:t xml:space="preserve"> </w:t>
-      </w:r>
-      <w:proofErr w:type="gramStart"/>
-      <w:r>
-        <w:rPr>
-          <w:rFonts w:ascii="Garamond" w:hAnsi="Garamond"/>
-          <w:sz w:val="22"/>
-          <w:szCs w:val="22"/>
-          <w:rPrChange w:id="96" w:author="Benjamin J. Makhlouf" w:date="2025-07-26T11:37:00Z" w16du:dateUtc="2025-07-26T18:37:00Z">
-            <w:rPr>
-              <w:rFonts w:ascii="Garamond" w:hAnsi="Garamond"/>
-              <w:sz w:val="20"/>
-              <w:szCs w:val="20"/>
-            </w:rPr>
-          </w:rPrChange>
-        </w:rPr>
-        <w:t>( median</w:t>
-      </w:r>
-      <w:proofErr w:type="gramEnd"/>
-      <w:r>
-        <w:rPr>
-          <w:rFonts w:ascii="Garamond" w:hAnsi="Garamond"/>
-          <w:sz w:val="22"/>
-          <w:szCs w:val="22"/>
-          <w:rPrChange w:id="97" w:author="Benjamin J. Makhlouf" w:date="2025-07-26T11:37:00Z" w16du:dateUtc="2025-07-26T18:37:00Z">
-            <w:rPr>
-              <w:rFonts w:ascii="Garamond" w:hAnsi="Garamond"/>
-              <w:sz w:val="20"/>
-              <w:szCs w:val="20"/>
-            </w:rPr>
-          </w:rPrChange>
-        </w:rPr>
-        <w:t xml:space="preserve">: 5.6%, range: 2.7 – 18.4%) showed modest median protection, but with ranges that indicate a high level of protection in at least one year of our dataset. Several stocks lower in the watershed, however, received consistently minimal protection. Lower Kusko, </w:t>
-      </w:r>
-      <w:proofErr w:type="spellStart"/>
-      <w:r>
-        <w:rPr>
-          <w:rFonts w:ascii="Garamond" w:hAnsi="Garamond"/>
-          <w:sz w:val="22"/>
-          <w:szCs w:val="22"/>
-          <w:rPrChange w:id="98" w:author="Benjamin J. Makhlouf" w:date="2025-07-26T11:37:00Z" w16du:dateUtc="2025-07-26T18:37:00Z">
-            <w:rPr>
-              <w:rFonts w:ascii="Garamond" w:hAnsi="Garamond"/>
-              <w:sz w:val="20"/>
-              <w:szCs w:val="20"/>
-            </w:rPr>
-          </w:rPrChange>
-        </w:rPr>
-        <w:t>Kisaralik</w:t>
-      </w:r>
-      <w:proofErr w:type="spellEnd"/>
-      <w:r>
-        <w:rPr>
-          <w:rFonts w:ascii="Garamond" w:hAnsi="Garamond"/>
-          <w:sz w:val="22"/>
-          <w:szCs w:val="22"/>
-          <w:rPrChange w:id="99" w:author="Benjamin J. Makhlouf" w:date="2025-07-26T11:37:00Z" w16du:dateUtc="2025-07-26T18:37:00Z">
-            <w:rPr>
-              <w:rFonts w:ascii="Garamond" w:hAnsi="Garamond"/>
-              <w:sz w:val="20"/>
-              <w:szCs w:val="20"/>
-            </w:rPr>
-          </w:rPrChange>
-        </w:rPr>
-        <w:t xml:space="preserve">, Aniak, </w:t>
-      </w:r>
-      <w:proofErr w:type="spellStart"/>
-      <w:r>
-        <w:rPr>
-          <w:rFonts w:ascii="Garamond" w:hAnsi="Garamond"/>
-          <w:sz w:val="22"/>
-          <w:szCs w:val="22"/>
-          <w:rPrChange w:id="100" w:author="Benjamin J. Makhlouf" w:date="2025-07-26T11:37:00Z" w16du:dateUtc="2025-07-26T18:37:00Z">
-            <w:rPr>
-              <w:rFonts w:ascii="Garamond" w:hAnsi="Garamond"/>
-              <w:sz w:val="20"/>
-              <w:szCs w:val="20"/>
-            </w:rPr>
-          </w:rPrChange>
-        </w:rPr>
-        <w:t>Tuluksak</w:t>
-      </w:r>
-      <w:proofErr w:type="spellEnd"/>
-      <w:r>
-        <w:rPr>
-          <w:rFonts w:ascii="Garamond" w:hAnsi="Garamond"/>
-          <w:sz w:val="22"/>
-          <w:szCs w:val="22"/>
-          <w:rPrChange w:id="101" w:author="Benjamin J. Makhlouf" w:date="2025-07-26T11:37:00Z" w16du:dateUtc="2025-07-26T18:37:00Z">
-            <w:rPr>
-              <w:rFonts w:ascii="Garamond" w:hAnsi="Garamond"/>
-              <w:sz w:val="20"/>
-              <w:szCs w:val="20"/>
-            </w:rPr>
-          </w:rPrChange>
-        </w:rPr>
-        <w:t xml:space="preserve">, </w:t>
-      </w:r>
-      <w:proofErr w:type="spellStart"/>
-      <w:r>
-        <w:rPr>
-          <w:rFonts w:ascii="Garamond" w:hAnsi="Garamond"/>
-          <w:sz w:val="22"/>
-          <w:szCs w:val="22"/>
-          <w:rPrChange w:id="102" w:author="Benjamin J. Makhlouf" w:date="2025-07-26T11:37:00Z" w16du:dateUtc="2025-07-26T18:37:00Z">
-            <w:rPr>
-              <w:rFonts w:ascii="Garamond" w:hAnsi="Garamond"/>
-              <w:sz w:val="20"/>
-              <w:szCs w:val="20"/>
-            </w:rPr>
-          </w:rPrChange>
-        </w:rPr>
-        <w:t>Oskakawlik</w:t>
-      </w:r>
-      <w:proofErr w:type="spellEnd"/>
-      <w:r>
-        <w:rPr>
-          <w:rFonts w:ascii="Garamond" w:hAnsi="Garamond"/>
-          <w:sz w:val="22"/>
-          <w:szCs w:val="22"/>
-          <w:rPrChange w:id="103" w:author="Benjamin J. Makhlouf" w:date="2025-07-26T11:37:00Z" w16du:dateUtc="2025-07-26T18:37:00Z">
-            <w:rPr>
-              <w:rFonts w:ascii="Garamond" w:hAnsi="Garamond"/>
-              <w:sz w:val="20"/>
-              <w:szCs w:val="20"/>
-            </w:rPr>
-          </w:rPrChange>
-        </w:rPr>
-        <w:t xml:space="preserve">, Kwethluk, and </w:t>
-      </w:r>
-      <w:proofErr w:type="spellStart"/>
-      <w:r>
-        <w:rPr>
-          <w:rFonts w:ascii="Garamond" w:hAnsi="Garamond"/>
-          <w:sz w:val="22"/>
-          <w:szCs w:val="22"/>
-          <w:rPrChange w:id="104" w:author="Benjamin J. Makhlouf" w:date="2025-07-26T11:37:00Z" w16du:dateUtc="2025-07-26T18:37:00Z">
-            <w:rPr>
-              <w:rFonts w:ascii="Garamond" w:hAnsi="Garamond"/>
-              <w:sz w:val="20"/>
-              <w:szCs w:val="20"/>
-            </w:rPr>
-          </w:rPrChange>
-        </w:rPr>
-        <w:t>Holitna</w:t>
-      </w:r>
-      <w:proofErr w:type="spellEnd"/>
-      <w:r>
-        <w:rPr>
-          <w:rFonts w:ascii="Garamond" w:hAnsi="Garamond"/>
-          <w:sz w:val="22"/>
-          <w:szCs w:val="22"/>
-          <w:rPrChange w:id="105" w:author="Benjamin J. Makhlouf" w:date="2025-07-26T11:37:00Z" w16du:dateUtc="2025-07-26T18:37:00Z">
-            <w:rPr>
-              <w:rFonts w:ascii="Garamond" w:hAnsi="Garamond"/>
-              <w:sz w:val="20"/>
-              <w:szCs w:val="20"/>
-            </w:rPr>
-          </w:rPrChange>
-        </w:rPr>
-        <w:t xml:space="preserve"> all demonstrated low protection rates (medians: 2.9-8.0%), with George River showing the lowest protection of all stocks (median: 3.9%, range: 1.7-8.4%), indicating that the vast majority of these stocks' contributions occur outside of the front-end closure window and are therefore subject to fishing pressure during the open fishing period.</w:t>
+        </w:rPr>
+        <w:t xml:space="preserve"> closure may afford these stocks substantial protection in some years. </w:t>
       </w:r>
     </w:p>
     <w:p>
@@ -7047,19 +6790,33 @@
         <w:spacing w:line="480" w:lineRule="auto"/>
         <w:rPr>
           <w:rFonts w:ascii="Garamond" w:hAnsi="Garamond"/>
+          <w:sz w:val="22"/>
+          <w:szCs w:val="22"/>
+        </w:rPr>
+      </w:pPr>
+    </w:p>
+    <w:p>
+      <w:pPr>
+        <w:pStyle w:val="whitespace-normal"/>
+        <w:spacing w:line="480" w:lineRule="auto"/>
+        <w:rPr>
+          <w:rFonts w:ascii="Garamond" w:hAnsi="Garamond"/>
+          <w:sz w:val="22"/>
+          <w:szCs w:val="22"/>
+        </w:rPr>
+      </w:pPr>
+    </w:p>
+    <w:p>
+      <w:pPr>
+        <w:pStyle w:val="whitespace-normal"/>
+        <w:spacing w:line="480" w:lineRule="auto"/>
+        <w:rPr>
+          <w:rFonts w:ascii="Garamond" w:hAnsi="Garamond"/>
           <w:b/>
           <w:bCs/>
-          <w:sz w:val="22"/>
-          <w:szCs w:val="22"/>
+          <w:sz w:val="32"/>
+          <w:szCs w:val="32"/>
           <w:u w:val="single"/>
-          <w:rPrChange w:id="106" w:author="Benjamin J. Makhlouf" w:date="2025-07-26T11:38:00Z" w16du:dateUtc="2025-07-26T18:38:00Z">
-            <w:rPr>
-              <w:rFonts w:ascii="Garamond" w:hAnsi="Garamond"/>
-              <w:b/>
-              <w:bCs/>
-              <w:u w:val="single"/>
-            </w:rPr>
-          </w:rPrChange>
         </w:rPr>
       </w:pPr>
       <w:r>
@@ -7067,302 +6824,12 @@
           <w:rFonts w:ascii="Garamond" w:hAnsi="Garamond"/>
           <w:b/>
           <w:bCs/>
-          <w:sz w:val="22"/>
-          <w:szCs w:val="22"/>
+          <w:sz w:val="32"/>
+          <w:szCs w:val="32"/>
           <w:u w:val="single"/>
-          <w:rPrChange w:id="107" w:author="Benjamin J. Makhlouf" w:date="2025-07-26T11:38:00Z" w16du:dateUtc="2025-07-26T18:38:00Z">
-            <w:rPr>
-              <w:rFonts w:ascii="Garamond" w:hAnsi="Garamond"/>
-              <w:b/>
-              <w:bCs/>
-              <w:u w:val="single"/>
-            </w:rPr>
-          </w:rPrChange>
-        </w:rPr>
+        </w:rPr>
+        <w:lastRenderedPageBreak/>
         <w:t>Discussion</w:t>
-      </w:r>
-    </w:p>
-    <w:p>
-      <w:pPr>
-        <w:pStyle w:val="whitespace-normal"/>
-        <w:spacing w:line="480" w:lineRule="auto"/>
-        <w:rPr>
-          <w:rFonts w:ascii="Garamond" w:hAnsi="Garamond"/>
-          <w:sz w:val="22"/>
-          <w:szCs w:val="22"/>
-        </w:rPr>
-      </w:pPr>
-      <w:r>
-        <w:rPr>
-          <w:rFonts w:ascii="Garamond" w:hAnsi="Garamond"/>
-          <w:b/>
-          <w:bCs/>
-          <w:sz w:val="22"/>
-          <w:szCs w:val="22"/>
-          <w:rPrChange w:id="108" w:author="Benjamin J. Makhlouf" w:date="2025-07-26T11:38:00Z" w16du:dateUtc="2025-07-26T18:38:00Z">
-            <w:rPr>
-              <w:rFonts w:ascii="Garamond" w:hAnsi="Garamond"/>
-              <w:b/>
-              <w:bCs/>
-            </w:rPr>
-          </w:rPrChange>
-        </w:rPr>
-        <w:tab/>
-      </w:r>
-      <w:r>
-        <w:rPr>
-          <w:rFonts w:ascii="Garamond" w:hAnsi="Garamond"/>
-          <w:sz w:val="22"/>
-          <w:szCs w:val="22"/>
-          <w:rPrChange w:id="109" w:author="Benjamin J. Makhlouf" w:date="2025-07-26T11:38:00Z" w16du:dateUtc="2025-07-26T18:38:00Z">
-            <w:rPr>
-              <w:rFonts w:ascii="Garamond" w:hAnsi="Garamond"/>
-            </w:rPr>
-          </w:rPrChange>
-        </w:rPr>
-        <w:t>Understanding the spatial and temporal patterns governing metapopulation dynamic</w:t>
-      </w:r>
-      <w:r>
-        <w:rPr>
-          <w:rFonts w:ascii="Garamond" w:hAnsi="Garamond"/>
-          <w:sz w:val="22"/>
-          <w:szCs w:val="22"/>
-        </w:rPr>
-        <w:t>s</w:t>
-      </w:r>
-      <w:r>
-        <w:rPr>
-          <w:rFonts w:ascii="Garamond" w:hAnsi="Garamond"/>
-          <w:sz w:val="22"/>
-          <w:szCs w:val="22"/>
-        </w:rPr>
-        <w:t xml:space="preserve"> is critical to developing management strategies which stabilize resource availability and build resilience to future </w:t>
-      </w:r>
-      <w:r>
-        <w:rPr>
-          <w:rFonts w:ascii="Garamond" w:hAnsi="Garamond"/>
-          <w:sz w:val="22"/>
-          <w:szCs w:val="22"/>
-        </w:rPr>
-        <w:t>environmental change</w:t>
-      </w:r>
-      <w:r>
-        <w:rPr>
-          <w:rFonts w:ascii="Garamond" w:hAnsi="Garamond"/>
-          <w:sz w:val="22"/>
-          <w:szCs w:val="22"/>
-        </w:rPr>
-        <w:t xml:space="preserve">. Here, we illustrate the spatiotemporal patterns of Chinook salmon </w:t>
-      </w:r>
-      <w:r>
-        <w:rPr>
-          <w:rFonts w:ascii="Garamond" w:hAnsi="Garamond"/>
-          <w:sz w:val="22"/>
-          <w:szCs w:val="22"/>
-        </w:rPr>
-        <w:t xml:space="preserve">migration </w:t>
-      </w:r>
-      <w:r>
-        <w:rPr>
-          <w:rFonts w:ascii="Garamond" w:hAnsi="Garamond"/>
-          <w:sz w:val="22"/>
-          <w:szCs w:val="22"/>
-        </w:rPr>
-        <w:t xml:space="preserve">in the </w:t>
-      </w:r>
-      <w:r>
-        <w:rPr>
-          <w:rFonts w:ascii="Garamond" w:hAnsi="Garamond"/>
-          <w:sz w:val="22"/>
-          <w:szCs w:val="22"/>
-        </w:rPr>
-        <w:lastRenderedPageBreak/>
-        <w:t>Kuskokwim River-Basin</w:t>
-      </w:r>
-      <w:r>
-        <w:rPr>
-          <w:rFonts w:ascii="Garamond" w:hAnsi="Garamond"/>
-          <w:sz w:val="22"/>
-          <w:szCs w:val="22"/>
-        </w:rPr>
-        <w:t xml:space="preserve"> </w:t>
-      </w:r>
-      <w:r>
-        <w:rPr>
-          <w:rFonts w:ascii="Garamond" w:hAnsi="Garamond"/>
-          <w:sz w:val="22"/>
-          <w:szCs w:val="22"/>
-        </w:rPr>
-        <w:t>over several years and at a finer spatial scale than previously available</w:t>
-      </w:r>
-      <w:r>
-        <w:rPr>
-          <w:rFonts w:ascii="Garamond" w:hAnsi="Garamond"/>
-          <w:sz w:val="22"/>
-          <w:szCs w:val="22"/>
-        </w:rPr>
-        <w:t>, revealing a clear and consistent pattern of early return timing for stocks in the upper portion of the watershed and progressively later return timing for those in the lower river. This pattern has been observed in other salmon ecosystems and preliminarily in the Kuskokwim river-basin</w:t>
-      </w:r>
-      <w:r>
-        <w:rPr>
-          <w:rFonts w:ascii="Garamond" w:hAnsi="Garamond"/>
-          <w:sz w:val="22"/>
-          <w:szCs w:val="22"/>
-        </w:rPr>
-        <w:t xml:space="preserve"> (Clark et al., 2015, Lillard report). These analyses corroborate these </w:t>
-      </w:r>
-      <w:r>
-        <w:rPr>
-          <w:rFonts w:ascii="Garamond" w:hAnsi="Garamond"/>
-          <w:sz w:val="22"/>
-          <w:szCs w:val="22"/>
-        </w:rPr>
-        <w:t>findings and</w:t>
-      </w:r>
-      <w:r>
-        <w:rPr>
-          <w:rFonts w:ascii="Garamond" w:hAnsi="Garamond"/>
-          <w:sz w:val="22"/>
-          <w:szCs w:val="22"/>
-        </w:rPr>
-        <w:t xml:space="preserve"> demonstrate the consistency of this pattern over several years and overall run dynamics</w:t>
-      </w:r>
-      <w:r>
-        <w:rPr>
-          <w:rFonts w:ascii="Garamond" w:hAnsi="Garamond"/>
-          <w:sz w:val="22"/>
-          <w:szCs w:val="22"/>
-        </w:rPr>
-        <w:t xml:space="preserve">. The results of the cumulative distribution analysis, which illustrate the consistent pattern across all years regardless of the overall run timing indicate that this pattern is robust to changes in the timing and duration of the overall run. </w:t>
-      </w:r>
-    </w:p>
-    <w:p>
-      <w:pPr>
-        <w:pStyle w:val="whitespace-normal"/>
-        <w:spacing w:line="480" w:lineRule="auto"/>
-        <w:rPr>
-          <w:rFonts w:ascii="Garamond" w:hAnsi="Garamond"/>
-          <w:sz w:val="22"/>
-          <w:szCs w:val="22"/>
-        </w:rPr>
-      </w:pPr>
-      <w:r>
-        <w:rPr>
-          <w:rFonts w:ascii="Garamond" w:hAnsi="Garamond"/>
-          <w:sz w:val="22"/>
-          <w:szCs w:val="22"/>
-        </w:rPr>
-        <w:tab/>
-        <w:t>A consistent contribution of upper Kuskokwim stocks to the earliest portion of the run has significant implications for management using a front-end closure</w:t>
-      </w:r>
-      <w:r>
-        <w:rPr>
-          <w:rFonts w:ascii="Garamond" w:hAnsi="Garamond"/>
-          <w:sz w:val="22"/>
-          <w:szCs w:val="22"/>
-        </w:rPr>
-        <w:t>, which disproportionately protects upper Kuskokwim stocks from exploitation pressure as compared to stocks in the middle or lower portions of the basin. Stocks found above the Stony River were afforded &gt;10% protection from a front-end closure ending on June 11</w:t>
-      </w:r>
-      <w:r>
-        <w:rPr>
-          <w:rFonts w:ascii="Garamond" w:hAnsi="Garamond"/>
-          <w:sz w:val="22"/>
-          <w:szCs w:val="22"/>
-          <w:vertAlign w:val="superscript"/>
-        </w:rPr>
-        <w:t>th</w:t>
-      </w:r>
-      <w:r>
-        <w:rPr>
-          <w:rFonts w:ascii="Garamond" w:hAnsi="Garamond"/>
-          <w:sz w:val="22"/>
-          <w:szCs w:val="22"/>
-        </w:rPr>
-        <w:t xml:space="preserve"> on average, with some years providing &gt;30% protection for several stocks. A notable exception is the </w:t>
-      </w:r>
-      <w:proofErr w:type="spellStart"/>
-      <w:r>
-        <w:rPr>
-          <w:rFonts w:ascii="Garamond" w:hAnsi="Garamond"/>
-          <w:sz w:val="22"/>
-          <w:szCs w:val="22"/>
-        </w:rPr>
-        <w:t>Takotna</w:t>
-      </w:r>
-      <w:proofErr w:type="spellEnd"/>
-      <w:r>
-        <w:rPr>
-          <w:rFonts w:ascii="Garamond" w:hAnsi="Garamond"/>
-          <w:sz w:val="22"/>
-          <w:szCs w:val="22"/>
-        </w:rPr>
-        <w:t xml:space="preserve"> and Nixon Fork stocks, which received lower mean protection as compared to other stocks found in a similar region of the watershed. </w:t>
-      </w:r>
-    </w:p>
-    <w:p>
-      <w:pPr>
-        <w:pStyle w:val="whitespace-normal"/>
-        <w:spacing w:line="480" w:lineRule="auto"/>
-        <w:rPr>
-          <w:rFonts w:ascii="Garamond" w:hAnsi="Garamond"/>
-          <w:sz w:val="22"/>
-          <w:szCs w:val="22"/>
-        </w:rPr>
-      </w:pPr>
-    </w:p>
-    <w:p>
-      <w:pPr>
-        <w:pStyle w:val="whitespace-normal"/>
-        <w:spacing w:line="480" w:lineRule="auto"/>
-        <w:rPr>
-          <w:rFonts w:ascii="Garamond" w:hAnsi="Garamond"/>
-          <w:sz w:val="22"/>
-          <w:szCs w:val="22"/>
-        </w:rPr>
-      </w:pPr>
-      <w:r>
-        <w:rPr>
-          <w:rFonts w:ascii="Garamond" w:hAnsi="Garamond"/>
-          <w:sz w:val="22"/>
-          <w:szCs w:val="22"/>
-        </w:rPr>
-        <w:tab/>
-      </w:r>
-      <w:r>
-        <w:rPr>
-          <w:rFonts w:ascii="Garamond" w:hAnsi="Garamond"/>
-          <w:sz w:val="22"/>
-          <w:szCs w:val="22"/>
-        </w:rPr>
-        <w:t xml:space="preserve"> </w:t>
-      </w:r>
-    </w:p>
-    <w:p>
-      <w:pPr>
-        <w:pStyle w:val="whitespace-normal"/>
-        <w:spacing w:line="480" w:lineRule="auto"/>
-        <w:rPr>
-          <w:ins w:id="110" w:author="Benjamin J. Makhlouf" w:date="2025-07-26T11:41:00Z" w16du:dateUtc="2025-07-26T18:41:00Z"/>
-          <w:rFonts w:ascii="Garamond" w:hAnsi="Garamond"/>
-          <w:sz w:val="22"/>
-          <w:szCs w:val="22"/>
-        </w:rPr>
-      </w:pPr>
-      <w:r>
-        <w:rPr>
-          <w:rFonts w:ascii="Garamond" w:hAnsi="Garamond"/>
-          <w:sz w:val="22"/>
-          <w:szCs w:val="22"/>
-        </w:rPr>
-        <w:tab/>
-      </w:r>
-      <w:r>
-        <w:rPr>
-          <w:rFonts w:ascii="Garamond" w:hAnsi="Garamond"/>
-          <w:sz w:val="22"/>
-          <w:szCs w:val="22"/>
-        </w:rPr>
-        <w:t xml:space="preserve"> </w:t>
       </w:r>
     </w:p>
     <w:p>
@@ -7376,333 +6843,321 @@
           <w:szCs w:val="22"/>
         </w:rPr>
       </w:pPr>
+      <w:r>
+        <w:rPr>
+          <w:rFonts w:ascii="Garamond" w:hAnsi="Garamond"/>
+          <w:sz w:val="22"/>
+          <w:szCs w:val="22"/>
+        </w:rPr>
+        <w:t>Our analysis reveals consistent spatiotemporal patterns of Chinook salmon migration timing across the Kuskokwim River basin</w:t>
+      </w:r>
+      <w:r>
+        <w:rPr>
+          <w:rFonts w:ascii="Garamond" w:hAnsi="Garamond"/>
+          <w:sz w:val="22"/>
+          <w:szCs w:val="22"/>
+        </w:rPr>
+        <w:t xml:space="preserve"> </w:t>
+      </w:r>
+      <w:r>
+        <w:rPr>
+          <w:rFonts w:ascii="Garamond" w:hAnsi="Garamond"/>
+          <w:sz w:val="22"/>
+          <w:szCs w:val="22"/>
+        </w:rPr>
+        <w:t xml:space="preserve">over several years and </w:t>
+      </w:r>
+      <w:commentRangeStart w:id="20"/>
+      <w:r>
+        <w:rPr>
+          <w:rFonts w:ascii="Garamond" w:hAnsi="Garamond"/>
+          <w:sz w:val="22"/>
+          <w:szCs w:val="22"/>
+        </w:rPr>
+        <w:t xml:space="preserve">at a finer spatial scale </w:t>
+      </w:r>
+      <w:commentRangeEnd w:id="20"/>
+      <w:r>
+        <w:rPr>
+          <w:rStyle w:val="CommentReference"/>
+          <w:rFonts w:asciiTheme="minorHAnsi" w:eastAsiaTheme="minorHAnsi" w:hAnsiTheme="minorHAnsi" w:cstheme="minorBidi"/>
+          <w:kern w:val="2"/>
+          <w14:ligatures w14:val="standardContextual"/>
+        </w:rPr>
+        <w:commentReference w:id="20"/>
+      </w:r>
+      <w:r>
+        <w:rPr>
+          <w:rFonts w:ascii="Garamond" w:hAnsi="Garamond"/>
+          <w:sz w:val="22"/>
+          <w:szCs w:val="22"/>
+        </w:rPr>
+        <w:t>than previously available</w:t>
+      </w:r>
+      <w:r>
+        <w:rPr>
+          <w:rFonts w:ascii="Garamond" w:hAnsi="Garamond"/>
+          <w:sz w:val="22"/>
+          <w:szCs w:val="22"/>
+        </w:rPr>
+        <w:t xml:space="preserve">. </w:t>
+      </w:r>
+      <w:r>
+        <w:rPr>
+          <w:rFonts w:ascii="Garamond" w:hAnsi="Garamond"/>
+          <w:sz w:val="22"/>
+          <w:szCs w:val="22"/>
+        </w:rPr>
+        <w:t>Although these</w:t>
+      </w:r>
+      <w:r>
+        <w:rPr>
+          <w:rFonts w:ascii="Garamond" w:hAnsi="Garamond"/>
+          <w:sz w:val="22"/>
+          <w:szCs w:val="22"/>
+        </w:rPr>
+        <w:t xml:space="preserve"> pattern</w:t>
+      </w:r>
+      <w:r>
+        <w:rPr>
+          <w:rFonts w:ascii="Garamond" w:hAnsi="Garamond"/>
+          <w:sz w:val="22"/>
+          <w:szCs w:val="22"/>
+        </w:rPr>
+        <w:t>s</w:t>
+      </w:r>
+      <w:r>
+        <w:rPr>
+          <w:rFonts w:ascii="Garamond" w:hAnsi="Garamond"/>
+          <w:sz w:val="22"/>
+          <w:szCs w:val="22"/>
+        </w:rPr>
+        <w:t xml:space="preserve"> ha</w:t>
+      </w:r>
+      <w:r>
+        <w:rPr>
+          <w:rFonts w:ascii="Garamond" w:hAnsi="Garamond"/>
+          <w:sz w:val="22"/>
+          <w:szCs w:val="22"/>
+        </w:rPr>
+        <w:t>ve</w:t>
+      </w:r>
+      <w:r>
+        <w:rPr>
+          <w:rFonts w:ascii="Garamond" w:hAnsi="Garamond"/>
+          <w:sz w:val="22"/>
+          <w:szCs w:val="22"/>
+        </w:rPr>
+        <w:t xml:space="preserve"> been </w:t>
+      </w:r>
+      <w:r>
+        <w:rPr>
+          <w:rFonts w:ascii="Garamond" w:hAnsi="Garamond"/>
+          <w:sz w:val="22"/>
+          <w:szCs w:val="22"/>
+        </w:rPr>
+        <w:t xml:space="preserve">suggested previously </w:t>
+      </w:r>
+      <w:r>
+        <w:rPr>
+          <w:rFonts w:ascii="Garamond" w:hAnsi="Garamond"/>
+          <w:sz w:val="22"/>
+          <w:szCs w:val="22"/>
+        </w:rPr>
+        <w:t>the findings presented here demonstrate the consistency of which this</w:t>
+      </w:r>
+      <w:r>
+        <w:rPr>
+          <w:rFonts w:ascii="Garamond" w:hAnsi="Garamond"/>
+          <w:sz w:val="22"/>
+          <w:szCs w:val="22"/>
+        </w:rPr>
+        <w:t xml:space="preserve"> ecological</w:t>
+      </w:r>
+      <w:r>
+        <w:rPr>
+          <w:rFonts w:ascii="Garamond" w:hAnsi="Garamond"/>
+          <w:sz w:val="22"/>
+          <w:szCs w:val="22"/>
+        </w:rPr>
+        <w:t xml:space="preserve"> pattern plays out over several years </w:t>
+      </w:r>
+      <w:r>
+        <w:rPr>
+          <w:rFonts w:ascii="Garamond" w:hAnsi="Garamond"/>
+          <w:sz w:val="22"/>
+          <w:szCs w:val="22"/>
+        </w:rPr>
+        <w:t xml:space="preserve">and in returns with variable run timing and duration. </w:t>
+      </w:r>
+      <w:r>
+        <w:rPr>
+          <w:rFonts w:ascii="Garamond" w:hAnsi="Garamond"/>
+          <w:sz w:val="22"/>
+          <w:szCs w:val="22"/>
+        </w:rPr>
+        <w:t xml:space="preserve">Absent targeted management, upper Kuskokwim stocks remain among the most vulnerable to overharvest due to the timing of their returns. Importantly, because downstream dynamics reflect the aggregate behavior of upstream metapopulations, the health of these upper-basin stocks plays a disproportionate role in supporting stability and opportunity for downstream fisheries. In addition, these stocks are critical subsistence resources for upstream communities such as </w:t>
+      </w:r>
+      <w:proofErr w:type="spellStart"/>
+      <w:r>
+        <w:rPr>
+          <w:rFonts w:ascii="Garamond" w:hAnsi="Garamond"/>
+          <w:sz w:val="22"/>
+          <w:szCs w:val="22"/>
+        </w:rPr>
+        <w:t>Takotna</w:t>
+      </w:r>
+      <w:proofErr w:type="spellEnd"/>
+      <w:r>
+        <w:rPr>
+          <w:rFonts w:ascii="Garamond" w:hAnsi="Garamond"/>
+          <w:sz w:val="22"/>
+          <w:szCs w:val="22"/>
+        </w:rPr>
+        <w:t xml:space="preserve"> and McGrath. If overharvest occurs before salmon </w:t>
+      </w:r>
+      <w:proofErr w:type="gramStart"/>
+      <w:r>
+        <w:rPr>
+          <w:rFonts w:ascii="Garamond" w:hAnsi="Garamond"/>
+          <w:sz w:val="22"/>
+          <w:szCs w:val="22"/>
+        </w:rPr>
+        <w:t>reach</w:t>
+      </w:r>
+      <w:proofErr w:type="gramEnd"/>
+      <w:r>
+        <w:rPr>
+          <w:rFonts w:ascii="Garamond" w:hAnsi="Garamond"/>
+          <w:sz w:val="22"/>
+          <w:szCs w:val="22"/>
+        </w:rPr>
+        <w:t xml:space="preserve"> the upper watershed, these communities may face shortfalls in resource availability.</w:t>
+      </w:r>
     </w:p>
     <w:p>
       <w:pPr>
         <w:pStyle w:val="whitespace-normal"/>
-        <w:numPr>
-          <w:ilvl w:val="1"/>
-          <w:numId w:val="8"/>
-        </w:numPr>
         <w:spacing w:line="480" w:lineRule="auto"/>
-      </w:pPr>
-      <w:r>
-        <w:t xml:space="preserve">The highest median contribution was all Upper Kuskokwim stocks. </w:t>
-      </w:r>
-      <w:proofErr w:type="spellStart"/>
-      <w:r>
-        <w:t>Takotna</w:t>
-      </w:r>
-      <w:proofErr w:type="spellEnd"/>
-      <w:r>
-        <w:t xml:space="preserve"> and Nixon fork are an exception.</w:t>
+        <w:ind w:firstLine="720"/>
+        <w:rPr>
+          <w:rFonts w:ascii="Garamond" w:hAnsi="Garamond"/>
+          <w:sz w:val="22"/>
+          <w:szCs w:val="22"/>
+        </w:rPr>
+      </w:pPr>
+      <w:r>
+        <w:rPr>
+          <w:rFonts w:ascii="Garamond" w:hAnsi="Garamond"/>
+          <w:sz w:val="22"/>
+          <w:szCs w:val="22"/>
+        </w:rPr>
+        <w:t>The current front-end closure demonstrates significant protective value for upper Kuskokwim stocks. On average, [X]% of upper watershed production occurs within the closure window, effectively allowing substantial escapement before harvest begins. This protection benefits both major contributors like [specific stocks] and smaller populations such as the North and East Fork Kuskokwim tributaries, which contribute critically to system biocomplexity and resilience despite their smaller numerical contribution to overall runs.</w:t>
+      </w:r>
+      <w:r>
+        <w:rPr>
+          <w:rFonts w:ascii="Garamond" w:hAnsi="Garamond"/>
+          <w:sz w:val="22"/>
+          <w:szCs w:val="22"/>
+        </w:rPr>
+        <w:t xml:space="preserve"> </w:t>
+      </w:r>
+      <w:r>
+        <w:rPr>
+          <w:rFonts w:ascii="Garamond" w:hAnsi="Garamond"/>
+          <w:sz w:val="22"/>
+          <w:szCs w:val="22"/>
+        </w:rPr>
+        <w:t>However, protection effectiveness varies substantially across years due to the interaction between fixed closure timing and dynamic run characteristics. Late-starting runs (e.g., 2017) result in proportionally less protection, while compressed runs (e.g., 2019) experience greater protection than extended runs (e.g., 2020) during the same closure window. This variability highlights a fundamental challenge: static management tools applied to dynamic ecological systems may provide inconsistent conservation outcomes.</w:t>
       </w:r>
     </w:p>
     <w:p>
       <w:pPr>
         <w:pStyle w:val="whitespace-normal"/>
-        <w:numPr>
-          <w:ilvl w:val="1"/>
-          <w:numId w:val="8"/>
-        </w:numPr>
         <w:spacing w:line="480" w:lineRule="auto"/>
-      </w:pPr>
-      <w:r>
+        <w:ind w:firstLine="720"/>
+        <w:rPr>
+          <w:rFonts w:ascii="Garamond" w:hAnsi="Garamond"/>
+          <w:sz w:val="22"/>
+          <w:szCs w:val="22"/>
+        </w:rPr>
+      </w:pPr>
+      <w:r>
+        <w:rPr>
+          <w:rFonts w:ascii="Garamond" w:hAnsi="Garamond"/>
+          <w:sz w:val="22"/>
+          <w:szCs w:val="22"/>
+        </w:rPr>
+        <w:t xml:space="preserve">These results advance our understanding of Chinook salmon spatial ecology in the Kuskokwim River and contribute to broader insights into salmon dynamics in large river systems. While otolith-based chemical methods used in this study have not been explicitly validated for the Kuskokwim, they have demonstrated </w:t>
+      </w:r>
+      <w:r>
+        <w:rPr>
+          <w:rFonts w:ascii="Garamond" w:hAnsi="Garamond"/>
+          <w:sz w:val="22"/>
+          <w:szCs w:val="22"/>
+        </w:rPr>
         <w:lastRenderedPageBreak/>
-        <w:t xml:space="preserve">Big range and outliers, indicating variability among years in the protection afforded, which may be the result of differences in total run timing or big contribution years for a given stock. </w:t>
+        <w:t>high assignment accuracy in other comparable systems and species (Cite cite). The spatial patterns revealed here highlight the importance of evaluating management strategies at appropriate spatial scales to identify interactions between stock-specific ecological behavior and regulatory frameworks. Strategies aiming to maintain ecosystem-scale resource availability should account for both the health of individual stocks and the broader metapopulation complex. By explicitly incorporating the spatiotemporal dynamics of metapopulations, managers may be better equipped to design conservation strategies that meet human resource needs while preserving the biocomplexity essential to healthy ecosystems.</w:t>
       </w:r>
     </w:p>
     <w:p>
       <w:pPr>
         <w:pStyle w:val="whitespace-normal"/>
-        <w:numPr>
-          <w:ilvl w:val="1"/>
-          <w:numId w:val="8"/>
-        </w:numPr>
         <w:spacing w:line="480" w:lineRule="auto"/>
-      </w:pPr>
-      <w:r>
-        <w:t xml:space="preserve">Front end closure appears to successfully protect upper Kuskokwim stocks </w:t>
-      </w:r>
+        <w:ind w:firstLine="720"/>
+        <w:rPr>
+          <w:rFonts w:ascii="Garamond" w:hAnsi="Garamond"/>
+          <w:sz w:val="22"/>
+          <w:szCs w:val="22"/>
+        </w:rPr>
+      </w:pPr>
     </w:p>
     <w:p>
       <w:pPr>
         <w:pStyle w:val="whitespace-normal"/>
-        <w:numPr>
-          <w:ilvl w:val="2"/>
-          <w:numId w:val="8"/>
-        </w:numPr>
         <w:spacing w:line="480" w:lineRule="auto"/>
-      </w:pPr>
-      <w:r>
-        <w:t xml:space="preserve">Connect to intro discussion about </w:t>
-      </w:r>
-      <w:proofErr w:type="gramStart"/>
-      <w:r>
-        <w:t>this stabilizing downstream dynamics</w:t>
-      </w:r>
-      <w:proofErr w:type="gramEnd"/>
-      <w:r>
-        <w:t xml:space="preserve"> + extending timing of fishing opp.</w:t>
-      </w:r>
+        <w:ind w:firstLine="720"/>
+        <w:rPr>
+          <w:rFonts w:ascii="Garamond" w:hAnsi="Garamond"/>
+          <w:sz w:val="22"/>
+          <w:szCs w:val="22"/>
+        </w:rPr>
+      </w:pPr>
     </w:p>
     <w:p>
       <w:pPr>
         <w:pStyle w:val="whitespace-normal"/>
-        <w:numPr>
-          <w:ilvl w:val="0"/>
-          <w:numId w:val="8"/>
-        </w:numPr>
         <w:spacing w:line="480" w:lineRule="auto"/>
-      </w:pPr>
-      <w:proofErr w:type="spellStart"/>
-      <w:r>
-        <w:t>Agnowleding</w:t>
-      </w:r>
-      <w:proofErr w:type="spellEnd"/>
-      <w:r>
-        <w:t xml:space="preserve"> limitations and assumptions. </w:t>
-      </w:r>
+        <w:ind w:firstLine="720"/>
+        <w:rPr>
+          <w:rFonts w:ascii="Garamond" w:hAnsi="Garamond"/>
+          <w:sz w:val="22"/>
+          <w:szCs w:val="22"/>
+        </w:rPr>
+      </w:pPr>
     </w:p>
     <w:p>
       <w:pPr>
         <w:pStyle w:val="whitespace-normal"/>
-        <w:numPr>
-          <w:ilvl w:val="1"/>
-          <w:numId w:val="8"/>
-        </w:numPr>
         <w:spacing w:line="480" w:lineRule="auto"/>
-      </w:pPr>
-      <w:r>
-        <w:rPr>
-          <w:rFonts w:ascii="Garamond" w:hAnsi="Garamond"/>
-          <w:sz w:val="22"/>
-          <w:szCs w:val="22"/>
-        </w:rPr>
-        <w:t xml:space="preserve">lack of verification </w:t>
-      </w:r>
+        <w:ind w:firstLine="720"/>
+        <w:rPr>
+          <w:rFonts w:ascii="Garamond" w:hAnsi="Garamond"/>
+          <w:sz w:val="22"/>
+          <w:szCs w:val="22"/>
+        </w:rPr>
+      </w:pPr>
     </w:p>
     <w:p>
       <w:pPr>
         <w:pStyle w:val="whitespace-normal"/>
-        <w:numPr>
-          <w:ilvl w:val="1"/>
-          <w:numId w:val="8"/>
-        </w:numPr>
         <w:spacing w:line="480" w:lineRule="auto"/>
-      </w:pPr>
-      <w:r>
-        <w:rPr>
-          <w:rFonts w:ascii="Garamond" w:hAnsi="Garamond"/>
-          <w:sz w:val="22"/>
-          <w:szCs w:val="22"/>
-        </w:rPr>
-        <w:t xml:space="preserve">Extrapolation of sample size </w:t>
-      </w:r>
-    </w:p>
-    <w:p>
-      <w:pPr>
-        <w:pStyle w:val="whitespace-normal"/>
-        <w:numPr>
-          <w:ilvl w:val="1"/>
-          <w:numId w:val="8"/>
-        </w:numPr>
-        <w:spacing w:line="480" w:lineRule="auto"/>
-      </w:pPr>
-      <w:r>
-        <w:rPr>
-          <w:rFonts w:ascii="Garamond" w:hAnsi="Garamond"/>
-          <w:sz w:val="22"/>
-          <w:szCs w:val="22"/>
-        </w:rPr>
-        <w:t xml:space="preserve">Differences in run timing, resulting in </w:t>
-      </w:r>
-      <w:r>
-        <w:rPr>
-          <w:rFonts w:ascii="Garamond" w:hAnsi="Garamond"/>
-          <w:sz w:val="22"/>
-          <w:szCs w:val="22"/>
-        </w:rPr>
-        <w:t xml:space="preserve">inconsistent binning proportions </w:t>
-      </w:r>
-    </w:p>
-    <w:p>
-      <w:pPr>
-        <w:pStyle w:val="whitespace-normal"/>
-        <w:numPr>
-          <w:ilvl w:val="1"/>
-          <w:numId w:val="8"/>
-        </w:numPr>
-        <w:spacing w:line="480" w:lineRule="auto"/>
-      </w:pPr>
-      <w:r>
-        <w:rPr>
-          <w:rFonts w:ascii="Garamond" w:hAnsi="Garamond"/>
-          <w:sz w:val="22"/>
-          <w:szCs w:val="22"/>
-        </w:rPr>
-        <w:t xml:space="preserve">However, clear and </w:t>
-      </w:r>
-      <w:proofErr w:type="spellStart"/>
-      <w:r>
-        <w:rPr>
-          <w:rFonts w:ascii="Garamond" w:hAnsi="Garamond"/>
-          <w:sz w:val="22"/>
-          <w:szCs w:val="22"/>
-        </w:rPr>
-        <w:t>consistant</w:t>
-      </w:r>
-      <w:proofErr w:type="spellEnd"/>
-      <w:r>
-        <w:rPr>
-          <w:rFonts w:ascii="Garamond" w:hAnsi="Garamond"/>
-          <w:sz w:val="22"/>
-          <w:szCs w:val="22"/>
-        </w:rPr>
-        <w:t xml:space="preserve"> patterns follow what we expect based on anecdotal evidence and other studies </w:t>
-      </w:r>
-      <w:proofErr w:type="spellStart"/>
-      <w:r>
-        <w:rPr>
-          <w:rFonts w:ascii="Garamond" w:hAnsi="Garamond"/>
-          <w:sz w:val="22"/>
-          <w:szCs w:val="22"/>
-        </w:rPr>
-        <w:t>snd</w:t>
-      </w:r>
-      <w:proofErr w:type="spellEnd"/>
-      <w:r>
-        <w:rPr>
-          <w:rFonts w:ascii="Garamond" w:hAnsi="Garamond"/>
-          <w:sz w:val="22"/>
-          <w:szCs w:val="22"/>
-        </w:rPr>
-        <w:t xml:space="preserve"> provides a finer and more complete estimate than is available. </w:t>
-      </w:r>
-    </w:p>
-    <w:p>
-      <w:pPr>
-        <w:pStyle w:val="whitespace-normal"/>
-        <w:spacing w:line="480" w:lineRule="auto"/>
-        <w:ind w:left="360"/>
-        <w:rPr>
-          <w:rFonts w:ascii="Garamond" w:hAnsi="Garamond"/>
-          <w:sz w:val="22"/>
-          <w:szCs w:val="22"/>
-        </w:rPr>
-      </w:pPr>
-    </w:p>
-    <w:p>
-      <w:pPr>
-        <w:pStyle w:val="whitespace-normal"/>
-        <w:numPr>
-          <w:ilvl w:val="0"/>
-          <w:numId w:val="8"/>
-        </w:numPr>
-        <w:spacing w:line="480" w:lineRule="auto"/>
-        <w:rPr>
-          <w:rFonts w:ascii="Garamond" w:hAnsi="Garamond"/>
-          <w:b/>
-          <w:bCs/>
-          <w:sz w:val="22"/>
-          <w:szCs w:val="22"/>
-        </w:rPr>
-      </w:pPr>
-      <w:r>
-        <w:rPr>
-          <w:rFonts w:ascii="Garamond" w:hAnsi="Garamond"/>
-          <w:b/>
-          <w:bCs/>
-          <w:sz w:val="22"/>
-          <w:szCs w:val="22"/>
-        </w:rPr>
-        <w:t>Generally, understanding spatial ecology is key to maintaining diversity through harvest and conservation strategies</w:t>
-      </w:r>
-    </w:p>
-    <w:p>
-      <w:pPr>
-        <w:pStyle w:val="whitespace-normal"/>
-        <w:numPr>
-          <w:ilvl w:val="0"/>
-          <w:numId w:val="8"/>
-        </w:numPr>
-        <w:spacing w:line="480" w:lineRule="auto"/>
-        <w:rPr>
-          <w:rFonts w:ascii="Garamond" w:hAnsi="Garamond"/>
-          <w:b/>
-          <w:bCs/>
-          <w:sz w:val="22"/>
-          <w:szCs w:val="22"/>
-        </w:rPr>
-      </w:pPr>
-      <w:r>
-        <w:rPr>
-          <w:rFonts w:ascii="Garamond" w:hAnsi="Garamond"/>
-          <w:b/>
-          <w:bCs/>
-          <w:sz w:val="22"/>
-          <w:szCs w:val="22"/>
-        </w:rPr>
-        <w:t xml:space="preserve">Thoughts on how to finish this </w:t>
-      </w:r>
-      <w:proofErr w:type="gramStart"/>
-      <w:r>
-        <w:rPr>
-          <w:rFonts w:ascii="Garamond" w:hAnsi="Garamond"/>
-          <w:b/>
-          <w:bCs/>
-          <w:sz w:val="22"/>
-          <w:szCs w:val="22"/>
-        </w:rPr>
-        <w:t>up?</w:t>
-      </w:r>
-      <w:proofErr w:type="gramEnd"/>
-      <w:r>
-        <w:rPr>
-          <w:rFonts w:ascii="Garamond" w:hAnsi="Garamond"/>
-          <w:b/>
-          <w:bCs/>
-          <w:sz w:val="22"/>
-          <w:szCs w:val="22"/>
-        </w:rPr>
-        <w:t xml:space="preserve"> </w:t>
-      </w:r>
-      <w:ins w:id="111" w:author="Daniel Schindler" w:date="2025-07-17T14:47:00Z" w16du:dateUtc="2025-07-17T22:47:00Z">
-        <w:r>
-          <w:rPr>
-            <w:rFonts w:ascii="Garamond" w:hAnsi="Garamond"/>
-            <w:b/>
-            <w:bCs/>
-            <w:sz w:val="22"/>
-            <w:szCs w:val="22"/>
-          </w:rPr>
-          <w:t xml:space="preserve">Should argue that upriver stocks are most vulnerable to </w:t>
-        </w:r>
-      </w:ins>
-      <w:ins w:id="112" w:author="Daniel Schindler" w:date="2025-07-17T14:48:00Z" w16du:dateUtc="2025-07-17T22:48:00Z">
-        <w:r>
-          <w:rPr>
-            <w:rFonts w:ascii="Garamond" w:hAnsi="Garamond"/>
-            <w:b/>
-            <w:bCs/>
-            <w:sz w:val="22"/>
-            <w:szCs w:val="22"/>
-          </w:rPr>
-          <w:t>overfishing since they migrate first but also have shorter migration seasons (assuming they do – see note above). Thus, the front end closures are a type of time management that has potential to maintain biocomplex</w:t>
-        </w:r>
-      </w:ins>
-      <w:ins w:id="113" w:author="Daniel Schindler" w:date="2025-07-17T14:49:00Z" w16du:dateUtc="2025-07-17T22:49:00Z">
-        <w:r>
-          <w:rPr>
-            <w:rFonts w:ascii="Garamond" w:hAnsi="Garamond"/>
-            <w:b/>
-            <w:bCs/>
-            <w:sz w:val="22"/>
-            <w:szCs w:val="22"/>
-          </w:rPr>
-          <w:t>ity of this stock complex.</w:t>
-        </w:r>
-      </w:ins>
+        <w:rPr>
+          <w:rFonts w:ascii="Garamond" w:hAnsi="Garamond"/>
+          <w:sz w:val="22"/>
+          <w:szCs w:val="22"/>
+        </w:rPr>
+      </w:pPr>
     </w:p>
     <w:sectPr>
       <w:footerReference w:type="even" r:id="rId11"/>
@@ -7816,6 +7271,22 @@
       </w:r>
     </w:p>
   </w:comment>
+  <w:comment w:id="20" w:author="Benjamin J. Makhlouf" w:date="2025-07-28T13:54:00Z" w:initials="BM">
+    <w:p>
+      <w:pPr>
+        <w:pStyle w:val="CommentText"/>
+      </w:pPr>
+      <w:r>
+        <w:rPr>
+          <w:rStyle w:val="CommentReference"/>
+        </w:rPr>
+        <w:annotationRef/>
+      </w:r>
+      <w:r>
+        <w:t xml:space="preserve">This might not be true for comparison to Telemetry </w:t>
+      </w:r>
+    </w:p>
+  </w:comment>
 </w:comments>
 </file>
 
@@ -7827,6 +7298,7 @@
   <w15:commentEx w15:paraId="75633029" w15:done="0"/>
   <w15:commentEx w15:paraId="317DFEBA" w15:done="0"/>
   <w15:commentEx w15:paraId="05C4AF8C" w15:done="0"/>
+  <w15:commentEx w15:paraId="036EDFB1" w15:done="0"/>
 </w15:commentsEx>
 </file>
 
@@ -7838,6 +7310,7 @@
   <w16cex:commentExtensible w16cex:durableId="08B9BEA6" w16cex:dateUtc="2025-06-27T19:54:00Z"/>
   <w16cex:commentExtensible w16cex:durableId="6C95C996" w16cex:dateUtc="2025-07-28T14:41:00Z"/>
   <w16cex:commentExtensible w16cex:durableId="3CAE4ABD" w16cex:dateUtc="2025-07-28T14:42:00Z"/>
+  <w16cex:commentExtensible w16cex:durableId="6836BCE2" w16cex:dateUtc="2025-07-28T20:54:00Z"/>
 </w16cex:commentsExtensible>
 </file>
 
@@ -7849,6 +7322,7 @@
   <w16cid:commentId w16cid:paraId="75633029" w16cid:durableId="08B9BEA6"/>
   <w16cid:commentId w16cid:paraId="317DFEBA" w16cid:durableId="6C95C996"/>
   <w16cid:commentId w16cid:paraId="05C4AF8C" w16cid:durableId="3CAE4ABD"/>
+  <w16cid:commentId w16cid:paraId="036EDFB1" w16cid:durableId="6836BCE2"/>
 </w16cid:commentsIds>
 </file>
 
@@ -9565,7 +9039,6 @@
   <w:style w:type="character" w:default="1" w:styleId="DefaultParagraphFont">
     <w:name w:val="Default Paragraph Font"/>
     <w:uiPriority w:val="1"/>
-    <w:semiHidden/>
     <w:unhideWhenUsed/>
   </w:style>
   <w:style w:type="table" w:default="1" w:styleId="TableNormal">

--- a/Docs/Run_timing_manuscript.docx
+++ b/Docs/Run_timing_manuscript.docx
@@ -177,6 +177,450 @@
           <w:sz w:val="22"/>
           <w:szCs w:val="22"/>
         </w:rPr>
+        <w:t xml:space="preserve">A key challenge in fisheries management is the need to maximize harvest opportunities while maintaining and protecting biodiversity. This challenge is present in mixed species fisheries, where harvesting productive species often risks over-exploitation of non-target co-occurring species of concern. The same challenge also arises in single species mixed stock fisheries, where a single run </w:t>
+      </w:r>
+      <w:r>
+        <w:rPr>
+          <w:rFonts w:ascii="Garamond" w:hAnsi="Garamond"/>
+          <w:sz w:val="22"/>
+          <w:szCs w:val="22"/>
+        </w:rPr>
+        <w:t>consists</w:t>
+      </w:r>
+      <w:r>
+        <w:rPr>
+          <w:rFonts w:ascii="Garamond" w:hAnsi="Garamond"/>
+          <w:sz w:val="22"/>
+          <w:szCs w:val="22"/>
+        </w:rPr>
+        <w:t xml:space="preserve"> of several unique stock components that together contribute to biocomplexity</w:t>
+      </w:r>
+      <w:r>
+        <w:rPr>
+          <w:rFonts w:ascii="Garamond" w:hAnsi="Garamond"/>
+          <w:sz w:val="22"/>
+          <w:szCs w:val="22"/>
+        </w:rPr>
+        <w:t xml:space="preserve"> in the form of variable life history strategies and genetic makeup. This intraspecies biocomplexity serves to increase ecosystem stability by distributing risk across several weakly or negatively correlated sub-components. In addition, for </w:t>
+      </w:r>
+      <w:r>
+        <w:rPr>
+          <w:rFonts w:ascii="Garamond" w:hAnsi="Garamond"/>
+          <w:sz w:val="22"/>
+          <w:szCs w:val="22"/>
+        </w:rPr>
+        <w:t xml:space="preserve">fisheries which can harvest across several of these stock components, biocomplexity in life history may help reduce pressure on a single stock or series of stocks by distributing fishing pressure across a greater spatial and temporal scale. </w:t>
+      </w:r>
+    </w:p>
+    <w:p>
+      <w:pPr>
+        <w:spacing w:line="480" w:lineRule="auto"/>
+        <w:ind w:firstLine="720"/>
+        <w:rPr>
+          <w:rFonts w:ascii="Garamond" w:hAnsi="Garamond"/>
+          <w:sz w:val="22"/>
+          <w:szCs w:val="22"/>
+        </w:rPr>
+      </w:pPr>
+      <w:r>
+        <w:rPr>
+          <w:rFonts w:ascii="Garamond" w:hAnsi="Garamond"/>
+          <w:sz w:val="22"/>
+          <w:szCs w:val="22"/>
+        </w:rPr>
+        <w:t>In salmon ecosystems, the existence and benefits of significant intrapopulation biocomplexity have been well established. Within a given population, variability in return timing and spatial distribution of habitat use distributes the risk of perturbation across both space and time</w:t>
+      </w:r>
+      <w:r>
+        <w:rPr>
+          <w:rFonts w:ascii="Garamond" w:hAnsi="Garamond"/>
+          <w:sz w:val="22"/>
+          <w:szCs w:val="22"/>
+        </w:rPr>
+        <w:t xml:space="preserve"> </w:t>
+      </w:r>
+      <w:r>
+        <w:rPr>
+          <w:rFonts w:ascii="Garamond" w:hAnsi="Garamond"/>
+          <w:sz w:val="22"/>
+          <w:szCs w:val="22"/>
+        </w:rPr>
+        <w:t>both within and among years.</w:t>
+      </w:r>
+      <w:r>
+        <w:rPr>
+          <w:rFonts w:ascii="Garamond" w:hAnsi="Garamond"/>
+          <w:sz w:val="22"/>
+          <w:szCs w:val="22"/>
+        </w:rPr>
+        <w:t xml:space="preserve"> </w:t>
+      </w:r>
+      <w:r>
+        <w:rPr>
+          <w:rFonts w:ascii="Garamond" w:hAnsi="Garamond"/>
+          <w:sz w:val="22"/>
+          <w:szCs w:val="22"/>
+        </w:rPr>
+        <w:t>In doing so, this biocomplexity increases ecosystem resilience to short-term or local changes in habitat conditions, maximizes genetic diversity, and stabilizes aggregate resource availability.</w:t>
+      </w:r>
+      <w:r>
+        <w:rPr>
+          <w:rFonts w:ascii="Garamond" w:hAnsi="Garamond"/>
+          <w:sz w:val="22"/>
+          <w:szCs w:val="22"/>
+        </w:rPr>
+        <w:t xml:space="preserve"> </w:t>
+      </w:r>
+      <w:r>
+        <w:rPr>
+          <w:rFonts w:ascii="Garamond" w:hAnsi="Garamond"/>
+          <w:sz w:val="22"/>
+          <w:szCs w:val="22"/>
+        </w:rPr>
+        <w:t xml:space="preserve">For fisheries that harvest migrating stocks downstream, as is the case with many Pacific salmon fisheries, the reliability and duration of resource availability depends on the aggregate dynamics of upstream stocks. </w:t>
+      </w:r>
+      <w:r>
+        <w:rPr>
+          <w:rFonts w:ascii="Garamond" w:hAnsi="Garamond"/>
+          <w:sz w:val="22"/>
+          <w:szCs w:val="22"/>
+        </w:rPr>
+        <w:t>M</w:t>
+      </w:r>
+      <w:r>
+        <w:rPr>
+          <w:rFonts w:ascii="Garamond" w:hAnsi="Garamond"/>
+          <w:sz w:val="22"/>
+          <w:szCs w:val="22"/>
+        </w:rPr>
+        <w:t xml:space="preserve">anagers </w:t>
+      </w:r>
+      <w:r>
+        <w:rPr>
+          <w:rFonts w:ascii="Garamond" w:hAnsi="Garamond"/>
+          <w:sz w:val="22"/>
+          <w:szCs w:val="22"/>
+        </w:rPr>
+        <w:t xml:space="preserve">are therefore tasked with </w:t>
+      </w:r>
+      <w:r>
+        <w:rPr>
+          <w:rFonts w:ascii="Garamond" w:hAnsi="Garamond"/>
+          <w:sz w:val="22"/>
+          <w:szCs w:val="22"/>
+        </w:rPr>
+        <w:t xml:space="preserve"> design</w:t>
+      </w:r>
+      <w:r>
+        <w:rPr>
+          <w:rFonts w:ascii="Garamond" w:hAnsi="Garamond"/>
+          <w:sz w:val="22"/>
+          <w:szCs w:val="22"/>
+        </w:rPr>
+        <w:t>ing</w:t>
+      </w:r>
+      <w:r>
+        <w:rPr>
+          <w:rFonts w:ascii="Garamond" w:hAnsi="Garamond"/>
+          <w:sz w:val="22"/>
+          <w:szCs w:val="22"/>
+        </w:rPr>
+        <w:t xml:space="preserve"> harvest strategies that allow for downstream harvest while protecting the individual health of stock components</w:t>
+      </w:r>
+      <w:r>
+        <w:rPr>
+          <w:rFonts w:ascii="Garamond" w:hAnsi="Garamond"/>
+          <w:sz w:val="22"/>
+          <w:szCs w:val="22"/>
+        </w:rPr>
+        <w:t xml:space="preserve">. </w:t>
+      </w:r>
+    </w:p>
+    <w:p>
+      <w:pPr>
+        <w:spacing w:line="480" w:lineRule="auto"/>
+        <w:ind w:firstLine="720"/>
+        <w:rPr>
+          <w:rFonts w:ascii="Garamond" w:hAnsi="Garamond"/>
+          <w:sz w:val="22"/>
+          <w:szCs w:val="22"/>
+        </w:rPr>
+      </w:pPr>
+      <w:r>
+        <w:rPr>
+          <w:rFonts w:ascii="Garamond" w:hAnsi="Garamond"/>
+          <w:sz w:val="22"/>
+          <w:szCs w:val="22"/>
+        </w:rPr>
+        <w:lastRenderedPageBreak/>
+        <w:t xml:space="preserve">The harvest/biodiversity tradeoff is especially present in Western Alaska, which supports some of the largest salmon fisheries in the world, but which has seen a precipitous decline in the health of Chinook and Chum salmon populations in recent years. </w:t>
+      </w:r>
+    </w:p>
+    <w:p>
+      <w:pPr>
+        <w:spacing w:line="480" w:lineRule="auto"/>
+        <w:ind w:firstLine="720"/>
+        <w:rPr>
+          <w:rFonts w:ascii="Garamond" w:hAnsi="Garamond"/>
+          <w:sz w:val="22"/>
+          <w:szCs w:val="22"/>
+        </w:rPr>
+      </w:pPr>
+    </w:p>
+    <w:p>
+      <w:pPr>
+        <w:spacing w:line="480" w:lineRule="auto"/>
+        <w:ind w:firstLine="720"/>
+        <w:rPr>
+          <w:rFonts w:ascii="Garamond" w:hAnsi="Garamond"/>
+          <w:sz w:val="22"/>
+          <w:szCs w:val="22"/>
+        </w:rPr>
+      </w:pPr>
+      <w:r>
+        <w:rPr>
+          <w:rFonts w:ascii="Garamond" w:hAnsi="Garamond"/>
+          <w:sz w:val="22"/>
+          <w:szCs w:val="22"/>
+        </w:rPr>
+        <w:t xml:space="preserve">salmon fisheries, wherein salmon populations in large river systems are comprised of several stock components with variable health and pressure from both commercial and subsistence fisheries. In recent years returns of important species such as Chinook salmon have dropped </w:t>
+      </w:r>
+      <w:proofErr w:type="spellStart"/>
+      <w:r>
+        <w:rPr>
+          <w:rFonts w:ascii="Garamond" w:hAnsi="Garamond"/>
+          <w:sz w:val="22"/>
+          <w:szCs w:val="22"/>
+        </w:rPr>
+        <w:t>precipitiously</w:t>
+      </w:r>
+      <w:proofErr w:type="spellEnd"/>
+      <w:r>
+        <w:rPr>
+          <w:rFonts w:ascii="Garamond" w:hAnsi="Garamond"/>
+          <w:sz w:val="22"/>
+          <w:szCs w:val="22"/>
+        </w:rPr>
+        <w:t xml:space="preserve">, leading to </w:t>
+      </w:r>
+    </w:p>
+    <w:p>
+      <w:pPr>
+        <w:spacing w:line="480" w:lineRule="auto"/>
+        <w:ind w:firstLine="720"/>
+        <w:rPr>
+          <w:rFonts w:ascii="Garamond" w:hAnsi="Garamond"/>
+          <w:sz w:val="22"/>
+          <w:szCs w:val="22"/>
+        </w:rPr>
+      </w:pPr>
+    </w:p>
+    <w:p>
+      <w:pPr>
+        <w:spacing w:line="480" w:lineRule="auto"/>
+        <w:ind w:firstLine="720"/>
+        <w:rPr>
+          <w:rFonts w:ascii="Garamond" w:hAnsi="Garamond"/>
+          <w:sz w:val="22"/>
+          <w:szCs w:val="22"/>
+        </w:rPr>
+      </w:pPr>
+      <w:r>
+        <w:rPr>
+          <w:rFonts w:ascii="Garamond" w:hAnsi="Garamond"/>
+          <w:sz w:val="22"/>
+          <w:szCs w:val="22"/>
+        </w:rPr>
+        <w:t xml:space="preserve">Western Alaska salmon fisheries face a pressing harvest biodiversity tradeoff , and with little fine scale understanding of the spatial ecology </w:t>
+      </w:r>
+    </w:p>
+    <w:p>
+      <w:pPr>
+        <w:spacing w:line="480" w:lineRule="auto"/>
+        <w:ind w:firstLine="720"/>
+        <w:rPr>
+          <w:rFonts w:ascii="Garamond" w:hAnsi="Garamond"/>
+          <w:sz w:val="22"/>
+          <w:szCs w:val="22"/>
+        </w:rPr>
+      </w:pPr>
+      <w:r>
+        <w:rPr>
+          <w:rFonts w:ascii="Garamond" w:hAnsi="Garamond"/>
+          <w:sz w:val="22"/>
+          <w:szCs w:val="22"/>
+        </w:rPr>
+        <w:t xml:space="preserve">This has led to the use of front end closure strategy in the Kuskokwim </w:t>
+      </w:r>
+      <w:r>
+        <w:rPr>
+          <w:rFonts w:ascii="Garamond" w:hAnsi="Garamond"/>
+          <w:sz w:val="22"/>
+          <w:szCs w:val="22"/>
+        </w:rPr>
+        <w:t xml:space="preserve">to protect opportunity for upstream comm. And stabilize the fishery by protecting upstream stocks </w:t>
+      </w:r>
+    </w:p>
+    <w:p>
+      <w:pPr>
+        <w:spacing w:line="480" w:lineRule="auto"/>
+        <w:ind w:firstLine="720"/>
+        <w:rPr>
+          <w:rFonts w:ascii="Garamond" w:hAnsi="Garamond"/>
+          <w:sz w:val="22"/>
+          <w:szCs w:val="22"/>
+        </w:rPr>
+      </w:pPr>
+      <w:r>
+        <w:rPr>
+          <w:rFonts w:ascii="Garamond" w:hAnsi="Garamond"/>
+          <w:sz w:val="22"/>
+          <w:szCs w:val="22"/>
+        </w:rPr>
+        <w:t xml:space="preserve">Little understanding of the spatiotemporal patterns in the system </w:t>
+      </w:r>
+    </w:p>
+    <w:p>
+      <w:pPr>
+        <w:spacing w:line="480" w:lineRule="auto"/>
+        <w:ind w:firstLine="720"/>
+        <w:rPr>
+          <w:rFonts w:ascii="Garamond" w:hAnsi="Garamond"/>
+          <w:sz w:val="22"/>
+          <w:szCs w:val="22"/>
+        </w:rPr>
+      </w:pPr>
+      <w:r>
+        <w:rPr>
+          <w:rFonts w:ascii="Garamond" w:hAnsi="Garamond"/>
+          <w:sz w:val="22"/>
+          <w:szCs w:val="22"/>
+        </w:rPr>
+        <w:t xml:space="preserve">Here, we…. </w:t>
+      </w:r>
+    </w:p>
+    <w:p>
+      <w:pPr>
+        <w:spacing w:line="480" w:lineRule="auto"/>
+        <w:ind w:firstLine="720"/>
+        <w:rPr>
+          <w:rFonts w:ascii="Garamond" w:hAnsi="Garamond"/>
+          <w:sz w:val="22"/>
+          <w:szCs w:val="22"/>
+        </w:rPr>
+      </w:pPr>
+    </w:p>
+    <w:p>
+      <w:pPr>
+        <w:spacing w:line="480" w:lineRule="auto"/>
+        <w:ind w:firstLine="720"/>
+        <w:rPr>
+          <w:rFonts w:ascii="Garamond" w:hAnsi="Garamond"/>
+          <w:sz w:val="22"/>
+          <w:szCs w:val="22"/>
+        </w:rPr>
+      </w:pPr>
+      <w:r>
+        <w:rPr>
+          <w:rFonts w:ascii="Garamond" w:hAnsi="Garamond"/>
+          <w:sz w:val="22"/>
+          <w:szCs w:val="22"/>
+        </w:rPr>
+        <w:t xml:space="preserve"> </w:t>
+      </w:r>
+    </w:p>
+    <w:p>
+      <w:pPr>
+        <w:spacing w:line="480" w:lineRule="auto"/>
+        <w:ind w:firstLine="720"/>
+        <w:rPr>
+          <w:rFonts w:ascii="Garamond" w:hAnsi="Garamond"/>
+          <w:sz w:val="22"/>
+          <w:szCs w:val="22"/>
+        </w:rPr>
+      </w:pPr>
+    </w:p>
+    <w:p>
+      <w:pPr>
+        <w:spacing w:line="480" w:lineRule="auto"/>
+        <w:ind w:firstLine="720"/>
+        <w:rPr>
+          <w:rFonts w:ascii="Garamond" w:hAnsi="Garamond"/>
+          <w:sz w:val="22"/>
+          <w:szCs w:val="22"/>
+        </w:rPr>
+      </w:pPr>
+    </w:p>
+    <w:p>
+      <w:pPr>
+        <w:spacing w:line="480" w:lineRule="auto"/>
+        <w:ind w:firstLine="720"/>
+        <w:rPr>
+          <w:rFonts w:ascii="Garamond" w:hAnsi="Garamond"/>
+          <w:sz w:val="22"/>
+          <w:szCs w:val="22"/>
+        </w:rPr>
+      </w:pPr>
+    </w:p>
+    <w:p>
+      <w:pPr>
+        <w:spacing w:line="480" w:lineRule="auto"/>
+        <w:ind w:firstLine="720"/>
+        <w:rPr>
+          <w:rFonts w:ascii="Garamond" w:hAnsi="Garamond"/>
+          <w:sz w:val="22"/>
+          <w:szCs w:val="22"/>
+        </w:rPr>
+      </w:pPr>
+    </w:p>
+    <w:p>
+      <w:pPr>
+        <w:spacing w:line="480" w:lineRule="auto"/>
+        <w:ind w:firstLine="720"/>
+        <w:rPr>
+          <w:rFonts w:ascii="Garamond" w:hAnsi="Garamond"/>
+          <w:sz w:val="22"/>
+          <w:szCs w:val="22"/>
+        </w:rPr>
+      </w:pPr>
+    </w:p>
+    <w:p>
+      <w:pPr>
+        <w:spacing w:line="480" w:lineRule="auto"/>
+        <w:ind w:firstLine="720"/>
+        <w:rPr>
+          <w:rFonts w:ascii="Garamond" w:hAnsi="Garamond"/>
+          <w:sz w:val="22"/>
+          <w:szCs w:val="22"/>
+        </w:rPr>
+      </w:pPr>
+    </w:p>
+    <w:p>
+      <w:pPr>
+        <w:spacing w:line="480" w:lineRule="auto"/>
+        <w:ind w:firstLine="720"/>
+        <w:rPr>
+          <w:rFonts w:ascii="Garamond" w:hAnsi="Garamond"/>
+          <w:sz w:val="22"/>
+          <w:szCs w:val="22"/>
+        </w:rPr>
+      </w:pPr>
+    </w:p>
+    <w:p>
+      <w:pPr>
+        <w:spacing w:line="480" w:lineRule="auto"/>
+        <w:ind w:firstLine="720"/>
+        <w:rPr>
+          <w:rFonts w:ascii="Garamond" w:hAnsi="Garamond"/>
+          <w:sz w:val="22"/>
+          <w:szCs w:val="22"/>
+        </w:rPr>
+      </w:pPr>
+      <w:r>
+        <w:rPr>
+          <w:rFonts w:ascii="Garamond" w:hAnsi="Garamond"/>
+          <w:sz w:val="22"/>
+          <w:szCs w:val="22"/>
+        </w:rPr>
         <w:t>Chinook salmon populations are experiencing unprecedented declines across much of their range</w:t>
       </w:r>
       <w:r>
@@ -341,23 +785,13 @@
         </w:rPr>
         <w:t xml:space="preserve">. Salmon from this region </w:t>
       </w:r>
-      <w:proofErr w:type="gramStart"/>
-      <w:r>
-        <w:rPr>
-          <w:rFonts w:ascii="Garamond" w:hAnsi="Garamond"/>
-          <w:sz w:val="22"/>
-          <w:szCs w:val="22"/>
-        </w:rPr>
-        <w:t>have</w:t>
-      </w:r>
-      <w:proofErr w:type="gramEnd"/>
-      <w:r>
-        <w:rPr>
-          <w:rFonts w:ascii="Garamond" w:hAnsi="Garamond"/>
-          <w:sz w:val="22"/>
-          <w:szCs w:val="22"/>
-        </w:rPr>
-        <w:t xml:space="preserve"> supported</w:t>
+      <w:r>
+        <w:rPr>
+          <w:rFonts w:ascii="Garamond" w:hAnsi="Garamond"/>
+          <w:sz w:val="22"/>
+          <w:szCs w:val="22"/>
+        </w:rPr>
+        <w:t>have supported</w:t>
       </w:r>
       <w:r>
         <w:rPr>
@@ -708,16 +1142,7 @@
           <w:sz w:val="22"/>
           <w:szCs w:val="22"/>
         </w:rPr>
-        <w:t xml:space="preserve">Weak or negative covariance among these stocks helps buffer the broader population against the poor performance of any individual subunit, whose success may fluctuate in response to a </w:t>
-      </w:r>
-      <w:r>
-        <w:rPr>
-          <w:rFonts w:ascii="Garamond" w:hAnsi="Garamond"/>
-          <w:sz w:val="22"/>
-          <w:szCs w:val="22"/>
-        </w:rPr>
-        <w:lastRenderedPageBreak/>
-        <w:t>dynamic mosaic of multi-dimensional environmental conditions</w:t>
+        <w:t>Weak or negative covariance among these stocks helps buffer the broader population against the poor performance of any individual subunit, whose success may fluctuate in response to a dynamic mosaic of multi-dimensional environmental conditions</w:t>
       </w:r>
       <w:r>
         <w:rPr>
@@ -851,6 +1276,7 @@
           <w:sz w:val="22"/>
           <w:szCs w:val="22"/>
         </w:rPr>
+        <w:lastRenderedPageBreak/>
         <w:t xml:space="preserve">The reliability of salmon resources to communities is a product of the health of stock components throughout the watershed. For Pacific salmon fisheries, which harvest stocks as the migrate upstream, the duration and reliability of this resource is the result of the aggregate dynamics of upstream stocks. For example, healthy stock components with unique spatiotemporal patterns may allow for more diverse set of harvest opportunities over a longer time period  </w:t>
       </w:r>
       <w:r>
@@ -1227,16 +1653,7 @@
           <w:sz w:val="22"/>
           <w:szCs w:val="22"/>
         </w:rPr>
-        <w:t xml:space="preserve"> In practice, however, implementing such stock-specific management approaches </w:t>
-      </w:r>
-      <w:r>
-        <w:rPr>
-          <w:rFonts w:ascii="Garamond" w:hAnsi="Garamond"/>
-          <w:sz w:val="22"/>
-          <w:szCs w:val="22"/>
-        </w:rPr>
-        <w:lastRenderedPageBreak/>
-        <w:t>requires detailed data on the spatiotemporal ecology of salmon populations; information that has historically been limited at sufficiently fine spatial and temporal scales</w:t>
+        <w:t xml:space="preserve"> In practice, however, implementing such stock-specific management approaches requires detailed data on the spatiotemporal ecology of salmon populations; information that has historically been limited at sufficiently fine spatial and temporal scales</w:t>
       </w:r>
       <w:r>
         <w:rPr>
@@ -1332,7 +1749,16 @@
             <w:sz w:val="22"/>
             <w:szCs w:val="22"/>
           </w:rPr>
-          <w:t xml:space="preserve"> et al., 2018). The basin's subsistence fisheries exhibit some of Alaska's highest participation rates, and subsistence fishing for Chinook salmon in the Kuskokwim basin Is among the most highly utilized in the state (</w:t>
+          <w:t xml:space="preserve"> et al., </w:t>
+        </w:r>
+        <w:r>
+          <w:rPr>
+            <w:rFonts w:ascii="Garamond" w:hAnsi="Garamond"/>
+            <w:sz w:val="22"/>
+            <w:szCs w:val="22"/>
+          </w:rPr>
+          <w:lastRenderedPageBreak/>
+          <w:t>2018). The basin's subsistence fisheries exhibit some of Alaska's highest participation rates, and subsistence fishing for Chinook salmon in the Kuskokwim basin Is among the most highly utilized in the state (</w:t>
         </w:r>
         <w:proofErr w:type="spellStart"/>
         <w:r>
@@ -1710,7 +2136,6 @@
         </w:rPr>
         <w:t xml:space="preserve">. However, little data exist which quantifies the spatiotemporal patterns among stocks. The impact of front-end closure strategies on individual stock components is not well understood, and a more complete understanding of stock contribution to the overall run both within and among years is currently not readily available. </w:t>
       </w:r>
-      <w:proofErr w:type="gramStart"/>
       <w:r>
         <w:rPr>
           <w:rFonts w:ascii="Garamond" w:hAnsi="Garamond"/>
@@ -1725,16 +2150,7 @@
           <w:sz w:val="22"/>
           <w:szCs w:val="22"/>
         </w:rPr>
-        <w:t>hese</w:t>
-      </w:r>
-      <w:proofErr w:type="gramEnd"/>
-      <w:r>
-        <w:rPr>
-          <w:rFonts w:ascii="Garamond" w:hAnsi="Garamond"/>
-          <w:sz w:val="22"/>
-          <w:szCs w:val="22"/>
-        </w:rPr>
-        <w:t xml:space="preserve"> data may be important to assessing the impact of current management strategies and designing new strategies which maintain stock health across all components of the watershed and maintain a reliable resource for communities and industry in the region. </w:t>
+        <w:t xml:space="preserve">hese data may be important to assessing the impact of current management strategies and designing new strategies which maintain stock health across all components of the watershed and maintain a reliable resource for communities and industry in the region. </w:t>
       </w:r>
     </w:p>
     <w:p>
@@ -1753,7 +2169,6 @@
           <w:sz w:val="22"/>
           <w:szCs w:val="22"/>
         </w:rPr>
-        <w:lastRenderedPageBreak/>
         <w:t>Here, we apply otolit</w:t>
       </w:r>
       <w:r>
@@ -1890,6 +2305,7 @@
           <w:sz w:val="32"/>
           <w:szCs w:val="32"/>
         </w:rPr>
+        <w:lastRenderedPageBreak/>
         <w:t xml:space="preserve">Methods: </w:t>
       </w:r>
     </w:p>
@@ -2465,7 +2881,6 @@
           <w:szCs w:val="22"/>
           <w14:ligatures w14:val="none"/>
         </w:rPr>
-        <w:lastRenderedPageBreak/>
         <w:fldChar w:fldCharType="begin"/>
       </w:r>
       <w:r>
@@ -2792,6 +3207,7 @@
           <w:szCs w:val="22"/>
           <w14:ligatures w14:val="none"/>
         </w:rPr>
+        <w:lastRenderedPageBreak/>
         <w:t>We used an</w:t>
       </w:r>
       <w:r>
@@ -3935,7 +4351,6 @@
           <w:sz w:val="22"/>
           <w:szCs w:val="22"/>
         </w:rPr>
-        <w:lastRenderedPageBreak/>
         <w:t xml:space="preserve">Posterior probability values for each tributary (j) were then calculated using Bayes theorem </w:t>
       </w:r>
       <w:r>
@@ -4379,7 +4794,16 @@
           <w:sz w:val="22"/>
           <w:szCs w:val="22"/>
         </w:rPr>
-        <w:t>). The probability of the isotope ratio (</w:t>
+        <w:t xml:space="preserve">). The probability </w:t>
+      </w:r>
+      <w:r>
+        <w:rPr>
+          <w:rFonts w:ascii="Garamond" w:hAnsi="Garamond" w:cstheme="majorHAnsi"/>
+          <w:sz w:val="22"/>
+          <w:szCs w:val="22"/>
+        </w:rPr>
+        <w:lastRenderedPageBreak/>
+        <w:t>of the isotope ratio (</w:t>
       </w:r>
       <w:proofErr w:type="spellStart"/>
       <w:r>
@@ -5050,33 +5474,14 @@
           <w:sz w:val="22"/>
           <w:szCs w:val="22"/>
         </w:rPr>
-        <w:t xml:space="preserve"> To focus analysis on only highly likely locations, the top 30% of posterior values were retained whereas all other values were assigned a value of 0 for </w:t>
-      </w:r>
-      <w:proofErr w:type="gramStart"/>
-      <w:r>
-        <w:rPr>
-          <w:rFonts w:ascii="Garamond" w:hAnsi="Garamond"/>
-          <w:sz w:val="22"/>
-          <w:szCs w:val="22"/>
-        </w:rPr>
-        <w:t>each individual</w:t>
-      </w:r>
-      <w:proofErr w:type="gramEnd"/>
-      <w:r>
-        <w:rPr>
-          <w:rFonts w:ascii="Garamond" w:hAnsi="Garamond"/>
-          <w:sz w:val="22"/>
-          <w:szCs w:val="22"/>
-        </w:rPr>
-        <w:t xml:space="preserve"> before summing. Natal origin estimates were produced for </w:t>
-      </w:r>
-      <w:r>
-        <w:rPr>
-          <w:rFonts w:ascii="Garamond" w:hAnsi="Garamond"/>
-          <w:sz w:val="22"/>
-          <w:szCs w:val="22"/>
-        </w:rPr>
-        <w:lastRenderedPageBreak/>
+        <w:t xml:space="preserve"> To focus analysis on only highly likely locations, the top 30% of posterior values were retained whereas all other values were assigned a value of 0 for each individual before summing. Natal origin estimates were produced for </w:t>
+      </w:r>
+      <w:r>
+        <w:rPr>
+          <w:rFonts w:ascii="Garamond" w:hAnsi="Garamond"/>
+          <w:sz w:val="22"/>
+          <w:szCs w:val="22"/>
+        </w:rPr>
         <w:t xml:space="preserve">predefined temporal quartiles </w:t>
       </w:r>
       <w:r>
@@ -5191,16 +5596,7 @@
           <w:sz w:val="22"/>
           <w:szCs w:val="22"/>
         </w:rPr>
-        <w:t xml:space="preserve">Estimates were also produced for the full duration of the </w:t>
-      </w:r>
-      <w:proofErr w:type="gramStart"/>
-      <w:r>
-        <w:rPr>
-          <w:rFonts w:ascii="Garamond" w:hAnsi="Garamond"/>
-          <w:sz w:val="22"/>
-          <w:szCs w:val="22"/>
-        </w:rPr>
-        <w:t xml:space="preserve">run </w:t>
+        <w:t xml:space="preserve">Estimates were also produced for the full duration of the run </w:t>
       </w:r>
       <w:r>
         <w:rPr>
@@ -5210,7 +5606,6 @@
         </w:rPr>
         <w:t>in</w:t>
       </w:r>
-      <w:proofErr w:type="gramEnd"/>
       <w:r>
         <w:rPr>
           <w:rFonts w:ascii="Garamond" w:hAnsi="Garamond"/>
@@ -5233,7 +5628,16 @@
           <w:sz w:val="22"/>
           <w:szCs w:val="22"/>
         </w:rPr>
-        <w:t xml:space="preserve">-one management units were defined to aggregate tributary-level estimates into units relevant to current management practices (Figure 2). Management units of interest to the Alaska Department of Fish </w:t>
+        <w:t xml:space="preserve">-one management units were defined to aggregate tributary-level estimates into units relevant to current management practices (Figure 2). Management units of interest </w:t>
+      </w:r>
+      <w:r>
+        <w:rPr>
+          <w:rFonts w:ascii="Garamond" w:hAnsi="Garamond"/>
+          <w:sz w:val="22"/>
+          <w:szCs w:val="22"/>
+        </w:rPr>
+        <w:lastRenderedPageBreak/>
+        <w:t xml:space="preserve">to the Alaska Department of Fish </w:t>
       </w:r>
       <w:r>
         <w:rPr>
@@ -5291,25 +5695,7 @@
           <w:sz w:val="22"/>
           <w:szCs w:val="22"/>
         </w:rPr>
-        <w:t xml:space="preserve">with all upstream segments from the most downstream point of each tributary assigned to common management identifiers. </w:t>
-      </w:r>
-      <w:proofErr w:type="gramStart"/>
-      <w:r>
-        <w:rPr>
-          <w:rFonts w:ascii="Garamond" w:hAnsi="Garamond"/>
-          <w:sz w:val="22"/>
-          <w:szCs w:val="22"/>
-        </w:rPr>
-        <w:t>Remaining</w:t>
-      </w:r>
-      <w:proofErr w:type="gramEnd"/>
-      <w:r>
-        <w:rPr>
-          <w:rFonts w:ascii="Garamond" w:hAnsi="Garamond"/>
-          <w:sz w:val="22"/>
-          <w:szCs w:val="22"/>
-        </w:rPr>
-        <w:t xml:space="preserve"> basin areas were manually grouped into units of comparable size to ensure complete basin coverage</w:t>
+        <w:t>with all upstream segments from the most downstream point of each tributary assigned to common management identifiers. Remaining basin areas were manually grouped into units of comparable size to ensure complete basin coverage</w:t>
       </w:r>
       <w:r>
         <w:rPr>
@@ -5464,25 +5850,7 @@
           <w:sz w:val="22"/>
           <w:szCs w:val="22"/>
         </w:rPr>
-        <w:t xml:space="preserve">estimates of the returns at the tributary scale were aggregated into management units and compared against the full-season total for that stock. The resulting data represent the proportion of the total contribution of each stock present at each </w:t>
-      </w:r>
-      <w:proofErr w:type="gramStart"/>
-      <w:r>
-        <w:rPr>
-          <w:rFonts w:ascii="Garamond" w:hAnsi="Garamond"/>
-          <w:sz w:val="22"/>
-          <w:szCs w:val="22"/>
-        </w:rPr>
-        <w:t>3 day</w:t>
-      </w:r>
-      <w:proofErr w:type="gramEnd"/>
-      <w:r>
-        <w:rPr>
-          <w:rFonts w:ascii="Garamond" w:hAnsi="Garamond"/>
-          <w:sz w:val="22"/>
-          <w:szCs w:val="22"/>
-        </w:rPr>
-        <w:t xml:space="preserve"> interval in the run. </w:t>
+        <w:t xml:space="preserve">estimates of the returns at the tributary scale were aggregated into management units and compared against the full-season total for that stock. The resulting data represent the proportion of the total contribution of each stock present at each 3 day interval in the run. </w:t>
       </w:r>
       <w:r>
         <w:rPr>
@@ -5498,25 +5866,7 @@
           <w:sz w:val="22"/>
           <w:szCs w:val="22"/>
         </w:rPr>
-        <w:t xml:space="preserve">relative protection afforded to stocks by a </w:t>
-      </w:r>
-      <w:proofErr w:type="gramStart"/>
-      <w:r>
-        <w:rPr>
-          <w:rFonts w:ascii="Garamond" w:hAnsi="Garamond"/>
-          <w:sz w:val="22"/>
-          <w:szCs w:val="22"/>
-        </w:rPr>
-        <w:t>front end</w:t>
-      </w:r>
-      <w:proofErr w:type="gramEnd"/>
-      <w:r>
-        <w:rPr>
-          <w:rFonts w:ascii="Garamond" w:hAnsi="Garamond"/>
-          <w:sz w:val="22"/>
-          <w:szCs w:val="22"/>
-        </w:rPr>
-        <w:t xml:space="preserve"> closure ending on June 11</w:t>
+        <w:t>relative protection afforded to stocks by a front end closure ending on June 11</w:t>
       </w:r>
       <w:r>
         <w:rPr>
@@ -5639,7 +5989,6 @@
           <w:sz w:val="36"/>
           <w:szCs w:val="36"/>
         </w:rPr>
-        <w:lastRenderedPageBreak/>
         <w:t>Results</w:t>
       </w:r>
     </w:p>
@@ -5837,6 +6186,7 @@
           <w:sz w:val="22"/>
           <w:szCs w:val="22"/>
         </w:rPr>
+        <w:lastRenderedPageBreak/>
         <w:t xml:space="preserve">median 12.8%, range 4.6 – 16.1%), Swift River (median: 11.6%, range 5.7-14.4%), Stony River (median: 10.5%, range 9.6-12.4%), and Upper Kuskokwim Main (median: 8.9%, range 5.5-10.8%). Notably, the uppermost stocks (North, East, and South Fork Kuskokwim) consistently contributed very little (&lt; 2.5%) and the </w:t>
       </w:r>
       <w:proofErr w:type="spellStart"/>
@@ -5873,33 +6223,15 @@
           <w:sz w:val="22"/>
           <w:szCs w:val="22"/>
         </w:rPr>
-        <w:t xml:space="preserve"> stocks each contributed only modestly (median 3% and 5% respectively) despite their position near the top of the watershed. The second quartile </w:t>
-      </w:r>
-      <w:proofErr w:type="gramStart"/>
-      <w:r>
-        <w:rPr>
-          <w:rFonts w:ascii="Garamond" w:hAnsi="Garamond"/>
-          <w:sz w:val="22"/>
-          <w:szCs w:val="22"/>
-        </w:rPr>
-        <w:t xml:space="preserve">( </w:t>
-      </w:r>
-      <w:r>
-        <w:rPr>
-          <w:rFonts w:ascii="Garamond" w:hAnsi="Garamond"/>
-          <w:sz w:val="22"/>
-          <w:szCs w:val="22"/>
-        </w:rPr>
-        <w:t>June</w:t>
-      </w:r>
-      <w:proofErr w:type="gramEnd"/>
-      <w:r>
-        <w:rPr>
-          <w:rFonts w:ascii="Garamond" w:hAnsi="Garamond"/>
-          <w:sz w:val="22"/>
-          <w:szCs w:val="22"/>
-        </w:rPr>
-        <w:t xml:space="preserve"> 12</w:t>
+        <w:t xml:space="preserve"> stocks each contributed only modestly (median 3% and 5% respectively) despite their position near the top of the watershed. The second quartile ( </w:t>
+      </w:r>
+      <w:r>
+        <w:rPr>
+          <w:rFonts w:ascii="Garamond" w:hAnsi="Garamond"/>
+          <w:sz w:val="22"/>
+          <w:szCs w:val="22"/>
+        </w:rPr>
+        <w:t>June 12</w:t>
       </w:r>
       <w:r>
         <w:rPr>
@@ -6056,25 +6388,7 @@
           <w:sz w:val="22"/>
           <w:szCs w:val="22"/>
         </w:rPr>
-        <w:t>-July1st</w:t>
-      </w:r>
-      <w:proofErr w:type="gramStart"/>
-      <w:r>
-        <w:rPr>
-          <w:rFonts w:ascii="Garamond" w:hAnsi="Garamond"/>
-          <w:sz w:val="22"/>
-          <w:szCs w:val="22"/>
-        </w:rPr>
-        <w:t>) ,</w:t>
-      </w:r>
-      <w:proofErr w:type="gramEnd"/>
-      <w:r>
-        <w:rPr>
-          <w:rFonts w:ascii="Garamond" w:hAnsi="Garamond"/>
-          <w:sz w:val="22"/>
-          <w:szCs w:val="22"/>
-        </w:rPr>
-        <w:t xml:space="preserve"> but with increased contribution from the </w:t>
+        <w:t xml:space="preserve">-July1st) , but with increased contribution from the </w:t>
       </w:r>
       <w:proofErr w:type="spellStart"/>
       <w:r>
@@ -6275,33 +6589,15 @@
           <w:sz w:val="22"/>
           <w:szCs w:val="22"/>
         </w:rPr>
-        <w:t xml:space="preserve"> (median; 6.1%</w:t>
-      </w:r>
-      <w:proofErr w:type="gramStart"/>
-      <w:r>
-        <w:rPr>
-          <w:rFonts w:ascii="Garamond" w:hAnsi="Garamond"/>
-          <w:sz w:val="22"/>
-          <w:szCs w:val="22"/>
-        </w:rPr>
-        <w:t xml:space="preserve">) </w:t>
-      </w:r>
-      <w:r>
-        <w:rPr>
-          <w:rFonts w:ascii="Garamond" w:hAnsi="Garamond"/>
-          <w:sz w:val="22"/>
-          <w:szCs w:val="22"/>
-        </w:rPr>
-        <w:t>,</w:t>
-      </w:r>
-      <w:proofErr w:type="gramEnd"/>
-      <w:r>
-        <w:rPr>
-          <w:rFonts w:ascii="Garamond" w:hAnsi="Garamond"/>
-          <w:sz w:val="22"/>
-          <w:szCs w:val="22"/>
-        </w:rPr>
-        <w:t xml:space="preserve"> </w:t>
+        <w:t xml:space="preserve"> (median; 6.1%) </w:t>
+      </w:r>
+      <w:r>
+        <w:rPr>
+          <w:rFonts w:ascii="Garamond" w:hAnsi="Garamond"/>
+          <w:sz w:val="22"/>
+          <w:szCs w:val="22"/>
+        </w:rPr>
+        <w:t xml:space="preserve">, </w:t>
       </w:r>
       <w:proofErr w:type="spellStart"/>
       <w:r>
@@ -6335,33 +6631,15 @@
           <w:sz w:val="22"/>
           <w:szCs w:val="22"/>
         </w:rPr>
-        <w:t xml:space="preserve"> (median 6.7</w:t>
-      </w:r>
-      <w:proofErr w:type="gramStart"/>
-      <w:r>
-        <w:rPr>
-          <w:rFonts w:ascii="Garamond" w:hAnsi="Garamond"/>
-          <w:sz w:val="22"/>
-          <w:szCs w:val="22"/>
-        </w:rPr>
-        <w:t xml:space="preserve">%) </w:t>
-      </w:r>
-      <w:r>
-        <w:rPr>
-          <w:rFonts w:ascii="Garamond" w:hAnsi="Garamond"/>
-          <w:sz w:val="22"/>
-          <w:szCs w:val="22"/>
-        </w:rPr>
-        <w:t xml:space="preserve"> all</w:t>
-      </w:r>
-      <w:proofErr w:type="gramEnd"/>
-      <w:r>
-        <w:rPr>
-          <w:rFonts w:ascii="Garamond" w:hAnsi="Garamond"/>
-          <w:sz w:val="22"/>
-          <w:szCs w:val="22"/>
-        </w:rPr>
-        <w:t xml:space="preserve"> reached their peak contribution during this period, consistent with late returns for stocks in the lower portion of the watershed. </w:t>
+        <w:t xml:space="preserve"> (median 6.7%) </w:t>
+      </w:r>
+      <w:r>
+        <w:rPr>
+          <w:rFonts w:ascii="Garamond" w:hAnsi="Garamond"/>
+          <w:sz w:val="22"/>
+          <w:szCs w:val="22"/>
+        </w:rPr>
+        <w:t xml:space="preserve"> all reached their peak contribution during this period, consistent with late returns for stocks in the lower portion of the watershed. </w:t>
       </w:r>
     </w:p>
     <w:p>
@@ -6381,127 +6659,115 @@
           <w:sz w:val="22"/>
           <w:szCs w:val="22"/>
         </w:rPr>
+        <w:t xml:space="preserve">Cumulative distribution plots </w:t>
+      </w:r>
+      <w:r>
+        <w:rPr>
+          <w:rFonts w:ascii="Garamond" w:hAnsi="Garamond"/>
+          <w:sz w:val="22"/>
+          <w:szCs w:val="22"/>
+        </w:rPr>
+        <w:t xml:space="preserve">(Figure 4) </w:t>
+      </w:r>
+      <w:r>
+        <w:rPr>
+          <w:rFonts w:ascii="Garamond" w:hAnsi="Garamond"/>
+          <w:sz w:val="22"/>
+          <w:szCs w:val="22"/>
+        </w:rPr>
+        <w:t>corroborated the a</w:t>
+      </w:r>
+      <w:r>
+        <w:rPr>
+          <w:rFonts w:ascii="Garamond" w:hAnsi="Garamond"/>
+          <w:sz w:val="22"/>
+          <w:szCs w:val="22"/>
+        </w:rPr>
+        <w:t xml:space="preserve">bove </w:t>
+      </w:r>
+      <w:r>
+        <w:rPr>
+          <w:rFonts w:ascii="Garamond" w:hAnsi="Garamond"/>
+          <w:sz w:val="22"/>
+          <w:szCs w:val="22"/>
+        </w:rPr>
+        <w:t>patterns but</w:t>
+      </w:r>
+      <w:r>
+        <w:rPr>
+          <w:rFonts w:ascii="Garamond" w:hAnsi="Garamond"/>
+          <w:sz w:val="22"/>
+          <w:szCs w:val="22"/>
+        </w:rPr>
+        <w:t xml:space="preserve"> illustrated </w:t>
+      </w:r>
+      <w:r>
+        <w:rPr>
+          <w:rFonts w:ascii="Garamond" w:hAnsi="Garamond"/>
+          <w:sz w:val="22"/>
+          <w:szCs w:val="22"/>
+        </w:rPr>
+        <w:t xml:space="preserve">variation in run timing among stocks at a finer </w:t>
+      </w:r>
+      <w:r>
+        <w:rPr>
+          <w:rFonts w:ascii="Garamond" w:hAnsi="Garamond"/>
+          <w:sz w:val="22"/>
+          <w:szCs w:val="22"/>
+        </w:rPr>
+        <w:t xml:space="preserve">temporal scale and independent of the total contribution of each stock to the overall run. </w:t>
+      </w:r>
+      <w:r>
+        <w:rPr>
+          <w:rFonts w:ascii="Garamond" w:hAnsi="Garamond"/>
+          <w:sz w:val="22"/>
+          <w:szCs w:val="22"/>
+          <w:highlight w:val="yellow"/>
+        </w:rPr>
+        <w:t>The results display a clear pattern of earliest returning stocks (closer to red) arriving earlier in the season, with 50% of the run for stocks such as the East Fork Kuskokwim and Big River arriving within X days of the start of the run.</w:t>
+      </w:r>
+      <w:r>
+        <w:rPr>
+          <w:rFonts w:ascii="Garamond" w:hAnsi="Garamond"/>
+          <w:sz w:val="22"/>
+          <w:szCs w:val="22"/>
+        </w:rPr>
+        <w:t xml:space="preserve"> In contrast, lower Kuskokwim stocks arrive later in the season, with stocks such as the </w:t>
+      </w:r>
+      <w:proofErr w:type="spellStart"/>
+      <w:r>
+        <w:rPr>
+          <w:rFonts w:ascii="Garamond" w:hAnsi="Garamond"/>
+          <w:sz w:val="22"/>
+          <w:szCs w:val="22"/>
+        </w:rPr>
+        <w:t>Hoholitna</w:t>
+      </w:r>
+      <w:proofErr w:type="spellEnd"/>
+      <w:r>
+        <w:rPr>
+          <w:rFonts w:ascii="Garamond" w:hAnsi="Garamond"/>
+          <w:sz w:val="22"/>
+          <w:szCs w:val="22"/>
+        </w:rPr>
+        <w:t xml:space="preserve"> and Aniak river reaching 50% of their total run nearly X days from the start of the season. </w:t>
+      </w:r>
+      <w:r>
+        <w:rPr>
+          <w:rFonts w:ascii="Garamond" w:hAnsi="Garamond"/>
+          <w:sz w:val="22"/>
+          <w:szCs w:val="22"/>
+        </w:rPr>
+        <w:t xml:space="preserve">Some variability in this pattern does exist. In 2020, for example, a few of the middle Kuskokwim stocks </w:t>
+      </w:r>
+      <w:r>
+        <w:rPr>
+          <w:rFonts w:ascii="Garamond" w:hAnsi="Garamond"/>
+          <w:sz w:val="22"/>
+          <w:szCs w:val="22"/>
+        </w:rPr>
         <w:lastRenderedPageBreak/>
-        <w:t xml:space="preserve">Cumulative distribution plots </w:t>
-      </w:r>
-      <w:r>
-        <w:rPr>
-          <w:rFonts w:ascii="Garamond" w:hAnsi="Garamond"/>
-          <w:sz w:val="22"/>
-          <w:szCs w:val="22"/>
-        </w:rPr>
-        <w:t xml:space="preserve">(Figure 4) </w:t>
-      </w:r>
-      <w:r>
-        <w:rPr>
-          <w:rFonts w:ascii="Garamond" w:hAnsi="Garamond"/>
-          <w:sz w:val="22"/>
-          <w:szCs w:val="22"/>
-        </w:rPr>
-        <w:t>corroborated the a</w:t>
-      </w:r>
-      <w:r>
-        <w:rPr>
-          <w:rFonts w:ascii="Garamond" w:hAnsi="Garamond"/>
-          <w:sz w:val="22"/>
-          <w:szCs w:val="22"/>
-        </w:rPr>
-        <w:t xml:space="preserve">bove </w:t>
-      </w:r>
-      <w:r>
-        <w:rPr>
-          <w:rFonts w:ascii="Garamond" w:hAnsi="Garamond"/>
-          <w:sz w:val="22"/>
-          <w:szCs w:val="22"/>
-        </w:rPr>
-        <w:t>patterns but</w:t>
-      </w:r>
-      <w:r>
-        <w:rPr>
-          <w:rFonts w:ascii="Garamond" w:hAnsi="Garamond"/>
-          <w:sz w:val="22"/>
-          <w:szCs w:val="22"/>
-        </w:rPr>
-        <w:t xml:space="preserve"> illustrated </w:t>
-      </w:r>
-      <w:r>
-        <w:rPr>
-          <w:rFonts w:ascii="Garamond" w:hAnsi="Garamond"/>
-          <w:sz w:val="22"/>
-          <w:szCs w:val="22"/>
-        </w:rPr>
-        <w:t xml:space="preserve">variation in run timing among stocks at a finer </w:t>
-      </w:r>
-      <w:r>
-        <w:rPr>
-          <w:rFonts w:ascii="Garamond" w:hAnsi="Garamond"/>
-          <w:sz w:val="22"/>
-          <w:szCs w:val="22"/>
-        </w:rPr>
-        <w:t xml:space="preserve">temporal scale and independent of the total contribution of each stock to the overall run. </w:t>
-      </w:r>
-      <w:r>
-        <w:rPr>
-          <w:rFonts w:ascii="Garamond" w:hAnsi="Garamond"/>
-          <w:sz w:val="22"/>
-          <w:szCs w:val="22"/>
-          <w:highlight w:val="yellow"/>
-        </w:rPr>
-        <w:t xml:space="preserve">The results display a clear pattern of </w:t>
-      </w:r>
-      <w:proofErr w:type="gramStart"/>
-      <w:r>
-        <w:rPr>
-          <w:rFonts w:ascii="Garamond" w:hAnsi="Garamond"/>
-          <w:sz w:val="22"/>
-          <w:szCs w:val="22"/>
-          <w:highlight w:val="yellow"/>
-        </w:rPr>
-        <w:t>earliest</w:t>
-      </w:r>
-      <w:proofErr w:type="gramEnd"/>
-      <w:r>
-        <w:rPr>
-          <w:rFonts w:ascii="Garamond" w:hAnsi="Garamond"/>
-          <w:sz w:val="22"/>
-          <w:szCs w:val="22"/>
-          <w:highlight w:val="yellow"/>
-        </w:rPr>
-        <w:t xml:space="preserve"> returning stocks (closer to red) arriving earlier in the season, with 50% of the run for stocks such as the East Fork Kuskokwim and Big River arriving within X days of the start of the run.</w:t>
-      </w:r>
-      <w:r>
-        <w:rPr>
-          <w:rFonts w:ascii="Garamond" w:hAnsi="Garamond"/>
-          <w:sz w:val="22"/>
-          <w:szCs w:val="22"/>
-        </w:rPr>
-        <w:t xml:space="preserve"> In contrast, lower Kuskokwim stocks arrive later in the season, with stocks such as the </w:t>
-      </w:r>
-      <w:proofErr w:type="spellStart"/>
-      <w:r>
-        <w:rPr>
-          <w:rFonts w:ascii="Garamond" w:hAnsi="Garamond"/>
-          <w:sz w:val="22"/>
-          <w:szCs w:val="22"/>
-        </w:rPr>
-        <w:t>Hoholitna</w:t>
-      </w:r>
-      <w:proofErr w:type="spellEnd"/>
-      <w:r>
-        <w:rPr>
-          <w:rFonts w:ascii="Garamond" w:hAnsi="Garamond"/>
-          <w:sz w:val="22"/>
-          <w:szCs w:val="22"/>
-        </w:rPr>
-        <w:t xml:space="preserve"> and Aniak river reaching 50% of their total run nearly X days from the start of the season. </w:t>
-      </w:r>
-      <w:r>
-        <w:rPr>
-          <w:rFonts w:ascii="Garamond" w:hAnsi="Garamond"/>
-          <w:sz w:val="22"/>
-          <w:szCs w:val="22"/>
-        </w:rPr>
-        <w:t xml:space="preserve">Some variability in this pattern does exist. In 2020, for example, a few of the middle Kuskokwim stocks (yellow or orange) appear to arrive after that of the lowest Kuskokwim stocks. However, the general downstream trajectory of returning stocks remains consistent across our dataset independent of the relative </w:t>
+        <w:t xml:space="preserve">(yellow or orange) appear to arrive after that of the lowest Kuskokwim stocks. However, the general downstream trajectory of returning stocks remains consistent across our dataset independent of the relative </w:t>
       </w:r>
       <w:r>
         <w:rPr>
@@ -6632,43 +6898,7 @@
           <w:sz w:val="22"/>
           <w:szCs w:val="22"/>
         </w:rPr>
-        <w:t xml:space="preserve">A pattern of early returning upper Kuskokwim stocks clearly affords higher protection </w:t>
-      </w:r>
-      <w:proofErr w:type="gramStart"/>
-      <w:r>
-        <w:rPr>
-          <w:rFonts w:ascii="Garamond" w:hAnsi="Garamond"/>
-          <w:sz w:val="22"/>
-          <w:szCs w:val="22"/>
-        </w:rPr>
-        <w:t>to</w:t>
-      </w:r>
-      <w:proofErr w:type="gramEnd"/>
-      <w:r>
-        <w:rPr>
-          <w:rFonts w:ascii="Garamond" w:hAnsi="Garamond"/>
-          <w:sz w:val="22"/>
-          <w:szCs w:val="22"/>
-        </w:rPr>
-        <w:t xml:space="preserve"> these stocks from a </w:t>
-      </w:r>
-      <w:proofErr w:type="gramStart"/>
-      <w:r>
-        <w:rPr>
-          <w:rFonts w:ascii="Garamond" w:hAnsi="Garamond"/>
-          <w:sz w:val="22"/>
-          <w:szCs w:val="22"/>
-        </w:rPr>
-        <w:t>front end</w:t>
-      </w:r>
-      <w:proofErr w:type="gramEnd"/>
-      <w:r>
-        <w:rPr>
-          <w:rFonts w:ascii="Garamond" w:hAnsi="Garamond"/>
-          <w:sz w:val="22"/>
-          <w:szCs w:val="22"/>
-        </w:rPr>
-        <w:t xml:space="preserve"> closure ending on June 12</w:t>
+        <w:t>A pattern of early returning upper Kuskokwim stocks clearly affords higher protection to these stocks from a front end closure ending on June 12</w:t>
       </w:r>
       <w:r>
         <w:rPr>
@@ -6763,25 +6993,7 @@
           <w:sz w:val="22"/>
           <w:szCs w:val="22"/>
         </w:rPr>
-        <w:t xml:space="preserve"> River stocks, however, contain outliers of 22.1% and 18.4%, indicating that a </w:t>
-      </w:r>
-      <w:proofErr w:type="gramStart"/>
-      <w:r>
-        <w:rPr>
-          <w:rFonts w:ascii="Garamond" w:hAnsi="Garamond"/>
-          <w:sz w:val="22"/>
-          <w:szCs w:val="22"/>
-        </w:rPr>
-        <w:t>front end</w:t>
-      </w:r>
-      <w:proofErr w:type="gramEnd"/>
-      <w:r>
-        <w:rPr>
-          <w:rFonts w:ascii="Garamond" w:hAnsi="Garamond"/>
-          <w:sz w:val="22"/>
-          <w:szCs w:val="22"/>
-        </w:rPr>
-        <w:t xml:space="preserve"> closure may afford these stocks substantial protection in some years. </w:t>
+        <w:t xml:space="preserve"> River stocks, however, contain outliers of 22.1% and 18.4%, indicating that a front end closure may afford these stocks substantial protection in some years. </w:t>
       </w:r>
     </w:p>
     <w:p>
@@ -6828,7 +7040,6 @@
           <w:szCs w:val="32"/>
           <w:u w:val="single"/>
         </w:rPr>
-        <w:lastRenderedPageBreak/>
         <w:t>Discussion</w:t>
       </w:r>
     </w:p>
@@ -6996,6 +7207,7 @@
           <w:sz w:val="22"/>
           <w:szCs w:val="22"/>
         </w:rPr>
+        <w:lastRenderedPageBreak/>
         <w:t xml:space="preserve">Absent targeted management, upper Kuskokwim stocks remain among the most vulnerable to overharvest due to the timing of their returns. Importantly, because downstream dynamics reflect the aggregate behavior of upstream metapopulations, the health of these upper-basin stocks plays a disproportionate role in supporting stability and opportunity for downstream fisheries. In addition, these stocks are critical subsistence resources for upstream communities such as </w:t>
       </w:r>
       <w:proofErr w:type="spellStart"/>
@@ -7014,25 +7226,7 @@
           <w:sz w:val="22"/>
           <w:szCs w:val="22"/>
         </w:rPr>
-        <w:t xml:space="preserve"> and McGrath. If overharvest occurs before salmon </w:t>
-      </w:r>
-      <w:proofErr w:type="gramStart"/>
-      <w:r>
-        <w:rPr>
-          <w:rFonts w:ascii="Garamond" w:hAnsi="Garamond"/>
-          <w:sz w:val="22"/>
-          <w:szCs w:val="22"/>
-        </w:rPr>
-        <w:t>reach</w:t>
-      </w:r>
-      <w:proofErr w:type="gramEnd"/>
-      <w:r>
-        <w:rPr>
-          <w:rFonts w:ascii="Garamond" w:hAnsi="Garamond"/>
-          <w:sz w:val="22"/>
-          <w:szCs w:val="22"/>
-        </w:rPr>
-        <w:t xml:space="preserve"> the upper watershed, these communities may face shortfalls in resource availability.</w:t>
+        <w:t xml:space="preserve"> and McGrath. If overharvest occurs before salmon reach the upper watershed, these communities may face shortfalls in resource availability.</w:t>
       </w:r>
     </w:p>
     <w:p>
@@ -7088,7 +7282,7 @@
           <w:sz w:val="22"/>
           <w:szCs w:val="22"/>
         </w:rPr>
-        <w:t xml:space="preserve">These results advance our understanding of Chinook salmon spatial ecology in the Kuskokwim River and contribute to broader insights into salmon dynamics in large river systems. While otolith-based chemical methods used in this study have not been explicitly validated for the Kuskokwim, they have demonstrated </w:t>
+        <w:t xml:space="preserve">These results advance our understanding of Chinook salmon spatial ecology in the Kuskokwim River and contribute to broader insights into salmon dynamics in large river systems. While otolith-based chemical methods used in this study have not been explicitly validated for the Kuskokwim, they have demonstrated high assignment accuracy in other comparable systems and species (Cite cite). The spatial patterns revealed here highlight the importance of evaluating management strategies at appropriate spatial scales to identify interactions between stock-specific ecological behavior and regulatory frameworks. Strategies aiming to maintain ecosystem-scale resource availability should account for both the health of individual stocks and the broader metapopulation complex. By explicitly incorporating the spatiotemporal dynamics of </w:t>
       </w:r>
       <w:r>
         <w:rPr>
@@ -7097,7 +7291,7 @@
           <w:szCs w:val="22"/>
         </w:rPr>
         <w:lastRenderedPageBreak/>
-        <w:t>high assignment accuracy in other comparable systems and species (Cite cite). The spatial patterns revealed here highlight the importance of evaluating management strategies at appropriate spatial scales to identify interactions between stock-specific ecological behavior and regulatory frameworks. Strategies aiming to maintain ecosystem-scale resource availability should account for both the health of individual stocks and the broader metapopulation complex. By explicitly incorporating the spatiotemporal dynamics of metapopulations, managers may be better equipped to design conservation strategies that meet human resource needs while preserving the biocomplexity essential to healthy ecosystems.</w:t>
+        <w:t>metapopulations, managers may be better equipped to design conservation strategies that meet human resource needs while preserving the biocomplexity essential to healthy ecosystems.</w:t>
       </w:r>
     </w:p>
     <w:p>

--- a/Docs/Run_timing_manuscript.docx
+++ b/Docs/Run_timing_manuscript.docx
@@ -35,7 +35,7 @@
           <w:sz w:val="32"/>
           <w:szCs w:val="32"/>
         </w:rPr>
-        <w:t xml:space="preserve">Timed fishery closures protect stock diversity and increase resource stability </w:t>
+        <w:t xml:space="preserve">Balancing harvest opportunity and </w:t>
       </w:r>
       <w:r>
         <w:rPr>
@@ -45,7 +45,7 @@
           <w:sz w:val="32"/>
           <w:szCs w:val="32"/>
         </w:rPr>
-        <w:t>across</w:t>
+        <w:t xml:space="preserve">biocomplexity </w:t>
       </w:r>
       <w:r>
         <w:rPr>
@@ -55,7 +55,37 @@
           <w:sz w:val="32"/>
           <w:szCs w:val="32"/>
         </w:rPr>
-        <w:t xml:space="preserve"> a large river-basin.</w:t>
+        <w:t xml:space="preserve">protection through strategic fishery closures in </w:t>
+      </w:r>
+      <w:r>
+        <w:rPr>
+          <w:rFonts w:ascii="Garamond" w:hAnsi="Garamond"/>
+          <w:b/>
+          <w:bCs/>
+          <w:sz w:val="32"/>
+          <w:szCs w:val="32"/>
+        </w:rPr>
+        <w:t xml:space="preserve">a large </w:t>
+      </w:r>
+      <w:r>
+        <w:rPr>
+          <w:rFonts w:ascii="Garamond" w:hAnsi="Garamond"/>
+          <w:b/>
+          <w:bCs/>
+          <w:sz w:val="32"/>
+          <w:szCs w:val="32"/>
+        </w:rPr>
+        <w:t>Alaska</w:t>
+      </w:r>
+      <w:r>
+        <w:rPr>
+          <w:rFonts w:ascii="Garamond" w:hAnsi="Garamond"/>
+          <w:b/>
+          <w:bCs/>
+          <w:sz w:val="32"/>
+          <w:szCs w:val="32"/>
+        </w:rPr>
+        <w:t xml:space="preserve"> river-basin.</w:t>
       </w:r>
     </w:p>
     <w:p>
@@ -201,15 +231,79 @@
           <w:sz w:val="22"/>
           <w:szCs w:val="22"/>
         </w:rPr>
-        <w:t xml:space="preserve"> in the form of variable life history strategies and genetic makeup. This intraspecies biocomplexity serves to increase ecosystem stability by distributing risk across several weakly or negatively correlated sub-components. In addition, for </w:t>
-      </w:r>
-      <w:r>
-        <w:rPr>
-          <w:rFonts w:ascii="Garamond" w:hAnsi="Garamond"/>
-          <w:sz w:val="22"/>
-          <w:szCs w:val="22"/>
-        </w:rPr>
-        <w:t xml:space="preserve">fisheries which can harvest across several of these stock components, biocomplexity in life history may help reduce pressure on a single stock or series of stocks by distributing fishing pressure across a greater spatial and temporal scale. </w:t>
+        <w:t xml:space="preserve"> in the form of variable life history strategies and genetic makeup. This intraspecies biocomplexity increase</w:t>
+      </w:r>
+      <w:r>
+        <w:rPr>
+          <w:rFonts w:ascii="Garamond" w:hAnsi="Garamond"/>
+          <w:sz w:val="22"/>
+          <w:szCs w:val="22"/>
+        </w:rPr>
+        <w:t>s</w:t>
+      </w:r>
+      <w:r>
+        <w:rPr>
+          <w:rFonts w:ascii="Garamond" w:hAnsi="Garamond"/>
+          <w:sz w:val="22"/>
+          <w:szCs w:val="22"/>
+        </w:rPr>
+        <w:t xml:space="preserve"> ecosystem stability by distributing risk across several weakly or negatively correlated sub-components. </w:t>
+      </w:r>
+      <w:r>
+        <w:rPr>
+          <w:rFonts w:ascii="Garamond" w:hAnsi="Garamond"/>
+          <w:sz w:val="22"/>
+          <w:szCs w:val="22"/>
+        </w:rPr>
+        <w:t xml:space="preserve">Additionally, </w:t>
+      </w:r>
+      <w:r>
+        <w:rPr>
+          <w:rFonts w:ascii="Garamond" w:hAnsi="Garamond"/>
+          <w:sz w:val="22"/>
+          <w:szCs w:val="22"/>
+        </w:rPr>
+        <w:t xml:space="preserve">for </w:t>
+      </w:r>
+      <w:r>
+        <w:rPr>
+          <w:rFonts w:ascii="Garamond" w:hAnsi="Garamond"/>
+          <w:sz w:val="22"/>
+          <w:szCs w:val="22"/>
+        </w:rPr>
+        <w:t xml:space="preserve">fisheries which can harvest across several of these stock components, biocomplexity in life history may help reduce pressure on a single stock by distributing fishing pressure across </w:t>
+      </w:r>
+      <w:r>
+        <w:rPr>
+          <w:rFonts w:ascii="Garamond" w:hAnsi="Garamond"/>
+          <w:sz w:val="22"/>
+          <w:szCs w:val="22"/>
+        </w:rPr>
+        <w:t>broader</w:t>
+      </w:r>
+      <w:r>
+        <w:rPr>
+          <w:rFonts w:ascii="Garamond" w:hAnsi="Garamond"/>
+          <w:sz w:val="22"/>
+          <w:szCs w:val="22"/>
+        </w:rPr>
+        <w:t xml:space="preserve"> spatial and temporal scale</w:t>
+      </w:r>
+      <w:r>
+        <w:rPr>
+          <w:rFonts w:ascii="Garamond" w:hAnsi="Garamond"/>
+          <w:sz w:val="22"/>
+          <w:szCs w:val="22"/>
+        </w:rPr>
+        <w:t>s</w:t>
+      </w:r>
+      <w:r>
+        <w:rPr>
+          <w:rFonts w:ascii="Garamond" w:hAnsi="Garamond"/>
+          <w:sz w:val="22"/>
+          <w:szCs w:val="22"/>
+        </w:rPr>
+        <w:t xml:space="preserve">. </w:t>
       </w:r>
     </w:p>
     <w:p>
@@ -300,23 +394,23 @@
           <w:sz w:val="22"/>
           <w:szCs w:val="22"/>
         </w:rPr>
-        <w:t xml:space="preserve">are therefore tasked with </w:t>
-      </w:r>
-      <w:r>
-        <w:rPr>
-          <w:rFonts w:ascii="Garamond" w:hAnsi="Garamond"/>
-          <w:sz w:val="22"/>
-          <w:szCs w:val="22"/>
-        </w:rPr>
-        <w:t xml:space="preserve"> design</w:t>
-      </w:r>
-      <w:r>
-        <w:rPr>
-          <w:rFonts w:ascii="Garamond" w:hAnsi="Garamond"/>
-          <w:sz w:val="22"/>
-          <w:szCs w:val="22"/>
-        </w:rPr>
-        <w:t>ing</w:t>
+        <w:t>must therefore</w:t>
+      </w:r>
+      <w:r>
+        <w:rPr>
+          <w:rFonts w:ascii="Garamond" w:hAnsi="Garamond"/>
+          <w:sz w:val="22"/>
+          <w:szCs w:val="22"/>
+        </w:rPr>
+        <w:t xml:space="preserve"> </w:t>
+      </w:r>
+      <w:r>
+        <w:rPr>
+          <w:rFonts w:ascii="Garamond" w:hAnsi="Garamond"/>
+          <w:sz w:val="22"/>
+          <w:szCs w:val="22"/>
+        </w:rPr>
+        <w:t>design</w:t>
       </w:r>
       <w:r>
         <w:rPr>
@@ -351,8 +445,257 @@
           <w:sz w:val="22"/>
           <w:szCs w:val="22"/>
         </w:rPr>
+        <w:t>Watersheds in Western Alaska s</w:t>
+      </w:r>
+      <w:r>
+        <w:rPr>
+          <w:rFonts w:ascii="Garamond" w:hAnsi="Garamond"/>
+          <w:sz w:val="22"/>
+          <w:szCs w:val="22"/>
+        </w:rPr>
+        <w:t>upport some of the largest salmon fisheries in the world</w:t>
+      </w:r>
+      <w:r>
+        <w:rPr>
+          <w:rFonts w:ascii="Garamond" w:hAnsi="Garamond"/>
+          <w:sz w:val="22"/>
+          <w:szCs w:val="22"/>
+        </w:rPr>
+        <w:t xml:space="preserve"> and contain some of the last pristine habitat for pacific salmon. However, these systems have </w:t>
+      </w:r>
+      <w:r>
+        <w:rPr>
+          <w:rFonts w:ascii="Garamond" w:hAnsi="Garamond"/>
+          <w:sz w:val="22"/>
+          <w:szCs w:val="22"/>
+        </w:rPr>
+        <w:t xml:space="preserve">seen a precipitous decline in </w:t>
+      </w:r>
+      <w:r>
+        <w:rPr>
+          <w:rFonts w:ascii="Garamond" w:hAnsi="Garamond"/>
+          <w:sz w:val="22"/>
+          <w:szCs w:val="22"/>
+        </w:rPr>
         <w:lastRenderedPageBreak/>
-        <w:t xml:space="preserve">The harvest/biodiversity tradeoff is especially present in Western Alaska, which supports some of the largest salmon fisheries in the world, but which has seen a precipitous decline in the health of Chinook and Chum salmon populations in recent years. </w:t>
+        <w:t>Chinook and Chum salmon populations in recent years</w:t>
+      </w:r>
+      <w:r>
+        <w:rPr>
+          <w:rFonts w:ascii="Garamond" w:hAnsi="Garamond"/>
+          <w:sz w:val="22"/>
+          <w:szCs w:val="22"/>
+        </w:rPr>
+        <w:t xml:space="preserve">, leading to </w:t>
+      </w:r>
+      <w:r>
+        <w:rPr>
+          <w:rFonts w:ascii="Garamond" w:hAnsi="Garamond"/>
+          <w:sz w:val="22"/>
+          <w:szCs w:val="22"/>
+        </w:rPr>
+        <w:t>restricted</w:t>
+      </w:r>
+      <w:r>
+        <w:rPr>
+          <w:rFonts w:ascii="Garamond" w:hAnsi="Garamond"/>
+          <w:sz w:val="22"/>
+          <w:szCs w:val="22"/>
+        </w:rPr>
+        <w:t xml:space="preserve"> subsistence fishing </w:t>
+      </w:r>
+      <w:r>
+        <w:rPr>
+          <w:rFonts w:ascii="Garamond" w:hAnsi="Garamond"/>
+          <w:sz w:val="22"/>
+          <w:szCs w:val="22"/>
+        </w:rPr>
+        <w:t xml:space="preserve">for indigenous communities in the region and </w:t>
+      </w:r>
+      <w:r>
+        <w:rPr>
+          <w:rFonts w:ascii="Garamond" w:hAnsi="Garamond"/>
+          <w:sz w:val="22"/>
+          <w:szCs w:val="22"/>
+        </w:rPr>
+        <w:t>triggering a region-wide crisis of food insecurity, cultural loss, and the potential disappearance of a critical economic resource</w:t>
+      </w:r>
+      <w:r>
+        <w:rPr>
+          <w:rFonts w:ascii="Garamond" w:hAnsi="Garamond"/>
+          <w:sz w:val="22"/>
+          <w:szCs w:val="22"/>
+        </w:rPr>
+        <w:t xml:space="preserve"> </w:t>
+      </w:r>
+      <w:r>
+        <w:rPr>
+          <w:rFonts w:ascii="Garamond" w:hAnsi="Garamond"/>
+          <w:sz w:val="22"/>
+          <w:szCs w:val="22"/>
+        </w:rPr>
+        <w:fldChar w:fldCharType="begin"/>
+      </w:r>
+      <w:r>
+        <w:rPr>
+          <w:rFonts w:ascii="Garamond" w:hAnsi="Garamond"/>
+          <w:sz w:val="22"/>
+          <w:szCs w:val="22"/>
+        </w:rPr>
+        <w:instrText xml:space="preserve"> ADDIN ZOTERO_ITEM CSL_CITATION {"citationID":"pEObtCaz","properties":{"formattedCitation":"(Brown &amp; Godduhn, 2015)","plainCitation":"(Brown &amp; Godduhn, 2015)","noteIndex":0},"citationItems":[{"id":4428,"uris":["http://zotero.org/users/8421274/items/2WA8NCRM"],"itemData":{"id":4428,"type":"article-journal","language":"en","source":"Zotero","title":"Socioeconomic effects of declining salmon runs on the Yukon River","author":[{"family":"Brown","given":"Caroline L"},{"family":"Godduhn","given":"Anna"}],"issued":{"date-parts":[["2015"]]}}}],"schema":"https://github.com/citation-style-language/schema/raw/master/csl-citation.json"} </w:instrText>
+      </w:r>
+      <w:r>
+        <w:rPr>
+          <w:rFonts w:ascii="Garamond" w:hAnsi="Garamond"/>
+          <w:sz w:val="22"/>
+          <w:szCs w:val="22"/>
+        </w:rPr>
+        <w:fldChar w:fldCharType="separate"/>
+      </w:r>
+      <w:r>
+        <w:rPr>
+          <w:rFonts w:ascii="Garamond" w:hAnsi="Garamond"/>
+          <w:noProof/>
+          <w:sz w:val="22"/>
+          <w:szCs w:val="22"/>
+        </w:rPr>
+        <w:t>(Brown &amp; Godduhn, 2015)</w:t>
+      </w:r>
+      <w:r>
+        <w:rPr>
+          <w:rFonts w:ascii="Garamond" w:hAnsi="Garamond"/>
+          <w:sz w:val="22"/>
+          <w:szCs w:val="22"/>
+        </w:rPr>
+        <w:fldChar w:fldCharType="end"/>
+      </w:r>
+      <w:r>
+        <w:rPr>
+          <w:rFonts w:ascii="Garamond" w:hAnsi="Garamond"/>
+          <w:sz w:val="22"/>
+          <w:szCs w:val="22"/>
+        </w:rPr>
+        <w:t>.</w:t>
+      </w:r>
+      <w:r>
+        <w:rPr>
+          <w:rFonts w:ascii="Garamond" w:hAnsi="Garamond"/>
+          <w:sz w:val="22"/>
+          <w:szCs w:val="22"/>
+        </w:rPr>
+        <w:t xml:space="preserve"> </w:t>
+      </w:r>
+      <w:r>
+        <w:rPr>
+          <w:rFonts w:ascii="Garamond" w:hAnsi="Garamond"/>
+          <w:sz w:val="22"/>
+          <w:szCs w:val="22"/>
+        </w:rPr>
+        <w:t>As a result, resource managers</w:t>
+      </w:r>
+      <w:r>
+        <w:rPr>
+          <w:rFonts w:ascii="Garamond" w:hAnsi="Garamond"/>
+          <w:sz w:val="22"/>
+          <w:szCs w:val="22"/>
+        </w:rPr>
+        <w:t xml:space="preserve"> in Western Alaska</w:t>
+      </w:r>
+      <w:r>
+        <w:rPr>
+          <w:rFonts w:ascii="Garamond" w:hAnsi="Garamond"/>
+          <w:sz w:val="22"/>
+          <w:szCs w:val="22"/>
+        </w:rPr>
+        <w:t xml:space="preserve"> face the difficult task of designing management strategies </w:t>
+      </w:r>
+      <w:r>
+        <w:rPr>
+          <w:rFonts w:ascii="Garamond" w:hAnsi="Garamond"/>
+          <w:sz w:val="22"/>
+          <w:szCs w:val="22"/>
+        </w:rPr>
+        <w:t>that</w:t>
+      </w:r>
+      <w:r>
+        <w:rPr>
+          <w:rFonts w:ascii="Garamond" w:hAnsi="Garamond"/>
+          <w:sz w:val="22"/>
+          <w:szCs w:val="22"/>
+        </w:rPr>
+        <w:t xml:space="preserve"> balanc</w:t>
+      </w:r>
+      <w:r>
+        <w:rPr>
+          <w:rFonts w:ascii="Garamond" w:hAnsi="Garamond"/>
+          <w:sz w:val="22"/>
+          <w:szCs w:val="22"/>
+        </w:rPr>
+        <w:t>e</w:t>
+      </w:r>
+      <w:r>
+        <w:rPr>
+          <w:rFonts w:ascii="Garamond" w:hAnsi="Garamond"/>
+          <w:sz w:val="22"/>
+          <w:szCs w:val="22"/>
+        </w:rPr>
+        <w:t xml:space="preserve"> ongoing </w:t>
+      </w:r>
+      <w:r>
+        <w:rPr>
+          <w:rFonts w:ascii="Garamond" w:hAnsi="Garamond"/>
+          <w:sz w:val="22"/>
+          <w:szCs w:val="22"/>
+        </w:rPr>
+        <w:t xml:space="preserve">commercial and subsistence </w:t>
+      </w:r>
+      <w:r>
+        <w:rPr>
+          <w:rFonts w:ascii="Garamond" w:hAnsi="Garamond"/>
+          <w:sz w:val="22"/>
+          <w:szCs w:val="22"/>
+        </w:rPr>
+        <w:t xml:space="preserve">harvest opportunities </w:t>
+      </w:r>
+      <w:r>
+        <w:rPr>
+          <w:rFonts w:ascii="Garamond" w:hAnsi="Garamond"/>
+          <w:sz w:val="22"/>
+          <w:szCs w:val="22"/>
+        </w:rPr>
+        <w:t xml:space="preserve">throughout the region </w:t>
+      </w:r>
+      <w:r>
+        <w:rPr>
+          <w:rFonts w:ascii="Garamond" w:hAnsi="Garamond"/>
+          <w:sz w:val="22"/>
+          <w:szCs w:val="22"/>
+        </w:rPr>
+        <w:t xml:space="preserve">with the urgent need to rebuild salmon populations and strengthen their resilience to future perturbations. </w:t>
+      </w:r>
+      <w:r>
+        <w:rPr>
+          <w:rFonts w:ascii="Garamond" w:hAnsi="Garamond"/>
+          <w:sz w:val="22"/>
+          <w:szCs w:val="22"/>
+        </w:rPr>
+        <w:t>Designing these strategies relies on understanding the spatiotemporal dynamics of salmon returns to the system; however, there remains a relatively coarse and incomplete understanding of these dynamics given the spatial scale and remote nature of the region.</w:t>
+      </w:r>
+      <w:r>
+        <w:rPr>
+          <w:rFonts w:ascii="Garamond" w:hAnsi="Garamond"/>
+          <w:sz w:val="22"/>
+          <w:szCs w:val="22"/>
+        </w:rPr>
+        <w:t xml:space="preserve"> </w:t>
+      </w:r>
+      <w:r>
+        <w:rPr>
+          <w:rFonts w:ascii="Garamond" w:hAnsi="Garamond"/>
+          <w:sz w:val="22"/>
+          <w:szCs w:val="22"/>
+        </w:rPr>
+        <w:t>Consequently, management strategies have been designed based on this coarse understanding of stock-specific patterns, and their effects on individual stock health have not been adequately assessed.</w:t>
       </w:r>
     </w:p>
     <w:p>
@@ -365,6 +708,188 @@
           <w:szCs w:val="22"/>
         </w:rPr>
       </w:pPr>
+      <w:r>
+        <w:rPr>
+          <w:rFonts w:ascii="Garamond" w:hAnsi="Garamond"/>
+          <w:sz w:val="22"/>
+          <w:szCs w:val="22"/>
+        </w:rPr>
+        <w:t>The Kuskokwim River</w:t>
+      </w:r>
+      <w:r>
+        <w:rPr>
+          <w:rFonts w:ascii="Garamond" w:hAnsi="Garamond"/>
+          <w:sz w:val="22"/>
+          <w:szCs w:val="22"/>
+        </w:rPr>
+        <w:t xml:space="preserve">-Basin is a large, free-flowing system covering greater than 120,000 </w:t>
+      </w:r>
+      <w:r>
+        <w:rPr>
+          <w:rFonts w:ascii="Garamond" w:hAnsi="Garamond"/>
+          <w:sz w:val="22"/>
+          <w:szCs w:val="22"/>
+        </w:rPr>
+        <w:t>km²</w:t>
+      </w:r>
+      <w:r>
+        <w:rPr>
+          <w:rFonts w:ascii="Garamond" w:hAnsi="Garamond"/>
+          <w:sz w:val="22"/>
+          <w:szCs w:val="22"/>
+        </w:rPr>
+        <w:t xml:space="preserve"> in western Alaska. This system contains all five species of pacific salmon, which serve as an important subsistence resource and cultural keystone for indigenous communities in the watershed </w:t>
+      </w:r>
+      <w:r>
+        <w:rPr>
+          <w:rFonts w:ascii="Garamond" w:hAnsi="Garamond"/>
+          <w:sz w:val="22"/>
+          <w:szCs w:val="22"/>
+        </w:rPr>
+        <w:t>(</w:t>
+      </w:r>
+      <w:proofErr w:type="spellStart"/>
+      <w:r>
+        <w:rPr>
+          <w:rFonts w:ascii="Garamond" w:hAnsi="Garamond"/>
+          <w:sz w:val="22"/>
+          <w:szCs w:val="22"/>
+        </w:rPr>
+        <w:t>Esquible</w:t>
+      </w:r>
+      <w:proofErr w:type="spellEnd"/>
+      <w:r>
+        <w:rPr>
+          <w:rFonts w:ascii="Garamond" w:hAnsi="Garamond"/>
+          <w:sz w:val="22"/>
+          <w:szCs w:val="22"/>
+        </w:rPr>
+        <w:t xml:space="preserve"> et al., 2018).</w:t>
+      </w:r>
+      <w:r>
+        <w:rPr>
+          <w:rFonts w:ascii="Garamond" w:hAnsi="Garamond"/>
+          <w:sz w:val="22"/>
+          <w:szCs w:val="22"/>
+        </w:rPr>
+        <w:t xml:space="preserve"> </w:t>
+      </w:r>
+      <w:proofErr w:type="gramStart"/>
+      <w:r>
+        <w:rPr>
+          <w:rFonts w:ascii="Garamond" w:hAnsi="Garamond"/>
+          <w:sz w:val="22"/>
+          <w:szCs w:val="22"/>
+        </w:rPr>
+        <w:t>In particular, Chinook</w:t>
+      </w:r>
+      <w:proofErr w:type="gramEnd"/>
+      <w:r>
+        <w:rPr>
+          <w:rFonts w:ascii="Garamond" w:hAnsi="Garamond"/>
+          <w:sz w:val="22"/>
+          <w:szCs w:val="22"/>
+        </w:rPr>
+        <w:t xml:space="preserve"> and Chum salmon in the Kuskokwim are a critical subsistence resource for nearly every household in the basin, which are almost entirely rural and indigenous communities</w:t>
+      </w:r>
+      <w:r>
+        <w:rPr>
+          <w:rFonts w:ascii="Garamond" w:hAnsi="Garamond"/>
+          <w:sz w:val="22"/>
+          <w:szCs w:val="22"/>
+        </w:rPr>
+        <w:t xml:space="preserve"> that</w:t>
+      </w:r>
+      <w:r>
+        <w:rPr>
+          <w:rFonts w:ascii="Garamond" w:hAnsi="Garamond"/>
+          <w:sz w:val="22"/>
+          <w:szCs w:val="22"/>
+        </w:rPr>
+        <w:t xml:space="preserve"> rely on this subsistence resource for a significant portion of their protein needs </w:t>
+      </w:r>
+      <w:r>
+        <w:rPr>
+          <w:rFonts w:ascii="Garamond" w:hAnsi="Garamond"/>
+          <w:sz w:val="22"/>
+          <w:szCs w:val="22"/>
+        </w:rPr>
+        <w:t xml:space="preserve">(Clark et al., 2018; </w:t>
+      </w:r>
+      <w:proofErr w:type="spellStart"/>
+      <w:r>
+        <w:rPr>
+          <w:rFonts w:ascii="Garamond" w:hAnsi="Garamond"/>
+          <w:sz w:val="22"/>
+          <w:szCs w:val="22"/>
+        </w:rPr>
+        <w:t>Esquible</w:t>
+      </w:r>
+      <w:proofErr w:type="spellEnd"/>
+      <w:r>
+        <w:rPr>
+          <w:rFonts w:ascii="Garamond" w:hAnsi="Garamond"/>
+          <w:sz w:val="22"/>
+          <w:szCs w:val="22"/>
+        </w:rPr>
+        <w:t xml:space="preserve"> et al., 2024</w:t>
+      </w:r>
+      <w:r>
+        <w:rPr>
+          <w:rFonts w:ascii="Garamond" w:hAnsi="Garamond"/>
+          <w:sz w:val="22"/>
+          <w:szCs w:val="22"/>
+        </w:rPr>
+        <w:t xml:space="preserve">). Resource managers in the Kuskokwim river-basin have implemented a front-end block closure for Chinook salmon based on preliminary data that the earliest returning fish at the beginning of the season </w:t>
+      </w:r>
+      <w:r>
+        <w:rPr>
+          <w:rFonts w:ascii="Garamond" w:hAnsi="Garamond"/>
+          <w:sz w:val="22"/>
+          <w:szCs w:val="22"/>
+        </w:rPr>
+        <w:t xml:space="preserve">return </w:t>
+      </w:r>
+      <w:r>
+        <w:rPr>
+          <w:rFonts w:ascii="Garamond" w:hAnsi="Garamond"/>
+          <w:sz w:val="22"/>
+          <w:szCs w:val="22"/>
+        </w:rPr>
+        <w:t xml:space="preserve">to stocks at the upper reaches of the watershed. </w:t>
+      </w:r>
+      <w:r>
+        <w:rPr>
+          <w:rFonts w:ascii="Garamond" w:hAnsi="Garamond"/>
+          <w:sz w:val="22"/>
+          <w:szCs w:val="22"/>
+        </w:rPr>
+        <w:t>Given their early return timing, these stocks are particularly vulnerable to overfishing, which may compromise both upstream subsistence harvest and downstream fishery stability.</w:t>
+      </w:r>
+      <w:r>
+        <w:rPr>
+          <w:rFonts w:ascii="Garamond" w:hAnsi="Garamond"/>
+          <w:sz w:val="22"/>
+          <w:szCs w:val="22"/>
+        </w:rPr>
+        <w:t xml:space="preserve"> </w:t>
+      </w:r>
+      <w:r>
+        <w:rPr>
+          <w:rFonts w:ascii="Garamond" w:hAnsi="Garamond"/>
+          <w:sz w:val="22"/>
+          <w:szCs w:val="22"/>
+        </w:rPr>
+        <w:t>Because the spatiotemporal patterns of stock contribution within and among years are not well understood at fine spatial scales, the effectiveness of front-end closures in protecting upper Kuskokwim stocks remains unclear. However, understanding these patterns is critical for assessing current management strategies and designing new approaches that balance regional harvest opportunities with stock-specific conservation needs.</w:t>
+      </w:r>
+      <w:r>
+        <w:rPr>
+          <w:rFonts w:ascii="Garamond" w:hAnsi="Garamond"/>
+          <w:sz w:val="22"/>
+          <w:szCs w:val="22"/>
+        </w:rPr>
+        <w:t xml:space="preserve"> </w:t>
+      </w:r>
     </w:p>
     <w:p>
       <w:pPr>
@@ -382,1793 +907,7 @@
           <w:sz w:val="22"/>
           <w:szCs w:val="22"/>
         </w:rPr>
-        <w:t xml:space="preserve">salmon fisheries, wherein salmon populations in large river systems are comprised of several stock components with variable health and pressure from both commercial and subsistence fisheries. In recent years returns of important species such as Chinook salmon have dropped </w:t>
-      </w:r>
-      <w:proofErr w:type="spellStart"/>
-      <w:r>
-        <w:rPr>
-          <w:rFonts w:ascii="Garamond" w:hAnsi="Garamond"/>
-          <w:sz w:val="22"/>
-          <w:szCs w:val="22"/>
-        </w:rPr>
-        <w:t>precipitiously</w:t>
-      </w:r>
-      <w:proofErr w:type="spellEnd"/>
-      <w:r>
-        <w:rPr>
-          <w:rFonts w:ascii="Garamond" w:hAnsi="Garamond"/>
-          <w:sz w:val="22"/>
-          <w:szCs w:val="22"/>
-        </w:rPr>
-        <w:t xml:space="preserve">, leading to </w:t>
-      </w:r>
-    </w:p>
-    <w:p>
-      <w:pPr>
-        <w:spacing w:line="480" w:lineRule="auto"/>
-        <w:ind w:firstLine="720"/>
-        <w:rPr>
-          <w:rFonts w:ascii="Garamond" w:hAnsi="Garamond"/>
-          <w:sz w:val="22"/>
-          <w:szCs w:val="22"/>
-        </w:rPr>
-      </w:pPr>
-    </w:p>
-    <w:p>
-      <w:pPr>
-        <w:spacing w:line="480" w:lineRule="auto"/>
-        <w:ind w:firstLine="720"/>
-        <w:rPr>
-          <w:rFonts w:ascii="Garamond" w:hAnsi="Garamond"/>
-          <w:sz w:val="22"/>
-          <w:szCs w:val="22"/>
-        </w:rPr>
-      </w:pPr>
-      <w:r>
-        <w:rPr>
-          <w:rFonts w:ascii="Garamond" w:hAnsi="Garamond"/>
-          <w:sz w:val="22"/>
-          <w:szCs w:val="22"/>
-        </w:rPr>
-        <w:t xml:space="preserve">Western Alaska salmon fisheries face a pressing harvest biodiversity tradeoff , and with little fine scale understanding of the spatial ecology </w:t>
-      </w:r>
-    </w:p>
-    <w:p>
-      <w:pPr>
-        <w:spacing w:line="480" w:lineRule="auto"/>
-        <w:ind w:firstLine="720"/>
-        <w:rPr>
-          <w:rFonts w:ascii="Garamond" w:hAnsi="Garamond"/>
-          <w:sz w:val="22"/>
-          <w:szCs w:val="22"/>
-        </w:rPr>
-      </w:pPr>
-      <w:r>
-        <w:rPr>
-          <w:rFonts w:ascii="Garamond" w:hAnsi="Garamond"/>
-          <w:sz w:val="22"/>
-          <w:szCs w:val="22"/>
-        </w:rPr>
-        <w:t xml:space="preserve">This has led to the use of front end closure strategy in the Kuskokwim </w:t>
-      </w:r>
-      <w:r>
-        <w:rPr>
-          <w:rFonts w:ascii="Garamond" w:hAnsi="Garamond"/>
-          <w:sz w:val="22"/>
-          <w:szCs w:val="22"/>
-        </w:rPr>
-        <w:t xml:space="preserve">to protect opportunity for upstream comm. And stabilize the fishery by protecting upstream stocks </w:t>
-      </w:r>
-    </w:p>
-    <w:p>
-      <w:pPr>
-        <w:spacing w:line="480" w:lineRule="auto"/>
-        <w:ind w:firstLine="720"/>
-        <w:rPr>
-          <w:rFonts w:ascii="Garamond" w:hAnsi="Garamond"/>
-          <w:sz w:val="22"/>
-          <w:szCs w:val="22"/>
-        </w:rPr>
-      </w:pPr>
-      <w:r>
-        <w:rPr>
-          <w:rFonts w:ascii="Garamond" w:hAnsi="Garamond"/>
-          <w:sz w:val="22"/>
-          <w:szCs w:val="22"/>
-        </w:rPr>
-        <w:t xml:space="preserve">Little understanding of the spatiotemporal patterns in the system </w:t>
-      </w:r>
-    </w:p>
-    <w:p>
-      <w:pPr>
-        <w:spacing w:line="480" w:lineRule="auto"/>
-        <w:ind w:firstLine="720"/>
-        <w:rPr>
-          <w:rFonts w:ascii="Garamond" w:hAnsi="Garamond"/>
-          <w:sz w:val="22"/>
-          <w:szCs w:val="22"/>
-        </w:rPr>
-      </w:pPr>
-      <w:r>
-        <w:rPr>
-          <w:rFonts w:ascii="Garamond" w:hAnsi="Garamond"/>
-          <w:sz w:val="22"/>
-          <w:szCs w:val="22"/>
-        </w:rPr>
-        <w:t xml:space="preserve">Here, we…. </w:t>
-      </w:r>
-    </w:p>
-    <w:p>
-      <w:pPr>
-        <w:spacing w:line="480" w:lineRule="auto"/>
-        <w:ind w:firstLine="720"/>
-        <w:rPr>
-          <w:rFonts w:ascii="Garamond" w:hAnsi="Garamond"/>
-          <w:sz w:val="22"/>
-          <w:szCs w:val="22"/>
-        </w:rPr>
-      </w:pPr>
-    </w:p>
-    <w:p>
-      <w:pPr>
-        <w:spacing w:line="480" w:lineRule="auto"/>
-        <w:ind w:firstLine="720"/>
-        <w:rPr>
-          <w:rFonts w:ascii="Garamond" w:hAnsi="Garamond"/>
-          <w:sz w:val="22"/>
-          <w:szCs w:val="22"/>
-        </w:rPr>
-      </w:pPr>
-      <w:r>
-        <w:rPr>
-          <w:rFonts w:ascii="Garamond" w:hAnsi="Garamond"/>
-          <w:sz w:val="22"/>
-          <w:szCs w:val="22"/>
-        </w:rPr>
-        <w:t xml:space="preserve"> </w:t>
-      </w:r>
-    </w:p>
-    <w:p>
-      <w:pPr>
-        <w:spacing w:line="480" w:lineRule="auto"/>
-        <w:ind w:firstLine="720"/>
-        <w:rPr>
-          <w:rFonts w:ascii="Garamond" w:hAnsi="Garamond"/>
-          <w:sz w:val="22"/>
-          <w:szCs w:val="22"/>
-        </w:rPr>
-      </w:pPr>
-    </w:p>
-    <w:p>
-      <w:pPr>
-        <w:spacing w:line="480" w:lineRule="auto"/>
-        <w:ind w:firstLine="720"/>
-        <w:rPr>
-          <w:rFonts w:ascii="Garamond" w:hAnsi="Garamond"/>
-          <w:sz w:val="22"/>
-          <w:szCs w:val="22"/>
-        </w:rPr>
-      </w:pPr>
-    </w:p>
-    <w:p>
-      <w:pPr>
-        <w:spacing w:line="480" w:lineRule="auto"/>
-        <w:ind w:firstLine="720"/>
-        <w:rPr>
-          <w:rFonts w:ascii="Garamond" w:hAnsi="Garamond"/>
-          <w:sz w:val="22"/>
-          <w:szCs w:val="22"/>
-        </w:rPr>
-      </w:pPr>
-    </w:p>
-    <w:p>
-      <w:pPr>
-        <w:spacing w:line="480" w:lineRule="auto"/>
-        <w:ind w:firstLine="720"/>
-        <w:rPr>
-          <w:rFonts w:ascii="Garamond" w:hAnsi="Garamond"/>
-          <w:sz w:val="22"/>
-          <w:szCs w:val="22"/>
-        </w:rPr>
-      </w:pPr>
-    </w:p>
-    <w:p>
-      <w:pPr>
-        <w:spacing w:line="480" w:lineRule="auto"/>
-        <w:ind w:firstLine="720"/>
-        <w:rPr>
-          <w:rFonts w:ascii="Garamond" w:hAnsi="Garamond"/>
-          <w:sz w:val="22"/>
-          <w:szCs w:val="22"/>
-        </w:rPr>
-      </w:pPr>
-    </w:p>
-    <w:p>
-      <w:pPr>
-        <w:spacing w:line="480" w:lineRule="auto"/>
-        <w:ind w:firstLine="720"/>
-        <w:rPr>
-          <w:rFonts w:ascii="Garamond" w:hAnsi="Garamond"/>
-          <w:sz w:val="22"/>
-          <w:szCs w:val="22"/>
-        </w:rPr>
-      </w:pPr>
-    </w:p>
-    <w:p>
-      <w:pPr>
-        <w:spacing w:line="480" w:lineRule="auto"/>
-        <w:ind w:firstLine="720"/>
-        <w:rPr>
-          <w:rFonts w:ascii="Garamond" w:hAnsi="Garamond"/>
-          <w:sz w:val="22"/>
-          <w:szCs w:val="22"/>
-        </w:rPr>
-      </w:pPr>
-    </w:p>
-    <w:p>
-      <w:pPr>
-        <w:spacing w:line="480" w:lineRule="auto"/>
-        <w:ind w:firstLine="720"/>
-        <w:rPr>
-          <w:rFonts w:ascii="Garamond" w:hAnsi="Garamond"/>
-          <w:sz w:val="22"/>
-          <w:szCs w:val="22"/>
-        </w:rPr>
-      </w:pPr>
-      <w:r>
-        <w:rPr>
-          <w:rFonts w:ascii="Garamond" w:hAnsi="Garamond"/>
-          <w:sz w:val="22"/>
-          <w:szCs w:val="22"/>
-        </w:rPr>
-        <w:t>Chinook salmon populations are experiencing unprecedented declines across much of their range</w:t>
-      </w:r>
-      <w:r>
-        <w:rPr>
-          <w:rFonts w:ascii="Garamond" w:hAnsi="Garamond"/>
-          <w:sz w:val="22"/>
-          <w:szCs w:val="22"/>
-        </w:rPr>
-        <w:t xml:space="preserve"> </w:t>
-      </w:r>
-      <w:r>
-        <w:rPr>
-          <w:rFonts w:ascii="Garamond" w:hAnsi="Garamond"/>
-          <w:sz w:val="22"/>
-          <w:szCs w:val="22"/>
-        </w:rPr>
-        <w:fldChar w:fldCharType="begin"/>
-      </w:r>
-      <w:r>
-        <w:rPr>
-          <w:rFonts w:ascii="Garamond" w:hAnsi="Garamond"/>
-          <w:sz w:val="22"/>
-          <w:szCs w:val="22"/>
-        </w:rPr>
-        <w:instrText xml:space="preserve"> ADDIN ZOTERO_ITEM CSL_CITATION {"citationID":"lr8eoJO9","properties":{"formattedCitation":"(Atlas et al., 2023; Ohlberger et al., 2018)","plainCitation":"(Atlas et al., 2023; Ohlberger et al., 2018)","noteIndex":0},"citationItems":[{"id":5384,"uris":["http://zotero.org/users/8421274/items/YYBUBGXV"],"itemData":{"id":5384,"type":"article-journal","abstract":"Chinook salmon (Oncorhynchus tshawytscha, Salmonidae) are foundational to social-ecological systems of the Northeast Pacific Rim and exhibit a rich diversity of life histories including in their adult migration timing, age at critical life-history transitions and marine feeding distributions. In recent decades Chinook have experienced declines across much of their native range; however, changes in productivity and abundance have rarely been evaluated in relation to life-history variation. To understand trends in Chinook salmon production, and how they are related to life history, we compiled time series data from the Fraser River to the Sacramento River on total run size (pre-fishery abundance) and escapement (post-fishery spawner abundance) and fit time series models to estimate trends across this bioregion. Our analysis revealed that most Chinook populations are declining, with negative trends in escapement (57 of 79) and total run (16 of 23) size. Trends were most acutely negative for interior spring Chinook in the Fraser, Columbia and Snake Rivers and most populations in California. Summer and fall Chinook had mixed trends, with several summer and fall upriver bright populations in the interior Columbia and Fraser exhibiting increases in abundance from the 1990s to 2019. Our research reveals widespread declines of this important species, but local complexity in trends that are mediated by population-level life history, migratory behaviours and watershed-scale restoration actions. Understanding linkages between life histories and resilience should inform rebuilding efforts for Chinook salmon and highlight the need to conserve intraspecific biodiversity.","container-title":"Fish and Fisheries","DOI":"10.1111/faf.12750","ISSN":"1467-2979","issue":"4","language":"en","license":"© 2023 The Authors. Fish and Fisheries published by John Wiley &amp; Sons Ltd.","note":"_eprint: https://onlinelibrary.wiley.com/doi/pdf/10.1111/faf.12750","page":"595-617","source":"Wiley Online Library","title":"Trends in Chinook salmon spawner abundance and total run size highlight linkages between life history, geography and decline","volume":"24","author":[{"family":"Atlas","given":"William I."},{"family":"Sloat","given":"Matthew R."},{"family":"Satterthwaite","given":"William H."},{"family":"Buehrens","given":"Thomas W."},{"family":"Parken","given":"Charles K."},{"family":"Moore","given":"Jonathan W."},{"family":"Mantua","given":"Nathan J."},{"family":"Hart","given":"Jon"},{"family":"Potapova","given":"Anna"}],"issued":{"date-parts":[["2023"]]}}},{"id":4421,"uris":["http://zotero.org/users/8421274/items/PUA9GF7A"],"itemData":{"id":4421,"type":"article-journal","abstract":"The demographic structure of populations is affected by life history strategies and how these interact with natural and anthropogenic factors such as exploitation, climate change, and biotic interactions. Previous work suggests that the mean size and age of some North American populations of Chinook salmon (Oncorhynchus tshawytscha, Salmonidae) are declining. These trends are of concern because Chinook salmon are highly valued commercially for their exceptional size and because the loss of the largest and oldest individuals may lead to reduced population productivity. Using long-term data from wild and hatchery populations, we quantified changes in the demographic structure of Chinook salmon populations over the past four decades across the Northeast Pacific Ocean, from California through western Alaska. Our results show that wild and hatchery fish are becoming smaller and younger throughout most of the Pacific coast. Proportions of older age classes have decreased over time in most regions. Simultaneously, the length-at-age of older fish has declined while the length-at-age of younger fish has typically increased. However, negative size trends of older ages were weak or non-existent at the southern end of the range. While it remains to be explored whether these trends are caused by changes in climate, fishing practices or species interactions such as predation, our qualitative review of the potential causes of demographic change suggests that selective removal of large fish has likely contributed to the apparent widespread declines in average body sizes.","container-title":"Fish and Fisheries","DOI":"10.1111/faf.12272","ISSN":"1467-2979","issue":"3","language":"en","license":"© 2018 The Authors. Fish and Fisheries published by John Wiley &amp; Sons Ltd.","note":"_eprint: https://onlinelibrary.wiley.com/doi/pdf/10.1111/faf.12272","page":"533-546","source":"Wiley Online Library","title":"Demographic changes in Chinook salmon across the Northeast Pacific Ocean","volume":"19","author":[{"family":"Ohlberger","given":"Jan"},{"family":"Ward","given":"Eric J"},{"family":"Schindler","given":"Daniel E"},{"family":"Lewis","given":"Bert"}],"issued":{"date-parts":[["2018"]]}}}],"schema":"https://github.com/citation-style-language/schema/raw/master/csl-citation.json"} </w:instrText>
-      </w:r>
-      <w:r>
-        <w:rPr>
-          <w:rFonts w:ascii="Garamond" w:hAnsi="Garamond"/>
-          <w:sz w:val="22"/>
-          <w:szCs w:val="22"/>
-        </w:rPr>
-        <w:fldChar w:fldCharType="separate"/>
-      </w:r>
-      <w:r>
-        <w:rPr>
-          <w:rFonts w:ascii="Garamond" w:hAnsi="Garamond"/>
-          <w:noProof/>
-          <w:sz w:val="22"/>
-          <w:szCs w:val="22"/>
-        </w:rPr>
-        <w:t>(Atlas et al., 2023; Ohlberger et al., 2018)</w:t>
-      </w:r>
-      <w:r>
-        <w:rPr>
-          <w:rFonts w:ascii="Garamond" w:hAnsi="Garamond"/>
-          <w:sz w:val="22"/>
-          <w:szCs w:val="22"/>
-        </w:rPr>
-        <w:fldChar w:fldCharType="end"/>
-      </w:r>
-      <w:r>
-        <w:rPr>
-          <w:rFonts w:ascii="Garamond" w:hAnsi="Garamond"/>
-          <w:sz w:val="22"/>
-          <w:szCs w:val="22"/>
-        </w:rPr>
-        <w:t xml:space="preserve">. This trend is especially severe in </w:t>
-      </w:r>
-      <w:r>
-        <w:rPr>
-          <w:rFonts w:ascii="Garamond" w:hAnsi="Garamond"/>
-          <w:sz w:val="22"/>
-          <w:szCs w:val="22"/>
-        </w:rPr>
-        <w:t>w</w:t>
-      </w:r>
-      <w:r>
-        <w:rPr>
-          <w:rFonts w:ascii="Garamond" w:hAnsi="Garamond"/>
-          <w:sz w:val="22"/>
-          <w:szCs w:val="22"/>
-        </w:rPr>
-        <w:t xml:space="preserve">estern Alaska watersheds, which contain some of the world's last pristine Chinook </w:t>
-      </w:r>
-      <w:r>
-        <w:rPr>
-          <w:rFonts w:ascii="Garamond" w:hAnsi="Garamond"/>
-          <w:sz w:val="22"/>
-          <w:szCs w:val="22"/>
-        </w:rPr>
-        <w:t xml:space="preserve">salmon </w:t>
-      </w:r>
-      <w:r>
-        <w:rPr>
-          <w:rFonts w:ascii="Garamond" w:hAnsi="Garamond"/>
-          <w:sz w:val="22"/>
-          <w:szCs w:val="22"/>
-        </w:rPr>
-        <w:t xml:space="preserve">habitat but have seen steep declines in returning Chinook and </w:t>
-      </w:r>
-      <w:r>
-        <w:rPr>
-          <w:rFonts w:ascii="Garamond" w:hAnsi="Garamond"/>
-          <w:sz w:val="22"/>
-          <w:szCs w:val="22"/>
-        </w:rPr>
-        <w:t>c</w:t>
-      </w:r>
-      <w:r>
-        <w:rPr>
-          <w:rFonts w:ascii="Garamond" w:hAnsi="Garamond"/>
-          <w:sz w:val="22"/>
-          <w:szCs w:val="22"/>
-        </w:rPr>
-        <w:t>hum salmon in recent years</w:t>
-      </w:r>
-      <w:r>
-        <w:rPr>
-          <w:rFonts w:ascii="Garamond" w:hAnsi="Garamond"/>
-          <w:sz w:val="22"/>
-          <w:szCs w:val="22"/>
-        </w:rPr>
-        <w:t xml:space="preserve"> </w:t>
-      </w:r>
-      <w:r>
-        <w:rPr>
-          <w:rFonts w:ascii="Garamond" w:hAnsi="Garamond"/>
-          <w:sz w:val="22"/>
-          <w:szCs w:val="22"/>
-        </w:rPr>
-        <w:fldChar w:fldCharType="begin"/>
-      </w:r>
-      <w:r>
-        <w:rPr>
-          <w:rFonts w:ascii="Garamond" w:hAnsi="Garamond"/>
-          <w:sz w:val="22"/>
-          <w:szCs w:val="22"/>
-        </w:rPr>
-        <w:instrText xml:space="preserve"> ADDIN ZOTERO_ITEM CSL_CITATION {"citationID":"MP9B29WU","properties":{"formattedCitation":"(Lamborn et al., 2025; Murdoch et al., 2024)","plainCitation":"(Lamborn et al., 2025; Murdoch et al., 2024)","noteIndex":0},"citationItems":[{"id":5379,"uris":["http://zotero.org/users/8421274/items/6TRPLVW4"],"itemData":{"id":5379,"type":"article-journal","abstract":"Across Alaska, there have been synchronous declines in the abundance, mean age, and size of Chinook salmon (Oncorhynchus tshawytscha, Salmonidae), a species with immense social and ecological importance. The decline of Chinook salmon, and regulations addressing declines, have drastically impacted people who rely on Alaska's fisheries. Despite their importance, the drivers causing Chinook salmon declines are still not well understood. Therefore, to improve our understanding of the likely drivers of these large-scale synchronous declines, we synthesised the peer-reviewed Chinook salmon literature published between 2010 and 2024 using a weight-of-evidence approach. We identified 94 variables used to explain the trends in abundance and demographics of Chinook salmon. Each variable's association with trends in Chinook salmon was individually assessed and integrated using a standardised method. Results of this synthesis suggest the drivers for large-scale synchronous declines have occurred in the North Pacific Ocean. Specifically, we found marine predation, size selective harvest, and pink salmon (Oncorhynchus gorbuscha) abundance are the factors most strongly associated with reduced size and age. Results also suggest ocean productivity–specifically winter sea surface temperature and the North Pacific Gyre Oscillation–are the most frequently identified predictors of regional Chinook salmon abundance. In addition to addressing freshwater factors like adult heat stress and juvenile predation, we suggest research, policy, and management focus on how to better understand and address the interactions between ocean productivity, marine predation, size selective harvest, and pink salmon abundance to improve the condition of Chinook salmon, and the people and ecosystems benefiting from them.","container-title":"Fish and Fisheries","DOI":"10.1111/faf.12895","ISSN":"1467-2979","issue":"n/a","language":"en","license":"© 2025 The Author(s). Fish and Fisheries published by John Wiley &amp; Sons Ltd.","note":"_eprint: https://onlinelibrary.wiley.com/doi/pdf/10.1111/faf.12895","source":"Wiley Online Library","title":"A Synthesis of Factors Related to Trends in Abundance and Demography of Alaska Chinook Salmon (Oncorhynchus tshawytscha, Salmonidae): Implications for Research, Management, and Policy","title-short":"A Synthesis of Factors Related to Trends in Abundance and Demography of Alaska Chinook Salmon (Oncorhynchus tshawytscha, Salmonidae)","URL":"https://onlinelibrary.wiley.com/doi/abs/10.1111/faf.12895","volume":"n/a","author":[{"family":"Lamborn","given":"Chase C."},{"family":"Ohlberger","given":"Jan"},{"family":"Walsworth","given":"Timothy E."},{"family":"Westley","given":"Peter A. H."},{"family":"Cunningham","given":"Curry J."},{"family":"Wynsma","given":"Sam"},{"family":"Smith","given":"Jordan W."}],"accessed":{"date-parts":[["2025",6,4]]},"issued":{"date-parts":[["2025"]]}}},{"id":5327,"uris":["http://zotero.org/users/8421274/items/QJJ96GUP"],"itemData":{"id":5327,"type":"article-journal","abstract":"Recent declines of Yukon River Chinook salmon (Oncorhynchus tshawytscha) populations have severely impacted people residing in the Yukon and Alaska. Evidence-based conservation strategies focused on stock recovery and adaptation are urgently needed but are limited by our understanding of what is driving declines, particularly in Canadian portions of the Yukon River basin. We examined how multiple environmental drivers may be influencing Canadian-origin Yukon River Chinook salmon productivity for eight populations over a 28-year period. We found that productivity was related to various environmental and ecosystem processes acting cumulatively over multiple life stages and across broad geographic scales. Productivity decreased in association with warmer upriver migration temperatures, wetter freshwater juvenile rearing habitats, and increasing abundances of potential marine competitors. In contrast, productivity increased in years with warmer and snowier winters and earlier spring onset. We found that different populations had similar relationships with environmental drivers, with potentially negative implications for regional fisheries stability. Our findings provide insight into how Chinook salmon are responding to rapid environmental change and can help inform salmon conservation initiatives and sustainable harvest strategies.","container-title":"CANADIAN JOURNAL OF FISHERIES AND AQUATIC SCIENCES","DOI":"10.1139/cjfas-2022-0254","ISSN":"0706-652X, 1205-7533","issue":"1","journalAbbreviation":"Can. J. Fish. Aquat. Sci.","language":"English","note":"number-of-pages: 18\npublisher-place: Ottawa\npublisher: Canadian Science Publishing\nWeb of Science ID: WOS:001129796500001","page":"97-114","source":"Clarivate Analytics Web of Science","title":"Multiple environmental drivers across life stages influence Yukon River Chinook salmon productivity","volume":"81","author":[{"family":"Murdoch","given":"A."},{"family":"Connors","given":"B. M."},{"family":"Lapointe","given":"N. W. R."},{"family":"Flemming","given":"J. Mills"},{"family":"Cooke","given":"S. J."},{"family":"Mantyka-Pringle","given":"C."}],"issued":{"date-parts":[["2024",1]]}}}],"schema":"https://github.com/citation-style-language/schema/raw/master/csl-citation.json"} </w:instrText>
-      </w:r>
-      <w:r>
-        <w:rPr>
-          <w:rFonts w:ascii="Garamond" w:hAnsi="Garamond"/>
-          <w:sz w:val="22"/>
-          <w:szCs w:val="22"/>
-        </w:rPr>
-        <w:fldChar w:fldCharType="separate"/>
-      </w:r>
-      <w:r>
-        <w:rPr>
-          <w:rFonts w:ascii="Garamond" w:hAnsi="Garamond"/>
-          <w:noProof/>
-          <w:sz w:val="22"/>
-          <w:szCs w:val="22"/>
-        </w:rPr>
-        <w:t>(Lamborn et al., 2025; Murdoch et al., 2024)</w:t>
-      </w:r>
-      <w:r>
-        <w:rPr>
-          <w:rFonts w:ascii="Garamond" w:hAnsi="Garamond"/>
-          <w:sz w:val="22"/>
-          <w:szCs w:val="22"/>
-        </w:rPr>
-        <w:fldChar w:fldCharType="end"/>
-      </w:r>
-      <w:r>
-        <w:rPr>
-          <w:rFonts w:ascii="Garamond" w:hAnsi="Garamond"/>
-          <w:sz w:val="22"/>
-          <w:szCs w:val="22"/>
-        </w:rPr>
-        <w:t xml:space="preserve">. Salmon from this region </w:t>
-      </w:r>
-      <w:r>
-        <w:rPr>
-          <w:rFonts w:ascii="Garamond" w:hAnsi="Garamond"/>
-          <w:sz w:val="22"/>
-          <w:szCs w:val="22"/>
-        </w:rPr>
-        <w:t>have supported</w:t>
-      </w:r>
-      <w:r>
-        <w:rPr>
-          <w:rFonts w:ascii="Garamond" w:hAnsi="Garamond"/>
-          <w:sz w:val="22"/>
-          <w:szCs w:val="22"/>
-        </w:rPr>
-        <w:t xml:space="preserve"> lucrative commercial </w:t>
-      </w:r>
-      <w:r>
-        <w:rPr>
-          <w:rFonts w:ascii="Garamond" w:hAnsi="Garamond"/>
-          <w:sz w:val="22"/>
-          <w:szCs w:val="22"/>
-        </w:rPr>
-        <w:t>fisheries and</w:t>
-      </w:r>
-      <w:r>
-        <w:rPr>
-          <w:rFonts w:ascii="Garamond" w:hAnsi="Garamond"/>
-          <w:sz w:val="22"/>
-          <w:szCs w:val="22"/>
-        </w:rPr>
-        <w:t xml:space="preserve"> have historically </w:t>
-      </w:r>
-      <w:r>
-        <w:rPr>
-          <w:rFonts w:ascii="Garamond" w:hAnsi="Garamond"/>
-          <w:sz w:val="22"/>
-          <w:szCs w:val="22"/>
-        </w:rPr>
-        <w:t>provided the cultural and nutritional</w:t>
-      </w:r>
-      <w:r>
-        <w:rPr>
-          <w:rFonts w:ascii="Garamond" w:hAnsi="Garamond"/>
-          <w:sz w:val="22"/>
-          <w:szCs w:val="22"/>
-        </w:rPr>
-        <w:t xml:space="preserve"> </w:t>
-      </w:r>
-      <w:r>
-        <w:rPr>
-          <w:rFonts w:ascii="Garamond" w:hAnsi="Garamond"/>
-          <w:sz w:val="22"/>
-          <w:szCs w:val="22"/>
-        </w:rPr>
-        <w:t>foundation for</w:t>
-      </w:r>
-      <w:r>
-        <w:rPr>
-          <w:rFonts w:ascii="Garamond" w:hAnsi="Garamond"/>
-          <w:sz w:val="22"/>
-          <w:szCs w:val="22"/>
-        </w:rPr>
-        <w:t xml:space="preserve"> dozens of </w:t>
-      </w:r>
-      <w:r>
-        <w:rPr>
-          <w:rFonts w:ascii="Garamond" w:hAnsi="Garamond"/>
-          <w:sz w:val="22"/>
-          <w:szCs w:val="22"/>
-        </w:rPr>
-        <w:t xml:space="preserve">subsistence </w:t>
-      </w:r>
-      <w:r>
-        <w:rPr>
-          <w:rFonts w:ascii="Garamond" w:hAnsi="Garamond"/>
-          <w:sz w:val="22"/>
-          <w:szCs w:val="22"/>
-        </w:rPr>
-        <w:t xml:space="preserve">communities in the region. As runs have collapsed, however, </w:t>
-      </w:r>
-      <w:r>
-        <w:rPr>
-          <w:rFonts w:ascii="Garamond" w:hAnsi="Garamond"/>
-          <w:sz w:val="22"/>
-          <w:szCs w:val="22"/>
-        </w:rPr>
-        <w:t xml:space="preserve">harvest has been completed restricted </w:t>
-      </w:r>
-      <w:r>
-        <w:rPr>
-          <w:rFonts w:ascii="Garamond" w:hAnsi="Garamond"/>
-          <w:sz w:val="22"/>
-          <w:szCs w:val="22"/>
-        </w:rPr>
-        <w:t>f</w:t>
-      </w:r>
-      <w:r>
-        <w:rPr>
-          <w:rFonts w:ascii="Garamond" w:hAnsi="Garamond"/>
-          <w:sz w:val="22"/>
-          <w:szCs w:val="22"/>
-        </w:rPr>
-        <w:t>or</w:t>
-      </w:r>
-      <w:r>
-        <w:rPr>
-          <w:rFonts w:ascii="Garamond" w:hAnsi="Garamond"/>
-          <w:sz w:val="22"/>
-          <w:szCs w:val="22"/>
-        </w:rPr>
-        <w:t xml:space="preserve"> upstream communities </w:t>
-      </w:r>
-      <w:r>
-        <w:rPr>
-          <w:rFonts w:ascii="Garamond" w:hAnsi="Garamond"/>
-          <w:sz w:val="22"/>
-          <w:szCs w:val="22"/>
-        </w:rPr>
-        <w:t xml:space="preserve">who </w:t>
-      </w:r>
-      <w:r>
-        <w:rPr>
-          <w:rFonts w:ascii="Garamond" w:hAnsi="Garamond"/>
-          <w:sz w:val="22"/>
-          <w:szCs w:val="22"/>
-        </w:rPr>
-        <w:t>have voluntarily reduced or ceased subsistence fishing altogether, triggering a region-wide crisis of food insecurity, cultural loss, and the potential disappearance of a critical economic resource</w:t>
-      </w:r>
-      <w:r>
-        <w:rPr>
-          <w:rFonts w:ascii="Garamond" w:hAnsi="Garamond"/>
-          <w:sz w:val="22"/>
-          <w:szCs w:val="22"/>
-        </w:rPr>
-        <w:t xml:space="preserve"> </w:t>
-      </w:r>
-      <w:r>
-        <w:rPr>
-          <w:rFonts w:ascii="Garamond" w:hAnsi="Garamond"/>
-          <w:sz w:val="22"/>
-          <w:szCs w:val="22"/>
-        </w:rPr>
-        <w:fldChar w:fldCharType="begin"/>
-      </w:r>
-      <w:r>
-        <w:rPr>
-          <w:rFonts w:ascii="Garamond" w:hAnsi="Garamond"/>
-          <w:sz w:val="22"/>
-          <w:szCs w:val="22"/>
-        </w:rPr>
-        <w:instrText xml:space="preserve"> ADDIN ZOTERO_ITEM CSL_CITATION {"citationID":"pEObtCaz","properties":{"formattedCitation":"(Brown &amp; Godduhn, 2015)","plainCitation":"(Brown &amp; Godduhn, 2015)","noteIndex":0},"citationItems":[{"id":4428,"uris":["http://zotero.org/users/8421274/items/2WA8NCRM"],"itemData":{"id":4428,"type":"article-journal","language":"en","source":"Zotero","title":"Socioeconomic effects of declining salmon runs on the Yukon River","author":[{"family":"Brown","given":"Caroline L"},{"family":"Godduhn","given":"Anna"}],"issued":{"date-parts":[["2015"]]}}}],"schema":"https://github.com/citation-style-language/schema/raw/master/csl-citation.json"} </w:instrText>
-      </w:r>
-      <w:r>
-        <w:rPr>
-          <w:rFonts w:ascii="Garamond" w:hAnsi="Garamond"/>
-          <w:sz w:val="22"/>
-          <w:szCs w:val="22"/>
-        </w:rPr>
-        <w:fldChar w:fldCharType="separate"/>
-      </w:r>
-      <w:r>
-        <w:rPr>
-          <w:rFonts w:ascii="Garamond" w:hAnsi="Garamond"/>
-          <w:noProof/>
-          <w:sz w:val="22"/>
-          <w:szCs w:val="22"/>
-        </w:rPr>
-        <w:t>(Brown &amp; Godduhn, 2015)</w:t>
-      </w:r>
-      <w:r>
-        <w:rPr>
-          <w:rFonts w:ascii="Garamond" w:hAnsi="Garamond"/>
-          <w:sz w:val="22"/>
-          <w:szCs w:val="22"/>
-        </w:rPr>
-        <w:fldChar w:fldCharType="end"/>
-      </w:r>
-      <w:r>
-        <w:rPr>
-          <w:rFonts w:ascii="Garamond" w:hAnsi="Garamond"/>
-          <w:sz w:val="22"/>
-          <w:szCs w:val="22"/>
-        </w:rPr>
-        <w:t xml:space="preserve">. As a result, resource managers face the difficult task of designing management strategies which balancing ongoing harvest opportunities with the urgent need to rebuild salmon populations and strengthen their resilience to future perturbations. </w:t>
-      </w:r>
-    </w:p>
-    <w:p>
-      <w:pPr>
-        <w:pStyle w:val="NormalWeb"/>
-        <w:spacing w:line="480" w:lineRule="auto"/>
-        <w:ind w:firstLine="720"/>
-        <w:rPr>
-          <w:rFonts w:ascii="Garamond" w:hAnsi="Garamond"/>
-          <w:sz w:val="22"/>
-          <w:szCs w:val="22"/>
-        </w:rPr>
-      </w:pPr>
-      <w:r>
-        <w:rPr>
-          <w:rFonts w:ascii="Garamond" w:hAnsi="Garamond"/>
-          <w:sz w:val="22"/>
-          <w:szCs w:val="22"/>
-        </w:rPr>
-        <w:t>There is growing recognition of the critical role that intrapopulation variability plays in fostering resilience at the ecosystem scale in both terrestrial and aquatic ecosystems</w:t>
-      </w:r>
-      <w:r>
-        <w:rPr>
-          <w:rFonts w:ascii="Garamond" w:hAnsi="Garamond"/>
-          <w:sz w:val="22"/>
-          <w:szCs w:val="22"/>
-        </w:rPr>
-        <w:t xml:space="preserve"> </w:t>
-      </w:r>
-      <w:r>
-        <w:rPr>
-          <w:rFonts w:ascii="Garamond" w:hAnsi="Garamond"/>
-          <w:sz w:val="22"/>
-          <w:szCs w:val="22"/>
-        </w:rPr>
-        <w:fldChar w:fldCharType="begin"/>
-      </w:r>
-      <w:r>
-        <w:rPr>
-          <w:rFonts w:ascii="Garamond" w:hAnsi="Garamond"/>
-          <w:sz w:val="22"/>
-          <w:szCs w:val="22"/>
-        </w:rPr>
-        <w:instrText xml:space="preserve"> ADDIN ZOTERO_ITEM CSL_CITATION {"citationID":"ZMEsTNxs","properties":{"formattedCitation":"(Luck et al., 2003; Schindler et al., 2015)","plainCitation":"(Luck et al., 2003; Schindler et al., 2015)","noteIndex":0},"citationItems":[{"id":5557,"uris":["http://zotero.org/users/8421274/items/VSKUKCRX"],"itemData":{"id":5557,"type":"article-journal","abstract":"The current rate of biodiversity loss threatens to disrupt greatly the functioning of ecosystems, with potentially significant consequences for humanity. The magnitude of the loss is generally measured with the use of species extinction rates, an approach that understates the severity of the problem and masks some of its most important consequences. Here, we propose a major expansion of this focus to include population diversity: considering changes in the size, number, distribution and genetic composition of populations and the implications of those changes for the functioning of ecosystems and the provision of ecosystem services. We also outline the key components of population diversity and describe a new approach to delineating a population unit that explicitly links it to the services that it provides","container-title":"Trends in Ecology &amp; Evolution","DOI":"10.1016/S0169-5347(03)00100-9","journalAbbreviation":"Trends in Ecology &amp; Evolution","page":"331-336","source":"ResearchGate","title":"Population diversity and ecosystem services","volume":"18","author":[{"family":"Luck","given":"Gary"},{"family":"Daily","given":"Gretchen"},{"family":"Ehrlich","given":"Paul"}],"issued":{"date-parts":[["2003",7,1]]}}},{"id":68,"uris":["http://zotero.org/users/8421274/items/DIRY8NHC"],"itemData":{"id":68,"type":"article-journal","container-title":"Frontiers in Ecology and the Environment","issue":"5","note":"publisher: Wiley Online Library","page":"257–263","source":"Google Scholar","title":"The portfolio concept in ecology and evolution","volume":"13","author":[{"family":"Schindler","given":"Daniel E."},{"family":"Armstrong","given":"Jonathan B."},{"family":"Reed","given":"Thomas E."}],"issued":{"date-parts":[["2015"]]}}}],"schema":"https://github.com/citation-style-language/schema/raw/master/csl-citation.json"} </w:instrText>
-      </w:r>
-      <w:r>
-        <w:rPr>
-          <w:rFonts w:ascii="Garamond" w:hAnsi="Garamond"/>
-          <w:sz w:val="22"/>
-          <w:szCs w:val="22"/>
-        </w:rPr>
-        <w:fldChar w:fldCharType="separate"/>
-      </w:r>
-      <w:r>
-        <w:rPr>
-          <w:rFonts w:ascii="Garamond" w:hAnsi="Garamond"/>
-          <w:noProof/>
-          <w:sz w:val="22"/>
-          <w:szCs w:val="22"/>
-        </w:rPr>
-        <w:t>(Luck et al., 2003; Schindler et al., 2015)</w:t>
-      </w:r>
-      <w:r>
-        <w:rPr>
-          <w:rFonts w:ascii="Garamond" w:hAnsi="Garamond"/>
-          <w:sz w:val="22"/>
-          <w:szCs w:val="22"/>
-        </w:rPr>
-        <w:fldChar w:fldCharType="end"/>
-      </w:r>
-      <w:r>
-        <w:rPr>
-          <w:rFonts w:ascii="Garamond" w:hAnsi="Garamond"/>
-          <w:sz w:val="22"/>
-          <w:szCs w:val="22"/>
-        </w:rPr>
-        <w:t>. In salmon populations, substantial variation in both return timing and spatial distribution of habitat use produces significant complexity in life history strategies within and among populations</w:t>
-      </w:r>
-      <w:r>
-        <w:rPr>
-          <w:rFonts w:ascii="Garamond" w:hAnsi="Garamond"/>
-          <w:sz w:val="22"/>
-          <w:szCs w:val="22"/>
-        </w:rPr>
-        <w:t xml:space="preserve"> (Hilborn et al. 2003)</w:t>
-      </w:r>
-      <w:r>
-        <w:rPr>
-          <w:rFonts w:ascii="Garamond" w:hAnsi="Garamond"/>
-          <w:sz w:val="22"/>
-          <w:szCs w:val="22"/>
-        </w:rPr>
-        <w:t>. Overall population performance in salmon ecosystems is</w:t>
-      </w:r>
-      <w:r>
-        <w:rPr>
-          <w:rFonts w:ascii="Garamond" w:hAnsi="Garamond"/>
-          <w:sz w:val="22"/>
-          <w:szCs w:val="22"/>
-        </w:rPr>
-        <w:t xml:space="preserve"> therefore</w:t>
-      </w:r>
-      <w:r>
-        <w:rPr>
-          <w:rFonts w:ascii="Garamond" w:hAnsi="Garamond"/>
-          <w:sz w:val="22"/>
-          <w:szCs w:val="22"/>
-        </w:rPr>
-        <w:t xml:space="preserve"> shaped by the statistical averaging of multiple distinct, semi-independent sub-units distributed across space and time</w:t>
-      </w:r>
-      <w:r>
-        <w:rPr>
-          <w:rFonts w:ascii="Garamond" w:hAnsi="Garamond"/>
-          <w:sz w:val="22"/>
-          <w:szCs w:val="22"/>
-        </w:rPr>
-        <w:t xml:space="preserve"> </w:t>
-      </w:r>
-      <w:r>
-        <w:rPr>
-          <w:rFonts w:ascii="Garamond" w:hAnsi="Garamond"/>
-          <w:sz w:val="22"/>
-          <w:szCs w:val="22"/>
-        </w:rPr>
-        <w:fldChar w:fldCharType="begin"/>
-      </w:r>
-      <w:r>
-        <w:rPr>
-          <w:rFonts w:ascii="Garamond" w:hAnsi="Garamond"/>
-          <w:sz w:val="22"/>
-          <w:szCs w:val="22"/>
-        </w:rPr>
-        <w:instrText xml:space="preserve"> ADDIN ZOTERO_ITEM CSL_CITATION {"citationID":"4R3sEUmP","properties":{"formattedCitation":"(Connors et al., 2022; Ohlberger et al., 2016)","plainCitation":"(Connors et al., 2022; Ohlberger et al., 2016)","dontUpdate":true,"noteIndex":0},"citationItems":[{"id":4144,"uris":["http://zotero.org/users/8421274/items/M4DUIZ82"],"itemData":{"id":4144,"type":"article-journal","abstract":"Variation among populations in life history and intrinsic population characteristics (i.e., population diversity) helps maintain resilience to environmental change and dampen interannual variability in ecosystem services. As a result, ecological variation, and the processes that generate it, is considered central to strategies for managing risks to ecosystems in an increasingly variable and uncertain world. However, characterizing population diversity is difficult, particularly in large and remote regions, which often prevents its formal consideration in management advice. We combined genetic stock identification of archived scale and tissue samples with state-space run-reconstruction models to estimate migration timing and annual return abundance for eight geographically and genetically distinct Chinook salmon populations within the Canadian portion of the Yukon River. We found that among-population variation in migration timing and return abundances resulted in aggregate return migrations that were 2.1 times longer and 1.4 times more stable than if they had composed a single homogeneous population. We then fit state-space spawner–recruitment models to the annual return abundances to characterize among-population diversity in intrinsic productivity and population size and their consequences for the fisheries they support. Productivity and carrying capacity varied among populations by approximately 2.4-fold (2.9 to 6.9 recruits per spawner) and three-fold (8800 to 27,000 spawners), respectively. This diversity implies an equilibrium trade-off between harvesting of the population aggregate and the conservation of individual populations whereby the harvest rate predicted to maximize aggregate harvests comes at the cost of overfishing 40% of the populations but with a relatively low risk of extirpating the weakest ones. Our findings illustrate how population diversity in one of the largest salmon-producing river basins in the world contributes to fishery stability and food security in a region where salmon have high cultural and subsistence value. More generally, our work demonstrates the utility of molecular analyses of archived biological material for characterizing diversity in biological systems and its benefits and consequences for trade-offs in decision-making.","container-title":"Ecological Applications","DOI":"10.1002/eap.2709","ISSN":"1939-5582","issue":"8","language":"en","license":"© 2022 The Ecological Society of America.","note":"_eprint: https://onlinelibrary.wiley.com/doi/pdf/10.1002/eap.2709","page":"e2709","source":"Wiley Online Library","title":"Chinook salmon diversity contributes to fishery stability and trade-offs with mixed-stock harvest","volume":"32","author":[{"family":"Connors","given":"Brendan M."},{"family":"Siegle","given":"Matthew R."},{"family":"Harding","given":"Joel"},{"family":"Rossi","given":"Steven"},{"family":"Staton","given":"Benjamin A."},{"family":"Jones","given":"Michael L."},{"family":"Bradford","given":"Michael J."},{"family":"Brown","given":"Randy"},{"family":"Bechtol","given":"Bill"},{"family":"Doherty","given":"Beau"},{"family":"Cox","given":"Sean"},{"family":"Sutherland","given":"Ben J. G."}],"issued":{"date-parts":[["2022"]]}}},{"id":5321,"uris":["http://zotero.org/users/8421274/items/PJWLDI6C"],"itemData":{"id":5321,"type":"article-journal","abstract":"A central problem in understanding how species respond to global change is in parsing the effects of local drivers of population dynamics from regional and global drivers that are shared among populations. Management and conservation efforts that typically focus on a particular population would benefit greatly from being able to separate the effects of environmental processes at local, regional, and global scales. One way of addressing this challenge is to integrate data across multiple populations and use multivariate time series approaches to estimate shared and independent components of dynamics among neighboring populations. Here, we use a data set of 15 populations of Chinook salmon (Oncorhynchus tshawytscha) covering a broad geographical range in the eastern North Pacific Ocean to show how Dynamic Factor Analysis (DFA) can be used to estimate temporal coherence in population dynamics and to detect environmental drivers across spatial scales. Our results show that productivity dynamics of Chinook salmon populations strongly covary at the regional scale, but to a lesser degree at larger spatial scales. The timing of river ice break-up in spring was identified as an important driver of regional productivity dynamics. In addition, broad-scale variability in population productivity was linked to the North Pacific Gyre Oscillation, a dominant pattern of sea surface height variability. These broad-scale patterns in productivity dynamics may be associated with recent regime shifts in the Northeast Pacific Ocean. However, our results also demonstrate that populations within regions do not always respond consistently to the same environmental drivers, thus suggesting location-specific impacts. Overall, this study illustrates the use of DFA for quantifying the spatial and temporal complexity of multiple population responses to environmental change, thereby providing insights to processes that affect populations across large geographic areas, but that might be filtered by local habitat conditions.","container-title":"Ecosphere","DOI":"10.1002/ecs2.1333","ISSN":"2150-8925","issue":"4","language":"en","license":"© 2016 Ohlberger et al.","note":"_eprint: https://esajournals.onlinelibrary.wiley.com/doi/pdf/10.1002/ecs2.1333","page":"e01333","source":"Wiley Online Library","title":"Population coherence and environmental impacts across spatial scales: a case study of Chinook salmon","title-short":"Population coherence and environmental impacts across spatial scales","volume":"7","author":[{"family":"Ohlberger","given":"Jan"},{"family":"Scheuerell","given":"Mark D."},{"family":"Schindler","given":"Daniel E."}],"issued":{"date-parts":[["2016"]]}}}],"schema":"https://github.com/citation-style-language/schema/raw/master/csl-citation.json"} </w:instrText>
-      </w:r>
-      <w:r>
-        <w:rPr>
-          <w:rFonts w:ascii="Garamond" w:hAnsi="Garamond"/>
-          <w:sz w:val="22"/>
-          <w:szCs w:val="22"/>
-        </w:rPr>
-        <w:fldChar w:fldCharType="separate"/>
-      </w:r>
-      <w:r>
-        <w:rPr>
-          <w:rFonts w:ascii="Garamond" w:hAnsi="Garamond"/>
-          <w:noProof/>
-          <w:sz w:val="22"/>
-          <w:szCs w:val="22"/>
-        </w:rPr>
-        <w:t>(Schindler et al. 2010; Connors et al., 2022)</w:t>
-      </w:r>
-      <w:r>
-        <w:rPr>
-          <w:rFonts w:ascii="Garamond" w:hAnsi="Garamond"/>
-          <w:sz w:val="22"/>
-          <w:szCs w:val="22"/>
-        </w:rPr>
-        <w:fldChar w:fldCharType="end"/>
-      </w:r>
-      <w:r>
-        <w:rPr>
-          <w:rFonts w:ascii="Garamond" w:hAnsi="Garamond"/>
-          <w:sz w:val="22"/>
-          <w:szCs w:val="22"/>
-        </w:rPr>
-        <w:t xml:space="preserve">. </w:t>
-      </w:r>
-      <w:r>
-        <w:rPr>
-          <w:rFonts w:ascii="Garamond" w:hAnsi="Garamond"/>
-          <w:sz w:val="22"/>
-          <w:szCs w:val="22"/>
-        </w:rPr>
-        <w:t>Weak or negative covariance among these stocks helps buffer the broader population against the poor performance of any individual subunit, whose success may fluctuate in response to a dynamic mosaic of multi-dimensional environmental conditions</w:t>
-      </w:r>
-      <w:r>
-        <w:rPr>
-          <w:rFonts w:ascii="Garamond" w:hAnsi="Garamond"/>
-          <w:sz w:val="22"/>
-          <w:szCs w:val="22"/>
-        </w:rPr>
-        <w:t xml:space="preserve"> </w:t>
-      </w:r>
-      <w:r>
-        <w:rPr>
-          <w:rFonts w:ascii="Garamond" w:hAnsi="Garamond"/>
-          <w:sz w:val="22"/>
-          <w:szCs w:val="22"/>
-        </w:rPr>
-        <w:fldChar w:fldCharType="begin"/>
-      </w:r>
-      <w:r>
-        <w:rPr>
-          <w:rFonts w:ascii="Garamond" w:hAnsi="Garamond"/>
-          <w:sz w:val="22"/>
-          <w:szCs w:val="22"/>
-        </w:rPr>
-        <w:instrText xml:space="preserve"> ADDIN ZOTERO_ITEM CSL_CITATION {"citationID":"m5A16NUn","properties":{"formattedCitation":"(Brennan, Schindler, et al., 2019; Schindler et al., 2010)","plainCitation":"(Brennan, Schindler, et al., 2019; Schindler et al., 2010)","noteIndex":0},"citationItems":[{"id":3844,"uris":["http://zotero.org/users/8421274/items/RXD5IA9D"],"itemData":{"id":3844,"type":"article-journal","abstract":"Watersheds are complex mosaics of habitats whose conditions vary across space and time as landscape features filter overriding climate forcing, yet the extent to which the reliability of ecosystem services depends on these dynamics remains unknown. We quantified how shifting habitat mosaics are expressed across a range of spatial scales within a large, free-flowing river, and how they stabilize the production of Pacific salmon that support valuable fisheries. The strontium isotope records of ear stones (otoliths) show that the relative productivity of locations across the river network, as both natal- and juvenile-rearing habitat, varies widely among years and that this variability is expressed across a broad range of spatial scales, ultimately stabilizing the interannual production of fish at the scale of the entire basin.","container-title":"Science","DOI":"10.1126/science.aav4313","issue":"6442","note":"publisher: American Association for the Advancement of Science","page":"783-786","source":"science.org (Atypon)","title":"Shifting habitat mosaics and fish production across river basins","volume":"364","author":[{"family":"Brennan","given":"Sean R."},{"family":"Schindler","given":"Daniel E."},{"family":"Cline","given":"Timothy J."},{"family":"Walsworth","given":"Timothy E."},{"family":"Buck","given":"Greg"},{"family":"Fernandez","given":"Diego P."}],"issued":{"date-parts":[["2019"]]}},"label":"page"},{"id":272,"uris":["http://zotero.org/users/8421274/items/24NDGS7V"],"itemData":{"id":272,"type":"article-journal","abstract":"One of the most pervasive themes in ecology is that biological diversity stabilizes ecosystem processes and the services they provide to society, a concept that has become a common argument for biodiversity conservation. Species-rich communities are thought to produce more temporally stable ecosystem services because of the complementary or independent dynamics among species that perform similar ecosystem functions. Such variance dampening within communities is referred to as a portfolio effect and is analogous to the effects of asset diversity on the stability of financial portfolios. In ecology, these arguments have focused on the effects of species diversity on ecosystem stability but have not considered the importance of biologically relevant diversity within individual species. Current rates of population extirpation are probably at least three orders of magnitude higher than species extinction rates, so there is a pressing need to clarify how population and life history diversity affect the performance of individual species in providing important ecosystem services. Here we use five decades of data from Oncorhynchus nerka (sockeye salmon) in Bristol Bay, Alaska, to provide the first quantification of portfolio effects that derive from population and life history diversity in an important and heavily exploited species. Variability in annual Bristol Bay salmon returns is 2.2 times lower than it would be if the system consisted of a single homogenous population rather than the several hundred discrete populations it currently consists of. Furthermore, if it were a single homogeneous population, such increased variability would lead to ten times more frequent fisheries closures. Portfolio effects are also evident in watershed food webs, where they stabilize and extend predator access to salmon resources. Our results demonstrate the critical importance of maintaining population diversity for stabilizing ecosystem services and securing the economies and livelihoods that depend on them. The reliability of ecosystem services will erode faster than indicated by species loss alone. [PUBLICATION ABSTRACT]","container-title":"Nature","DOI":"https://doi-org.prox.lib.ncsu.edu/10.1038/nature09060","ISSN":"00280836","issue":"7298","language":"English","license":"Copyright Nature Publishing Group Jun 3, 2010","note":"number-of-pages: 5\npublisher-place: London, United States\npublisher: Nature Publishing Group\nsection: LETTERS","source":"ProQuest","title":"Population diversity and the portfolio effect in an exploited species","URL":"http://www.proquest.com/docview/375318240/abstract/317AC81E34EB4163PQ/1","volume":"465","author":[{"family":"Schindler","given":"Daniel E."},{"family":"Hilborn","given":"Ray"},{"family":"Chasco","given":"Brandon"},{"family":"Boatright","given":"Christopher P."},{"family":"Quinn","given":"Thomas P."},{"family":"Rogers","given":"Lauren A."},{"family":"Webster","given":"Michael S."}],"accessed":{"date-parts":[["2022",5,12]]},"issued":{"date-parts":[["2010",6,3]]}}}],"schema":"https://github.com/citation-style-language/schema/raw/master/csl-citation.json"} </w:instrText>
-      </w:r>
-      <w:r>
-        <w:rPr>
-          <w:rFonts w:ascii="Garamond" w:hAnsi="Garamond"/>
-          <w:sz w:val="22"/>
-          <w:szCs w:val="22"/>
-        </w:rPr>
-        <w:fldChar w:fldCharType="separate"/>
-      </w:r>
-      <w:r>
-        <w:rPr>
-          <w:rFonts w:ascii="Garamond" w:hAnsi="Garamond"/>
-          <w:noProof/>
-          <w:sz w:val="22"/>
-          <w:szCs w:val="22"/>
-        </w:rPr>
-        <w:t>(Brennan, Schindler, et al., 2019; Schindler et al., 2010)</w:t>
-      </w:r>
-      <w:r>
-        <w:rPr>
-          <w:rFonts w:ascii="Garamond" w:hAnsi="Garamond"/>
-          <w:sz w:val="22"/>
-          <w:szCs w:val="22"/>
-        </w:rPr>
-        <w:fldChar w:fldCharType="end"/>
-      </w:r>
-      <w:r>
-        <w:rPr>
-          <w:rFonts w:ascii="Garamond" w:hAnsi="Garamond"/>
-          <w:sz w:val="22"/>
-          <w:szCs w:val="22"/>
-        </w:rPr>
-        <w:t>. This “portfolio effect” dampens ecosystem variability by distributing risk across its components, much in the same way that financial diversification of a portfolio spreads investment risk across sectors to reduce overall volatility</w:t>
-      </w:r>
-      <w:r>
-        <w:rPr>
-          <w:rFonts w:ascii="Garamond" w:hAnsi="Garamond"/>
-          <w:sz w:val="22"/>
-          <w:szCs w:val="22"/>
-        </w:rPr>
-        <w:t xml:space="preserve"> </w:t>
-      </w:r>
-      <w:r>
-        <w:rPr>
-          <w:rFonts w:ascii="Garamond" w:hAnsi="Garamond"/>
-          <w:sz w:val="22"/>
-          <w:szCs w:val="22"/>
-        </w:rPr>
-        <w:fldChar w:fldCharType="begin"/>
-      </w:r>
-      <w:r>
-        <w:rPr>
-          <w:rFonts w:ascii="Garamond" w:hAnsi="Garamond"/>
-          <w:sz w:val="22"/>
-          <w:szCs w:val="22"/>
-        </w:rPr>
-        <w:instrText xml:space="preserve"> ADDIN ZOTERO_ITEM CSL_CITATION {"citationID":"ropzGQtb","properties":{"formattedCitation":"(Cline et al., 2017; Griffiths et al., 2014; Markowitz, 1952; Schindler et al., 2015)","plainCitation":"(Cline et al., 2017; Griffiths et al., 2014; Markowitz, 1952; Schindler et al., 2015)","dontUpdate":true,"noteIndex":0},"citationItems":[{"id":1181,"uris":["http://zotero.org/users/8421274/items/B23FV4AJ"],"itemData":{"id":1181,"type":"article-journal","abstract":"Abrupt shifts in natural resources and their markets are a ubiquitous challenge to human communities. Building resilient social-ecological systems requires approaches that are robust to uncertainty and to regime shifts. Harvesting diverse portfolios of natural resources and adapting portfolios in response to change could stabilize economies reliant on natural resources and their markets, both of which are prone to unpredictable shifts. Here we use fisheries catch and revenue data from Alaskan fishing communities over 34 years to test whether diversification and turnover in the composition of fishing opportunities increased economic stability during major ocean and market regime shifts in 1989. More than 85% of communities show reduced fishing revenues following these regime shifts. However, communities with the highest portfolio diversity and those that could opportunistically shift the composition of resources they harvest, experienced negligible or even positive changes in revenue. Maintaining diversity in economic opportunities and enabling turnover facilitates sustainability of communities reliant on renewable resources facing uncertain futures.","container-title":"Nature Communications","DOI":"10.1038/ncomms14042","ISSN":"2041-1723","issue":"1","journalAbbreviation":"Nat Commun","language":"en","license":"2017 The Author(s)","note":"number: 1\npublisher: Nature Publishing Group","page":"14042","source":"www-nature-com.offcampus.lib.washington.edu","title":"Fisheries portfolio diversification and turnover buffer Alaskan fishing communities from abrupt resource and market changes","volume":"8","author":[{"family":"Cline","given":"Timothy J."},{"family":"Schindler","given":"Daniel E."},{"family":"Hilborn","given":"Ray"}],"issued":{"date-parts":[["2017",1,16]]}}},{"id":4217,"uris":["http://zotero.org/users/8421274/items/8XTQF7BZ"],"itemData":{"id":4217,"type":"article-journal","abstract":"&lt;list list-type=\"1\" id=\"jpe12341-list-0001\"&gt; Quantifying the variability in the delivery of ecosystem services across the landscape can be used to set appropriate management targets, evaluate resilience and target conservation efforts. Ecosystem functions and services may exhibit portfolio-type dynamics, whereby diversity within lower levels promotes stability at more aggregated levels. Portfolio theory provides a framework to characterize the relative performance among ecosystems and the processes that drive differences in performance. We assessed Pacific salmon Oncorhynchus spp. portfolio performance across their native latitudinal range focusing on the reliability of salmon returns as a metric with which to assess the function of salmon ecosystems and their services to humans. We used the Sharpe ratio (e.g. the size of the total salmon return to the portfolio relative to its variability (risk)) to evaluate the performance of Chinook and sockeye salmon portfolios across the west coast of North America. We evaluated the effects on portfolio performance from the variance of and covariance among salmon returns within each portfolio, and the association between portfolio performance and watershed attributes. We found a positive latitudinal trend in the risk-adjusted performance of Chinook and sockeye salmon portfolios that also correlated negatively with anthropogenic impact on watersheds (e.g. dams and land-use change). High-latitude Chinook salmon portfolios were on average 25 times more reliable, and their portfolio risk was mainly due to low variance in the individual assets. Sockeye salmon portfolios were also more reliable at higher latitudes, but sources of risk varied among the highest performing portfolios.Synthesis and applications. Portfolio theory provides a straightforward method for characterizing the resilience of salmon ecosystems and their services. Natural variability in portfolio performance among undeveloped watersheds provides a benchmark for restoration efforts. Locally and regionally, assessing the sources of portfolio risk can guide actions to maintain existing resilience (protect habitat and disturbance regimes that maintain response diversity; employ harvest strategies sensitive to different portfolio components) or improve restoration activities. Improving our understanding of portfolio reliability may allow for management of natural resources that is robust to ongoing environmental change. Portfolio theory provides a straightforward method for characterizing the resilience of salmon ecosystems and their services. Natural variability in portfolio performance among undeveloped watersheds provides a benchmark for restoration efforts. Locally and regionally, assessing the sources of portfolio risk can guide actions to maintain existing resilience (protect habitat and disturbance regimes that maintain response diversity; employ harvest strategies sensitive to different portfolio components) or improve restoration activities. Improving our understanding of portfolio reliability may allow for management of natural resources that is robust to ongoing environmental change.","container-title":"JOURNAL OF APPLIED ECOLOGY","DOI":"10.1111/1365-2664.12341","ISSN":"0021-8901, 1365-2664","issue":"6","journalAbbreviation":"J. Appl. Ecol.","language":"English","note":"number-of-pages: 10\npublisher-place: Hoboken\npublisher: Wiley-Blackwell\nWeb of Science ID: WOS:000345706100010","page":"1554-1563","source":"Clarivate Analytics Web of Science","title":"Performance of salmon fishery portfolios across western North America","volume":"51","author":[{"family":"Griffiths","given":"Jennifer R."},{"family":"Schindler","given":"Daniel E."},{"family":"Armstrong","given":"Jonathan B."},{"family":"Scheuerell","given":"Mark D."},{"family":"Whited","given":"Diane C."},{"family":"Clark","given":"Robert A."},{"family":"Hilborn","given":"Ray"},{"family":"Holt","given":"Carrie A."},{"family":"Lindley","given":"Steven T."},{"family":"Stanford","given":"Jack A."},{"family":"Volk","given":"Eric C."}],"issued":{"date-parts":[["2014",12]]}}},{"id":5389,"uris":["http://zotero.org/users/8421274/items/4NQQUH9L"],"itemData":{"id":5389,"type":"article-journal","container-title":"The Journal of Finance","DOI":"10.2307/2975974","ISSN":"0022-1082","issue":"1","note":"publisher: [American Finance Association, Wiley]","page":"77-91","source":"JSTOR","title":"Portfolio Selection","volume":"7","author":[{"family":"Markowitz","given":"Harry"}],"issued":{"date-parts":[["1952"]]}}},{"id":68,"uris":["http://zotero.org/users/8421274/items/DIRY8NHC"],"itemData":{"id":68,"type":"article-journal","container-title":"Frontiers in Ecology and the Environment","issue":"5","note":"publisher: Wiley Online Library","page":"257–263","source":"Google Scholar","title":"The portfolio concept in ecology and evolution","volume":"13","author":[{"family":"Schindler","given":"Daniel E."},{"family":"Armstrong","given":"Jonathan B."},{"family":"Reed","given":"Thomas E."}],"issued":{"date-parts":[["2015"]]}}}],"schema":"https://github.com/citation-style-language/schema/raw/master/csl-citation.json"} </w:instrText>
-      </w:r>
-      <w:r>
-        <w:rPr>
-          <w:rFonts w:ascii="Garamond" w:hAnsi="Garamond"/>
-          <w:sz w:val="22"/>
-          <w:szCs w:val="22"/>
-        </w:rPr>
-        <w:fldChar w:fldCharType="separate"/>
-      </w:r>
-      <w:r>
-        <w:rPr>
-          <w:rFonts w:ascii="Garamond" w:hAnsi="Garamond"/>
-          <w:noProof/>
-          <w:sz w:val="22"/>
-          <w:szCs w:val="22"/>
-        </w:rPr>
-        <w:t>(Griffiths et al., 2014; Markowitz, 1952; Schindler et al., 2015)</w:t>
-      </w:r>
-      <w:r>
-        <w:rPr>
-          <w:rFonts w:ascii="Garamond" w:hAnsi="Garamond"/>
-          <w:sz w:val="22"/>
-          <w:szCs w:val="22"/>
-        </w:rPr>
-        <w:fldChar w:fldCharType="end"/>
-      </w:r>
-      <w:r>
-        <w:rPr>
-          <w:rFonts w:ascii="Garamond" w:hAnsi="Garamond"/>
-          <w:sz w:val="22"/>
-          <w:szCs w:val="22"/>
-        </w:rPr>
-        <w:t xml:space="preserve">. </w:t>
-      </w:r>
-    </w:p>
-    <w:p>
-      <w:pPr>
-        <w:pStyle w:val="NormalWeb"/>
-        <w:spacing w:line="480" w:lineRule="auto"/>
-        <w:ind w:firstLine="720"/>
-        <w:rPr>
-          <w:rFonts w:ascii="Garamond" w:hAnsi="Garamond"/>
-          <w:sz w:val="22"/>
-          <w:szCs w:val="22"/>
-        </w:rPr>
-      </w:pPr>
-      <w:r>
-        <w:rPr>
-          <w:rFonts w:ascii="Garamond" w:hAnsi="Garamond"/>
-          <w:sz w:val="22"/>
-          <w:szCs w:val="22"/>
-        </w:rPr>
         <w:lastRenderedPageBreak/>
-        <w:t xml:space="preserve">The reliability of salmon resources to communities is a product of the health of stock components throughout the watershed. For Pacific salmon fisheries, which harvest stocks as the migrate upstream, the duration and reliability of this resource is the result of the aggregate dynamics of upstream stocks. For example, healthy stock components with unique spatiotemporal patterns may allow for more diverse set of harvest opportunities over a longer time period  </w:t>
-      </w:r>
-      <w:r>
-        <w:rPr>
-          <w:rFonts w:ascii="Garamond" w:hAnsi="Garamond"/>
-          <w:sz w:val="22"/>
-          <w:szCs w:val="22"/>
-        </w:rPr>
-        <w:fldChar w:fldCharType="begin"/>
-      </w:r>
-      <w:r>
-        <w:rPr>
-          <w:rFonts w:ascii="Garamond" w:hAnsi="Garamond"/>
-          <w:sz w:val="22"/>
-          <w:szCs w:val="22"/>
-        </w:rPr>
-        <w:instrText xml:space="preserve"> ADDIN ZOTERO_ITEM CSL_CITATION {"citationID":"bdM2yxbf","properties":{"formattedCitation":"(Nesbitt &amp; Moore, 2016)","plainCitation":"(Nesbitt &amp; Moore, 2016)","noteIndex":0},"citationItems":[{"id":3361,"uris":["http://zotero.org/users/8421274/items/U6M4JZTI"],"itemData":{"id":3361,"type":"article-journal","abstract":"Indigenous people are considered to be among the most vulnerable to food insecurity and biodiversity loss. Biodiversity is cited as a key component of indigenous food security; however, quantitative examples of this linkage are limited. We examined how species and population diversity influence the food security of indigenous fisheries for Pacific salmon (Oncorhynchus species). We compared two dimensions of food security – catch stability (interannual variability) and access (season length) – across a salmon diversity gradient for 21 fisheries on the Fraser River, Canada, over 30 years, using linear regression models. We used population diversity proxies derived from a range of existing measures because population-specific data were unavailable. While both population and species diversity were generally associated with higher catch stability and temporal access, population diversity had a stronger signal. Fisheries with access to high species diversity had up to 1·4 times more stable catch than predicted by the portfolio effect and up to 1·2 times longer fishing seasons than fisheries with access to fewer species. Fisheries with access to high population diversity had up to 3·8 times more stable catch and three times longer seasons than fisheries with access to fewer populations. Catch stability of Chinook Oncorhynchus tshawytscha and sockeye Oncorhynchus nerka fisheries was best explained by the number of populations and conservation units, respectively, that migrate past a fishery en route to spawning grounds. Similar population diversity metrics were important explanatory variables for season length of sockeye, pink Oncorhynchus gorbuscha, coho Oncorhynchus kisutch and chum Oncorhynchus keta fisheries. Synthesis and applications. We show an empirical example of how multiple scales of biodiversity support food security across a large watershed and suggest that protecting fine-scale salmon diversity will help promote food security for indigenous people. The scales of environmental assessments need to match the scales of the socio-ecological processes that will be affected by development. We illustrate that upstream projects that damage salmon habitat could degrade the food security of downstream indigenous fisheries, with implications to Canadian indigenous people and to watersheds around the world where migratory fishes support local fisheries.","container-title":"Journal of Applied Ecology","DOI":"10.1111/1365-2664.12717","ISSN":"1365-2664","issue":"5","language":"en","note":"_eprint: https://onlinelibrary.wiley.com/doi/pdf/10.1111/1365-2664.12717","page":"1489-1499","source":"Wiley Online Library","title":"Species and population diversity in Pacific salmon fisheries underpin indigenous food security","volume":"53","author":[{"family":"Nesbitt","given":"Holly K."},{"family":"Moore","given":"Jonathan W."}],"issued":{"date-parts":[["2016"]]}}}],"schema":"https://github.com/citation-style-language/schema/raw/master/csl-citation.json"} </w:instrText>
-      </w:r>
-      <w:r>
-        <w:rPr>
-          <w:rFonts w:ascii="Garamond" w:hAnsi="Garamond"/>
-          <w:sz w:val="22"/>
-          <w:szCs w:val="22"/>
-        </w:rPr>
-        <w:fldChar w:fldCharType="separate"/>
-      </w:r>
-      <w:r>
-        <w:rPr>
-          <w:rFonts w:ascii="Garamond" w:hAnsi="Garamond"/>
-          <w:noProof/>
-          <w:sz w:val="22"/>
-          <w:szCs w:val="22"/>
-        </w:rPr>
-        <w:t>(Nesbitt &amp; Moore, 2016)</w:t>
-      </w:r>
-      <w:r>
-        <w:rPr>
-          <w:rFonts w:ascii="Garamond" w:hAnsi="Garamond"/>
-          <w:sz w:val="22"/>
-          <w:szCs w:val="22"/>
-        </w:rPr>
-        <w:fldChar w:fldCharType="end"/>
-      </w:r>
-      <w:r>
-        <w:rPr>
-          <w:rFonts w:ascii="Garamond" w:hAnsi="Garamond"/>
-          <w:sz w:val="22"/>
-          <w:szCs w:val="22"/>
-        </w:rPr>
-        <w:t xml:space="preserve">. Further, distributing risk across space and time in several stocks may buffer basin-wide returns to local or short-term changes to habitat conditions, thereby enhancing </w:t>
-      </w:r>
-      <w:r>
-        <w:rPr>
-          <w:rFonts w:ascii="Garamond" w:hAnsi="Garamond"/>
-          <w:sz w:val="22"/>
-          <w:szCs w:val="22"/>
-        </w:rPr>
-        <w:t xml:space="preserve">both the accessibility and reliability of </w:t>
-      </w:r>
-      <w:r>
-        <w:rPr>
-          <w:rFonts w:ascii="Garamond" w:hAnsi="Garamond"/>
-          <w:sz w:val="22"/>
-          <w:szCs w:val="22"/>
-        </w:rPr>
-        <w:t xml:space="preserve">downstream </w:t>
-      </w:r>
-      <w:r>
-        <w:rPr>
-          <w:rFonts w:ascii="Garamond" w:hAnsi="Garamond"/>
-          <w:sz w:val="22"/>
-          <w:szCs w:val="22"/>
-        </w:rPr>
-        <w:t>harvest opportunities</w:t>
-      </w:r>
-      <w:r>
-        <w:rPr>
-          <w:rFonts w:ascii="Garamond" w:hAnsi="Garamond"/>
-          <w:sz w:val="22"/>
-          <w:szCs w:val="22"/>
-        </w:rPr>
-        <w:t xml:space="preserve"> (Schindler et al. 2010). The health of salmon populations in terms of </w:t>
-      </w:r>
-      <w:r>
-        <w:rPr>
-          <w:rFonts w:ascii="Garamond" w:hAnsi="Garamond"/>
-          <w:sz w:val="22"/>
-          <w:szCs w:val="22"/>
-        </w:rPr>
-        <w:t>long-term resilience</w:t>
-      </w:r>
-      <w:r>
-        <w:rPr>
-          <w:rFonts w:ascii="Garamond" w:hAnsi="Garamond"/>
-          <w:sz w:val="22"/>
-          <w:szCs w:val="22"/>
-        </w:rPr>
-        <w:t xml:space="preserve"> and reliability of ecosystem services is therefore better assessed </w:t>
-      </w:r>
-      <w:r>
-        <w:rPr>
-          <w:rFonts w:ascii="Garamond" w:hAnsi="Garamond"/>
-          <w:sz w:val="22"/>
-          <w:szCs w:val="22"/>
-        </w:rPr>
-        <w:t>by the health and viability of contributing subunits rather than by total run size alone</w:t>
-      </w:r>
-      <w:r>
-        <w:rPr>
-          <w:rFonts w:ascii="Garamond" w:hAnsi="Garamond"/>
-          <w:sz w:val="22"/>
-          <w:szCs w:val="22"/>
-        </w:rPr>
-        <w:t xml:space="preserve"> </w:t>
-      </w:r>
-      <w:r>
-        <w:rPr>
-          <w:rFonts w:ascii="Garamond" w:hAnsi="Garamond"/>
-          <w:sz w:val="22"/>
-          <w:szCs w:val="22"/>
-        </w:rPr>
-        <w:fldChar w:fldCharType="begin"/>
-      </w:r>
-      <w:r>
-        <w:rPr>
-          <w:rFonts w:ascii="Garamond" w:hAnsi="Garamond"/>
-          <w:sz w:val="22"/>
-          <w:szCs w:val="22"/>
-        </w:rPr>
-        <w:instrText xml:space="preserve"> ADDIN ZOTERO_ITEM CSL_CITATION {"citationID":"XiDspMSN","properties":{"formattedCitation":"(Connors et al., 2022)","plainCitation":"(Connors et al., 2022)","dontUpdate":true,"noteIndex":0},"citationItems":[{"id":4144,"uris":["http://zotero.org/users/8421274/items/M4DUIZ82"],"itemData":{"id":4144,"type":"article-journal","abstract":"Variation among populations in life history and intrinsic population characteristics (i.e., population diversity) helps maintain resilience to environmental change and dampen interannual variability in ecosystem services. As a result, ecological variation, and the processes that generate it, is considered central to strategies for managing risks to ecosystems in an increasingly variable and uncertain world. However, characterizing population diversity is difficult, particularly in large and remote regions, which often prevents its formal consideration in management advice. We combined genetic stock identification of archived scale and tissue samples with state-space run-reconstruction models to estimate migration timing and annual return abundance for eight geographically and genetically distinct Chinook salmon populations within the Canadian portion of the Yukon River. We found that among-population variation in migration timing and return abundances resulted in aggregate return migrations that were 2.1 times longer and 1.4 times more stable than if they had composed a single homogeneous population. We then fit state-space spawner–recruitment models to the annual return abundances to characterize among-population diversity in intrinsic productivity and population size and their consequences for the fisheries they support. Productivity and carrying capacity varied among populations by approximately 2.4-fold (2.9 to 6.9 recruits per spawner) and three-fold (8800 to 27,000 spawners), respectively. This diversity implies an equilibrium trade-off between harvesting of the population aggregate and the conservation of individual populations whereby the harvest rate predicted to maximize aggregate harvests comes at the cost of overfishing 40% of the populations but with a relatively low risk of extirpating the weakest ones. Our findings illustrate how population diversity in one of the largest salmon-producing river basins in the world contributes to fishery stability and food security in a region where salmon have high cultural and subsistence value. More generally, our work demonstrates the utility of molecular analyses of archived biological material for characterizing diversity in biological systems and its benefits and consequences for trade-offs in decision-making.","container-title":"Ecological Applications","DOI":"10.1002/eap.2709","ISSN":"1939-5582","issue":"8","language":"en","license":"© 2022 The Ecological Society of America.","note":"_eprint: https://onlinelibrary.wiley.com/doi/pdf/10.1002/eap.2709","page":"e2709","source":"Wiley Online Library","title":"Chinook salmon diversity contributes to fishery stability and trade-offs with mixed-stock harvest","volume":"32","author":[{"family":"Connors","given":"Brendan M."},{"family":"Siegle","given":"Matthew R."},{"family":"Harding","given":"Joel"},{"family":"Rossi","given":"Steven"},{"family":"Staton","given":"Benjamin A."},{"family":"Jones","given":"Michael L."},{"family":"Bradford","given":"Michael J."},{"family":"Brown","given":"Randy"},{"family":"Bechtol","given":"Bill"},{"family":"Doherty","given":"Beau"},{"family":"Cox","given":"Sean"},{"family":"Sutherland","given":"Ben J. G."}],"issued":{"date-parts":[["2022"]]}}}],"schema":"https://github.com/citation-style-language/schema/raw/master/csl-citation.json"} </w:instrText>
-      </w:r>
-      <w:r>
-        <w:rPr>
-          <w:rFonts w:ascii="Garamond" w:hAnsi="Garamond"/>
-          <w:sz w:val="22"/>
-          <w:szCs w:val="22"/>
-        </w:rPr>
-        <w:fldChar w:fldCharType="separate"/>
-      </w:r>
-      <w:r>
-        <w:rPr>
-          <w:rFonts w:ascii="Garamond" w:hAnsi="Garamond"/>
-          <w:noProof/>
-          <w:sz w:val="22"/>
-          <w:szCs w:val="22"/>
-        </w:rPr>
-        <w:t>(Griffiths et al. 2014; Connors et al., 2022)</w:t>
-      </w:r>
-      <w:r>
-        <w:rPr>
-          <w:rFonts w:ascii="Garamond" w:hAnsi="Garamond"/>
-          <w:sz w:val="22"/>
-          <w:szCs w:val="22"/>
-        </w:rPr>
-        <w:fldChar w:fldCharType="end"/>
-      </w:r>
-      <w:r>
-        <w:rPr>
-          <w:rFonts w:ascii="Garamond" w:hAnsi="Garamond"/>
-          <w:sz w:val="22"/>
-          <w:szCs w:val="22"/>
-        </w:rPr>
-        <w:t>.</w:t>
-      </w:r>
-      <w:r>
-        <w:rPr>
-          <w:rFonts w:ascii="Garamond" w:hAnsi="Garamond"/>
-          <w:sz w:val="22"/>
-          <w:szCs w:val="22"/>
-        </w:rPr>
-        <w:t xml:space="preserve"> </w:t>
-      </w:r>
-    </w:p>
-    <w:p>
-      <w:pPr>
-        <w:pStyle w:val="NormalWeb"/>
-        <w:spacing w:line="480" w:lineRule="auto"/>
-        <w:ind w:firstLine="720"/>
-        <w:rPr>
-          <w:ins w:id="3" w:author="Benjamin J. Makhlouf" w:date="2025-07-26T14:59:00Z" w16du:dateUtc="2025-07-26T21:59:00Z"/>
-          <w:rFonts w:ascii="Garamond" w:hAnsi="Garamond"/>
-          <w:sz w:val="22"/>
-          <w:szCs w:val="22"/>
-        </w:rPr>
-      </w:pPr>
-      <w:r>
-        <w:rPr>
-          <w:rFonts w:ascii="Garamond" w:hAnsi="Garamond"/>
-          <w:sz w:val="22"/>
-          <w:szCs w:val="22"/>
-        </w:rPr>
-        <w:t xml:space="preserve">Downstream fisheries which harvest migrating stocks face a difficult challenge to design harvest methods which consider both </w:t>
-      </w:r>
-      <w:r>
-        <w:rPr>
-          <w:rFonts w:ascii="Garamond" w:hAnsi="Garamond"/>
-          <w:sz w:val="22"/>
-          <w:szCs w:val="22"/>
-        </w:rPr>
-        <w:t xml:space="preserve">overall </w:t>
-      </w:r>
-      <w:r>
-        <w:rPr>
-          <w:rFonts w:ascii="Garamond" w:hAnsi="Garamond"/>
-          <w:sz w:val="22"/>
-          <w:szCs w:val="22"/>
-        </w:rPr>
-        <w:t>harvest opportunity</w:t>
-      </w:r>
-      <w:r>
-        <w:rPr>
-          <w:rFonts w:ascii="Garamond" w:hAnsi="Garamond"/>
-          <w:sz w:val="22"/>
-          <w:szCs w:val="22"/>
-        </w:rPr>
-        <w:t xml:space="preserve"> as well as</w:t>
-      </w:r>
-      <w:r>
-        <w:rPr>
-          <w:rFonts w:ascii="Garamond" w:hAnsi="Garamond"/>
-          <w:sz w:val="22"/>
-          <w:szCs w:val="22"/>
-        </w:rPr>
-        <w:t xml:space="preserve"> stock specific exploitation rates. For example, strategies which </w:t>
-      </w:r>
-      <w:r>
-        <w:rPr>
-          <w:rFonts w:ascii="Garamond" w:hAnsi="Garamond"/>
-          <w:sz w:val="22"/>
-          <w:szCs w:val="22"/>
-        </w:rPr>
-        <w:t>concentrate harvest in periods of peak abundance (e.g., highest CPUE per day)</w:t>
-      </w:r>
-      <w:r>
-        <w:rPr>
-          <w:rFonts w:ascii="Garamond" w:hAnsi="Garamond"/>
-          <w:sz w:val="22"/>
-          <w:szCs w:val="22"/>
-        </w:rPr>
-        <w:t xml:space="preserve"> </w:t>
-      </w:r>
-      <w:r>
-        <w:rPr>
-          <w:rFonts w:ascii="Garamond" w:hAnsi="Garamond"/>
-          <w:sz w:val="22"/>
-          <w:szCs w:val="22"/>
-        </w:rPr>
-        <w:t>may fail to account for whether this peak consists of a mix of vulnerable, weak stocks or a single, more robust stock that can sustain higher exploitation</w:t>
-      </w:r>
-      <w:r>
-        <w:rPr>
-          <w:rFonts w:ascii="Garamond" w:hAnsi="Garamond"/>
-          <w:sz w:val="22"/>
-          <w:szCs w:val="22"/>
-        </w:rPr>
-        <w:t xml:space="preserve"> (Connors et al. 2022)</w:t>
-      </w:r>
-      <w:r>
-        <w:rPr>
-          <w:rFonts w:ascii="Garamond" w:hAnsi="Garamond"/>
-          <w:sz w:val="22"/>
-          <w:szCs w:val="22"/>
-        </w:rPr>
-        <w:t xml:space="preserve">. </w:t>
-      </w:r>
-      <w:r>
-        <w:rPr>
-          <w:rFonts w:ascii="Garamond" w:hAnsi="Garamond"/>
-          <w:sz w:val="22"/>
-          <w:szCs w:val="22"/>
-        </w:rPr>
-        <w:t>Fishing which disproportionally exploits weak stocks as they migrate upstream may threaten the availability of resources to upstream communities and threaten the reliability of downstream resources in subsequent years as upstream stock health degrades. M</w:t>
-      </w:r>
-      <w:r>
-        <w:rPr>
-          <w:rFonts w:ascii="Garamond" w:hAnsi="Garamond"/>
-          <w:sz w:val="22"/>
-          <w:szCs w:val="22"/>
-        </w:rPr>
-        <w:t>anagement strateg</w:t>
-      </w:r>
-      <w:r>
-        <w:rPr>
-          <w:rFonts w:ascii="Garamond" w:hAnsi="Garamond"/>
-          <w:sz w:val="22"/>
-          <w:szCs w:val="22"/>
-        </w:rPr>
-        <w:t>ies which maintain reliable fishery resources</w:t>
-      </w:r>
-      <w:r>
-        <w:rPr>
-          <w:rFonts w:ascii="Garamond" w:hAnsi="Garamond"/>
-          <w:sz w:val="22"/>
-          <w:szCs w:val="22"/>
-        </w:rPr>
-        <w:t xml:space="preserve"> should </w:t>
-      </w:r>
-      <w:r>
-        <w:rPr>
-          <w:rFonts w:ascii="Garamond" w:hAnsi="Garamond"/>
-          <w:sz w:val="22"/>
-          <w:szCs w:val="22"/>
-        </w:rPr>
-        <w:t xml:space="preserve">therefore </w:t>
-      </w:r>
-      <w:r>
-        <w:rPr>
-          <w:rFonts w:ascii="Garamond" w:hAnsi="Garamond"/>
-          <w:sz w:val="22"/>
-          <w:szCs w:val="22"/>
-        </w:rPr>
-        <w:t>aim to allow harvest opportunities on healthy stocks while minimizing the risk of overexploitation for co-migrating weak stocks</w:t>
-      </w:r>
-      <w:r>
-        <w:rPr>
-          <w:rFonts w:ascii="Garamond" w:hAnsi="Garamond"/>
-          <w:sz w:val="22"/>
-          <w:szCs w:val="22"/>
-        </w:rPr>
-        <w:t xml:space="preserve"> </w:t>
-      </w:r>
-      <w:r>
-        <w:rPr>
-          <w:rFonts w:ascii="Garamond" w:hAnsi="Garamond"/>
-          <w:sz w:val="22"/>
-          <w:szCs w:val="22"/>
-        </w:rPr>
-        <w:fldChar w:fldCharType="begin"/>
-      </w:r>
-      <w:r>
-        <w:rPr>
-          <w:rFonts w:ascii="Garamond" w:hAnsi="Garamond"/>
-          <w:sz w:val="22"/>
-          <w:szCs w:val="22"/>
-        </w:rPr>
-        <w:instrText xml:space="preserve"> ADDIN ZOTERO_ITEM CSL_CITATION {"citationID":"XABq2458","properties":{"formattedCitation":"(Connors et al., 2020)","plainCitation":"(Connors et al., 2020)","noteIndex":0},"citationItems":[{"id":4416,"uris":["http://zotero.org/users/8421274/items/STEMPPV7"],"itemData":{"id":4416,"type":"article-journal","abstract":"Accounting for population diversity can be critical to the sustainable management of mixed-stock fisheries because harvest rates that can be sustained by productive populations may come at the cost of overfishing less productive ones. While these harvest–diversity trade-offs are well-recognized, their consequences for harvest policy performance are not often explicitly evaluated in contemporary fisheries management. We use closed-loop simulations to evaluate the ability of alternative harvest policies to meet population diversity and fishery objectives for one of the largest subsistence Chinook salmon (Oncorhynchus tshawytscha) fisheries in the world (Kuskokwim River Basin in western Alaska). We found clear evidence of population diversity that resulted in asymmetric trade-offs among fishery and conservation objectives whereby policies that forgo relatively small amounts of harvest result in relatively large increases in equitable access to Chinook and elimination of risk of weak stock extirpation. The performance of alternative harvest policies, and the magnitude of trade-offs, were sensitive to regime shifts and uncertainty in the drivers of recruitment variation. However, we found that harvest policies that prioritized meeting minimum subsistence needs were unlikely to jeopardize long-term sustainability.","container-title":"Canadian Journal of Fisheries and Aquatic Sciences","DOI":"10.1139/cjfas-2019-0282","ISSN":"0706-652X","issue":"6","journalAbbreviation":"Can. J. Fish. Aquat. Sci.","note":"publisher: NRC Research Press","page":"1076-1089","source":"cdnsciencepub-com.offcampus.lib.washington.edu (Atypon)","title":"Incorporating harvest–population diversity trade-offs into harvest policy analyses of salmon management in large river basins","volume":"77","author":[{"family":"Connors","given":"Brendan M."},{"family":"Staton","given":"Benjamin"},{"family":"Coggins","given":"Lewis"},{"family":"Walters","given":"Carl"},{"family":"Jones","given":"Mike"},{"family":"Gwinn","given":"Daniel"},{"family":"Catalano","given":"Matt"},{"family":"Fleischman","given":"Steve"}],"issued":{"date-parts":[["2020",6]]}}}],"schema":"https://github.com/citation-style-language/schema/raw/master/csl-citation.json"} </w:instrText>
-      </w:r>
-      <w:r>
-        <w:rPr>
-          <w:rFonts w:ascii="Garamond" w:hAnsi="Garamond"/>
-          <w:sz w:val="22"/>
-          <w:szCs w:val="22"/>
-        </w:rPr>
-        <w:fldChar w:fldCharType="separate"/>
-      </w:r>
-      <w:r>
-        <w:rPr>
-          <w:rFonts w:ascii="Garamond" w:hAnsi="Garamond"/>
-          <w:noProof/>
-          <w:sz w:val="22"/>
-          <w:szCs w:val="22"/>
-        </w:rPr>
-        <w:t>(Connors et al., 2020)</w:t>
-      </w:r>
-      <w:r>
-        <w:rPr>
-          <w:rFonts w:ascii="Garamond" w:hAnsi="Garamond"/>
-          <w:sz w:val="22"/>
-          <w:szCs w:val="22"/>
-        </w:rPr>
-        <w:fldChar w:fldCharType="end"/>
-      </w:r>
-      <w:r>
-        <w:rPr>
-          <w:rFonts w:ascii="Garamond" w:hAnsi="Garamond"/>
-          <w:sz w:val="22"/>
-          <w:szCs w:val="22"/>
-        </w:rPr>
-        <w:t xml:space="preserve">. </w:t>
-      </w:r>
-      <w:r>
-        <w:rPr>
-          <w:rFonts w:ascii="Garamond" w:hAnsi="Garamond"/>
-          <w:sz w:val="22"/>
-          <w:szCs w:val="22"/>
-        </w:rPr>
-        <w:t xml:space="preserve"> In practice, however, implementing such stock-specific management approaches requires detailed data on the spatiotemporal ecology of salmon populations; information that has historically been limited at sufficiently fine spatial and temporal scales</w:t>
-      </w:r>
-      <w:r>
-        <w:rPr>
-          <w:rFonts w:ascii="Garamond" w:hAnsi="Garamond"/>
-          <w:sz w:val="22"/>
-          <w:szCs w:val="22"/>
-        </w:rPr>
-        <w:t xml:space="preserve"> </w:t>
-      </w:r>
-      <w:r>
-        <w:rPr>
-          <w:rFonts w:ascii="Garamond" w:hAnsi="Garamond"/>
-          <w:sz w:val="22"/>
-          <w:szCs w:val="22"/>
-        </w:rPr>
-        <w:fldChar w:fldCharType="begin"/>
-      </w:r>
-      <w:r>
-        <w:rPr>
-          <w:rFonts w:ascii="Garamond" w:hAnsi="Garamond"/>
-          <w:sz w:val="22"/>
-          <w:szCs w:val="22"/>
-        </w:rPr>
-        <w:instrText xml:space="preserve"> ADDIN ZOTERO_ITEM CSL_CITATION {"citationID":"Gpa69QVN","properties":{"formattedCitation":"(Connors et al., 2020, 2022)","plainCitation":"(Connors et al., 2020, 2022)","noteIndex":0},"citationItems":[{"id":4416,"uris":["http://zotero.org/users/8421274/items/STEMPPV7"],"itemData":{"id":4416,"type":"article-journal","abstract":"Accounting for population diversity can be critical to the sustainable management of mixed-stock fisheries because harvest rates that can be sustained by productive populations may come at the cost of overfishing less productive ones. While these harvest–diversity trade-offs are well-recognized, their consequences for harvest policy performance are not often explicitly evaluated in contemporary fisheries management. We use closed-loop simulations to evaluate the ability of alternative harvest policies to meet population diversity and fishery objectives for one of the largest subsistence Chinook salmon (Oncorhynchus tshawytscha) fisheries in the world (Kuskokwim River Basin in western Alaska). We found clear evidence of population diversity that resulted in asymmetric trade-offs among fishery and conservation objectives whereby policies that forgo relatively small amounts of harvest result in relatively large increases in equitable access to Chinook and elimination of risk of weak stock extirpation. The performance of alternative harvest policies, and the magnitude of trade-offs, were sensitive to regime shifts and uncertainty in the drivers of recruitment variation. However, we found that harvest policies that prioritized meeting minimum subsistence needs were unlikely to jeopardize long-term sustainability.","container-title":"Canadian Journal of Fisheries and Aquatic Sciences","DOI":"10.1139/cjfas-2019-0282","ISSN":"0706-652X","issue":"6","journalAbbreviation":"Can. J. Fish. Aquat. Sci.","note":"publisher: NRC Research Press","page":"1076-1089","source":"cdnsciencepub-com.offcampus.lib.washington.edu (Atypon)","title":"Incorporating harvest–population diversity trade-offs into harvest policy analyses of salmon management in large river basins","volume":"77","author":[{"family":"Connors","given":"Brendan M."},{"family":"Staton","given":"Benjamin"},{"family":"Coggins","given":"Lewis"},{"family":"Walters","given":"Carl"},{"family":"Jones","given":"Mike"},{"family":"Gwinn","given":"Daniel"},{"family":"Catalano","given":"Matt"},{"family":"Fleischman","given":"Steve"}],"issued":{"date-parts":[["2020",6]]}}},{"id":4144,"uris":["http://zotero.org/users/8421274/items/M4DUIZ82"],"itemData":{"id":4144,"type":"article-journal","abstract":"Variation among populations in life history and intrinsic population characteristics (i.e., population diversity) helps maintain resilience to environmental change and dampen interannual variability in ecosystem services. As a result, ecological variation, and the processes that generate it, is considered central to strategies for managing risks to ecosystems in an increasingly variable and uncertain world. However, characterizing population diversity is difficult, particularly in large and remote regions, which often prevents its formal consideration in management advice. We combined genetic stock identification of archived scale and tissue samples with state-space run-reconstruction models to estimate migration timing and annual return abundance for eight geographically and genetically distinct Chinook salmon populations within the Canadian portion of the Yukon River. We found that among-population variation in migration timing and return abundances resulted in aggregate return migrations that were 2.1 times longer and 1.4 times more stable than if they had composed a single homogeneous population. We then fit state-space spawner–recruitment models to the annual return abundances to characterize among-population diversity in intrinsic productivity and population size and their consequences for the fisheries they support. Productivity and carrying capacity varied among populations by approximately 2.4-fold (2.9 to 6.9 recruits per spawner) and three-fold (8800 to 27,000 spawners), respectively. This diversity implies an equilibrium trade-off between harvesting of the population aggregate and the conservation of individual populations whereby the harvest rate predicted to maximize aggregate harvests comes at the cost of overfishing 40% of the populations but with a relatively low risk of extirpating the weakest ones. Our findings illustrate how population diversity in one of the largest salmon-producing river basins in the world contributes to fishery stability and food security in a region where salmon have high cultural and subsistence value. More generally, our work demonstrates the utility of molecular analyses of archived biological material for characterizing diversity in biological systems and its benefits and consequences for trade-offs in decision-making.","container-title":"Ecological Applications","DOI":"10.1002/eap.2709","ISSN":"1939-5582","issue":"8","language":"en","license":"© 2022 The Ecological Society of America.","note":"_eprint: https://onlinelibrary.wiley.com/doi/pdf/10.1002/eap.2709","page":"e2709","source":"Wiley Online Library","title":"Chinook salmon diversity contributes to fishery stability and trade-offs with mixed-stock harvest","volume":"32","author":[{"family":"Connors","given":"Brendan M."},{"family":"Siegle","given":"Matthew R."},{"family":"Harding","given":"Joel"},{"family":"Rossi","given":"Steven"},{"family":"Staton","given":"Benjamin A."},{"family":"Jones","given":"Michael L."},{"family":"Bradford","given":"Michael J."},{"family":"Brown","given":"Randy"},{"family":"Bechtol","given":"Bill"},{"family":"Doherty","given":"Beau"},{"family":"Cox","given":"Sean"},{"family":"Sutherland","given":"Ben J. G."}],"issued":{"date-parts":[["2022"]]}}}],"schema":"https://github.com/citation-style-language/schema/raw/master/csl-citation.json"} </w:instrText>
-      </w:r>
-      <w:r>
-        <w:rPr>
-          <w:rFonts w:ascii="Garamond" w:hAnsi="Garamond"/>
-          <w:sz w:val="22"/>
-          <w:szCs w:val="22"/>
-        </w:rPr>
-        <w:fldChar w:fldCharType="separate"/>
-      </w:r>
-      <w:r>
-        <w:rPr>
-          <w:rFonts w:ascii="Garamond" w:hAnsi="Garamond"/>
-          <w:noProof/>
-          <w:sz w:val="22"/>
-          <w:szCs w:val="22"/>
-        </w:rPr>
-        <w:t>(Connors et al., 2020, 2022)</w:t>
-      </w:r>
-      <w:r>
-        <w:rPr>
-          <w:rFonts w:ascii="Garamond" w:hAnsi="Garamond"/>
-          <w:sz w:val="22"/>
-          <w:szCs w:val="22"/>
-        </w:rPr>
-        <w:fldChar w:fldCharType="end"/>
-      </w:r>
-      <w:r>
-        <w:rPr>
-          <w:rFonts w:ascii="Garamond" w:hAnsi="Garamond"/>
-          <w:sz w:val="22"/>
-          <w:szCs w:val="22"/>
-        </w:rPr>
-        <w:t xml:space="preserve">. </w:t>
-      </w:r>
-    </w:p>
-    <w:p>
-      <w:pPr>
-        <w:pStyle w:val="NormalWeb"/>
-        <w:spacing w:line="480" w:lineRule="auto"/>
-        <w:ind w:firstLine="720"/>
-        <w:rPr>
-          <w:rFonts w:ascii="Garamond" w:hAnsi="Garamond"/>
-          <w:sz w:val="22"/>
-          <w:szCs w:val="22"/>
-        </w:rPr>
-      </w:pPr>
-      <w:ins w:id="4" w:author="Benjamin J. Makhlouf" w:date="2025-07-26T14:59:00Z" w16du:dateUtc="2025-07-26T21:59:00Z">
-        <w:r>
-          <w:rPr>
-            <w:rFonts w:ascii="Garamond" w:hAnsi="Garamond"/>
-            <w:sz w:val="22"/>
-            <w:szCs w:val="22"/>
-          </w:rPr>
-          <w:t>The Kuskokwim River, a large free-flowing system covering 124,000 km² in Western Alaska, has historically supported abundant returns of all five Pacific salmon species that serve as both a subsistence resource and cultural cornerstone for indigenous communities throughout the watershed (</w:t>
-        </w:r>
-        <w:proofErr w:type="spellStart"/>
-        <w:r>
-          <w:rPr>
-            <w:rFonts w:ascii="Garamond" w:hAnsi="Garamond"/>
-            <w:sz w:val="22"/>
-            <w:szCs w:val="22"/>
-          </w:rPr>
-          <w:t>Esquible</w:t>
-        </w:r>
-        <w:proofErr w:type="spellEnd"/>
-        <w:r>
-          <w:rPr>
-            <w:rFonts w:ascii="Garamond" w:hAnsi="Garamond"/>
-            <w:sz w:val="22"/>
-            <w:szCs w:val="22"/>
-          </w:rPr>
-          <w:t xml:space="preserve"> et al., </w:t>
-        </w:r>
-        <w:r>
-          <w:rPr>
-            <w:rFonts w:ascii="Garamond" w:hAnsi="Garamond"/>
-            <w:sz w:val="22"/>
-            <w:szCs w:val="22"/>
-          </w:rPr>
-          <w:lastRenderedPageBreak/>
-          <w:t>2018). The basin's subsistence fisheries exhibit some of Alaska's highest participation rates, and subsistence fishing for Chinook salmon in the Kuskokwim basin Is among the most highly utilized in the state (</w:t>
-        </w:r>
-        <w:proofErr w:type="spellStart"/>
-        <w:r>
-          <w:rPr>
-            <w:rFonts w:ascii="Garamond" w:hAnsi="Garamond"/>
-            <w:sz w:val="22"/>
-            <w:szCs w:val="22"/>
-          </w:rPr>
-          <w:t>Esquible</w:t>
-        </w:r>
-        <w:proofErr w:type="spellEnd"/>
-        <w:r>
-          <w:rPr>
-            <w:rFonts w:ascii="Garamond" w:hAnsi="Garamond"/>
-            <w:sz w:val="22"/>
-            <w:szCs w:val="22"/>
-          </w:rPr>
-          <w:t xml:space="preserve"> et al., 2024). This deep connection to subsistence harvest extends to nearly every household in the region, which is comprised almost entirely of rural and indigenous communities that rely on these opportunities for a significant portion of their protein needs (Clark et al., 2018; </w:t>
-        </w:r>
-        <w:proofErr w:type="spellStart"/>
-        <w:r>
-          <w:rPr>
-            <w:rFonts w:ascii="Garamond" w:hAnsi="Garamond"/>
-            <w:sz w:val="22"/>
-            <w:szCs w:val="22"/>
-          </w:rPr>
-          <w:t>Esquible</w:t>
-        </w:r>
-        <w:proofErr w:type="spellEnd"/>
-        <w:r>
-          <w:rPr>
-            <w:rFonts w:ascii="Garamond" w:hAnsi="Garamond"/>
-            <w:sz w:val="22"/>
-            <w:szCs w:val="22"/>
-          </w:rPr>
-          <w:t xml:space="preserve"> et al., 2024).</w:t>
-        </w:r>
-      </w:ins>
-    </w:p>
-    <w:p>
-      <w:pPr>
-        <w:spacing w:line="480" w:lineRule="auto"/>
-        <w:ind w:firstLine="720"/>
-        <w:rPr>
-          <w:rFonts w:ascii="Garamond" w:hAnsi="Garamond"/>
-          <w:sz w:val="22"/>
-          <w:szCs w:val="22"/>
-        </w:rPr>
-      </w:pPr>
-      <w:r>
-        <w:rPr>
-          <w:rFonts w:ascii="Garamond" w:hAnsi="Garamond"/>
-          <w:sz w:val="22"/>
-          <w:szCs w:val="22"/>
-        </w:rPr>
-        <w:t>Lack</w:t>
-      </w:r>
-      <w:r>
-        <w:rPr>
-          <w:rFonts w:ascii="Garamond" w:hAnsi="Garamond"/>
-          <w:sz w:val="22"/>
-          <w:szCs w:val="22"/>
-        </w:rPr>
-        <w:t xml:space="preserve"> of stock-specific spatial ecology </w:t>
-      </w:r>
-      <w:r>
-        <w:rPr>
-          <w:rFonts w:ascii="Garamond" w:hAnsi="Garamond"/>
-          <w:sz w:val="22"/>
-          <w:szCs w:val="22"/>
-        </w:rPr>
-        <w:t xml:space="preserve">of Chinook salmon populations </w:t>
-      </w:r>
-      <w:r>
-        <w:rPr>
-          <w:rFonts w:ascii="Garamond" w:hAnsi="Garamond"/>
-          <w:sz w:val="22"/>
-          <w:szCs w:val="22"/>
-        </w:rPr>
-        <w:t xml:space="preserve">in </w:t>
-      </w:r>
-      <w:r>
-        <w:rPr>
-          <w:rFonts w:ascii="Garamond" w:hAnsi="Garamond"/>
-          <w:sz w:val="22"/>
-          <w:szCs w:val="22"/>
-        </w:rPr>
-        <w:t>w</w:t>
-      </w:r>
-      <w:r>
-        <w:rPr>
-          <w:rFonts w:ascii="Garamond" w:hAnsi="Garamond"/>
-          <w:sz w:val="22"/>
-          <w:szCs w:val="22"/>
-        </w:rPr>
-        <w:t>estern Alaska</w:t>
-      </w:r>
-      <w:r>
-        <w:rPr>
-          <w:rFonts w:ascii="Garamond" w:hAnsi="Garamond"/>
-          <w:sz w:val="22"/>
-          <w:szCs w:val="22"/>
-        </w:rPr>
-        <w:t xml:space="preserve"> </w:t>
-      </w:r>
-      <w:r>
-        <w:rPr>
-          <w:rFonts w:ascii="Garamond" w:hAnsi="Garamond"/>
-          <w:sz w:val="22"/>
-          <w:szCs w:val="22"/>
-        </w:rPr>
-        <w:t xml:space="preserve">has necessitated that </w:t>
-      </w:r>
-      <w:r>
-        <w:rPr>
-          <w:rFonts w:ascii="Garamond" w:hAnsi="Garamond"/>
-          <w:sz w:val="22"/>
-          <w:szCs w:val="22"/>
-        </w:rPr>
-        <w:t xml:space="preserve">management strategies </w:t>
-      </w:r>
-      <w:r>
-        <w:rPr>
-          <w:rFonts w:ascii="Garamond" w:hAnsi="Garamond"/>
-          <w:sz w:val="22"/>
-          <w:szCs w:val="22"/>
-        </w:rPr>
-        <w:t>be</w:t>
-      </w:r>
-      <w:r>
-        <w:rPr>
-          <w:rFonts w:ascii="Garamond" w:hAnsi="Garamond"/>
-          <w:sz w:val="22"/>
-          <w:szCs w:val="22"/>
-        </w:rPr>
-        <w:t xml:space="preserve"> implemented at relatively coarse spatial scales. </w:t>
-      </w:r>
-      <w:r>
-        <w:rPr>
-          <w:rFonts w:ascii="Garamond" w:hAnsi="Garamond"/>
-          <w:sz w:val="22"/>
-          <w:szCs w:val="22"/>
-        </w:rPr>
-        <w:t>A salient example of this is in the</w:t>
-      </w:r>
-      <w:r>
-        <w:rPr>
-          <w:rFonts w:ascii="Garamond" w:hAnsi="Garamond"/>
-          <w:sz w:val="22"/>
-          <w:szCs w:val="22"/>
-        </w:rPr>
-        <w:t xml:space="preserve"> Kuskokwim River </w:t>
-      </w:r>
-      <w:r>
-        <w:rPr>
-          <w:rFonts w:ascii="Garamond" w:hAnsi="Garamond"/>
-          <w:sz w:val="22"/>
-          <w:szCs w:val="22"/>
-        </w:rPr>
-        <w:t>where managers implement a</w:t>
-      </w:r>
-      <w:r>
-        <w:rPr>
-          <w:rFonts w:ascii="Garamond" w:hAnsi="Garamond"/>
-          <w:sz w:val="22"/>
-          <w:szCs w:val="22"/>
-        </w:rPr>
-        <w:t xml:space="preserve"> front-end closure strateg</w:t>
-      </w:r>
-      <w:r>
-        <w:rPr>
-          <w:rFonts w:ascii="Garamond" w:hAnsi="Garamond"/>
-          <w:sz w:val="22"/>
-          <w:szCs w:val="22"/>
-        </w:rPr>
-        <w:t xml:space="preserve">y that heavily restricts fishing during the beginning of the salmon migration season to protect early returning fish </w:t>
-      </w:r>
-      <w:r>
-        <w:rPr>
-          <w:rFonts w:ascii="Garamond" w:hAnsi="Garamond"/>
-          <w:sz w:val="22"/>
-          <w:szCs w:val="22"/>
-        </w:rPr>
-        <w:fldChar w:fldCharType="begin"/>
-      </w:r>
-      <w:r>
-        <w:rPr>
-          <w:rFonts w:ascii="Garamond" w:hAnsi="Garamond"/>
-          <w:sz w:val="22"/>
-          <w:szCs w:val="22"/>
-        </w:rPr>
-        <w:instrText xml:space="preserve"> ADDIN ZOTERO_ITEM CSL_CITATION {"citationID":"A32imaA8","properties":{"formattedCitation":"(Bechtol et al., 2025)","plainCitation":"(Bechtol et al., 2025)","dontUpdate":true,"noteIndex":0},"citationItems":[{"id":5396,"uris":["http://zotero.org/users/8421274/items/5K4UUKKW"],"itemData":{"id":5396,"type":"report","language":"en","publisher":"Kuskokwim River Inter-Tribal Fish Commission, Bethel","source":"Zotero","title":"Inseason Harvest and Effort Estimates for the 2024 Kuskokwim River Subsistence Salmon Fisheries During Block Openings","author":[{"family":"Bechtol","given":"William R"},{"family":"Vicente","given":"Terese"},{"family":"Leon","given":"Justin"},{"family":"Hoffman","given":"Avery"},{"family":"Moses","given":"Aaron"},{"family":"Hooper","given":"Delen"}],"issued":{"date-parts":[["2025"]]}}}],"schema":"https://github.com/citation-style-language/schema/raw/master/csl-citation.json"} </w:instrText>
-      </w:r>
-      <w:r>
-        <w:rPr>
-          <w:rFonts w:ascii="Garamond" w:hAnsi="Garamond"/>
-          <w:sz w:val="22"/>
-          <w:szCs w:val="22"/>
-        </w:rPr>
-        <w:fldChar w:fldCharType="separate"/>
-      </w:r>
-      <w:r>
-        <w:rPr>
-          <w:rFonts w:ascii="Garamond" w:hAnsi="Garamond"/>
-          <w:noProof/>
-          <w:sz w:val="22"/>
-          <w:szCs w:val="22"/>
-        </w:rPr>
-        <w:t>(e.g. Bechtol et al., 2025)</w:t>
-      </w:r>
-      <w:r>
-        <w:rPr>
-          <w:rFonts w:ascii="Garamond" w:hAnsi="Garamond"/>
-          <w:sz w:val="22"/>
-          <w:szCs w:val="22"/>
-        </w:rPr>
-        <w:fldChar w:fldCharType="end"/>
-      </w:r>
-      <w:r>
-        <w:rPr>
-          <w:rFonts w:ascii="Garamond" w:hAnsi="Garamond"/>
-          <w:sz w:val="22"/>
-          <w:szCs w:val="22"/>
-        </w:rPr>
-        <w:t>.</w:t>
-      </w:r>
-      <w:r>
-        <w:rPr>
-          <w:rFonts w:ascii="Garamond" w:hAnsi="Garamond"/>
-          <w:sz w:val="22"/>
-          <w:szCs w:val="22"/>
-        </w:rPr>
-        <w:t xml:space="preserve"> </w:t>
-      </w:r>
-      <w:r>
-        <w:rPr>
-          <w:rFonts w:ascii="Garamond" w:hAnsi="Garamond"/>
-          <w:sz w:val="22"/>
-          <w:szCs w:val="22"/>
-        </w:rPr>
-        <w:t>This strategy aims to</w:t>
-      </w:r>
-      <w:r>
-        <w:rPr>
-          <w:rFonts w:ascii="Garamond" w:hAnsi="Garamond"/>
-          <w:sz w:val="22"/>
-          <w:szCs w:val="22"/>
-        </w:rPr>
-        <w:t xml:space="preserve"> support</w:t>
-      </w:r>
-      <w:r>
-        <w:rPr>
-          <w:rFonts w:ascii="Garamond" w:hAnsi="Garamond"/>
-          <w:sz w:val="22"/>
-          <w:szCs w:val="22"/>
-        </w:rPr>
-        <w:t xml:space="preserve"> </w:t>
-      </w:r>
-      <w:r>
-        <w:rPr>
-          <w:rFonts w:ascii="Garamond" w:hAnsi="Garamond"/>
-          <w:sz w:val="22"/>
-          <w:szCs w:val="22"/>
-        </w:rPr>
-        <w:t>basin-wide escapement goals</w:t>
-      </w:r>
-      <w:r>
-        <w:rPr>
-          <w:rFonts w:ascii="Garamond" w:hAnsi="Garamond"/>
-          <w:sz w:val="22"/>
-          <w:szCs w:val="22"/>
-        </w:rPr>
-        <w:t xml:space="preserve"> while allowing for a significant number of fish to return to stocks in the upper portions of the river basin , thereby protecting access to harvest opportunities for upstream communities and bolstering the health of upstream stocks which have a general tendency to migrate early in the season </w:t>
-      </w:r>
-      <w:commentRangeStart w:id="5"/>
-      <w:r>
-        <w:rPr>
-          <w:rFonts w:ascii="Garamond" w:hAnsi="Garamond"/>
-          <w:sz w:val="22"/>
-          <w:szCs w:val="22"/>
-        </w:rPr>
-        <w:fldChar w:fldCharType="begin"/>
-      </w:r>
-      <w:r>
-        <w:rPr>
-          <w:rFonts w:ascii="Garamond" w:hAnsi="Garamond"/>
-          <w:sz w:val="22"/>
-          <w:szCs w:val="22"/>
-        </w:rPr>
-        <w:instrText xml:space="preserve"> ADDIN ZOTERO_ITEM CSL_CITATION {"citationID":"7EzFVXNC","properties":{"formattedCitation":"(Clark et al., 2015)","plainCitation":"(Clark et al., 2015)","noteIndex":0},"citationItems":[{"id":5370,"uris":["http://zotero.org/users/8421274/items/CSEI4Y28"],"itemData":{"id":5370,"type":"article-journal","abstract":"Variation in the timing of migration to freshwaters to spawn is one important dimension of the life history variation within individual salmon stocks. That variable has important implications for developing sustainable fisheries that simultaneously exploit multiple populations within the same geographic area. We examined the variation in migration timing of adult Chinook Salmon Oncorhynchus tshawytscha within the Togiak River system of southwest Alaska to determine whether fish that spawned in different habitats migrated into freshwater from the ocean at different times. In particular, we evaluated whether there were watershed</w:instrText>
-      </w:r>
-      <w:r>
-        <w:rPr>
-          <w:rFonts w:ascii="Cambria Math" w:hAnsi="Cambria Math" w:cs="Cambria Math"/>
-          <w:sz w:val="22"/>
-          <w:szCs w:val="22"/>
-        </w:rPr>
-        <w:instrText>‐</w:instrText>
-      </w:r>
-      <w:r>
-        <w:rPr>
-          <w:rFonts w:ascii="Garamond" w:hAnsi="Garamond"/>
-          <w:sz w:val="22"/>
-          <w:szCs w:val="22"/>
-        </w:rPr>
-        <w:instrText>wide effects of body size, sex, spawning location, and year on the timing of spawning</w:instrText>
-      </w:r>
-      <w:r>
-        <w:rPr>
-          <w:rFonts w:ascii="Cambria Math" w:hAnsi="Cambria Math" w:cs="Cambria Math"/>
-          <w:sz w:val="22"/>
-          <w:szCs w:val="22"/>
-        </w:rPr>
-        <w:instrText>‐</w:instrText>
-      </w:r>
-      <w:r>
-        <w:rPr>
-          <w:rFonts w:ascii="Garamond" w:hAnsi="Garamond"/>
-          <w:sz w:val="22"/>
-          <w:szCs w:val="22"/>
-        </w:rPr>
-        <w:instrText>run migration into the Togiak River. Migration data and spawning fate were collected using radiotelemetry and analyzed with mixed effects models to account for among</w:instrText>
-      </w:r>
-      <w:r>
-        <w:rPr>
-          <w:rFonts w:ascii="Cambria Math" w:hAnsi="Cambria Math" w:cs="Cambria Math"/>
-          <w:sz w:val="22"/>
-          <w:szCs w:val="22"/>
-        </w:rPr>
-        <w:instrText>‐</w:instrText>
-      </w:r>
-      <w:r>
-        <w:rPr>
-          <w:rFonts w:ascii="Garamond" w:hAnsi="Garamond"/>
-          <w:sz w:val="22"/>
-          <w:szCs w:val="22"/>
-        </w:rPr>
-        <w:instrText xml:space="preserve">year variation in migration timing across the 4 years of the study. We found that migration timing of Chinook Salmon in the Togiak watershed is segregated by spawning location and sex and is consistent across body sizes and years. Fish that spawned higher in the watershed had a tendency to enter freshwater earlier than fish that spawned lower in the watershed and in the main stem of the river. Our results indicate clear stock structure in the migration of spawning Chinook Salmon to the Togiak River watershed, suggesting that it is important to distribute harvest over the entire distribution of Chinook Salmon run timing to minimize the risk of overexploiting certain components of the stock complex.","container-title":"Transactions of the American Fisheries Society","DOI":"10.1080/00028487.2015.1031281","ISSN":"0002-8487","issue":"4","journalAbbreviation":"Transactions of the American Fisheries Society","page":"829-836","source":"Silverchair","title":"Migration Timing of Adult Chinook Salmon into the Togiak River, Alaska, Watershed: Is There Evidence for Stock Structure?","title-short":"Migration Timing of Adult Chinook Salmon into the Togiak River, Alaska, Watershed","volume":"144","author":[{"family":"Clark","given":"Sydney C."},{"family":"Tanner","given":"Theresa L."},{"family":"Sethi","given":"Suresh A."},{"family":"Bentley","given":"Kale T."},{"family":"Schindler","given":"Daniel E."}],"issued":{"date-parts":[["2015",7,1]]}}}],"schema":"https://github.com/citation-style-language/schema/raw/master/csl-citation.json"} </w:instrText>
-      </w:r>
-      <w:r>
-        <w:rPr>
-          <w:rFonts w:ascii="Garamond" w:hAnsi="Garamond"/>
-          <w:sz w:val="22"/>
-          <w:szCs w:val="22"/>
-        </w:rPr>
-        <w:fldChar w:fldCharType="separate"/>
-      </w:r>
-      <w:r>
-        <w:rPr>
-          <w:rFonts w:ascii="Garamond" w:hAnsi="Garamond"/>
-          <w:sz w:val="22"/>
-        </w:rPr>
-        <w:t>(Clark et al., 2015)</w:t>
-      </w:r>
-      <w:r>
-        <w:rPr>
-          <w:rFonts w:ascii="Garamond" w:hAnsi="Garamond"/>
-          <w:sz w:val="22"/>
-          <w:szCs w:val="22"/>
-        </w:rPr>
-        <w:fldChar w:fldCharType="end"/>
-      </w:r>
-      <w:commentRangeEnd w:id="5"/>
-      <w:r>
-        <w:rPr>
-          <w:rStyle w:val="CommentReference"/>
-        </w:rPr>
-        <w:commentReference w:id="5"/>
-      </w:r>
-      <w:r>
-        <w:rPr>
-          <w:rFonts w:ascii="Garamond" w:hAnsi="Garamond"/>
-          <w:sz w:val="22"/>
-          <w:szCs w:val="22"/>
-        </w:rPr>
-        <w:t xml:space="preserve">. However, little data exist which quantifies the spatiotemporal patterns among stocks. The impact of front-end closure strategies on individual stock components is not well understood, and a more complete understanding of stock contribution to the overall run both within and among years is currently not readily available. </w:t>
-      </w:r>
-      <w:r>
-        <w:rPr>
-          <w:rFonts w:ascii="Garamond" w:hAnsi="Garamond"/>
-          <w:sz w:val="22"/>
-          <w:szCs w:val="22"/>
-        </w:rPr>
-        <w:t>T</w:t>
-      </w:r>
-      <w:r>
-        <w:rPr>
-          <w:rFonts w:ascii="Garamond" w:hAnsi="Garamond"/>
-          <w:sz w:val="22"/>
-          <w:szCs w:val="22"/>
-        </w:rPr>
-        <w:t xml:space="preserve">hese data may be important to assessing the impact of current management strategies and designing new strategies which maintain stock health across all components of the watershed and maintain a reliable resource for communities and industry in the region. </w:t>
-      </w:r>
-    </w:p>
-    <w:p>
-      <w:pPr>
-        <w:spacing w:line="480" w:lineRule="auto"/>
-        <w:ind w:firstLine="720"/>
-        <w:rPr>
-          <w:rFonts w:ascii="Garamond" w:hAnsi="Garamond"/>
-          <w:sz w:val="22"/>
-          <w:szCs w:val="22"/>
-        </w:rPr>
-      </w:pPr>
-      <w:r>
-        <w:rPr>
-          <w:rFonts w:ascii="Garamond" w:hAnsi="Garamond"/>
-          <w:sz w:val="22"/>
-          <w:szCs w:val="22"/>
-        </w:rPr>
         <w:t>Here, we apply otolit</w:t>
       </w:r>
       <w:r>
@@ -2177,15 +916,7 @@
           <w:sz w:val="22"/>
           <w:szCs w:val="22"/>
         </w:rPr>
-        <w:t>h microchemistry from fish caught at different times of the migration season over 6 years</w:t>
-      </w:r>
-      <w:r>
-        <w:rPr>
-          <w:rFonts w:ascii="Garamond" w:hAnsi="Garamond"/>
-          <w:sz w:val="22"/>
-          <w:szCs w:val="22"/>
-        </w:rPr>
-        <w:t xml:space="preserve"> in the Kuskokwim River-basin</w:t>
+        <w:t>h microchemistry from fish caught at different times of the migration season over 6 years in the Kuskokwim River-basin</w:t>
       </w:r>
       <w:r>
         <w:rPr>
@@ -2305,7 +1036,6 @@
           <w:sz w:val="32"/>
           <w:szCs w:val="32"/>
         </w:rPr>
-        <w:lastRenderedPageBreak/>
         <w:t xml:space="preserve">Methods: </w:t>
       </w:r>
     </w:p>
@@ -2881,6 +1611,7 @@
           <w:szCs w:val="22"/>
           <w14:ligatures w14:val="none"/>
         </w:rPr>
+        <w:lastRenderedPageBreak/>
         <w:fldChar w:fldCharType="begin"/>
       </w:r>
       <w:r>
@@ -3138,7 +1869,7 @@
         </w:rPr>
         <w:fldChar w:fldCharType="end"/>
       </w:r>
-      <w:ins w:id="6" w:author="Benjamin J. Makhlouf" w:date="2025-07-26T13:45:00Z" w16du:dateUtc="2025-07-26T20:45:00Z">
+      <w:ins w:id="3" w:author="Benjamin J. Makhlouf" w:date="2025-07-26T13:45:00Z" w16du:dateUtc="2025-07-26T20:45:00Z">
         <w:r>
           <w:rPr>
             <w:rFonts w:ascii="Garamond" w:eastAsia="Times New Roman" w:hAnsi="Garamond" w:cs="Times New Roman"/>
@@ -3207,7 +1938,6 @@
           <w:szCs w:val="22"/>
           <w14:ligatures w14:val="none"/>
         </w:rPr>
-        <w:lastRenderedPageBreak/>
         <w:t>We used an</w:t>
       </w:r>
       <w:r>
@@ -3442,7 +2172,7 @@
           <w:sz w:val="22"/>
           <w:szCs w:val="22"/>
           <w14:ligatures w14:val="none"/>
-          <w:rPrChange w:id="7" w:author="Benjamin J. Makhlouf" w:date="2025-07-26T13:00:00Z" w16du:dateUtc="2025-07-26T20:00:00Z">
+          <w:rPrChange w:id="4" w:author="Benjamin J. Makhlouf" w:date="2025-07-26T13:00:00Z" w16du:dateUtc="2025-07-26T20:00:00Z">
             <w:rPr>
               <w:rFonts w:ascii="Garamond" w:eastAsia="Times New Roman" w:hAnsi="Garamond" w:cs="Times New Roman"/>
               <w:kern w:val="0"/>
@@ -3462,7 +2192,7 @@
           <w:sz w:val="22"/>
           <w:szCs w:val="22"/>
           <w14:ligatures w14:val="none"/>
-          <w:rPrChange w:id="8" w:author="Benjamin J. Makhlouf" w:date="2025-07-26T13:00:00Z" w16du:dateUtc="2025-07-26T20:00:00Z">
+          <w:rPrChange w:id="5" w:author="Benjamin J. Makhlouf" w:date="2025-07-26T13:00:00Z" w16du:dateUtc="2025-07-26T20:00:00Z">
             <w:rPr>
               <w:rFonts w:ascii="Garamond" w:eastAsia="Times New Roman" w:hAnsi="Garamond" w:cs="Times New Roman"/>
               <w:kern w:val="0"/>
@@ -3482,7 +2212,7 @@
           <w:sz w:val="22"/>
           <w:szCs w:val="22"/>
           <w14:ligatures w14:val="none"/>
-          <w:rPrChange w:id="9" w:author="Benjamin J. Makhlouf" w:date="2025-07-26T13:00:00Z" w16du:dateUtc="2025-07-26T20:00:00Z">
+          <w:rPrChange w:id="6" w:author="Benjamin J. Makhlouf" w:date="2025-07-26T13:00:00Z" w16du:dateUtc="2025-07-26T20:00:00Z">
             <w:rPr>
               <w:rFonts w:ascii="Garamond" w:eastAsia="Times New Roman" w:hAnsi="Garamond" w:cs="Times New Roman"/>
               <w:kern w:val="0"/>
@@ -3503,7 +2233,7 @@
           <w:sz w:val="22"/>
           <w:szCs w:val="22"/>
           <w14:ligatures w14:val="none"/>
-          <w:rPrChange w:id="10" w:author="Benjamin J. Makhlouf" w:date="2025-07-26T13:00:00Z" w16du:dateUtc="2025-07-26T20:00:00Z">
+          <w:rPrChange w:id="7" w:author="Benjamin J. Makhlouf" w:date="2025-07-26T13:00:00Z" w16du:dateUtc="2025-07-26T20:00:00Z">
             <w:rPr>
               <w:rFonts w:ascii="Garamond" w:eastAsia="Times New Roman" w:hAnsi="Garamond" w:cs="Times New Roman"/>
               <w:noProof/>
@@ -3525,7 +2255,7 @@
           <w:sz w:val="22"/>
           <w:szCs w:val="22"/>
           <w14:ligatures w14:val="none"/>
-          <w:rPrChange w:id="11" w:author="Benjamin J. Makhlouf" w:date="2025-07-26T13:00:00Z" w16du:dateUtc="2025-07-26T20:00:00Z">
+          <w:rPrChange w:id="8" w:author="Benjamin J. Makhlouf" w:date="2025-07-26T13:00:00Z" w16du:dateUtc="2025-07-26T20:00:00Z">
             <w:rPr>
               <w:rFonts w:ascii="Garamond" w:eastAsia="Times New Roman" w:hAnsi="Garamond" w:cs="Times New Roman"/>
               <w:noProof/>
@@ -3547,7 +2277,7 @@
           <w:sz w:val="22"/>
           <w:szCs w:val="22"/>
           <w14:ligatures w14:val="none"/>
-          <w:rPrChange w:id="12" w:author="Benjamin J. Makhlouf" w:date="2025-07-26T13:00:00Z" w16du:dateUtc="2025-07-26T20:00:00Z">
+          <w:rPrChange w:id="9" w:author="Benjamin J. Makhlouf" w:date="2025-07-26T13:00:00Z" w16du:dateUtc="2025-07-26T20:00:00Z">
             <w:rPr>
               <w:rFonts w:ascii="Garamond" w:eastAsia="Times New Roman" w:hAnsi="Garamond" w:cs="Times New Roman"/>
               <w:noProof/>
@@ -3568,7 +2298,7 @@
           <w:sz w:val="22"/>
           <w:szCs w:val="22"/>
           <w14:ligatures w14:val="none"/>
-          <w:rPrChange w:id="13" w:author="Benjamin J. Makhlouf" w:date="2025-07-26T13:00:00Z" w16du:dateUtc="2025-07-26T20:00:00Z">
+          <w:rPrChange w:id="10" w:author="Benjamin J. Makhlouf" w:date="2025-07-26T13:00:00Z" w16du:dateUtc="2025-07-26T20:00:00Z">
             <w:rPr>
               <w:rFonts w:ascii="Garamond" w:eastAsia="Times New Roman" w:hAnsi="Garamond" w:cs="Times New Roman"/>
               <w:kern w:val="0"/>
@@ -3699,7 +2429,7 @@
         </w:rPr>
         <w:t xml:space="preserve"> values and their associated uncertainties for roughly every ~1km stretch of tributaries across the basin </w:t>
       </w:r>
-      <w:commentRangeStart w:id="14"/>
+      <w:commentRangeStart w:id="11"/>
       <w:r>
         <w:rPr>
           <w:rFonts w:ascii="Garamond" w:hAnsi="Garamond" w:cs="Times New Roman"/>
@@ -3734,12 +2464,12 @@
         </w:rPr>
         <w:t xml:space="preserve"> </w:t>
       </w:r>
-      <w:commentRangeEnd w:id="14"/>
+      <w:commentRangeEnd w:id="11"/>
       <w:r>
         <w:rPr>
           <w:rStyle w:val="CommentReference"/>
         </w:rPr>
-        <w:commentReference w:id="14"/>
+        <w:commentReference w:id="11"/>
       </w:r>
       <w:r>
         <w:rPr>
@@ -3802,7 +2532,7 @@
         </w:rPr>
         <w:t xml:space="preserve">. </w:t>
       </w:r>
-      <w:commentRangeStart w:id="15"/>
+      <w:commentRangeStart w:id="12"/>
       <w:r>
         <w:rPr>
           <w:rFonts w:ascii="Garamond" w:hAnsi="Garamond" w:cs="Times New Roman"/>
@@ -3843,12 +2573,12 @@
         </w:rPr>
         <w:t xml:space="preserve"> </w:t>
       </w:r>
-      <w:commentRangeEnd w:id="15"/>
+      <w:commentRangeEnd w:id="12"/>
       <w:r>
         <w:rPr>
           <w:rStyle w:val="CommentReference"/>
         </w:rPr>
-        <w:commentReference w:id="15"/>
+        <w:commentReference w:id="12"/>
       </w:r>
       <w:r>
         <w:rPr>
@@ -4351,6 +3081,7 @@
           <w:sz w:val="22"/>
           <w:szCs w:val="22"/>
         </w:rPr>
+        <w:lastRenderedPageBreak/>
         <w:t xml:space="preserve">Posterior probability values for each tributary (j) were then calculated using Bayes theorem </w:t>
       </w:r>
       <w:r>
@@ -4794,16 +3525,7 @@
           <w:sz w:val="22"/>
           <w:szCs w:val="22"/>
         </w:rPr>
-        <w:t xml:space="preserve">). The probability </w:t>
-      </w:r>
-      <w:r>
-        <w:rPr>
-          <w:rFonts w:ascii="Garamond" w:hAnsi="Garamond" w:cstheme="majorHAnsi"/>
-          <w:sz w:val="22"/>
-          <w:szCs w:val="22"/>
-        </w:rPr>
-        <w:lastRenderedPageBreak/>
-        <w:t>of the isotope ratio (</w:t>
+        <w:t>). The probability of the isotope ratio (</w:t>
       </w:r>
       <w:proofErr w:type="spellStart"/>
       <w:r>
@@ -4975,7 +3697,7 @@
         </w:rPr>
         <w:t>Quinn</w:t>
       </w:r>
-      <w:del w:id="16" w:author="Benjamin J. Makhlouf" w:date="2025-07-26T11:29:00Z" w16du:dateUtc="2025-07-26T18:29:00Z">
+      <w:del w:id="13" w:author="Benjamin J. Makhlouf" w:date="2025-07-26T11:29:00Z" w16du:dateUtc="2025-07-26T18:29:00Z">
         <w:r>
           <w:rPr>
             <w:rFonts w:ascii="Garamond" w:hAnsi="Garamond"/>
@@ -5092,7 +3814,7 @@
           <w:sz w:val="22"/>
           <w:szCs w:val="22"/>
           <w14:ligatures w14:val="none"/>
-          <w:rPrChange w:id="17" w:author="Benjamin J. Makhlouf" w:date="2025-07-26T13:48:00Z" w16du:dateUtc="2025-07-26T20:48:00Z">
+          <w:rPrChange w:id="14" w:author="Benjamin J. Makhlouf" w:date="2025-07-26T13:48:00Z" w16du:dateUtc="2025-07-26T20:48:00Z">
             <w:rPr>
               <w:rFonts w:ascii="Garamond" w:eastAsia="Times New Roman" w:hAnsi="Garamond" w:cs="Times New Roman"/>
               <w:kern w:val="0"/>
@@ -5474,14 +4196,33 @@
           <w:sz w:val="22"/>
           <w:szCs w:val="22"/>
         </w:rPr>
-        <w:t xml:space="preserve"> To focus analysis on only highly likely locations, the top 30% of posterior values were retained whereas all other values were assigned a value of 0 for each individual before summing. Natal origin estimates were produced for </w:t>
-      </w:r>
-      <w:r>
-        <w:rPr>
-          <w:rFonts w:ascii="Garamond" w:hAnsi="Garamond"/>
-          <w:sz w:val="22"/>
-          <w:szCs w:val="22"/>
-        </w:rPr>
+        <w:t xml:space="preserve"> To focus analysis on only highly likely locations, the top 30% of posterior values were retained whereas all other values were assigned a value of 0 for </w:t>
+      </w:r>
+      <w:proofErr w:type="gramStart"/>
+      <w:r>
+        <w:rPr>
+          <w:rFonts w:ascii="Garamond" w:hAnsi="Garamond"/>
+          <w:sz w:val="22"/>
+          <w:szCs w:val="22"/>
+        </w:rPr>
+        <w:t>each individual</w:t>
+      </w:r>
+      <w:proofErr w:type="gramEnd"/>
+      <w:r>
+        <w:rPr>
+          <w:rFonts w:ascii="Garamond" w:hAnsi="Garamond"/>
+          <w:sz w:val="22"/>
+          <w:szCs w:val="22"/>
+        </w:rPr>
+        <w:t xml:space="preserve"> before summing. Natal origin estimates were produced for </w:t>
+      </w:r>
+      <w:r>
+        <w:rPr>
+          <w:rFonts w:ascii="Garamond" w:hAnsi="Garamond"/>
+          <w:sz w:val="22"/>
+          <w:szCs w:val="22"/>
+        </w:rPr>
+        <w:lastRenderedPageBreak/>
         <w:t xml:space="preserve">predefined temporal quartiles </w:t>
       </w:r>
       <w:r>
@@ -5500,7 +4241,7 @@
         </w:rPr>
         <w:t>based on capture date: Q1 (run start through June 11), Q2 (June 12-21), Q3 (June 22-July 1), and Q4 (July 2 onward).</w:t>
       </w:r>
-      <w:ins w:id="18" w:author="Daniel Schindler" w:date="2025-07-17T13:30:00Z" w16du:dateUtc="2025-07-17T21:30:00Z">
+      <w:ins w:id="15" w:author="Daniel Schindler" w:date="2025-07-17T13:30:00Z" w16du:dateUtc="2025-07-17T21:30:00Z">
         <w:r>
           <w:rPr>
             <w:rFonts w:ascii="Garamond" w:hAnsi="Garamond"/>
@@ -5596,7 +4337,16 @@
           <w:sz w:val="22"/>
           <w:szCs w:val="22"/>
         </w:rPr>
-        <w:t xml:space="preserve">Estimates were also produced for the full duration of the run </w:t>
+        <w:t xml:space="preserve">Estimates were also produced for the full duration of the </w:t>
+      </w:r>
+      <w:proofErr w:type="gramStart"/>
+      <w:r>
+        <w:rPr>
+          <w:rFonts w:ascii="Garamond" w:hAnsi="Garamond"/>
+          <w:sz w:val="22"/>
+          <w:szCs w:val="22"/>
+        </w:rPr>
+        <w:t xml:space="preserve">run </w:t>
       </w:r>
       <w:r>
         <w:rPr>
@@ -5606,6 +4356,7 @@
         </w:rPr>
         <w:t>in</w:t>
       </w:r>
+      <w:proofErr w:type="gramEnd"/>
       <w:r>
         <w:rPr>
           <w:rFonts w:ascii="Garamond" w:hAnsi="Garamond"/>
@@ -5628,16 +4379,7 @@
           <w:sz w:val="22"/>
           <w:szCs w:val="22"/>
         </w:rPr>
-        <w:t xml:space="preserve">-one management units were defined to aggregate tributary-level estimates into units relevant to current management practices (Figure 2). Management units of interest </w:t>
-      </w:r>
-      <w:r>
-        <w:rPr>
-          <w:rFonts w:ascii="Garamond" w:hAnsi="Garamond"/>
-          <w:sz w:val="22"/>
-          <w:szCs w:val="22"/>
-        </w:rPr>
-        <w:lastRenderedPageBreak/>
-        <w:t xml:space="preserve">to the Alaska Department of Fish </w:t>
+        <w:t xml:space="preserve">-one management units were defined to aggregate tributary-level estimates into units relevant to current management practices (Figure 2). Management units of interest to the Alaska Department of Fish </w:t>
       </w:r>
       <w:r>
         <w:rPr>
@@ -5671,7 +4413,7 @@
         </w:rPr>
         <w:t xml:space="preserve"> </w:t>
       </w:r>
-      <w:ins w:id="19" w:author="Daniel Schindler" w:date="2025-07-17T13:31:00Z" w16du:dateUtc="2025-07-17T21:31:00Z">
+      <w:ins w:id="16" w:author="Daniel Schindler" w:date="2025-07-17T13:31:00Z" w16du:dateUtc="2025-07-17T21:31:00Z">
         <w:r>
           <w:rPr>
             <w:rFonts w:ascii="Garamond" w:hAnsi="Garamond"/>
@@ -5695,7 +4437,25 @@
           <w:sz w:val="22"/>
           <w:szCs w:val="22"/>
         </w:rPr>
-        <w:t>with all upstream segments from the most downstream point of each tributary assigned to common management identifiers. Remaining basin areas were manually grouped into units of comparable size to ensure complete basin coverage</w:t>
+        <w:t xml:space="preserve">with all upstream segments from the most downstream point of each tributary assigned to common management identifiers. </w:t>
+      </w:r>
+      <w:proofErr w:type="gramStart"/>
+      <w:r>
+        <w:rPr>
+          <w:rFonts w:ascii="Garamond" w:hAnsi="Garamond"/>
+          <w:sz w:val="22"/>
+          <w:szCs w:val="22"/>
+        </w:rPr>
+        <w:t>Remaining</w:t>
+      </w:r>
+      <w:proofErr w:type="gramEnd"/>
+      <w:r>
+        <w:rPr>
+          <w:rFonts w:ascii="Garamond" w:hAnsi="Garamond"/>
+          <w:sz w:val="22"/>
+          <w:szCs w:val="22"/>
+        </w:rPr>
+        <w:t xml:space="preserve"> basin areas were manually grouped into units of comparable size to ensure complete basin coverage</w:t>
       </w:r>
       <w:r>
         <w:rPr>
@@ -5850,7 +4610,25 @@
           <w:sz w:val="22"/>
           <w:szCs w:val="22"/>
         </w:rPr>
-        <w:t xml:space="preserve">estimates of the returns at the tributary scale were aggregated into management units and compared against the full-season total for that stock. The resulting data represent the proportion of the total contribution of each stock present at each 3 day interval in the run. </w:t>
+        <w:t xml:space="preserve">estimates of the returns at the tributary scale were aggregated into management units and compared against the full-season total for that stock. The resulting data represent the proportion of the total contribution of each stock present at each </w:t>
+      </w:r>
+      <w:proofErr w:type="gramStart"/>
+      <w:r>
+        <w:rPr>
+          <w:rFonts w:ascii="Garamond" w:hAnsi="Garamond"/>
+          <w:sz w:val="22"/>
+          <w:szCs w:val="22"/>
+        </w:rPr>
+        <w:t>3 day</w:t>
+      </w:r>
+      <w:proofErr w:type="gramEnd"/>
+      <w:r>
+        <w:rPr>
+          <w:rFonts w:ascii="Garamond" w:hAnsi="Garamond"/>
+          <w:sz w:val="22"/>
+          <w:szCs w:val="22"/>
+        </w:rPr>
+        <w:t xml:space="preserve"> interval in the run. </w:t>
       </w:r>
       <w:r>
         <w:rPr>
@@ -5866,7 +4644,25 @@
           <w:sz w:val="22"/>
           <w:szCs w:val="22"/>
         </w:rPr>
-        <w:t>relative protection afforded to stocks by a front end closure ending on June 11</w:t>
+        <w:t xml:space="preserve">relative protection afforded to stocks by a </w:t>
+      </w:r>
+      <w:proofErr w:type="gramStart"/>
+      <w:r>
+        <w:rPr>
+          <w:rFonts w:ascii="Garamond" w:hAnsi="Garamond"/>
+          <w:sz w:val="22"/>
+          <w:szCs w:val="22"/>
+        </w:rPr>
+        <w:t>front end</w:t>
+      </w:r>
+      <w:proofErr w:type="gramEnd"/>
+      <w:r>
+        <w:rPr>
+          <w:rFonts w:ascii="Garamond" w:hAnsi="Garamond"/>
+          <w:sz w:val="22"/>
+          <w:szCs w:val="22"/>
+        </w:rPr>
+        <w:t xml:space="preserve"> closure ending on June 11</w:t>
       </w:r>
       <w:r>
         <w:rPr>
@@ -5989,6 +4785,7 @@
           <w:sz w:val="36"/>
           <w:szCs w:val="36"/>
         </w:rPr>
+        <w:lastRenderedPageBreak/>
         <w:t>Results</w:t>
       </w:r>
     </w:p>
@@ -6186,7 +4983,6 @@
           <w:sz w:val="22"/>
           <w:szCs w:val="22"/>
         </w:rPr>
-        <w:lastRenderedPageBreak/>
         <w:t xml:space="preserve">median 12.8%, range 4.6 – 16.1%), Swift River (median: 11.6%, range 5.7-14.4%), Stony River (median: 10.5%, range 9.6-12.4%), and Upper Kuskokwim Main (median: 8.9%, range 5.5-10.8%). Notably, the uppermost stocks (North, East, and South Fork Kuskokwim) consistently contributed very little (&lt; 2.5%) and the </w:t>
       </w:r>
       <w:proofErr w:type="spellStart"/>
@@ -6223,15 +5019,33 @@
           <w:sz w:val="22"/>
           <w:szCs w:val="22"/>
         </w:rPr>
-        <w:t xml:space="preserve"> stocks each contributed only modestly (median 3% and 5% respectively) despite their position near the top of the watershed. The second quartile ( </w:t>
-      </w:r>
-      <w:r>
-        <w:rPr>
-          <w:rFonts w:ascii="Garamond" w:hAnsi="Garamond"/>
-          <w:sz w:val="22"/>
-          <w:szCs w:val="22"/>
-        </w:rPr>
-        <w:t>June 12</w:t>
+        <w:t xml:space="preserve"> stocks each contributed only modestly (median 3% and 5% respectively) despite their position near the top of the watershed. The second quartile </w:t>
+      </w:r>
+      <w:proofErr w:type="gramStart"/>
+      <w:r>
+        <w:rPr>
+          <w:rFonts w:ascii="Garamond" w:hAnsi="Garamond"/>
+          <w:sz w:val="22"/>
+          <w:szCs w:val="22"/>
+        </w:rPr>
+        <w:t xml:space="preserve">( </w:t>
+      </w:r>
+      <w:r>
+        <w:rPr>
+          <w:rFonts w:ascii="Garamond" w:hAnsi="Garamond"/>
+          <w:sz w:val="22"/>
+          <w:szCs w:val="22"/>
+        </w:rPr>
+        <w:t>June</w:t>
+      </w:r>
+      <w:proofErr w:type="gramEnd"/>
+      <w:r>
+        <w:rPr>
+          <w:rFonts w:ascii="Garamond" w:hAnsi="Garamond"/>
+          <w:sz w:val="22"/>
+          <w:szCs w:val="22"/>
+        </w:rPr>
+        <w:t xml:space="preserve"> 12</w:t>
       </w:r>
       <w:r>
         <w:rPr>
@@ -6388,7 +5202,25 @@
           <w:sz w:val="22"/>
           <w:szCs w:val="22"/>
         </w:rPr>
-        <w:t xml:space="preserve">-July1st) , but with increased contribution from the </w:t>
+        <w:t>-July1st</w:t>
+      </w:r>
+      <w:proofErr w:type="gramStart"/>
+      <w:r>
+        <w:rPr>
+          <w:rFonts w:ascii="Garamond" w:hAnsi="Garamond"/>
+          <w:sz w:val="22"/>
+          <w:szCs w:val="22"/>
+        </w:rPr>
+        <w:t>) ,</w:t>
+      </w:r>
+      <w:proofErr w:type="gramEnd"/>
+      <w:r>
+        <w:rPr>
+          <w:rFonts w:ascii="Garamond" w:hAnsi="Garamond"/>
+          <w:sz w:val="22"/>
+          <w:szCs w:val="22"/>
+        </w:rPr>
+        <w:t xml:space="preserve"> but with increased contribution from the </w:t>
       </w:r>
       <w:proofErr w:type="spellStart"/>
       <w:r>
@@ -6589,15 +5421,33 @@
           <w:sz w:val="22"/>
           <w:szCs w:val="22"/>
         </w:rPr>
-        <w:t xml:space="preserve"> (median; 6.1%) </w:t>
-      </w:r>
-      <w:r>
-        <w:rPr>
-          <w:rFonts w:ascii="Garamond" w:hAnsi="Garamond"/>
-          <w:sz w:val="22"/>
-          <w:szCs w:val="22"/>
-        </w:rPr>
-        <w:t xml:space="preserve">, </w:t>
+        <w:t xml:space="preserve"> (median; 6.1%</w:t>
+      </w:r>
+      <w:proofErr w:type="gramStart"/>
+      <w:r>
+        <w:rPr>
+          <w:rFonts w:ascii="Garamond" w:hAnsi="Garamond"/>
+          <w:sz w:val="22"/>
+          <w:szCs w:val="22"/>
+        </w:rPr>
+        <w:t xml:space="preserve">) </w:t>
+      </w:r>
+      <w:r>
+        <w:rPr>
+          <w:rFonts w:ascii="Garamond" w:hAnsi="Garamond"/>
+          <w:sz w:val="22"/>
+          <w:szCs w:val="22"/>
+        </w:rPr>
+        <w:t>,</w:t>
+      </w:r>
+      <w:proofErr w:type="gramEnd"/>
+      <w:r>
+        <w:rPr>
+          <w:rFonts w:ascii="Garamond" w:hAnsi="Garamond"/>
+          <w:sz w:val="22"/>
+          <w:szCs w:val="22"/>
+        </w:rPr>
+        <w:t xml:space="preserve"> </w:t>
       </w:r>
       <w:proofErr w:type="spellStart"/>
       <w:r>
@@ -6631,15 +5481,33 @@
           <w:sz w:val="22"/>
           <w:szCs w:val="22"/>
         </w:rPr>
-        <w:t xml:space="preserve"> (median 6.7%) </w:t>
-      </w:r>
-      <w:r>
-        <w:rPr>
-          <w:rFonts w:ascii="Garamond" w:hAnsi="Garamond"/>
-          <w:sz w:val="22"/>
-          <w:szCs w:val="22"/>
-        </w:rPr>
-        <w:t xml:space="preserve"> all reached their peak contribution during this period, consistent with late returns for stocks in the lower portion of the watershed. </w:t>
+        <w:t xml:space="preserve"> (median 6.7</w:t>
+      </w:r>
+      <w:proofErr w:type="gramStart"/>
+      <w:r>
+        <w:rPr>
+          <w:rFonts w:ascii="Garamond" w:hAnsi="Garamond"/>
+          <w:sz w:val="22"/>
+          <w:szCs w:val="22"/>
+        </w:rPr>
+        <w:t xml:space="preserve">%) </w:t>
+      </w:r>
+      <w:r>
+        <w:rPr>
+          <w:rFonts w:ascii="Garamond" w:hAnsi="Garamond"/>
+          <w:sz w:val="22"/>
+          <w:szCs w:val="22"/>
+        </w:rPr>
+        <w:t xml:space="preserve"> all</w:t>
+      </w:r>
+      <w:proofErr w:type="gramEnd"/>
+      <w:r>
+        <w:rPr>
+          <w:rFonts w:ascii="Garamond" w:hAnsi="Garamond"/>
+          <w:sz w:val="22"/>
+          <w:szCs w:val="22"/>
+        </w:rPr>
+        <w:t xml:space="preserve"> reached their peak contribution during this period, consistent with late returns for stocks in the lower portion of the watershed. </w:t>
       </w:r>
     </w:p>
     <w:p>
@@ -6659,6 +5527,7 @@
           <w:sz w:val="22"/>
           <w:szCs w:val="22"/>
         </w:rPr>
+        <w:lastRenderedPageBreak/>
         <w:t xml:space="preserve">Cumulative distribution plots </w:t>
       </w:r>
       <w:r>
@@ -6724,7 +5593,27 @@
           <w:szCs w:val="22"/>
           <w:highlight w:val="yellow"/>
         </w:rPr>
-        <w:t>The results display a clear pattern of earliest returning stocks (closer to red) arriving earlier in the season, with 50% of the run for stocks such as the East Fork Kuskokwim and Big River arriving within X days of the start of the run.</w:t>
+        <w:t xml:space="preserve">The results display a clear pattern of </w:t>
+      </w:r>
+      <w:proofErr w:type="gramStart"/>
+      <w:r>
+        <w:rPr>
+          <w:rFonts w:ascii="Garamond" w:hAnsi="Garamond"/>
+          <w:sz w:val="22"/>
+          <w:szCs w:val="22"/>
+          <w:highlight w:val="yellow"/>
+        </w:rPr>
+        <w:t>earliest</w:t>
+      </w:r>
+      <w:proofErr w:type="gramEnd"/>
+      <w:r>
+        <w:rPr>
+          <w:rFonts w:ascii="Garamond" w:hAnsi="Garamond"/>
+          <w:sz w:val="22"/>
+          <w:szCs w:val="22"/>
+          <w:highlight w:val="yellow"/>
+        </w:rPr>
+        <w:t xml:space="preserve"> returning stocks (closer to red) arriving earlier in the season, with 50% of the run for stocks such as the East Fork Kuskokwim and Big River arriving within X days of the start of the run.</w:t>
       </w:r>
       <w:r>
         <w:rPr>
@@ -6758,16 +5647,7 @@
           <w:sz w:val="22"/>
           <w:szCs w:val="22"/>
         </w:rPr>
-        <w:t xml:space="preserve">Some variability in this pattern does exist. In 2020, for example, a few of the middle Kuskokwim stocks </w:t>
-      </w:r>
-      <w:r>
-        <w:rPr>
-          <w:rFonts w:ascii="Garamond" w:hAnsi="Garamond"/>
-          <w:sz w:val="22"/>
-          <w:szCs w:val="22"/>
-        </w:rPr>
-        <w:lastRenderedPageBreak/>
-        <w:t xml:space="preserve">(yellow or orange) appear to arrive after that of the lowest Kuskokwim stocks. However, the general downstream trajectory of returning stocks remains consistent across our dataset independent of the relative </w:t>
+        <w:t xml:space="preserve">Some variability in this pattern does exist. In 2020, for example, a few of the middle Kuskokwim stocks (yellow or orange) appear to arrive after that of the lowest Kuskokwim stocks. However, the general downstream trajectory of returning stocks remains consistent across our dataset independent of the relative </w:t>
       </w:r>
       <w:r>
         <w:rPr>
@@ -6898,7 +5778,43 @@
           <w:sz w:val="22"/>
           <w:szCs w:val="22"/>
         </w:rPr>
-        <w:t>A pattern of early returning upper Kuskokwim stocks clearly affords higher protection to these stocks from a front end closure ending on June 12</w:t>
+        <w:t xml:space="preserve">A pattern of early returning upper Kuskokwim stocks clearly affords higher protection </w:t>
+      </w:r>
+      <w:proofErr w:type="gramStart"/>
+      <w:r>
+        <w:rPr>
+          <w:rFonts w:ascii="Garamond" w:hAnsi="Garamond"/>
+          <w:sz w:val="22"/>
+          <w:szCs w:val="22"/>
+        </w:rPr>
+        <w:t>to</w:t>
+      </w:r>
+      <w:proofErr w:type="gramEnd"/>
+      <w:r>
+        <w:rPr>
+          <w:rFonts w:ascii="Garamond" w:hAnsi="Garamond"/>
+          <w:sz w:val="22"/>
+          <w:szCs w:val="22"/>
+        </w:rPr>
+        <w:t xml:space="preserve"> these stocks from a </w:t>
+      </w:r>
+      <w:proofErr w:type="gramStart"/>
+      <w:r>
+        <w:rPr>
+          <w:rFonts w:ascii="Garamond" w:hAnsi="Garamond"/>
+          <w:sz w:val="22"/>
+          <w:szCs w:val="22"/>
+        </w:rPr>
+        <w:t>front end</w:t>
+      </w:r>
+      <w:proofErr w:type="gramEnd"/>
+      <w:r>
+        <w:rPr>
+          <w:rFonts w:ascii="Garamond" w:hAnsi="Garamond"/>
+          <w:sz w:val="22"/>
+          <w:szCs w:val="22"/>
+        </w:rPr>
+        <w:t xml:space="preserve"> closure ending on June 12</w:t>
       </w:r>
       <w:r>
         <w:rPr>
@@ -6993,7 +5909,25 @@
           <w:sz w:val="22"/>
           <w:szCs w:val="22"/>
         </w:rPr>
-        <w:t xml:space="preserve"> River stocks, however, contain outliers of 22.1% and 18.4%, indicating that a front end closure may afford these stocks substantial protection in some years. </w:t>
+        <w:t xml:space="preserve"> River stocks, however, contain outliers of 22.1% and 18.4%, indicating that a </w:t>
+      </w:r>
+      <w:proofErr w:type="gramStart"/>
+      <w:r>
+        <w:rPr>
+          <w:rFonts w:ascii="Garamond" w:hAnsi="Garamond"/>
+          <w:sz w:val="22"/>
+          <w:szCs w:val="22"/>
+        </w:rPr>
+        <w:t>front end</w:t>
+      </w:r>
+      <w:proofErr w:type="gramEnd"/>
+      <w:r>
+        <w:rPr>
+          <w:rFonts w:ascii="Garamond" w:hAnsi="Garamond"/>
+          <w:sz w:val="22"/>
+          <w:szCs w:val="22"/>
+        </w:rPr>
+        <w:t xml:space="preserve"> closure may afford these stocks substantial protection in some years. </w:t>
       </w:r>
     </w:p>
     <w:p>
@@ -7040,6 +5974,7 @@
           <w:szCs w:val="32"/>
           <w:u w:val="single"/>
         </w:rPr>
+        <w:lastRenderedPageBreak/>
         <w:t>Discussion</w:t>
       </w:r>
     </w:p>
@@ -7078,7 +6013,7 @@
         </w:rPr>
         <w:t xml:space="preserve">over several years and </w:t>
       </w:r>
-      <w:commentRangeStart w:id="20"/>
+      <w:commentRangeStart w:id="17"/>
       <w:r>
         <w:rPr>
           <w:rFonts w:ascii="Garamond" w:hAnsi="Garamond"/>
@@ -7087,7 +6022,7 @@
         </w:rPr>
         <w:t xml:space="preserve">at a finer spatial scale </w:t>
       </w:r>
-      <w:commentRangeEnd w:id="20"/>
+      <w:commentRangeEnd w:id="17"/>
       <w:r>
         <w:rPr>
           <w:rStyle w:val="CommentReference"/>
@@ -7095,7 +6030,7 @@
           <w:kern w:val="2"/>
           <w14:ligatures w14:val="standardContextual"/>
         </w:rPr>
-        <w:commentReference w:id="20"/>
+        <w:commentReference w:id="17"/>
       </w:r>
       <w:r>
         <w:rPr>
@@ -7207,7 +6142,6 @@
           <w:sz w:val="22"/>
           <w:szCs w:val="22"/>
         </w:rPr>
-        <w:lastRenderedPageBreak/>
         <w:t xml:space="preserve">Absent targeted management, upper Kuskokwim stocks remain among the most vulnerable to overharvest due to the timing of their returns. Importantly, because downstream dynamics reflect the aggregate behavior of upstream metapopulations, the health of these upper-basin stocks plays a disproportionate role in supporting stability and opportunity for downstream fisheries. In addition, these stocks are critical subsistence resources for upst